--- a/Essays/DF_Review_Article.docx
+++ b/Essays/DF_Review_Article.docx
@@ -1027,9 +1027,6 @@
     </w:p>
     <w:p>
       <w:r>
-        <w:rPr>
-          <w:noProof/>
-        </w:rPr>
         <w:drawing>
           <wp:inline distT="0" distB="0" distL="0" distR="0" wp14:anchorId="582ED023" wp14:editId="1CF5522C">
             <wp:extent cx="5731510" cy="1751965"/>
@@ -1963,25 +1960,7 @@
           <w:sz w:val="24"/>
           <w:szCs w:val="24"/>
         </w:rPr>
-        <w:t>C</w:t>
-      </w:r>
-      <w:r>
-        <w:rPr>
-          <w:rFonts w:asciiTheme="minorHAnsi" w:eastAsiaTheme="minorHAnsi" w:hAnsiTheme="minorHAnsi" w:cstheme="minorBidi"/>
-          <w:color w:val="auto"/>
-          <w:sz w:val="24"/>
-          <w:szCs w:val="24"/>
-        </w:rPr>
-        <w:t>apability is not simply material</w:t>
-      </w:r>
-      <w:r>
-        <w:rPr>
-          <w:rFonts w:asciiTheme="minorHAnsi" w:eastAsiaTheme="minorHAnsi" w:hAnsiTheme="minorHAnsi" w:cstheme="minorBidi"/>
-          <w:color w:val="auto"/>
-          <w:sz w:val="24"/>
-          <w:szCs w:val="24"/>
-        </w:rPr>
-        <w:t xml:space="preserve"> equipment; it is a force built to use it. The nine-soldier light infantry section fails that test under persistent surveillance: too few bodies to absorb losses, too little organic means to see, strike and protect itself. Adding drones to it changes nothing structural. Worse, it loads sensing onto a commander who cannot both fight the unit and run its systems – and a section that borrows its reconnaissance from above goes blind the moment that link breaks. The replacement is a section rebuilt as a micro combined-arms team – fourteen soldiers as the survival minimum, fifteen where the FPV drone becomes the organising weapon much as the machine gun once did. It carries its own reconnaissance, counter-drone defence and assault-pioneer engineering, with sensing held as a dedicated task rather than the commander's spare attention. Dispersion makes lance-corporal command a survivability requirement, not an administrative grade. None of this is asserted into being. It is fielded only once experimented with and trained for – and judged credible only when an adversary's staff, weighing the cost, conclude the operation may not be worth its price.</w:t>
+        <w:t>Credibility is not equipment; it is a force built to use it. The nine-soldier light infantry section fails that test under persistent surveillance: too few bodies to absorb losses, too little organic means to see, strike and protect itself. Adding drones to it changes nothing structural. Worse, it loads sensing onto a commander who cannot both fight the unit and run its systems – and a section that borrows its reconnaissance from above goes blind the moment that link breaks. The replacement is a section rebuilt as a micro combined-arms team – fourteen soldiers as the survival minimum, fifteen where the FPV drone becomes the organising weapon much as the machine gun once did. It carries its own reconnaissance, counter-drone defence and assault-pioneer engineering, with sensing held as a dedicated task rather than the commander's spare attention. Dispersion makes lance-corporal command a survivability requirement, not an administrative grade. None of this is asserted into being. It is fielded only once experimented with and trained for – and judged credible only when an adversary's staff, weighing the cost, conclude the operation may not be worth its price.</w:t>
       </w:r>
     </w:p>
     <w:p>
@@ -2627,7 +2606,28 @@
         <w:footnoteRef/>
       </w:r>
       <w:r>
-        <w:t xml:space="preserve"> United States Congress (2025). Congressional record: Proceedings and debates of the 119th Congress, first session. US Government Publishing Office. [online]. Available at: https://www.congress.gov/119/crec/2025/03/04/171/41/CREC-2025-03-04.pdf (accessed 1 April 2026).</w:t>
+        <w:t xml:space="preserve"> </w:t>
+      </w:r>
+      <w:r>
+        <w:t>United States Congress (2025). Congressional record: Proceedings and debates of the</w:t>
+      </w:r>
+      <w:r>
+        <w:t xml:space="preserve"> </w:t>
+      </w:r>
+      <w:r>
+        <w:t>119th Congress, first session. US Government Publishing Office. [online]. Available</w:t>
+      </w:r>
+      <w:r>
+        <w:t xml:space="preserve"> </w:t>
+      </w:r>
+      <w:r>
+        <w:t xml:space="preserve">at: </w:t>
+      </w:r>
+      <w:r>
+        <w:t>h</w:t>
+      </w:r>
+      <w:r>
+        <w:t>ttps://www.congress.gov/119/crec/2025/03/04/171/41/CREC-2025-03-04.pdf (accessed 1 April 2026).</w:t>
       </w:r>
     </w:p>
   </w:footnote>
@@ -4218,7 +4218,6 @@
   <w:style w:type="character" w:default="1" w:styleId="DefaultParagraphFont">
     <w:name w:val="Default Paragraph Font"/>
     <w:uiPriority w:val="1"/>
-    <w:semiHidden/>
     <w:unhideWhenUsed/>
   </w:style>
   <w:style w:type="table" w:default="1" w:styleId="TableNormal">

--- a/Essays/DF_Review_Article.docx
+++ b/Essays/DF_Review_Article.docx
@@ -30,27 +30,7 @@
           <w:sz w:val="24"/>
           <w:szCs w:val="24"/>
         </w:rPr>
-        <w:t xml:space="preserve">Pervasive uncrewed systems have altered the cost structure of small-state deterrence. Low-cost </w:t>
-      </w:r>
-      <w:proofErr w:type="spellStart"/>
-      <w:r>
-        <w:rPr>
-          <w:rFonts w:asciiTheme="minorHAnsi" w:eastAsiaTheme="minorHAnsi" w:hAnsiTheme="minorHAnsi" w:cstheme="minorBidi"/>
-          <w:color w:val="auto"/>
-          <w:sz w:val="24"/>
-          <w:szCs w:val="24"/>
-        </w:rPr>
-        <w:t>UxS</w:t>
-      </w:r>
-      <w:proofErr w:type="spellEnd"/>
-      <w:r>
-        <w:rPr>
-          <w:rFonts w:asciiTheme="minorHAnsi" w:eastAsiaTheme="minorHAnsi" w:hAnsiTheme="minorHAnsi" w:cstheme="minorBidi"/>
-          <w:color w:val="auto"/>
-          <w:sz w:val="24"/>
-          <w:szCs w:val="24"/>
-        </w:rPr>
-        <w:t xml:space="preserve"> lower the cost of reconnaissance, precision strike and sustainment, shifting relative combat power toward a resource-constrained defender and creating asymmetric cost-imposition opportunities far cheaper than traditional platforms; the Javelin-to-FPV cost ratio runs between 1:54 and 1:144 by range. For Ireland</w:t>
+        <w:t>Pervasive uncrewed systems have altered the cost structure of small-state deterrence. Low-cost UxS lower the cost of reconnaissance, precision strike and sustainment, shifting relative combat power toward a resource-constrained defender and creating asymmetric cost-imposition opportunities far cheaper than traditional platforms; the Javelin-to-FPV cost ratio runs between 1:54 and 1:144 by range. For Ireland</w:t>
       </w:r>
       <w:r>
         <w:rPr>
@@ -124,19 +104,8 @@
           <w:sz w:val="24"/>
           <w:szCs w:val="24"/>
         </w:rPr>
-        <w:t xml:space="preserve">the political ownership Ireland's policy void </w:t>
-      </w:r>
-      <w:proofErr w:type="gramStart"/>
-      <w:r>
-        <w:rPr>
-          <w:rFonts w:asciiTheme="minorHAnsi" w:eastAsiaTheme="minorHAnsi" w:hAnsiTheme="minorHAnsi" w:cstheme="minorBidi"/>
-          <w:color w:val="auto"/>
-          <w:sz w:val="24"/>
-          <w:szCs w:val="24"/>
-        </w:rPr>
-        <w:t>withholds</w:t>
-      </w:r>
-      <w:proofErr w:type="gramEnd"/>
+        <w:t>the political ownership Ireland's policy void withholds</w:t>
+      </w:r>
       <w:r>
         <w:rPr>
           <w:rFonts w:asciiTheme="minorHAnsi" w:eastAsiaTheme="minorHAnsi" w:hAnsiTheme="minorHAnsi" w:cstheme="minorBidi"/>
@@ -235,21 +204,7 @@
         <w:rPr>
           <w:highlight w:val="yellow"/>
         </w:rPr>
-        <w:t xml:space="preserve">OB: the abstract is only draft… let’s see where your stuff brings us. It would be best if it jumps from </w:t>
-      </w:r>
-      <w:proofErr w:type="gramStart"/>
-      <w:r>
-        <w:rPr>
-          <w:highlight w:val="yellow"/>
-        </w:rPr>
-        <w:t>mine..</w:t>
-      </w:r>
-      <w:proofErr w:type="gramEnd"/>
-      <w:r>
-        <w:rPr>
-          <w:highlight w:val="yellow"/>
-        </w:rPr>
-        <w:t xml:space="preserve"> I’ve had AI do a draft based on my ideas. YOU ARE FREE TO GO WHERE YOU WANT!</w:t>
+        <w:t>OB: the abstract is only draft… let’s see where your stuff brings us. It would be best if it jumps from mine.. I’ve had AI do a draft based on my ideas. YOU ARE FREE TO GO WHERE YOU WANT!</w:t>
       </w:r>
     </w:p>
     <w:p>
@@ -322,15 +277,7 @@
         </w:numPr>
       </w:pPr>
       <w:r>
-        <w:t xml:space="preserve">How do low-cost </w:t>
-      </w:r>
-      <w:proofErr w:type="spellStart"/>
-      <w:r>
-        <w:t>UxS</w:t>
-      </w:r>
-      <w:proofErr w:type="spellEnd"/>
-      <w:r>
-        <w:t xml:space="preserve"> shift RCP toward the resource-constrained defender? </w:t>
+        <w:t xml:space="preserve">How do low-cost UxS shift RCP toward the resource-constrained defender? </w:t>
       </w:r>
       <w:r>
         <w:rPr>
@@ -355,23 +302,7 @@
         <w:t xml:space="preserve"> – </w:t>
       </w:r>
       <w:r>
-        <w:t xml:space="preserve">and does the </w:t>
-      </w:r>
-      <w:proofErr w:type="spellStart"/>
-      <w:r>
-        <w:t>Javelin:FPV</w:t>
-      </w:r>
-      <w:proofErr w:type="spellEnd"/>
-      <w:r>
-        <w:t xml:space="preserve"> ratio </w:t>
-      </w:r>
-      <w:proofErr w:type="gramStart"/>
-      <w:r>
-        <w:t>actually hold</w:t>
-      </w:r>
-      <w:proofErr w:type="gramEnd"/>
-      <w:r>
-        <w:t xml:space="preserve"> at 1:54–1:144? </w:t>
+        <w:t xml:space="preserve">and does the Javelin:FPV ratio actually hold at 1:54–1:144? </w:t>
       </w:r>
       <w:r>
         <w:rPr>
@@ -524,15 +455,7 @@
         <w:t xml:space="preserve"> and</w:t>
       </w:r>
       <w:r>
-        <w:t xml:space="preserve"> what would ownership </w:t>
-      </w:r>
-      <w:proofErr w:type="gramStart"/>
-      <w:r>
-        <w:t>actually be</w:t>
-      </w:r>
-      <w:proofErr w:type="gramEnd"/>
-      <w:r>
-        <w:t xml:space="preserve">? </w:t>
+        <w:t xml:space="preserve"> what would ownership actually be? </w:t>
       </w:r>
       <w:r>
         <w:rPr>
@@ -586,15 +509,7 @@
         </w:numPr>
       </w:pPr>
       <w:r>
-        <w:t xml:space="preserve">What </w:t>
-      </w:r>
-      <w:proofErr w:type="gramStart"/>
-      <w:r>
-        <w:t>are</w:t>
-      </w:r>
-      <w:proofErr w:type="gramEnd"/>
-      <w:r>
-        <w:t xml:space="preserve"> the force-design recommendations</w:t>
+        <w:t>What are the force-design recommendations</w:t>
       </w:r>
       <w:r>
         <w:t xml:space="preserve"> – </w:t>
@@ -782,27 +697,7 @@
           <w:sz w:val="24"/>
           <w:szCs w:val="24"/>
         </w:rPr>
-        <w:t xml:space="preserve"> sustaining the force. A defender who can see, range and attrit an attacker using systems costing hundreds rather than millions no longer </w:t>
-      </w:r>
-      <w:proofErr w:type="gramStart"/>
-      <w:r>
-        <w:rPr>
-          <w:rFonts w:asciiTheme="minorHAnsi" w:eastAsiaTheme="minorHAnsi" w:hAnsiTheme="minorHAnsi" w:cstheme="minorBidi"/>
-          <w:color w:val="auto"/>
-          <w:sz w:val="24"/>
-          <w:szCs w:val="24"/>
-        </w:rPr>
-        <w:t>has to</w:t>
-      </w:r>
-      <w:proofErr w:type="gramEnd"/>
-      <w:r>
-        <w:rPr>
-          <w:rFonts w:asciiTheme="minorHAnsi" w:eastAsiaTheme="minorHAnsi" w:hAnsiTheme="minorHAnsi" w:cstheme="minorBidi"/>
-          <w:color w:val="auto"/>
-          <w:sz w:val="24"/>
-          <w:szCs w:val="24"/>
-        </w:rPr>
-        <w:t xml:space="preserve"> match that attacker platform-for-</w:t>
+        <w:t xml:space="preserve"> sustaining the force. A defender who can see, range and attrit an attacker using systems costing hundreds rather than millions no longer has to match that attacker platform-for-</w:t>
       </w:r>
       <w:r>
         <w:rPr>
@@ -885,19 +780,8 @@
           <w:sz w:val="24"/>
           <w:szCs w:val="24"/>
         </w:rPr>
-        <w:t xml:space="preserve"> a like-for-like price </w:t>
-      </w:r>
-      <w:proofErr w:type="gramStart"/>
-      <w:r>
-        <w:rPr>
-          <w:rFonts w:asciiTheme="minorHAnsi" w:eastAsiaTheme="minorHAnsi" w:hAnsiTheme="minorHAnsi" w:cstheme="minorBidi"/>
-          <w:color w:val="auto"/>
-          <w:sz w:val="24"/>
-          <w:szCs w:val="24"/>
-        </w:rPr>
-        <w:t>comparison</w:t>
-      </w:r>
-      <w:proofErr w:type="gramEnd"/>
+        <w:t xml:space="preserve"> a like-for-like price comparison</w:t>
+      </w:r>
       <w:r>
         <w:rPr>
           <w:rFonts w:asciiTheme="minorHAnsi" w:eastAsiaTheme="minorHAnsi" w:hAnsiTheme="minorHAnsi" w:cstheme="minorBidi"/>
@@ -1027,6 +911,9 @@
     </w:p>
     <w:p>
       <w:r>
+        <w:rPr>
+          <w:noProof/>
+        </w:rPr>
         <w:drawing>
           <wp:inline distT="0" distB="0" distL="0" distR="0" wp14:anchorId="582ED023" wp14:editId="1CF5522C">
             <wp:extent cx="5731510" cy="1751965"/>
@@ -1174,27 +1061,7 @@
           <w:sz w:val="24"/>
           <w:szCs w:val="24"/>
         </w:rPr>
-        <w:t xml:space="preserve"> </w:t>
-      </w:r>
-      <w:proofErr w:type="gramStart"/>
-      <w:r>
-        <w:rPr>
-          <w:rFonts w:asciiTheme="minorHAnsi" w:eastAsiaTheme="minorHAnsi" w:hAnsiTheme="minorHAnsi" w:cstheme="minorBidi"/>
-          <w:color w:val="auto"/>
-          <w:sz w:val="24"/>
-          <w:szCs w:val="24"/>
-        </w:rPr>
-        <w:t>needs</w:t>
-      </w:r>
-      <w:proofErr w:type="gramEnd"/>
-      <w:r>
-        <w:rPr>
-          <w:rFonts w:asciiTheme="minorHAnsi" w:eastAsiaTheme="minorHAnsi" w:hAnsiTheme="minorHAnsi" w:cstheme="minorBidi"/>
-          <w:color w:val="auto"/>
-          <w:sz w:val="24"/>
-          <w:szCs w:val="24"/>
-        </w:rPr>
-        <w:t xml:space="preserve"> only to impose enough delay, attrition and uncertainty that the operation's price climbs past what the aggressor will pay</w:t>
+        <w:t xml:space="preserve"> needs only to impose enough delay, attrition and uncertainty that the operation's price climbs past what the aggressor will pay</w:t>
       </w:r>
       <w:r>
         <w:rPr>
@@ -1304,27 +1171,7 @@
           <w:sz w:val="24"/>
           <w:szCs w:val="24"/>
         </w:rPr>
-        <w:t xml:space="preserve">built into a force </w:t>
-      </w:r>
-      <w:proofErr w:type="gramStart"/>
-      <w:r>
-        <w:rPr>
-          <w:rFonts w:asciiTheme="minorHAnsi" w:eastAsiaTheme="minorHAnsi" w:hAnsiTheme="minorHAnsi" w:cstheme="minorBidi"/>
-          <w:color w:val="auto"/>
-          <w:sz w:val="24"/>
-          <w:szCs w:val="24"/>
-        </w:rPr>
-        <w:t>actually organised</w:t>
-      </w:r>
-      <w:proofErr w:type="gramEnd"/>
-      <w:r>
-        <w:rPr>
-          <w:rFonts w:asciiTheme="minorHAnsi" w:eastAsiaTheme="minorHAnsi" w:hAnsiTheme="minorHAnsi" w:cstheme="minorBidi"/>
-          <w:color w:val="auto"/>
-          <w:sz w:val="24"/>
-          <w:szCs w:val="24"/>
-        </w:rPr>
-        <w:t>, trained and structured to use it, not bolted onto legacy units. It must be institutionally sustained</w:t>
+        <w:t>built into a force actually organised, trained and structured to use it, not bolted onto legacy units. It must be institutionally sustained</w:t>
       </w:r>
       <w:r>
         <w:rPr>
@@ -1838,27 +1685,7 @@
           <w:sz w:val="24"/>
           <w:szCs w:val="24"/>
         </w:rPr>
-        <w:t xml:space="preserve">conflict. Failure to internalise the implications of </w:t>
-      </w:r>
-      <w:proofErr w:type="spellStart"/>
-      <w:r>
-        <w:rPr>
-          <w:rFonts w:asciiTheme="minorHAnsi" w:eastAsiaTheme="minorHAnsi" w:hAnsiTheme="minorHAnsi" w:cstheme="minorBidi"/>
-          <w:color w:val="auto"/>
-          <w:sz w:val="24"/>
-          <w:szCs w:val="24"/>
-        </w:rPr>
-        <w:t>UxS</w:t>
-      </w:r>
-      <w:proofErr w:type="spellEnd"/>
-      <w:r>
-        <w:rPr>
-          <w:rFonts w:asciiTheme="minorHAnsi" w:eastAsiaTheme="minorHAnsi" w:hAnsiTheme="minorHAnsi" w:cstheme="minorBidi"/>
-          <w:color w:val="auto"/>
-          <w:sz w:val="24"/>
-          <w:szCs w:val="24"/>
-        </w:rPr>
-        <w:t xml:space="preserve"> risks entrenching a force posture</w:t>
+        <w:t>conflict. Failure to internalise the implications of UxS risks entrenching a force posture</w:t>
       </w:r>
       <w:r>
         <w:rPr>
@@ -1960,7 +1787,115 @@
           <w:sz w:val="24"/>
           <w:szCs w:val="24"/>
         </w:rPr>
-        <w:t>Credibility is not equipment; it is a force built to use it. The nine-soldier light infantry section fails that test under persistent surveillance: too few bodies to absorb losses, too little organic means to see, strike and protect itself. Adding drones to it changes nothing structural. Worse, it loads sensing onto a commander who cannot both fight the unit and run its systems – and a section that borrows its reconnaissance from above goes blind the moment that link breaks. The replacement is a section rebuilt as a micro combined-arms team – fourteen soldiers as the survival minimum, fifteen where the FPV drone becomes the organising weapon much as the machine gun once did. It carries its own reconnaissance, counter-drone defence and assault-pioneer engineering, with sensing held as a dedicated task rather than the commander's spare attention. Dispersion makes lance-corporal command a survivability requirement, not an administrative grade. None of this is asserted into being. It is fielded only once experimented with and trained for – and judged credible only when an adversary's staff, weighing the cost, conclude the operation may not be worth its price.</w:t>
+        <w:t xml:space="preserve">While capability is sometimes viewed as equipment, it is best considered as the synthesis which DOTMLPF-I describes – doctrine, organisation, training, materiel, leadership, personnel, facilities and interoperability – and Ireland's nine-soldier light infantry section fails against nearly every line. Its doctrine remains that of a foot-mobile light infantry section, never updated to the reality that the vehicles carrying it seat eight. </w:t>
+      </w:r>
+      <w:r>
+        <w:rPr>
+          <w:rFonts w:asciiTheme="minorHAnsi" w:eastAsiaTheme="minorHAnsi" w:hAnsiTheme="minorHAnsi" w:cstheme="minorBidi"/>
+          <w:color w:val="auto"/>
+          <w:sz w:val="24"/>
+          <w:szCs w:val="24"/>
+        </w:rPr>
+        <w:t xml:space="preserve">Its organisation </w:t>
+      </w:r>
+      <w:r>
+        <w:rPr>
+          <w:rFonts w:asciiTheme="minorHAnsi" w:eastAsiaTheme="minorHAnsi" w:hAnsiTheme="minorHAnsi" w:cstheme="minorBidi"/>
+          <w:color w:val="auto"/>
+          <w:sz w:val="24"/>
+          <w:szCs w:val="24"/>
+        </w:rPr>
+        <w:t>may</w:t>
+      </w:r>
+      <w:r>
+        <w:rPr>
+          <w:rFonts w:asciiTheme="minorHAnsi" w:eastAsiaTheme="minorHAnsi" w:hAnsiTheme="minorHAnsi" w:cstheme="minorBidi"/>
+          <w:color w:val="auto"/>
+          <w:sz w:val="24"/>
+          <w:szCs w:val="24"/>
+        </w:rPr>
+        <w:t xml:space="preserve"> now be</w:t>
+      </w:r>
+      <w:r>
+        <w:rPr>
+          <w:rFonts w:asciiTheme="minorHAnsi" w:eastAsiaTheme="minorHAnsi" w:hAnsiTheme="minorHAnsi" w:cstheme="minorBidi"/>
+          <w:color w:val="auto"/>
+          <w:sz w:val="24"/>
+          <w:szCs w:val="24"/>
+        </w:rPr>
+        <w:t xml:space="preserve"> </w:t>
+      </w:r>
+      <w:r>
+        <w:rPr>
+          <w:rFonts w:asciiTheme="minorHAnsi" w:eastAsiaTheme="minorHAnsi" w:hAnsiTheme="minorHAnsi" w:cstheme="minorBidi"/>
+          <w:color w:val="auto"/>
+          <w:sz w:val="24"/>
+          <w:szCs w:val="24"/>
+        </w:rPr>
+        <w:t>rebuilt around vehicle capacity, on the assumption that one section must fit one carrier. This is a constraint which belongs to mechanised and armoured formations – and binds even them less rigidly than it is applied</w:t>
+      </w:r>
+      <w:r>
+        <w:rPr>
+          <w:rFonts w:asciiTheme="minorHAnsi" w:eastAsiaTheme="minorHAnsi" w:hAnsiTheme="minorHAnsi" w:cstheme="minorBidi"/>
+          <w:color w:val="auto"/>
+          <w:sz w:val="24"/>
+          <w:szCs w:val="24"/>
+        </w:rPr>
+        <w:t>. I</w:t>
+      </w:r>
+      <w:r>
+        <w:rPr>
+          <w:rFonts w:asciiTheme="minorHAnsi" w:eastAsiaTheme="minorHAnsi" w:hAnsiTheme="minorHAnsi" w:cstheme="minorBidi"/>
+          <w:color w:val="auto"/>
+          <w:sz w:val="24"/>
+          <w:szCs w:val="24"/>
+        </w:rPr>
+        <w:t xml:space="preserve">t does not bind light infantry, which moves on foot or </w:t>
+      </w:r>
+      <w:r>
+        <w:rPr>
+          <w:rFonts w:asciiTheme="minorHAnsi" w:eastAsiaTheme="minorHAnsi" w:hAnsiTheme="minorHAnsi" w:cstheme="minorBidi"/>
+          <w:color w:val="auto"/>
+          <w:sz w:val="24"/>
+          <w:szCs w:val="24"/>
+        </w:rPr>
+        <w:t>in soft-skin vehicles – increasingly ATVs such as</w:t>
+      </w:r>
+      <w:r>
+        <w:rPr>
+          <w:rFonts w:asciiTheme="minorHAnsi" w:eastAsiaTheme="minorHAnsi" w:hAnsiTheme="minorHAnsi" w:cstheme="minorBidi"/>
+          <w:color w:val="auto"/>
+          <w:sz w:val="24"/>
+          <w:szCs w:val="24"/>
+        </w:rPr>
+        <w:t xml:space="preserve"> the ULTV</w:t>
+      </w:r>
+      <w:r>
+        <w:rPr>
+          <w:rFonts w:asciiTheme="minorHAnsi" w:eastAsiaTheme="minorHAnsi" w:hAnsiTheme="minorHAnsi" w:cstheme="minorBidi"/>
+          <w:color w:val="auto"/>
+          <w:sz w:val="24"/>
+          <w:szCs w:val="24"/>
+        </w:rPr>
+        <w:t>.</w:t>
+      </w:r>
+      <w:r>
+        <w:rPr>
+          <w:rFonts w:asciiTheme="minorHAnsi" w:eastAsiaTheme="minorHAnsi" w:hAnsiTheme="minorHAnsi" w:cstheme="minorBidi"/>
+          <w:color w:val="auto"/>
+          <w:sz w:val="24"/>
+          <w:szCs w:val="24"/>
+        </w:rPr>
+        <w:t xml:space="preserve"> </w:t>
+      </w:r>
+      <w:r>
+        <w:rPr>
+          <w:rFonts w:asciiTheme="minorHAnsi" w:eastAsiaTheme="minorHAnsi" w:hAnsiTheme="minorHAnsi" w:cstheme="minorBidi"/>
+          <w:color w:val="auto"/>
+          <w:sz w:val="24"/>
+          <w:szCs w:val="24"/>
+        </w:rPr>
+        <w:t>Its training still rehearses the conventional drills of the last century and the peace-support tasks of the decades since, while neglecting cognitive burden, dispersion and the exposure of a dispersed section that can be found and struck on a checkpoint or a convoy as readily as in battle, without the higher-echelon cover it is built to assume. Its materiel reflects a Cold War mentality. Its leadership structure is not configured for mission command. And it fields too few soldiers to carry the cognitive load, operate the new systems and remain cohesive once dispersed. Adding drones to this section changes none of it.</w:t>
       </w:r>
     </w:p>
     <w:p>
@@ -1980,6 +1915,7 @@
           <w:sz w:val="24"/>
           <w:szCs w:val="24"/>
         </w:rPr>
+        <w:lastRenderedPageBreak/>
         <w:t>The recommendations follow directly and cost little to begin. First, adopt the lance-corporal rank: dispersed sections need a commander in each</w:t>
       </w:r>
       <w:r>
@@ -2090,28 +2026,7 @@
           <w:sz w:val="24"/>
           <w:szCs w:val="24"/>
         </w:rPr>
-        <w:lastRenderedPageBreak/>
-        <w:t xml:space="preserve">One objection runs: change is uncertain, resources unallocated, other programmes mid-stream. Each clause is true. None is a reason to stand still. The quieter version is that force design must fit the platform – an eight-seat carrier sets the section, the section sets the fight. That inverts the logic. The threat sets the survivable section; the carrier is procurement's problem. A vehicle that seats eight when survival demands fourteen is not a cap on the section – it is the wrong vehicle. Nor is experimentation the disruption the objection fears; it is the hedge against it. A trial section commits nothing and costs almost nothing – the iteration a resource-uncertain force should want. The expensive mistake is not testing too early. It is fielding a structure the evidence already calls </w:t>
-      </w:r>
-      <w:proofErr w:type="gramStart"/>
-      <w:r>
-        <w:rPr>
-          <w:rFonts w:asciiTheme="minorHAnsi" w:eastAsiaTheme="minorHAnsi" w:hAnsiTheme="minorHAnsi" w:cstheme="minorBidi"/>
-          <w:color w:val="auto"/>
-          <w:sz w:val="24"/>
-          <w:szCs w:val="24"/>
-        </w:rPr>
-        <w:t>obsolete, and</w:t>
-      </w:r>
-      <w:proofErr w:type="gramEnd"/>
-      <w:r>
-        <w:rPr>
-          <w:rFonts w:asciiTheme="minorHAnsi" w:eastAsiaTheme="minorHAnsi" w:hAnsiTheme="minorHAnsi" w:cstheme="minorBidi"/>
-          <w:color w:val="auto"/>
-          <w:sz w:val="24"/>
-          <w:szCs w:val="24"/>
-        </w:rPr>
-        <w:t xml:space="preserve"> discovering it under fire.</w:t>
+        <w:t>One objection runs: change is uncertain, resources unallocated, other programmes mid-stream. Each clause is true. None is a reason to stand still. The quieter version is that force design must fit the platform – an eight-seat carrier sets the section, the section sets the fight. That inverts the logic. The threat sets the survivable section; the carrier is procurement's problem. A vehicle that seats eight when survival demands fourteen is not a cap on the section – it is the wrong vehicle. Nor is experimentation the disruption the objection fears; it is the hedge against it. A trial section commits nothing and costs almost nothing – the iteration a resource-uncertain force should want. The expensive mistake is not testing too early. It is fielding a structure the evidence already calls obsolete, and discovering it under fire.</w:t>
       </w:r>
     </w:p>
     <w:p>
@@ -2231,15 +2146,8 @@
         </w:numPr>
       </w:pPr>
       <w:r>
-        <w:t xml:space="preserve">why cheap </w:t>
-      </w:r>
-      <w:proofErr w:type="spellStart"/>
-      <w:r>
-        <w:t>UxS</w:t>
-      </w:r>
-      <w:proofErr w:type="spellEnd"/>
-      <w:r>
-        <w:t xml:space="preserve"> don't remove the need for political prioritisation</w:t>
+        <w:lastRenderedPageBreak/>
+        <w:t>why cheap UxS don't remove the need for political prioritisation</w:t>
       </w:r>
     </w:p>
     <w:p>
@@ -2254,24 +2162,7 @@
           <w:i/>
           <w:iCs/>
         </w:rPr>
-        <w:lastRenderedPageBreak/>
-        <w:t xml:space="preserve">Line to </w:t>
-      </w:r>
-      <w:proofErr w:type="gramStart"/>
-      <w:r>
-        <w:rPr>
-          <w:i/>
-          <w:iCs/>
-        </w:rPr>
-        <w:t>prove:</w:t>
-      </w:r>
-      <w:proofErr w:type="gramEnd"/>
-      <w:r>
-        <w:rPr>
-          <w:i/>
-          <w:iCs/>
-        </w:rPr>
-        <w:t xml:space="preserve"> drone denial is cheap against conventional mass, but still needs ownership because it reallocates doctrine, training, establishments, procurement and public explanation around territorial defence.</w:t>
+        <w:t>Line to prove: drone denial is cheap against conventional mass, but still needs ownership because it reallocates doctrine, training, establishments, procurement and public explanation around territorial defence.</w:t>
       </w:r>
     </w:p>
     <w:p>
@@ -2450,23 +2341,7 @@
           <w:i/>
           <w:iCs/>
         </w:rPr>
-        <w:t xml:space="preserve">Line to </w:t>
-      </w:r>
-      <w:proofErr w:type="gramStart"/>
-      <w:r>
-        <w:rPr>
-          <w:i/>
-          <w:iCs/>
-        </w:rPr>
-        <w:t>prove:</w:t>
-      </w:r>
-      <w:proofErr w:type="gramEnd"/>
-      <w:r>
-        <w:rPr>
-          <w:i/>
-          <w:iCs/>
-        </w:rPr>
-        <w:t xml:space="preserve"> cheap systems create the opportunity; institutions create the deterrent.</w:t>
+        <w:t>Line to prove: cheap systems create the opportunity; institutions create the deterrent.</w:t>
       </w:r>
     </w:p>
     <w:p/>
@@ -2606,28 +2481,7 @@
         <w:footnoteRef/>
       </w:r>
       <w:r>
-        <w:t xml:space="preserve"> </w:t>
-      </w:r>
-      <w:r>
-        <w:t>United States Congress (2025). Congressional record: Proceedings and debates of the</w:t>
-      </w:r>
-      <w:r>
-        <w:t xml:space="preserve"> </w:t>
-      </w:r>
-      <w:r>
-        <w:t>119th Congress, first session. US Government Publishing Office. [online]. Available</w:t>
-      </w:r>
-      <w:r>
-        <w:t xml:space="preserve"> </w:t>
-      </w:r>
-      <w:r>
-        <w:t xml:space="preserve">at: </w:t>
-      </w:r>
-      <w:r>
-        <w:t>h</w:t>
-      </w:r>
-      <w:r>
-        <w:t>ttps://www.congress.gov/119/crec/2025/03/04/171/41/CREC-2025-03-04.pdf (accessed 1 April 2026).</w:t>
+        <w:t xml:space="preserve"> United States Congress (2025). Congressional record: Proceedings and debates of the 119th Congress, first session. US Government Publishing Office. [online]. Available at: https://www.congress.gov/119/crec/2025/03/04/171/41/CREC-2025-03-04.pdf (accessed 1 April 2026).</w:t>
       </w:r>
     </w:p>
   </w:footnote>
@@ -2643,31 +2497,7 @@
         <w:footnoteRef/>
       </w:r>
       <w:r>
-        <w:t xml:space="preserve"> </w:t>
-      </w:r>
-      <w:proofErr w:type="spellStart"/>
-      <w:r>
-        <w:t>Statsministeriet</w:t>
-      </w:r>
-      <w:proofErr w:type="spellEnd"/>
-      <w:r>
-        <w:t xml:space="preserve"> (2026). </w:t>
-      </w:r>
-      <w:proofErr w:type="spellStart"/>
-      <w:r>
-        <w:t>Fællesudtalelse</w:t>
-      </w:r>
-      <w:proofErr w:type="spellEnd"/>
-      <w:r>
-        <w:t xml:space="preserve"> om </w:t>
-      </w:r>
-      <w:proofErr w:type="spellStart"/>
-      <w:r>
-        <w:t>Grønland</w:t>
-      </w:r>
-      <w:proofErr w:type="spellEnd"/>
-      <w:r>
-        <w:t xml:space="preserve"> [online]. Available at: https://s</w:t>
+        <w:t xml:space="preserve"> Statsministeriet (2026). Fællesudtalelse om Grønland [online]. Available at: https://s</w:t>
       </w:r>
     </w:p>
     <w:p>

--- a/Essays/DF_Review_Article.docx
+++ b/Essays/DF_Review_Article.docx
@@ -30,7 +30,27 @@
           <w:sz w:val="24"/>
           <w:szCs w:val="24"/>
         </w:rPr>
-        <w:t>Pervasive uncrewed systems have altered the cost structure of small-state deterrence. Low-cost UxS lower the cost of reconnaissance, precision strike and sustainment, shifting relative combat power toward a resource-constrained defender and creating asymmetric cost-imposition opportunities far cheaper than traditional platforms; the Javelin-to-FPV cost ratio runs between 1:54 and 1:144 by range. For Ireland</w:t>
+        <w:t xml:space="preserve">Pervasive uncrewed systems have altered the cost structure of small-state deterrence. Low-cost </w:t>
+      </w:r>
+      <w:proofErr w:type="spellStart"/>
+      <w:r>
+        <w:rPr>
+          <w:rFonts w:asciiTheme="minorHAnsi" w:eastAsiaTheme="minorHAnsi" w:hAnsiTheme="minorHAnsi" w:cstheme="minorBidi"/>
+          <w:color w:val="auto"/>
+          <w:sz w:val="24"/>
+          <w:szCs w:val="24"/>
+        </w:rPr>
+        <w:t>UxS</w:t>
+      </w:r>
+      <w:proofErr w:type="spellEnd"/>
+      <w:r>
+        <w:rPr>
+          <w:rFonts w:asciiTheme="minorHAnsi" w:eastAsiaTheme="minorHAnsi" w:hAnsiTheme="minorHAnsi" w:cstheme="minorBidi"/>
+          <w:color w:val="auto"/>
+          <w:sz w:val="24"/>
+          <w:szCs w:val="24"/>
+        </w:rPr>
+        <w:t xml:space="preserve"> lower the cost of reconnaissance, precision strike and sustainment, shifting relative combat power toward a resource-constrained defender and creating asymmetric cost-imposition opportunities far cheaper than traditional platforms; the Javelin-to-FPV cost ratio runs between 1:54 and 1:144 by range. For Ireland</w:t>
       </w:r>
       <w:r>
         <w:rPr>
@@ -104,8 +124,19 @@
           <w:sz w:val="24"/>
           <w:szCs w:val="24"/>
         </w:rPr>
-        <w:t>the political ownership Ireland's policy void withholds</w:t>
-      </w:r>
+        <w:t xml:space="preserve">the political ownership Ireland's policy void </w:t>
+      </w:r>
+      <w:proofErr w:type="gramStart"/>
+      <w:r>
+        <w:rPr>
+          <w:rFonts w:asciiTheme="minorHAnsi" w:eastAsiaTheme="minorHAnsi" w:hAnsiTheme="minorHAnsi" w:cstheme="minorBidi"/>
+          <w:color w:val="auto"/>
+          <w:sz w:val="24"/>
+          <w:szCs w:val="24"/>
+        </w:rPr>
+        <w:t>withholds</w:t>
+      </w:r>
+      <w:proofErr w:type="gramEnd"/>
       <w:r>
         <w:rPr>
           <w:rFonts w:asciiTheme="minorHAnsi" w:eastAsiaTheme="minorHAnsi" w:hAnsiTheme="minorHAnsi" w:cstheme="minorBidi"/>
@@ -204,7 +235,21 @@
         <w:rPr>
           <w:highlight w:val="yellow"/>
         </w:rPr>
-        <w:t>OB: the abstract is only draft… let’s see where your stuff brings us. It would be best if it jumps from mine.. I’ve had AI do a draft based on my ideas. YOU ARE FREE TO GO WHERE YOU WANT!</w:t>
+        <w:t xml:space="preserve">OB: the abstract is only draft… let’s see where your stuff brings us. It would be best if it jumps from </w:t>
+      </w:r>
+      <w:proofErr w:type="gramStart"/>
+      <w:r>
+        <w:rPr>
+          <w:highlight w:val="yellow"/>
+        </w:rPr>
+        <w:t>mine..</w:t>
+      </w:r>
+      <w:proofErr w:type="gramEnd"/>
+      <w:r>
+        <w:rPr>
+          <w:highlight w:val="yellow"/>
+        </w:rPr>
+        <w:t xml:space="preserve"> I’ve had AI do a draft based on my ideas. YOU ARE FREE TO GO WHERE YOU WANT!</w:t>
       </w:r>
     </w:p>
     <w:p>
@@ -277,7 +322,15 @@
         </w:numPr>
       </w:pPr>
       <w:r>
-        <w:t xml:space="preserve">How do low-cost UxS shift RCP toward the resource-constrained defender? </w:t>
+        <w:t xml:space="preserve">How do low-cost </w:t>
+      </w:r>
+      <w:proofErr w:type="spellStart"/>
+      <w:r>
+        <w:t>UxS</w:t>
+      </w:r>
+      <w:proofErr w:type="spellEnd"/>
+      <w:r>
+        <w:t xml:space="preserve"> shift RCP toward the resource-constrained defender? </w:t>
       </w:r>
       <w:r>
         <w:rPr>
@@ -302,7 +355,23 @@
         <w:t xml:space="preserve"> – </w:t>
       </w:r>
       <w:r>
-        <w:t xml:space="preserve">and does the Javelin:FPV ratio actually hold at 1:54–1:144? </w:t>
+        <w:t xml:space="preserve">and does the </w:t>
+      </w:r>
+      <w:proofErr w:type="spellStart"/>
+      <w:r>
+        <w:t>Javelin:FPV</w:t>
+      </w:r>
+      <w:proofErr w:type="spellEnd"/>
+      <w:r>
+        <w:t xml:space="preserve"> ratio </w:t>
+      </w:r>
+      <w:proofErr w:type="gramStart"/>
+      <w:r>
+        <w:t>actually hold</w:t>
+      </w:r>
+      <w:proofErr w:type="gramEnd"/>
+      <w:r>
+        <w:t xml:space="preserve"> at 1:54–1:144? </w:t>
       </w:r>
       <w:r>
         <w:rPr>
@@ -455,7 +524,15 @@
         <w:t xml:space="preserve"> and</w:t>
       </w:r>
       <w:r>
-        <w:t xml:space="preserve"> what would ownership actually be? </w:t>
+        <w:t xml:space="preserve"> what would ownership </w:t>
+      </w:r>
+      <w:proofErr w:type="gramStart"/>
+      <w:r>
+        <w:t>actually be</w:t>
+      </w:r>
+      <w:proofErr w:type="gramEnd"/>
+      <w:r>
+        <w:t xml:space="preserve">? </w:t>
       </w:r>
       <w:r>
         <w:rPr>
@@ -509,7 +586,15 @@
         </w:numPr>
       </w:pPr>
       <w:r>
-        <w:t>What are the force-design recommendations</w:t>
+        <w:t xml:space="preserve">What </w:t>
+      </w:r>
+      <w:proofErr w:type="gramStart"/>
+      <w:r>
+        <w:t>are</w:t>
+      </w:r>
+      <w:proofErr w:type="gramEnd"/>
+      <w:r>
+        <w:t xml:space="preserve"> the force-design recommendations</w:t>
       </w:r>
       <w:r>
         <w:t xml:space="preserve"> – </w:t>
@@ -697,7 +782,27 @@
           <w:sz w:val="24"/>
           <w:szCs w:val="24"/>
         </w:rPr>
-        <w:t xml:space="preserve"> sustaining the force. A defender who can see, range and attrit an attacker using systems costing hundreds rather than millions no longer has to match that attacker platform-for-</w:t>
+        <w:t xml:space="preserve"> sustaining the force. A defender who can see, range and attrit an attacker using systems costing hundreds rather than millions no longer </w:t>
+      </w:r>
+      <w:proofErr w:type="gramStart"/>
+      <w:r>
+        <w:rPr>
+          <w:rFonts w:asciiTheme="minorHAnsi" w:eastAsiaTheme="minorHAnsi" w:hAnsiTheme="minorHAnsi" w:cstheme="minorBidi"/>
+          <w:color w:val="auto"/>
+          <w:sz w:val="24"/>
+          <w:szCs w:val="24"/>
+        </w:rPr>
+        <w:t>has to</w:t>
+      </w:r>
+      <w:proofErr w:type="gramEnd"/>
+      <w:r>
+        <w:rPr>
+          <w:rFonts w:asciiTheme="minorHAnsi" w:eastAsiaTheme="minorHAnsi" w:hAnsiTheme="minorHAnsi" w:cstheme="minorBidi"/>
+          <w:color w:val="auto"/>
+          <w:sz w:val="24"/>
+          <w:szCs w:val="24"/>
+        </w:rPr>
+        <w:t xml:space="preserve"> match that attacker platform-for-</w:t>
       </w:r>
       <w:r>
         <w:rPr>
@@ -780,8 +885,19 @@
           <w:sz w:val="24"/>
           <w:szCs w:val="24"/>
         </w:rPr>
-        <w:t xml:space="preserve"> a like-for-like price comparison</w:t>
-      </w:r>
+        <w:t xml:space="preserve"> a like-for-like price </w:t>
+      </w:r>
+      <w:proofErr w:type="gramStart"/>
+      <w:r>
+        <w:rPr>
+          <w:rFonts w:asciiTheme="minorHAnsi" w:eastAsiaTheme="minorHAnsi" w:hAnsiTheme="minorHAnsi" w:cstheme="minorBidi"/>
+          <w:color w:val="auto"/>
+          <w:sz w:val="24"/>
+          <w:szCs w:val="24"/>
+        </w:rPr>
+        <w:t>comparison</w:t>
+      </w:r>
+      <w:proofErr w:type="gramEnd"/>
       <w:r>
         <w:rPr>
           <w:rFonts w:asciiTheme="minorHAnsi" w:eastAsiaTheme="minorHAnsi" w:hAnsiTheme="minorHAnsi" w:cstheme="minorBidi"/>
@@ -1061,7 +1177,27 @@
           <w:sz w:val="24"/>
           <w:szCs w:val="24"/>
         </w:rPr>
-        <w:t xml:space="preserve"> needs only to impose enough delay, attrition and uncertainty that the operation's price climbs past what the aggressor will pay</w:t>
+        <w:t xml:space="preserve"> </w:t>
+      </w:r>
+      <w:proofErr w:type="gramStart"/>
+      <w:r>
+        <w:rPr>
+          <w:rFonts w:asciiTheme="minorHAnsi" w:eastAsiaTheme="minorHAnsi" w:hAnsiTheme="minorHAnsi" w:cstheme="minorBidi"/>
+          <w:color w:val="auto"/>
+          <w:sz w:val="24"/>
+          <w:szCs w:val="24"/>
+        </w:rPr>
+        <w:t>needs</w:t>
+      </w:r>
+      <w:proofErr w:type="gramEnd"/>
+      <w:r>
+        <w:rPr>
+          <w:rFonts w:asciiTheme="minorHAnsi" w:eastAsiaTheme="minorHAnsi" w:hAnsiTheme="minorHAnsi" w:cstheme="minorBidi"/>
+          <w:color w:val="auto"/>
+          <w:sz w:val="24"/>
+          <w:szCs w:val="24"/>
+        </w:rPr>
+        <w:t xml:space="preserve"> only to impose enough delay, attrition and uncertainty that the operation's price climbs past what the aggressor will pay</w:t>
       </w:r>
       <w:r>
         <w:rPr>
@@ -1171,7 +1307,27 @@
           <w:sz w:val="24"/>
           <w:szCs w:val="24"/>
         </w:rPr>
-        <w:t>built into a force actually organised, trained and structured to use it, not bolted onto legacy units. It must be institutionally sustained</w:t>
+        <w:t xml:space="preserve">built into a force </w:t>
+      </w:r>
+      <w:proofErr w:type="gramStart"/>
+      <w:r>
+        <w:rPr>
+          <w:rFonts w:asciiTheme="minorHAnsi" w:eastAsiaTheme="minorHAnsi" w:hAnsiTheme="minorHAnsi" w:cstheme="minorBidi"/>
+          <w:color w:val="auto"/>
+          <w:sz w:val="24"/>
+          <w:szCs w:val="24"/>
+        </w:rPr>
+        <w:t>actually organised</w:t>
+      </w:r>
+      <w:proofErr w:type="gramEnd"/>
+      <w:r>
+        <w:rPr>
+          <w:rFonts w:asciiTheme="minorHAnsi" w:eastAsiaTheme="minorHAnsi" w:hAnsiTheme="minorHAnsi" w:cstheme="minorBidi"/>
+          <w:color w:val="auto"/>
+          <w:sz w:val="24"/>
+          <w:szCs w:val="24"/>
+        </w:rPr>
+        <w:t>, trained and structured to use it, not bolted onto legacy units. It must be institutionally sustained</w:t>
       </w:r>
       <w:r>
         <w:rPr>
@@ -1213,6 +1369,12 @@
     <w:p>
       <w:pPr>
         <w:pStyle w:val="Heading2"/>
+        <w:rPr>
+          <w:rFonts w:asciiTheme="minorHAnsi" w:eastAsiaTheme="minorHAnsi" w:hAnsiTheme="minorHAnsi" w:cstheme="minorBidi"/>
+          <w:color w:val="auto"/>
+          <w:sz w:val="24"/>
+          <w:szCs w:val="24"/>
+        </w:rPr>
       </w:pPr>
       <w:r>
         <w:rPr>
@@ -1685,7 +1847,27 @@
           <w:sz w:val="24"/>
           <w:szCs w:val="24"/>
         </w:rPr>
-        <w:t>conflict. Failure to internalise the implications of UxS risks entrenching a force posture</w:t>
+        <w:t xml:space="preserve">conflict. Failure to internalise the implications of </w:t>
+      </w:r>
+      <w:proofErr w:type="spellStart"/>
+      <w:r>
+        <w:rPr>
+          <w:rFonts w:asciiTheme="minorHAnsi" w:eastAsiaTheme="minorHAnsi" w:hAnsiTheme="minorHAnsi" w:cstheme="minorBidi"/>
+          <w:color w:val="auto"/>
+          <w:sz w:val="24"/>
+          <w:szCs w:val="24"/>
+        </w:rPr>
+        <w:t>UxS</w:t>
+      </w:r>
+      <w:proofErr w:type="spellEnd"/>
+      <w:r>
+        <w:rPr>
+          <w:rFonts w:asciiTheme="minorHAnsi" w:eastAsiaTheme="minorHAnsi" w:hAnsiTheme="minorHAnsi" w:cstheme="minorBidi"/>
+          <w:color w:val="auto"/>
+          <w:sz w:val="24"/>
+          <w:szCs w:val="24"/>
+        </w:rPr>
+        <w:t xml:space="preserve"> risks entrenching a force posture</w:t>
       </w:r>
       <w:r>
         <w:rPr>
@@ -1832,7 +2014,44 @@
           <w:sz w:val="24"/>
           <w:szCs w:val="24"/>
         </w:rPr>
-        <w:t>rebuilt around vehicle capacity, on the assumption that one section must fit one carrier. This is a constraint which belongs to mechanised and armoured formations – and binds even them less rigidly than it is applied</w:t>
+        <w:t>rebuilt around vehicle capacity</w:t>
+      </w:r>
+      <w:r>
+        <w:rPr>
+          <w:rStyle w:val="FootnoteReference"/>
+          <w:rFonts w:asciiTheme="minorHAnsi" w:eastAsiaTheme="minorHAnsi" w:hAnsiTheme="minorHAnsi" w:cstheme="minorBidi"/>
+          <w:color w:val="auto"/>
+          <w:sz w:val="24"/>
+          <w:szCs w:val="24"/>
+        </w:rPr>
+        <w:footnoteReference w:id="5"/>
+      </w:r>
+      <w:r>
+        <w:rPr>
+          <w:rFonts w:asciiTheme="minorHAnsi" w:eastAsiaTheme="minorHAnsi" w:hAnsiTheme="minorHAnsi" w:cstheme="minorBidi"/>
+          <w:color w:val="auto"/>
+          <w:sz w:val="24"/>
+          <w:szCs w:val="24"/>
+        </w:rPr>
+        <w:t xml:space="preserve">, </w:t>
+      </w:r>
+      <w:r>
+        <w:rPr>
+          <w:rFonts w:asciiTheme="minorHAnsi" w:eastAsiaTheme="minorHAnsi" w:hAnsiTheme="minorHAnsi" w:cstheme="minorBidi"/>
+          <w:color w:val="auto"/>
+          <w:sz w:val="24"/>
+          <w:szCs w:val="24"/>
+        </w:rPr>
+        <w:t xml:space="preserve">perhaps </w:t>
+      </w:r>
+      <w:r>
+        <w:rPr>
+          <w:rFonts w:asciiTheme="minorHAnsi" w:eastAsiaTheme="minorHAnsi" w:hAnsiTheme="minorHAnsi" w:cstheme="minorBidi"/>
+          <w:color w:val="auto"/>
+          <w:sz w:val="24"/>
+          <w:szCs w:val="24"/>
+        </w:rPr>
+        <w:t>on the assumption that one section must fit one carrier. This is a constraint which belongs to mechanised and armoured formations – and binds even them less rigidly than it is applied</w:t>
       </w:r>
       <w:r>
         <w:rPr>
@@ -1872,6 +2091,16 @@
       </w:r>
       <w:r>
         <w:rPr>
+          <w:rStyle w:val="FootnoteReference"/>
+          <w:rFonts w:asciiTheme="minorHAnsi" w:eastAsiaTheme="minorHAnsi" w:hAnsiTheme="minorHAnsi" w:cstheme="minorBidi"/>
+          <w:color w:val="auto"/>
+          <w:sz w:val="24"/>
+          <w:szCs w:val="24"/>
+        </w:rPr>
+        <w:footnoteReference w:id="6"/>
+      </w:r>
+      <w:r>
+        <w:rPr>
           <w:rFonts w:asciiTheme="minorHAnsi" w:eastAsiaTheme="minorHAnsi" w:hAnsiTheme="minorHAnsi" w:cstheme="minorBidi"/>
           <w:color w:val="auto"/>
           <w:sz w:val="24"/>
@@ -1899,6 +2128,25 @@
       </w:r>
     </w:p>
     <w:p>
+      <w:r>
+        <w:rPr>
+          <w:highlight w:val="yellow"/>
+        </w:rPr>
+        <w:t xml:space="preserve">OB: I will reference TM 201 as proof that doctrine hasn’t changed. However, I think I want to cite paragraph 0202 “The fundamental role of the infantry man/woman has </w:t>
+      </w:r>
+      <w:r>
+        <w:rPr>
+          <w:highlight w:val="yellow"/>
+        </w:rPr>
+        <w:lastRenderedPageBreak/>
+        <w:t>changed little over recent centuries: their tasks are still to close with and destroy the enemy or force them to surrender, to seize and hold terrain, to dominate and control close country and finally, to carry out close surveillance”. Then we can say that the first task – their most important – cannot be achieved without substantial review of the doctrine, organisation, training, leadership, materiel,</w:t>
+      </w:r>
+      <w:r>
+        <w:t xml:space="preserve"> </w:t>
+      </w:r>
+    </w:p>
+    <w:p/>
+    <w:p>
       <w:pPr>
         <w:pStyle w:val="Heading2"/>
         <w:rPr>
@@ -1915,7 +2163,6 @@
           <w:sz w:val="24"/>
           <w:szCs w:val="24"/>
         </w:rPr>
-        <w:lastRenderedPageBreak/>
         <w:t>The recommendations follow directly and cost little to begin. First, adopt the lance-corporal rank: dispersed sections need a commander in each</w:t>
       </w:r>
       <w:r>
@@ -2026,7 +2273,27 @@
           <w:sz w:val="24"/>
           <w:szCs w:val="24"/>
         </w:rPr>
-        <w:t>One objection runs: change is uncertain, resources unallocated, other programmes mid-stream. Each clause is true. None is a reason to stand still. The quieter version is that force design must fit the platform – an eight-seat carrier sets the section, the section sets the fight. That inverts the logic. The threat sets the survivable section; the carrier is procurement's problem. A vehicle that seats eight when survival demands fourteen is not a cap on the section – it is the wrong vehicle. Nor is experimentation the disruption the objection fears; it is the hedge against it. A trial section commits nothing and costs almost nothing – the iteration a resource-uncertain force should want. The expensive mistake is not testing too early. It is fielding a structure the evidence already calls obsolete, and discovering it under fire.</w:t>
+        <w:t xml:space="preserve">One objection runs: change is uncertain, resources unallocated, other programmes mid-stream. Each clause is true. None is a reason to stand still. The quieter version is that force design must fit the platform – an eight-seat carrier sets the section, the section sets the fight. That inverts the logic. The threat sets the survivable section; the carrier is procurement's problem. A vehicle that seats eight when survival demands fourteen is not a cap on the section – it is the wrong vehicle. Nor is experimentation the disruption the objection fears; it is the hedge against it. A trial section commits nothing and costs almost nothing – the iteration a resource-uncertain force should want. The expensive mistake is not testing too early. It is fielding a structure the evidence already calls </w:t>
+      </w:r>
+      <w:proofErr w:type="gramStart"/>
+      <w:r>
+        <w:rPr>
+          <w:rFonts w:asciiTheme="minorHAnsi" w:eastAsiaTheme="minorHAnsi" w:hAnsiTheme="minorHAnsi" w:cstheme="minorBidi"/>
+          <w:color w:val="auto"/>
+          <w:sz w:val="24"/>
+          <w:szCs w:val="24"/>
+        </w:rPr>
+        <w:t>obsolete, and</w:t>
+      </w:r>
+      <w:proofErr w:type="gramEnd"/>
+      <w:r>
+        <w:rPr>
+          <w:rFonts w:asciiTheme="minorHAnsi" w:eastAsiaTheme="minorHAnsi" w:hAnsiTheme="minorHAnsi" w:cstheme="minorBidi"/>
+          <w:color w:val="auto"/>
+          <w:sz w:val="24"/>
+          <w:szCs w:val="24"/>
+        </w:rPr>
+        <w:t xml:space="preserve"> discovering it under fire.</w:t>
       </w:r>
     </w:p>
     <w:p>
@@ -2062,6 +2329,7 @@
     </w:p>
     <w:p>
       <w:r>
+        <w:lastRenderedPageBreak/>
         <w:t xml:space="preserve">Your half answers one question: </w:t>
       </w:r>
       <w:r>
@@ -2146,8 +2414,15 @@
         </w:numPr>
       </w:pPr>
       <w:r>
-        <w:lastRenderedPageBreak/>
-        <w:t>why cheap UxS don't remove the need for political prioritisation</w:t>
+        <w:t xml:space="preserve">why cheap </w:t>
+      </w:r>
+      <w:proofErr w:type="spellStart"/>
+      <w:r>
+        <w:t>UxS</w:t>
+      </w:r>
+      <w:proofErr w:type="spellEnd"/>
+      <w:r>
+        <w:t xml:space="preserve"> don't remove the need for political prioritisation</w:t>
       </w:r>
     </w:p>
     <w:p>
@@ -2162,7 +2437,23 @@
           <w:i/>
           <w:iCs/>
         </w:rPr>
-        <w:t>Line to prove: drone denial is cheap against conventional mass, but still needs ownership because it reallocates doctrine, training, establishments, procurement and public explanation around territorial defence.</w:t>
+        <w:t xml:space="preserve">Line to </w:t>
+      </w:r>
+      <w:proofErr w:type="gramStart"/>
+      <w:r>
+        <w:rPr>
+          <w:i/>
+          <w:iCs/>
+        </w:rPr>
+        <w:t>prove:</w:t>
+      </w:r>
+      <w:proofErr w:type="gramEnd"/>
+      <w:r>
+        <w:rPr>
+          <w:i/>
+          <w:iCs/>
+        </w:rPr>
+        <w:t xml:space="preserve"> drone denial is cheap against conventional mass, but still needs ownership because it reallocates doctrine, training, establishments, procurement and public explanation around territorial defence.</w:t>
       </w:r>
     </w:p>
     <w:p>
@@ -2312,6 +2603,7 @@
           <w:i/>
           <w:iCs/>
         </w:rPr>
+        <w:lastRenderedPageBreak/>
         <w:t>branch laydown (infantry / ordnance / CIS / engineers / artillery / cross-branch)</w:t>
       </w:r>
       <w:r>
@@ -2341,7 +2633,23 @@
           <w:i/>
           <w:iCs/>
         </w:rPr>
-        <w:t>Line to prove: cheap systems create the opportunity; institutions create the deterrent.</w:t>
+        <w:t xml:space="preserve">Line to </w:t>
+      </w:r>
+      <w:proofErr w:type="gramStart"/>
+      <w:r>
+        <w:rPr>
+          <w:i/>
+          <w:iCs/>
+        </w:rPr>
+        <w:t>prove:</w:t>
+      </w:r>
+      <w:proofErr w:type="gramEnd"/>
+      <w:r>
+        <w:rPr>
+          <w:i/>
+          <w:iCs/>
+        </w:rPr>
+        <w:t xml:space="preserve"> cheap systems create the opportunity; institutions create the deterrent.</w:t>
       </w:r>
     </w:p>
     <w:p/>
@@ -2497,7 +2805,31 @@
         <w:footnoteRef/>
       </w:r>
       <w:r>
-        <w:t xml:space="preserve"> Statsministeriet (2026). Fællesudtalelse om Grønland [online]. Available at: https://s</w:t>
+        <w:t xml:space="preserve"> </w:t>
+      </w:r>
+      <w:proofErr w:type="spellStart"/>
+      <w:r>
+        <w:t>Statsministeriet</w:t>
+      </w:r>
+      <w:proofErr w:type="spellEnd"/>
+      <w:r>
+        <w:t xml:space="preserve"> (2026). </w:t>
+      </w:r>
+      <w:proofErr w:type="spellStart"/>
+      <w:r>
+        <w:t>Fællesudtalelse</w:t>
+      </w:r>
+      <w:proofErr w:type="spellEnd"/>
+      <w:r>
+        <w:t xml:space="preserve"> om </w:t>
+      </w:r>
+      <w:proofErr w:type="spellStart"/>
+      <w:r>
+        <w:t>Grønland</w:t>
+      </w:r>
+      <w:proofErr w:type="spellEnd"/>
+      <w:r>
+        <w:t xml:space="preserve"> [online]. Available at: https://s</w:t>
       </w:r>
     </w:p>
     <w:p>
@@ -2507,6 +2839,111 @@
       <w:r>
         <w:t>tm.dk/media/qo2dyzxy/erklaering-gl.pdf (accessed 1 April 2026).</w:t>
       </w:r>
+    </w:p>
+  </w:footnote>
+  <w:footnote w:id="5">
+    <w:p>
+      <w:pPr>
+        <w:pStyle w:val="FootnoteText"/>
+      </w:pPr>
+      <w:r>
+        <w:rPr>
+          <w:rStyle w:val="FootnoteReference"/>
+        </w:rPr>
+        <w:footnoteRef/>
+      </w:r>
+      <w:r>
+        <w:t xml:space="preserve"> </w:t>
+      </w:r>
+      <w:r>
+        <w:t xml:space="preserve">O'Connor, N. </w:t>
+      </w:r>
+      <w:r>
+        <w:rPr>
+          <w:i/>
+          <w:iCs/>
+        </w:rPr>
+        <w:t>Ireland Could Be About to Sign €600m Armoured Vehicles Deal, French Arms Firm Says</w:t>
+      </w:r>
+      <w:r>
+        <w:t xml:space="preserve">. </w:t>
+      </w:r>
+      <w:r>
+        <w:rPr>
+          <w:i/>
+          <w:iCs/>
+        </w:rPr>
+        <w:t>The Journal</w:t>
+      </w:r>
+      <w:r>
+        <w:t xml:space="preserve">, 2025. Available at: </w:t>
+      </w:r>
+      <w:hyperlink r:id="rId1" w:tgtFrame="_new" w:history="1">
+        <w:r>
+          <w:rPr>
+            <w:rStyle w:val="Hyperlink"/>
+          </w:rPr>
+          <w:t>https://www.thejournal.ie/new-apc-vehicles-maybe-coming-from-france-6623112-Feb2025/</w:t>
+        </w:r>
+      </w:hyperlink>
+      <w:r>
+        <w:t xml:space="preserve"> (accessed 24 February 2026).</w:t>
+      </w:r>
+    </w:p>
+  </w:footnote>
+  <w:footnote w:id="6">
+    <w:p>
+      <w:pPr>
+        <w:pStyle w:val="FootnoteText"/>
+      </w:pPr>
+      <w:r>
+        <w:rPr>
+          <w:rStyle w:val="FootnoteReference"/>
+        </w:rPr>
+        <w:footnoteRef/>
+      </w:r>
+      <w:r>
+        <w:t xml:space="preserve"> </w:t>
+      </w:r>
+      <w:r>
+        <w:t xml:space="preserve">Lopez, C. </w:t>
+      </w:r>
+      <w:r>
+        <w:rPr>
+          <w:i/>
+          <w:iCs/>
+        </w:rPr>
+        <w:t>The Ultra-Light Tactical Vehicle: How Working with Industry and the FMF Can Result in a Swiss Army Knife for Future Lethality</w:t>
+      </w:r>
+      <w:r>
+        <w:t xml:space="preserve">. </w:t>
+      </w:r>
+      <w:r>
+        <w:rPr>
+          <w:i/>
+          <w:iCs/>
+        </w:rPr>
+        <w:t>Marine Corps Gazette</w:t>
+      </w:r>
+      <w:r>
+        <w:t xml:space="preserve">, August 2021. Available at: </w:t>
+      </w:r>
+      <w:hyperlink r:id="rId2" w:history="1">
+        <w:r>
+          <w:rPr>
+            <w:rStyle w:val="Hyperlink"/>
+          </w:rPr>
+          <w:t>https://www.mca-marines.org/wp-content/uploads/23-The-Ultra-Light.pdf</w:t>
+        </w:r>
+      </w:hyperlink>
+      <w:r>
+        <w:t xml:space="preserve"> (accessed 21 June 2026).</w:t>
+      </w:r>
+    </w:p>
+    <w:p>
+      <w:pPr>
+        <w:pStyle w:val="FootnoteText"/>
+      </w:pPr>
     </w:p>
   </w:footnote>
 </w:footnotes>

--- a/Essays/DF_Review_Article.docx
+++ b/Essays/DF_Review_Article.docx
@@ -710,6 +710,799 @@
           <w:sz w:val="24"/>
           <w:szCs w:val="24"/>
         </w:rPr>
+        <w:t>Ireland has no national security strategy and no settled defence policy; the Defence Policy Review</w:t>
+      </w:r>
+      <w:r>
+        <w:rPr>
+          <w:rStyle w:val="FootnoteReference"/>
+          <w:rFonts w:asciiTheme="minorHAnsi" w:eastAsiaTheme="minorHAnsi" w:hAnsiTheme="minorHAnsi" w:cstheme="minorBidi"/>
+          <w:color w:val="auto"/>
+          <w:sz w:val="24"/>
+          <w:szCs w:val="24"/>
+        </w:rPr>
+        <w:footnoteReference w:id="1"/>
+      </w:r>
+      <w:r>
+        <w:rPr>
+          <w:rFonts w:asciiTheme="minorHAnsi" w:eastAsiaTheme="minorHAnsi" w:hAnsiTheme="minorHAnsi" w:cstheme="minorBidi"/>
+          <w:color w:val="auto"/>
+          <w:sz w:val="24"/>
+          <w:szCs w:val="24"/>
+        </w:rPr>
+        <w:t xml:space="preserve"> </w:t>
+      </w:r>
+      <w:r>
+        <w:rPr>
+          <w:rFonts w:asciiTheme="minorHAnsi" w:eastAsiaTheme="minorHAnsi" w:hAnsiTheme="minorHAnsi" w:cstheme="minorBidi"/>
+          <w:color w:val="auto"/>
+          <w:sz w:val="24"/>
+          <w:szCs w:val="24"/>
+        </w:rPr>
+        <w:t xml:space="preserve">updates the White </w:t>
+      </w:r>
+      <w:r>
+        <w:rPr>
+          <w:rFonts w:asciiTheme="minorHAnsi" w:eastAsiaTheme="minorHAnsi" w:hAnsiTheme="minorHAnsi" w:cstheme="minorBidi"/>
+          <w:color w:val="auto"/>
+          <w:sz w:val="24"/>
+          <w:szCs w:val="24"/>
+        </w:rPr>
+        <w:t>Paper</w:t>
+      </w:r>
+      <w:r>
+        <w:rPr>
+          <w:rStyle w:val="FootnoteReference"/>
+          <w:rFonts w:asciiTheme="minorHAnsi" w:eastAsiaTheme="minorHAnsi" w:hAnsiTheme="minorHAnsi" w:cstheme="minorBidi"/>
+          <w:color w:val="auto"/>
+          <w:sz w:val="24"/>
+          <w:szCs w:val="24"/>
+        </w:rPr>
+        <w:footnoteReference w:id="2"/>
+      </w:r>
+      <w:r>
+        <w:rPr>
+          <w:rFonts w:asciiTheme="minorHAnsi" w:eastAsiaTheme="minorHAnsi" w:hAnsiTheme="minorHAnsi" w:cstheme="minorBidi"/>
+          <w:color w:val="auto"/>
+          <w:sz w:val="24"/>
+          <w:szCs w:val="24"/>
+        </w:rPr>
+        <w:t>, constituting</w:t>
+      </w:r>
+      <w:r>
+        <w:rPr>
+          <w:rFonts w:asciiTheme="minorHAnsi" w:eastAsiaTheme="minorHAnsi" w:hAnsiTheme="minorHAnsi" w:cstheme="minorBidi"/>
+          <w:color w:val="auto"/>
+          <w:sz w:val="24"/>
+          <w:szCs w:val="24"/>
+        </w:rPr>
+        <w:t xml:space="preserve"> a de facto substitute</w:t>
+      </w:r>
+      <w:r>
+        <w:rPr>
+          <w:rFonts w:asciiTheme="minorHAnsi" w:eastAsiaTheme="minorHAnsi" w:hAnsiTheme="minorHAnsi" w:cstheme="minorBidi"/>
+          <w:color w:val="auto"/>
+          <w:sz w:val="24"/>
+          <w:szCs w:val="24"/>
+        </w:rPr>
+        <w:t xml:space="preserve">. </w:t>
+      </w:r>
+      <w:r>
+        <w:rPr>
+          <w:rFonts w:asciiTheme="minorHAnsi" w:eastAsiaTheme="minorHAnsi" w:hAnsiTheme="minorHAnsi" w:cstheme="minorBidi"/>
+          <w:color w:val="auto"/>
+          <w:sz w:val="24"/>
+          <w:szCs w:val="24"/>
+        </w:rPr>
+        <w:t>The military is tasked</w:t>
+      </w:r>
+      <w:r>
+        <w:rPr>
+          <w:rFonts w:asciiTheme="minorHAnsi" w:eastAsiaTheme="minorHAnsi" w:hAnsiTheme="minorHAnsi" w:cstheme="minorBidi"/>
+          <w:color w:val="auto"/>
+          <w:sz w:val="24"/>
+          <w:szCs w:val="24"/>
+        </w:rPr>
+        <w:t xml:space="preserve"> “</w:t>
+      </w:r>
+      <w:r>
+        <w:rPr>
+          <w:rFonts w:asciiTheme="minorHAnsi" w:eastAsiaTheme="minorHAnsi" w:hAnsiTheme="minorHAnsi" w:cstheme="minorBidi"/>
+          <w:color w:val="auto"/>
+          <w:sz w:val="24"/>
+          <w:szCs w:val="24"/>
+        </w:rPr>
+        <w:t>To provide for the military Defence of the</w:t>
+      </w:r>
+      <w:r>
+        <w:rPr>
+          <w:rFonts w:asciiTheme="minorHAnsi" w:eastAsiaTheme="minorHAnsi" w:hAnsiTheme="minorHAnsi" w:cstheme="minorBidi"/>
+          <w:color w:val="auto"/>
+          <w:sz w:val="24"/>
+          <w:szCs w:val="24"/>
+        </w:rPr>
+        <w:t xml:space="preserve"> </w:t>
+      </w:r>
+      <w:r>
+        <w:rPr>
+          <w:rFonts w:asciiTheme="minorHAnsi" w:eastAsiaTheme="minorHAnsi" w:hAnsiTheme="minorHAnsi" w:cstheme="minorBidi"/>
+          <w:color w:val="auto"/>
+          <w:sz w:val="24"/>
+          <w:szCs w:val="24"/>
+        </w:rPr>
+        <w:t>State from armed aggression</w:t>
+      </w:r>
+      <w:r>
+        <w:rPr>
+          <w:rFonts w:asciiTheme="minorHAnsi" w:eastAsiaTheme="minorHAnsi" w:hAnsiTheme="minorHAnsi" w:cstheme="minorBidi"/>
+          <w:color w:val="auto"/>
+          <w:sz w:val="24"/>
+          <w:szCs w:val="24"/>
+        </w:rPr>
+        <w:t>”.</w:t>
+      </w:r>
+      <w:r>
+        <w:rPr>
+          <w:rFonts w:asciiTheme="minorHAnsi" w:eastAsiaTheme="minorHAnsi" w:hAnsiTheme="minorHAnsi" w:cstheme="minorBidi"/>
+          <w:color w:val="auto"/>
+          <w:sz w:val="24"/>
+          <w:szCs w:val="24"/>
+        </w:rPr>
+        <w:t xml:space="preserve"> </w:t>
+      </w:r>
+      <w:r>
+        <w:rPr>
+          <w:rFonts w:asciiTheme="minorHAnsi" w:eastAsiaTheme="minorHAnsi" w:hAnsiTheme="minorHAnsi" w:cstheme="minorBidi"/>
+          <w:color w:val="auto"/>
+          <w:sz w:val="24"/>
+          <w:szCs w:val="24"/>
+        </w:rPr>
+        <w:t>While m</w:t>
+      </w:r>
+      <w:r>
+        <w:rPr>
+          <w:rFonts w:asciiTheme="minorHAnsi" w:eastAsiaTheme="minorHAnsi" w:hAnsiTheme="minorHAnsi" w:cstheme="minorBidi"/>
+          <w:color w:val="auto"/>
+          <w:sz w:val="24"/>
+          <w:szCs w:val="24"/>
+        </w:rPr>
+        <w:t xml:space="preserve">ilitary </w:t>
+      </w:r>
+      <w:r>
+        <w:rPr>
+          <w:rFonts w:asciiTheme="minorHAnsi" w:eastAsiaTheme="minorHAnsi" w:hAnsiTheme="minorHAnsi" w:cstheme="minorBidi"/>
+          <w:color w:val="auto"/>
+          <w:sz w:val="24"/>
+          <w:szCs w:val="24"/>
+        </w:rPr>
+        <w:t>strategy and operations</w:t>
+      </w:r>
+      <w:r>
+        <w:rPr>
+          <w:rFonts w:asciiTheme="minorHAnsi" w:eastAsiaTheme="minorHAnsi" w:hAnsiTheme="minorHAnsi" w:cstheme="minorBidi"/>
+          <w:color w:val="auto"/>
+          <w:sz w:val="24"/>
+          <w:szCs w:val="24"/>
+        </w:rPr>
+        <w:t xml:space="preserve"> can organise effort</w:t>
+      </w:r>
+      <w:r>
+        <w:rPr>
+          <w:rFonts w:asciiTheme="minorHAnsi" w:eastAsiaTheme="minorHAnsi" w:hAnsiTheme="minorHAnsi" w:cstheme="minorBidi"/>
+          <w:color w:val="auto"/>
+          <w:sz w:val="24"/>
+          <w:szCs w:val="24"/>
+        </w:rPr>
+        <w:t>, they</w:t>
+      </w:r>
+      <w:r>
+        <w:rPr>
+          <w:rFonts w:asciiTheme="minorHAnsi" w:eastAsiaTheme="minorHAnsi" w:hAnsiTheme="minorHAnsi" w:cstheme="minorBidi"/>
+          <w:color w:val="auto"/>
+          <w:sz w:val="24"/>
+          <w:szCs w:val="24"/>
+        </w:rPr>
+        <w:t xml:space="preserve"> </w:t>
+      </w:r>
+      <w:r>
+        <w:rPr>
+          <w:rFonts w:asciiTheme="minorHAnsi" w:eastAsiaTheme="minorHAnsi" w:hAnsiTheme="minorHAnsi" w:cstheme="minorBidi"/>
+          <w:color w:val="auto"/>
+          <w:sz w:val="24"/>
+          <w:szCs w:val="24"/>
+        </w:rPr>
+        <w:t>require</w:t>
+      </w:r>
+      <w:r>
+        <w:rPr>
+          <w:rFonts w:asciiTheme="minorHAnsi" w:eastAsiaTheme="minorHAnsi" w:hAnsiTheme="minorHAnsi" w:cstheme="minorBidi"/>
+          <w:color w:val="auto"/>
+          <w:sz w:val="24"/>
+          <w:szCs w:val="24"/>
+        </w:rPr>
+        <w:t xml:space="preserve"> </w:t>
+      </w:r>
+      <w:r>
+        <w:rPr>
+          <w:rFonts w:asciiTheme="minorHAnsi" w:eastAsiaTheme="minorHAnsi" w:hAnsiTheme="minorHAnsi" w:cstheme="minorBidi"/>
+          <w:color w:val="auto"/>
+          <w:sz w:val="24"/>
+          <w:szCs w:val="24"/>
+        </w:rPr>
+        <w:t>policy</w:t>
+      </w:r>
+      <w:r>
+        <w:rPr>
+          <w:rFonts w:asciiTheme="minorHAnsi" w:eastAsiaTheme="minorHAnsi" w:hAnsiTheme="minorHAnsi" w:cstheme="minorBidi"/>
+          <w:color w:val="auto"/>
+          <w:sz w:val="24"/>
+          <w:szCs w:val="24"/>
+        </w:rPr>
+        <w:t xml:space="preserve">. In that vacuum, force design drifts toward continuity. </w:t>
+      </w:r>
+      <w:r>
+        <w:rPr>
+          <w:rFonts w:asciiTheme="minorHAnsi" w:eastAsiaTheme="minorHAnsi" w:hAnsiTheme="minorHAnsi" w:cstheme="minorBidi"/>
+          <w:color w:val="auto"/>
+          <w:sz w:val="24"/>
+          <w:szCs w:val="24"/>
+        </w:rPr>
+        <w:t>T</w:t>
+      </w:r>
+      <w:r>
+        <w:rPr>
+          <w:rFonts w:asciiTheme="minorHAnsi" w:eastAsiaTheme="minorHAnsi" w:hAnsiTheme="minorHAnsi" w:cstheme="minorBidi"/>
+          <w:color w:val="auto"/>
+          <w:sz w:val="24"/>
+          <w:szCs w:val="24"/>
+        </w:rPr>
+        <w:t>erritorial defence is no longer implausible – it is politically constrained, under-resourced and increasingly likely.</w:t>
+      </w:r>
+      <w:r>
+        <w:rPr>
+          <w:rFonts w:asciiTheme="minorHAnsi" w:eastAsiaTheme="minorHAnsi" w:hAnsiTheme="minorHAnsi" w:cstheme="minorBidi"/>
+          <w:color w:val="auto"/>
+          <w:sz w:val="24"/>
+          <w:szCs w:val="24"/>
+        </w:rPr>
+        <w:t xml:space="preserve"> Recent</w:t>
+      </w:r>
+      <w:r>
+        <w:rPr>
+          <w:rFonts w:asciiTheme="minorHAnsi" w:eastAsiaTheme="minorHAnsi" w:hAnsiTheme="minorHAnsi" w:cstheme="minorBidi"/>
+          <w:color w:val="auto"/>
+          <w:sz w:val="24"/>
+          <w:szCs w:val="24"/>
+        </w:rPr>
+        <w:t xml:space="preserve"> developments</w:t>
+      </w:r>
+      <w:r>
+        <w:rPr>
+          <w:rFonts w:asciiTheme="minorHAnsi" w:eastAsiaTheme="minorHAnsi" w:hAnsiTheme="minorHAnsi" w:cstheme="minorBidi"/>
+          <w:color w:val="auto"/>
+          <w:sz w:val="24"/>
+          <w:szCs w:val="24"/>
+        </w:rPr>
+        <w:t xml:space="preserve"> </w:t>
+      </w:r>
+      <w:r>
+        <w:rPr>
+          <w:rFonts w:asciiTheme="minorHAnsi" w:eastAsiaTheme="minorHAnsi" w:hAnsiTheme="minorHAnsi" w:cstheme="minorBidi"/>
+          <w:color w:val="auto"/>
+          <w:sz w:val="24"/>
+          <w:szCs w:val="24"/>
+        </w:rPr>
+        <w:t xml:space="preserve">among Western states </w:t>
+      </w:r>
+      <w:r>
+        <w:rPr>
+          <w:rFonts w:asciiTheme="minorHAnsi" w:eastAsiaTheme="minorHAnsi" w:hAnsiTheme="minorHAnsi" w:cstheme="minorBidi"/>
+          <w:color w:val="auto"/>
+          <w:sz w:val="24"/>
+          <w:szCs w:val="24"/>
+        </w:rPr>
+        <w:t>–</w:t>
+      </w:r>
+      <w:r>
+        <w:rPr>
+          <w:rFonts w:asciiTheme="minorHAnsi" w:eastAsiaTheme="minorHAnsi" w:hAnsiTheme="minorHAnsi" w:cstheme="minorBidi"/>
+          <w:color w:val="auto"/>
+          <w:sz w:val="24"/>
+          <w:szCs w:val="24"/>
+        </w:rPr>
+        <w:t xml:space="preserve"> most notably the United States’ assertions regarding</w:t>
+      </w:r>
+      <w:r>
+        <w:rPr>
+          <w:rFonts w:asciiTheme="minorHAnsi" w:eastAsiaTheme="minorHAnsi" w:hAnsiTheme="minorHAnsi" w:cstheme="minorBidi"/>
+          <w:color w:val="auto"/>
+          <w:sz w:val="24"/>
+          <w:szCs w:val="24"/>
+        </w:rPr>
+        <w:t xml:space="preserve"> </w:t>
+      </w:r>
+      <w:r>
+        <w:rPr>
+          <w:rFonts w:asciiTheme="minorHAnsi" w:eastAsiaTheme="minorHAnsi" w:hAnsiTheme="minorHAnsi" w:cstheme="minorBidi"/>
+          <w:color w:val="auto"/>
+          <w:sz w:val="24"/>
+          <w:szCs w:val="24"/>
+        </w:rPr>
+        <w:t>Greenland</w:t>
+      </w:r>
+      <w:r>
+        <w:rPr>
+          <w:rStyle w:val="FootnoteReference"/>
+          <w:rFonts w:asciiTheme="minorHAnsi" w:eastAsiaTheme="minorHAnsi" w:hAnsiTheme="minorHAnsi" w:cstheme="minorBidi"/>
+          <w:color w:val="auto"/>
+          <w:sz w:val="24"/>
+          <w:szCs w:val="24"/>
+        </w:rPr>
+        <w:footnoteReference w:id="3"/>
+      </w:r>
+      <w:r>
+        <w:rPr>
+          <w:rFonts w:asciiTheme="minorHAnsi" w:eastAsiaTheme="minorHAnsi" w:hAnsiTheme="minorHAnsi" w:cstheme="minorBidi"/>
+          <w:color w:val="auto"/>
+          <w:sz w:val="24"/>
+          <w:szCs w:val="24"/>
+        </w:rPr>
+        <w:t xml:space="preserve"> and Denmark’s response</w:t>
+      </w:r>
+      <w:r>
+        <w:rPr>
+          <w:rStyle w:val="FootnoteReference"/>
+          <w:rFonts w:asciiTheme="minorHAnsi" w:eastAsiaTheme="minorHAnsi" w:hAnsiTheme="minorHAnsi" w:cstheme="minorBidi"/>
+          <w:color w:val="auto"/>
+          <w:sz w:val="24"/>
+          <w:szCs w:val="24"/>
+        </w:rPr>
+        <w:footnoteReference w:id="4"/>
+      </w:r>
+      <w:r>
+        <w:rPr>
+          <w:rFonts w:asciiTheme="minorHAnsi" w:eastAsiaTheme="minorHAnsi" w:hAnsiTheme="minorHAnsi" w:cstheme="minorBidi"/>
+          <w:color w:val="auto"/>
+          <w:sz w:val="24"/>
+          <w:szCs w:val="24"/>
+        </w:rPr>
+        <w:t xml:space="preserve"> </w:t>
+      </w:r>
+      <w:r>
+        <w:rPr>
+          <w:rFonts w:asciiTheme="minorHAnsi" w:eastAsiaTheme="minorHAnsi" w:hAnsiTheme="minorHAnsi" w:cstheme="minorBidi"/>
+          <w:color w:val="auto"/>
+          <w:sz w:val="24"/>
+          <w:szCs w:val="24"/>
+        </w:rPr>
+        <w:t xml:space="preserve"> </w:t>
+      </w:r>
+      <w:r>
+        <w:rPr>
+          <w:rFonts w:asciiTheme="minorHAnsi" w:eastAsiaTheme="minorHAnsi" w:hAnsiTheme="minorHAnsi" w:cstheme="minorBidi"/>
+          <w:color w:val="auto"/>
+          <w:sz w:val="24"/>
+          <w:szCs w:val="24"/>
+        </w:rPr>
+        <w:t>–</w:t>
+      </w:r>
+      <w:r>
+        <w:rPr>
+          <w:rFonts w:asciiTheme="minorHAnsi" w:eastAsiaTheme="minorHAnsi" w:hAnsiTheme="minorHAnsi" w:cstheme="minorBidi"/>
+          <w:color w:val="auto"/>
+          <w:sz w:val="24"/>
+          <w:szCs w:val="24"/>
+        </w:rPr>
+        <w:t xml:space="preserve"> </w:t>
+      </w:r>
+      <w:r>
+        <w:rPr>
+          <w:rFonts w:asciiTheme="minorHAnsi" w:eastAsiaTheme="minorHAnsi" w:hAnsiTheme="minorHAnsi" w:cstheme="minorBidi"/>
+          <w:color w:val="auto"/>
+          <w:sz w:val="24"/>
+          <w:szCs w:val="24"/>
+        </w:rPr>
+        <w:t xml:space="preserve">demonstrate that scenarios once considered </w:t>
+      </w:r>
+      <w:r>
+        <w:rPr>
+          <w:rFonts w:asciiTheme="minorHAnsi" w:eastAsiaTheme="minorHAnsi" w:hAnsiTheme="minorHAnsi" w:cstheme="minorBidi"/>
+          <w:color w:val="auto"/>
+          <w:sz w:val="24"/>
+          <w:szCs w:val="24"/>
+        </w:rPr>
+        <w:t>unlikely</w:t>
+      </w:r>
+      <w:r>
+        <w:rPr>
+          <w:rFonts w:asciiTheme="minorHAnsi" w:eastAsiaTheme="minorHAnsi" w:hAnsiTheme="minorHAnsi" w:cstheme="minorBidi"/>
+          <w:color w:val="auto"/>
+          <w:sz w:val="24"/>
+          <w:szCs w:val="24"/>
+        </w:rPr>
+        <w:t xml:space="preserve"> can rapidly</w:t>
+      </w:r>
+      <w:r>
+        <w:rPr>
+          <w:rFonts w:asciiTheme="minorHAnsi" w:eastAsiaTheme="minorHAnsi" w:hAnsiTheme="minorHAnsi" w:cstheme="minorBidi"/>
+          <w:color w:val="auto"/>
+          <w:sz w:val="24"/>
+          <w:szCs w:val="24"/>
+        </w:rPr>
+        <w:t xml:space="preserve"> </w:t>
+      </w:r>
+      <w:r>
+        <w:rPr>
+          <w:rFonts w:asciiTheme="minorHAnsi" w:eastAsiaTheme="minorHAnsi" w:hAnsiTheme="minorHAnsi" w:cstheme="minorBidi"/>
+          <w:color w:val="auto"/>
+          <w:sz w:val="24"/>
+          <w:szCs w:val="24"/>
+        </w:rPr>
+        <w:t xml:space="preserve">acquire </w:t>
+      </w:r>
+      <w:r>
+        <w:rPr>
+          <w:rFonts w:asciiTheme="minorHAnsi" w:eastAsiaTheme="minorHAnsi" w:hAnsiTheme="minorHAnsi" w:cstheme="minorBidi"/>
+          <w:color w:val="auto"/>
+          <w:sz w:val="24"/>
+          <w:szCs w:val="24"/>
+        </w:rPr>
+        <w:t>s</w:t>
+      </w:r>
+      <w:r>
+        <w:rPr>
+          <w:rFonts w:asciiTheme="minorHAnsi" w:eastAsiaTheme="minorHAnsi" w:hAnsiTheme="minorHAnsi" w:cstheme="minorBidi"/>
+          <w:color w:val="auto"/>
+          <w:sz w:val="24"/>
+          <w:szCs w:val="24"/>
+        </w:rPr>
+        <w:t>trategic salience. The perception of threat is an unreliable indicator for future</w:t>
+      </w:r>
+      <w:r>
+        <w:rPr>
+          <w:rFonts w:asciiTheme="minorHAnsi" w:eastAsiaTheme="minorHAnsi" w:hAnsiTheme="minorHAnsi" w:cstheme="minorBidi"/>
+          <w:color w:val="auto"/>
+          <w:sz w:val="24"/>
+          <w:szCs w:val="24"/>
+        </w:rPr>
+        <w:t xml:space="preserve"> </w:t>
+      </w:r>
+      <w:r>
+        <w:rPr>
+          <w:rFonts w:asciiTheme="minorHAnsi" w:eastAsiaTheme="minorHAnsi" w:hAnsiTheme="minorHAnsi" w:cstheme="minorBidi"/>
+          <w:color w:val="auto"/>
+          <w:sz w:val="24"/>
+          <w:szCs w:val="24"/>
+        </w:rPr>
+        <w:t xml:space="preserve">conflict. Failure to internalise the implications of </w:t>
+      </w:r>
+      <w:proofErr w:type="spellStart"/>
+      <w:r>
+        <w:rPr>
+          <w:rFonts w:asciiTheme="minorHAnsi" w:eastAsiaTheme="minorHAnsi" w:hAnsiTheme="minorHAnsi" w:cstheme="minorBidi"/>
+          <w:color w:val="auto"/>
+          <w:sz w:val="24"/>
+          <w:szCs w:val="24"/>
+        </w:rPr>
+        <w:t>UxS</w:t>
+      </w:r>
+      <w:proofErr w:type="spellEnd"/>
+      <w:r>
+        <w:rPr>
+          <w:rFonts w:asciiTheme="minorHAnsi" w:eastAsiaTheme="minorHAnsi" w:hAnsiTheme="minorHAnsi" w:cstheme="minorBidi"/>
+          <w:color w:val="auto"/>
+          <w:sz w:val="24"/>
+          <w:szCs w:val="24"/>
+        </w:rPr>
+        <w:t xml:space="preserve"> risks entrenching a force posture</w:t>
+      </w:r>
+      <w:r>
+        <w:rPr>
+          <w:rFonts w:asciiTheme="minorHAnsi" w:eastAsiaTheme="minorHAnsi" w:hAnsiTheme="minorHAnsi" w:cstheme="minorBidi"/>
+          <w:color w:val="auto"/>
+          <w:sz w:val="24"/>
+          <w:szCs w:val="24"/>
+        </w:rPr>
+        <w:t xml:space="preserve"> </w:t>
+      </w:r>
+      <w:r>
+        <w:rPr>
+          <w:rFonts w:asciiTheme="minorHAnsi" w:eastAsiaTheme="minorHAnsi" w:hAnsiTheme="minorHAnsi" w:cstheme="minorBidi"/>
+          <w:color w:val="auto"/>
+          <w:sz w:val="24"/>
+          <w:szCs w:val="24"/>
+        </w:rPr>
+        <w:t>optimised for conditions which no longer exist</w:t>
+      </w:r>
+      <w:r>
+        <w:rPr>
+          <w:rFonts w:asciiTheme="minorHAnsi" w:eastAsiaTheme="minorHAnsi" w:hAnsiTheme="minorHAnsi" w:cstheme="minorBidi"/>
+          <w:color w:val="auto"/>
+          <w:sz w:val="24"/>
+          <w:szCs w:val="24"/>
+        </w:rPr>
+        <w:t>,</w:t>
+      </w:r>
+      <w:r>
+        <w:rPr>
+          <w:rFonts w:asciiTheme="minorHAnsi" w:eastAsiaTheme="minorHAnsi" w:hAnsiTheme="minorHAnsi" w:cstheme="minorBidi"/>
+          <w:color w:val="auto"/>
+          <w:sz w:val="24"/>
+          <w:szCs w:val="24"/>
+        </w:rPr>
+        <w:t xml:space="preserve"> allowing force design decisions to prioritise</w:t>
+      </w:r>
+      <w:r>
+        <w:rPr>
+          <w:rFonts w:asciiTheme="minorHAnsi" w:eastAsiaTheme="minorHAnsi" w:hAnsiTheme="minorHAnsi" w:cstheme="minorBidi"/>
+          <w:color w:val="auto"/>
+          <w:sz w:val="24"/>
+          <w:szCs w:val="24"/>
+        </w:rPr>
+        <w:t xml:space="preserve"> </w:t>
+      </w:r>
+      <w:r>
+        <w:rPr>
+          <w:rFonts w:asciiTheme="minorHAnsi" w:eastAsiaTheme="minorHAnsi" w:hAnsiTheme="minorHAnsi" w:cstheme="minorBidi"/>
+          <w:color w:val="auto"/>
+          <w:sz w:val="24"/>
+          <w:szCs w:val="24"/>
+        </w:rPr>
+        <w:t>continuity over adaptation and without articulating a theory of victory.</w:t>
+      </w:r>
+      <w:r>
+        <w:rPr>
+          <w:rFonts w:asciiTheme="minorHAnsi" w:eastAsiaTheme="minorHAnsi" w:hAnsiTheme="minorHAnsi" w:cstheme="minorBidi"/>
+          <w:color w:val="auto"/>
+          <w:sz w:val="24"/>
+          <w:szCs w:val="24"/>
+        </w:rPr>
+        <w:t xml:space="preserve"> [</w:t>
+      </w:r>
+      <w:r>
+        <w:rPr>
+          <w:rFonts w:asciiTheme="minorHAnsi" w:eastAsiaTheme="minorHAnsi" w:hAnsiTheme="minorHAnsi" w:cstheme="minorBidi"/>
+          <w:color w:val="auto"/>
+          <w:sz w:val="24"/>
+          <w:szCs w:val="24"/>
+          <w:highlight w:val="yellow"/>
+        </w:rPr>
+        <w:t>OB: please proof the ideas here, they’re still in draft though</w:t>
+      </w:r>
+      <w:r>
+        <w:rPr>
+          <w:rFonts w:asciiTheme="minorHAnsi" w:eastAsiaTheme="minorHAnsi" w:hAnsiTheme="minorHAnsi" w:cstheme="minorBidi"/>
+          <w:color w:val="auto"/>
+          <w:sz w:val="24"/>
+          <w:szCs w:val="24"/>
+        </w:rPr>
+        <w:t>]</w:t>
+      </w:r>
+    </w:p>
+    <w:p>
+      <w:pPr>
+        <w:pStyle w:val="Heading2"/>
+        <w:rPr>
+          <w:rFonts w:asciiTheme="minorHAnsi" w:eastAsiaTheme="minorHAnsi" w:hAnsiTheme="minorHAnsi" w:cstheme="minorBidi"/>
+          <w:color w:val="auto"/>
+          <w:sz w:val="24"/>
+          <w:szCs w:val="24"/>
+        </w:rPr>
+      </w:pPr>
+      <w:r>
+        <w:rPr>
+          <w:rFonts w:asciiTheme="minorHAnsi" w:eastAsiaTheme="minorHAnsi" w:hAnsiTheme="minorHAnsi" w:cstheme="minorBidi"/>
+          <w:color w:val="auto"/>
+          <w:sz w:val="24"/>
+          <w:szCs w:val="24"/>
+        </w:rPr>
+        <w:lastRenderedPageBreak/>
+        <w:t>While capability is sometimes viewed as equipment, it is best considered as the synthesis which DOTMLPF-I describes – doctrine, organisation, training, materiel, leadership, personnel, facilities and interoperability – and Ireland's nine-soldier light infantry section fails against nearly every line. Its doctrine</w:t>
+      </w:r>
+      <w:r>
+        <w:rPr>
+          <w:rStyle w:val="FootnoteReference"/>
+          <w:rFonts w:asciiTheme="minorHAnsi" w:eastAsiaTheme="minorHAnsi" w:hAnsiTheme="minorHAnsi" w:cstheme="minorBidi"/>
+          <w:color w:val="auto"/>
+          <w:sz w:val="24"/>
+          <w:szCs w:val="24"/>
+        </w:rPr>
+        <w:footnoteReference w:id="5"/>
+      </w:r>
+      <w:r>
+        <w:rPr>
+          <w:rFonts w:asciiTheme="minorHAnsi" w:eastAsiaTheme="minorHAnsi" w:hAnsiTheme="minorHAnsi" w:cstheme="minorBidi"/>
+          <w:color w:val="auto"/>
+          <w:sz w:val="24"/>
+          <w:szCs w:val="24"/>
+        </w:rPr>
+        <w:t xml:space="preserve"> remains that of a foot-mobile light infantry section, never updated to the reality that the vehicles carrying it seat eight. </w:t>
+      </w:r>
+      <w:r>
+        <w:rPr>
+          <w:rFonts w:asciiTheme="minorHAnsi" w:eastAsiaTheme="minorHAnsi" w:hAnsiTheme="minorHAnsi" w:cstheme="minorBidi"/>
+          <w:color w:val="auto"/>
+          <w:sz w:val="24"/>
+          <w:szCs w:val="24"/>
+        </w:rPr>
+        <w:t xml:space="preserve">Its organisation </w:t>
+      </w:r>
+      <w:r>
+        <w:rPr>
+          <w:rFonts w:asciiTheme="minorHAnsi" w:eastAsiaTheme="minorHAnsi" w:hAnsiTheme="minorHAnsi" w:cstheme="minorBidi"/>
+          <w:color w:val="auto"/>
+          <w:sz w:val="24"/>
+          <w:szCs w:val="24"/>
+        </w:rPr>
+        <w:t>may</w:t>
+      </w:r>
+      <w:r>
+        <w:rPr>
+          <w:rFonts w:asciiTheme="minorHAnsi" w:eastAsiaTheme="minorHAnsi" w:hAnsiTheme="minorHAnsi" w:cstheme="minorBidi"/>
+          <w:color w:val="auto"/>
+          <w:sz w:val="24"/>
+          <w:szCs w:val="24"/>
+        </w:rPr>
+        <w:t xml:space="preserve"> now be</w:t>
+      </w:r>
+      <w:r>
+        <w:rPr>
+          <w:rFonts w:asciiTheme="minorHAnsi" w:eastAsiaTheme="minorHAnsi" w:hAnsiTheme="minorHAnsi" w:cstheme="minorBidi"/>
+          <w:color w:val="auto"/>
+          <w:sz w:val="24"/>
+          <w:szCs w:val="24"/>
+        </w:rPr>
+        <w:t xml:space="preserve"> </w:t>
+      </w:r>
+      <w:r>
+        <w:rPr>
+          <w:rFonts w:asciiTheme="minorHAnsi" w:eastAsiaTheme="minorHAnsi" w:hAnsiTheme="minorHAnsi" w:cstheme="minorBidi"/>
+          <w:color w:val="auto"/>
+          <w:sz w:val="24"/>
+          <w:szCs w:val="24"/>
+        </w:rPr>
+        <w:t>rebuilt around vehicle capacity</w:t>
+      </w:r>
+      <w:r>
+        <w:rPr>
+          <w:rStyle w:val="FootnoteReference"/>
+          <w:rFonts w:asciiTheme="minorHAnsi" w:eastAsiaTheme="minorHAnsi" w:hAnsiTheme="minorHAnsi" w:cstheme="minorBidi"/>
+          <w:color w:val="auto"/>
+          <w:sz w:val="24"/>
+          <w:szCs w:val="24"/>
+        </w:rPr>
+        <w:footnoteReference w:id="6"/>
+      </w:r>
+      <w:r>
+        <w:rPr>
+          <w:rFonts w:asciiTheme="minorHAnsi" w:eastAsiaTheme="minorHAnsi" w:hAnsiTheme="minorHAnsi" w:cstheme="minorBidi"/>
+          <w:color w:val="auto"/>
+          <w:sz w:val="24"/>
+          <w:szCs w:val="24"/>
+        </w:rPr>
+        <w:t xml:space="preserve">, </w:t>
+      </w:r>
+      <w:r>
+        <w:rPr>
+          <w:rFonts w:asciiTheme="minorHAnsi" w:eastAsiaTheme="minorHAnsi" w:hAnsiTheme="minorHAnsi" w:cstheme="minorBidi"/>
+          <w:color w:val="auto"/>
+          <w:sz w:val="24"/>
+          <w:szCs w:val="24"/>
+        </w:rPr>
+        <w:t xml:space="preserve">perhaps </w:t>
+      </w:r>
+      <w:r>
+        <w:rPr>
+          <w:rFonts w:asciiTheme="minorHAnsi" w:eastAsiaTheme="minorHAnsi" w:hAnsiTheme="minorHAnsi" w:cstheme="minorBidi"/>
+          <w:color w:val="auto"/>
+          <w:sz w:val="24"/>
+          <w:szCs w:val="24"/>
+        </w:rPr>
+        <w:t>on the assumption that one section must fit one carrier. This is a constraint which belongs to mechanised and armoured formations – and binds even them less rigidly than it is applied</w:t>
+      </w:r>
+      <w:r>
+        <w:rPr>
+          <w:rFonts w:asciiTheme="minorHAnsi" w:eastAsiaTheme="minorHAnsi" w:hAnsiTheme="minorHAnsi" w:cstheme="minorBidi"/>
+          <w:color w:val="auto"/>
+          <w:sz w:val="24"/>
+          <w:szCs w:val="24"/>
+        </w:rPr>
+        <w:t>. I</w:t>
+      </w:r>
+      <w:r>
+        <w:rPr>
+          <w:rFonts w:asciiTheme="minorHAnsi" w:eastAsiaTheme="minorHAnsi" w:hAnsiTheme="minorHAnsi" w:cstheme="minorBidi"/>
+          <w:color w:val="auto"/>
+          <w:sz w:val="24"/>
+          <w:szCs w:val="24"/>
+        </w:rPr>
+        <w:t xml:space="preserve">t does not bind light infantry, which moves on foot or </w:t>
+      </w:r>
+      <w:r>
+        <w:rPr>
+          <w:rFonts w:asciiTheme="minorHAnsi" w:eastAsiaTheme="minorHAnsi" w:hAnsiTheme="minorHAnsi" w:cstheme="minorBidi"/>
+          <w:color w:val="auto"/>
+          <w:sz w:val="24"/>
+          <w:szCs w:val="24"/>
+        </w:rPr>
+        <w:t>in soft-skin vehicles – increasingly ATVs such as</w:t>
+      </w:r>
+      <w:r>
+        <w:rPr>
+          <w:rFonts w:asciiTheme="minorHAnsi" w:eastAsiaTheme="minorHAnsi" w:hAnsiTheme="minorHAnsi" w:cstheme="minorBidi"/>
+          <w:color w:val="auto"/>
+          <w:sz w:val="24"/>
+          <w:szCs w:val="24"/>
+        </w:rPr>
+        <w:t xml:space="preserve"> the ULTV</w:t>
+      </w:r>
+      <w:r>
+        <w:rPr>
+          <w:rStyle w:val="FootnoteReference"/>
+          <w:rFonts w:asciiTheme="minorHAnsi" w:eastAsiaTheme="minorHAnsi" w:hAnsiTheme="minorHAnsi" w:cstheme="minorBidi"/>
+          <w:color w:val="auto"/>
+          <w:sz w:val="24"/>
+          <w:szCs w:val="24"/>
+        </w:rPr>
+        <w:footnoteReference w:id="7"/>
+      </w:r>
+      <w:r>
+        <w:rPr>
+          <w:rFonts w:asciiTheme="minorHAnsi" w:eastAsiaTheme="minorHAnsi" w:hAnsiTheme="minorHAnsi" w:cstheme="minorBidi"/>
+          <w:color w:val="auto"/>
+          <w:sz w:val="24"/>
+          <w:szCs w:val="24"/>
+        </w:rPr>
+        <w:t>.</w:t>
+      </w:r>
+      <w:r>
+        <w:rPr>
+          <w:rFonts w:asciiTheme="minorHAnsi" w:eastAsiaTheme="minorHAnsi" w:hAnsiTheme="minorHAnsi" w:cstheme="minorBidi"/>
+          <w:color w:val="auto"/>
+          <w:sz w:val="24"/>
+          <w:szCs w:val="24"/>
+        </w:rPr>
+        <w:t xml:space="preserve"> </w:t>
+      </w:r>
+      <w:r>
+        <w:rPr>
+          <w:rFonts w:asciiTheme="minorHAnsi" w:eastAsiaTheme="minorHAnsi" w:hAnsiTheme="minorHAnsi" w:cstheme="minorBidi"/>
+          <w:color w:val="auto"/>
+          <w:sz w:val="24"/>
+          <w:szCs w:val="24"/>
+        </w:rPr>
+        <w:t>Its training still rehearses the conventional drills of the last century and the peace-support tasks of the decades since, while neglecting cognitive burden, dispersion and the exposure of a dispersed section that can be found and struck on a checkpoint or a convoy as readily as in battle, without the higher-echelon cover it is built to assume. Its materiel reflects a Cold War mentality. Its leadership structure is not configured for mission command. And it fields too few soldiers to carry the cognitive load, operate the new systems and remain cohesive once dispersed. Adding drones to this section changes none of it.</w:t>
+      </w:r>
+    </w:p>
+    <w:p>
+      <w:r>
+        <w:rPr>
+          <w:highlight w:val="yellow"/>
+        </w:rPr>
+        <w:t>OB: I will reference TM 201 as proof that doctrine hasn’t changed. However, I think I want to cite paragraph 0202 “The fundamental role of the infantry man/woman has changed little over recent centuries: their tasks are still to close with and destroy the enemy or force them to surrender, to seize and hold terrain, to dominate and control close country and finally, to carry out close surveillance”. Then we can say that the first task – their most important – cannot be achieved without substantial review of the doctrine, organisation, training, leadership, materiel,</w:t>
+      </w:r>
+      <w:r>
+        <w:t xml:space="preserve"> </w:t>
+      </w:r>
+    </w:p>
+    <w:p/>
+    <w:p>
+      <w:pPr>
+        <w:pStyle w:val="Heading2"/>
+        <w:rPr>
+          <w:rFonts w:asciiTheme="minorHAnsi" w:eastAsiaTheme="minorHAnsi" w:hAnsiTheme="minorHAnsi" w:cstheme="minorBidi"/>
+          <w:color w:val="auto"/>
+          <w:sz w:val="24"/>
+          <w:szCs w:val="24"/>
+        </w:rPr>
+      </w:pPr>
+      <w:r>
+        <w:rPr>
+          <w:rFonts w:asciiTheme="minorHAnsi" w:eastAsiaTheme="minorHAnsi" w:hAnsiTheme="minorHAnsi" w:cstheme="minorBidi"/>
+          <w:color w:val="auto"/>
+          <w:sz w:val="24"/>
+          <w:szCs w:val="24"/>
+        </w:rPr>
+        <w:lastRenderedPageBreak/>
         <w:t>Relative combat power has always rewarded the side that can mass force and absorb loss</w:t>
       </w:r>
       <w:r>
@@ -1031,7 +1824,7 @@
           <w:noProof/>
         </w:rPr>
         <w:drawing>
-          <wp:inline distT="0" distB="0" distL="0" distR="0" wp14:anchorId="582ED023" wp14:editId="1CF5522C">
+          <wp:inline distT="0" distB="0" distL="0" distR="0" wp14:anchorId="2239C26D" wp14:editId="1CE4A65E">
             <wp:extent cx="5731510" cy="1751965"/>
             <wp:effectExtent l="0" t="0" r="2540" b="635"/>
             <wp:docPr id="749485391" name="Picture 1"/>
@@ -1383,924 +2176,159 @@
           <w:sz w:val="24"/>
           <w:szCs w:val="24"/>
         </w:rPr>
+        <w:t>The recommendations follow directly and cost little to begin. First, adopt the lance-corporal rank: dispersed sections need a commander in each</w:t>
+      </w:r>
+      <w:r>
+        <w:rPr>
+          <w:rFonts w:asciiTheme="minorHAnsi" w:eastAsiaTheme="minorHAnsi" w:hAnsiTheme="minorHAnsi" w:cstheme="minorBidi"/>
+          <w:color w:val="auto"/>
+          <w:sz w:val="24"/>
+          <w:szCs w:val="24"/>
+        </w:rPr>
+        <w:t xml:space="preserve"> and</w:t>
+      </w:r>
+      <w:r>
+        <w:rPr>
+          <w:rFonts w:asciiTheme="minorHAnsi" w:eastAsiaTheme="minorHAnsi" w:hAnsiTheme="minorHAnsi" w:cstheme="minorBidi"/>
+          <w:color w:val="auto"/>
+          <w:sz w:val="24"/>
+          <w:szCs w:val="24"/>
+        </w:rPr>
+        <w:t xml:space="preserve"> the rank structure must catch up to the tactics. Second, experiment properly rather than procure blindly</w:t>
+      </w:r>
+      <w:r>
+        <w:rPr>
+          <w:rFonts w:asciiTheme="minorHAnsi" w:eastAsiaTheme="minorHAnsi" w:hAnsiTheme="minorHAnsi" w:cstheme="minorBidi"/>
+          <w:color w:val="auto"/>
+          <w:sz w:val="24"/>
+          <w:szCs w:val="24"/>
+        </w:rPr>
+        <w:t xml:space="preserve"> – </w:t>
+      </w:r>
+      <w:r>
+        <w:rPr>
+          <w:rFonts w:asciiTheme="minorHAnsi" w:eastAsiaTheme="minorHAnsi" w:hAnsiTheme="minorHAnsi" w:cstheme="minorBidi"/>
+          <w:color w:val="auto"/>
+          <w:sz w:val="24"/>
+          <w:szCs w:val="24"/>
+        </w:rPr>
+        <w:t>stand up trial sections at fourteen and fifteen soldiers, test them against realistic drone threats</w:t>
+      </w:r>
+      <w:r>
+        <w:rPr>
+          <w:rFonts w:asciiTheme="minorHAnsi" w:eastAsiaTheme="minorHAnsi" w:hAnsiTheme="minorHAnsi" w:cstheme="minorBidi"/>
+          <w:color w:val="auto"/>
+          <w:sz w:val="24"/>
+          <w:szCs w:val="24"/>
+        </w:rPr>
+        <w:t xml:space="preserve"> and</w:t>
+      </w:r>
+      <w:r>
+        <w:rPr>
+          <w:rFonts w:asciiTheme="minorHAnsi" w:eastAsiaTheme="minorHAnsi" w:hAnsiTheme="minorHAnsi" w:cstheme="minorBidi"/>
+          <w:color w:val="auto"/>
+          <w:sz w:val="24"/>
+          <w:szCs w:val="24"/>
+        </w:rPr>
+        <w:t xml:space="preserve"> let the results, not assumption, settle the establishment. Third, write exposure management into doctrine: build signature discipline, drone-halt drills and the sequencing of sensing, electronic warfare and fires into standard operating procedures, syllabi and retraining, with mobile training teams to push the new methods out quickly. None of this requires mass or heavy armour</w:t>
+      </w:r>
+      <w:r>
+        <w:rPr>
+          <w:rFonts w:asciiTheme="minorHAnsi" w:eastAsiaTheme="minorHAnsi" w:hAnsiTheme="minorHAnsi" w:cstheme="minorBidi"/>
+          <w:color w:val="auto"/>
+          <w:sz w:val="24"/>
+          <w:szCs w:val="24"/>
+        </w:rPr>
+        <w:t xml:space="preserve"> and</w:t>
+      </w:r>
+      <w:r>
+        <w:rPr>
+          <w:rFonts w:asciiTheme="minorHAnsi" w:eastAsiaTheme="minorHAnsi" w:hAnsiTheme="minorHAnsi" w:cstheme="minorBidi"/>
+          <w:color w:val="auto"/>
+          <w:sz w:val="24"/>
+          <w:szCs w:val="24"/>
+        </w:rPr>
+        <w:t xml:space="preserve"> none waits on a procurement cycle. The first move is organisational, not financial</w:t>
+      </w:r>
+      <w:r>
+        <w:rPr>
+          <w:rFonts w:asciiTheme="minorHAnsi" w:eastAsiaTheme="minorHAnsi" w:hAnsiTheme="minorHAnsi" w:cstheme="minorBidi"/>
+          <w:color w:val="auto"/>
+          <w:sz w:val="24"/>
+          <w:szCs w:val="24"/>
+        </w:rPr>
+        <w:t xml:space="preserve"> – </w:t>
+      </w:r>
+      <w:r>
+        <w:rPr>
+          <w:rFonts w:asciiTheme="minorHAnsi" w:eastAsiaTheme="minorHAnsi" w:hAnsiTheme="minorHAnsi" w:cstheme="minorBidi"/>
+          <w:color w:val="auto"/>
+          <w:sz w:val="24"/>
+          <w:szCs w:val="24"/>
+        </w:rPr>
+        <w:t>which is precisely why the constraint that stalled Irish defence no longer holds.</w:t>
+      </w:r>
+    </w:p>
+    <w:p>
+      <w:pPr>
+        <w:pStyle w:val="Heading2"/>
+        <w:rPr>
+          <w:rFonts w:asciiTheme="minorHAnsi" w:eastAsiaTheme="minorHAnsi" w:hAnsiTheme="minorHAnsi" w:cstheme="minorBidi"/>
+          <w:color w:val="auto"/>
+          <w:sz w:val="24"/>
+          <w:szCs w:val="24"/>
+        </w:rPr>
+      </w:pPr>
+      <w:r>
+        <w:rPr>
+          <w:rFonts w:asciiTheme="minorHAnsi" w:eastAsiaTheme="minorHAnsi" w:hAnsiTheme="minorHAnsi" w:cstheme="minorBidi"/>
+          <w:color w:val="auto"/>
+          <w:sz w:val="24"/>
+          <w:szCs w:val="24"/>
+        </w:rPr>
         <w:lastRenderedPageBreak/>
-        <w:t>Ireland has no national security strategy and no settled defence policy; the Defence Policy Review</w:t>
-      </w:r>
-      <w:r>
-        <w:rPr>
-          <w:rStyle w:val="FootnoteReference"/>
-          <w:rFonts w:asciiTheme="minorHAnsi" w:eastAsiaTheme="minorHAnsi" w:hAnsiTheme="minorHAnsi" w:cstheme="minorBidi"/>
-          <w:color w:val="auto"/>
-          <w:sz w:val="24"/>
-          <w:szCs w:val="24"/>
-        </w:rPr>
-        <w:footnoteReference w:id="1"/>
-      </w:r>
-      <w:r>
-        <w:rPr>
-          <w:rFonts w:asciiTheme="minorHAnsi" w:eastAsiaTheme="minorHAnsi" w:hAnsiTheme="minorHAnsi" w:cstheme="minorBidi"/>
-          <w:color w:val="auto"/>
-          <w:sz w:val="24"/>
-          <w:szCs w:val="24"/>
-        </w:rPr>
-        <w:t xml:space="preserve"> </w:t>
-      </w:r>
-      <w:r>
-        <w:rPr>
-          <w:rFonts w:asciiTheme="minorHAnsi" w:eastAsiaTheme="minorHAnsi" w:hAnsiTheme="minorHAnsi" w:cstheme="minorBidi"/>
-          <w:color w:val="auto"/>
-          <w:sz w:val="24"/>
-          <w:szCs w:val="24"/>
-        </w:rPr>
-        <w:t xml:space="preserve">updates the White </w:t>
-      </w:r>
-      <w:r>
-        <w:rPr>
-          <w:rFonts w:asciiTheme="minorHAnsi" w:eastAsiaTheme="minorHAnsi" w:hAnsiTheme="minorHAnsi" w:cstheme="minorBidi"/>
-          <w:color w:val="auto"/>
-          <w:sz w:val="24"/>
-          <w:szCs w:val="24"/>
-        </w:rPr>
-        <w:t>Paper</w:t>
-      </w:r>
-      <w:r>
-        <w:rPr>
-          <w:rStyle w:val="FootnoteReference"/>
-          <w:rFonts w:asciiTheme="minorHAnsi" w:eastAsiaTheme="minorHAnsi" w:hAnsiTheme="minorHAnsi" w:cstheme="minorBidi"/>
-          <w:color w:val="auto"/>
-          <w:sz w:val="24"/>
-          <w:szCs w:val="24"/>
-        </w:rPr>
-        <w:footnoteReference w:id="2"/>
-      </w:r>
-      <w:r>
-        <w:rPr>
-          <w:rFonts w:asciiTheme="minorHAnsi" w:eastAsiaTheme="minorHAnsi" w:hAnsiTheme="minorHAnsi" w:cstheme="minorBidi"/>
-          <w:color w:val="auto"/>
-          <w:sz w:val="24"/>
-          <w:szCs w:val="24"/>
-        </w:rPr>
-        <w:t>, constituting</w:t>
-      </w:r>
-      <w:r>
-        <w:rPr>
-          <w:rFonts w:asciiTheme="minorHAnsi" w:eastAsiaTheme="minorHAnsi" w:hAnsiTheme="minorHAnsi" w:cstheme="minorBidi"/>
-          <w:color w:val="auto"/>
-          <w:sz w:val="24"/>
-          <w:szCs w:val="24"/>
-        </w:rPr>
-        <w:t xml:space="preserve"> a de facto substitute</w:t>
-      </w:r>
-      <w:r>
-        <w:rPr>
-          <w:rFonts w:asciiTheme="minorHAnsi" w:eastAsiaTheme="minorHAnsi" w:hAnsiTheme="minorHAnsi" w:cstheme="minorBidi"/>
-          <w:color w:val="auto"/>
-          <w:sz w:val="24"/>
-          <w:szCs w:val="24"/>
-        </w:rPr>
-        <w:t xml:space="preserve">. </w:t>
-      </w:r>
-      <w:r>
-        <w:rPr>
-          <w:rFonts w:asciiTheme="minorHAnsi" w:eastAsiaTheme="minorHAnsi" w:hAnsiTheme="minorHAnsi" w:cstheme="minorBidi"/>
-          <w:color w:val="auto"/>
-          <w:sz w:val="24"/>
-          <w:szCs w:val="24"/>
-        </w:rPr>
-        <w:t>The military is tasked</w:t>
-      </w:r>
-      <w:r>
-        <w:rPr>
-          <w:rFonts w:asciiTheme="minorHAnsi" w:eastAsiaTheme="minorHAnsi" w:hAnsiTheme="minorHAnsi" w:cstheme="minorBidi"/>
-          <w:color w:val="auto"/>
-          <w:sz w:val="24"/>
-          <w:szCs w:val="24"/>
-        </w:rPr>
-        <w:t xml:space="preserve"> “</w:t>
-      </w:r>
-      <w:r>
-        <w:rPr>
-          <w:rFonts w:asciiTheme="minorHAnsi" w:eastAsiaTheme="minorHAnsi" w:hAnsiTheme="minorHAnsi" w:cstheme="minorBidi"/>
-          <w:color w:val="auto"/>
-          <w:sz w:val="24"/>
-          <w:szCs w:val="24"/>
-        </w:rPr>
-        <w:t>To provide for the military Defence of the</w:t>
-      </w:r>
-      <w:r>
-        <w:rPr>
-          <w:rFonts w:asciiTheme="minorHAnsi" w:eastAsiaTheme="minorHAnsi" w:hAnsiTheme="minorHAnsi" w:cstheme="minorBidi"/>
-          <w:color w:val="auto"/>
-          <w:sz w:val="24"/>
-          <w:szCs w:val="24"/>
-        </w:rPr>
-        <w:t xml:space="preserve"> </w:t>
-      </w:r>
-      <w:r>
-        <w:rPr>
-          <w:rFonts w:asciiTheme="minorHAnsi" w:eastAsiaTheme="minorHAnsi" w:hAnsiTheme="minorHAnsi" w:cstheme="minorBidi"/>
-          <w:color w:val="auto"/>
-          <w:sz w:val="24"/>
-          <w:szCs w:val="24"/>
-        </w:rPr>
-        <w:t>State from armed aggression</w:t>
-      </w:r>
-      <w:r>
-        <w:rPr>
-          <w:rFonts w:asciiTheme="minorHAnsi" w:eastAsiaTheme="minorHAnsi" w:hAnsiTheme="minorHAnsi" w:cstheme="minorBidi"/>
-          <w:color w:val="auto"/>
-          <w:sz w:val="24"/>
-          <w:szCs w:val="24"/>
-        </w:rPr>
-        <w:t>”.</w:t>
-      </w:r>
-      <w:r>
-        <w:rPr>
-          <w:rFonts w:asciiTheme="minorHAnsi" w:eastAsiaTheme="minorHAnsi" w:hAnsiTheme="minorHAnsi" w:cstheme="minorBidi"/>
-          <w:color w:val="auto"/>
-          <w:sz w:val="24"/>
-          <w:szCs w:val="24"/>
-        </w:rPr>
-        <w:t xml:space="preserve"> </w:t>
-      </w:r>
-      <w:r>
-        <w:rPr>
-          <w:rFonts w:asciiTheme="minorHAnsi" w:eastAsiaTheme="minorHAnsi" w:hAnsiTheme="minorHAnsi" w:cstheme="minorBidi"/>
-          <w:color w:val="auto"/>
-          <w:sz w:val="24"/>
-          <w:szCs w:val="24"/>
-        </w:rPr>
-        <w:t>While m</w:t>
-      </w:r>
-      <w:r>
-        <w:rPr>
-          <w:rFonts w:asciiTheme="minorHAnsi" w:eastAsiaTheme="minorHAnsi" w:hAnsiTheme="minorHAnsi" w:cstheme="minorBidi"/>
-          <w:color w:val="auto"/>
-          <w:sz w:val="24"/>
-          <w:szCs w:val="24"/>
-        </w:rPr>
-        <w:t xml:space="preserve">ilitary </w:t>
-      </w:r>
-      <w:r>
-        <w:rPr>
-          <w:rFonts w:asciiTheme="minorHAnsi" w:eastAsiaTheme="minorHAnsi" w:hAnsiTheme="minorHAnsi" w:cstheme="minorBidi"/>
-          <w:color w:val="auto"/>
-          <w:sz w:val="24"/>
-          <w:szCs w:val="24"/>
-        </w:rPr>
-        <w:t>strategy and operations</w:t>
-      </w:r>
-      <w:r>
-        <w:rPr>
-          <w:rFonts w:asciiTheme="minorHAnsi" w:eastAsiaTheme="minorHAnsi" w:hAnsiTheme="minorHAnsi" w:cstheme="minorBidi"/>
-          <w:color w:val="auto"/>
-          <w:sz w:val="24"/>
-          <w:szCs w:val="24"/>
-        </w:rPr>
-        <w:t xml:space="preserve"> can organise effort</w:t>
-      </w:r>
-      <w:r>
-        <w:rPr>
-          <w:rFonts w:asciiTheme="minorHAnsi" w:eastAsiaTheme="minorHAnsi" w:hAnsiTheme="minorHAnsi" w:cstheme="minorBidi"/>
-          <w:color w:val="auto"/>
-          <w:sz w:val="24"/>
-          <w:szCs w:val="24"/>
-        </w:rPr>
-        <w:t>, they</w:t>
-      </w:r>
-      <w:r>
-        <w:rPr>
-          <w:rFonts w:asciiTheme="minorHAnsi" w:eastAsiaTheme="minorHAnsi" w:hAnsiTheme="minorHAnsi" w:cstheme="minorBidi"/>
-          <w:color w:val="auto"/>
-          <w:sz w:val="24"/>
-          <w:szCs w:val="24"/>
-        </w:rPr>
-        <w:t xml:space="preserve"> </w:t>
-      </w:r>
-      <w:r>
-        <w:rPr>
-          <w:rFonts w:asciiTheme="minorHAnsi" w:eastAsiaTheme="minorHAnsi" w:hAnsiTheme="minorHAnsi" w:cstheme="minorBidi"/>
-          <w:color w:val="auto"/>
-          <w:sz w:val="24"/>
-          <w:szCs w:val="24"/>
-        </w:rPr>
-        <w:t>require</w:t>
-      </w:r>
-      <w:r>
-        <w:rPr>
-          <w:rFonts w:asciiTheme="minorHAnsi" w:eastAsiaTheme="minorHAnsi" w:hAnsiTheme="minorHAnsi" w:cstheme="minorBidi"/>
-          <w:color w:val="auto"/>
-          <w:sz w:val="24"/>
-          <w:szCs w:val="24"/>
-        </w:rPr>
-        <w:t xml:space="preserve"> </w:t>
-      </w:r>
-      <w:r>
-        <w:rPr>
-          <w:rFonts w:asciiTheme="minorHAnsi" w:eastAsiaTheme="minorHAnsi" w:hAnsiTheme="minorHAnsi" w:cstheme="minorBidi"/>
-          <w:color w:val="auto"/>
-          <w:sz w:val="24"/>
-          <w:szCs w:val="24"/>
-        </w:rPr>
-        <w:t>policy</w:t>
-      </w:r>
-      <w:r>
-        <w:rPr>
-          <w:rFonts w:asciiTheme="minorHAnsi" w:eastAsiaTheme="minorHAnsi" w:hAnsiTheme="minorHAnsi" w:cstheme="minorBidi"/>
-          <w:color w:val="auto"/>
-          <w:sz w:val="24"/>
-          <w:szCs w:val="24"/>
-        </w:rPr>
-        <w:t xml:space="preserve">. In that vacuum, force design drifts toward continuity. </w:t>
-      </w:r>
-      <w:r>
-        <w:rPr>
-          <w:rFonts w:asciiTheme="minorHAnsi" w:eastAsiaTheme="minorHAnsi" w:hAnsiTheme="minorHAnsi" w:cstheme="minorBidi"/>
-          <w:color w:val="auto"/>
-          <w:sz w:val="24"/>
-          <w:szCs w:val="24"/>
-        </w:rPr>
-        <w:t>T</w:t>
-      </w:r>
-      <w:r>
-        <w:rPr>
-          <w:rFonts w:asciiTheme="minorHAnsi" w:eastAsiaTheme="minorHAnsi" w:hAnsiTheme="minorHAnsi" w:cstheme="minorBidi"/>
-          <w:color w:val="auto"/>
-          <w:sz w:val="24"/>
-          <w:szCs w:val="24"/>
-        </w:rPr>
-        <w:t>erritorial defence is no longer implausible – it is politically constrained, under-resourced and increasingly likely.</w:t>
-      </w:r>
-      <w:r>
-        <w:rPr>
-          <w:rFonts w:asciiTheme="minorHAnsi" w:eastAsiaTheme="minorHAnsi" w:hAnsiTheme="minorHAnsi" w:cstheme="minorBidi"/>
-          <w:color w:val="auto"/>
-          <w:sz w:val="24"/>
-          <w:szCs w:val="24"/>
-        </w:rPr>
-        <w:t xml:space="preserve"> Recent</w:t>
-      </w:r>
-      <w:r>
-        <w:rPr>
-          <w:rFonts w:asciiTheme="minorHAnsi" w:eastAsiaTheme="minorHAnsi" w:hAnsiTheme="minorHAnsi" w:cstheme="minorBidi"/>
-          <w:color w:val="auto"/>
-          <w:sz w:val="24"/>
-          <w:szCs w:val="24"/>
-        </w:rPr>
-        <w:t xml:space="preserve"> developments</w:t>
-      </w:r>
-      <w:r>
-        <w:rPr>
-          <w:rFonts w:asciiTheme="minorHAnsi" w:eastAsiaTheme="minorHAnsi" w:hAnsiTheme="minorHAnsi" w:cstheme="minorBidi"/>
-          <w:color w:val="auto"/>
-          <w:sz w:val="24"/>
-          <w:szCs w:val="24"/>
-        </w:rPr>
-        <w:t xml:space="preserve"> </w:t>
-      </w:r>
-      <w:r>
-        <w:rPr>
-          <w:rFonts w:asciiTheme="minorHAnsi" w:eastAsiaTheme="minorHAnsi" w:hAnsiTheme="minorHAnsi" w:cstheme="minorBidi"/>
-          <w:color w:val="auto"/>
-          <w:sz w:val="24"/>
-          <w:szCs w:val="24"/>
-        </w:rPr>
-        <w:t xml:space="preserve">among Western states </w:t>
-      </w:r>
-      <w:r>
-        <w:rPr>
-          <w:rFonts w:asciiTheme="minorHAnsi" w:eastAsiaTheme="minorHAnsi" w:hAnsiTheme="minorHAnsi" w:cstheme="minorBidi"/>
-          <w:color w:val="auto"/>
-          <w:sz w:val="24"/>
-          <w:szCs w:val="24"/>
-        </w:rPr>
-        <w:t>–</w:t>
-      </w:r>
-      <w:r>
-        <w:rPr>
-          <w:rFonts w:asciiTheme="minorHAnsi" w:eastAsiaTheme="minorHAnsi" w:hAnsiTheme="minorHAnsi" w:cstheme="minorBidi"/>
-          <w:color w:val="auto"/>
-          <w:sz w:val="24"/>
-          <w:szCs w:val="24"/>
-        </w:rPr>
-        <w:t xml:space="preserve"> most notably the United States’ assertions regarding</w:t>
-      </w:r>
-      <w:r>
-        <w:rPr>
-          <w:rFonts w:asciiTheme="minorHAnsi" w:eastAsiaTheme="minorHAnsi" w:hAnsiTheme="minorHAnsi" w:cstheme="minorBidi"/>
-          <w:color w:val="auto"/>
-          <w:sz w:val="24"/>
-          <w:szCs w:val="24"/>
-        </w:rPr>
-        <w:t xml:space="preserve"> </w:t>
-      </w:r>
-      <w:r>
-        <w:rPr>
-          <w:rFonts w:asciiTheme="minorHAnsi" w:eastAsiaTheme="minorHAnsi" w:hAnsiTheme="minorHAnsi" w:cstheme="minorBidi"/>
-          <w:color w:val="auto"/>
-          <w:sz w:val="24"/>
-          <w:szCs w:val="24"/>
-        </w:rPr>
-        <w:t>Greenland</w:t>
-      </w:r>
-      <w:r>
-        <w:rPr>
-          <w:rStyle w:val="FootnoteReference"/>
-          <w:rFonts w:asciiTheme="minorHAnsi" w:eastAsiaTheme="minorHAnsi" w:hAnsiTheme="minorHAnsi" w:cstheme="minorBidi"/>
-          <w:color w:val="auto"/>
-          <w:sz w:val="24"/>
-          <w:szCs w:val="24"/>
-        </w:rPr>
-        <w:footnoteReference w:id="3"/>
-      </w:r>
-      <w:r>
-        <w:rPr>
-          <w:rFonts w:asciiTheme="minorHAnsi" w:eastAsiaTheme="minorHAnsi" w:hAnsiTheme="minorHAnsi" w:cstheme="minorBidi"/>
-          <w:color w:val="auto"/>
-          <w:sz w:val="24"/>
-          <w:szCs w:val="24"/>
-        </w:rPr>
-        <w:t xml:space="preserve"> and Denmark’s response</w:t>
-      </w:r>
-      <w:r>
-        <w:rPr>
-          <w:rStyle w:val="FootnoteReference"/>
-          <w:rFonts w:asciiTheme="minorHAnsi" w:eastAsiaTheme="minorHAnsi" w:hAnsiTheme="minorHAnsi" w:cstheme="minorBidi"/>
-          <w:color w:val="auto"/>
-          <w:sz w:val="24"/>
-          <w:szCs w:val="24"/>
-        </w:rPr>
-        <w:footnoteReference w:id="4"/>
-      </w:r>
-      <w:r>
-        <w:rPr>
-          <w:rFonts w:asciiTheme="minorHAnsi" w:eastAsiaTheme="minorHAnsi" w:hAnsiTheme="minorHAnsi" w:cstheme="minorBidi"/>
-          <w:color w:val="auto"/>
-          <w:sz w:val="24"/>
-          <w:szCs w:val="24"/>
-        </w:rPr>
-        <w:t xml:space="preserve"> </w:t>
-      </w:r>
-      <w:r>
-        <w:rPr>
-          <w:rFonts w:asciiTheme="minorHAnsi" w:eastAsiaTheme="minorHAnsi" w:hAnsiTheme="minorHAnsi" w:cstheme="minorBidi"/>
-          <w:color w:val="auto"/>
-          <w:sz w:val="24"/>
-          <w:szCs w:val="24"/>
-        </w:rPr>
-        <w:t xml:space="preserve"> </w:t>
-      </w:r>
-      <w:r>
-        <w:rPr>
-          <w:rFonts w:asciiTheme="minorHAnsi" w:eastAsiaTheme="minorHAnsi" w:hAnsiTheme="minorHAnsi" w:cstheme="minorBidi"/>
-          <w:color w:val="auto"/>
-          <w:sz w:val="24"/>
-          <w:szCs w:val="24"/>
-        </w:rPr>
-        <w:t>–</w:t>
-      </w:r>
-      <w:r>
-        <w:rPr>
-          <w:rFonts w:asciiTheme="minorHAnsi" w:eastAsiaTheme="minorHAnsi" w:hAnsiTheme="minorHAnsi" w:cstheme="minorBidi"/>
-          <w:color w:val="auto"/>
-          <w:sz w:val="24"/>
-          <w:szCs w:val="24"/>
-        </w:rPr>
-        <w:t xml:space="preserve"> </w:t>
-      </w:r>
-      <w:r>
-        <w:rPr>
-          <w:rFonts w:asciiTheme="minorHAnsi" w:eastAsiaTheme="minorHAnsi" w:hAnsiTheme="minorHAnsi" w:cstheme="minorBidi"/>
-          <w:color w:val="auto"/>
-          <w:sz w:val="24"/>
-          <w:szCs w:val="24"/>
-        </w:rPr>
-        <w:t xml:space="preserve">demonstrate that scenarios once considered </w:t>
-      </w:r>
-      <w:r>
-        <w:rPr>
-          <w:rFonts w:asciiTheme="minorHAnsi" w:eastAsiaTheme="minorHAnsi" w:hAnsiTheme="minorHAnsi" w:cstheme="minorBidi"/>
-          <w:color w:val="auto"/>
-          <w:sz w:val="24"/>
-          <w:szCs w:val="24"/>
-        </w:rPr>
-        <w:t>unlikely</w:t>
-      </w:r>
-      <w:r>
-        <w:rPr>
-          <w:rFonts w:asciiTheme="minorHAnsi" w:eastAsiaTheme="minorHAnsi" w:hAnsiTheme="minorHAnsi" w:cstheme="minorBidi"/>
-          <w:color w:val="auto"/>
-          <w:sz w:val="24"/>
-          <w:szCs w:val="24"/>
-        </w:rPr>
-        <w:t xml:space="preserve"> can rapidly</w:t>
-      </w:r>
-      <w:r>
-        <w:rPr>
-          <w:rFonts w:asciiTheme="minorHAnsi" w:eastAsiaTheme="minorHAnsi" w:hAnsiTheme="minorHAnsi" w:cstheme="minorBidi"/>
-          <w:color w:val="auto"/>
-          <w:sz w:val="24"/>
-          <w:szCs w:val="24"/>
-        </w:rPr>
-        <w:t xml:space="preserve"> </w:t>
-      </w:r>
-      <w:r>
-        <w:rPr>
-          <w:rFonts w:asciiTheme="minorHAnsi" w:eastAsiaTheme="minorHAnsi" w:hAnsiTheme="minorHAnsi" w:cstheme="minorBidi"/>
-          <w:color w:val="auto"/>
-          <w:sz w:val="24"/>
-          <w:szCs w:val="24"/>
-        </w:rPr>
-        <w:t xml:space="preserve">acquire </w:t>
-      </w:r>
-      <w:r>
-        <w:rPr>
-          <w:rFonts w:asciiTheme="minorHAnsi" w:eastAsiaTheme="minorHAnsi" w:hAnsiTheme="minorHAnsi" w:cstheme="minorBidi"/>
-          <w:color w:val="auto"/>
-          <w:sz w:val="24"/>
-          <w:szCs w:val="24"/>
-        </w:rPr>
-        <w:t>s</w:t>
-      </w:r>
-      <w:r>
-        <w:rPr>
-          <w:rFonts w:asciiTheme="minorHAnsi" w:eastAsiaTheme="minorHAnsi" w:hAnsiTheme="minorHAnsi" w:cstheme="minorBidi"/>
-          <w:color w:val="auto"/>
-          <w:sz w:val="24"/>
-          <w:szCs w:val="24"/>
-        </w:rPr>
-        <w:t>trategic salience. The perception of threat is an unreliable indicator for future</w:t>
-      </w:r>
-      <w:r>
-        <w:rPr>
-          <w:rFonts w:asciiTheme="minorHAnsi" w:eastAsiaTheme="minorHAnsi" w:hAnsiTheme="minorHAnsi" w:cstheme="minorBidi"/>
-          <w:color w:val="auto"/>
-          <w:sz w:val="24"/>
-          <w:szCs w:val="24"/>
-        </w:rPr>
-        <w:t xml:space="preserve"> </w:t>
-      </w:r>
-      <w:r>
-        <w:rPr>
-          <w:rFonts w:asciiTheme="minorHAnsi" w:eastAsiaTheme="minorHAnsi" w:hAnsiTheme="minorHAnsi" w:cstheme="minorBidi"/>
-          <w:color w:val="auto"/>
-          <w:sz w:val="24"/>
-          <w:szCs w:val="24"/>
-        </w:rPr>
-        <w:t xml:space="preserve">conflict. Failure to internalise the implications of </w:t>
-      </w:r>
-      <w:proofErr w:type="spellStart"/>
-      <w:r>
-        <w:rPr>
-          <w:rFonts w:asciiTheme="minorHAnsi" w:eastAsiaTheme="minorHAnsi" w:hAnsiTheme="minorHAnsi" w:cstheme="minorBidi"/>
-          <w:color w:val="auto"/>
-          <w:sz w:val="24"/>
-          <w:szCs w:val="24"/>
-        </w:rPr>
-        <w:t>UxS</w:t>
-      </w:r>
-      <w:proofErr w:type="spellEnd"/>
-      <w:r>
-        <w:rPr>
-          <w:rFonts w:asciiTheme="minorHAnsi" w:eastAsiaTheme="minorHAnsi" w:hAnsiTheme="minorHAnsi" w:cstheme="minorBidi"/>
-          <w:color w:val="auto"/>
-          <w:sz w:val="24"/>
-          <w:szCs w:val="24"/>
-        </w:rPr>
-        <w:t xml:space="preserve"> risks entrenching a force posture</w:t>
-      </w:r>
-      <w:r>
-        <w:rPr>
-          <w:rFonts w:asciiTheme="minorHAnsi" w:eastAsiaTheme="minorHAnsi" w:hAnsiTheme="minorHAnsi" w:cstheme="minorBidi"/>
-          <w:color w:val="auto"/>
-          <w:sz w:val="24"/>
-          <w:szCs w:val="24"/>
-        </w:rPr>
-        <w:t xml:space="preserve"> </w:t>
-      </w:r>
-      <w:r>
-        <w:rPr>
-          <w:rFonts w:asciiTheme="minorHAnsi" w:eastAsiaTheme="minorHAnsi" w:hAnsiTheme="minorHAnsi" w:cstheme="minorBidi"/>
-          <w:color w:val="auto"/>
-          <w:sz w:val="24"/>
-          <w:szCs w:val="24"/>
-        </w:rPr>
-        <w:t>optimised for conditions which no longer exist</w:t>
-      </w:r>
-      <w:r>
-        <w:rPr>
-          <w:rFonts w:asciiTheme="minorHAnsi" w:eastAsiaTheme="minorHAnsi" w:hAnsiTheme="minorHAnsi" w:cstheme="minorBidi"/>
-          <w:color w:val="auto"/>
-          <w:sz w:val="24"/>
-          <w:szCs w:val="24"/>
-        </w:rPr>
-        <w:t>,</w:t>
-      </w:r>
-      <w:r>
-        <w:rPr>
-          <w:rFonts w:asciiTheme="minorHAnsi" w:eastAsiaTheme="minorHAnsi" w:hAnsiTheme="minorHAnsi" w:cstheme="minorBidi"/>
-          <w:color w:val="auto"/>
-          <w:sz w:val="24"/>
-          <w:szCs w:val="24"/>
-        </w:rPr>
-        <w:t xml:space="preserve"> allowing force design decisions to prioritise</w:t>
-      </w:r>
-      <w:r>
-        <w:rPr>
-          <w:rFonts w:asciiTheme="minorHAnsi" w:eastAsiaTheme="minorHAnsi" w:hAnsiTheme="minorHAnsi" w:cstheme="minorBidi"/>
-          <w:color w:val="auto"/>
-          <w:sz w:val="24"/>
-          <w:szCs w:val="24"/>
-        </w:rPr>
-        <w:t xml:space="preserve"> </w:t>
-      </w:r>
-      <w:r>
-        <w:rPr>
-          <w:rFonts w:asciiTheme="minorHAnsi" w:eastAsiaTheme="minorHAnsi" w:hAnsiTheme="minorHAnsi" w:cstheme="minorBidi"/>
-          <w:color w:val="auto"/>
-          <w:sz w:val="24"/>
-          <w:szCs w:val="24"/>
-        </w:rPr>
-        <w:t>continuity over adaptation and without articulating a theory of victory.</w:t>
-      </w:r>
-      <w:r>
-        <w:rPr>
-          <w:rFonts w:asciiTheme="minorHAnsi" w:eastAsiaTheme="minorHAnsi" w:hAnsiTheme="minorHAnsi" w:cstheme="minorBidi"/>
-          <w:color w:val="auto"/>
-          <w:sz w:val="24"/>
-          <w:szCs w:val="24"/>
-        </w:rPr>
-        <w:t xml:space="preserve"> [</w:t>
-      </w:r>
-      <w:r>
-        <w:rPr>
-          <w:rFonts w:asciiTheme="minorHAnsi" w:eastAsiaTheme="minorHAnsi" w:hAnsiTheme="minorHAnsi" w:cstheme="minorBidi"/>
-          <w:color w:val="auto"/>
-          <w:sz w:val="24"/>
-          <w:szCs w:val="24"/>
-          <w:highlight w:val="yellow"/>
-        </w:rPr>
-        <w:t>OB: please proof the ideas here, they’re still in draft though</w:t>
-      </w:r>
-      <w:r>
-        <w:rPr>
-          <w:rFonts w:asciiTheme="minorHAnsi" w:eastAsiaTheme="minorHAnsi" w:hAnsiTheme="minorHAnsi" w:cstheme="minorBidi"/>
-          <w:color w:val="auto"/>
-          <w:sz w:val="24"/>
-          <w:szCs w:val="24"/>
-        </w:rPr>
-        <w:t>]</w:t>
+        <w:t xml:space="preserve">One objection runs: change is uncertain, resources unallocated, other programmes mid-stream. Each clause is true. None is a reason to stand still. The quieter version is that force design must fit the platform – an eight-seat carrier sets the section, the section sets the fight. That inverts the logic. The threat sets the survivable section; the carrier is procurement's problem. A vehicle that seats eight when survival demands fourteen is not a cap on the section – it is the wrong vehicle. Nor is experimentation the disruption the objection fears; it is the hedge against it. A trial section commits nothing and costs almost nothing – the iteration a resource-uncertain force should want. The expensive mistake is not testing too early. It is fielding a structure the evidence already calls </w:t>
+      </w:r>
+      <w:proofErr w:type="gramStart"/>
+      <w:r>
+        <w:rPr>
+          <w:rFonts w:asciiTheme="minorHAnsi" w:eastAsiaTheme="minorHAnsi" w:hAnsiTheme="minorHAnsi" w:cstheme="minorBidi"/>
+          <w:color w:val="auto"/>
+          <w:sz w:val="24"/>
+          <w:szCs w:val="24"/>
+        </w:rPr>
+        <w:t>obsolete, and</w:t>
+      </w:r>
+      <w:proofErr w:type="gramEnd"/>
+      <w:r>
+        <w:rPr>
+          <w:rFonts w:asciiTheme="minorHAnsi" w:eastAsiaTheme="minorHAnsi" w:hAnsiTheme="minorHAnsi" w:cstheme="minorBidi"/>
+          <w:color w:val="auto"/>
+          <w:sz w:val="24"/>
+          <w:szCs w:val="24"/>
+        </w:rPr>
+        <w:t xml:space="preserve"> discovering it under fire.</w:t>
+      </w:r>
+    </w:p>
+    <w:p>
+      <w:pPr>
+        <w:rPr>
+          <w:rFonts w:asciiTheme="majorHAnsi" w:eastAsiaTheme="majorEastAsia" w:hAnsiTheme="majorHAnsi" w:cstheme="majorBidi"/>
+          <w:color w:val="0F4761" w:themeColor="accent1" w:themeShade="BF"/>
+          <w:sz w:val="32"/>
+          <w:szCs w:val="32"/>
+        </w:rPr>
+      </w:pPr>
+      <w:r>
+        <w:br w:type="page"/>
       </w:r>
     </w:p>
     <w:p>
       <w:pPr>
         <w:pStyle w:val="Heading2"/>
-        <w:rPr>
-          <w:rFonts w:asciiTheme="minorHAnsi" w:eastAsiaTheme="minorHAnsi" w:hAnsiTheme="minorHAnsi" w:cstheme="minorBidi"/>
-          <w:color w:val="auto"/>
-          <w:sz w:val="24"/>
-          <w:szCs w:val="24"/>
-        </w:rPr>
-      </w:pPr>
-      <w:r>
-        <w:rPr>
-          <w:rFonts w:asciiTheme="minorHAnsi" w:eastAsiaTheme="minorHAnsi" w:hAnsiTheme="minorHAnsi" w:cstheme="minorBidi"/>
-          <w:color w:val="auto"/>
-          <w:sz w:val="24"/>
-          <w:szCs w:val="24"/>
-        </w:rPr>
-        <w:t xml:space="preserve">While capability is sometimes viewed as equipment, it is best considered as the synthesis which DOTMLPF-I describes – doctrine, organisation, training, materiel, leadership, personnel, facilities and interoperability – and Ireland's nine-soldier light infantry section fails against nearly every line. Its doctrine remains that of a foot-mobile light infantry section, never updated to the reality that the vehicles carrying it seat eight. </w:t>
-      </w:r>
-      <w:r>
-        <w:rPr>
-          <w:rFonts w:asciiTheme="minorHAnsi" w:eastAsiaTheme="minorHAnsi" w:hAnsiTheme="minorHAnsi" w:cstheme="minorBidi"/>
-          <w:color w:val="auto"/>
-          <w:sz w:val="24"/>
-          <w:szCs w:val="24"/>
-        </w:rPr>
-        <w:t xml:space="preserve">Its organisation </w:t>
-      </w:r>
-      <w:r>
-        <w:rPr>
-          <w:rFonts w:asciiTheme="minorHAnsi" w:eastAsiaTheme="minorHAnsi" w:hAnsiTheme="minorHAnsi" w:cstheme="minorBidi"/>
-          <w:color w:val="auto"/>
-          <w:sz w:val="24"/>
-          <w:szCs w:val="24"/>
-        </w:rPr>
-        <w:t>may</w:t>
-      </w:r>
-      <w:r>
-        <w:rPr>
-          <w:rFonts w:asciiTheme="minorHAnsi" w:eastAsiaTheme="minorHAnsi" w:hAnsiTheme="minorHAnsi" w:cstheme="minorBidi"/>
-          <w:color w:val="auto"/>
-          <w:sz w:val="24"/>
-          <w:szCs w:val="24"/>
-        </w:rPr>
-        <w:t xml:space="preserve"> now be</w:t>
-      </w:r>
-      <w:r>
-        <w:rPr>
-          <w:rFonts w:asciiTheme="minorHAnsi" w:eastAsiaTheme="minorHAnsi" w:hAnsiTheme="minorHAnsi" w:cstheme="minorBidi"/>
-          <w:color w:val="auto"/>
-          <w:sz w:val="24"/>
-          <w:szCs w:val="24"/>
-        </w:rPr>
-        <w:t xml:space="preserve"> </w:t>
-      </w:r>
-      <w:r>
-        <w:rPr>
-          <w:rFonts w:asciiTheme="minorHAnsi" w:eastAsiaTheme="minorHAnsi" w:hAnsiTheme="minorHAnsi" w:cstheme="minorBidi"/>
-          <w:color w:val="auto"/>
-          <w:sz w:val="24"/>
-          <w:szCs w:val="24"/>
-        </w:rPr>
-        <w:t>rebuilt around vehicle capacity</w:t>
-      </w:r>
-      <w:r>
-        <w:rPr>
-          <w:rStyle w:val="FootnoteReference"/>
-          <w:rFonts w:asciiTheme="minorHAnsi" w:eastAsiaTheme="minorHAnsi" w:hAnsiTheme="minorHAnsi" w:cstheme="minorBidi"/>
-          <w:color w:val="auto"/>
-          <w:sz w:val="24"/>
-          <w:szCs w:val="24"/>
-        </w:rPr>
-        <w:footnoteReference w:id="5"/>
-      </w:r>
-      <w:r>
-        <w:rPr>
-          <w:rFonts w:asciiTheme="minorHAnsi" w:eastAsiaTheme="minorHAnsi" w:hAnsiTheme="minorHAnsi" w:cstheme="minorBidi"/>
-          <w:color w:val="auto"/>
-          <w:sz w:val="24"/>
-          <w:szCs w:val="24"/>
-        </w:rPr>
-        <w:t xml:space="preserve">, </w:t>
-      </w:r>
-      <w:r>
-        <w:rPr>
-          <w:rFonts w:asciiTheme="minorHAnsi" w:eastAsiaTheme="minorHAnsi" w:hAnsiTheme="minorHAnsi" w:cstheme="minorBidi"/>
-          <w:color w:val="auto"/>
-          <w:sz w:val="24"/>
-          <w:szCs w:val="24"/>
-        </w:rPr>
-        <w:t xml:space="preserve">perhaps </w:t>
-      </w:r>
-      <w:r>
-        <w:rPr>
-          <w:rFonts w:asciiTheme="minorHAnsi" w:eastAsiaTheme="minorHAnsi" w:hAnsiTheme="minorHAnsi" w:cstheme="minorBidi"/>
-          <w:color w:val="auto"/>
-          <w:sz w:val="24"/>
-          <w:szCs w:val="24"/>
-        </w:rPr>
-        <w:t>on the assumption that one section must fit one carrier. This is a constraint which belongs to mechanised and armoured formations – and binds even them less rigidly than it is applied</w:t>
-      </w:r>
-      <w:r>
-        <w:rPr>
-          <w:rFonts w:asciiTheme="minorHAnsi" w:eastAsiaTheme="minorHAnsi" w:hAnsiTheme="minorHAnsi" w:cstheme="minorBidi"/>
-          <w:color w:val="auto"/>
-          <w:sz w:val="24"/>
-          <w:szCs w:val="24"/>
-        </w:rPr>
-        <w:t>. I</w:t>
-      </w:r>
-      <w:r>
-        <w:rPr>
-          <w:rFonts w:asciiTheme="minorHAnsi" w:eastAsiaTheme="minorHAnsi" w:hAnsiTheme="minorHAnsi" w:cstheme="minorBidi"/>
-          <w:color w:val="auto"/>
-          <w:sz w:val="24"/>
-          <w:szCs w:val="24"/>
-        </w:rPr>
-        <w:t xml:space="preserve">t does not bind light infantry, which moves on foot or </w:t>
-      </w:r>
-      <w:r>
-        <w:rPr>
-          <w:rFonts w:asciiTheme="minorHAnsi" w:eastAsiaTheme="minorHAnsi" w:hAnsiTheme="minorHAnsi" w:cstheme="minorBidi"/>
-          <w:color w:val="auto"/>
-          <w:sz w:val="24"/>
-          <w:szCs w:val="24"/>
-        </w:rPr>
-        <w:t>in soft-skin vehicles – increasingly ATVs such as</w:t>
-      </w:r>
-      <w:r>
-        <w:rPr>
-          <w:rFonts w:asciiTheme="minorHAnsi" w:eastAsiaTheme="minorHAnsi" w:hAnsiTheme="minorHAnsi" w:cstheme="minorBidi"/>
-          <w:color w:val="auto"/>
-          <w:sz w:val="24"/>
-          <w:szCs w:val="24"/>
-        </w:rPr>
-        <w:t xml:space="preserve"> the ULTV</w:t>
-      </w:r>
-      <w:r>
-        <w:rPr>
-          <w:rStyle w:val="FootnoteReference"/>
-          <w:rFonts w:asciiTheme="minorHAnsi" w:eastAsiaTheme="minorHAnsi" w:hAnsiTheme="minorHAnsi" w:cstheme="minorBidi"/>
-          <w:color w:val="auto"/>
-          <w:sz w:val="24"/>
-          <w:szCs w:val="24"/>
-        </w:rPr>
-        <w:footnoteReference w:id="6"/>
-      </w:r>
-      <w:r>
-        <w:rPr>
-          <w:rFonts w:asciiTheme="minorHAnsi" w:eastAsiaTheme="minorHAnsi" w:hAnsiTheme="minorHAnsi" w:cstheme="minorBidi"/>
-          <w:color w:val="auto"/>
-          <w:sz w:val="24"/>
-          <w:szCs w:val="24"/>
-        </w:rPr>
-        <w:t>.</w:t>
-      </w:r>
-      <w:r>
-        <w:rPr>
-          <w:rFonts w:asciiTheme="minorHAnsi" w:eastAsiaTheme="minorHAnsi" w:hAnsiTheme="minorHAnsi" w:cstheme="minorBidi"/>
-          <w:color w:val="auto"/>
-          <w:sz w:val="24"/>
-          <w:szCs w:val="24"/>
-        </w:rPr>
-        <w:t xml:space="preserve"> </w:t>
-      </w:r>
-      <w:r>
-        <w:rPr>
-          <w:rFonts w:asciiTheme="minorHAnsi" w:eastAsiaTheme="minorHAnsi" w:hAnsiTheme="minorHAnsi" w:cstheme="minorBidi"/>
-          <w:color w:val="auto"/>
-          <w:sz w:val="24"/>
-          <w:szCs w:val="24"/>
-        </w:rPr>
-        <w:t>Its training still rehearses the conventional drills of the last century and the peace-support tasks of the decades since, while neglecting cognitive burden, dispersion and the exposure of a dispersed section that can be found and struck on a checkpoint or a convoy as readily as in battle, without the higher-echelon cover it is built to assume. Its materiel reflects a Cold War mentality. Its leadership structure is not configured for mission command. And it fields too few soldiers to carry the cognitive load, operate the new systems and remain cohesive once dispersed. Adding drones to this section changes none of it.</w:t>
-      </w:r>
-    </w:p>
-    <w:p>
-      <w:r>
-        <w:rPr>
-          <w:highlight w:val="yellow"/>
-        </w:rPr>
-        <w:t xml:space="preserve">OB: I will reference TM 201 as proof that doctrine hasn’t changed. However, I think I want to cite paragraph 0202 “The fundamental role of the infantry man/woman has </w:t>
-      </w:r>
-      <w:r>
-        <w:rPr>
-          <w:highlight w:val="yellow"/>
-        </w:rPr>
+      </w:pPr>
+      <w:r>
         <w:lastRenderedPageBreak/>
-        <w:t>changed little over recent centuries: their tasks are still to close with and destroy the enemy or force them to surrender, to seize and hold terrain, to dominate and control close country and finally, to carry out close surveillance”. Then we can say that the first task – their most important – cannot be achieved without substantial review of the doctrine, organisation, training, leadership, materiel,</w:t>
-      </w:r>
-      <w:r>
-        <w:t xml:space="preserve"> </w:t>
-      </w:r>
-    </w:p>
-    <w:p/>
-    <w:p>
-      <w:pPr>
-        <w:pStyle w:val="Heading2"/>
-        <w:rPr>
-          <w:rFonts w:asciiTheme="minorHAnsi" w:eastAsiaTheme="minorHAnsi" w:hAnsiTheme="minorHAnsi" w:cstheme="minorBidi"/>
-          <w:color w:val="auto"/>
-          <w:sz w:val="24"/>
-          <w:szCs w:val="24"/>
-        </w:rPr>
-      </w:pPr>
-      <w:r>
-        <w:rPr>
-          <w:rFonts w:asciiTheme="minorHAnsi" w:eastAsiaTheme="minorHAnsi" w:hAnsiTheme="minorHAnsi" w:cstheme="minorBidi"/>
-          <w:color w:val="auto"/>
-          <w:sz w:val="24"/>
-          <w:szCs w:val="24"/>
-        </w:rPr>
-        <w:t>The recommendations follow directly and cost little to begin. First, adopt the lance-corporal rank: dispersed sections need a commander in each</w:t>
-      </w:r>
-      <w:r>
-        <w:rPr>
-          <w:rFonts w:asciiTheme="minorHAnsi" w:eastAsiaTheme="minorHAnsi" w:hAnsiTheme="minorHAnsi" w:cstheme="minorBidi"/>
-          <w:color w:val="auto"/>
-          <w:sz w:val="24"/>
-          <w:szCs w:val="24"/>
-        </w:rPr>
-        <w:t xml:space="preserve"> and</w:t>
-      </w:r>
-      <w:r>
-        <w:rPr>
-          <w:rFonts w:asciiTheme="minorHAnsi" w:eastAsiaTheme="minorHAnsi" w:hAnsiTheme="minorHAnsi" w:cstheme="minorBidi"/>
-          <w:color w:val="auto"/>
-          <w:sz w:val="24"/>
-          <w:szCs w:val="24"/>
-        </w:rPr>
-        <w:t xml:space="preserve"> the rank structure must catch up to the tactics. Second, experiment properly rather than procure blindly</w:t>
-      </w:r>
-      <w:r>
-        <w:rPr>
-          <w:rFonts w:asciiTheme="minorHAnsi" w:eastAsiaTheme="minorHAnsi" w:hAnsiTheme="minorHAnsi" w:cstheme="minorBidi"/>
-          <w:color w:val="auto"/>
-          <w:sz w:val="24"/>
-          <w:szCs w:val="24"/>
-        </w:rPr>
-        <w:t xml:space="preserve"> – </w:t>
-      </w:r>
-      <w:r>
-        <w:rPr>
-          <w:rFonts w:asciiTheme="minorHAnsi" w:eastAsiaTheme="minorHAnsi" w:hAnsiTheme="minorHAnsi" w:cstheme="minorBidi"/>
-          <w:color w:val="auto"/>
-          <w:sz w:val="24"/>
-          <w:szCs w:val="24"/>
-        </w:rPr>
-        <w:t>stand up trial sections at fourteen and fifteen soldiers, test them against realistic drone threats</w:t>
-      </w:r>
-      <w:r>
-        <w:rPr>
-          <w:rFonts w:asciiTheme="minorHAnsi" w:eastAsiaTheme="minorHAnsi" w:hAnsiTheme="minorHAnsi" w:cstheme="minorBidi"/>
-          <w:color w:val="auto"/>
-          <w:sz w:val="24"/>
-          <w:szCs w:val="24"/>
-        </w:rPr>
-        <w:t xml:space="preserve"> and</w:t>
-      </w:r>
-      <w:r>
-        <w:rPr>
-          <w:rFonts w:asciiTheme="minorHAnsi" w:eastAsiaTheme="minorHAnsi" w:hAnsiTheme="minorHAnsi" w:cstheme="minorBidi"/>
-          <w:color w:val="auto"/>
-          <w:sz w:val="24"/>
-          <w:szCs w:val="24"/>
-        </w:rPr>
-        <w:t xml:space="preserve"> let the results, not assumption, settle the establishment. Third, write exposure management into doctrine: build signature discipline, drone-halt drills and the sequencing of sensing, electronic warfare and fires into standard operating procedures, syllabi and retraining, with mobile training teams to push the new methods out quickly. None of this requires mass or heavy armour</w:t>
-      </w:r>
-      <w:r>
-        <w:rPr>
-          <w:rFonts w:asciiTheme="minorHAnsi" w:eastAsiaTheme="minorHAnsi" w:hAnsiTheme="minorHAnsi" w:cstheme="minorBidi"/>
-          <w:color w:val="auto"/>
-          <w:sz w:val="24"/>
-          <w:szCs w:val="24"/>
-        </w:rPr>
-        <w:t xml:space="preserve"> and</w:t>
-      </w:r>
-      <w:r>
-        <w:rPr>
-          <w:rFonts w:asciiTheme="minorHAnsi" w:eastAsiaTheme="minorHAnsi" w:hAnsiTheme="minorHAnsi" w:cstheme="minorBidi"/>
-          <w:color w:val="auto"/>
-          <w:sz w:val="24"/>
-          <w:szCs w:val="24"/>
-        </w:rPr>
-        <w:t xml:space="preserve"> none waits on a procurement cycle. The first move is organisational, not financial</w:t>
-      </w:r>
-      <w:r>
-        <w:rPr>
-          <w:rFonts w:asciiTheme="minorHAnsi" w:eastAsiaTheme="minorHAnsi" w:hAnsiTheme="minorHAnsi" w:cstheme="minorBidi"/>
-          <w:color w:val="auto"/>
-          <w:sz w:val="24"/>
-          <w:szCs w:val="24"/>
-        </w:rPr>
-        <w:t xml:space="preserve"> – </w:t>
-      </w:r>
-      <w:r>
-        <w:rPr>
-          <w:rFonts w:asciiTheme="minorHAnsi" w:eastAsiaTheme="minorHAnsi" w:hAnsiTheme="minorHAnsi" w:cstheme="minorBidi"/>
-          <w:color w:val="auto"/>
-          <w:sz w:val="24"/>
-          <w:szCs w:val="24"/>
-        </w:rPr>
-        <w:t>which is precisely why the constraint that stalled Irish defence no longer holds.</w:t>
-      </w:r>
-    </w:p>
-    <w:p>
-      <w:pPr>
-        <w:pStyle w:val="Heading2"/>
-        <w:rPr>
-          <w:rFonts w:asciiTheme="minorHAnsi" w:eastAsiaTheme="minorHAnsi" w:hAnsiTheme="minorHAnsi" w:cstheme="minorBidi"/>
-          <w:color w:val="auto"/>
-          <w:sz w:val="24"/>
-          <w:szCs w:val="24"/>
-        </w:rPr>
-      </w:pPr>
-      <w:r>
-        <w:rPr>
-          <w:rFonts w:asciiTheme="minorHAnsi" w:eastAsiaTheme="minorHAnsi" w:hAnsiTheme="minorHAnsi" w:cstheme="minorBidi"/>
-          <w:color w:val="auto"/>
-          <w:sz w:val="24"/>
-          <w:szCs w:val="24"/>
-        </w:rPr>
-        <w:t xml:space="preserve">One objection runs: change is uncertain, resources unallocated, other programmes mid-stream. Each clause is true. None is a reason to stand still. The quieter version is that force design must fit the platform – an eight-seat carrier sets the section, the section sets the fight. That inverts the logic. The threat sets the survivable section; the carrier is procurement's problem. A vehicle that seats eight when survival demands fourteen is not a cap on the section – it is the wrong vehicle. Nor is experimentation the disruption the objection fears; it is the hedge against it. A trial section commits nothing and costs almost nothing – the iteration a resource-uncertain force should want. The expensive mistake is not testing too early. It is fielding a structure the evidence already calls </w:t>
-      </w:r>
-      <w:proofErr w:type="gramStart"/>
-      <w:r>
-        <w:rPr>
-          <w:rFonts w:asciiTheme="minorHAnsi" w:eastAsiaTheme="minorHAnsi" w:hAnsiTheme="minorHAnsi" w:cstheme="minorBidi"/>
-          <w:color w:val="auto"/>
-          <w:sz w:val="24"/>
-          <w:szCs w:val="24"/>
-        </w:rPr>
-        <w:t>obsolete, and</w:t>
-      </w:r>
-      <w:proofErr w:type="gramEnd"/>
-      <w:r>
-        <w:rPr>
-          <w:rFonts w:asciiTheme="minorHAnsi" w:eastAsiaTheme="minorHAnsi" w:hAnsiTheme="minorHAnsi" w:cstheme="minorBidi"/>
-          <w:color w:val="auto"/>
-          <w:sz w:val="24"/>
-          <w:szCs w:val="24"/>
-        </w:rPr>
-        <w:t xml:space="preserve"> discovering it under fire.</w:t>
-      </w:r>
-    </w:p>
-    <w:p>
-      <w:pPr>
-        <w:pStyle w:val="Heading2"/>
-      </w:pPr>
-      <w:r>
         <w:t>Main Body – OB</w:t>
       </w:r>
     </w:p>
@@ -2329,7 +2357,6 @@
     </w:p>
     <w:p>
       <w:r>
-        <w:lastRenderedPageBreak/>
         <w:t xml:space="preserve">Your half answers one question: </w:t>
       </w:r>
       <w:r>
@@ -2588,6 +2615,7 @@
         </w:numPr>
       </w:pPr>
       <w:r>
+        <w:lastRenderedPageBreak/>
         <w:t>stock depth, batteries, spares, repair, replacement; EW adaptation; training pipelines; standing experimentation; procurement agility; sovereign/EU supply-chain resilience; doctrinal ownership in the DF</w:t>
       </w:r>
     </w:p>
@@ -2603,7 +2631,6 @@
           <w:i/>
           <w:iCs/>
         </w:rPr>
-        <w:lastRenderedPageBreak/>
         <w:t>branch laydown (infantry / ordnance / CIS / engineers / artillery / cross-branch)</w:t>
       </w:r>
       <w:r>
@@ -2853,6 +2880,22 @@
         <w:footnoteRef/>
       </w:r>
       <w:r>
+        <w:t xml:space="preserve"> TM 201</w:t>
+      </w:r>
+    </w:p>
+  </w:footnote>
+  <w:footnote w:id="6">
+    <w:p>
+      <w:pPr>
+        <w:pStyle w:val="FootnoteText"/>
+      </w:pPr>
+      <w:r>
+        <w:rPr>
+          <w:rStyle w:val="FootnoteReference"/>
+        </w:rPr>
+        <w:footnoteRef/>
+      </w:r>
+      <w:r>
         <w:t xml:space="preserve"> </w:t>
       </w:r>
       <w:r>
@@ -2891,7 +2934,7 @@
       </w:r>
     </w:p>
   </w:footnote>
-  <w:footnote w:id="6">
+  <w:footnote w:id="7">
     <w:p>
       <w:pPr>
         <w:pStyle w:val="FootnoteText"/>

--- a/Essays/DF_Review_Article.docx
+++ b/Essays/DF_Review_Article.docx
@@ -1653,181 +1653,68 @@
       </w:r>
     </w:p>
     <w:p>
-      <w:pPr>
-        <w:pStyle w:val="Heading2"/>
-        <w:rPr>
-          <w:rFonts w:asciiTheme="minorHAnsi" w:eastAsiaTheme="minorHAnsi" w:hAnsiTheme="minorHAnsi" w:cstheme="minorBidi"/>
-          <w:color w:val="auto"/>
-          <w:sz w:val="24"/>
-          <w:szCs w:val="24"/>
-        </w:rPr>
-      </w:pPr>
-      <w:r>
-        <w:rPr>
-          <w:rFonts w:asciiTheme="minorHAnsi" w:eastAsiaTheme="minorHAnsi" w:hAnsiTheme="minorHAnsi" w:cstheme="minorBidi"/>
-          <w:color w:val="auto"/>
-          <w:sz w:val="24"/>
-          <w:szCs w:val="24"/>
-        </w:rPr>
-        <w:t>A useful heuristic is</w:t>
-      </w:r>
-      <w:r>
-        <w:rPr>
-          <w:rFonts w:asciiTheme="minorHAnsi" w:eastAsiaTheme="minorHAnsi" w:hAnsiTheme="minorHAnsi" w:cstheme="minorBidi"/>
-          <w:color w:val="auto"/>
-          <w:sz w:val="24"/>
-          <w:szCs w:val="24"/>
-        </w:rPr>
-        <w:t xml:space="preserve"> a like-for-like price </w:t>
-      </w:r>
-      <w:proofErr w:type="gramStart"/>
-      <w:r>
-        <w:rPr>
-          <w:rFonts w:asciiTheme="minorHAnsi" w:eastAsiaTheme="minorHAnsi" w:hAnsiTheme="minorHAnsi" w:cstheme="minorBidi"/>
-          <w:color w:val="auto"/>
-          <w:sz w:val="24"/>
-          <w:szCs w:val="24"/>
-        </w:rPr>
-        <w:t>comparison</w:t>
-      </w:r>
-      <w:proofErr w:type="gramEnd"/>
-      <w:r>
-        <w:rPr>
-          <w:rFonts w:asciiTheme="minorHAnsi" w:eastAsiaTheme="minorHAnsi" w:hAnsiTheme="minorHAnsi" w:cstheme="minorBidi"/>
-          <w:color w:val="auto"/>
-          <w:sz w:val="24"/>
-          <w:szCs w:val="24"/>
-        </w:rPr>
-        <w:t xml:space="preserve"> and</w:t>
-      </w:r>
-      <w:r>
-        <w:rPr>
-          <w:rFonts w:asciiTheme="minorHAnsi" w:eastAsiaTheme="minorHAnsi" w:hAnsiTheme="minorHAnsi" w:cstheme="minorBidi"/>
-          <w:color w:val="auto"/>
-          <w:sz w:val="24"/>
-          <w:szCs w:val="24"/>
-        </w:rPr>
-        <w:t xml:space="preserve"> it holds only if both sides are quoted on the same basis. Ireland's Block F Javelin costs €197,727 per round, exclusive of VAT. A fibre-optic FPV one-way attack munition delivering a comparable mobility kill costs from €1,375 at ten kilometres to €3,673 at seventy, also exclusive of VAT. Divided like for like, one Javelin buys what between fifty-four and one hundred and forty-four drones cost</w:t>
-      </w:r>
-      <w:r>
-        <w:rPr>
-          <w:rFonts w:asciiTheme="minorHAnsi" w:eastAsiaTheme="minorHAnsi" w:hAnsiTheme="minorHAnsi" w:cstheme="minorBidi"/>
-          <w:color w:val="auto"/>
-          <w:sz w:val="24"/>
-          <w:szCs w:val="24"/>
-        </w:rPr>
-        <w:t xml:space="preserve"> – </w:t>
-      </w:r>
-      <w:r>
-        <w:rPr>
-          <w:rFonts w:asciiTheme="minorHAnsi" w:eastAsiaTheme="minorHAnsi" w:hAnsiTheme="minorHAnsi" w:cstheme="minorBidi"/>
-          <w:color w:val="auto"/>
-          <w:sz w:val="24"/>
-          <w:szCs w:val="24"/>
-        </w:rPr>
-        <w:t xml:space="preserve">the 1:54 to 1:144 ratio. </w:t>
-      </w:r>
-      <w:r>
-        <w:rPr>
-          <w:rFonts w:asciiTheme="minorHAnsi" w:eastAsiaTheme="minorHAnsi" w:hAnsiTheme="minorHAnsi" w:cstheme="minorBidi"/>
-          <w:color w:val="auto"/>
-          <w:sz w:val="24"/>
-          <w:szCs w:val="24"/>
-        </w:rPr>
-        <w:t>D</w:t>
-      </w:r>
-      <w:r>
-        <w:rPr>
-          <w:rFonts w:asciiTheme="minorHAnsi" w:eastAsiaTheme="minorHAnsi" w:hAnsiTheme="minorHAnsi" w:cstheme="minorBidi"/>
-          <w:color w:val="auto"/>
-          <w:sz w:val="24"/>
-          <w:szCs w:val="24"/>
-        </w:rPr>
-        <w:t>rones reliably immobilise armour rather than destroy it</w:t>
-      </w:r>
-      <w:r>
-        <w:rPr>
-          <w:rFonts w:asciiTheme="minorHAnsi" w:eastAsiaTheme="minorHAnsi" w:hAnsiTheme="minorHAnsi" w:cstheme="minorBidi"/>
-          <w:color w:val="auto"/>
-          <w:sz w:val="24"/>
-          <w:szCs w:val="24"/>
-        </w:rPr>
-        <w:t xml:space="preserve"> and</w:t>
-      </w:r>
-      <w:r>
-        <w:rPr>
-          <w:rFonts w:asciiTheme="minorHAnsi" w:eastAsiaTheme="minorHAnsi" w:hAnsiTheme="minorHAnsi" w:cstheme="minorBidi"/>
-          <w:color w:val="auto"/>
-          <w:sz w:val="24"/>
-          <w:szCs w:val="24"/>
-        </w:rPr>
-        <w:t xml:space="preserve"> several</w:t>
-      </w:r>
-      <w:r>
-        <w:rPr>
-          <w:rFonts w:asciiTheme="minorHAnsi" w:eastAsiaTheme="minorHAnsi" w:hAnsiTheme="minorHAnsi" w:cstheme="minorBidi"/>
-          <w:color w:val="auto"/>
-          <w:sz w:val="24"/>
-          <w:szCs w:val="24"/>
-        </w:rPr>
-        <w:t xml:space="preserve"> (even 20+)</w:t>
-      </w:r>
-      <w:r>
-        <w:rPr>
-          <w:rFonts w:asciiTheme="minorHAnsi" w:eastAsiaTheme="minorHAnsi" w:hAnsiTheme="minorHAnsi" w:cstheme="minorBidi"/>
-          <w:color w:val="auto"/>
-          <w:sz w:val="24"/>
-          <w:szCs w:val="24"/>
-        </w:rPr>
-        <w:t xml:space="preserve"> may be needed per target. But the direction is unambiguous</w:t>
-      </w:r>
-      <w:r>
-        <w:rPr>
-          <w:rFonts w:asciiTheme="minorHAnsi" w:eastAsiaTheme="minorHAnsi" w:hAnsiTheme="minorHAnsi" w:cstheme="minorBidi"/>
-          <w:color w:val="auto"/>
-          <w:sz w:val="24"/>
-          <w:szCs w:val="24"/>
-        </w:rPr>
-        <w:t xml:space="preserve"> – </w:t>
-      </w:r>
-      <w:r>
-        <w:rPr>
-          <w:rFonts w:asciiTheme="minorHAnsi" w:eastAsiaTheme="minorHAnsi" w:hAnsiTheme="minorHAnsi" w:cstheme="minorBidi"/>
-          <w:color w:val="auto"/>
-          <w:sz w:val="24"/>
-          <w:szCs w:val="24"/>
-        </w:rPr>
-        <w:t xml:space="preserve">mass precision effect </w:t>
-      </w:r>
-      <w:r>
-        <w:rPr>
-          <w:rFonts w:asciiTheme="minorHAnsi" w:eastAsiaTheme="minorHAnsi" w:hAnsiTheme="minorHAnsi" w:cstheme="minorBidi"/>
-          <w:color w:val="auto"/>
-          <w:sz w:val="24"/>
-          <w:szCs w:val="24"/>
-        </w:rPr>
-        <w:t>is no longer the purview</w:t>
-      </w:r>
-      <w:r>
-        <w:rPr>
-          <w:rFonts w:asciiTheme="minorHAnsi" w:eastAsiaTheme="minorHAnsi" w:hAnsiTheme="minorHAnsi" w:cstheme="minorBidi"/>
-          <w:color w:val="auto"/>
-          <w:sz w:val="24"/>
-          <w:szCs w:val="24"/>
-        </w:rPr>
-        <w:t xml:space="preserve"> of the well-funded alone.</w:t>
-      </w:r>
-    </w:p>
-    <w:p>
+      <w:r>
+        <w:fldChar w:fldCharType="begin"/>
+      </w:r>
+      <w:r>
+        <w:instrText xml:space="preserve"> REF _Ref233053446 \h </w:instrText>
+      </w:r>
+      <w:r>
+        <w:fldChar w:fldCharType="separate"/>
+      </w:r>
+      <w:r>
+        <w:t xml:space="preserve">Table </w:t>
+      </w:r>
       <w:r>
         <w:rPr>
           <w:noProof/>
         </w:rPr>
+        <w:t>1</w:t>
+      </w:r>
+      <w:r>
+        <w:fldChar w:fldCharType="end"/>
+      </w:r>
+      <w:r>
+        <w:t xml:space="preserve"> </w:t>
+      </w:r>
+      <w:r>
+        <w:t xml:space="preserve">shows that FPV-OWADs cannot be dismissed as cheap substitutes for Javelin. The operational comparison is the telling one: defeating an armoured company costs roughly €1.13 million in Javelins, compared with under €85,000 in FPV-OWADs – more than an order of magnitude less for the same task, on assumptions generous to Javelin. Ireland's recent Javelin-only procurement buys 44 missiles; the same budget fields thousands of FPV-OWADs. Javelin remains the higher-confidence kill mechanism, and FPV-OWADs may require several strikes to destroy armour, </w:t>
+      </w:r>
+      <w:r>
+        <w:t>but they can immobilise it for follow-on fires and reach more than an order of magnitude further.</w:t>
+      </w:r>
+      <w:r>
+        <w:t xml:space="preserve"> The direction is unambiguous: FPV-OWADs do not replace ATGMs, but they change the defensive arithmetic and can no longer be ignored</w:t>
+      </w:r>
+      <w:r>
+        <w:t>.</w:t>
+      </w:r>
+      <w:r>
+        <w:rPr>
+          <w:rStyle w:val="FootnoteReference"/>
+        </w:rPr>
+        <w:footnoteReference w:id="8"/>
+      </w:r>
+      <w:r>
+        <w:t xml:space="preserve"> </w:t>
+      </w:r>
+      <w:r>
+        <w:rPr>
+          <w:rStyle w:val="FootnoteReference"/>
+        </w:rPr>
+        <w:footnoteReference w:id="9"/>
+      </w:r>
+    </w:p>
+    <w:p>
+      <w:pPr>
+        <w:keepNext/>
+      </w:pPr>
+      <w:r>
         <w:drawing>
-          <wp:inline distT="0" distB="0" distL="0" distR="0" wp14:anchorId="2239C26D" wp14:editId="1CE4A65E">
-            <wp:extent cx="5731510" cy="1751965"/>
-            <wp:effectExtent l="0" t="0" r="2540" b="635"/>
-            <wp:docPr id="749485391" name="Picture 1"/>
+          <wp:inline distT="0" distB="0" distL="0" distR="0" wp14:anchorId="1ED79B76" wp14:editId="6CD40A73">
+            <wp:extent cx="5731510" cy="1757045"/>
+            <wp:effectExtent l="0" t="0" r="2540" b="0"/>
+            <wp:docPr id="177895998" name="Picture 1"/>
             <wp:cNvGraphicFramePr>
               <a:graphicFrameLocks xmlns:a="http://schemas.openxmlformats.org/drawingml/2006/main" noChangeAspect="1"/>
             </wp:cNvGraphicFramePr>
@@ -1835,7 +1722,7 @@
               <a:graphicData uri="http://schemas.openxmlformats.org/drawingml/2006/picture">
                 <pic:pic xmlns:pic="http://schemas.openxmlformats.org/drawingml/2006/picture">
                   <pic:nvPicPr>
-                    <pic:cNvPr id="749485391" name=""/>
+                    <pic:cNvPr id="177895998" name=""/>
                     <pic:cNvPicPr/>
                   </pic:nvPicPr>
                   <pic:blipFill>
@@ -1847,7 +1734,7 @@
                   <pic:spPr>
                     <a:xfrm>
                       <a:off x="0" y="0"/>
-                      <a:ext cx="5731510" cy="1751965"/>
+                      <a:ext cx="5731510" cy="1757045"/>
                     </a:xfrm>
                     <a:prstGeom prst="rect">
                       <a:avLst/>
@@ -1858,6 +1745,44 @@
             </a:graphic>
           </wp:inline>
         </w:drawing>
+      </w:r>
+    </w:p>
+    <w:p>
+      <w:pPr>
+        <w:pStyle w:val="Caption"/>
+        <w:jc w:val="center"/>
+      </w:pPr>
+      <w:bookmarkStart w:id="0" w:name="_Ref233053446"/>
+      <w:r>
+        <w:t xml:space="preserve">Table </w:t>
+      </w:r>
+      <w:r>
+        <w:fldChar w:fldCharType="begin"/>
+      </w:r>
+      <w:r>
+        <w:instrText xml:space="preserve"> SEQ Table \* ARABIC </w:instrText>
+      </w:r>
+      <w:r>
+        <w:fldChar w:fldCharType="separate"/>
+      </w:r>
+      <w:r>
+        <w:rPr>
+          <w:noProof/>
+        </w:rPr>
+        <w:t>1</w:t>
+      </w:r>
+      <w:r>
+        <w:fldChar w:fldCharType="end"/>
+      </w:r>
+      <w:bookmarkEnd w:id="0"/>
+      <w:r>
+        <w:t xml:space="preserve">. </w:t>
+      </w:r>
+      <w:r>
+        <w:t>Comparative Anti-Armour Cost-Imposition Model</w:t>
+      </w:r>
+      <w:r>
+        <w:t>: ATGMs versus FPV-OWADs and Loitering-OWADs</w:t>
       </w:r>
     </w:p>
     <w:p>
@@ -2987,6 +2912,102 @@
       <w:pPr>
         <w:pStyle w:val="FootnoteText"/>
       </w:pPr>
+    </w:p>
+  </w:footnote>
+  <w:footnote w:id="8">
+    <w:p>
+      <w:pPr>
+        <w:pStyle w:val="FootnoteText"/>
+      </w:pPr>
+      <w:r>
+        <w:rPr>
+          <w:rStyle w:val="FootnoteReference"/>
+        </w:rPr>
+        <w:footnoteRef/>
+      </w:r>
+      <w:r>
+        <w:t xml:space="preserve"> </w:t>
+      </w:r>
+      <w:r>
+        <w:t xml:space="preserve">Beatty, A. </w:t>
+      </w:r>
+      <w:r>
+        <w:rPr>
+          <w:i/>
+          <w:iCs/>
+        </w:rPr>
+        <w:t>Movement as Exposure: Uncrewed Systems and the Transformation of Light Infantry Tactics: From Tactical Adaptation to Force Design and Deterrence-by-Denial in a Small State Context</w:t>
+      </w:r>
+      <w:r>
+        <w:t>. MA thesis, Maynooth University, 2026. Available from the Defence Forces Library.</w:t>
+      </w:r>
+    </w:p>
+  </w:footnote>
+  <w:footnote w:id="9">
+    <w:p>
+      <w:pPr>
+        <w:pStyle w:val="FootnoteText"/>
+      </w:pPr>
+      <w:r>
+        <w:rPr>
+          <w:rStyle w:val="FootnoteReference"/>
+        </w:rPr>
+        <w:footnoteRef/>
+      </w:r>
+      <w:r>
+        <w:t xml:space="preserve"> </w:t>
+      </w:r>
+      <w:r>
+        <w:t xml:space="preserve">The salvo column estimates the number and cost of effectors required to defeat an armoured company. </w:t>
+      </w:r>
+      <w:r>
+        <w:t>Effect is normalised to delivered shaped-charge mass, not raw payload:</w:t>
+      </w:r>
+      <w:r>
+        <w:t xml:space="preserve"> </w:t>
+      </w:r>
+      <w:r>
+        <w:t>OWADs are calculated against the 100</w:t>
+      </w:r>
+      <w:r>
+        <w:t>-</w:t>
+      </w:r>
+      <w:r>
+        <w:t>k</w:t>
+      </w:r>
+      <w:r>
+        <w:t>ilogram</w:t>
+      </w:r>
+      <w:r>
+        <w:t xml:space="preserve"> shaped-charge requirement in Bronk and Watling; Javelin is calculated as six missiles at assumed 100 percent kill probability against the 40–60 per cent immobilisation threshold – an assumption</w:t>
+      </w:r>
+      <w:r>
+        <w:t xml:space="preserve"> which</w:t>
+      </w:r>
+      <w:r>
+        <w:t xml:space="preserve"> flatters Javelin and therefore understates the drone advantage. Bronk, J. and Watling, J. </w:t>
+      </w:r>
+      <w:r>
+        <w:rPr>
+          <w:i/>
+          <w:iCs/>
+        </w:rPr>
+        <w:t>Mass Precision Strike: Designing UAV Complexes for Land Forces</w:t>
+      </w:r>
+      <w:r>
+        <w:t xml:space="preserve">. London: Royal United Services Institute for Defence and Security Studies, 2024. Available at: </w:t>
+      </w:r>
+      <w:hyperlink r:id="rId3" w:history="1">
+        <w:r>
+          <w:rPr>
+            <w:rStyle w:val="Hyperlink"/>
+          </w:rPr>
+          <w:t>https://static.rusi.org/mass-precision-strike-final.pdf</w:t>
+        </w:r>
+      </w:hyperlink>
+      <w:r>
+        <w:t xml:space="preserve"> (accessed 16 December 2025).</w:t>
+      </w:r>
     </w:p>
   </w:footnote>
 </w:footnotes>
@@ -4913,6 +4934,25 @@
       <w:shd w:val="clear" w:color="auto" w:fill="E1DFDD"/>
     </w:rPr>
   </w:style>
+  <w:style w:type="paragraph" w:styleId="Caption">
+    <w:name w:val="caption"/>
+    <w:basedOn w:val="Normal"/>
+    <w:next w:val="Normal"/>
+    <w:uiPriority w:val="35"/>
+    <w:unhideWhenUsed/>
+    <w:qFormat/>
+    <w:rsid w:val="002C4F0D"/>
+    <w:pPr>
+      <w:spacing w:after="200" w:line="240" w:lineRule="auto"/>
+    </w:pPr>
+    <w:rPr>
+      <w:i/>
+      <w:iCs/>
+      <w:color w:val="0E2841" w:themeColor="text2"/>
+      <w:sz w:val="18"/>
+      <w:szCs w:val="18"/>
+    </w:rPr>
+  </w:style>
 </w:styles>
 </file>
 

--- a/Essays/DF_Review_Article.docx
+++ b/Essays/DF_Review_Article.docx
@@ -271,1445 +271,983 @@
       </w:pPr>
       <w:r>
         <w:lastRenderedPageBreak/>
-        <w:t xml:space="preserve">Draft </w:t>
-      </w:r>
-      <w:r>
-        <w:t>Main Body</w:t>
-      </w:r>
-      <w:r>
-        <w:t xml:space="preserve"> Ideas</w:t>
-      </w:r>
-      <w:r>
-        <w:t xml:space="preserve"> – Adam</w:t>
-      </w:r>
-    </w:p>
-    <w:p>
-      <w:r>
-        <w:t>Mechanism (abstract para 1):</w:t>
-      </w:r>
-    </w:p>
-    <w:p>
-      <w:pPr>
-        <w:pStyle w:val="ListParagraph"/>
-        <w:numPr>
-          <w:ilvl w:val="0"/>
-          <w:numId w:val="3"/>
-        </w:numPr>
-      </w:pPr>
-      <w:r>
-        <w:t>Why is exposure now the organising variable</w:t>
-      </w:r>
-      <w:r>
+        <w:t xml:space="preserve">ADAM </w:t>
+      </w:r>
+      <w:r>
+        <w:t>1</w:t>
+      </w:r>
+      <w:r>
+        <w:t>576</w:t>
+      </w:r>
+      <w:r>
+        <w:t xml:space="preserve"> WORDS</w:t>
+      </w:r>
+    </w:p>
+    <w:p>
+      <w:pPr>
+        <w:pStyle w:val="Heading2"/>
+        <w:rPr>
+          <w:rFonts w:asciiTheme="minorHAnsi" w:eastAsiaTheme="minorHAnsi" w:hAnsiTheme="minorHAnsi" w:cstheme="minorBidi"/>
+          <w:color w:val="auto"/>
+          <w:sz w:val="24"/>
+          <w:szCs w:val="24"/>
+        </w:rPr>
+      </w:pPr>
+      <w:r>
+        <w:rPr>
+          <w:rFonts w:asciiTheme="minorHAnsi" w:eastAsiaTheme="minorHAnsi" w:hAnsiTheme="minorHAnsi" w:cstheme="minorBidi"/>
+          <w:color w:val="auto"/>
+          <w:sz w:val="24"/>
+          <w:szCs w:val="24"/>
+        </w:rPr>
+        <w:t>Land warfare now turns on a single question: who is observed, when</w:t>
+      </w:r>
+      <w:r>
+        <w:rPr>
+          <w:rFonts w:asciiTheme="minorHAnsi" w:eastAsiaTheme="minorHAnsi" w:hAnsiTheme="minorHAnsi" w:cstheme="minorBidi"/>
+          <w:color w:val="auto"/>
+          <w:sz w:val="24"/>
+          <w:szCs w:val="24"/>
+        </w:rPr>
+        <w:t xml:space="preserve"> and</w:t>
+      </w:r>
+      <w:r>
+        <w:rPr>
+          <w:rFonts w:asciiTheme="minorHAnsi" w:eastAsiaTheme="minorHAnsi" w:hAnsiTheme="minorHAnsi" w:cstheme="minorBidi"/>
+          <w:color w:val="auto"/>
+          <w:sz w:val="24"/>
+          <w:szCs w:val="24"/>
+        </w:rPr>
+        <w:t xml:space="preserve"> how fast that observation becomes fire. Cheap sensors and democratised precision strike have compressed the interval between being seen and being hit to seconds</w:t>
+      </w:r>
+      <w:r>
+        <w:rPr>
+          <w:rFonts w:asciiTheme="minorHAnsi" w:eastAsiaTheme="minorHAnsi" w:hAnsiTheme="minorHAnsi" w:cstheme="minorBidi"/>
+          <w:color w:val="auto"/>
+          <w:sz w:val="24"/>
+          <w:szCs w:val="24"/>
+        </w:rPr>
+        <w:t xml:space="preserve"> and</w:t>
+      </w:r>
+      <w:r>
+        <w:rPr>
+          <w:rFonts w:asciiTheme="minorHAnsi" w:eastAsiaTheme="minorHAnsi" w:hAnsiTheme="minorHAnsi" w:cstheme="minorBidi"/>
+          <w:color w:val="auto"/>
+          <w:sz w:val="24"/>
+          <w:szCs w:val="24"/>
+        </w:rPr>
+        <w:t xml:space="preserve"> that compression has changed what movement costs. To move is to generate signature</w:t>
+      </w:r>
+      <w:r>
+        <w:rPr>
+          <w:rFonts w:asciiTheme="minorHAnsi" w:eastAsiaTheme="minorHAnsi" w:hAnsiTheme="minorHAnsi" w:cstheme="minorBidi"/>
+          <w:color w:val="auto"/>
+          <w:sz w:val="24"/>
+          <w:szCs w:val="24"/>
+        </w:rPr>
+        <w:t xml:space="preserve"> — </w:t>
+      </w:r>
+      <w:r>
+        <w:rPr>
+          <w:rFonts w:asciiTheme="minorHAnsi" w:eastAsiaTheme="minorHAnsi" w:hAnsiTheme="minorHAnsi" w:cstheme="minorBidi"/>
+          <w:color w:val="auto"/>
+          <w:sz w:val="24"/>
+          <w:szCs w:val="24"/>
+        </w:rPr>
+        <w:t>across space, where a force can be seen; across time, since the longer it is exposed the more targetable it grows; and across the electromagnetic spectrum, where every emission betrays position. Manoeuvre has not been abolished, but its price has risen sharply. It survives only where sensing, concealment, electronic warfare and fires are sequenced to buy a temporary window. Exposure has therefore displaced terrain as the variable around which tactical action organises: the first question is no longer where to move, but whether movement can be afforded at all.</w:t>
+      </w:r>
+    </w:p>
+    <w:p>
+      <w:pPr>
+        <w:pStyle w:val="Heading2"/>
+        <w:rPr>
+          <w:rFonts w:asciiTheme="minorHAnsi" w:eastAsiaTheme="minorHAnsi" w:hAnsiTheme="minorHAnsi" w:cstheme="minorBidi"/>
+          <w:color w:val="auto"/>
+          <w:sz w:val="24"/>
+          <w:szCs w:val="24"/>
+        </w:rPr>
+      </w:pPr>
+      <w:r>
+        <w:rPr>
+          <w:rFonts w:asciiTheme="minorHAnsi" w:eastAsiaTheme="minorHAnsi" w:hAnsiTheme="minorHAnsi" w:cstheme="minorBidi"/>
+          <w:color w:val="auto"/>
+          <w:sz w:val="24"/>
+          <w:szCs w:val="24"/>
+        </w:rPr>
+        <w:t>Ireland has no national security strategy and no settled defence policy; the Defence Policy Review</w:t>
+      </w:r>
+      <w:r>
+        <w:rPr>
+          <w:rStyle w:val="FootnoteReference"/>
+          <w:rFonts w:asciiTheme="minorHAnsi" w:eastAsiaTheme="minorHAnsi" w:hAnsiTheme="minorHAnsi" w:cstheme="minorBidi"/>
+          <w:color w:val="auto"/>
+          <w:sz w:val="24"/>
+          <w:szCs w:val="24"/>
+        </w:rPr>
+        <w:footnoteReference w:id="1"/>
+      </w:r>
+      <w:r>
+        <w:rPr>
+          <w:rFonts w:asciiTheme="minorHAnsi" w:eastAsiaTheme="minorHAnsi" w:hAnsiTheme="minorHAnsi" w:cstheme="minorBidi"/>
+          <w:color w:val="auto"/>
+          <w:sz w:val="24"/>
+          <w:szCs w:val="24"/>
+        </w:rPr>
+        <w:t xml:space="preserve"> </w:t>
+      </w:r>
+      <w:r>
+        <w:rPr>
+          <w:rFonts w:asciiTheme="minorHAnsi" w:eastAsiaTheme="minorHAnsi" w:hAnsiTheme="minorHAnsi" w:cstheme="minorBidi"/>
+          <w:color w:val="auto"/>
+          <w:sz w:val="24"/>
+          <w:szCs w:val="24"/>
+        </w:rPr>
+        <w:t>updates the White Paper</w:t>
+      </w:r>
+      <w:r>
+        <w:rPr>
+          <w:rStyle w:val="FootnoteReference"/>
+          <w:rFonts w:asciiTheme="minorHAnsi" w:eastAsiaTheme="minorHAnsi" w:hAnsiTheme="minorHAnsi" w:cstheme="minorBidi"/>
+          <w:color w:val="auto"/>
+          <w:sz w:val="24"/>
+          <w:szCs w:val="24"/>
+        </w:rPr>
+        <w:footnoteReference w:id="2"/>
+      </w:r>
+      <w:r>
+        <w:rPr>
+          <w:rFonts w:asciiTheme="minorHAnsi" w:eastAsiaTheme="minorHAnsi" w:hAnsiTheme="minorHAnsi" w:cstheme="minorBidi"/>
+          <w:color w:val="auto"/>
+          <w:sz w:val="24"/>
+          <w:szCs w:val="24"/>
+        </w:rPr>
+        <w:t>, constituting</w:t>
+      </w:r>
+      <w:r>
+        <w:rPr>
+          <w:rFonts w:asciiTheme="minorHAnsi" w:eastAsiaTheme="minorHAnsi" w:hAnsiTheme="minorHAnsi" w:cstheme="minorBidi"/>
+          <w:color w:val="auto"/>
+          <w:sz w:val="24"/>
+          <w:szCs w:val="24"/>
+        </w:rPr>
+        <w:t xml:space="preserve"> a de facto substitute</w:t>
+      </w:r>
+      <w:r>
+        <w:rPr>
+          <w:rFonts w:asciiTheme="minorHAnsi" w:eastAsiaTheme="minorHAnsi" w:hAnsiTheme="minorHAnsi" w:cstheme="minorBidi"/>
+          <w:color w:val="auto"/>
+          <w:sz w:val="24"/>
+          <w:szCs w:val="24"/>
+        </w:rPr>
+        <w:t>. The military is tasked “</w:t>
+      </w:r>
+      <w:r>
+        <w:rPr>
+          <w:rFonts w:asciiTheme="minorHAnsi" w:eastAsiaTheme="minorHAnsi" w:hAnsiTheme="minorHAnsi" w:cstheme="minorBidi"/>
+          <w:color w:val="auto"/>
+          <w:sz w:val="24"/>
+          <w:szCs w:val="24"/>
+        </w:rPr>
+        <w:t>To provide for the military Defence of the</w:t>
+      </w:r>
+      <w:r>
+        <w:rPr>
+          <w:rFonts w:asciiTheme="minorHAnsi" w:eastAsiaTheme="minorHAnsi" w:hAnsiTheme="minorHAnsi" w:cstheme="minorBidi"/>
+          <w:color w:val="auto"/>
+          <w:sz w:val="24"/>
+          <w:szCs w:val="24"/>
+        </w:rPr>
+        <w:t xml:space="preserve"> </w:t>
+      </w:r>
+      <w:r>
+        <w:rPr>
+          <w:rFonts w:asciiTheme="minorHAnsi" w:eastAsiaTheme="minorHAnsi" w:hAnsiTheme="minorHAnsi" w:cstheme="minorBidi"/>
+          <w:color w:val="auto"/>
+          <w:sz w:val="24"/>
+          <w:szCs w:val="24"/>
+        </w:rPr>
+        <w:t>State from armed aggression</w:t>
+      </w:r>
+      <w:r>
+        <w:rPr>
+          <w:rFonts w:asciiTheme="minorHAnsi" w:eastAsiaTheme="minorHAnsi" w:hAnsiTheme="minorHAnsi" w:cstheme="minorBidi"/>
+          <w:color w:val="auto"/>
+          <w:sz w:val="24"/>
+          <w:szCs w:val="24"/>
+        </w:rPr>
+        <w:t>”.</w:t>
+      </w:r>
+      <w:r>
+        <w:rPr>
+          <w:rFonts w:asciiTheme="minorHAnsi" w:eastAsiaTheme="minorHAnsi" w:hAnsiTheme="minorHAnsi" w:cstheme="minorBidi"/>
+          <w:color w:val="auto"/>
+          <w:sz w:val="24"/>
+          <w:szCs w:val="24"/>
+        </w:rPr>
+        <w:t xml:space="preserve"> </w:t>
+      </w:r>
+      <w:r>
+        <w:rPr>
+          <w:rFonts w:asciiTheme="minorHAnsi" w:eastAsiaTheme="minorHAnsi" w:hAnsiTheme="minorHAnsi" w:cstheme="minorBidi"/>
+          <w:color w:val="auto"/>
+          <w:sz w:val="24"/>
+          <w:szCs w:val="24"/>
+        </w:rPr>
+        <w:t>While m</w:t>
+      </w:r>
+      <w:r>
+        <w:rPr>
+          <w:rFonts w:asciiTheme="minorHAnsi" w:eastAsiaTheme="minorHAnsi" w:hAnsiTheme="minorHAnsi" w:cstheme="minorBidi"/>
+          <w:color w:val="auto"/>
+          <w:sz w:val="24"/>
+          <w:szCs w:val="24"/>
+        </w:rPr>
+        <w:t xml:space="preserve">ilitary </w:t>
+      </w:r>
+      <w:r>
+        <w:rPr>
+          <w:rFonts w:asciiTheme="minorHAnsi" w:eastAsiaTheme="minorHAnsi" w:hAnsiTheme="minorHAnsi" w:cstheme="minorBidi"/>
+          <w:color w:val="auto"/>
+          <w:sz w:val="24"/>
+          <w:szCs w:val="24"/>
+        </w:rPr>
+        <w:t>strategy and operations</w:t>
+      </w:r>
+      <w:r>
+        <w:rPr>
+          <w:rFonts w:asciiTheme="minorHAnsi" w:eastAsiaTheme="minorHAnsi" w:hAnsiTheme="minorHAnsi" w:cstheme="minorBidi"/>
+          <w:color w:val="auto"/>
+          <w:sz w:val="24"/>
+          <w:szCs w:val="24"/>
+        </w:rPr>
+        <w:t xml:space="preserve"> can organise effort</w:t>
+      </w:r>
+      <w:r>
+        <w:rPr>
+          <w:rFonts w:asciiTheme="minorHAnsi" w:eastAsiaTheme="minorHAnsi" w:hAnsiTheme="minorHAnsi" w:cstheme="minorBidi"/>
+          <w:color w:val="auto"/>
+          <w:sz w:val="24"/>
+          <w:szCs w:val="24"/>
+        </w:rPr>
+        <w:t>, policy directs</w:t>
+      </w:r>
+      <w:r>
+        <w:rPr>
+          <w:rFonts w:asciiTheme="minorHAnsi" w:eastAsiaTheme="minorHAnsi" w:hAnsiTheme="minorHAnsi" w:cstheme="minorBidi"/>
+          <w:color w:val="auto"/>
+          <w:sz w:val="24"/>
+          <w:szCs w:val="24"/>
+        </w:rPr>
+        <w:t xml:space="preserve">. In that vacuum, force design drifts toward continuity. </w:t>
+      </w:r>
+      <w:r>
+        <w:rPr>
+          <w:rFonts w:asciiTheme="minorHAnsi" w:eastAsiaTheme="minorHAnsi" w:hAnsiTheme="minorHAnsi" w:cstheme="minorBidi"/>
+          <w:color w:val="auto"/>
+          <w:sz w:val="24"/>
+          <w:szCs w:val="24"/>
+        </w:rPr>
+        <w:t>T</w:t>
+      </w:r>
+      <w:r>
+        <w:rPr>
+          <w:rFonts w:asciiTheme="minorHAnsi" w:eastAsiaTheme="minorHAnsi" w:hAnsiTheme="minorHAnsi" w:cstheme="minorBidi"/>
+          <w:color w:val="auto"/>
+          <w:sz w:val="24"/>
+          <w:szCs w:val="24"/>
+        </w:rPr>
+        <w:t xml:space="preserve">erritorial defence is no longer implausible </w:t>
+      </w:r>
+      <w:r>
+        <w:rPr>
+          <w:rFonts w:asciiTheme="minorHAnsi" w:eastAsiaTheme="minorHAnsi" w:hAnsiTheme="minorHAnsi" w:cstheme="minorBidi"/>
+          <w:color w:val="auto"/>
+          <w:sz w:val="24"/>
+          <w:szCs w:val="24"/>
+        </w:rPr>
+        <w:t>—</w:t>
+      </w:r>
+      <w:r>
+        <w:rPr>
+          <w:rFonts w:asciiTheme="minorHAnsi" w:eastAsiaTheme="minorHAnsi" w:hAnsiTheme="minorHAnsi" w:cstheme="minorBidi"/>
+          <w:color w:val="auto"/>
+          <w:sz w:val="24"/>
+          <w:szCs w:val="24"/>
+        </w:rPr>
+        <w:t xml:space="preserve"> it is politically constrained, under-resourced and increasingly likely.</w:t>
+      </w:r>
+      <w:r>
+        <w:rPr>
+          <w:rFonts w:asciiTheme="minorHAnsi" w:eastAsiaTheme="minorHAnsi" w:hAnsiTheme="minorHAnsi" w:cstheme="minorBidi"/>
+          <w:color w:val="auto"/>
+          <w:sz w:val="24"/>
+          <w:szCs w:val="24"/>
+        </w:rPr>
+        <w:t xml:space="preserve"> Recent</w:t>
+      </w:r>
+      <w:r>
+        <w:rPr>
+          <w:rFonts w:asciiTheme="minorHAnsi" w:eastAsiaTheme="minorHAnsi" w:hAnsiTheme="minorHAnsi" w:cstheme="minorBidi"/>
+          <w:color w:val="auto"/>
+          <w:sz w:val="24"/>
+          <w:szCs w:val="24"/>
+        </w:rPr>
+        <w:t xml:space="preserve"> developments</w:t>
+      </w:r>
+      <w:r>
+        <w:rPr>
+          <w:rFonts w:asciiTheme="minorHAnsi" w:eastAsiaTheme="minorHAnsi" w:hAnsiTheme="minorHAnsi" w:cstheme="minorBidi"/>
+          <w:color w:val="auto"/>
+          <w:sz w:val="24"/>
+          <w:szCs w:val="24"/>
+        </w:rPr>
+        <w:t xml:space="preserve"> </w:t>
+      </w:r>
+      <w:r>
+        <w:rPr>
+          <w:rFonts w:asciiTheme="minorHAnsi" w:eastAsiaTheme="minorHAnsi" w:hAnsiTheme="minorHAnsi" w:cstheme="minorBidi"/>
+          <w:color w:val="auto"/>
+          <w:sz w:val="24"/>
+          <w:szCs w:val="24"/>
+        </w:rPr>
+        <w:t xml:space="preserve">among Western states </w:t>
+      </w:r>
+      <w:r>
+        <w:rPr>
+          <w:rFonts w:asciiTheme="minorHAnsi" w:eastAsiaTheme="minorHAnsi" w:hAnsiTheme="minorHAnsi" w:cstheme="minorBidi"/>
+          <w:color w:val="auto"/>
+          <w:sz w:val="24"/>
+          <w:szCs w:val="24"/>
+        </w:rPr>
+        <w:t>—</w:t>
+      </w:r>
+      <w:r>
+        <w:rPr>
+          <w:rFonts w:asciiTheme="minorHAnsi" w:eastAsiaTheme="minorHAnsi" w:hAnsiTheme="minorHAnsi" w:cstheme="minorBidi"/>
+          <w:color w:val="auto"/>
+          <w:sz w:val="24"/>
+          <w:szCs w:val="24"/>
+        </w:rPr>
+        <w:t xml:space="preserve"> most notably the United States’ assertions regarding</w:t>
+      </w:r>
+      <w:r>
+        <w:rPr>
+          <w:rFonts w:asciiTheme="minorHAnsi" w:eastAsiaTheme="minorHAnsi" w:hAnsiTheme="minorHAnsi" w:cstheme="minorBidi"/>
+          <w:color w:val="auto"/>
+          <w:sz w:val="24"/>
+          <w:szCs w:val="24"/>
+        </w:rPr>
+        <w:t xml:space="preserve"> </w:t>
+      </w:r>
+      <w:r>
+        <w:rPr>
+          <w:rFonts w:asciiTheme="minorHAnsi" w:eastAsiaTheme="minorHAnsi" w:hAnsiTheme="minorHAnsi" w:cstheme="minorBidi"/>
+          <w:color w:val="auto"/>
+          <w:sz w:val="24"/>
+          <w:szCs w:val="24"/>
+        </w:rPr>
+        <w:t>Greenland</w:t>
+      </w:r>
+      <w:r>
+        <w:rPr>
+          <w:rStyle w:val="FootnoteReference"/>
+          <w:rFonts w:asciiTheme="minorHAnsi" w:eastAsiaTheme="minorHAnsi" w:hAnsiTheme="minorHAnsi" w:cstheme="minorBidi"/>
+          <w:color w:val="auto"/>
+          <w:sz w:val="24"/>
+          <w:szCs w:val="24"/>
+        </w:rPr>
+        <w:footnoteReference w:id="3"/>
+      </w:r>
+      <w:r>
+        <w:rPr>
+          <w:rFonts w:asciiTheme="minorHAnsi" w:eastAsiaTheme="minorHAnsi" w:hAnsiTheme="minorHAnsi" w:cstheme="minorBidi"/>
+          <w:color w:val="auto"/>
+          <w:sz w:val="24"/>
+          <w:szCs w:val="24"/>
+        </w:rPr>
+        <w:t xml:space="preserve"> and Denmark’s response</w:t>
+      </w:r>
+      <w:r>
+        <w:rPr>
+          <w:rStyle w:val="FootnoteReference"/>
+          <w:rFonts w:asciiTheme="minorHAnsi" w:eastAsiaTheme="minorHAnsi" w:hAnsiTheme="minorHAnsi" w:cstheme="minorBidi"/>
+          <w:color w:val="auto"/>
+          <w:sz w:val="24"/>
+          <w:szCs w:val="24"/>
+        </w:rPr>
+        <w:footnoteReference w:id="4"/>
+      </w:r>
+      <w:r>
+        <w:rPr>
+          <w:rFonts w:asciiTheme="minorHAnsi" w:eastAsiaTheme="minorHAnsi" w:hAnsiTheme="minorHAnsi" w:cstheme="minorBidi"/>
+          <w:color w:val="auto"/>
+          <w:sz w:val="24"/>
+          <w:szCs w:val="24"/>
+        </w:rPr>
+        <w:t xml:space="preserve">  </w:t>
+      </w:r>
+      <w:r>
+        <w:rPr>
+          <w:rFonts w:asciiTheme="minorHAnsi" w:eastAsiaTheme="minorHAnsi" w:hAnsiTheme="minorHAnsi" w:cstheme="minorBidi"/>
+          <w:color w:val="auto"/>
+          <w:sz w:val="24"/>
+          <w:szCs w:val="24"/>
+        </w:rPr>
+        <w:t>—</w:t>
+      </w:r>
+      <w:r>
+        <w:rPr>
+          <w:rFonts w:asciiTheme="minorHAnsi" w:eastAsiaTheme="minorHAnsi" w:hAnsiTheme="minorHAnsi" w:cstheme="minorBidi"/>
+          <w:color w:val="auto"/>
+          <w:sz w:val="24"/>
+          <w:szCs w:val="24"/>
+        </w:rPr>
+        <w:t xml:space="preserve"> demonstrate that scenarios once considered unlikely can rapidly</w:t>
+      </w:r>
+      <w:r>
+        <w:rPr>
+          <w:rFonts w:asciiTheme="minorHAnsi" w:eastAsiaTheme="minorHAnsi" w:hAnsiTheme="minorHAnsi" w:cstheme="minorBidi"/>
+          <w:color w:val="auto"/>
+          <w:sz w:val="24"/>
+          <w:szCs w:val="24"/>
+        </w:rPr>
+        <w:t xml:space="preserve"> </w:t>
+      </w:r>
+      <w:r>
+        <w:rPr>
+          <w:rFonts w:asciiTheme="minorHAnsi" w:eastAsiaTheme="minorHAnsi" w:hAnsiTheme="minorHAnsi" w:cstheme="minorBidi"/>
+          <w:color w:val="auto"/>
+          <w:sz w:val="24"/>
+          <w:szCs w:val="24"/>
+        </w:rPr>
+        <w:t xml:space="preserve">acquire </w:t>
+      </w:r>
+      <w:r>
+        <w:rPr>
+          <w:rFonts w:asciiTheme="minorHAnsi" w:eastAsiaTheme="minorHAnsi" w:hAnsiTheme="minorHAnsi" w:cstheme="minorBidi"/>
+          <w:color w:val="auto"/>
+          <w:sz w:val="24"/>
+          <w:szCs w:val="24"/>
+        </w:rPr>
+        <w:t>s</w:t>
+      </w:r>
+      <w:r>
+        <w:rPr>
+          <w:rFonts w:asciiTheme="minorHAnsi" w:eastAsiaTheme="minorHAnsi" w:hAnsiTheme="minorHAnsi" w:cstheme="minorBidi"/>
+          <w:color w:val="auto"/>
+          <w:sz w:val="24"/>
+          <w:szCs w:val="24"/>
+        </w:rPr>
+        <w:t>trategic salience. The perception of threat is an unreliable indicator for future</w:t>
+      </w:r>
+      <w:r>
+        <w:rPr>
+          <w:rFonts w:asciiTheme="minorHAnsi" w:eastAsiaTheme="minorHAnsi" w:hAnsiTheme="minorHAnsi" w:cstheme="minorBidi"/>
+          <w:color w:val="auto"/>
+          <w:sz w:val="24"/>
+          <w:szCs w:val="24"/>
+        </w:rPr>
+        <w:t xml:space="preserve"> </w:t>
+      </w:r>
+      <w:r>
+        <w:rPr>
+          <w:rFonts w:asciiTheme="minorHAnsi" w:eastAsiaTheme="minorHAnsi" w:hAnsiTheme="minorHAnsi" w:cstheme="minorBidi"/>
+          <w:color w:val="auto"/>
+          <w:sz w:val="24"/>
+          <w:szCs w:val="24"/>
+        </w:rPr>
+        <w:t xml:space="preserve">conflict. Failure to internalise the implications of </w:t>
+      </w:r>
+      <w:proofErr w:type="spellStart"/>
+      <w:r>
+        <w:rPr>
+          <w:rFonts w:asciiTheme="minorHAnsi" w:eastAsiaTheme="minorHAnsi" w:hAnsiTheme="minorHAnsi" w:cstheme="minorBidi"/>
+          <w:color w:val="auto"/>
+          <w:sz w:val="24"/>
+          <w:szCs w:val="24"/>
+        </w:rPr>
+        <w:t>UxS</w:t>
+      </w:r>
+      <w:proofErr w:type="spellEnd"/>
+      <w:r>
+        <w:rPr>
+          <w:rFonts w:asciiTheme="minorHAnsi" w:eastAsiaTheme="minorHAnsi" w:hAnsiTheme="minorHAnsi" w:cstheme="minorBidi"/>
+          <w:color w:val="auto"/>
+          <w:sz w:val="24"/>
+          <w:szCs w:val="24"/>
+        </w:rPr>
+        <w:t xml:space="preserve"> risks entrenching a force posture</w:t>
+      </w:r>
+      <w:r>
+        <w:rPr>
+          <w:rFonts w:asciiTheme="minorHAnsi" w:eastAsiaTheme="minorHAnsi" w:hAnsiTheme="minorHAnsi" w:cstheme="minorBidi"/>
+          <w:color w:val="auto"/>
+          <w:sz w:val="24"/>
+          <w:szCs w:val="24"/>
+        </w:rPr>
+        <w:t xml:space="preserve"> </w:t>
+      </w:r>
+      <w:r>
+        <w:rPr>
+          <w:rFonts w:asciiTheme="minorHAnsi" w:eastAsiaTheme="minorHAnsi" w:hAnsiTheme="minorHAnsi" w:cstheme="minorBidi"/>
+          <w:color w:val="auto"/>
+          <w:sz w:val="24"/>
+          <w:szCs w:val="24"/>
+        </w:rPr>
+        <w:t>optimised for conditions which no longer exist</w:t>
+      </w:r>
+      <w:r>
+        <w:rPr>
+          <w:rFonts w:asciiTheme="minorHAnsi" w:eastAsiaTheme="minorHAnsi" w:hAnsiTheme="minorHAnsi" w:cstheme="minorBidi"/>
+          <w:color w:val="auto"/>
+          <w:sz w:val="24"/>
+          <w:szCs w:val="24"/>
+        </w:rPr>
+        <w:t>,</w:t>
+      </w:r>
+      <w:r>
+        <w:rPr>
+          <w:rFonts w:asciiTheme="minorHAnsi" w:eastAsiaTheme="minorHAnsi" w:hAnsiTheme="minorHAnsi" w:cstheme="minorBidi"/>
+          <w:color w:val="auto"/>
+          <w:sz w:val="24"/>
+          <w:szCs w:val="24"/>
+        </w:rPr>
+        <w:t xml:space="preserve"> allowing force design decisions to prioritise</w:t>
+      </w:r>
+      <w:r>
+        <w:rPr>
+          <w:rFonts w:asciiTheme="minorHAnsi" w:eastAsiaTheme="minorHAnsi" w:hAnsiTheme="minorHAnsi" w:cstheme="minorBidi"/>
+          <w:color w:val="auto"/>
+          <w:sz w:val="24"/>
+          <w:szCs w:val="24"/>
+        </w:rPr>
+        <w:t xml:space="preserve"> </w:t>
+      </w:r>
+      <w:r>
+        <w:rPr>
+          <w:rFonts w:asciiTheme="minorHAnsi" w:eastAsiaTheme="minorHAnsi" w:hAnsiTheme="minorHAnsi" w:cstheme="minorBidi"/>
+          <w:color w:val="auto"/>
+          <w:sz w:val="24"/>
+          <w:szCs w:val="24"/>
+        </w:rPr>
+        <w:t>continuity over adaptation and without articulating a theory of victory.</w:t>
+      </w:r>
+      <w:r>
+        <w:rPr>
+          <w:rFonts w:asciiTheme="minorHAnsi" w:eastAsiaTheme="minorHAnsi" w:hAnsiTheme="minorHAnsi" w:cstheme="minorBidi"/>
+          <w:color w:val="auto"/>
+          <w:sz w:val="24"/>
+          <w:szCs w:val="24"/>
+        </w:rPr>
+        <w:t xml:space="preserve"> [</w:t>
+      </w:r>
+      <w:r>
+        <w:rPr>
+          <w:rFonts w:asciiTheme="minorHAnsi" w:eastAsiaTheme="minorHAnsi" w:hAnsiTheme="minorHAnsi" w:cstheme="minorBidi"/>
+          <w:color w:val="auto"/>
+          <w:sz w:val="24"/>
+          <w:szCs w:val="24"/>
+          <w:highlight w:val="yellow"/>
+        </w:rPr>
+        <w:t>OB: please proof the ideas here, they’re still in draft though</w:t>
+      </w:r>
+      <w:r>
+        <w:rPr>
+          <w:rFonts w:asciiTheme="minorHAnsi" w:eastAsiaTheme="minorHAnsi" w:hAnsiTheme="minorHAnsi" w:cstheme="minorBidi"/>
+          <w:color w:val="auto"/>
+          <w:sz w:val="24"/>
+          <w:szCs w:val="24"/>
+        </w:rPr>
+        <w:t>]</w:t>
+      </w:r>
+    </w:p>
+    <w:p>
+      <w:r>
+        <w:br w:type="page"/>
+      </w:r>
+    </w:p>
+    <w:p>
+      <w:r>
+        <w:lastRenderedPageBreak/>
+        <w:t>Ireland's light infantry section is not a capability gap to be filled with equipment; it is a structure overtaken by the threat</w:t>
+      </w:r>
+      <w:r>
+        <w:t xml:space="preserve">. </w:t>
+      </w:r>
+      <w:r>
+        <w:t>Capability is sometimes reduced to equipment, but it is better understood as the synthesis described by DOTMLPF-I</w:t>
+      </w:r>
+      <w:r>
+        <w:t>.</w:t>
+      </w:r>
+      <w:r>
+        <w:rPr>
+          <w:rStyle w:val="FootnoteReference"/>
+        </w:rPr>
+        <w:footnoteReference w:id="5"/>
+      </w:r>
+      <w:r>
+        <w:t xml:space="preserve"> </w:t>
+      </w:r>
+      <w:r>
+        <w:rPr>
+          <w:rStyle w:val="FootnoteReference"/>
+        </w:rPr>
+        <w:footnoteReference w:id="6"/>
+      </w:r>
+      <w:r>
+        <w:t xml:space="preserve"> O</w:t>
+      </w:r>
+      <w:r>
+        <w:t>n that basis the section fails against nearly every line. Its doctrine</w:t>
+      </w:r>
+      <w:r>
+        <w:rPr>
+          <w:rStyle w:val="FootnoteReference"/>
+        </w:rPr>
+        <w:footnoteReference w:id="7"/>
+      </w:r>
+      <w:r>
+        <w:t xml:space="preserve"> remains that of a foot-mobile light infantry section, </w:t>
+      </w:r>
+      <w:r>
+        <w:rPr>
+          <w:highlight w:val="yellow"/>
+        </w:rPr>
+        <w:t>never reconciled with the vehicles now built to carry it</w:t>
+      </w:r>
+      <w:r>
+        <w:t>. Its organisation may now be rebuilt around vehicle capacity,</w:t>
+      </w:r>
+      <w:r>
+        <w:rPr>
+          <w:rStyle w:val="FootnoteReference"/>
+        </w:rPr>
+        <w:t xml:space="preserve"> </w:t>
+      </w:r>
+      <w:r>
+        <w:rPr>
+          <w:rStyle w:val="FootnoteReference"/>
+        </w:rPr>
+        <w:footnoteReference w:id="8"/>
+      </w:r>
+      <w:r>
+        <w:t xml:space="preserve"> on the assumption that one section must fit one carrier — a constraint</w:t>
+      </w:r>
+      <w:r>
+        <w:t xml:space="preserve"> more appropriate for</w:t>
+      </w:r>
+      <w:r>
+        <w:t xml:space="preserve"> mechanised and armoured formations</w:t>
+      </w:r>
+      <w:r>
+        <w:t xml:space="preserve">. </w:t>
+      </w:r>
+      <w:r>
+        <w:t>It</w:t>
+      </w:r>
+      <w:r>
+        <w:t xml:space="preserve"> should</w:t>
+      </w:r>
+      <w:r>
+        <w:t xml:space="preserve"> not bind light infantry, which moves on foot or in soft-skin vehicles, increasingly all-terrain </w:t>
+      </w:r>
+      <w:r>
+        <w:t>vehicles</w:t>
+      </w:r>
+      <w:r>
+        <w:t xml:space="preserve"> such as the ULTV.</w:t>
+      </w:r>
+      <w:r>
+        <w:rPr>
+          <w:rStyle w:val="FootnoteReference"/>
+        </w:rPr>
+        <w:t xml:space="preserve"> </w:t>
+      </w:r>
+      <w:r>
+        <w:rPr>
+          <w:rStyle w:val="FootnoteReference"/>
+        </w:rPr>
+        <w:footnoteReference w:id="9"/>
+      </w:r>
+      <w:r>
+        <w:rPr>
+          <w:rStyle w:val="FootnoteReference"/>
+        </w:rPr>
+        <w:t xml:space="preserve"> </w:t>
+      </w:r>
+      <w:r>
+        <w:rPr>
+          <w:rStyle w:val="FootnoteReference"/>
+        </w:rPr>
+        <w:t xml:space="preserve"> </w:t>
+      </w:r>
+      <w:r>
+        <w:t>I</w:t>
+      </w:r>
+      <w:r>
+        <w:t xml:space="preserve">ts training still rehearses the conventional drills of the last century and the peace-support tasks of the decades since. It neglects the cognitive burden, dispersion and exposure of a section that can be found and struck on a checkpoint or logistics convoy as readily as in battle, without higher-echelon cover. Its materiel reflects a Cold War mentality. Its leadership is not configured for contemporary mission command. And it fields too few soldiers to carry the cognitive load, operate the new systems and remain cohesive once dispersed. Adding </w:t>
+      </w:r>
+      <w:proofErr w:type="gramStart"/>
+      <w:r>
+        <w:t>drones</w:t>
+      </w:r>
+      <w:proofErr w:type="gramEnd"/>
+      <w:r>
+        <w:t xml:space="preserve"> changes none of that.</w:t>
+      </w:r>
+    </w:p>
+    <w:p>
+      <w:r>
+        <w:rPr>
+          <w:highlight w:val="yellow"/>
+        </w:rPr>
+        <w:t>OB: I will reference TM 201 as proof that doctrine hasn’t changed. However, I think I want to cite paragraph 0202 “The fundamental role of the infantry man/woman has changed little over recent centuries: their tasks are still to close with and destroy the enemy or force them to surrender, to seize and hold terrain, to dominate and control close country and finally, to carry out close surveillance”. Then we can say that the first task – their most important – cannot be achieved without substantial review of the doctrine, organisation, training, leadership, materiel,</w:t>
+      </w:r>
+      <w:r>
+        <w:t xml:space="preserve"> </w:t>
+      </w:r>
+    </w:p>
+    <w:p/>
+    <w:p>
+      <w:pPr>
+        <w:pStyle w:val="Heading2"/>
+        <w:rPr>
+          <w:rFonts w:asciiTheme="minorHAnsi" w:eastAsiaTheme="minorHAnsi" w:hAnsiTheme="minorHAnsi" w:cstheme="minorBidi"/>
+          <w:color w:val="auto"/>
+          <w:sz w:val="24"/>
+          <w:szCs w:val="24"/>
+        </w:rPr>
+      </w:pPr>
+      <w:r>
+        <w:rPr>
+          <w:rFonts w:asciiTheme="minorHAnsi" w:eastAsiaTheme="minorHAnsi" w:hAnsiTheme="minorHAnsi" w:cstheme="minorBidi"/>
+          <w:color w:val="auto"/>
+          <w:sz w:val="24"/>
+          <w:szCs w:val="24"/>
+        </w:rPr>
+        <w:lastRenderedPageBreak/>
+        <w:t xml:space="preserve">Relative combat power </w:t>
+      </w:r>
+      <w:r>
+        <w:rPr>
+          <w:rFonts w:asciiTheme="minorHAnsi" w:eastAsiaTheme="minorHAnsi" w:hAnsiTheme="minorHAnsi" w:cstheme="minorBidi"/>
+          <w:color w:val="auto"/>
+          <w:sz w:val="24"/>
+          <w:szCs w:val="24"/>
+        </w:rPr>
+        <w:t>rewards</w:t>
+      </w:r>
+      <w:r>
+        <w:rPr>
+          <w:rFonts w:asciiTheme="minorHAnsi" w:eastAsiaTheme="minorHAnsi" w:hAnsiTheme="minorHAnsi" w:cstheme="minorBidi"/>
+          <w:color w:val="auto"/>
+          <w:sz w:val="24"/>
+          <w:szCs w:val="24"/>
+        </w:rPr>
+        <w:t xml:space="preserve"> the side </w:t>
+      </w:r>
+      <w:r>
+        <w:rPr>
+          <w:rFonts w:asciiTheme="minorHAnsi" w:eastAsiaTheme="minorHAnsi" w:hAnsiTheme="minorHAnsi" w:cstheme="minorBidi"/>
+          <w:color w:val="auto"/>
+          <w:sz w:val="24"/>
+          <w:szCs w:val="24"/>
+        </w:rPr>
+        <w:t>which</w:t>
+      </w:r>
+      <w:r>
+        <w:rPr>
+          <w:rFonts w:asciiTheme="minorHAnsi" w:eastAsiaTheme="minorHAnsi" w:hAnsiTheme="minorHAnsi" w:cstheme="minorBidi"/>
+          <w:color w:val="auto"/>
+          <w:sz w:val="24"/>
+          <w:szCs w:val="24"/>
+        </w:rPr>
+        <w:t xml:space="preserve"> can mass force and absorb loss</w:t>
+      </w:r>
+      <w:r>
+        <w:rPr>
+          <w:rFonts w:asciiTheme="minorHAnsi" w:eastAsiaTheme="minorHAnsi" w:hAnsiTheme="minorHAnsi" w:cstheme="minorBidi"/>
+          <w:color w:val="auto"/>
+          <w:sz w:val="24"/>
+          <w:szCs w:val="24"/>
+        </w:rPr>
         <w:t xml:space="preserve"> – </w:t>
       </w:r>
       <w:r>
-        <w:t xml:space="preserve">what makes movement the costed act? </w:t>
-      </w:r>
-      <w:r>
-        <w:rPr>
-          <w:i/>
-          <w:iCs/>
-        </w:rPr>
-        <w:t>(P1)</w:t>
-      </w:r>
-    </w:p>
-    <w:p>
-      <w:pPr>
-        <w:pStyle w:val="ListParagraph"/>
-        <w:numPr>
-          <w:ilvl w:val="0"/>
-          <w:numId w:val="3"/>
-        </w:numPr>
-      </w:pPr>
-      <w:r>
-        <w:t xml:space="preserve">How do low-cost </w:t>
-      </w:r>
-      <w:proofErr w:type="spellStart"/>
-      <w:r>
-        <w:t>UxS</w:t>
-      </w:r>
-      <w:proofErr w:type="spellEnd"/>
-      <w:r>
-        <w:t xml:space="preserve"> shift RCP toward the resource-constrained defender? </w:t>
-      </w:r>
-      <w:r>
-        <w:rPr>
-          <w:i/>
-          <w:iCs/>
-        </w:rPr>
-        <w:t>(P1)</w:t>
-      </w:r>
-    </w:p>
-    <w:p>
-      <w:pPr>
-        <w:pStyle w:val="ListParagraph"/>
-        <w:numPr>
-          <w:ilvl w:val="0"/>
-          <w:numId w:val="3"/>
-        </w:numPr>
-      </w:pPr>
-      <w:r>
-        <w:t>What is the cost proof</w:t>
-      </w:r>
-      <w:r>
-        <w:t xml:space="preserve"> – </w:t>
-      </w:r>
-      <w:r>
-        <w:t xml:space="preserve">and does the </w:t>
-      </w:r>
-      <w:proofErr w:type="spellStart"/>
-      <w:r>
-        <w:t>Javelin:FPV</w:t>
-      </w:r>
-      <w:proofErr w:type="spellEnd"/>
-      <w:r>
-        <w:t xml:space="preserve"> ratio </w:t>
-      </w:r>
-      <w:proofErr w:type="gramStart"/>
-      <w:r>
-        <w:t>actually hold</w:t>
-      </w:r>
-      <w:proofErr w:type="gramEnd"/>
-      <w:r>
-        <w:t xml:space="preserve"> at 1:54–1:144? </w:t>
-      </w:r>
-      <w:r>
-        <w:rPr>
-          <w:i/>
-          <w:iCs/>
-        </w:rPr>
-        <w:t>(P2</w:t>
-      </w:r>
-      <w:r>
-        <w:rPr>
-          <w:i/>
-          <w:iCs/>
-        </w:rPr>
-        <w:t xml:space="preserve"> – </w:t>
-      </w:r>
-      <w:r>
-        <w:rPr>
-          <w:i/>
-          <w:iCs/>
-        </w:rPr>
-        <w:t>and this is the sentence with the VAT-basis seam; the question you must answer cleanly is "do the two numbers chain," and right now they don't)</w:t>
-      </w:r>
-    </w:p>
-    <w:p>
-      <w:pPr>
-        <w:pStyle w:val="ListParagraph"/>
-        <w:numPr>
-          <w:ilvl w:val="0"/>
-          <w:numId w:val="3"/>
-        </w:numPr>
-      </w:pPr>
-      <w:r>
-        <w:t xml:space="preserve">Why does this reframe "credible territorial defence is financially unreachable" for Ireland specifically? </w:t>
-      </w:r>
-      <w:r>
-        <w:rPr>
-          <w:i/>
-          <w:iCs/>
-        </w:rPr>
-        <w:t>(P1–P2)</w:t>
-      </w:r>
-    </w:p>
-    <w:p>
-      <w:pPr>
-        <w:pStyle w:val="ListParagraph"/>
-        <w:numPr>
-          <w:ilvl w:val="0"/>
-          <w:numId w:val="3"/>
-        </w:numPr>
-      </w:pPr>
-      <w:r>
-        <w:t>What is deterrence-by-denial here</w:t>
-      </w:r>
-      <w:r>
-        <w:t xml:space="preserve"> and</w:t>
-      </w:r>
-      <w:r>
-        <w:t xml:space="preserve"> what is it </w:t>
-      </w:r>
-      <w:r>
-        <w:rPr>
-          <w:i/>
-          <w:iCs/>
-        </w:rPr>
-        <w:t>not</w:t>
-      </w:r>
-      <w:r>
-        <w:t xml:space="preserve">? </w:t>
-      </w:r>
-      <w:r>
-        <w:rPr>
-          <w:i/>
-          <w:iCs/>
-        </w:rPr>
-        <w:t>(P2</w:t>
-      </w:r>
-      <w:r>
-        <w:rPr>
-          <w:i/>
-          <w:iCs/>
-        </w:rPr>
-        <w:t xml:space="preserve"> – </w:t>
-      </w:r>
-      <w:r>
-        <w:rPr>
-          <w:i/>
-          <w:iCs/>
-        </w:rPr>
-        <w:t>the bound: effect of cost imposition, not a theory of deterrence)</w:t>
-      </w:r>
-    </w:p>
-    <w:p>
-      <w:pPr>
-        <w:pStyle w:val="ListParagraph"/>
-        <w:numPr>
-          <w:ilvl w:val="0"/>
-          <w:numId w:val="3"/>
-        </w:numPr>
-      </w:pPr>
-      <w:r>
-        <w:t>Why is capability not yet deterrence</w:t>
-      </w:r>
-      <w:r>
-        <w:t xml:space="preserve"> – </w:t>
-      </w:r>
-      <w:r>
-        <w:t xml:space="preserve">what are the four conditions? </w:t>
-      </w:r>
-      <w:r>
-        <w:rPr>
-          <w:i/>
-          <w:iCs/>
-        </w:rPr>
-        <w:t>(P3)</w:t>
-      </w:r>
-    </w:p>
-    <w:p>
-      <w:r>
-        <w:t xml:space="preserve">The spine and </w:t>
-      </w:r>
-      <w:r>
-        <w:t xml:space="preserve">Adam’s two </w:t>
-      </w:r>
-      <w:r>
-        <w:t>conditions (abstract para 2):</w:t>
-      </w:r>
-    </w:p>
-    <w:p>
-      <w:pPr>
-        <w:pStyle w:val="ListParagraph"/>
-        <w:numPr>
-          <w:ilvl w:val="0"/>
-          <w:numId w:val="3"/>
-        </w:numPr>
-      </w:pPr>
-      <w:r>
-        <w:rPr>
-          <w:i/>
-          <w:iCs/>
-        </w:rPr>
-        <w:t>Politically owned</w:t>
-      </w:r>
-      <w:r>
-        <w:t xml:space="preserve"> – </w:t>
-      </w:r>
-      <w:r>
-        <w:t>why is there no owner</w:t>
-      </w:r>
-      <w:r>
-        <w:t xml:space="preserve"> and</w:t>
-      </w:r>
-      <w:r>
-        <w:t xml:space="preserve"> what would ownership </w:t>
-      </w:r>
-      <w:proofErr w:type="gramStart"/>
-      <w:r>
-        <w:t>actually be</w:t>
-      </w:r>
-      <w:proofErr w:type="gramEnd"/>
-      <w:r>
-        <w:t xml:space="preserve">? </w:t>
-      </w:r>
-      <w:r>
-        <w:rPr>
-          <w:i/>
-          <w:iCs/>
-        </w:rPr>
-        <w:t>(P4–P6: the policy void, ownership-as-reallocation, the threat-perception rebuttal)</w:t>
-      </w:r>
-    </w:p>
-    <w:p>
-      <w:pPr>
-        <w:pStyle w:val="ListParagraph"/>
-        <w:numPr>
-          <w:ilvl w:val="0"/>
-          <w:numId w:val="3"/>
-        </w:numPr>
-      </w:pPr>
-      <w:r>
-        <w:rPr>
-          <w:i/>
-          <w:iCs/>
-        </w:rPr>
-        <w:t>Credibly fielded</w:t>
-      </w:r>
-      <w:r>
-        <w:t xml:space="preserve"> – </w:t>
-      </w:r>
-      <w:r>
-        <w:t>why is the nine-soldier section obsolete</w:t>
-      </w:r>
-      <w:r>
-        <w:t xml:space="preserve"> and</w:t>
-      </w:r>
-      <w:r>
-        <w:t xml:space="preserve"> what replaces it? </w:t>
-      </w:r>
-      <w:r>
-        <w:rPr>
-          <w:i/>
-          <w:iCs/>
-        </w:rPr>
-        <w:t>(P7–P9: the 14/15-soldier section, organic ISR/CUAS/IEDD, rank, training, experimentation, the external-staff test)</w:t>
-      </w:r>
-    </w:p>
-    <w:p>
-      <w:pPr>
-        <w:pStyle w:val="ListParagraph"/>
-        <w:numPr>
-          <w:ilvl w:val="0"/>
-          <w:numId w:val="3"/>
-        </w:numPr>
-      </w:pPr>
-      <w:r>
-        <w:t xml:space="preserve">What </w:t>
-      </w:r>
-      <w:proofErr w:type="gramStart"/>
-      <w:r>
-        <w:t>are</w:t>
-      </w:r>
-      <w:proofErr w:type="gramEnd"/>
-      <w:r>
-        <w:t xml:space="preserve"> the force-design recommendations</w:t>
-      </w:r>
-      <w:r>
-        <w:t xml:space="preserve"> – </w:t>
-      </w:r>
-      <w:r>
-        <w:t xml:space="preserve">concrete and usable? </w:t>
-      </w:r>
-      <w:r>
-        <w:rPr>
-          <w:i/>
-          <w:iCs/>
-        </w:rPr>
-        <w:t>(P9: lance-corporal rank, structured experimentation, SOP embedding)</w:t>
-      </w:r>
-    </w:p>
-    <w:p>
-      <w:pPr>
-        <w:pStyle w:val="Heading2"/>
-      </w:pPr>
-      <w:r>
+        <w:rPr>
+          <w:rFonts w:asciiTheme="minorHAnsi" w:eastAsiaTheme="minorHAnsi" w:hAnsiTheme="minorHAnsi" w:cstheme="minorBidi"/>
+          <w:color w:val="auto"/>
+          <w:sz w:val="24"/>
+          <w:szCs w:val="24"/>
+        </w:rPr>
+        <w:t xml:space="preserve">historically the better-funded one. </w:t>
+      </w:r>
+      <w:r>
+        <w:rPr>
+          <w:rFonts w:asciiTheme="minorHAnsi" w:eastAsiaTheme="minorHAnsi" w:hAnsiTheme="minorHAnsi" w:cstheme="minorBidi"/>
+          <w:color w:val="auto"/>
+          <w:sz w:val="24"/>
+          <w:szCs w:val="24"/>
+        </w:rPr>
+        <w:t>Low-cost uncrewed systems disturb that arithmetic, a shift which</w:t>
+      </w:r>
+      <w:r>
+        <w:rPr>
+          <w:rFonts w:asciiTheme="minorHAnsi" w:eastAsiaTheme="minorHAnsi" w:hAnsiTheme="minorHAnsi" w:cstheme="minorBidi"/>
+          <w:color w:val="auto"/>
+          <w:sz w:val="24"/>
+          <w:szCs w:val="24"/>
+        </w:rPr>
+        <w:t xml:space="preserve"> Lanchester Force Equations</w:t>
+      </w:r>
+      <w:r>
+        <w:rPr>
+          <w:rStyle w:val="FootnoteReference"/>
+          <w:rFonts w:asciiTheme="minorHAnsi" w:eastAsiaTheme="minorHAnsi" w:hAnsiTheme="minorHAnsi" w:cstheme="minorBidi"/>
+          <w:color w:val="auto"/>
+          <w:sz w:val="24"/>
+          <w:szCs w:val="24"/>
+        </w:rPr>
+        <w:footnoteReference w:id="10"/>
+      </w:r>
+      <w:r>
+        <w:rPr>
+          <w:rFonts w:asciiTheme="minorHAnsi" w:eastAsiaTheme="minorHAnsi" w:hAnsiTheme="minorHAnsi" w:cstheme="minorBidi"/>
+          <w:color w:val="auto"/>
+          <w:sz w:val="24"/>
+          <w:szCs w:val="24"/>
+        </w:rPr>
+        <w:t xml:space="preserve"> and the 3:1 heuristic</w:t>
+      </w:r>
+      <w:r>
+        <w:rPr>
+          <w:rStyle w:val="FootnoteReference"/>
+          <w:rFonts w:asciiTheme="minorHAnsi" w:eastAsiaTheme="minorHAnsi" w:hAnsiTheme="minorHAnsi" w:cstheme="minorBidi"/>
+          <w:color w:val="auto"/>
+          <w:sz w:val="24"/>
+          <w:szCs w:val="24"/>
+        </w:rPr>
+        <w:footnoteReference w:id="11"/>
+      </w:r>
+      <w:r>
+        <w:rPr>
+          <w:rFonts w:asciiTheme="minorHAnsi" w:eastAsiaTheme="minorHAnsi" w:hAnsiTheme="minorHAnsi" w:cstheme="minorBidi"/>
+          <w:color w:val="auto"/>
+          <w:sz w:val="24"/>
+          <w:szCs w:val="24"/>
+        </w:rPr>
+        <w:t xml:space="preserve"> </w:t>
+      </w:r>
+      <w:r>
+        <w:rPr>
+          <w:rFonts w:asciiTheme="minorHAnsi" w:eastAsiaTheme="minorHAnsi" w:hAnsiTheme="minorHAnsi" w:cstheme="minorBidi"/>
+          <w:color w:val="auto"/>
+          <w:sz w:val="24"/>
+          <w:szCs w:val="24"/>
+        </w:rPr>
+        <w:t>help frame but cannot fully capture.</w:t>
+      </w:r>
+      <w:r>
+        <w:rPr>
+          <w:rFonts w:asciiTheme="minorHAnsi" w:eastAsiaTheme="minorHAnsi" w:hAnsiTheme="minorHAnsi" w:cstheme="minorBidi"/>
+          <w:color w:val="auto"/>
+          <w:sz w:val="24"/>
+          <w:szCs w:val="24"/>
+        </w:rPr>
+        <w:t xml:space="preserve"> </w:t>
+      </w:r>
+      <w:r>
+        <w:rPr>
+          <w:rFonts w:asciiTheme="minorHAnsi" w:eastAsiaTheme="minorHAnsi" w:hAnsiTheme="minorHAnsi" w:cstheme="minorBidi"/>
+          <w:color w:val="auto"/>
+          <w:sz w:val="24"/>
+          <w:szCs w:val="24"/>
+        </w:rPr>
+        <w:t xml:space="preserve">They drive down the price of three functions that once demanded expensive platforms: finding the enemy, striking them precisely and sustaining the force. A defender who can see, strike at range and attrit an attacker with systems costing hundreds rather than millions need not match him platform-for-platform. The asymmetry is structural: the attacker must still mass to break through, yet massing is exactly what persistent observation punishes most. For a state </w:t>
+      </w:r>
+      <w:r>
+        <w:rPr>
+          <w:rFonts w:asciiTheme="minorHAnsi" w:eastAsiaTheme="minorHAnsi" w:hAnsiTheme="minorHAnsi" w:cstheme="minorBidi"/>
+          <w:color w:val="auto"/>
+          <w:sz w:val="24"/>
+          <w:szCs w:val="24"/>
+        </w:rPr>
+        <w:t>which</w:t>
+      </w:r>
+      <w:r>
+        <w:rPr>
+          <w:rFonts w:asciiTheme="minorHAnsi" w:eastAsiaTheme="minorHAnsi" w:hAnsiTheme="minorHAnsi" w:cstheme="minorBidi"/>
+          <w:color w:val="auto"/>
+          <w:sz w:val="24"/>
+          <w:szCs w:val="24"/>
+        </w:rPr>
+        <w:t xml:space="preserve"> cannot buy conventional scale, this is how scarcity stops being decisive – denial without parity.</w:t>
+      </w:r>
+    </w:p>
+    <w:p/>
+    <w:p>
+      <w:r>
+        <w:fldChar w:fldCharType="begin"/>
+      </w:r>
+      <w:r>
+        <w:instrText xml:space="preserve"> REF _Ref233053446 \h </w:instrText>
+      </w:r>
+      <w:r>
+        <w:fldChar w:fldCharType="separate"/>
+      </w:r>
+      <w:r>
+        <w:t xml:space="preserve">Table </w:t>
+      </w:r>
+      <w:r>
+        <w:rPr>
+          <w:noProof/>
+        </w:rPr>
+        <w:t>1</w:t>
+      </w:r>
+      <w:r>
+        <w:fldChar w:fldCharType="end"/>
+      </w:r>
+      <w:r>
+        <w:t xml:space="preserve"> </w:t>
+      </w:r>
+      <w:r>
+        <w:t xml:space="preserve">shows that FPV-OWADs cannot be dismissed as cheap substitutes for Javelin. The operational comparison is the telling one: defeating an armoured company costs roughly €1.13 million in Javelins, compared with under €85,000 in FPV-OWADs – more than an order of magnitude less for the same task, on assumptions generous to Javelin. Ireland's recent Javelin-only procurement buys 44 missiles; the same budget fields thousands of FPV-OWADs. Javelin remains the higher-confidence kill mechanism, and FPV-OWADs may require several strikes to destroy armour, </w:t>
+      </w:r>
+      <w:r>
+        <w:t>but they can immobilise it for follow-on fires and reach more than an order of magnitude further.</w:t>
+      </w:r>
+      <w:r>
+        <w:t xml:space="preserve"> The direction is unambiguous: FPV-OWADs do not replace ATGMs, but they change the defensive arithmetic and can no longer be ignored</w:t>
+      </w:r>
+      <w:r>
+        <w:t>.</w:t>
+      </w:r>
+      <w:r>
+        <w:rPr>
+          <w:rStyle w:val="FootnoteReference"/>
+        </w:rPr>
+        <w:footnoteReference w:id="12"/>
+      </w:r>
+      <w:r>
+        <w:t xml:space="preserve"> </w:t>
+      </w:r>
+      <w:r>
+        <w:rPr>
+          <w:rStyle w:val="FootnoteReference"/>
+        </w:rPr>
+        <w:footnoteReference w:id="13"/>
+      </w:r>
+    </w:p>
+    <w:p>
+      <w:pPr>
+        <w:keepNext/>
+      </w:pPr>
+      <w:r>
+        <w:rPr>
+          <w:noProof/>
+        </w:rPr>
         <w:lastRenderedPageBreak/>
-        <w:t xml:space="preserve"> </w:t>
-      </w:r>
-    </w:p>
-    <w:p>
-      <w:pPr>
-        <w:pStyle w:val="Heading2"/>
-        <w:rPr>
-          <w:rFonts w:asciiTheme="minorHAnsi" w:eastAsiaTheme="minorHAnsi" w:hAnsiTheme="minorHAnsi" w:cstheme="minorBidi"/>
-          <w:color w:val="auto"/>
-          <w:sz w:val="24"/>
-          <w:szCs w:val="24"/>
-        </w:rPr>
-      </w:pPr>
-      <w:r>
-        <w:rPr>
-          <w:rFonts w:asciiTheme="minorHAnsi" w:eastAsiaTheme="minorHAnsi" w:hAnsiTheme="minorHAnsi" w:cstheme="minorBidi"/>
-          <w:color w:val="auto"/>
-          <w:sz w:val="24"/>
-          <w:szCs w:val="24"/>
-        </w:rPr>
-        <w:t>Land warfare now turns on a single question: who is observed, when</w:t>
-      </w:r>
-      <w:r>
-        <w:rPr>
-          <w:rFonts w:asciiTheme="minorHAnsi" w:eastAsiaTheme="minorHAnsi" w:hAnsiTheme="minorHAnsi" w:cstheme="minorBidi"/>
-          <w:color w:val="auto"/>
-          <w:sz w:val="24"/>
-          <w:szCs w:val="24"/>
-        </w:rPr>
-        <w:t xml:space="preserve"> and</w:t>
-      </w:r>
-      <w:r>
-        <w:rPr>
-          <w:rFonts w:asciiTheme="minorHAnsi" w:eastAsiaTheme="minorHAnsi" w:hAnsiTheme="minorHAnsi" w:cstheme="minorBidi"/>
-          <w:color w:val="auto"/>
-          <w:sz w:val="24"/>
-          <w:szCs w:val="24"/>
-        </w:rPr>
-        <w:t xml:space="preserve"> how fast that observation becomes fire. Cheap sensors and democratised precision strike have compressed the interval between being seen and being hit to seconds</w:t>
-      </w:r>
-      <w:r>
-        <w:rPr>
-          <w:rFonts w:asciiTheme="minorHAnsi" w:eastAsiaTheme="minorHAnsi" w:hAnsiTheme="minorHAnsi" w:cstheme="minorBidi"/>
-          <w:color w:val="auto"/>
-          <w:sz w:val="24"/>
-          <w:szCs w:val="24"/>
-        </w:rPr>
-        <w:t xml:space="preserve"> and</w:t>
-      </w:r>
-      <w:r>
-        <w:rPr>
-          <w:rFonts w:asciiTheme="minorHAnsi" w:eastAsiaTheme="minorHAnsi" w:hAnsiTheme="minorHAnsi" w:cstheme="minorBidi"/>
-          <w:color w:val="auto"/>
-          <w:sz w:val="24"/>
-          <w:szCs w:val="24"/>
-        </w:rPr>
-        <w:t xml:space="preserve"> that compression has changed what movement costs. To move is to generate signature</w:t>
-      </w:r>
-      <w:r>
-        <w:rPr>
-          <w:rFonts w:asciiTheme="minorHAnsi" w:eastAsiaTheme="minorHAnsi" w:hAnsiTheme="minorHAnsi" w:cstheme="minorBidi"/>
-          <w:color w:val="auto"/>
-          <w:sz w:val="24"/>
-          <w:szCs w:val="24"/>
-        </w:rPr>
-        <w:t xml:space="preserve"> – </w:t>
-      </w:r>
-      <w:r>
-        <w:rPr>
-          <w:rFonts w:asciiTheme="minorHAnsi" w:eastAsiaTheme="minorHAnsi" w:hAnsiTheme="minorHAnsi" w:cstheme="minorBidi"/>
-          <w:color w:val="auto"/>
-          <w:sz w:val="24"/>
-          <w:szCs w:val="24"/>
-        </w:rPr>
-        <w:t>across space, where a force can be seen; across time, since the longer it is exposed the more targetable it grows; and across the electromagnetic spectrum, where every emission betrays position. Manoeuvre has not been abolished, but its price has risen sharply. It survives only where sensing, concealment, electronic warfare and fires are sequenced to buy a temporary window. Exposure has therefore displaced terrain as the variable around which tactical action organises: the first question is no longer where to move, but whether movement can be afforded at all.</w:t>
-      </w:r>
-    </w:p>
-    <w:p>
-      <w:pPr>
-        <w:pStyle w:val="Heading2"/>
-        <w:rPr>
-          <w:rFonts w:asciiTheme="minorHAnsi" w:eastAsiaTheme="minorHAnsi" w:hAnsiTheme="minorHAnsi" w:cstheme="minorBidi"/>
-          <w:color w:val="auto"/>
-          <w:sz w:val="24"/>
-          <w:szCs w:val="24"/>
-        </w:rPr>
-      </w:pPr>
-      <w:r>
-        <w:rPr>
-          <w:rFonts w:asciiTheme="minorHAnsi" w:eastAsiaTheme="minorHAnsi" w:hAnsiTheme="minorHAnsi" w:cstheme="minorBidi"/>
-          <w:color w:val="auto"/>
-          <w:sz w:val="24"/>
-          <w:szCs w:val="24"/>
-        </w:rPr>
-        <w:t>Ireland has no national security strategy and no settled defence policy; the Defence Policy Review</w:t>
-      </w:r>
-      <w:r>
-        <w:rPr>
-          <w:rStyle w:val="FootnoteReference"/>
-          <w:rFonts w:asciiTheme="minorHAnsi" w:eastAsiaTheme="minorHAnsi" w:hAnsiTheme="minorHAnsi" w:cstheme="minorBidi"/>
-          <w:color w:val="auto"/>
-          <w:sz w:val="24"/>
-          <w:szCs w:val="24"/>
-        </w:rPr>
-        <w:footnoteReference w:id="1"/>
-      </w:r>
-      <w:r>
-        <w:rPr>
-          <w:rFonts w:asciiTheme="minorHAnsi" w:eastAsiaTheme="minorHAnsi" w:hAnsiTheme="minorHAnsi" w:cstheme="minorBidi"/>
-          <w:color w:val="auto"/>
-          <w:sz w:val="24"/>
-          <w:szCs w:val="24"/>
-        </w:rPr>
-        <w:t xml:space="preserve"> </w:t>
-      </w:r>
-      <w:r>
-        <w:rPr>
-          <w:rFonts w:asciiTheme="minorHAnsi" w:eastAsiaTheme="minorHAnsi" w:hAnsiTheme="minorHAnsi" w:cstheme="minorBidi"/>
-          <w:color w:val="auto"/>
-          <w:sz w:val="24"/>
-          <w:szCs w:val="24"/>
-        </w:rPr>
-        <w:t xml:space="preserve">updates the White </w:t>
-      </w:r>
-      <w:r>
-        <w:rPr>
-          <w:rFonts w:asciiTheme="minorHAnsi" w:eastAsiaTheme="minorHAnsi" w:hAnsiTheme="minorHAnsi" w:cstheme="minorBidi"/>
-          <w:color w:val="auto"/>
-          <w:sz w:val="24"/>
-          <w:szCs w:val="24"/>
-        </w:rPr>
-        <w:t>Paper</w:t>
-      </w:r>
-      <w:r>
-        <w:rPr>
-          <w:rStyle w:val="FootnoteReference"/>
-          <w:rFonts w:asciiTheme="minorHAnsi" w:eastAsiaTheme="minorHAnsi" w:hAnsiTheme="minorHAnsi" w:cstheme="minorBidi"/>
-          <w:color w:val="auto"/>
-          <w:sz w:val="24"/>
-          <w:szCs w:val="24"/>
-        </w:rPr>
-        <w:footnoteReference w:id="2"/>
-      </w:r>
-      <w:r>
-        <w:rPr>
-          <w:rFonts w:asciiTheme="minorHAnsi" w:eastAsiaTheme="minorHAnsi" w:hAnsiTheme="minorHAnsi" w:cstheme="minorBidi"/>
-          <w:color w:val="auto"/>
-          <w:sz w:val="24"/>
-          <w:szCs w:val="24"/>
-        </w:rPr>
-        <w:t>, constituting</w:t>
-      </w:r>
-      <w:r>
-        <w:rPr>
-          <w:rFonts w:asciiTheme="minorHAnsi" w:eastAsiaTheme="minorHAnsi" w:hAnsiTheme="minorHAnsi" w:cstheme="minorBidi"/>
-          <w:color w:val="auto"/>
-          <w:sz w:val="24"/>
-          <w:szCs w:val="24"/>
-        </w:rPr>
-        <w:t xml:space="preserve"> a de facto substitute</w:t>
-      </w:r>
-      <w:r>
-        <w:rPr>
-          <w:rFonts w:asciiTheme="minorHAnsi" w:eastAsiaTheme="minorHAnsi" w:hAnsiTheme="minorHAnsi" w:cstheme="minorBidi"/>
-          <w:color w:val="auto"/>
-          <w:sz w:val="24"/>
-          <w:szCs w:val="24"/>
-        </w:rPr>
-        <w:t xml:space="preserve">. </w:t>
-      </w:r>
-      <w:r>
-        <w:rPr>
-          <w:rFonts w:asciiTheme="minorHAnsi" w:eastAsiaTheme="minorHAnsi" w:hAnsiTheme="minorHAnsi" w:cstheme="minorBidi"/>
-          <w:color w:val="auto"/>
-          <w:sz w:val="24"/>
-          <w:szCs w:val="24"/>
-        </w:rPr>
-        <w:t>The military is tasked</w:t>
-      </w:r>
-      <w:r>
-        <w:rPr>
-          <w:rFonts w:asciiTheme="minorHAnsi" w:eastAsiaTheme="minorHAnsi" w:hAnsiTheme="minorHAnsi" w:cstheme="minorBidi"/>
-          <w:color w:val="auto"/>
-          <w:sz w:val="24"/>
-          <w:szCs w:val="24"/>
-        </w:rPr>
-        <w:t xml:space="preserve"> “</w:t>
-      </w:r>
-      <w:r>
-        <w:rPr>
-          <w:rFonts w:asciiTheme="minorHAnsi" w:eastAsiaTheme="minorHAnsi" w:hAnsiTheme="minorHAnsi" w:cstheme="minorBidi"/>
-          <w:color w:val="auto"/>
-          <w:sz w:val="24"/>
-          <w:szCs w:val="24"/>
-        </w:rPr>
-        <w:t>To provide for the military Defence of the</w:t>
-      </w:r>
-      <w:r>
-        <w:rPr>
-          <w:rFonts w:asciiTheme="minorHAnsi" w:eastAsiaTheme="minorHAnsi" w:hAnsiTheme="minorHAnsi" w:cstheme="minorBidi"/>
-          <w:color w:val="auto"/>
-          <w:sz w:val="24"/>
-          <w:szCs w:val="24"/>
-        </w:rPr>
-        <w:t xml:space="preserve"> </w:t>
-      </w:r>
-      <w:r>
-        <w:rPr>
-          <w:rFonts w:asciiTheme="minorHAnsi" w:eastAsiaTheme="minorHAnsi" w:hAnsiTheme="minorHAnsi" w:cstheme="minorBidi"/>
-          <w:color w:val="auto"/>
-          <w:sz w:val="24"/>
-          <w:szCs w:val="24"/>
-        </w:rPr>
-        <w:t>State from armed aggression</w:t>
-      </w:r>
-      <w:r>
-        <w:rPr>
-          <w:rFonts w:asciiTheme="minorHAnsi" w:eastAsiaTheme="minorHAnsi" w:hAnsiTheme="minorHAnsi" w:cstheme="minorBidi"/>
-          <w:color w:val="auto"/>
-          <w:sz w:val="24"/>
-          <w:szCs w:val="24"/>
-        </w:rPr>
-        <w:t>”.</w:t>
-      </w:r>
-      <w:r>
-        <w:rPr>
-          <w:rFonts w:asciiTheme="minorHAnsi" w:eastAsiaTheme="minorHAnsi" w:hAnsiTheme="minorHAnsi" w:cstheme="minorBidi"/>
-          <w:color w:val="auto"/>
-          <w:sz w:val="24"/>
-          <w:szCs w:val="24"/>
-        </w:rPr>
-        <w:t xml:space="preserve"> </w:t>
-      </w:r>
-      <w:r>
-        <w:rPr>
-          <w:rFonts w:asciiTheme="minorHAnsi" w:eastAsiaTheme="minorHAnsi" w:hAnsiTheme="minorHAnsi" w:cstheme="minorBidi"/>
-          <w:color w:val="auto"/>
-          <w:sz w:val="24"/>
-          <w:szCs w:val="24"/>
-        </w:rPr>
-        <w:t>While m</w:t>
-      </w:r>
-      <w:r>
-        <w:rPr>
-          <w:rFonts w:asciiTheme="minorHAnsi" w:eastAsiaTheme="minorHAnsi" w:hAnsiTheme="minorHAnsi" w:cstheme="minorBidi"/>
-          <w:color w:val="auto"/>
-          <w:sz w:val="24"/>
-          <w:szCs w:val="24"/>
-        </w:rPr>
-        <w:t xml:space="preserve">ilitary </w:t>
-      </w:r>
-      <w:r>
-        <w:rPr>
-          <w:rFonts w:asciiTheme="minorHAnsi" w:eastAsiaTheme="minorHAnsi" w:hAnsiTheme="minorHAnsi" w:cstheme="minorBidi"/>
-          <w:color w:val="auto"/>
-          <w:sz w:val="24"/>
-          <w:szCs w:val="24"/>
-        </w:rPr>
-        <w:t>strategy and operations</w:t>
-      </w:r>
-      <w:r>
-        <w:rPr>
-          <w:rFonts w:asciiTheme="minorHAnsi" w:eastAsiaTheme="minorHAnsi" w:hAnsiTheme="minorHAnsi" w:cstheme="minorBidi"/>
-          <w:color w:val="auto"/>
-          <w:sz w:val="24"/>
-          <w:szCs w:val="24"/>
-        </w:rPr>
-        <w:t xml:space="preserve"> can organise effort</w:t>
-      </w:r>
-      <w:r>
-        <w:rPr>
-          <w:rFonts w:asciiTheme="minorHAnsi" w:eastAsiaTheme="minorHAnsi" w:hAnsiTheme="minorHAnsi" w:cstheme="minorBidi"/>
-          <w:color w:val="auto"/>
-          <w:sz w:val="24"/>
-          <w:szCs w:val="24"/>
-        </w:rPr>
-        <w:t>, they</w:t>
-      </w:r>
-      <w:r>
-        <w:rPr>
-          <w:rFonts w:asciiTheme="minorHAnsi" w:eastAsiaTheme="minorHAnsi" w:hAnsiTheme="minorHAnsi" w:cstheme="minorBidi"/>
-          <w:color w:val="auto"/>
-          <w:sz w:val="24"/>
-          <w:szCs w:val="24"/>
-        </w:rPr>
-        <w:t xml:space="preserve"> </w:t>
-      </w:r>
-      <w:r>
-        <w:rPr>
-          <w:rFonts w:asciiTheme="minorHAnsi" w:eastAsiaTheme="minorHAnsi" w:hAnsiTheme="minorHAnsi" w:cstheme="minorBidi"/>
-          <w:color w:val="auto"/>
-          <w:sz w:val="24"/>
-          <w:szCs w:val="24"/>
-        </w:rPr>
-        <w:t>require</w:t>
-      </w:r>
-      <w:r>
-        <w:rPr>
-          <w:rFonts w:asciiTheme="minorHAnsi" w:eastAsiaTheme="minorHAnsi" w:hAnsiTheme="minorHAnsi" w:cstheme="minorBidi"/>
-          <w:color w:val="auto"/>
-          <w:sz w:val="24"/>
-          <w:szCs w:val="24"/>
-        </w:rPr>
-        <w:t xml:space="preserve"> </w:t>
-      </w:r>
-      <w:r>
-        <w:rPr>
-          <w:rFonts w:asciiTheme="minorHAnsi" w:eastAsiaTheme="minorHAnsi" w:hAnsiTheme="minorHAnsi" w:cstheme="minorBidi"/>
-          <w:color w:val="auto"/>
-          <w:sz w:val="24"/>
-          <w:szCs w:val="24"/>
-        </w:rPr>
-        <w:t>policy</w:t>
-      </w:r>
-      <w:r>
-        <w:rPr>
-          <w:rFonts w:asciiTheme="minorHAnsi" w:eastAsiaTheme="minorHAnsi" w:hAnsiTheme="minorHAnsi" w:cstheme="minorBidi"/>
-          <w:color w:val="auto"/>
-          <w:sz w:val="24"/>
-          <w:szCs w:val="24"/>
-        </w:rPr>
-        <w:t xml:space="preserve">. In that vacuum, force design drifts toward continuity. </w:t>
-      </w:r>
-      <w:r>
-        <w:rPr>
-          <w:rFonts w:asciiTheme="minorHAnsi" w:eastAsiaTheme="minorHAnsi" w:hAnsiTheme="minorHAnsi" w:cstheme="minorBidi"/>
-          <w:color w:val="auto"/>
-          <w:sz w:val="24"/>
-          <w:szCs w:val="24"/>
-        </w:rPr>
-        <w:t>T</w:t>
-      </w:r>
-      <w:r>
-        <w:rPr>
-          <w:rFonts w:asciiTheme="minorHAnsi" w:eastAsiaTheme="minorHAnsi" w:hAnsiTheme="minorHAnsi" w:cstheme="minorBidi"/>
-          <w:color w:val="auto"/>
-          <w:sz w:val="24"/>
-          <w:szCs w:val="24"/>
-        </w:rPr>
-        <w:t>erritorial defence is no longer implausible – it is politically constrained, under-resourced and increasingly likely.</w:t>
-      </w:r>
-      <w:r>
-        <w:rPr>
-          <w:rFonts w:asciiTheme="minorHAnsi" w:eastAsiaTheme="minorHAnsi" w:hAnsiTheme="minorHAnsi" w:cstheme="minorBidi"/>
-          <w:color w:val="auto"/>
-          <w:sz w:val="24"/>
-          <w:szCs w:val="24"/>
-        </w:rPr>
-        <w:t xml:space="preserve"> Recent</w:t>
-      </w:r>
-      <w:r>
-        <w:rPr>
-          <w:rFonts w:asciiTheme="minorHAnsi" w:eastAsiaTheme="minorHAnsi" w:hAnsiTheme="minorHAnsi" w:cstheme="minorBidi"/>
-          <w:color w:val="auto"/>
-          <w:sz w:val="24"/>
-          <w:szCs w:val="24"/>
-        </w:rPr>
-        <w:t xml:space="preserve"> developments</w:t>
-      </w:r>
-      <w:r>
-        <w:rPr>
-          <w:rFonts w:asciiTheme="minorHAnsi" w:eastAsiaTheme="minorHAnsi" w:hAnsiTheme="minorHAnsi" w:cstheme="minorBidi"/>
-          <w:color w:val="auto"/>
-          <w:sz w:val="24"/>
-          <w:szCs w:val="24"/>
-        </w:rPr>
-        <w:t xml:space="preserve"> </w:t>
-      </w:r>
-      <w:r>
-        <w:rPr>
-          <w:rFonts w:asciiTheme="minorHAnsi" w:eastAsiaTheme="minorHAnsi" w:hAnsiTheme="minorHAnsi" w:cstheme="minorBidi"/>
-          <w:color w:val="auto"/>
-          <w:sz w:val="24"/>
-          <w:szCs w:val="24"/>
-        </w:rPr>
-        <w:t xml:space="preserve">among Western states </w:t>
-      </w:r>
-      <w:r>
-        <w:rPr>
-          <w:rFonts w:asciiTheme="minorHAnsi" w:eastAsiaTheme="minorHAnsi" w:hAnsiTheme="minorHAnsi" w:cstheme="minorBidi"/>
-          <w:color w:val="auto"/>
-          <w:sz w:val="24"/>
-          <w:szCs w:val="24"/>
-        </w:rPr>
-        <w:t>–</w:t>
-      </w:r>
-      <w:r>
-        <w:rPr>
-          <w:rFonts w:asciiTheme="minorHAnsi" w:eastAsiaTheme="minorHAnsi" w:hAnsiTheme="minorHAnsi" w:cstheme="minorBidi"/>
-          <w:color w:val="auto"/>
-          <w:sz w:val="24"/>
-          <w:szCs w:val="24"/>
-        </w:rPr>
-        <w:t xml:space="preserve"> most notably the United States’ assertions regarding</w:t>
-      </w:r>
-      <w:r>
-        <w:rPr>
-          <w:rFonts w:asciiTheme="minorHAnsi" w:eastAsiaTheme="minorHAnsi" w:hAnsiTheme="minorHAnsi" w:cstheme="minorBidi"/>
-          <w:color w:val="auto"/>
-          <w:sz w:val="24"/>
-          <w:szCs w:val="24"/>
-        </w:rPr>
-        <w:t xml:space="preserve"> </w:t>
-      </w:r>
-      <w:r>
-        <w:rPr>
-          <w:rFonts w:asciiTheme="minorHAnsi" w:eastAsiaTheme="minorHAnsi" w:hAnsiTheme="minorHAnsi" w:cstheme="minorBidi"/>
-          <w:color w:val="auto"/>
-          <w:sz w:val="24"/>
-          <w:szCs w:val="24"/>
-        </w:rPr>
-        <w:t>Greenland</w:t>
-      </w:r>
-      <w:r>
-        <w:rPr>
-          <w:rStyle w:val="FootnoteReference"/>
-          <w:rFonts w:asciiTheme="minorHAnsi" w:eastAsiaTheme="minorHAnsi" w:hAnsiTheme="minorHAnsi" w:cstheme="minorBidi"/>
-          <w:color w:val="auto"/>
-          <w:sz w:val="24"/>
-          <w:szCs w:val="24"/>
-        </w:rPr>
-        <w:footnoteReference w:id="3"/>
-      </w:r>
-      <w:r>
-        <w:rPr>
-          <w:rFonts w:asciiTheme="minorHAnsi" w:eastAsiaTheme="minorHAnsi" w:hAnsiTheme="minorHAnsi" w:cstheme="minorBidi"/>
-          <w:color w:val="auto"/>
-          <w:sz w:val="24"/>
-          <w:szCs w:val="24"/>
-        </w:rPr>
-        <w:t xml:space="preserve"> and Denmark’s response</w:t>
-      </w:r>
-      <w:r>
-        <w:rPr>
-          <w:rStyle w:val="FootnoteReference"/>
-          <w:rFonts w:asciiTheme="minorHAnsi" w:eastAsiaTheme="minorHAnsi" w:hAnsiTheme="minorHAnsi" w:cstheme="minorBidi"/>
-          <w:color w:val="auto"/>
-          <w:sz w:val="24"/>
-          <w:szCs w:val="24"/>
-        </w:rPr>
-        <w:footnoteReference w:id="4"/>
-      </w:r>
-      <w:r>
-        <w:rPr>
-          <w:rFonts w:asciiTheme="minorHAnsi" w:eastAsiaTheme="minorHAnsi" w:hAnsiTheme="minorHAnsi" w:cstheme="minorBidi"/>
-          <w:color w:val="auto"/>
-          <w:sz w:val="24"/>
-          <w:szCs w:val="24"/>
-        </w:rPr>
-        <w:t xml:space="preserve"> </w:t>
-      </w:r>
-      <w:r>
-        <w:rPr>
-          <w:rFonts w:asciiTheme="minorHAnsi" w:eastAsiaTheme="minorHAnsi" w:hAnsiTheme="minorHAnsi" w:cstheme="minorBidi"/>
-          <w:color w:val="auto"/>
-          <w:sz w:val="24"/>
-          <w:szCs w:val="24"/>
-        </w:rPr>
-        <w:t xml:space="preserve"> </w:t>
-      </w:r>
-      <w:r>
-        <w:rPr>
-          <w:rFonts w:asciiTheme="minorHAnsi" w:eastAsiaTheme="minorHAnsi" w:hAnsiTheme="minorHAnsi" w:cstheme="minorBidi"/>
-          <w:color w:val="auto"/>
-          <w:sz w:val="24"/>
-          <w:szCs w:val="24"/>
-        </w:rPr>
-        <w:t>–</w:t>
-      </w:r>
-      <w:r>
-        <w:rPr>
-          <w:rFonts w:asciiTheme="minorHAnsi" w:eastAsiaTheme="minorHAnsi" w:hAnsiTheme="minorHAnsi" w:cstheme="minorBidi"/>
-          <w:color w:val="auto"/>
-          <w:sz w:val="24"/>
-          <w:szCs w:val="24"/>
-        </w:rPr>
-        <w:t xml:space="preserve"> </w:t>
-      </w:r>
-      <w:r>
-        <w:rPr>
-          <w:rFonts w:asciiTheme="minorHAnsi" w:eastAsiaTheme="minorHAnsi" w:hAnsiTheme="minorHAnsi" w:cstheme="minorBidi"/>
-          <w:color w:val="auto"/>
-          <w:sz w:val="24"/>
-          <w:szCs w:val="24"/>
-        </w:rPr>
-        <w:t xml:space="preserve">demonstrate that scenarios once considered </w:t>
-      </w:r>
-      <w:r>
-        <w:rPr>
-          <w:rFonts w:asciiTheme="minorHAnsi" w:eastAsiaTheme="minorHAnsi" w:hAnsiTheme="minorHAnsi" w:cstheme="minorBidi"/>
-          <w:color w:val="auto"/>
-          <w:sz w:val="24"/>
-          <w:szCs w:val="24"/>
-        </w:rPr>
-        <w:t>unlikely</w:t>
-      </w:r>
-      <w:r>
-        <w:rPr>
-          <w:rFonts w:asciiTheme="minorHAnsi" w:eastAsiaTheme="minorHAnsi" w:hAnsiTheme="minorHAnsi" w:cstheme="minorBidi"/>
-          <w:color w:val="auto"/>
-          <w:sz w:val="24"/>
-          <w:szCs w:val="24"/>
-        </w:rPr>
-        <w:t xml:space="preserve"> can rapidly</w:t>
-      </w:r>
-      <w:r>
-        <w:rPr>
-          <w:rFonts w:asciiTheme="minorHAnsi" w:eastAsiaTheme="minorHAnsi" w:hAnsiTheme="minorHAnsi" w:cstheme="minorBidi"/>
-          <w:color w:val="auto"/>
-          <w:sz w:val="24"/>
-          <w:szCs w:val="24"/>
-        </w:rPr>
-        <w:t xml:space="preserve"> </w:t>
-      </w:r>
-      <w:r>
-        <w:rPr>
-          <w:rFonts w:asciiTheme="minorHAnsi" w:eastAsiaTheme="minorHAnsi" w:hAnsiTheme="minorHAnsi" w:cstheme="minorBidi"/>
-          <w:color w:val="auto"/>
-          <w:sz w:val="24"/>
-          <w:szCs w:val="24"/>
-        </w:rPr>
-        <w:t xml:space="preserve">acquire </w:t>
-      </w:r>
-      <w:r>
-        <w:rPr>
-          <w:rFonts w:asciiTheme="minorHAnsi" w:eastAsiaTheme="minorHAnsi" w:hAnsiTheme="minorHAnsi" w:cstheme="minorBidi"/>
-          <w:color w:val="auto"/>
-          <w:sz w:val="24"/>
-          <w:szCs w:val="24"/>
-        </w:rPr>
-        <w:t>s</w:t>
-      </w:r>
-      <w:r>
-        <w:rPr>
-          <w:rFonts w:asciiTheme="minorHAnsi" w:eastAsiaTheme="minorHAnsi" w:hAnsiTheme="minorHAnsi" w:cstheme="minorBidi"/>
-          <w:color w:val="auto"/>
-          <w:sz w:val="24"/>
-          <w:szCs w:val="24"/>
-        </w:rPr>
-        <w:t>trategic salience. The perception of threat is an unreliable indicator for future</w:t>
-      </w:r>
-      <w:r>
-        <w:rPr>
-          <w:rFonts w:asciiTheme="minorHAnsi" w:eastAsiaTheme="minorHAnsi" w:hAnsiTheme="minorHAnsi" w:cstheme="minorBidi"/>
-          <w:color w:val="auto"/>
-          <w:sz w:val="24"/>
-          <w:szCs w:val="24"/>
-        </w:rPr>
-        <w:t xml:space="preserve"> </w:t>
-      </w:r>
-      <w:r>
-        <w:rPr>
-          <w:rFonts w:asciiTheme="minorHAnsi" w:eastAsiaTheme="minorHAnsi" w:hAnsiTheme="minorHAnsi" w:cstheme="minorBidi"/>
-          <w:color w:val="auto"/>
-          <w:sz w:val="24"/>
-          <w:szCs w:val="24"/>
-        </w:rPr>
-        <w:t xml:space="preserve">conflict. Failure to internalise the implications of </w:t>
-      </w:r>
-      <w:proofErr w:type="spellStart"/>
-      <w:r>
-        <w:rPr>
-          <w:rFonts w:asciiTheme="minorHAnsi" w:eastAsiaTheme="minorHAnsi" w:hAnsiTheme="minorHAnsi" w:cstheme="minorBidi"/>
-          <w:color w:val="auto"/>
-          <w:sz w:val="24"/>
-          <w:szCs w:val="24"/>
-        </w:rPr>
-        <w:t>UxS</w:t>
-      </w:r>
-      <w:proofErr w:type="spellEnd"/>
-      <w:r>
-        <w:rPr>
-          <w:rFonts w:asciiTheme="minorHAnsi" w:eastAsiaTheme="minorHAnsi" w:hAnsiTheme="minorHAnsi" w:cstheme="minorBidi"/>
-          <w:color w:val="auto"/>
-          <w:sz w:val="24"/>
-          <w:szCs w:val="24"/>
-        </w:rPr>
-        <w:t xml:space="preserve"> risks entrenching a force posture</w:t>
-      </w:r>
-      <w:r>
-        <w:rPr>
-          <w:rFonts w:asciiTheme="minorHAnsi" w:eastAsiaTheme="minorHAnsi" w:hAnsiTheme="minorHAnsi" w:cstheme="minorBidi"/>
-          <w:color w:val="auto"/>
-          <w:sz w:val="24"/>
-          <w:szCs w:val="24"/>
-        </w:rPr>
-        <w:t xml:space="preserve"> </w:t>
-      </w:r>
-      <w:r>
-        <w:rPr>
-          <w:rFonts w:asciiTheme="minorHAnsi" w:eastAsiaTheme="minorHAnsi" w:hAnsiTheme="minorHAnsi" w:cstheme="minorBidi"/>
-          <w:color w:val="auto"/>
-          <w:sz w:val="24"/>
-          <w:szCs w:val="24"/>
-        </w:rPr>
-        <w:t>optimised for conditions which no longer exist</w:t>
-      </w:r>
-      <w:r>
-        <w:rPr>
-          <w:rFonts w:asciiTheme="minorHAnsi" w:eastAsiaTheme="minorHAnsi" w:hAnsiTheme="minorHAnsi" w:cstheme="minorBidi"/>
-          <w:color w:val="auto"/>
-          <w:sz w:val="24"/>
-          <w:szCs w:val="24"/>
-        </w:rPr>
-        <w:t>,</w:t>
-      </w:r>
-      <w:r>
-        <w:rPr>
-          <w:rFonts w:asciiTheme="minorHAnsi" w:eastAsiaTheme="minorHAnsi" w:hAnsiTheme="minorHAnsi" w:cstheme="minorBidi"/>
-          <w:color w:val="auto"/>
-          <w:sz w:val="24"/>
-          <w:szCs w:val="24"/>
-        </w:rPr>
-        <w:t xml:space="preserve"> allowing force design decisions to prioritise</w:t>
-      </w:r>
-      <w:r>
-        <w:rPr>
-          <w:rFonts w:asciiTheme="minorHAnsi" w:eastAsiaTheme="minorHAnsi" w:hAnsiTheme="minorHAnsi" w:cstheme="minorBidi"/>
-          <w:color w:val="auto"/>
-          <w:sz w:val="24"/>
-          <w:szCs w:val="24"/>
-        </w:rPr>
-        <w:t xml:space="preserve"> </w:t>
-      </w:r>
-      <w:r>
-        <w:rPr>
-          <w:rFonts w:asciiTheme="minorHAnsi" w:eastAsiaTheme="minorHAnsi" w:hAnsiTheme="minorHAnsi" w:cstheme="minorBidi"/>
-          <w:color w:val="auto"/>
-          <w:sz w:val="24"/>
-          <w:szCs w:val="24"/>
-        </w:rPr>
-        <w:t>continuity over adaptation and without articulating a theory of victory.</w:t>
-      </w:r>
-      <w:r>
-        <w:rPr>
-          <w:rFonts w:asciiTheme="minorHAnsi" w:eastAsiaTheme="minorHAnsi" w:hAnsiTheme="minorHAnsi" w:cstheme="minorBidi"/>
-          <w:color w:val="auto"/>
-          <w:sz w:val="24"/>
-          <w:szCs w:val="24"/>
-        </w:rPr>
-        <w:t xml:space="preserve"> [</w:t>
-      </w:r>
-      <w:r>
-        <w:rPr>
-          <w:rFonts w:asciiTheme="minorHAnsi" w:eastAsiaTheme="minorHAnsi" w:hAnsiTheme="minorHAnsi" w:cstheme="minorBidi"/>
-          <w:color w:val="auto"/>
-          <w:sz w:val="24"/>
-          <w:szCs w:val="24"/>
-          <w:highlight w:val="yellow"/>
-        </w:rPr>
-        <w:t>OB: please proof the ideas here, they’re still in draft though</w:t>
-      </w:r>
-      <w:r>
-        <w:rPr>
-          <w:rFonts w:asciiTheme="minorHAnsi" w:eastAsiaTheme="minorHAnsi" w:hAnsiTheme="minorHAnsi" w:cstheme="minorBidi"/>
-          <w:color w:val="auto"/>
-          <w:sz w:val="24"/>
-          <w:szCs w:val="24"/>
-        </w:rPr>
-        <w:t>]</w:t>
-      </w:r>
-    </w:p>
-    <w:p>
-      <w:pPr>
-        <w:pStyle w:val="Heading2"/>
-        <w:rPr>
-          <w:rFonts w:asciiTheme="minorHAnsi" w:eastAsiaTheme="minorHAnsi" w:hAnsiTheme="minorHAnsi" w:cstheme="minorBidi"/>
-          <w:color w:val="auto"/>
-          <w:sz w:val="24"/>
-          <w:szCs w:val="24"/>
-        </w:rPr>
-      </w:pPr>
-      <w:r>
-        <w:rPr>
-          <w:rFonts w:asciiTheme="minorHAnsi" w:eastAsiaTheme="minorHAnsi" w:hAnsiTheme="minorHAnsi" w:cstheme="minorBidi"/>
-          <w:color w:val="auto"/>
-          <w:sz w:val="24"/>
-          <w:szCs w:val="24"/>
-        </w:rPr>
-        <w:lastRenderedPageBreak/>
-        <w:t>While capability is sometimes viewed as equipment, it is best considered as the synthesis which DOTMLPF-I describes – doctrine, organisation, training, materiel, leadership, personnel, facilities and interoperability – and Ireland's nine-soldier light infantry section fails against nearly every line. Its doctrine</w:t>
-      </w:r>
-      <w:r>
-        <w:rPr>
-          <w:rStyle w:val="FootnoteReference"/>
-          <w:rFonts w:asciiTheme="minorHAnsi" w:eastAsiaTheme="minorHAnsi" w:hAnsiTheme="minorHAnsi" w:cstheme="minorBidi"/>
-          <w:color w:val="auto"/>
-          <w:sz w:val="24"/>
-          <w:szCs w:val="24"/>
-        </w:rPr>
-        <w:footnoteReference w:id="5"/>
-      </w:r>
-      <w:r>
-        <w:rPr>
-          <w:rFonts w:asciiTheme="minorHAnsi" w:eastAsiaTheme="minorHAnsi" w:hAnsiTheme="minorHAnsi" w:cstheme="minorBidi"/>
-          <w:color w:val="auto"/>
-          <w:sz w:val="24"/>
-          <w:szCs w:val="24"/>
-        </w:rPr>
-        <w:t xml:space="preserve"> remains that of a foot-mobile light infantry section, never updated to the reality that the vehicles carrying it seat eight. </w:t>
-      </w:r>
-      <w:r>
-        <w:rPr>
-          <w:rFonts w:asciiTheme="minorHAnsi" w:eastAsiaTheme="minorHAnsi" w:hAnsiTheme="minorHAnsi" w:cstheme="minorBidi"/>
-          <w:color w:val="auto"/>
-          <w:sz w:val="24"/>
-          <w:szCs w:val="24"/>
-        </w:rPr>
-        <w:t xml:space="preserve">Its organisation </w:t>
-      </w:r>
-      <w:r>
-        <w:rPr>
-          <w:rFonts w:asciiTheme="minorHAnsi" w:eastAsiaTheme="minorHAnsi" w:hAnsiTheme="minorHAnsi" w:cstheme="minorBidi"/>
-          <w:color w:val="auto"/>
-          <w:sz w:val="24"/>
-          <w:szCs w:val="24"/>
-        </w:rPr>
-        <w:t>may</w:t>
-      </w:r>
-      <w:r>
-        <w:rPr>
-          <w:rFonts w:asciiTheme="minorHAnsi" w:eastAsiaTheme="minorHAnsi" w:hAnsiTheme="minorHAnsi" w:cstheme="minorBidi"/>
-          <w:color w:val="auto"/>
-          <w:sz w:val="24"/>
-          <w:szCs w:val="24"/>
-        </w:rPr>
-        <w:t xml:space="preserve"> now be</w:t>
-      </w:r>
-      <w:r>
-        <w:rPr>
-          <w:rFonts w:asciiTheme="minorHAnsi" w:eastAsiaTheme="minorHAnsi" w:hAnsiTheme="minorHAnsi" w:cstheme="minorBidi"/>
-          <w:color w:val="auto"/>
-          <w:sz w:val="24"/>
-          <w:szCs w:val="24"/>
-        </w:rPr>
-        <w:t xml:space="preserve"> </w:t>
-      </w:r>
-      <w:r>
-        <w:rPr>
-          <w:rFonts w:asciiTheme="minorHAnsi" w:eastAsiaTheme="minorHAnsi" w:hAnsiTheme="minorHAnsi" w:cstheme="minorBidi"/>
-          <w:color w:val="auto"/>
-          <w:sz w:val="24"/>
-          <w:szCs w:val="24"/>
-        </w:rPr>
-        <w:t>rebuilt around vehicle capacity</w:t>
-      </w:r>
-      <w:r>
-        <w:rPr>
-          <w:rStyle w:val="FootnoteReference"/>
-          <w:rFonts w:asciiTheme="minorHAnsi" w:eastAsiaTheme="minorHAnsi" w:hAnsiTheme="minorHAnsi" w:cstheme="minorBidi"/>
-          <w:color w:val="auto"/>
-          <w:sz w:val="24"/>
-          <w:szCs w:val="24"/>
-        </w:rPr>
-        <w:footnoteReference w:id="6"/>
-      </w:r>
-      <w:r>
-        <w:rPr>
-          <w:rFonts w:asciiTheme="minorHAnsi" w:eastAsiaTheme="minorHAnsi" w:hAnsiTheme="minorHAnsi" w:cstheme="minorBidi"/>
-          <w:color w:val="auto"/>
-          <w:sz w:val="24"/>
-          <w:szCs w:val="24"/>
-        </w:rPr>
-        <w:t xml:space="preserve">, </w:t>
-      </w:r>
-      <w:r>
-        <w:rPr>
-          <w:rFonts w:asciiTheme="minorHAnsi" w:eastAsiaTheme="minorHAnsi" w:hAnsiTheme="minorHAnsi" w:cstheme="minorBidi"/>
-          <w:color w:val="auto"/>
-          <w:sz w:val="24"/>
-          <w:szCs w:val="24"/>
-        </w:rPr>
-        <w:t xml:space="preserve">perhaps </w:t>
-      </w:r>
-      <w:r>
-        <w:rPr>
-          <w:rFonts w:asciiTheme="minorHAnsi" w:eastAsiaTheme="minorHAnsi" w:hAnsiTheme="minorHAnsi" w:cstheme="minorBidi"/>
-          <w:color w:val="auto"/>
-          <w:sz w:val="24"/>
-          <w:szCs w:val="24"/>
-        </w:rPr>
-        <w:t>on the assumption that one section must fit one carrier. This is a constraint which belongs to mechanised and armoured formations – and binds even them less rigidly than it is applied</w:t>
-      </w:r>
-      <w:r>
-        <w:rPr>
-          <w:rFonts w:asciiTheme="minorHAnsi" w:eastAsiaTheme="minorHAnsi" w:hAnsiTheme="minorHAnsi" w:cstheme="minorBidi"/>
-          <w:color w:val="auto"/>
-          <w:sz w:val="24"/>
-          <w:szCs w:val="24"/>
-        </w:rPr>
-        <w:t>. I</w:t>
-      </w:r>
-      <w:r>
-        <w:rPr>
-          <w:rFonts w:asciiTheme="minorHAnsi" w:eastAsiaTheme="minorHAnsi" w:hAnsiTheme="minorHAnsi" w:cstheme="minorBidi"/>
-          <w:color w:val="auto"/>
-          <w:sz w:val="24"/>
-          <w:szCs w:val="24"/>
-        </w:rPr>
-        <w:t xml:space="preserve">t does not bind light infantry, which moves on foot or </w:t>
-      </w:r>
-      <w:r>
-        <w:rPr>
-          <w:rFonts w:asciiTheme="minorHAnsi" w:eastAsiaTheme="minorHAnsi" w:hAnsiTheme="minorHAnsi" w:cstheme="minorBidi"/>
-          <w:color w:val="auto"/>
-          <w:sz w:val="24"/>
-          <w:szCs w:val="24"/>
-        </w:rPr>
-        <w:t>in soft-skin vehicles – increasingly ATVs such as</w:t>
-      </w:r>
-      <w:r>
-        <w:rPr>
-          <w:rFonts w:asciiTheme="minorHAnsi" w:eastAsiaTheme="minorHAnsi" w:hAnsiTheme="minorHAnsi" w:cstheme="minorBidi"/>
-          <w:color w:val="auto"/>
-          <w:sz w:val="24"/>
-          <w:szCs w:val="24"/>
-        </w:rPr>
-        <w:t xml:space="preserve"> the ULTV</w:t>
-      </w:r>
-      <w:r>
-        <w:rPr>
-          <w:rStyle w:val="FootnoteReference"/>
-          <w:rFonts w:asciiTheme="minorHAnsi" w:eastAsiaTheme="minorHAnsi" w:hAnsiTheme="minorHAnsi" w:cstheme="minorBidi"/>
-          <w:color w:val="auto"/>
-          <w:sz w:val="24"/>
-          <w:szCs w:val="24"/>
-        </w:rPr>
-        <w:footnoteReference w:id="7"/>
-      </w:r>
-      <w:r>
-        <w:rPr>
-          <w:rFonts w:asciiTheme="minorHAnsi" w:eastAsiaTheme="minorHAnsi" w:hAnsiTheme="minorHAnsi" w:cstheme="minorBidi"/>
-          <w:color w:val="auto"/>
-          <w:sz w:val="24"/>
-          <w:szCs w:val="24"/>
-        </w:rPr>
-        <w:t>.</w:t>
-      </w:r>
-      <w:r>
-        <w:rPr>
-          <w:rFonts w:asciiTheme="minorHAnsi" w:eastAsiaTheme="minorHAnsi" w:hAnsiTheme="minorHAnsi" w:cstheme="minorBidi"/>
-          <w:color w:val="auto"/>
-          <w:sz w:val="24"/>
-          <w:szCs w:val="24"/>
-        </w:rPr>
-        <w:t xml:space="preserve"> </w:t>
-      </w:r>
-      <w:r>
-        <w:rPr>
-          <w:rFonts w:asciiTheme="minorHAnsi" w:eastAsiaTheme="minorHAnsi" w:hAnsiTheme="minorHAnsi" w:cstheme="minorBidi"/>
-          <w:color w:val="auto"/>
-          <w:sz w:val="24"/>
-          <w:szCs w:val="24"/>
-        </w:rPr>
-        <w:t>Its training still rehearses the conventional drills of the last century and the peace-support tasks of the decades since, while neglecting cognitive burden, dispersion and the exposure of a dispersed section that can be found and struck on a checkpoint or a convoy as readily as in battle, without the higher-echelon cover it is built to assume. Its materiel reflects a Cold War mentality. Its leadership structure is not configured for mission command. And it fields too few soldiers to carry the cognitive load, operate the new systems and remain cohesive once dispersed. Adding drones to this section changes none of it.</w:t>
-      </w:r>
-    </w:p>
-    <w:p>
-      <w:r>
-        <w:rPr>
-          <w:highlight w:val="yellow"/>
-        </w:rPr>
-        <w:t>OB: I will reference TM 201 as proof that doctrine hasn’t changed. However, I think I want to cite paragraph 0202 “The fundamental role of the infantry man/woman has changed little over recent centuries: their tasks are still to close with and destroy the enemy or force them to surrender, to seize and hold terrain, to dominate and control close country and finally, to carry out close surveillance”. Then we can say that the first task – their most important – cannot be achieved without substantial review of the doctrine, organisation, training, leadership, materiel,</w:t>
-      </w:r>
-      <w:r>
-        <w:t xml:space="preserve"> </w:t>
-      </w:r>
-    </w:p>
-    <w:p/>
-    <w:p>
-      <w:pPr>
-        <w:pStyle w:val="Heading2"/>
-        <w:rPr>
-          <w:rFonts w:asciiTheme="minorHAnsi" w:eastAsiaTheme="minorHAnsi" w:hAnsiTheme="minorHAnsi" w:cstheme="minorBidi"/>
-          <w:color w:val="auto"/>
-          <w:sz w:val="24"/>
-          <w:szCs w:val="24"/>
-        </w:rPr>
-      </w:pPr>
-      <w:r>
-        <w:rPr>
-          <w:rFonts w:asciiTheme="minorHAnsi" w:eastAsiaTheme="minorHAnsi" w:hAnsiTheme="minorHAnsi" w:cstheme="minorBidi"/>
-          <w:color w:val="auto"/>
-          <w:sz w:val="24"/>
-          <w:szCs w:val="24"/>
-        </w:rPr>
-        <w:lastRenderedPageBreak/>
-        <w:t>Relative combat power has always rewarded the side that can mass force and absorb loss</w:t>
-      </w:r>
-      <w:r>
-        <w:rPr>
-          <w:rFonts w:asciiTheme="minorHAnsi" w:eastAsiaTheme="minorHAnsi" w:hAnsiTheme="minorHAnsi" w:cstheme="minorBidi"/>
-          <w:color w:val="auto"/>
-          <w:sz w:val="24"/>
-          <w:szCs w:val="24"/>
-        </w:rPr>
-        <w:t xml:space="preserve"> – </w:t>
-      </w:r>
-      <w:r>
-        <w:rPr>
-          <w:rFonts w:asciiTheme="minorHAnsi" w:eastAsiaTheme="minorHAnsi" w:hAnsiTheme="minorHAnsi" w:cstheme="minorBidi"/>
-          <w:color w:val="auto"/>
-          <w:sz w:val="24"/>
-          <w:szCs w:val="24"/>
-        </w:rPr>
-        <w:t xml:space="preserve">historically the better-funded one. Low-cost uncrewed systems disturb that arithmetic. They drive down the price of three functions </w:t>
-      </w:r>
-      <w:r>
-        <w:rPr>
-          <w:rFonts w:asciiTheme="minorHAnsi" w:eastAsiaTheme="minorHAnsi" w:hAnsiTheme="minorHAnsi" w:cstheme="minorBidi"/>
-          <w:color w:val="auto"/>
-          <w:sz w:val="24"/>
-          <w:szCs w:val="24"/>
-        </w:rPr>
-        <w:t>which</w:t>
-      </w:r>
-      <w:r>
-        <w:rPr>
-          <w:rFonts w:asciiTheme="minorHAnsi" w:eastAsiaTheme="minorHAnsi" w:hAnsiTheme="minorHAnsi" w:cstheme="minorBidi"/>
-          <w:color w:val="auto"/>
-          <w:sz w:val="24"/>
-          <w:szCs w:val="24"/>
-        </w:rPr>
-        <w:t xml:space="preserve"> once demanded expensive platforms: finding the enemy, striking </w:t>
-      </w:r>
-      <w:r>
-        <w:rPr>
-          <w:rFonts w:asciiTheme="minorHAnsi" w:eastAsiaTheme="minorHAnsi" w:hAnsiTheme="minorHAnsi" w:cstheme="minorBidi"/>
-          <w:color w:val="auto"/>
-          <w:sz w:val="24"/>
-          <w:szCs w:val="24"/>
-        </w:rPr>
-        <w:t>them</w:t>
-      </w:r>
-      <w:r>
-        <w:rPr>
-          <w:rFonts w:asciiTheme="minorHAnsi" w:eastAsiaTheme="minorHAnsi" w:hAnsiTheme="minorHAnsi" w:cstheme="minorBidi"/>
-          <w:color w:val="auto"/>
-          <w:sz w:val="24"/>
-          <w:szCs w:val="24"/>
-        </w:rPr>
-        <w:t xml:space="preserve"> precisely</w:t>
-      </w:r>
-      <w:r>
-        <w:rPr>
-          <w:rFonts w:asciiTheme="minorHAnsi" w:eastAsiaTheme="minorHAnsi" w:hAnsiTheme="minorHAnsi" w:cstheme="minorBidi"/>
-          <w:color w:val="auto"/>
-          <w:sz w:val="24"/>
-          <w:szCs w:val="24"/>
-        </w:rPr>
-        <w:t xml:space="preserve"> and</w:t>
-      </w:r>
-      <w:r>
-        <w:rPr>
-          <w:rFonts w:asciiTheme="minorHAnsi" w:eastAsiaTheme="minorHAnsi" w:hAnsiTheme="minorHAnsi" w:cstheme="minorBidi"/>
-          <w:color w:val="auto"/>
-          <w:sz w:val="24"/>
-          <w:szCs w:val="24"/>
-        </w:rPr>
-        <w:t xml:space="preserve"> sustaining the force. A defender who can see, range and attrit an attacker using systems costing hundreds rather than millions no longer </w:t>
-      </w:r>
-      <w:proofErr w:type="gramStart"/>
-      <w:r>
-        <w:rPr>
-          <w:rFonts w:asciiTheme="minorHAnsi" w:eastAsiaTheme="minorHAnsi" w:hAnsiTheme="minorHAnsi" w:cstheme="minorBidi"/>
-          <w:color w:val="auto"/>
-          <w:sz w:val="24"/>
-          <w:szCs w:val="24"/>
-        </w:rPr>
-        <w:t>has to</w:t>
-      </w:r>
-      <w:proofErr w:type="gramEnd"/>
-      <w:r>
-        <w:rPr>
-          <w:rFonts w:asciiTheme="minorHAnsi" w:eastAsiaTheme="minorHAnsi" w:hAnsiTheme="minorHAnsi" w:cstheme="minorBidi"/>
-          <w:color w:val="auto"/>
-          <w:sz w:val="24"/>
-          <w:szCs w:val="24"/>
-        </w:rPr>
-        <w:t xml:space="preserve"> match that attacker platform-for-</w:t>
-      </w:r>
-      <w:r>
-        <w:rPr>
-          <w:rFonts w:asciiTheme="minorHAnsi" w:eastAsiaTheme="minorHAnsi" w:hAnsiTheme="minorHAnsi" w:cstheme="minorBidi"/>
-          <w:color w:val="auto"/>
-          <w:sz w:val="24"/>
-          <w:szCs w:val="24"/>
-        </w:rPr>
-        <w:t>platform</w:t>
-      </w:r>
-      <w:r>
-        <w:rPr>
-          <w:rFonts w:asciiTheme="minorHAnsi" w:eastAsiaTheme="minorHAnsi" w:hAnsiTheme="minorHAnsi" w:cstheme="minorBidi"/>
-          <w:color w:val="auto"/>
-          <w:sz w:val="24"/>
-          <w:szCs w:val="24"/>
-        </w:rPr>
-        <w:t>. The effect is asymmetric: the attacker must still mass to break through, yet massing is exactly what persistent observation punishes most. So</w:t>
-      </w:r>
-      <w:r>
-        <w:rPr>
-          <w:rFonts w:asciiTheme="minorHAnsi" w:eastAsiaTheme="minorHAnsi" w:hAnsiTheme="minorHAnsi" w:cstheme="minorBidi"/>
-          <w:color w:val="auto"/>
-          <w:sz w:val="24"/>
-          <w:szCs w:val="24"/>
-        </w:rPr>
-        <w:t>,</w:t>
-      </w:r>
-      <w:r>
-        <w:rPr>
-          <w:rFonts w:asciiTheme="minorHAnsi" w:eastAsiaTheme="minorHAnsi" w:hAnsiTheme="minorHAnsi" w:cstheme="minorBidi"/>
-          <w:color w:val="auto"/>
-          <w:sz w:val="24"/>
-          <w:szCs w:val="24"/>
-        </w:rPr>
-        <w:t xml:space="preserve"> the cost of the attacker's strongest move rises while the defender's means of imposing that cost stays cheap. For a state that cannot buy conventional scale, this is the mechanism by which scarcity stops being decisive</w:t>
-      </w:r>
-      <w:r>
-        <w:rPr>
-          <w:rFonts w:asciiTheme="minorHAnsi" w:eastAsiaTheme="minorHAnsi" w:hAnsiTheme="minorHAnsi" w:cstheme="minorBidi"/>
-          <w:color w:val="auto"/>
-          <w:sz w:val="24"/>
-          <w:szCs w:val="24"/>
-        </w:rPr>
-        <w:t xml:space="preserve"> – </w:t>
-      </w:r>
-      <w:r>
-        <w:rPr>
-          <w:rFonts w:asciiTheme="minorHAnsi" w:eastAsiaTheme="minorHAnsi" w:hAnsiTheme="minorHAnsi" w:cstheme="minorBidi"/>
-          <w:color w:val="auto"/>
-          <w:sz w:val="24"/>
-          <w:szCs w:val="24"/>
-        </w:rPr>
-        <w:t>denial without parity.</w:t>
-      </w:r>
-    </w:p>
-    <w:p>
-      <w:r>
-        <w:fldChar w:fldCharType="begin"/>
-      </w:r>
-      <w:r>
-        <w:instrText xml:space="preserve"> REF _Ref233053446 \h </w:instrText>
-      </w:r>
-      <w:r>
-        <w:fldChar w:fldCharType="separate"/>
-      </w:r>
-      <w:r>
-        <w:t xml:space="preserve">Table </w:t>
-      </w:r>
-      <w:r>
-        <w:rPr>
-          <w:noProof/>
-        </w:rPr>
-        <w:t>1</w:t>
-      </w:r>
-      <w:r>
-        <w:fldChar w:fldCharType="end"/>
-      </w:r>
-      <w:r>
-        <w:t xml:space="preserve"> </w:t>
-      </w:r>
-      <w:r>
-        <w:t xml:space="preserve">shows that FPV-OWADs cannot be dismissed as cheap substitutes for Javelin. The operational comparison is the telling one: defeating an armoured company costs roughly €1.13 million in Javelins, compared with under €85,000 in FPV-OWADs – more than an order of magnitude less for the same task, on assumptions generous to Javelin. Ireland's recent Javelin-only procurement buys 44 missiles; the same budget fields thousands of FPV-OWADs. Javelin remains the higher-confidence kill mechanism, and FPV-OWADs may require several strikes to destroy armour, </w:t>
-      </w:r>
-      <w:r>
-        <w:t>but they can immobilise it for follow-on fires and reach more than an order of magnitude further.</w:t>
-      </w:r>
-      <w:r>
-        <w:t xml:space="preserve"> The direction is unambiguous: FPV-OWADs do not replace ATGMs, but they change the defensive arithmetic and can no longer be ignored</w:t>
-      </w:r>
-      <w:r>
-        <w:t>.</w:t>
-      </w:r>
-      <w:r>
-        <w:rPr>
-          <w:rStyle w:val="FootnoteReference"/>
-        </w:rPr>
-        <w:footnoteReference w:id="8"/>
-      </w:r>
-      <w:r>
-        <w:t xml:space="preserve"> </w:t>
-      </w:r>
-      <w:r>
-        <w:rPr>
-          <w:rStyle w:val="FootnoteReference"/>
-        </w:rPr>
-        <w:footnoteReference w:id="9"/>
-      </w:r>
-    </w:p>
-    <w:p>
-      <w:pPr>
-        <w:keepNext/>
-      </w:pPr>
-      <w:r>
         <w:drawing>
           <wp:inline distT="0" distB="0" distL="0" distR="0" wp14:anchorId="1ED79B76" wp14:editId="6CD40A73">
             <wp:extent cx="5731510" cy="1757045"/>
@@ -1802,437 +1340,288 @@
           <w:sz w:val="24"/>
           <w:szCs w:val="24"/>
         </w:rPr>
+        <w:t xml:space="preserve">Ireland has long treated serious territorial defence as financially unreachable, because credibility was assumed to require conventional mass. </w:t>
+      </w:r>
+      <w:proofErr w:type="spellStart"/>
+      <w:r>
+        <w:rPr>
+          <w:rFonts w:asciiTheme="minorHAnsi" w:eastAsiaTheme="minorHAnsi" w:hAnsiTheme="minorHAnsi" w:cstheme="minorBidi"/>
+          <w:color w:val="auto"/>
+          <w:sz w:val="24"/>
+          <w:szCs w:val="24"/>
+        </w:rPr>
+        <w:t>UxS</w:t>
+      </w:r>
+      <w:proofErr w:type="spellEnd"/>
+      <w:r>
+        <w:rPr>
+          <w:rFonts w:asciiTheme="minorHAnsi" w:eastAsiaTheme="minorHAnsi" w:hAnsiTheme="minorHAnsi" w:cstheme="minorBidi"/>
+          <w:color w:val="auto"/>
+          <w:sz w:val="24"/>
+          <w:szCs w:val="24"/>
+        </w:rPr>
+        <w:t xml:space="preserve"> break that premise: if cheap precision systems can make lodgement, movement and sustainment costly, the constraint shifts from money to organisation. For an island state, any hostile ground force must first arrive by sea or air, concentrating at a predictable point of entry – where exposure is highest and cheap precision strike most punishing.</w:t>
+      </w:r>
+    </w:p>
+    <w:p>
+      <w:pPr>
+        <w:pStyle w:val="Heading2"/>
+        <w:rPr>
+          <w:rFonts w:asciiTheme="minorHAnsi" w:eastAsiaTheme="minorHAnsi" w:hAnsiTheme="minorHAnsi" w:cstheme="minorBidi"/>
+          <w:color w:val="auto"/>
+          <w:sz w:val="24"/>
+          <w:szCs w:val="24"/>
+        </w:rPr>
+      </w:pPr>
+      <w:r>
+        <w:rPr>
+          <w:rFonts w:asciiTheme="minorHAnsi" w:eastAsiaTheme="minorHAnsi" w:hAnsiTheme="minorHAnsi" w:cstheme="minorBidi"/>
+          <w:color w:val="auto"/>
+          <w:sz w:val="24"/>
+          <w:szCs w:val="24"/>
+        </w:rPr>
+        <w:t xml:space="preserve">Deterrence-by-denial here means one thing: making an attacker doubt that victory will be quick or cheap. A defender need not win. </w:t>
+      </w:r>
+      <w:r>
+        <w:rPr>
+          <w:rFonts w:asciiTheme="minorHAnsi" w:eastAsiaTheme="minorHAnsi" w:hAnsiTheme="minorHAnsi" w:cstheme="minorBidi"/>
+          <w:color w:val="auto"/>
+          <w:sz w:val="24"/>
+          <w:szCs w:val="24"/>
+        </w:rPr>
+        <w:t>They</w:t>
+      </w:r>
+      <w:r>
+        <w:rPr>
+          <w:rFonts w:asciiTheme="minorHAnsi" w:eastAsiaTheme="minorHAnsi" w:hAnsiTheme="minorHAnsi" w:cstheme="minorBidi"/>
+          <w:color w:val="auto"/>
+          <w:sz w:val="24"/>
+          <w:szCs w:val="24"/>
+        </w:rPr>
+        <w:t xml:space="preserve"> need only to impose enough delay, attrition and uncertainty that the operation's price climbs past what the aggressor will pay. It does not stop an attack; it makes the attack expensive, slow and uncertain of success. The effect is cumulative rather than decisive</w:t>
+      </w:r>
+      <w:r>
+        <w:rPr>
+          <w:rFonts w:asciiTheme="minorHAnsi" w:eastAsiaTheme="minorHAnsi" w:hAnsiTheme="minorHAnsi" w:cstheme="minorBidi"/>
+          <w:color w:val="auto"/>
+          <w:sz w:val="24"/>
+          <w:szCs w:val="24"/>
+        </w:rPr>
+        <w:t xml:space="preserve"> — </w:t>
+      </w:r>
+      <w:r>
+        <w:rPr>
+          <w:rFonts w:asciiTheme="minorHAnsi" w:eastAsiaTheme="minorHAnsi" w:hAnsiTheme="minorHAnsi" w:cstheme="minorBidi"/>
+          <w:color w:val="auto"/>
+          <w:sz w:val="24"/>
+          <w:szCs w:val="24"/>
+        </w:rPr>
+        <w:t>a rising bill for movement and sustainment, presented until the bill itself deters.</w:t>
+      </w:r>
+    </w:p>
+    <w:p>
+      <w:pPr>
+        <w:pStyle w:val="NoSpacing"/>
+      </w:pPr>
+      <w:r>
+        <w:t>The recommendations follow directly and cost little to begin. First, adopt the lance-corporal rank: dispersed sections need a commander in each</w:t>
+      </w:r>
+      <w:r>
+        <w:t xml:space="preserve"> and</w:t>
+      </w:r>
+      <w:r>
+        <w:t xml:space="preserve"> the rank structure must catch up to the tactics. Second, experiment properly rather than procure blindly</w:t>
+      </w:r>
+      <w:r>
+        <w:t xml:space="preserve"> — </w:t>
+      </w:r>
+      <w:r>
+        <w:t xml:space="preserve">stand up trial sections at fourteen and fifteen </w:t>
+      </w:r>
+      <w:r>
+        <w:t>soldiers</w:t>
+      </w:r>
+      <w:r>
+        <w:t xml:space="preserve"> (</w:t>
+      </w:r>
+      <w:r>
+        <w:fldChar w:fldCharType="begin"/>
+      </w:r>
+      <w:r>
+        <w:instrText xml:space="preserve"> REF _Ref233060645 \h </w:instrText>
+      </w:r>
+      <w:r>
+        <w:instrText xml:space="preserve"> \* MERGEFORMAT </w:instrText>
+      </w:r>
+      <w:r>
+        <w:fldChar w:fldCharType="separate"/>
+      </w:r>
+      <w:r>
+        <w:t>Figure 1</w:t>
+      </w:r>
+      <w:r>
+        <w:fldChar w:fldCharType="end"/>
+      </w:r>
+      <w:r>
+        <w:t>)</w:t>
+      </w:r>
+      <w:r>
+        <w:t>, test them</w:t>
+      </w:r>
+      <w:r>
+        <w:t xml:space="preserve"> against realistic drone threats</w:t>
+      </w:r>
+      <w:r>
+        <w:t xml:space="preserve"> and</w:t>
+      </w:r>
+      <w:r>
+        <w:t xml:space="preserve"> let the results, not assumption, settle the establishment</w:t>
+      </w:r>
+      <w:r>
+        <w:t xml:space="preserve">. </w:t>
+      </w:r>
+      <w:r>
+        <w:t>Third, write exposure management into doctrine: build signature discipline, drone-halt drills and the sequencing of sensing, electronic warfare and fires into standard operating procedures, syllabi and retraining, with mobile training teams to push the new methods out quickly. None of this requires mass or heavy armour</w:t>
+      </w:r>
+      <w:r>
+        <w:t xml:space="preserve"> and</w:t>
+      </w:r>
+      <w:r>
+        <w:t xml:space="preserve"> none waits on a procurement cycle. The first move is organisational, not financial</w:t>
+      </w:r>
+      <w:r>
+        <w:t xml:space="preserve"> — </w:t>
+      </w:r>
+      <w:r>
+        <w:t>which is precisely why the constraint that stalled Irish defence no longer holds.</w:t>
+      </w:r>
+    </w:p>
+    <w:p>
+      <w:pPr>
+        <w:keepNext/>
+        <w:jc w:val="center"/>
+      </w:pPr>
+      <w:r>
         <w:lastRenderedPageBreak/>
-        <w:t>Ireland has long rested an implicit bargain on cost: serious territorial defence means conventional mass</w:t>
-      </w:r>
-      <w:r>
-        <w:rPr>
-          <w:rFonts w:asciiTheme="minorHAnsi" w:eastAsiaTheme="minorHAnsi" w:hAnsiTheme="minorHAnsi" w:cstheme="minorBidi"/>
-          <w:color w:val="auto"/>
-          <w:sz w:val="24"/>
-          <w:szCs w:val="24"/>
-        </w:rPr>
-        <w:t xml:space="preserve"> – </w:t>
-      </w:r>
-      <w:r>
-        <w:rPr>
-          <w:rFonts w:asciiTheme="minorHAnsi" w:eastAsiaTheme="minorHAnsi" w:hAnsiTheme="minorHAnsi" w:cstheme="minorBidi"/>
-          <w:color w:val="auto"/>
-          <w:sz w:val="24"/>
-          <w:szCs w:val="24"/>
-        </w:rPr>
-        <w:t>armour, air defence, layered fires</w:t>
-      </w:r>
-      <w:r>
-        <w:rPr>
-          <w:rFonts w:asciiTheme="minorHAnsi" w:eastAsiaTheme="minorHAnsi" w:hAnsiTheme="minorHAnsi" w:cstheme="minorBidi"/>
-          <w:color w:val="auto"/>
-          <w:sz w:val="24"/>
-          <w:szCs w:val="24"/>
-        </w:rPr>
-        <w:t xml:space="preserve"> – </w:t>
-      </w:r>
-      <w:r>
-        <w:rPr>
-          <w:rFonts w:asciiTheme="minorHAnsi" w:eastAsiaTheme="minorHAnsi" w:hAnsiTheme="minorHAnsi" w:cstheme="minorBidi"/>
-          <w:color w:val="auto"/>
-          <w:sz w:val="24"/>
-          <w:szCs w:val="24"/>
-        </w:rPr>
-        <w:t>and conventional mass is unaffordable, so the ambition is quietly set aside. That logic held only while imposing cost on an attacker required matching his platforms. It no longer does. If a defender can make lodgement, movement and sustainment dangerous using systems priced in the hundreds, the premise that credibility is financially out of reach collapses. The constraint shifts from money to organisation. For an island, the case sharpens further: any hostile ground force must first arrive by sea or air, concentrating at a predictable, observable point of entry</w:t>
-      </w:r>
-      <w:r>
-        <w:rPr>
-          <w:rFonts w:asciiTheme="minorHAnsi" w:eastAsiaTheme="minorHAnsi" w:hAnsiTheme="minorHAnsi" w:cstheme="minorBidi"/>
-          <w:color w:val="auto"/>
-          <w:sz w:val="24"/>
-          <w:szCs w:val="24"/>
-        </w:rPr>
-        <w:t xml:space="preserve"> – </w:t>
-      </w:r>
-      <w:r>
-        <w:rPr>
-          <w:rFonts w:asciiTheme="minorHAnsi" w:eastAsiaTheme="minorHAnsi" w:hAnsiTheme="minorHAnsi" w:cstheme="minorBidi"/>
-          <w:color w:val="auto"/>
-          <w:sz w:val="24"/>
-          <w:szCs w:val="24"/>
-        </w:rPr>
-        <w:t xml:space="preserve">precisely the moment cheap precision strike punishes most. </w:t>
-      </w:r>
-    </w:p>
-    <w:p>
-      <w:pPr>
-        <w:pStyle w:val="Heading2"/>
-        <w:rPr>
-          <w:rFonts w:asciiTheme="minorHAnsi" w:eastAsiaTheme="minorHAnsi" w:hAnsiTheme="minorHAnsi" w:cstheme="minorBidi"/>
-          <w:color w:val="auto"/>
-          <w:sz w:val="24"/>
-          <w:szCs w:val="24"/>
-        </w:rPr>
-      </w:pPr>
-      <w:r>
-        <w:rPr>
-          <w:rFonts w:asciiTheme="minorHAnsi" w:eastAsiaTheme="minorHAnsi" w:hAnsiTheme="minorHAnsi" w:cstheme="minorBidi"/>
-          <w:color w:val="auto"/>
-          <w:sz w:val="24"/>
-          <w:szCs w:val="24"/>
-        </w:rPr>
-        <w:t xml:space="preserve">Deterrence-by-denial here means one thing: making an attacker doubt that victory will be quick or cheap. A defender need not win. </w:t>
-      </w:r>
-      <w:r>
-        <w:rPr>
-          <w:rFonts w:asciiTheme="minorHAnsi" w:eastAsiaTheme="minorHAnsi" w:hAnsiTheme="minorHAnsi" w:cstheme="minorBidi"/>
-          <w:color w:val="auto"/>
-          <w:sz w:val="24"/>
-          <w:szCs w:val="24"/>
-        </w:rPr>
-        <w:t>They</w:t>
-      </w:r>
-      <w:r>
-        <w:rPr>
-          <w:rFonts w:asciiTheme="minorHAnsi" w:eastAsiaTheme="minorHAnsi" w:hAnsiTheme="minorHAnsi" w:cstheme="minorBidi"/>
-          <w:color w:val="auto"/>
-          <w:sz w:val="24"/>
-          <w:szCs w:val="24"/>
-        </w:rPr>
+        <w:drawing>
+          <wp:inline distT="0" distB="0" distL="0" distR="0" wp14:anchorId="3BA8F21E" wp14:editId="0F6E14AC">
+            <wp:extent cx="2709073" cy="1655277"/>
+            <wp:effectExtent l="0" t="0" r="0" b="2540"/>
+            <wp:docPr id="1944379885" name="Picture 1"/>
+            <wp:cNvGraphicFramePr>
+              <a:graphicFrameLocks xmlns:a="http://schemas.openxmlformats.org/drawingml/2006/main" noChangeAspect="1"/>
+            </wp:cNvGraphicFramePr>
+            <a:graphic xmlns:a="http://schemas.openxmlformats.org/drawingml/2006/main">
+              <a:graphicData uri="http://schemas.openxmlformats.org/drawingml/2006/picture">
+                <pic:pic xmlns:pic="http://schemas.openxmlformats.org/drawingml/2006/picture">
+                  <pic:nvPicPr>
+                    <pic:cNvPr id="1944379885" name=""/>
+                    <pic:cNvPicPr/>
+                  </pic:nvPicPr>
+                  <pic:blipFill>
+                    <a:blip r:embed="rId9"/>
+                    <a:stretch>
+                      <a:fillRect/>
+                    </a:stretch>
+                  </pic:blipFill>
+                  <pic:spPr>
+                    <a:xfrm>
+                      <a:off x="0" y="0"/>
+                      <a:ext cx="2723776" cy="1664261"/>
+                    </a:xfrm>
+                    <a:prstGeom prst="rect">
+                      <a:avLst/>
+                    </a:prstGeom>
+                  </pic:spPr>
+                </pic:pic>
+              </a:graphicData>
+            </a:graphic>
+          </wp:inline>
+        </w:drawing>
+      </w:r>
+      <w:r>
+        <w:drawing>
+          <wp:inline distT="0" distB="0" distL="0" distR="0" wp14:anchorId="5294252E" wp14:editId="7ABFAEE1">
+            <wp:extent cx="2907102" cy="1736016"/>
+            <wp:effectExtent l="0" t="0" r="7620" b="0"/>
+            <wp:docPr id="1981208126" name="Picture 1"/>
+            <wp:cNvGraphicFramePr>
+              <a:graphicFrameLocks xmlns:a="http://schemas.openxmlformats.org/drawingml/2006/main" noChangeAspect="1"/>
+            </wp:cNvGraphicFramePr>
+            <a:graphic xmlns:a="http://schemas.openxmlformats.org/drawingml/2006/main">
+              <a:graphicData uri="http://schemas.openxmlformats.org/drawingml/2006/picture">
+                <pic:pic xmlns:pic="http://schemas.openxmlformats.org/drawingml/2006/picture">
+                  <pic:nvPicPr>
+                    <pic:cNvPr id="1981208126" name=""/>
+                    <pic:cNvPicPr/>
+                  </pic:nvPicPr>
+                  <pic:blipFill>
+                    <a:blip r:embed="rId10"/>
+                    <a:stretch>
+                      <a:fillRect/>
+                    </a:stretch>
+                  </pic:blipFill>
+                  <pic:spPr>
+                    <a:xfrm>
+                      <a:off x="0" y="0"/>
+                      <a:ext cx="2918337" cy="1742725"/>
+                    </a:xfrm>
+                    <a:prstGeom prst="rect">
+                      <a:avLst/>
+                    </a:prstGeom>
+                  </pic:spPr>
+                </pic:pic>
+              </a:graphicData>
+            </a:graphic>
+          </wp:inline>
+        </w:drawing>
+      </w:r>
+    </w:p>
+    <w:p>
+      <w:pPr>
+        <w:pStyle w:val="Caption"/>
+        <w:jc w:val="center"/>
+      </w:pPr>
+      <w:bookmarkStart w:id="1" w:name="_Ref233060645"/>
+      <w:r>
+        <w:t xml:space="preserve">Figure </w:t>
+      </w:r>
+      <w:r>
+        <w:fldChar w:fldCharType="begin"/>
+      </w:r>
+      <w:r>
+        <w:instrText xml:space="preserve"> SEQ Figure \* ARABIC </w:instrText>
+      </w:r>
+      <w:r>
+        <w:fldChar w:fldCharType="separate"/>
+      </w:r>
+      <w:r>
+        <w:rPr>
+          <w:noProof/>
+        </w:rPr>
+        <w:t>1</w:t>
+      </w:r>
+      <w:r>
+        <w:fldChar w:fldCharType="end"/>
+      </w:r>
+      <w:bookmarkEnd w:id="1"/>
+      <w:r>
+        <w:t xml:space="preserve">. </w:t>
+      </w:r>
+      <w:r>
         <w:t xml:space="preserve"> </w:t>
       </w:r>
-      <w:proofErr w:type="gramStart"/>
-      <w:r>
-        <w:rPr>
-          <w:rFonts w:asciiTheme="minorHAnsi" w:eastAsiaTheme="minorHAnsi" w:hAnsiTheme="minorHAnsi" w:cstheme="minorBidi"/>
-          <w:color w:val="auto"/>
-          <w:sz w:val="24"/>
-          <w:szCs w:val="24"/>
-        </w:rPr>
-        <w:t>needs</w:t>
-      </w:r>
-      <w:proofErr w:type="gramEnd"/>
-      <w:r>
-        <w:rPr>
-          <w:rFonts w:asciiTheme="minorHAnsi" w:eastAsiaTheme="minorHAnsi" w:hAnsiTheme="minorHAnsi" w:cstheme="minorBidi"/>
-          <w:color w:val="auto"/>
-          <w:sz w:val="24"/>
-          <w:szCs w:val="24"/>
-        </w:rPr>
-        <w:t xml:space="preserve"> only to impose enough delay, attrition and uncertainty that the operation's price climbs past what the aggressor will pay</w:t>
-      </w:r>
-      <w:r>
-        <w:rPr>
-          <w:rFonts w:asciiTheme="minorHAnsi" w:eastAsiaTheme="minorHAnsi" w:hAnsiTheme="minorHAnsi" w:cstheme="minorBidi"/>
-          <w:color w:val="auto"/>
-          <w:sz w:val="24"/>
-          <w:szCs w:val="24"/>
-        </w:rPr>
-        <w:t xml:space="preserve"> – </w:t>
-      </w:r>
-      <w:r>
-        <w:rPr>
-          <w:rFonts w:asciiTheme="minorHAnsi" w:eastAsiaTheme="minorHAnsi" w:hAnsiTheme="minorHAnsi" w:cstheme="minorBidi"/>
-          <w:color w:val="auto"/>
-          <w:sz w:val="24"/>
-          <w:szCs w:val="24"/>
-        </w:rPr>
-        <w:t>and to be seen to be able to. That is the whole of the claim, and its modesty is the point. This is not deterrence by punishment: there is no threat to strike beyond the contested ground, no promise of pain elsewhere. Nor is it a promise to defeat a stronger force. It does not stop an attack; it makes the attack expensive, slow and uncertain of success. The effect is cumulative rather than decisive</w:t>
-      </w:r>
-      <w:r>
-        <w:rPr>
-          <w:rFonts w:asciiTheme="minorHAnsi" w:eastAsiaTheme="minorHAnsi" w:hAnsiTheme="minorHAnsi" w:cstheme="minorBidi"/>
-          <w:color w:val="auto"/>
-          <w:sz w:val="24"/>
-          <w:szCs w:val="24"/>
-        </w:rPr>
-        <w:t xml:space="preserve"> – </w:t>
-      </w:r>
-      <w:r>
-        <w:rPr>
-          <w:rFonts w:asciiTheme="minorHAnsi" w:eastAsiaTheme="minorHAnsi" w:hAnsiTheme="minorHAnsi" w:cstheme="minorBidi"/>
-          <w:color w:val="auto"/>
-          <w:sz w:val="24"/>
-          <w:szCs w:val="24"/>
-        </w:rPr>
-        <w:t>a rising bill for movement and sustainment, presented until the bill itself deters.</w:t>
-      </w:r>
-    </w:p>
-    <w:p>
-      <w:pPr>
-        <w:pStyle w:val="Heading2"/>
-        <w:rPr>
-          <w:rFonts w:asciiTheme="minorHAnsi" w:eastAsiaTheme="minorHAnsi" w:hAnsiTheme="minorHAnsi" w:cstheme="minorBidi"/>
-          <w:color w:val="auto"/>
-          <w:sz w:val="24"/>
-          <w:szCs w:val="24"/>
-        </w:rPr>
-      </w:pPr>
-      <w:r>
-        <w:rPr>
-          <w:rFonts w:asciiTheme="minorHAnsi" w:eastAsiaTheme="minorHAnsi" w:hAnsiTheme="minorHAnsi" w:cstheme="minorBidi"/>
-          <w:color w:val="auto"/>
-          <w:sz w:val="24"/>
-          <w:szCs w:val="24"/>
-        </w:rPr>
-        <w:t xml:space="preserve">A capability </w:t>
-      </w:r>
-      <w:r>
-        <w:rPr>
-          <w:rFonts w:asciiTheme="minorHAnsi" w:eastAsiaTheme="minorHAnsi" w:hAnsiTheme="minorHAnsi" w:cstheme="minorBidi"/>
-          <w:color w:val="auto"/>
-          <w:sz w:val="24"/>
-          <w:szCs w:val="24"/>
-        </w:rPr>
-        <w:t>does not constitute deterrence</w:t>
-      </w:r>
-      <w:r>
-        <w:rPr>
-          <w:rFonts w:asciiTheme="minorHAnsi" w:eastAsiaTheme="minorHAnsi" w:hAnsiTheme="minorHAnsi" w:cstheme="minorBidi"/>
-          <w:color w:val="auto"/>
-          <w:sz w:val="24"/>
-          <w:szCs w:val="24"/>
-        </w:rPr>
-        <w:t>. Drones in a depot impose no cost on an adversary's plan; deterrence is an effect produced in his calculations, not a property of an inventory. For cheap precision to become denial, four things must hold at once. It must be politically owned</w:t>
-      </w:r>
-      <w:r>
-        <w:rPr>
-          <w:rFonts w:asciiTheme="minorHAnsi" w:eastAsiaTheme="minorHAnsi" w:hAnsiTheme="minorHAnsi" w:cstheme="minorBidi"/>
-          <w:color w:val="auto"/>
-          <w:sz w:val="24"/>
-          <w:szCs w:val="24"/>
-        </w:rPr>
-        <w:t xml:space="preserve"> – </w:t>
-      </w:r>
-      <w:r>
-        <w:rPr>
-          <w:rFonts w:asciiTheme="minorHAnsi" w:eastAsiaTheme="minorHAnsi" w:hAnsiTheme="minorHAnsi" w:cstheme="minorBidi"/>
-          <w:color w:val="auto"/>
-          <w:sz w:val="24"/>
-          <w:szCs w:val="24"/>
-        </w:rPr>
-        <w:t>a government decision that territorial defence is a real task, funded as one. It must be credibly fielded</w:t>
-      </w:r>
-      <w:r>
-        <w:rPr>
-          <w:rFonts w:asciiTheme="minorHAnsi" w:eastAsiaTheme="minorHAnsi" w:hAnsiTheme="minorHAnsi" w:cstheme="minorBidi"/>
-          <w:color w:val="auto"/>
-          <w:sz w:val="24"/>
-          <w:szCs w:val="24"/>
-        </w:rPr>
-        <w:t xml:space="preserve"> – </w:t>
-      </w:r>
-      <w:r>
-        <w:rPr>
-          <w:rFonts w:asciiTheme="minorHAnsi" w:eastAsiaTheme="minorHAnsi" w:hAnsiTheme="minorHAnsi" w:cstheme="minorBidi"/>
-          <w:color w:val="auto"/>
-          <w:sz w:val="24"/>
-          <w:szCs w:val="24"/>
-        </w:rPr>
-        <w:t xml:space="preserve">built into a force </w:t>
-      </w:r>
-      <w:proofErr w:type="gramStart"/>
-      <w:r>
-        <w:rPr>
-          <w:rFonts w:asciiTheme="minorHAnsi" w:eastAsiaTheme="minorHAnsi" w:hAnsiTheme="minorHAnsi" w:cstheme="minorBidi"/>
-          <w:color w:val="auto"/>
-          <w:sz w:val="24"/>
-          <w:szCs w:val="24"/>
-        </w:rPr>
-        <w:t>actually organised</w:t>
-      </w:r>
-      <w:proofErr w:type="gramEnd"/>
-      <w:r>
-        <w:rPr>
-          <w:rFonts w:asciiTheme="minorHAnsi" w:eastAsiaTheme="minorHAnsi" w:hAnsiTheme="minorHAnsi" w:cstheme="minorBidi"/>
-          <w:color w:val="auto"/>
-          <w:sz w:val="24"/>
-          <w:szCs w:val="24"/>
-        </w:rPr>
-        <w:t>, trained and structured to use it, not bolted onto legacy units. It must be institutionally sustained</w:t>
-      </w:r>
-      <w:r>
-        <w:rPr>
-          <w:rFonts w:asciiTheme="minorHAnsi" w:eastAsiaTheme="minorHAnsi" w:hAnsiTheme="minorHAnsi" w:cstheme="minorBidi"/>
-          <w:color w:val="auto"/>
-          <w:sz w:val="24"/>
-          <w:szCs w:val="24"/>
-        </w:rPr>
-        <w:t xml:space="preserve"> – </w:t>
-      </w:r>
-      <w:r>
-        <w:rPr>
-          <w:rFonts w:asciiTheme="minorHAnsi" w:eastAsiaTheme="minorHAnsi" w:hAnsiTheme="minorHAnsi" w:cstheme="minorBidi"/>
-          <w:color w:val="auto"/>
-          <w:sz w:val="24"/>
-          <w:szCs w:val="24"/>
-        </w:rPr>
-        <w:t>resilient in supply, command and stocks, so it survives contact rather than collapsing at first loss. And it must be clearly communicated</w:t>
-      </w:r>
-      <w:r>
-        <w:rPr>
-          <w:rFonts w:asciiTheme="minorHAnsi" w:eastAsiaTheme="minorHAnsi" w:hAnsiTheme="minorHAnsi" w:cstheme="minorBidi"/>
-          <w:color w:val="auto"/>
-          <w:sz w:val="24"/>
-          <w:szCs w:val="24"/>
-        </w:rPr>
-        <w:t xml:space="preserve"> – </w:t>
-      </w:r>
-      <w:r>
-        <w:rPr>
-          <w:rFonts w:asciiTheme="minorHAnsi" w:eastAsiaTheme="minorHAnsi" w:hAnsiTheme="minorHAnsi" w:cstheme="minorBidi"/>
-          <w:color w:val="auto"/>
-          <w:sz w:val="24"/>
-          <w:szCs w:val="24"/>
-        </w:rPr>
-        <w:t>legible to an adversary's staff, since cost uncounted is cost undeterred. Remove any one and the others are wasted. The article takes each in turn.</w:t>
-      </w:r>
-    </w:p>
-    <w:p>
-      <w:pPr>
-        <w:pStyle w:val="Heading2"/>
-        <w:rPr>
-          <w:rFonts w:asciiTheme="minorHAnsi" w:eastAsiaTheme="minorHAnsi" w:hAnsiTheme="minorHAnsi" w:cstheme="minorBidi"/>
-          <w:color w:val="auto"/>
-          <w:sz w:val="24"/>
-          <w:szCs w:val="24"/>
-        </w:rPr>
-      </w:pPr>
-      <w:r>
-        <w:rPr>
-          <w:rFonts w:asciiTheme="minorHAnsi" w:eastAsiaTheme="minorHAnsi" w:hAnsiTheme="minorHAnsi" w:cstheme="minorBidi"/>
-          <w:color w:val="auto"/>
-          <w:sz w:val="24"/>
-          <w:szCs w:val="24"/>
-        </w:rPr>
-        <w:t>The recommendations follow directly and cost little to begin. First, adopt the lance-corporal rank: dispersed sections need a commander in each</w:t>
-      </w:r>
-      <w:r>
-        <w:rPr>
-          <w:rFonts w:asciiTheme="minorHAnsi" w:eastAsiaTheme="minorHAnsi" w:hAnsiTheme="minorHAnsi" w:cstheme="minorBidi"/>
-          <w:color w:val="auto"/>
-          <w:sz w:val="24"/>
-          <w:szCs w:val="24"/>
-        </w:rPr>
-        <w:t xml:space="preserve"> and</w:t>
-      </w:r>
-      <w:r>
-        <w:rPr>
-          <w:rFonts w:asciiTheme="minorHAnsi" w:eastAsiaTheme="minorHAnsi" w:hAnsiTheme="minorHAnsi" w:cstheme="minorBidi"/>
-          <w:color w:val="auto"/>
-          <w:sz w:val="24"/>
-          <w:szCs w:val="24"/>
-        </w:rPr>
-        <w:t xml:space="preserve"> the rank structure must catch up to the tactics. Second, experiment properly rather than procure blindly</w:t>
-      </w:r>
-      <w:r>
-        <w:rPr>
-          <w:rFonts w:asciiTheme="minorHAnsi" w:eastAsiaTheme="minorHAnsi" w:hAnsiTheme="minorHAnsi" w:cstheme="minorBidi"/>
-          <w:color w:val="auto"/>
-          <w:sz w:val="24"/>
-          <w:szCs w:val="24"/>
-        </w:rPr>
-        <w:t xml:space="preserve"> – </w:t>
-      </w:r>
-      <w:r>
-        <w:rPr>
-          <w:rFonts w:asciiTheme="minorHAnsi" w:eastAsiaTheme="minorHAnsi" w:hAnsiTheme="minorHAnsi" w:cstheme="minorBidi"/>
-          <w:color w:val="auto"/>
-          <w:sz w:val="24"/>
-          <w:szCs w:val="24"/>
-        </w:rPr>
-        <w:t>stand up trial sections at fourteen and fifteen soldiers, test them against realistic drone threats</w:t>
-      </w:r>
-      <w:r>
-        <w:rPr>
-          <w:rFonts w:asciiTheme="minorHAnsi" w:eastAsiaTheme="minorHAnsi" w:hAnsiTheme="minorHAnsi" w:cstheme="minorBidi"/>
-          <w:color w:val="auto"/>
-          <w:sz w:val="24"/>
-          <w:szCs w:val="24"/>
-        </w:rPr>
-        <w:t xml:space="preserve"> and</w:t>
-      </w:r>
-      <w:r>
-        <w:rPr>
-          <w:rFonts w:asciiTheme="minorHAnsi" w:eastAsiaTheme="minorHAnsi" w:hAnsiTheme="minorHAnsi" w:cstheme="minorBidi"/>
-          <w:color w:val="auto"/>
-          <w:sz w:val="24"/>
-          <w:szCs w:val="24"/>
-        </w:rPr>
-        <w:t xml:space="preserve"> let the results, not assumption, settle the establishment. Third, write exposure management into doctrine: build signature discipline, drone-halt drills and the sequencing of sensing, electronic warfare and fires into standard operating procedures, syllabi and retraining, with mobile training teams to push the new methods out quickly. None of this requires mass or heavy armour</w:t>
-      </w:r>
-      <w:r>
-        <w:rPr>
-          <w:rFonts w:asciiTheme="minorHAnsi" w:eastAsiaTheme="minorHAnsi" w:hAnsiTheme="minorHAnsi" w:cstheme="minorBidi"/>
-          <w:color w:val="auto"/>
-          <w:sz w:val="24"/>
-          <w:szCs w:val="24"/>
-        </w:rPr>
-        <w:t xml:space="preserve"> and</w:t>
-      </w:r>
-      <w:r>
-        <w:rPr>
-          <w:rFonts w:asciiTheme="minorHAnsi" w:eastAsiaTheme="minorHAnsi" w:hAnsiTheme="minorHAnsi" w:cstheme="minorBidi"/>
-          <w:color w:val="auto"/>
-          <w:sz w:val="24"/>
-          <w:szCs w:val="24"/>
-        </w:rPr>
-        <w:t xml:space="preserve"> none waits on a procurement cycle. The first move is organisational, not financial</w:t>
-      </w:r>
-      <w:r>
-        <w:rPr>
-          <w:rFonts w:asciiTheme="minorHAnsi" w:eastAsiaTheme="minorHAnsi" w:hAnsiTheme="minorHAnsi" w:cstheme="minorBidi"/>
-          <w:color w:val="auto"/>
-          <w:sz w:val="24"/>
-          <w:szCs w:val="24"/>
-        </w:rPr>
-        <w:t xml:space="preserve"> – </w:t>
-      </w:r>
-      <w:r>
-        <w:rPr>
-          <w:rFonts w:asciiTheme="minorHAnsi" w:eastAsiaTheme="minorHAnsi" w:hAnsiTheme="minorHAnsi" w:cstheme="minorBidi"/>
-          <w:color w:val="auto"/>
-          <w:sz w:val="24"/>
-          <w:szCs w:val="24"/>
-        </w:rPr>
-        <w:t>which is precisely why the constraint that stalled Irish defence no longer holds.</w:t>
-      </w:r>
-    </w:p>
-    <w:p>
-      <w:pPr>
-        <w:pStyle w:val="Heading2"/>
-        <w:rPr>
-          <w:rFonts w:asciiTheme="minorHAnsi" w:eastAsiaTheme="minorHAnsi" w:hAnsiTheme="minorHAnsi" w:cstheme="minorBidi"/>
-          <w:color w:val="auto"/>
-          <w:sz w:val="24"/>
-          <w:szCs w:val="24"/>
-        </w:rPr>
-      </w:pPr>
-      <w:r>
-        <w:rPr>
-          <w:rFonts w:asciiTheme="minorHAnsi" w:eastAsiaTheme="minorHAnsi" w:hAnsiTheme="minorHAnsi" w:cstheme="minorBidi"/>
-          <w:color w:val="auto"/>
-          <w:sz w:val="24"/>
-          <w:szCs w:val="24"/>
-        </w:rPr>
-        <w:lastRenderedPageBreak/>
-        <w:t xml:space="preserve">One objection runs: change is uncertain, resources unallocated, other programmes mid-stream. Each clause is true. None is a reason to stand still. The quieter version is that force design must fit the platform – an eight-seat carrier sets the section, the section sets the fight. That inverts the logic. The threat sets the survivable section; the carrier is procurement's problem. A vehicle that seats eight when survival demands fourteen is not a cap on the section – it is the wrong vehicle. Nor is experimentation the disruption the objection fears; it is the hedge against it. A trial section commits nothing and costs almost nothing – the iteration a resource-uncertain force should want. The expensive mistake is not testing too early. It is fielding a structure the evidence already calls </w:t>
-      </w:r>
-      <w:proofErr w:type="gramStart"/>
-      <w:r>
-        <w:rPr>
-          <w:rFonts w:asciiTheme="minorHAnsi" w:eastAsiaTheme="minorHAnsi" w:hAnsiTheme="minorHAnsi" w:cstheme="minorBidi"/>
-          <w:color w:val="auto"/>
-          <w:sz w:val="24"/>
-          <w:szCs w:val="24"/>
-        </w:rPr>
-        <w:t>obsolete, and</w:t>
-      </w:r>
-      <w:proofErr w:type="gramEnd"/>
-      <w:r>
-        <w:rPr>
-          <w:rFonts w:asciiTheme="minorHAnsi" w:eastAsiaTheme="minorHAnsi" w:hAnsiTheme="minorHAnsi" w:cstheme="minorBidi"/>
-          <w:color w:val="auto"/>
-          <w:sz w:val="24"/>
-          <w:szCs w:val="24"/>
-        </w:rPr>
-        <w:t xml:space="preserve"> discovering it under fire.</w:t>
+      <w:r>
+        <w:t>Fourteen and f</w:t>
+      </w:r>
+      <w:r>
+        <w:t>ifteen-soldier section</w:t>
+      </w:r>
+      <w:r>
+        <w:t>s</w:t>
+      </w:r>
+      <w:r>
+        <w:t xml:space="preserve"> with organic FPVD, support detachment and separate commander</w:t>
       </w:r>
     </w:p>
     <w:p>
@@ -2244,6 +1633,53 @@
           <w:szCs w:val="32"/>
         </w:rPr>
       </w:pPr>
+      <w:r>
+        <w:t xml:space="preserve">The pace of change is uncertain and programmes are mid-stream </w:t>
+      </w:r>
+      <w:r>
+        <w:t>—</w:t>
+      </w:r>
+      <w:r>
+        <w:t xml:space="preserve"> so reopening the section design now looks premature. Each clause is true. Neither is a reason to stand still. The deeper objection is that force design must fit the platform: the carrier defines the section, the section sets the </w:t>
+      </w:r>
+      <w:r>
+        <w:t>capability</w:t>
+      </w:r>
+      <w:r>
+        <w:t xml:space="preserve">. Vehicle capacity is a real constraint </w:t>
+      </w:r>
+      <w:r>
+        <w:t>—</w:t>
+      </w:r>
+      <w:r>
+        <w:t xml:space="preserve"> </w:t>
+      </w:r>
+      <w:r>
+        <w:t xml:space="preserve">it drives lift, sustainment, command and tactical mobility and cannot be dismissed. But it need not come first. The threat defines force </w:t>
+      </w:r>
+      <w:proofErr w:type="gramStart"/>
+      <w:r>
+        <w:t>protection</w:t>
+      </w:r>
+      <w:proofErr w:type="gramEnd"/>
+      <w:r>
+        <w:t xml:space="preserve"> and force protection drives </w:t>
+      </w:r>
+      <w:r>
+        <w:t>capability development</w:t>
+      </w:r>
+      <w:r>
+        <w:t xml:space="preserve">. Light infantry may not have this problem at all: it needs no armour, moving on foot or in commercial 4x4s already in Defence Forces service. A survivable light section is not an expensive structure waiting on a vehicle programme. It is a cheap one, available now </w:t>
+      </w:r>
+      <w:r>
+        <w:t>—</w:t>
+      </w:r>
+      <w:r>
+        <w:t xml:space="preserve"> </w:t>
+      </w:r>
+      <w:r>
+        <w:t>held back only by a constraint borrowed from a different kind of infantry.</w:t>
+      </w:r>
       <w:r>
         <w:br w:type="page"/>
       </w:r>
@@ -2805,7 +2241,31 @@
         <w:footnoteRef/>
       </w:r>
       <w:r>
-        <w:t xml:space="preserve"> TM 201</w:t>
+        <w:t xml:space="preserve"> </w:t>
+      </w:r>
+      <w:r>
+        <w:t xml:space="preserve">European Defence Agency. </w:t>
+      </w:r>
+      <w:r>
+        <w:rPr>
+          <w:i/>
+          <w:iCs/>
+        </w:rPr>
+        <w:t>The 2023 EU Capability Development Priorities: To Be Ready</w:t>
+      </w:r>
+      <w:r>
+        <w:t xml:space="preserve">. Brussels: European Defence Agency, 2023. Available at: </w:t>
+      </w:r>
+      <w:hyperlink r:id="rId1" w:history="1">
+        <w:r>
+          <w:rPr>
+            <w:rStyle w:val="Hyperlink"/>
+          </w:rPr>
+          <w:t>https://eda.europa.eu/docs/default-source/eda-publications/2023-eu-capability-development-priorities.pdf</w:t>
+        </w:r>
+      </w:hyperlink>
+      <w:r>
+        <w:t xml:space="preserve"> (accessed 22 June 2026).</w:t>
       </w:r>
     </w:p>
   </w:footnote>
@@ -2824,29 +2284,85 @@
         <w:t xml:space="preserve"> </w:t>
       </w:r>
       <w:r>
-        <w:t xml:space="preserve">O'Connor, N. </w:t>
+        <w:t xml:space="preserve">NATO Allied Command Transformation. </w:t>
       </w:r>
       <w:r>
         <w:rPr>
           <w:i/>
           <w:iCs/>
         </w:rPr>
-        <w:t>Ireland Could Be About to Sign €600m Armoured Vehicles Deal, French Arms Firm Says</w:t>
-      </w:r>
-      <w:r>
-        <w:t xml:space="preserve">. </w:t>
+        <w:t>NATO CD&amp;E Handbook: A Concept Developer's Toolbox</w:t>
+      </w:r>
+      <w:r>
+        <w:t xml:space="preserve">. Norfolk, VA: Allied Command Transformation, 2023. Available at: </w:t>
+      </w:r>
+      <w:hyperlink r:id="rId2" w:history="1">
+        <w:r>
+          <w:rPr>
+            <w:rStyle w:val="Hyperlink"/>
+          </w:rPr>
+          <w:t>https://www.act.nato.int/wp-content/uploads/2023/05/NATO-ACT-CDE-Handbook_A_Concept_Developers_Toolbox.pdf</w:t>
+        </w:r>
+      </w:hyperlink>
+      <w:r>
+        <w:t xml:space="preserve"> (accessed 22 June 2026).</w:t>
+      </w:r>
+    </w:p>
+  </w:footnote>
+  <w:footnote w:id="7">
+    <w:p>
+      <w:pPr>
+        <w:pStyle w:val="FootnoteText"/>
+      </w:pPr>
+      <w:r>
+        <w:rPr>
+          <w:rStyle w:val="FootnoteReference"/>
+        </w:rPr>
+        <w:footnoteRef/>
+      </w:r>
+      <w:r>
+        <w:t xml:space="preserve"> TM 201</w:t>
+      </w:r>
+    </w:p>
+  </w:footnote>
+  <w:footnote w:id="8">
+    <w:p>
+      <w:pPr>
+        <w:pStyle w:val="FootnoteText"/>
+      </w:pPr>
+      <w:r>
+        <w:rPr>
+          <w:rStyle w:val="FootnoteReference"/>
+        </w:rPr>
+        <w:footnoteRef/>
+      </w:r>
+      <w:r>
+        <w:t xml:space="preserve"> </w:t>
+      </w:r>
+      <w:r>
+        <w:t xml:space="preserve">O'Connor, N. </w:t>
       </w:r>
       <w:r>
         <w:rPr>
           <w:i/>
           <w:iCs/>
         </w:rPr>
+        <w:t>Ireland Could Be About to Sign €600m Armoured Vehicles Deal, French Arms Firm Says</w:t>
+      </w:r>
+      <w:r>
+        <w:t xml:space="preserve">. </w:t>
+      </w:r>
+      <w:r>
+        <w:rPr>
+          <w:i/>
+          <w:iCs/>
+        </w:rPr>
         <w:t>The Journal</w:t>
       </w:r>
       <w:r>
         <w:t xml:space="preserve">, 2025. Available at: </w:t>
       </w:r>
-      <w:hyperlink r:id="rId1" w:tgtFrame="_new" w:history="1">
+      <w:hyperlink r:id="rId3" w:tgtFrame="_new" w:history="1">
         <w:r>
           <w:rPr>
             <w:rStyle w:val="Hyperlink"/>
@@ -2859,7 +2375,7 @@
       </w:r>
     </w:p>
   </w:footnote>
-  <w:footnote w:id="7">
+  <w:footnote w:id="9">
     <w:p>
       <w:pPr>
         <w:pStyle w:val="FootnoteText"/>
@@ -2896,7 +2412,7 @@
       <w:r>
         <w:t xml:space="preserve">, August 2021. Available at: </w:t>
       </w:r>
-      <w:hyperlink r:id="rId2" w:history="1">
+      <w:hyperlink r:id="rId4" w:history="1">
         <w:r>
           <w:rPr>
             <w:rStyle w:val="Hyperlink"/>
@@ -2914,7 +2430,7 @@
       </w:pPr>
     </w:p>
   </w:footnote>
-  <w:footnote w:id="8">
+  <w:footnote w:id="10">
     <w:p>
       <w:pPr>
         <w:pStyle w:val="FootnoteText"/>
@@ -2929,21 +2445,21 @@
         <w:t xml:space="preserve"> </w:t>
       </w:r>
       <w:r>
-        <w:t xml:space="preserve">Beatty, A. </w:t>
+        <w:t xml:space="preserve">Lanchester, F. W. </w:t>
       </w:r>
       <w:r>
         <w:rPr>
           <w:i/>
           <w:iCs/>
         </w:rPr>
-        <w:t>Movement as Exposure: Uncrewed Systems and the Transformation of Light Infantry Tactics: From Tactical Adaptation to Force Design and Deterrence-by-Denial in a Small State Context</w:t>
-      </w:r>
-      <w:r>
-        <w:t>. MA thesis, Maynooth University, 2026. Available from the Defence Forces Library.</w:t>
+        <w:t>Aircraft in Warfare: The Dawn of the Fourth Arm</w:t>
+      </w:r>
+      <w:r>
+        <w:t>. London: Constable and Company Limited, 1916.</w:t>
       </w:r>
     </w:p>
   </w:footnote>
-  <w:footnote w:id="9">
+  <w:footnote w:id="11">
     <w:p>
       <w:pPr>
         <w:pStyle w:val="FootnoteText"/>
@@ -2958,46 +2474,125 @@
         <w:t xml:space="preserve"> </w:t>
       </w:r>
       <w:r>
-        <w:t xml:space="preserve">The salvo column estimates the number and cost of effectors required to defeat an armoured company. </w:t>
-      </w:r>
-      <w:r>
-        <w:t>Effect is normalised to delivered shaped-charge mass, not raw payload:</w:t>
-      </w:r>
-      <w:r>
-        <w:t xml:space="preserve"> </w:t>
-      </w:r>
-      <w:r>
-        <w:t>OWADs are calculated against the 100</w:t>
-      </w:r>
-      <w:r>
-        <w:t>-</w:t>
-      </w:r>
-      <w:r>
-        <w:t>k</w:t>
-      </w:r>
-      <w:r>
-        <w:t>ilogram</w:t>
-      </w:r>
-      <w:r>
-        <w:t xml:space="preserve"> shaped-charge requirement in Bronk and Watling; Javelin is calculated as six missiles at assumed 100 percent kill probability against the 40–60 per cent immobilisation threshold – an assumption</w:t>
-      </w:r>
-      <w:r>
-        <w:t xml:space="preserve"> which</w:t>
-      </w:r>
-      <w:r>
-        <w:t xml:space="preserve"> flatters Javelin and therefore understates the drone advantage. Bronk, J. and Watling, J. </w:t>
+        <w:t xml:space="preserve">Mearsheimer, J. J. </w:t>
       </w:r>
       <w:r>
         <w:rPr>
           <w:i/>
           <w:iCs/>
         </w:rPr>
+        <w:t>Assessing the Conventional Balance: The 3:1 Rule and Its Critics</w:t>
+      </w:r>
+      <w:r>
+        <w:t xml:space="preserve">. </w:t>
+      </w:r>
+      <w:r>
+        <w:rPr>
+          <w:i/>
+          <w:iCs/>
+        </w:rPr>
+        <w:t>International Security</w:t>
+      </w:r>
+      <w:r>
+        <w:t xml:space="preserve">, 13(4), 1989, pp. 54–89. Available at: </w:t>
+      </w:r>
+      <w:hyperlink r:id="rId5" w:tgtFrame="_new" w:history="1">
+        <w:r>
+          <w:rPr>
+            <w:rStyle w:val="Hyperlink"/>
+          </w:rPr>
+          <w:t>https://www.jstor.org/stable/2538780</w:t>
+        </w:r>
+      </w:hyperlink>
+      <w:r>
+        <w:t xml:space="preserve"> (accessed 29 March 2025).</w:t>
+      </w:r>
+    </w:p>
+  </w:footnote>
+  <w:footnote w:id="12">
+    <w:p>
+      <w:pPr>
+        <w:pStyle w:val="FootnoteText"/>
+      </w:pPr>
+      <w:r>
+        <w:rPr>
+          <w:rStyle w:val="FootnoteReference"/>
+        </w:rPr>
+        <w:footnoteRef/>
+      </w:r>
+      <w:r>
+        <w:t xml:space="preserve"> </w:t>
+      </w:r>
+      <w:r>
+        <w:t xml:space="preserve">Beatty, A. </w:t>
+      </w:r>
+      <w:r>
+        <w:rPr>
+          <w:i/>
+          <w:iCs/>
+        </w:rPr>
+        <w:t>Movement as Exposure: Uncrewed Systems and the Transformation of Light Infantry Tactics: From Tactical Adaptation to Force Design and Deterrence-by-Denial in a Small State Context</w:t>
+      </w:r>
+      <w:r>
+        <w:t>. MA thesis, Maynooth University, 2026. Available from the Defence Forces Library.</w:t>
+      </w:r>
+    </w:p>
+  </w:footnote>
+  <w:footnote w:id="13">
+    <w:p>
+      <w:pPr>
+        <w:pStyle w:val="FootnoteText"/>
+      </w:pPr>
+      <w:r>
+        <w:rPr>
+          <w:rStyle w:val="FootnoteReference"/>
+        </w:rPr>
+        <w:footnoteRef/>
+      </w:r>
+      <w:r>
+        <w:t xml:space="preserve"> </w:t>
+      </w:r>
+      <w:r>
+        <w:t xml:space="preserve">The salvo column estimates the number and cost of effectors required to defeat an armoured company. </w:t>
+      </w:r>
+      <w:r>
+        <w:t>Effect is normalised to delivered shaped-charge mass, not raw payload:</w:t>
+      </w:r>
+      <w:r>
+        <w:t xml:space="preserve"> </w:t>
+      </w:r>
+      <w:r>
+        <w:t>OWADs are calculated against the 100</w:t>
+      </w:r>
+      <w:r>
+        <w:t>-</w:t>
+      </w:r>
+      <w:r>
+        <w:t>k</w:t>
+      </w:r>
+      <w:r>
+        <w:t>ilogram</w:t>
+      </w:r>
+      <w:r>
+        <w:t xml:space="preserve"> shaped-charge requirement in Bronk and Watling; Javelin is calculated as six missiles at assumed 100 percent kill probability against the 40–60 per cent immobilisation threshold – an assumption</w:t>
+      </w:r>
+      <w:r>
+        <w:t xml:space="preserve"> which</w:t>
+      </w:r>
+      <w:r>
+        <w:t xml:space="preserve"> flatters Javelin and therefore understates the drone advantage. Bronk, J. and Watling, J. </w:t>
+      </w:r>
+      <w:r>
+        <w:rPr>
+          <w:i/>
+          <w:iCs/>
+        </w:rPr>
         <w:t>Mass Precision Strike: Designing UAV Complexes for Land Forces</w:t>
       </w:r>
       <w:r>
         <w:t xml:space="preserve">. London: Royal United Services Institute for Defence and Security Studies, 2024. Available at: </w:t>
       </w:r>
-      <w:hyperlink r:id="rId3" w:history="1">
+      <w:hyperlink r:id="rId6" w:history="1">
         <w:r>
           <w:rPr>
             <w:rStyle w:val="Hyperlink"/>
@@ -4953,6 +4548,15 @@
       <w:szCs w:val="18"/>
     </w:rPr>
   </w:style>
+  <w:style w:type="paragraph" w:styleId="NoSpacing">
+    <w:name w:val="No Spacing"/>
+    <w:uiPriority w:val="1"/>
+    <w:qFormat/>
+    <w:rsid w:val="00D539C9"/>
+    <w:pPr>
+      <w:spacing w:after="0" w:line="240" w:lineRule="auto"/>
+    </w:pPr>
+  </w:style>
 </w:styles>
 </file>
 

--- a/Essays/DF_Review_Article.docx
+++ b/Essays/DF_Review_Article.docx
@@ -300,61 +300,7 @@
           <w:sz w:val="24"/>
           <w:szCs w:val="24"/>
         </w:rPr>
-        <w:t>Land warfare now turns on a single question: who is observed, when</w:t>
-      </w:r>
-      <w:r>
-        <w:rPr>
-          <w:rFonts w:asciiTheme="minorHAnsi" w:eastAsiaTheme="minorHAnsi" w:hAnsiTheme="minorHAnsi" w:cstheme="minorBidi"/>
-          <w:color w:val="auto"/>
-          <w:sz w:val="24"/>
-          <w:szCs w:val="24"/>
-        </w:rPr>
-        <w:t xml:space="preserve"> and</w:t>
-      </w:r>
-      <w:r>
-        <w:rPr>
-          <w:rFonts w:asciiTheme="minorHAnsi" w:eastAsiaTheme="minorHAnsi" w:hAnsiTheme="minorHAnsi" w:cstheme="minorBidi"/>
-          <w:color w:val="auto"/>
-          <w:sz w:val="24"/>
-          <w:szCs w:val="24"/>
-        </w:rPr>
-        <w:t xml:space="preserve"> how fast that observation becomes fire. Cheap sensors and democratised precision strike have compressed the interval between being seen and being hit to seconds</w:t>
-      </w:r>
-      <w:r>
-        <w:rPr>
-          <w:rFonts w:asciiTheme="minorHAnsi" w:eastAsiaTheme="minorHAnsi" w:hAnsiTheme="minorHAnsi" w:cstheme="minorBidi"/>
-          <w:color w:val="auto"/>
-          <w:sz w:val="24"/>
-          <w:szCs w:val="24"/>
-        </w:rPr>
-        <w:t xml:space="preserve"> and</w:t>
-      </w:r>
-      <w:r>
-        <w:rPr>
-          <w:rFonts w:asciiTheme="minorHAnsi" w:eastAsiaTheme="minorHAnsi" w:hAnsiTheme="minorHAnsi" w:cstheme="minorBidi"/>
-          <w:color w:val="auto"/>
-          <w:sz w:val="24"/>
-          <w:szCs w:val="24"/>
-        </w:rPr>
-        <w:t xml:space="preserve"> that compression has changed what movement costs. To move is to generate signature</w:t>
-      </w:r>
-      <w:r>
-        <w:rPr>
-          <w:rFonts w:asciiTheme="minorHAnsi" w:eastAsiaTheme="minorHAnsi" w:hAnsiTheme="minorHAnsi" w:cstheme="minorBidi"/>
-          <w:color w:val="auto"/>
-          <w:sz w:val="24"/>
-          <w:szCs w:val="24"/>
-        </w:rPr>
-        <w:t xml:space="preserve"> — </w:t>
-      </w:r>
-      <w:r>
-        <w:rPr>
-          <w:rFonts w:asciiTheme="minorHAnsi" w:eastAsiaTheme="minorHAnsi" w:hAnsiTheme="minorHAnsi" w:cstheme="minorBidi"/>
-          <w:color w:val="auto"/>
-          <w:sz w:val="24"/>
-          <w:szCs w:val="24"/>
-        </w:rPr>
-        <w:t>across space, where a force can be seen; across time, since the longer it is exposed the more targetable it grows; and across the electromagnetic spectrum, where every emission betrays position. Manoeuvre has not been abolished, but its price has risen sharply. It survives only where sensing, concealment, electronic warfare and fires are sequenced to buy a temporary window. Exposure has therefore displaced terrain as the variable around which tactical action organises: the first question is no longer where to move, but whether movement can be afforded at all.</w:t>
+        <w:t>Land warfare now turns on exposure: who is observed, when and how fast that observation becomes fire. Cheap sensors and democratised precision strike have collapsed the interval between being seen and being hit, changing what movement costs. Manoeuvre has not been abolished, but its price has risen sharply: it survives only in the windows that sensing, concealment, electronic warfare and fires can briefly open. For Ireland, the question is whether a small force can turn that exposure problem into defensive cost.</w:t>
       </w:r>
     </w:p>
     <w:p>
@@ -540,6 +486,17 @@
         </w:rPr>
         <w:t xml:space="preserve">. In that vacuum, force design drifts toward continuity. </w:t>
       </w:r>
+    </w:p>
+    <w:p>
+      <w:pPr>
+        <w:pStyle w:val="Heading2"/>
+        <w:rPr>
+          <w:rFonts w:asciiTheme="minorHAnsi" w:eastAsiaTheme="minorHAnsi" w:hAnsiTheme="minorHAnsi" w:cstheme="minorBidi"/>
+          <w:color w:val="auto"/>
+          <w:sz w:val="24"/>
+          <w:szCs w:val="24"/>
+        </w:rPr>
+      </w:pPr>
       <w:r>
         <w:rPr>
           <w:rFonts w:asciiTheme="minorHAnsi" w:eastAsiaTheme="minorHAnsi" w:hAnsiTheme="minorHAnsi" w:cstheme="minorBidi"/>
@@ -986,7 +943,10 @@
         <w:t>I</w:t>
       </w:r>
       <w:r>
-        <w:t xml:space="preserve">ts training still rehearses the conventional drills of the last century and the peace-support tasks of the decades since. It neglects the cognitive burden, dispersion and exposure of a section that can be found and struck on a checkpoint or logistics convoy as readily as in battle, without higher-echelon cover. Its materiel reflects a Cold War mentality. Its leadership is not configured for contemporary mission command. And it fields too few soldiers to carry the cognitive load, operate the new systems and remain cohesive once dispersed. Adding </w:t>
+        <w:t xml:space="preserve">ts training still rehearses the conventional drills of the last century and the peace-support tasks of the decades since. It neglects the cognitive burden, dispersion and exposure of a section that can be found and struck on a checkpoint or logistics convoy as readily as in battle, without higher-echelon cover. </w:t>
+      </w:r>
+      <w:r>
+        <w:t xml:space="preserve">Its materiel reflects a Cold War mentality. Its leadership is not configured for mission command under persistent observation. And it fields too few soldiers to carry the cognitive load, operate the new systems and remain cohesive once dispersed. Adding </w:t>
       </w:r>
       <w:proofErr w:type="gramStart"/>
       <w:r>
@@ -994,7 +954,87 @@
       </w:r>
       <w:proofErr w:type="gramEnd"/>
       <w:r>
-        <w:t xml:space="preserve"> changes none of that.</w:t>
+        <w:t xml:space="preserve"> changes none of that. </w:t>
+      </w:r>
+    </w:p>
+    <w:p>
+      <w:r>
+        <w:t>These are not uniquely Irish problems: section design, vehicle capacity, organic support weapons and UAS integration are being reconsidered elsewhere, including in the UK’s experimental, urban-optimised Phalanx Platoon Concept.</w:t>
+      </w:r>
+      <w:r>
+        <w:rPr>
+          <w:rStyle w:val="FootnoteReference"/>
+        </w:rPr>
+        <w:footnoteReference w:id="10"/>
+      </w:r>
+      <w:r>
+        <w:t xml:space="preserve"> </w:t>
+      </w:r>
+      <w:r>
+        <w:t xml:space="preserve">Western adaptation remains uneven – exercises such as </w:t>
+      </w:r>
+      <w:proofErr w:type="spellStart"/>
+      <w:r>
+        <w:t>Gévaudan</w:t>
+      </w:r>
+      <w:proofErr w:type="spellEnd"/>
+      <w:r>
+        <w:t xml:space="preserve"> 26 suggest that integrating drones is </w:t>
+      </w:r>
+      <w:r>
+        <w:lastRenderedPageBreak/>
+        <w:t>easier than adapting the formations, movement drills and protection measures the threat demands.</w:t>
+      </w:r>
+      <w:r>
+        <w:rPr>
+          <w:rStyle w:val="FootnoteReference"/>
+        </w:rPr>
+        <w:t xml:space="preserve"> </w:t>
+      </w:r>
+      <w:r>
+        <w:rPr>
+          <w:rStyle w:val="FootnoteReference"/>
+        </w:rPr>
+        <w:footnoteReference w:id="11"/>
+      </w:r>
+      <w:r>
+        <w:rPr>
+          <w:rStyle w:val="FootnoteReference"/>
+        </w:rPr>
+        <w:t xml:space="preserve"> </w:t>
+      </w:r>
+      <w:r>
+        <w:rPr>
+          <w:rStyle w:val="FootnoteReference"/>
+        </w:rPr>
+        <w:footnoteReference w:id="12"/>
+      </w:r>
+      <w:r>
+        <w:rPr>
+          <w:rStyle w:val="FootnoteReference"/>
+        </w:rPr>
+        <w:t xml:space="preserve"> </w:t>
+      </w:r>
+      <w:r>
+        <w:rPr>
+          <w:rStyle w:val="FootnoteReference"/>
+        </w:rPr>
+        <w:footnoteReference w:id="13"/>
+      </w:r>
+    </w:p>
+    <w:p>
+      <w:hyperlink r:id="rId8" w:history="1">
+        <w:r>
+          <w:rPr>
+            <w:rStyle w:val="Hyperlink"/>
+          </w:rPr>
+          <w:t>https://www.janes.com/defence-intelligence-insights/defence-news/air/french-army-restructures-its-infantry-battalions</w:t>
+        </w:r>
+      </w:hyperlink>
+    </w:p>
+    <w:p>
+      <w:r>
+        <w:t>https://www.janes.com/defence-intelligence-insights/defence-news/weapons/italian-army-improves-infantry-equipment-restructures-units</w:t>
       </w:r>
     </w:p>
     <w:p>
@@ -1026,228 +1066,248 @@
           <w:sz w:val="24"/>
           <w:szCs w:val="24"/>
         </w:rPr>
+        <w:t xml:space="preserve">Relative combat power </w:t>
+      </w:r>
+      <w:r>
+        <w:rPr>
+          <w:rFonts w:asciiTheme="minorHAnsi" w:eastAsiaTheme="minorHAnsi" w:hAnsiTheme="minorHAnsi" w:cstheme="minorBidi"/>
+          <w:color w:val="auto"/>
+          <w:sz w:val="24"/>
+          <w:szCs w:val="24"/>
+        </w:rPr>
+        <w:t>rewards</w:t>
+      </w:r>
+      <w:r>
+        <w:rPr>
+          <w:rFonts w:asciiTheme="minorHAnsi" w:eastAsiaTheme="minorHAnsi" w:hAnsiTheme="minorHAnsi" w:cstheme="minorBidi"/>
+          <w:color w:val="auto"/>
+          <w:sz w:val="24"/>
+          <w:szCs w:val="24"/>
+        </w:rPr>
+        <w:t xml:space="preserve"> the side </w:t>
+      </w:r>
+      <w:r>
+        <w:rPr>
+          <w:rFonts w:asciiTheme="minorHAnsi" w:eastAsiaTheme="minorHAnsi" w:hAnsiTheme="minorHAnsi" w:cstheme="minorBidi"/>
+          <w:color w:val="auto"/>
+          <w:sz w:val="24"/>
+          <w:szCs w:val="24"/>
+        </w:rPr>
+        <w:t>which</w:t>
+      </w:r>
+      <w:r>
+        <w:rPr>
+          <w:rFonts w:asciiTheme="minorHAnsi" w:eastAsiaTheme="minorHAnsi" w:hAnsiTheme="minorHAnsi" w:cstheme="minorBidi"/>
+          <w:color w:val="auto"/>
+          <w:sz w:val="24"/>
+          <w:szCs w:val="24"/>
+        </w:rPr>
+        <w:t xml:space="preserve"> can mass force and absorb loss</w:t>
+      </w:r>
+      <w:r>
+        <w:rPr>
+          <w:rFonts w:asciiTheme="minorHAnsi" w:eastAsiaTheme="minorHAnsi" w:hAnsiTheme="minorHAnsi" w:cstheme="minorBidi"/>
+          <w:color w:val="auto"/>
+          <w:sz w:val="24"/>
+          <w:szCs w:val="24"/>
+        </w:rPr>
+        <w:t>.</w:t>
+      </w:r>
+      <w:r>
+        <w:rPr>
+          <w:rFonts w:asciiTheme="minorHAnsi" w:eastAsiaTheme="minorHAnsi" w:hAnsiTheme="minorHAnsi" w:cstheme="minorBidi"/>
+          <w:color w:val="auto"/>
+          <w:sz w:val="24"/>
+          <w:szCs w:val="24"/>
+        </w:rPr>
+        <w:t xml:space="preserve"> </w:t>
+      </w:r>
+      <w:r>
+        <w:rPr>
+          <w:rFonts w:asciiTheme="minorHAnsi" w:eastAsiaTheme="minorHAnsi" w:hAnsiTheme="minorHAnsi" w:cstheme="minorBidi"/>
+          <w:color w:val="auto"/>
+          <w:sz w:val="24"/>
+          <w:szCs w:val="24"/>
+        </w:rPr>
+        <w:t>Low-cost uncrewed systems disturb that arithmetic, a shift which</w:t>
+      </w:r>
+      <w:r>
+        <w:rPr>
+          <w:rFonts w:asciiTheme="minorHAnsi" w:eastAsiaTheme="minorHAnsi" w:hAnsiTheme="minorHAnsi" w:cstheme="minorBidi"/>
+          <w:color w:val="auto"/>
+          <w:sz w:val="24"/>
+          <w:szCs w:val="24"/>
+        </w:rPr>
+        <w:t xml:space="preserve"> the</w:t>
+      </w:r>
+      <w:r>
+        <w:rPr>
+          <w:rFonts w:asciiTheme="minorHAnsi" w:eastAsiaTheme="minorHAnsi" w:hAnsiTheme="minorHAnsi" w:cstheme="minorBidi"/>
+          <w:color w:val="auto"/>
+          <w:sz w:val="24"/>
+          <w:szCs w:val="24"/>
+        </w:rPr>
+        <w:t xml:space="preserve"> Lanchester Force Equations</w:t>
+      </w:r>
+      <w:r>
+        <w:rPr>
+          <w:rStyle w:val="FootnoteReference"/>
+          <w:rFonts w:asciiTheme="minorHAnsi" w:eastAsiaTheme="minorHAnsi" w:hAnsiTheme="minorHAnsi" w:cstheme="minorBidi"/>
+          <w:color w:val="auto"/>
+          <w:sz w:val="24"/>
+          <w:szCs w:val="24"/>
+        </w:rPr>
+        <w:footnoteReference w:id="14"/>
+      </w:r>
+      <w:r>
+        <w:rPr>
+          <w:rFonts w:asciiTheme="minorHAnsi" w:eastAsiaTheme="minorHAnsi" w:hAnsiTheme="minorHAnsi" w:cstheme="minorBidi"/>
+          <w:color w:val="auto"/>
+          <w:sz w:val="24"/>
+          <w:szCs w:val="24"/>
+        </w:rPr>
+        <w:t xml:space="preserve"> and the 3:1 heuristic</w:t>
+      </w:r>
+      <w:r>
+        <w:rPr>
+          <w:rStyle w:val="FootnoteReference"/>
+          <w:rFonts w:asciiTheme="minorHAnsi" w:eastAsiaTheme="minorHAnsi" w:hAnsiTheme="minorHAnsi" w:cstheme="minorBidi"/>
+          <w:color w:val="auto"/>
+          <w:sz w:val="24"/>
+          <w:szCs w:val="24"/>
+        </w:rPr>
+        <w:footnoteReference w:id="15"/>
+      </w:r>
+      <w:r>
+        <w:rPr>
+          <w:rFonts w:asciiTheme="minorHAnsi" w:eastAsiaTheme="minorHAnsi" w:hAnsiTheme="minorHAnsi" w:cstheme="minorBidi"/>
+          <w:color w:val="auto"/>
+          <w:sz w:val="24"/>
+          <w:szCs w:val="24"/>
+        </w:rPr>
+        <w:t xml:space="preserve"> </w:t>
+      </w:r>
+      <w:r>
+        <w:rPr>
+          <w:rFonts w:asciiTheme="minorHAnsi" w:eastAsiaTheme="minorHAnsi" w:hAnsiTheme="minorHAnsi" w:cstheme="minorBidi"/>
+          <w:color w:val="auto"/>
+          <w:sz w:val="24"/>
+          <w:szCs w:val="24"/>
+        </w:rPr>
+        <w:t>help frame but cannot fully capture.</w:t>
+      </w:r>
+      <w:r>
+        <w:rPr>
+          <w:rFonts w:asciiTheme="minorHAnsi" w:eastAsiaTheme="minorHAnsi" w:hAnsiTheme="minorHAnsi" w:cstheme="minorBidi"/>
+          <w:color w:val="auto"/>
+          <w:sz w:val="24"/>
+          <w:szCs w:val="24"/>
+        </w:rPr>
+        <w:t xml:space="preserve"> </w:t>
+      </w:r>
+      <w:r>
+        <w:rPr>
+          <w:rFonts w:asciiTheme="minorHAnsi" w:eastAsiaTheme="minorHAnsi" w:hAnsiTheme="minorHAnsi" w:cstheme="minorBidi"/>
+          <w:color w:val="auto"/>
+          <w:sz w:val="24"/>
+          <w:szCs w:val="24"/>
+        </w:rPr>
+        <w:t xml:space="preserve">They drive down the price of finding the enemy, striking them precisely and sustaining the force. A defender who can see, strike at range and attrit an attacker with systems costing hundreds rather than millions need not match him platform-for-platform. The asymmetry is structural: the attacker must still mass to break through, yet massing is exactly what persistent observation punishes most. For a state </w:t>
+      </w:r>
+      <w:r>
+        <w:rPr>
+          <w:rFonts w:asciiTheme="minorHAnsi" w:eastAsiaTheme="minorHAnsi" w:hAnsiTheme="minorHAnsi" w:cstheme="minorBidi"/>
+          <w:color w:val="auto"/>
+          <w:sz w:val="24"/>
+          <w:szCs w:val="24"/>
+        </w:rPr>
+        <w:t>which</w:t>
+      </w:r>
+      <w:r>
+        <w:rPr>
+          <w:rFonts w:asciiTheme="minorHAnsi" w:eastAsiaTheme="minorHAnsi" w:hAnsiTheme="minorHAnsi" w:cstheme="minorBidi"/>
+          <w:color w:val="auto"/>
+          <w:sz w:val="24"/>
+          <w:szCs w:val="24"/>
+        </w:rPr>
+        <w:t xml:space="preserve"> cannot buy conventional scale, this is how scarcity stops being </w:t>
+      </w:r>
+      <w:r>
+        <w:rPr>
+          <w:rFonts w:asciiTheme="minorHAnsi" w:eastAsiaTheme="minorHAnsi" w:hAnsiTheme="minorHAnsi" w:cstheme="minorBidi"/>
+          <w:color w:val="auto"/>
+          <w:sz w:val="24"/>
+          <w:szCs w:val="24"/>
+        </w:rPr>
+        <w:t>decisive.</w:t>
+      </w:r>
+    </w:p>
+    <w:p/>
+    <w:p>
+      <w:r>
+        <w:fldChar w:fldCharType="begin"/>
+      </w:r>
+      <w:r>
+        <w:instrText xml:space="preserve"> REF _Ref233053446 \h </w:instrText>
+      </w:r>
+      <w:r>
+        <w:fldChar w:fldCharType="separate"/>
+      </w:r>
+      <w:r>
+        <w:t xml:space="preserve">Table </w:t>
+      </w:r>
+      <w:r>
+        <w:rPr>
+          <w:noProof/>
+        </w:rPr>
+        <w:t>1</w:t>
+      </w:r>
+      <w:r>
+        <w:fldChar w:fldCharType="end"/>
+      </w:r>
+      <w:r>
+        <w:t xml:space="preserve"> </w:t>
+      </w:r>
+      <w:r>
+        <w:t xml:space="preserve">shows that FPV-OWADs cannot be dismissed as cheap substitutes for Javelin. The operational comparison is the telling one: defeating an armoured company costs roughly €1.13 million in Javelins, compared with under €85,000 in FPV-OWADs – more </w:t>
+      </w:r>
+      <w:r>
         <w:lastRenderedPageBreak/>
-        <w:t xml:space="preserve">Relative combat power </w:t>
-      </w:r>
-      <w:r>
-        <w:rPr>
-          <w:rFonts w:asciiTheme="minorHAnsi" w:eastAsiaTheme="minorHAnsi" w:hAnsiTheme="minorHAnsi" w:cstheme="minorBidi"/>
-          <w:color w:val="auto"/>
-          <w:sz w:val="24"/>
-          <w:szCs w:val="24"/>
-        </w:rPr>
-        <w:t>rewards</w:t>
-      </w:r>
-      <w:r>
-        <w:rPr>
-          <w:rFonts w:asciiTheme="minorHAnsi" w:eastAsiaTheme="minorHAnsi" w:hAnsiTheme="minorHAnsi" w:cstheme="minorBidi"/>
-          <w:color w:val="auto"/>
-          <w:sz w:val="24"/>
-          <w:szCs w:val="24"/>
-        </w:rPr>
-        <w:t xml:space="preserve"> the side </w:t>
-      </w:r>
-      <w:r>
-        <w:rPr>
-          <w:rFonts w:asciiTheme="minorHAnsi" w:eastAsiaTheme="minorHAnsi" w:hAnsiTheme="minorHAnsi" w:cstheme="minorBidi"/>
-          <w:color w:val="auto"/>
-          <w:sz w:val="24"/>
-          <w:szCs w:val="24"/>
-        </w:rPr>
-        <w:t>which</w:t>
-      </w:r>
-      <w:r>
-        <w:rPr>
-          <w:rFonts w:asciiTheme="minorHAnsi" w:eastAsiaTheme="minorHAnsi" w:hAnsiTheme="minorHAnsi" w:cstheme="minorBidi"/>
-          <w:color w:val="auto"/>
-          <w:sz w:val="24"/>
-          <w:szCs w:val="24"/>
-        </w:rPr>
-        <w:t xml:space="preserve"> can mass force and absorb loss</w:t>
-      </w:r>
-      <w:r>
-        <w:rPr>
-          <w:rFonts w:asciiTheme="minorHAnsi" w:eastAsiaTheme="minorHAnsi" w:hAnsiTheme="minorHAnsi" w:cstheme="minorBidi"/>
-          <w:color w:val="auto"/>
-          <w:sz w:val="24"/>
-          <w:szCs w:val="24"/>
-        </w:rPr>
-        <w:t xml:space="preserve"> – </w:t>
-      </w:r>
-      <w:r>
-        <w:rPr>
-          <w:rFonts w:asciiTheme="minorHAnsi" w:eastAsiaTheme="minorHAnsi" w:hAnsiTheme="minorHAnsi" w:cstheme="minorBidi"/>
-          <w:color w:val="auto"/>
-          <w:sz w:val="24"/>
-          <w:szCs w:val="24"/>
-        </w:rPr>
-        <w:t xml:space="preserve">historically the better-funded one. </w:t>
-      </w:r>
-      <w:r>
-        <w:rPr>
-          <w:rFonts w:asciiTheme="minorHAnsi" w:eastAsiaTheme="minorHAnsi" w:hAnsiTheme="minorHAnsi" w:cstheme="minorBidi"/>
-          <w:color w:val="auto"/>
-          <w:sz w:val="24"/>
-          <w:szCs w:val="24"/>
-        </w:rPr>
-        <w:t>Low-cost uncrewed systems disturb that arithmetic, a shift which</w:t>
-      </w:r>
-      <w:r>
-        <w:rPr>
-          <w:rFonts w:asciiTheme="minorHAnsi" w:eastAsiaTheme="minorHAnsi" w:hAnsiTheme="minorHAnsi" w:cstheme="minorBidi"/>
-          <w:color w:val="auto"/>
-          <w:sz w:val="24"/>
-          <w:szCs w:val="24"/>
-        </w:rPr>
-        <w:t xml:space="preserve"> Lanchester Force Equations</w:t>
+        <w:t xml:space="preserve">than an order of magnitude less for the same task, on assumptions generous to Javelin. Ireland's recent Javelin-only procurement buys 44 missiles; the same budget fields thousands of FPV-OWADs. Javelin remains the higher-confidence kill mechanism, and FPV-OWADs may require several strikes to destroy armour, </w:t>
+      </w:r>
+      <w:r>
+        <w:t>but they can immobilise it for follow-on fires and reach more than an order of magnitude further.</w:t>
+      </w:r>
+      <w:r>
+        <w:t xml:space="preserve"> The direction is unambiguous: FPV-OWADs do not replace ATGMs, but they change the defensive arithmetic and can no longer be ignored</w:t>
+      </w:r>
+      <w:r>
+        <w:t>.</w:t>
       </w:r>
       <w:r>
         <w:rPr>
           <w:rStyle w:val="FootnoteReference"/>
-          <w:rFonts w:asciiTheme="minorHAnsi" w:eastAsiaTheme="minorHAnsi" w:hAnsiTheme="minorHAnsi" w:cstheme="minorBidi"/>
-          <w:color w:val="auto"/>
-          <w:sz w:val="24"/>
-          <w:szCs w:val="24"/>
-        </w:rPr>
-        <w:footnoteReference w:id="10"/>
-      </w:r>
-      <w:r>
-        <w:rPr>
-          <w:rFonts w:asciiTheme="minorHAnsi" w:eastAsiaTheme="minorHAnsi" w:hAnsiTheme="minorHAnsi" w:cstheme="minorBidi"/>
-          <w:color w:val="auto"/>
-          <w:sz w:val="24"/>
-          <w:szCs w:val="24"/>
-        </w:rPr>
-        <w:t xml:space="preserve"> and the 3:1 heuristic</w:t>
+        </w:rPr>
+        <w:footnoteReference w:id="16"/>
+      </w:r>
+      <w:r>
+        <w:t xml:space="preserve"> </w:t>
       </w:r>
       <w:r>
         <w:rPr>
           <w:rStyle w:val="FootnoteReference"/>
-          <w:rFonts w:asciiTheme="minorHAnsi" w:eastAsiaTheme="minorHAnsi" w:hAnsiTheme="minorHAnsi" w:cstheme="minorBidi"/>
-          <w:color w:val="auto"/>
-          <w:sz w:val="24"/>
-          <w:szCs w:val="24"/>
-        </w:rPr>
-        <w:footnoteReference w:id="11"/>
-      </w:r>
-      <w:r>
-        <w:rPr>
-          <w:rFonts w:asciiTheme="minorHAnsi" w:eastAsiaTheme="minorHAnsi" w:hAnsiTheme="minorHAnsi" w:cstheme="minorBidi"/>
-          <w:color w:val="auto"/>
-          <w:sz w:val="24"/>
-          <w:szCs w:val="24"/>
-        </w:rPr>
-        <w:t xml:space="preserve"> </w:t>
-      </w:r>
-      <w:r>
-        <w:rPr>
-          <w:rFonts w:asciiTheme="minorHAnsi" w:eastAsiaTheme="minorHAnsi" w:hAnsiTheme="minorHAnsi" w:cstheme="minorBidi"/>
-          <w:color w:val="auto"/>
-          <w:sz w:val="24"/>
-          <w:szCs w:val="24"/>
-        </w:rPr>
-        <w:t>help frame but cannot fully capture.</w:t>
-      </w:r>
-      <w:r>
-        <w:rPr>
-          <w:rFonts w:asciiTheme="minorHAnsi" w:eastAsiaTheme="minorHAnsi" w:hAnsiTheme="minorHAnsi" w:cstheme="minorBidi"/>
-          <w:color w:val="auto"/>
-          <w:sz w:val="24"/>
-          <w:szCs w:val="24"/>
-        </w:rPr>
-        <w:t xml:space="preserve"> </w:t>
-      </w:r>
-      <w:r>
-        <w:rPr>
-          <w:rFonts w:asciiTheme="minorHAnsi" w:eastAsiaTheme="minorHAnsi" w:hAnsiTheme="minorHAnsi" w:cstheme="minorBidi"/>
-          <w:color w:val="auto"/>
-          <w:sz w:val="24"/>
-          <w:szCs w:val="24"/>
-        </w:rPr>
-        <w:t xml:space="preserve">They drive down the price of three functions that once demanded expensive platforms: finding the enemy, striking them precisely and sustaining the force. A defender who can see, strike at range and attrit an attacker with systems costing hundreds rather than millions need not match him platform-for-platform. The asymmetry is structural: the attacker must still mass to break through, yet massing is exactly what persistent observation punishes most. For a state </w:t>
-      </w:r>
-      <w:r>
-        <w:rPr>
-          <w:rFonts w:asciiTheme="minorHAnsi" w:eastAsiaTheme="minorHAnsi" w:hAnsiTheme="minorHAnsi" w:cstheme="minorBidi"/>
-          <w:color w:val="auto"/>
-          <w:sz w:val="24"/>
-          <w:szCs w:val="24"/>
-        </w:rPr>
-        <w:t>which</w:t>
-      </w:r>
-      <w:r>
-        <w:rPr>
-          <w:rFonts w:asciiTheme="minorHAnsi" w:eastAsiaTheme="minorHAnsi" w:hAnsiTheme="minorHAnsi" w:cstheme="minorBidi"/>
-          <w:color w:val="auto"/>
-          <w:sz w:val="24"/>
-          <w:szCs w:val="24"/>
-        </w:rPr>
-        <w:t xml:space="preserve"> cannot buy conventional scale, this is how scarcity stops being decisive – denial without parity.</w:t>
-      </w:r>
-    </w:p>
-    <w:p/>
-    <w:p>
-      <w:r>
-        <w:fldChar w:fldCharType="begin"/>
-      </w:r>
-      <w:r>
-        <w:instrText xml:space="preserve"> REF _Ref233053446 \h </w:instrText>
-      </w:r>
-      <w:r>
-        <w:fldChar w:fldCharType="separate"/>
-      </w:r>
-      <w:r>
-        <w:t xml:space="preserve">Table </w:t>
-      </w:r>
+        </w:rPr>
+        <w:footnoteReference w:id="17"/>
+      </w:r>
+    </w:p>
+    <w:p>
+      <w:pPr>
+        <w:keepNext/>
+      </w:pPr>
       <w:r>
         <w:rPr>
           <w:noProof/>
         </w:rPr>
-        <w:t>1</w:t>
-      </w:r>
-      <w:r>
-        <w:fldChar w:fldCharType="end"/>
-      </w:r>
-      <w:r>
-        <w:t xml:space="preserve"> </w:t>
-      </w:r>
-      <w:r>
-        <w:t xml:space="preserve">shows that FPV-OWADs cannot be dismissed as cheap substitutes for Javelin. The operational comparison is the telling one: defeating an armoured company costs roughly €1.13 million in Javelins, compared with under €85,000 in FPV-OWADs – more than an order of magnitude less for the same task, on assumptions generous to Javelin. Ireland's recent Javelin-only procurement buys 44 missiles; the same budget fields thousands of FPV-OWADs. Javelin remains the higher-confidence kill mechanism, and FPV-OWADs may require several strikes to destroy armour, </w:t>
-      </w:r>
-      <w:r>
-        <w:t>but they can immobilise it for follow-on fires and reach more than an order of magnitude further.</w:t>
-      </w:r>
-      <w:r>
-        <w:t xml:space="preserve"> The direction is unambiguous: FPV-OWADs do not replace ATGMs, but they change the defensive arithmetic and can no longer be ignored</w:t>
-      </w:r>
-      <w:r>
-        <w:t>.</w:t>
-      </w:r>
-      <w:r>
-        <w:rPr>
-          <w:rStyle w:val="FootnoteReference"/>
-        </w:rPr>
-        <w:footnoteReference w:id="12"/>
-      </w:r>
-      <w:r>
-        <w:t xml:space="preserve"> </w:t>
-      </w:r>
-      <w:r>
-        <w:rPr>
-          <w:rStyle w:val="FootnoteReference"/>
-        </w:rPr>
-        <w:footnoteReference w:id="13"/>
-      </w:r>
-    </w:p>
-    <w:p>
-      <w:pPr>
-        <w:keepNext/>
-      </w:pPr>
-      <w:r>
-        <w:rPr>
-          <w:noProof/>
-        </w:rPr>
-        <w:lastRenderedPageBreak/>
         <w:drawing>
           <wp:inline distT="0" distB="0" distL="0" distR="0" wp14:anchorId="1ED79B76" wp14:editId="6CD40A73">
             <wp:extent cx="5731510" cy="1757045"/>
@@ -1264,7 +1324,7 @@
                     <pic:cNvPicPr/>
                   </pic:nvPicPr>
                   <pic:blipFill>
-                    <a:blip r:embed="rId8"/>
+                    <a:blip r:embed="rId9"/>
                     <a:stretch>
                       <a:fillRect/>
                     </a:stretch>
@@ -1310,6 +1370,9 @@
         <w:t>1</w:t>
       </w:r>
       <w:r>
+        <w:rPr>
+          <w:noProof/>
+        </w:rPr>
         <w:fldChar w:fldCharType="end"/>
       </w:r>
       <w:bookmarkEnd w:id="0"/>
@@ -1398,44 +1461,27 @@
           <w:sz w:val="24"/>
           <w:szCs w:val="24"/>
         </w:rPr>
-        <w:t xml:space="preserve"> need only to impose enough delay, attrition and uncertainty that the operation's price climbs past what the aggressor will pay. It does not stop an attack; it makes the attack expensive, slow and uncertain of success. The effect is cumulative rather than decisive</w:t>
-      </w:r>
-      <w:r>
-        <w:rPr>
-          <w:rFonts w:asciiTheme="minorHAnsi" w:eastAsiaTheme="minorHAnsi" w:hAnsiTheme="minorHAnsi" w:cstheme="minorBidi"/>
-          <w:color w:val="auto"/>
-          <w:sz w:val="24"/>
-          <w:szCs w:val="24"/>
-        </w:rPr>
+        <w:t xml:space="preserve"> need only to impose enough delay, attrition and uncertainty that the operation's price climbs past what the aggressor will pay. It does not stop an attack; it makes the attack expensive, slow and uncertain of success. </w:t>
+      </w:r>
+    </w:p>
+    <w:p>
+      <w:pPr>
+        <w:pStyle w:val="NoSpacing"/>
+      </w:pPr>
+      <w:r>
+        <w:t>The recommendations follow directly and cost little to begin. First, adopt the lance-corporal rank: dispersed sections need a commander in each</w:t>
+      </w:r>
+      <w:r>
+        <w:t xml:space="preserve"> and</w:t>
+      </w:r>
+      <w:r>
+        <w:t xml:space="preserve"> the rank structure must catch up to the tactics. Second, experiment properly rather than procure blindly</w:t>
+      </w:r>
+      <w:r>
         <w:t xml:space="preserve"> — </w:t>
       </w:r>
       <w:r>
-        <w:rPr>
-          <w:rFonts w:asciiTheme="minorHAnsi" w:eastAsiaTheme="minorHAnsi" w:hAnsiTheme="minorHAnsi" w:cstheme="minorBidi"/>
-          <w:color w:val="auto"/>
-          <w:sz w:val="24"/>
-          <w:szCs w:val="24"/>
-        </w:rPr>
-        <w:t>a rising bill for movement and sustainment, presented until the bill itself deters.</w:t>
-      </w:r>
-    </w:p>
-    <w:p>
-      <w:pPr>
-        <w:pStyle w:val="NoSpacing"/>
-      </w:pPr>
-      <w:r>
-        <w:t>The recommendations follow directly and cost little to begin. First, adopt the lance-corporal rank: dispersed sections need a commander in each</w:t>
-      </w:r>
-      <w:r>
-        <w:t xml:space="preserve"> and</w:t>
-      </w:r>
-      <w:r>
-        <w:t xml:space="preserve"> the rank structure must catch up to the tactics. Second, experiment properly rather than procure blindly</w:t>
-      </w:r>
-      <w:r>
-        <w:t xml:space="preserve"> — </w:t>
-      </w:r>
-      <w:r>
+        <w:lastRenderedPageBreak/>
         <w:t xml:space="preserve">stand up trial sections at fourteen and fifteen </w:t>
       </w:r>
       <w:r>
@@ -1448,10 +1494,7 @@
         <w:fldChar w:fldCharType="begin"/>
       </w:r>
       <w:r>
-        <w:instrText xml:space="preserve"> REF _Ref233060645 \h </w:instrText>
-      </w:r>
-      <w:r>
-        <w:instrText xml:space="preserve"> \* MERGEFORMAT </w:instrText>
+        <w:instrText xml:space="preserve"> REF _Ref233060645 \h  \* MERGEFORMAT </w:instrText>
       </w:r>
       <w:r>
         <w:fldChar w:fldCharType="separate"/>
@@ -1502,7 +1545,9 @@
         <w:jc w:val="center"/>
       </w:pPr>
       <w:r>
-        <w:lastRenderedPageBreak/>
+        <w:rPr>
+          <w:noProof/>
+        </w:rPr>
         <w:drawing>
           <wp:inline distT="0" distB="0" distL="0" distR="0" wp14:anchorId="3BA8F21E" wp14:editId="0F6E14AC">
             <wp:extent cx="2709073" cy="1655277"/>
@@ -1519,7 +1564,7 @@
                     <pic:cNvPicPr/>
                   </pic:nvPicPr>
                   <pic:blipFill>
-                    <a:blip r:embed="rId9"/>
+                    <a:blip r:embed="rId10"/>
                     <a:stretch>
                       <a:fillRect/>
                     </a:stretch>
@@ -1540,6 +1585,9 @@
         </w:drawing>
       </w:r>
       <w:r>
+        <w:rPr>
+          <w:noProof/>
+        </w:rPr>
         <w:drawing>
           <wp:inline distT="0" distB="0" distL="0" distR="0" wp14:anchorId="5294252E" wp14:editId="7ABFAEE1">
             <wp:extent cx="2907102" cy="1736016"/>
@@ -1556,7 +1604,7 @@
                     <pic:cNvPicPr/>
                   </pic:nvPicPr>
                   <pic:blipFill>
-                    <a:blip r:embed="rId10"/>
+                    <a:blip r:embed="rId11"/>
                     <a:stretch>
                       <a:fillRect/>
                     </a:stretch>
@@ -1602,6 +1650,9 @@
         <w:t>1</w:t>
       </w:r>
       <w:r>
+        <w:rPr>
+          <w:noProof/>
+        </w:rPr>
         <w:fldChar w:fldCharType="end"/>
       </w:r>
       <w:bookmarkEnd w:id="1"/>
@@ -2424,11 +2475,6 @@
         <w:t xml:space="preserve"> (accessed 21 June 2026).</w:t>
       </w:r>
     </w:p>
-    <w:p>
-      <w:pPr>
-        <w:pStyle w:val="FootnoteText"/>
-      </w:pPr>
-    </w:p>
   </w:footnote>
   <w:footnote w:id="10">
     <w:p>
@@ -2445,17 +2491,38 @@
         <w:t xml:space="preserve"> </w:t>
       </w:r>
       <w:r>
-        <w:t xml:space="preserve">Lanchester, F. W. </w:t>
+        <w:t xml:space="preserve">Spencer, J. </w:t>
       </w:r>
       <w:r>
         <w:rPr>
           <w:i/>
           <w:iCs/>
         </w:rPr>
-        <w:t>Aircraft in Warfare: The Dawn of the Fourth Arm</w:t>
-      </w:r>
-      <w:r>
-        <w:t>. London: Constable and Company Limited, 1916.</w:t>
+        <w:t>Creating a Unit Optimized for Urban Warfare</w:t>
+      </w:r>
+      <w:r>
+        <w:t xml:space="preserve">. </w:t>
+      </w:r>
+      <w:r>
+        <w:rPr>
+          <w:i/>
+          <w:iCs/>
+        </w:rPr>
+        <w:t>Modern War Institute at West Point</w:t>
+      </w:r>
+      <w:r>
+        <w:t xml:space="preserve">, 18 August 2023. Available at: </w:t>
+      </w:r>
+      <w:hyperlink r:id="rId5" w:history="1">
+        <w:r>
+          <w:rPr>
+            <w:rStyle w:val="Hyperlink"/>
+          </w:rPr>
+          <w:t>https://mwi.westpoint.edu/creating-a-unit-optimized-for-urban-warfare/</w:t>
+        </w:r>
+      </w:hyperlink>
+      <w:r>
+        <w:t xml:space="preserve"> (accessed 22 June 2026).</w:t>
       </w:r>
     </w:p>
   </w:footnote>
@@ -2474,29 +2541,294 @@
         <w:t xml:space="preserve"> </w:t>
       </w:r>
       <w:r>
-        <w:t xml:space="preserve">Mearsheimer, J. J. </w:t>
-      </w:r>
+        <w:t xml:space="preserve">Ministère des </w:t>
+      </w:r>
+      <w:proofErr w:type="spellStart"/>
+      <w:r>
+        <w:t>Armées</w:t>
+      </w:r>
+      <w:proofErr w:type="spellEnd"/>
+      <w:r>
+        <w:t xml:space="preserve">. </w:t>
+      </w:r>
+      <w:proofErr w:type="spellStart"/>
       <w:r>
         <w:rPr>
           <w:i/>
           <w:iCs/>
         </w:rPr>
-        <w:t>Assessing the Conventional Balance: The 3:1 Rule and Its Critics</w:t>
-      </w:r>
-      <w:r>
-        <w:t xml:space="preserve">. </w:t>
-      </w:r>
+        <w:t>Gévaudan</w:t>
+      </w:r>
+      <w:proofErr w:type="spellEnd"/>
       <w:r>
         <w:rPr>
           <w:i/>
           <w:iCs/>
         </w:rPr>
+        <w:t xml:space="preserve"> </w:t>
+      </w:r>
+      <w:proofErr w:type="gramStart"/>
+      <w:r>
+        <w:rPr>
+          <w:i/>
+          <w:iCs/>
+        </w:rPr>
+        <w:t>26 :</w:t>
+      </w:r>
+      <w:proofErr w:type="gramEnd"/>
+      <w:r>
+        <w:rPr>
+          <w:i/>
+          <w:iCs/>
+        </w:rPr>
+        <w:t xml:space="preserve"> Les </w:t>
+      </w:r>
+      <w:proofErr w:type="spellStart"/>
+      <w:r>
+        <w:rPr>
+          <w:i/>
+          <w:iCs/>
+        </w:rPr>
+        <w:t>Légionnaires</w:t>
+      </w:r>
+      <w:proofErr w:type="spellEnd"/>
+      <w:r>
+        <w:rPr>
+          <w:i/>
+          <w:iCs/>
+        </w:rPr>
+        <w:t xml:space="preserve"> au Combat</w:t>
+      </w:r>
+      <w:r>
+        <w:t xml:space="preserve">. 25 February 2026. Available at: </w:t>
+      </w:r>
+      <w:hyperlink r:id="rId6" w:tgtFrame="_new" w:history="1">
+        <w:r>
+          <w:rPr>
+            <w:rStyle w:val="Hyperlink"/>
+          </w:rPr>
+          <w:t>https://www.defense.gouv.fr/terre/actualites/gevaudan-26-legionnaires-au-combat</w:t>
+        </w:r>
+      </w:hyperlink>
+      <w:r>
+        <w:t xml:space="preserve"> (accessed 1 April 2026).</w:t>
+      </w:r>
+    </w:p>
+  </w:footnote>
+  <w:footnote w:id="12">
+    <w:p>
+      <w:pPr>
+        <w:pStyle w:val="FootnoteText"/>
+      </w:pPr>
+      <w:r>
+        <w:rPr>
+          <w:rStyle w:val="FootnoteReference"/>
+        </w:rPr>
+        <w:footnoteRef/>
+      </w:r>
+      <w:r>
+        <w:t xml:space="preserve"> </w:t>
+      </w:r>
+      <w:r>
+        <w:t xml:space="preserve">TF1 INFO. </w:t>
+      </w:r>
+      <w:r>
+        <w:rPr>
+          <w:i/>
+          <w:iCs/>
+        </w:rPr>
+        <w:t xml:space="preserve">Légion </w:t>
+      </w:r>
+      <w:proofErr w:type="spellStart"/>
+      <w:proofErr w:type="gramStart"/>
+      <w:r>
+        <w:rPr>
+          <w:i/>
+          <w:iCs/>
+        </w:rPr>
+        <w:t>étrangère</w:t>
+      </w:r>
+      <w:proofErr w:type="spellEnd"/>
+      <w:r>
+        <w:rPr>
+          <w:i/>
+          <w:iCs/>
+        </w:rPr>
+        <w:t xml:space="preserve"> :</w:t>
+      </w:r>
+      <w:proofErr w:type="gramEnd"/>
+      <w:r>
+        <w:rPr>
+          <w:i/>
+          <w:iCs/>
+        </w:rPr>
+        <w:t xml:space="preserve"> Au Coeur d'un </w:t>
+      </w:r>
+      <w:proofErr w:type="spellStart"/>
+      <w:r>
+        <w:rPr>
+          <w:i/>
+          <w:iCs/>
+        </w:rPr>
+        <w:t>Entraînement</w:t>
+      </w:r>
+      <w:proofErr w:type="spellEnd"/>
+      <w:r>
+        <w:rPr>
+          <w:i/>
+          <w:iCs/>
+        </w:rPr>
+        <w:t xml:space="preserve"> Plus Vrai </w:t>
+      </w:r>
+      <w:proofErr w:type="spellStart"/>
+      <w:r>
+        <w:rPr>
+          <w:i/>
+          <w:iCs/>
+        </w:rPr>
+        <w:t>que</w:t>
+      </w:r>
+      <w:proofErr w:type="spellEnd"/>
+      <w:r>
+        <w:rPr>
+          <w:i/>
+          <w:iCs/>
+        </w:rPr>
+        <w:t xml:space="preserve"> Nature</w:t>
+      </w:r>
+      <w:r>
+        <w:t xml:space="preserve">. YouTube video, 21 February 2026. Available at: </w:t>
+      </w:r>
+      <w:hyperlink r:id="rId7" w:tgtFrame="_new" w:history="1">
+        <w:r>
+          <w:rPr>
+            <w:rStyle w:val="Hyperlink"/>
+          </w:rPr>
+          <w:t>https://www.youtube.com/watch?v=fkE1H-jy3NE</w:t>
+        </w:r>
+      </w:hyperlink>
+      <w:r>
+        <w:t xml:space="preserve"> (accessed 1 April 2026).</w:t>
+      </w:r>
+    </w:p>
+  </w:footnote>
+  <w:footnote w:id="13">
+    <w:p>
+      <w:pPr>
+        <w:pStyle w:val="FootnoteText"/>
+      </w:pPr>
+      <w:r>
+        <w:rPr>
+          <w:rStyle w:val="FootnoteReference"/>
+        </w:rPr>
+        <w:footnoteRef/>
+      </w:r>
+      <w:r>
+        <w:t xml:space="preserve"> </w:t>
+      </w:r>
+      <w:r>
+        <w:t xml:space="preserve">Melchior, J. K. </w:t>
+      </w:r>
+      <w:r>
+        <w:rPr>
+          <w:i/>
+          <w:iCs/>
+        </w:rPr>
+        <w:t>NATO Has Seen the Future and Is Unprepared</w:t>
+      </w:r>
+      <w:r>
+        <w:t xml:space="preserve">. </w:t>
+      </w:r>
+      <w:r>
+        <w:rPr>
+          <w:i/>
+          <w:iCs/>
+        </w:rPr>
+        <w:t>Wall Street Journal</w:t>
+      </w:r>
+      <w:r>
+        <w:t xml:space="preserve">, 2020. Available at: </w:t>
+      </w:r>
+      <w:hyperlink r:id="rId8" w:tgtFrame="_new" w:history="1">
+        <w:r>
+          <w:rPr>
+            <w:rStyle w:val="Hyperlink"/>
+          </w:rPr>
+          <w:t>https://www.wsj.com/opinion/nato-has-seen-the-future-and-is-unprepared-887eaf0f</w:t>
+        </w:r>
+      </w:hyperlink>
+      <w:r>
+        <w:t xml:space="preserve"> (accessed 13 February 2026).</w:t>
+      </w:r>
+    </w:p>
+  </w:footnote>
+  <w:footnote w:id="14">
+    <w:p>
+      <w:pPr>
+        <w:pStyle w:val="FootnoteText"/>
+      </w:pPr>
+      <w:r>
+        <w:rPr>
+          <w:rStyle w:val="FootnoteReference"/>
+        </w:rPr>
+        <w:footnoteRef/>
+      </w:r>
+      <w:r>
+        <w:t xml:space="preserve"> </w:t>
+      </w:r>
+      <w:r>
+        <w:t xml:space="preserve">Lanchester, F. W. </w:t>
+      </w:r>
+      <w:r>
+        <w:rPr>
+          <w:i/>
+          <w:iCs/>
+        </w:rPr>
+        <w:t>Aircraft in Warfare: The Dawn of the Fourth Arm</w:t>
+      </w:r>
+      <w:r>
+        <w:t>. London: Constable and Company Limited, 1916.</w:t>
+      </w:r>
+    </w:p>
+  </w:footnote>
+  <w:footnote w:id="15">
+    <w:p>
+      <w:pPr>
+        <w:pStyle w:val="FootnoteText"/>
+      </w:pPr>
+      <w:r>
+        <w:rPr>
+          <w:rStyle w:val="FootnoteReference"/>
+        </w:rPr>
+        <w:footnoteRef/>
+      </w:r>
+      <w:r>
+        <w:t xml:space="preserve"> </w:t>
+      </w:r>
+      <w:r>
+        <w:t xml:space="preserve">Mearsheimer, J. J. </w:t>
+      </w:r>
+      <w:r>
+        <w:rPr>
+          <w:i/>
+          <w:iCs/>
+        </w:rPr>
+        <w:t>Assessing the Conventional Balance: The 3:1 Rule and Its Critics</w:t>
+      </w:r>
+      <w:r>
+        <w:t xml:space="preserve">. </w:t>
+      </w:r>
+      <w:r>
+        <w:rPr>
+          <w:i/>
+          <w:iCs/>
+        </w:rPr>
         <w:t>International Security</w:t>
       </w:r>
       <w:r>
         <w:t xml:space="preserve">, 13(4), 1989, pp. 54–89. Available at: </w:t>
       </w:r>
-      <w:hyperlink r:id="rId5" w:tgtFrame="_new" w:history="1">
+      <w:hyperlink r:id="rId9" w:tgtFrame="_new" w:history="1">
         <w:r>
           <w:rPr>
             <w:rStyle w:val="Hyperlink"/>
@@ -2509,7 +2841,7 @@
       </w:r>
     </w:p>
   </w:footnote>
-  <w:footnote w:id="12">
+  <w:footnote w:id="16">
     <w:p>
       <w:pPr>
         <w:pStyle w:val="FootnoteText"/>
@@ -2538,7 +2870,7 @@
       </w:r>
     </w:p>
   </w:footnote>
-  <w:footnote w:id="13">
+  <w:footnote w:id="17">
     <w:p>
       <w:pPr>
         <w:pStyle w:val="FootnoteText"/>
@@ -2592,7 +2924,7 @@
       <w:r>
         <w:t xml:space="preserve">. London: Royal United Services Institute for Defence and Security Studies, 2024. Available at: </w:t>
       </w:r>
-      <w:hyperlink r:id="rId6" w:history="1">
+      <w:hyperlink r:id="rId10" w:history="1">
         <w:r>
           <w:rPr>
             <w:rStyle w:val="Hyperlink"/>

--- a/Essays/DF_Review_Article.docx
+++ b/Essays/DF_Review_Article.docx
@@ -796,7 +796,88 @@
           <w:sz w:val="24"/>
           <w:szCs w:val="24"/>
         </w:rPr>
-        <w:t xml:space="preserve"> [</w:t>
+        <w:t xml:space="preserve"> </w:t>
+      </w:r>
+      <w:r>
+        <w:rPr>
+          <w:rFonts w:asciiTheme="minorHAnsi" w:eastAsiaTheme="minorHAnsi" w:hAnsiTheme="minorHAnsi" w:cstheme="minorBidi"/>
+          <w:color w:val="auto"/>
+          <w:sz w:val="24"/>
+          <w:szCs w:val="24"/>
+        </w:rPr>
+        <w:t xml:space="preserve">For </w:t>
+      </w:r>
+      <w:r>
+        <w:rPr>
+          <w:rFonts w:asciiTheme="minorHAnsi" w:eastAsiaTheme="minorHAnsi" w:hAnsiTheme="minorHAnsi" w:cstheme="minorBidi"/>
+          <w:color w:val="auto"/>
+          <w:sz w:val="24"/>
+          <w:szCs w:val="24"/>
+        </w:rPr>
+        <w:t>Ireland</w:t>
+      </w:r>
+      <w:r>
+        <w:rPr>
+          <w:rFonts w:asciiTheme="minorHAnsi" w:eastAsiaTheme="minorHAnsi" w:hAnsiTheme="minorHAnsi" w:cstheme="minorBidi"/>
+          <w:color w:val="auto"/>
+          <w:sz w:val="24"/>
+          <w:szCs w:val="24"/>
+        </w:rPr>
+        <w:t xml:space="preserve"> that defence </w:t>
+      </w:r>
+      <w:r>
+        <w:rPr>
+          <w:rFonts w:asciiTheme="minorHAnsi" w:eastAsiaTheme="minorHAnsi" w:hAnsiTheme="minorHAnsi" w:cstheme="minorBidi"/>
+          <w:color w:val="auto"/>
+          <w:sz w:val="24"/>
+          <w:szCs w:val="24"/>
+        </w:rPr>
+        <w:t xml:space="preserve">perhaps </w:t>
+      </w:r>
+      <w:r>
+        <w:rPr>
+          <w:rFonts w:asciiTheme="minorHAnsi" w:eastAsiaTheme="minorHAnsi" w:hAnsiTheme="minorHAnsi" w:cstheme="minorBidi"/>
+          <w:color w:val="auto"/>
+          <w:sz w:val="24"/>
+          <w:szCs w:val="24"/>
+        </w:rPr>
+        <w:t>falls primarily to light infantry. That makes the section</w:t>
+      </w:r>
+      <w:r>
+        <w:rPr>
+          <w:rFonts w:asciiTheme="minorHAnsi" w:eastAsiaTheme="minorHAnsi" w:hAnsiTheme="minorHAnsi" w:cstheme="minorBidi"/>
+          <w:color w:val="auto"/>
+          <w:sz w:val="24"/>
+          <w:szCs w:val="24"/>
+        </w:rPr>
+        <w:t xml:space="preserve"> the</w:t>
+      </w:r>
+      <w:r>
+        <w:rPr>
+          <w:rFonts w:asciiTheme="minorHAnsi" w:eastAsiaTheme="minorHAnsi" w:hAnsiTheme="minorHAnsi" w:cstheme="minorBidi"/>
+          <w:color w:val="auto"/>
+          <w:sz w:val="24"/>
+          <w:szCs w:val="24"/>
+        </w:rPr>
+        <w:t xml:space="preserve"> critical unit of analysis.</w:t>
+      </w:r>
+      <w:r>
+        <w:rPr>
+          <w:rFonts w:asciiTheme="minorHAnsi" w:eastAsiaTheme="minorHAnsi" w:hAnsiTheme="minorHAnsi" w:cstheme="minorBidi"/>
+          <w:color w:val="auto"/>
+          <w:sz w:val="24"/>
+          <w:szCs w:val="24"/>
+        </w:rPr>
+        <w:t xml:space="preserve"> </w:t>
+      </w:r>
+      <w:r>
+        <w:rPr>
+          <w:rFonts w:asciiTheme="minorHAnsi" w:eastAsiaTheme="minorHAnsi" w:hAnsiTheme="minorHAnsi" w:cstheme="minorBidi"/>
+          <w:color w:val="auto"/>
+          <w:sz w:val="24"/>
+          <w:szCs w:val="24"/>
+        </w:rPr>
+        <w:t>[</w:t>
       </w:r>
       <w:r>
         <w:rPr>
@@ -806,7 +887,7 @@
           <w:szCs w:val="24"/>
           <w:highlight w:val="yellow"/>
         </w:rPr>
-        <w:t>OB: please proof the ideas here, they’re still in draft though</w:t>
+        <w:t xml:space="preserve"> please proof the ideas here, they’re still in draft though</w:t>
       </w:r>
       <w:r>
         <w:rPr>
@@ -959,7 +1040,34 @@
     </w:p>
     <w:p>
       <w:r>
-        <w:t>These are not uniquely Irish problems: section design, vehicle capacity, organic support weapons and UAS integration are being reconsidered elsewhere, including in the UK’s experimental, urban-optimised Phalanx Platoon Concept.</w:t>
+        <w:t>These are not uniquely Irish problems. Section design, vehicle capacity, organic support weapons and UAS integration are being reconsidered elsewhere. French RI 2030 reform shows one mechanised answer: the vehicle acts as a mission-configurable “weapons store”, anti-armour is distributed across combat groups</w:t>
+      </w:r>
+      <w:r>
+        <w:t xml:space="preserve"> and</w:t>
+      </w:r>
+      <w:r>
+        <w:t xml:space="preserve"> platoon</w:t>
+      </w:r>
+      <w:r>
+        <w:t>-</w:t>
+      </w:r>
+      <w:r>
+        <w:t>level</w:t>
+      </w:r>
+      <w:r>
+        <w:t xml:space="preserve"> UAS while</w:t>
+      </w:r>
+      <w:r>
+        <w:t xml:space="preserve"> heavier UAS, EW and robotic effects remain </w:t>
+      </w:r>
+      <w:r>
+        <w:t>separate</w:t>
+      </w:r>
+      <w:r>
+        <w:t>.</w:t>
+      </w:r>
+      <w:r>
+        <w:t xml:space="preserve"> </w:t>
       </w:r>
       <w:r>
         <w:rPr>
@@ -971,62 +1079,137 @@
         <w:t xml:space="preserve"> </w:t>
       </w:r>
       <w:r>
-        <w:t xml:space="preserve">Western adaptation remains uneven – exercises such as </w:t>
+        <w:t>For a mechanised force, that is coherent: the platform supplies protection, mobility, firepower and carried stores. For Irish light</w:t>
+      </w:r>
+      <w:r>
+        <w:t xml:space="preserve"> and mechanised</w:t>
+      </w:r>
+      <w:r>
+        <w:t xml:space="preserve"> infantry, it</w:t>
+      </w:r>
+      <w:r>
+        <w:t xml:space="preserve"> may not </w:t>
+      </w:r>
+      <w:r>
+        <w:t>suffice</w:t>
+      </w:r>
+      <w:r>
+        <w:t xml:space="preserve">. </w:t>
+      </w:r>
+      <w:r>
+        <w:t xml:space="preserve">The British Army’s experimental Phalanx Platoon </w:t>
+      </w:r>
+      <w:r>
+        <w:t>C</w:t>
+      </w:r>
+      <w:r>
+        <w:t>oncept</w:t>
+      </w:r>
+      <w:r>
+        <w:t xml:space="preserve"> </w:t>
+      </w:r>
+      <w:r>
+        <w:rPr>
+          <w:rStyle w:val="FootnoteReference"/>
+        </w:rPr>
+        <w:footnoteReference w:id="11"/>
+      </w:r>
+      <w:r>
+        <w:t xml:space="preserve"> points in the same direction from a different angle, </w:t>
+      </w:r>
+      <w:r>
+        <w:lastRenderedPageBreak/>
+        <w:t xml:space="preserve">redesigning the platoon for urban </w:t>
+      </w:r>
+      <w:r>
+        <w:t>operations</w:t>
+      </w:r>
+      <w:r>
+        <w:t xml:space="preserve">. Yet adaptation remains uneven. Exercises such as </w:t>
       </w:r>
       <w:proofErr w:type="spellStart"/>
       <w:r>
+        <w:rPr>
+          <w:i/>
+          <w:iCs/>
+        </w:rPr>
         <w:t>Gévaudan</w:t>
       </w:r>
       <w:proofErr w:type="spellEnd"/>
       <w:r>
-        <w:t xml:space="preserve"> 26 suggest that integrating drones is </w:t>
-      </w:r>
-      <w:r>
-        <w:lastRenderedPageBreak/>
-        <w:t>easier than adapting the formations, movement drills and protection measures the threat demands.</w:t>
+        <w:rPr>
+          <w:i/>
+          <w:iCs/>
+        </w:rPr>
+        <w:t xml:space="preserve"> 26</w:t>
+      </w:r>
+      <w:r>
+        <w:t xml:space="preserve"> </w:t>
+      </w:r>
+      <w:r>
+        <w:t xml:space="preserve">and </w:t>
+      </w:r>
+      <w:r>
+        <w:rPr>
+          <w:i/>
+          <w:iCs/>
+        </w:rPr>
+        <w:t>Hedgehog</w:t>
+      </w:r>
+      <w:r>
+        <w:t xml:space="preserve"> </w:t>
       </w:r>
       <w:r>
         <w:rPr>
           <w:rStyle w:val="FootnoteReference"/>
         </w:rPr>
+        <w:footnoteReference w:id="12"/>
+      </w:r>
+      <w:r>
         <w:t xml:space="preserve"> </w:t>
       </w:r>
       <w:r>
-        <w:rPr>
-          <w:rStyle w:val="FootnoteReference"/>
-        </w:rPr>
-        <w:footnoteReference w:id="11"/>
-      </w:r>
-      <w:r>
-        <w:rPr>
-          <w:rStyle w:val="FootnoteReference"/>
-        </w:rPr>
-        <w:t xml:space="preserve"> </w:t>
-      </w:r>
-      <w:r>
-        <w:rPr>
-          <w:rStyle w:val="FootnoteReference"/>
-        </w:rPr>
-        <w:footnoteReference w:id="12"/>
-      </w:r>
-      <w:r>
-        <w:rPr>
-          <w:rStyle w:val="FootnoteReference"/>
-        </w:rPr>
-        <w:t xml:space="preserve"> </w:t>
-      </w:r>
-      <w:r>
-        <w:rPr>
-          <w:rStyle w:val="FootnoteReference"/>
-        </w:rPr>
-        <w:footnoteReference w:id="13"/>
-      </w:r>
-    </w:p>
-    <w:p>
+        <w:t xml:space="preserve">suggest that integrating drones is easier than adapting </w:t>
+      </w:r>
+      <w:r>
+        <w:t>to the implications of</w:t>
+      </w:r>
+      <w:r>
+        <w:t xml:space="preserve"> persistent observation. The challenge is therefore not acquiring uncrewed </w:t>
+      </w:r>
+      <w:proofErr w:type="gramStart"/>
+      <w:r>
+        <w:t>systems, but</w:t>
+      </w:r>
+      <w:proofErr w:type="gramEnd"/>
+      <w:r>
+        <w:t xml:space="preserve"> redesigning the infantry section around the battlefield they have created.</w:t>
+      </w:r>
+    </w:p>
+    <w:p/>
+    <w:p>
+      <w:pPr>
+        <w:rPr>
+          <w:highlight w:val="yellow"/>
+        </w:rPr>
+      </w:pPr>
+      <w:r>
+        <w:rPr>
+          <w:highlight w:val="yellow"/>
+        </w:rPr>
+        <w:t>Need access to this janes article</w:t>
+      </w:r>
+      <w:r>
+        <w:rPr>
+          <w:highlight w:val="yellow"/>
+        </w:rPr>
+        <w:t xml:space="preserve">: </w:t>
+      </w:r>
       <w:hyperlink r:id="rId8" w:history="1">
         <w:r>
           <w:rPr>
             <w:rStyle w:val="Hyperlink"/>
+            <w:highlight w:val="yellow"/>
           </w:rPr>
           <w:t>https://www.janes.com/defence-intelligence-insights/defence-news/air/french-army-restructures-its-infantry-battalions</w:t>
         </w:r>
@@ -1034,6 +1217,21 @@
     </w:p>
     <w:p>
       <w:r>
+        <w:rPr>
+          <w:highlight w:val="yellow"/>
+        </w:rPr>
+        <w:t>n</w:t>
+      </w:r>
+      <w:r>
+        <w:rPr>
+          <w:highlight w:val="yellow"/>
+        </w:rPr>
+        <w:t xml:space="preserve">eed access to this janes article: </w:t>
+      </w:r>
+      <w:r>
+        <w:rPr>
+          <w:highlight w:val="yellow"/>
+        </w:rPr>
         <w:t>https://www.janes.com/defence-intelligence-insights/defence-news/weapons/italian-army-improves-infantry-equipment-restructures-units</w:t>
       </w:r>
     </w:p>
@@ -1042,7 +1240,7 @@
         <w:rPr>
           <w:highlight w:val="yellow"/>
         </w:rPr>
-        <w:t>OB: I will reference TM 201 as proof that doctrine hasn’t changed. However, I think I want to cite paragraph 0202 “The fundamental role of the infantry man/woman has changed little over recent centuries: their tasks are still to close with and destroy the enemy or force them to surrender, to seize and hold terrain, to dominate and control close country and finally, to carry out close surveillance”. Then we can say that the first task – their most important – cannot be achieved without substantial review of the doctrine, organisation, training, leadership, materiel,</w:t>
+        <w:t xml:space="preserve"> I will reference TM 201 as proof that doctrine hasn’t changed. However, I think I want to cite paragraph 0202 “The fundamental role of the infantry man/woman has changed little over recent centuries: their tasks are still to close with and destroy the enemy or force them to surrender, to seize and hold terrain, to dominate and control close country and finally, to carry out close surveillance”. Then we can say that the first task – their most important – cannot be achieved without substantial review of the doctrine, organisation, training, leadership, materiel,</w:t>
       </w:r>
       <w:r>
         <w:t xml:space="preserve"> </w:t>
@@ -1066,6 +1264,7 @@
           <w:sz w:val="24"/>
           <w:szCs w:val="24"/>
         </w:rPr>
+        <w:lastRenderedPageBreak/>
         <w:t xml:space="preserve">Relative combat power </w:t>
       </w:r>
       <w:r>
@@ -1157,6 +1356,25 @@
           <w:sz w:val="24"/>
           <w:szCs w:val="24"/>
         </w:rPr>
+        <w:footnoteReference w:id="13"/>
+      </w:r>
+      <w:r>
+        <w:rPr>
+          <w:rFonts w:asciiTheme="minorHAnsi" w:eastAsiaTheme="minorHAnsi" w:hAnsiTheme="minorHAnsi" w:cstheme="minorBidi"/>
+          <w:color w:val="auto"/>
+          <w:sz w:val="24"/>
+          <w:szCs w:val="24"/>
+        </w:rPr>
+        <w:t xml:space="preserve"> and the 3:1 heuristic</w:t>
+      </w:r>
+      <w:r>
+        <w:rPr>
+          <w:rStyle w:val="FootnoteReference"/>
+          <w:rFonts w:asciiTheme="minorHAnsi" w:eastAsiaTheme="minorHAnsi" w:hAnsiTheme="minorHAnsi" w:cstheme="minorBidi"/>
+          <w:color w:val="auto"/>
+          <w:sz w:val="24"/>
+          <w:szCs w:val="24"/>
+        </w:rPr>
         <w:footnoteReference w:id="14"/>
       </w:r>
       <w:r>
@@ -1166,148 +1384,125 @@
           <w:sz w:val="24"/>
           <w:szCs w:val="24"/>
         </w:rPr>
-        <w:t xml:space="preserve"> and the 3:1 heuristic</w:t>
+        <w:t xml:space="preserve"> </w:t>
+      </w:r>
+      <w:r>
+        <w:rPr>
+          <w:rFonts w:asciiTheme="minorHAnsi" w:eastAsiaTheme="minorHAnsi" w:hAnsiTheme="minorHAnsi" w:cstheme="minorBidi"/>
+          <w:color w:val="auto"/>
+          <w:sz w:val="24"/>
+          <w:szCs w:val="24"/>
+        </w:rPr>
+        <w:t>help frame but cannot fully capture.</w:t>
+      </w:r>
+      <w:r>
+        <w:rPr>
+          <w:rFonts w:asciiTheme="minorHAnsi" w:eastAsiaTheme="minorHAnsi" w:hAnsiTheme="minorHAnsi" w:cstheme="minorBidi"/>
+          <w:color w:val="auto"/>
+          <w:sz w:val="24"/>
+          <w:szCs w:val="24"/>
+        </w:rPr>
+        <w:t xml:space="preserve"> </w:t>
+      </w:r>
+      <w:r>
+        <w:rPr>
+          <w:rFonts w:asciiTheme="minorHAnsi" w:eastAsiaTheme="minorHAnsi" w:hAnsiTheme="minorHAnsi" w:cstheme="minorBidi"/>
+          <w:color w:val="auto"/>
+          <w:sz w:val="24"/>
+          <w:szCs w:val="24"/>
+        </w:rPr>
+        <w:t xml:space="preserve">They drive down the price of finding the enemy, striking them precisely and sustaining the force. A defender who can see, strike at range and attrit an attacker with systems costing hundreds rather than millions need not match him platform-for-platform. The asymmetry is structural: the attacker must still mass to break through, yet massing is exactly what persistent observation punishes most. For a state </w:t>
+      </w:r>
+      <w:r>
+        <w:rPr>
+          <w:rFonts w:asciiTheme="minorHAnsi" w:eastAsiaTheme="minorHAnsi" w:hAnsiTheme="minorHAnsi" w:cstheme="minorBidi"/>
+          <w:color w:val="auto"/>
+          <w:sz w:val="24"/>
+          <w:szCs w:val="24"/>
+        </w:rPr>
+        <w:t>which</w:t>
+      </w:r>
+      <w:r>
+        <w:rPr>
+          <w:rFonts w:asciiTheme="minorHAnsi" w:eastAsiaTheme="minorHAnsi" w:hAnsiTheme="minorHAnsi" w:cstheme="minorBidi"/>
+          <w:color w:val="auto"/>
+          <w:sz w:val="24"/>
+          <w:szCs w:val="24"/>
+        </w:rPr>
+        <w:t xml:space="preserve"> cannot buy conventional scale, this is how scarcity stops being </w:t>
+      </w:r>
+      <w:r>
+        <w:rPr>
+          <w:rFonts w:asciiTheme="minorHAnsi" w:eastAsiaTheme="minorHAnsi" w:hAnsiTheme="minorHAnsi" w:cstheme="minorBidi"/>
+          <w:color w:val="auto"/>
+          <w:sz w:val="24"/>
+          <w:szCs w:val="24"/>
+        </w:rPr>
+        <w:t>decisive.</w:t>
+      </w:r>
+    </w:p>
+    <w:p>
+      <w:r>
+        <w:fldChar w:fldCharType="begin"/>
+      </w:r>
+      <w:r>
+        <w:instrText xml:space="preserve"> REF _Ref233053446 \h </w:instrText>
+      </w:r>
+      <w:r>
+        <w:fldChar w:fldCharType="separate"/>
+      </w:r>
+      <w:r>
+        <w:t xml:space="preserve">Table </w:t>
+      </w:r>
+      <w:r>
+        <w:rPr>
+          <w:noProof/>
+        </w:rPr>
+        <w:t>1</w:t>
+      </w:r>
+      <w:r>
+        <w:fldChar w:fldCharType="end"/>
+      </w:r>
+      <w:r>
+        <w:t xml:space="preserve"> </w:t>
+      </w:r>
+      <w:r>
+        <w:t xml:space="preserve">shows that FPV-OWADs cannot be dismissed as cheap substitutes for Javelin. The operational comparison is the telling one: defeating an armoured company costs roughly €1.13 million in Javelins, compared with under €85,000 in FPV-OWADs – more than an order of magnitude less for the same task, on assumptions generous to Javelin. Ireland's recent Javelin-only procurement buys 44 missiles; the same budget fields thousands of FPV-OWADs. Javelin remains the higher-confidence kill mechanism, and FPV-OWADs may require several strikes to destroy armour, </w:t>
+      </w:r>
+      <w:r>
+        <w:t>but they can immobilise it for follow-on fires and reach more than an order of magnitude further.</w:t>
+      </w:r>
+      <w:r>
+        <w:t xml:space="preserve"> The direction is unambiguous: FPV-OWADs do not replace ATGMs, but they change the defensive arithmetic and can no longer be ignored</w:t>
+      </w:r>
+      <w:r>
+        <w:t>.</w:t>
       </w:r>
       <w:r>
         <w:rPr>
           <w:rStyle w:val="FootnoteReference"/>
-          <w:rFonts w:asciiTheme="minorHAnsi" w:eastAsiaTheme="minorHAnsi" w:hAnsiTheme="minorHAnsi" w:cstheme="minorBidi"/>
-          <w:color w:val="auto"/>
-          <w:sz w:val="24"/>
-          <w:szCs w:val="24"/>
         </w:rPr>
         <w:footnoteReference w:id="15"/>
       </w:r>
       <w:r>
-        <w:rPr>
-          <w:rFonts w:asciiTheme="minorHAnsi" w:eastAsiaTheme="minorHAnsi" w:hAnsiTheme="minorHAnsi" w:cstheme="minorBidi"/>
-          <w:color w:val="auto"/>
-          <w:sz w:val="24"/>
-          <w:szCs w:val="24"/>
-        </w:rPr>
         <w:t xml:space="preserve"> </w:t>
       </w:r>
       <w:r>
         <w:rPr>
-          <w:rFonts w:asciiTheme="minorHAnsi" w:eastAsiaTheme="minorHAnsi" w:hAnsiTheme="minorHAnsi" w:cstheme="minorBidi"/>
-          <w:color w:val="auto"/>
-          <w:sz w:val="24"/>
-          <w:szCs w:val="24"/>
-        </w:rPr>
-        <w:t>help frame but cannot fully capture.</w:t>
-      </w:r>
-      <w:r>
-        <w:rPr>
-          <w:rFonts w:asciiTheme="minorHAnsi" w:eastAsiaTheme="minorHAnsi" w:hAnsiTheme="minorHAnsi" w:cstheme="minorBidi"/>
-          <w:color w:val="auto"/>
-          <w:sz w:val="24"/>
-          <w:szCs w:val="24"/>
-        </w:rPr>
-        <w:t xml:space="preserve"> </w:t>
-      </w:r>
-      <w:r>
-        <w:rPr>
-          <w:rFonts w:asciiTheme="minorHAnsi" w:eastAsiaTheme="minorHAnsi" w:hAnsiTheme="minorHAnsi" w:cstheme="minorBidi"/>
-          <w:color w:val="auto"/>
-          <w:sz w:val="24"/>
-          <w:szCs w:val="24"/>
-        </w:rPr>
-        <w:t xml:space="preserve">They drive down the price of finding the enemy, striking them precisely and sustaining the force. A defender who can see, strike at range and attrit an attacker with systems costing hundreds rather than millions need not match him platform-for-platform. The asymmetry is structural: the attacker must still mass to break through, yet massing is exactly what persistent observation punishes most. For a state </w:t>
-      </w:r>
-      <w:r>
-        <w:rPr>
-          <w:rFonts w:asciiTheme="minorHAnsi" w:eastAsiaTheme="minorHAnsi" w:hAnsiTheme="minorHAnsi" w:cstheme="minorBidi"/>
-          <w:color w:val="auto"/>
-          <w:sz w:val="24"/>
-          <w:szCs w:val="24"/>
-        </w:rPr>
-        <w:t>which</w:t>
-      </w:r>
-      <w:r>
-        <w:rPr>
-          <w:rFonts w:asciiTheme="minorHAnsi" w:eastAsiaTheme="minorHAnsi" w:hAnsiTheme="minorHAnsi" w:cstheme="minorBidi"/>
-          <w:color w:val="auto"/>
-          <w:sz w:val="24"/>
-          <w:szCs w:val="24"/>
-        </w:rPr>
-        <w:t xml:space="preserve"> cannot buy conventional scale, this is how scarcity stops being </w:t>
-      </w:r>
-      <w:r>
-        <w:rPr>
-          <w:rFonts w:asciiTheme="minorHAnsi" w:eastAsiaTheme="minorHAnsi" w:hAnsiTheme="minorHAnsi" w:cstheme="minorBidi"/>
-          <w:color w:val="auto"/>
-          <w:sz w:val="24"/>
-          <w:szCs w:val="24"/>
-        </w:rPr>
-        <w:t>decisive.</w:t>
-      </w:r>
-    </w:p>
-    <w:p/>
-    <w:p>
-      <w:r>
-        <w:fldChar w:fldCharType="begin"/>
-      </w:r>
-      <w:r>
-        <w:instrText xml:space="preserve"> REF _Ref233053446 \h </w:instrText>
-      </w:r>
-      <w:r>
-        <w:fldChar w:fldCharType="separate"/>
-      </w:r>
-      <w:r>
-        <w:t xml:space="preserve">Table </w:t>
-      </w:r>
+          <w:rStyle w:val="FootnoteReference"/>
+        </w:rPr>
+        <w:footnoteReference w:id="16"/>
+      </w:r>
+    </w:p>
+    <w:p>
+      <w:pPr>
+        <w:keepNext/>
+      </w:pPr>
       <w:r>
         <w:rPr>
           <w:noProof/>
         </w:rPr>
-        <w:t>1</w:t>
-      </w:r>
-      <w:r>
-        <w:fldChar w:fldCharType="end"/>
-      </w:r>
-      <w:r>
-        <w:t xml:space="preserve"> </w:t>
-      </w:r>
-      <w:r>
-        <w:t xml:space="preserve">shows that FPV-OWADs cannot be dismissed as cheap substitutes for Javelin. The operational comparison is the telling one: defeating an armoured company costs roughly €1.13 million in Javelins, compared with under €85,000 in FPV-OWADs – more </w:t>
-      </w:r>
-      <w:r>
         <w:lastRenderedPageBreak/>
-        <w:t xml:space="preserve">than an order of magnitude less for the same task, on assumptions generous to Javelin. Ireland's recent Javelin-only procurement buys 44 missiles; the same budget fields thousands of FPV-OWADs. Javelin remains the higher-confidence kill mechanism, and FPV-OWADs may require several strikes to destroy armour, </w:t>
-      </w:r>
-      <w:r>
-        <w:t>but they can immobilise it for follow-on fires and reach more than an order of magnitude further.</w:t>
-      </w:r>
-      <w:r>
-        <w:t xml:space="preserve"> The direction is unambiguous: FPV-OWADs do not replace ATGMs, but they change the defensive arithmetic and can no longer be ignored</w:t>
-      </w:r>
-      <w:r>
-        <w:t>.</w:t>
-      </w:r>
-      <w:r>
-        <w:rPr>
-          <w:rStyle w:val="FootnoteReference"/>
-        </w:rPr>
-        <w:footnoteReference w:id="16"/>
-      </w:r>
-      <w:r>
-        <w:t xml:space="preserve"> </w:t>
-      </w:r>
-      <w:r>
-        <w:rPr>
-          <w:rStyle w:val="FootnoteReference"/>
-        </w:rPr>
-        <w:footnoteReference w:id="17"/>
-      </w:r>
-    </w:p>
-    <w:p>
-      <w:pPr>
-        <w:keepNext/>
-      </w:pPr>
-      <w:r>
-        <w:rPr>
-          <w:noProof/>
-        </w:rPr>
         <w:drawing>
           <wp:inline distT="0" distB="0" distL="0" distR="0" wp14:anchorId="1ED79B76" wp14:editId="6CD40A73">
             <wp:extent cx="5731510" cy="1757045"/>
@@ -1466,217 +1661,6 @@
     </w:p>
     <w:p>
       <w:pPr>
-        <w:pStyle w:val="NoSpacing"/>
-      </w:pPr>
-      <w:r>
-        <w:t>The recommendations follow directly and cost little to begin. First, adopt the lance-corporal rank: dispersed sections need a commander in each</w:t>
-      </w:r>
-      <w:r>
-        <w:t xml:space="preserve"> and</w:t>
-      </w:r>
-      <w:r>
-        <w:t xml:space="preserve"> the rank structure must catch up to the tactics. Second, experiment properly rather than procure blindly</w:t>
-      </w:r>
-      <w:r>
-        <w:t xml:space="preserve"> — </w:t>
-      </w:r>
-      <w:r>
-        <w:lastRenderedPageBreak/>
-        <w:t xml:space="preserve">stand up trial sections at fourteen and fifteen </w:t>
-      </w:r>
-      <w:r>
-        <w:t>soldiers</w:t>
-      </w:r>
-      <w:r>
-        <w:t xml:space="preserve"> (</w:t>
-      </w:r>
-      <w:r>
-        <w:fldChar w:fldCharType="begin"/>
-      </w:r>
-      <w:r>
-        <w:instrText xml:space="preserve"> REF _Ref233060645 \h  \* MERGEFORMAT </w:instrText>
-      </w:r>
-      <w:r>
-        <w:fldChar w:fldCharType="separate"/>
-      </w:r>
-      <w:r>
-        <w:t>Figure 1</w:t>
-      </w:r>
-      <w:r>
-        <w:fldChar w:fldCharType="end"/>
-      </w:r>
-      <w:r>
-        <w:t>)</w:t>
-      </w:r>
-      <w:r>
-        <w:t>, test them</w:t>
-      </w:r>
-      <w:r>
-        <w:t xml:space="preserve"> against realistic drone threats</w:t>
-      </w:r>
-      <w:r>
-        <w:t xml:space="preserve"> and</w:t>
-      </w:r>
-      <w:r>
-        <w:t xml:space="preserve"> let the results, not assumption, settle the establishment</w:t>
-      </w:r>
-      <w:r>
-        <w:t xml:space="preserve">. </w:t>
-      </w:r>
-      <w:r>
-        <w:t>Third, write exposure management into doctrine: build signature discipline, drone-halt drills and the sequencing of sensing, electronic warfare and fires into standard operating procedures, syllabi and retraining, with mobile training teams to push the new methods out quickly. None of this requires mass or heavy armour</w:t>
-      </w:r>
-      <w:r>
-        <w:t xml:space="preserve"> and</w:t>
-      </w:r>
-      <w:r>
-        <w:t xml:space="preserve"> none waits on a procurement cycle. The first move is organisational, not financial</w:t>
-      </w:r>
-      <w:r>
-        <w:t xml:space="preserve"> — </w:t>
-      </w:r>
-      <w:r>
-        <w:t>which is precisely why the constraint that stalled Irish defence no longer holds.</w:t>
-      </w:r>
-    </w:p>
-    <w:p>
-      <w:pPr>
-        <w:keepNext/>
-        <w:jc w:val="center"/>
-      </w:pPr>
-      <w:r>
-        <w:rPr>
-          <w:noProof/>
-        </w:rPr>
-        <w:drawing>
-          <wp:inline distT="0" distB="0" distL="0" distR="0" wp14:anchorId="3BA8F21E" wp14:editId="0F6E14AC">
-            <wp:extent cx="2709073" cy="1655277"/>
-            <wp:effectExtent l="0" t="0" r="0" b="2540"/>
-            <wp:docPr id="1944379885" name="Picture 1"/>
-            <wp:cNvGraphicFramePr>
-              <a:graphicFrameLocks xmlns:a="http://schemas.openxmlformats.org/drawingml/2006/main" noChangeAspect="1"/>
-            </wp:cNvGraphicFramePr>
-            <a:graphic xmlns:a="http://schemas.openxmlformats.org/drawingml/2006/main">
-              <a:graphicData uri="http://schemas.openxmlformats.org/drawingml/2006/picture">
-                <pic:pic xmlns:pic="http://schemas.openxmlformats.org/drawingml/2006/picture">
-                  <pic:nvPicPr>
-                    <pic:cNvPr id="1944379885" name=""/>
-                    <pic:cNvPicPr/>
-                  </pic:nvPicPr>
-                  <pic:blipFill>
-                    <a:blip r:embed="rId10"/>
-                    <a:stretch>
-                      <a:fillRect/>
-                    </a:stretch>
-                  </pic:blipFill>
-                  <pic:spPr>
-                    <a:xfrm>
-                      <a:off x="0" y="0"/>
-                      <a:ext cx="2723776" cy="1664261"/>
-                    </a:xfrm>
-                    <a:prstGeom prst="rect">
-                      <a:avLst/>
-                    </a:prstGeom>
-                  </pic:spPr>
-                </pic:pic>
-              </a:graphicData>
-            </a:graphic>
-          </wp:inline>
-        </w:drawing>
-      </w:r>
-      <w:r>
-        <w:rPr>
-          <w:noProof/>
-        </w:rPr>
-        <w:drawing>
-          <wp:inline distT="0" distB="0" distL="0" distR="0" wp14:anchorId="5294252E" wp14:editId="7ABFAEE1">
-            <wp:extent cx="2907102" cy="1736016"/>
-            <wp:effectExtent l="0" t="0" r="7620" b="0"/>
-            <wp:docPr id="1981208126" name="Picture 1"/>
-            <wp:cNvGraphicFramePr>
-              <a:graphicFrameLocks xmlns:a="http://schemas.openxmlformats.org/drawingml/2006/main" noChangeAspect="1"/>
-            </wp:cNvGraphicFramePr>
-            <a:graphic xmlns:a="http://schemas.openxmlformats.org/drawingml/2006/main">
-              <a:graphicData uri="http://schemas.openxmlformats.org/drawingml/2006/picture">
-                <pic:pic xmlns:pic="http://schemas.openxmlformats.org/drawingml/2006/picture">
-                  <pic:nvPicPr>
-                    <pic:cNvPr id="1981208126" name=""/>
-                    <pic:cNvPicPr/>
-                  </pic:nvPicPr>
-                  <pic:blipFill>
-                    <a:blip r:embed="rId11"/>
-                    <a:stretch>
-                      <a:fillRect/>
-                    </a:stretch>
-                  </pic:blipFill>
-                  <pic:spPr>
-                    <a:xfrm>
-                      <a:off x="0" y="0"/>
-                      <a:ext cx="2918337" cy="1742725"/>
-                    </a:xfrm>
-                    <a:prstGeom prst="rect">
-                      <a:avLst/>
-                    </a:prstGeom>
-                  </pic:spPr>
-                </pic:pic>
-              </a:graphicData>
-            </a:graphic>
-          </wp:inline>
-        </w:drawing>
-      </w:r>
-    </w:p>
-    <w:p>
-      <w:pPr>
-        <w:pStyle w:val="Caption"/>
-        <w:jc w:val="center"/>
-      </w:pPr>
-      <w:bookmarkStart w:id="1" w:name="_Ref233060645"/>
-      <w:r>
-        <w:t xml:space="preserve">Figure </w:t>
-      </w:r>
-      <w:r>
-        <w:fldChar w:fldCharType="begin"/>
-      </w:r>
-      <w:r>
-        <w:instrText xml:space="preserve"> SEQ Figure \* ARABIC </w:instrText>
-      </w:r>
-      <w:r>
-        <w:fldChar w:fldCharType="separate"/>
-      </w:r>
-      <w:r>
-        <w:rPr>
-          <w:noProof/>
-        </w:rPr>
-        <w:t>1</w:t>
-      </w:r>
-      <w:r>
-        <w:rPr>
-          <w:noProof/>
-        </w:rPr>
-        <w:fldChar w:fldCharType="end"/>
-      </w:r>
-      <w:bookmarkEnd w:id="1"/>
-      <w:r>
-        <w:t xml:space="preserve">. </w:t>
-      </w:r>
-      <w:r>
-        <w:t xml:space="preserve"> </w:t>
-      </w:r>
-      <w:r>
-        <w:t>Fourteen and f</w:t>
-      </w:r>
-      <w:r>
-        <w:t>ifteen-soldier section</w:t>
-      </w:r>
-      <w:r>
-        <w:t>s</w:t>
-      </w:r>
-      <w:r>
-        <w:t xml:space="preserve"> with organic FPVD, support detachment and separate commander</w:t>
-      </w:r>
-    </w:p>
-    <w:p>
-      <w:pPr>
         <w:rPr>
           <w:rFonts w:asciiTheme="majorHAnsi" w:eastAsiaTheme="majorEastAsia" w:hAnsiTheme="majorHAnsi" w:cstheme="majorBidi"/>
           <w:color w:val="0F4761" w:themeColor="accent1" w:themeShade="BF"/>
@@ -2491,29 +2475,99 @@
         <w:t xml:space="preserve"> </w:t>
       </w:r>
       <w:r>
-        <w:t xml:space="preserve">Spencer, J. </w:t>
+        <w:t xml:space="preserve">Joret, G. “What Specialization of the Infantry in </w:t>
+      </w:r>
+      <w:proofErr w:type="spellStart"/>
+      <w:r>
+        <w:t>Armored</w:t>
+      </w:r>
+      <w:proofErr w:type="spellEnd"/>
+      <w:r>
+        <w:t xml:space="preserve"> Combat Operations?”, </w:t>
+      </w:r>
+      <w:proofErr w:type="spellStart"/>
+      <w:r>
+        <w:t>Fantassins</w:t>
+      </w:r>
+      <w:proofErr w:type="spellEnd"/>
+      <w:r>
+        <w:t xml:space="preserve">, no. 52, Spring–Summer 2024, pp. 125–130, pp. 129–130; Bouffard, J. “The Infantry Regiment Model 2030”, </w:t>
+      </w:r>
+      <w:proofErr w:type="spellStart"/>
+      <w:r>
+        <w:t>Fantassins</w:t>
+      </w:r>
+      <w:proofErr w:type="spellEnd"/>
+      <w:r>
+        <w:t>, no. 52, Spring–Summer 2024, pp. 15–20, p. 18.</w:t>
+      </w:r>
+    </w:p>
+  </w:footnote>
+  <w:footnote w:id="11">
+    <w:p>
+      <w:pPr>
+        <w:pStyle w:val="FootnoteText"/>
+      </w:pPr>
+      <w:r>
+        <w:rPr>
+          <w:rStyle w:val="FootnoteReference"/>
+        </w:rPr>
+        <w:footnoteRef/>
+      </w:r>
+      <w:r>
+        <w:t xml:space="preserve"> </w:t>
+      </w:r>
+      <w:r>
+        <w:t xml:space="preserve">UK Ministry of Defence and Defence Science and Technology Laboratory. </w:t>
       </w:r>
       <w:r>
         <w:rPr>
           <w:i/>
           <w:iCs/>
         </w:rPr>
-        <w:t>Creating a Unit Optimized for Urban Warfare</w:t>
-      </w:r>
-      <w:r>
-        <w:t xml:space="preserve">. </w:t>
+        <w:t>British Army Experiments with Dstl Study on Urban Combat</w:t>
+      </w:r>
+      <w:r>
+        <w:t xml:space="preserve">. GOV.UK News Story, 30 March 2023. Available at: </w:t>
+      </w:r>
+      <w:hyperlink r:id="rId5" w:history="1">
+        <w:r>
+          <w:rPr>
+            <w:rStyle w:val="Hyperlink"/>
+          </w:rPr>
+          <w:t>https://www.gov.uk/government/news/british-army-experiments-with-dstl-study-on-urban-combat</w:t>
+        </w:r>
+      </w:hyperlink>
+      <w:r>
+        <w:t xml:space="preserve"> (accessed 22 June 2026)</w:t>
+      </w:r>
+      <w:r>
+        <w:t xml:space="preserve">; </w:t>
+      </w:r>
+      <w:r>
+        <w:t xml:space="preserve">Spencer, J. </w:t>
       </w:r>
       <w:r>
         <w:rPr>
           <w:i/>
           <w:iCs/>
         </w:rPr>
+        <w:t>Creating a Unit Optimized for Urban Warfare</w:t>
+      </w:r>
+      <w:r>
+        <w:t xml:space="preserve">. </w:t>
+      </w:r>
+      <w:r>
+        <w:rPr>
+          <w:i/>
+          <w:iCs/>
+        </w:rPr>
         <w:t>Modern War Institute at West Point</w:t>
       </w:r>
       <w:r>
         <w:t xml:space="preserve">, 18 August 2023. Available at: </w:t>
       </w:r>
-      <w:hyperlink r:id="rId5" w:history="1">
+      <w:hyperlink r:id="rId6" w:history="1">
         <w:r>
           <w:rPr>
             <w:rStyle w:val="Hyperlink"/>
@@ -2526,7 +2580,7 @@
       </w:r>
     </w:p>
   </w:footnote>
-  <w:footnote w:id="11">
+  <w:footnote w:id="12">
     <w:p>
       <w:pPr>
         <w:pStyle w:val="FootnoteText"/>
@@ -2602,7 +2656,7 @@
       <w:r>
         <w:t xml:space="preserve">. 25 February 2026. Available at: </w:t>
       </w:r>
-      <w:hyperlink r:id="rId6" w:tgtFrame="_new" w:history="1">
+      <w:hyperlink r:id="rId7" w:tgtFrame="_new" w:history="1">
         <w:r>
           <w:rPr>
             <w:rStyle w:val="Hyperlink"/>
@@ -2611,23 +2665,10 @@
         </w:r>
       </w:hyperlink>
       <w:r>
-        <w:t xml:space="preserve"> (accessed 1 April 2026).</w:t>
-      </w:r>
-    </w:p>
-  </w:footnote>
-  <w:footnote w:id="12">
-    <w:p>
-      <w:pPr>
-        <w:pStyle w:val="FootnoteText"/>
-      </w:pPr>
-      <w:r>
-        <w:rPr>
-          <w:rStyle w:val="FootnoteReference"/>
-        </w:rPr>
-        <w:footnoteRef/>
-      </w:r>
-      <w:r>
-        <w:t xml:space="preserve"> </w:t>
+        <w:t xml:space="preserve"> (accessed 1 April 2026)</w:t>
+      </w:r>
+      <w:r>
+        <w:t xml:space="preserve">; </w:t>
       </w:r>
       <w:r>
         <w:t xml:space="preserve">TF1 INFO. </w:t>
@@ -2699,7 +2740,7 @@
       <w:r>
         <w:t xml:space="preserve">. YouTube video, 21 February 2026. Available at: </w:t>
       </w:r>
-      <w:hyperlink r:id="rId7" w:tgtFrame="_new" w:history="1">
+      <w:hyperlink r:id="rId8" w:tgtFrame="_new" w:history="1">
         <w:r>
           <w:rPr>
             <w:rStyle w:val="Hyperlink"/>
@@ -2708,23 +2749,10 @@
         </w:r>
       </w:hyperlink>
       <w:r>
-        <w:t xml:space="preserve"> (accessed 1 April 2026).</w:t>
-      </w:r>
-    </w:p>
-  </w:footnote>
-  <w:footnote w:id="13">
-    <w:p>
-      <w:pPr>
-        <w:pStyle w:val="FootnoteText"/>
-      </w:pPr>
-      <w:r>
-        <w:rPr>
-          <w:rStyle w:val="FootnoteReference"/>
-        </w:rPr>
-        <w:footnoteRef/>
-      </w:r>
-      <w:r>
-        <w:t xml:space="preserve"> </w:t>
+        <w:t xml:space="preserve"> (accessed 1 April 2026)</w:t>
+      </w:r>
+      <w:r>
+        <w:t xml:space="preserve">; </w:t>
       </w:r>
       <w:r>
         <w:t xml:space="preserve">Melchior, J. K. </w:t>
@@ -2749,7 +2777,7 @@
       <w:r>
         <w:t xml:space="preserve">, 2020. Available at: </w:t>
       </w:r>
-      <w:hyperlink r:id="rId8" w:tgtFrame="_new" w:history="1">
+      <w:hyperlink r:id="rId9" w:tgtFrame="_new" w:history="1">
         <w:r>
           <w:rPr>
             <w:rStyle w:val="Hyperlink"/>
@@ -2762,7 +2790,7 @@
       </w:r>
     </w:p>
   </w:footnote>
-  <w:footnote w:id="14">
+  <w:footnote w:id="13">
     <w:p>
       <w:pPr>
         <w:pStyle w:val="FootnoteText"/>
@@ -2791,7 +2819,7 @@
       </w:r>
     </w:p>
   </w:footnote>
-  <w:footnote w:id="15">
+  <w:footnote w:id="14">
     <w:p>
       <w:pPr>
         <w:pStyle w:val="FootnoteText"/>
@@ -2828,7 +2856,7 @@
       <w:r>
         <w:t xml:space="preserve">, 13(4), 1989, pp. 54–89. Available at: </w:t>
       </w:r>
-      <w:hyperlink r:id="rId9" w:tgtFrame="_new" w:history="1">
+      <w:hyperlink r:id="rId10" w:tgtFrame="_new" w:history="1">
         <w:r>
           <w:rPr>
             <w:rStyle w:val="Hyperlink"/>
@@ -2841,7 +2869,7 @@
       </w:r>
     </w:p>
   </w:footnote>
-  <w:footnote w:id="16">
+  <w:footnote w:id="15">
     <w:p>
       <w:pPr>
         <w:pStyle w:val="FootnoteText"/>
@@ -2870,7 +2898,7 @@
       </w:r>
     </w:p>
   </w:footnote>
-  <w:footnote w:id="17">
+  <w:footnote w:id="16">
     <w:p>
       <w:pPr>
         <w:pStyle w:val="FootnoteText"/>
@@ -2924,7 +2952,7 @@
       <w:r>
         <w:t xml:space="preserve">. London: Royal United Services Institute for Defence and Security Studies, 2024. Available at: </w:t>
       </w:r>
-      <w:hyperlink r:id="rId10" w:history="1">
+      <w:hyperlink r:id="rId11" w:history="1">
         <w:r>
           <w:rPr>
             <w:rStyle w:val="Hyperlink"/>

--- a/Essays/DF_Review_Article.docx
+++ b/Essays/DF_Review_Article.docx
@@ -271,16 +271,7 @@
       </w:pPr>
       <w:r>
         <w:lastRenderedPageBreak/>
-        <w:t xml:space="preserve">ADAM </w:t>
-      </w:r>
-      <w:r>
-        <w:t>1</w:t>
-      </w:r>
-      <w:r>
-        <w:t>576</w:t>
-      </w:r>
-      <w:r>
-        <w:t xml:space="preserve"> WORDS</w:t>
+        <w:t>ADAM 1667 WORDS</w:t>
       </w:r>
     </w:p>
     <w:p>
@@ -300,7 +291,155 @@
           <w:sz w:val="24"/>
           <w:szCs w:val="24"/>
         </w:rPr>
-        <w:t>Land warfare now turns on exposure: who is observed, when and how fast that observation becomes fire. Cheap sensors and democratised precision strike have collapsed the interval between being seen and being hit, changing what movement costs. Manoeuvre has not been abolished, but its price has risen sharply: it survives only in the windows that sensing, concealment, electronic warfare and fires can briefly open. For Ireland, the question is whether a small force can turn that exposure problem into defensive cost.</w:t>
+        <w:t>Land warfare now turns on exposure: who is observed, when and how fast that observation becomes fire</w:t>
+      </w:r>
+      <w:r>
+        <w:rPr>
+          <w:rFonts w:asciiTheme="minorHAnsi" w:eastAsiaTheme="minorHAnsi" w:hAnsiTheme="minorHAnsi" w:cstheme="minorBidi"/>
+          <w:color w:val="auto"/>
+          <w:sz w:val="24"/>
+          <w:szCs w:val="24"/>
+        </w:rPr>
+        <w:t>.</w:t>
+      </w:r>
+      <w:r>
+        <w:rPr>
+          <w:rStyle w:val="EndnoteReference"/>
+          <w:rFonts w:asciiTheme="minorHAnsi" w:eastAsiaTheme="minorHAnsi" w:hAnsiTheme="minorHAnsi" w:cstheme="minorBidi"/>
+          <w:color w:val="auto"/>
+          <w:sz w:val="24"/>
+          <w:szCs w:val="24"/>
+        </w:rPr>
+        <w:endnoteReference w:id="1"/>
+      </w:r>
+      <w:r>
+        <w:rPr>
+          <w:rFonts w:asciiTheme="minorHAnsi" w:eastAsiaTheme="minorHAnsi" w:hAnsiTheme="minorHAnsi" w:cstheme="minorBidi"/>
+          <w:color w:val="auto"/>
+          <w:sz w:val="24"/>
+          <w:szCs w:val="24"/>
+        </w:rPr>
+        <w:t xml:space="preserve"> Cheap sensors and democratised precision strike have collapsed the interval between being seen and being hit, changing what movement costs</w:t>
+      </w:r>
+      <w:r>
+        <w:rPr>
+          <w:rStyle w:val="EndnoteReference"/>
+          <w:rFonts w:asciiTheme="minorHAnsi" w:eastAsiaTheme="minorHAnsi" w:hAnsiTheme="minorHAnsi" w:cstheme="minorBidi"/>
+          <w:color w:val="auto"/>
+          <w:sz w:val="24"/>
+          <w:szCs w:val="24"/>
+        </w:rPr>
+        <w:endnoteReference w:id="2"/>
+      </w:r>
+      <w:r>
+        <w:rPr>
+          <w:rFonts w:asciiTheme="minorHAnsi" w:eastAsiaTheme="minorHAnsi" w:hAnsiTheme="minorHAnsi" w:cstheme="minorBidi"/>
+          <w:color w:val="auto"/>
+          <w:sz w:val="24"/>
+          <w:szCs w:val="24"/>
+        </w:rPr>
+        <w:t xml:space="preserve">. </w:t>
+      </w:r>
+      <w:r>
+        <w:rPr>
+          <w:rFonts w:asciiTheme="minorHAnsi" w:eastAsiaTheme="minorHAnsi" w:hAnsiTheme="minorHAnsi" w:cstheme="minorBidi"/>
+          <w:color w:val="auto"/>
+          <w:sz w:val="24"/>
+          <w:szCs w:val="24"/>
+        </w:rPr>
+        <w:t>Scholars divide between those who</w:t>
+      </w:r>
+      <w:r>
+        <w:rPr>
+          <w:rFonts w:asciiTheme="minorHAnsi" w:eastAsiaTheme="minorHAnsi" w:hAnsiTheme="minorHAnsi" w:cstheme="minorBidi"/>
+          <w:color w:val="auto"/>
+          <w:sz w:val="24"/>
+          <w:szCs w:val="24"/>
+        </w:rPr>
+        <w:t xml:space="preserve"> ask whether </w:t>
+      </w:r>
+      <w:r>
+        <w:rPr>
+          <w:rFonts w:asciiTheme="minorHAnsi" w:eastAsiaTheme="minorHAnsi" w:hAnsiTheme="minorHAnsi" w:cstheme="minorBidi"/>
+          <w:color w:val="auto"/>
+          <w:sz w:val="24"/>
+          <w:szCs w:val="24"/>
+        </w:rPr>
+        <w:t>manoeuvre is “dead”</w:t>
+      </w:r>
+      <w:r>
+        <w:rPr>
+          <w:rStyle w:val="EndnoteReference"/>
+          <w:rFonts w:asciiTheme="minorHAnsi" w:eastAsiaTheme="minorHAnsi" w:hAnsiTheme="minorHAnsi" w:cstheme="minorBidi"/>
+          <w:color w:val="auto"/>
+          <w:sz w:val="24"/>
+          <w:szCs w:val="24"/>
+        </w:rPr>
+        <w:endnoteReference w:id="3"/>
+      </w:r>
+      <w:r>
+        <w:rPr>
+          <w:rFonts w:asciiTheme="minorHAnsi" w:eastAsiaTheme="minorHAnsi" w:hAnsiTheme="minorHAnsi" w:cstheme="minorBidi"/>
+          <w:color w:val="auto"/>
+          <w:sz w:val="24"/>
+          <w:szCs w:val="24"/>
+        </w:rPr>
+        <w:t xml:space="preserve"> and </w:t>
+      </w:r>
+      <w:r>
+        <w:rPr>
+          <w:rFonts w:asciiTheme="minorHAnsi" w:eastAsiaTheme="minorHAnsi" w:hAnsiTheme="minorHAnsi" w:cstheme="minorBidi"/>
+          <w:color w:val="auto"/>
+          <w:sz w:val="24"/>
+          <w:szCs w:val="24"/>
+        </w:rPr>
+        <w:t>those who argue that it must adapt to survive</w:t>
+      </w:r>
+      <w:r>
+        <w:rPr>
+          <w:rFonts w:asciiTheme="minorHAnsi" w:eastAsiaTheme="minorHAnsi" w:hAnsiTheme="minorHAnsi" w:cstheme="minorBidi"/>
+          <w:color w:val="auto"/>
+          <w:sz w:val="24"/>
+          <w:szCs w:val="24"/>
+        </w:rPr>
+        <w:t>.</w:t>
+      </w:r>
+      <w:r>
+        <w:rPr>
+          <w:rStyle w:val="EndnoteReference"/>
+          <w:rFonts w:asciiTheme="minorHAnsi" w:eastAsiaTheme="minorHAnsi" w:hAnsiTheme="minorHAnsi" w:cstheme="minorBidi"/>
+          <w:color w:val="auto"/>
+          <w:sz w:val="24"/>
+          <w:szCs w:val="24"/>
+        </w:rPr>
+        <w:endnoteReference w:id="4"/>
+      </w:r>
+      <w:r>
+        <w:rPr>
+          <w:rFonts w:asciiTheme="minorHAnsi" w:eastAsiaTheme="minorHAnsi" w:hAnsiTheme="minorHAnsi" w:cstheme="minorBidi"/>
+          <w:color w:val="auto"/>
+          <w:sz w:val="24"/>
+          <w:szCs w:val="24"/>
+        </w:rPr>
+        <w:t xml:space="preserve"> </w:t>
+      </w:r>
+      <w:r>
+        <w:rPr>
+          <w:rFonts w:asciiTheme="minorHAnsi" w:eastAsiaTheme="minorHAnsi" w:hAnsiTheme="minorHAnsi" w:cstheme="minorBidi"/>
+          <w:color w:val="auto"/>
+          <w:sz w:val="24"/>
+          <w:szCs w:val="24"/>
+        </w:rPr>
+        <w:t xml:space="preserve">What is clear is that its price has risen sharply: manoeuvre survives only in the windows that sensing, concealment, electronic warfare and fires can briefly open. </w:t>
+      </w:r>
+      <w:r>
+        <w:rPr>
+          <w:rFonts w:asciiTheme="minorHAnsi" w:eastAsiaTheme="minorHAnsi" w:hAnsiTheme="minorHAnsi" w:cstheme="minorBidi"/>
+          <w:color w:val="auto"/>
+          <w:sz w:val="24"/>
+          <w:szCs w:val="24"/>
+        </w:rPr>
+        <w:t>For Ireland, the question is whether a small force can turn that exposure problem into defensive cost.</w:t>
       </w:r>
     </w:p>
     <w:p>
@@ -324,886 +463,756 @@
       </w:r>
       <w:r>
         <w:rPr>
+          <w:rStyle w:val="EndnoteReference"/>
+          <w:rFonts w:asciiTheme="minorHAnsi" w:eastAsiaTheme="minorHAnsi" w:hAnsiTheme="minorHAnsi" w:cstheme="minorBidi"/>
+          <w:color w:val="auto"/>
+          <w:sz w:val="24"/>
+          <w:szCs w:val="24"/>
+        </w:rPr>
+        <w:endnoteReference w:id="5"/>
+      </w:r>
+      <w:r>
+        <w:rPr>
+          <w:rFonts w:asciiTheme="minorHAnsi" w:eastAsiaTheme="minorHAnsi" w:hAnsiTheme="minorHAnsi" w:cstheme="minorBidi"/>
+          <w:color w:val="auto"/>
+          <w:sz w:val="24"/>
+          <w:szCs w:val="24"/>
+        </w:rPr>
+        <w:t xml:space="preserve"> </w:t>
+      </w:r>
+      <w:r>
+        <w:rPr>
+          <w:rFonts w:asciiTheme="minorHAnsi" w:eastAsiaTheme="minorHAnsi" w:hAnsiTheme="minorHAnsi" w:cstheme="minorBidi"/>
+          <w:color w:val="auto"/>
+          <w:sz w:val="24"/>
+          <w:szCs w:val="24"/>
+        </w:rPr>
+        <w:t>updates the White Paper</w:t>
+      </w:r>
+      <w:r>
+        <w:rPr>
+          <w:rStyle w:val="EndnoteReference"/>
+          <w:rFonts w:asciiTheme="minorHAnsi" w:eastAsiaTheme="minorHAnsi" w:hAnsiTheme="minorHAnsi" w:cstheme="minorBidi"/>
+          <w:color w:val="auto"/>
+          <w:sz w:val="24"/>
+          <w:szCs w:val="24"/>
+        </w:rPr>
+        <w:endnoteReference w:id="6"/>
+      </w:r>
+      <w:r>
+        <w:rPr>
+          <w:rFonts w:asciiTheme="minorHAnsi" w:eastAsiaTheme="minorHAnsi" w:hAnsiTheme="minorHAnsi" w:cstheme="minorBidi"/>
+          <w:color w:val="auto"/>
+          <w:sz w:val="24"/>
+          <w:szCs w:val="24"/>
+        </w:rPr>
+        <w:t xml:space="preserve"> — constituting</w:t>
+      </w:r>
+      <w:r>
+        <w:rPr>
+          <w:rFonts w:asciiTheme="minorHAnsi" w:eastAsiaTheme="minorHAnsi" w:hAnsiTheme="minorHAnsi" w:cstheme="minorBidi"/>
+          <w:color w:val="auto"/>
+          <w:sz w:val="24"/>
+          <w:szCs w:val="24"/>
+        </w:rPr>
+        <w:t xml:space="preserve"> a de facto substitute</w:t>
+      </w:r>
+      <w:r>
+        <w:rPr>
+          <w:rFonts w:asciiTheme="minorHAnsi" w:eastAsiaTheme="minorHAnsi" w:hAnsiTheme="minorHAnsi" w:cstheme="minorBidi"/>
+          <w:color w:val="auto"/>
+          <w:sz w:val="24"/>
+          <w:szCs w:val="24"/>
+        </w:rPr>
+        <w:t>. The military is tasked to “</w:t>
+      </w:r>
+      <w:r>
+        <w:rPr>
+          <w:rFonts w:asciiTheme="minorHAnsi" w:eastAsiaTheme="minorHAnsi" w:hAnsiTheme="minorHAnsi" w:cstheme="minorBidi"/>
+          <w:color w:val="auto"/>
+          <w:sz w:val="24"/>
+          <w:szCs w:val="24"/>
+        </w:rPr>
+        <w:t>provide for the military Defence of the</w:t>
+      </w:r>
+      <w:r>
+        <w:rPr>
+          <w:rFonts w:asciiTheme="minorHAnsi" w:eastAsiaTheme="minorHAnsi" w:hAnsiTheme="minorHAnsi" w:cstheme="minorBidi"/>
+          <w:color w:val="auto"/>
+          <w:sz w:val="24"/>
+          <w:szCs w:val="24"/>
+        </w:rPr>
+        <w:t xml:space="preserve"> </w:t>
+      </w:r>
+      <w:r>
+        <w:rPr>
+          <w:rFonts w:asciiTheme="minorHAnsi" w:eastAsiaTheme="minorHAnsi" w:hAnsiTheme="minorHAnsi" w:cstheme="minorBidi"/>
+          <w:color w:val="auto"/>
+          <w:sz w:val="24"/>
+          <w:szCs w:val="24"/>
+        </w:rPr>
+        <w:t>State from armed aggression</w:t>
+      </w:r>
+      <w:r>
+        <w:rPr>
+          <w:rFonts w:asciiTheme="minorHAnsi" w:eastAsiaTheme="minorHAnsi" w:hAnsiTheme="minorHAnsi" w:cstheme="minorBidi"/>
+          <w:color w:val="auto"/>
+          <w:sz w:val="24"/>
+          <w:szCs w:val="24"/>
+        </w:rPr>
+        <w:t>”.</w:t>
+      </w:r>
+      <w:r>
+        <w:rPr>
+          <w:rFonts w:asciiTheme="minorHAnsi" w:eastAsiaTheme="minorHAnsi" w:hAnsiTheme="minorHAnsi" w:cstheme="minorBidi"/>
+          <w:color w:val="auto"/>
+          <w:sz w:val="24"/>
+          <w:szCs w:val="24"/>
+        </w:rPr>
+        <w:t xml:space="preserve"> </w:t>
+      </w:r>
+      <w:r>
+        <w:rPr>
+          <w:rFonts w:asciiTheme="minorHAnsi" w:eastAsiaTheme="minorHAnsi" w:hAnsiTheme="minorHAnsi" w:cstheme="minorBidi"/>
+          <w:color w:val="auto"/>
+          <w:sz w:val="24"/>
+          <w:szCs w:val="24"/>
+        </w:rPr>
+        <w:t>While m</w:t>
+      </w:r>
+      <w:r>
+        <w:rPr>
+          <w:rFonts w:asciiTheme="minorHAnsi" w:eastAsiaTheme="minorHAnsi" w:hAnsiTheme="minorHAnsi" w:cstheme="minorBidi"/>
+          <w:color w:val="auto"/>
+          <w:sz w:val="24"/>
+          <w:szCs w:val="24"/>
+        </w:rPr>
+        <w:t xml:space="preserve">ilitary </w:t>
+      </w:r>
+      <w:r>
+        <w:rPr>
+          <w:rFonts w:asciiTheme="minorHAnsi" w:eastAsiaTheme="minorHAnsi" w:hAnsiTheme="minorHAnsi" w:cstheme="minorBidi"/>
+          <w:color w:val="auto"/>
+          <w:sz w:val="24"/>
+          <w:szCs w:val="24"/>
+        </w:rPr>
+        <w:t>strategy and operations</w:t>
+      </w:r>
+      <w:r>
+        <w:rPr>
+          <w:rFonts w:asciiTheme="minorHAnsi" w:eastAsiaTheme="minorHAnsi" w:hAnsiTheme="minorHAnsi" w:cstheme="minorBidi"/>
+          <w:color w:val="auto"/>
+          <w:sz w:val="24"/>
+          <w:szCs w:val="24"/>
+        </w:rPr>
+        <w:t xml:space="preserve"> can organise effort</w:t>
+      </w:r>
+      <w:r>
+        <w:rPr>
+          <w:rFonts w:asciiTheme="minorHAnsi" w:eastAsiaTheme="minorHAnsi" w:hAnsiTheme="minorHAnsi" w:cstheme="minorBidi"/>
+          <w:color w:val="auto"/>
+          <w:sz w:val="24"/>
+          <w:szCs w:val="24"/>
+        </w:rPr>
+        <w:t>, policy directs</w:t>
+      </w:r>
+      <w:r>
+        <w:rPr>
+          <w:rFonts w:asciiTheme="minorHAnsi" w:eastAsiaTheme="minorHAnsi" w:hAnsiTheme="minorHAnsi" w:cstheme="minorBidi"/>
+          <w:color w:val="auto"/>
+          <w:sz w:val="24"/>
+          <w:szCs w:val="24"/>
+        </w:rPr>
+        <w:t xml:space="preserve">. In that vacuum, force design drifts toward continuity. </w:t>
+      </w:r>
+    </w:p>
+    <w:p>
+      <w:pPr>
+        <w:pStyle w:val="Heading2"/>
+        <w:rPr>
+          <w:rFonts w:asciiTheme="minorHAnsi" w:eastAsiaTheme="minorHAnsi" w:hAnsiTheme="minorHAnsi" w:cstheme="minorBidi"/>
+          <w:color w:val="auto"/>
+          <w:sz w:val="24"/>
+          <w:szCs w:val="24"/>
+        </w:rPr>
+      </w:pPr>
+      <w:r>
+        <w:rPr>
+          <w:rFonts w:asciiTheme="minorHAnsi" w:eastAsiaTheme="minorHAnsi" w:hAnsiTheme="minorHAnsi" w:cstheme="minorBidi"/>
+          <w:color w:val="auto"/>
+          <w:sz w:val="24"/>
+          <w:szCs w:val="24"/>
+        </w:rPr>
+        <w:t>Territorial defence is no longer implausible. It remains politically constrained and under-resourced, but force design cannot assume Europe’s post-1945 “long peace”</w:t>
+      </w:r>
+      <w:r>
+        <w:rPr>
+          <w:rStyle w:val="EndnoteReference"/>
+          <w:rFonts w:asciiTheme="minorHAnsi" w:eastAsiaTheme="minorHAnsi" w:hAnsiTheme="minorHAnsi" w:cstheme="minorBidi"/>
+          <w:color w:val="auto"/>
+          <w:sz w:val="24"/>
+          <w:szCs w:val="24"/>
+        </w:rPr>
+        <w:endnoteReference w:id="7"/>
+      </w:r>
+      <w:r>
+        <w:rPr>
+          <w:rFonts w:asciiTheme="minorHAnsi" w:eastAsiaTheme="minorHAnsi" w:hAnsiTheme="minorHAnsi" w:cstheme="minorBidi"/>
+          <w:color w:val="auto"/>
+          <w:sz w:val="24"/>
+          <w:szCs w:val="24"/>
+        </w:rPr>
+        <w:t xml:space="preserve"> will continue indefinitely</w:t>
+      </w:r>
+      <w:r>
+        <w:rPr>
+          <w:rFonts w:asciiTheme="minorHAnsi" w:eastAsiaTheme="minorHAnsi" w:hAnsiTheme="minorHAnsi" w:cstheme="minorBidi"/>
+          <w:color w:val="auto"/>
+          <w:sz w:val="24"/>
+          <w:szCs w:val="24"/>
+        </w:rPr>
+        <w:t>.</w:t>
+      </w:r>
+      <w:r>
+        <w:rPr>
+          <w:rFonts w:asciiTheme="minorHAnsi" w:eastAsiaTheme="minorHAnsi" w:hAnsiTheme="minorHAnsi" w:cstheme="minorBidi"/>
+          <w:color w:val="auto"/>
+          <w:sz w:val="24"/>
+          <w:szCs w:val="24"/>
+        </w:rPr>
+        <w:t xml:space="preserve"> The dispute over </w:t>
+      </w:r>
+      <w:r>
+        <w:rPr>
+          <w:rFonts w:asciiTheme="minorHAnsi" w:eastAsiaTheme="minorHAnsi" w:hAnsiTheme="minorHAnsi" w:cstheme="minorBidi"/>
+          <w:color w:val="auto"/>
+          <w:sz w:val="24"/>
+          <w:szCs w:val="24"/>
+        </w:rPr>
+        <w:t>Greenland</w:t>
+      </w:r>
+      <w:r>
+        <w:rPr>
+          <w:rStyle w:val="EndnoteReference"/>
+          <w:rFonts w:asciiTheme="minorHAnsi" w:eastAsiaTheme="minorHAnsi" w:hAnsiTheme="minorHAnsi" w:cstheme="minorBidi"/>
+          <w:color w:val="auto"/>
+          <w:sz w:val="24"/>
+          <w:szCs w:val="24"/>
+        </w:rPr>
+        <w:endnoteReference w:id="8"/>
+      </w:r>
+      <w:r>
+        <w:rPr>
+          <w:rFonts w:asciiTheme="minorHAnsi" w:eastAsiaTheme="minorHAnsi" w:hAnsiTheme="minorHAnsi" w:cstheme="minorBidi"/>
+          <w:color w:val="auto"/>
+          <w:sz w:val="24"/>
+          <w:szCs w:val="24"/>
+        </w:rPr>
+        <w:t xml:space="preserve"> and Denmark’s response</w:t>
+      </w:r>
+      <w:r>
+        <w:rPr>
+          <w:rStyle w:val="EndnoteReference"/>
+          <w:rFonts w:asciiTheme="minorHAnsi" w:eastAsiaTheme="minorHAnsi" w:hAnsiTheme="minorHAnsi" w:cstheme="minorBidi"/>
+          <w:color w:val="auto"/>
+          <w:sz w:val="24"/>
+          <w:szCs w:val="24"/>
+        </w:rPr>
+        <w:endnoteReference w:id="9"/>
+      </w:r>
+      <w:r>
+        <w:rPr>
+          <w:rFonts w:asciiTheme="minorHAnsi" w:eastAsiaTheme="minorHAnsi" w:hAnsiTheme="minorHAnsi" w:cstheme="minorBidi"/>
+          <w:color w:val="auto"/>
+          <w:sz w:val="24"/>
+          <w:szCs w:val="24"/>
+        </w:rPr>
+        <w:t xml:space="preserve">  </w:t>
+      </w:r>
+      <w:r>
+        <w:rPr>
+          <w:rFonts w:asciiTheme="minorHAnsi" w:eastAsiaTheme="minorHAnsi" w:hAnsiTheme="minorHAnsi" w:cstheme="minorBidi"/>
+          <w:color w:val="auto"/>
+          <w:sz w:val="24"/>
+          <w:szCs w:val="24"/>
+        </w:rPr>
+        <w:t>show how quickly strategically marginal scenarios can become plausible</w:t>
+      </w:r>
+      <w:r>
+        <w:rPr>
+          <w:rFonts w:asciiTheme="minorHAnsi" w:eastAsiaTheme="minorHAnsi" w:hAnsiTheme="minorHAnsi" w:cstheme="minorBidi"/>
+          <w:color w:val="auto"/>
+          <w:sz w:val="24"/>
+          <w:szCs w:val="24"/>
+        </w:rPr>
+        <w:t xml:space="preserve"> planning problems.</w:t>
+      </w:r>
+      <w:r>
+        <w:t xml:space="preserve"> </w:t>
+      </w:r>
+      <w:r>
+        <w:rPr>
+          <w:rFonts w:asciiTheme="minorHAnsi" w:eastAsiaTheme="minorHAnsi" w:hAnsiTheme="minorHAnsi" w:cstheme="minorBidi"/>
+          <w:color w:val="auto"/>
+          <w:sz w:val="24"/>
+          <w:szCs w:val="24"/>
+        </w:rPr>
+        <w:t xml:space="preserve">Threat perception is a poor guide to future risk. Without </w:t>
+      </w:r>
+      <w:proofErr w:type="spellStart"/>
+      <w:r>
+        <w:rPr>
+          <w:rFonts w:asciiTheme="minorHAnsi" w:eastAsiaTheme="minorHAnsi" w:hAnsiTheme="minorHAnsi" w:cstheme="minorBidi"/>
+          <w:color w:val="auto"/>
+          <w:sz w:val="24"/>
+          <w:szCs w:val="24"/>
+        </w:rPr>
+        <w:t>UxS</w:t>
+      </w:r>
+      <w:proofErr w:type="spellEnd"/>
+      <w:r>
+        <w:rPr>
+          <w:rFonts w:asciiTheme="minorHAnsi" w:eastAsiaTheme="minorHAnsi" w:hAnsiTheme="minorHAnsi" w:cstheme="minorBidi"/>
+          <w:color w:val="auto"/>
+          <w:sz w:val="24"/>
+          <w:szCs w:val="24"/>
+        </w:rPr>
+        <w:t xml:space="preserve"> adaptation, Ireland risks preserving yesterday’s force without a credible theory of victory for </w:t>
+      </w:r>
+      <w:r>
+        <w:rPr>
+          <w:rFonts w:asciiTheme="minorHAnsi" w:eastAsiaTheme="minorHAnsi" w:hAnsiTheme="minorHAnsi" w:cstheme="minorBidi"/>
+          <w:color w:val="auto"/>
+          <w:sz w:val="24"/>
+          <w:szCs w:val="24"/>
+        </w:rPr>
+        <w:t>future conflict</w:t>
+      </w:r>
+      <w:r>
+        <w:rPr>
+          <w:rFonts w:asciiTheme="minorHAnsi" w:eastAsiaTheme="minorHAnsi" w:hAnsiTheme="minorHAnsi" w:cstheme="minorBidi"/>
+          <w:color w:val="auto"/>
+          <w:sz w:val="24"/>
+          <w:szCs w:val="24"/>
+        </w:rPr>
+        <w:t>.</w:t>
+      </w:r>
+      <w:r>
+        <w:rPr>
+          <w:rFonts w:asciiTheme="minorHAnsi" w:eastAsiaTheme="minorHAnsi" w:hAnsiTheme="minorHAnsi" w:cstheme="minorBidi"/>
+          <w:color w:val="auto"/>
+          <w:sz w:val="24"/>
+          <w:szCs w:val="24"/>
+        </w:rPr>
+        <w:t xml:space="preserve"> </w:t>
+      </w:r>
+      <w:r>
+        <w:rPr>
+          <w:rFonts w:asciiTheme="minorHAnsi" w:eastAsiaTheme="minorHAnsi" w:hAnsiTheme="minorHAnsi" w:cstheme="minorBidi"/>
+          <w:color w:val="auto"/>
+          <w:sz w:val="24"/>
+          <w:szCs w:val="24"/>
+        </w:rPr>
+        <w:t>Any force arriving by sea or air must be contested on land; that task falls primarily to light infantry.</w:t>
+      </w:r>
+      <w:r>
+        <w:rPr>
+          <w:rFonts w:asciiTheme="minorHAnsi" w:eastAsiaTheme="minorHAnsi" w:hAnsiTheme="minorHAnsi" w:cstheme="minorBidi"/>
+          <w:color w:val="auto"/>
+          <w:sz w:val="24"/>
+          <w:szCs w:val="24"/>
+        </w:rPr>
+        <w:t xml:space="preserve"> That makes the section</w:t>
+      </w:r>
+      <w:r>
+        <w:rPr>
+          <w:rFonts w:asciiTheme="minorHAnsi" w:eastAsiaTheme="minorHAnsi" w:hAnsiTheme="minorHAnsi" w:cstheme="minorBidi"/>
+          <w:color w:val="auto"/>
+          <w:sz w:val="24"/>
+          <w:szCs w:val="24"/>
+        </w:rPr>
+        <w:t xml:space="preserve"> the</w:t>
+      </w:r>
+      <w:r>
+        <w:rPr>
+          <w:rFonts w:asciiTheme="minorHAnsi" w:eastAsiaTheme="minorHAnsi" w:hAnsiTheme="minorHAnsi" w:cstheme="minorBidi"/>
+          <w:color w:val="auto"/>
+          <w:sz w:val="24"/>
+          <w:szCs w:val="24"/>
+        </w:rPr>
+        <w:t xml:space="preserve"> critical unit of analysis. </w:t>
+      </w:r>
+    </w:p>
+    <w:p>
+      <w:r>
+        <w:br w:type="page"/>
+      </w:r>
+    </w:p>
+    <w:p>
+      <w:r>
+        <w:lastRenderedPageBreak/>
+        <w:t>Capability is sometimes reduced to equipment, but it is better understood as the synthesis described by DOTMLPF-I</w:t>
+      </w:r>
+      <w:r>
+        <w:t>.</w:t>
+      </w:r>
+      <w:r>
+        <w:rPr>
+          <w:rStyle w:val="EndnoteReference"/>
+        </w:rPr>
+        <w:endnoteReference w:id="10"/>
+      </w:r>
+      <w:r>
+        <w:t xml:space="preserve"> Ireland’s light infantry section is not an equipment problem; it is a structure overtaken by the threat.</w:t>
+      </w:r>
+      <w:r>
+        <w:t xml:space="preserve"> O</w:t>
+      </w:r>
+      <w:r>
+        <w:t>n that basis</w:t>
+      </w:r>
+      <w:r>
+        <w:t>,</w:t>
+      </w:r>
+      <w:r>
+        <w:t xml:space="preserve"> the section fails against nearly every line. Its doctrine</w:t>
+      </w:r>
+      <w:r>
+        <w:rPr>
+          <w:rStyle w:val="EndnoteReference"/>
+        </w:rPr>
+        <w:endnoteReference w:id="11"/>
+      </w:r>
+      <w:r>
+        <w:t xml:space="preserve"> remains that of a foot-mobile light infantry section, </w:t>
+      </w:r>
+      <w:r>
+        <w:rPr>
+          <w:highlight w:val="yellow"/>
+        </w:rPr>
+        <w:t>never reconciled with the vehicles now built to carry it</w:t>
+      </w:r>
+      <w:r>
+        <w:t>. Its organisation may now be rebuilt around vehicle capacity,</w:t>
+      </w:r>
+      <w:r>
+        <w:rPr>
+          <w:rStyle w:val="EndnoteReference"/>
+        </w:rPr>
+        <w:endnoteReference w:id="12"/>
+      </w:r>
+      <w:r>
+        <w:rPr>
           <w:rStyle w:val="FootnoteReference"/>
-          <w:rFonts w:asciiTheme="minorHAnsi" w:eastAsiaTheme="minorHAnsi" w:hAnsiTheme="minorHAnsi" w:cstheme="minorBidi"/>
-          <w:color w:val="auto"/>
-          <w:sz w:val="24"/>
-          <w:szCs w:val="24"/>
-        </w:rPr>
-        <w:footnoteReference w:id="1"/>
-      </w:r>
-      <w:r>
-        <w:rPr>
-          <w:rFonts w:asciiTheme="minorHAnsi" w:eastAsiaTheme="minorHAnsi" w:hAnsiTheme="minorHAnsi" w:cstheme="minorBidi"/>
-          <w:color w:val="auto"/>
-          <w:sz w:val="24"/>
-          <w:szCs w:val="24"/>
         </w:rPr>
         <w:t xml:space="preserve"> </w:t>
       </w:r>
       <w:r>
-        <w:rPr>
-          <w:rFonts w:asciiTheme="minorHAnsi" w:eastAsiaTheme="minorHAnsi" w:hAnsiTheme="minorHAnsi" w:cstheme="minorBidi"/>
-          <w:color w:val="auto"/>
-          <w:sz w:val="24"/>
-          <w:szCs w:val="24"/>
-        </w:rPr>
-        <w:t>updates the White Paper</w:t>
+        <w:t xml:space="preserve">on the assumption that one section must fit one carrier </w:t>
+      </w:r>
+      <w:r>
+        <w:rPr>
+          <w:strike/>
+        </w:rPr>
+        <w:t>— a constraint more appropriate for mechanised and armoured formations</w:t>
+      </w:r>
+      <w:r>
+        <w:t xml:space="preserve">. </w:t>
+      </w:r>
+      <w:r>
+        <w:t>It</w:t>
+      </w:r>
+      <w:r>
+        <w:t xml:space="preserve"> should</w:t>
+      </w:r>
+      <w:r>
+        <w:t xml:space="preserve"> not bind light infantry, which </w:t>
+      </w:r>
+      <w:r>
+        <w:t>can move</w:t>
+      </w:r>
+      <w:r>
+        <w:t xml:space="preserve"> on foot or in soft-skin vehicles, increasingly all-terrain </w:t>
+      </w:r>
+      <w:r>
+        <w:t xml:space="preserve">vehicles </w:t>
+      </w:r>
+      <w:r>
+        <w:t>such as the ULTV.</w:t>
+      </w:r>
+      <w:r>
+        <w:rPr>
+          <w:rStyle w:val="EndnoteReference"/>
+        </w:rPr>
+        <w:endnoteReference w:id="13"/>
       </w:r>
       <w:r>
         <w:rPr>
           <w:rStyle w:val="FootnoteReference"/>
-          <w:rFonts w:asciiTheme="minorHAnsi" w:eastAsiaTheme="minorHAnsi" w:hAnsiTheme="minorHAnsi" w:cstheme="minorBidi"/>
-          <w:color w:val="auto"/>
-          <w:sz w:val="24"/>
-          <w:szCs w:val="24"/>
-        </w:rPr>
-        <w:footnoteReference w:id="2"/>
-      </w:r>
-      <w:r>
-        <w:rPr>
-          <w:rFonts w:asciiTheme="minorHAnsi" w:eastAsiaTheme="minorHAnsi" w:hAnsiTheme="minorHAnsi" w:cstheme="minorBidi"/>
-          <w:color w:val="auto"/>
-          <w:sz w:val="24"/>
-          <w:szCs w:val="24"/>
-        </w:rPr>
-        <w:t>, constituting</w:t>
-      </w:r>
-      <w:r>
-        <w:rPr>
-          <w:rFonts w:asciiTheme="minorHAnsi" w:eastAsiaTheme="minorHAnsi" w:hAnsiTheme="minorHAnsi" w:cstheme="minorBidi"/>
-          <w:color w:val="auto"/>
-          <w:sz w:val="24"/>
-          <w:szCs w:val="24"/>
-        </w:rPr>
-        <w:t xml:space="preserve"> a de facto substitute</w:t>
-      </w:r>
-      <w:r>
-        <w:rPr>
-          <w:rFonts w:asciiTheme="minorHAnsi" w:eastAsiaTheme="minorHAnsi" w:hAnsiTheme="minorHAnsi" w:cstheme="minorBidi"/>
-          <w:color w:val="auto"/>
-          <w:sz w:val="24"/>
-          <w:szCs w:val="24"/>
-        </w:rPr>
-        <w:t>. The military is tasked “</w:t>
-      </w:r>
-      <w:r>
-        <w:rPr>
-          <w:rFonts w:asciiTheme="minorHAnsi" w:eastAsiaTheme="minorHAnsi" w:hAnsiTheme="minorHAnsi" w:cstheme="minorBidi"/>
-          <w:color w:val="auto"/>
-          <w:sz w:val="24"/>
-          <w:szCs w:val="24"/>
-        </w:rPr>
-        <w:t>To provide for the military Defence of the</w:t>
-      </w:r>
-      <w:r>
-        <w:rPr>
-          <w:rFonts w:asciiTheme="minorHAnsi" w:eastAsiaTheme="minorHAnsi" w:hAnsiTheme="minorHAnsi" w:cstheme="minorBidi"/>
-          <w:color w:val="auto"/>
-          <w:sz w:val="24"/>
-          <w:szCs w:val="24"/>
         </w:rPr>
         <w:t xml:space="preserve"> </w:t>
       </w:r>
       <w:r>
         <w:rPr>
-          <w:rFonts w:asciiTheme="minorHAnsi" w:eastAsiaTheme="minorHAnsi" w:hAnsiTheme="minorHAnsi" w:cstheme="minorBidi"/>
-          <w:color w:val="auto"/>
-          <w:sz w:val="24"/>
-          <w:szCs w:val="24"/>
-        </w:rPr>
-        <w:t>State from armed aggression</w:t>
-      </w:r>
-      <w:r>
-        <w:rPr>
-          <w:rFonts w:asciiTheme="minorHAnsi" w:eastAsiaTheme="minorHAnsi" w:hAnsiTheme="minorHAnsi" w:cstheme="minorBidi"/>
-          <w:color w:val="auto"/>
-          <w:sz w:val="24"/>
-          <w:szCs w:val="24"/>
-        </w:rPr>
-        <w:t>”.</w:t>
-      </w:r>
-      <w:r>
-        <w:rPr>
-          <w:rFonts w:asciiTheme="minorHAnsi" w:eastAsiaTheme="minorHAnsi" w:hAnsiTheme="minorHAnsi" w:cstheme="minorBidi"/>
-          <w:color w:val="auto"/>
-          <w:sz w:val="24"/>
-          <w:szCs w:val="24"/>
+          <w:rStyle w:val="FootnoteReference"/>
         </w:rPr>
         <w:t xml:space="preserve"> </w:t>
       </w:r>
       <w:r>
-        <w:rPr>
-          <w:rFonts w:asciiTheme="minorHAnsi" w:eastAsiaTheme="minorHAnsi" w:hAnsiTheme="minorHAnsi" w:cstheme="minorBidi"/>
-          <w:color w:val="auto"/>
-          <w:sz w:val="24"/>
-          <w:szCs w:val="24"/>
-        </w:rPr>
-        <w:t>While m</w:t>
-      </w:r>
-      <w:r>
-        <w:rPr>
-          <w:rFonts w:asciiTheme="minorHAnsi" w:eastAsiaTheme="minorHAnsi" w:hAnsiTheme="minorHAnsi" w:cstheme="minorBidi"/>
-          <w:color w:val="auto"/>
-          <w:sz w:val="24"/>
-          <w:szCs w:val="24"/>
-        </w:rPr>
-        <w:t xml:space="preserve">ilitary </w:t>
-      </w:r>
-      <w:r>
-        <w:rPr>
-          <w:rFonts w:asciiTheme="minorHAnsi" w:eastAsiaTheme="minorHAnsi" w:hAnsiTheme="minorHAnsi" w:cstheme="minorBidi"/>
-          <w:color w:val="auto"/>
-          <w:sz w:val="24"/>
-          <w:szCs w:val="24"/>
-        </w:rPr>
-        <w:t>strategy and operations</w:t>
-      </w:r>
-      <w:r>
-        <w:rPr>
-          <w:rFonts w:asciiTheme="minorHAnsi" w:eastAsiaTheme="minorHAnsi" w:hAnsiTheme="minorHAnsi" w:cstheme="minorBidi"/>
-          <w:color w:val="auto"/>
-          <w:sz w:val="24"/>
-          <w:szCs w:val="24"/>
-        </w:rPr>
-        <w:t xml:space="preserve"> can organise effort</w:t>
-      </w:r>
-      <w:r>
-        <w:rPr>
-          <w:rFonts w:asciiTheme="minorHAnsi" w:eastAsiaTheme="minorHAnsi" w:hAnsiTheme="minorHAnsi" w:cstheme="minorBidi"/>
-          <w:color w:val="auto"/>
-          <w:sz w:val="24"/>
-          <w:szCs w:val="24"/>
-        </w:rPr>
-        <w:t>, policy directs</w:t>
-      </w:r>
-      <w:r>
-        <w:rPr>
-          <w:rFonts w:asciiTheme="minorHAnsi" w:eastAsiaTheme="minorHAnsi" w:hAnsiTheme="minorHAnsi" w:cstheme="minorBidi"/>
-          <w:color w:val="auto"/>
-          <w:sz w:val="24"/>
-          <w:szCs w:val="24"/>
-        </w:rPr>
-        <w:t xml:space="preserve">. In that vacuum, force design drifts toward continuity. </w:t>
-      </w:r>
-    </w:p>
-    <w:p>
-      <w:pPr>
-        <w:pStyle w:val="Heading2"/>
-        <w:rPr>
-          <w:rFonts w:asciiTheme="minorHAnsi" w:eastAsiaTheme="minorHAnsi" w:hAnsiTheme="minorHAnsi" w:cstheme="minorBidi"/>
-          <w:color w:val="auto"/>
-          <w:sz w:val="24"/>
-          <w:szCs w:val="24"/>
-        </w:rPr>
-      </w:pPr>
-      <w:r>
-        <w:rPr>
-          <w:rFonts w:asciiTheme="minorHAnsi" w:eastAsiaTheme="minorHAnsi" w:hAnsiTheme="minorHAnsi" w:cstheme="minorBidi"/>
-          <w:color w:val="auto"/>
-          <w:sz w:val="24"/>
-          <w:szCs w:val="24"/>
-        </w:rPr>
-        <w:t>T</w:t>
-      </w:r>
-      <w:r>
-        <w:rPr>
-          <w:rFonts w:asciiTheme="minorHAnsi" w:eastAsiaTheme="minorHAnsi" w:hAnsiTheme="minorHAnsi" w:cstheme="minorBidi"/>
-          <w:color w:val="auto"/>
-          <w:sz w:val="24"/>
-          <w:szCs w:val="24"/>
-        </w:rPr>
-        <w:t xml:space="preserve">erritorial defence is no longer implausible </w:t>
-      </w:r>
-      <w:r>
-        <w:rPr>
-          <w:rFonts w:asciiTheme="minorHAnsi" w:eastAsiaTheme="minorHAnsi" w:hAnsiTheme="minorHAnsi" w:cstheme="minorBidi"/>
-          <w:color w:val="auto"/>
-          <w:sz w:val="24"/>
-          <w:szCs w:val="24"/>
-        </w:rPr>
-        <w:t>—</w:t>
-      </w:r>
-      <w:r>
-        <w:rPr>
-          <w:rFonts w:asciiTheme="minorHAnsi" w:eastAsiaTheme="minorHAnsi" w:hAnsiTheme="minorHAnsi" w:cstheme="minorBidi"/>
-          <w:color w:val="auto"/>
-          <w:sz w:val="24"/>
-          <w:szCs w:val="24"/>
-        </w:rPr>
-        <w:t xml:space="preserve"> it is politically constrained, under-resourced and increasingly likely.</w:t>
-      </w:r>
-      <w:r>
-        <w:rPr>
-          <w:rFonts w:asciiTheme="minorHAnsi" w:eastAsiaTheme="minorHAnsi" w:hAnsiTheme="minorHAnsi" w:cstheme="minorBidi"/>
-          <w:color w:val="auto"/>
-          <w:sz w:val="24"/>
-          <w:szCs w:val="24"/>
-        </w:rPr>
-        <w:t xml:space="preserve"> Recent</w:t>
-      </w:r>
-      <w:r>
-        <w:rPr>
-          <w:rFonts w:asciiTheme="minorHAnsi" w:eastAsiaTheme="minorHAnsi" w:hAnsiTheme="minorHAnsi" w:cstheme="minorBidi"/>
-          <w:color w:val="auto"/>
-          <w:sz w:val="24"/>
-          <w:szCs w:val="24"/>
-        </w:rPr>
-        <w:t xml:space="preserve"> developments</w:t>
-      </w:r>
-      <w:r>
-        <w:rPr>
-          <w:rFonts w:asciiTheme="minorHAnsi" w:eastAsiaTheme="minorHAnsi" w:hAnsiTheme="minorHAnsi" w:cstheme="minorBidi"/>
-          <w:color w:val="auto"/>
-          <w:sz w:val="24"/>
-          <w:szCs w:val="24"/>
-        </w:rPr>
+        <w:t>I</w:t>
+      </w:r>
+      <w:r>
+        <w:t>t</w:t>
+      </w:r>
+      <w:r>
+        <w:t xml:space="preserve"> still trains 20</w:t>
+      </w:r>
+      <w:r>
+        <w:rPr>
+          <w:vertAlign w:val="superscript"/>
+        </w:rPr>
+        <w:t>th</w:t>
+      </w:r>
+      <w:r>
+        <w:t xml:space="preserve"> century </w:t>
+      </w:r>
+      <w:r>
+        <w:t xml:space="preserve">conventional </w:t>
+      </w:r>
+      <w:r>
+        <w:t>tactics</w:t>
+      </w:r>
+      <w:r>
+        <w:t xml:space="preserve"> and </w:t>
+      </w:r>
+      <w:r>
+        <w:t xml:space="preserve">for </w:t>
+      </w:r>
+      <w:r>
+        <w:t xml:space="preserve">the peace-support tasks of the decades since. </w:t>
+      </w:r>
+      <w:r>
+        <w:t>It neglects</w:t>
+      </w:r>
+      <w:r>
+        <w:t xml:space="preserve"> dispersion, </w:t>
+      </w:r>
+      <w:r>
+        <w:t>“infobesity” — the cognitive burden of sensor-rich combat</w:t>
+      </w:r>
+      <w:r>
+        <w:rPr>
+          <w:rStyle w:val="EndnoteReference"/>
+        </w:rPr>
+        <w:endnoteReference w:id="14"/>
+      </w:r>
+      <w:r>
+        <w:t xml:space="preserve"> —</w:t>
+      </w:r>
+      <w:r>
         <w:t xml:space="preserve"> </w:t>
       </w:r>
       <w:r>
-        <w:rPr>
-          <w:rFonts w:asciiTheme="minorHAnsi" w:eastAsiaTheme="minorHAnsi" w:hAnsiTheme="minorHAnsi" w:cstheme="minorBidi"/>
-          <w:color w:val="auto"/>
-          <w:sz w:val="24"/>
-          <w:szCs w:val="24"/>
-        </w:rPr>
-        <w:t xml:space="preserve">among Western states </w:t>
-      </w:r>
-      <w:r>
-        <w:rPr>
-          <w:rFonts w:asciiTheme="minorHAnsi" w:eastAsiaTheme="minorHAnsi" w:hAnsiTheme="minorHAnsi" w:cstheme="minorBidi"/>
-          <w:color w:val="auto"/>
-          <w:sz w:val="24"/>
-          <w:szCs w:val="24"/>
-        </w:rPr>
-        <w:t>—</w:t>
-      </w:r>
-      <w:r>
-        <w:rPr>
-          <w:rFonts w:asciiTheme="minorHAnsi" w:eastAsiaTheme="minorHAnsi" w:hAnsiTheme="minorHAnsi" w:cstheme="minorBidi"/>
-          <w:color w:val="auto"/>
-          <w:sz w:val="24"/>
-          <w:szCs w:val="24"/>
-        </w:rPr>
-        <w:t xml:space="preserve"> most notably the United States’ assertions regarding</w:t>
-      </w:r>
-      <w:r>
-        <w:rPr>
-          <w:rFonts w:asciiTheme="minorHAnsi" w:eastAsiaTheme="minorHAnsi" w:hAnsiTheme="minorHAnsi" w:cstheme="minorBidi"/>
-          <w:color w:val="auto"/>
-          <w:sz w:val="24"/>
-          <w:szCs w:val="24"/>
-        </w:rPr>
+        <w:t>and</w:t>
+      </w:r>
+      <w:r>
+        <w:t xml:space="preserve"> the</w:t>
+      </w:r>
+      <w:r>
+        <w:t xml:space="preserve"> exposure of a section that can be found and struck on a checkpoint or logistics convoy as readily as in battle, without higher-echelon cover. </w:t>
+      </w:r>
+      <w:r>
+        <w:t xml:space="preserve">Its materiel reflects a Cold War mentality. Its leadership is not configured for mission command under persistent observation. </w:t>
+      </w:r>
+      <w:r>
+        <w:t>It fields</w:t>
+      </w:r>
+      <w:r>
+        <w:t xml:space="preserve"> too few soldiers to carry the cognitive load, operate the new systems and remain cohesive once dispersed. Adding </w:t>
+      </w:r>
+      <w:proofErr w:type="gramStart"/>
+      <w:r>
+        <w:t>drones</w:t>
+      </w:r>
+      <w:proofErr w:type="gramEnd"/>
+      <w:r>
+        <w:t xml:space="preserve"> changes none of that. </w:t>
+      </w:r>
+    </w:p>
+    <w:p>
+      <w:r>
+        <w:t xml:space="preserve">These are not uniquely Irish problems. Section design, vehicle capacity, organic support weapons and UAS integration are being reconsidered elsewhere. French RI 2030 reform shows one mechanised </w:t>
+      </w:r>
+      <w:r>
+        <w:t>solution</w:t>
+      </w:r>
+      <w:r>
+        <w:t>: the vehicle acts as a mission-configurable “weapons store”, anti-armour is distributed across combat groups</w:t>
+      </w:r>
+      <w:r>
+        <w:t xml:space="preserve"> and</w:t>
+      </w:r>
+      <w:r>
+        <w:t xml:space="preserve"> platoon</w:t>
+      </w:r>
+      <w:r>
+        <w:t>-</w:t>
+      </w:r>
+      <w:r>
+        <w:t>level</w:t>
+      </w:r>
+      <w:r>
+        <w:t xml:space="preserve"> UAS while</w:t>
+      </w:r>
+      <w:r>
+        <w:t xml:space="preserve"> heavier UAS, EW and robotic effects remain </w:t>
+      </w:r>
+      <w:r>
+        <w:t>separate</w:t>
+      </w:r>
+      <w:r>
+        <w:t>.</w:t>
+      </w:r>
+      <w:r>
+        <w:rPr>
+          <w:rStyle w:val="EndnoteReference"/>
+        </w:rPr>
+        <w:endnoteReference w:id="15"/>
+      </w:r>
+      <w:r>
         <w:t xml:space="preserve"> </w:t>
       </w:r>
       <w:r>
-        <w:rPr>
-          <w:rFonts w:asciiTheme="minorHAnsi" w:eastAsiaTheme="minorHAnsi" w:hAnsiTheme="minorHAnsi" w:cstheme="minorBidi"/>
-          <w:color w:val="auto"/>
-          <w:sz w:val="24"/>
-          <w:szCs w:val="24"/>
-        </w:rPr>
-        <w:t>Greenland</w:t>
-      </w:r>
-      <w:r>
-        <w:rPr>
-          <w:rStyle w:val="FootnoteReference"/>
-          <w:rFonts w:asciiTheme="minorHAnsi" w:eastAsiaTheme="minorHAnsi" w:hAnsiTheme="minorHAnsi" w:cstheme="minorBidi"/>
-          <w:color w:val="auto"/>
-          <w:sz w:val="24"/>
-          <w:szCs w:val="24"/>
-        </w:rPr>
-        <w:footnoteReference w:id="3"/>
-      </w:r>
-      <w:r>
-        <w:rPr>
-          <w:rFonts w:asciiTheme="minorHAnsi" w:eastAsiaTheme="minorHAnsi" w:hAnsiTheme="minorHAnsi" w:cstheme="minorBidi"/>
-          <w:color w:val="auto"/>
-          <w:sz w:val="24"/>
-          <w:szCs w:val="24"/>
-        </w:rPr>
-        <w:t xml:space="preserve"> and Denmark’s response</w:t>
-      </w:r>
-      <w:r>
-        <w:rPr>
-          <w:rStyle w:val="FootnoteReference"/>
-          <w:rFonts w:asciiTheme="minorHAnsi" w:eastAsiaTheme="minorHAnsi" w:hAnsiTheme="minorHAnsi" w:cstheme="minorBidi"/>
-          <w:color w:val="auto"/>
-          <w:sz w:val="24"/>
-          <w:szCs w:val="24"/>
-        </w:rPr>
-        <w:footnoteReference w:id="4"/>
-      </w:r>
-      <w:r>
-        <w:rPr>
-          <w:rFonts w:asciiTheme="minorHAnsi" w:eastAsiaTheme="minorHAnsi" w:hAnsiTheme="minorHAnsi" w:cstheme="minorBidi"/>
-          <w:color w:val="auto"/>
-          <w:sz w:val="24"/>
-          <w:szCs w:val="24"/>
-        </w:rPr>
-        <w:t xml:space="preserve">  </w:t>
-      </w:r>
-      <w:r>
-        <w:rPr>
-          <w:rFonts w:asciiTheme="minorHAnsi" w:eastAsiaTheme="minorHAnsi" w:hAnsiTheme="minorHAnsi" w:cstheme="minorBidi"/>
-          <w:color w:val="auto"/>
-          <w:sz w:val="24"/>
-          <w:szCs w:val="24"/>
-        </w:rPr>
-        <w:t>—</w:t>
-      </w:r>
-      <w:r>
-        <w:rPr>
-          <w:rFonts w:asciiTheme="minorHAnsi" w:eastAsiaTheme="minorHAnsi" w:hAnsiTheme="minorHAnsi" w:cstheme="minorBidi"/>
-          <w:color w:val="auto"/>
-          <w:sz w:val="24"/>
-          <w:szCs w:val="24"/>
-        </w:rPr>
-        <w:t xml:space="preserve"> demonstrate that scenarios once considered unlikely can rapidly</w:t>
-      </w:r>
-      <w:r>
-        <w:rPr>
-          <w:rFonts w:asciiTheme="minorHAnsi" w:eastAsiaTheme="minorHAnsi" w:hAnsiTheme="minorHAnsi" w:cstheme="minorBidi"/>
-          <w:color w:val="auto"/>
-          <w:sz w:val="24"/>
-          <w:szCs w:val="24"/>
-        </w:rPr>
+        <w:t>For a mechanised force, that is coherent</w:t>
+      </w:r>
+      <w:r>
+        <w:t>.</w:t>
+      </w:r>
+      <w:r>
+        <w:t xml:space="preserve"> For Irish light</w:t>
+      </w:r>
+      <w:r>
+        <w:t xml:space="preserve"> and mechanised</w:t>
+      </w:r>
+      <w:r>
+        <w:t xml:space="preserve"> infantry, it</w:t>
+      </w:r>
+      <w:r>
+        <w:t xml:space="preserve"> may not suffice</w:t>
+      </w:r>
+      <w:r>
+        <w:t xml:space="preserve">. </w:t>
+      </w:r>
+      <w:r>
+        <w:t xml:space="preserve">The British Army’s experimental </w:t>
+      </w:r>
+      <w:r>
+        <w:rPr>
+          <w:i/>
+          <w:iCs/>
+        </w:rPr>
+        <w:t>urban-optimised</w:t>
+      </w:r>
+      <w:r>
         <w:t xml:space="preserve"> </w:t>
       </w:r>
       <w:r>
-        <w:rPr>
-          <w:rFonts w:asciiTheme="minorHAnsi" w:eastAsiaTheme="minorHAnsi" w:hAnsiTheme="minorHAnsi" w:cstheme="minorBidi"/>
-          <w:color w:val="auto"/>
-          <w:sz w:val="24"/>
-          <w:szCs w:val="24"/>
-        </w:rPr>
-        <w:t xml:space="preserve">acquire </w:t>
-      </w:r>
-      <w:r>
-        <w:rPr>
-          <w:rFonts w:asciiTheme="minorHAnsi" w:eastAsiaTheme="minorHAnsi" w:hAnsiTheme="minorHAnsi" w:cstheme="minorBidi"/>
-          <w:color w:val="auto"/>
-          <w:sz w:val="24"/>
-          <w:szCs w:val="24"/>
-        </w:rPr>
-        <w:t>s</w:t>
-      </w:r>
-      <w:r>
-        <w:rPr>
-          <w:rFonts w:asciiTheme="minorHAnsi" w:eastAsiaTheme="minorHAnsi" w:hAnsiTheme="minorHAnsi" w:cstheme="minorBidi"/>
-          <w:color w:val="auto"/>
-          <w:sz w:val="24"/>
-          <w:szCs w:val="24"/>
-        </w:rPr>
-        <w:t>trategic salience. The perception of threat is an unreliable indicator for future</w:t>
-      </w:r>
-      <w:r>
-        <w:rPr>
-          <w:rFonts w:asciiTheme="minorHAnsi" w:eastAsiaTheme="minorHAnsi" w:hAnsiTheme="minorHAnsi" w:cstheme="minorBidi"/>
-          <w:color w:val="auto"/>
-          <w:sz w:val="24"/>
-          <w:szCs w:val="24"/>
-        </w:rPr>
+        <w:t xml:space="preserve">Phalanx Platoon </w:t>
+      </w:r>
+      <w:r>
+        <w:t>C</w:t>
+      </w:r>
+      <w:r>
+        <w:t>oncept</w:t>
+      </w:r>
+      <w:r>
+        <w:rPr>
+          <w:rStyle w:val="EndnoteReference"/>
+        </w:rPr>
+        <w:endnoteReference w:id="16"/>
+      </w:r>
+      <w:r>
+        <w:t xml:space="preserve"> points in the same direction from a different angle. Yet adaptation remains uneven. Exercises such as </w:t>
+      </w:r>
+      <w:proofErr w:type="spellStart"/>
+      <w:r>
+        <w:rPr>
+          <w:i/>
+          <w:iCs/>
+        </w:rPr>
+        <w:t>Gévaudan</w:t>
+      </w:r>
+      <w:proofErr w:type="spellEnd"/>
+      <w:r>
+        <w:rPr>
+          <w:i/>
+          <w:iCs/>
+        </w:rPr>
+        <w:t xml:space="preserve"> 26</w:t>
+      </w:r>
+      <w:r>
         <w:t xml:space="preserve"> </w:t>
       </w:r>
       <w:r>
-        <w:rPr>
-          <w:rFonts w:asciiTheme="minorHAnsi" w:eastAsiaTheme="minorHAnsi" w:hAnsiTheme="minorHAnsi" w:cstheme="minorBidi"/>
-          <w:color w:val="auto"/>
-          <w:sz w:val="24"/>
-          <w:szCs w:val="24"/>
-        </w:rPr>
-        <w:t xml:space="preserve">conflict. Failure to internalise the implications of </w:t>
-      </w:r>
-      <w:proofErr w:type="spellStart"/>
-      <w:r>
-        <w:rPr>
-          <w:rFonts w:asciiTheme="minorHAnsi" w:eastAsiaTheme="minorHAnsi" w:hAnsiTheme="minorHAnsi" w:cstheme="minorBidi"/>
-          <w:color w:val="auto"/>
-          <w:sz w:val="24"/>
-          <w:szCs w:val="24"/>
-        </w:rPr>
-        <w:t>UxS</w:t>
-      </w:r>
-      <w:proofErr w:type="spellEnd"/>
-      <w:r>
-        <w:rPr>
-          <w:rFonts w:asciiTheme="minorHAnsi" w:eastAsiaTheme="minorHAnsi" w:hAnsiTheme="minorHAnsi" w:cstheme="minorBidi"/>
-          <w:color w:val="auto"/>
-          <w:sz w:val="24"/>
-          <w:szCs w:val="24"/>
-        </w:rPr>
-        <w:t xml:space="preserve"> risks entrenching a force posture</w:t>
-      </w:r>
-      <w:r>
-        <w:rPr>
-          <w:rFonts w:asciiTheme="minorHAnsi" w:eastAsiaTheme="minorHAnsi" w:hAnsiTheme="minorHAnsi" w:cstheme="minorBidi"/>
-          <w:color w:val="auto"/>
-          <w:sz w:val="24"/>
-          <w:szCs w:val="24"/>
-        </w:rPr>
+        <w:t xml:space="preserve">and </w:t>
+      </w:r>
+      <w:r>
+        <w:rPr>
+          <w:i/>
+          <w:iCs/>
+        </w:rPr>
+        <w:t>Hedgehog</w:t>
+      </w:r>
+      <w:r>
+        <w:rPr>
+          <w:rStyle w:val="EndnoteReference"/>
+          <w:i/>
+          <w:iCs/>
+        </w:rPr>
+        <w:endnoteReference w:id="17"/>
+      </w:r>
+      <w:r>
         <w:t xml:space="preserve"> </w:t>
       </w:r>
       <w:r>
-        <w:rPr>
-          <w:rFonts w:asciiTheme="minorHAnsi" w:eastAsiaTheme="minorHAnsi" w:hAnsiTheme="minorHAnsi" w:cstheme="minorBidi"/>
-          <w:color w:val="auto"/>
-          <w:sz w:val="24"/>
-          <w:szCs w:val="24"/>
-        </w:rPr>
-        <w:t>optimised for conditions which no longer exist</w:t>
-      </w:r>
-      <w:r>
-        <w:rPr>
-          <w:rFonts w:asciiTheme="minorHAnsi" w:eastAsiaTheme="minorHAnsi" w:hAnsiTheme="minorHAnsi" w:cstheme="minorBidi"/>
-          <w:color w:val="auto"/>
-          <w:sz w:val="24"/>
-          <w:szCs w:val="24"/>
-        </w:rPr>
-        <w:t>,</w:t>
-      </w:r>
-      <w:r>
-        <w:rPr>
-          <w:rFonts w:asciiTheme="minorHAnsi" w:eastAsiaTheme="minorHAnsi" w:hAnsiTheme="minorHAnsi" w:cstheme="minorBidi"/>
-          <w:color w:val="auto"/>
-          <w:sz w:val="24"/>
-          <w:szCs w:val="24"/>
-        </w:rPr>
-        <w:t xml:space="preserve"> allowing force design decisions to prioritise</w:t>
-      </w:r>
-      <w:r>
-        <w:rPr>
-          <w:rFonts w:asciiTheme="minorHAnsi" w:eastAsiaTheme="minorHAnsi" w:hAnsiTheme="minorHAnsi" w:cstheme="minorBidi"/>
-          <w:color w:val="auto"/>
-          <w:sz w:val="24"/>
-          <w:szCs w:val="24"/>
-        </w:rPr>
+        <w:t xml:space="preserve">suggest that integrating drones is easier than adapting </w:t>
+      </w:r>
+      <w:r>
+        <w:t>to the implications of</w:t>
+      </w:r>
+      <w:r>
+        <w:t xml:space="preserve"> persistent observation. The challenge is therefore not acquiring uncrewed </w:t>
+      </w:r>
+      <w:proofErr w:type="gramStart"/>
+      <w:r>
+        <w:t>systems, but</w:t>
+      </w:r>
+      <w:proofErr w:type="gramEnd"/>
+      <w:r>
+        <w:t xml:space="preserve"> redesigning the infantry section around the battlefield they have created.</w:t>
+      </w:r>
+      <w:r>
+        <w:rPr>
+          <w:rStyle w:val="EndnoteReference"/>
+        </w:rPr>
+        <w:endnoteReference w:id="18"/>
+      </w:r>
+      <w:r>
         <w:t xml:space="preserve"> </w:t>
       </w:r>
-      <w:r>
-        <w:rPr>
-          <w:rFonts w:asciiTheme="minorHAnsi" w:eastAsiaTheme="minorHAnsi" w:hAnsiTheme="minorHAnsi" w:cstheme="minorBidi"/>
-          <w:color w:val="auto"/>
-          <w:sz w:val="24"/>
-          <w:szCs w:val="24"/>
-        </w:rPr>
-        <w:t>continuity over adaptation and without articulating a theory of victory.</w:t>
-      </w:r>
-      <w:r>
-        <w:rPr>
-          <w:rFonts w:asciiTheme="minorHAnsi" w:eastAsiaTheme="minorHAnsi" w:hAnsiTheme="minorHAnsi" w:cstheme="minorBidi"/>
-          <w:color w:val="auto"/>
-          <w:sz w:val="24"/>
-          <w:szCs w:val="24"/>
-        </w:rPr>
-        <w:t xml:space="preserve"> </w:t>
-      </w:r>
-      <w:r>
-        <w:rPr>
-          <w:rFonts w:asciiTheme="minorHAnsi" w:eastAsiaTheme="minorHAnsi" w:hAnsiTheme="minorHAnsi" w:cstheme="minorBidi"/>
-          <w:color w:val="auto"/>
-          <w:sz w:val="24"/>
-          <w:szCs w:val="24"/>
-        </w:rPr>
-        <w:t xml:space="preserve">For </w:t>
-      </w:r>
-      <w:r>
-        <w:rPr>
-          <w:rFonts w:asciiTheme="minorHAnsi" w:eastAsiaTheme="minorHAnsi" w:hAnsiTheme="minorHAnsi" w:cstheme="minorBidi"/>
-          <w:color w:val="auto"/>
-          <w:sz w:val="24"/>
-          <w:szCs w:val="24"/>
-        </w:rPr>
-        <w:t>Ireland</w:t>
-      </w:r>
-      <w:r>
-        <w:rPr>
-          <w:rFonts w:asciiTheme="minorHAnsi" w:eastAsiaTheme="minorHAnsi" w:hAnsiTheme="minorHAnsi" w:cstheme="minorBidi"/>
-          <w:color w:val="auto"/>
-          <w:sz w:val="24"/>
-          <w:szCs w:val="24"/>
-        </w:rPr>
-        <w:t xml:space="preserve"> that defence </w:t>
-      </w:r>
-      <w:r>
-        <w:rPr>
-          <w:rFonts w:asciiTheme="minorHAnsi" w:eastAsiaTheme="minorHAnsi" w:hAnsiTheme="minorHAnsi" w:cstheme="minorBidi"/>
-          <w:color w:val="auto"/>
-          <w:sz w:val="24"/>
-          <w:szCs w:val="24"/>
-        </w:rPr>
-        <w:t xml:space="preserve">perhaps </w:t>
-      </w:r>
-      <w:r>
-        <w:rPr>
-          <w:rFonts w:asciiTheme="minorHAnsi" w:eastAsiaTheme="minorHAnsi" w:hAnsiTheme="minorHAnsi" w:cstheme="minorBidi"/>
-          <w:color w:val="auto"/>
-          <w:sz w:val="24"/>
-          <w:szCs w:val="24"/>
-        </w:rPr>
-        <w:t>falls primarily to light infantry. That makes the section</w:t>
-      </w:r>
-      <w:r>
-        <w:rPr>
-          <w:rFonts w:asciiTheme="minorHAnsi" w:eastAsiaTheme="minorHAnsi" w:hAnsiTheme="minorHAnsi" w:cstheme="minorBidi"/>
-          <w:color w:val="auto"/>
-          <w:sz w:val="24"/>
-          <w:szCs w:val="24"/>
-        </w:rPr>
-        <w:t xml:space="preserve"> the</w:t>
-      </w:r>
-      <w:r>
-        <w:rPr>
-          <w:rFonts w:asciiTheme="minorHAnsi" w:eastAsiaTheme="minorHAnsi" w:hAnsiTheme="minorHAnsi" w:cstheme="minorBidi"/>
-          <w:color w:val="auto"/>
-          <w:sz w:val="24"/>
-          <w:szCs w:val="24"/>
-        </w:rPr>
-        <w:t xml:space="preserve"> critical unit of analysis.</w:t>
-      </w:r>
-      <w:r>
-        <w:rPr>
-          <w:rFonts w:asciiTheme="minorHAnsi" w:eastAsiaTheme="minorHAnsi" w:hAnsiTheme="minorHAnsi" w:cstheme="minorBidi"/>
-          <w:color w:val="auto"/>
-          <w:sz w:val="24"/>
-          <w:szCs w:val="24"/>
-        </w:rPr>
-        <w:t xml:space="preserve"> </w:t>
-      </w:r>
-      <w:r>
-        <w:rPr>
-          <w:rFonts w:asciiTheme="minorHAnsi" w:eastAsiaTheme="minorHAnsi" w:hAnsiTheme="minorHAnsi" w:cstheme="minorBidi"/>
-          <w:color w:val="auto"/>
-          <w:sz w:val="24"/>
-          <w:szCs w:val="24"/>
-        </w:rPr>
-        <w:t>[</w:t>
-      </w:r>
-      <w:r>
-        <w:rPr>
-          <w:rFonts w:asciiTheme="minorHAnsi" w:eastAsiaTheme="minorHAnsi" w:hAnsiTheme="minorHAnsi" w:cstheme="minorBidi"/>
-          <w:color w:val="auto"/>
-          <w:sz w:val="24"/>
-          <w:szCs w:val="24"/>
+    </w:p>
+    <w:p/>
+    <w:p>
+      <w:pPr>
+        <w:rPr>
           <w:highlight w:val="yellow"/>
         </w:rPr>
-        <w:t xml:space="preserve"> please proof the ideas here, they’re still in draft though</w:t>
-      </w:r>
-      <w:r>
-        <w:rPr>
-          <w:rFonts w:asciiTheme="minorHAnsi" w:eastAsiaTheme="minorHAnsi" w:hAnsiTheme="minorHAnsi" w:cstheme="minorBidi"/>
-          <w:color w:val="auto"/>
-          <w:sz w:val="24"/>
-          <w:szCs w:val="24"/>
-        </w:rPr>
-        <w:t>]</w:t>
-      </w:r>
-    </w:p>
-    <w:p>
-      <w:r>
-        <w:br w:type="page"/>
-      </w:r>
-    </w:p>
-    <w:p>
-      <w:r>
-        <w:lastRenderedPageBreak/>
-        <w:t>Ireland's light infantry section is not a capability gap to be filled with equipment; it is a structure overtaken by the threat</w:t>
-      </w:r>
-      <w:r>
-        <w:t xml:space="preserve">. </w:t>
-      </w:r>
-      <w:r>
-        <w:t>Capability is sometimes reduced to equipment, but it is better understood as the synthesis described by DOTMLPF-I</w:t>
-      </w:r>
-      <w:r>
-        <w:t>.</w:t>
-      </w:r>
-      <w:r>
-        <w:rPr>
-          <w:rStyle w:val="FootnoteReference"/>
-        </w:rPr>
-        <w:footnoteReference w:id="5"/>
-      </w:r>
-      <w:r>
-        <w:t xml:space="preserve"> </w:t>
-      </w:r>
-      <w:r>
-        <w:rPr>
-          <w:rStyle w:val="FootnoteReference"/>
-        </w:rPr>
-        <w:footnoteReference w:id="6"/>
-      </w:r>
-      <w:r>
-        <w:t xml:space="preserve"> O</w:t>
-      </w:r>
-      <w:r>
-        <w:t>n that basis the section fails against nearly every line. Its doctrine</w:t>
-      </w:r>
-      <w:r>
-        <w:rPr>
-          <w:rStyle w:val="FootnoteReference"/>
-        </w:rPr>
-        <w:footnoteReference w:id="7"/>
-      </w:r>
-      <w:r>
-        <w:t xml:space="preserve"> remains that of a foot-mobile light infantry section, </w:t>
-      </w:r>
+      </w:pPr>
       <w:r>
         <w:rPr>
           <w:highlight w:val="yellow"/>
         </w:rPr>
-        <w:t>never reconciled with the vehicles now built to carry it</w:t>
-      </w:r>
-      <w:r>
-        <w:t>. Its organisation may now be rebuilt around vehicle capacity,</w:t>
-      </w:r>
-      <w:r>
-        <w:rPr>
-          <w:rStyle w:val="FootnoteReference"/>
-        </w:rPr>
-        <w:t xml:space="preserve"> </w:t>
-      </w:r>
-      <w:r>
-        <w:rPr>
-          <w:rStyle w:val="FootnoteReference"/>
-        </w:rPr>
-        <w:footnoteReference w:id="8"/>
-      </w:r>
-      <w:r>
-        <w:t xml:space="preserve"> on the assumption that one section must fit one carrier — a constraint</w:t>
-      </w:r>
-      <w:r>
-        <w:t xml:space="preserve"> more appropriate for</w:t>
-      </w:r>
-      <w:r>
-        <w:t xml:space="preserve"> mechanised and armoured formations</w:t>
-      </w:r>
-      <w:r>
-        <w:t xml:space="preserve">. </w:t>
-      </w:r>
-      <w:r>
-        <w:t>It</w:t>
-      </w:r>
-      <w:r>
-        <w:t xml:space="preserve"> should</w:t>
-      </w:r>
-      <w:r>
-        <w:t xml:space="preserve"> not bind light infantry, which moves on foot or in soft-skin vehicles, increasingly all-terrain </w:t>
-      </w:r>
-      <w:r>
-        <w:t>vehicles</w:t>
-      </w:r>
-      <w:r>
-        <w:t xml:space="preserve"> such as the ULTV.</w:t>
-      </w:r>
-      <w:r>
-        <w:rPr>
-          <w:rStyle w:val="FootnoteReference"/>
-        </w:rPr>
-        <w:t xml:space="preserve"> </w:t>
-      </w:r>
-      <w:r>
-        <w:rPr>
-          <w:rStyle w:val="FootnoteReference"/>
-        </w:rPr>
-        <w:footnoteReference w:id="9"/>
-      </w:r>
-      <w:r>
-        <w:rPr>
-          <w:rStyle w:val="FootnoteReference"/>
-        </w:rPr>
-        <w:t xml:space="preserve"> </w:t>
-      </w:r>
-      <w:r>
-        <w:rPr>
-          <w:rStyle w:val="FootnoteReference"/>
-        </w:rPr>
-        <w:t xml:space="preserve"> </w:t>
-      </w:r>
-      <w:r>
-        <w:t>I</w:t>
-      </w:r>
-      <w:r>
-        <w:t xml:space="preserve">ts training still rehearses the conventional drills of the last century and the peace-support tasks of the decades since. It neglects the cognitive burden, dispersion and exposure of a section that can be found and struck on a checkpoint or logistics convoy as readily as in battle, without higher-echelon cover. </w:t>
-      </w:r>
-      <w:r>
-        <w:t xml:space="preserve">Its materiel reflects a Cold War mentality. Its leadership is not configured for mission command under persistent observation. And it fields too few soldiers to carry the cognitive load, operate the new systems and remain cohesive once dispersed. Adding </w:t>
-      </w:r>
-      <w:proofErr w:type="gramStart"/>
-      <w:r>
-        <w:t>drones</w:t>
-      </w:r>
-      <w:proofErr w:type="gramEnd"/>
-      <w:r>
-        <w:t xml:space="preserve"> changes none of that. </w:t>
-      </w:r>
-    </w:p>
-    <w:p>
-      <w:r>
-        <w:t>These are not uniquely Irish problems. Section design, vehicle capacity, organic support weapons and UAS integration are being reconsidered elsewhere. French RI 2030 reform shows one mechanised answer: the vehicle acts as a mission-configurable “weapons store”, anti-armour is distributed across combat groups</w:t>
-      </w:r>
-      <w:r>
-        <w:t xml:space="preserve"> and</w:t>
-      </w:r>
-      <w:r>
-        <w:t xml:space="preserve"> platoon</w:t>
-      </w:r>
-      <w:r>
-        <w:t>-</w:t>
-      </w:r>
-      <w:r>
-        <w:t>level</w:t>
-      </w:r>
-      <w:r>
-        <w:t xml:space="preserve"> UAS while</w:t>
-      </w:r>
-      <w:r>
-        <w:t xml:space="preserve"> heavier UAS, EW and robotic effects remain </w:t>
-      </w:r>
-      <w:r>
-        <w:t>separate</w:t>
-      </w:r>
-      <w:r>
-        <w:t>.</w:t>
-      </w:r>
-      <w:r>
-        <w:t xml:space="preserve"> </w:t>
-      </w:r>
-      <w:r>
-        <w:rPr>
-          <w:rStyle w:val="FootnoteReference"/>
-        </w:rPr>
-        <w:footnoteReference w:id="10"/>
-      </w:r>
-      <w:r>
-        <w:t xml:space="preserve"> </w:t>
-      </w:r>
-      <w:r>
-        <w:t>For a mechanised force, that is coherent: the platform supplies protection, mobility, firepower and carried stores. For Irish light</w:t>
-      </w:r>
-      <w:r>
-        <w:t xml:space="preserve"> and mechanised</w:t>
-      </w:r>
-      <w:r>
-        <w:t xml:space="preserve"> infantry, it</w:t>
-      </w:r>
-      <w:r>
-        <w:t xml:space="preserve"> may not </w:t>
-      </w:r>
-      <w:r>
-        <w:t>suffice</w:t>
-      </w:r>
-      <w:r>
-        <w:t xml:space="preserve">. </w:t>
-      </w:r>
-      <w:r>
-        <w:t xml:space="preserve">The British Army’s experimental Phalanx Platoon </w:t>
-      </w:r>
-      <w:r>
-        <w:t>C</w:t>
-      </w:r>
-      <w:r>
-        <w:t>oncept</w:t>
-      </w:r>
-      <w:r>
-        <w:t xml:space="preserve"> </w:t>
-      </w:r>
-      <w:r>
-        <w:rPr>
-          <w:rStyle w:val="FootnoteReference"/>
-        </w:rPr>
-        <w:footnoteReference w:id="11"/>
-      </w:r>
-      <w:r>
-        <w:t xml:space="preserve"> points in the same direction from a different angle, </w:t>
-      </w:r>
-      <w:r>
-        <w:lastRenderedPageBreak/>
-        <w:t xml:space="preserve">redesigning the platoon for urban </w:t>
-      </w:r>
-      <w:r>
-        <w:t>operations</w:t>
-      </w:r>
-      <w:r>
-        <w:t xml:space="preserve">. Yet adaptation remains uneven. Exercises such as </w:t>
-      </w:r>
-      <w:proofErr w:type="spellStart"/>
-      <w:r>
-        <w:rPr>
-          <w:i/>
-          <w:iCs/>
-        </w:rPr>
-        <w:t>Gévaudan</w:t>
-      </w:r>
-      <w:proofErr w:type="spellEnd"/>
-      <w:r>
-        <w:rPr>
-          <w:i/>
-          <w:iCs/>
-        </w:rPr>
-        <w:t xml:space="preserve"> 26</w:t>
-      </w:r>
-      <w:r>
-        <w:t xml:space="preserve"> </w:t>
-      </w:r>
-      <w:r>
-        <w:t xml:space="preserve">and </w:t>
-      </w:r>
-      <w:r>
-        <w:rPr>
-          <w:i/>
-          <w:iCs/>
-        </w:rPr>
-        <w:t>Hedgehog</w:t>
-      </w:r>
-      <w:r>
-        <w:t xml:space="preserve"> </w:t>
-      </w:r>
-      <w:r>
-        <w:rPr>
-          <w:rStyle w:val="FootnoteReference"/>
-        </w:rPr>
-        <w:footnoteReference w:id="12"/>
-      </w:r>
-      <w:r>
-        <w:t xml:space="preserve"> </w:t>
-      </w:r>
-      <w:r>
-        <w:t xml:space="preserve">suggest that integrating drones is easier than adapting </w:t>
-      </w:r>
-      <w:r>
-        <w:t>to the implications of</w:t>
-      </w:r>
-      <w:r>
-        <w:t xml:space="preserve"> persistent observation. The challenge is therefore not acquiring uncrewed </w:t>
-      </w:r>
-      <w:proofErr w:type="gramStart"/>
-      <w:r>
-        <w:t>systems, but</w:t>
-      </w:r>
-      <w:proofErr w:type="gramEnd"/>
-      <w:r>
-        <w:t xml:space="preserve"> redesigning the infantry section around the battlefield they have created.</w:t>
-      </w:r>
-    </w:p>
-    <w:p/>
-    <w:p>
-      <w:pPr>
-        <w:rPr>
-          <w:highlight w:val="yellow"/>
-        </w:rPr>
-      </w:pPr>
-      <w:r>
-        <w:rPr>
-          <w:highlight w:val="yellow"/>
-        </w:rPr>
-        <w:t>Need access to this janes article</w:t>
-      </w:r>
-      <w:r>
-        <w:rPr>
-          <w:highlight w:val="yellow"/>
-        </w:rPr>
-        <w:t xml:space="preserve">: </w:t>
+        <w:t xml:space="preserve">Need access to this janes article: </w:t>
       </w:r>
       <w:hyperlink r:id="rId8" w:history="1">
         <w:r>
@@ -1220,27 +1229,22 @@
         <w:rPr>
           <w:highlight w:val="yellow"/>
         </w:rPr>
-        <w:t>n</w:t>
-      </w:r>
+        <w:t>need access to this janes article: https://www.janes.com/defence-intelligence-insights/defence-news/weapons/italian-army-improves-infantry-equipment-restructures-units</w:t>
+      </w:r>
+    </w:p>
+    <w:p>
       <w:r>
         <w:rPr>
           <w:highlight w:val="yellow"/>
         </w:rPr>
-        <w:t xml:space="preserve">eed access to this janes article: </w:t>
+        <w:t xml:space="preserve"> I will reference TM 201 as proof that doctrine hasn’t changed. However, I think I want to cite paragraph 0202 “The fundamental role of the infantry man/woman has changed little over recent centuries: their tasks are still to close with and destroy the enemy or force them to surrender, to seize and hold terrain, to dominate and control close </w:t>
       </w:r>
       <w:r>
         <w:rPr>
           <w:highlight w:val="yellow"/>
         </w:rPr>
-        <w:t>https://www.janes.com/defence-intelligence-insights/defence-news/weapons/italian-army-improves-infantry-equipment-restructures-units</w:t>
-      </w:r>
-    </w:p>
-    <w:p>
-      <w:r>
-        <w:rPr>
-          <w:highlight w:val="yellow"/>
-        </w:rPr>
-        <w:t xml:space="preserve"> I will reference TM 201 as proof that doctrine hasn’t changed. However, I think I want to cite paragraph 0202 “The fundamental role of the infantry man/woman has changed little over recent centuries: their tasks are still to close with and destroy the enemy or force them to surrender, to seize and hold terrain, to dominate and control close country and finally, to carry out close surveillance”. Then we can say that the first task – their most important – cannot be achieved without substantial review of the doctrine, organisation, training, leadership, materiel,</w:t>
+        <w:lastRenderedPageBreak/>
+        <w:t>country and finally, to carry out close surveillance”. Then we can say that the first task – their most important – cannot be achieved without substantial review of the doctrine, organisation, training, leadership, materiel,</w:t>
       </w:r>
       <w:r>
         <w:t xml:space="preserve"> </w:t>
@@ -1264,7 +1268,6 @@
           <w:sz w:val="24"/>
           <w:szCs w:val="24"/>
         </w:rPr>
-        <w:lastRenderedPageBreak/>
         <w:t xml:space="preserve">Relative combat power </w:t>
       </w:r>
       <w:r>
@@ -1337,26 +1340,17 @@
           <w:sz w:val="24"/>
           <w:szCs w:val="24"/>
         </w:rPr>
-        <w:t xml:space="preserve"> the</w:t>
-      </w:r>
-      <w:r>
-        <w:rPr>
-          <w:rFonts w:asciiTheme="minorHAnsi" w:eastAsiaTheme="minorHAnsi" w:hAnsiTheme="minorHAnsi" w:cstheme="minorBidi"/>
-          <w:color w:val="auto"/>
-          <w:sz w:val="24"/>
-          <w:szCs w:val="24"/>
-        </w:rPr>
-        <w:t xml:space="preserve"> Lanchester Force Equations</w:t>
-      </w:r>
-      <w:r>
-        <w:rPr>
-          <w:rStyle w:val="FootnoteReference"/>
-          <w:rFonts w:asciiTheme="minorHAnsi" w:eastAsiaTheme="minorHAnsi" w:hAnsiTheme="minorHAnsi" w:cstheme="minorBidi"/>
-          <w:color w:val="auto"/>
-          <w:sz w:val="24"/>
-          <w:szCs w:val="24"/>
-        </w:rPr>
-        <w:footnoteReference w:id="13"/>
+        <w:t xml:space="preserve"> the Lanchester Force Equations</w:t>
+      </w:r>
+      <w:r>
+        <w:rPr>
+          <w:rStyle w:val="EndnoteReference"/>
+          <w:rFonts w:asciiTheme="minorHAnsi" w:eastAsiaTheme="minorHAnsi" w:hAnsiTheme="minorHAnsi" w:cstheme="minorBidi"/>
+          <w:color w:val="auto"/>
+          <w:sz w:val="24"/>
+          <w:szCs w:val="24"/>
+        </w:rPr>
+        <w:endnoteReference w:id="19"/>
       </w:r>
       <w:r>
         <w:rPr>
@@ -1369,13 +1363,13 @@
       </w:r>
       <w:r>
         <w:rPr>
-          <w:rStyle w:val="FootnoteReference"/>
-          <w:rFonts w:asciiTheme="minorHAnsi" w:eastAsiaTheme="minorHAnsi" w:hAnsiTheme="minorHAnsi" w:cstheme="minorBidi"/>
-          <w:color w:val="auto"/>
-          <w:sz w:val="24"/>
-          <w:szCs w:val="24"/>
-        </w:rPr>
-        <w:footnoteReference w:id="14"/>
+          <w:rStyle w:val="EndnoteReference"/>
+          <w:rFonts w:asciiTheme="minorHAnsi" w:eastAsiaTheme="minorHAnsi" w:hAnsiTheme="minorHAnsi" w:cstheme="minorBidi"/>
+          <w:color w:val="auto"/>
+          <w:sz w:val="24"/>
+          <w:szCs w:val="24"/>
+        </w:rPr>
+        <w:endnoteReference w:id="20"/>
       </w:r>
       <w:r>
         <w:rPr>
@@ -1480,18 +1474,9 @@
       </w:r>
       <w:r>
         <w:rPr>
-          <w:rStyle w:val="FootnoteReference"/>
-        </w:rPr>
-        <w:footnoteReference w:id="15"/>
-      </w:r>
-      <w:r>
-        <w:t xml:space="preserve"> </w:t>
-      </w:r>
-      <w:r>
-        <w:rPr>
-          <w:rStyle w:val="FootnoteReference"/>
-        </w:rPr>
-        <w:footnoteReference w:id="16"/>
+          <w:rStyle w:val="EndnoteReference"/>
+        </w:rPr>
+        <w:endnoteReference w:id="21"/>
       </w:r>
     </w:p>
     <w:p>
@@ -1502,9 +1487,8 @@
         <w:rPr>
           <w:noProof/>
         </w:rPr>
-        <w:lastRenderedPageBreak/>
         <w:drawing>
-          <wp:inline distT="0" distB="0" distL="0" distR="0" wp14:anchorId="1ED79B76" wp14:editId="6CD40A73">
+          <wp:inline distT="0" distB="0" distL="0" distR="0" wp14:anchorId="4FAC5C01" wp14:editId="2252818F">
             <wp:extent cx="5731510" cy="1757045"/>
             <wp:effectExtent l="0" t="0" r="2540" b="0"/>
             <wp:docPr id="177895998" name="Picture 1"/>
@@ -1598,6 +1582,7 @@
           <w:sz w:val="24"/>
           <w:szCs w:val="24"/>
         </w:rPr>
+        <w:lastRenderedPageBreak/>
         <w:t xml:space="preserve">Ireland has long treated serious territorial defence as financially unreachable, because credibility was assumed to require conventional mass. </w:t>
       </w:r>
       <w:proofErr w:type="spellStart"/>
@@ -1687,10 +1672,7 @@
         <w:t>—</w:t>
       </w:r>
       <w:r>
-        <w:t xml:space="preserve"> </w:t>
-      </w:r>
-      <w:r>
-        <w:t xml:space="preserve">it drives lift, sustainment, command and tactical mobility and cannot be dismissed. But it need not come first. The threat defines force </w:t>
+        <w:t xml:space="preserve"> it drives lift, sustainment, command and tactical mobility and cannot be dismissed. But it need not come first. The threat defines force </w:t>
       </w:r>
       <w:proofErr w:type="gramStart"/>
       <w:r>
@@ -1710,10 +1692,7 @@
         <w:t>—</w:t>
       </w:r>
       <w:r>
-        <w:t xml:space="preserve"> </w:t>
-      </w:r>
-      <w:r>
-        <w:t>held back only by a constraint borrowed from a different kind of infantry.</w:t>
+        <w:t xml:space="preserve"> held back only by a constraint borrowed from a different kind of infantry.</w:t>
       </w:r>
       <w:r>
         <w:br w:type="page"/>
@@ -2121,164 +2100,449 @@
       </w:r>
     </w:p>
   </w:endnote>
-</w:endnotes>
-</file>
-
-<file path=word/footnotes.xml><?xml version="1.0" encoding="utf-8"?>
-<w:footnotes xmlns:wpc="http://schemas.microsoft.com/office/word/2010/wordprocessingCanvas" xmlns:cx="http://schemas.microsoft.com/office/drawing/2014/chartex" xmlns:cx1="http://schemas.microsoft.com/office/drawing/2015/9/8/chartex" xmlns:cx2="http://schemas.microsoft.com/office/drawing/2015/10/21/chartex" xmlns:cx3="http://schemas.microsoft.com/office/drawing/2016/5/9/chartex" xmlns:cx4="http://schemas.microsoft.com/office/drawing/2016/5/10/chartex" xmlns:cx5="http://schemas.microsoft.com/office/drawing/2016/5/11/chartex" xmlns:cx6="http://schemas.microsoft.com/office/drawing/2016/5/12/chartex" xmlns:cx7="http://schemas.microsoft.com/office/drawing/2016/5/13/chartex" xmlns:cx8="http://schemas.microsoft.com/office/drawing/2016/5/14/chartex" xmlns:mc="http://schemas.openxmlformats.org/markup-compatibility/2006" xmlns:aink="http://schemas.microsoft.com/office/drawing/2016/ink" xmlns:am3d="http://schemas.microsoft.com/office/drawing/2017/model3d" xmlns:o="urn:schemas-microsoft-com:office:office" xmlns:oel="http://schemas.microsoft.com/office/2019/extlst" xmlns:r="http://schemas.openxmlformats.org/officeDocument/2006/relationships" xmlns:m="http://schemas.openxmlformats.org/officeDocument/2006/math" xmlns:v="urn:schemas-microsoft-com:vml" xmlns:wp14="http://schemas.microsoft.com/office/word/2010/wordprocessingDrawing" xmlns:wp="http://schemas.openxmlformats.org/drawingml/2006/wordprocessingDrawing" xmlns:w10="urn:schemas-microsoft-com:office:word" xmlns:w="http://schemas.openxmlformats.org/wordprocessingml/2006/main" xmlns:w14="http://schemas.microsoft.com/office/word/2010/wordml" xmlns:w15="http://schemas.microsoft.com/office/word/2012/wordml" xmlns:w16cex="http://schemas.microsoft.com/office/word/2018/wordml/cex" xmlns:w16cid="http://schemas.microsoft.com/office/word/2016/wordml/cid" xmlns:w16="http://schemas.microsoft.com/office/word/2018/wordml" xmlns:w16du="http://schemas.microsoft.com/office/word/2023/wordml/word16du" xmlns:w16sdtdh="http://schemas.microsoft.com/office/word/2020/wordml/sdtdatahash" xmlns:w16sdtfl="http://schemas.microsoft.com/office/word/2024/wordml/sdtformatlock" xmlns:w16se="http://schemas.microsoft.com/office/word/2015/wordml/symex" xmlns:wpg="http://schemas.microsoft.com/office/word/2010/wordprocessingGroup" xmlns:wpi="http://schemas.microsoft.com/office/word/2010/wordprocessingInk" xmlns:wne="http://schemas.microsoft.com/office/word/2006/wordml" xmlns:wps="http://schemas.microsoft.com/office/word/2010/wordprocessingShape" mc:Ignorable="w14 w15 w16se w16cid w16 w16cex w16sdtdh w16sdtfl w16du wp14">
-  <w:footnote w:type="separator" w:id="-1">
-    <w:p>
-      <w:pPr>
-        <w:spacing w:after="0" w:line="240" w:lineRule="auto"/>
-      </w:pPr>
-      <w:r>
-        <w:separator/>
-      </w:r>
-    </w:p>
-  </w:footnote>
-  <w:footnote w:type="continuationSeparator" w:id="0">
-    <w:p>
-      <w:pPr>
-        <w:spacing w:after="0" w:line="240" w:lineRule="auto"/>
-      </w:pPr>
-      <w:r>
-        <w:continuationSeparator/>
-      </w:r>
-    </w:p>
-  </w:footnote>
-  <w:footnote w:id="1">
+  <w:endnote w:id="1">
+    <w:p>
+      <w:pPr>
+        <w:pStyle w:val="EndnoteText"/>
+      </w:pPr>
+      <w:r>
+        <w:rPr>
+          <w:rStyle w:val="EndnoteReference"/>
+        </w:rPr>
+        <w:endnoteRef/>
+      </w:r>
+      <w:r>
+        <w:t xml:space="preserve"> </w:t>
+      </w:r>
+      <w:r>
+        <w:t xml:space="preserve">Watling, J. and Bronk, J. </w:t>
+      </w:r>
+      <w:r>
+        <w:rPr>
+          <w:i/>
+          <w:iCs/>
+        </w:rPr>
+        <w:t>Protecting the Force from Uncrewed Aerial Systems</w:t>
+      </w:r>
+      <w:r>
+        <w:t xml:space="preserve">. London: Royal United Services Institute for Defence and Security Studies, 2024. Available at: </w:t>
+      </w:r>
+      <w:hyperlink r:id="rId1" w:tgtFrame="_new" w:history="1">
+        <w:r>
+          <w:rPr>
+            <w:rStyle w:val="Hyperlink"/>
+          </w:rPr>
+          <w:t>https://static.rusi.org/protecting-the-force-from-uncrewed-uas.pdf</w:t>
+        </w:r>
+      </w:hyperlink>
+      <w:r>
+        <w:t xml:space="preserve"> (accessed 11 December 2025).</w:t>
+      </w:r>
+    </w:p>
+  </w:endnote>
+  <w:endnote w:id="2">
+    <w:p>
+      <w:pPr>
+        <w:pStyle w:val="EndnoteText"/>
+      </w:pPr>
+      <w:r>
+        <w:rPr>
+          <w:rStyle w:val="EndnoteReference"/>
+        </w:rPr>
+        <w:endnoteRef/>
+      </w:r>
+      <w:r>
+        <w:t xml:space="preserve"> </w:t>
+      </w:r>
+      <w:r>
+        <w:t xml:space="preserve">Molloy, O. </w:t>
+      </w:r>
+      <w:r>
+        <w:rPr>
+          <w:i/>
+          <w:iCs/>
+        </w:rPr>
+        <w:t>Drones in Modern Warfare: Lessons Learnt from the War in Ukraine</w:t>
+      </w:r>
+      <w:r>
+        <w:t xml:space="preserve">. Australian Army Occasional Paper, no. 29. Canberra: Australian Army Research Centre, 2024, p. 17. DOI: 10.61451/267513. Available at: </w:t>
+      </w:r>
+      <w:hyperlink r:id="rId2" w:history="1">
+        <w:r>
+          <w:rPr>
+            <w:rStyle w:val="Hyperlink"/>
+          </w:rPr>
+          <w:t>https://researchcentre.army.gov.au/sites/default/files/241104-Occasional-Paper-29-Lessons-Learnt-from-Ukraine.pdf.pdf</w:t>
+        </w:r>
+      </w:hyperlink>
+      <w:r>
+        <w:t xml:space="preserve"> (accessed 2 November 2025).</w:t>
+      </w:r>
+    </w:p>
+  </w:endnote>
+  <w:endnote w:id="3">
+    <w:p>
+      <w:pPr>
+        <w:pStyle w:val="EndnoteText"/>
+      </w:pPr>
+      <w:r>
+        <w:rPr>
+          <w:rStyle w:val="EndnoteReference"/>
+        </w:rPr>
+        <w:endnoteRef/>
+      </w:r>
+      <w:r>
+        <w:t xml:space="preserve"> </w:t>
+      </w:r>
+      <w:r>
+        <w:t xml:space="preserve">Fox, A. C. </w:t>
+      </w:r>
+      <w:r>
+        <w:rPr>
+          <w:i/>
+          <w:iCs/>
+        </w:rPr>
+        <w:t>Manoeuvre Is Dead? Understanding the Conditions and Components of Warfighting</w:t>
+      </w:r>
+      <w:r>
+        <w:t xml:space="preserve">. </w:t>
+      </w:r>
+      <w:r>
+        <w:rPr>
+          <w:i/>
+          <w:iCs/>
+        </w:rPr>
+        <w:t>The RUSI Journal</w:t>
+      </w:r>
+      <w:r>
+        <w:t xml:space="preserve">, 166(6–7), 2021, pp. 10–18. Available at: </w:t>
+      </w:r>
+      <w:hyperlink r:id="rId3" w:tgtFrame="_new" w:history="1">
+        <w:r>
+          <w:rPr>
+            <w:rStyle w:val="Hyperlink"/>
+          </w:rPr>
+          <w:t>https://doi-org.may.idm.oclc.org/10.1080/03071847.2022.2058601</w:t>
+        </w:r>
+      </w:hyperlink>
+      <w:r>
+        <w:t xml:space="preserve"> (accessed 17 February 2026).</w:t>
+      </w:r>
+    </w:p>
+  </w:endnote>
+  <w:endnote w:id="4">
+    <w:p>
+      <w:pPr>
+        <w:pStyle w:val="EndnoteText"/>
+      </w:pPr>
+      <w:r>
+        <w:rPr>
+          <w:rStyle w:val="EndnoteReference"/>
+        </w:rPr>
+        <w:endnoteRef/>
+      </w:r>
+      <w:r>
+        <w:t xml:space="preserve"> </w:t>
+      </w:r>
+      <w:r>
+        <w:t xml:space="preserve">Cornish, P. </w:t>
+      </w:r>
+      <w:r>
+        <w:rPr>
+          <w:i/>
+          <w:iCs/>
+        </w:rPr>
+        <w:t>SDR Threats Series: Styles and Themes of Contemporary Warfare</w:t>
+      </w:r>
+      <w:r>
+        <w:t xml:space="preserve">. </w:t>
+      </w:r>
+      <w:r>
+        <w:rPr>
+          <w:i/>
+          <w:iCs/>
+        </w:rPr>
+        <w:t>This Means War</w:t>
+      </w:r>
+      <w:r>
+        <w:t xml:space="preserve"> podcast, interview by P. Roberts, 2024. Available at: </w:t>
+      </w:r>
+      <w:hyperlink r:id="rId4" w:tgtFrame="_new" w:history="1">
+        <w:r>
+          <w:rPr>
+            <w:rStyle w:val="Hyperlink"/>
+          </w:rPr>
+          <w:t>https://podcasts.apple.com/gb/podcast/sdr-threats-series-styles-and-themes-of/id1629454648?i=1000675880639</w:t>
+        </w:r>
+      </w:hyperlink>
+      <w:r>
+        <w:t xml:space="preserve"> (accessed 10 February 2026)</w:t>
+      </w:r>
+      <w:r>
+        <w:t xml:space="preserve">; </w:t>
+      </w:r>
+      <w:r>
+        <w:t xml:space="preserve">Revels, W. and Uribe, E. </w:t>
+      </w:r>
+      <w:r>
+        <w:rPr>
+          <w:i/>
+          <w:iCs/>
+        </w:rPr>
+        <w:t xml:space="preserve">Drones Won't Save Us: Learning the Wrong Lessons from Ukraine Will Cost the US Army Its Edge in </w:t>
+      </w:r>
+      <w:proofErr w:type="spellStart"/>
+      <w:r>
+        <w:rPr>
+          <w:i/>
+          <w:iCs/>
+        </w:rPr>
+        <w:t>Maneuver</w:t>
+      </w:r>
+      <w:proofErr w:type="spellEnd"/>
+      <w:r>
+        <w:rPr>
+          <w:i/>
+          <w:iCs/>
+        </w:rPr>
+        <w:t xml:space="preserve"> Warfare</w:t>
+      </w:r>
+      <w:r>
+        <w:t xml:space="preserve">. </w:t>
+      </w:r>
+      <w:r>
+        <w:rPr>
+          <w:i/>
+          <w:iCs/>
+        </w:rPr>
+        <w:t>Modern War Institute at West Point</w:t>
+      </w:r>
+      <w:r>
+        <w:t xml:space="preserve">, 11 May 2025. Available at: </w:t>
+      </w:r>
+      <w:hyperlink r:id="rId5" w:history="1">
+        <w:r>
+          <w:rPr>
+            <w:rStyle w:val="Hyperlink"/>
+          </w:rPr>
+          <w:t>https://mwi.westpoint.edu/drones-wont-save-us-learning-the-wrong-lessons-from-ukraine-will-cost-the-us-army-its-edge-in-maneuver-warfare/</w:t>
+        </w:r>
+      </w:hyperlink>
+      <w:r>
+        <w:t xml:space="preserve"> (accessed 12 February 2026)</w:t>
+      </w:r>
+      <w:r>
+        <w:t xml:space="preserve">; </w:t>
+      </w:r>
+      <w:r>
+        <w:t xml:space="preserve">Watling, J. and Danylyuk, O. V. </w:t>
+      </w:r>
+      <w:r>
+        <w:rPr>
+          <w:i/>
+          <w:iCs/>
+        </w:rPr>
+        <w:t>Preliminary Lessons from Ukraine's Offensive Operations, 2022–23</w:t>
+      </w:r>
+      <w:r>
+        <w:t xml:space="preserve">. London: Royal United Services Institute for Defence and Security Studies, 2024. Available at: </w:t>
+      </w:r>
+      <w:hyperlink r:id="rId6" w:tgtFrame="_new" w:history="1">
+        <w:r>
+          <w:rPr>
+            <w:rStyle w:val="Hyperlink"/>
+          </w:rPr>
+          <w:t>https://static.rusi.org/lessons-learned-ukraine-offensive-2022-23.pdf</w:t>
+        </w:r>
+      </w:hyperlink>
+      <w:r>
+        <w:t xml:space="preserve"> (accessed 11 December 2025).</w:t>
+      </w:r>
+    </w:p>
+  </w:endnote>
+  <w:endnote w:id="5">
+    <w:p>
+      <w:pPr>
+        <w:pStyle w:val="EndnoteText"/>
+      </w:pPr>
+      <w:r>
+        <w:rPr>
+          <w:rStyle w:val="EndnoteReference"/>
+        </w:rPr>
+        <w:endnoteRef/>
+      </w:r>
+      <w:r>
+        <w:t xml:space="preserve"> </w:t>
+      </w:r>
+      <w:r>
+        <w:t>Government of Ireland. Defence Policy Review 2024: Adjusting and Affirming Our Defence Policy in an Era of Change. Dublin: Department of Defence, 2024. Available at: https://assets.gov.ie/static/documents/defence-policy-review-2024.pdf (accessed 20 June 2026).</w:t>
+      </w:r>
+    </w:p>
+  </w:endnote>
+  <w:endnote w:id="6">
+    <w:p>
+      <w:pPr>
+        <w:pStyle w:val="EndnoteText"/>
+      </w:pPr>
+      <w:r>
+        <w:rPr>
+          <w:rStyle w:val="EndnoteReference"/>
+        </w:rPr>
+        <w:endnoteRef/>
+      </w:r>
+      <w:r>
+        <w:t xml:space="preserve"> </w:t>
+      </w:r>
+      <w:r>
+        <w:t xml:space="preserve">Government of Ireland. </w:t>
+      </w:r>
+      <w:r>
+        <w:rPr>
+          <w:i/>
+          <w:iCs/>
+        </w:rPr>
+        <w:t>White Paper on Defence</w:t>
+      </w:r>
+      <w:r>
+        <w:t xml:space="preserve">. Dublin: Department of Defence, 2015. Available at: </w:t>
+      </w:r>
+      <w:r>
+        <w:t>https://assets.gov.ie/static/documents/white-paper-on-defence-august-2015.pdf</w:t>
+      </w:r>
+      <w:r>
+        <w:t xml:space="preserve"> (accessed 20 June 2026).</w:t>
+      </w:r>
+    </w:p>
+  </w:endnote>
+  <w:endnote w:id="7">
+    <w:p>
+      <w:pPr>
+        <w:pStyle w:val="EndnoteText"/>
+      </w:pPr>
+      <w:r>
+        <w:rPr>
+          <w:rStyle w:val="EndnoteReference"/>
+        </w:rPr>
+        <w:endnoteRef/>
+      </w:r>
+      <w:r>
+        <w:t xml:space="preserve"> </w:t>
+      </w:r>
+      <w:r>
+        <w:t xml:space="preserve">Mearsheimer, J. J. </w:t>
+      </w:r>
+      <w:r>
+        <w:rPr>
+          <w:i/>
+          <w:iCs/>
+        </w:rPr>
+        <w:t>Back to the Future: Instability in Europe After the Cold War</w:t>
+      </w:r>
+      <w:r>
+        <w:t xml:space="preserve">. </w:t>
+      </w:r>
+      <w:r>
+        <w:rPr>
+          <w:i/>
+          <w:iCs/>
+        </w:rPr>
+        <w:t>International Security</w:t>
+      </w:r>
+      <w:r>
+        <w:t xml:space="preserve">, 15(1), 1990, pp. 5–56. Available at: </w:t>
+      </w:r>
+      <w:hyperlink r:id="rId7" w:history="1">
+        <w:r>
+          <w:rPr>
+            <w:rStyle w:val="Hyperlink"/>
+          </w:rPr>
+          <w:t>https://www.jstor.org/stable/2538981</w:t>
+        </w:r>
+      </w:hyperlink>
+      <w:r>
+        <w:t xml:space="preserve"> (accessed 29 November 2025).</w:t>
+      </w:r>
+    </w:p>
+  </w:endnote>
+  <w:endnote w:id="8">
+    <w:p>
+      <w:pPr>
+        <w:pStyle w:val="EndnoteText"/>
+      </w:pPr>
+      <w:r>
+        <w:rPr>
+          <w:rStyle w:val="EndnoteReference"/>
+        </w:rPr>
+        <w:endnoteRef/>
+      </w:r>
+      <w:r>
+        <w:t xml:space="preserve"> United States Congress (2025). Congressional record: Proceedings and debates of the 119th Congress, first session. US Government Publishing Office. [online]. Available at: https://www.congress.gov/119/crec/2025/03/04/171/41/CREC-2025-03-04.pdf (accessed 1 April 2026).</w:t>
+      </w:r>
+    </w:p>
+  </w:endnote>
+  <w:endnote w:id="9">
     <w:p>
       <w:pPr>
         <w:pStyle w:val="FootnoteText"/>
       </w:pPr>
       <w:r>
         <w:rPr>
-          <w:rStyle w:val="FootnoteReference"/>
-        </w:rPr>
-        <w:footnoteRef/>
+          <w:rStyle w:val="EndnoteReference"/>
+        </w:rPr>
+        <w:endnoteRef/>
       </w:r>
       <w:r>
         <w:t xml:space="preserve"> </w:t>
       </w:r>
-      <w:r>
-        <w:t>Government of Ireland. Defence Policy Review 2024: Adjusting and Affirming Our Defence Policy in an Era of Change. Dublin: Department of Defence, 2024. Available at: https://assets.gov.ie/static/documents/defence-policy-review-2024.pdf (accessed 20 June 2026).</w:t>
-      </w:r>
-    </w:p>
-  </w:footnote>
-  <w:footnote w:id="2">
-    <w:p>
-      <w:pPr>
-        <w:pStyle w:val="FootnoteText"/>
-      </w:pPr>
-      <w:r>
-        <w:rPr>
-          <w:rStyle w:val="FootnoteReference"/>
-        </w:rPr>
-        <w:footnoteRef/>
+      <w:proofErr w:type="spellStart"/>
+      <w:r>
+        <w:t>Statsministeriet</w:t>
+      </w:r>
+      <w:proofErr w:type="spellEnd"/>
+      <w:r>
+        <w:t xml:space="preserve"> (2026). </w:t>
+      </w:r>
+      <w:proofErr w:type="spellStart"/>
+      <w:r>
+        <w:t>Fællesudtalelse</w:t>
+      </w:r>
+      <w:proofErr w:type="spellEnd"/>
+      <w:r>
+        <w:t xml:space="preserve"> om </w:t>
+      </w:r>
+      <w:proofErr w:type="spellStart"/>
+      <w:r>
+        <w:t>Grønland</w:t>
+      </w:r>
+      <w:proofErr w:type="spellEnd"/>
+      <w:r>
+        <w:t xml:space="preserve"> [online]. Available at: https://s</w:t>
+      </w:r>
+    </w:p>
+    <w:p>
+      <w:pPr>
+        <w:pStyle w:val="EndnoteText"/>
+      </w:pPr>
+      <w:r>
+        <w:t>tm.dk/media/qo2dyzxy/erklaering-gl.pdf (accessed 1 April 2026).</w:t>
+      </w:r>
+    </w:p>
+  </w:endnote>
+  <w:endnote w:id="10">
+    <w:p>
+      <w:pPr>
+        <w:pStyle w:val="EndnoteText"/>
+      </w:pPr>
+      <w:r>
+        <w:rPr>
+          <w:rStyle w:val="EndnoteReference"/>
+        </w:rPr>
+        <w:endnoteRef/>
       </w:r>
       <w:r>
         <w:t xml:space="preserve"> </w:t>
       </w:r>
       <w:r>
-        <w:t xml:space="preserve">Government of Ireland. </w:t>
-      </w:r>
-      <w:r>
-        <w:rPr>
-          <w:i/>
-          <w:iCs/>
-        </w:rPr>
-        <w:t>White Paper on Defence</w:t>
-      </w:r>
-      <w:r>
-        <w:t xml:space="preserve">. Dublin: Department of Defence, 2015. Available at: </w:t>
-      </w:r>
-      <w:r>
-        <w:t>https://assets.gov.ie/static/documents/white-paper-on-defence-august-2015.pdf</w:t>
-      </w:r>
-      <w:r>
-        <w:t xml:space="preserve"> (accessed 20 June 2026).</w:t>
-      </w:r>
-    </w:p>
-  </w:footnote>
-  <w:footnote w:id="3">
-    <w:p>
-      <w:pPr>
-        <w:pStyle w:val="FootnoteText"/>
-      </w:pPr>
-      <w:r>
-        <w:rPr>
-          <w:rStyle w:val="FootnoteReference"/>
-        </w:rPr>
-        <w:footnoteRef/>
-      </w:r>
-      <w:r>
-        <w:t xml:space="preserve"> United States Congress (2025). Congressional record: Proceedings and debates of the 119th Congress, first session. US Government Publishing Office. [online]. Available at: https://www.congress.gov/119/crec/2025/03/04/171/41/CREC-2025-03-04.pdf (accessed 1 April 2026).</w:t>
-      </w:r>
-    </w:p>
-  </w:footnote>
-  <w:footnote w:id="4">
-    <w:p>
-      <w:pPr>
-        <w:pStyle w:val="FootnoteText"/>
-      </w:pPr>
-      <w:r>
-        <w:rPr>
-          <w:rStyle w:val="FootnoteReference"/>
-        </w:rPr>
-        <w:footnoteRef/>
-      </w:r>
-      <w:r>
-        <w:t xml:space="preserve"> </w:t>
-      </w:r>
-      <w:proofErr w:type="spellStart"/>
-      <w:r>
-        <w:t>Statsministeriet</w:t>
-      </w:r>
-      <w:proofErr w:type="spellEnd"/>
-      <w:r>
-        <w:t xml:space="preserve"> (2026). </w:t>
-      </w:r>
-      <w:proofErr w:type="spellStart"/>
-      <w:r>
-        <w:t>Fællesudtalelse</w:t>
-      </w:r>
-      <w:proofErr w:type="spellEnd"/>
-      <w:r>
-        <w:t xml:space="preserve"> om </w:t>
-      </w:r>
-      <w:proofErr w:type="spellStart"/>
-      <w:r>
-        <w:t>Grønland</w:t>
-      </w:r>
-      <w:proofErr w:type="spellEnd"/>
-      <w:r>
-        <w:t xml:space="preserve"> [online]. Available at: https://s</w:t>
-      </w:r>
-    </w:p>
-    <w:p>
-      <w:pPr>
-        <w:pStyle w:val="FootnoteText"/>
-      </w:pPr>
-      <w:r>
-        <w:t>tm.dk/media/qo2dyzxy/erklaering-gl.pdf (accessed 1 April 2026).</w:t>
-      </w:r>
-    </w:p>
-  </w:footnote>
-  <w:footnote w:id="5">
-    <w:p>
-      <w:pPr>
-        <w:pStyle w:val="FootnoteText"/>
-      </w:pPr>
-      <w:r>
-        <w:rPr>
-          <w:rStyle w:val="FootnoteReference"/>
-        </w:rPr>
-        <w:footnoteRef/>
-      </w:r>
-      <w:r>
-        <w:t xml:space="preserve"> </w:t>
-      </w:r>
-      <w:r>
         <w:t xml:space="preserve">European Defence Agency. </w:t>
       </w:r>
       <w:r>
@@ -2291,7 +2555,7 @@
       <w:r>
         <w:t xml:space="preserve">. Brussels: European Defence Agency, 2023. Available at: </w:t>
       </w:r>
-      <w:hyperlink r:id="rId1" w:history="1">
+      <w:hyperlink r:id="rId8" w:history="1">
         <w:r>
           <w:rPr>
             <w:rStyle w:val="Hyperlink"/>
@@ -2300,23 +2564,10 @@
         </w:r>
       </w:hyperlink>
       <w:r>
-        <w:t xml:space="preserve"> (accessed 22 June 2026).</w:t>
-      </w:r>
-    </w:p>
-  </w:footnote>
-  <w:footnote w:id="6">
-    <w:p>
-      <w:pPr>
-        <w:pStyle w:val="FootnoteText"/>
-      </w:pPr>
-      <w:r>
-        <w:rPr>
-          <w:rStyle w:val="FootnoteReference"/>
-        </w:rPr>
-        <w:footnoteRef/>
-      </w:r>
-      <w:r>
-        <w:t xml:space="preserve"> </w:t>
+        <w:t xml:space="preserve"> (accessed 22 June 2026)</w:t>
+      </w:r>
+      <w:r>
+        <w:t xml:space="preserve">; </w:t>
       </w:r>
       <w:r>
         <w:t xml:space="preserve">NATO Allied Command Transformation. </w:t>
@@ -2331,7 +2582,7 @@
       <w:r>
         <w:t xml:space="preserve">. Norfolk, VA: Allied Command Transformation, 2023. Available at: </w:t>
       </w:r>
-      <w:hyperlink r:id="rId2" w:history="1">
+      <w:hyperlink r:id="rId9" w:history="1">
         <w:r>
           <w:rPr>
             <w:rStyle w:val="Hyperlink"/>
@@ -2343,33 +2594,33 @@
         <w:t xml:space="preserve"> (accessed 22 June 2026).</w:t>
       </w:r>
     </w:p>
-  </w:footnote>
-  <w:footnote w:id="7">
-    <w:p>
-      <w:pPr>
-        <w:pStyle w:val="FootnoteText"/>
-      </w:pPr>
-      <w:r>
-        <w:rPr>
-          <w:rStyle w:val="FootnoteReference"/>
-        </w:rPr>
-        <w:footnoteRef/>
+  </w:endnote>
+  <w:endnote w:id="11">
+    <w:p>
+      <w:pPr>
+        <w:pStyle w:val="EndnoteText"/>
+      </w:pPr>
+      <w:r>
+        <w:rPr>
+          <w:rStyle w:val="EndnoteReference"/>
+        </w:rPr>
+        <w:endnoteRef/>
       </w:r>
       <w:r>
         <w:t xml:space="preserve"> TM 201</w:t>
       </w:r>
     </w:p>
-  </w:footnote>
-  <w:footnote w:id="8">
-    <w:p>
-      <w:pPr>
-        <w:pStyle w:val="FootnoteText"/>
-      </w:pPr>
-      <w:r>
-        <w:rPr>
-          <w:rStyle w:val="FootnoteReference"/>
-        </w:rPr>
-        <w:footnoteRef/>
+  </w:endnote>
+  <w:endnote w:id="12">
+    <w:p>
+      <w:pPr>
+        <w:pStyle w:val="EndnoteText"/>
+      </w:pPr>
+      <w:r>
+        <w:rPr>
+          <w:rStyle w:val="EndnoteReference"/>
+        </w:rPr>
+        <w:endnoteRef/>
       </w:r>
       <w:r>
         <w:t xml:space="preserve"> </w:t>
@@ -2397,7 +2648,7 @@
       <w:r>
         <w:t xml:space="preserve">, 2025. Available at: </w:t>
       </w:r>
-      <w:hyperlink r:id="rId3" w:tgtFrame="_new" w:history="1">
+      <w:hyperlink r:id="rId10" w:tgtFrame="_new" w:history="1">
         <w:r>
           <w:rPr>
             <w:rStyle w:val="Hyperlink"/>
@@ -2409,17 +2660,17 @@
         <w:t xml:space="preserve"> (accessed 24 February 2026).</w:t>
       </w:r>
     </w:p>
-  </w:footnote>
-  <w:footnote w:id="9">
-    <w:p>
-      <w:pPr>
-        <w:pStyle w:val="FootnoteText"/>
-      </w:pPr>
-      <w:r>
-        <w:rPr>
-          <w:rStyle w:val="FootnoteReference"/>
-        </w:rPr>
-        <w:footnoteRef/>
+  </w:endnote>
+  <w:endnote w:id="13">
+    <w:p>
+      <w:pPr>
+        <w:pStyle w:val="EndnoteText"/>
+      </w:pPr>
+      <w:r>
+        <w:rPr>
+          <w:rStyle w:val="EndnoteReference"/>
+        </w:rPr>
+        <w:endnoteRef/>
       </w:r>
       <w:r>
         <w:t xml:space="preserve"> </w:t>
@@ -2447,7 +2698,7 @@
       <w:r>
         <w:t xml:space="preserve">, August 2021. Available at: </w:t>
       </w:r>
-      <w:hyperlink r:id="rId4" w:history="1">
+      <w:hyperlink r:id="rId11" w:history="1">
         <w:r>
           <w:rPr>
             <w:rStyle w:val="Hyperlink"/>
@@ -2459,21 +2710,82 @@
         <w:t xml:space="preserve"> (accessed 21 June 2026).</w:t>
       </w:r>
     </w:p>
-  </w:footnote>
-  <w:footnote w:id="10">
-    <w:p>
-      <w:pPr>
-        <w:pStyle w:val="FootnoteText"/>
-      </w:pPr>
-      <w:r>
-        <w:rPr>
-          <w:rStyle w:val="FootnoteReference"/>
-        </w:rPr>
-        <w:footnoteRef/>
+  </w:endnote>
+  <w:endnote w:id="14">
+    <w:p>
+      <w:pPr>
+        <w:pStyle w:val="EndnoteText"/>
+      </w:pPr>
+      <w:r>
+        <w:rPr>
+          <w:rStyle w:val="EndnoteReference"/>
+        </w:rPr>
+        <w:endnoteRef/>
       </w:r>
       <w:r>
         <w:t xml:space="preserve"> </w:t>
       </w:r>
+      <w:proofErr w:type="spellStart"/>
+      <w:r>
+        <w:t>Néron</w:t>
+      </w:r>
+      <w:proofErr w:type="spellEnd"/>
+      <w:r>
+        <w:t xml:space="preserve">-Bancel, P. and Garnier, G. </w:t>
+      </w:r>
+      <w:r>
+        <w:rPr>
+          <w:i/>
+          <w:iCs/>
+        </w:rPr>
+        <w:t>At the Other Side of the Hill: The Benefits and False Promises of Battlefield Transparency</w:t>
+      </w:r>
+      <w:r>
+        <w:t xml:space="preserve">. Paris: </w:t>
+      </w:r>
+      <w:proofErr w:type="spellStart"/>
+      <w:r>
+        <w:t>Institut</w:t>
+      </w:r>
+      <w:proofErr w:type="spellEnd"/>
+      <w:r>
+        <w:t xml:space="preserve"> français des relations </w:t>
+      </w:r>
+      <w:proofErr w:type="spellStart"/>
+      <w:r>
+        <w:t>internationales</w:t>
+      </w:r>
+      <w:proofErr w:type="spellEnd"/>
+      <w:r>
+        <w:t xml:space="preserve"> (IFRI), 27 May 2024, p. 45. Available at: </w:t>
+      </w:r>
+      <w:hyperlink r:id="rId12" w:tgtFrame="_new" w:history="1">
+        <w:r>
+          <w:rPr>
+            <w:rStyle w:val="Hyperlink"/>
+          </w:rPr>
+          <w:t>https://www.ifri.org/en/studies/other-side-hill-benefits-and-false-promises-battlefield-transparency</w:t>
+        </w:r>
+      </w:hyperlink>
+      <w:r>
+        <w:t xml:space="preserve"> (accessed 17 March 2026).</w:t>
+      </w:r>
+    </w:p>
+  </w:endnote>
+  <w:endnote w:id="15">
+    <w:p>
+      <w:pPr>
+        <w:pStyle w:val="EndnoteText"/>
+      </w:pPr>
+      <w:r>
+        <w:rPr>
+          <w:rStyle w:val="EndnoteReference"/>
+        </w:rPr>
+        <w:endnoteRef/>
+      </w:r>
+      <w:r>
+        <w:t xml:space="preserve"> </w:t>
+      </w:r>
       <w:r>
         <w:t xml:space="preserve">Joret, G. “What Specialization of the Infantry in </w:t>
       </w:r>
@@ -2502,17 +2814,17 @@
         <w:t>, no. 52, Spring–Summer 2024, pp. 15–20, p. 18.</w:t>
       </w:r>
     </w:p>
-  </w:footnote>
-  <w:footnote w:id="11">
-    <w:p>
-      <w:pPr>
-        <w:pStyle w:val="FootnoteText"/>
-      </w:pPr>
-      <w:r>
-        <w:rPr>
-          <w:rStyle w:val="FootnoteReference"/>
-        </w:rPr>
-        <w:footnoteRef/>
+  </w:endnote>
+  <w:endnote w:id="16">
+    <w:p>
+      <w:pPr>
+        <w:pStyle w:val="EndnoteText"/>
+      </w:pPr>
+      <w:r>
+        <w:rPr>
+          <w:rStyle w:val="EndnoteReference"/>
+        </w:rPr>
+        <w:endnoteRef/>
       </w:r>
       <w:r>
         <w:t xml:space="preserve"> </w:t>
@@ -2530,7 +2842,7 @@
       <w:r>
         <w:t xml:space="preserve">. GOV.UK News Story, 30 March 2023. Available at: </w:t>
       </w:r>
-      <w:hyperlink r:id="rId5" w:history="1">
+      <w:hyperlink r:id="rId13" w:history="1">
         <w:r>
           <w:rPr>
             <w:rStyle w:val="Hyperlink"/>
@@ -2567,7 +2879,7 @@
       <w:r>
         <w:t xml:space="preserve">, 18 August 2023. Available at: </w:t>
       </w:r>
-      <w:hyperlink r:id="rId6" w:history="1">
+      <w:hyperlink r:id="rId14" w:history="1">
         <w:r>
           <w:rPr>
             <w:rStyle w:val="Hyperlink"/>
@@ -2579,17 +2891,17 @@
         <w:t xml:space="preserve"> (accessed 22 June 2026).</w:t>
       </w:r>
     </w:p>
-  </w:footnote>
-  <w:footnote w:id="12">
-    <w:p>
-      <w:pPr>
-        <w:pStyle w:val="FootnoteText"/>
-      </w:pPr>
-      <w:r>
-        <w:rPr>
-          <w:rStyle w:val="FootnoteReference"/>
-        </w:rPr>
-        <w:footnoteRef/>
+  </w:endnote>
+  <w:endnote w:id="17">
+    <w:p>
+      <w:pPr>
+        <w:pStyle w:val="EndnoteText"/>
+      </w:pPr>
+      <w:r>
+        <w:rPr>
+          <w:rStyle w:val="EndnoteReference"/>
+        </w:rPr>
+        <w:endnoteRef/>
       </w:r>
       <w:r>
         <w:t xml:space="preserve"> </w:t>
@@ -2656,7 +2968,7 @@
       <w:r>
         <w:t xml:space="preserve">. 25 February 2026. Available at: </w:t>
       </w:r>
-      <w:hyperlink r:id="rId7" w:tgtFrame="_new" w:history="1">
+      <w:hyperlink r:id="rId15" w:tgtFrame="_new" w:history="1">
         <w:r>
           <w:rPr>
             <w:rStyle w:val="Hyperlink"/>
@@ -2740,7 +3052,7 @@
       <w:r>
         <w:t xml:space="preserve">. YouTube video, 21 February 2026. Available at: </w:t>
       </w:r>
-      <w:hyperlink r:id="rId8" w:tgtFrame="_new" w:history="1">
+      <w:hyperlink r:id="rId16" w:tgtFrame="_new" w:history="1">
         <w:r>
           <w:rPr>
             <w:rStyle w:val="Hyperlink"/>
@@ -2777,7 +3089,7 @@
       <w:r>
         <w:t xml:space="preserve">, 2020. Available at: </w:t>
       </w:r>
-      <w:hyperlink r:id="rId9" w:tgtFrame="_new" w:history="1">
+      <w:hyperlink r:id="rId17" w:tgtFrame="_new" w:history="1">
         <w:r>
           <w:rPr>
             <w:rStyle w:val="Hyperlink"/>
@@ -2789,22 +3101,73 @@
         <w:t xml:space="preserve"> (accessed 13 February 2026).</w:t>
       </w:r>
     </w:p>
-  </w:footnote>
-  <w:footnote w:id="13">
+  </w:endnote>
+  <w:endnote w:id="18">
     <w:p>
       <w:pPr>
         <w:pStyle w:val="FootnoteText"/>
       </w:pPr>
       <w:r>
         <w:rPr>
-          <w:rStyle w:val="FootnoteReference"/>
-        </w:rPr>
-        <w:footnoteRef/>
+          <w:rStyle w:val="EndnoteReference"/>
+        </w:rPr>
+        <w:endnoteRef/>
       </w:r>
       <w:r>
         <w:t xml:space="preserve"> </w:t>
       </w:r>
       <w:r>
+        <w:t xml:space="preserve">Molloy, O. </w:t>
+      </w:r>
+      <w:r>
+        <w:rPr>
+          <w:i/>
+          <w:iCs/>
+        </w:rPr>
+        <w:t>Drones in Modern Warfare: Lessons Learnt from the War in Ukraine</w:t>
+      </w:r>
+      <w:r>
+        <w:t xml:space="preserve">. Australian Army Occasional Paper, no. 29. Canberra: Australian Army Research Centre, 2024, p. </w:t>
+      </w:r>
+      <w:r>
+        <w:t>78</w:t>
+      </w:r>
+      <w:r>
+        <w:t xml:space="preserve">. DOI: 10.61451/267513. Available at: </w:t>
+      </w:r>
+      <w:hyperlink r:id="rId18" w:history="1">
+        <w:r>
+          <w:rPr>
+            <w:rStyle w:val="Hyperlink"/>
+          </w:rPr>
+          <w:t>https://researchcentre.army.gov.au/sites/default/files/241104-Occasional-Paper-29-Lessons-Learnt-from-Ukraine.pdf.pdf</w:t>
+        </w:r>
+      </w:hyperlink>
+      <w:r>
+        <w:t xml:space="preserve"> (accessed 2 November 2025).</w:t>
+      </w:r>
+    </w:p>
+    <w:p>
+      <w:pPr>
+        <w:pStyle w:val="EndnoteText"/>
+      </w:pPr>
+    </w:p>
+  </w:endnote>
+  <w:endnote w:id="19">
+    <w:p>
+      <w:pPr>
+        <w:pStyle w:val="EndnoteText"/>
+      </w:pPr>
+      <w:r>
+        <w:rPr>
+          <w:rStyle w:val="EndnoteReference"/>
+        </w:rPr>
+        <w:endnoteRef/>
+      </w:r>
+      <w:r>
+        <w:t xml:space="preserve"> </w:t>
+      </w:r>
+      <w:r>
         <w:t xml:space="preserve">Lanchester, F. W. </w:t>
       </w:r>
       <w:r>
@@ -2818,17 +3181,17 @@
         <w:t>. London: Constable and Company Limited, 1916.</w:t>
       </w:r>
     </w:p>
-  </w:footnote>
-  <w:footnote w:id="14">
-    <w:p>
-      <w:pPr>
-        <w:pStyle w:val="FootnoteText"/>
-      </w:pPr>
-      <w:r>
-        <w:rPr>
-          <w:rStyle w:val="FootnoteReference"/>
-        </w:rPr>
-        <w:footnoteRef/>
+  </w:endnote>
+  <w:endnote w:id="20">
+    <w:p>
+      <w:pPr>
+        <w:pStyle w:val="EndnoteText"/>
+      </w:pPr>
+      <w:r>
+        <w:rPr>
+          <w:rStyle w:val="EndnoteReference"/>
+        </w:rPr>
+        <w:endnoteRef/>
       </w:r>
       <w:r>
         <w:t xml:space="preserve"> </w:t>
@@ -2856,7 +3219,7 @@
       <w:r>
         <w:t xml:space="preserve">, 13(4), 1989, pp. 54–89. Available at: </w:t>
       </w:r>
-      <w:hyperlink r:id="rId10" w:tgtFrame="_new" w:history="1">
+      <w:hyperlink r:id="rId19" w:tgtFrame="_new" w:history="1">
         <w:r>
           <w:rPr>
             <w:rStyle w:val="Hyperlink"/>
@@ -2868,17 +3231,17 @@
         <w:t xml:space="preserve"> (accessed 29 March 2025).</w:t>
       </w:r>
     </w:p>
-  </w:footnote>
-  <w:footnote w:id="15">
-    <w:p>
-      <w:pPr>
-        <w:pStyle w:val="FootnoteText"/>
-      </w:pPr>
-      <w:r>
-        <w:rPr>
-          <w:rStyle w:val="FootnoteReference"/>
-        </w:rPr>
-        <w:footnoteRef/>
+  </w:endnote>
+  <w:endnote w:id="21">
+    <w:p>
+      <w:pPr>
+        <w:pStyle w:val="EndnoteText"/>
+      </w:pPr>
+      <w:r>
+        <w:rPr>
+          <w:rStyle w:val="EndnoteReference"/>
+        </w:rPr>
+        <w:endnoteRef/>
       </w:r>
       <w:r>
         <w:t xml:space="preserve"> </w:t>
@@ -2896,19 +3259,6 @@
       <w:r>
         <w:t>. MA thesis, Maynooth University, 2026. Available from the Defence Forces Library.</w:t>
       </w:r>
-    </w:p>
-  </w:footnote>
-  <w:footnote w:id="16">
-    <w:p>
-      <w:pPr>
-        <w:pStyle w:val="FootnoteText"/>
-      </w:pPr>
-      <w:r>
-        <w:rPr>
-          <w:rStyle w:val="FootnoteReference"/>
-        </w:rPr>
-        <w:footnoteRef/>
-      </w:r>
       <w:r>
         <w:t xml:space="preserve"> </w:t>
       </w:r>
@@ -2952,7 +3302,7 @@
       <w:r>
         <w:t xml:space="preserve">. London: Royal United Services Institute for Defence and Security Studies, 2024. Available at: </w:t>
       </w:r>
-      <w:hyperlink r:id="rId11" w:history="1">
+      <w:hyperlink r:id="rId20" w:history="1">
         <w:r>
           <w:rPr>
             <w:rStyle w:val="Hyperlink"/>
@@ -2962,6 +3312,31 @@
       </w:hyperlink>
       <w:r>
         <w:t xml:space="preserve"> (accessed 16 December 2025).</w:t>
+      </w:r>
+    </w:p>
+  </w:endnote>
+</w:endnotes>
+</file>
+
+<file path=word/footnotes.xml><?xml version="1.0" encoding="utf-8"?>
+<w:footnotes xmlns:wpc="http://schemas.microsoft.com/office/word/2010/wordprocessingCanvas" xmlns:cx="http://schemas.microsoft.com/office/drawing/2014/chartex" xmlns:cx1="http://schemas.microsoft.com/office/drawing/2015/9/8/chartex" xmlns:cx2="http://schemas.microsoft.com/office/drawing/2015/10/21/chartex" xmlns:cx3="http://schemas.microsoft.com/office/drawing/2016/5/9/chartex" xmlns:cx4="http://schemas.microsoft.com/office/drawing/2016/5/10/chartex" xmlns:cx5="http://schemas.microsoft.com/office/drawing/2016/5/11/chartex" xmlns:cx6="http://schemas.microsoft.com/office/drawing/2016/5/12/chartex" xmlns:cx7="http://schemas.microsoft.com/office/drawing/2016/5/13/chartex" xmlns:cx8="http://schemas.microsoft.com/office/drawing/2016/5/14/chartex" xmlns:mc="http://schemas.openxmlformats.org/markup-compatibility/2006" xmlns:aink="http://schemas.microsoft.com/office/drawing/2016/ink" xmlns:am3d="http://schemas.microsoft.com/office/drawing/2017/model3d" xmlns:o="urn:schemas-microsoft-com:office:office" xmlns:oel="http://schemas.microsoft.com/office/2019/extlst" xmlns:r="http://schemas.openxmlformats.org/officeDocument/2006/relationships" xmlns:m="http://schemas.openxmlformats.org/officeDocument/2006/math" xmlns:v="urn:schemas-microsoft-com:vml" xmlns:wp14="http://schemas.microsoft.com/office/word/2010/wordprocessingDrawing" xmlns:wp="http://schemas.openxmlformats.org/drawingml/2006/wordprocessingDrawing" xmlns:w10="urn:schemas-microsoft-com:office:word" xmlns:w="http://schemas.openxmlformats.org/wordprocessingml/2006/main" xmlns:w14="http://schemas.microsoft.com/office/word/2010/wordml" xmlns:w15="http://schemas.microsoft.com/office/word/2012/wordml" xmlns:w16cex="http://schemas.microsoft.com/office/word/2018/wordml/cex" xmlns:w16cid="http://schemas.microsoft.com/office/word/2016/wordml/cid" xmlns:w16="http://schemas.microsoft.com/office/word/2018/wordml" xmlns:w16du="http://schemas.microsoft.com/office/word/2023/wordml/word16du" xmlns:w16sdtdh="http://schemas.microsoft.com/office/word/2020/wordml/sdtdatahash" xmlns:w16sdtfl="http://schemas.microsoft.com/office/word/2024/wordml/sdtformatlock" xmlns:w16se="http://schemas.microsoft.com/office/word/2015/wordml/symex" xmlns:wpg="http://schemas.microsoft.com/office/word/2010/wordprocessingGroup" xmlns:wpi="http://schemas.microsoft.com/office/word/2010/wordprocessingInk" xmlns:wne="http://schemas.microsoft.com/office/word/2006/wordml" xmlns:wps="http://schemas.microsoft.com/office/word/2010/wordprocessingShape" mc:Ignorable="w14 w15 w16se w16cid w16 w16cex w16sdtdh w16sdtfl w16du wp14">
+  <w:footnote w:type="separator" w:id="-1">
+    <w:p>
+      <w:pPr>
+        <w:spacing w:after="0" w:line="240" w:lineRule="auto"/>
+      </w:pPr>
+      <w:r>
+        <w:separator/>
+      </w:r>
+    </w:p>
+  </w:footnote>
+  <w:footnote w:type="continuationSeparator" w:id="0">
+    <w:p>
+      <w:pPr>
+        <w:spacing w:after="0" w:line="240" w:lineRule="auto"/>
+      </w:pPr>
+      <w:r>
+        <w:continuationSeparator/>
       </w:r>
     </w:p>
   </w:footnote>
@@ -4504,6 +4879,7 @@
   <w:style w:type="character" w:default="1" w:styleId="DefaultParagraphFont">
     <w:name w:val="Default Paragraph Font"/>
     <w:uiPriority w:val="1"/>
+    <w:semiHidden/>
     <w:unhideWhenUsed/>
   </w:style>
   <w:style w:type="table" w:default="1" w:styleId="TableNormal">
@@ -4917,6 +5293,45 @@
       <w:spacing w:after="0" w:line="240" w:lineRule="auto"/>
     </w:pPr>
   </w:style>
+  <w:style w:type="paragraph" w:styleId="EndnoteText">
+    <w:name w:val="endnote text"/>
+    <w:basedOn w:val="Normal"/>
+    <w:link w:val="EndnoteTextChar"/>
+    <w:uiPriority w:val="99"/>
+    <w:semiHidden/>
+    <w:unhideWhenUsed/>
+    <w:rsid w:val="00FC7E0E"/>
+    <w:pPr>
+      <w:spacing w:after="0" w:line="240" w:lineRule="auto"/>
+    </w:pPr>
+    <w:rPr>
+      <w:sz w:val="20"/>
+      <w:szCs w:val="20"/>
+    </w:rPr>
+  </w:style>
+  <w:style w:type="character" w:customStyle="1" w:styleId="EndnoteTextChar">
+    <w:name w:val="Endnote Text Char"/>
+    <w:basedOn w:val="DefaultParagraphFont"/>
+    <w:link w:val="EndnoteText"/>
+    <w:uiPriority w:val="99"/>
+    <w:semiHidden/>
+    <w:rsid w:val="00FC7E0E"/>
+    <w:rPr>
+      <w:sz w:val="20"/>
+      <w:szCs w:val="20"/>
+    </w:rPr>
+  </w:style>
+  <w:style w:type="character" w:styleId="EndnoteReference">
+    <w:name w:val="endnote reference"/>
+    <w:basedOn w:val="DefaultParagraphFont"/>
+    <w:uiPriority w:val="99"/>
+    <w:semiHidden/>
+    <w:unhideWhenUsed/>
+    <w:rsid w:val="00FC7E0E"/>
+    <w:rPr>
+      <w:vertAlign w:val="superscript"/>
+    </w:rPr>
+  </w:style>
 </w:styles>
 </file>
 

--- a/Essays/DF_Review_Article.docx
+++ b/Essays/DF_Review_Article.docx
@@ -30,27 +30,7 @@
           <w:sz w:val="24"/>
           <w:szCs w:val="24"/>
         </w:rPr>
-        <w:t xml:space="preserve">Pervasive uncrewed systems have altered the cost structure of small-state deterrence. Low-cost </w:t>
-      </w:r>
-      <w:proofErr w:type="spellStart"/>
-      <w:r>
-        <w:rPr>
-          <w:rFonts w:asciiTheme="minorHAnsi" w:eastAsiaTheme="minorHAnsi" w:hAnsiTheme="minorHAnsi" w:cstheme="minorBidi"/>
-          <w:color w:val="auto"/>
-          <w:sz w:val="24"/>
-          <w:szCs w:val="24"/>
-        </w:rPr>
-        <w:t>UxS</w:t>
-      </w:r>
-      <w:proofErr w:type="spellEnd"/>
-      <w:r>
-        <w:rPr>
-          <w:rFonts w:asciiTheme="minorHAnsi" w:eastAsiaTheme="minorHAnsi" w:hAnsiTheme="minorHAnsi" w:cstheme="minorBidi"/>
-          <w:color w:val="auto"/>
-          <w:sz w:val="24"/>
-          <w:szCs w:val="24"/>
-        </w:rPr>
-        <w:t xml:space="preserve"> lower the cost of reconnaissance, precision strike and sustainment, shifting relative combat power toward a resource-constrained defender and creating asymmetric cost-imposition opportunities far cheaper than traditional platforms; the Javelin-to-FPV cost ratio runs between 1:54 and 1:144 by range. For Ireland</w:t>
+        <w:t>Pervasive uncrewed systems have altered the cost structure of small-state deterrence. Low-cost UxS lower the cost of reconnaissance, precision strike and sustainment, shifting relative combat power toward a resource-constrained defender and creating asymmetric cost-imposition opportunities far cheaper than traditional platforms; the Javelin-to-FPV cost ratio runs between 1:54 and 1:144 by range. For Ireland</w:t>
       </w:r>
       <w:r>
         <w:rPr>
@@ -124,19 +104,8 @@
           <w:sz w:val="24"/>
           <w:szCs w:val="24"/>
         </w:rPr>
-        <w:t xml:space="preserve">the political ownership Ireland's policy void </w:t>
-      </w:r>
-      <w:proofErr w:type="gramStart"/>
-      <w:r>
-        <w:rPr>
-          <w:rFonts w:asciiTheme="minorHAnsi" w:eastAsiaTheme="minorHAnsi" w:hAnsiTheme="minorHAnsi" w:cstheme="minorBidi"/>
-          <w:color w:val="auto"/>
-          <w:sz w:val="24"/>
-          <w:szCs w:val="24"/>
-        </w:rPr>
-        <w:t>withholds</w:t>
-      </w:r>
-      <w:proofErr w:type="gramEnd"/>
+        <w:t>the political ownership Ireland's policy void withholds</w:t>
+      </w:r>
       <w:r>
         <w:rPr>
           <w:rFonts w:asciiTheme="minorHAnsi" w:eastAsiaTheme="minorHAnsi" w:hAnsiTheme="minorHAnsi" w:cstheme="minorBidi"/>
@@ -235,21 +204,7 @@
         <w:rPr>
           <w:highlight w:val="yellow"/>
         </w:rPr>
-        <w:t xml:space="preserve">OB: the abstract is only draft… let’s see where your stuff brings us. It would be best if it jumps from </w:t>
-      </w:r>
-      <w:proofErr w:type="gramStart"/>
-      <w:r>
-        <w:rPr>
-          <w:highlight w:val="yellow"/>
-        </w:rPr>
-        <w:t>mine..</w:t>
-      </w:r>
-      <w:proofErr w:type="gramEnd"/>
-      <w:r>
-        <w:rPr>
-          <w:highlight w:val="yellow"/>
-        </w:rPr>
-        <w:t xml:space="preserve"> I’ve had AI do a draft based on my ideas. YOU ARE FREE TO GO WHERE YOU WANT!</w:t>
+        <w:t>OB: the abstract is only draft… let’s see where your stuff brings us. It would be best if it jumps from mine.. I’ve had AI do a draft based on my ideas. YOU ARE FREE TO GO WHERE YOU WANT!</w:t>
       </w:r>
     </w:p>
     <w:p>
@@ -271,7 +226,10 @@
       </w:pPr>
       <w:r>
         <w:lastRenderedPageBreak/>
-        <w:t>ADAM 1667 WORDS</w:t>
+        <w:t>ADAM 1959 WORDS</w:t>
+      </w:r>
+      <w:r>
+        <w:t xml:space="preserve"> – I’ll cut it based on what OB includes</w:t>
       </w:r>
     </w:p>
     <w:p>
@@ -323,6 +281,15 @@
       </w:r>
       <w:r>
         <w:rPr>
+          <w:rFonts w:asciiTheme="minorHAnsi" w:eastAsiaTheme="minorHAnsi" w:hAnsiTheme="minorHAnsi" w:cstheme="minorBidi"/>
+          <w:color w:val="auto"/>
+          <w:sz w:val="24"/>
+          <w:szCs w:val="24"/>
+        </w:rPr>
+        <w:t>.</w:t>
+      </w:r>
+      <w:r>
+        <w:rPr>
           <w:rStyle w:val="EndnoteReference"/>
           <w:rFonts w:asciiTheme="minorHAnsi" w:eastAsiaTheme="minorHAnsi" w:hAnsiTheme="minorHAnsi" w:cstheme="minorBidi"/>
           <w:color w:val="auto"/>
@@ -338,687 +305,685 @@
           <w:sz w:val="24"/>
           <w:szCs w:val="24"/>
         </w:rPr>
+        <w:t xml:space="preserve"> </w:t>
+      </w:r>
+      <w:r>
+        <w:rPr>
+          <w:rFonts w:asciiTheme="minorHAnsi" w:eastAsiaTheme="minorHAnsi" w:hAnsiTheme="minorHAnsi" w:cstheme="minorBidi"/>
+          <w:color w:val="auto"/>
+          <w:sz w:val="24"/>
+          <w:szCs w:val="24"/>
+        </w:rPr>
+        <w:t>Scholars divide between those who</w:t>
+      </w:r>
+      <w:r>
+        <w:rPr>
+          <w:rFonts w:asciiTheme="minorHAnsi" w:eastAsiaTheme="minorHAnsi" w:hAnsiTheme="minorHAnsi" w:cstheme="minorBidi"/>
+          <w:color w:val="auto"/>
+          <w:sz w:val="24"/>
+          <w:szCs w:val="24"/>
+        </w:rPr>
+        <w:t xml:space="preserve"> ask whether </w:t>
+      </w:r>
+      <w:r>
+        <w:rPr>
+          <w:rFonts w:asciiTheme="minorHAnsi" w:eastAsiaTheme="minorHAnsi" w:hAnsiTheme="minorHAnsi" w:cstheme="minorBidi"/>
+          <w:color w:val="auto"/>
+          <w:sz w:val="24"/>
+          <w:szCs w:val="24"/>
+        </w:rPr>
+        <w:t>manoeuvre is “dead”</w:t>
+      </w:r>
+      <w:r>
+        <w:rPr>
+          <w:rStyle w:val="EndnoteReference"/>
+          <w:rFonts w:asciiTheme="minorHAnsi" w:eastAsiaTheme="minorHAnsi" w:hAnsiTheme="minorHAnsi" w:cstheme="minorBidi"/>
+          <w:color w:val="auto"/>
+          <w:sz w:val="24"/>
+          <w:szCs w:val="24"/>
+        </w:rPr>
+        <w:endnoteReference w:id="3"/>
+      </w:r>
+      <w:r>
+        <w:rPr>
+          <w:rFonts w:asciiTheme="minorHAnsi" w:eastAsiaTheme="minorHAnsi" w:hAnsiTheme="minorHAnsi" w:cstheme="minorBidi"/>
+          <w:color w:val="auto"/>
+          <w:sz w:val="24"/>
+          <w:szCs w:val="24"/>
+        </w:rPr>
+        <w:t xml:space="preserve"> and </w:t>
+      </w:r>
+      <w:r>
+        <w:rPr>
+          <w:rFonts w:asciiTheme="minorHAnsi" w:eastAsiaTheme="minorHAnsi" w:hAnsiTheme="minorHAnsi" w:cstheme="minorBidi"/>
+          <w:color w:val="auto"/>
+          <w:sz w:val="24"/>
+          <w:szCs w:val="24"/>
+        </w:rPr>
+        <w:t>those who argue that it must adapt to survive</w:t>
+      </w:r>
+      <w:r>
+        <w:rPr>
+          <w:rFonts w:asciiTheme="minorHAnsi" w:eastAsiaTheme="minorHAnsi" w:hAnsiTheme="minorHAnsi" w:cstheme="minorBidi"/>
+          <w:color w:val="auto"/>
+          <w:sz w:val="24"/>
+          <w:szCs w:val="24"/>
+        </w:rPr>
+        <w:t>.</w:t>
+      </w:r>
+      <w:r>
+        <w:rPr>
+          <w:rStyle w:val="EndnoteReference"/>
+          <w:rFonts w:asciiTheme="minorHAnsi" w:eastAsiaTheme="minorHAnsi" w:hAnsiTheme="minorHAnsi" w:cstheme="minorBidi"/>
+          <w:color w:val="auto"/>
+          <w:sz w:val="24"/>
+          <w:szCs w:val="24"/>
+        </w:rPr>
+        <w:endnoteReference w:id="4"/>
+      </w:r>
+      <w:r>
+        <w:rPr>
+          <w:rFonts w:asciiTheme="minorHAnsi" w:eastAsiaTheme="minorHAnsi" w:hAnsiTheme="minorHAnsi" w:cstheme="minorBidi"/>
+          <w:color w:val="auto"/>
+          <w:sz w:val="24"/>
+          <w:szCs w:val="24"/>
+        </w:rPr>
+        <w:t xml:space="preserve"> </w:t>
+      </w:r>
+      <w:r>
+        <w:rPr>
+          <w:rFonts w:asciiTheme="minorHAnsi" w:eastAsiaTheme="minorHAnsi" w:hAnsiTheme="minorHAnsi" w:cstheme="minorBidi"/>
+          <w:color w:val="auto"/>
+          <w:sz w:val="24"/>
+          <w:szCs w:val="24"/>
+        </w:rPr>
+        <w:t xml:space="preserve">What is clear is that its price has risen sharply: manoeuvre survives only in the windows that sensing, concealment, electronic warfare and fires can briefly open. </w:t>
+      </w:r>
+      <w:r>
+        <w:rPr>
+          <w:rFonts w:asciiTheme="minorHAnsi" w:eastAsiaTheme="minorHAnsi" w:hAnsiTheme="minorHAnsi" w:cstheme="minorBidi"/>
+          <w:color w:val="auto"/>
+          <w:sz w:val="24"/>
+          <w:szCs w:val="24"/>
+        </w:rPr>
+        <w:t>For Ireland, the question is whether a small force can turn that exposure problem into defensive cost.</w:t>
+      </w:r>
+    </w:p>
+    <w:p>
+      <w:pPr>
+        <w:pStyle w:val="Heading2"/>
+        <w:rPr>
+          <w:rFonts w:asciiTheme="minorHAnsi" w:eastAsiaTheme="minorHAnsi" w:hAnsiTheme="minorHAnsi" w:cstheme="minorBidi"/>
+          <w:color w:val="auto"/>
+          <w:sz w:val="24"/>
+          <w:szCs w:val="24"/>
+        </w:rPr>
+      </w:pPr>
+      <w:r>
+        <w:rPr>
+          <w:rFonts w:asciiTheme="minorHAnsi" w:eastAsiaTheme="minorHAnsi" w:hAnsiTheme="minorHAnsi" w:cstheme="minorBidi"/>
+          <w:color w:val="auto"/>
+          <w:sz w:val="24"/>
+          <w:szCs w:val="24"/>
+        </w:rPr>
+        <w:t>Ireland has no national security strategy and no settled defence policy; the Defence Policy Review</w:t>
+      </w:r>
+      <w:r>
+        <w:rPr>
+          <w:rStyle w:val="EndnoteReference"/>
+          <w:rFonts w:asciiTheme="minorHAnsi" w:eastAsiaTheme="minorHAnsi" w:hAnsiTheme="minorHAnsi" w:cstheme="minorBidi"/>
+          <w:color w:val="auto"/>
+          <w:sz w:val="24"/>
+          <w:szCs w:val="24"/>
+        </w:rPr>
+        <w:endnoteReference w:id="5"/>
+      </w:r>
+      <w:r>
+        <w:rPr>
+          <w:rFonts w:asciiTheme="minorHAnsi" w:eastAsiaTheme="minorHAnsi" w:hAnsiTheme="minorHAnsi" w:cstheme="minorBidi"/>
+          <w:color w:val="auto"/>
+          <w:sz w:val="24"/>
+          <w:szCs w:val="24"/>
+        </w:rPr>
+        <w:t xml:space="preserve"> </w:t>
+      </w:r>
+      <w:r>
+        <w:rPr>
+          <w:rFonts w:asciiTheme="minorHAnsi" w:eastAsiaTheme="minorHAnsi" w:hAnsiTheme="minorHAnsi" w:cstheme="minorBidi"/>
+          <w:color w:val="auto"/>
+          <w:sz w:val="24"/>
+          <w:szCs w:val="24"/>
+        </w:rPr>
+        <w:t>updates the White Paper</w:t>
+      </w:r>
+      <w:r>
+        <w:rPr>
+          <w:rStyle w:val="EndnoteReference"/>
+          <w:rFonts w:asciiTheme="minorHAnsi" w:eastAsiaTheme="minorHAnsi" w:hAnsiTheme="minorHAnsi" w:cstheme="minorBidi"/>
+          <w:color w:val="auto"/>
+          <w:sz w:val="24"/>
+          <w:szCs w:val="24"/>
+        </w:rPr>
+        <w:endnoteReference w:id="6"/>
+      </w:r>
+      <w:r>
+        <w:rPr>
+          <w:rFonts w:asciiTheme="minorHAnsi" w:eastAsiaTheme="minorHAnsi" w:hAnsiTheme="minorHAnsi" w:cstheme="minorBidi"/>
+          <w:color w:val="auto"/>
+          <w:sz w:val="24"/>
+          <w:szCs w:val="24"/>
+        </w:rPr>
+        <w:t xml:space="preserve"> — constituting</w:t>
+      </w:r>
+      <w:r>
+        <w:rPr>
+          <w:rFonts w:asciiTheme="minorHAnsi" w:eastAsiaTheme="minorHAnsi" w:hAnsiTheme="minorHAnsi" w:cstheme="minorBidi"/>
+          <w:color w:val="auto"/>
+          <w:sz w:val="24"/>
+          <w:szCs w:val="24"/>
+        </w:rPr>
+        <w:t xml:space="preserve"> a de facto substitute</w:t>
+      </w:r>
+      <w:r>
+        <w:rPr>
+          <w:rFonts w:asciiTheme="minorHAnsi" w:eastAsiaTheme="minorHAnsi" w:hAnsiTheme="minorHAnsi" w:cstheme="minorBidi"/>
+          <w:color w:val="auto"/>
+          <w:sz w:val="24"/>
+          <w:szCs w:val="24"/>
+        </w:rPr>
+        <w:t>. The military is tasked to “</w:t>
+      </w:r>
+      <w:r>
+        <w:rPr>
+          <w:rFonts w:asciiTheme="minorHAnsi" w:eastAsiaTheme="minorHAnsi" w:hAnsiTheme="minorHAnsi" w:cstheme="minorBidi"/>
+          <w:color w:val="auto"/>
+          <w:sz w:val="24"/>
+          <w:szCs w:val="24"/>
+        </w:rPr>
+        <w:t>provide for the military Defence of the</w:t>
+      </w:r>
+      <w:r>
+        <w:rPr>
+          <w:rFonts w:asciiTheme="minorHAnsi" w:eastAsiaTheme="minorHAnsi" w:hAnsiTheme="minorHAnsi" w:cstheme="minorBidi"/>
+          <w:color w:val="auto"/>
+          <w:sz w:val="24"/>
+          <w:szCs w:val="24"/>
+        </w:rPr>
+        <w:t xml:space="preserve"> </w:t>
+      </w:r>
+      <w:r>
+        <w:rPr>
+          <w:rFonts w:asciiTheme="minorHAnsi" w:eastAsiaTheme="minorHAnsi" w:hAnsiTheme="minorHAnsi" w:cstheme="minorBidi"/>
+          <w:color w:val="auto"/>
+          <w:sz w:val="24"/>
+          <w:szCs w:val="24"/>
+        </w:rPr>
+        <w:t>State from armed aggression</w:t>
+      </w:r>
+      <w:r>
+        <w:rPr>
+          <w:rFonts w:asciiTheme="minorHAnsi" w:eastAsiaTheme="minorHAnsi" w:hAnsiTheme="minorHAnsi" w:cstheme="minorBidi"/>
+          <w:color w:val="auto"/>
+          <w:sz w:val="24"/>
+          <w:szCs w:val="24"/>
+        </w:rPr>
+        <w:t>”.</w:t>
+      </w:r>
+      <w:r>
+        <w:rPr>
+          <w:rFonts w:asciiTheme="minorHAnsi" w:eastAsiaTheme="minorHAnsi" w:hAnsiTheme="minorHAnsi" w:cstheme="minorBidi"/>
+          <w:color w:val="auto"/>
+          <w:sz w:val="24"/>
+          <w:szCs w:val="24"/>
+        </w:rPr>
+        <w:t xml:space="preserve"> </w:t>
+      </w:r>
+      <w:r>
+        <w:rPr>
+          <w:rFonts w:asciiTheme="minorHAnsi" w:eastAsiaTheme="minorHAnsi" w:hAnsiTheme="minorHAnsi" w:cstheme="minorBidi"/>
+          <w:color w:val="auto"/>
+          <w:sz w:val="24"/>
+          <w:szCs w:val="24"/>
+        </w:rPr>
+        <w:t>While m</w:t>
+      </w:r>
+      <w:r>
+        <w:rPr>
+          <w:rFonts w:asciiTheme="minorHAnsi" w:eastAsiaTheme="minorHAnsi" w:hAnsiTheme="minorHAnsi" w:cstheme="minorBidi"/>
+          <w:color w:val="auto"/>
+          <w:sz w:val="24"/>
+          <w:szCs w:val="24"/>
+        </w:rPr>
+        <w:t xml:space="preserve">ilitary </w:t>
+      </w:r>
+      <w:r>
+        <w:rPr>
+          <w:rFonts w:asciiTheme="minorHAnsi" w:eastAsiaTheme="minorHAnsi" w:hAnsiTheme="minorHAnsi" w:cstheme="minorBidi"/>
+          <w:color w:val="auto"/>
+          <w:sz w:val="24"/>
+          <w:szCs w:val="24"/>
+        </w:rPr>
+        <w:t>strategy and operations</w:t>
+      </w:r>
+      <w:r>
+        <w:rPr>
+          <w:rFonts w:asciiTheme="minorHAnsi" w:eastAsiaTheme="minorHAnsi" w:hAnsiTheme="minorHAnsi" w:cstheme="minorBidi"/>
+          <w:color w:val="auto"/>
+          <w:sz w:val="24"/>
+          <w:szCs w:val="24"/>
+        </w:rPr>
+        <w:t xml:space="preserve"> can organise effort</w:t>
+      </w:r>
+      <w:r>
+        <w:rPr>
+          <w:rFonts w:asciiTheme="minorHAnsi" w:eastAsiaTheme="minorHAnsi" w:hAnsiTheme="minorHAnsi" w:cstheme="minorBidi"/>
+          <w:color w:val="auto"/>
+          <w:sz w:val="24"/>
+          <w:szCs w:val="24"/>
+        </w:rPr>
+        <w:t>, policy directs</w:t>
+      </w:r>
+      <w:r>
+        <w:rPr>
+          <w:rFonts w:asciiTheme="minorHAnsi" w:eastAsiaTheme="minorHAnsi" w:hAnsiTheme="minorHAnsi" w:cstheme="minorBidi"/>
+          <w:color w:val="auto"/>
+          <w:sz w:val="24"/>
+          <w:szCs w:val="24"/>
+        </w:rPr>
+        <w:t xml:space="preserve">. In that vacuum, force design drifts toward continuity. </w:t>
+      </w:r>
+    </w:p>
+    <w:p>
+      <w:pPr>
+        <w:pStyle w:val="Heading2"/>
+        <w:rPr>
+          <w:rFonts w:asciiTheme="minorHAnsi" w:eastAsiaTheme="minorHAnsi" w:hAnsiTheme="minorHAnsi" w:cstheme="minorBidi"/>
+          <w:color w:val="auto"/>
+          <w:sz w:val="24"/>
+          <w:szCs w:val="24"/>
+        </w:rPr>
+      </w:pPr>
+      <w:r>
+        <w:rPr>
+          <w:rFonts w:asciiTheme="minorHAnsi" w:eastAsiaTheme="minorHAnsi" w:hAnsiTheme="minorHAnsi" w:cstheme="minorBidi"/>
+          <w:color w:val="auto"/>
+          <w:sz w:val="24"/>
+          <w:szCs w:val="24"/>
+        </w:rPr>
+        <w:t>Territorial defence is no longer implausible. It remains politically constrained and under-resourced, but force design cannot assume Europe’s post-1945 “long peace”</w:t>
+      </w:r>
+      <w:r>
+        <w:rPr>
+          <w:rStyle w:val="EndnoteReference"/>
+          <w:rFonts w:asciiTheme="minorHAnsi" w:eastAsiaTheme="minorHAnsi" w:hAnsiTheme="minorHAnsi" w:cstheme="minorBidi"/>
+          <w:color w:val="auto"/>
+          <w:sz w:val="24"/>
+          <w:szCs w:val="24"/>
+        </w:rPr>
+        <w:endnoteReference w:id="7"/>
+      </w:r>
+      <w:r>
+        <w:rPr>
+          <w:rFonts w:asciiTheme="minorHAnsi" w:eastAsiaTheme="minorHAnsi" w:hAnsiTheme="minorHAnsi" w:cstheme="minorBidi"/>
+          <w:color w:val="auto"/>
+          <w:sz w:val="24"/>
+          <w:szCs w:val="24"/>
+        </w:rPr>
+        <w:t xml:space="preserve"> will continue indefinitely</w:t>
+      </w:r>
+      <w:r>
+        <w:rPr>
+          <w:rFonts w:asciiTheme="minorHAnsi" w:eastAsiaTheme="minorHAnsi" w:hAnsiTheme="minorHAnsi" w:cstheme="minorBidi"/>
+          <w:color w:val="auto"/>
+          <w:sz w:val="24"/>
+          <w:szCs w:val="24"/>
+        </w:rPr>
+        <w:t>.</w:t>
+      </w:r>
+      <w:r>
+        <w:rPr>
+          <w:rFonts w:asciiTheme="minorHAnsi" w:eastAsiaTheme="minorHAnsi" w:hAnsiTheme="minorHAnsi" w:cstheme="minorBidi"/>
+          <w:color w:val="auto"/>
+          <w:sz w:val="24"/>
+          <w:szCs w:val="24"/>
+        </w:rPr>
+        <w:t xml:space="preserve"> The dispute over </w:t>
+      </w:r>
+      <w:r>
+        <w:rPr>
+          <w:rFonts w:asciiTheme="minorHAnsi" w:eastAsiaTheme="minorHAnsi" w:hAnsiTheme="minorHAnsi" w:cstheme="minorBidi"/>
+          <w:color w:val="auto"/>
+          <w:sz w:val="24"/>
+          <w:szCs w:val="24"/>
+        </w:rPr>
+        <w:t>Greenland</w:t>
+      </w:r>
+      <w:r>
+        <w:rPr>
+          <w:rStyle w:val="EndnoteReference"/>
+          <w:rFonts w:asciiTheme="minorHAnsi" w:eastAsiaTheme="minorHAnsi" w:hAnsiTheme="minorHAnsi" w:cstheme="minorBidi"/>
+          <w:color w:val="auto"/>
+          <w:sz w:val="24"/>
+          <w:szCs w:val="24"/>
+        </w:rPr>
+        <w:endnoteReference w:id="8"/>
+      </w:r>
+      <w:r>
+        <w:rPr>
+          <w:rFonts w:asciiTheme="minorHAnsi" w:eastAsiaTheme="minorHAnsi" w:hAnsiTheme="minorHAnsi" w:cstheme="minorBidi"/>
+          <w:color w:val="auto"/>
+          <w:sz w:val="24"/>
+          <w:szCs w:val="24"/>
+        </w:rPr>
+        <w:t xml:space="preserve"> and Denmark’s response</w:t>
+      </w:r>
+      <w:r>
+        <w:rPr>
+          <w:rStyle w:val="EndnoteReference"/>
+          <w:rFonts w:asciiTheme="minorHAnsi" w:eastAsiaTheme="minorHAnsi" w:hAnsiTheme="minorHAnsi" w:cstheme="minorBidi"/>
+          <w:color w:val="auto"/>
+          <w:sz w:val="24"/>
+          <w:szCs w:val="24"/>
+        </w:rPr>
+        <w:endnoteReference w:id="9"/>
+      </w:r>
+      <w:r>
+        <w:rPr>
+          <w:rFonts w:asciiTheme="minorHAnsi" w:eastAsiaTheme="minorHAnsi" w:hAnsiTheme="minorHAnsi" w:cstheme="minorBidi"/>
+          <w:color w:val="auto"/>
+          <w:sz w:val="24"/>
+          <w:szCs w:val="24"/>
+        </w:rPr>
+        <w:t xml:space="preserve">  </w:t>
+      </w:r>
+      <w:r>
+        <w:rPr>
+          <w:rFonts w:asciiTheme="minorHAnsi" w:eastAsiaTheme="minorHAnsi" w:hAnsiTheme="minorHAnsi" w:cstheme="minorBidi"/>
+          <w:color w:val="auto"/>
+          <w:sz w:val="24"/>
+          <w:szCs w:val="24"/>
+        </w:rPr>
+        <w:t>show how quickly strategically marginal scenarios can become plausible</w:t>
+      </w:r>
+      <w:r>
+        <w:rPr>
+          <w:rFonts w:asciiTheme="minorHAnsi" w:eastAsiaTheme="minorHAnsi" w:hAnsiTheme="minorHAnsi" w:cstheme="minorBidi"/>
+          <w:color w:val="auto"/>
+          <w:sz w:val="24"/>
+          <w:szCs w:val="24"/>
+        </w:rPr>
+        <w:t xml:space="preserve"> planning problems.</w:t>
+      </w:r>
+      <w:r>
+        <w:t xml:space="preserve"> </w:t>
+      </w:r>
+      <w:r>
+        <w:rPr>
+          <w:rFonts w:asciiTheme="minorHAnsi" w:eastAsiaTheme="minorHAnsi" w:hAnsiTheme="minorHAnsi" w:cstheme="minorBidi"/>
+          <w:color w:val="auto"/>
+          <w:sz w:val="24"/>
+          <w:szCs w:val="24"/>
+        </w:rPr>
+        <w:t xml:space="preserve">Threat perception is a poor guide to future risk. Without UxS adaptation, Ireland risks preserving yesterday’s force without a credible theory of victory for </w:t>
+      </w:r>
+      <w:r>
+        <w:rPr>
+          <w:rFonts w:asciiTheme="minorHAnsi" w:eastAsiaTheme="minorHAnsi" w:hAnsiTheme="minorHAnsi" w:cstheme="minorBidi"/>
+          <w:color w:val="auto"/>
+          <w:sz w:val="24"/>
+          <w:szCs w:val="24"/>
+        </w:rPr>
+        <w:t>future conflict</w:t>
+      </w:r>
+      <w:r>
+        <w:rPr>
+          <w:rFonts w:asciiTheme="minorHAnsi" w:eastAsiaTheme="minorHAnsi" w:hAnsiTheme="minorHAnsi" w:cstheme="minorBidi"/>
+          <w:color w:val="auto"/>
+          <w:sz w:val="24"/>
+          <w:szCs w:val="24"/>
+        </w:rPr>
+        <w:t>.</w:t>
+      </w:r>
+      <w:r>
+        <w:rPr>
+          <w:rFonts w:asciiTheme="minorHAnsi" w:eastAsiaTheme="minorHAnsi" w:hAnsiTheme="minorHAnsi" w:cstheme="minorBidi"/>
+          <w:color w:val="auto"/>
+          <w:sz w:val="24"/>
+          <w:szCs w:val="24"/>
+        </w:rPr>
+        <w:t xml:space="preserve"> </w:t>
+      </w:r>
+      <w:r>
+        <w:rPr>
+          <w:rFonts w:asciiTheme="minorHAnsi" w:eastAsiaTheme="minorHAnsi" w:hAnsiTheme="minorHAnsi" w:cstheme="minorBidi"/>
+          <w:color w:val="auto"/>
+          <w:sz w:val="24"/>
+          <w:szCs w:val="24"/>
+        </w:rPr>
+        <w:t>Any force arriving by sea or air must be contested on land; that task falls primarily to light infantry.</w:t>
+      </w:r>
+      <w:r>
+        <w:rPr>
+          <w:rFonts w:asciiTheme="minorHAnsi" w:eastAsiaTheme="minorHAnsi" w:hAnsiTheme="minorHAnsi" w:cstheme="minorBidi"/>
+          <w:color w:val="auto"/>
+          <w:sz w:val="24"/>
+          <w:szCs w:val="24"/>
+        </w:rPr>
+        <w:t xml:space="preserve"> That makes the section</w:t>
+      </w:r>
+      <w:r>
+        <w:rPr>
+          <w:rFonts w:asciiTheme="minorHAnsi" w:eastAsiaTheme="minorHAnsi" w:hAnsiTheme="minorHAnsi" w:cstheme="minorBidi"/>
+          <w:color w:val="auto"/>
+          <w:sz w:val="24"/>
+          <w:szCs w:val="24"/>
+        </w:rPr>
+        <w:t xml:space="preserve"> the</w:t>
+      </w:r>
+      <w:r>
+        <w:rPr>
+          <w:rFonts w:asciiTheme="minorHAnsi" w:eastAsiaTheme="minorHAnsi" w:hAnsiTheme="minorHAnsi" w:cstheme="minorBidi"/>
+          <w:color w:val="auto"/>
+          <w:sz w:val="24"/>
+          <w:szCs w:val="24"/>
+        </w:rPr>
+        <w:t xml:space="preserve"> critical unit of analysis. </w:t>
+      </w:r>
+    </w:p>
+    <w:p>
+      <w:r>
+        <w:br w:type="page"/>
+      </w:r>
+    </w:p>
+    <w:p>
+      <w:r>
+        <w:lastRenderedPageBreak/>
+        <w:t>Ireland’s light infantry section is not an equipment problem; it is a structure overtaken by the threat.</w:t>
+      </w:r>
+      <w:r>
+        <w:t xml:space="preserve"> </w:t>
+      </w:r>
+      <w:r>
+        <w:t>Capability is sometimes reduced to equipment, but it is better understood as the synthesis described by DOTMLPF-I</w:t>
+      </w:r>
+      <w:r>
+        <w:t>.</w:t>
+      </w:r>
+      <w:r>
+        <w:rPr>
+          <w:rStyle w:val="EndnoteReference"/>
+        </w:rPr>
+        <w:endnoteReference w:id="10"/>
+      </w:r>
+      <w:r>
+        <w:t xml:space="preserve"> </w:t>
+      </w:r>
+      <w:r>
+        <w:t>O</w:t>
+      </w:r>
+      <w:r>
+        <w:t>n that basis</w:t>
+      </w:r>
+      <w:r>
+        <w:t>,</w:t>
+      </w:r>
+      <w:r>
+        <w:t xml:space="preserve"> the section fails against nearly every line. Its doctrine remains that of a foot-mobile light infantry section, </w:t>
+      </w:r>
+      <w:r>
+        <w:rPr>
+          <w:highlight w:val="yellow"/>
+        </w:rPr>
+        <w:t>never reconciled with the vehicles now built to carry it</w:t>
+      </w:r>
+      <w:r>
+        <w:t>.</w:t>
+      </w:r>
+      <w:r>
+        <w:rPr>
+          <w:rStyle w:val="EndnoteReference"/>
+        </w:rPr>
+        <w:t xml:space="preserve"> </w:t>
+      </w:r>
+      <w:r>
+        <w:rPr>
+          <w:rStyle w:val="EndnoteReference"/>
+        </w:rPr>
+        <w:endnoteReference w:id="11"/>
+      </w:r>
+      <w:r>
+        <w:t xml:space="preserve"> Its organisation may now be rebuilt around vehicle capacity,</w:t>
+      </w:r>
+      <w:r>
+        <w:rPr>
+          <w:rStyle w:val="EndnoteReference"/>
+        </w:rPr>
+        <w:endnoteReference w:id="12"/>
+      </w:r>
+      <w:r>
+        <w:rPr>
+          <w:rStyle w:val="FootnoteReference"/>
+        </w:rPr>
+        <w:t xml:space="preserve"> </w:t>
+      </w:r>
+      <w:r>
+        <w:t xml:space="preserve">on the assumption that one section must fit one carrier </w:t>
+      </w:r>
+      <w:r>
+        <w:rPr>
+          <w:strike/>
+        </w:rPr>
+        <w:t>— a constraint more appropriate for mechanised and armoured formations</w:t>
+      </w:r>
+      <w:r>
         <w:t xml:space="preserve">. </w:t>
       </w:r>
       <w:r>
-        <w:rPr>
-          <w:rFonts w:asciiTheme="minorHAnsi" w:eastAsiaTheme="minorHAnsi" w:hAnsiTheme="minorHAnsi" w:cstheme="minorBidi"/>
-          <w:color w:val="auto"/>
-          <w:sz w:val="24"/>
-          <w:szCs w:val="24"/>
-        </w:rPr>
-        <w:t>Scholars divide between those who</w:t>
-      </w:r>
-      <w:r>
-        <w:rPr>
-          <w:rFonts w:asciiTheme="minorHAnsi" w:eastAsiaTheme="minorHAnsi" w:hAnsiTheme="minorHAnsi" w:cstheme="minorBidi"/>
-          <w:color w:val="auto"/>
-          <w:sz w:val="24"/>
-          <w:szCs w:val="24"/>
-        </w:rPr>
-        <w:t xml:space="preserve"> ask whether </w:t>
-      </w:r>
-      <w:r>
-        <w:rPr>
-          <w:rFonts w:asciiTheme="minorHAnsi" w:eastAsiaTheme="minorHAnsi" w:hAnsiTheme="minorHAnsi" w:cstheme="minorBidi"/>
-          <w:color w:val="auto"/>
-          <w:sz w:val="24"/>
-          <w:szCs w:val="24"/>
-        </w:rPr>
-        <w:t>manoeuvre is “dead”</w:t>
+        <w:t>It</w:t>
+      </w:r>
+      <w:r>
+        <w:t xml:space="preserve"> should</w:t>
+      </w:r>
+      <w:r>
+        <w:t xml:space="preserve"> not bind light infantry, which </w:t>
+      </w:r>
+      <w:r>
+        <w:t>can move</w:t>
+      </w:r>
+      <w:r>
+        <w:t xml:space="preserve"> on foot or in soft-skin vehicles, increasingly all-terrain </w:t>
+      </w:r>
+      <w:r>
+        <w:t xml:space="preserve">vehicles </w:t>
+      </w:r>
+      <w:r>
+        <w:t>such as the ULTV.</w:t>
       </w:r>
       <w:r>
         <w:rPr>
           <w:rStyle w:val="EndnoteReference"/>
-          <w:rFonts w:asciiTheme="minorHAnsi" w:eastAsiaTheme="minorHAnsi" w:hAnsiTheme="minorHAnsi" w:cstheme="minorBidi"/>
-          <w:color w:val="auto"/>
-          <w:sz w:val="24"/>
-          <w:szCs w:val="24"/>
-        </w:rPr>
-        <w:endnoteReference w:id="3"/>
-      </w:r>
-      <w:r>
-        <w:rPr>
-          <w:rFonts w:asciiTheme="minorHAnsi" w:eastAsiaTheme="minorHAnsi" w:hAnsiTheme="minorHAnsi" w:cstheme="minorBidi"/>
-          <w:color w:val="auto"/>
-          <w:sz w:val="24"/>
-          <w:szCs w:val="24"/>
-        </w:rPr>
+        </w:rPr>
+        <w:endnoteReference w:id="13"/>
+      </w:r>
+      <w:r>
+        <w:rPr>
+          <w:rStyle w:val="FootnoteReference"/>
+        </w:rPr>
+        <w:t xml:space="preserve"> </w:t>
+      </w:r>
+      <w:r>
+        <w:rPr>
+          <w:rStyle w:val="FootnoteReference"/>
+        </w:rPr>
+        <w:t xml:space="preserve"> </w:t>
+      </w:r>
+      <w:r>
+        <w:t>I</w:t>
+      </w:r>
+      <w:r>
+        <w:t>t</w:t>
+      </w:r>
+      <w:r>
+        <w:t xml:space="preserve"> still trains 20</w:t>
+      </w:r>
+      <w:r>
+        <w:rPr>
+          <w:vertAlign w:val="superscript"/>
+        </w:rPr>
+        <w:t>th</w:t>
+      </w:r>
+      <w:r>
+        <w:t xml:space="preserve"> century </w:t>
+      </w:r>
+      <w:r>
+        <w:t xml:space="preserve">conventional </w:t>
+      </w:r>
+      <w:r>
+        <w:t>tactics</w:t>
+      </w:r>
+      <w:r>
         <w:t xml:space="preserve"> and </w:t>
       </w:r>
       <w:r>
-        <w:rPr>
-          <w:rFonts w:asciiTheme="minorHAnsi" w:eastAsiaTheme="minorHAnsi" w:hAnsiTheme="minorHAnsi" w:cstheme="minorBidi"/>
-          <w:color w:val="auto"/>
-          <w:sz w:val="24"/>
-          <w:szCs w:val="24"/>
-        </w:rPr>
-        <w:t>those who argue that it must adapt to survive</w:t>
-      </w:r>
-      <w:r>
-        <w:rPr>
-          <w:rFonts w:asciiTheme="minorHAnsi" w:eastAsiaTheme="minorHAnsi" w:hAnsiTheme="minorHAnsi" w:cstheme="minorBidi"/>
-          <w:color w:val="auto"/>
-          <w:sz w:val="24"/>
-          <w:szCs w:val="24"/>
-        </w:rPr>
-        <w:t>.</w:t>
+        <w:t xml:space="preserve">for </w:t>
+      </w:r>
+      <w:r>
+        <w:t xml:space="preserve">the peace-support tasks of the decades since. </w:t>
+      </w:r>
+      <w:r>
+        <w:t>It neglects</w:t>
+      </w:r>
+      <w:r>
+        <w:t xml:space="preserve"> dispersion, </w:t>
+      </w:r>
+      <w:r>
+        <w:t>“infobesity”</w:t>
       </w:r>
       <w:r>
         <w:rPr>
           <w:rStyle w:val="EndnoteReference"/>
-          <w:rFonts w:asciiTheme="minorHAnsi" w:eastAsiaTheme="minorHAnsi" w:hAnsiTheme="minorHAnsi" w:cstheme="minorBidi"/>
-          <w:color w:val="auto"/>
-          <w:sz w:val="24"/>
-          <w:szCs w:val="24"/>
-        </w:rPr>
-        <w:endnoteReference w:id="4"/>
-      </w:r>
-      <w:r>
-        <w:rPr>
-          <w:rFonts w:asciiTheme="minorHAnsi" w:eastAsiaTheme="minorHAnsi" w:hAnsiTheme="minorHAnsi" w:cstheme="minorBidi"/>
-          <w:color w:val="auto"/>
-          <w:sz w:val="24"/>
-          <w:szCs w:val="24"/>
         </w:rPr>
         <w:t xml:space="preserve"> </w:t>
       </w:r>
       <w:r>
         <w:rPr>
-          <w:rFonts w:asciiTheme="minorHAnsi" w:eastAsiaTheme="minorHAnsi" w:hAnsiTheme="minorHAnsi" w:cstheme="minorBidi"/>
-          <w:color w:val="auto"/>
-          <w:sz w:val="24"/>
-          <w:szCs w:val="24"/>
-        </w:rPr>
-        <w:t xml:space="preserve">What is clear is that its price has risen sharply: manoeuvre survives only in the windows that sensing, concealment, electronic warfare and fires can briefly open. </w:t>
-      </w:r>
-      <w:r>
-        <w:rPr>
-          <w:rFonts w:asciiTheme="minorHAnsi" w:eastAsiaTheme="minorHAnsi" w:hAnsiTheme="minorHAnsi" w:cstheme="minorBidi"/>
-          <w:color w:val="auto"/>
-          <w:sz w:val="24"/>
-          <w:szCs w:val="24"/>
-        </w:rPr>
-        <w:t>For Ireland, the question is whether a small force can turn that exposure problem into defensive cost.</w:t>
-      </w:r>
-    </w:p>
-    <w:p>
-      <w:pPr>
-        <w:pStyle w:val="Heading2"/>
-        <w:rPr>
-          <w:rFonts w:asciiTheme="minorHAnsi" w:eastAsiaTheme="minorHAnsi" w:hAnsiTheme="minorHAnsi" w:cstheme="minorBidi"/>
-          <w:color w:val="auto"/>
-          <w:sz w:val="24"/>
-          <w:szCs w:val="24"/>
-        </w:rPr>
-      </w:pPr>
-      <w:r>
-        <w:rPr>
-          <w:rFonts w:asciiTheme="minorHAnsi" w:eastAsiaTheme="minorHAnsi" w:hAnsiTheme="minorHAnsi" w:cstheme="minorBidi"/>
-          <w:color w:val="auto"/>
-          <w:sz w:val="24"/>
-          <w:szCs w:val="24"/>
-        </w:rPr>
-        <w:t>Ireland has no national security strategy and no settled defence policy; the Defence Policy Review</w:t>
-      </w:r>
-      <w:r>
-        <w:rPr>
           <w:rStyle w:val="EndnoteReference"/>
-          <w:rFonts w:asciiTheme="minorHAnsi" w:eastAsiaTheme="minorHAnsi" w:hAnsiTheme="minorHAnsi" w:cstheme="minorBidi"/>
-          <w:color w:val="auto"/>
-          <w:sz w:val="24"/>
-          <w:szCs w:val="24"/>
-        </w:rPr>
-        <w:endnoteReference w:id="5"/>
-      </w:r>
-      <w:r>
-        <w:rPr>
-          <w:rFonts w:asciiTheme="minorHAnsi" w:eastAsiaTheme="minorHAnsi" w:hAnsiTheme="minorHAnsi" w:cstheme="minorBidi"/>
-          <w:color w:val="auto"/>
-          <w:sz w:val="24"/>
-          <w:szCs w:val="24"/>
-        </w:rPr>
+        </w:rPr>
+        <w:endnoteReference w:id="14"/>
+      </w:r>
+      <w:r>
+        <w:t xml:space="preserve">  — the cognitive burden of sensor-rich combat—</w:t>
+      </w:r>
+      <w:r>
         <w:t xml:space="preserve"> </w:t>
       </w:r>
       <w:r>
-        <w:rPr>
-          <w:rFonts w:asciiTheme="minorHAnsi" w:eastAsiaTheme="minorHAnsi" w:hAnsiTheme="minorHAnsi" w:cstheme="minorBidi"/>
-          <w:color w:val="auto"/>
-          <w:sz w:val="24"/>
-          <w:szCs w:val="24"/>
-        </w:rPr>
-        <w:t>updates the White Paper</w:t>
-      </w:r>
-      <w:r>
-        <w:rPr>
-          <w:rStyle w:val="EndnoteReference"/>
-          <w:rFonts w:asciiTheme="minorHAnsi" w:eastAsiaTheme="minorHAnsi" w:hAnsiTheme="minorHAnsi" w:cstheme="minorBidi"/>
-          <w:color w:val="auto"/>
-          <w:sz w:val="24"/>
-          <w:szCs w:val="24"/>
-        </w:rPr>
-        <w:endnoteReference w:id="6"/>
-      </w:r>
-      <w:r>
-        <w:rPr>
-          <w:rFonts w:asciiTheme="minorHAnsi" w:eastAsiaTheme="minorHAnsi" w:hAnsiTheme="minorHAnsi" w:cstheme="minorBidi"/>
-          <w:color w:val="auto"/>
-          <w:sz w:val="24"/>
-          <w:szCs w:val="24"/>
-        </w:rPr>
-        <w:t xml:space="preserve"> — constituting</w:t>
-      </w:r>
-      <w:r>
-        <w:rPr>
-          <w:rFonts w:asciiTheme="minorHAnsi" w:eastAsiaTheme="minorHAnsi" w:hAnsiTheme="minorHAnsi" w:cstheme="minorBidi"/>
-          <w:color w:val="auto"/>
-          <w:sz w:val="24"/>
-          <w:szCs w:val="24"/>
-        </w:rPr>
-        <w:t xml:space="preserve"> a de facto substitute</w:t>
-      </w:r>
-      <w:r>
-        <w:rPr>
-          <w:rFonts w:asciiTheme="minorHAnsi" w:eastAsiaTheme="minorHAnsi" w:hAnsiTheme="minorHAnsi" w:cstheme="minorBidi"/>
-          <w:color w:val="auto"/>
-          <w:sz w:val="24"/>
-          <w:szCs w:val="24"/>
-        </w:rPr>
-        <w:t>. The military is tasked to “</w:t>
-      </w:r>
-      <w:r>
-        <w:rPr>
-          <w:rFonts w:asciiTheme="minorHAnsi" w:eastAsiaTheme="minorHAnsi" w:hAnsiTheme="minorHAnsi" w:cstheme="minorBidi"/>
-          <w:color w:val="auto"/>
-          <w:sz w:val="24"/>
-          <w:szCs w:val="24"/>
-        </w:rPr>
-        <w:t>provide for the military Defence of the</w:t>
-      </w:r>
-      <w:r>
-        <w:rPr>
-          <w:rFonts w:asciiTheme="minorHAnsi" w:eastAsiaTheme="minorHAnsi" w:hAnsiTheme="minorHAnsi" w:cstheme="minorBidi"/>
-          <w:color w:val="auto"/>
-          <w:sz w:val="24"/>
-          <w:szCs w:val="24"/>
-        </w:rPr>
-        <w:t xml:space="preserve"> </w:t>
-      </w:r>
-      <w:r>
-        <w:rPr>
-          <w:rFonts w:asciiTheme="minorHAnsi" w:eastAsiaTheme="minorHAnsi" w:hAnsiTheme="minorHAnsi" w:cstheme="minorBidi"/>
-          <w:color w:val="auto"/>
-          <w:sz w:val="24"/>
-          <w:szCs w:val="24"/>
-        </w:rPr>
-        <w:t>State from armed aggression</w:t>
-      </w:r>
-      <w:r>
-        <w:rPr>
-          <w:rFonts w:asciiTheme="minorHAnsi" w:eastAsiaTheme="minorHAnsi" w:hAnsiTheme="minorHAnsi" w:cstheme="minorBidi"/>
-          <w:color w:val="auto"/>
-          <w:sz w:val="24"/>
-          <w:szCs w:val="24"/>
-        </w:rPr>
-        <w:t>”.</w:t>
-      </w:r>
-      <w:r>
-        <w:rPr>
-          <w:rFonts w:asciiTheme="minorHAnsi" w:eastAsiaTheme="minorHAnsi" w:hAnsiTheme="minorHAnsi" w:cstheme="minorBidi"/>
-          <w:color w:val="auto"/>
-          <w:sz w:val="24"/>
-          <w:szCs w:val="24"/>
-        </w:rPr>
-        <w:t xml:space="preserve"> </w:t>
-      </w:r>
-      <w:r>
-        <w:rPr>
-          <w:rFonts w:asciiTheme="minorHAnsi" w:eastAsiaTheme="minorHAnsi" w:hAnsiTheme="minorHAnsi" w:cstheme="minorBidi"/>
-          <w:color w:val="auto"/>
-          <w:sz w:val="24"/>
-          <w:szCs w:val="24"/>
-        </w:rPr>
-        <w:t>While m</w:t>
-      </w:r>
-      <w:r>
-        <w:rPr>
-          <w:rFonts w:asciiTheme="minorHAnsi" w:eastAsiaTheme="minorHAnsi" w:hAnsiTheme="minorHAnsi" w:cstheme="minorBidi"/>
-          <w:color w:val="auto"/>
-          <w:sz w:val="24"/>
-          <w:szCs w:val="24"/>
-        </w:rPr>
-        <w:t xml:space="preserve">ilitary </w:t>
-      </w:r>
-      <w:r>
-        <w:rPr>
-          <w:rFonts w:asciiTheme="minorHAnsi" w:eastAsiaTheme="minorHAnsi" w:hAnsiTheme="minorHAnsi" w:cstheme="minorBidi"/>
-          <w:color w:val="auto"/>
-          <w:sz w:val="24"/>
-          <w:szCs w:val="24"/>
-        </w:rPr>
-        <w:t>strategy and operations</w:t>
-      </w:r>
-      <w:r>
-        <w:rPr>
-          <w:rFonts w:asciiTheme="minorHAnsi" w:eastAsiaTheme="minorHAnsi" w:hAnsiTheme="minorHAnsi" w:cstheme="minorBidi"/>
-          <w:color w:val="auto"/>
-          <w:sz w:val="24"/>
-          <w:szCs w:val="24"/>
-        </w:rPr>
-        <w:t xml:space="preserve"> can organise effort</w:t>
-      </w:r>
-      <w:r>
-        <w:rPr>
-          <w:rFonts w:asciiTheme="minorHAnsi" w:eastAsiaTheme="minorHAnsi" w:hAnsiTheme="minorHAnsi" w:cstheme="minorBidi"/>
-          <w:color w:val="auto"/>
-          <w:sz w:val="24"/>
-          <w:szCs w:val="24"/>
-        </w:rPr>
-        <w:t>, policy directs</w:t>
-      </w:r>
-      <w:r>
-        <w:rPr>
-          <w:rFonts w:asciiTheme="minorHAnsi" w:eastAsiaTheme="minorHAnsi" w:hAnsiTheme="minorHAnsi" w:cstheme="minorBidi"/>
-          <w:color w:val="auto"/>
-          <w:sz w:val="24"/>
-          <w:szCs w:val="24"/>
-        </w:rPr>
-        <w:t xml:space="preserve">. In that vacuum, force design drifts toward continuity. </w:t>
-      </w:r>
-    </w:p>
-    <w:p>
-      <w:pPr>
-        <w:pStyle w:val="Heading2"/>
-        <w:rPr>
-          <w:rFonts w:asciiTheme="minorHAnsi" w:eastAsiaTheme="minorHAnsi" w:hAnsiTheme="minorHAnsi" w:cstheme="minorBidi"/>
-          <w:color w:val="auto"/>
-          <w:sz w:val="24"/>
-          <w:szCs w:val="24"/>
-        </w:rPr>
-      </w:pPr>
-      <w:r>
-        <w:rPr>
-          <w:rFonts w:asciiTheme="minorHAnsi" w:eastAsiaTheme="minorHAnsi" w:hAnsiTheme="minorHAnsi" w:cstheme="minorBidi"/>
-          <w:color w:val="auto"/>
-          <w:sz w:val="24"/>
-          <w:szCs w:val="24"/>
-        </w:rPr>
-        <w:t>Territorial defence is no longer implausible. It remains politically constrained and under-resourced, but force design cannot assume Europe’s post-1945 “long peace”</w:t>
-      </w:r>
-      <w:r>
-        <w:rPr>
-          <w:rStyle w:val="EndnoteReference"/>
-          <w:rFonts w:asciiTheme="minorHAnsi" w:eastAsiaTheme="minorHAnsi" w:hAnsiTheme="minorHAnsi" w:cstheme="minorBidi"/>
-          <w:color w:val="auto"/>
-          <w:sz w:val="24"/>
-          <w:szCs w:val="24"/>
-        </w:rPr>
-        <w:endnoteReference w:id="7"/>
-      </w:r>
-      <w:r>
-        <w:rPr>
-          <w:rFonts w:asciiTheme="minorHAnsi" w:eastAsiaTheme="minorHAnsi" w:hAnsiTheme="minorHAnsi" w:cstheme="minorBidi"/>
-          <w:color w:val="auto"/>
-          <w:sz w:val="24"/>
-          <w:szCs w:val="24"/>
-        </w:rPr>
-        <w:t xml:space="preserve"> will continue indefinitely</w:t>
-      </w:r>
-      <w:r>
-        <w:rPr>
-          <w:rFonts w:asciiTheme="minorHAnsi" w:eastAsiaTheme="minorHAnsi" w:hAnsiTheme="minorHAnsi" w:cstheme="minorBidi"/>
-          <w:color w:val="auto"/>
-          <w:sz w:val="24"/>
-          <w:szCs w:val="24"/>
-        </w:rPr>
-        <w:t>.</w:t>
-      </w:r>
-      <w:r>
-        <w:rPr>
-          <w:rFonts w:asciiTheme="minorHAnsi" w:eastAsiaTheme="minorHAnsi" w:hAnsiTheme="minorHAnsi" w:cstheme="minorBidi"/>
-          <w:color w:val="auto"/>
-          <w:sz w:val="24"/>
-          <w:szCs w:val="24"/>
-        </w:rPr>
-        <w:t xml:space="preserve"> The dispute over </w:t>
-      </w:r>
-      <w:r>
-        <w:rPr>
-          <w:rFonts w:asciiTheme="minorHAnsi" w:eastAsiaTheme="minorHAnsi" w:hAnsiTheme="minorHAnsi" w:cstheme="minorBidi"/>
-          <w:color w:val="auto"/>
-          <w:sz w:val="24"/>
-          <w:szCs w:val="24"/>
-        </w:rPr>
-        <w:t>Greenland</w:t>
-      </w:r>
-      <w:r>
-        <w:rPr>
-          <w:rStyle w:val="EndnoteReference"/>
-          <w:rFonts w:asciiTheme="minorHAnsi" w:eastAsiaTheme="minorHAnsi" w:hAnsiTheme="minorHAnsi" w:cstheme="minorBidi"/>
-          <w:color w:val="auto"/>
-          <w:sz w:val="24"/>
-          <w:szCs w:val="24"/>
-        </w:rPr>
-        <w:endnoteReference w:id="8"/>
-      </w:r>
-      <w:r>
-        <w:rPr>
-          <w:rFonts w:asciiTheme="minorHAnsi" w:eastAsiaTheme="minorHAnsi" w:hAnsiTheme="minorHAnsi" w:cstheme="minorBidi"/>
-          <w:color w:val="auto"/>
-          <w:sz w:val="24"/>
-          <w:szCs w:val="24"/>
-        </w:rPr>
-        <w:t xml:space="preserve"> and Denmark’s response</w:t>
-      </w:r>
-      <w:r>
-        <w:rPr>
-          <w:rStyle w:val="EndnoteReference"/>
-          <w:rFonts w:asciiTheme="minorHAnsi" w:eastAsiaTheme="minorHAnsi" w:hAnsiTheme="minorHAnsi" w:cstheme="minorBidi"/>
-          <w:color w:val="auto"/>
-          <w:sz w:val="24"/>
-          <w:szCs w:val="24"/>
-        </w:rPr>
-        <w:endnoteReference w:id="9"/>
-      </w:r>
-      <w:r>
-        <w:rPr>
-          <w:rFonts w:asciiTheme="minorHAnsi" w:eastAsiaTheme="minorHAnsi" w:hAnsiTheme="minorHAnsi" w:cstheme="minorBidi"/>
-          <w:color w:val="auto"/>
-          <w:sz w:val="24"/>
-          <w:szCs w:val="24"/>
-        </w:rPr>
-        <w:t xml:space="preserve">  </w:t>
-      </w:r>
-      <w:r>
-        <w:rPr>
-          <w:rFonts w:asciiTheme="minorHAnsi" w:eastAsiaTheme="minorHAnsi" w:hAnsiTheme="minorHAnsi" w:cstheme="minorBidi"/>
-          <w:color w:val="auto"/>
-          <w:sz w:val="24"/>
-          <w:szCs w:val="24"/>
-        </w:rPr>
-        <w:t>show how quickly strategically marginal scenarios can become plausible</w:t>
-      </w:r>
-      <w:r>
-        <w:rPr>
-          <w:rFonts w:asciiTheme="minorHAnsi" w:eastAsiaTheme="minorHAnsi" w:hAnsiTheme="minorHAnsi" w:cstheme="minorBidi"/>
-          <w:color w:val="auto"/>
-          <w:sz w:val="24"/>
-          <w:szCs w:val="24"/>
-        </w:rPr>
-        <w:t xml:space="preserve"> planning problems.</w:t>
-      </w:r>
-      <w:r>
-        <w:t xml:space="preserve"> </w:t>
-      </w:r>
-      <w:r>
-        <w:rPr>
-          <w:rFonts w:asciiTheme="minorHAnsi" w:eastAsiaTheme="minorHAnsi" w:hAnsiTheme="minorHAnsi" w:cstheme="minorBidi"/>
-          <w:color w:val="auto"/>
-          <w:sz w:val="24"/>
-          <w:szCs w:val="24"/>
-        </w:rPr>
-        <w:t xml:space="preserve">Threat perception is a poor guide to future risk. Without </w:t>
-      </w:r>
-      <w:proofErr w:type="spellStart"/>
-      <w:r>
-        <w:rPr>
-          <w:rFonts w:asciiTheme="minorHAnsi" w:eastAsiaTheme="minorHAnsi" w:hAnsiTheme="minorHAnsi" w:cstheme="minorBidi"/>
-          <w:color w:val="auto"/>
-          <w:sz w:val="24"/>
-          <w:szCs w:val="24"/>
-        </w:rPr>
-        <w:t>UxS</w:t>
-      </w:r>
-      <w:proofErr w:type="spellEnd"/>
-      <w:r>
-        <w:rPr>
-          <w:rFonts w:asciiTheme="minorHAnsi" w:eastAsiaTheme="minorHAnsi" w:hAnsiTheme="minorHAnsi" w:cstheme="minorBidi"/>
-          <w:color w:val="auto"/>
-          <w:sz w:val="24"/>
-          <w:szCs w:val="24"/>
-        </w:rPr>
-        <w:t xml:space="preserve"> adaptation, Ireland risks preserving yesterday’s force without a credible theory of victory for </w:t>
-      </w:r>
-      <w:r>
-        <w:rPr>
-          <w:rFonts w:asciiTheme="minorHAnsi" w:eastAsiaTheme="minorHAnsi" w:hAnsiTheme="minorHAnsi" w:cstheme="minorBidi"/>
-          <w:color w:val="auto"/>
-          <w:sz w:val="24"/>
-          <w:szCs w:val="24"/>
-        </w:rPr>
-        <w:t>future conflict</w:t>
-      </w:r>
-      <w:r>
-        <w:rPr>
-          <w:rFonts w:asciiTheme="minorHAnsi" w:eastAsiaTheme="minorHAnsi" w:hAnsiTheme="minorHAnsi" w:cstheme="minorBidi"/>
-          <w:color w:val="auto"/>
-          <w:sz w:val="24"/>
-          <w:szCs w:val="24"/>
-        </w:rPr>
-        <w:t>.</w:t>
-      </w:r>
-      <w:r>
-        <w:rPr>
-          <w:rFonts w:asciiTheme="minorHAnsi" w:eastAsiaTheme="minorHAnsi" w:hAnsiTheme="minorHAnsi" w:cstheme="minorBidi"/>
-          <w:color w:val="auto"/>
-          <w:sz w:val="24"/>
-          <w:szCs w:val="24"/>
-        </w:rPr>
-        <w:t xml:space="preserve"> </w:t>
-      </w:r>
-      <w:r>
-        <w:rPr>
-          <w:rFonts w:asciiTheme="minorHAnsi" w:eastAsiaTheme="minorHAnsi" w:hAnsiTheme="minorHAnsi" w:cstheme="minorBidi"/>
-          <w:color w:val="auto"/>
-          <w:sz w:val="24"/>
-          <w:szCs w:val="24"/>
-        </w:rPr>
-        <w:t>Any force arriving by sea or air must be contested on land; that task falls primarily to light infantry.</w:t>
-      </w:r>
-      <w:r>
-        <w:rPr>
-          <w:rFonts w:asciiTheme="minorHAnsi" w:eastAsiaTheme="minorHAnsi" w:hAnsiTheme="minorHAnsi" w:cstheme="minorBidi"/>
-          <w:color w:val="auto"/>
-          <w:sz w:val="24"/>
-          <w:szCs w:val="24"/>
-        </w:rPr>
-        <w:t xml:space="preserve"> That makes the section</w:t>
-      </w:r>
-      <w:r>
-        <w:rPr>
-          <w:rFonts w:asciiTheme="minorHAnsi" w:eastAsiaTheme="minorHAnsi" w:hAnsiTheme="minorHAnsi" w:cstheme="minorBidi"/>
-          <w:color w:val="auto"/>
-          <w:sz w:val="24"/>
-          <w:szCs w:val="24"/>
-        </w:rPr>
+        <w:t>and</w:t>
+      </w:r>
+      <w:r>
         <w:t xml:space="preserve"> the</w:t>
       </w:r>
       <w:r>
-        <w:rPr>
-          <w:rFonts w:asciiTheme="minorHAnsi" w:eastAsiaTheme="minorHAnsi" w:hAnsiTheme="minorHAnsi" w:cstheme="minorBidi"/>
-          <w:color w:val="auto"/>
-          <w:sz w:val="24"/>
-          <w:szCs w:val="24"/>
-        </w:rPr>
-        <w:t xml:space="preserve"> critical unit of analysis. </w:t>
-      </w:r>
-    </w:p>
-    <w:p>
-      <w:r>
-        <w:br w:type="page"/>
-      </w:r>
-    </w:p>
-    <w:p>
-      <w:r>
-        <w:lastRenderedPageBreak/>
-        <w:t>Capability is sometimes reduced to equipment, but it is better understood as the synthesis described by DOTMLPF-I</w:t>
-      </w:r>
-      <w:r>
-        <w:t>.</w:t>
-      </w:r>
-      <w:r>
-        <w:rPr>
-          <w:rStyle w:val="EndnoteReference"/>
-        </w:rPr>
-        <w:endnoteReference w:id="10"/>
-      </w:r>
-      <w:r>
-        <w:t xml:space="preserve"> Ireland’s light infantry section is not an equipment problem; it is a structure overtaken by the threat.</w:t>
-      </w:r>
-      <w:r>
-        <w:t xml:space="preserve"> O</w:t>
-      </w:r>
-      <w:r>
-        <w:t>n that basis</w:t>
-      </w:r>
-      <w:r>
-        <w:t>,</w:t>
-      </w:r>
-      <w:r>
-        <w:t xml:space="preserve"> the section fails against nearly every line. Its doctrine</w:t>
-      </w:r>
-      <w:r>
-        <w:rPr>
-          <w:rStyle w:val="EndnoteReference"/>
-        </w:rPr>
-        <w:endnoteReference w:id="11"/>
-      </w:r>
-      <w:r>
-        <w:t xml:space="preserve"> remains that of a foot-mobile light infantry section, </w:t>
-      </w:r>
-      <w:r>
-        <w:rPr>
-          <w:highlight w:val="yellow"/>
-        </w:rPr>
-        <w:t>never reconciled with the vehicles now built to carry it</w:t>
-      </w:r>
-      <w:r>
-        <w:t>. Its organisation may now be rebuilt around vehicle capacity,</w:t>
-      </w:r>
-      <w:r>
-        <w:rPr>
-          <w:rStyle w:val="EndnoteReference"/>
-        </w:rPr>
-        <w:endnoteReference w:id="12"/>
-      </w:r>
-      <w:r>
-        <w:rPr>
-          <w:rStyle w:val="FootnoteReference"/>
-        </w:rPr>
-        <w:t xml:space="preserve"> </w:t>
-      </w:r>
-      <w:r>
-        <w:t xml:space="preserve">on the assumption that one section must fit one carrier </w:t>
-      </w:r>
-      <w:r>
-        <w:rPr>
-          <w:strike/>
-        </w:rPr>
-        <w:t>— a constraint more appropriate for mechanised and armoured formations</w:t>
-      </w:r>
-      <w:r>
-        <w:t xml:space="preserve">. </w:t>
-      </w:r>
-      <w:r>
-        <w:t>It</w:t>
-      </w:r>
-      <w:r>
-        <w:t xml:space="preserve"> should</w:t>
-      </w:r>
-      <w:r>
-        <w:t xml:space="preserve"> not bind light infantry, which </w:t>
-      </w:r>
-      <w:r>
-        <w:t>can move</w:t>
-      </w:r>
-      <w:r>
-        <w:t xml:space="preserve"> on foot or in soft-skin vehicles, increasingly all-terrain </w:t>
-      </w:r>
-      <w:r>
-        <w:t xml:space="preserve">vehicles </w:t>
-      </w:r>
-      <w:r>
-        <w:t>such as the ULTV.</w:t>
-      </w:r>
-      <w:r>
-        <w:rPr>
-          <w:rStyle w:val="EndnoteReference"/>
-        </w:rPr>
-        <w:endnoteReference w:id="13"/>
-      </w:r>
-      <w:r>
-        <w:rPr>
-          <w:rStyle w:val="FootnoteReference"/>
-        </w:rPr>
-        <w:t xml:space="preserve"> </w:t>
-      </w:r>
-      <w:r>
-        <w:rPr>
-          <w:rStyle w:val="FootnoteReference"/>
-        </w:rPr>
-        <w:t xml:space="preserve"> </w:t>
-      </w:r>
-      <w:r>
-        <w:t>I</w:t>
-      </w:r>
-      <w:r>
-        <w:t>t</w:t>
-      </w:r>
-      <w:r>
-        <w:t xml:space="preserve"> still trains 20</w:t>
-      </w:r>
-      <w:r>
-        <w:rPr>
-          <w:vertAlign w:val="superscript"/>
-        </w:rPr>
-        <w:t>th</w:t>
-      </w:r>
-      <w:r>
-        <w:t xml:space="preserve"> century </w:t>
-      </w:r>
-      <w:r>
-        <w:t xml:space="preserve">conventional </w:t>
-      </w:r>
-      <w:r>
-        <w:t>tactics</w:t>
-      </w:r>
-      <w:r>
-        <w:t xml:space="preserve"> and </w:t>
-      </w:r>
-      <w:r>
-        <w:t xml:space="preserve">for </w:t>
-      </w:r>
-      <w:r>
-        <w:t xml:space="preserve">the peace-support tasks of the decades since. </w:t>
-      </w:r>
-      <w:r>
-        <w:t>It neglects</w:t>
-      </w:r>
-      <w:r>
-        <w:t xml:space="preserve"> dispersion, </w:t>
-      </w:r>
-      <w:r>
-        <w:t>“infobesity” — the cognitive burden of sensor-rich combat</w:t>
-      </w:r>
-      <w:r>
-        <w:rPr>
-          <w:rStyle w:val="EndnoteReference"/>
-        </w:rPr>
-        <w:endnoteReference w:id="14"/>
-      </w:r>
-      <w:r>
-        <w:t xml:space="preserve"> —</w:t>
-      </w:r>
-      <w:r>
-        <w:t xml:space="preserve"> </w:t>
-      </w:r>
-      <w:r>
-        <w:t>and</w:t>
-      </w:r>
-      <w:r>
-        <w:t xml:space="preserve"> the</w:t>
-      </w:r>
-      <w:r>
         <w:t xml:space="preserve"> exposure of a section that can be found and struck on a checkpoint or logistics convoy as readily as in battle, without higher-echelon cover. </w:t>
       </w:r>
       <w:r>
@@ -1028,15 +993,7 @@
         <w:t>It fields</w:t>
       </w:r>
       <w:r>
-        <w:t xml:space="preserve"> too few soldiers to carry the cognitive load, operate the new systems and remain cohesive once dispersed. Adding </w:t>
-      </w:r>
-      <w:proofErr w:type="gramStart"/>
-      <w:r>
-        <w:t>drones</w:t>
-      </w:r>
-      <w:proofErr w:type="gramEnd"/>
-      <w:r>
-        <w:t xml:space="preserve"> changes none of that. </w:t>
+        <w:t xml:space="preserve"> too few soldiers to carry the cognitive load, operate the new systems and remain cohesive once dispersed. Adding drones changes none of that. </w:t>
       </w:r>
     </w:p>
     <w:p>
@@ -1134,21 +1091,12 @@
       <w:r>
         <w:t xml:space="preserve"> points in the same direction from a different angle. Yet adaptation remains uneven. Exercises such as </w:t>
       </w:r>
-      <w:proofErr w:type="spellStart"/>
       <w:r>
         <w:rPr>
           <w:i/>
           <w:iCs/>
         </w:rPr>
-        <w:t>Gévaudan</w:t>
-      </w:r>
-      <w:proofErr w:type="spellEnd"/>
-      <w:r>
-        <w:rPr>
-          <w:i/>
-          <w:iCs/>
-        </w:rPr>
-        <w:t xml:space="preserve"> 26</w:t>
+        <w:t>Gévaudan 26</w:t>
       </w:r>
       <w:r>
         <w:t xml:space="preserve"> </w:t>
@@ -1181,15 +1129,7 @@
         <w:t>to the implications of</w:t>
       </w:r>
       <w:r>
-        <w:t xml:space="preserve"> persistent observation. The challenge is therefore not acquiring uncrewed </w:t>
-      </w:r>
-      <w:proofErr w:type="gramStart"/>
-      <w:r>
-        <w:t>systems, but</w:t>
-      </w:r>
-      <w:proofErr w:type="gramEnd"/>
-      <w:r>
-        <w:t xml:space="preserve"> redesigning the infantry section around the battlefield they have created.</w:t>
+        <w:t xml:space="preserve"> persistent observation. The challenge is therefore not acquiring uncrewed systems, but redesigning the infantry section around the battlefield they have created.</w:t>
       </w:r>
       <w:r>
         <w:rPr>
@@ -1461,7 +1401,19 @@
         <w:t xml:space="preserve"> </w:t>
       </w:r>
       <w:r>
-        <w:t xml:space="preserve">shows that FPV-OWADs cannot be dismissed as cheap substitutes for Javelin. The operational comparison is the telling one: defeating an armoured company costs roughly €1.13 million in Javelins, compared with under €85,000 in FPV-OWADs – more than an order of magnitude less for the same task, on assumptions generous to Javelin. Ireland's recent Javelin-only procurement buys 44 missiles; the same budget fields thousands of FPV-OWADs. Javelin remains the higher-confidence kill mechanism, and FPV-OWADs may require several strikes to destroy armour, </w:t>
+        <w:t>shows that FPV-OWADs cannot be dismissed as cheap substitutes for Javelin.</w:t>
+      </w:r>
+      <w:r>
+        <w:rPr>
+          <w:rStyle w:val="EndnoteReference"/>
+        </w:rPr>
+        <w:endnoteReference w:id="21"/>
+      </w:r>
+      <w:r>
+        <w:t xml:space="preserve"> </w:t>
+      </w:r>
+      <w:r>
+        <w:t xml:space="preserve">The operational comparison is the telling one: defeating an armoured company costs roughly €1.13 million in Javelins, compared with under €85,000 in FPV-OWADs – more than an order of magnitude less for the same task, on assumptions generous to Javelin. Ireland's recent Javelin-only procurement buys 44 missiles; the same budget fields thousands of FPV-OWADs. Javelin remains the higher-confidence kill mechanism, and FPV-OWADs may require several strikes to destroy armour, </w:t>
       </w:r>
       <w:r>
         <w:t>but they can immobilise it for follow-on fires and reach more than an order of magnitude further.</w:t>
@@ -1472,12 +1424,6 @@
       <w:r>
         <w:t>.</w:t>
       </w:r>
-      <w:r>
-        <w:rPr>
-          <w:rStyle w:val="EndnoteReference"/>
-        </w:rPr>
-        <w:endnoteReference w:id="21"/>
-      </w:r>
     </w:p>
     <w:p>
       <w:pPr>
@@ -1488,7 +1434,7 @@
           <w:noProof/>
         </w:rPr>
         <w:drawing>
-          <wp:inline distT="0" distB="0" distL="0" distR="0" wp14:anchorId="4FAC5C01" wp14:editId="2252818F">
+          <wp:inline distT="0" distB="0" distL="0" distR="0" wp14:anchorId="17D56BD5" wp14:editId="719692D5">
             <wp:extent cx="5731510" cy="1757045"/>
             <wp:effectExtent l="0" t="0" r="2540" b="0"/>
             <wp:docPr id="177895998" name="Picture 1"/>
@@ -1583,27 +1529,7 @@
           <w:szCs w:val="24"/>
         </w:rPr>
         <w:lastRenderedPageBreak/>
-        <w:t xml:space="preserve">Ireland has long treated serious territorial defence as financially unreachable, because credibility was assumed to require conventional mass. </w:t>
-      </w:r>
-      <w:proofErr w:type="spellStart"/>
-      <w:r>
-        <w:rPr>
-          <w:rFonts w:asciiTheme="minorHAnsi" w:eastAsiaTheme="minorHAnsi" w:hAnsiTheme="minorHAnsi" w:cstheme="minorBidi"/>
-          <w:color w:val="auto"/>
-          <w:sz w:val="24"/>
-          <w:szCs w:val="24"/>
-        </w:rPr>
-        <w:t>UxS</w:t>
-      </w:r>
-      <w:proofErr w:type="spellEnd"/>
-      <w:r>
-        <w:rPr>
-          <w:rFonts w:asciiTheme="minorHAnsi" w:eastAsiaTheme="minorHAnsi" w:hAnsiTheme="minorHAnsi" w:cstheme="minorBidi"/>
-          <w:color w:val="auto"/>
-          <w:sz w:val="24"/>
-          <w:szCs w:val="24"/>
-        </w:rPr>
-        <w:t xml:space="preserve"> break that premise: if cheap precision systems can make lodgement, movement and sustainment costly, the constraint shifts from money to organisation. For an island state, any hostile ground force must first arrive by sea or air, concentrating at a predictable point of entry – where exposure is highest and cheap precision strike most punishing.</w:t>
+        <w:t>Ireland has long treated serious territorial defence as financially unreachable, because credibility was assumed to require conventional mass. UxS break that premise: if cheap precision systems can make lodgement, movement and sustainment costly, the constraint shifts from money to organisation. For an island state, any hostile ground force must first arrive by sea or air, concentrating at a predictable point of entry – where exposure is highest and cheap precision strike most punishing.</w:t>
       </w:r>
     </w:p>
     <w:p>
@@ -1672,15 +1598,7 @@
         <w:t>—</w:t>
       </w:r>
       <w:r>
-        <w:t xml:space="preserve"> it drives lift, sustainment, command and tactical mobility and cannot be dismissed. But it need not come first. The threat defines force </w:t>
-      </w:r>
-      <w:proofErr w:type="gramStart"/>
-      <w:r>
-        <w:t>protection</w:t>
-      </w:r>
-      <w:proofErr w:type="gramEnd"/>
-      <w:r>
-        <w:t xml:space="preserve"> and force protection drives </w:t>
+        <w:t xml:space="preserve"> it drives lift, sustainment, command and tactical mobility and cannot be dismissed. But it need not come first. The threat defines force protection and force protection drives </w:t>
       </w:r>
       <w:r>
         <w:t>capability development</w:t>
@@ -1816,15 +1734,7 @@
         </w:numPr>
       </w:pPr>
       <w:r>
-        <w:t xml:space="preserve">why cheap </w:t>
-      </w:r>
-      <w:proofErr w:type="spellStart"/>
-      <w:r>
-        <w:t>UxS</w:t>
-      </w:r>
-      <w:proofErr w:type="spellEnd"/>
-      <w:r>
-        <w:t xml:space="preserve"> don't remove the need for political prioritisation</w:t>
+        <w:t>why cheap UxS don't remove the need for political prioritisation</w:t>
       </w:r>
     </w:p>
     <w:p>
@@ -1839,23 +1749,7 @@
           <w:i/>
           <w:iCs/>
         </w:rPr>
-        <w:t xml:space="preserve">Line to </w:t>
-      </w:r>
-      <w:proofErr w:type="gramStart"/>
-      <w:r>
-        <w:rPr>
-          <w:i/>
-          <w:iCs/>
-        </w:rPr>
-        <w:t>prove:</w:t>
-      </w:r>
-      <w:proofErr w:type="gramEnd"/>
-      <w:r>
-        <w:rPr>
-          <w:i/>
-          <w:iCs/>
-        </w:rPr>
-        <w:t xml:space="preserve"> drone denial is cheap against conventional mass, but still needs ownership because it reallocates doctrine, training, establishments, procurement and public explanation around territorial defence.</w:t>
+        <w:t>Line to prove: drone denial is cheap against conventional mass, but still needs ownership because it reallocates doctrine, training, establishments, procurement and public explanation around territorial defence.</w:t>
       </w:r>
     </w:p>
     <w:p>
@@ -2035,23 +1929,7 @@
           <w:i/>
           <w:iCs/>
         </w:rPr>
-        <w:t xml:space="preserve">Line to </w:t>
-      </w:r>
-      <w:proofErr w:type="gramStart"/>
-      <w:r>
-        <w:rPr>
-          <w:i/>
-          <w:iCs/>
-        </w:rPr>
-        <w:t>prove:</w:t>
-      </w:r>
-      <w:proofErr w:type="gramEnd"/>
-      <w:r>
-        <w:rPr>
-          <w:i/>
-          <w:iCs/>
-        </w:rPr>
-        <w:t xml:space="preserve"> cheap systems create the opportunity; institutions create the deterrent.</w:t>
+        <w:t>Line to prove: cheap systems create the opportunity; institutions create the deterrent.</w:t>
       </w:r>
     </w:p>
     <w:p/>
@@ -2289,23 +2167,7 @@
           <w:i/>
           <w:iCs/>
         </w:rPr>
-        <w:t xml:space="preserve">Drones Won't Save Us: Learning the Wrong Lessons from Ukraine Will Cost the US Army Its Edge in </w:t>
-      </w:r>
-      <w:proofErr w:type="spellStart"/>
-      <w:r>
-        <w:rPr>
-          <w:i/>
-          <w:iCs/>
-        </w:rPr>
-        <w:t>Maneuver</w:t>
-      </w:r>
-      <w:proofErr w:type="spellEnd"/>
-      <w:r>
-        <w:rPr>
-          <w:i/>
-          <w:iCs/>
-        </w:rPr>
-        <w:t xml:space="preserve"> Warfare</w:t>
+        <w:t>Drones Won't Save Us: Learning the Wrong Lessons from Ukraine Will Cost the US Army Its Edge in Maneuver Warfare</w:t>
       </w:r>
       <w:r>
         <w:t xml:space="preserve">. </w:t>
@@ -2484,6 +2346,9 @@
     <w:p>
       <w:pPr>
         <w:pStyle w:val="FootnoteText"/>
+        <w:rPr>
+          <w:rStyle w:val="Hyperlink"/>
+        </w:rPr>
       </w:pPr>
       <w:r>
         <w:rPr>
@@ -2492,31 +2357,22 @@
         <w:endnoteRef/>
       </w:r>
       <w:r>
-        <w:t xml:space="preserve"> </w:t>
-      </w:r>
-      <w:proofErr w:type="spellStart"/>
-      <w:r>
-        <w:t>Statsministeriet</w:t>
-      </w:r>
-      <w:proofErr w:type="spellEnd"/>
-      <w:r>
-        <w:t xml:space="preserve"> (2026). </w:t>
-      </w:r>
-      <w:proofErr w:type="spellStart"/>
-      <w:r>
-        <w:t>Fællesudtalelse</w:t>
-      </w:r>
-      <w:proofErr w:type="spellEnd"/>
-      <w:r>
-        <w:t xml:space="preserve"> om </w:t>
-      </w:r>
-      <w:proofErr w:type="spellStart"/>
-      <w:r>
-        <w:t>Grønland</w:t>
-      </w:r>
-      <w:proofErr w:type="spellEnd"/>
-      <w:r>
-        <w:t xml:space="preserve"> [online]. Available at: https://s</w:t>
+        <w:t xml:space="preserve"> Statsministeriet (2026). Fællesudtalelse om Grønland [online]. Available at: </w:t>
+      </w:r>
+      <w:r>
+        <w:fldChar w:fldCharType="begin"/>
+      </w:r>
+      <w:r>
+        <w:instrText>HYPERLINK "https://stm.dk/media/qo2dyzxy/erklaering-gl.pdf"</w:instrText>
+      </w:r>
+      <w:r>
+        <w:fldChar w:fldCharType="separate"/>
+      </w:r>
+      <w:r>
+        <w:rPr>
+          <w:rStyle w:val="Hyperlink"/>
+        </w:rPr>
+        <w:t>https://s</w:t>
       </w:r>
     </w:p>
     <w:p>
@@ -2524,7 +2380,16 @@
         <w:pStyle w:val="EndnoteText"/>
       </w:pPr>
       <w:r>
-        <w:t>tm.dk/media/qo2dyzxy/erklaering-gl.pdf (accessed 1 April 2026).</w:t>
+        <w:rPr>
+          <w:rStyle w:val="Hyperlink"/>
+        </w:rPr>
+        <w:t>tm.dk/media/qo2dyzxy/erklaering-gl.pdf</w:t>
+      </w:r>
+      <w:r>
+        <w:fldChar w:fldCharType="end"/>
+      </w:r>
+      <w:r>
+        <w:t xml:space="preserve"> (accessed 1 April 2026).</w:t>
       </w:r>
     </w:p>
   </w:endnote>
@@ -2725,13 +2590,8 @@
       <w:r>
         <w:t xml:space="preserve"> </w:t>
       </w:r>
-      <w:proofErr w:type="spellStart"/>
-      <w:r>
-        <w:t>Néron</w:t>
-      </w:r>
-      <w:proofErr w:type="spellEnd"/>
-      <w:r>
-        <w:t xml:space="preserve">-Bancel, P. and Garnier, G. </w:t>
+      <w:r>
+        <w:t xml:space="preserve">Néron-Bancel, P. and Garnier, G. </w:t>
       </w:r>
       <w:r>
         <w:rPr>
@@ -2741,23 +2601,7 @@
         <w:t>At the Other Side of the Hill: The Benefits and False Promises of Battlefield Transparency</w:t>
       </w:r>
       <w:r>
-        <w:t xml:space="preserve">. Paris: </w:t>
-      </w:r>
-      <w:proofErr w:type="spellStart"/>
-      <w:r>
-        <w:t>Institut</w:t>
-      </w:r>
-      <w:proofErr w:type="spellEnd"/>
-      <w:r>
-        <w:t xml:space="preserve"> français des relations </w:t>
-      </w:r>
-      <w:proofErr w:type="spellStart"/>
-      <w:r>
-        <w:t>internationales</w:t>
-      </w:r>
-      <w:proofErr w:type="spellEnd"/>
-      <w:r>
-        <w:t xml:space="preserve"> (IFRI), 27 May 2024, p. 45. Available at: </w:t>
+        <w:t xml:space="preserve">. Paris: Institut français des relations internationales (IFRI), 27 May 2024, p. 45. Available at: </w:t>
       </w:r>
       <w:hyperlink r:id="rId12" w:tgtFrame="_new" w:history="1">
         <w:r>
@@ -2787,31 +2631,7 @@
         <w:t xml:space="preserve"> </w:t>
       </w:r>
       <w:r>
-        <w:t xml:space="preserve">Joret, G. “What Specialization of the Infantry in </w:t>
-      </w:r>
-      <w:proofErr w:type="spellStart"/>
-      <w:r>
-        <w:t>Armored</w:t>
-      </w:r>
-      <w:proofErr w:type="spellEnd"/>
-      <w:r>
-        <w:t xml:space="preserve"> Combat Operations?”, </w:t>
-      </w:r>
-      <w:proofErr w:type="spellStart"/>
-      <w:r>
-        <w:t>Fantassins</w:t>
-      </w:r>
-      <w:proofErr w:type="spellEnd"/>
-      <w:r>
-        <w:t xml:space="preserve">, no. 52, Spring–Summer 2024, pp. 125–130, pp. 129–130; Bouffard, J. “The Infantry Regiment Model 2030”, </w:t>
-      </w:r>
-      <w:proofErr w:type="spellStart"/>
-      <w:r>
-        <w:t>Fantassins</w:t>
-      </w:r>
-      <w:proofErr w:type="spellEnd"/>
-      <w:r>
-        <w:t>, no. 52, Spring–Summer 2024, pp. 15–20, p. 18.</w:t>
+        <w:t>Joret, G. “What Specialization of the Infantry in Armored Combat Operations?”, Fantassins, no. 52, Spring–Summer 2024, pp. 125–130, pp. 129–130; Bouffard, J. “The Infantry Regiment Model 2030”, Fantassins, no. 52, Spring–Summer 2024, pp. 15–20, p. 18.</w:t>
       </w:r>
     </w:p>
   </w:endnote>
@@ -2907,63 +2727,14 @@
         <w:t xml:space="preserve"> </w:t>
       </w:r>
       <w:r>
-        <w:t xml:space="preserve">Ministère des </w:t>
-      </w:r>
-      <w:proofErr w:type="spellStart"/>
-      <w:r>
-        <w:t>Armées</w:t>
-      </w:r>
-      <w:proofErr w:type="spellEnd"/>
-      <w:r>
-        <w:t xml:space="preserve">. </w:t>
-      </w:r>
-      <w:proofErr w:type="spellStart"/>
+        <w:t xml:space="preserve">Ministère des Armées. </w:t>
+      </w:r>
       <w:r>
         <w:rPr>
           <w:i/>
           <w:iCs/>
         </w:rPr>
-        <w:t>Gévaudan</w:t>
-      </w:r>
-      <w:proofErr w:type="spellEnd"/>
-      <w:r>
-        <w:rPr>
-          <w:i/>
-          <w:iCs/>
-        </w:rPr>
-        <w:t xml:space="preserve"> </w:t>
-      </w:r>
-      <w:proofErr w:type="gramStart"/>
-      <w:r>
-        <w:rPr>
-          <w:i/>
-          <w:iCs/>
-        </w:rPr>
-        <w:t>26 :</w:t>
-      </w:r>
-      <w:proofErr w:type="gramEnd"/>
-      <w:r>
-        <w:rPr>
-          <w:i/>
-          <w:iCs/>
-        </w:rPr>
-        <w:t xml:space="preserve"> Les </w:t>
-      </w:r>
-      <w:proofErr w:type="spellStart"/>
-      <w:r>
-        <w:rPr>
-          <w:i/>
-          <w:iCs/>
-        </w:rPr>
-        <w:t>Légionnaires</w:t>
-      </w:r>
-      <w:proofErr w:type="spellEnd"/>
-      <w:r>
-        <w:rPr>
-          <w:i/>
-          <w:iCs/>
-        </w:rPr>
-        <w:t xml:space="preserve"> au Combat</w:t>
+        <w:t>Gévaudan 26 : Les Légionnaires au Combat</w:t>
       </w:r>
       <w:r>
         <w:t xml:space="preserve">. 25 February 2026. Available at: </w:t>
@@ -2990,64 +2761,7 @@
           <w:i/>
           <w:iCs/>
         </w:rPr>
-        <w:t xml:space="preserve">Légion </w:t>
-      </w:r>
-      <w:proofErr w:type="spellStart"/>
-      <w:proofErr w:type="gramStart"/>
-      <w:r>
-        <w:rPr>
-          <w:i/>
-          <w:iCs/>
-        </w:rPr>
-        <w:t>étrangère</w:t>
-      </w:r>
-      <w:proofErr w:type="spellEnd"/>
-      <w:r>
-        <w:rPr>
-          <w:i/>
-          <w:iCs/>
-        </w:rPr>
-        <w:t xml:space="preserve"> :</w:t>
-      </w:r>
-      <w:proofErr w:type="gramEnd"/>
-      <w:r>
-        <w:rPr>
-          <w:i/>
-          <w:iCs/>
-        </w:rPr>
-        <w:t xml:space="preserve"> Au Coeur d'un </w:t>
-      </w:r>
-      <w:proofErr w:type="spellStart"/>
-      <w:r>
-        <w:rPr>
-          <w:i/>
-          <w:iCs/>
-        </w:rPr>
-        <w:t>Entraînement</w:t>
-      </w:r>
-      <w:proofErr w:type="spellEnd"/>
-      <w:r>
-        <w:rPr>
-          <w:i/>
-          <w:iCs/>
-        </w:rPr>
-        <w:t xml:space="preserve"> Plus Vrai </w:t>
-      </w:r>
-      <w:proofErr w:type="spellStart"/>
-      <w:r>
-        <w:rPr>
-          <w:i/>
-          <w:iCs/>
-        </w:rPr>
-        <w:t>que</w:t>
-      </w:r>
-      <w:proofErr w:type="spellEnd"/>
-      <w:r>
-        <w:rPr>
-          <w:i/>
-          <w:iCs/>
-        </w:rPr>
-        <w:t xml:space="preserve"> Nature</w:t>
+        <w:t>Légion étrangère : Au Coeur d'un Entraînement Plus Vrai que Nature</w:t>
       </w:r>
       <w:r>
         <w:t xml:space="preserve">. YouTube video, 21 February 2026. Available at: </w:t>

--- a/Essays/DF_Review_Article.docx
+++ b/Essays/DF_Review_Article.docx
@@ -30,7 +30,27 @@
           <w:sz w:val="24"/>
           <w:szCs w:val="24"/>
         </w:rPr>
-        <w:t>Pervasive uncrewed systems have altered the cost structure of small-state deterrence. Low-cost UxS lower the cost of reconnaissance, precision strike and sustainment, shifting relative combat power toward a resource-constrained defender and creating asymmetric cost-imposition opportunities far cheaper than traditional platforms; the Javelin-to-FPV cost ratio runs between 1:54 and 1:144 by range. For Ireland</w:t>
+        <w:t xml:space="preserve">Pervasive uncrewed systems have altered the cost structure of small-state deterrence. Low-cost </w:t>
+      </w:r>
+      <w:proofErr w:type="spellStart"/>
+      <w:r>
+        <w:rPr>
+          <w:rFonts w:asciiTheme="minorHAnsi" w:eastAsiaTheme="minorHAnsi" w:hAnsiTheme="minorHAnsi" w:cstheme="minorBidi"/>
+          <w:color w:val="auto"/>
+          <w:sz w:val="24"/>
+          <w:szCs w:val="24"/>
+        </w:rPr>
+        <w:t>UxS</w:t>
+      </w:r>
+      <w:proofErr w:type="spellEnd"/>
+      <w:r>
+        <w:rPr>
+          <w:rFonts w:asciiTheme="minorHAnsi" w:eastAsiaTheme="minorHAnsi" w:hAnsiTheme="minorHAnsi" w:cstheme="minorBidi"/>
+          <w:color w:val="auto"/>
+          <w:sz w:val="24"/>
+          <w:szCs w:val="24"/>
+        </w:rPr>
+        <w:t xml:space="preserve"> lower the cost of reconnaissance, precision strike and sustainment, shifting relative combat power toward a resource-constrained defender and creating asymmetric cost-imposition opportunities far cheaper than traditional platforms; the Javelin-to-FPV cost ratio runs between 1:54 and 1:144 by range. For Ireland</w:t>
       </w:r>
       <w:r>
         <w:rPr>
@@ -226,10 +246,7 @@
       </w:pPr>
       <w:r>
         <w:lastRenderedPageBreak/>
-        <w:t>ADAM 1959 WORDS</w:t>
-      </w:r>
-      <w:r>
-        <w:t xml:space="preserve"> – I’ll cut it based on what OB includes</w:t>
+        <w:t>ADAM 1960 WORDS</w:t>
       </w:r>
     </w:p>
     <w:p>
@@ -596,12 +613,6 @@
     <w:p>
       <w:pPr>
         <w:pStyle w:val="Heading2"/>
-        <w:rPr>
-          <w:rFonts w:asciiTheme="minorHAnsi" w:eastAsiaTheme="minorHAnsi" w:hAnsiTheme="minorHAnsi" w:cstheme="minorBidi"/>
-          <w:color w:val="auto"/>
-          <w:sz w:val="24"/>
-          <w:szCs w:val="24"/>
-        </w:rPr>
       </w:pPr>
       <w:r>
         <w:rPr>
@@ -724,7 +735,27 @@
           <w:sz w:val="24"/>
           <w:szCs w:val="24"/>
         </w:rPr>
-        <w:t xml:space="preserve">Threat perception is a poor guide to future risk. Without UxS adaptation, Ireland risks preserving yesterday’s force without a credible theory of victory for </w:t>
+        <w:t xml:space="preserve">Threat perception is a poor guide to future risk. Without </w:t>
+      </w:r>
+      <w:proofErr w:type="spellStart"/>
+      <w:r>
+        <w:rPr>
+          <w:rFonts w:asciiTheme="minorHAnsi" w:eastAsiaTheme="minorHAnsi" w:hAnsiTheme="minorHAnsi" w:cstheme="minorBidi"/>
+          <w:color w:val="auto"/>
+          <w:sz w:val="24"/>
+          <w:szCs w:val="24"/>
+        </w:rPr>
+        <w:t>UxS</w:t>
+      </w:r>
+      <w:proofErr w:type="spellEnd"/>
+      <w:r>
+        <w:rPr>
+          <w:rFonts w:asciiTheme="minorHAnsi" w:eastAsiaTheme="minorHAnsi" w:hAnsiTheme="minorHAnsi" w:cstheme="minorBidi"/>
+          <w:color w:val="auto"/>
+          <w:sz w:val="24"/>
+          <w:szCs w:val="24"/>
+        </w:rPr>
+        <w:t xml:space="preserve"> adaptation, Ireland risks preserving yesterday’s force without a credible theory of victory for </w:t>
       </w:r>
       <w:r>
         <w:rPr>
@@ -792,212 +823,204 @@
     </w:p>
     <w:p>
       <w:r>
-        <w:br w:type="page"/>
+        <w:t>Ireland’s light infantry section is not an equipment problem; it is a structure overtaken by the threat.</w:t>
+      </w:r>
+      <w:r>
+        <w:t xml:space="preserve"> </w:t>
+      </w:r>
+      <w:r>
+        <w:t>Capability is sometimes reduced to equipment, but it is better understood as the synthesis described by DOTMLPF-I</w:t>
+      </w:r>
+      <w:r>
+        <w:t>.</w:t>
+      </w:r>
+      <w:r>
+        <w:rPr>
+          <w:rStyle w:val="EndnoteReference"/>
+        </w:rPr>
+        <w:endnoteReference w:id="10"/>
+      </w:r>
+      <w:r>
+        <w:t xml:space="preserve"> </w:t>
+      </w:r>
+      <w:r>
+        <w:t>O</w:t>
+      </w:r>
+      <w:r>
+        <w:t>n that basis</w:t>
+      </w:r>
+      <w:r>
+        <w:t>,</w:t>
+      </w:r>
+      <w:r>
+        <w:t xml:space="preserve"> the section fails against nearly every line. Its doctrine remains that of a foot-mobil</w:t>
+      </w:r>
+      <w:r>
+        <w:t>e light infantry section, never reconciled with the vehicles now built to carry it</w:t>
+      </w:r>
+      <w:r>
+        <w:t>.</w:t>
+      </w:r>
+      <w:r>
+        <w:rPr>
+          <w:rStyle w:val="EndnoteReference"/>
+        </w:rPr>
+        <w:t xml:space="preserve"> </w:t>
+      </w:r>
+      <w:r>
+        <w:rPr>
+          <w:rStyle w:val="EndnoteReference"/>
+        </w:rPr>
+        <w:endnoteReference w:id="11"/>
+      </w:r>
+      <w:r>
+        <w:t xml:space="preserve"> Its organisation may now be rebuilt around vehicle capacity,</w:t>
+      </w:r>
+      <w:r>
+        <w:rPr>
+          <w:rStyle w:val="EndnoteReference"/>
+        </w:rPr>
+        <w:endnoteReference w:id="12"/>
+      </w:r>
+      <w:r>
+        <w:rPr>
+          <w:rStyle w:val="FootnoteReference"/>
+        </w:rPr>
+        <w:t xml:space="preserve"> </w:t>
+      </w:r>
+      <w:r>
+        <w:t xml:space="preserve">on </w:t>
+      </w:r>
+      <w:r>
+        <w:t>the constraint</w:t>
+      </w:r>
+      <w:r>
+        <w:t xml:space="preserve"> that one section must fit one carrier</w:t>
+      </w:r>
+      <w:r>
+        <w:t xml:space="preserve">. </w:t>
+      </w:r>
+      <w:r>
+        <w:t>It</w:t>
+      </w:r>
+      <w:r>
+        <w:t xml:space="preserve"> should</w:t>
+      </w:r>
+      <w:r>
+        <w:t xml:space="preserve"> not bind light infantry, which </w:t>
+      </w:r>
+      <w:r>
+        <w:t>can move</w:t>
+      </w:r>
+      <w:r>
+        <w:t xml:space="preserve"> on foot or in soft-skin vehicles, increasingly all-terrain </w:t>
+      </w:r>
+      <w:r>
+        <w:t xml:space="preserve">vehicles </w:t>
+      </w:r>
+      <w:r>
+        <w:t>such as the ULTV.</w:t>
+      </w:r>
+      <w:r>
+        <w:rPr>
+          <w:rStyle w:val="EndnoteReference"/>
+        </w:rPr>
+        <w:endnoteReference w:id="13"/>
+      </w:r>
+      <w:r>
+        <w:rPr>
+          <w:rStyle w:val="FootnoteReference"/>
+        </w:rPr>
+        <w:t xml:space="preserve"> </w:t>
+      </w:r>
+      <w:r>
+        <w:rPr>
+          <w:rStyle w:val="FootnoteReference"/>
+        </w:rPr>
+        <w:t xml:space="preserve"> </w:t>
+      </w:r>
+      <w:r>
+        <w:t>I</w:t>
+      </w:r>
+      <w:r>
+        <w:t>t</w:t>
+      </w:r>
+      <w:r>
+        <w:t xml:space="preserve"> still trains 20</w:t>
+      </w:r>
+      <w:r>
+        <w:rPr>
+          <w:vertAlign w:val="superscript"/>
+        </w:rPr>
+        <w:t>th</w:t>
+      </w:r>
+      <w:r>
+        <w:t xml:space="preserve"> century </w:t>
+      </w:r>
+      <w:r>
+        <w:t xml:space="preserve">conventional </w:t>
+      </w:r>
+      <w:r>
+        <w:t>tactics</w:t>
+      </w:r>
+      <w:r>
+        <w:t xml:space="preserve"> and </w:t>
+      </w:r>
+      <w:r>
+        <w:t xml:space="preserve">for </w:t>
+      </w:r>
+      <w:r>
+        <w:t xml:space="preserve">the peace-support tasks of the decades since. </w:t>
+      </w:r>
+      <w:r>
+        <w:t>It neglects</w:t>
+      </w:r>
+      <w:r>
+        <w:t xml:space="preserve"> dispersion, </w:t>
+      </w:r>
+      <w:r>
+        <w:t>“infobesity”</w:t>
+      </w:r>
+      <w:r>
+        <w:rPr>
+          <w:rStyle w:val="EndnoteReference"/>
+        </w:rPr>
+        <w:t xml:space="preserve"> </w:t>
+      </w:r>
+      <w:r>
+        <w:rPr>
+          <w:rStyle w:val="EndnoteReference"/>
+        </w:rPr>
+        <w:endnoteReference w:id="14"/>
+      </w:r>
+      <w:r>
+        <w:t xml:space="preserve">  — the cognitive burden of sensor-rich combat—</w:t>
+      </w:r>
+      <w:r>
+        <w:t xml:space="preserve"> </w:t>
+      </w:r>
+      <w:r>
+        <w:t>and</w:t>
+      </w:r>
+      <w:r>
+        <w:t xml:space="preserve"> the</w:t>
+      </w:r>
+      <w:r>
+        <w:t xml:space="preserve"> exposure of a section that can be found and struck on a checkpoint or logistics convoy as readily as in battle, without higher-echelon cover. </w:t>
+      </w:r>
+      <w:r>
+        <w:t xml:space="preserve">Its materiel reflects a Cold War mentality. Its leadership is not configured for mission command under persistent observation. </w:t>
+      </w:r>
+      <w:r>
+        <w:t>It fields</w:t>
+      </w:r>
+      <w:r>
+        <w:t xml:space="preserve"> too few soldiers to carry the cognitive load, operate the new systems and remain cohesive once dispersed. Adding drones changes none of that. </w:t>
       </w:r>
     </w:p>
     <w:p>
       <w:r>
         <w:lastRenderedPageBreak/>
-        <w:t>Ireland’s light infantry section is not an equipment problem; it is a structure overtaken by the threat.</w:t>
-      </w:r>
-      <w:r>
-        <w:t xml:space="preserve"> </w:t>
-      </w:r>
-      <w:r>
-        <w:t>Capability is sometimes reduced to equipment, but it is better understood as the synthesis described by DOTMLPF-I</w:t>
-      </w:r>
-      <w:r>
-        <w:t>.</w:t>
-      </w:r>
-      <w:r>
-        <w:rPr>
-          <w:rStyle w:val="EndnoteReference"/>
-        </w:rPr>
-        <w:endnoteReference w:id="10"/>
-      </w:r>
-      <w:r>
-        <w:t xml:space="preserve"> </w:t>
-      </w:r>
-      <w:r>
-        <w:t>O</w:t>
-      </w:r>
-      <w:r>
-        <w:t>n that basis</w:t>
-      </w:r>
-      <w:r>
-        <w:t>,</w:t>
-      </w:r>
-      <w:r>
-        <w:t xml:space="preserve"> the section fails against nearly every line. Its doctrine remains that of a foot-mobile light infantry section, </w:t>
-      </w:r>
-      <w:r>
-        <w:rPr>
-          <w:highlight w:val="yellow"/>
-        </w:rPr>
-        <w:t>never reconciled with the vehicles now built to carry it</w:t>
-      </w:r>
-      <w:r>
-        <w:t>.</w:t>
-      </w:r>
-      <w:r>
-        <w:rPr>
-          <w:rStyle w:val="EndnoteReference"/>
-        </w:rPr>
-        <w:t xml:space="preserve"> </w:t>
-      </w:r>
-      <w:r>
-        <w:rPr>
-          <w:rStyle w:val="EndnoteReference"/>
-        </w:rPr>
-        <w:endnoteReference w:id="11"/>
-      </w:r>
-      <w:r>
-        <w:t xml:space="preserve"> Its organisation may now be rebuilt around vehicle capacity,</w:t>
-      </w:r>
-      <w:r>
-        <w:rPr>
-          <w:rStyle w:val="EndnoteReference"/>
-        </w:rPr>
-        <w:endnoteReference w:id="12"/>
-      </w:r>
-      <w:r>
-        <w:rPr>
-          <w:rStyle w:val="FootnoteReference"/>
-        </w:rPr>
-        <w:t xml:space="preserve"> </w:t>
-      </w:r>
-      <w:r>
-        <w:t xml:space="preserve">on the assumption that one section must fit one carrier </w:t>
-      </w:r>
-      <w:r>
-        <w:rPr>
-          <w:strike/>
-        </w:rPr>
-        <w:t>— a constraint more appropriate for mechanised and armoured formations</w:t>
-      </w:r>
-      <w:r>
-        <w:t xml:space="preserve">. </w:t>
-      </w:r>
-      <w:r>
-        <w:t>It</w:t>
-      </w:r>
-      <w:r>
-        <w:t xml:space="preserve"> should</w:t>
-      </w:r>
-      <w:r>
-        <w:t xml:space="preserve"> not bind light infantry, which </w:t>
-      </w:r>
-      <w:r>
-        <w:t>can move</w:t>
-      </w:r>
-      <w:r>
-        <w:t xml:space="preserve"> on foot or in soft-skin vehicles, increasingly all-terrain </w:t>
-      </w:r>
-      <w:r>
-        <w:t xml:space="preserve">vehicles </w:t>
-      </w:r>
-      <w:r>
-        <w:t>such as the ULTV.</w:t>
-      </w:r>
-      <w:r>
-        <w:rPr>
-          <w:rStyle w:val="EndnoteReference"/>
-        </w:rPr>
-        <w:endnoteReference w:id="13"/>
-      </w:r>
-      <w:r>
-        <w:rPr>
-          <w:rStyle w:val="FootnoteReference"/>
-        </w:rPr>
-        <w:t xml:space="preserve"> </w:t>
-      </w:r>
-      <w:r>
-        <w:rPr>
-          <w:rStyle w:val="FootnoteReference"/>
-        </w:rPr>
-        <w:t xml:space="preserve"> </w:t>
-      </w:r>
-      <w:r>
-        <w:t>I</w:t>
-      </w:r>
-      <w:r>
-        <w:t>t</w:t>
-      </w:r>
-      <w:r>
-        <w:t xml:space="preserve"> still trains 20</w:t>
-      </w:r>
-      <w:r>
-        <w:rPr>
-          <w:vertAlign w:val="superscript"/>
-        </w:rPr>
-        <w:t>th</w:t>
-      </w:r>
-      <w:r>
-        <w:t xml:space="preserve"> century </w:t>
-      </w:r>
-      <w:r>
-        <w:t xml:space="preserve">conventional </w:t>
-      </w:r>
-      <w:r>
-        <w:t>tactics</w:t>
-      </w:r>
-      <w:r>
-        <w:t xml:space="preserve"> and </w:t>
-      </w:r>
-      <w:r>
-        <w:t xml:space="preserve">for </w:t>
-      </w:r>
-      <w:r>
-        <w:t xml:space="preserve">the peace-support tasks of the decades since. </w:t>
-      </w:r>
-      <w:r>
-        <w:t>It neglects</w:t>
-      </w:r>
-      <w:r>
-        <w:t xml:space="preserve"> dispersion, </w:t>
-      </w:r>
-      <w:r>
-        <w:t>“infobesity”</w:t>
-      </w:r>
-      <w:r>
-        <w:rPr>
-          <w:rStyle w:val="EndnoteReference"/>
-        </w:rPr>
-        <w:t xml:space="preserve"> </w:t>
-      </w:r>
-      <w:r>
-        <w:rPr>
-          <w:rStyle w:val="EndnoteReference"/>
-        </w:rPr>
-        <w:endnoteReference w:id="14"/>
-      </w:r>
-      <w:r>
-        <w:t xml:space="preserve">  — the cognitive burden of sensor-rich combat—</w:t>
-      </w:r>
-      <w:r>
-        <w:t xml:space="preserve"> </w:t>
-      </w:r>
-      <w:r>
-        <w:t>and</w:t>
-      </w:r>
-      <w:r>
-        <w:t xml:space="preserve"> the</w:t>
-      </w:r>
-      <w:r>
-        <w:t xml:space="preserve"> exposure of a section that can be found and struck on a checkpoint or logistics convoy as readily as in battle, without higher-echelon cover. </w:t>
-      </w:r>
-      <w:r>
-        <w:t xml:space="preserve">Its materiel reflects a Cold War mentality. Its leadership is not configured for mission command under persistent observation. </w:t>
-      </w:r>
-      <w:r>
-        <w:t>It fields</w:t>
-      </w:r>
-      <w:r>
-        <w:t xml:space="preserve"> too few soldiers to carry the cognitive load, operate the new systems and remain cohesive once dispersed. Adding drones changes none of that. </w:t>
-      </w:r>
-    </w:p>
-    <w:p>
-      <w:r>
         <w:t xml:space="preserve">These are not uniquely Irish problems. Section design, vehicle capacity, organic support weapons and UAS integration are being reconsidered elsewhere. French RI 2030 reform shows one mechanised </w:t>
       </w:r>
       <w:r>
@@ -1091,12 +1114,21 @@
       <w:r>
         <w:t xml:space="preserve"> points in the same direction from a different angle. Yet adaptation remains uneven. Exercises such as </w:t>
       </w:r>
+      <w:proofErr w:type="spellStart"/>
       <w:r>
         <w:rPr>
           <w:i/>
           <w:iCs/>
         </w:rPr>
-        <w:t>Gévaudan 26</w:t>
+        <w:t>Gévaudan</w:t>
+      </w:r>
+      <w:proofErr w:type="spellEnd"/>
+      <w:r>
+        <w:rPr>
+          <w:i/>
+          <w:iCs/>
+        </w:rPr>
+        <w:t xml:space="preserve"> 26</w:t>
       </w:r>
       <w:r>
         <w:t xml:space="preserve"> </w:t>
@@ -1141,119 +1173,125 @@
         <w:t xml:space="preserve"> </w:t>
       </w:r>
     </w:p>
-    <w:p/>
-    <w:p>
-      <w:pPr>
-        <w:rPr>
-          <w:highlight w:val="yellow"/>
-        </w:rPr>
-      </w:pPr>
-      <w:r>
-        <w:rPr>
-          <w:highlight w:val="yellow"/>
-        </w:rPr>
-        <w:t xml:space="preserve">Need access to this janes article: </w:t>
-      </w:r>
-      <w:hyperlink r:id="rId8" w:history="1">
-        <w:r>
-          <w:rPr>
-            <w:rStyle w:val="Hyperlink"/>
-            <w:highlight w:val="yellow"/>
-          </w:rPr>
-          <w:t>https://www.janes.com/defence-intelligence-insights/defence-news/air/french-army-restructures-its-infantry-battalions</w:t>
-        </w:r>
-      </w:hyperlink>
-    </w:p>
-    <w:p>
-      <w:r>
-        <w:rPr>
-          <w:highlight w:val="yellow"/>
-        </w:rPr>
-        <w:t>need access to this janes article: https://www.janes.com/defence-intelligence-insights/defence-news/weapons/italian-army-improves-infantry-equipment-restructures-units</w:t>
-      </w:r>
-    </w:p>
-    <w:p>
-      <w:r>
-        <w:rPr>
-          <w:highlight w:val="yellow"/>
-        </w:rPr>
-        <w:t xml:space="preserve"> I will reference TM 201 as proof that doctrine hasn’t changed. However, I think I want to cite paragraph 0202 “The fundamental role of the infantry man/woman has changed little over recent centuries: their tasks are still to close with and destroy the enemy or force them to surrender, to seize and hold terrain, to dominate and control close </w:t>
-      </w:r>
-      <w:r>
-        <w:rPr>
-          <w:highlight w:val="yellow"/>
-        </w:rPr>
-        <w:lastRenderedPageBreak/>
-        <w:t>country and finally, to carry out close surveillance”. Then we can say that the first task – their most important – cannot be achieved without substantial review of the doctrine, organisation, training, leadership, materiel,</w:t>
-      </w:r>
-      <w:r>
+    <w:p>
+      <w:pPr>
+        <w:pStyle w:val="Heading2"/>
+        <w:rPr>
+          <w:rFonts w:asciiTheme="minorHAnsi" w:eastAsiaTheme="minorHAnsi" w:hAnsiTheme="minorHAnsi" w:cstheme="minorBidi"/>
+          <w:color w:val="auto"/>
+          <w:sz w:val="24"/>
+          <w:szCs w:val="24"/>
+        </w:rPr>
+      </w:pPr>
+      <w:r>
+        <w:rPr>
+          <w:rFonts w:asciiTheme="minorHAnsi" w:eastAsiaTheme="minorHAnsi" w:hAnsiTheme="minorHAnsi" w:cstheme="minorBidi"/>
+          <w:color w:val="auto"/>
+          <w:sz w:val="24"/>
+          <w:szCs w:val="24"/>
+        </w:rPr>
+        <w:t xml:space="preserve">Relative combat power </w:t>
+      </w:r>
+      <w:r>
+        <w:rPr>
+          <w:rFonts w:asciiTheme="minorHAnsi" w:eastAsiaTheme="minorHAnsi" w:hAnsiTheme="minorHAnsi" w:cstheme="minorBidi"/>
+          <w:color w:val="auto"/>
+          <w:sz w:val="24"/>
+          <w:szCs w:val="24"/>
+        </w:rPr>
+        <w:t>rewards</w:t>
+      </w:r>
+      <w:r>
+        <w:rPr>
+          <w:rFonts w:asciiTheme="minorHAnsi" w:eastAsiaTheme="minorHAnsi" w:hAnsiTheme="minorHAnsi" w:cstheme="minorBidi"/>
+          <w:color w:val="auto"/>
+          <w:sz w:val="24"/>
+          <w:szCs w:val="24"/>
+        </w:rPr>
+        <w:t xml:space="preserve"> the side </w:t>
+      </w:r>
+      <w:r>
+        <w:rPr>
+          <w:rFonts w:asciiTheme="minorHAnsi" w:eastAsiaTheme="minorHAnsi" w:hAnsiTheme="minorHAnsi" w:cstheme="minorBidi"/>
+          <w:color w:val="auto"/>
+          <w:sz w:val="24"/>
+          <w:szCs w:val="24"/>
+        </w:rPr>
+        <w:t>which</w:t>
+      </w:r>
+      <w:r>
+        <w:rPr>
+          <w:rFonts w:asciiTheme="minorHAnsi" w:eastAsiaTheme="minorHAnsi" w:hAnsiTheme="minorHAnsi" w:cstheme="minorBidi"/>
+          <w:color w:val="auto"/>
+          <w:sz w:val="24"/>
+          <w:szCs w:val="24"/>
+        </w:rPr>
+        <w:t xml:space="preserve"> can mass force and absorb loss</w:t>
+      </w:r>
+      <w:r>
+        <w:rPr>
+          <w:rFonts w:asciiTheme="minorHAnsi" w:eastAsiaTheme="minorHAnsi" w:hAnsiTheme="minorHAnsi" w:cstheme="minorBidi"/>
+          <w:color w:val="auto"/>
+          <w:sz w:val="24"/>
+          <w:szCs w:val="24"/>
+        </w:rPr>
+        <w:t>.</w:t>
+      </w:r>
+      <w:r>
+        <w:rPr>
+          <w:rFonts w:asciiTheme="minorHAnsi" w:eastAsiaTheme="minorHAnsi" w:hAnsiTheme="minorHAnsi" w:cstheme="minorBidi"/>
+          <w:color w:val="auto"/>
+          <w:sz w:val="24"/>
+          <w:szCs w:val="24"/>
+        </w:rPr>
         <w:t xml:space="preserve"> </w:t>
       </w:r>
-    </w:p>
-    <w:p/>
-    <w:p>
-      <w:pPr>
-        <w:pStyle w:val="Heading2"/>
-        <w:rPr>
-          <w:rFonts w:asciiTheme="minorHAnsi" w:eastAsiaTheme="minorHAnsi" w:hAnsiTheme="minorHAnsi" w:cstheme="minorBidi"/>
-          <w:color w:val="auto"/>
-          <w:sz w:val="24"/>
-          <w:szCs w:val="24"/>
-        </w:rPr>
-      </w:pPr>
-      <w:r>
-        <w:rPr>
-          <w:rFonts w:asciiTheme="minorHAnsi" w:eastAsiaTheme="minorHAnsi" w:hAnsiTheme="minorHAnsi" w:cstheme="minorBidi"/>
-          <w:color w:val="auto"/>
-          <w:sz w:val="24"/>
-          <w:szCs w:val="24"/>
-        </w:rPr>
-        <w:t xml:space="preserve">Relative combat power </w:t>
-      </w:r>
-      <w:r>
-        <w:rPr>
-          <w:rFonts w:asciiTheme="minorHAnsi" w:eastAsiaTheme="minorHAnsi" w:hAnsiTheme="minorHAnsi" w:cstheme="minorBidi"/>
-          <w:color w:val="auto"/>
-          <w:sz w:val="24"/>
-          <w:szCs w:val="24"/>
-        </w:rPr>
-        <w:t>rewards</w:t>
-      </w:r>
-      <w:r>
-        <w:rPr>
-          <w:rFonts w:asciiTheme="minorHAnsi" w:eastAsiaTheme="minorHAnsi" w:hAnsiTheme="minorHAnsi" w:cstheme="minorBidi"/>
-          <w:color w:val="auto"/>
-          <w:sz w:val="24"/>
-          <w:szCs w:val="24"/>
-        </w:rPr>
-        <w:t xml:space="preserve"> the side </w:t>
-      </w:r>
-      <w:r>
-        <w:rPr>
-          <w:rFonts w:asciiTheme="minorHAnsi" w:eastAsiaTheme="minorHAnsi" w:hAnsiTheme="minorHAnsi" w:cstheme="minorBidi"/>
-          <w:color w:val="auto"/>
-          <w:sz w:val="24"/>
-          <w:szCs w:val="24"/>
-        </w:rPr>
-        <w:t>which</w:t>
-      </w:r>
-      <w:r>
-        <w:rPr>
-          <w:rFonts w:asciiTheme="minorHAnsi" w:eastAsiaTheme="minorHAnsi" w:hAnsiTheme="minorHAnsi" w:cstheme="minorBidi"/>
-          <w:color w:val="auto"/>
-          <w:sz w:val="24"/>
-          <w:szCs w:val="24"/>
-        </w:rPr>
-        <w:t xml:space="preserve"> can mass force and absorb loss</w:t>
-      </w:r>
-      <w:r>
-        <w:rPr>
-          <w:rFonts w:asciiTheme="minorHAnsi" w:eastAsiaTheme="minorHAnsi" w:hAnsiTheme="minorHAnsi" w:cstheme="minorBidi"/>
-          <w:color w:val="auto"/>
-          <w:sz w:val="24"/>
-          <w:szCs w:val="24"/>
-        </w:rPr>
-        <w:t>.</w:t>
+      <w:r>
+        <w:rPr>
+          <w:rFonts w:asciiTheme="minorHAnsi" w:eastAsiaTheme="minorHAnsi" w:hAnsiTheme="minorHAnsi" w:cstheme="minorBidi"/>
+          <w:color w:val="auto"/>
+          <w:sz w:val="24"/>
+          <w:szCs w:val="24"/>
+        </w:rPr>
+        <w:t>Low-cost uncrewed systems disturb that arithmetic, a shift which</w:t>
+      </w:r>
+      <w:r>
+        <w:rPr>
+          <w:rFonts w:asciiTheme="minorHAnsi" w:eastAsiaTheme="minorHAnsi" w:hAnsiTheme="minorHAnsi" w:cstheme="minorBidi"/>
+          <w:color w:val="auto"/>
+          <w:sz w:val="24"/>
+          <w:szCs w:val="24"/>
+        </w:rPr>
+        <w:t xml:space="preserve"> the Lanchester Force Equations</w:t>
+      </w:r>
+      <w:r>
+        <w:rPr>
+          <w:rStyle w:val="EndnoteReference"/>
+          <w:rFonts w:asciiTheme="minorHAnsi" w:eastAsiaTheme="minorHAnsi" w:hAnsiTheme="minorHAnsi" w:cstheme="minorBidi"/>
+          <w:color w:val="auto"/>
+          <w:sz w:val="24"/>
+          <w:szCs w:val="24"/>
+        </w:rPr>
+        <w:endnoteReference w:id="19"/>
+      </w:r>
+      <w:r>
+        <w:rPr>
+          <w:rFonts w:asciiTheme="minorHAnsi" w:eastAsiaTheme="minorHAnsi" w:hAnsiTheme="minorHAnsi" w:cstheme="minorBidi"/>
+          <w:color w:val="auto"/>
+          <w:sz w:val="24"/>
+          <w:szCs w:val="24"/>
+        </w:rPr>
+        <w:t xml:space="preserve"> and the 3:1 heuristic</w:t>
+      </w:r>
+      <w:r>
+        <w:rPr>
+          <w:rStyle w:val="EndnoteReference"/>
+          <w:rFonts w:asciiTheme="minorHAnsi" w:eastAsiaTheme="minorHAnsi" w:hAnsiTheme="minorHAnsi" w:cstheme="minorBidi"/>
+          <w:color w:val="auto"/>
+          <w:sz w:val="24"/>
+          <w:szCs w:val="24"/>
+        </w:rPr>
+        <w:endnoteReference w:id="20"/>
       </w:r>
       <w:r>
         <w:rPr>
@@ -1271,173 +1309,91 @@
           <w:sz w:val="24"/>
           <w:szCs w:val="24"/>
         </w:rPr>
-        <w:t>Low-cost uncrewed systems disturb that arithmetic, a shift which</w:t>
-      </w:r>
-      <w:r>
-        <w:rPr>
-          <w:rFonts w:asciiTheme="minorHAnsi" w:eastAsiaTheme="minorHAnsi" w:hAnsiTheme="minorHAnsi" w:cstheme="minorBidi"/>
-          <w:color w:val="auto"/>
-          <w:sz w:val="24"/>
-          <w:szCs w:val="24"/>
-        </w:rPr>
-        <w:t xml:space="preserve"> the Lanchester Force Equations</w:t>
+        <w:t>help frame but cannot fully capture.</w:t>
+      </w:r>
+      <w:r>
+        <w:rPr>
+          <w:rFonts w:asciiTheme="minorHAnsi" w:eastAsiaTheme="minorHAnsi" w:hAnsiTheme="minorHAnsi" w:cstheme="minorBidi"/>
+          <w:color w:val="auto"/>
+          <w:sz w:val="24"/>
+          <w:szCs w:val="24"/>
+        </w:rPr>
+        <w:t xml:space="preserve"> </w:t>
+      </w:r>
+      <w:r>
+        <w:rPr>
+          <w:rFonts w:asciiTheme="minorHAnsi" w:eastAsiaTheme="minorHAnsi" w:hAnsiTheme="minorHAnsi" w:cstheme="minorBidi"/>
+          <w:color w:val="auto"/>
+          <w:sz w:val="24"/>
+          <w:szCs w:val="24"/>
+        </w:rPr>
+        <w:t xml:space="preserve">They drive down the price of finding the enemy, striking them precisely and sustaining the force. A defender who can see, strike at range and attrit an attacker with systems costing hundreds rather than millions need not match him platform-for-platform. The asymmetry is structural: the attacker must still mass to break through, yet massing is exactly what persistent observation punishes most. </w:t>
+      </w:r>
+    </w:p>
+    <w:p>
+      <w:r>
+        <w:fldChar w:fldCharType="begin"/>
+      </w:r>
+      <w:r>
+        <w:instrText xml:space="preserve"> REF _Ref233053446 \h </w:instrText>
+      </w:r>
+      <w:r>
+        <w:fldChar w:fldCharType="separate"/>
+      </w:r>
+      <w:r>
+        <w:t xml:space="preserve">Table </w:t>
+      </w:r>
+      <w:r>
+        <w:rPr>
+          <w:noProof/>
+        </w:rPr>
+        <w:t>1</w:t>
+      </w:r>
+      <w:r>
+        <w:fldChar w:fldCharType="end"/>
+      </w:r>
+      <w:r>
+        <w:t xml:space="preserve"> </w:t>
+      </w:r>
+      <w:r>
+        <w:t>shows that FPV-OWADs cannot be dismissed as cheap substitutes for Javelin.</w:t>
       </w:r>
       <w:r>
         <w:rPr>
           <w:rStyle w:val="EndnoteReference"/>
-          <w:rFonts w:asciiTheme="minorHAnsi" w:eastAsiaTheme="minorHAnsi" w:hAnsiTheme="minorHAnsi" w:cstheme="minorBidi"/>
-          <w:color w:val="auto"/>
-          <w:sz w:val="24"/>
-          <w:szCs w:val="24"/>
-        </w:rPr>
-        <w:endnoteReference w:id="19"/>
-      </w:r>
-      <w:r>
-        <w:rPr>
-          <w:rFonts w:asciiTheme="minorHAnsi" w:eastAsiaTheme="minorHAnsi" w:hAnsiTheme="minorHAnsi" w:cstheme="minorBidi"/>
-          <w:color w:val="auto"/>
-          <w:sz w:val="24"/>
-          <w:szCs w:val="24"/>
-        </w:rPr>
-        <w:t xml:space="preserve"> and the 3:1 heuristic</w:t>
-      </w:r>
-      <w:r>
-        <w:rPr>
-          <w:rStyle w:val="EndnoteReference"/>
-          <w:rFonts w:asciiTheme="minorHAnsi" w:eastAsiaTheme="minorHAnsi" w:hAnsiTheme="minorHAnsi" w:cstheme="minorBidi"/>
-          <w:color w:val="auto"/>
-          <w:sz w:val="24"/>
-          <w:szCs w:val="24"/>
-        </w:rPr>
-        <w:endnoteReference w:id="20"/>
-      </w:r>
-      <w:r>
-        <w:rPr>
-          <w:rFonts w:asciiTheme="minorHAnsi" w:eastAsiaTheme="minorHAnsi" w:hAnsiTheme="minorHAnsi" w:cstheme="minorBidi"/>
-          <w:color w:val="auto"/>
-          <w:sz w:val="24"/>
-          <w:szCs w:val="24"/>
-        </w:rPr>
+        </w:rPr>
+        <w:endnoteReference w:id="21"/>
+      </w:r>
+      <w:r>
         <w:t xml:space="preserve"> </w:t>
       </w:r>
       <w:r>
-        <w:rPr>
-          <w:rFonts w:asciiTheme="minorHAnsi" w:eastAsiaTheme="minorHAnsi" w:hAnsiTheme="minorHAnsi" w:cstheme="minorBidi"/>
-          <w:color w:val="auto"/>
-          <w:sz w:val="24"/>
-          <w:szCs w:val="24"/>
-        </w:rPr>
-        <w:t>help frame but cannot fully capture.</w:t>
-      </w:r>
-      <w:r>
-        <w:rPr>
-          <w:rFonts w:asciiTheme="minorHAnsi" w:eastAsiaTheme="minorHAnsi" w:hAnsiTheme="minorHAnsi" w:cstheme="minorBidi"/>
-          <w:color w:val="auto"/>
-          <w:sz w:val="24"/>
-          <w:szCs w:val="24"/>
-        </w:rPr>
-        <w:t xml:space="preserve"> </w:t>
-      </w:r>
-      <w:r>
-        <w:rPr>
-          <w:rFonts w:asciiTheme="minorHAnsi" w:eastAsiaTheme="minorHAnsi" w:hAnsiTheme="minorHAnsi" w:cstheme="minorBidi"/>
-          <w:color w:val="auto"/>
-          <w:sz w:val="24"/>
-          <w:szCs w:val="24"/>
-        </w:rPr>
-        <w:t xml:space="preserve">They drive down the price of finding the enemy, striking them precisely and sustaining the force. A defender who can see, strike at range and attrit an attacker with systems costing hundreds rather than millions need not match him platform-for-platform. The asymmetry is structural: the attacker must still mass to break through, yet massing is exactly what persistent observation punishes most. For a state </w:t>
-      </w:r>
-      <w:r>
-        <w:rPr>
-          <w:rFonts w:asciiTheme="minorHAnsi" w:eastAsiaTheme="minorHAnsi" w:hAnsiTheme="minorHAnsi" w:cstheme="minorBidi"/>
-          <w:color w:val="auto"/>
-          <w:sz w:val="24"/>
-          <w:szCs w:val="24"/>
-        </w:rPr>
-        <w:t>which</w:t>
-      </w:r>
-      <w:r>
-        <w:rPr>
-          <w:rFonts w:asciiTheme="minorHAnsi" w:eastAsiaTheme="minorHAnsi" w:hAnsiTheme="minorHAnsi" w:cstheme="minorBidi"/>
-          <w:color w:val="auto"/>
-          <w:sz w:val="24"/>
-          <w:szCs w:val="24"/>
-        </w:rPr>
-        <w:t xml:space="preserve"> cannot buy conventional scale, this is how scarcity stops being </w:t>
-      </w:r>
-      <w:r>
-        <w:rPr>
-          <w:rFonts w:asciiTheme="minorHAnsi" w:eastAsiaTheme="minorHAnsi" w:hAnsiTheme="minorHAnsi" w:cstheme="minorBidi"/>
-          <w:color w:val="auto"/>
-          <w:sz w:val="24"/>
-          <w:szCs w:val="24"/>
-        </w:rPr>
-        <w:t>decisive.</w:t>
-      </w:r>
-    </w:p>
-    <w:p>
-      <w:r>
-        <w:fldChar w:fldCharType="begin"/>
-      </w:r>
-      <w:r>
-        <w:instrText xml:space="preserve"> REF _Ref233053446 \h </w:instrText>
-      </w:r>
-      <w:r>
-        <w:fldChar w:fldCharType="separate"/>
-      </w:r>
-      <w:r>
-        <w:t xml:space="preserve">Table </w:t>
-      </w:r>
+        <w:t xml:space="preserve">The operational comparison is the telling one: defeating an armoured company costs roughly €1.13 million in Javelins, compared with under €85,000 in FPV-OWADs – more than an order of magnitude less for the same task, on assumptions generous to Javelin. Ireland's recent Javelin-only procurement buys 44 missiles; the same budget fields thousands of FPV-OWADs. Javelin remains the higher-confidence kill mechanism, and FPV-OWADs may require several strikes to destroy armour, </w:t>
+      </w:r>
+      <w:r>
+        <w:t>but they can immobilise it for follow-on fires and reach more than an order of magnitude further.</w:t>
+      </w:r>
+      <w:r>
+        <w:t xml:space="preserve"> The direction is unambiguous: FPV-OWADs do not replace ATGMs, but they change the defensive arithmetic and can no longer be ignored</w:t>
+      </w:r>
+      <w:r>
+        <w:t xml:space="preserve">. </w:t>
+      </w:r>
+    </w:p>
+    <w:p>
+      <w:pPr>
+        <w:keepNext/>
+        <w:jc w:val="center"/>
+      </w:pPr>
       <w:r>
         <w:rPr>
           <w:noProof/>
         </w:rPr>
-        <w:t>1</w:t>
-      </w:r>
-      <w:r>
-        <w:fldChar w:fldCharType="end"/>
-      </w:r>
-      <w:r>
-        <w:t xml:space="preserve"> </w:t>
-      </w:r>
-      <w:r>
-        <w:t>shows that FPV-OWADs cannot be dismissed as cheap substitutes for Javelin.</w:t>
-      </w:r>
-      <w:r>
-        <w:rPr>
-          <w:rStyle w:val="EndnoteReference"/>
-        </w:rPr>
-        <w:endnoteReference w:id="21"/>
-      </w:r>
-      <w:r>
-        <w:t xml:space="preserve"> </w:t>
-      </w:r>
-      <w:r>
-        <w:t xml:space="preserve">The operational comparison is the telling one: defeating an armoured company costs roughly €1.13 million in Javelins, compared with under €85,000 in FPV-OWADs – more than an order of magnitude less for the same task, on assumptions generous to Javelin. Ireland's recent Javelin-only procurement buys 44 missiles; the same budget fields thousands of FPV-OWADs. Javelin remains the higher-confidence kill mechanism, and FPV-OWADs may require several strikes to destroy armour, </w:t>
-      </w:r>
-      <w:r>
-        <w:t>but they can immobilise it for follow-on fires and reach more than an order of magnitude further.</w:t>
-      </w:r>
-      <w:r>
-        <w:t xml:space="preserve"> The direction is unambiguous: FPV-OWADs do not replace ATGMs, but they change the defensive arithmetic and can no longer be ignored</w:t>
-      </w:r>
-      <w:r>
-        <w:t>.</w:t>
-      </w:r>
-    </w:p>
-    <w:p>
-      <w:pPr>
-        <w:keepNext/>
-      </w:pPr>
-      <w:r>
-        <w:rPr>
-          <w:noProof/>
-        </w:rPr>
         <w:drawing>
-          <wp:inline distT="0" distB="0" distL="0" distR="0" wp14:anchorId="17D56BD5" wp14:editId="719692D5">
-            <wp:extent cx="5731510" cy="1757045"/>
-            <wp:effectExtent l="0" t="0" r="2540" b="0"/>
-            <wp:docPr id="177895998" name="Picture 1"/>
+          <wp:inline distT="0" distB="0" distL="0" distR="0" wp14:anchorId="17B8E2D2" wp14:editId="2AE23E93">
+            <wp:extent cx="3514476" cy="1444961"/>
+            <wp:effectExtent l="0" t="0" r="0" b="3175"/>
+            <wp:docPr id="1813620549" name="Picture 1"/>
             <wp:cNvGraphicFramePr>
               <a:graphicFrameLocks xmlns:a="http://schemas.openxmlformats.org/drawingml/2006/main" noChangeAspect="1"/>
             </wp:cNvGraphicFramePr>
@@ -1445,11 +1401,11 @@
               <a:graphicData uri="http://schemas.openxmlformats.org/drawingml/2006/picture">
                 <pic:pic xmlns:pic="http://schemas.openxmlformats.org/drawingml/2006/picture">
                   <pic:nvPicPr>
-                    <pic:cNvPr id="177895998" name=""/>
+                    <pic:cNvPr id="1813620549" name=""/>
                     <pic:cNvPicPr/>
                   </pic:nvPicPr>
                   <pic:blipFill>
-                    <a:blip r:embed="rId9"/>
+                    <a:blip r:embed="rId8"/>
                     <a:stretch>
                       <a:fillRect/>
                     </a:stretch>
@@ -1457,7 +1413,7 @@
                   <pic:spPr>
                     <a:xfrm>
                       <a:off x="0" y="0"/>
-                      <a:ext cx="5731510" cy="1757045"/>
+                      <a:ext cx="3521470" cy="1447837"/>
                     </a:xfrm>
                     <a:prstGeom prst="rect">
                       <a:avLst/>
@@ -1512,62 +1468,37 @@
       </w:r>
     </w:p>
     <w:p>
-      <w:pPr>
-        <w:pStyle w:val="Heading2"/>
-        <w:rPr>
-          <w:rFonts w:asciiTheme="minorHAnsi" w:eastAsiaTheme="minorHAnsi" w:hAnsiTheme="minorHAnsi" w:cstheme="minorBidi"/>
-          <w:color w:val="auto"/>
-          <w:sz w:val="24"/>
-          <w:szCs w:val="24"/>
-        </w:rPr>
-      </w:pPr>
-      <w:r>
-        <w:rPr>
-          <w:rFonts w:asciiTheme="minorHAnsi" w:eastAsiaTheme="minorHAnsi" w:hAnsiTheme="minorHAnsi" w:cstheme="minorBidi"/>
-          <w:color w:val="auto"/>
-          <w:sz w:val="24"/>
-          <w:szCs w:val="24"/>
-        </w:rPr>
+      <w:r>
         <w:lastRenderedPageBreak/>
-        <w:t>Ireland has long treated serious territorial defence as financially unreachable, because credibility was assumed to require conventional mass. UxS break that premise: if cheap precision systems can make lodgement, movement and sustainment costly, the constraint shifts from money to organisation. For an island state, any hostile ground force must first arrive by sea or air, concentrating at a predictable point of entry – where exposure is highest and cheap precision strike most punishing.</w:t>
-      </w:r>
-    </w:p>
-    <w:p>
-      <w:pPr>
-        <w:pStyle w:val="Heading2"/>
-        <w:rPr>
-          <w:rFonts w:asciiTheme="minorHAnsi" w:eastAsiaTheme="minorHAnsi" w:hAnsiTheme="minorHAnsi" w:cstheme="minorBidi"/>
-          <w:color w:val="auto"/>
-          <w:sz w:val="24"/>
-          <w:szCs w:val="24"/>
-        </w:rPr>
-      </w:pPr>
-      <w:r>
-        <w:rPr>
-          <w:rFonts w:asciiTheme="minorHAnsi" w:eastAsiaTheme="minorHAnsi" w:hAnsiTheme="minorHAnsi" w:cstheme="minorBidi"/>
-          <w:color w:val="auto"/>
-          <w:sz w:val="24"/>
-          <w:szCs w:val="24"/>
-        </w:rPr>
-        <w:t xml:space="preserve">Deterrence-by-denial here means one thing: making an attacker doubt that victory will be quick or cheap. A defender need not win. </w:t>
-      </w:r>
-      <w:r>
-        <w:rPr>
-          <w:rFonts w:asciiTheme="minorHAnsi" w:eastAsiaTheme="minorHAnsi" w:hAnsiTheme="minorHAnsi" w:cstheme="minorBidi"/>
-          <w:color w:val="auto"/>
-          <w:sz w:val="24"/>
-          <w:szCs w:val="24"/>
-        </w:rPr>
-        <w:t>They</w:t>
-      </w:r>
-      <w:r>
-        <w:rPr>
-          <w:rFonts w:asciiTheme="minorHAnsi" w:eastAsiaTheme="minorHAnsi" w:hAnsiTheme="minorHAnsi" w:cstheme="minorBidi"/>
-          <w:color w:val="auto"/>
-          <w:sz w:val="24"/>
-          <w:szCs w:val="24"/>
-        </w:rPr>
-        <w:t xml:space="preserve"> need only to impose enough delay, attrition and uncertainty that the operation's price climbs past what the aggressor will pay. It does not stop an attack; it makes the attack expensive, slow and uncertain of success. </w:t>
+        <w:t>Ireland has long approached territorial defence through efficiency and restraint, not sustained increases in defence spending.</w:t>
+      </w:r>
+      <w:r>
+        <w:rPr>
+          <w:rStyle w:val="EndnoteReference"/>
+        </w:rPr>
+        <w:endnoteReference w:id="22"/>
+      </w:r>
+      <w:r>
+        <w:t xml:space="preserve"> </w:t>
+      </w:r>
+      <w:proofErr w:type="spellStart"/>
+      <w:r>
+        <w:t>UxS</w:t>
+      </w:r>
+      <w:proofErr w:type="spellEnd"/>
+      <w:r>
+        <w:t xml:space="preserve"> change what that premise can buy: if cheap precision systems can make lodgement, movement and sustainment costly, the constraint shifts from money to organisation.</w:t>
+      </w:r>
+      <w:r>
+        <w:t xml:space="preserve"> </w:t>
+      </w:r>
+      <w:r>
+        <w:t>Deterrence-by-denial here means one thing: making an attacker doubt that victory will be quick or cheap. A defender need not win. They need only impose enough delay, attrition and uncertainty that the operation’s price climbs past what the aggressor is willing to pay.</w:t>
+      </w:r>
+    </w:p>
+    <w:p>
+      <w:r>
+        <w:t>The pace of change is uncertain and programmes are mid-stream, but that is not a reason to stand still. Vehicle capacity matters: it shapes lift, sustainment, command and mobility. But the threat should come first for light infantry. Threat defines force protection; force protection should inform capability. Light infantry does not need armour. It can move on foot or in commercial 4x4s already in service. A survivable light section is not waiting on a vehicle programme. It is available now, held back by a constraint borrowed from another kind of infantry.</w:t>
       </w:r>
     </w:p>
     <w:p>
@@ -1580,39 +1511,6 @@
         </w:rPr>
       </w:pPr>
       <w:r>
-        <w:t xml:space="preserve">The pace of change is uncertain and programmes are mid-stream </w:t>
-      </w:r>
-      <w:r>
-        <w:t>—</w:t>
-      </w:r>
-      <w:r>
-        <w:t xml:space="preserve"> so reopening the section design now looks premature. Each clause is true. Neither is a reason to stand still. The deeper objection is that force design must fit the platform: the carrier defines the section, the section sets the </w:t>
-      </w:r>
-      <w:r>
-        <w:t>capability</w:t>
-      </w:r>
-      <w:r>
-        <w:t xml:space="preserve">. Vehicle capacity is a real constraint </w:t>
-      </w:r>
-      <w:r>
-        <w:t>—</w:t>
-      </w:r>
-      <w:r>
-        <w:t xml:space="preserve"> it drives lift, sustainment, command and tactical mobility and cannot be dismissed. But it need not come first. The threat defines force protection and force protection drives </w:t>
-      </w:r>
-      <w:r>
-        <w:t>capability development</w:t>
-      </w:r>
-      <w:r>
-        <w:t xml:space="preserve">. Light infantry may not have this problem at all: it needs no armour, moving on foot or in commercial 4x4s already in Defence Forces service. A survivable light section is not an expensive structure waiting on a vehicle programme. It is a cheap one, available now </w:t>
-      </w:r>
-      <w:r>
-        <w:t>—</w:t>
-      </w:r>
-      <w:r>
-        <w:t xml:space="preserve"> held back only by a constraint borrowed from a different kind of infantry.</w:t>
-      </w:r>
-      <w:r>
         <w:br w:type="page"/>
       </w:r>
     </w:p>
@@ -1734,7 +1632,15 @@
         </w:numPr>
       </w:pPr>
       <w:r>
-        <w:t>why cheap UxS don't remove the need for political prioritisation</w:t>
+        <w:t xml:space="preserve">why cheap </w:t>
+      </w:r>
+      <w:proofErr w:type="spellStart"/>
+      <w:r>
+        <w:t>UxS</w:t>
+      </w:r>
+      <w:proofErr w:type="spellEnd"/>
+      <w:r>
+        <w:t xml:space="preserve"> don't remove the need for political prioritisation</w:t>
       </w:r>
     </w:p>
     <w:p>
@@ -1946,6 +1852,12 @@
         <w:t>[]</w:t>
       </w:r>
     </w:p>
+    <w:p>
+      <w:r>
+        <w:br w:type="page"/>
+      </w:r>
+    </w:p>
+    <w:p/>
     <w:sectPr>
       <w:pgSz w:w="11906" w:h="16838"/>
       <w:pgMar w:top="1440" w:right="1440" w:bottom="1440" w:left="1440" w:header="708" w:footer="708" w:gutter="0"/>
@@ -3027,6 +2939,127 @@
       <w:r>
         <w:t xml:space="preserve"> (accessed 16 December 2025).</w:t>
       </w:r>
+    </w:p>
+  </w:endnote>
+  <w:endnote w:id="22">
+    <w:p>
+      <w:pPr>
+        <w:pStyle w:val="EndnoteText"/>
+      </w:pPr>
+      <w:r>
+        <w:rPr>
+          <w:rStyle w:val="EndnoteReference"/>
+        </w:rPr>
+        <w:endnoteRef/>
+      </w:r>
+      <w:r>
+        <w:t xml:space="preserve"> </w:t>
+      </w:r>
+      <w:r>
+        <w:t xml:space="preserve">Houses of the Oireachtas. </w:t>
+      </w:r>
+      <w:r>
+        <w:rPr>
+          <w:i/>
+          <w:iCs/>
+        </w:rPr>
+        <w:t>Dáil Éireann Debate – Thursday, 29 September 2005: Written Answers</w:t>
+      </w:r>
+      <w:r>
+        <w:t xml:space="preserve">. Vol. 606, No. 2. Dublin: Houses of the Oireachtas, 2005. Available at: </w:t>
+      </w:r>
+      <w:hyperlink r:id="rId21" w:history="1">
+        <w:r>
+          <w:rPr>
+            <w:rStyle w:val="Hyperlink"/>
+          </w:rPr>
+          <w:t>https://www.oireachtas.ie/en/debates/debate/dail/2005-09-29/37/</w:t>
+        </w:r>
+      </w:hyperlink>
+      <w:r>
+        <w:t xml:space="preserve"> (accessed 24 June 2026).</w:t>
+      </w:r>
+    </w:p>
+    <w:p>
+      <w:pPr>
+        <w:pStyle w:val="EndnoteText"/>
+      </w:pPr>
+    </w:p>
+    <w:p>
+      <w:pPr>
+        <w:pStyle w:val="EndnoteText"/>
+      </w:pPr>
+    </w:p>
+    <w:p>
+      <w:pPr>
+        <w:pStyle w:val="EndnoteText"/>
+      </w:pPr>
+    </w:p>
+    <w:p>
+      <w:pPr>
+        <w:pStyle w:val="EndnoteText"/>
+      </w:pPr>
+    </w:p>
+    <w:p>
+      <w:pPr>
+        <w:pStyle w:val="EndnoteText"/>
+      </w:pPr>
+    </w:p>
+    <w:p>
+      <w:pPr>
+        <w:pStyle w:val="EndnoteText"/>
+      </w:pPr>
+    </w:p>
+    <w:p>
+      <w:pPr>
+        <w:pStyle w:val="EndnoteText"/>
+      </w:pPr>
+    </w:p>
+    <w:p>
+      <w:pPr>
+        <w:rPr>
+          <w:highlight w:val="yellow"/>
+        </w:rPr>
+      </w:pPr>
+      <w:r>
+        <w:rPr>
+          <w:highlight w:val="yellow"/>
+        </w:rPr>
+        <w:t xml:space="preserve">Need access to this janes article: </w:t>
+      </w:r>
+      <w:hyperlink r:id="rId22" w:history="1">
+        <w:r>
+          <w:rPr>
+            <w:rStyle w:val="Hyperlink"/>
+            <w:highlight w:val="yellow"/>
+          </w:rPr>
+          <w:t>https://www.janes.com/defence-intelligence-insights/defence-news/air/french-army-restructures-its-infantry-battalions</w:t>
+        </w:r>
+      </w:hyperlink>
+    </w:p>
+    <w:p>
+      <w:r>
+        <w:rPr>
+          <w:highlight w:val="yellow"/>
+        </w:rPr>
+        <w:t>need access to this janes article: https://www.janes.com/defence-intelligence-insights/defence-news/weapons/italian-army-improves-infantry-equipment-restructures-units</w:t>
+      </w:r>
+    </w:p>
+    <w:p>
+      <w:r>
+        <w:rPr>
+          <w:highlight w:val="yellow"/>
+        </w:rPr>
+        <w:t xml:space="preserve"> I will reference TM 201 as proof that doctrine hasn’t changed. However, I think I want to cite paragraph 0202 “The fundamental role of the infantry man/woman has changed little over recent centuries: their tasks are still to close with and destroy the enemy or force them to surrender, to seize and hold terrain, to dominate and control close country and finally, to carry out close surveillance”. Then we can say that the first task – their most important – cannot be achieved without substantial review of the doctrine, organisation, training, leadership, materiel,</w:t>
+      </w:r>
+      <w:r>
+        <w:t xml:space="preserve"> </w:t>
+      </w:r>
+    </w:p>
+    <w:p>
+      <w:pPr>
+        <w:pStyle w:val="EndnoteText"/>
+      </w:pPr>
     </w:p>
   </w:endnote>
 </w:endnotes>

--- a/Essays/DF_Review_Article.docx
+++ b/Essays/DF_Review_Article.docx
@@ -30,27 +30,7 @@
           <w:sz w:val="24"/>
           <w:szCs w:val="24"/>
         </w:rPr>
-        <w:t xml:space="preserve">Pervasive uncrewed systems have altered the cost structure of small-state deterrence. Low-cost </w:t>
-      </w:r>
-      <w:proofErr w:type="spellStart"/>
-      <w:r>
-        <w:rPr>
-          <w:rFonts w:asciiTheme="minorHAnsi" w:eastAsiaTheme="minorHAnsi" w:hAnsiTheme="minorHAnsi" w:cstheme="minorBidi"/>
-          <w:color w:val="auto"/>
-          <w:sz w:val="24"/>
-          <w:szCs w:val="24"/>
-        </w:rPr>
-        <w:t>UxS</w:t>
-      </w:r>
-      <w:proofErr w:type="spellEnd"/>
-      <w:r>
-        <w:rPr>
-          <w:rFonts w:asciiTheme="minorHAnsi" w:eastAsiaTheme="minorHAnsi" w:hAnsiTheme="minorHAnsi" w:cstheme="minorBidi"/>
-          <w:color w:val="auto"/>
-          <w:sz w:val="24"/>
-          <w:szCs w:val="24"/>
-        </w:rPr>
-        <w:t xml:space="preserve"> lower the cost of reconnaissance, precision strike and sustainment, shifting relative combat power toward a resource-constrained defender and creating asymmetric cost-imposition opportunities far cheaper than traditional platforms; the Javelin-to-FPV cost ratio runs between 1:54 and 1:144 by range. For Ireland</w:t>
+        <w:t>Pervasive uncrewed systems have altered the cost structure of small-state deterrence. Low-cost UxS lower the cost of reconnaissance, precision strike and sustainment, shifting relative combat power toward a resource-constrained defender and creating asymmetric cost-imposition opportunities far cheaper than traditional platforms; the Javelin-to-FPV cost ratio runs between 1:54 and 1:144 by range. For Ireland</w:t>
       </w:r>
       <w:r>
         <w:rPr>
@@ -621,7 +601,26 @@
           <w:sz w:val="24"/>
           <w:szCs w:val="24"/>
         </w:rPr>
-        <w:t>Territorial defence is no longer implausible. It remains politically constrained and under-resourced, but force design cannot assume Europe’s post-1945 “long peace”</w:t>
+        <w:t>Territorial defence is no longer implausible. It remains politically constrained</w:t>
+      </w:r>
+      <w:r>
+        <w:rPr>
+          <w:rStyle w:val="FootnoteReference"/>
+          <w:rFonts w:asciiTheme="minorHAnsi" w:eastAsiaTheme="minorHAnsi" w:hAnsiTheme="minorHAnsi" w:cstheme="minorBidi"/>
+          <w:color w:val="auto"/>
+          <w:sz w:val="24"/>
+          <w:szCs w:val="24"/>
+        </w:rPr>
+        <w:footnoteReference w:id="1"/>
+      </w:r>
+      <w:r>
+        <w:rPr>
+          <w:rFonts w:asciiTheme="minorHAnsi" w:eastAsiaTheme="minorHAnsi" w:hAnsiTheme="minorHAnsi" w:cstheme="minorBidi"/>
+          <w:color w:val="auto"/>
+          <w:sz w:val="24"/>
+          <w:szCs w:val="24"/>
+        </w:rPr>
+        <w:t xml:space="preserve"> and under-resourced, but force design cannot assume Europe’s post-1945 “long peace”</w:t>
       </w:r>
       <w:r>
         <w:rPr>
@@ -735,27 +734,7 @@
           <w:sz w:val="24"/>
           <w:szCs w:val="24"/>
         </w:rPr>
-        <w:t xml:space="preserve">Threat perception is a poor guide to future risk. Without </w:t>
-      </w:r>
-      <w:proofErr w:type="spellStart"/>
-      <w:r>
-        <w:rPr>
-          <w:rFonts w:asciiTheme="minorHAnsi" w:eastAsiaTheme="minorHAnsi" w:hAnsiTheme="minorHAnsi" w:cstheme="minorBidi"/>
-          <w:color w:val="auto"/>
-          <w:sz w:val="24"/>
-          <w:szCs w:val="24"/>
-        </w:rPr>
-        <w:t>UxS</w:t>
-      </w:r>
-      <w:proofErr w:type="spellEnd"/>
-      <w:r>
-        <w:rPr>
-          <w:rFonts w:asciiTheme="minorHAnsi" w:eastAsiaTheme="minorHAnsi" w:hAnsiTheme="minorHAnsi" w:cstheme="minorBidi"/>
-          <w:color w:val="auto"/>
-          <w:sz w:val="24"/>
-          <w:szCs w:val="24"/>
-        </w:rPr>
-        <w:t xml:space="preserve"> adaptation, Ireland risks preserving yesterday’s force without a credible theory of victory for </w:t>
+        <w:t xml:space="preserve">Threat perception is a poor guide to future risk. Without UxS adaptation, Ireland risks preserving yesterday’s force without a credible theory of victory for </w:t>
       </w:r>
       <w:r>
         <w:rPr>
@@ -1009,7 +988,11 @@
         <w:t xml:space="preserve"> exposure of a section that can be found and struck on a checkpoint or logistics convoy as readily as in battle, without higher-echelon cover. </w:t>
       </w:r>
       <w:r>
-        <w:t xml:space="preserve">Its materiel reflects a Cold War mentality. Its leadership is not configured for mission command under persistent observation. </w:t>
+        <w:t xml:space="preserve">Its materiel reflects a Cold War mentality. Its leadership is not configured for mission command under persistent </w:t>
+      </w:r>
+      <w:r>
+        <w:lastRenderedPageBreak/>
+        <w:t xml:space="preserve">observation. </w:t>
       </w:r>
       <w:r>
         <w:t>It fields</w:t>
@@ -1020,7 +1003,6 @@
     </w:p>
     <w:p>
       <w:r>
-        <w:lastRenderedPageBreak/>
         <w:t xml:space="preserve">These are not uniquely Irish problems. Section design, vehicle capacity, organic support weapons and UAS integration are being reconsidered elsewhere. French RI 2030 reform shows one mechanised </w:t>
       </w:r>
       <w:r>
@@ -1114,21 +1096,12 @@
       <w:r>
         <w:t xml:space="preserve"> points in the same direction from a different angle. Yet adaptation remains uneven. Exercises such as </w:t>
       </w:r>
-      <w:proofErr w:type="spellStart"/>
       <w:r>
         <w:rPr>
           <w:i/>
           <w:iCs/>
         </w:rPr>
-        <w:t>Gévaudan</w:t>
-      </w:r>
-      <w:proofErr w:type="spellEnd"/>
-      <w:r>
-        <w:rPr>
-          <w:i/>
-          <w:iCs/>
-        </w:rPr>
-        <w:t xml:space="preserve"> 26</w:t>
+        <w:t>Gévaudan 26</w:t>
       </w:r>
       <w:r>
         <w:t xml:space="preserve"> </w:t>
@@ -1389,8 +1362,9 @@
         <w:rPr>
           <w:noProof/>
         </w:rPr>
+        <w:lastRenderedPageBreak/>
         <w:drawing>
-          <wp:inline distT="0" distB="0" distL="0" distR="0" wp14:anchorId="17B8E2D2" wp14:editId="2AE23E93">
+          <wp:inline distT="0" distB="0" distL="0" distR="0" wp14:anchorId="1E9C5482" wp14:editId="6E62B3D3">
             <wp:extent cx="3514476" cy="1444961"/>
             <wp:effectExtent l="0" t="0" r="0" b="3175"/>
             <wp:docPr id="1813620549" name="Picture 1"/>
@@ -1469,7 +1443,6 @@
     </w:p>
     <w:p>
       <w:r>
-        <w:lastRenderedPageBreak/>
         <w:t>Ireland has long approached territorial defence through efficiency and restraint, not sustained increases in defence spending.</w:t>
       </w:r>
       <w:r>
@@ -1481,13 +1454,8 @@
       <w:r>
         <w:t xml:space="preserve"> </w:t>
       </w:r>
-      <w:proofErr w:type="spellStart"/>
-      <w:r>
-        <w:t>UxS</w:t>
-      </w:r>
-      <w:proofErr w:type="spellEnd"/>
-      <w:r>
-        <w:t xml:space="preserve"> change what that premise can buy: if cheap precision systems can make lodgement, movement and sustainment costly, the constraint shifts from money to organisation.</w:t>
+      <w:r>
+        <w:t>UxS change what that premise can buy: if cheap precision systems can make lodgement, movement and sustainment costly, the constraint shifts from money to organisation.</w:t>
       </w:r>
       <w:r>
         <w:t xml:space="preserve"> </w:t>
@@ -1632,15 +1600,7 @@
         </w:numPr>
       </w:pPr>
       <w:r>
-        <w:t xml:space="preserve">why cheap </w:t>
-      </w:r>
-      <w:proofErr w:type="spellStart"/>
-      <w:r>
-        <w:t>UxS</w:t>
-      </w:r>
-      <w:proofErr w:type="spellEnd"/>
-      <w:r>
-        <w:t xml:space="preserve"> don't remove the need for political prioritisation</w:t>
+        <w:t>why cheap UxS don't remove the need for political prioritisation</w:t>
       </w:r>
     </w:p>
     <w:p>
@@ -2773,11 +2733,6 @@
         <w:t xml:space="preserve"> (accessed 2 November 2025).</w:t>
       </w:r>
     </w:p>
-    <w:p>
-      <w:pPr>
-        <w:pStyle w:val="EndnoteText"/>
-      </w:pPr>
-    </w:p>
   </w:endnote>
   <w:endnote w:id="19">
     <w:p>
@@ -2956,78 +2911,52 @@
         <w:t xml:space="preserve"> </w:t>
       </w:r>
       <w:r>
-        <w:t xml:space="preserve">Houses of the Oireachtas. </w:t>
-      </w:r>
-      <w:r>
-        <w:rPr>
-          <w:i/>
-          <w:iCs/>
-        </w:rPr>
-        <w:t>Dáil Éireann Debate – Thursday, 29 September 2005: Written Answers</w:t>
-      </w:r>
-      <w:r>
-        <w:t xml:space="preserve">. Vol. 606, No. 2. Dublin: Houses of the Oireachtas, 2005. Available at: </w:t>
+        <w:t>O'Dea, W. (Minister for Defence). Contribution to Written Answers. Dáil Éireann Debates, Vol. 606, No. 2, 29 September 2005. Dublin: Houses of the Oireachtas, 2005. Available at: https://www.oireachtas.ie/en/debates/debate/dail/2005-09-29/37/ (accessed 24 June 2026).</w:t>
+      </w:r>
+    </w:p>
+    <w:p>
+      <w:pPr>
+        <w:pStyle w:val="EndnoteText"/>
+      </w:pPr>
+    </w:p>
+    <w:p>
+      <w:pPr>
+        <w:pStyle w:val="EndnoteText"/>
+      </w:pPr>
+    </w:p>
+    <w:p>
+      <w:pPr>
+        <w:pStyle w:val="EndnoteText"/>
+      </w:pPr>
+    </w:p>
+    <w:p>
+      <w:pPr>
+        <w:pStyle w:val="EndnoteText"/>
+      </w:pPr>
+    </w:p>
+    <w:p>
+      <w:pPr>
+        <w:pStyle w:val="EndnoteText"/>
+      </w:pPr>
+    </w:p>
+    <w:p>
+      <w:pPr>
+        <w:pStyle w:val="EndnoteText"/>
+      </w:pPr>
+    </w:p>
+    <w:p>
+      <w:pPr>
+        <w:rPr>
+          <w:highlight w:val="yellow"/>
+        </w:rPr>
+      </w:pPr>
+      <w:r>
+        <w:rPr>
+          <w:highlight w:val="yellow"/>
+        </w:rPr>
+        <w:t xml:space="preserve">Need access to this janes article: </w:t>
       </w:r>
       <w:hyperlink r:id="rId21" w:history="1">
-        <w:r>
-          <w:rPr>
-            <w:rStyle w:val="Hyperlink"/>
-          </w:rPr>
-          <w:t>https://www.oireachtas.ie/en/debates/debate/dail/2005-09-29/37/</w:t>
-        </w:r>
-      </w:hyperlink>
-      <w:r>
-        <w:t xml:space="preserve"> (accessed 24 June 2026).</w:t>
-      </w:r>
-    </w:p>
-    <w:p>
-      <w:pPr>
-        <w:pStyle w:val="EndnoteText"/>
-      </w:pPr>
-    </w:p>
-    <w:p>
-      <w:pPr>
-        <w:pStyle w:val="EndnoteText"/>
-      </w:pPr>
-    </w:p>
-    <w:p>
-      <w:pPr>
-        <w:pStyle w:val="EndnoteText"/>
-      </w:pPr>
-    </w:p>
-    <w:p>
-      <w:pPr>
-        <w:pStyle w:val="EndnoteText"/>
-      </w:pPr>
-    </w:p>
-    <w:p>
-      <w:pPr>
-        <w:pStyle w:val="EndnoteText"/>
-      </w:pPr>
-    </w:p>
-    <w:p>
-      <w:pPr>
-        <w:pStyle w:val="EndnoteText"/>
-      </w:pPr>
-    </w:p>
-    <w:p>
-      <w:pPr>
-        <w:pStyle w:val="EndnoteText"/>
-      </w:pPr>
-    </w:p>
-    <w:p>
-      <w:pPr>
-        <w:rPr>
-          <w:highlight w:val="yellow"/>
-        </w:rPr>
-      </w:pPr>
-      <w:r>
-        <w:rPr>
-          <w:highlight w:val="yellow"/>
-        </w:rPr>
-        <w:t xml:space="preserve">Need access to this janes article: </w:t>
-      </w:r>
-      <w:hyperlink r:id="rId22" w:history="1">
         <w:r>
           <w:rPr>
             <w:rStyle w:val="Hyperlink"/>
@@ -3084,6 +3013,59 @@
       </w:pPr>
       <w:r>
         <w:continuationSeparator/>
+      </w:r>
+    </w:p>
+  </w:footnote>
+  <w:footnote w:id="1">
+    <w:p>
+      <w:pPr>
+        <w:pStyle w:val="FootnoteText"/>
+      </w:pPr>
+      <w:r>
+        <w:rPr>
+          <w:rStyle w:val="FootnoteReference"/>
+        </w:rPr>
+        <w:footnoteRef/>
+      </w:r>
+      <w:r>
+        <w:t xml:space="preserve"> </w:t>
+      </w:r>
+      <w:r>
+        <w:t xml:space="preserve">Connolly, C. Contribution to </w:t>
+      </w:r>
+      <w:r>
+        <w:rPr>
+          <w:i/>
+          <w:iCs/>
+        </w:rPr>
+        <w:t>Defence (Amendment) Bill 2024: Second Stage</w:t>
+      </w:r>
+      <w:r>
+        <w:t xml:space="preserve">. </w:t>
+      </w:r>
+      <w:r>
+        <w:rPr>
+          <w:i/>
+          <w:iCs/>
+        </w:rPr>
+        <w:t>Dáil Éireann Debates</w:t>
+      </w:r>
+      <w:r>
+        <w:t xml:space="preserve">, Vol. 1053, No. 4, 2 May 2024. Available at: </w:t>
+      </w:r>
+      <w:hyperlink r:id="rId1" w:history="1">
+        <w:r>
+          <w:rPr>
+            <w:rStyle w:val="Hyperlink"/>
+          </w:rPr>
+          <w:t>https://www.oireachtas.ie/en/debates/debate/dail/2024-05-02/32/</w:t>
+        </w:r>
+      </w:hyperlink>
+      <w:r>
+        <w:t xml:space="preserve"> </w:t>
+      </w:r>
+      <w:r>
+        <w:t xml:space="preserve"> (accessed 24 June 2026).</w:t>
       </w:r>
     </w:p>
   </w:footnote>

--- a/Essays/DF_Review_Article.docx
+++ b/Essays/DF_Review_Article.docx
@@ -30,7 +30,27 @@
           <w:sz w:val="24"/>
           <w:szCs w:val="24"/>
         </w:rPr>
-        <w:t>Pervasive uncrewed systems have altered the cost structure of small-state deterrence. Low-cost UxS lower the cost of reconnaissance, precision strike and sustainment, shifting relative combat power toward a resource-constrained defender and creating asymmetric cost-imposition opportunities far cheaper than traditional platforms; the Javelin-to-FPV cost ratio runs between 1:54 and 1:144 by range. For Ireland</w:t>
+        <w:t xml:space="preserve">Pervasive uncrewed systems have altered the cost structure of small-state deterrence. Low-cost </w:t>
+      </w:r>
+      <w:proofErr w:type="spellStart"/>
+      <w:r>
+        <w:rPr>
+          <w:rFonts w:asciiTheme="minorHAnsi" w:eastAsiaTheme="minorHAnsi" w:hAnsiTheme="minorHAnsi" w:cstheme="minorBidi"/>
+          <w:color w:val="auto"/>
+          <w:sz w:val="24"/>
+          <w:szCs w:val="24"/>
+        </w:rPr>
+        <w:t>UxS</w:t>
+      </w:r>
+      <w:proofErr w:type="spellEnd"/>
+      <w:r>
+        <w:rPr>
+          <w:rFonts w:asciiTheme="minorHAnsi" w:eastAsiaTheme="minorHAnsi" w:hAnsiTheme="minorHAnsi" w:cstheme="minorBidi"/>
+          <w:color w:val="auto"/>
+          <w:sz w:val="24"/>
+          <w:szCs w:val="24"/>
+        </w:rPr>
+        <w:t xml:space="preserve"> lower the cost of reconnaissance, precision strike and sustainment, shifting relative combat power toward a resource-constrained defender and creating asymmetric cost-imposition opportunities far cheaper than traditional platforms; the Javelin-to-FPV cost ratio runs between 1:54 and 1:144 by range. For Ireland</w:t>
       </w:r>
       <w:r>
         <w:rPr>
@@ -104,8 +124,19 @@
           <w:sz w:val="24"/>
           <w:szCs w:val="24"/>
         </w:rPr>
-        <w:t>the political ownership Ireland's policy void withholds</w:t>
-      </w:r>
+        <w:t xml:space="preserve">the political ownership Ireland's policy void </w:t>
+      </w:r>
+      <w:proofErr w:type="gramStart"/>
+      <w:r>
+        <w:rPr>
+          <w:rFonts w:asciiTheme="minorHAnsi" w:eastAsiaTheme="minorHAnsi" w:hAnsiTheme="minorHAnsi" w:cstheme="minorBidi"/>
+          <w:color w:val="auto"/>
+          <w:sz w:val="24"/>
+          <w:szCs w:val="24"/>
+        </w:rPr>
+        <w:t>withholds</w:t>
+      </w:r>
+      <w:proofErr w:type="gramEnd"/>
       <w:r>
         <w:rPr>
           <w:rFonts w:asciiTheme="minorHAnsi" w:eastAsiaTheme="minorHAnsi" w:hAnsiTheme="minorHAnsi" w:cstheme="minorBidi"/>
@@ -204,7 +235,21 @@
         <w:rPr>
           <w:highlight w:val="yellow"/>
         </w:rPr>
-        <w:t>OB: the abstract is only draft… let’s see where your stuff brings us. It would be best if it jumps from mine.. I’ve had AI do a draft based on my ideas. YOU ARE FREE TO GO WHERE YOU WANT!</w:t>
+        <w:t xml:space="preserve">OB: the abstract is only draft… let’s see where your stuff brings us. It would be best if it jumps from </w:t>
+      </w:r>
+      <w:proofErr w:type="gramStart"/>
+      <w:r>
+        <w:rPr>
+          <w:highlight w:val="yellow"/>
+        </w:rPr>
+        <w:t>mine..</w:t>
+      </w:r>
+      <w:proofErr w:type="gramEnd"/>
+      <w:r>
+        <w:rPr>
+          <w:highlight w:val="yellow"/>
+        </w:rPr>
+        <w:t xml:space="preserve"> I’ve had AI do a draft based on my ideas. YOU ARE FREE TO GO WHERE YOU WANT!</w:t>
       </w:r>
     </w:p>
     <w:p>
@@ -226,7 +271,7 @@
       </w:pPr>
       <w:r>
         <w:lastRenderedPageBreak/>
-        <w:t>ADAM 1960 WORDS</w:t>
+        <w:t>ADAM 1947 WORDS</w:t>
       </w:r>
     </w:p>
     <w:p>
@@ -265,7 +310,7 @@
           <w:sz w:val="24"/>
           <w:szCs w:val="24"/>
         </w:rPr>
-        <w:endnoteReference w:id="1"/>
+        <w:footnoteReference w:id="1"/>
       </w:r>
       <w:r>
         <w:rPr>
@@ -293,7 +338,7 @@
           <w:sz w:val="24"/>
           <w:szCs w:val="24"/>
         </w:rPr>
-        <w:endnoteReference w:id="2"/>
+        <w:footnoteReference w:id="2"/>
       </w:r>
       <w:r>
         <w:rPr>
@@ -339,7 +384,7 @@
           <w:sz w:val="24"/>
           <w:szCs w:val="24"/>
         </w:rPr>
-        <w:endnoteReference w:id="3"/>
+        <w:footnoteReference w:id="3"/>
       </w:r>
       <w:r>
         <w:rPr>
@@ -376,7 +421,7 @@
           <w:sz w:val="24"/>
           <w:szCs w:val="24"/>
         </w:rPr>
-        <w:endnoteReference w:id="4"/>
+        <w:footnoteReference w:id="4"/>
       </w:r>
       <w:r>
         <w:rPr>
@@ -433,7 +478,7 @@
           <w:sz w:val="24"/>
           <w:szCs w:val="24"/>
         </w:rPr>
-        <w:endnoteReference w:id="5"/>
+        <w:footnoteReference w:id="5"/>
       </w:r>
       <w:r>
         <w:rPr>
@@ -461,7 +506,7 @@
           <w:sz w:val="24"/>
           <w:szCs w:val="24"/>
         </w:rPr>
-        <w:endnoteReference w:id="6"/>
+        <w:footnoteReference w:id="6"/>
       </w:r>
       <w:r>
         <w:rPr>
@@ -611,7 +656,7 @@
           <w:sz w:val="24"/>
           <w:szCs w:val="24"/>
         </w:rPr>
-        <w:footnoteReference w:id="1"/>
+        <w:footnoteReference w:id="7"/>
       </w:r>
       <w:r>
         <w:rPr>
@@ -630,7 +675,7 @@
           <w:sz w:val="24"/>
           <w:szCs w:val="24"/>
         </w:rPr>
-        <w:endnoteReference w:id="7"/>
+        <w:footnoteReference w:id="8"/>
       </w:r>
       <w:r>
         <w:rPr>
@@ -676,7 +721,7 @@
           <w:sz w:val="24"/>
           <w:szCs w:val="24"/>
         </w:rPr>
-        <w:endnoteReference w:id="8"/>
+        <w:footnoteReference w:id="9"/>
       </w:r>
       <w:r>
         <w:rPr>
@@ -695,7 +740,7 @@
           <w:sz w:val="24"/>
           <w:szCs w:val="24"/>
         </w:rPr>
-        <w:endnoteReference w:id="9"/>
+        <w:footnoteReference w:id="10"/>
       </w:r>
       <w:r>
         <w:rPr>
@@ -713,16 +758,16 @@
           <w:sz w:val="24"/>
           <w:szCs w:val="24"/>
         </w:rPr>
-        <w:t>show how quickly strategically marginal scenarios can become plausible</w:t>
-      </w:r>
-      <w:r>
-        <w:rPr>
-          <w:rFonts w:asciiTheme="minorHAnsi" w:eastAsiaTheme="minorHAnsi" w:hAnsiTheme="minorHAnsi" w:cstheme="minorBidi"/>
-          <w:color w:val="auto"/>
-          <w:sz w:val="24"/>
-          <w:szCs w:val="24"/>
-        </w:rPr>
-        <w:t xml:space="preserve"> planning problems.</w:t>
+        <w:t xml:space="preserve">show how quickly strategically marginal scenarios can become </w:t>
+      </w:r>
+      <w:r>
+        <w:rPr>
+          <w:rFonts w:asciiTheme="minorHAnsi" w:eastAsiaTheme="minorHAnsi" w:hAnsiTheme="minorHAnsi" w:cstheme="minorBidi"/>
+          <w:color w:val="auto"/>
+          <w:sz w:val="24"/>
+          <w:szCs w:val="24"/>
+        </w:rPr>
+        <w:t>real.</w:t>
       </w:r>
       <w:r>
         <w:t xml:space="preserve"> </w:t>
@@ -734,7 +779,27 @@
           <w:sz w:val="24"/>
           <w:szCs w:val="24"/>
         </w:rPr>
-        <w:t xml:space="preserve">Threat perception is a poor guide to future risk. Without UxS adaptation, Ireland risks preserving yesterday’s force without a credible theory of victory for </w:t>
+        <w:t xml:space="preserve">Threat perception is a poor guide to future risk. Without </w:t>
+      </w:r>
+      <w:proofErr w:type="spellStart"/>
+      <w:r>
+        <w:rPr>
+          <w:rFonts w:asciiTheme="minorHAnsi" w:eastAsiaTheme="minorHAnsi" w:hAnsiTheme="minorHAnsi" w:cstheme="minorBidi"/>
+          <w:color w:val="auto"/>
+          <w:sz w:val="24"/>
+          <w:szCs w:val="24"/>
+        </w:rPr>
+        <w:t>UxS</w:t>
+      </w:r>
+      <w:proofErr w:type="spellEnd"/>
+      <w:r>
+        <w:rPr>
+          <w:rFonts w:asciiTheme="minorHAnsi" w:eastAsiaTheme="minorHAnsi" w:hAnsiTheme="minorHAnsi" w:cstheme="minorBidi"/>
+          <w:color w:val="auto"/>
+          <w:sz w:val="24"/>
+          <w:szCs w:val="24"/>
+        </w:rPr>
+        <w:t xml:space="preserve"> adaptation, Ireland risks preserving yesterday’s force without a credible theory of victory for </w:t>
       </w:r>
       <w:r>
         <w:rPr>
@@ -802,13 +867,32 @@
     </w:p>
     <w:p>
       <w:r>
-        <w:t>Ireland’s light infantry section is not an equipment problem; it is a structure overtaken by the threat.</w:t>
+        <w:t>A force design problem exists because</w:t>
+      </w:r>
+      <w:r>
+        <w:t xml:space="preserve"> structure </w:t>
+      </w:r>
+      <w:r>
+        <w:t xml:space="preserve">is being </w:t>
+      </w:r>
+      <w:r>
+        <w:t>overtaken by the threat.</w:t>
       </w:r>
       <w:r>
         <w:t xml:space="preserve"> </w:t>
       </w:r>
       <w:r>
-        <w:t>Capability is sometimes reduced to equipment, but it is better understood as the synthesis described by DOTMLPF-I</w:t>
+        <w:t>Capability is sometimes reduced to equipment</w:t>
+      </w:r>
+      <w:r>
+        <w:t>. It</w:t>
+      </w:r>
+      <w:r>
+        <w:t xml:space="preserve"> is better understood as the synthesis </w:t>
+      </w:r>
+      <w:r>
+        <w:lastRenderedPageBreak/>
+        <w:t>described by DOTMLPF-I</w:t>
       </w:r>
       <w:r>
         <w:t>.</w:t>
@@ -817,7 +901,7 @@
         <w:rPr>
           <w:rStyle w:val="EndnoteReference"/>
         </w:rPr>
-        <w:endnoteReference w:id="10"/>
+        <w:footnoteReference w:id="11"/>
       </w:r>
       <w:r>
         <w:t xml:space="preserve"> </w:t>
@@ -835,7 +919,10 @@
         <w:t xml:space="preserve"> the section fails against nearly every line. Its doctrine remains that of a foot-mobil</w:t>
       </w:r>
       <w:r>
-        <w:t>e light infantry section, never reconciled with the vehicles now built to carry it</w:t>
+        <w:t xml:space="preserve">e light infantry section, never reconciled with </w:t>
+      </w:r>
+      <w:r>
+        <w:t>the APC</w:t>
       </w:r>
       <w:r>
         <w:t>.</w:t>
@@ -850,7 +937,7 @@
         <w:rPr>
           <w:rStyle w:val="EndnoteReference"/>
         </w:rPr>
-        <w:endnoteReference w:id="11"/>
+        <w:footnoteReference w:id="12"/>
       </w:r>
       <w:r>
         <w:t xml:space="preserve"> Its organisation may now be rebuilt around vehicle capacity,</w:t>
@@ -859,7 +946,7 @@
         <w:rPr>
           <w:rStyle w:val="EndnoteReference"/>
         </w:rPr>
-        <w:endnoteReference w:id="12"/>
+        <w:footnoteReference w:id="13"/>
       </w:r>
       <w:r>
         <w:rPr>
@@ -904,7 +991,7 @@
         <w:rPr>
           <w:rStyle w:val="EndnoteReference"/>
         </w:rPr>
-        <w:endnoteReference w:id="13"/>
+        <w:footnoteReference w:id="14"/>
       </w:r>
       <w:r>
         <w:rPr>
@@ -970,15 +1057,21 @@
         <w:rPr>
           <w:rStyle w:val="EndnoteReference"/>
         </w:rPr>
-        <w:endnoteReference w:id="14"/>
-      </w:r>
-      <w:r>
-        <w:t xml:space="preserve">  — the cognitive burden of sensor-rich combat—</w:t>
+        <w:footnoteReference w:id="15"/>
+      </w:r>
+      <w:r>
+        <w:t xml:space="preserve">  — the cognitive burden of sensor-rich combat</w:t>
       </w:r>
       <w:r>
         <w:t xml:space="preserve"> </w:t>
       </w:r>
       <w:r>
+        <w:t>—</w:t>
+      </w:r>
+      <w:r>
+        <w:t xml:space="preserve"> </w:t>
+      </w:r>
+      <w:r>
         <w:t>and</w:t>
       </w:r>
       <w:r>
@@ -988,46 +1081,63 @@
         <w:t xml:space="preserve"> exposure of a section that can be found and struck on a checkpoint or logistics convoy as readily as in battle, without higher-echelon cover. </w:t>
       </w:r>
       <w:r>
-        <w:t xml:space="preserve">Its materiel reflects a Cold War mentality. Its leadership is not configured for mission command under persistent </w:t>
-      </w:r>
+        <w:t>Its materiel</w:t>
+      </w:r>
+      <w:r>
+        <w:t xml:space="preserve"> largely</w:t>
+      </w:r>
+      <w:r>
+        <w:t xml:space="preserve"> reflects a Cold War mentality. Its leadership is not configured for mission command under persistent observation. </w:t>
+      </w:r>
+      <w:r>
+        <w:t>It fields</w:t>
+      </w:r>
+      <w:r>
+        <w:t xml:space="preserve"> too few soldiers to carry the cognitive load, operate the new systems and remain cohesive once dispersed. Adding </w:t>
+      </w:r>
+      <w:proofErr w:type="gramStart"/>
+      <w:r>
+        <w:t>drones</w:t>
+      </w:r>
+      <w:proofErr w:type="gramEnd"/>
+      <w:r>
+        <w:t xml:space="preserve"> changes none of that. </w:t>
+      </w:r>
+    </w:p>
+    <w:p>
       <w:r>
         <w:lastRenderedPageBreak/>
-        <w:t xml:space="preserve">observation. </w:t>
-      </w:r>
-      <w:r>
-        <w:t>It fields</w:t>
-      </w:r>
-      <w:r>
-        <w:t xml:space="preserve"> too few soldiers to carry the cognitive load, operate the new systems and remain cohesive once dispersed. Adding drones changes none of that. </w:t>
-      </w:r>
-    </w:p>
-    <w:p>
-      <w:r>
-        <w:t xml:space="preserve">These are not uniquely Irish problems. Section design, vehicle capacity, organic support weapons and UAS integration are being reconsidered elsewhere. French RI 2030 reform shows one mechanised </w:t>
+        <w:t>These are not uniquely Irish problems</w:t>
+      </w:r>
+      <w:r>
+        <w:t xml:space="preserve"> and </w:t>
+      </w:r>
+      <w:r>
+        <w:t xml:space="preserve">are being reconsidered elsewhere. French </w:t>
+      </w:r>
+      <w:r>
+        <w:t>r</w:t>
+      </w:r>
+      <w:r>
+        <w:t xml:space="preserve">eform shows one mechanised </w:t>
       </w:r>
       <w:r>
         <w:t>solution</w:t>
       </w:r>
       <w:r>
-        <w:t>: the vehicle acts as a mission-configurable “weapons store”, anti-armour is distributed across combat groups</w:t>
-      </w:r>
-      <w:r>
-        <w:t xml:space="preserve"> and</w:t>
-      </w:r>
-      <w:r>
-        <w:t xml:space="preserve"> platoon</w:t>
-      </w:r>
-      <w:r>
-        <w:t>-</w:t>
-      </w:r>
-      <w:r>
-        <w:t>level</w:t>
-      </w:r>
-      <w:r>
-        <w:t xml:space="preserve"> UAS while</w:t>
-      </w:r>
-      <w:r>
-        <w:t xml:space="preserve"> heavier UAS, EW and robotic effects remain </w:t>
+        <w:t xml:space="preserve">: the vehicle acts as a mission-configurable “weapons store”, </w:t>
+      </w:r>
+      <w:r>
+        <w:t xml:space="preserve">UAS is held at the platoon, </w:t>
+      </w:r>
+      <w:r>
+        <w:t xml:space="preserve">anti-armour is </w:t>
+      </w:r>
+      <w:r>
+        <w:t>decentralised while</w:t>
+      </w:r>
+      <w:r>
+        <w:t xml:space="preserve"> heavier UAS, EW and robotic remain </w:t>
       </w:r>
       <w:r>
         <w:t>separate</w:t>
@@ -1039,7 +1149,7 @@
         <w:rPr>
           <w:rStyle w:val="EndnoteReference"/>
         </w:rPr>
-        <w:endnoteReference w:id="15"/>
+        <w:footnoteReference w:id="16"/>
       </w:r>
       <w:r>
         <w:t xml:space="preserve"> </w:t>
@@ -1091,17 +1201,26 @@
         <w:rPr>
           <w:rStyle w:val="EndnoteReference"/>
         </w:rPr>
-        <w:endnoteReference w:id="16"/>
-      </w:r>
-      <w:r>
-        <w:t xml:space="preserve"> points in the same direction from a different angle. Yet adaptation remains uneven. Exercises such as </w:t>
-      </w:r>
+        <w:footnoteReference w:id="17"/>
+      </w:r>
+      <w:r>
+        <w:t xml:space="preserve"> points in the same direction. Yet adaptation remains uneven. Exercises such as </w:t>
+      </w:r>
+      <w:proofErr w:type="spellStart"/>
       <w:r>
         <w:rPr>
           <w:i/>
           <w:iCs/>
         </w:rPr>
-        <w:t>Gévaudan 26</w:t>
+        <w:t>Gévaudan</w:t>
+      </w:r>
+      <w:proofErr w:type="spellEnd"/>
+      <w:r>
+        <w:rPr>
+          <w:i/>
+          <w:iCs/>
+        </w:rPr>
+        <w:t xml:space="preserve"> 26</w:t>
       </w:r>
       <w:r>
         <w:t xml:space="preserve"> </w:t>
@@ -1122,7 +1241,7 @@
           <w:i/>
           <w:iCs/>
         </w:rPr>
-        <w:endnoteReference w:id="17"/>
+        <w:footnoteReference w:id="18"/>
       </w:r>
       <w:r>
         <w:t xml:space="preserve"> </w:t>
@@ -1134,13 +1253,25 @@
         <w:t>to the implications of</w:t>
       </w:r>
       <w:r>
-        <w:t xml:space="preserve"> persistent observation. The challenge is therefore not acquiring uncrewed systems, but redesigning the infantry section around the battlefield they have created.</w:t>
+        <w:t xml:space="preserve"> persistent observation. The challenge is </w:t>
+      </w:r>
+      <w:r>
+        <w:t>to redesign</w:t>
+      </w:r>
+      <w:r>
+        <w:t xml:space="preserve"> the infantry section around the</w:t>
+      </w:r>
+      <w:r>
+        <w:t xml:space="preserve"> modern battlespace</w:t>
+      </w:r>
+      <w:r>
+        <w:t>.</w:t>
       </w:r>
       <w:r>
         <w:rPr>
           <w:rStyle w:val="EndnoteReference"/>
         </w:rPr>
-        <w:endnoteReference w:id="18"/>
+        <w:footnoteReference w:id="19"/>
       </w:r>
       <w:r>
         <w:t xml:space="preserve"> </w:t>
@@ -1245,7 +1376,7 @@
           <w:sz w:val="24"/>
           <w:szCs w:val="24"/>
         </w:rPr>
-        <w:endnoteReference w:id="19"/>
+        <w:footnoteReference w:id="20"/>
       </w:r>
       <w:r>
         <w:rPr>
@@ -1264,7 +1395,7 @@
           <w:sz w:val="24"/>
           <w:szCs w:val="24"/>
         </w:rPr>
-        <w:endnoteReference w:id="20"/>
+        <w:footnoteReference w:id="21"/>
       </w:r>
       <w:r>
         <w:rPr>
@@ -1335,19 +1466,29 @@
         <w:rPr>
           <w:rStyle w:val="EndnoteReference"/>
         </w:rPr>
-        <w:endnoteReference w:id="21"/>
-      </w:r>
-      <w:r>
-        <w:t xml:space="preserve"> </w:t>
-      </w:r>
-      <w:r>
-        <w:t xml:space="preserve">The operational comparison is the telling one: defeating an armoured company costs roughly €1.13 million in Javelins, compared with under €85,000 in FPV-OWADs – more than an order of magnitude less for the same task, on assumptions generous to Javelin. Ireland's recent Javelin-only procurement buys 44 missiles; the same budget fields thousands of FPV-OWADs. Javelin remains the higher-confidence kill mechanism, and FPV-OWADs may require several strikes to destroy armour, </w:t>
+        <w:footnoteReference w:id="22"/>
+      </w:r>
+      <w:r>
+        <w:t xml:space="preserve"> D</w:t>
+      </w:r>
+      <w:r>
+        <w:t xml:space="preserve">efeating an armoured company costs roughly €1.13 million in Javelins, compared with </w:t>
+      </w:r>
+      <w:r>
+        <w:lastRenderedPageBreak/>
+        <w:t xml:space="preserve">under €85,000 in FPV-OWADs </w:t>
+      </w:r>
+      <w:r>
+        <w:t xml:space="preserve">— </w:t>
+      </w:r>
+      <w:r>
+        <w:t xml:space="preserve">more than an order of magnitude less for the same task, on assumptions generous to Javelin. Ireland's recent Javelin-only procurement buys 44 missiles; the same budget fields thousands of FPV-OWADs. Javelin remains the higher-confidence kill mechanism, and FPV-OWADs may require several strikes to destroy armour, </w:t>
       </w:r>
       <w:r>
         <w:t>but they can immobilise it for follow-on fires and reach more than an order of magnitude further.</w:t>
       </w:r>
       <w:r>
-        <w:t xml:space="preserve"> The direction is unambiguous: FPV-OWADs do not replace ATGMs, but they change the defensive arithmetic and can no longer be ignored</w:t>
+        <w:t xml:space="preserve"> The direction is unambiguous: FPV-OWADs change the defensive arithmetic and can no longer be ignored</w:t>
       </w:r>
       <w:r>
         <w:t xml:space="preserve">. </w:t>
@@ -1362,9 +1503,8 @@
         <w:rPr>
           <w:noProof/>
         </w:rPr>
-        <w:lastRenderedPageBreak/>
         <w:drawing>
-          <wp:inline distT="0" distB="0" distL="0" distR="0" wp14:anchorId="1E9C5482" wp14:editId="6E62B3D3">
+          <wp:inline distT="0" distB="0" distL="0" distR="0" wp14:anchorId="658643E7" wp14:editId="6AE7CF34">
             <wp:extent cx="3514476" cy="1444961"/>
             <wp:effectExtent l="0" t="0" r="0" b="3175"/>
             <wp:docPr id="1813620549" name="Picture 1"/>
@@ -1449,13 +1589,22 @@
         <w:rPr>
           <w:rStyle w:val="EndnoteReference"/>
         </w:rPr>
-        <w:endnoteReference w:id="22"/>
+        <w:footnoteReference w:id="23"/>
       </w:r>
       <w:r>
         <w:t xml:space="preserve"> </w:t>
       </w:r>
-      <w:r>
-        <w:t>UxS change what that premise can buy: if cheap precision systems can make lodgement, movement and sustainment costly, the constraint shifts from money to organisation.</w:t>
+      <w:proofErr w:type="spellStart"/>
+      <w:r>
+        <w:t>UxS</w:t>
+      </w:r>
+      <w:proofErr w:type="spellEnd"/>
+      <w:r>
+        <w:t xml:space="preserve"> change what that premise can buy: if </w:t>
+      </w:r>
+      <w:r>
+        <w:lastRenderedPageBreak/>
+        <w:t>cheap precision systems can make lodgement, movement and sustainment costly, the constraint shifts from money to organisation.</w:t>
       </w:r>
       <w:r>
         <w:t xml:space="preserve"> </w:t>
@@ -1466,7 +1615,13 @@
     </w:p>
     <w:p>
       <w:r>
-        <w:t>The pace of change is uncertain and programmes are mid-stream, but that is not a reason to stand still. Vehicle capacity matters: it shapes lift, sustainment, command and mobility. But the threat should come first for light infantry. Threat defines force protection; force protection should inform capability. Light infantry does not need armour. It can move on foot or in commercial 4x4s already in service. A survivable light section is not waiting on a vehicle programme. It is available now, held back by a constraint borrowed from another kind of infantry.</w:t>
+        <w:t xml:space="preserve">The pace of change is uncertain and programmes are mid-stream, but that is not a reason to stand still. Vehicle capacity matters: it shapes lift, sustainment, command and mobility. But the threat should come first for light infantry. Light infantry </w:t>
+      </w:r>
+      <w:r>
+        <w:t>may</w:t>
+      </w:r>
+      <w:r>
+        <w:t xml:space="preserve"> not need armour. It can move on foot or in commercial 4x4s already in service. A survivable light section is not waiting on a vehicle programme. It is available now, held back by a constraint borrowed from another kind of infantry.</w:t>
       </w:r>
     </w:p>
     <w:p>
@@ -1600,7 +1755,15 @@
         </w:numPr>
       </w:pPr>
       <w:r>
-        <w:t>why cheap UxS don't remove the need for political prioritisation</w:t>
+        <w:t xml:space="preserve">why cheap </w:t>
+      </w:r>
+      <w:proofErr w:type="spellStart"/>
+      <w:r>
+        <w:t>UxS</w:t>
+      </w:r>
+      <w:proofErr w:type="spellEnd"/>
+      <w:r>
+        <w:t xml:space="preserve"> don't remove the need for political prioritisation</w:t>
       </w:r>
     </w:p>
     <w:p>
@@ -1615,7 +1778,23 @@
           <w:i/>
           <w:iCs/>
         </w:rPr>
-        <w:t>Line to prove: drone denial is cheap against conventional mass, but still needs ownership because it reallocates doctrine, training, establishments, procurement and public explanation around territorial defence.</w:t>
+        <w:t xml:space="preserve">Line to </w:t>
+      </w:r>
+      <w:proofErr w:type="gramStart"/>
+      <w:r>
+        <w:rPr>
+          <w:i/>
+          <w:iCs/>
+        </w:rPr>
+        <w:t>prove:</w:t>
+      </w:r>
+      <w:proofErr w:type="gramEnd"/>
+      <w:r>
+        <w:rPr>
+          <w:i/>
+          <w:iCs/>
+        </w:rPr>
+        <w:t xml:space="preserve"> drone denial is cheap against conventional mass, but still needs ownership because it reallocates doctrine, training, establishments, procurement and public explanation around territorial defence.</w:t>
       </w:r>
     </w:p>
     <w:p>
@@ -1795,7 +1974,23 @@
           <w:i/>
           <w:iCs/>
         </w:rPr>
-        <w:t>Line to prove: cheap systems create the opportunity; institutions create the deterrent.</w:t>
+        <w:t xml:space="preserve">Line to </w:t>
+      </w:r>
+      <w:proofErr w:type="gramStart"/>
+      <w:r>
+        <w:rPr>
+          <w:i/>
+          <w:iCs/>
+        </w:rPr>
+        <w:t>prove:</w:t>
+      </w:r>
+      <w:proofErr w:type="gramEnd"/>
+      <w:r>
+        <w:rPr>
+          <w:i/>
+          <w:iCs/>
+        </w:rPr>
+        <w:t xml:space="preserve"> cheap systems create the opportunity; institutions create the deterrent.</w:t>
       </w:r>
     </w:p>
     <w:p/>
@@ -1850,16 +2045,41 @@
       </w:r>
     </w:p>
   </w:endnote>
-  <w:endnote w:id="1">
-    <w:p>
-      <w:pPr>
-        <w:pStyle w:val="EndnoteText"/>
-      </w:pPr>
-      <w:r>
-        <w:rPr>
-          <w:rStyle w:val="EndnoteReference"/>
-        </w:rPr>
-        <w:endnoteRef/>
+</w:endnotes>
+</file>
+
+<file path=word/footnotes.xml><?xml version="1.0" encoding="utf-8"?>
+<w:footnotes xmlns:wpc="http://schemas.microsoft.com/office/word/2010/wordprocessingCanvas" xmlns:cx="http://schemas.microsoft.com/office/drawing/2014/chartex" xmlns:cx1="http://schemas.microsoft.com/office/drawing/2015/9/8/chartex" xmlns:cx2="http://schemas.microsoft.com/office/drawing/2015/10/21/chartex" xmlns:cx3="http://schemas.microsoft.com/office/drawing/2016/5/9/chartex" xmlns:cx4="http://schemas.microsoft.com/office/drawing/2016/5/10/chartex" xmlns:cx5="http://schemas.microsoft.com/office/drawing/2016/5/11/chartex" xmlns:cx6="http://schemas.microsoft.com/office/drawing/2016/5/12/chartex" xmlns:cx7="http://schemas.microsoft.com/office/drawing/2016/5/13/chartex" xmlns:cx8="http://schemas.microsoft.com/office/drawing/2016/5/14/chartex" xmlns:mc="http://schemas.openxmlformats.org/markup-compatibility/2006" xmlns:aink="http://schemas.microsoft.com/office/drawing/2016/ink" xmlns:am3d="http://schemas.microsoft.com/office/drawing/2017/model3d" xmlns:o="urn:schemas-microsoft-com:office:office" xmlns:oel="http://schemas.microsoft.com/office/2019/extlst" xmlns:r="http://schemas.openxmlformats.org/officeDocument/2006/relationships" xmlns:m="http://schemas.openxmlformats.org/officeDocument/2006/math" xmlns:v="urn:schemas-microsoft-com:vml" xmlns:wp14="http://schemas.microsoft.com/office/word/2010/wordprocessingDrawing" xmlns:wp="http://schemas.openxmlformats.org/drawingml/2006/wordprocessingDrawing" xmlns:w10="urn:schemas-microsoft-com:office:word" xmlns:w="http://schemas.openxmlformats.org/wordprocessingml/2006/main" xmlns:w14="http://schemas.microsoft.com/office/word/2010/wordml" xmlns:w15="http://schemas.microsoft.com/office/word/2012/wordml" xmlns:w16cex="http://schemas.microsoft.com/office/word/2018/wordml/cex" xmlns:w16cid="http://schemas.microsoft.com/office/word/2016/wordml/cid" xmlns:w16="http://schemas.microsoft.com/office/word/2018/wordml" xmlns:w16du="http://schemas.microsoft.com/office/word/2023/wordml/word16du" xmlns:w16sdtdh="http://schemas.microsoft.com/office/word/2020/wordml/sdtdatahash" xmlns:w16sdtfl="http://schemas.microsoft.com/office/word/2024/wordml/sdtformatlock" xmlns:w16se="http://schemas.microsoft.com/office/word/2015/wordml/symex" xmlns:wpg="http://schemas.microsoft.com/office/word/2010/wordprocessingGroup" xmlns:wpi="http://schemas.microsoft.com/office/word/2010/wordprocessingInk" xmlns:wne="http://schemas.microsoft.com/office/word/2006/wordml" xmlns:wps="http://schemas.microsoft.com/office/word/2010/wordprocessingShape" mc:Ignorable="w14 w15 w16se w16cid w16 w16cex w16sdtdh w16sdtfl w16du wp14">
+  <w:footnote w:type="separator" w:id="-1">
+    <w:p>
+      <w:pPr>
+        <w:spacing w:after="0" w:line="240" w:lineRule="auto"/>
+      </w:pPr>
+      <w:r>
+        <w:separator/>
+      </w:r>
+    </w:p>
+  </w:footnote>
+  <w:footnote w:type="continuationSeparator" w:id="0">
+    <w:p>
+      <w:pPr>
+        <w:spacing w:after="0" w:line="240" w:lineRule="auto"/>
+      </w:pPr>
+      <w:r>
+        <w:continuationSeparator/>
+      </w:r>
+    </w:p>
+  </w:footnote>
+  <w:footnote w:id="1">
+    <w:p>
+      <w:pPr>
+        <w:pStyle w:val="FootnoteText"/>
+      </w:pPr>
+      <w:r>
+        <w:rPr>
+          <w:rStyle w:val="FootnoteReference"/>
+        </w:rPr>
+        <w:footnoteRef/>
       </w:r>
       <w:r>
         <w:t xml:space="preserve"> </w:t>
@@ -1889,17 +2109,17 @@
         <w:t xml:space="preserve"> (accessed 11 December 2025).</w:t>
       </w:r>
     </w:p>
-  </w:endnote>
-  <w:endnote w:id="2">
-    <w:p>
-      <w:pPr>
-        <w:pStyle w:val="EndnoteText"/>
-      </w:pPr>
-      <w:r>
-        <w:rPr>
-          <w:rStyle w:val="EndnoteReference"/>
-        </w:rPr>
-        <w:endnoteRef/>
+  </w:footnote>
+  <w:footnote w:id="2">
+    <w:p>
+      <w:pPr>
+        <w:pStyle w:val="FootnoteText"/>
+      </w:pPr>
+      <w:r>
+        <w:rPr>
+          <w:rStyle w:val="FootnoteReference"/>
+        </w:rPr>
+        <w:footnoteRef/>
       </w:r>
       <w:r>
         <w:t xml:space="preserve"> </w:t>
@@ -1929,17 +2149,17 @@
         <w:t xml:space="preserve"> (accessed 2 November 2025).</w:t>
       </w:r>
     </w:p>
-  </w:endnote>
-  <w:endnote w:id="3">
-    <w:p>
-      <w:pPr>
-        <w:pStyle w:val="EndnoteText"/>
-      </w:pPr>
-      <w:r>
-        <w:rPr>
-          <w:rStyle w:val="EndnoteReference"/>
-        </w:rPr>
-        <w:endnoteRef/>
+  </w:footnote>
+  <w:footnote w:id="3">
+    <w:p>
+      <w:pPr>
+        <w:pStyle w:val="FootnoteText"/>
+      </w:pPr>
+      <w:r>
+        <w:rPr>
+          <w:rStyle w:val="FootnoteReference"/>
+        </w:rPr>
+        <w:footnoteRef/>
       </w:r>
       <w:r>
         <w:t xml:space="preserve"> </w:t>
@@ -1979,17 +2199,17 @@
         <w:t xml:space="preserve"> (accessed 17 February 2026).</w:t>
       </w:r>
     </w:p>
-  </w:endnote>
-  <w:endnote w:id="4">
-    <w:p>
-      <w:pPr>
-        <w:pStyle w:val="EndnoteText"/>
-      </w:pPr>
-      <w:r>
-        <w:rPr>
-          <w:rStyle w:val="EndnoteReference"/>
-        </w:rPr>
-        <w:endnoteRef/>
+  </w:footnote>
+  <w:footnote w:id="4">
+    <w:p>
+      <w:pPr>
+        <w:pStyle w:val="FootnoteText"/>
+      </w:pPr>
+      <w:r>
+        <w:rPr>
+          <w:rStyle w:val="FootnoteReference"/>
+        </w:rPr>
+        <w:footnoteRef/>
       </w:r>
       <w:r>
         <w:t xml:space="preserve"> </w:t>
@@ -2093,17 +2313,17 @@
         <w:t xml:space="preserve"> (accessed 11 December 2025).</w:t>
       </w:r>
     </w:p>
-  </w:endnote>
-  <w:endnote w:id="5">
-    <w:p>
-      <w:pPr>
-        <w:pStyle w:val="EndnoteText"/>
-      </w:pPr>
-      <w:r>
-        <w:rPr>
-          <w:rStyle w:val="EndnoteReference"/>
-        </w:rPr>
-        <w:endnoteRef/>
+  </w:footnote>
+  <w:footnote w:id="5">
+    <w:p>
+      <w:pPr>
+        <w:pStyle w:val="FootnoteText"/>
+      </w:pPr>
+      <w:r>
+        <w:rPr>
+          <w:rStyle w:val="FootnoteReference"/>
+        </w:rPr>
+        <w:footnoteRef/>
       </w:r>
       <w:r>
         <w:t xml:space="preserve"> </w:t>
@@ -2112,17 +2332,17 @@
         <w:t>Government of Ireland. Defence Policy Review 2024: Adjusting and Affirming Our Defence Policy in an Era of Change. Dublin: Department of Defence, 2024. Available at: https://assets.gov.ie/static/documents/defence-policy-review-2024.pdf (accessed 20 June 2026).</w:t>
       </w:r>
     </w:p>
-  </w:endnote>
-  <w:endnote w:id="6">
-    <w:p>
-      <w:pPr>
-        <w:pStyle w:val="EndnoteText"/>
-      </w:pPr>
-      <w:r>
-        <w:rPr>
-          <w:rStyle w:val="EndnoteReference"/>
-        </w:rPr>
-        <w:endnoteRef/>
+  </w:footnote>
+  <w:footnote w:id="6">
+    <w:p>
+      <w:pPr>
+        <w:pStyle w:val="FootnoteText"/>
+      </w:pPr>
+      <w:r>
+        <w:rPr>
+          <w:rStyle w:val="FootnoteReference"/>
+        </w:rPr>
+        <w:footnoteRef/>
       </w:r>
       <w:r>
         <w:t xml:space="preserve"> </w:t>
@@ -2147,30 +2367,30 @@
         <w:t xml:space="preserve"> (accessed 20 June 2026).</w:t>
       </w:r>
     </w:p>
-  </w:endnote>
-  <w:endnote w:id="7">
-    <w:p>
-      <w:pPr>
-        <w:pStyle w:val="EndnoteText"/>
-      </w:pPr>
-      <w:r>
-        <w:rPr>
-          <w:rStyle w:val="EndnoteReference"/>
-        </w:rPr>
-        <w:endnoteRef/>
+  </w:footnote>
+  <w:footnote w:id="7">
+    <w:p>
+      <w:pPr>
+        <w:pStyle w:val="FootnoteText"/>
+      </w:pPr>
+      <w:r>
+        <w:rPr>
+          <w:rStyle w:val="FootnoteReference"/>
+        </w:rPr>
+        <w:footnoteRef/>
       </w:r>
       <w:r>
         <w:t xml:space="preserve"> </w:t>
       </w:r>
       <w:r>
-        <w:t xml:space="preserve">Mearsheimer, J. J. </w:t>
+        <w:t xml:space="preserve">Connolly, C. Contribution to </w:t>
       </w:r>
       <w:r>
         <w:rPr>
           <w:i/>
           <w:iCs/>
         </w:rPr>
-        <w:t>Back to the Future: Instability in Europe After the Cold War</w:t>
+        <w:t>Defence (Amendment) Bill 2024: Second Stage</w:t>
       </w:r>
       <w:r>
         <w:t xml:space="preserve">. </w:t>
@@ -2180,12 +2400,65 @@
           <w:i/>
           <w:iCs/>
         </w:rPr>
+        <w:t>Dáil Éireann Debates</w:t>
+      </w:r>
+      <w:r>
+        <w:t xml:space="preserve">, Vol. 1053, No. 4, 2 May 2024. Available at: </w:t>
+      </w:r>
+      <w:hyperlink r:id="rId7" w:history="1">
+        <w:r>
+          <w:rPr>
+            <w:rStyle w:val="Hyperlink"/>
+          </w:rPr>
+          <w:t>https://www.oireachtas.ie/en/debates/debate/dail/2024-05-02/32/</w:t>
+        </w:r>
+      </w:hyperlink>
+      <w:r>
+        <w:t xml:space="preserve"> </w:t>
+      </w:r>
+      <w:r>
+        <w:t xml:space="preserve"> (accessed 24 June 2026).</w:t>
+      </w:r>
+    </w:p>
+  </w:footnote>
+  <w:footnote w:id="8">
+    <w:p>
+      <w:pPr>
+        <w:pStyle w:val="FootnoteText"/>
+      </w:pPr>
+      <w:r>
+        <w:rPr>
+          <w:rStyle w:val="FootnoteReference"/>
+        </w:rPr>
+        <w:footnoteRef/>
+      </w:r>
+      <w:r>
+        <w:t xml:space="preserve"> </w:t>
+      </w:r>
+      <w:r>
+        <w:t xml:space="preserve">Mearsheimer, J. J. </w:t>
+      </w:r>
+      <w:r>
+        <w:rPr>
+          <w:i/>
+          <w:iCs/>
+        </w:rPr>
+        <w:t>Back to the Future: Instability in Europe After the Cold War</w:t>
+      </w:r>
+      <w:r>
+        <w:t xml:space="preserve">. </w:t>
+      </w:r>
+      <w:r>
+        <w:rPr>
+          <w:i/>
+          <w:iCs/>
+        </w:rPr>
         <w:t>International Security</w:t>
       </w:r>
       <w:r>
         <w:t xml:space="preserve">, 15(1), 1990, pp. 5–56. Available at: </w:t>
       </w:r>
-      <w:hyperlink r:id="rId7" w:history="1">
+      <w:hyperlink r:id="rId8" w:history="1">
         <w:r>
           <w:rPr>
             <w:rStyle w:val="Hyperlink"/>
@@ -2197,24 +2470,24 @@
         <w:t xml:space="preserve"> (accessed 29 November 2025).</w:t>
       </w:r>
     </w:p>
-  </w:endnote>
-  <w:endnote w:id="8">
-    <w:p>
-      <w:pPr>
-        <w:pStyle w:val="EndnoteText"/>
-      </w:pPr>
-      <w:r>
-        <w:rPr>
-          <w:rStyle w:val="EndnoteReference"/>
-        </w:rPr>
-        <w:endnoteRef/>
+  </w:footnote>
+  <w:footnote w:id="9">
+    <w:p>
+      <w:pPr>
+        <w:pStyle w:val="FootnoteText"/>
+      </w:pPr>
+      <w:r>
+        <w:rPr>
+          <w:rStyle w:val="FootnoteReference"/>
+        </w:rPr>
+        <w:footnoteRef/>
       </w:r>
       <w:r>
         <w:t xml:space="preserve"> United States Congress (2025). Congressional record: Proceedings and debates of the 119th Congress, first session. US Government Publishing Office. [online]. Available at: https://www.congress.gov/119/crec/2025/03/04/171/41/CREC-2025-03-04.pdf (accessed 1 April 2026).</w:t>
       </w:r>
     </w:p>
-  </w:endnote>
-  <w:endnote w:id="9">
+  </w:footnote>
+  <w:footnote w:id="10">
     <w:p>
       <w:pPr>
         <w:pStyle w:val="FootnoteText"/>
@@ -2224,9 +2497,9 @@
       </w:pPr>
       <w:r>
         <w:rPr>
-          <w:rStyle w:val="EndnoteReference"/>
-        </w:rPr>
-        <w:endnoteRef/>
+          <w:rStyle w:val="FootnoteReference"/>
+        </w:rPr>
+        <w:footnoteRef/>
       </w:r>
       <w:r>
         <w:t xml:space="preserve"> Statsministeriet (2026). Fællesudtalelse om Grønland [online]. Available at: </w:t>
@@ -2249,7 +2522,7 @@
     </w:p>
     <w:p>
       <w:pPr>
-        <w:pStyle w:val="EndnoteText"/>
+        <w:pStyle w:val="FootnoteText"/>
       </w:pPr>
       <w:r>
         <w:rPr>
@@ -2264,17 +2537,17 @@
         <w:t xml:space="preserve"> (accessed 1 April 2026).</w:t>
       </w:r>
     </w:p>
-  </w:endnote>
-  <w:endnote w:id="10">
-    <w:p>
-      <w:pPr>
-        <w:pStyle w:val="EndnoteText"/>
-      </w:pPr>
-      <w:r>
-        <w:rPr>
-          <w:rStyle w:val="EndnoteReference"/>
-        </w:rPr>
-        <w:endnoteRef/>
+  </w:footnote>
+  <w:footnote w:id="11">
+    <w:p>
+      <w:pPr>
+        <w:pStyle w:val="FootnoteText"/>
+      </w:pPr>
+      <w:r>
+        <w:rPr>
+          <w:rStyle w:val="FootnoteReference"/>
+        </w:rPr>
+        <w:footnoteRef/>
       </w:r>
       <w:r>
         <w:t xml:space="preserve"> </w:t>
@@ -2292,7 +2565,7 @@
       <w:r>
         <w:t xml:space="preserve">. Brussels: European Defence Agency, 2023. Available at: </w:t>
       </w:r>
-      <w:hyperlink r:id="rId8" w:history="1">
+      <w:hyperlink r:id="rId9" w:history="1">
         <w:r>
           <w:rPr>
             <w:rStyle w:val="Hyperlink"/>
@@ -2319,7 +2592,7 @@
       <w:r>
         <w:t xml:space="preserve">. Norfolk, VA: Allied Command Transformation, 2023. Available at: </w:t>
       </w:r>
-      <w:hyperlink r:id="rId9" w:history="1">
+      <w:hyperlink r:id="rId10" w:history="1">
         <w:r>
           <w:rPr>
             <w:rStyle w:val="Hyperlink"/>
@@ -2331,33 +2604,33 @@
         <w:t xml:space="preserve"> (accessed 22 June 2026).</w:t>
       </w:r>
     </w:p>
-  </w:endnote>
-  <w:endnote w:id="11">
-    <w:p>
-      <w:pPr>
-        <w:pStyle w:val="EndnoteText"/>
-      </w:pPr>
-      <w:r>
-        <w:rPr>
-          <w:rStyle w:val="EndnoteReference"/>
-        </w:rPr>
-        <w:endnoteRef/>
+  </w:footnote>
+  <w:footnote w:id="12">
+    <w:p>
+      <w:pPr>
+        <w:pStyle w:val="FootnoteText"/>
+      </w:pPr>
+      <w:r>
+        <w:rPr>
+          <w:rStyle w:val="FootnoteReference"/>
+        </w:rPr>
+        <w:footnoteRef/>
       </w:r>
       <w:r>
         <w:t xml:space="preserve"> TM 201</w:t>
       </w:r>
     </w:p>
-  </w:endnote>
-  <w:endnote w:id="12">
-    <w:p>
-      <w:pPr>
-        <w:pStyle w:val="EndnoteText"/>
-      </w:pPr>
-      <w:r>
-        <w:rPr>
-          <w:rStyle w:val="EndnoteReference"/>
-        </w:rPr>
-        <w:endnoteRef/>
+  </w:footnote>
+  <w:footnote w:id="13">
+    <w:p>
+      <w:pPr>
+        <w:pStyle w:val="FootnoteText"/>
+      </w:pPr>
+      <w:r>
+        <w:rPr>
+          <w:rStyle w:val="FootnoteReference"/>
+        </w:rPr>
+        <w:footnoteRef/>
       </w:r>
       <w:r>
         <w:t xml:space="preserve"> </w:t>
@@ -2385,7 +2658,7 @@
       <w:r>
         <w:t xml:space="preserve">, 2025. Available at: </w:t>
       </w:r>
-      <w:hyperlink r:id="rId10" w:tgtFrame="_new" w:history="1">
+      <w:hyperlink r:id="rId11" w:tgtFrame="_new" w:history="1">
         <w:r>
           <w:rPr>
             <w:rStyle w:val="Hyperlink"/>
@@ -2397,17 +2670,17 @@
         <w:t xml:space="preserve"> (accessed 24 February 2026).</w:t>
       </w:r>
     </w:p>
-  </w:endnote>
-  <w:endnote w:id="13">
-    <w:p>
-      <w:pPr>
-        <w:pStyle w:val="EndnoteText"/>
-      </w:pPr>
-      <w:r>
-        <w:rPr>
-          <w:rStyle w:val="EndnoteReference"/>
-        </w:rPr>
-        <w:endnoteRef/>
+  </w:footnote>
+  <w:footnote w:id="14">
+    <w:p>
+      <w:pPr>
+        <w:pStyle w:val="FootnoteText"/>
+      </w:pPr>
+      <w:r>
+        <w:rPr>
+          <w:rStyle w:val="FootnoteReference"/>
+        </w:rPr>
+        <w:footnoteRef/>
       </w:r>
       <w:r>
         <w:t xml:space="preserve"> </w:t>
@@ -2435,7 +2708,7 @@
       <w:r>
         <w:t xml:space="preserve">, August 2021. Available at: </w:t>
       </w:r>
-      <w:hyperlink r:id="rId11" w:history="1">
+      <w:hyperlink r:id="rId12" w:history="1">
         <w:r>
           <w:rPr>
             <w:rStyle w:val="Hyperlink"/>
@@ -2447,17 +2720,17 @@
         <w:t xml:space="preserve"> (accessed 21 June 2026).</w:t>
       </w:r>
     </w:p>
-  </w:endnote>
-  <w:endnote w:id="14">
-    <w:p>
-      <w:pPr>
-        <w:pStyle w:val="EndnoteText"/>
-      </w:pPr>
-      <w:r>
-        <w:rPr>
-          <w:rStyle w:val="EndnoteReference"/>
-        </w:rPr>
-        <w:endnoteRef/>
+  </w:footnote>
+  <w:footnote w:id="15">
+    <w:p>
+      <w:pPr>
+        <w:pStyle w:val="FootnoteText"/>
+      </w:pPr>
+      <w:r>
+        <w:rPr>
+          <w:rStyle w:val="FootnoteReference"/>
+        </w:rPr>
+        <w:footnoteRef/>
       </w:r>
       <w:r>
         <w:t xml:space="preserve"> </w:t>
@@ -2475,7 +2748,7 @@
       <w:r>
         <w:t xml:space="preserve">. Paris: Institut français des relations internationales (IFRI), 27 May 2024, p. 45. Available at: </w:t>
       </w:r>
-      <w:hyperlink r:id="rId12" w:tgtFrame="_new" w:history="1">
+      <w:hyperlink r:id="rId13" w:tgtFrame="_new" w:history="1">
         <w:r>
           <w:rPr>
             <w:rStyle w:val="Hyperlink"/>
@@ -2487,17 +2760,17 @@
         <w:t xml:space="preserve"> (accessed 17 March 2026).</w:t>
       </w:r>
     </w:p>
-  </w:endnote>
-  <w:endnote w:id="15">
-    <w:p>
-      <w:pPr>
-        <w:pStyle w:val="EndnoteText"/>
-      </w:pPr>
-      <w:r>
-        <w:rPr>
-          <w:rStyle w:val="EndnoteReference"/>
-        </w:rPr>
-        <w:endnoteRef/>
+  </w:footnote>
+  <w:footnote w:id="16">
+    <w:p>
+      <w:pPr>
+        <w:pStyle w:val="FootnoteText"/>
+      </w:pPr>
+      <w:r>
+        <w:rPr>
+          <w:rStyle w:val="FootnoteReference"/>
+        </w:rPr>
+        <w:footnoteRef/>
       </w:r>
       <w:r>
         <w:t xml:space="preserve"> </w:t>
@@ -2506,17 +2779,17 @@
         <w:t>Joret, G. “What Specialization of the Infantry in Armored Combat Operations?”, Fantassins, no. 52, Spring–Summer 2024, pp. 125–130, pp. 129–130; Bouffard, J. “The Infantry Regiment Model 2030”, Fantassins, no. 52, Spring–Summer 2024, pp. 15–20, p. 18.</w:t>
       </w:r>
     </w:p>
-  </w:endnote>
-  <w:endnote w:id="16">
-    <w:p>
-      <w:pPr>
-        <w:pStyle w:val="EndnoteText"/>
-      </w:pPr>
-      <w:r>
-        <w:rPr>
-          <w:rStyle w:val="EndnoteReference"/>
-        </w:rPr>
-        <w:endnoteRef/>
+  </w:footnote>
+  <w:footnote w:id="17">
+    <w:p>
+      <w:pPr>
+        <w:pStyle w:val="FootnoteText"/>
+      </w:pPr>
+      <w:r>
+        <w:rPr>
+          <w:rStyle w:val="FootnoteReference"/>
+        </w:rPr>
+        <w:footnoteRef/>
       </w:r>
       <w:r>
         <w:t xml:space="preserve"> </w:t>
@@ -2534,7 +2807,7 @@
       <w:r>
         <w:t xml:space="preserve">. GOV.UK News Story, 30 March 2023. Available at: </w:t>
       </w:r>
-      <w:hyperlink r:id="rId13" w:history="1">
+      <w:hyperlink r:id="rId14" w:history="1">
         <w:r>
           <w:rPr>
             <w:rStyle w:val="Hyperlink"/>
@@ -2571,7 +2844,7 @@
       <w:r>
         <w:t xml:space="preserve">, 18 August 2023. Available at: </w:t>
       </w:r>
-      <w:hyperlink r:id="rId14" w:history="1">
+      <w:hyperlink r:id="rId15" w:history="1">
         <w:r>
           <w:rPr>
             <w:rStyle w:val="Hyperlink"/>
@@ -2583,17 +2856,17 @@
         <w:t xml:space="preserve"> (accessed 22 June 2026).</w:t>
       </w:r>
     </w:p>
-  </w:endnote>
-  <w:endnote w:id="17">
-    <w:p>
-      <w:pPr>
-        <w:pStyle w:val="EndnoteText"/>
-      </w:pPr>
-      <w:r>
-        <w:rPr>
-          <w:rStyle w:val="EndnoteReference"/>
-        </w:rPr>
-        <w:endnoteRef/>
+  </w:footnote>
+  <w:footnote w:id="18">
+    <w:p>
+      <w:pPr>
+        <w:pStyle w:val="FootnoteText"/>
+      </w:pPr>
+      <w:r>
+        <w:rPr>
+          <w:rStyle w:val="FootnoteReference"/>
+        </w:rPr>
+        <w:footnoteRef/>
       </w:r>
       <w:r>
         <w:t xml:space="preserve"> </w:t>
@@ -2606,12 +2879,28 @@
           <w:i/>
           <w:iCs/>
         </w:rPr>
-        <w:t>Gévaudan 26 : Les Légionnaires au Combat</w:t>
+        <w:t xml:space="preserve">Gévaudan </w:t>
+      </w:r>
+      <w:proofErr w:type="gramStart"/>
+      <w:r>
+        <w:rPr>
+          <w:i/>
+          <w:iCs/>
+        </w:rPr>
+        <w:t>26 :</w:t>
+      </w:r>
+      <w:proofErr w:type="gramEnd"/>
+      <w:r>
+        <w:rPr>
+          <w:i/>
+          <w:iCs/>
+        </w:rPr>
+        <w:t xml:space="preserve"> Les Légionnaires au Combat</w:t>
       </w:r>
       <w:r>
         <w:t xml:space="preserve">. 25 February 2026. Available at: </w:t>
       </w:r>
-      <w:hyperlink r:id="rId15" w:tgtFrame="_new" w:history="1">
+      <w:hyperlink r:id="rId16" w:tgtFrame="_new" w:history="1">
         <w:r>
           <w:rPr>
             <w:rStyle w:val="Hyperlink"/>
@@ -2638,7 +2927,7 @@
       <w:r>
         <w:t xml:space="preserve">. YouTube video, 21 February 2026. Available at: </w:t>
       </w:r>
-      <w:hyperlink r:id="rId16" w:tgtFrame="_new" w:history="1">
+      <w:hyperlink r:id="rId17" w:tgtFrame="_new" w:history="1">
         <w:r>
           <w:rPr>
             <w:rStyle w:val="Hyperlink"/>
@@ -2675,7 +2964,7 @@
       <w:r>
         <w:t xml:space="preserve">, 2020. Available at: </w:t>
       </w:r>
-      <w:hyperlink r:id="rId17" w:tgtFrame="_new" w:history="1">
+      <w:hyperlink r:id="rId18" w:tgtFrame="_new" w:history="1">
         <w:r>
           <w:rPr>
             <w:rStyle w:val="Hyperlink"/>
@@ -2687,17 +2976,17 @@
         <w:t xml:space="preserve"> (accessed 13 February 2026).</w:t>
       </w:r>
     </w:p>
-  </w:endnote>
-  <w:endnote w:id="18">
+  </w:footnote>
+  <w:footnote w:id="19">
     <w:p>
       <w:pPr>
         <w:pStyle w:val="FootnoteText"/>
       </w:pPr>
       <w:r>
         <w:rPr>
-          <w:rStyle w:val="EndnoteReference"/>
-        </w:rPr>
-        <w:endnoteRef/>
+          <w:rStyle w:val="FootnoteReference"/>
+        </w:rPr>
+        <w:footnoteRef/>
       </w:r>
       <w:r>
         <w:t xml:space="preserve"> </w:t>
@@ -2721,7 +3010,7 @@
       <w:r>
         <w:t xml:space="preserve">. DOI: 10.61451/267513. Available at: </w:t>
       </w:r>
-      <w:hyperlink r:id="rId18" w:history="1">
+      <w:hyperlink r:id="rId19" w:history="1">
         <w:r>
           <w:rPr>
             <w:rStyle w:val="Hyperlink"/>
@@ -2733,17 +3022,17 @@
         <w:t xml:space="preserve"> (accessed 2 November 2025).</w:t>
       </w:r>
     </w:p>
-  </w:endnote>
-  <w:endnote w:id="19">
-    <w:p>
-      <w:pPr>
-        <w:pStyle w:val="EndnoteText"/>
-      </w:pPr>
-      <w:r>
-        <w:rPr>
-          <w:rStyle w:val="EndnoteReference"/>
-        </w:rPr>
-        <w:endnoteRef/>
+  </w:footnote>
+  <w:footnote w:id="20">
+    <w:p>
+      <w:pPr>
+        <w:pStyle w:val="FootnoteText"/>
+      </w:pPr>
+      <w:r>
+        <w:rPr>
+          <w:rStyle w:val="FootnoteReference"/>
+        </w:rPr>
+        <w:footnoteRef/>
       </w:r>
       <w:r>
         <w:t xml:space="preserve"> </w:t>
@@ -2762,17 +3051,17 @@
         <w:t>. London: Constable and Company Limited, 1916.</w:t>
       </w:r>
     </w:p>
-  </w:endnote>
-  <w:endnote w:id="20">
-    <w:p>
-      <w:pPr>
-        <w:pStyle w:val="EndnoteText"/>
-      </w:pPr>
-      <w:r>
-        <w:rPr>
-          <w:rStyle w:val="EndnoteReference"/>
-        </w:rPr>
-        <w:endnoteRef/>
+  </w:footnote>
+  <w:footnote w:id="21">
+    <w:p>
+      <w:pPr>
+        <w:pStyle w:val="FootnoteText"/>
+      </w:pPr>
+      <w:r>
+        <w:rPr>
+          <w:rStyle w:val="FootnoteReference"/>
+        </w:rPr>
+        <w:footnoteRef/>
       </w:r>
       <w:r>
         <w:t xml:space="preserve"> </w:t>
@@ -2800,7 +3089,7 @@
       <w:r>
         <w:t xml:space="preserve">, 13(4), 1989, pp. 54–89. Available at: </w:t>
       </w:r>
-      <w:hyperlink r:id="rId19" w:tgtFrame="_new" w:history="1">
+      <w:hyperlink r:id="rId20" w:tgtFrame="_new" w:history="1">
         <w:r>
           <w:rPr>
             <w:rStyle w:val="Hyperlink"/>
@@ -2812,17 +3101,17 @@
         <w:t xml:space="preserve"> (accessed 29 March 2025).</w:t>
       </w:r>
     </w:p>
-  </w:endnote>
-  <w:endnote w:id="21">
-    <w:p>
-      <w:pPr>
-        <w:pStyle w:val="EndnoteText"/>
-      </w:pPr>
-      <w:r>
-        <w:rPr>
-          <w:rStyle w:val="EndnoteReference"/>
-        </w:rPr>
-        <w:endnoteRef/>
+  </w:footnote>
+  <w:footnote w:id="22">
+    <w:p>
+      <w:pPr>
+        <w:pStyle w:val="FootnoteText"/>
+      </w:pPr>
+      <w:r>
+        <w:rPr>
+          <w:rStyle w:val="FootnoteReference"/>
+        </w:rPr>
+        <w:footnoteRef/>
       </w:r>
       <w:r>
         <w:t xml:space="preserve"> </w:t>
@@ -2883,7 +3172,7 @@
       <w:r>
         <w:t xml:space="preserve">. London: Royal United Services Institute for Defence and Security Studies, 2024. Available at: </w:t>
       </w:r>
-      <w:hyperlink r:id="rId20" w:history="1">
+      <w:hyperlink r:id="rId21" w:history="1">
         <w:r>
           <w:rPr>
             <w:rStyle w:val="Hyperlink"/>
@@ -2895,17 +3184,17 @@
         <w:t xml:space="preserve"> (accessed 16 December 2025).</w:t>
       </w:r>
     </w:p>
-  </w:endnote>
-  <w:endnote w:id="22">
-    <w:p>
-      <w:pPr>
-        <w:pStyle w:val="EndnoteText"/>
-      </w:pPr>
-      <w:r>
-        <w:rPr>
-          <w:rStyle w:val="EndnoteReference"/>
-        </w:rPr>
-        <w:endnoteRef/>
+  </w:footnote>
+  <w:footnote w:id="23">
+    <w:p>
+      <w:pPr>
+        <w:pStyle w:val="FootnoteText"/>
+      </w:pPr>
+      <w:r>
+        <w:rPr>
+          <w:rStyle w:val="FootnoteReference"/>
+        </w:rPr>
+        <w:footnoteRef/>
       </w:r>
       <w:r>
         <w:t xml:space="preserve"> </w:t>
@@ -2916,32 +3205,32 @@
     </w:p>
     <w:p>
       <w:pPr>
-        <w:pStyle w:val="EndnoteText"/>
-      </w:pPr>
-    </w:p>
-    <w:p>
-      <w:pPr>
-        <w:pStyle w:val="EndnoteText"/>
-      </w:pPr>
-    </w:p>
-    <w:p>
-      <w:pPr>
-        <w:pStyle w:val="EndnoteText"/>
-      </w:pPr>
-    </w:p>
-    <w:p>
-      <w:pPr>
-        <w:pStyle w:val="EndnoteText"/>
-      </w:pPr>
-    </w:p>
-    <w:p>
-      <w:pPr>
-        <w:pStyle w:val="EndnoteText"/>
-      </w:pPr>
-    </w:p>
-    <w:p>
-      <w:pPr>
-        <w:pStyle w:val="EndnoteText"/>
+        <w:pStyle w:val="FootnoteText"/>
+      </w:pPr>
+    </w:p>
+    <w:p>
+      <w:pPr>
+        <w:pStyle w:val="FootnoteText"/>
+      </w:pPr>
+    </w:p>
+    <w:p>
+      <w:pPr>
+        <w:pStyle w:val="FootnoteText"/>
+      </w:pPr>
+    </w:p>
+    <w:p>
+      <w:pPr>
+        <w:pStyle w:val="FootnoteText"/>
+      </w:pPr>
+    </w:p>
+    <w:p>
+      <w:pPr>
+        <w:pStyle w:val="FootnoteText"/>
+      </w:pPr>
+    </w:p>
+    <w:p>
+      <w:pPr>
+        <w:pStyle w:val="FootnoteText"/>
       </w:pPr>
     </w:p>
     <w:p>
@@ -2956,7 +3245,7 @@
         </w:rPr>
         <w:t xml:space="preserve">Need access to this janes article: </w:t>
       </w:r>
-      <w:hyperlink r:id="rId21" w:history="1">
+      <w:hyperlink r:id="rId22" w:history="1">
         <w:r>
           <w:rPr>
             <w:rStyle w:val="Hyperlink"/>
@@ -2987,86 +3276,8 @@
     </w:p>
     <w:p>
       <w:pPr>
-        <w:pStyle w:val="EndnoteText"/>
-      </w:pPr>
-    </w:p>
-  </w:endnote>
-</w:endnotes>
-</file>
-
-<file path=word/footnotes.xml><?xml version="1.0" encoding="utf-8"?>
-<w:footnotes xmlns:wpc="http://schemas.microsoft.com/office/word/2010/wordprocessingCanvas" xmlns:cx="http://schemas.microsoft.com/office/drawing/2014/chartex" xmlns:cx1="http://schemas.microsoft.com/office/drawing/2015/9/8/chartex" xmlns:cx2="http://schemas.microsoft.com/office/drawing/2015/10/21/chartex" xmlns:cx3="http://schemas.microsoft.com/office/drawing/2016/5/9/chartex" xmlns:cx4="http://schemas.microsoft.com/office/drawing/2016/5/10/chartex" xmlns:cx5="http://schemas.microsoft.com/office/drawing/2016/5/11/chartex" xmlns:cx6="http://schemas.microsoft.com/office/drawing/2016/5/12/chartex" xmlns:cx7="http://schemas.microsoft.com/office/drawing/2016/5/13/chartex" xmlns:cx8="http://schemas.microsoft.com/office/drawing/2016/5/14/chartex" xmlns:mc="http://schemas.openxmlformats.org/markup-compatibility/2006" xmlns:aink="http://schemas.microsoft.com/office/drawing/2016/ink" xmlns:am3d="http://schemas.microsoft.com/office/drawing/2017/model3d" xmlns:o="urn:schemas-microsoft-com:office:office" xmlns:oel="http://schemas.microsoft.com/office/2019/extlst" xmlns:r="http://schemas.openxmlformats.org/officeDocument/2006/relationships" xmlns:m="http://schemas.openxmlformats.org/officeDocument/2006/math" xmlns:v="urn:schemas-microsoft-com:vml" xmlns:wp14="http://schemas.microsoft.com/office/word/2010/wordprocessingDrawing" xmlns:wp="http://schemas.openxmlformats.org/drawingml/2006/wordprocessingDrawing" xmlns:w10="urn:schemas-microsoft-com:office:word" xmlns:w="http://schemas.openxmlformats.org/wordprocessingml/2006/main" xmlns:w14="http://schemas.microsoft.com/office/word/2010/wordml" xmlns:w15="http://schemas.microsoft.com/office/word/2012/wordml" xmlns:w16cex="http://schemas.microsoft.com/office/word/2018/wordml/cex" xmlns:w16cid="http://schemas.microsoft.com/office/word/2016/wordml/cid" xmlns:w16="http://schemas.microsoft.com/office/word/2018/wordml" xmlns:w16du="http://schemas.microsoft.com/office/word/2023/wordml/word16du" xmlns:w16sdtdh="http://schemas.microsoft.com/office/word/2020/wordml/sdtdatahash" xmlns:w16sdtfl="http://schemas.microsoft.com/office/word/2024/wordml/sdtformatlock" xmlns:w16se="http://schemas.microsoft.com/office/word/2015/wordml/symex" xmlns:wpg="http://schemas.microsoft.com/office/word/2010/wordprocessingGroup" xmlns:wpi="http://schemas.microsoft.com/office/word/2010/wordprocessingInk" xmlns:wne="http://schemas.microsoft.com/office/word/2006/wordml" xmlns:wps="http://schemas.microsoft.com/office/word/2010/wordprocessingShape" mc:Ignorable="w14 w15 w16se w16cid w16 w16cex w16sdtdh w16sdtfl w16du wp14">
-  <w:footnote w:type="separator" w:id="-1">
-    <w:p>
-      <w:pPr>
-        <w:spacing w:after="0" w:line="240" w:lineRule="auto"/>
-      </w:pPr>
-      <w:r>
-        <w:separator/>
-      </w:r>
-    </w:p>
-  </w:footnote>
-  <w:footnote w:type="continuationSeparator" w:id="0">
-    <w:p>
-      <w:pPr>
-        <w:spacing w:after="0" w:line="240" w:lineRule="auto"/>
-      </w:pPr>
-      <w:r>
-        <w:continuationSeparator/>
-      </w:r>
-    </w:p>
-  </w:footnote>
-  <w:footnote w:id="1">
-    <w:p>
-      <w:pPr>
         <w:pStyle w:val="FootnoteText"/>
       </w:pPr>
-      <w:r>
-        <w:rPr>
-          <w:rStyle w:val="FootnoteReference"/>
-        </w:rPr>
-        <w:footnoteRef/>
-      </w:r>
-      <w:r>
-        <w:t xml:space="preserve"> </w:t>
-      </w:r>
-      <w:r>
-        <w:t xml:space="preserve">Connolly, C. Contribution to </w:t>
-      </w:r>
-      <w:r>
-        <w:rPr>
-          <w:i/>
-          <w:iCs/>
-        </w:rPr>
-        <w:t>Defence (Amendment) Bill 2024: Second Stage</w:t>
-      </w:r>
-      <w:r>
-        <w:t xml:space="preserve">. </w:t>
-      </w:r>
-      <w:r>
-        <w:rPr>
-          <w:i/>
-          <w:iCs/>
-        </w:rPr>
-        <w:t>Dáil Éireann Debates</w:t>
-      </w:r>
-      <w:r>
-        <w:t xml:space="preserve">, Vol. 1053, No. 4, 2 May 2024. Available at: </w:t>
-      </w:r>
-      <w:hyperlink r:id="rId1" w:history="1">
-        <w:r>
-          <w:rPr>
-            <w:rStyle w:val="Hyperlink"/>
-          </w:rPr>
-          <w:t>https://www.oireachtas.ie/en/debates/debate/dail/2024-05-02/32/</w:t>
-        </w:r>
-      </w:hyperlink>
-      <w:r>
-        <w:t xml:space="preserve"> </w:t>
-      </w:r>
-      <w:r>
-        <w:t xml:space="preserve"> (accessed 24 June 2026).</w:t>
-      </w:r>
     </w:p>
   </w:footnote>
 </w:footnotes>

--- a/Essays/DF_Review_Article.docx
+++ b/Essays/DF_Review_Article.docx
@@ -30,27 +30,7 @@
           <w:sz w:val="24"/>
           <w:szCs w:val="24"/>
         </w:rPr>
-        <w:t xml:space="preserve">Pervasive uncrewed systems have altered the cost structure of small-state deterrence. Low-cost </w:t>
-      </w:r>
-      <w:proofErr w:type="spellStart"/>
-      <w:r>
-        <w:rPr>
-          <w:rFonts w:asciiTheme="minorHAnsi" w:eastAsiaTheme="minorHAnsi" w:hAnsiTheme="minorHAnsi" w:cstheme="minorBidi"/>
-          <w:color w:val="auto"/>
-          <w:sz w:val="24"/>
-          <w:szCs w:val="24"/>
-        </w:rPr>
-        <w:t>UxS</w:t>
-      </w:r>
-      <w:proofErr w:type="spellEnd"/>
-      <w:r>
-        <w:rPr>
-          <w:rFonts w:asciiTheme="minorHAnsi" w:eastAsiaTheme="minorHAnsi" w:hAnsiTheme="minorHAnsi" w:cstheme="minorBidi"/>
-          <w:color w:val="auto"/>
-          <w:sz w:val="24"/>
-          <w:szCs w:val="24"/>
-        </w:rPr>
-        <w:t xml:space="preserve"> lower the cost of reconnaissance, precision strike and sustainment, shifting relative combat power toward a resource-constrained defender and creating asymmetric cost-imposition opportunities far cheaper than traditional platforms; the Javelin-to-FPV cost ratio runs between 1:54 and 1:144 by range. For Ireland</w:t>
+        <w:t>Pervasive uncrewed systems have altered the cost structure of small-state deterrence. Low-cost UxS lower the cost of reconnaissance, precision strike and sustainment, shifting relative combat power toward a resource-constrained defender and creating asymmetric cost-imposition opportunities far cheaper than traditional platforms; the Javelin-to-FPV cost ratio runs between 1:54 and 1:144 by range. For Ireland</w:t>
       </w:r>
       <w:r>
         <w:rPr>
@@ -124,19 +104,8 @@
           <w:sz w:val="24"/>
           <w:szCs w:val="24"/>
         </w:rPr>
-        <w:t xml:space="preserve">the political ownership Ireland's policy void </w:t>
-      </w:r>
-      <w:proofErr w:type="gramStart"/>
-      <w:r>
-        <w:rPr>
-          <w:rFonts w:asciiTheme="minorHAnsi" w:eastAsiaTheme="minorHAnsi" w:hAnsiTheme="minorHAnsi" w:cstheme="minorBidi"/>
-          <w:color w:val="auto"/>
-          <w:sz w:val="24"/>
-          <w:szCs w:val="24"/>
-        </w:rPr>
-        <w:t>withholds</w:t>
-      </w:r>
-      <w:proofErr w:type="gramEnd"/>
+        <w:t>the political ownership Ireland's policy void withholds</w:t>
+      </w:r>
       <w:r>
         <w:rPr>
           <w:rFonts w:asciiTheme="minorHAnsi" w:eastAsiaTheme="minorHAnsi" w:hAnsiTheme="minorHAnsi" w:cstheme="minorBidi"/>
@@ -235,21 +204,7 @@
         <w:rPr>
           <w:highlight w:val="yellow"/>
         </w:rPr>
-        <w:t xml:space="preserve">OB: the abstract is only draft… let’s see where your stuff brings us. It would be best if it jumps from </w:t>
-      </w:r>
-      <w:proofErr w:type="gramStart"/>
-      <w:r>
-        <w:rPr>
-          <w:highlight w:val="yellow"/>
-        </w:rPr>
-        <w:t>mine..</w:t>
-      </w:r>
-      <w:proofErr w:type="gramEnd"/>
-      <w:r>
-        <w:rPr>
-          <w:highlight w:val="yellow"/>
-        </w:rPr>
-        <w:t xml:space="preserve"> I’ve had AI do a draft based on my ideas. YOU ARE FREE TO GO WHERE YOU WANT!</w:t>
+        <w:t>OB: the abstract is only draft… let’s see where your stuff brings us. It would be best if it jumps from mine.. I’ve had AI do a draft based on my ideas. YOU ARE FREE TO GO WHERE YOU WANT!</w:t>
       </w:r>
     </w:p>
     <w:p>
@@ -779,27 +734,7 @@
           <w:sz w:val="24"/>
           <w:szCs w:val="24"/>
         </w:rPr>
-        <w:t xml:space="preserve">Threat perception is a poor guide to future risk. Without </w:t>
-      </w:r>
-      <w:proofErr w:type="spellStart"/>
-      <w:r>
-        <w:rPr>
-          <w:rFonts w:asciiTheme="minorHAnsi" w:eastAsiaTheme="minorHAnsi" w:hAnsiTheme="minorHAnsi" w:cstheme="minorBidi"/>
-          <w:color w:val="auto"/>
-          <w:sz w:val="24"/>
-          <w:szCs w:val="24"/>
-        </w:rPr>
-        <w:t>UxS</w:t>
-      </w:r>
-      <w:proofErr w:type="spellEnd"/>
-      <w:r>
-        <w:rPr>
-          <w:rFonts w:asciiTheme="minorHAnsi" w:eastAsiaTheme="minorHAnsi" w:hAnsiTheme="minorHAnsi" w:cstheme="minorBidi"/>
-          <w:color w:val="auto"/>
-          <w:sz w:val="24"/>
-          <w:szCs w:val="24"/>
-        </w:rPr>
-        <w:t xml:space="preserve"> adaptation, Ireland risks preserving yesterday’s force without a credible theory of victory for </w:t>
+        <w:t xml:space="preserve">Threat perception is a poor guide to future risk. Without UxS adaptation, Ireland risks preserving yesterday’s force without a credible theory of victory for </w:t>
       </w:r>
       <w:r>
         <w:rPr>
@@ -1093,15 +1028,7 @@
         <w:t>It fields</w:t>
       </w:r>
       <w:r>
-        <w:t xml:space="preserve"> too few soldiers to carry the cognitive load, operate the new systems and remain cohesive once dispersed. Adding </w:t>
-      </w:r>
-      <w:proofErr w:type="gramStart"/>
-      <w:r>
-        <w:t>drones</w:t>
-      </w:r>
-      <w:proofErr w:type="gramEnd"/>
-      <w:r>
-        <w:t xml:space="preserve"> changes none of that. </w:t>
+        <w:t xml:space="preserve"> too few soldiers to carry the cognitive load, operate the new systems and remain cohesive once dispersed. Adding drones changes none of that. </w:t>
       </w:r>
     </w:p>
     <w:p>
@@ -1206,21 +1133,12 @@
       <w:r>
         <w:t xml:space="preserve"> points in the same direction. Yet adaptation remains uneven. Exercises such as </w:t>
       </w:r>
-      <w:proofErr w:type="spellStart"/>
       <w:r>
         <w:rPr>
           <w:i/>
           <w:iCs/>
         </w:rPr>
-        <w:t>Gévaudan</w:t>
-      </w:r>
-      <w:proofErr w:type="spellEnd"/>
-      <w:r>
-        <w:rPr>
-          <w:i/>
-          <w:iCs/>
-        </w:rPr>
-        <w:t xml:space="preserve"> 26</w:t>
+        <w:t>Gévaudan 26</w:t>
       </w:r>
       <w:r>
         <w:t xml:space="preserve"> </w:t>
@@ -1549,27 +1467,14 @@
       <w:r>
         <w:t xml:space="preserve">Table </w:t>
       </w:r>
-      <w:r>
-        <w:fldChar w:fldCharType="begin"/>
-      </w:r>
-      <w:r>
-        <w:instrText xml:space="preserve"> SEQ Table \* ARABIC </w:instrText>
-      </w:r>
-      <w:r>
-        <w:fldChar w:fldCharType="separate"/>
-      </w:r>
-      <w:r>
-        <w:rPr>
-          <w:noProof/>
-        </w:rPr>
-        <w:t>1</w:t>
-      </w:r>
-      <w:r>
-        <w:rPr>
-          <w:noProof/>
-        </w:rPr>
-        <w:fldChar w:fldCharType="end"/>
-      </w:r>
+      <w:fldSimple w:instr=" SEQ Table \* ARABIC ">
+        <w:r>
+          <w:rPr>
+            <w:noProof/>
+          </w:rPr>
+          <w:t>1</w:t>
+        </w:r>
+      </w:fldSimple>
       <w:bookmarkEnd w:id="0"/>
       <w:r>
         <w:t xml:space="preserve">. </w:t>
@@ -1594,13 +1499,8 @@
       <w:r>
         <w:t xml:space="preserve"> </w:t>
       </w:r>
-      <w:proofErr w:type="spellStart"/>
-      <w:r>
-        <w:t>UxS</w:t>
-      </w:r>
-      <w:proofErr w:type="spellEnd"/>
-      <w:r>
-        <w:t xml:space="preserve"> change what that premise can buy: if </w:t>
+      <w:r>
+        <w:t xml:space="preserve">UxS change what that premise can buy: if </w:t>
       </w:r>
       <w:r>
         <w:lastRenderedPageBreak/>
@@ -1647,350 +1547,822 @@
       </w:r>
     </w:p>
     <w:p>
-      <w:r>
-        <w:rPr>
+      <w:pPr>
+        <w:keepNext/>
+        <w:keepLines/>
+        <w:spacing w:before="160" w:after="80"/>
+        <w:outlineLvl w:val="1"/>
+        <w:rPr>
+          <w:rFonts w:asciiTheme="majorHAnsi" w:eastAsiaTheme="majorEastAsia" w:hAnsiTheme="majorHAnsi" w:cstheme="majorBidi"/>
+          <w:color w:val="0F4761" w:themeColor="accent1" w:themeShade="BF"/>
+          <w:sz w:val="32"/>
+          <w:szCs w:val="32"/>
+        </w:rPr>
+      </w:pPr>
+      <w:r>
+        <w:rPr>
+          <w:rFonts w:asciiTheme="majorHAnsi" w:eastAsiaTheme="majorEastAsia" w:hAnsiTheme="majorHAnsi" w:cstheme="majorBidi"/>
+          <w:color w:val="0F4761" w:themeColor="accent1" w:themeShade="BF"/>
+          <w:sz w:val="32"/>
+          <w:szCs w:val="32"/>
+        </w:rPr>
+        <w:t>Main Body – OB</w:t>
+      </w:r>
+    </w:p>
+    <w:p>
+      <w:pPr>
+        <w:rPr>
+          <w:rFonts w:ascii="Times New Roman" w:hAnsi="Times New Roman" w:cs="Times New Roman"/>
           <w:b/>
           <w:bCs/>
-        </w:rPr>
-        <w:t>Main Body – OB (hooks to consider</w:t>
-      </w:r>
-      <w:r>
-        <w:rPr>
+          <w:lang w:val="en-GB"/>
+        </w:rPr>
+      </w:pPr>
+      <w:r>
+        <w:rPr>
+          <w:rFonts w:ascii="Times New Roman" w:hAnsi="Times New Roman" w:cs="Times New Roman"/>
           <w:b/>
           <w:bCs/>
-        </w:rPr>
-        <w:t xml:space="preserve"> – </w:t>
-      </w:r>
-      <w:r>
-        <w:rPr>
+          <w:lang w:val="en-GB"/>
+        </w:rPr>
+        <w:t>From Tactical Innovation to Credible Defence Policy: Integrating Uncrewed Systems into Irish Military Capability</w:t>
+      </w:r>
+    </w:p>
+    <w:p>
+      <w:pPr>
+        <w:rPr>
+          <w:rFonts w:ascii="Times New Roman" w:hAnsi="Times New Roman" w:cs="Times New Roman"/>
           <w:b/>
           <w:bCs/>
-        </w:rPr>
-        <w:t>your own ideas welcome; we'll amend the abstract together)</w:t>
-      </w:r>
-    </w:p>
-    <w:p>
-      <w:r>
-        <w:t xml:space="preserve">Your half answers one question: </w:t>
-      </w:r>
-      <w:r>
-        <w:rPr>
-          <w:i/>
-          <w:iCs/>
-        </w:rPr>
-        <w:t>what must the Irish state and Defence Organisation do to turn the tactical mechanism into a real, credible, neutral, sustainable posture?</w:t>
-      </w:r>
-      <w:r>
-        <w:t xml:space="preserve"> Don't re-explain Ukraine, FPV tactics, section structure, ISR/CUAS/IEDD or cost ratios</w:t>
-      </w:r>
-      <w:r>
-        <w:t xml:space="preserve"> – </w:t>
-      </w:r>
-      <w:r>
-        <w:t>those are established in the first half. Inherit the section</w:t>
-      </w:r>
-      <w:r>
-        <w:t xml:space="preserve"> – </w:t>
-      </w:r>
-      <w:r>
-        <w:t>organic FPV, ISR, CUAS, assault-pioneer IEDD</w:t>
-      </w:r>
-      <w:r>
-        <w:t xml:space="preserve"> – </w:t>
-      </w:r>
-      <w:r>
-        <w:t>as the thing your conditions must own, sustain and communicate.</w:t>
-      </w:r>
-    </w:p>
-    <w:p>
-      <w:r>
-        <w:rPr>
+          <w:lang w:val="en-GB"/>
+        </w:rPr>
+      </w:pPr>
+    </w:p>
+    <w:p>
+      <w:pPr>
+        <w:spacing w:after="0" w:line="360" w:lineRule="auto"/>
+        <w:jc w:val="both"/>
+        <w:rPr>
+          <w:rFonts w:ascii="Times New Roman" w:hAnsi="Times New Roman" w:cs="Times New Roman"/>
+          <w:kern w:val="0"/>
+          <w:lang w:val="en-GB" w:eastAsia="en-GB"/>
+          <w14:ligatures w14:val="none"/>
+        </w:rPr>
+      </w:pPr>
+      <w:commentRangeStart w:id="1"/>
+      <w:r>
+        <w:rPr>
+          <w:rFonts w:ascii="Times New Roman" w:hAnsi="Times New Roman" w:cs="Times New Roman"/>
+          <w:kern w:val="0"/>
+          <w:lang w:val="en-GB" w:eastAsia="en-GB"/>
+          <w14:ligatures w14:val="none"/>
+        </w:rPr>
+        <w:t xml:space="preserve">The rapid proliferation of uncrewed systems (UxS) has fundamentally altered the character of contemporary warfare. From the battlefields of Ukraine to maritime security operations in the Red Sea, inexpensive and increasingly autonomous platforms have demonstrated an ability to challenge technologically superior forces, provide persistent surveillance, and impose disproportionate costs on adversaries. For small states with limited defence budgets, these developments present an opportunity to rethink conventional approaches to military capability. For Ireland in particular, UxS enabled light infantry and maritime denial capabilities offer a realistic means of enhancing deterrence without abandoning the principles of military neutrality or requiring prohibitively expensive conventional force structures. However, tactical utility alone is insufficient to justify major defence investment. </w:t>
+      </w:r>
+      <w:commentRangeEnd w:id="1"/>
+      <w:r>
+        <w:rPr>
+          <w:rStyle w:val="CommentReference"/>
+          <w:rFonts w:ascii="Times New Roman" w:hAnsi="Times New Roman" w:cs="Times New Roman"/>
+          <w:kern w:val="0"/>
+          <w:sz w:val="24"/>
+          <w:szCs w:val="24"/>
+          <w:lang w:val="en-GB" w:eastAsia="en-GB"/>
+          <w14:ligatures w14:val="none"/>
+        </w:rPr>
+        <w:commentReference w:id="1"/>
+      </w:r>
+    </w:p>
+    <w:p>
+      <w:pPr>
+        <w:spacing w:after="0" w:line="360" w:lineRule="auto"/>
+        <w:jc w:val="both"/>
+        <w:rPr>
+          <w:rFonts w:ascii="Times New Roman" w:hAnsi="Times New Roman" w:cs="Times New Roman"/>
+          <w:kern w:val="0"/>
+          <w:lang w:val="en-GB" w:eastAsia="en-GB"/>
+          <w14:ligatures w14:val="none"/>
+        </w:rPr>
+      </w:pPr>
+    </w:p>
+    <w:p>
+      <w:pPr>
+        <w:spacing w:after="0" w:line="360" w:lineRule="auto"/>
+        <w:jc w:val="both"/>
+        <w:rPr>
+          <w:rFonts w:ascii="Times New Roman" w:hAnsi="Times New Roman" w:cs="Times New Roman"/>
+          <w:kern w:val="0"/>
+          <w:lang w:val="en-GB" w:eastAsia="en-GB"/>
+          <w14:ligatures w14:val="none"/>
+        </w:rPr>
+      </w:pPr>
+      <w:commentRangeStart w:id="2"/>
+      <w:r>
+        <w:rPr>
+          <w:rFonts w:ascii="Times New Roman" w:hAnsi="Times New Roman" w:cs="Times New Roman"/>
+          <w:kern w:val="0"/>
+          <w:lang w:val="en-GB" w:eastAsia="en-GB"/>
+          <w14:ligatures w14:val="none"/>
+        </w:rPr>
+        <w:t>To become credible Irish defence policy, the argument for UxS integration must evolve from an attractive battlefield concept into an institutionalised capability embedded within national defence planning, supported by doctrine, exercised in practice, sustained by industry, and legitimised through political leadership.</w:t>
+      </w:r>
+      <w:commentRangeEnd w:id="2"/>
+      <w:r>
+        <w:rPr>
+          <w:rStyle w:val="CommentReference"/>
+          <w:rFonts w:ascii="Times New Roman" w:hAnsi="Times New Roman" w:cs="Times New Roman"/>
+          <w:kern w:val="0"/>
+          <w:sz w:val="24"/>
+          <w:szCs w:val="24"/>
+          <w:lang w:val="en-GB" w:eastAsia="en-GB"/>
+          <w14:ligatures w14:val="none"/>
+        </w:rPr>
+        <w:commentReference w:id="2"/>
+      </w:r>
+    </w:p>
+    <w:p>
+      <w:pPr>
+        <w:spacing w:after="0" w:line="360" w:lineRule="auto"/>
+        <w:jc w:val="both"/>
+        <w:rPr>
+          <w:rFonts w:ascii="Times New Roman" w:hAnsi="Times New Roman" w:cs="Times New Roman"/>
+          <w:kern w:val="0"/>
+          <w:lang w:val="en-GB" w:eastAsia="en-GB"/>
+          <w14:ligatures w14:val="none"/>
+        </w:rPr>
+      </w:pPr>
+    </w:p>
+    <w:p>
+      <w:pPr>
+        <w:spacing w:after="0" w:line="360" w:lineRule="auto"/>
+        <w:jc w:val="both"/>
+        <w:rPr>
+          <w:rFonts w:ascii="Times New Roman" w:hAnsi="Times New Roman" w:cs="Times New Roman"/>
           <w:b/>
           <w:bCs/>
-        </w:rPr>
-        <w:t>1. Politically owned.</w:t>
-      </w:r>
-      <w:r>
-        <w:t xml:space="preserve"> What Ireland lacks: a funded political decision that territorial defence is a real task, not an inherited abstraction.</w:t>
-      </w:r>
-    </w:p>
-    <w:p>
-      <w:pPr>
-        <w:numPr>
-          <w:ilvl w:val="0"/>
-          <w:numId w:val="4"/>
-        </w:numPr>
-      </w:pPr>
-      <w:r>
-        <w:t>no national security strategy; Defence Policy Review as partial substitute, not full strategy</w:t>
-      </w:r>
-    </w:p>
-    <w:p>
-      <w:pPr>
-        <w:numPr>
-          <w:ilvl w:val="0"/>
-          <w:numId w:val="4"/>
-        </w:numPr>
-      </w:pPr>
-      <w:r>
-        <w:t>LOA 2 / CODF implementation gap</w:t>
-      </w:r>
-    </w:p>
-    <w:p>
-      <w:pPr>
-        <w:numPr>
-          <w:ilvl w:val="0"/>
-          <w:numId w:val="4"/>
-        </w:numPr>
-      </w:pPr>
-      <w:r>
-        <w:t>the gap between "the DF have a task" and "Government has made a funded choice"</w:t>
-      </w:r>
-    </w:p>
-    <w:p>
-      <w:pPr>
-        <w:numPr>
-          <w:ilvl w:val="0"/>
-          <w:numId w:val="4"/>
-        </w:numPr>
-      </w:pPr>
-      <w:r>
-        <w:t xml:space="preserve">why cheap </w:t>
-      </w:r>
-      <w:proofErr w:type="spellStart"/>
-      <w:r>
-        <w:t>UxS</w:t>
-      </w:r>
-      <w:proofErr w:type="spellEnd"/>
-      <w:r>
-        <w:t xml:space="preserve"> don't remove the need for political prioritisation</w:t>
-      </w:r>
-    </w:p>
-    <w:p>
-      <w:pPr>
-        <w:numPr>
-          <w:ilvl w:val="0"/>
-          <w:numId w:val="4"/>
-        </w:numPr>
-      </w:pPr>
-      <w:r>
-        <w:rPr>
-          <w:i/>
-          <w:iCs/>
-        </w:rPr>
-        <w:t xml:space="preserve">Line to </w:t>
-      </w:r>
-      <w:proofErr w:type="gramStart"/>
-      <w:r>
-        <w:rPr>
-          <w:i/>
-          <w:iCs/>
-        </w:rPr>
-        <w:t>prove:</w:t>
-      </w:r>
-      <w:proofErr w:type="gramEnd"/>
-      <w:r>
-        <w:rPr>
-          <w:i/>
-          <w:iCs/>
-        </w:rPr>
-        <w:t xml:space="preserve"> drone denial is cheap against conventional mass, but still needs ownership because it reallocates doctrine, training, establishments, procurement and public explanation around territorial defence.</w:t>
-      </w:r>
-    </w:p>
-    <w:p>
-      <w:r>
-        <w:rPr>
+          <w:kern w:val="0"/>
+          <w:lang w:val="en-GB" w:eastAsia="en-GB"/>
+          <w14:ligatures w14:val="none"/>
+        </w:rPr>
+      </w:pPr>
+      <w:r>
+        <w:rPr>
+          <w:rFonts w:ascii="Times New Roman" w:hAnsi="Times New Roman" w:cs="Times New Roman"/>
           <w:b/>
           <w:bCs/>
-        </w:rPr>
-        <w:t>2. Neutrality.</w:t>
-      </w:r>
-      <w:r>
-        <w:t xml:space="preserve"> Why drone-centric denial is neutrality-compatible: territorial, defensive, non-expeditionary, no alliance dependency, not punishment, no threat beyond Ireland.</w:t>
-      </w:r>
-    </w:p>
-    <w:p>
-      <w:pPr>
-        <w:numPr>
-          <w:ilvl w:val="0"/>
-          <w:numId w:val="5"/>
-        </w:numPr>
-      </w:pPr>
-      <w:r>
-        <w:t>distinguish it from NATO forward defence, nuclear deterrence, punishment, militarised adventurism</w:t>
-      </w:r>
-    </w:p>
-    <w:p>
-      <w:pPr>
-        <w:numPr>
-          <w:ilvl w:val="0"/>
-          <w:numId w:val="5"/>
-        </w:numPr>
-      </w:pPr>
-      <w:r>
-        <w:t>the affirmative claim: the credible ability to make unauthorised lodgement, movement and sustainment on Irish territory slow, costly and uncertain</w:t>
-      </w:r>
-    </w:p>
-    <w:p>
-      <w:pPr>
-        <w:numPr>
-          <w:ilvl w:val="0"/>
-          <w:numId w:val="5"/>
-        </w:numPr>
-      </w:pPr>
-      <w:r>
-        <w:t xml:space="preserve">where EU/EDA/PfP </w:t>
-      </w:r>
-      <w:r>
-        <w:rPr>
-          <w:i/>
-          <w:iCs/>
-        </w:rPr>
-        <w:t>resource</w:t>
-      </w:r>
-      <w:r>
-        <w:t xml:space="preserve"> the posture without compromising neutrality</w:t>
-      </w:r>
-    </w:p>
-    <w:p>
-      <w:r>
-        <w:rPr>
+          <w:kern w:val="0"/>
+          <w:lang w:val="en-GB" w:eastAsia="en-GB"/>
+          <w14:ligatures w14:val="none"/>
+        </w:rPr>
+        <w:t>Recognition at the Senior and Political Level.</w:t>
+      </w:r>
+    </w:p>
+    <w:p>
+      <w:pPr>
+        <w:spacing w:after="0" w:line="360" w:lineRule="auto"/>
+        <w:jc w:val="both"/>
+        <w:rPr>
+          <w:rFonts w:ascii="Times New Roman" w:hAnsi="Times New Roman" w:cs="Times New Roman"/>
+          <w:kern w:val="0"/>
+          <w:lang w:val="en-GB" w:eastAsia="en-GB"/>
+          <w14:ligatures w14:val="none"/>
+        </w:rPr>
+      </w:pPr>
+      <w:r>
+        <w:rPr>
+          <w:rFonts w:ascii="Times New Roman" w:hAnsi="Times New Roman" w:cs="Times New Roman"/>
+          <w:kern w:val="0"/>
+          <w:lang w:val="en-GB" w:eastAsia="en-GB"/>
+          <w14:ligatures w14:val="none"/>
+        </w:rPr>
+        <w:t xml:space="preserve">The first requirement is recognition at both the senior military and political levels that UxS represent a disruptive shift in military affairs </w:t>
+      </w:r>
+      <w:r>
+        <w:rPr>
+          <w:rFonts w:ascii="Times New Roman" w:hAnsi="Times New Roman" w:cs="Times New Roman"/>
+          <w:kern w:val="0"/>
+          <w:vertAlign w:val="superscript"/>
+          <w:lang w:val="en-GB" w:eastAsia="en-GB"/>
+          <w14:ligatures w14:val="none"/>
+        </w:rPr>
+        <w:footnoteReference w:id="24"/>
+      </w:r>
+      <w:r>
+        <w:rPr>
+          <w:rFonts w:ascii="Times New Roman" w:hAnsi="Times New Roman" w:cs="Times New Roman"/>
+          <w:kern w:val="0"/>
+          <w:lang w:val="en-GB" w:eastAsia="en-GB"/>
+          <w14:ligatures w14:val="none"/>
+        </w:rPr>
+        <w:t xml:space="preserve"> rather than simply another technological enhancement. Historically, military organisations have often struggled to recognise discontinuous technological change, preferring to adapt existing structures rather than fundamentally reconsider them. Yet recent conflicts demonstrate that uncrewed systems are altering the relationship between mass, precision, persistence and survivability. For Ireland, whose Defence Forces face significant personnel shortages and resource constraints, UxS </w:t>
+      </w:r>
+      <w:r>
+        <w:rPr>
+          <w:rFonts w:ascii="Times New Roman" w:hAnsi="Times New Roman" w:cs="Times New Roman"/>
+          <w:kern w:val="0"/>
+          <w:lang w:val="en-GB" w:eastAsia="en-GB"/>
+          <w14:ligatures w14:val="none"/>
+        </w:rPr>
+        <w:lastRenderedPageBreak/>
+        <w:t>provide an opportunity to multiply the effectiveness of limited manpower. This requires political acknowledgement that investment in autonomous and remotely operated systems is not a niche procurement decision but a strategic adaptation to a changing security environment. Such recognition would align with the recommendations of the Commission on the Defence Forces, which identified technological transformation, digitalisation and enhanced surveillance capabilities as essential components of future force development. Framing UxS as part of a broader military revolution elevates the discussion beyond procurement towards strategic reform.</w:t>
+      </w:r>
+    </w:p>
+    <w:p>
+      <w:pPr>
+        <w:spacing w:after="0" w:line="360" w:lineRule="auto"/>
+        <w:jc w:val="both"/>
+        <w:rPr>
+          <w:rFonts w:ascii="Times New Roman" w:hAnsi="Times New Roman" w:cs="Times New Roman"/>
+          <w:kern w:val="0"/>
+          <w:lang w:val="en-GB" w:eastAsia="en-GB"/>
+          <w14:ligatures w14:val="none"/>
+        </w:rPr>
+      </w:pPr>
+    </w:p>
+    <w:p>
+      <w:pPr>
+        <w:spacing w:after="0" w:line="360" w:lineRule="auto"/>
+        <w:jc w:val="both"/>
+        <w:rPr>
+          <w:rFonts w:ascii="Times New Roman" w:hAnsi="Times New Roman" w:cs="Times New Roman"/>
           <w:b/>
           <w:bCs/>
-        </w:rPr>
-        <w:t>3. Clearly communicated</w:t>
-      </w:r>
-      <w:r>
-        <w:t xml:space="preserve"> – </w:t>
-      </w:r>
-      <w:r>
-        <w:t xml:space="preserve">keep distinct from neutrality. Neutrality is legibility to </w:t>
-      </w:r>
-      <w:r>
-        <w:rPr>
-          <w:i/>
-          <w:iCs/>
-        </w:rPr>
-        <w:t>friendly</w:t>
-      </w:r>
-      <w:r>
-        <w:t xml:space="preserve"> audiences; communication is also signalling to the </w:t>
-      </w:r>
-      <w:r>
-        <w:rPr>
-          <w:i/>
-          <w:iCs/>
-        </w:rPr>
-        <w:t>adversary's staff</w:t>
-      </w:r>
-      <w:r>
-        <w:t>. Both needed.</w:t>
-      </w:r>
-    </w:p>
-    <w:p>
-      <w:pPr>
-        <w:numPr>
-          <w:ilvl w:val="0"/>
-          <w:numId w:val="6"/>
-        </w:numPr>
-      </w:pPr>
-      <w:r>
-        <w:t>policy language, exercises, doctrine, procurement visibility, public explanation, EU engagement</w:t>
-      </w:r>
-    </w:p>
-    <w:p>
-      <w:pPr>
-        <w:numPr>
-          <w:ilvl w:val="0"/>
-          <w:numId w:val="6"/>
-        </w:numPr>
-      </w:pPr>
-      <w:r>
-        <w:t>how Ireland says this without sounding escalatory or ridiculous</w:t>
-      </w:r>
-    </w:p>
-    <w:p>
-      <w:r>
-        <w:rPr>
+          <w:kern w:val="0"/>
+          <w:lang w:val="en-GB" w:eastAsia="en-GB"/>
+          <w14:ligatures w14:val="none"/>
+        </w:rPr>
+      </w:pPr>
+      <w:r>
+        <w:rPr>
+          <w:rFonts w:ascii="Times New Roman" w:hAnsi="Times New Roman" w:cs="Times New Roman"/>
           <w:b/>
           <w:bCs/>
-        </w:rPr>
-        <w:t>4. Institutionally sustained.</w:t>
-      </w:r>
-      <w:r>
-        <w:t xml:space="preserve"> A posture only deters if it survives first contact.</w:t>
-      </w:r>
-    </w:p>
-    <w:p>
-      <w:pPr>
-        <w:numPr>
-          <w:ilvl w:val="0"/>
-          <w:numId w:val="7"/>
-        </w:numPr>
-      </w:pPr>
-      <w:r>
+          <w:kern w:val="0"/>
+          <w:lang w:val="en-GB" w:eastAsia="en-GB"/>
+          <w14:ligatures w14:val="none"/>
+        </w:rPr>
+        <w:t>The Production of a Guiding Vision.</w:t>
+      </w:r>
+    </w:p>
+    <w:p>
+      <w:pPr>
+        <w:spacing w:after="0" w:line="360" w:lineRule="auto"/>
+        <w:jc w:val="both"/>
+        <w:rPr>
+          <w:rFonts w:ascii="Times New Roman" w:hAnsi="Times New Roman" w:cs="Times New Roman"/>
+          <w:kern w:val="0"/>
+          <w:lang w:val="en-GB" w:eastAsia="en-GB"/>
+          <w14:ligatures w14:val="none"/>
+        </w:rPr>
+      </w:pPr>
+      <w:r>
+        <w:rPr>
+          <w:rFonts w:ascii="Times New Roman" w:hAnsi="Times New Roman" w:cs="Times New Roman"/>
+          <w:kern w:val="0"/>
+          <w:lang w:val="en-GB" w:eastAsia="en-GB"/>
+          <w14:ligatures w14:val="none"/>
+        </w:rPr>
+        <w:t>Political recognition must then be translated into a guiding vision. Military innovation succeeds when technological adoption is driven by coherent operational concepts rather than the availability of new equipment. Ireland therefore requires an operational concept that defines how UxS contribute to national defence objectives across land, maritime and air domains. Such a concept should emphasise persistent surveillance, intelligence collection, force protection and denial operations rather than offensive power projection. For light infantry, this means integrating reconnaissance drones, loitering munitions where politically acceptable, autonomous logistics platforms and electronic warfare systems into dispersed defensive operations. At sea, unmanned surface and underwater vehicles could strengthen maritime domain awareness and contribute to protecting critical underwater infrastructure within Ireland's extensive Exclusive Economic Zone. Supporting doctrine would provide common procedures, command relationships and tactical principles, ensuring that UxS become an integral part of operations rather than isolated specialist capabilities. Doctrine also ensures interoperability with European partners and NATO members during peace support, humanitarian assistance and maritime security operations while remaining entirely compatible with Ireland's policy of military neutrality.</w:t>
+      </w:r>
+    </w:p>
+    <w:p>
+      <w:pPr>
+        <w:spacing w:after="0" w:line="360" w:lineRule="auto"/>
+        <w:jc w:val="both"/>
+        <w:rPr>
+          <w:rFonts w:ascii="Times New Roman" w:hAnsi="Times New Roman" w:cs="Times New Roman"/>
+          <w:kern w:val="0"/>
+          <w:lang w:val="en-GB" w:eastAsia="en-GB"/>
+          <w14:ligatures w14:val="none"/>
+        </w:rPr>
+      </w:pPr>
+    </w:p>
+    <w:p>
+      <w:pPr>
+        <w:spacing w:after="0" w:line="360" w:lineRule="auto"/>
+        <w:jc w:val="both"/>
+        <w:rPr>
+          <w:rFonts w:ascii="Times New Roman" w:hAnsi="Times New Roman" w:cs="Times New Roman"/>
+          <w:b/>
+          <w:bCs/>
+          <w:kern w:val="0"/>
+          <w:lang w:val="en-GB" w:eastAsia="en-GB"/>
+          <w14:ligatures w14:val="none"/>
+        </w:rPr>
+      </w:pPr>
+      <w:r>
+        <w:rPr>
+          <w:rFonts w:ascii="Times New Roman" w:hAnsi="Times New Roman" w:cs="Times New Roman"/>
+          <w:b/>
+          <w:bCs/>
+          <w:kern w:val="0"/>
+          <w:lang w:val="en-GB" w:eastAsia="en-GB"/>
+          <w14:ligatures w14:val="none"/>
+        </w:rPr>
+        <w:t>The Industrialisation of Change.</w:t>
+      </w:r>
+    </w:p>
+    <w:p>
+      <w:pPr>
+        <w:spacing w:after="0" w:line="360" w:lineRule="auto"/>
+        <w:jc w:val="both"/>
+        <w:rPr>
+          <w:rFonts w:ascii="Times New Roman" w:hAnsi="Times New Roman" w:cs="Times New Roman"/>
+          <w:kern w:val="0"/>
+          <w:lang w:val="en-GB" w:eastAsia="en-GB"/>
+          <w14:ligatures w14:val="none"/>
+        </w:rPr>
+      </w:pPr>
+      <w:r>
+        <w:rPr>
+          <w:rFonts w:ascii="Times New Roman" w:hAnsi="Times New Roman" w:cs="Times New Roman"/>
+          <w:kern w:val="0"/>
+          <w:lang w:val="en-GB" w:eastAsia="en-GB"/>
+          <w14:ligatures w14:val="none"/>
+        </w:rPr>
+        <w:t xml:space="preserve">The third requirement is institutionalisation. Military innovation becomes credible only when organisations adapt themselves to sustain it. Creating dedicated UxS career pathways would signal that these capabilities are enduring rather than experimental. This requires recruiting and retaining personnel with expertise in robotics, artificial intelligence, software engineering and electronic warfare while integrating these specialists with operational commanders rather than separating technical and tactical functions. Modern uncrewed systems demand </w:t>
+      </w:r>
+      <w:r>
+        <w:rPr>
+          <w:rFonts w:ascii="Times New Roman" w:hAnsi="Times New Roman" w:cs="Times New Roman"/>
+          <w:kern w:val="0"/>
+          <w:lang w:val="en-GB" w:eastAsia="en-GB"/>
+          <w14:ligatures w14:val="none"/>
+        </w:rPr>
         <w:lastRenderedPageBreak/>
-        <w:t>stock depth, batteries, spares, repair, replacement; EW adaptation; training pipelines; standing experimentation; procurement agility; sovereign/EU supply-chain resilience; doctrinal ownership in the DF</w:t>
-      </w:r>
-    </w:p>
-    <w:p>
-      <w:pPr>
-        <w:numPr>
-          <w:ilvl w:val="0"/>
-          <w:numId w:val="7"/>
-        </w:numPr>
-      </w:pPr>
-      <w:r>
-        <w:rPr>
-          <w:i/>
-          <w:iCs/>
-        </w:rPr>
-        <w:t>branch laydown (infantry / ordnance / CIS / engineers / artillery / cross-branch)</w:t>
-      </w:r>
-      <w:r>
-        <w:rPr>
-          <w:i/>
-          <w:iCs/>
-        </w:rPr>
-        <w:t xml:space="preserve"> – </w:t>
-      </w:r>
-      <w:r>
-        <w:rPr>
-          <w:i/>
-          <w:iCs/>
-        </w:rPr>
-        <w:t>inherit the echelon findings already in the first half; don't relitigate them</w:t>
-      </w:r>
-    </w:p>
-    <w:p>
-      <w:pPr>
-        <w:numPr>
-          <w:ilvl w:val="0"/>
-          <w:numId w:val="7"/>
-        </w:numPr>
-      </w:pPr>
-      <w:r>
-        <w:rPr>
-          <w:i/>
-          <w:iCs/>
-        </w:rPr>
-        <w:t xml:space="preserve">Line to </w:t>
-      </w:r>
-      <w:proofErr w:type="gramStart"/>
-      <w:r>
-        <w:rPr>
-          <w:i/>
-          <w:iCs/>
-        </w:rPr>
-        <w:t>prove:</w:t>
-      </w:r>
-      <w:proofErr w:type="gramEnd"/>
-      <w:r>
-        <w:rPr>
-          <w:i/>
-          <w:iCs/>
-        </w:rPr>
-        <w:t xml:space="preserve"> cheap systems create the opportunity; institutions create the deterrent.</w:t>
+        <w:t>multidisciplinary teams where technicians, intelligence analysts and combat leaders work collaboratively. Professional military education should therefore incorporate autonomous systems, human-machine teaming and counter-UxS operations throughout career progression. Institutional change also requires adapting procurement organisations, maintenance structures and training establishments to support rapid technological iteration rather than the traditionally slow acquisition cycles associated with major defence platforms.</w:t>
+      </w:r>
+    </w:p>
+    <w:p>
+      <w:pPr>
+        <w:spacing w:after="0" w:line="360" w:lineRule="auto"/>
+        <w:jc w:val="both"/>
+        <w:rPr>
+          <w:rFonts w:ascii="Times New Roman" w:hAnsi="Times New Roman" w:cs="Times New Roman"/>
+          <w:kern w:val="0"/>
+          <w:lang w:val="en-GB" w:eastAsia="en-GB"/>
+          <w14:ligatures w14:val="none"/>
+        </w:rPr>
+      </w:pPr>
+    </w:p>
+    <w:p>
+      <w:pPr>
+        <w:spacing w:after="0" w:line="360" w:lineRule="auto"/>
+        <w:jc w:val="both"/>
+        <w:rPr>
+          <w:rFonts w:ascii="Times New Roman" w:hAnsi="Times New Roman" w:cs="Times New Roman"/>
+          <w:b/>
+          <w:bCs/>
+          <w:kern w:val="0"/>
+          <w:lang w:val="en-GB" w:eastAsia="en-GB"/>
+          <w14:ligatures w14:val="none"/>
+        </w:rPr>
+      </w:pPr>
+      <w:r>
+        <w:rPr>
+          <w:rFonts w:ascii="Times New Roman" w:hAnsi="Times New Roman" w:cs="Times New Roman"/>
+          <w:b/>
+          <w:bCs/>
+          <w:kern w:val="0"/>
+          <w:lang w:val="en-GB" w:eastAsia="en-GB"/>
+          <w14:ligatures w14:val="none"/>
+        </w:rPr>
+        <w:t>Experimentation, Wargaming, Training.</w:t>
+      </w:r>
+    </w:p>
+    <w:p>
+      <w:pPr>
+        <w:spacing w:after="0" w:line="360" w:lineRule="auto"/>
+        <w:jc w:val="both"/>
+        <w:rPr>
+          <w:rFonts w:ascii="Times New Roman" w:hAnsi="Times New Roman" w:cs="Times New Roman"/>
+          <w:kern w:val="0"/>
+          <w:lang w:val="en-GB" w:eastAsia="en-GB"/>
+          <w14:ligatures w14:val="none"/>
+        </w:rPr>
+      </w:pPr>
+      <w:r>
+        <w:rPr>
+          <w:rFonts w:ascii="Times New Roman" w:hAnsi="Times New Roman" w:cs="Times New Roman"/>
+          <w:kern w:val="0"/>
+          <w:lang w:val="en-GB" w:eastAsia="en-GB"/>
+          <w14:ligatures w14:val="none"/>
+        </w:rPr>
+        <w:t>The decisive stage in transforming a tactical concept into credible policy is experimentation through wargaming, training, exercising and evaluation. New ideas acquire legitimacy only when repeatedly tested against realistic operational problems. Wargaming allows commanders to explore how UxS enabled light infantry denial operations would respond to likely threats against Irish territory or critical infrastructure. These conceptual insights should inform progressively more demanding field exercises where unmanned systems operate alongside conventional forces under realistic conditions. Lessons identified during experimentation must directly inform doctrinal refinement, force structure and procurement decisions. As tactics become standardised and personnel gain operational confidence, UxS integration transitions from innovation to normal military practice. Importantly, this iterative process provides political leaders with demonstrable evidence that investment in autonomous systems generates measurable improvements in operational effectiveness. Rather than relying upon theoretical arguments, Defence can point to validated concepts, tested doctrine and exercised capability as justification for continued investment.</w:t>
+      </w:r>
+    </w:p>
+    <w:p>
+      <w:pPr>
+        <w:spacing w:after="0" w:line="360" w:lineRule="auto"/>
+        <w:jc w:val="both"/>
+        <w:rPr>
+          <w:rFonts w:ascii="Times New Roman" w:hAnsi="Times New Roman" w:cs="Times New Roman"/>
+          <w:kern w:val="0"/>
+          <w:lang w:val="en-GB" w:eastAsia="en-GB"/>
+          <w14:ligatures w14:val="none"/>
+        </w:rPr>
+      </w:pPr>
+    </w:p>
+    <w:p>
+      <w:pPr>
+        <w:spacing w:after="0" w:line="360" w:lineRule="auto"/>
+        <w:jc w:val="both"/>
+        <w:rPr>
+          <w:rFonts w:ascii="Times New Roman" w:hAnsi="Times New Roman" w:cs="Times New Roman"/>
+          <w:b/>
+          <w:bCs/>
+          <w:kern w:val="0"/>
+          <w:lang w:val="en-GB" w:eastAsia="en-GB"/>
+          <w14:ligatures w14:val="none"/>
+        </w:rPr>
+      </w:pPr>
+      <w:r>
+        <w:rPr>
+          <w:rFonts w:ascii="Times New Roman" w:hAnsi="Times New Roman" w:cs="Times New Roman"/>
+          <w:b/>
+          <w:bCs/>
+          <w:kern w:val="0"/>
+          <w:lang w:val="en-GB" w:eastAsia="en-GB"/>
+          <w14:ligatures w14:val="none"/>
+        </w:rPr>
+        <w:t>Technological Adaption.</w:t>
+      </w:r>
+    </w:p>
+    <w:p>
+      <w:pPr>
+        <w:spacing w:after="0" w:line="360" w:lineRule="auto"/>
+        <w:jc w:val="both"/>
+        <w:rPr>
+          <w:rFonts w:ascii="Times New Roman" w:hAnsi="Times New Roman" w:cs="Times New Roman"/>
+          <w:kern w:val="0"/>
+          <w:lang w:val="en-GB" w:eastAsia="en-GB"/>
+          <w14:ligatures w14:val="none"/>
+        </w:rPr>
+      </w:pPr>
+      <w:r>
+        <w:rPr>
+          <w:rFonts w:ascii="Times New Roman" w:hAnsi="Times New Roman" w:cs="Times New Roman"/>
+          <w:kern w:val="0"/>
+          <w:lang w:val="en-GB" w:eastAsia="en-GB"/>
+          <w14:ligatures w14:val="none"/>
+        </w:rPr>
+        <w:t xml:space="preserve">Maintaining credibility also requires continuous technological adaptation. One of the defining characteristics of contemporary uncrewed warfare is the exceptionally rapid pace of innovation. Commercial drone technologies evolve within months rather than decades, while electronic warfare continuously drives adaptation in communications, autonomy and survivability. Ireland cannot therefore view UxS procurement as a once-off acquisition programme. Instead, defence planning must establish mechanisms for continual capability development through spiral acquisition, modular architectures and regular technology insertion. Open systems allowing rapid integration of new sensors, communications and software will reduce obsolescence while enabling adaptation to emerging threats. Such an </w:t>
+      </w:r>
+      <w:r>
+        <w:rPr>
+          <w:rFonts w:ascii="Times New Roman" w:hAnsi="Times New Roman" w:cs="Times New Roman"/>
+          <w:kern w:val="0"/>
+          <w:lang w:val="en-GB" w:eastAsia="en-GB"/>
+          <w14:ligatures w14:val="none"/>
+        </w:rPr>
+        <w:lastRenderedPageBreak/>
+        <w:t>approach better reflects the innovation cycles of civilian technology industries and ensures that Defence Forces capabilities remain operationally relevant despite constrained budgets.</w:t>
+      </w:r>
+    </w:p>
+    <w:p>
+      <w:pPr>
+        <w:spacing w:after="0" w:line="360" w:lineRule="auto"/>
+        <w:jc w:val="both"/>
+        <w:rPr>
+          <w:rFonts w:ascii="Times New Roman" w:hAnsi="Times New Roman" w:cs="Times New Roman"/>
+          <w:kern w:val="0"/>
+          <w:lang w:val="en-GB" w:eastAsia="en-GB"/>
+          <w14:ligatures w14:val="none"/>
+        </w:rPr>
+      </w:pPr>
+    </w:p>
+    <w:p>
+      <w:pPr>
+        <w:spacing w:after="0" w:line="360" w:lineRule="auto"/>
+        <w:jc w:val="both"/>
+        <w:rPr>
+          <w:rFonts w:ascii="Times New Roman" w:hAnsi="Times New Roman" w:cs="Times New Roman"/>
+          <w:b/>
+          <w:bCs/>
+          <w:kern w:val="0"/>
+          <w:lang w:val="en-GB" w:eastAsia="en-GB"/>
+          <w14:ligatures w14:val="none"/>
+        </w:rPr>
+      </w:pPr>
+    </w:p>
+    <w:p>
+      <w:pPr>
+        <w:spacing w:after="0" w:line="360" w:lineRule="auto"/>
+        <w:jc w:val="both"/>
+        <w:rPr>
+          <w:rFonts w:ascii="Times New Roman" w:hAnsi="Times New Roman" w:cs="Times New Roman"/>
+          <w:b/>
+          <w:bCs/>
+          <w:kern w:val="0"/>
+          <w:lang w:val="en-GB" w:eastAsia="en-GB"/>
+          <w14:ligatures w14:val="none"/>
+        </w:rPr>
+      </w:pPr>
+      <w:r>
+        <w:rPr>
+          <w:rFonts w:ascii="Times New Roman" w:hAnsi="Times New Roman" w:cs="Times New Roman"/>
+          <w:b/>
+          <w:bCs/>
+          <w:kern w:val="0"/>
+          <w:lang w:val="en-GB" w:eastAsia="en-GB"/>
+          <w14:ligatures w14:val="none"/>
+        </w:rPr>
+        <w:t>Industrial Engagement.</w:t>
+      </w:r>
+    </w:p>
+    <w:p>
+      <w:pPr>
+        <w:spacing w:after="0" w:line="360" w:lineRule="auto"/>
+        <w:jc w:val="both"/>
+        <w:rPr>
+          <w:rFonts w:ascii="Times New Roman" w:hAnsi="Times New Roman" w:cs="Times New Roman"/>
+          <w:kern w:val="0"/>
+          <w:lang w:val="en-GB" w:eastAsia="en-GB"/>
+          <w14:ligatures w14:val="none"/>
+        </w:rPr>
+      </w:pPr>
+      <w:r>
+        <w:rPr>
+          <w:rFonts w:ascii="Times New Roman" w:hAnsi="Times New Roman" w:cs="Times New Roman"/>
+          <w:kern w:val="0"/>
+          <w:lang w:val="en-GB" w:eastAsia="en-GB"/>
+          <w14:ligatures w14:val="none"/>
+        </w:rPr>
+        <w:t>Industrial engagement forms another essential pillar of credible policy. Effective military capability depends not only upon equipment quality but also upon the capacity to produce, maintain and replace systems at sufficient scale. The Ukraine conflict has demonstrated that affordable mass frequently outweighs exquisite capability when attrition is high. Ireland should therefore strengthen partnerships between the Defence Forces, indigenous defence and technology companies, universities and research institutions to establish sustainable domestic capability in autonomous systems. Indigenous production enhances strategic resilience, reduces dependence on overseas suppliers and creates opportunities for innovation within Ireland's expanding technology sector. Collaboration with European defence initiatives can further support industrial development while reinforcing wider European security cooperation. Such partnerships transform defence expenditure from a purely consumptive cost into an investment supporting national innovation and industrial capacity.</w:t>
+      </w:r>
+    </w:p>
+    <w:p>
+      <w:pPr>
+        <w:spacing w:after="0" w:line="360" w:lineRule="auto"/>
+        <w:jc w:val="both"/>
+        <w:rPr>
+          <w:rFonts w:ascii="Times New Roman" w:hAnsi="Times New Roman" w:cs="Times New Roman"/>
+          <w:kern w:val="0"/>
+          <w:lang w:val="en-GB" w:eastAsia="en-GB"/>
+          <w14:ligatures w14:val="none"/>
+        </w:rPr>
+      </w:pPr>
+    </w:p>
+    <w:p>
+      <w:pPr>
+        <w:spacing w:after="0" w:line="360" w:lineRule="auto"/>
+        <w:jc w:val="both"/>
+        <w:rPr>
+          <w:rFonts w:ascii="Times New Roman" w:hAnsi="Times New Roman" w:cs="Times New Roman"/>
+          <w:b/>
+          <w:bCs/>
+          <w:kern w:val="0"/>
+          <w:lang w:val="en-GB" w:eastAsia="en-GB"/>
+          <w14:ligatures w14:val="none"/>
+        </w:rPr>
+      </w:pPr>
+      <w:r>
+        <w:rPr>
+          <w:rFonts w:ascii="Times New Roman" w:hAnsi="Times New Roman" w:cs="Times New Roman"/>
+          <w:b/>
+          <w:bCs/>
+          <w:kern w:val="0"/>
+          <w:lang w:val="en-GB" w:eastAsia="en-GB"/>
+          <w14:ligatures w14:val="none"/>
+        </w:rPr>
+        <w:t>The Multi-Stakeholder Approach.</w:t>
+      </w:r>
+    </w:p>
+    <w:p>
+      <w:pPr>
+        <w:spacing w:after="0" w:line="360" w:lineRule="auto"/>
+        <w:jc w:val="both"/>
+        <w:rPr>
+          <w:rFonts w:ascii="Times New Roman" w:hAnsi="Times New Roman" w:cs="Times New Roman"/>
+          <w:kern w:val="0"/>
+          <w:lang w:val="en-GB" w:eastAsia="en-GB"/>
+          <w14:ligatures w14:val="none"/>
+        </w:rPr>
+      </w:pPr>
+      <w:r>
+        <w:rPr>
+          <w:rFonts w:ascii="Times New Roman" w:hAnsi="Times New Roman" w:cs="Times New Roman"/>
+          <w:kern w:val="0"/>
+          <w:lang w:val="en-GB" w:eastAsia="en-GB"/>
+          <w14:ligatures w14:val="none"/>
+        </w:rPr>
+        <w:t>Finally, successful UxS integration requires a genuinely multi-stakeholder approach. Defence transformation cannot occur solely within military institutions. Political leadership, government departments, academia, industry and regulatory authorities must all contribute to capability development. Such collaboration avoids organisational silos while ensuring that ethical, legal, financial and operational considerations develop together. Civilian oversight is particularly important given the political sensitivities surrounding autonomy, artificial intelligence and military neutrality. Transparent governance strengthens public confidence that autonomous systems are enhancing national resilience rather than fundamentally altering Ireland's defence posture. Equally, engagement with emergency services, the Coast Guard and other state agencies creates opportunities for dual-use capability, allowing investments in surveillance and autonomous technologies to contribute to disaster response, search and rescue and maritime security alongside military tasks.</w:t>
+      </w:r>
+    </w:p>
+    <w:p>
+      <w:pPr>
+        <w:spacing w:after="0" w:line="360" w:lineRule="auto"/>
+        <w:jc w:val="both"/>
+        <w:rPr>
+          <w:rFonts w:ascii="Times New Roman" w:hAnsi="Times New Roman" w:cs="Times New Roman"/>
+          <w:kern w:val="0"/>
+          <w:lang w:val="en-GB" w:eastAsia="en-GB"/>
+          <w14:ligatures w14:val="none"/>
+        </w:rPr>
+      </w:pPr>
+    </w:p>
+    <w:p>
+      <w:pPr>
+        <w:spacing w:after="0" w:line="360" w:lineRule="auto"/>
+        <w:jc w:val="both"/>
+        <w:rPr>
+          <w:rFonts w:ascii="Times New Roman" w:hAnsi="Times New Roman" w:cs="Times New Roman"/>
+          <w:b/>
+          <w:bCs/>
+          <w:kern w:val="0"/>
+          <w:lang w:val="en-GB" w:eastAsia="en-GB"/>
+          <w14:ligatures w14:val="none"/>
+        </w:rPr>
+      </w:pPr>
+      <w:r>
+        <w:rPr>
+          <w:rFonts w:ascii="Times New Roman" w:hAnsi="Times New Roman" w:cs="Times New Roman"/>
+          <w:b/>
+          <w:bCs/>
+          <w:kern w:val="0"/>
+          <w:lang w:val="en-GB" w:eastAsia="en-GB"/>
+          <w14:ligatures w14:val="none"/>
+        </w:rPr>
+        <w:t>Engaging with Partners.</w:t>
+      </w:r>
+    </w:p>
+    <w:p>
+      <w:pPr>
+        <w:spacing w:after="0" w:line="360" w:lineRule="auto"/>
+        <w:jc w:val="both"/>
+        <w:rPr>
+          <w:rFonts w:ascii="Times New Roman" w:hAnsi="Times New Roman" w:cs="Times New Roman"/>
+          <w:kern w:val="0"/>
+          <w:lang w:val="en-GB" w:eastAsia="en-GB"/>
+          <w14:ligatures w14:val="none"/>
+        </w:rPr>
+      </w:pPr>
+      <w:r>
+        <w:rPr>
+          <w:rFonts w:ascii="Times New Roman" w:hAnsi="Times New Roman" w:cs="Times New Roman"/>
+          <w:kern w:val="0"/>
+          <w:lang w:val="en-GB" w:eastAsia="en-GB"/>
+          <w14:ligatures w14:val="none"/>
+        </w:rPr>
+        <w:lastRenderedPageBreak/>
+        <w:t>Within Irish defence policy, a UxS enabled light infantry denial posture therefore occupies an important middle ground between symbolic defence and conventional deterrence. It neither seeks offensive expeditionary capability nor attempts to replicate the force structures of larger European militaries. Instead, it exploits Ireland's geographical advantages, supports territorial surveillance, complicates hostile military activity and increases the costs of coercion while remaining consistent with military neutrality. Practical interoperability with European Union partners and NATO members is enhanced through common communications, doctrine and operating procedures rather than alliance membership itself. The resulting force would be capable of contributing meaningfully to domestic security, maritime surveillance and international peace support operations while remaining firmly grounded in Irish strategic culture.</w:t>
+      </w:r>
+    </w:p>
+    <w:p>
+      <w:pPr>
+        <w:spacing w:after="0" w:line="360" w:lineRule="auto"/>
+        <w:jc w:val="both"/>
+        <w:rPr>
+          <w:rFonts w:ascii="Times New Roman" w:hAnsi="Times New Roman" w:cs="Times New Roman"/>
+          <w:kern w:val="0"/>
+          <w:lang w:val="en-GB" w:eastAsia="en-GB"/>
+          <w14:ligatures w14:val="none"/>
+        </w:rPr>
+      </w:pPr>
+    </w:p>
+    <w:p>
+      <w:pPr>
+        <w:spacing w:after="0" w:line="360" w:lineRule="auto"/>
+        <w:jc w:val="both"/>
+        <w:rPr>
+          <w:rFonts w:ascii="Times New Roman" w:hAnsi="Times New Roman" w:cs="Times New Roman"/>
+          <w:b/>
+          <w:bCs/>
+          <w:kern w:val="0"/>
+          <w:lang w:val="en-GB" w:eastAsia="en-GB"/>
+          <w14:ligatures w14:val="none"/>
+        </w:rPr>
+      </w:pPr>
+      <w:r>
+        <w:rPr>
+          <w:rFonts w:ascii="Times New Roman" w:hAnsi="Times New Roman" w:cs="Times New Roman"/>
+          <w:b/>
+          <w:bCs/>
+          <w:kern w:val="0"/>
+          <w:lang w:val="en-GB" w:eastAsia="en-GB"/>
+          <w14:ligatures w14:val="none"/>
+        </w:rPr>
+        <w:t>Challenges to Credible Integration.</w:t>
+      </w:r>
+    </w:p>
+    <w:p>
+      <w:pPr>
+        <w:spacing w:after="0" w:line="360" w:lineRule="auto"/>
+        <w:jc w:val="both"/>
+        <w:rPr>
+          <w:rFonts w:ascii="Times New Roman" w:hAnsi="Times New Roman" w:cs="Times New Roman"/>
+          <w:kern w:val="0"/>
+          <w:lang w:val="en-GB" w:eastAsia="en-GB"/>
+          <w14:ligatures w14:val="none"/>
+        </w:rPr>
+      </w:pPr>
+      <w:r>
+        <w:rPr>
+          <w:rFonts w:ascii="Times New Roman" w:hAnsi="Times New Roman" w:cs="Times New Roman"/>
+          <w:kern w:val="0"/>
+          <w:lang w:val="en-GB" w:eastAsia="en-GB"/>
+          <w14:ligatures w14:val="none"/>
+        </w:rPr>
+        <w:t>Nevertheless, significant constraints remain. Chronic recruitment and retention difficulties continue to challenge Defence Forces modernisation. Procurement processes are often slow and risk-averse, while sustained political commitment to increased defence expenditure cannot be assumed. Ethical concerns surrounding autonomous systems require careful policy development, particularly where lethal capabilities are considered. Ireland's relatively small industrial base may also limit domestic production without substantial collaboration with European partners. Finally, organisational culture frequently favours incremental adaptation over disruptive change, making institutional resistance an enduring obstacle to transformation.</w:t>
+      </w:r>
+    </w:p>
+    <w:p>
+      <w:pPr>
+        <w:spacing w:after="0" w:line="360" w:lineRule="auto"/>
+        <w:jc w:val="both"/>
+        <w:rPr>
+          <w:rFonts w:ascii="Times New Roman" w:hAnsi="Times New Roman" w:cs="Times New Roman"/>
+          <w:kern w:val="0"/>
+          <w:lang w:val="en-GB" w:eastAsia="en-GB"/>
+          <w14:ligatures w14:val="none"/>
+        </w:rPr>
+      </w:pPr>
+    </w:p>
+    <w:p>
+      <w:pPr>
+        <w:spacing w:after="0" w:line="360" w:lineRule="auto"/>
+        <w:jc w:val="both"/>
+        <w:rPr>
+          <w:rFonts w:ascii="Times New Roman" w:hAnsi="Times New Roman" w:cs="Times New Roman"/>
+          <w:kern w:val="0"/>
+          <w:lang w:val="en-GB" w:eastAsia="en-GB"/>
+          <w14:ligatures w14:val="none"/>
+        </w:rPr>
+      </w:pPr>
+      <w:commentRangeStart w:id="3"/>
+      <w:r>
+        <w:rPr>
+          <w:rFonts w:ascii="Times New Roman" w:hAnsi="Times New Roman" w:cs="Times New Roman"/>
+          <w:b/>
+          <w:bCs/>
+          <w:color w:val="FF0000"/>
+          <w:kern w:val="0"/>
+          <w:lang w:val="en-GB" w:eastAsia="en-GB"/>
+          <w14:ligatures w14:val="none"/>
+        </w:rPr>
+        <w:t>Ultimately, the credibility of UxS integration within Irish defence policy will not be determined by the sophistication of the technology itself but by the effectiveness of the institutions that adopt it.</w:t>
+      </w:r>
+      <w:r>
+        <w:rPr>
+          <w:rFonts w:ascii="Times New Roman" w:hAnsi="Times New Roman" w:cs="Times New Roman"/>
+          <w:color w:val="FF0000"/>
+          <w:kern w:val="0"/>
+          <w:lang w:val="en-GB" w:eastAsia="en-GB"/>
+          <w14:ligatures w14:val="none"/>
+        </w:rPr>
+        <w:t xml:space="preserve"> </w:t>
+      </w:r>
+      <w:commentRangeEnd w:id="3"/>
+      <w:r>
+        <w:rPr>
+          <w:rStyle w:val="CommentReference"/>
+          <w:rFonts w:ascii="Times New Roman" w:hAnsi="Times New Roman" w:cs="Times New Roman"/>
+          <w:kern w:val="0"/>
+          <w:sz w:val="24"/>
+          <w:szCs w:val="24"/>
+          <w:lang w:val="en-GB" w:eastAsia="en-GB"/>
+          <w14:ligatures w14:val="none"/>
+        </w:rPr>
+        <w:commentReference w:id="3"/>
+      </w:r>
+      <w:r>
+        <w:rPr>
+          <w:rFonts w:ascii="Times New Roman" w:hAnsi="Times New Roman" w:cs="Times New Roman"/>
+          <w:kern w:val="0"/>
+          <w:lang w:val="en-GB" w:eastAsia="en-GB"/>
+          <w14:ligatures w14:val="none"/>
+        </w:rPr>
+        <w:t>Recognition of disruptive military change, coherent operational concepts, institutional reform, rigorous experimentation, continuous technological adaptation, industrial partnership and multi-stakeholder governance together provide the pathway from tactical innovation to enduring capability. By following this process, Ireland can develop a defence posture that is affordable, credible and aligned with its strategic objectives, demonstrating that UxS-enabled denial is not merely an attractive tactical concept but a realistic and sustainable foundation for future Irish defence policy.</w:t>
+      </w:r>
+    </w:p>
+    <w:p/>
+    <w:p>
+      <w:pPr>
+        <w:keepNext/>
+        <w:keepLines/>
+        <w:spacing w:before="160" w:after="80"/>
+        <w:outlineLvl w:val="1"/>
+        <w:rPr>
+          <w:rFonts w:asciiTheme="majorHAnsi" w:eastAsiaTheme="majorEastAsia" w:hAnsiTheme="majorHAnsi" w:cstheme="majorBidi"/>
+          <w:color w:val="0F4761" w:themeColor="accent1" w:themeShade="BF"/>
+          <w:sz w:val="32"/>
+          <w:szCs w:val="32"/>
+        </w:rPr>
+      </w:pPr>
+      <w:r>
+        <w:rPr>
+          <w:rFonts w:asciiTheme="majorHAnsi" w:eastAsiaTheme="majorEastAsia" w:hAnsiTheme="majorHAnsi" w:cstheme="majorBidi"/>
+          <w:color w:val="0F4761" w:themeColor="accent1" w:themeShade="BF"/>
+          <w:sz w:val="32"/>
+          <w:szCs w:val="32"/>
+        </w:rPr>
+        <w:lastRenderedPageBreak/>
+        <w:t>Conclusion</w:t>
+      </w:r>
+    </w:p>
+    <w:p>
+      <w:r>
+        <w:t>[]</w:t>
       </w:r>
     </w:p>
     <w:p/>
@@ -2023,6 +2395,83 @@
 </w:document>
 </file>
 
+<file path=word/comments.xml><?xml version="1.0" encoding="utf-8"?>
+<w:comments xmlns:wpc="http://schemas.microsoft.com/office/word/2010/wordprocessingCanvas" xmlns:cx="http://schemas.microsoft.com/office/drawing/2014/chartex" xmlns:cx1="http://schemas.microsoft.com/office/drawing/2015/9/8/chartex" xmlns:cx2="http://schemas.microsoft.com/office/drawing/2015/10/21/chartex" xmlns:cx3="http://schemas.microsoft.com/office/drawing/2016/5/9/chartex" xmlns:cx4="http://schemas.microsoft.com/office/drawing/2016/5/10/chartex" xmlns:cx5="http://schemas.microsoft.com/office/drawing/2016/5/11/chartex" xmlns:cx6="http://schemas.microsoft.com/office/drawing/2016/5/12/chartex" xmlns:cx7="http://schemas.microsoft.com/office/drawing/2016/5/13/chartex" xmlns:cx8="http://schemas.microsoft.com/office/drawing/2016/5/14/chartex" xmlns:mc="http://schemas.openxmlformats.org/markup-compatibility/2006" xmlns:aink="http://schemas.microsoft.com/office/drawing/2016/ink" xmlns:am3d="http://schemas.microsoft.com/office/drawing/2017/model3d" xmlns:o="urn:schemas-microsoft-com:office:office" xmlns:oel="http://schemas.microsoft.com/office/2019/extlst" xmlns:r="http://schemas.openxmlformats.org/officeDocument/2006/relationships" xmlns:m="http://schemas.openxmlformats.org/officeDocument/2006/math" xmlns:v="urn:schemas-microsoft-com:vml" xmlns:wp14="http://schemas.microsoft.com/office/word/2010/wordprocessingDrawing" xmlns:wp="http://schemas.openxmlformats.org/drawingml/2006/wordprocessingDrawing" xmlns:w10="urn:schemas-microsoft-com:office:word" xmlns:w="http://schemas.openxmlformats.org/wordprocessingml/2006/main" xmlns:w14="http://schemas.microsoft.com/office/word/2010/wordml" xmlns:w15="http://schemas.microsoft.com/office/word/2012/wordml" xmlns:w16cex="http://schemas.microsoft.com/office/word/2018/wordml/cex" xmlns:w16cid="http://schemas.microsoft.com/office/word/2016/wordml/cid" xmlns:w16="http://schemas.microsoft.com/office/word/2018/wordml" xmlns:w16du="http://schemas.microsoft.com/office/word/2023/wordml/word16du" xmlns:w16sdtdh="http://schemas.microsoft.com/office/word/2020/wordml/sdtdatahash" xmlns:w16sdtfl="http://schemas.microsoft.com/office/word/2024/wordml/sdtformatlock" xmlns:w16se="http://schemas.microsoft.com/office/word/2015/wordml/symex" xmlns:wpg="http://schemas.microsoft.com/office/word/2010/wordprocessingGroup" xmlns:wpi="http://schemas.microsoft.com/office/word/2010/wordprocessingInk" xmlns:wne="http://schemas.microsoft.com/office/word/2006/wordml" xmlns:wps="http://schemas.microsoft.com/office/word/2010/wordprocessingShape" mc:Ignorable="w14 w15 w16se w16cid w16 w16cex w16sdtdh w16sdtfl w16du wp14">
+  <w:comment w:id="1" w:author="Eoin O'Brien" w:date="2026-07-06T16:35:00Z" w:initials="EO">
+    <w:p>
+      <w:pPr>
+        <w:pStyle w:val="CommentText"/>
+      </w:pPr>
+      <w:r>
+        <w:rPr>
+          <w:rStyle w:val="CommentReference"/>
+        </w:rPr>
+        <w:annotationRef/>
+      </w:r>
+      <w:r>
+        <w:t>This must link better</w:t>
+      </w:r>
+    </w:p>
+  </w:comment>
+  <w:comment w:id="2" w:author="Eoin O'Brien" w:date="2026-07-06T16:35:00Z" w:initials="EO">
+    <w:p>
+      <w:pPr>
+        <w:pStyle w:val="CommentText"/>
+      </w:pPr>
+      <w:r>
+        <w:rPr>
+          <w:rStyle w:val="CommentReference"/>
+        </w:rPr>
+        <w:annotationRef/>
+      </w:r>
+      <w:r>
+        <w:t xml:space="preserve">This is the core argument </w:t>
+      </w:r>
+    </w:p>
+  </w:comment>
+  <w:comment w:id="3" w:author="Eoin O'Brien" w:date="2026-07-06T17:10:00Z" w:initials="EO">
+    <w:p>
+      <w:pPr>
+        <w:pStyle w:val="CommentText"/>
+      </w:pPr>
+      <w:r>
+        <w:rPr>
+          <w:rStyle w:val="CommentReference"/>
+        </w:rPr>
+        <w:annotationRef/>
+      </w:r>
+      <w:r>
+        <w:t>This is my concluding statement. The technology isn’t the important part, the procurement, adoption and adaption culture is what make it a credible defence policy.</w:t>
+      </w:r>
+    </w:p>
+  </w:comment>
+</w:comments>
+</file>
+
+<file path=word/commentsExtended.xml><?xml version="1.0" encoding="utf-8"?>
+<w15:commentsEx xmlns:wpc="http://schemas.microsoft.com/office/word/2010/wordprocessingCanvas" xmlns:cx="http://schemas.microsoft.com/office/drawing/2014/chartex" xmlns:cx1="http://schemas.microsoft.com/office/drawing/2015/9/8/chartex" xmlns:cx2="http://schemas.microsoft.com/office/drawing/2015/10/21/chartex" xmlns:cx3="http://schemas.microsoft.com/office/drawing/2016/5/9/chartex" xmlns:cx4="http://schemas.microsoft.com/office/drawing/2016/5/10/chartex" xmlns:cx5="http://schemas.microsoft.com/office/drawing/2016/5/11/chartex" xmlns:cx6="http://schemas.microsoft.com/office/drawing/2016/5/12/chartex" xmlns:cx7="http://schemas.microsoft.com/office/drawing/2016/5/13/chartex" xmlns:cx8="http://schemas.microsoft.com/office/drawing/2016/5/14/chartex" xmlns:mc="http://schemas.openxmlformats.org/markup-compatibility/2006" xmlns:aink="http://schemas.microsoft.com/office/drawing/2016/ink" xmlns:am3d="http://schemas.microsoft.com/office/drawing/2017/model3d" xmlns:o="urn:schemas-microsoft-com:office:office" xmlns:oel="http://schemas.microsoft.com/office/2019/extlst" xmlns:r="http://schemas.openxmlformats.org/officeDocument/2006/relationships" xmlns:m="http://schemas.openxmlformats.org/officeDocument/2006/math" xmlns:v="urn:schemas-microsoft-com:vml" xmlns:wp14="http://schemas.microsoft.com/office/word/2010/wordprocessingDrawing" xmlns:wp="http://schemas.openxmlformats.org/drawingml/2006/wordprocessingDrawing" xmlns:w10="urn:schemas-microsoft-com:office:word" xmlns:w="http://schemas.openxmlformats.org/wordprocessingml/2006/main" xmlns:w14="http://schemas.microsoft.com/office/word/2010/wordml" xmlns:w15="http://schemas.microsoft.com/office/word/2012/wordml" xmlns:w16cex="http://schemas.microsoft.com/office/word/2018/wordml/cex" xmlns:w16cid="http://schemas.microsoft.com/office/word/2016/wordml/cid" xmlns:w16="http://schemas.microsoft.com/office/word/2018/wordml" xmlns:w16du="http://schemas.microsoft.com/office/word/2023/wordml/word16du" xmlns:w16sdtdh="http://schemas.microsoft.com/office/word/2020/wordml/sdtdatahash" xmlns:w16sdtfl="http://schemas.microsoft.com/office/word/2024/wordml/sdtformatlock" xmlns:w16se="http://schemas.microsoft.com/office/word/2015/wordml/symex" xmlns:wpg="http://schemas.microsoft.com/office/word/2010/wordprocessingGroup" xmlns:wpi="http://schemas.microsoft.com/office/word/2010/wordprocessingInk" xmlns:wne="http://schemas.microsoft.com/office/word/2006/wordml" xmlns:wps="http://schemas.microsoft.com/office/word/2010/wordprocessingShape" mc:Ignorable="w14 w15 w16se w16cid w16 w16cex w16sdtdh w16sdtfl w16du wp14">
+  <w15:commentEx w15:paraId="39EA9539" w15:done="0"/>
+  <w15:commentEx w15:paraId="776B90B5" w15:done="0"/>
+  <w15:commentEx w15:paraId="749B6A42" w15:done="0"/>
+</w15:commentsEx>
+</file>
+
+<file path=word/commentsExtensible.xml><?xml version="1.0" encoding="utf-8"?>
+<w16cex:commentsExtensible xmlns:wpc="http://schemas.microsoft.com/office/word/2010/wordprocessingCanvas" xmlns:cx="http://schemas.microsoft.com/office/drawing/2014/chartex" xmlns:cx1="http://schemas.microsoft.com/office/drawing/2015/9/8/chartex" xmlns:cx2="http://schemas.microsoft.com/office/drawing/2015/10/21/chartex" xmlns:cx3="http://schemas.microsoft.com/office/drawing/2016/5/9/chartex" xmlns:cx4="http://schemas.microsoft.com/office/drawing/2016/5/10/chartex" xmlns:cx5="http://schemas.microsoft.com/office/drawing/2016/5/11/chartex" xmlns:cx6="http://schemas.microsoft.com/office/drawing/2016/5/12/chartex" xmlns:cx7="http://schemas.microsoft.com/office/drawing/2016/5/13/chartex" xmlns:cx8="http://schemas.microsoft.com/office/drawing/2016/5/14/chartex" xmlns:cr="http://schemas.microsoft.com/office/comments/2020/reactions" xmlns:mc="http://schemas.openxmlformats.org/markup-compatibility/2006" xmlns:aink="http://schemas.microsoft.com/office/drawing/2016/ink" xmlns:am3d="http://schemas.microsoft.com/office/drawing/2017/model3d" xmlns:o="urn:schemas-microsoft-com:office:office" xmlns:oel="http://schemas.microsoft.com/office/2019/extlst" xmlns:r="http://schemas.openxmlformats.org/officeDocument/2006/relationships" xmlns:m="http://schemas.openxmlformats.org/officeDocument/2006/math" xmlns:v="urn:schemas-microsoft-com:vml" xmlns:wp14="http://schemas.microsoft.com/office/word/2010/wordprocessingDrawing" xmlns:wp="http://schemas.openxmlformats.org/drawingml/2006/wordprocessingDrawing" xmlns:w10="urn:schemas-microsoft-com:office:word" xmlns:w="http://schemas.openxmlformats.org/wordprocessingml/2006/main" xmlns:w14="http://schemas.microsoft.com/office/word/2010/wordml" xmlns:w15="http://schemas.microsoft.com/office/word/2012/wordml" xmlns:w16cex="http://schemas.microsoft.com/office/word/2018/wordml/cex" xmlns:w16cid="http://schemas.microsoft.com/office/word/2016/wordml/cid" xmlns:w16="http://schemas.microsoft.com/office/word/2018/wordml" xmlns:w16du="http://schemas.microsoft.com/office/word/2023/wordml/word16du" xmlns:w16sdtdh="http://schemas.microsoft.com/office/word/2020/wordml/sdtdatahash" xmlns:w16sdtfl="http://schemas.microsoft.com/office/word/2024/wordml/sdtformatlock" xmlns:w16se="http://schemas.microsoft.com/office/word/2015/wordml/symex" xmlns:wpg="http://schemas.microsoft.com/office/word/2010/wordprocessingGroup" xmlns:wpi="http://schemas.microsoft.com/office/word/2010/wordprocessingInk" xmlns:wne="http://schemas.microsoft.com/office/word/2006/wordml" xmlns:wps="http://schemas.microsoft.com/office/word/2010/wordprocessingShape" mc:Ignorable="w14 w15 w16se w16cid w16 w16cex w16sdtdh w16sdtfl cr w16du wp14">
+  <w16cex:commentExtensible w16cex:durableId="7BDDAB5F" w16cex:dateUtc="2026-07-06T15:35:00Z"/>
+  <w16cex:commentExtensible w16cex:durableId="19B9777A" w16cex:dateUtc="2026-07-06T15:35:00Z"/>
+  <w16cex:commentExtensible w16cex:durableId="5FF9CA22" w16cex:dateUtc="2026-07-06T16:10:00Z"/>
+</w16cex:commentsExtensible>
+</file>
+
+<file path=word/commentsIds.xml><?xml version="1.0" encoding="utf-8"?>
+<w16cid:commentsIds xmlns:wpc="http://schemas.microsoft.com/office/word/2010/wordprocessingCanvas" xmlns:cx="http://schemas.microsoft.com/office/drawing/2014/chartex" xmlns:cx1="http://schemas.microsoft.com/office/drawing/2015/9/8/chartex" xmlns:cx2="http://schemas.microsoft.com/office/drawing/2015/10/21/chartex" xmlns:cx3="http://schemas.microsoft.com/office/drawing/2016/5/9/chartex" xmlns:cx4="http://schemas.microsoft.com/office/drawing/2016/5/10/chartex" xmlns:cx5="http://schemas.microsoft.com/office/drawing/2016/5/11/chartex" xmlns:cx6="http://schemas.microsoft.com/office/drawing/2016/5/12/chartex" xmlns:cx7="http://schemas.microsoft.com/office/drawing/2016/5/13/chartex" xmlns:cx8="http://schemas.microsoft.com/office/drawing/2016/5/14/chartex" xmlns:mc="http://schemas.openxmlformats.org/markup-compatibility/2006" xmlns:aink="http://schemas.microsoft.com/office/drawing/2016/ink" xmlns:am3d="http://schemas.microsoft.com/office/drawing/2017/model3d" xmlns:o="urn:schemas-microsoft-com:office:office" xmlns:oel="http://schemas.microsoft.com/office/2019/extlst" xmlns:r="http://schemas.openxmlformats.org/officeDocument/2006/relationships" xmlns:m="http://schemas.openxmlformats.org/officeDocument/2006/math" xmlns:v="urn:schemas-microsoft-com:vml" xmlns:wp14="http://schemas.microsoft.com/office/word/2010/wordprocessingDrawing" xmlns:wp="http://schemas.openxmlformats.org/drawingml/2006/wordprocessingDrawing" xmlns:w10="urn:schemas-microsoft-com:office:word" xmlns:w="http://schemas.openxmlformats.org/wordprocessingml/2006/main" xmlns:w14="http://schemas.microsoft.com/office/word/2010/wordml" xmlns:w15="http://schemas.microsoft.com/office/word/2012/wordml" xmlns:w16cex="http://schemas.microsoft.com/office/word/2018/wordml/cex" xmlns:w16cid="http://schemas.microsoft.com/office/word/2016/wordml/cid" xmlns:w16="http://schemas.microsoft.com/office/word/2018/wordml" xmlns:w16du="http://schemas.microsoft.com/office/word/2023/wordml/word16du" xmlns:w16sdtdh="http://schemas.microsoft.com/office/word/2020/wordml/sdtdatahash" xmlns:w16sdtfl="http://schemas.microsoft.com/office/word/2024/wordml/sdtformatlock" xmlns:w16se="http://schemas.microsoft.com/office/word/2015/wordml/symex" xmlns:wpg="http://schemas.microsoft.com/office/word/2010/wordprocessingGroup" xmlns:wpi="http://schemas.microsoft.com/office/word/2010/wordprocessingInk" xmlns:wne="http://schemas.microsoft.com/office/word/2006/wordml" xmlns:wps="http://schemas.microsoft.com/office/word/2010/wordprocessingShape" mc:Ignorable="w14 w15 w16se w16cid w16 w16cex w16sdtdh w16sdtfl w16du wp14">
+  <w16cid:commentId w16cid:paraId="39EA9539" w16cid:durableId="7BDDAB5F"/>
+  <w16cid:commentId w16cid:paraId="776B90B5" w16cid:durableId="19B9777A"/>
+  <w16cid:commentId w16cid:paraId="749B6A42" w16cid:durableId="5FF9CA22"/>
+</w16cid:commentsIds>
+</file>
+
 <file path=word/endnotes.xml><?xml version="1.0" encoding="utf-8"?>
 <w:endnotes xmlns:wpc="http://schemas.microsoft.com/office/word/2010/wordprocessingCanvas" xmlns:cx="http://schemas.microsoft.com/office/drawing/2014/chartex" xmlns:cx1="http://schemas.microsoft.com/office/drawing/2015/9/8/chartex" xmlns:cx2="http://schemas.microsoft.com/office/drawing/2015/10/21/chartex" xmlns:cx3="http://schemas.microsoft.com/office/drawing/2016/5/9/chartex" xmlns:cx4="http://schemas.microsoft.com/office/drawing/2016/5/10/chartex" xmlns:cx5="http://schemas.microsoft.com/office/drawing/2016/5/11/chartex" xmlns:cx6="http://schemas.microsoft.com/office/drawing/2016/5/12/chartex" xmlns:cx7="http://schemas.microsoft.com/office/drawing/2016/5/13/chartex" xmlns:cx8="http://schemas.microsoft.com/office/drawing/2016/5/14/chartex" xmlns:mc="http://schemas.openxmlformats.org/markup-compatibility/2006" xmlns:aink="http://schemas.microsoft.com/office/drawing/2016/ink" xmlns:am3d="http://schemas.microsoft.com/office/drawing/2017/model3d" xmlns:o="urn:schemas-microsoft-com:office:office" xmlns:oel="http://schemas.microsoft.com/office/2019/extlst" xmlns:r="http://schemas.openxmlformats.org/officeDocument/2006/relationships" xmlns:m="http://schemas.openxmlformats.org/officeDocument/2006/math" xmlns:v="urn:schemas-microsoft-com:vml" xmlns:wp14="http://schemas.microsoft.com/office/word/2010/wordprocessingDrawing" xmlns:wp="http://schemas.openxmlformats.org/drawingml/2006/wordprocessingDrawing" xmlns:w10="urn:schemas-microsoft-com:office:word" xmlns:w="http://schemas.openxmlformats.org/wordprocessingml/2006/main" xmlns:w14="http://schemas.microsoft.com/office/word/2010/wordml" xmlns:w15="http://schemas.microsoft.com/office/word/2012/wordml" xmlns:w16cex="http://schemas.microsoft.com/office/word/2018/wordml/cex" xmlns:w16cid="http://schemas.microsoft.com/office/word/2016/wordml/cid" xmlns:w16="http://schemas.microsoft.com/office/word/2018/wordml" xmlns:w16du="http://schemas.microsoft.com/office/word/2023/wordml/word16du" xmlns:w16sdtdh="http://schemas.microsoft.com/office/word/2020/wordml/sdtdatahash" xmlns:w16sdtfl="http://schemas.microsoft.com/office/word/2024/wordml/sdtformatlock" xmlns:w16se="http://schemas.microsoft.com/office/word/2015/wordml/symex" xmlns:wpg="http://schemas.microsoft.com/office/word/2010/wordprocessingGroup" xmlns:wpi="http://schemas.microsoft.com/office/word/2010/wordprocessingInk" xmlns:wne="http://schemas.microsoft.com/office/word/2006/wordml" xmlns:wps="http://schemas.microsoft.com/office/word/2010/wordprocessingShape" mc:Ignorable="w14 w15 w16se w16cid w16 w16cex w16sdtdh w16sdtfl w16du wp14">
   <w:endnote w:type="separator" w:id="-1">
@@ -2879,23 +3328,7 @@
           <w:i/>
           <w:iCs/>
         </w:rPr>
-        <w:t xml:space="preserve">Gévaudan </w:t>
-      </w:r>
-      <w:proofErr w:type="gramStart"/>
-      <w:r>
-        <w:rPr>
-          <w:i/>
-          <w:iCs/>
-        </w:rPr>
-        <w:t>26 :</w:t>
-      </w:r>
-      <w:proofErr w:type="gramEnd"/>
-      <w:r>
-        <w:rPr>
-          <w:i/>
-          <w:iCs/>
-        </w:rPr>
-        <w:t xml:space="preserve"> Les Légionnaires au Combat</w:t>
+        <w:t>Gévaudan 26 : Les Légionnaires au Combat</w:t>
       </w:r>
       <w:r>
         <w:t xml:space="preserve">. 25 February 2026. Available at: </w:t>
@@ -3278,6 +3711,41 @@
       <w:pPr>
         <w:pStyle w:val="FootnoteText"/>
       </w:pPr>
+    </w:p>
+  </w:footnote>
+  <w:footnote w:id="24">
+    <w:p>
+      <w:pPr>
+        <w:pStyle w:val="FootnoteText"/>
+      </w:pPr>
+      <w:r>
+        <w:rPr>
+          <w:rStyle w:val="FootnoteReference"/>
+        </w:rPr>
+        <w:footnoteRef/>
+      </w:r>
+      <w:r>
+        <w:t xml:space="preserve"> Mick Ryan and Clint Hinote, ‘Uncrewed Systems and the Transformation of the U.S. Warfighting Capacity’, War on the Rocks, February 2024, </w:t>
+      </w:r>
+      <w:hyperlink r:id="rId23" w:history="1">
+        <w:r>
+          <w:rPr>
+            <w:rStyle w:val="Hyperlink"/>
+          </w:rPr>
+          <w:t>https://warontherosks.com/uncrewed-systems-and-the-transformation-of-u-s-warfighting-capacity/</w:t>
+        </w:r>
+      </w:hyperlink>
+      <w:r>
+        <w:t>, Accessed 06 July 2026.</w:t>
+      </w:r>
+    </w:p>
+    <w:p>
+      <w:pPr>
+        <w:pStyle w:val="FootnoteText"/>
+      </w:pPr>
+      <w:r>
+        <w:t xml:space="preserve"> </w:t>
+      </w:r>
     </w:p>
   </w:footnote>
 </w:footnotes>
@@ -4215,6 +4683,14 @@
     <w:abstractNumId w:val="5"/>
   </w:num>
 </w:numbering>
+</file>
+
+<file path=word/people.xml><?xml version="1.0" encoding="utf-8"?>
+<w15:people xmlns:wpc="http://schemas.microsoft.com/office/word/2010/wordprocessingCanvas" xmlns:cx="http://schemas.microsoft.com/office/drawing/2014/chartex" xmlns:cx1="http://schemas.microsoft.com/office/drawing/2015/9/8/chartex" xmlns:cx2="http://schemas.microsoft.com/office/drawing/2015/10/21/chartex" xmlns:cx3="http://schemas.microsoft.com/office/drawing/2016/5/9/chartex" xmlns:cx4="http://schemas.microsoft.com/office/drawing/2016/5/10/chartex" xmlns:cx5="http://schemas.microsoft.com/office/drawing/2016/5/11/chartex" xmlns:cx6="http://schemas.microsoft.com/office/drawing/2016/5/12/chartex" xmlns:cx7="http://schemas.microsoft.com/office/drawing/2016/5/13/chartex" xmlns:cx8="http://schemas.microsoft.com/office/drawing/2016/5/14/chartex" xmlns:mc="http://schemas.openxmlformats.org/markup-compatibility/2006" xmlns:aink="http://schemas.microsoft.com/office/drawing/2016/ink" xmlns:am3d="http://schemas.microsoft.com/office/drawing/2017/model3d" xmlns:o="urn:schemas-microsoft-com:office:office" xmlns:oel="http://schemas.microsoft.com/office/2019/extlst" xmlns:r="http://schemas.openxmlformats.org/officeDocument/2006/relationships" xmlns:m="http://schemas.openxmlformats.org/officeDocument/2006/math" xmlns:v="urn:schemas-microsoft-com:vml" xmlns:wp14="http://schemas.microsoft.com/office/word/2010/wordprocessingDrawing" xmlns:wp="http://schemas.openxmlformats.org/drawingml/2006/wordprocessingDrawing" xmlns:w10="urn:schemas-microsoft-com:office:word" xmlns:w="http://schemas.openxmlformats.org/wordprocessingml/2006/main" xmlns:w14="http://schemas.microsoft.com/office/word/2010/wordml" xmlns:w15="http://schemas.microsoft.com/office/word/2012/wordml" xmlns:w16cex="http://schemas.microsoft.com/office/word/2018/wordml/cex" xmlns:w16cid="http://schemas.microsoft.com/office/word/2016/wordml/cid" xmlns:w16="http://schemas.microsoft.com/office/word/2018/wordml" xmlns:w16du="http://schemas.microsoft.com/office/word/2023/wordml/word16du" xmlns:w16sdtdh="http://schemas.microsoft.com/office/word/2020/wordml/sdtdatahash" xmlns:w16sdtfl="http://schemas.microsoft.com/office/word/2024/wordml/sdtformatlock" xmlns:w16se="http://schemas.microsoft.com/office/word/2015/wordml/symex" xmlns:wpg="http://schemas.microsoft.com/office/word/2010/wordprocessingGroup" xmlns:wpi="http://schemas.microsoft.com/office/word/2010/wordprocessingInk" xmlns:wne="http://schemas.microsoft.com/office/word/2006/wordml" xmlns:wps="http://schemas.microsoft.com/office/word/2010/wordprocessingShape" mc:Ignorable="w14 w15 w16se w16cid w16 w16cex w16sdtdh w16sdtfl w16du wp14">
+  <w15:person w15:author="Eoin O'Brien">
+    <w15:presenceInfo w15:providerId="AD" w15:userId="S-1-5-21-260408978-1581569393-1597378745-31211"/>
+  </w15:person>
+</w15:people>
 </file>
 
 <file path=word/styles.xml><?xml version="1.0" encoding="utf-8"?>
@@ -5272,6 +5748,48 @@
       <w:vertAlign w:val="superscript"/>
     </w:rPr>
   </w:style>
+  <w:style w:type="character" w:styleId="CommentReference">
+    <w:name w:val="annotation reference"/>
+    <w:basedOn w:val="DefaultParagraphFont"/>
+    <w:uiPriority w:val="99"/>
+    <w:semiHidden/>
+    <w:unhideWhenUsed/>
+    <w:rsid w:val="00F1387E"/>
+    <w:rPr>
+      <w:sz w:val="16"/>
+      <w:szCs w:val="16"/>
+    </w:rPr>
+  </w:style>
+  <w:style w:type="paragraph" w:styleId="CommentText">
+    <w:name w:val="annotation text"/>
+    <w:basedOn w:val="Normal"/>
+    <w:link w:val="CommentTextChar"/>
+    <w:uiPriority w:val="99"/>
+    <w:semiHidden/>
+    <w:unhideWhenUsed/>
+    <w:rsid w:val="00F1387E"/>
+    <w:pPr>
+      <w:spacing w:line="240" w:lineRule="auto"/>
+    </w:pPr>
+    <w:rPr>
+      <w:sz w:val="20"/>
+      <w:szCs w:val="20"/>
+      <w:lang w:val="en-GB"/>
+    </w:rPr>
+  </w:style>
+  <w:style w:type="character" w:customStyle="1" w:styleId="CommentTextChar">
+    <w:name w:val="Comment Text Char"/>
+    <w:basedOn w:val="DefaultParagraphFont"/>
+    <w:link w:val="CommentText"/>
+    <w:uiPriority w:val="99"/>
+    <w:semiHidden/>
+    <w:rsid w:val="00F1387E"/>
+    <w:rPr>
+      <w:sz w:val="20"/>
+      <w:szCs w:val="20"/>
+      <w:lang w:val="en-GB"/>
+    </w:rPr>
+  </w:style>
 </w:styles>
 </file>
 

--- a/Essays/DF_Review_Article.docx
+++ b/Essays/DF_Review_Article.docx
@@ -1548,6 +1548,2652 @@
     </w:p>
     <w:p>
       <w:pPr>
+        <w:spacing w:after="0" w:line="360" w:lineRule="auto"/>
+        <w:jc w:val="both"/>
+        <w:rPr>
+          <w:rFonts w:ascii="Times New Roman" w:hAnsi="Times New Roman" w:cs="Times New Roman"/>
+          <w:kern w:val="0"/>
+          <w:lang w:eastAsia="en-GB"/>
+          <w14:ligatures w14:val="none"/>
+        </w:rPr>
+      </w:pPr>
+      <w:r>
+        <w:rPr>
+          <w:rFonts w:ascii="Times New Roman" w:hAnsi="Times New Roman" w:cs="Times New Roman"/>
+          <w:kern w:val="0"/>
+          <w:lang w:eastAsia="en-GB"/>
+          <w14:ligatures w14:val="none"/>
+        </w:rPr>
+        <w:t>To become credible Irish defence policy, the argument for UxS integration must evolve from an attractive battlefield concept into an institutionalised capability embedded within national defence planning, supported by doctrine, exercised in practice, sustained by industry, and legitimised through political leadership.</w:t>
+      </w:r>
+    </w:p>
+    <w:p>
+      <w:pPr>
+        <w:spacing w:after="0" w:line="360" w:lineRule="auto"/>
+        <w:jc w:val="both"/>
+        <w:rPr>
+          <w:rFonts w:ascii="Times New Roman" w:hAnsi="Times New Roman" w:cs="Times New Roman"/>
+          <w:kern w:val="0"/>
+          <w:lang w:eastAsia="en-GB"/>
+          <w14:ligatures w14:val="none"/>
+        </w:rPr>
+      </w:pPr>
+    </w:p>
+    <w:p>
+      <w:pPr>
+        <w:pStyle w:val="ListParagraph"/>
+        <w:numPr>
+          <w:ilvl w:val="0"/>
+          <w:numId w:val="8"/>
+        </w:numPr>
+        <w:tabs>
+          <w:tab w:val="left" w:pos="567"/>
+        </w:tabs>
+        <w:spacing w:after="0" w:line="360" w:lineRule="auto"/>
+        <w:ind w:left="0" w:firstLine="0"/>
+        <w:jc w:val="both"/>
+        <w:rPr>
+          <w:rFonts w:ascii="Times New Roman" w:hAnsi="Times New Roman" w:cs="Times New Roman"/>
+          <w:b/>
+          <w:bCs/>
+          <w:kern w:val="0"/>
+          <w:lang w:eastAsia="en-GB"/>
+          <w14:ligatures w14:val="none"/>
+        </w:rPr>
+      </w:pPr>
+      <w:bookmarkStart w:id="1" w:name="_Hlk235287821"/>
+      <w:r>
+        <w:rPr>
+          <w:rFonts w:ascii="Times New Roman" w:hAnsi="Times New Roman" w:cs="Times New Roman"/>
+          <w:b/>
+          <w:bCs/>
+          <w:kern w:val="0"/>
+          <w:lang w:eastAsia="en-GB"/>
+          <w14:ligatures w14:val="none"/>
+        </w:rPr>
+        <w:t>The Recognition of the need for change.</w:t>
+      </w:r>
+    </w:p>
+    <w:p>
+      <w:pPr>
+        <w:spacing w:after="0" w:line="360" w:lineRule="auto"/>
+        <w:jc w:val="both"/>
+        <w:rPr>
+          <w:rFonts w:ascii="Times New Roman" w:hAnsi="Times New Roman" w:cs="Times New Roman"/>
+          <w:kern w:val="0"/>
+          <w:lang w:eastAsia="en-GB"/>
+          <w14:ligatures w14:val="none"/>
+        </w:rPr>
+      </w:pPr>
+      <w:r>
+        <w:rPr>
+          <w:rFonts w:ascii="Times New Roman" w:hAnsi="Times New Roman" w:cs="Times New Roman"/>
+          <w:kern w:val="0"/>
+          <w:lang w:eastAsia="en-GB"/>
+          <w14:ligatures w14:val="none"/>
+        </w:rPr>
+        <w:t>The first requirement is recognition at both the senior military and political levels that UxS represent a disruptive shift in military affairs</w:t>
+      </w:r>
+      <w:r>
+        <w:rPr>
+          <w:rFonts w:ascii="Times New Roman" w:hAnsi="Times New Roman" w:cs="Times New Roman"/>
+          <w:kern w:val="0"/>
+          <w:vertAlign w:val="superscript"/>
+          <w:lang w:eastAsia="en-GB"/>
+          <w14:ligatures w14:val="none"/>
+        </w:rPr>
+        <w:footnoteReference w:id="24"/>
+      </w:r>
+      <w:r>
+        <w:rPr>
+          <w:rFonts w:ascii="Times New Roman" w:hAnsi="Times New Roman" w:cs="Times New Roman"/>
+          <w:kern w:val="0"/>
+          <w:lang w:eastAsia="en-GB"/>
+          <w14:ligatures w14:val="none"/>
+        </w:rPr>
+        <w:t xml:space="preserve"> rather than simply another technological enhancement.</w:t>
+      </w:r>
+      <w:r>
+        <w:rPr>
+          <w:rFonts w:ascii="Times New Roman" w:hAnsi="Times New Roman" w:cs="Times New Roman"/>
+          <w:kern w:val="0"/>
+          <w:lang w:eastAsia="en-GB"/>
+          <w14:ligatures w14:val="none"/>
+        </w:rPr>
+        <w:t xml:space="preserve"> </w:t>
+      </w:r>
+      <w:r>
+        <w:rPr>
+          <w:rFonts w:ascii="Times New Roman" w:hAnsi="Times New Roman" w:cs="Times New Roman"/>
+          <w:kern w:val="0"/>
+          <w:lang w:eastAsia="en-GB"/>
+          <w14:ligatures w14:val="none"/>
+        </w:rPr>
+        <w:t>Historically, military organisations have often struggled to recognise discontinuous technological change, preferring to adapt existing structures rather than fundamentally reconsider them</w:t>
+      </w:r>
+      <w:r>
+        <w:rPr>
+          <w:rStyle w:val="FootnoteReference"/>
+          <w:rFonts w:ascii="Times New Roman" w:hAnsi="Times New Roman" w:cs="Times New Roman"/>
+          <w:kern w:val="0"/>
+          <w:lang w:eastAsia="en-GB"/>
+          <w14:ligatures w14:val="none"/>
+        </w:rPr>
+        <w:footnoteReference w:id="25"/>
+      </w:r>
+      <w:r>
+        <w:rPr>
+          <w:rFonts w:ascii="Times New Roman" w:hAnsi="Times New Roman" w:cs="Times New Roman"/>
+          <w:kern w:val="0"/>
+          <w:lang w:eastAsia="en-GB"/>
+          <w14:ligatures w14:val="none"/>
+        </w:rPr>
+        <w:t xml:space="preserve">. </w:t>
+      </w:r>
+    </w:p>
+    <w:p>
+      <w:pPr>
+        <w:spacing w:after="0" w:line="360" w:lineRule="auto"/>
+        <w:jc w:val="both"/>
+        <w:rPr>
+          <w:rFonts w:ascii="Times New Roman" w:hAnsi="Times New Roman" w:cs="Times New Roman"/>
+          <w:color w:val="FF0000"/>
+          <w:kern w:val="0"/>
+          <w:lang w:eastAsia="en-GB"/>
+          <w14:ligatures w14:val="none"/>
+        </w:rPr>
+      </w:pPr>
+      <w:r>
+        <w:rPr>
+          <w:rFonts w:ascii="Times New Roman" w:hAnsi="Times New Roman" w:cs="Times New Roman"/>
+          <w:kern w:val="0"/>
+          <w:lang w:eastAsia="en-GB"/>
+          <w14:ligatures w14:val="none"/>
+        </w:rPr>
+        <w:t>For Ireland, whose Defence Forces face significant personnel shortages and resource constraints</w:t>
+      </w:r>
+      <w:r>
+        <w:rPr>
+          <w:rStyle w:val="FootnoteReference"/>
+          <w:rFonts w:ascii="Times New Roman" w:hAnsi="Times New Roman" w:cs="Times New Roman"/>
+          <w:kern w:val="0"/>
+          <w:lang w:eastAsia="en-GB"/>
+          <w14:ligatures w14:val="none"/>
+        </w:rPr>
+        <w:footnoteReference w:id="26"/>
+      </w:r>
+      <w:r>
+        <w:rPr>
+          <w:rFonts w:ascii="Times New Roman" w:hAnsi="Times New Roman" w:cs="Times New Roman"/>
+          <w:kern w:val="0"/>
+          <w:lang w:eastAsia="en-GB"/>
+          <w14:ligatures w14:val="none"/>
+        </w:rPr>
+        <w:t>, UxS provide an opportunity to multiply the effectiveness of limited manpower</w:t>
+      </w:r>
+      <w:r>
+        <w:rPr>
+          <w:rStyle w:val="FootnoteReference"/>
+          <w:rFonts w:ascii="Times New Roman" w:hAnsi="Times New Roman" w:cs="Times New Roman"/>
+          <w:kern w:val="0"/>
+          <w:lang w:eastAsia="en-GB"/>
+          <w14:ligatures w14:val="none"/>
+        </w:rPr>
+        <w:footnoteReference w:id="27"/>
+      </w:r>
+      <w:r>
+        <w:rPr>
+          <w:rFonts w:ascii="Times New Roman" w:hAnsi="Times New Roman" w:cs="Times New Roman"/>
+          <w:kern w:val="0"/>
+          <w:lang w:eastAsia="en-GB"/>
+          <w14:ligatures w14:val="none"/>
+        </w:rPr>
+        <w:t xml:space="preserve">. </w:t>
+      </w:r>
+      <w:r>
+        <w:rPr>
+          <w:rFonts w:ascii="Times New Roman" w:hAnsi="Times New Roman" w:cs="Times New Roman"/>
+          <w:kern w:val="0"/>
+          <w:lang w:eastAsia="en-GB"/>
+          <w14:ligatures w14:val="none"/>
+        </w:rPr>
+        <w:t>Recent conflicts also demonstrate that uncrewed systems are altering the relationship between mass, precision, persistence and survivability</w:t>
+      </w:r>
+      <w:r>
+        <w:rPr>
+          <w:rStyle w:val="FootnoteReference"/>
+          <w:rFonts w:ascii="Times New Roman" w:hAnsi="Times New Roman" w:cs="Times New Roman"/>
+          <w:kern w:val="0"/>
+          <w:lang w:eastAsia="en-GB"/>
+          <w14:ligatures w14:val="none"/>
+        </w:rPr>
+        <w:footnoteReference w:id="28"/>
+      </w:r>
+      <w:r>
+        <w:rPr>
+          <w:rFonts w:ascii="Times New Roman" w:hAnsi="Times New Roman" w:cs="Times New Roman"/>
+          <w:kern w:val="0"/>
+          <w:lang w:eastAsia="en-GB"/>
+          <w14:ligatures w14:val="none"/>
+        </w:rPr>
+        <w:t>. Credible implementation</w:t>
+      </w:r>
+      <w:r>
+        <w:rPr>
+          <w:rFonts w:ascii="Times New Roman" w:hAnsi="Times New Roman" w:cs="Times New Roman"/>
+          <w:kern w:val="0"/>
+          <w:lang w:eastAsia="en-GB"/>
+          <w14:ligatures w14:val="none"/>
+        </w:rPr>
+        <w:t xml:space="preserve"> requires political acknowledgement that investment in autonomous and remotely operated systems is not a niche procurement decision but a strategic adaptation to a changing security environment</w:t>
+      </w:r>
+      <w:r>
+        <w:rPr>
+          <w:rStyle w:val="FootnoteReference"/>
+          <w:rFonts w:ascii="Times New Roman" w:hAnsi="Times New Roman" w:cs="Times New Roman"/>
+          <w:kern w:val="0"/>
+          <w:lang w:eastAsia="en-GB"/>
+          <w14:ligatures w14:val="none"/>
+        </w:rPr>
+        <w:footnoteReference w:id="29"/>
+      </w:r>
+      <w:r>
+        <w:rPr>
+          <w:rFonts w:ascii="Times New Roman" w:hAnsi="Times New Roman" w:cs="Times New Roman"/>
+          <w:kern w:val="0"/>
+          <w:lang w:eastAsia="en-GB"/>
+          <w14:ligatures w14:val="none"/>
+        </w:rPr>
+        <w:t>.</w:t>
+      </w:r>
+      <w:r>
+        <w:rPr>
+          <w:rFonts w:ascii="Times New Roman" w:hAnsi="Times New Roman" w:cs="Times New Roman"/>
+          <w:kern w:val="0"/>
+          <w:lang w:eastAsia="en-GB"/>
+          <w14:ligatures w14:val="none"/>
+        </w:rPr>
+        <w:t xml:space="preserve"> </w:t>
+      </w:r>
+      <w:r>
+        <w:rPr>
+          <w:rFonts w:ascii="Times New Roman" w:hAnsi="Times New Roman" w:cs="Times New Roman"/>
+          <w:kern w:val="0"/>
+          <w:lang w:eastAsia="en-GB"/>
+          <w14:ligatures w14:val="none"/>
+        </w:rPr>
+        <w:t>Such recognition would align with the recommendations of the Commission on the Defence Forces</w:t>
+      </w:r>
+      <w:r>
+        <w:rPr>
+          <w:rStyle w:val="FootnoteReference"/>
+          <w:rFonts w:ascii="Times New Roman" w:hAnsi="Times New Roman" w:cs="Times New Roman"/>
+          <w:kern w:val="0"/>
+          <w:lang w:eastAsia="en-GB"/>
+          <w14:ligatures w14:val="none"/>
+        </w:rPr>
+        <w:footnoteReference w:id="30"/>
+      </w:r>
+      <w:r>
+        <w:rPr>
+          <w:rFonts w:ascii="Times New Roman" w:hAnsi="Times New Roman" w:cs="Times New Roman"/>
+          <w:kern w:val="0"/>
+          <w:lang w:eastAsia="en-GB"/>
+          <w14:ligatures w14:val="none"/>
+        </w:rPr>
+        <w:t xml:space="preserve">, which identified technological transformation, digitalisation and enhanced surveillance capabilities as essential components of future force development. </w:t>
+      </w:r>
+    </w:p>
+    <w:bookmarkEnd w:id="1"/>
+    <w:p>
+      <w:pPr>
+        <w:spacing w:after="0" w:line="360" w:lineRule="auto"/>
+        <w:jc w:val="both"/>
+        <w:rPr>
+          <w:rFonts w:ascii="Times New Roman" w:hAnsi="Times New Roman" w:cs="Times New Roman"/>
+          <w:kern w:val="0"/>
+          <w:lang w:eastAsia="en-GB"/>
+          <w14:ligatures w14:val="none"/>
+        </w:rPr>
+      </w:pPr>
+      <w:r>
+        <w:rPr>
+          <w:rFonts w:ascii="Times New Roman" w:hAnsi="Times New Roman" w:cs="Times New Roman"/>
+          <w:kern w:val="0"/>
+          <w:lang w:eastAsia="en-GB"/>
+          <w14:ligatures w14:val="none"/>
+        </w:rPr>
+        <w:lastRenderedPageBreak/>
+        <w:t xml:space="preserve">Uncrewed systems (UxS) should be recognised by both military and political leaders as </w:t>
+      </w:r>
+      <w:r>
+        <w:rPr>
+          <w:rFonts w:ascii="Times New Roman" w:hAnsi="Times New Roman" w:cs="Times New Roman"/>
+          <w:kern w:val="0"/>
+          <w:lang w:eastAsia="en-GB"/>
+          <w14:ligatures w14:val="none"/>
+        </w:rPr>
+        <w:t xml:space="preserve">an evolution </w:t>
+      </w:r>
+      <w:r>
+        <w:rPr>
+          <w:rFonts w:ascii="Times New Roman" w:hAnsi="Times New Roman" w:cs="Times New Roman"/>
+          <w:kern w:val="0"/>
+          <w:lang w:eastAsia="en-GB"/>
+          <w14:ligatures w14:val="none"/>
+        </w:rPr>
+        <w:t>in warfare rather than simply a new technology. For Ireland, UxS offer a strategic means of addressing personnel and resource constraints while enhancing operational capability, making political commitment to their adoption essential for future Defence Forces modernisation.</w:t>
+      </w:r>
+      <w:r>
+        <w:t xml:space="preserve"> </w:t>
+      </w:r>
+    </w:p>
+    <w:p>
+      <w:pPr>
+        <w:spacing w:after="0" w:line="360" w:lineRule="auto"/>
+        <w:jc w:val="both"/>
+        <w:rPr>
+          <w:rFonts w:ascii="Times New Roman" w:hAnsi="Times New Roman" w:cs="Times New Roman"/>
+          <w:kern w:val="0"/>
+          <w:lang w:eastAsia="en-GB"/>
+          <w14:ligatures w14:val="none"/>
+        </w:rPr>
+      </w:pPr>
+    </w:p>
+    <w:p>
+      <w:pPr>
+        <w:pStyle w:val="ListParagraph"/>
+        <w:numPr>
+          <w:ilvl w:val="0"/>
+          <w:numId w:val="8"/>
+        </w:numPr>
+        <w:tabs>
+          <w:tab w:val="left" w:pos="567"/>
+        </w:tabs>
+        <w:spacing w:after="0" w:line="360" w:lineRule="auto"/>
+        <w:ind w:left="0" w:firstLine="0"/>
+        <w:jc w:val="both"/>
+        <w:rPr>
+          <w:rFonts w:ascii="Times New Roman" w:hAnsi="Times New Roman" w:cs="Times New Roman"/>
+          <w:b/>
+          <w:bCs/>
+          <w:kern w:val="0"/>
+          <w:lang w:eastAsia="en-GB"/>
+          <w14:ligatures w14:val="none"/>
+        </w:rPr>
+      </w:pPr>
+      <w:bookmarkStart w:id="2" w:name="_Hlk235294786"/>
+      <w:r>
+        <w:rPr>
+          <w:rFonts w:ascii="Times New Roman" w:hAnsi="Times New Roman" w:cs="Times New Roman"/>
+          <w:b/>
+          <w:bCs/>
+          <w:kern w:val="0"/>
+          <w:lang w:eastAsia="en-GB"/>
+          <w14:ligatures w14:val="none"/>
+        </w:rPr>
+        <w:t>Guiding Vision for Change.</w:t>
+      </w:r>
+    </w:p>
+    <w:p>
+      <w:pPr>
+        <w:spacing w:after="0" w:line="360" w:lineRule="auto"/>
+        <w:jc w:val="both"/>
+        <w:rPr>
+          <w:rFonts w:ascii="Times New Roman" w:hAnsi="Times New Roman" w:cs="Times New Roman"/>
+          <w:kern w:val="0"/>
+          <w:lang w:eastAsia="en-GB"/>
+          <w14:ligatures w14:val="none"/>
+        </w:rPr>
+      </w:pPr>
+      <w:r>
+        <w:rPr>
+          <w:rFonts w:ascii="Times New Roman" w:hAnsi="Times New Roman" w:cs="Times New Roman"/>
+          <w:kern w:val="0"/>
+          <w:lang w:eastAsia="en-GB"/>
+          <w14:ligatures w14:val="none"/>
+        </w:rPr>
+        <w:t>Political recognition must then be translated into a guiding vision. Military innovation succeeds when technological adoption is driven by coherent operational concepts rather than the availability of new equipment</w:t>
+      </w:r>
+      <w:r>
+        <w:rPr>
+          <w:vertAlign w:val="superscript"/>
+          <w:lang w:eastAsia="en-GB"/>
+        </w:rPr>
+        <w:footnoteReference w:id="31"/>
+      </w:r>
+      <w:r>
+        <w:rPr>
+          <w:rFonts w:ascii="Times New Roman" w:hAnsi="Times New Roman" w:cs="Times New Roman"/>
+          <w:kern w:val="0"/>
+          <w:lang w:eastAsia="en-GB"/>
+          <w14:ligatures w14:val="none"/>
+        </w:rPr>
+        <w:t>. Ireland therefore requires an operational concept that defines how UxS contribute to national defence objectives across all domains. Such a concept should emphasise persistent surveillance, situational awareness and denial operations rather than offensive power projection</w:t>
+      </w:r>
+      <w:r>
+        <w:rPr>
+          <w:rStyle w:val="FootnoteReference"/>
+          <w:rFonts w:ascii="Times New Roman" w:hAnsi="Times New Roman" w:cs="Times New Roman"/>
+          <w:kern w:val="0"/>
+          <w:lang w:eastAsia="en-GB"/>
+          <w14:ligatures w14:val="none"/>
+        </w:rPr>
+        <w:footnoteReference w:id="32"/>
+      </w:r>
+      <w:r>
+        <w:rPr>
+          <w:rFonts w:ascii="Times New Roman" w:hAnsi="Times New Roman" w:cs="Times New Roman"/>
+          <w:kern w:val="0"/>
+          <w:lang w:eastAsia="en-GB"/>
+          <w14:ligatures w14:val="none"/>
+        </w:rPr>
+        <w:t>.</w:t>
+      </w:r>
+      <w:r>
+        <w:rPr>
+          <w:rFonts w:ascii="Times New Roman" w:hAnsi="Times New Roman" w:cs="Times New Roman"/>
+          <w:kern w:val="0"/>
+          <w:lang w:eastAsia="en-GB"/>
+          <w14:ligatures w14:val="none"/>
+        </w:rPr>
+        <w:t xml:space="preserve"> </w:t>
+      </w:r>
+      <w:r>
+        <w:rPr>
+          <w:rFonts w:ascii="Times New Roman" w:hAnsi="Times New Roman" w:cs="Times New Roman"/>
+          <w:kern w:val="0"/>
+          <w:lang w:eastAsia="en-GB"/>
+          <w14:ligatures w14:val="none"/>
+        </w:rPr>
+        <w:t>For light infantry, this means integrating reconnaissance drones, loitering munitions where politically acceptable</w:t>
+      </w:r>
+      <w:r>
+        <w:rPr>
+          <w:rStyle w:val="FootnoteReference"/>
+          <w:rFonts w:ascii="Times New Roman" w:hAnsi="Times New Roman" w:cs="Times New Roman"/>
+          <w:kern w:val="0"/>
+          <w:lang w:eastAsia="en-GB"/>
+          <w14:ligatures w14:val="none"/>
+        </w:rPr>
+        <w:footnoteReference w:id="33"/>
+      </w:r>
+      <w:r>
+        <w:rPr>
+          <w:rFonts w:ascii="Times New Roman" w:hAnsi="Times New Roman" w:cs="Times New Roman"/>
+          <w:kern w:val="0"/>
+          <w:lang w:eastAsia="en-GB"/>
+          <w14:ligatures w14:val="none"/>
+        </w:rPr>
+        <w:t>, autonomous logistics platforms and electronic warfare systems into dispersed defensive operations.</w:t>
+      </w:r>
+    </w:p>
+    <w:p>
+      <w:pPr>
+        <w:spacing w:after="0" w:line="360" w:lineRule="auto"/>
+        <w:jc w:val="both"/>
+        <w:rPr>
+          <w:rFonts w:ascii="Times New Roman" w:hAnsi="Times New Roman" w:cs="Times New Roman"/>
+          <w:kern w:val="0"/>
+          <w:lang w:eastAsia="en-GB"/>
+          <w14:ligatures w14:val="none"/>
+        </w:rPr>
+      </w:pPr>
+      <w:r>
+        <w:rPr>
+          <w:rFonts w:ascii="Times New Roman" w:hAnsi="Times New Roman" w:cs="Times New Roman"/>
+          <w:kern w:val="0"/>
+          <w:lang w:eastAsia="en-GB"/>
+          <w14:ligatures w14:val="none"/>
+        </w:rPr>
+        <w:t>This policy must them be incorporated into an operational capability through DOTMLPF-I integration</w:t>
+      </w:r>
+      <w:r>
+        <w:rPr>
+          <w:rFonts w:ascii="Times New Roman" w:hAnsi="Times New Roman" w:cs="Times New Roman"/>
+          <w:kern w:val="0"/>
+          <w:lang w:eastAsia="en-GB"/>
+          <w14:ligatures w14:val="none"/>
+        </w:rPr>
+        <w:t>, ensuring that UxS become an integral part of operations rather than isolated specialist capabilities</w:t>
+      </w:r>
+      <w:r>
+        <w:rPr>
+          <w:rStyle w:val="FootnoteReference"/>
+          <w:rFonts w:ascii="Times New Roman" w:hAnsi="Times New Roman" w:cs="Times New Roman"/>
+          <w:kern w:val="0"/>
+          <w:lang w:eastAsia="en-GB"/>
+          <w14:ligatures w14:val="none"/>
+        </w:rPr>
+        <w:footnoteReference w:id="34"/>
+      </w:r>
+      <w:r>
+        <w:rPr>
+          <w:rFonts w:ascii="Times New Roman" w:hAnsi="Times New Roman" w:cs="Times New Roman"/>
+          <w:kern w:val="0"/>
+          <w:lang w:eastAsia="en-GB"/>
+          <w14:ligatures w14:val="none"/>
+        </w:rPr>
+        <w:t>.</w:t>
+      </w:r>
+    </w:p>
+    <w:bookmarkEnd w:id="2"/>
+    <w:p>
+      <w:pPr>
+        <w:spacing w:after="0" w:line="360" w:lineRule="auto"/>
+        <w:jc w:val="both"/>
+        <w:rPr>
+          <w:rFonts w:ascii="Times New Roman" w:hAnsi="Times New Roman" w:cs="Times New Roman"/>
+          <w:kern w:val="0"/>
+          <w:lang w:eastAsia="en-GB"/>
+          <w14:ligatures w14:val="none"/>
+        </w:rPr>
+      </w:pPr>
+      <w:r>
+        <w:rPr>
+          <w:rFonts w:ascii="Times New Roman" w:hAnsi="Times New Roman" w:cs="Times New Roman"/>
+          <w:kern w:val="0"/>
+          <w:lang w:eastAsia="en-GB"/>
+          <w14:ligatures w14:val="none"/>
+        </w:rPr>
+        <w:t>A clear political and military vision is essential to guide the adoption of uncrewed systems (UxS), ensuring they support Ireland's defence objectives through persistent surveillance, situational awareness and defensive operations rather than offensive power projection. This vision should be politically endorsed and implemented through DOTMLPF-I integration so that UxS are embedded across the Defence Forces as a core operational capability, not a niche specialist asset.</w:t>
+      </w:r>
+    </w:p>
+    <w:p>
+      <w:pPr>
+        <w:spacing w:after="0" w:line="360" w:lineRule="auto"/>
+        <w:jc w:val="both"/>
+        <w:rPr>
+          <w:rFonts w:ascii="Times New Roman" w:hAnsi="Times New Roman" w:cs="Times New Roman"/>
+          <w:kern w:val="0"/>
+          <w:lang w:eastAsia="en-GB"/>
+          <w14:ligatures w14:val="none"/>
+        </w:rPr>
+      </w:pPr>
+    </w:p>
+    <w:p>
+      <w:pPr>
+        <w:spacing w:after="0" w:line="360" w:lineRule="auto"/>
+        <w:jc w:val="both"/>
+        <w:rPr>
+          <w:rFonts w:ascii="Times New Roman" w:hAnsi="Times New Roman" w:cs="Times New Roman"/>
+          <w:kern w:val="0"/>
+          <w:lang w:eastAsia="en-GB"/>
+          <w14:ligatures w14:val="none"/>
+        </w:rPr>
+      </w:pPr>
+    </w:p>
+    <w:p>
+      <w:pPr>
+        <w:pStyle w:val="ListParagraph"/>
+        <w:numPr>
+          <w:ilvl w:val="0"/>
+          <w:numId w:val="8"/>
+        </w:numPr>
+        <w:tabs>
+          <w:tab w:val="left" w:pos="567"/>
+        </w:tabs>
+        <w:spacing w:after="0" w:line="360" w:lineRule="auto"/>
+        <w:ind w:left="0" w:firstLine="0"/>
+        <w:jc w:val="both"/>
+        <w:rPr>
+          <w:rFonts w:ascii="Times New Roman" w:hAnsi="Times New Roman" w:cs="Times New Roman"/>
+          <w:b/>
+          <w:bCs/>
+          <w:kern w:val="0"/>
+          <w:lang w:eastAsia="en-GB"/>
+          <w14:ligatures w14:val="none"/>
+        </w:rPr>
+      </w:pPr>
+      <w:bookmarkStart w:id="3" w:name="_Hlk235298037"/>
+      <w:r>
+        <w:rPr>
+          <w:rFonts w:ascii="Times New Roman" w:hAnsi="Times New Roman" w:cs="Times New Roman"/>
+          <w:b/>
+          <w:bCs/>
+          <w:kern w:val="0"/>
+          <w:lang w:eastAsia="en-GB"/>
+          <w14:ligatures w14:val="none"/>
+        </w:rPr>
+        <w:t>The Institutionalisation of Change.</w:t>
+      </w:r>
+    </w:p>
+    <w:p>
+      <w:pPr>
+        <w:spacing w:after="0" w:line="360" w:lineRule="auto"/>
+        <w:jc w:val="both"/>
+        <w:rPr>
+          <w:rFonts w:ascii="Times New Roman" w:hAnsi="Times New Roman" w:cs="Times New Roman"/>
+          <w:kern w:val="0"/>
+          <w:lang w:eastAsia="en-GB"/>
+          <w14:ligatures w14:val="none"/>
+        </w:rPr>
+      </w:pPr>
+      <w:r>
+        <w:rPr>
+          <w:rFonts w:ascii="Times New Roman" w:hAnsi="Times New Roman" w:cs="Times New Roman"/>
+          <w:kern w:val="0"/>
+          <w:lang w:eastAsia="en-GB"/>
+          <w14:ligatures w14:val="none"/>
+        </w:rPr>
+        <w:t>The third requirement is institutionalisation. Military innovation becomes credible only when organisations adapt</w:t>
+      </w:r>
+      <w:r>
+        <w:rPr>
+          <w:rStyle w:val="FootnoteReference"/>
+          <w:rFonts w:ascii="Times New Roman" w:hAnsi="Times New Roman" w:cs="Times New Roman"/>
+          <w:kern w:val="0"/>
+          <w:lang w:eastAsia="en-GB"/>
+          <w14:ligatures w14:val="none"/>
+        </w:rPr>
+        <w:footnoteReference w:id="35"/>
+      </w:r>
+      <w:r>
+        <w:rPr>
+          <w:rFonts w:ascii="Times New Roman" w:hAnsi="Times New Roman" w:cs="Times New Roman"/>
+          <w:kern w:val="0"/>
+          <w:lang w:eastAsia="en-GB"/>
+          <w14:ligatures w14:val="none"/>
+        </w:rPr>
+        <w:t xml:space="preserve"> themselves to sustain it. Institutional change also requires adapting procurement organisations, maintenance structures and training establishments to support rapid technological iteration rather than the traditionally slow acquisition cycles associated with major defence platforms.</w:t>
+      </w:r>
+    </w:p>
+    <w:p>
+      <w:pPr>
+        <w:spacing w:after="0" w:line="360" w:lineRule="auto"/>
+        <w:jc w:val="both"/>
+        <w:rPr>
+          <w:rFonts w:ascii="Times New Roman" w:hAnsi="Times New Roman" w:cs="Times New Roman"/>
+          <w:kern w:val="0"/>
+          <w:lang w:eastAsia="en-GB"/>
+          <w14:ligatures w14:val="none"/>
+        </w:rPr>
+      </w:pPr>
+      <w:r>
+        <w:rPr>
+          <w:rFonts w:ascii="Times New Roman" w:hAnsi="Times New Roman" w:cs="Times New Roman"/>
+          <w:kern w:val="0"/>
+          <w:lang w:eastAsia="en-GB"/>
+          <w14:ligatures w14:val="none"/>
+        </w:rPr>
+        <w:t>Creating dedicated UxS career pathways</w:t>
+      </w:r>
+      <w:r>
+        <w:rPr>
+          <w:rStyle w:val="FootnoteReference"/>
+          <w:rFonts w:ascii="Times New Roman" w:hAnsi="Times New Roman" w:cs="Times New Roman"/>
+          <w:kern w:val="0"/>
+          <w:lang w:eastAsia="en-GB"/>
+          <w14:ligatures w14:val="none"/>
+        </w:rPr>
+        <w:footnoteReference w:id="36"/>
+      </w:r>
+      <w:r>
+        <w:rPr>
+          <w:rFonts w:ascii="Times New Roman" w:hAnsi="Times New Roman" w:cs="Times New Roman"/>
+          <w:kern w:val="0"/>
+          <w:lang w:eastAsia="en-GB"/>
+          <w14:ligatures w14:val="none"/>
+        </w:rPr>
+        <w:t xml:space="preserve"> would </w:t>
+      </w:r>
+      <w:r>
+        <w:rPr>
+          <w:rFonts w:ascii="Times New Roman" w:hAnsi="Times New Roman" w:cs="Times New Roman"/>
+          <w:kern w:val="0"/>
+          <w:lang w:eastAsia="en-GB"/>
+          <w14:ligatures w14:val="none"/>
+        </w:rPr>
+        <w:t xml:space="preserve">also </w:t>
+      </w:r>
+      <w:r>
+        <w:rPr>
+          <w:rFonts w:ascii="Times New Roman" w:hAnsi="Times New Roman" w:cs="Times New Roman"/>
+          <w:kern w:val="0"/>
+          <w:lang w:eastAsia="en-GB"/>
+          <w14:ligatures w14:val="none"/>
+        </w:rPr>
+        <w:t>signal that these capabilities are enduring rather than experimental.</w:t>
+      </w:r>
+      <w:r>
+        <w:rPr>
+          <w:rFonts w:ascii="Times New Roman" w:hAnsi="Times New Roman" w:cs="Times New Roman"/>
+          <w:kern w:val="0"/>
+          <w:lang w:eastAsia="en-GB"/>
+          <w14:ligatures w14:val="none"/>
+        </w:rPr>
+        <w:t xml:space="preserve"> </w:t>
+      </w:r>
+      <w:r>
+        <w:rPr>
+          <w:rFonts w:ascii="Times New Roman" w:hAnsi="Times New Roman" w:cs="Times New Roman"/>
+          <w:kern w:val="0"/>
+          <w:lang w:eastAsia="en-GB"/>
+          <w14:ligatures w14:val="none"/>
+        </w:rPr>
+        <w:t>This requires recruiting and retaining personnel with expertise in robotics, artificial intelligence, software engineering and electronic warfare while integrating these specialists with operational commanders rather than separating technical and tactical functions</w:t>
+      </w:r>
+      <w:r>
+        <w:rPr>
+          <w:rStyle w:val="FootnoteReference"/>
+          <w:rFonts w:ascii="Times New Roman" w:hAnsi="Times New Roman" w:cs="Times New Roman"/>
+          <w:kern w:val="0"/>
+          <w:lang w:eastAsia="en-GB"/>
+          <w14:ligatures w14:val="none"/>
+        </w:rPr>
+        <w:footnoteReference w:id="37"/>
+      </w:r>
+      <w:r>
+        <w:rPr>
+          <w:rFonts w:ascii="Times New Roman" w:hAnsi="Times New Roman" w:cs="Times New Roman"/>
+          <w:kern w:val="0"/>
+          <w:lang w:eastAsia="en-GB"/>
+          <w14:ligatures w14:val="none"/>
+        </w:rPr>
+        <w:t>.</w:t>
+      </w:r>
+      <w:r>
+        <w:rPr>
+          <w:rFonts w:ascii="Times New Roman" w:hAnsi="Times New Roman" w:cs="Times New Roman"/>
+          <w:kern w:val="0"/>
+          <w:lang w:eastAsia="en-GB"/>
+          <w14:ligatures w14:val="none"/>
+        </w:rPr>
+        <w:t xml:space="preserve"> Establishing m</w:t>
+      </w:r>
+      <w:r>
+        <w:rPr>
+          <w:rFonts w:ascii="Times New Roman" w:hAnsi="Times New Roman" w:cs="Times New Roman"/>
+          <w:kern w:val="0"/>
+          <w:lang w:eastAsia="en-GB"/>
+          <w14:ligatures w14:val="none"/>
+        </w:rPr>
+        <w:t>ultidisciplinary teams</w:t>
+      </w:r>
+      <w:r>
+        <w:rPr>
+          <w:rFonts w:ascii="Times New Roman" w:hAnsi="Times New Roman" w:cs="Times New Roman"/>
+          <w:kern w:val="0"/>
+          <w:lang w:eastAsia="en-GB"/>
+          <w14:ligatures w14:val="none"/>
+        </w:rPr>
+        <w:t xml:space="preserve"> who</w:t>
+      </w:r>
+      <w:r>
+        <w:rPr>
+          <w:rFonts w:ascii="Times New Roman" w:hAnsi="Times New Roman" w:cs="Times New Roman"/>
+          <w:kern w:val="0"/>
+          <w:lang w:eastAsia="en-GB"/>
+          <w14:ligatures w14:val="none"/>
+        </w:rPr>
+        <w:t xml:space="preserve"> work collaboratively.</w:t>
+      </w:r>
+    </w:p>
+    <w:p>
+      <w:pPr>
+        <w:spacing w:after="0" w:line="360" w:lineRule="auto"/>
+        <w:jc w:val="both"/>
+        <w:rPr>
+          <w:rFonts w:ascii="Times New Roman" w:hAnsi="Times New Roman" w:cs="Times New Roman"/>
+          <w:kern w:val="0"/>
+          <w:lang w:eastAsia="en-GB"/>
+          <w14:ligatures w14:val="none"/>
+        </w:rPr>
+      </w:pPr>
+      <w:r>
+        <w:rPr>
+          <w:rFonts w:ascii="Times New Roman" w:hAnsi="Times New Roman" w:cs="Times New Roman"/>
+          <w:kern w:val="0"/>
+          <w:lang w:eastAsia="en-GB"/>
+          <w14:ligatures w14:val="none"/>
+        </w:rPr>
+        <w:t>Professional military education must therefore incorporate autonomous systems, human-machine teaming and counter-UxS operations throughout career progression</w:t>
+      </w:r>
+    </w:p>
+    <w:bookmarkEnd w:id="3"/>
+    <w:p>
+      <w:pPr>
+        <w:spacing w:after="0" w:line="360" w:lineRule="auto"/>
+        <w:jc w:val="both"/>
+        <w:rPr>
+          <w:rFonts w:ascii="Times New Roman" w:hAnsi="Times New Roman" w:cs="Times New Roman"/>
+          <w:kern w:val="0"/>
+          <w:lang w:eastAsia="en-GB"/>
+          <w14:ligatures w14:val="none"/>
+        </w:rPr>
+      </w:pPr>
+      <w:r>
+        <w:rPr>
+          <w:rFonts w:ascii="Times New Roman" w:hAnsi="Times New Roman" w:cs="Times New Roman"/>
+          <w:kern w:val="0"/>
+          <w:lang w:eastAsia="en-GB"/>
+          <w14:ligatures w14:val="none"/>
+        </w:rPr>
+        <w:t>Institutionalising UxS requires adapting Defence Forces structures, procurement, training and career pathways to support their long-term integration. Professional military education must also embed UxS and human-machine teaming across all levels to make these capabilities a core part of future operations.</w:t>
+      </w:r>
+    </w:p>
+    <w:p>
+      <w:pPr>
+        <w:spacing w:after="0" w:line="360" w:lineRule="auto"/>
+        <w:jc w:val="both"/>
+        <w:rPr>
+          <w:rFonts w:ascii="Times New Roman" w:hAnsi="Times New Roman" w:cs="Times New Roman"/>
+          <w:b/>
+          <w:bCs/>
+          <w:kern w:val="0"/>
+          <w:lang w:eastAsia="en-GB"/>
+          <w14:ligatures w14:val="none"/>
+        </w:rPr>
+      </w:pPr>
+    </w:p>
+    <w:p>
+      <w:pPr>
+        <w:pStyle w:val="ListParagraph"/>
+        <w:numPr>
+          <w:ilvl w:val="0"/>
+          <w:numId w:val="8"/>
+        </w:numPr>
+        <w:spacing w:after="0" w:line="360" w:lineRule="auto"/>
+        <w:ind w:left="0" w:firstLine="0"/>
+        <w:jc w:val="both"/>
+        <w:rPr>
+          <w:rFonts w:ascii="Times New Roman" w:hAnsi="Times New Roman" w:cs="Times New Roman"/>
+          <w:b/>
+          <w:bCs/>
+          <w:kern w:val="0"/>
+          <w:lang w:eastAsia="en-GB"/>
+          <w14:ligatures w14:val="none"/>
+        </w:rPr>
+      </w:pPr>
+      <w:bookmarkStart w:id="4" w:name="_Hlk235300244"/>
+      <w:r>
+        <w:rPr>
+          <w:rFonts w:ascii="Times New Roman" w:hAnsi="Times New Roman" w:cs="Times New Roman"/>
+          <w:b/>
+          <w:bCs/>
+          <w:kern w:val="0"/>
+          <w:lang w:eastAsia="en-GB"/>
+          <w14:ligatures w14:val="none"/>
+        </w:rPr>
+        <w:t>Virtuous Cycles of Wargaming</w:t>
+      </w:r>
+    </w:p>
+    <w:p>
+      <w:pPr>
+        <w:spacing w:after="0" w:line="360" w:lineRule="auto"/>
+        <w:jc w:val="both"/>
+        <w:rPr>
+          <w:rFonts w:ascii="Times New Roman" w:hAnsi="Times New Roman" w:cs="Times New Roman"/>
+          <w:kern w:val="0"/>
+          <w:lang w:eastAsia="en-GB"/>
+          <w14:ligatures w14:val="none"/>
+        </w:rPr>
+      </w:pPr>
+      <w:r>
+        <w:rPr>
+          <w:rFonts w:ascii="Times New Roman" w:hAnsi="Times New Roman" w:cs="Times New Roman"/>
+          <w:kern w:val="0"/>
+          <w:lang w:eastAsia="en-GB"/>
+          <w14:ligatures w14:val="none"/>
+        </w:rPr>
+        <w:t>The decisive stage in transforming a tactical concept into credible policy is experimentation through wargaming</w:t>
+      </w:r>
+      <w:r>
+        <w:rPr>
+          <w:rStyle w:val="FootnoteReference"/>
+          <w:rFonts w:ascii="Times New Roman" w:hAnsi="Times New Roman" w:cs="Times New Roman"/>
+          <w:kern w:val="0"/>
+          <w:lang w:eastAsia="en-GB"/>
+          <w14:ligatures w14:val="none"/>
+        </w:rPr>
+        <w:footnoteReference w:id="38"/>
+      </w:r>
+      <w:r>
+        <w:rPr>
+          <w:rFonts w:ascii="Times New Roman" w:hAnsi="Times New Roman" w:cs="Times New Roman"/>
+          <w:kern w:val="0"/>
+          <w:lang w:eastAsia="en-GB"/>
+          <w14:ligatures w14:val="none"/>
+        </w:rPr>
+        <w:t xml:space="preserve">, training, exercising and evaluation. Wargaming allows commanders to </w:t>
+      </w:r>
+      <w:r>
+        <w:rPr>
+          <w:rFonts w:ascii="Times New Roman" w:hAnsi="Times New Roman" w:cs="Times New Roman"/>
+          <w:kern w:val="0"/>
+          <w:lang w:eastAsia="en-GB"/>
+          <w14:ligatures w14:val="none"/>
+        </w:rPr>
+        <w:lastRenderedPageBreak/>
+        <w:t>explore how UxS enabled light infantry denial operations</w:t>
+      </w:r>
+      <w:r>
+        <w:rPr>
+          <w:rStyle w:val="FootnoteReference"/>
+          <w:rFonts w:ascii="Times New Roman" w:hAnsi="Times New Roman" w:cs="Times New Roman"/>
+          <w:kern w:val="0"/>
+          <w:lang w:eastAsia="en-GB"/>
+          <w14:ligatures w14:val="none"/>
+        </w:rPr>
+        <w:footnoteReference w:id="39"/>
+      </w:r>
+      <w:r>
+        <w:rPr>
+          <w:rFonts w:ascii="Times New Roman" w:hAnsi="Times New Roman" w:cs="Times New Roman"/>
+          <w:kern w:val="0"/>
+          <w:lang w:eastAsia="en-GB"/>
+          <w14:ligatures w14:val="none"/>
+        </w:rPr>
+        <w:t xml:space="preserve"> could respond to likely threats against Irish territory or critical infrastructure.</w:t>
+      </w:r>
+    </w:p>
+    <w:p>
+      <w:pPr>
+        <w:pStyle w:val="ListParagraph"/>
+        <w:spacing w:after="0" w:line="360" w:lineRule="auto"/>
+        <w:ind w:left="1440"/>
+        <w:jc w:val="both"/>
+        <w:rPr>
+          <w:rFonts w:ascii="Times New Roman" w:hAnsi="Times New Roman" w:cs="Times New Roman"/>
+          <w:b/>
+          <w:bCs/>
+          <w:kern w:val="0"/>
+          <w:lang w:eastAsia="en-GB"/>
+          <w14:ligatures w14:val="none"/>
+        </w:rPr>
+      </w:pPr>
+    </w:p>
+    <w:p>
+      <w:pPr>
+        <w:spacing w:after="0" w:line="360" w:lineRule="auto"/>
+        <w:jc w:val="both"/>
+        <w:rPr>
+          <w:rFonts w:ascii="Times New Roman" w:hAnsi="Times New Roman" w:cs="Times New Roman"/>
+          <w:kern w:val="0"/>
+          <w:lang w:eastAsia="en-GB"/>
+          <w14:ligatures w14:val="none"/>
+        </w:rPr>
+      </w:pPr>
+      <w:r>
+        <w:rPr>
+          <w:rFonts w:ascii="Times New Roman" w:hAnsi="Times New Roman" w:cs="Times New Roman"/>
+          <w:kern w:val="0"/>
+          <w:lang w:eastAsia="en-GB"/>
+          <w14:ligatures w14:val="none"/>
+        </w:rPr>
+        <w:t>New ideas acquire legitimacy through training and evaluation against realistic operational problems</w:t>
+      </w:r>
+      <w:r>
+        <w:rPr>
+          <w:rStyle w:val="FootnoteReference"/>
+          <w:rFonts w:ascii="Times New Roman" w:hAnsi="Times New Roman" w:cs="Times New Roman"/>
+          <w:kern w:val="0"/>
+          <w:lang w:eastAsia="en-GB"/>
+          <w14:ligatures w14:val="none"/>
+        </w:rPr>
+        <w:footnoteReference w:id="40"/>
+      </w:r>
+      <w:r>
+        <w:rPr>
+          <w:rFonts w:ascii="Times New Roman" w:hAnsi="Times New Roman" w:cs="Times New Roman"/>
+          <w:kern w:val="0"/>
+          <w:lang w:eastAsia="en-GB"/>
+          <w14:ligatures w14:val="none"/>
+        </w:rPr>
+        <w:t>. As tactics become standardised and personnel gain operational confidence, UxS integration transitions from innovation to normal military practice</w:t>
+      </w:r>
+      <w:r>
+        <w:rPr>
+          <w:rStyle w:val="FootnoteReference"/>
+          <w:rFonts w:ascii="Times New Roman" w:hAnsi="Times New Roman" w:cs="Times New Roman"/>
+          <w:kern w:val="0"/>
+          <w:lang w:eastAsia="en-GB"/>
+          <w14:ligatures w14:val="none"/>
+        </w:rPr>
+        <w:footnoteReference w:id="41"/>
+      </w:r>
+      <w:r>
+        <w:rPr>
+          <w:rFonts w:ascii="Times New Roman" w:hAnsi="Times New Roman" w:cs="Times New Roman"/>
+          <w:kern w:val="0"/>
+          <w:lang w:eastAsia="en-GB"/>
+          <w14:ligatures w14:val="none"/>
+        </w:rPr>
+        <w:t>. Importantly, this iterative process provides political leaders with demonstrable evidence that investment in autonomous systems generates measurable improvements in operational effectiveness</w:t>
+      </w:r>
+      <w:r>
+        <w:rPr>
+          <w:rStyle w:val="FootnoteReference"/>
+          <w:rFonts w:ascii="Times New Roman" w:hAnsi="Times New Roman" w:cs="Times New Roman"/>
+          <w:kern w:val="0"/>
+          <w:lang w:eastAsia="en-GB"/>
+          <w14:ligatures w14:val="none"/>
+        </w:rPr>
+        <w:footnoteReference w:id="42"/>
+      </w:r>
+      <w:r>
+        <w:rPr>
+          <w:rFonts w:ascii="Times New Roman" w:hAnsi="Times New Roman" w:cs="Times New Roman"/>
+          <w:kern w:val="0"/>
+          <w:lang w:eastAsia="en-GB"/>
+          <w14:ligatures w14:val="none"/>
+        </w:rPr>
+        <w:t>.</w:t>
+      </w:r>
+      <w:r>
+        <w:t xml:space="preserve"> </w:t>
+      </w:r>
+      <w:r>
+        <w:rPr>
+          <w:rFonts w:ascii="Times New Roman" w:hAnsi="Times New Roman" w:cs="Times New Roman"/>
+          <w:kern w:val="0"/>
+          <w:lang w:eastAsia="en-GB"/>
+          <w14:ligatures w14:val="none"/>
+        </w:rPr>
+        <w:t>Rather than relying upon theoretical arguments, Defence can point to validated concepts, tested doctrine and exercised capability as justification for continued investment.</w:t>
+      </w:r>
+    </w:p>
+    <w:p>
+      <w:pPr>
+        <w:spacing w:after="0" w:line="360" w:lineRule="auto"/>
+        <w:jc w:val="both"/>
+        <w:rPr>
+          <w:rFonts w:ascii="Times New Roman" w:hAnsi="Times New Roman" w:cs="Times New Roman"/>
+          <w:kern w:val="0"/>
+          <w:lang w:eastAsia="en-GB"/>
+          <w14:ligatures w14:val="none"/>
+        </w:rPr>
+      </w:pPr>
+      <w:r>
+        <w:rPr>
+          <w:rFonts w:ascii="Times New Roman" w:hAnsi="Times New Roman" w:cs="Times New Roman"/>
+          <w:kern w:val="0"/>
+          <w:lang w:eastAsia="en-GB"/>
+          <w14:ligatures w14:val="none"/>
+        </w:rPr>
+        <w:t>Lessons identified during experimentation must directly inform doctrinal refinement, force structure and procurement decisions</w:t>
+      </w:r>
+      <w:r>
+        <w:rPr>
+          <w:rStyle w:val="FootnoteReference"/>
+          <w:rFonts w:ascii="Times New Roman" w:hAnsi="Times New Roman" w:cs="Times New Roman"/>
+          <w:kern w:val="0"/>
+          <w:lang w:eastAsia="en-GB"/>
+          <w14:ligatures w14:val="none"/>
+        </w:rPr>
+        <w:footnoteReference w:id="43"/>
+      </w:r>
+      <w:r>
+        <w:rPr>
+          <w:rFonts w:ascii="Times New Roman" w:hAnsi="Times New Roman" w:cs="Times New Roman"/>
+          <w:kern w:val="0"/>
+          <w:lang w:eastAsia="en-GB"/>
+          <w14:ligatures w14:val="none"/>
+        </w:rPr>
+        <w:t>.</w:t>
+      </w:r>
+      <w:r>
+        <w:t xml:space="preserve"> </w:t>
+      </w:r>
+      <w:r>
+        <w:rPr>
+          <w:rFonts w:ascii="Times New Roman" w:hAnsi="Times New Roman" w:cs="Times New Roman"/>
+          <w:kern w:val="0"/>
+          <w:lang w:eastAsia="en-GB"/>
+          <w14:ligatures w14:val="none"/>
+        </w:rPr>
+        <w:t>The insights provided from these processes should inform progressively more demanding field exercises where unmanned systems operate alongside conventional forces under realistic conditions.</w:t>
+      </w:r>
+    </w:p>
+    <w:bookmarkEnd w:id="4"/>
+    <w:p>
+      <w:pPr>
+        <w:spacing w:after="0" w:line="360" w:lineRule="auto"/>
+        <w:jc w:val="both"/>
+        <w:rPr>
+          <w:rFonts w:ascii="Times New Roman" w:hAnsi="Times New Roman" w:cs="Times New Roman"/>
+          <w:kern w:val="0"/>
+          <w:lang w:eastAsia="en-GB"/>
+          <w14:ligatures w14:val="none"/>
+        </w:rPr>
+      </w:pPr>
+      <w:r>
+        <w:rPr>
+          <w:rFonts w:ascii="Times New Roman" w:hAnsi="Times New Roman" w:cs="Times New Roman"/>
+          <w:kern w:val="0"/>
+          <w:lang w:eastAsia="en-GB"/>
+          <w14:ligatures w14:val="none"/>
+        </w:rPr>
+        <w:t>Wargaming, training and experimentation are essential to test, validate and refine the operational use of UxS. The lessons identified should inform doctrine, force structure and procurement, while providing evidence to support continued investment.</w:t>
+      </w:r>
+    </w:p>
+    <w:p>
+      <w:pPr>
+        <w:spacing w:after="0" w:line="360" w:lineRule="auto"/>
+        <w:jc w:val="both"/>
+        <w:rPr>
+          <w:rFonts w:ascii="Times New Roman" w:hAnsi="Times New Roman" w:cs="Times New Roman"/>
+          <w:kern w:val="0"/>
+          <w:lang w:eastAsia="en-GB"/>
+          <w14:ligatures w14:val="none"/>
+        </w:rPr>
+      </w:pPr>
+    </w:p>
+    <w:p>
+      <w:pPr>
+        <w:pStyle w:val="ListParagraph"/>
+        <w:numPr>
+          <w:ilvl w:val="0"/>
+          <w:numId w:val="8"/>
+        </w:numPr>
+        <w:tabs>
+          <w:tab w:val="left" w:pos="567"/>
+        </w:tabs>
+        <w:spacing w:after="0" w:line="360" w:lineRule="auto"/>
+        <w:ind w:left="0" w:firstLine="0"/>
+        <w:jc w:val="both"/>
+        <w:rPr>
+          <w:rFonts w:ascii="Times New Roman" w:hAnsi="Times New Roman" w:cs="Times New Roman"/>
+          <w:b/>
+          <w:bCs/>
+          <w:kern w:val="0"/>
+          <w:lang w:eastAsia="en-GB"/>
+          <w14:ligatures w14:val="none"/>
+        </w:rPr>
+      </w:pPr>
+      <w:bookmarkStart w:id="5" w:name="_Hlk235301718"/>
+      <w:r>
+        <w:rPr>
+          <w:rFonts w:ascii="Times New Roman" w:hAnsi="Times New Roman" w:cs="Times New Roman"/>
+          <w:b/>
+          <w:bCs/>
+          <w:kern w:val="0"/>
+          <w:lang w:eastAsia="en-GB"/>
+          <w14:ligatures w14:val="none"/>
+        </w:rPr>
+        <w:t>Identification and iteration of enabling technologies</w:t>
+      </w:r>
+    </w:p>
+    <w:p>
+      <w:pPr>
+        <w:spacing w:after="0" w:line="360" w:lineRule="auto"/>
+        <w:jc w:val="both"/>
+        <w:rPr>
+          <w:rFonts w:ascii="Times New Roman" w:hAnsi="Times New Roman" w:cs="Times New Roman"/>
+          <w:kern w:val="0"/>
+          <w:lang w:eastAsia="en-GB"/>
+          <w14:ligatures w14:val="none"/>
+        </w:rPr>
+      </w:pPr>
+      <w:r>
+        <w:rPr>
+          <w:rFonts w:ascii="Times New Roman" w:hAnsi="Times New Roman" w:cs="Times New Roman"/>
+          <w:kern w:val="0"/>
+          <w:lang w:eastAsia="en-GB"/>
+          <w14:ligatures w14:val="none"/>
+        </w:rPr>
+        <w:t>Maintaining credibility also requires continuous technological adaptation</w:t>
+      </w:r>
+      <w:r>
+        <w:rPr>
+          <w:rStyle w:val="FootnoteReference"/>
+          <w:rFonts w:ascii="Times New Roman" w:hAnsi="Times New Roman" w:cs="Times New Roman"/>
+          <w:kern w:val="0"/>
+          <w:lang w:eastAsia="en-GB"/>
+          <w14:ligatures w14:val="none"/>
+        </w:rPr>
+        <w:footnoteReference w:id="44"/>
+      </w:r>
+      <w:r>
+        <w:rPr>
+          <w:rFonts w:ascii="Times New Roman" w:hAnsi="Times New Roman" w:cs="Times New Roman"/>
+          <w:kern w:val="0"/>
+          <w:lang w:eastAsia="en-GB"/>
+          <w14:ligatures w14:val="none"/>
+        </w:rPr>
+        <w:t>. One of the defining characteristics of contemporary uncrewed warfare is the exceptionally rapid pace of innovation</w:t>
+      </w:r>
+      <w:r>
+        <w:rPr>
+          <w:rStyle w:val="FootnoteReference"/>
+          <w:rFonts w:ascii="Times New Roman" w:hAnsi="Times New Roman" w:cs="Times New Roman"/>
+          <w:kern w:val="0"/>
+          <w:lang w:eastAsia="en-GB"/>
+          <w14:ligatures w14:val="none"/>
+        </w:rPr>
+        <w:footnoteReference w:id="45"/>
+      </w:r>
+      <w:r>
+        <w:rPr>
+          <w:rFonts w:ascii="Times New Roman" w:hAnsi="Times New Roman" w:cs="Times New Roman"/>
+          <w:kern w:val="0"/>
+          <w:lang w:eastAsia="en-GB"/>
+          <w14:ligatures w14:val="none"/>
+        </w:rPr>
+        <w:t>.</w:t>
+      </w:r>
+      <w:r>
+        <w:rPr>
+          <w:rFonts w:ascii="Times New Roman" w:hAnsi="Times New Roman" w:cs="Times New Roman"/>
+          <w:kern w:val="0"/>
+          <w:lang w:eastAsia="en-GB"/>
+          <w14:ligatures w14:val="none"/>
+        </w:rPr>
+        <w:t xml:space="preserve"> </w:t>
+      </w:r>
+      <w:r>
+        <w:rPr>
+          <w:rFonts w:ascii="Times New Roman" w:hAnsi="Times New Roman" w:cs="Times New Roman"/>
+          <w:kern w:val="0"/>
+          <w:lang w:eastAsia="en-GB"/>
+          <w14:ligatures w14:val="none"/>
+        </w:rPr>
+        <w:t xml:space="preserve">Ireland cannot therefore view UxS procurement as a once-off acquisition </w:t>
+      </w:r>
+      <w:r>
+        <w:rPr>
+          <w:rFonts w:ascii="Times New Roman" w:hAnsi="Times New Roman" w:cs="Times New Roman"/>
+          <w:kern w:val="0"/>
+          <w:lang w:eastAsia="en-GB"/>
+          <w14:ligatures w14:val="none"/>
+        </w:rPr>
+        <w:lastRenderedPageBreak/>
+        <w:t>programme. Instead, defence planning must establish mechanisms for continual capability development through spiral acquisition</w:t>
+      </w:r>
+      <w:r>
+        <w:rPr>
+          <w:rFonts w:ascii="Times New Roman" w:hAnsi="Times New Roman" w:cs="Times New Roman"/>
+          <w:kern w:val="0"/>
+          <w:lang w:eastAsia="en-GB"/>
+          <w14:ligatures w14:val="none"/>
+        </w:rPr>
+        <w:t xml:space="preserve"> and a </w:t>
+      </w:r>
+      <w:r>
+        <w:rPr>
+          <w:rFonts w:ascii="Times New Roman" w:hAnsi="Times New Roman" w:cs="Times New Roman"/>
+          <w:kern w:val="0"/>
+          <w:lang w:eastAsia="en-GB"/>
+          <w14:ligatures w14:val="none"/>
+        </w:rPr>
+        <w:t xml:space="preserve">modular </w:t>
+      </w:r>
+      <w:r>
+        <w:rPr>
+          <w:rFonts w:ascii="Times New Roman" w:hAnsi="Times New Roman" w:cs="Times New Roman"/>
+          <w:kern w:val="0"/>
+          <w:lang w:eastAsia="en-GB"/>
+          <w14:ligatures w14:val="none"/>
+        </w:rPr>
+        <w:t>open systems approach</w:t>
+      </w:r>
+      <w:r>
+        <w:rPr>
+          <w:rStyle w:val="FootnoteReference"/>
+          <w:rFonts w:ascii="Times New Roman" w:hAnsi="Times New Roman" w:cs="Times New Roman"/>
+          <w:kern w:val="0"/>
+          <w:lang w:eastAsia="en-GB"/>
+          <w14:ligatures w14:val="none"/>
+        </w:rPr>
+        <w:footnoteReference w:id="46"/>
+      </w:r>
+      <w:r>
+        <w:rPr>
+          <w:rFonts w:ascii="Times New Roman" w:hAnsi="Times New Roman" w:cs="Times New Roman"/>
+          <w:kern w:val="0"/>
+          <w:lang w:eastAsia="en-GB"/>
+          <w14:ligatures w14:val="none"/>
+        </w:rPr>
+        <w:t xml:space="preserve"> to acquisition</w:t>
+      </w:r>
+      <w:r>
+        <w:rPr>
+          <w:rFonts w:ascii="Times New Roman" w:hAnsi="Times New Roman" w:cs="Times New Roman"/>
+          <w:kern w:val="0"/>
+          <w:lang w:eastAsia="en-GB"/>
+          <w14:ligatures w14:val="none"/>
+        </w:rPr>
+        <w:t>.</w:t>
+      </w:r>
+      <w:r>
+        <w:rPr>
+          <w:rFonts w:ascii="Times New Roman" w:hAnsi="Times New Roman" w:cs="Times New Roman"/>
+          <w:kern w:val="0"/>
+          <w:lang w:eastAsia="en-GB"/>
+          <w14:ligatures w14:val="none"/>
+        </w:rPr>
+        <w:t xml:space="preserve"> </w:t>
+      </w:r>
+      <w:r>
+        <w:rPr>
+          <w:rFonts w:ascii="Times New Roman" w:hAnsi="Times New Roman" w:cs="Times New Roman"/>
+          <w:kern w:val="0"/>
+          <w:lang w:eastAsia="en-GB"/>
+          <w14:ligatures w14:val="none"/>
+        </w:rPr>
+        <w:t>Open systems allowing rapid integration of new sensors, communications and software will reduce obsolescence while enabling adaptation to emerging threats</w:t>
+      </w:r>
+      <w:r>
+        <w:rPr>
+          <w:rStyle w:val="FootnoteReference"/>
+          <w:rFonts w:ascii="Times New Roman" w:hAnsi="Times New Roman" w:cs="Times New Roman"/>
+          <w:kern w:val="0"/>
+          <w:lang w:eastAsia="en-GB"/>
+          <w14:ligatures w14:val="none"/>
+        </w:rPr>
+        <w:footnoteReference w:id="47"/>
+      </w:r>
+      <w:r>
+        <w:rPr>
+          <w:rFonts w:ascii="Times New Roman" w:hAnsi="Times New Roman" w:cs="Times New Roman"/>
+          <w:kern w:val="0"/>
+          <w:lang w:eastAsia="en-GB"/>
+          <w14:ligatures w14:val="none"/>
+        </w:rPr>
+        <w:t>.</w:t>
+      </w:r>
+    </w:p>
+    <w:p>
+      <w:pPr>
+        <w:spacing w:after="0" w:line="360" w:lineRule="auto"/>
+        <w:jc w:val="both"/>
+        <w:rPr>
+          <w:rFonts w:ascii="Times New Roman" w:hAnsi="Times New Roman" w:cs="Times New Roman"/>
+          <w:kern w:val="0"/>
+          <w:lang w:eastAsia="en-GB"/>
+          <w14:ligatures w14:val="none"/>
+        </w:rPr>
+      </w:pPr>
+      <w:r>
+        <w:rPr>
+          <w:rFonts w:ascii="Times New Roman" w:hAnsi="Times New Roman" w:cs="Times New Roman"/>
+          <w:kern w:val="0"/>
+          <w:lang w:eastAsia="en-GB"/>
+          <w14:ligatures w14:val="none"/>
+        </w:rPr>
+        <w:t xml:space="preserve">Military </w:t>
+      </w:r>
+      <w:r>
+        <w:rPr>
+          <w:rFonts w:ascii="Times New Roman" w:hAnsi="Times New Roman" w:cs="Times New Roman"/>
+          <w:kern w:val="0"/>
+          <w:lang w:eastAsia="en-GB"/>
+          <w14:ligatures w14:val="none"/>
+        </w:rPr>
+        <w:t>drone technologies evolve within months rather than decades</w:t>
+      </w:r>
+      <w:r>
+        <w:rPr>
+          <w:rStyle w:val="FootnoteReference"/>
+          <w:rFonts w:ascii="Times New Roman" w:hAnsi="Times New Roman" w:cs="Times New Roman"/>
+          <w:kern w:val="0"/>
+          <w:lang w:eastAsia="en-GB"/>
+          <w14:ligatures w14:val="none"/>
+        </w:rPr>
+        <w:footnoteReference w:id="48"/>
+      </w:r>
+      <w:r>
+        <w:rPr>
+          <w:rFonts w:ascii="Times New Roman" w:hAnsi="Times New Roman" w:cs="Times New Roman"/>
+          <w:kern w:val="0"/>
+          <w:lang w:eastAsia="en-GB"/>
+          <w14:ligatures w14:val="none"/>
+        </w:rPr>
+        <w:t>, while electronic warfare continuously drives adaptation in communications, autonomy and survivability.</w:t>
+      </w:r>
+      <w:r>
+        <w:t xml:space="preserve"> </w:t>
+      </w:r>
+      <w:r>
+        <w:rPr>
+          <w:rFonts w:ascii="Times New Roman" w:hAnsi="Times New Roman" w:cs="Times New Roman"/>
+          <w:kern w:val="0"/>
+          <w:lang w:eastAsia="en-GB"/>
+          <w14:ligatures w14:val="none"/>
+        </w:rPr>
+        <w:t>Such an approach better reflects the innovation cycles of civilian technology industries and ensures that Defence Forces capabilities remain operationally relevant despite constrained budgets</w:t>
+      </w:r>
+      <w:r>
+        <w:rPr>
+          <w:rFonts w:ascii="Times New Roman" w:hAnsi="Times New Roman" w:cs="Times New Roman"/>
+          <w:kern w:val="0"/>
+          <w:lang w:eastAsia="en-GB"/>
+          <w14:ligatures w14:val="none"/>
+        </w:rPr>
+        <w:t>.</w:t>
+      </w:r>
+    </w:p>
+    <w:bookmarkEnd w:id="5"/>
+    <w:p>
+      <w:pPr>
+        <w:spacing w:after="0" w:line="360" w:lineRule="auto"/>
+        <w:jc w:val="both"/>
+        <w:rPr>
+          <w:rFonts w:ascii="Times New Roman" w:hAnsi="Times New Roman" w:cs="Times New Roman"/>
+          <w:kern w:val="0"/>
+          <w:lang w:eastAsia="en-GB"/>
+          <w14:ligatures w14:val="none"/>
+        </w:rPr>
+      </w:pPr>
+      <w:r>
+        <w:rPr>
+          <w:rFonts w:ascii="Times New Roman" w:hAnsi="Times New Roman" w:cs="Times New Roman"/>
+          <w:kern w:val="0"/>
+          <w:lang w:eastAsia="en-GB"/>
+          <w14:ligatures w14:val="none"/>
+        </w:rPr>
+        <w:t>Maintaining an effective UxS capability requires continuous technological adaptation rather than one-time procurement. Adopting spiral acquisition, open systems and commercial technologies will reduce obsolescence and ensure the Defence Forces can respond quickly to emerging threats.</w:t>
+      </w:r>
+    </w:p>
+    <w:p>
+      <w:pPr>
+        <w:spacing w:after="0" w:line="360" w:lineRule="auto"/>
+        <w:jc w:val="both"/>
+        <w:rPr>
+          <w:rFonts w:ascii="Times New Roman" w:hAnsi="Times New Roman" w:cs="Times New Roman"/>
+          <w:kern w:val="0"/>
+          <w:lang w:eastAsia="en-GB"/>
+          <w14:ligatures w14:val="none"/>
+        </w:rPr>
+      </w:pPr>
+    </w:p>
+    <w:p>
+      <w:pPr>
+        <w:pStyle w:val="ListParagraph"/>
+        <w:numPr>
+          <w:ilvl w:val="0"/>
+          <w:numId w:val="8"/>
+        </w:numPr>
+        <w:spacing w:after="0" w:line="360" w:lineRule="auto"/>
+        <w:jc w:val="both"/>
+        <w:rPr>
+          <w:rFonts w:ascii="Times New Roman" w:hAnsi="Times New Roman" w:cs="Times New Roman"/>
+          <w:b/>
+          <w:bCs/>
+          <w:kern w:val="0"/>
+          <w:lang w:eastAsia="en-GB"/>
+          <w14:ligatures w14:val="none"/>
+        </w:rPr>
+      </w:pPr>
+      <w:bookmarkStart w:id="6" w:name="_Hlk235306840"/>
+      <w:r>
+        <w:rPr>
+          <w:rFonts w:ascii="Times New Roman" w:hAnsi="Times New Roman" w:cs="Times New Roman"/>
+          <w:b/>
+          <w:bCs/>
+          <w:kern w:val="0"/>
+          <w:lang w:eastAsia="en-GB"/>
+          <w14:ligatures w14:val="none"/>
+        </w:rPr>
+        <w:t>Agile Industrial Base</w:t>
+      </w:r>
+    </w:p>
+    <w:p>
+      <w:pPr>
+        <w:spacing w:after="0" w:line="360" w:lineRule="auto"/>
+        <w:jc w:val="both"/>
+        <w:rPr>
+          <w:rFonts w:ascii="Times New Roman" w:hAnsi="Times New Roman" w:cs="Times New Roman"/>
+          <w:kern w:val="0"/>
+          <w:lang w:eastAsia="en-GB"/>
+          <w14:ligatures w14:val="none"/>
+        </w:rPr>
+      </w:pPr>
+      <w:r>
+        <w:rPr>
+          <w:rFonts w:ascii="Times New Roman" w:hAnsi="Times New Roman" w:cs="Times New Roman"/>
+          <w:kern w:val="0"/>
+          <w:lang w:eastAsia="en-GB"/>
+          <w14:ligatures w14:val="none"/>
+        </w:rPr>
+        <w:t>Industrial engagement forms another essential pillar of credible policy. Effective military capability depends not only upon equipment quality but also upon the capacity to produce, maintain and replace systems at sufficient scale</w:t>
+      </w:r>
+      <w:r>
+        <w:rPr>
+          <w:rStyle w:val="FootnoteReference"/>
+          <w:rFonts w:ascii="Times New Roman" w:hAnsi="Times New Roman" w:cs="Times New Roman"/>
+          <w:kern w:val="0"/>
+          <w:lang w:eastAsia="en-GB"/>
+          <w14:ligatures w14:val="none"/>
+        </w:rPr>
+        <w:footnoteReference w:id="49"/>
+      </w:r>
+      <w:r>
+        <w:rPr>
+          <w:rFonts w:ascii="Times New Roman" w:hAnsi="Times New Roman" w:cs="Times New Roman"/>
+          <w:kern w:val="0"/>
+          <w:lang w:eastAsia="en-GB"/>
+          <w14:ligatures w14:val="none"/>
+        </w:rPr>
+        <w:t>.</w:t>
+      </w:r>
+      <w:r>
+        <w:rPr>
+          <w:rFonts w:ascii="Times New Roman" w:hAnsi="Times New Roman" w:cs="Times New Roman"/>
+          <w:kern w:val="0"/>
+          <w:lang w:eastAsia="en-GB"/>
+          <w14:ligatures w14:val="none"/>
+        </w:rPr>
+        <w:t xml:space="preserve"> </w:t>
+      </w:r>
+      <w:r>
+        <w:rPr>
+          <w:rFonts w:ascii="Times New Roman" w:hAnsi="Times New Roman" w:cs="Times New Roman"/>
+          <w:kern w:val="0"/>
+          <w:lang w:eastAsia="en-GB"/>
+          <w14:ligatures w14:val="none"/>
+        </w:rPr>
+        <w:t>Ireland should therefore strengthen partnerships between the Defence Forces, indigenous defence and technology companies, universities and research institutions to establish sustainable domestic capability in UxS</w:t>
+      </w:r>
+      <w:r>
+        <w:rPr>
+          <w:rStyle w:val="FootnoteReference"/>
+          <w:rFonts w:ascii="Times New Roman" w:hAnsi="Times New Roman" w:cs="Times New Roman"/>
+          <w:kern w:val="0"/>
+          <w:lang w:eastAsia="en-GB"/>
+          <w14:ligatures w14:val="none"/>
+        </w:rPr>
+        <w:footnoteReference w:id="50"/>
+      </w:r>
+      <w:r>
+        <w:rPr>
+          <w:rFonts w:ascii="Times New Roman" w:hAnsi="Times New Roman" w:cs="Times New Roman"/>
+          <w:kern w:val="0"/>
+          <w:lang w:eastAsia="en-GB"/>
+          <w14:ligatures w14:val="none"/>
+        </w:rPr>
+        <w:t>.</w:t>
+      </w:r>
+      <w:r>
+        <w:rPr>
+          <w:rFonts w:ascii="Times New Roman" w:hAnsi="Times New Roman" w:cs="Times New Roman"/>
+          <w:kern w:val="0"/>
+          <w:lang w:eastAsia="en-GB"/>
+          <w14:ligatures w14:val="none"/>
+        </w:rPr>
+        <w:t xml:space="preserve"> </w:t>
+      </w:r>
+      <w:r>
+        <w:rPr>
+          <w:rFonts w:ascii="Times New Roman" w:hAnsi="Times New Roman" w:cs="Times New Roman"/>
+          <w:kern w:val="0"/>
+          <w:lang w:eastAsia="en-GB"/>
+          <w14:ligatures w14:val="none"/>
+        </w:rPr>
+        <w:t>Indigenous production enhances strategic resilience, reduces dependence on overseas suppliers</w:t>
+      </w:r>
+      <w:r>
+        <w:rPr>
+          <w:rStyle w:val="FootnoteReference"/>
+          <w:rFonts w:ascii="Times New Roman" w:hAnsi="Times New Roman" w:cs="Times New Roman"/>
+          <w:kern w:val="0"/>
+          <w:lang w:eastAsia="en-GB"/>
+          <w14:ligatures w14:val="none"/>
+        </w:rPr>
+        <w:footnoteReference w:id="51"/>
+      </w:r>
+      <w:r>
+        <w:rPr>
+          <w:rFonts w:ascii="Times New Roman" w:hAnsi="Times New Roman" w:cs="Times New Roman"/>
+          <w:kern w:val="0"/>
+          <w:lang w:eastAsia="en-GB"/>
+          <w14:ligatures w14:val="none"/>
+        </w:rPr>
+        <w:t xml:space="preserve"> and creates opportunities for innovation within Ireland's expanding technology sector.</w:t>
+      </w:r>
+    </w:p>
+    <w:p>
+      <w:pPr>
+        <w:spacing w:after="0" w:line="360" w:lineRule="auto"/>
+        <w:jc w:val="both"/>
+        <w:rPr>
+          <w:rFonts w:ascii="Times New Roman" w:hAnsi="Times New Roman" w:cs="Times New Roman"/>
+          <w:kern w:val="0"/>
+          <w:lang w:eastAsia="en-GB"/>
+          <w14:ligatures w14:val="none"/>
+        </w:rPr>
+      </w:pPr>
+      <w:r>
+        <w:rPr>
+          <w:rFonts w:ascii="Times New Roman" w:hAnsi="Times New Roman" w:cs="Times New Roman"/>
+          <w:kern w:val="0"/>
+          <w:lang w:eastAsia="en-GB"/>
+          <w14:ligatures w14:val="none"/>
+        </w:rPr>
+        <w:lastRenderedPageBreak/>
+        <w:t>The Ukraine conflict has demonstrated that affordable mass frequently outweighs exquisite capability when attrition is high</w:t>
+      </w:r>
+      <w:r>
+        <w:rPr>
+          <w:rStyle w:val="FootnoteReference"/>
+          <w:rFonts w:ascii="Times New Roman" w:hAnsi="Times New Roman" w:cs="Times New Roman"/>
+          <w:kern w:val="0"/>
+          <w:lang w:eastAsia="en-GB"/>
+          <w14:ligatures w14:val="none"/>
+        </w:rPr>
+        <w:footnoteReference w:id="52"/>
+      </w:r>
+      <w:r>
+        <w:rPr>
+          <w:rFonts w:ascii="Times New Roman" w:hAnsi="Times New Roman" w:cs="Times New Roman"/>
+          <w:kern w:val="0"/>
+          <w:lang w:eastAsia="en-GB"/>
+          <w14:ligatures w14:val="none"/>
+        </w:rPr>
+        <w:t>.</w:t>
+      </w:r>
+      <w:r>
+        <w:rPr>
+          <w:rFonts w:ascii="Times New Roman" w:hAnsi="Times New Roman" w:cs="Times New Roman"/>
+          <w:kern w:val="0"/>
+          <w:lang w:eastAsia="en-GB"/>
+          <w14:ligatures w14:val="none"/>
+        </w:rPr>
+        <w:t xml:space="preserve"> </w:t>
+      </w:r>
+      <w:r>
+        <w:rPr>
+          <w:rFonts w:ascii="Times New Roman" w:hAnsi="Times New Roman" w:cs="Times New Roman"/>
+          <w:kern w:val="0"/>
+          <w:lang w:eastAsia="en-GB"/>
+          <w14:ligatures w14:val="none"/>
+        </w:rPr>
+        <w:t>Close civil-military cooperation will enable the rapid adoption of commercial innovations, creating a resilient and scalable smart mass of autonomous systems that can evolve to meet emerging operational requirements.</w:t>
+      </w:r>
+    </w:p>
+    <w:p>
+      <w:pPr>
+        <w:spacing w:after="0" w:line="360" w:lineRule="auto"/>
+        <w:jc w:val="both"/>
+        <w:rPr>
+          <w:rFonts w:ascii="Times New Roman" w:hAnsi="Times New Roman" w:cs="Times New Roman"/>
+          <w:b/>
+          <w:bCs/>
+          <w:kern w:val="0"/>
+          <w:lang w:eastAsia="en-GB"/>
+          <w14:ligatures w14:val="none"/>
+        </w:rPr>
+      </w:pPr>
+    </w:p>
+    <w:p>
+      <w:pPr>
+        <w:spacing w:after="0" w:line="360" w:lineRule="auto"/>
+        <w:jc w:val="both"/>
+        <w:rPr>
+          <w:rFonts w:ascii="Times New Roman" w:hAnsi="Times New Roman" w:cs="Times New Roman"/>
+          <w:kern w:val="0"/>
+          <w:lang w:eastAsia="en-GB"/>
+          <w14:ligatures w14:val="none"/>
+        </w:rPr>
+      </w:pPr>
+      <w:r>
+        <w:rPr>
+          <w:rFonts w:ascii="Times New Roman" w:hAnsi="Times New Roman" w:cs="Times New Roman"/>
+          <w:kern w:val="0"/>
+          <w:lang w:eastAsia="en-GB"/>
+          <w14:ligatures w14:val="none"/>
+        </w:rPr>
+        <w:t>However, to be successful this must be properly resourced. T</w:t>
+      </w:r>
+      <w:r>
+        <w:rPr>
+          <w:rFonts w:ascii="Times New Roman" w:hAnsi="Times New Roman" w:cs="Times New Roman"/>
+          <w:kern w:val="0"/>
+          <w:lang w:eastAsia="en-GB"/>
+          <w14:ligatures w14:val="none"/>
+        </w:rPr>
+        <w:t>here must be effective resourcing allocated to the generation of capability or industry will not be incentivised to support its implementation</w:t>
+      </w:r>
+      <w:r>
+        <w:rPr>
+          <w:rStyle w:val="FootnoteReference"/>
+          <w:rFonts w:ascii="Times New Roman" w:hAnsi="Times New Roman" w:cs="Times New Roman"/>
+          <w:kern w:val="0"/>
+          <w:lang w:eastAsia="en-GB"/>
+          <w14:ligatures w14:val="none"/>
+        </w:rPr>
+        <w:footnoteReference w:id="53"/>
+      </w:r>
+      <w:r>
+        <w:rPr>
+          <w:rFonts w:ascii="Times New Roman" w:hAnsi="Times New Roman" w:cs="Times New Roman"/>
+          <w:kern w:val="0"/>
+          <w:lang w:eastAsia="en-GB"/>
+          <w14:ligatures w14:val="none"/>
+        </w:rPr>
+        <w:t>.</w:t>
+      </w:r>
+    </w:p>
+    <w:bookmarkEnd w:id="6"/>
+    <w:p>
+      <w:pPr>
+        <w:pStyle w:val="ListParagraph"/>
+        <w:spacing w:after="0" w:line="360" w:lineRule="auto"/>
+        <w:ind w:left="0"/>
+        <w:jc w:val="both"/>
+        <w:rPr>
+          <w:rFonts w:ascii="Times New Roman" w:hAnsi="Times New Roman" w:cs="Times New Roman"/>
+          <w:kern w:val="0"/>
+          <w:lang w:eastAsia="en-GB"/>
+          <w14:ligatures w14:val="none"/>
+        </w:rPr>
+      </w:pPr>
+      <w:r>
+        <w:rPr>
+          <w:rFonts w:ascii="Times New Roman" w:hAnsi="Times New Roman" w:cs="Times New Roman"/>
+          <w:kern w:val="0"/>
+          <w:lang w:eastAsia="en-GB"/>
+          <w14:ligatures w14:val="none"/>
+        </w:rPr>
+        <w:t>A resilient domestic industrial base, built on strong partnerships between the Defence Forces, industry and academia, is essential to deliver a sustainable and scalable smart mass of uncrewed systems. However, this will only be achieved through sustained government investment and long-term resourcing that incentivises innovation and capability development.</w:t>
+      </w:r>
+    </w:p>
+    <w:p>
+      <w:pPr>
+        <w:spacing w:after="0" w:line="360" w:lineRule="auto"/>
+        <w:jc w:val="both"/>
+        <w:rPr>
+          <w:rFonts w:ascii="Times New Roman" w:hAnsi="Times New Roman" w:cs="Times New Roman"/>
+          <w:kern w:val="0"/>
+          <w:lang w:eastAsia="en-GB"/>
+          <w14:ligatures w14:val="none"/>
+        </w:rPr>
+      </w:pPr>
+    </w:p>
+    <w:p>
+      <w:pPr>
+        <w:pStyle w:val="ListParagraph"/>
+        <w:numPr>
+          <w:ilvl w:val="0"/>
+          <w:numId w:val="8"/>
+        </w:numPr>
+        <w:spacing w:after="0" w:line="360" w:lineRule="auto"/>
+        <w:jc w:val="both"/>
+        <w:rPr>
+          <w:rFonts w:ascii="Times New Roman" w:hAnsi="Times New Roman" w:cs="Times New Roman"/>
+          <w:b/>
+          <w:bCs/>
+          <w:kern w:val="0"/>
+          <w:lang w:eastAsia="en-GB"/>
+          <w14:ligatures w14:val="none"/>
+        </w:rPr>
+      </w:pPr>
+      <w:r>
+        <w:rPr>
+          <w:rFonts w:ascii="Times New Roman" w:hAnsi="Times New Roman" w:cs="Times New Roman"/>
+          <w:b/>
+          <w:bCs/>
+          <w:kern w:val="0"/>
+          <w:lang w:eastAsia="en-GB"/>
+          <w14:ligatures w14:val="none"/>
+        </w:rPr>
+        <w:t>The Multi-Stakeholder Approach.</w:t>
+      </w:r>
+    </w:p>
+    <w:p>
+      <w:pPr>
+        <w:pStyle w:val="ListParagraph"/>
+        <w:numPr>
+          <w:ilvl w:val="1"/>
+          <w:numId w:val="8"/>
+        </w:numPr>
+        <w:spacing w:after="0" w:line="360" w:lineRule="auto"/>
+        <w:jc w:val="both"/>
+        <w:rPr>
+          <w:rFonts w:ascii="Times New Roman" w:hAnsi="Times New Roman" w:cs="Times New Roman"/>
+          <w:b/>
+          <w:bCs/>
+          <w:kern w:val="0"/>
+          <w:lang w:eastAsia="en-GB"/>
+          <w14:ligatures w14:val="none"/>
+        </w:rPr>
+      </w:pPr>
+      <w:r>
+        <w:rPr>
+          <w:rFonts w:ascii="Times New Roman" w:hAnsi="Times New Roman" w:cs="Times New Roman"/>
+          <w:b/>
+          <w:bCs/>
+          <w:kern w:val="0"/>
+          <w:lang w:eastAsia="en-GB"/>
+          <w14:ligatures w14:val="none"/>
+        </w:rPr>
+        <w:t>Civil-Mil Cooperation</w:t>
+      </w:r>
+    </w:p>
+    <w:p>
+      <w:pPr>
+        <w:pStyle w:val="ListParagraph"/>
+        <w:spacing w:after="0" w:line="360" w:lineRule="auto"/>
+        <w:ind w:left="1440"/>
+        <w:jc w:val="both"/>
+        <w:rPr>
+          <w:rFonts w:ascii="Times New Roman" w:hAnsi="Times New Roman" w:cs="Times New Roman"/>
+          <w:kern w:val="0"/>
+          <w:lang w:eastAsia="en-GB"/>
+          <w14:ligatures w14:val="none"/>
+        </w:rPr>
+      </w:pPr>
+      <w:r>
+        <w:rPr>
+          <w:rFonts w:ascii="Times New Roman" w:hAnsi="Times New Roman" w:cs="Times New Roman"/>
+          <w:kern w:val="0"/>
+          <w:lang w:eastAsia="en-GB"/>
+          <w14:ligatures w14:val="none"/>
+        </w:rPr>
+        <w:t>Defence transformation cannot occur solely within military institutions. The successful integration of new ideas and technology requires a genuinely multi-stakeholder approach</w:t>
+      </w:r>
+      <w:r>
+        <w:rPr>
+          <w:rStyle w:val="FootnoteReference"/>
+          <w:rFonts w:ascii="Times New Roman" w:hAnsi="Times New Roman" w:cs="Times New Roman"/>
+          <w:kern w:val="0"/>
+          <w:lang w:eastAsia="en-GB"/>
+          <w14:ligatures w14:val="none"/>
+        </w:rPr>
+        <w:footnoteReference w:id="54"/>
+      </w:r>
+      <w:r>
+        <w:rPr>
+          <w:rFonts w:ascii="Times New Roman" w:hAnsi="Times New Roman" w:cs="Times New Roman"/>
+          <w:kern w:val="0"/>
+          <w:lang w:eastAsia="en-GB"/>
+          <w14:ligatures w14:val="none"/>
+        </w:rPr>
+        <w:t>.</w:t>
+      </w:r>
+    </w:p>
+    <w:p>
+      <w:pPr>
+        <w:pStyle w:val="ListParagraph"/>
+        <w:spacing w:after="0" w:line="360" w:lineRule="auto"/>
+        <w:ind w:left="1440"/>
+        <w:jc w:val="both"/>
+        <w:rPr>
+          <w:rFonts w:ascii="Times New Roman" w:hAnsi="Times New Roman" w:cs="Times New Roman"/>
+          <w:kern w:val="0"/>
+          <w:lang w:eastAsia="en-GB"/>
+          <w14:ligatures w14:val="none"/>
+        </w:rPr>
+      </w:pPr>
+    </w:p>
+    <w:p>
+      <w:pPr>
+        <w:pStyle w:val="ListParagraph"/>
+        <w:spacing w:after="0" w:line="360" w:lineRule="auto"/>
+        <w:ind w:left="1440"/>
+        <w:jc w:val="both"/>
+        <w:rPr>
+          <w:rFonts w:ascii="Times New Roman" w:hAnsi="Times New Roman" w:cs="Times New Roman"/>
+          <w:kern w:val="0"/>
+          <w:lang w:eastAsia="en-GB"/>
+          <w14:ligatures w14:val="none"/>
+        </w:rPr>
+      </w:pPr>
+      <w:r>
+        <w:rPr>
+          <w:rFonts w:ascii="Times New Roman" w:hAnsi="Times New Roman" w:cs="Times New Roman"/>
+          <w:kern w:val="0"/>
+          <w:lang w:eastAsia="en-GB"/>
+          <w14:ligatures w14:val="none"/>
+        </w:rPr>
+        <w:t>Political leadership, government departments, academia, industry and regulatory authorities must all contribute to capability development</w:t>
+      </w:r>
+      <w:r>
+        <w:rPr>
+          <w:rStyle w:val="FootnoteReference"/>
+          <w:rFonts w:ascii="Times New Roman" w:hAnsi="Times New Roman" w:cs="Times New Roman"/>
+          <w:kern w:val="0"/>
+          <w:lang w:eastAsia="en-GB"/>
+          <w14:ligatures w14:val="none"/>
+        </w:rPr>
+        <w:footnoteReference w:id="55"/>
+      </w:r>
+      <w:r>
+        <w:rPr>
+          <w:rFonts w:ascii="Times New Roman" w:hAnsi="Times New Roman" w:cs="Times New Roman"/>
+          <w:kern w:val="0"/>
+          <w:lang w:eastAsia="en-GB"/>
+          <w14:ligatures w14:val="none"/>
+        </w:rPr>
+        <w:t xml:space="preserve">. </w:t>
+      </w:r>
+      <w:r>
+        <w:rPr>
+          <w:rFonts w:ascii="Times New Roman" w:hAnsi="Times New Roman" w:cs="Times New Roman"/>
+          <w:kern w:val="0"/>
+          <w:lang w:eastAsia="en-GB"/>
+          <w14:ligatures w14:val="none"/>
+        </w:rPr>
+        <w:t>Such collaboration avoids organisational silos while ensuring that ethical, legal, financial and operational considerations develop together.</w:t>
+      </w:r>
+    </w:p>
+    <w:p>
+      <w:pPr>
+        <w:pStyle w:val="ListParagraph"/>
+        <w:spacing w:after="0" w:line="360" w:lineRule="auto"/>
+        <w:ind w:left="1440"/>
+        <w:jc w:val="both"/>
+        <w:rPr>
+          <w:rFonts w:ascii="Times New Roman" w:hAnsi="Times New Roman" w:cs="Times New Roman"/>
+          <w:b/>
+          <w:bCs/>
+          <w:kern w:val="0"/>
+          <w:lang w:eastAsia="en-GB"/>
+          <w14:ligatures w14:val="none"/>
+        </w:rPr>
+      </w:pPr>
+    </w:p>
+    <w:p>
+      <w:pPr>
+        <w:pStyle w:val="ListParagraph"/>
+        <w:numPr>
+          <w:ilvl w:val="1"/>
+          <w:numId w:val="8"/>
+        </w:numPr>
+        <w:spacing w:after="0" w:line="360" w:lineRule="auto"/>
+        <w:jc w:val="both"/>
+        <w:rPr>
+          <w:rFonts w:ascii="Times New Roman" w:hAnsi="Times New Roman" w:cs="Times New Roman"/>
+          <w:b/>
+          <w:bCs/>
+          <w:kern w:val="0"/>
+          <w:lang w:eastAsia="en-GB"/>
+          <w14:ligatures w14:val="none"/>
+        </w:rPr>
+      </w:pPr>
+      <w:r>
+        <w:rPr>
+          <w:rFonts w:ascii="Times New Roman" w:hAnsi="Times New Roman" w:cs="Times New Roman"/>
+          <w:b/>
+          <w:bCs/>
+          <w:kern w:val="0"/>
+          <w:lang w:eastAsia="en-GB"/>
+          <w14:ligatures w14:val="none"/>
+        </w:rPr>
+        <w:t>Transparent Governance and Oversight</w:t>
+      </w:r>
+    </w:p>
+    <w:p>
+      <w:pPr>
+        <w:pStyle w:val="ListParagraph"/>
+        <w:spacing w:after="0" w:line="360" w:lineRule="auto"/>
+        <w:ind w:left="1440"/>
+        <w:jc w:val="both"/>
+        <w:rPr>
+          <w:rFonts w:ascii="Times New Roman" w:hAnsi="Times New Roman" w:cs="Times New Roman"/>
+          <w:kern w:val="0"/>
+          <w:lang w:eastAsia="en-GB"/>
+          <w14:ligatures w14:val="none"/>
+        </w:rPr>
+      </w:pPr>
+      <w:r>
+        <w:rPr>
+          <w:rFonts w:ascii="Times New Roman" w:hAnsi="Times New Roman" w:cs="Times New Roman"/>
+          <w:kern w:val="0"/>
+          <w:lang w:eastAsia="en-GB"/>
+          <w14:ligatures w14:val="none"/>
+        </w:rPr>
+        <w:t>Civilian oversight is particularly important given the political sensitivities surrounding autonomy</w:t>
+      </w:r>
+      <w:r>
+        <w:rPr>
+          <w:rFonts w:ascii="Times New Roman" w:hAnsi="Times New Roman" w:cs="Times New Roman"/>
+          <w:kern w:val="0"/>
+          <w:lang w:eastAsia="en-GB"/>
+          <w14:ligatures w14:val="none"/>
+        </w:rPr>
+        <w:t xml:space="preserve"> </w:t>
+      </w:r>
+      <w:r>
+        <w:rPr>
+          <w:rFonts w:ascii="Times New Roman" w:hAnsi="Times New Roman" w:cs="Times New Roman"/>
+          <w:kern w:val="0"/>
+          <w:lang w:eastAsia="en-GB"/>
+          <w14:ligatures w14:val="none"/>
+        </w:rPr>
+        <w:t>and military neutrality</w:t>
+      </w:r>
+      <w:r>
+        <w:rPr>
+          <w:rStyle w:val="FootnoteReference"/>
+          <w:rFonts w:ascii="Times New Roman" w:hAnsi="Times New Roman" w:cs="Times New Roman"/>
+          <w:kern w:val="0"/>
+          <w:lang w:eastAsia="en-GB"/>
+          <w14:ligatures w14:val="none"/>
+        </w:rPr>
+        <w:footnoteReference w:id="56"/>
+      </w:r>
+      <w:r>
+        <w:rPr>
+          <w:rFonts w:ascii="Times New Roman" w:hAnsi="Times New Roman" w:cs="Times New Roman"/>
+          <w:kern w:val="0"/>
+          <w:lang w:eastAsia="en-GB"/>
+          <w14:ligatures w14:val="none"/>
+        </w:rPr>
+        <w:t xml:space="preserve">. </w:t>
+      </w:r>
+    </w:p>
+    <w:p>
+      <w:pPr>
+        <w:pStyle w:val="ListParagraph"/>
+        <w:spacing w:after="0" w:line="360" w:lineRule="auto"/>
+        <w:ind w:left="1440"/>
+        <w:jc w:val="both"/>
+        <w:rPr>
+          <w:rFonts w:ascii="Times New Roman" w:hAnsi="Times New Roman" w:cs="Times New Roman"/>
+          <w:kern w:val="0"/>
+          <w:lang w:eastAsia="en-GB"/>
+          <w14:ligatures w14:val="none"/>
+        </w:rPr>
+      </w:pPr>
+    </w:p>
+    <w:p>
+      <w:pPr>
+        <w:pStyle w:val="ListParagraph"/>
+        <w:spacing w:after="0" w:line="360" w:lineRule="auto"/>
+        <w:ind w:left="1440"/>
+        <w:jc w:val="both"/>
+        <w:rPr>
+          <w:rFonts w:ascii="Times New Roman" w:hAnsi="Times New Roman" w:cs="Times New Roman"/>
+          <w:kern w:val="0"/>
+          <w:lang w:eastAsia="en-GB"/>
+          <w14:ligatures w14:val="none"/>
+        </w:rPr>
+      </w:pPr>
+      <w:r>
+        <w:rPr>
+          <w:rFonts w:ascii="Times New Roman" w:hAnsi="Times New Roman" w:cs="Times New Roman"/>
+          <w:kern w:val="0"/>
+          <w:lang w:eastAsia="en-GB"/>
+          <w14:ligatures w14:val="none"/>
+        </w:rPr>
+        <w:t>Transparent governance strengthens public confidence that autonomous systems</w:t>
+      </w:r>
+      <w:r>
+        <w:rPr>
+          <w:rStyle w:val="FootnoteReference"/>
+          <w:rFonts w:ascii="Times New Roman" w:hAnsi="Times New Roman" w:cs="Times New Roman"/>
+          <w:kern w:val="0"/>
+          <w:lang w:eastAsia="en-GB"/>
+          <w14:ligatures w14:val="none"/>
+        </w:rPr>
+        <w:footnoteReference w:id="57"/>
+      </w:r>
+      <w:r>
+        <w:rPr>
+          <w:rFonts w:ascii="Times New Roman" w:hAnsi="Times New Roman" w:cs="Times New Roman"/>
+          <w:kern w:val="0"/>
+          <w:lang w:eastAsia="en-GB"/>
+          <w14:ligatures w14:val="none"/>
+        </w:rPr>
+        <w:t xml:space="preserve"> are enhancing national resilience rather than fundamentally altering Ireland's defence posture.</w:t>
+      </w:r>
+    </w:p>
+    <w:p>
+      <w:pPr>
+        <w:pStyle w:val="ListParagraph"/>
+        <w:spacing w:after="0" w:line="360" w:lineRule="auto"/>
+        <w:ind w:left="1440"/>
+        <w:jc w:val="both"/>
+        <w:rPr>
+          <w:rFonts w:ascii="Times New Roman" w:hAnsi="Times New Roman" w:cs="Times New Roman"/>
+          <w:kern w:val="0"/>
+          <w:lang w:eastAsia="en-GB"/>
+          <w14:ligatures w14:val="none"/>
+        </w:rPr>
+      </w:pPr>
+    </w:p>
+    <w:p>
+      <w:pPr>
+        <w:spacing w:after="0" w:line="360" w:lineRule="auto"/>
+        <w:jc w:val="both"/>
+        <w:rPr>
+          <w:rFonts w:ascii="Times New Roman" w:hAnsi="Times New Roman" w:cs="Times New Roman"/>
+          <w:kern w:val="0"/>
+          <w:lang w:eastAsia="en-GB"/>
+          <w14:ligatures w14:val="none"/>
+        </w:rPr>
+      </w:pPr>
+    </w:p>
+    <w:p>
+      <w:pPr>
+        <w:spacing w:after="0" w:line="360" w:lineRule="auto"/>
+        <w:jc w:val="both"/>
+        <w:rPr>
+          <w:rFonts w:ascii="Times New Roman" w:hAnsi="Times New Roman" w:cs="Times New Roman"/>
+          <w:b/>
+          <w:bCs/>
+          <w:kern w:val="0"/>
+          <w:lang w:eastAsia="en-GB"/>
+          <w14:ligatures w14:val="none"/>
+        </w:rPr>
+      </w:pPr>
+      <w:r>
+        <w:rPr>
+          <w:rFonts w:ascii="Times New Roman" w:hAnsi="Times New Roman" w:cs="Times New Roman"/>
+          <w:b/>
+          <w:bCs/>
+          <w:kern w:val="0"/>
+          <w:lang w:eastAsia="en-GB"/>
+          <w14:ligatures w14:val="none"/>
+        </w:rPr>
+        <w:t>Sub Conclusion</w:t>
+      </w:r>
+    </w:p>
+    <w:p>
+      <w:pPr>
+        <w:spacing w:after="0" w:line="360" w:lineRule="auto"/>
+        <w:jc w:val="both"/>
+        <w:rPr>
+          <w:rFonts w:ascii="Times New Roman" w:hAnsi="Times New Roman" w:cs="Times New Roman"/>
+          <w:kern w:val="0"/>
+          <w:lang w:eastAsia="en-GB"/>
+          <w14:ligatures w14:val="none"/>
+        </w:rPr>
+      </w:pPr>
+    </w:p>
+    <w:p>
+      <w:pPr>
+        <w:spacing w:after="0" w:line="360" w:lineRule="auto"/>
+        <w:jc w:val="both"/>
+        <w:rPr>
+          <w:rFonts w:ascii="Times New Roman" w:hAnsi="Times New Roman" w:cs="Times New Roman"/>
+          <w:kern w:val="0"/>
+          <w:lang w:eastAsia="en-GB"/>
+          <w14:ligatures w14:val="none"/>
+        </w:rPr>
+      </w:pPr>
+    </w:p>
+    <w:p>
+      <w:pPr>
+        <w:spacing w:after="0" w:line="360" w:lineRule="auto"/>
+        <w:jc w:val="both"/>
+        <w:rPr>
+          <w:rFonts w:ascii="Times New Roman" w:hAnsi="Times New Roman" w:cs="Times New Roman"/>
+          <w:kern w:val="0"/>
+          <w:lang w:eastAsia="en-GB"/>
+          <w14:ligatures w14:val="none"/>
+        </w:rPr>
+      </w:pPr>
+    </w:p>
+    <w:p>
+      <w:pPr>
+        <w:spacing w:after="0" w:line="360" w:lineRule="auto"/>
+        <w:jc w:val="both"/>
+        <w:rPr>
+          <w:rFonts w:ascii="Times New Roman" w:hAnsi="Times New Roman" w:cs="Times New Roman"/>
+          <w:b/>
+          <w:bCs/>
+          <w:kern w:val="0"/>
+          <w:lang w:eastAsia="en-GB"/>
+          <w14:ligatures w14:val="none"/>
+        </w:rPr>
+      </w:pPr>
+      <w:r>
+        <w:rPr>
+          <w:rFonts w:ascii="Times New Roman" w:hAnsi="Times New Roman" w:cs="Times New Roman"/>
+          <w:b/>
+          <w:bCs/>
+          <w:kern w:val="0"/>
+          <w:lang w:eastAsia="en-GB"/>
+          <w14:ligatures w14:val="none"/>
+        </w:rPr>
+        <w:t>Challenges to Credible Integration.</w:t>
+      </w:r>
+    </w:p>
+    <w:p>
+      <w:pPr>
+        <w:spacing w:after="0" w:line="360" w:lineRule="auto"/>
+        <w:jc w:val="both"/>
+        <w:rPr>
+          <w:rFonts w:ascii="Times New Roman" w:hAnsi="Times New Roman" w:cs="Times New Roman"/>
+          <w:kern w:val="0"/>
+          <w:lang w:eastAsia="en-GB"/>
+          <w14:ligatures w14:val="none"/>
+        </w:rPr>
+      </w:pPr>
+      <w:r>
+        <w:rPr>
+          <w:rFonts w:ascii="Times New Roman" w:hAnsi="Times New Roman" w:cs="Times New Roman"/>
+          <w:kern w:val="0"/>
+          <w:lang w:eastAsia="en-GB"/>
+          <w14:ligatures w14:val="none"/>
+        </w:rPr>
+        <w:t xml:space="preserve">Nevertheless, significant constraints remain. </w:t>
+      </w:r>
+    </w:p>
+    <w:p>
+      <w:pPr>
+        <w:pStyle w:val="ListParagraph"/>
+        <w:numPr>
+          <w:ilvl w:val="0"/>
+          <w:numId w:val="9"/>
+        </w:numPr>
+        <w:spacing w:after="0" w:line="360" w:lineRule="auto"/>
+        <w:jc w:val="both"/>
+        <w:rPr>
+          <w:rFonts w:ascii="Times New Roman" w:hAnsi="Times New Roman" w:cs="Times New Roman"/>
+          <w:b/>
+          <w:bCs/>
+          <w:kern w:val="0"/>
+          <w:lang w:eastAsia="en-GB"/>
+          <w14:ligatures w14:val="none"/>
+        </w:rPr>
+      </w:pPr>
+      <w:r>
+        <w:rPr>
+          <w:rFonts w:ascii="Times New Roman" w:hAnsi="Times New Roman" w:cs="Times New Roman"/>
+          <w:b/>
+          <w:bCs/>
+          <w:kern w:val="0"/>
+          <w:lang w:eastAsia="en-GB"/>
+          <w14:ligatures w14:val="none"/>
+        </w:rPr>
+        <w:t>Recruitment and Retention</w:t>
+      </w:r>
+    </w:p>
+    <w:p>
+      <w:pPr>
+        <w:spacing w:after="0" w:line="360" w:lineRule="auto"/>
+        <w:jc w:val="both"/>
+        <w:rPr>
+          <w:rFonts w:ascii="Times New Roman" w:hAnsi="Times New Roman" w:cs="Times New Roman"/>
+          <w:kern w:val="0"/>
+          <w:lang w:eastAsia="en-GB"/>
+          <w14:ligatures w14:val="none"/>
+        </w:rPr>
+      </w:pPr>
+      <w:r>
+        <w:rPr>
+          <w:rFonts w:ascii="Times New Roman" w:hAnsi="Times New Roman" w:cs="Times New Roman"/>
+          <w:kern w:val="0"/>
+          <w:lang w:eastAsia="en-GB"/>
+          <w14:ligatures w14:val="none"/>
+        </w:rPr>
+        <w:t>Chronic recruitment and retention difficulties continue to challenge Defence Forces modernisation</w:t>
+      </w:r>
+      <w:r>
+        <w:rPr>
+          <w:rFonts w:ascii="Times New Roman" w:hAnsi="Times New Roman" w:cs="Times New Roman"/>
+          <w:kern w:val="0"/>
+          <w:vertAlign w:val="superscript"/>
+          <w:lang w:eastAsia="en-GB"/>
+          <w14:ligatures w14:val="none"/>
+        </w:rPr>
+        <w:footnoteReference w:id="58"/>
+      </w:r>
+      <w:r>
+        <w:rPr>
+          <w:rFonts w:ascii="Times New Roman" w:hAnsi="Times New Roman" w:cs="Times New Roman"/>
+          <w:kern w:val="0"/>
+          <w:lang w:eastAsia="en-GB"/>
+          <w14:ligatures w14:val="none"/>
+        </w:rPr>
+        <w:t xml:space="preserve">. </w:t>
+      </w:r>
+    </w:p>
+    <w:p>
+      <w:pPr>
+        <w:pStyle w:val="ListParagraph"/>
+        <w:numPr>
+          <w:ilvl w:val="0"/>
+          <w:numId w:val="9"/>
+        </w:numPr>
+        <w:spacing w:after="0" w:line="360" w:lineRule="auto"/>
+        <w:jc w:val="both"/>
+        <w:rPr>
+          <w:rFonts w:ascii="Times New Roman" w:hAnsi="Times New Roman" w:cs="Times New Roman"/>
+          <w:b/>
+          <w:bCs/>
+          <w:kern w:val="0"/>
+          <w:lang w:eastAsia="en-GB"/>
+          <w14:ligatures w14:val="none"/>
+        </w:rPr>
+      </w:pPr>
+      <w:r>
+        <w:rPr>
+          <w:rFonts w:ascii="Times New Roman" w:hAnsi="Times New Roman" w:cs="Times New Roman"/>
+          <w:b/>
+          <w:bCs/>
+          <w:kern w:val="0"/>
+          <w:lang w:eastAsia="en-GB"/>
+          <w14:ligatures w14:val="none"/>
+        </w:rPr>
+        <w:t>Institutional Inertia</w:t>
+      </w:r>
+    </w:p>
+    <w:p>
+      <w:pPr>
+        <w:spacing w:after="0" w:line="360" w:lineRule="auto"/>
+        <w:jc w:val="both"/>
+        <w:rPr>
+          <w:rFonts w:ascii="Times New Roman" w:hAnsi="Times New Roman" w:cs="Times New Roman"/>
+          <w:kern w:val="0"/>
+          <w:lang w:eastAsia="en-GB"/>
+          <w14:ligatures w14:val="none"/>
+        </w:rPr>
+      </w:pPr>
+      <w:r>
+        <w:rPr>
+          <w:rFonts w:ascii="Times New Roman" w:hAnsi="Times New Roman" w:cs="Times New Roman"/>
+          <w:kern w:val="0"/>
+          <w:lang w:eastAsia="en-GB"/>
+          <w14:ligatures w14:val="none"/>
+        </w:rPr>
+        <w:t>Procurement processes are often slow and risk-averse, while sustained political commitment to increased defence expenditure cannot be assumed</w:t>
+      </w:r>
+      <w:r>
+        <w:rPr>
+          <w:rFonts w:ascii="Times New Roman" w:hAnsi="Times New Roman" w:cs="Times New Roman"/>
+          <w:kern w:val="0"/>
+          <w:vertAlign w:val="superscript"/>
+          <w:lang w:eastAsia="en-GB"/>
+          <w14:ligatures w14:val="none"/>
+        </w:rPr>
+        <w:footnoteReference w:id="59"/>
+      </w:r>
+      <w:r>
+        <w:rPr>
+          <w:rFonts w:ascii="Times New Roman" w:hAnsi="Times New Roman" w:cs="Times New Roman"/>
+          <w:kern w:val="0"/>
+          <w:lang w:eastAsia="en-GB"/>
+          <w14:ligatures w14:val="none"/>
+        </w:rPr>
+        <w:t xml:space="preserve">. </w:t>
+      </w:r>
+    </w:p>
+    <w:p>
+      <w:pPr>
+        <w:pStyle w:val="ListParagraph"/>
+        <w:numPr>
+          <w:ilvl w:val="0"/>
+          <w:numId w:val="9"/>
+        </w:numPr>
+        <w:spacing w:after="0" w:line="360" w:lineRule="auto"/>
+        <w:jc w:val="both"/>
+        <w:rPr>
+          <w:rFonts w:ascii="Times New Roman" w:hAnsi="Times New Roman" w:cs="Times New Roman"/>
+          <w:b/>
+          <w:bCs/>
+          <w:kern w:val="0"/>
+          <w:lang w:eastAsia="en-GB"/>
+          <w14:ligatures w14:val="none"/>
+        </w:rPr>
+      </w:pPr>
+      <w:r>
+        <w:rPr>
+          <w:rFonts w:ascii="Times New Roman" w:hAnsi="Times New Roman" w:cs="Times New Roman"/>
+          <w:b/>
+          <w:bCs/>
+          <w:kern w:val="0"/>
+          <w:lang w:eastAsia="en-GB"/>
+          <w14:ligatures w14:val="none"/>
+        </w:rPr>
+        <w:t>Ethical Concerns</w:t>
+      </w:r>
+    </w:p>
+    <w:p>
+      <w:pPr>
+        <w:spacing w:after="0" w:line="360" w:lineRule="auto"/>
+        <w:jc w:val="both"/>
+        <w:rPr>
+          <w:rFonts w:ascii="Times New Roman" w:hAnsi="Times New Roman" w:cs="Times New Roman"/>
+          <w:kern w:val="0"/>
+          <w:lang w:eastAsia="en-GB"/>
+          <w14:ligatures w14:val="none"/>
+        </w:rPr>
+      </w:pPr>
+      <w:r>
+        <w:rPr>
+          <w:rFonts w:ascii="Times New Roman" w:hAnsi="Times New Roman" w:cs="Times New Roman"/>
+          <w:kern w:val="0"/>
+          <w:lang w:eastAsia="en-GB"/>
+          <w14:ligatures w14:val="none"/>
+        </w:rPr>
+        <w:t>Ethical concerns surrounding autonomous systems require careful policy development, particularly where lethal capabilities are considered</w:t>
+      </w:r>
+      <w:r>
+        <w:rPr>
+          <w:rFonts w:ascii="Times New Roman" w:hAnsi="Times New Roman" w:cs="Times New Roman"/>
+          <w:kern w:val="0"/>
+          <w:vertAlign w:val="superscript"/>
+          <w:lang w:eastAsia="en-GB"/>
+          <w14:ligatures w14:val="none"/>
+        </w:rPr>
+        <w:footnoteReference w:id="60"/>
+      </w:r>
+      <w:r>
+        <w:rPr>
+          <w:rFonts w:ascii="Times New Roman" w:hAnsi="Times New Roman" w:cs="Times New Roman"/>
+          <w:kern w:val="0"/>
+          <w:lang w:eastAsia="en-GB"/>
+          <w14:ligatures w14:val="none"/>
+        </w:rPr>
+        <w:t xml:space="preserve">. </w:t>
+      </w:r>
+    </w:p>
+    <w:p>
+      <w:pPr>
+        <w:pStyle w:val="ListParagraph"/>
+        <w:numPr>
+          <w:ilvl w:val="0"/>
+          <w:numId w:val="9"/>
+        </w:numPr>
+        <w:spacing w:after="0" w:line="360" w:lineRule="auto"/>
+        <w:jc w:val="both"/>
+        <w:rPr>
+          <w:rFonts w:ascii="Times New Roman" w:hAnsi="Times New Roman" w:cs="Times New Roman"/>
+          <w:b/>
+          <w:bCs/>
+          <w:kern w:val="0"/>
+          <w:lang w:eastAsia="en-GB"/>
+          <w14:ligatures w14:val="none"/>
+        </w:rPr>
+      </w:pPr>
+      <w:r>
+        <w:rPr>
+          <w:rFonts w:ascii="Times New Roman" w:hAnsi="Times New Roman" w:cs="Times New Roman"/>
+          <w:b/>
+          <w:bCs/>
+          <w:kern w:val="0"/>
+          <w:lang w:eastAsia="en-GB"/>
+          <w14:ligatures w14:val="none"/>
+        </w:rPr>
+        <w:t>Industrial Capacity</w:t>
+      </w:r>
+    </w:p>
+    <w:p>
+      <w:pPr>
+        <w:spacing w:after="0" w:line="360" w:lineRule="auto"/>
+        <w:jc w:val="both"/>
+        <w:rPr>
+          <w:rFonts w:ascii="Times New Roman" w:hAnsi="Times New Roman" w:cs="Times New Roman"/>
+          <w:kern w:val="0"/>
+          <w:lang w:eastAsia="en-GB"/>
+          <w14:ligatures w14:val="none"/>
+        </w:rPr>
+      </w:pPr>
+      <w:r>
+        <w:rPr>
+          <w:rFonts w:ascii="Times New Roman" w:hAnsi="Times New Roman" w:cs="Times New Roman"/>
+          <w:kern w:val="0"/>
+          <w:lang w:eastAsia="en-GB"/>
+          <w14:ligatures w14:val="none"/>
+        </w:rPr>
+        <w:t>Ireland's relatively small industrial base may also limit domestic production without substantial collaboration with European partners</w:t>
+      </w:r>
+      <w:r>
+        <w:rPr>
+          <w:rFonts w:ascii="Times New Roman" w:hAnsi="Times New Roman" w:cs="Times New Roman"/>
+          <w:kern w:val="0"/>
+          <w:vertAlign w:val="superscript"/>
+          <w:lang w:eastAsia="en-GB"/>
+          <w14:ligatures w14:val="none"/>
+        </w:rPr>
+        <w:footnoteReference w:id="61"/>
+      </w:r>
+      <w:r>
+        <w:rPr>
+          <w:rFonts w:ascii="Times New Roman" w:hAnsi="Times New Roman" w:cs="Times New Roman"/>
+          <w:kern w:val="0"/>
+          <w:lang w:eastAsia="en-GB"/>
+          <w14:ligatures w14:val="none"/>
+        </w:rPr>
+        <w:t xml:space="preserve">. </w:t>
+      </w:r>
+    </w:p>
+    <w:p>
+      <w:pPr>
+        <w:spacing w:after="0" w:line="360" w:lineRule="auto"/>
+        <w:jc w:val="both"/>
+        <w:rPr>
+          <w:rFonts w:ascii="Times New Roman" w:hAnsi="Times New Roman" w:cs="Times New Roman"/>
+          <w:kern w:val="0"/>
+          <w:lang w:eastAsia="en-GB"/>
+          <w14:ligatures w14:val="none"/>
+        </w:rPr>
+      </w:pPr>
+    </w:p>
+    <w:p>
+      <w:pPr>
+        <w:spacing w:after="0" w:line="360" w:lineRule="auto"/>
+        <w:jc w:val="both"/>
+        <w:rPr>
+          <w:rFonts w:ascii="Times New Roman" w:hAnsi="Times New Roman" w:cs="Times New Roman"/>
+          <w:kern w:val="0"/>
+          <w:lang w:eastAsia="en-GB"/>
+          <w14:ligatures w14:val="none"/>
+        </w:rPr>
+      </w:pPr>
+    </w:p>
+    <w:p>
+      <w:pPr>
+        <w:spacing w:after="0" w:line="360" w:lineRule="auto"/>
+        <w:jc w:val="both"/>
+        <w:rPr>
+          <w:rFonts w:ascii="Times New Roman" w:hAnsi="Times New Roman" w:cs="Times New Roman"/>
+          <w:b/>
+          <w:bCs/>
+          <w:kern w:val="0"/>
+          <w:lang w:eastAsia="en-GB"/>
+          <w14:ligatures w14:val="none"/>
+        </w:rPr>
+      </w:pPr>
+      <w:r>
+        <w:rPr>
+          <w:rFonts w:ascii="Times New Roman" w:hAnsi="Times New Roman" w:cs="Times New Roman"/>
+          <w:b/>
+          <w:bCs/>
+          <w:kern w:val="0"/>
+          <w:lang w:eastAsia="en-GB"/>
+          <w14:ligatures w14:val="none"/>
+        </w:rPr>
+        <w:t>Section Conclusion</w:t>
+      </w:r>
+    </w:p>
+    <w:p>
+      <w:pPr>
+        <w:spacing w:after="0" w:line="360" w:lineRule="auto"/>
+        <w:jc w:val="both"/>
+        <w:rPr>
+          <w:rFonts w:ascii="Times New Roman" w:hAnsi="Times New Roman" w:cs="Times New Roman"/>
+          <w:kern w:val="0"/>
+          <w:highlight w:val="yellow"/>
+          <w:lang w:eastAsia="en-GB"/>
+          <w14:ligatures w14:val="none"/>
+        </w:rPr>
+      </w:pPr>
+      <w:r>
+        <w:rPr>
+          <w:rFonts w:ascii="Times New Roman" w:hAnsi="Times New Roman" w:cs="Times New Roman"/>
+          <w:b/>
+          <w:bCs/>
+          <w:color w:val="FF0000"/>
+          <w:kern w:val="0"/>
+          <w:lang w:eastAsia="en-GB"/>
+          <w14:ligatures w14:val="none"/>
+        </w:rPr>
+        <w:t>Ultimately, the credibility of UxS integration within Irish defence policy will not be determined by the sophistication of the technology itself but by the effectiveness of the institutions that adopt it.</w:t>
+      </w:r>
+      <w:r>
+        <w:rPr>
+          <w:rFonts w:ascii="Times New Roman" w:hAnsi="Times New Roman" w:cs="Times New Roman"/>
+          <w:color w:val="FF0000"/>
+          <w:kern w:val="0"/>
+          <w:lang w:eastAsia="en-GB"/>
+          <w14:ligatures w14:val="none"/>
+        </w:rPr>
+        <w:t xml:space="preserve"> </w:t>
+      </w:r>
+      <w:r>
+        <w:rPr>
+          <w:rFonts w:ascii="Times New Roman" w:hAnsi="Times New Roman" w:cs="Times New Roman"/>
+          <w:color w:val="FFC000"/>
+          <w:kern w:val="0"/>
+          <w:lang w:eastAsia="en-GB"/>
+          <w14:ligatures w14:val="none"/>
+        </w:rPr>
+        <w:t xml:space="preserve">Recognition of disruptive military change, coherent operational </w:t>
+      </w:r>
+      <w:r>
+        <w:rPr>
+          <w:rFonts w:ascii="Times New Roman" w:hAnsi="Times New Roman" w:cs="Times New Roman"/>
+          <w:color w:val="FFC000"/>
+          <w:kern w:val="0"/>
+          <w:lang w:eastAsia="en-GB"/>
+          <w14:ligatures w14:val="none"/>
+        </w:rPr>
+        <w:lastRenderedPageBreak/>
+        <w:t>concepts, institutional reform, rigorous experimentation, continuous technological adaptation, industrial partnership and multi-stakeholder governance together provide the pathway from tactical innovation to enduring capability. By following this process, Ireland can develop a defence posture that is affordable, credible and aligned with its strategic objectives, demonstrating that UxS-enabled denial is not merely an attractive tactical concept but a realistic and sustainable foundation for future Irish defence policy.</w:t>
+      </w:r>
+      <w:r>
+        <w:rPr>
+          <w:rFonts w:ascii="Times New Roman" w:hAnsi="Times New Roman" w:cs="Times New Roman"/>
+          <w:b/>
+          <w:bCs/>
+          <w:kern w:val="0"/>
+          <w:lang w:eastAsia="en-GB"/>
+          <w14:ligatures w14:val="none"/>
+        </w:rPr>
+        <w:t xml:space="preserve"> </w:t>
+      </w:r>
+      <w:r>
+        <w:rPr>
+          <w:rFonts w:ascii="Times New Roman" w:hAnsi="Times New Roman" w:cs="Times New Roman"/>
+          <w:b/>
+          <w:bCs/>
+          <w:kern w:val="0"/>
+          <w:lang w:eastAsia="en-GB"/>
+          <w14:ligatures w14:val="none"/>
+        </w:rPr>
+        <w:t>Within Irish defence policy, a UxS enabled light infantry denial posture therefore occupies an important middle ground between symbolic defence and conventional deterrence.</w:t>
+      </w:r>
+      <w:r>
+        <w:rPr>
+          <w:rFonts w:ascii="Times New Roman" w:hAnsi="Times New Roman" w:cs="Times New Roman"/>
+          <w:kern w:val="0"/>
+          <w:lang w:eastAsia="en-GB"/>
+          <w14:ligatures w14:val="none"/>
+        </w:rPr>
+        <w:t xml:space="preserve"> </w:t>
+      </w:r>
+    </w:p>
+    <w:p>
+      <w:pPr>
+        <w:spacing w:after="0" w:line="360" w:lineRule="auto"/>
+        <w:jc w:val="both"/>
+        <w:rPr>
+          <w:rFonts w:ascii="Times New Roman" w:hAnsi="Times New Roman" w:cs="Times New Roman"/>
+          <w:kern w:val="0"/>
+          <w:lang w:eastAsia="en-GB"/>
+          <w14:ligatures w14:val="none"/>
+        </w:rPr>
+      </w:pPr>
+    </w:p>
+    <w:p/>
+    <w:p/>
+    <w:p>
+      <w:pPr>
         <w:keepNext/>
         <w:keepLines/>
         <w:spacing w:before="160" w:after="80"/>
@@ -1566,797 +4212,6 @@
           <w:sz w:val="32"/>
           <w:szCs w:val="32"/>
         </w:rPr>
-        <w:t>Main Body – OB</w:t>
-      </w:r>
-    </w:p>
-    <w:p>
-      <w:pPr>
-        <w:rPr>
-          <w:rFonts w:ascii="Times New Roman" w:hAnsi="Times New Roman" w:cs="Times New Roman"/>
-          <w:b/>
-          <w:bCs/>
-          <w:lang w:val="en-GB"/>
-        </w:rPr>
-      </w:pPr>
-      <w:r>
-        <w:rPr>
-          <w:rFonts w:ascii="Times New Roman" w:hAnsi="Times New Roman" w:cs="Times New Roman"/>
-          <w:b/>
-          <w:bCs/>
-          <w:lang w:val="en-GB"/>
-        </w:rPr>
-        <w:t>From Tactical Innovation to Credible Defence Policy: Integrating Uncrewed Systems into Irish Military Capability</w:t>
-      </w:r>
-    </w:p>
-    <w:p>
-      <w:pPr>
-        <w:rPr>
-          <w:rFonts w:ascii="Times New Roman" w:hAnsi="Times New Roman" w:cs="Times New Roman"/>
-          <w:b/>
-          <w:bCs/>
-          <w:lang w:val="en-GB"/>
-        </w:rPr>
-      </w:pPr>
-    </w:p>
-    <w:p>
-      <w:pPr>
-        <w:spacing w:after="0" w:line="360" w:lineRule="auto"/>
-        <w:jc w:val="both"/>
-        <w:rPr>
-          <w:rFonts w:ascii="Times New Roman" w:hAnsi="Times New Roman" w:cs="Times New Roman"/>
-          <w:kern w:val="0"/>
-          <w:lang w:val="en-GB" w:eastAsia="en-GB"/>
-          <w14:ligatures w14:val="none"/>
-        </w:rPr>
-      </w:pPr>
-      <w:commentRangeStart w:id="1"/>
-      <w:r>
-        <w:rPr>
-          <w:rFonts w:ascii="Times New Roman" w:hAnsi="Times New Roman" w:cs="Times New Roman"/>
-          <w:kern w:val="0"/>
-          <w:lang w:val="en-GB" w:eastAsia="en-GB"/>
-          <w14:ligatures w14:val="none"/>
-        </w:rPr>
-        <w:t xml:space="preserve">The rapid proliferation of uncrewed systems (UxS) has fundamentally altered the character of contemporary warfare. From the battlefields of Ukraine to maritime security operations in the Red Sea, inexpensive and increasingly autonomous platforms have demonstrated an ability to challenge technologically superior forces, provide persistent surveillance, and impose disproportionate costs on adversaries. For small states with limited defence budgets, these developments present an opportunity to rethink conventional approaches to military capability. For Ireland in particular, UxS enabled light infantry and maritime denial capabilities offer a realistic means of enhancing deterrence without abandoning the principles of military neutrality or requiring prohibitively expensive conventional force structures. However, tactical utility alone is insufficient to justify major defence investment. </w:t>
-      </w:r>
-      <w:commentRangeEnd w:id="1"/>
-      <w:r>
-        <w:rPr>
-          <w:rStyle w:val="CommentReference"/>
-          <w:rFonts w:ascii="Times New Roman" w:hAnsi="Times New Roman" w:cs="Times New Roman"/>
-          <w:kern w:val="0"/>
-          <w:sz w:val="24"/>
-          <w:szCs w:val="24"/>
-          <w:lang w:val="en-GB" w:eastAsia="en-GB"/>
-          <w14:ligatures w14:val="none"/>
-        </w:rPr>
-        <w:commentReference w:id="1"/>
-      </w:r>
-    </w:p>
-    <w:p>
-      <w:pPr>
-        <w:spacing w:after="0" w:line="360" w:lineRule="auto"/>
-        <w:jc w:val="both"/>
-        <w:rPr>
-          <w:rFonts w:ascii="Times New Roman" w:hAnsi="Times New Roman" w:cs="Times New Roman"/>
-          <w:kern w:val="0"/>
-          <w:lang w:val="en-GB" w:eastAsia="en-GB"/>
-          <w14:ligatures w14:val="none"/>
-        </w:rPr>
-      </w:pPr>
-    </w:p>
-    <w:p>
-      <w:pPr>
-        <w:spacing w:after="0" w:line="360" w:lineRule="auto"/>
-        <w:jc w:val="both"/>
-        <w:rPr>
-          <w:rFonts w:ascii="Times New Roman" w:hAnsi="Times New Roman" w:cs="Times New Roman"/>
-          <w:kern w:val="0"/>
-          <w:lang w:val="en-GB" w:eastAsia="en-GB"/>
-          <w14:ligatures w14:val="none"/>
-        </w:rPr>
-      </w:pPr>
-      <w:commentRangeStart w:id="2"/>
-      <w:r>
-        <w:rPr>
-          <w:rFonts w:ascii="Times New Roman" w:hAnsi="Times New Roman" w:cs="Times New Roman"/>
-          <w:kern w:val="0"/>
-          <w:lang w:val="en-GB" w:eastAsia="en-GB"/>
-          <w14:ligatures w14:val="none"/>
-        </w:rPr>
-        <w:t>To become credible Irish defence policy, the argument for UxS integration must evolve from an attractive battlefield concept into an institutionalised capability embedded within national defence planning, supported by doctrine, exercised in practice, sustained by industry, and legitimised through political leadership.</w:t>
-      </w:r>
-      <w:commentRangeEnd w:id="2"/>
-      <w:r>
-        <w:rPr>
-          <w:rStyle w:val="CommentReference"/>
-          <w:rFonts w:ascii="Times New Roman" w:hAnsi="Times New Roman" w:cs="Times New Roman"/>
-          <w:kern w:val="0"/>
-          <w:sz w:val="24"/>
-          <w:szCs w:val="24"/>
-          <w:lang w:val="en-GB" w:eastAsia="en-GB"/>
-          <w14:ligatures w14:val="none"/>
-        </w:rPr>
-        <w:commentReference w:id="2"/>
-      </w:r>
-    </w:p>
-    <w:p>
-      <w:pPr>
-        <w:spacing w:after="0" w:line="360" w:lineRule="auto"/>
-        <w:jc w:val="both"/>
-        <w:rPr>
-          <w:rFonts w:ascii="Times New Roman" w:hAnsi="Times New Roman" w:cs="Times New Roman"/>
-          <w:kern w:val="0"/>
-          <w:lang w:val="en-GB" w:eastAsia="en-GB"/>
-          <w14:ligatures w14:val="none"/>
-        </w:rPr>
-      </w:pPr>
-    </w:p>
-    <w:p>
-      <w:pPr>
-        <w:spacing w:after="0" w:line="360" w:lineRule="auto"/>
-        <w:jc w:val="both"/>
-        <w:rPr>
-          <w:rFonts w:ascii="Times New Roman" w:hAnsi="Times New Roman" w:cs="Times New Roman"/>
-          <w:b/>
-          <w:bCs/>
-          <w:kern w:val="0"/>
-          <w:lang w:val="en-GB" w:eastAsia="en-GB"/>
-          <w14:ligatures w14:val="none"/>
-        </w:rPr>
-      </w:pPr>
-      <w:r>
-        <w:rPr>
-          <w:rFonts w:ascii="Times New Roman" w:hAnsi="Times New Roman" w:cs="Times New Roman"/>
-          <w:b/>
-          <w:bCs/>
-          <w:kern w:val="0"/>
-          <w:lang w:val="en-GB" w:eastAsia="en-GB"/>
-          <w14:ligatures w14:val="none"/>
-        </w:rPr>
-        <w:t>Recognition at the Senior and Political Level.</w:t>
-      </w:r>
-    </w:p>
-    <w:p>
-      <w:pPr>
-        <w:spacing w:after="0" w:line="360" w:lineRule="auto"/>
-        <w:jc w:val="both"/>
-        <w:rPr>
-          <w:rFonts w:ascii="Times New Roman" w:hAnsi="Times New Roman" w:cs="Times New Roman"/>
-          <w:kern w:val="0"/>
-          <w:lang w:val="en-GB" w:eastAsia="en-GB"/>
-          <w14:ligatures w14:val="none"/>
-        </w:rPr>
-      </w:pPr>
-      <w:r>
-        <w:rPr>
-          <w:rFonts w:ascii="Times New Roman" w:hAnsi="Times New Roman" w:cs="Times New Roman"/>
-          <w:kern w:val="0"/>
-          <w:lang w:val="en-GB" w:eastAsia="en-GB"/>
-          <w14:ligatures w14:val="none"/>
-        </w:rPr>
-        <w:t xml:space="preserve">The first requirement is recognition at both the senior military and political levels that UxS represent a disruptive shift in military affairs </w:t>
-      </w:r>
-      <w:r>
-        <w:rPr>
-          <w:rFonts w:ascii="Times New Roman" w:hAnsi="Times New Roman" w:cs="Times New Roman"/>
-          <w:kern w:val="0"/>
-          <w:vertAlign w:val="superscript"/>
-          <w:lang w:val="en-GB" w:eastAsia="en-GB"/>
-          <w14:ligatures w14:val="none"/>
-        </w:rPr>
-        <w:footnoteReference w:id="24"/>
-      </w:r>
-      <w:r>
-        <w:rPr>
-          <w:rFonts w:ascii="Times New Roman" w:hAnsi="Times New Roman" w:cs="Times New Roman"/>
-          <w:kern w:val="0"/>
-          <w:lang w:val="en-GB" w:eastAsia="en-GB"/>
-          <w14:ligatures w14:val="none"/>
-        </w:rPr>
-        <w:t xml:space="preserve"> rather than simply another technological enhancement. Historically, military organisations have often struggled to recognise discontinuous technological change, preferring to adapt existing structures rather than fundamentally reconsider them. Yet recent conflicts demonstrate that uncrewed systems are altering the relationship between mass, precision, persistence and survivability. For Ireland, whose Defence Forces face significant personnel shortages and resource constraints, UxS </w:t>
-      </w:r>
-      <w:r>
-        <w:rPr>
-          <w:rFonts w:ascii="Times New Roman" w:hAnsi="Times New Roman" w:cs="Times New Roman"/>
-          <w:kern w:val="0"/>
-          <w:lang w:val="en-GB" w:eastAsia="en-GB"/>
-          <w14:ligatures w14:val="none"/>
-        </w:rPr>
-        <w:lastRenderedPageBreak/>
-        <w:t>provide an opportunity to multiply the effectiveness of limited manpower. This requires political acknowledgement that investment in autonomous and remotely operated systems is not a niche procurement decision but a strategic adaptation to a changing security environment. Such recognition would align with the recommendations of the Commission on the Defence Forces, which identified technological transformation, digitalisation and enhanced surveillance capabilities as essential components of future force development. Framing UxS as part of a broader military revolution elevates the discussion beyond procurement towards strategic reform.</w:t>
-      </w:r>
-    </w:p>
-    <w:p>
-      <w:pPr>
-        <w:spacing w:after="0" w:line="360" w:lineRule="auto"/>
-        <w:jc w:val="both"/>
-        <w:rPr>
-          <w:rFonts w:ascii="Times New Roman" w:hAnsi="Times New Roman" w:cs="Times New Roman"/>
-          <w:kern w:val="0"/>
-          <w:lang w:val="en-GB" w:eastAsia="en-GB"/>
-          <w14:ligatures w14:val="none"/>
-        </w:rPr>
-      </w:pPr>
-    </w:p>
-    <w:p>
-      <w:pPr>
-        <w:spacing w:after="0" w:line="360" w:lineRule="auto"/>
-        <w:jc w:val="both"/>
-        <w:rPr>
-          <w:rFonts w:ascii="Times New Roman" w:hAnsi="Times New Roman" w:cs="Times New Roman"/>
-          <w:b/>
-          <w:bCs/>
-          <w:kern w:val="0"/>
-          <w:lang w:val="en-GB" w:eastAsia="en-GB"/>
-          <w14:ligatures w14:val="none"/>
-        </w:rPr>
-      </w:pPr>
-      <w:r>
-        <w:rPr>
-          <w:rFonts w:ascii="Times New Roman" w:hAnsi="Times New Roman" w:cs="Times New Roman"/>
-          <w:b/>
-          <w:bCs/>
-          <w:kern w:val="0"/>
-          <w:lang w:val="en-GB" w:eastAsia="en-GB"/>
-          <w14:ligatures w14:val="none"/>
-        </w:rPr>
-        <w:t>The Production of a Guiding Vision.</w:t>
-      </w:r>
-    </w:p>
-    <w:p>
-      <w:pPr>
-        <w:spacing w:after="0" w:line="360" w:lineRule="auto"/>
-        <w:jc w:val="both"/>
-        <w:rPr>
-          <w:rFonts w:ascii="Times New Roman" w:hAnsi="Times New Roman" w:cs="Times New Roman"/>
-          <w:kern w:val="0"/>
-          <w:lang w:val="en-GB" w:eastAsia="en-GB"/>
-          <w14:ligatures w14:val="none"/>
-        </w:rPr>
-      </w:pPr>
-      <w:r>
-        <w:rPr>
-          <w:rFonts w:ascii="Times New Roman" w:hAnsi="Times New Roman" w:cs="Times New Roman"/>
-          <w:kern w:val="0"/>
-          <w:lang w:val="en-GB" w:eastAsia="en-GB"/>
-          <w14:ligatures w14:val="none"/>
-        </w:rPr>
-        <w:t>Political recognition must then be translated into a guiding vision. Military innovation succeeds when technological adoption is driven by coherent operational concepts rather than the availability of new equipment. Ireland therefore requires an operational concept that defines how UxS contribute to national defence objectives across land, maritime and air domains. Such a concept should emphasise persistent surveillance, intelligence collection, force protection and denial operations rather than offensive power projection. For light infantry, this means integrating reconnaissance drones, loitering munitions where politically acceptable, autonomous logistics platforms and electronic warfare systems into dispersed defensive operations. At sea, unmanned surface and underwater vehicles could strengthen maritime domain awareness and contribute to protecting critical underwater infrastructure within Ireland's extensive Exclusive Economic Zone. Supporting doctrine would provide common procedures, command relationships and tactical principles, ensuring that UxS become an integral part of operations rather than isolated specialist capabilities. Doctrine also ensures interoperability with European partners and NATO members during peace support, humanitarian assistance and maritime security operations while remaining entirely compatible with Ireland's policy of military neutrality.</w:t>
-      </w:r>
-    </w:p>
-    <w:p>
-      <w:pPr>
-        <w:spacing w:after="0" w:line="360" w:lineRule="auto"/>
-        <w:jc w:val="both"/>
-        <w:rPr>
-          <w:rFonts w:ascii="Times New Roman" w:hAnsi="Times New Roman" w:cs="Times New Roman"/>
-          <w:kern w:val="0"/>
-          <w:lang w:val="en-GB" w:eastAsia="en-GB"/>
-          <w14:ligatures w14:val="none"/>
-        </w:rPr>
-      </w:pPr>
-    </w:p>
-    <w:p>
-      <w:pPr>
-        <w:spacing w:after="0" w:line="360" w:lineRule="auto"/>
-        <w:jc w:val="both"/>
-        <w:rPr>
-          <w:rFonts w:ascii="Times New Roman" w:hAnsi="Times New Roman" w:cs="Times New Roman"/>
-          <w:b/>
-          <w:bCs/>
-          <w:kern w:val="0"/>
-          <w:lang w:val="en-GB" w:eastAsia="en-GB"/>
-          <w14:ligatures w14:val="none"/>
-        </w:rPr>
-      </w:pPr>
-      <w:r>
-        <w:rPr>
-          <w:rFonts w:ascii="Times New Roman" w:hAnsi="Times New Roman" w:cs="Times New Roman"/>
-          <w:b/>
-          <w:bCs/>
-          <w:kern w:val="0"/>
-          <w:lang w:val="en-GB" w:eastAsia="en-GB"/>
-          <w14:ligatures w14:val="none"/>
-        </w:rPr>
-        <w:t>The Industrialisation of Change.</w:t>
-      </w:r>
-    </w:p>
-    <w:p>
-      <w:pPr>
-        <w:spacing w:after="0" w:line="360" w:lineRule="auto"/>
-        <w:jc w:val="both"/>
-        <w:rPr>
-          <w:rFonts w:ascii="Times New Roman" w:hAnsi="Times New Roman" w:cs="Times New Roman"/>
-          <w:kern w:val="0"/>
-          <w:lang w:val="en-GB" w:eastAsia="en-GB"/>
-          <w14:ligatures w14:val="none"/>
-        </w:rPr>
-      </w:pPr>
-      <w:r>
-        <w:rPr>
-          <w:rFonts w:ascii="Times New Roman" w:hAnsi="Times New Roman" w:cs="Times New Roman"/>
-          <w:kern w:val="0"/>
-          <w:lang w:val="en-GB" w:eastAsia="en-GB"/>
-          <w14:ligatures w14:val="none"/>
-        </w:rPr>
-        <w:t xml:space="preserve">The third requirement is institutionalisation. Military innovation becomes credible only when organisations adapt themselves to sustain it. Creating dedicated UxS career pathways would signal that these capabilities are enduring rather than experimental. This requires recruiting and retaining personnel with expertise in robotics, artificial intelligence, software engineering and electronic warfare while integrating these specialists with operational commanders rather than separating technical and tactical functions. Modern uncrewed systems demand </w:t>
-      </w:r>
-      <w:r>
-        <w:rPr>
-          <w:rFonts w:ascii="Times New Roman" w:hAnsi="Times New Roman" w:cs="Times New Roman"/>
-          <w:kern w:val="0"/>
-          <w:lang w:val="en-GB" w:eastAsia="en-GB"/>
-          <w14:ligatures w14:val="none"/>
-        </w:rPr>
-        <w:lastRenderedPageBreak/>
-        <w:t>multidisciplinary teams where technicians, intelligence analysts and combat leaders work collaboratively. Professional military education should therefore incorporate autonomous systems, human-machine teaming and counter-UxS operations throughout career progression. Institutional change also requires adapting procurement organisations, maintenance structures and training establishments to support rapid technological iteration rather than the traditionally slow acquisition cycles associated with major defence platforms.</w:t>
-      </w:r>
-    </w:p>
-    <w:p>
-      <w:pPr>
-        <w:spacing w:after="0" w:line="360" w:lineRule="auto"/>
-        <w:jc w:val="both"/>
-        <w:rPr>
-          <w:rFonts w:ascii="Times New Roman" w:hAnsi="Times New Roman" w:cs="Times New Roman"/>
-          <w:kern w:val="0"/>
-          <w:lang w:val="en-GB" w:eastAsia="en-GB"/>
-          <w14:ligatures w14:val="none"/>
-        </w:rPr>
-      </w:pPr>
-    </w:p>
-    <w:p>
-      <w:pPr>
-        <w:spacing w:after="0" w:line="360" w:lineRule="auto"/>
-        <w:jc w:val="both"/>
-        <w:rPr>
-          <w:rFonts w:ascii="Times New Roman" w:hAnsi="Times New Roman" w:cs="Times New Roman"/>
-          <w:b/>
-          <w:bCs/>
-          <w:kern w:val="0"/>
-          <w:lang w:val="en-GB" w:eastAsia="en-GB"/>
-          <w14:ligatures w14:val="none"/>
-        </w:rPr>
-      </w:pPr>
-      <w:r>
-        <w:rPr>
-          <w:rFonts w:ascii="Times New Roman" w:hAnsi="Times New Roman" w:cs="Times New Roman"/>
-          <w:b/>
-          <w:bCs/>
-          <w:kern w:val="0"/>
-          <w:lang w:val="en-GB" w:eastAsia="en-GB"/>
-          <w14:ligatures w14:val="none"/>
-        </w:rPr>
-        <w:t>Experimentation, Wargaming, Training.</w:t>
-      </w:r>
-    </w:p>
-    <w:p>
-      <w:pPr>
-        <w:spacing w:after="0" w:line="360" w:lineRule="auto"/>
-        <w:jc w:val="both"/>
-        <w:rPr>
-          <w:rFonts w:ascii="Times New Roman" w:hAnsi="Times New Roman" w:cs="Times New Roman"/>
-          <w:kern w:val="0"/>
-          <w:lang w:val="en-GB" w:eastAsia="en-GB"/>
-          <w14:ligatures w14:val="none"/>
-        </w:rPr>
-      </w:pPr>
-      <w:r>
-        <w:rPr>
-          <w:rFonts w:ascii="Times New Roman" w:hAnsi="Times New Roman" w:cs="Times New Roman"/>
-          <w:kern w:val="0"/>
-          <w:lang w:val="en-GB" w:eastAsia="en-GB"/>
-          <w14:ligatures w14:val="none"/>
-        </w:rPr>
-        <w:t>The decisive stage in transforming a tactical concept into credible policy is experimentation through wargaming, training, exercising and evaluation. New ideas acquire legitimacy only when repeatedly tested against realistic operational problems. Wargaming allows commanders to explore how UxS enabled light infantry denial operations would respond to likely threats against Irish territory or critical infrastructure. These conceptual insights should inform progressively more demanding field exercises where unmanned systems operate alongside conventional forces under realistic conditions. Lessons identified during experimentation must directly inform doctrinal refinement, force structure and procurement decisions. As tactics become standardised and personnel gain operational confidence, UxS integration transitions from innovation to normal military practice. Importantly, this iterative process provides political leaders with demonstrable evidence that investment in autonomous systems generates measurable improvements in operational effectiveness. Rather than relying upon theoretical arguments, Defence can point to validated concepts, tested doctrine and exercised capability as justification for continued investment.</w:t>
-      </w:r>
-    </w:p>
-    <w:p>
-      <w:pPr>
-        <w:spacing w:after="0" w:line="360" w:lineRule="auto"/>
-        <w:jc w:val="both"/>
-        <w:rPr>
-          <w:rFonts w:ascii="Times New Roman" w:hAnsi="Times New Roman" w:cs="Times New Roman"/>
-          <w:kern w:val="0"/>
-          <w:lang w:val="en-GB" w:eastAsia="en-GB"/>
-          <w14:ligatures w14:val="none"/>
-        </w:rPr>
-      </w:pPr>
-    </w:p>
-    <w:p>
-      <w:pPr>
-        <w:spacing w:after="0" w:line="360" w:lineRule="auto"/>
-        <w:jc w:val="both"/>
-        <w:rPr>
-          <w:rFonts w:ascii="Times New Roman" w:hAnsi="Times New Roman" w:cs="Times New Roman"/>
-          <w:b/>
-          <w:bCs/>
-          <w:kern w:val="0"/>
-          <w:lang w:val="en-GB" w:eastAsia="en-GB"/>
-          <w14:ligatures w14:val="none"/>
-        </w:rPr>
-      </w:pPr>
-      <w:r>
-        <w:rPr>
-          <w:rFonts w:ascii="Times New Roman" w:hAnsi="Times New Roman" w:cs="Times New Roman"/>
-          <w:b/>
-          <w:bCs/>
-          <w:kern w:val="0"/>
-          <w:lang w:val="en-GB" w:eastAsia="en-GB"/>
-          <w14:ligatures w14:val="none"/>
-        </w:rPr>
-        <w:t>Technological Adaption.</w:t>
-      </w:r>
-    </w:p>
-    <w:p>
-      <w:pPr>
-        <w:spacing w:after="0" w:line="360" w:lineRule="auto"/>
-        <w:jc w:val="both"/>
-        <w:rPr>
-          <w:rFonts w:ascii="Times New Roman" w:hAnsi="Times New Roman" w:cs="Times New Roman"/>
-          <w:kern w:val="0"/>
-          <w:lang w:val="en-GB" w:eastAsia="en-GB"/>
-          <w14:ligatures w14:val="none"/>
-        </w:rPr>
-      </w:pPr>
-      <w:r>
-        <w:rPr>
-          <w:rFonts w:ascii="Times New Roman" w:hAnsi="Times New Roman" w:cs="Times New Roman"/>
-          <w:kern w:val="0"/>
-          <w:lang w:val="en-GB" w:eastAsia="en-GB"/>
-          <w14:ligatures w14:val="none"/>
-        </w:rPr>
-        <w:t xml:space="preserve">Maintaining credibility also requires continuous technological adaptation. One of the defining characteristics of contemporary uncrewed warfare is the exceptionally rapid pace of innovation. Commercial drone technologies evolve within months rather than decades, while electronic warfare continuously drives adaptation in communications, autonomy and survivability. Ireland cannot therefore view UxS procurement as a once-off acquisition programme. Instead, defence planning must establish mechanisms for continual capability development through spiral acquisition, modular architectures and regular technology insertion. Open systems allowing rapid integration of new sensors, communications and software will reduce obsolescence while enabling adaptation to emerging threats. Such an </w:t>
-      </w:r>
-      <w:r>
-        <w:rPr>
-          <w:rFonts w:ascii="Times New Roman" w:hAnsi="Times New Roman" w:cs="Times New Roman"/>
-          <w:kern w:val="0"/>
-          <w:lang w:val="en-GB" w:eastAsia="en-GB"/>
-          <w14:ligatures w14:val="none"/>
-        </w:rPr>
-        <w:lastRenderedPageBreak/>
-        <w:t>approach better reflects the innovation cycles of civilian technology industries and ensures that Defence Forces capabilities remain operationally relevant despite constrained budgets.</w:t>
-      </w:r>
-    </w:p>
-    <w:p>
-      <w:pPr>
-        <w:spacing w:after="0" w:line="360" w:lineRule="auto"/>
-        <w:jc w:val="both"/>
-        <w:rPr>
-          <w:rFonts w:ascii="Times New Roman" w:hAnsi="Times New Roman" w:cs="Times New Roman"/>
-          <w:kern w:val="0"/>
-          <w:lang w:val="en-GB" w:eastAsia="en-GB"/>
-          <w14:ligatures w14:val="none"/>
-        </w:rPr>
-      </w:pPr>
-    </w:p>
-    <w:p>
-      <w:pPr>
-        <w:spacing w:after="0" w:line="360" w:lineRule="auto"/>
-        <w:jc w:val="both"/>
-        <w:rPr>
-          <w:rFonts w:ascii="Times New Roman" w:hAnsi="Times New Roman" w:cs="Times New Roman"/>
-          <w:b/>
-          <w:bCs/>
-          <w:kern w:val="0"/>
-          <w:lang w:val="en-GB" w:eastAsia="en-GB"/>
-          <w14:ligatures w14:val="none"/>
-        </w:rPr>
-      </w:pPr>
-    </w:p>
-    <w:p>
-      <w:pPr>
-        <w:spacing w:after="0" w:line="360" w:lineRule="auto"/>
-        <w:jc w:val="both"/>
-        <w:rPr>
-          <w:rFonts w:ascii="Times New Roman" w:hAnsi="Times New Roman" w:cs="Times New Roman"/>
-          <w:b/>
-          <w:bCs/>
-          <w:kern w:val="0"/>
-          <w:lang w:val="en-GB" w:eastAsia="en-GB"/>
-          <w14:ligatures w14:val="none"/>
-        </w:rPr>
-      </w:pPr>
-      <w:r>
-        <w:rPr>
-          <w:rFonts w:ascii="Times New Roman" w:hAnsi="Times New Roman" w:cs="Times New Roman"/>
-          <w:b/>
-          <w:bCs/>
-          <w:kern w:val="0"/>
-          <w:lang w:val="en-GB" w:eastAsia="en-GB"/>
-          <w14:ligatures w14:val="none"/>
-        </w:rPr>
-        <w:t>Industrial Engagement.</w:t>
-      </w:r>
-    </w:p>
-    <w:p>
-      <w:pPr>
-        <w:spacing w:after="0" w:line="360" w:lineRule="auto"/>
-        <w:jc w:val="both"/>
-        <w:rPr>
-          <w:rFonts w:ascii="Times New Roman" w:hAnsi="Times New Roman" w:cs="Times New Roman"/>
-          <w:kern w:val="0"/>
-          <w:lang w:val="en-GB" w:eastAsia="en-GB"/>
-          <w14:ligatures w14:val="none"/>
-        </w:rPr>
-      </w:pPr>
-      <w:r>
-        <w:rPr>
-          <w:rFonts w:ascii="Times New Roman" w:hAnsi="Times New Roman" w:cs="Times New Roman"/>
-          <w:kern w:val="0"/>
-          <w:lang w:val="en-GB" w:eastAsia="en-GB"/>
-          <w14:ligatures w14:val="none"/>
-        </w:rPr>
-        <w:t>Industrial engagement forms another essential pillar of credible policy. Effective military capability depends not only upon equipment quality but also upon the capacity to produce, maintain and replace systems at sufficient scale. The Ukraine conflict has demonstrated that affordable mass frequently outweighs exquisite capability when attrition is high. Ireland should therefore strengthen partnerships between the Defence Forces, indigenous defence and technology companies, universities and research institutions to establish sustainable domestic capability in autonomous systems. Indigenous production enhances strategic resilience, reduces dependence on overseas suppliers and creates opportunities for innovation within Ireland's expanding technology sector. Collaboration with European defence initiatives can further support industrial development while reinforcing wider European security cooperation. Such partnerships transform defence expenditure from a purely consumptive cost into an investment supporting national innovation and industrial capacity.</w:t>
-      </w:r>
-    </w:p>
-    <w:p>
-      <w:pPr>
-        <w:spacing w:after="0" w:line="360" w:lineRule="auto"/>
-        <w:jc w:val="both"/>
-        <w:rPr>
-          <w:rFonts w:ascii="Times New Roman" w:hAnsi="Times New Roman" w:cs="Times New Roman"/>
-          <w:kern w:val="0"/>
-          <w:lang w:val="en-GB" w:eastAsia="en-GB"/>
-          <w14:ligatures w14:val="none"/>
-        </w:rPr>
-      </w:pPr>
-    </w:p>
-    <w:p>
-      <w:pPr>
-        <w:spacing w:after="0" w:line="360" w:lineRule="auto"/>
-        <w:jc w:val="both"/>
-        <w:rPr>
-          <w:rFonts w:ascii="Times New Roman" w:hAnsi="Times New Roman" w:cs="Times New Roman"/>
-          <w:b/>
-          <w:bCs/>
-          <w:kern w:val="0"/>
-          <w:lang w:val="en-GB" w:eastAsia="en-GB"/>
-          <w14:ligatures w14:val="none"/>
-        </w:rPr>
-      </w:pPr>
-      <w:r>
-        <w:rPr>
-          <w:rFonts w:ascii="Times New Roman" w:hAnsi="Times New Roman" w:cs="Times New Roman"/>
-          <w:b/>
-          <w:bCs/>
-          <w:kern w:val="0"/>
-          <w:lang w:val="en-GB" w:eastAsia="en-GB"/>
-          <w14:ligatures w14:val="none"/>
-        </w:rPr>
-        <w:t>The Multi-Stakeholder Approach.</w:t>
-      </w:r>
-    </w:p>
-    <w:p>
-      <w:pPr>
-        <w:spacing w:after="0" w:line="360" w:lineRule="auto"/>
-        <w:jc w:val="both"/>
-        <w:rPr>
-          <w:rFonts w:ascii="Times New Roman" w:hAnsi="Times New Roman" w:cs="Times New Roman"/>
-          <w:kern w:val="0"/>
-          <w:lang w:val="en-GB" w:eastAsia="en-GB"/>
-          <w14:ligatures w14:val="none"/>
-        </w:rPr>
-      </w:pPr>
-      <w:r>
-        <w:rPr>
-          <w:rFonts w:ascii="Times New Roman" w:hAnsi="Times New Roman" w:cs="Times New Roman"/>
-          <w:kern w:val="0"/>
-          <w:lang w:val="en-GB" w:eastAsia="en-GB"/>
-          <w14:ligatures w14:val="none"/>
-        </w:rPr>
-        <w:t>Finally, successful UxS integration requires a genuinely multi-stakeholder approach. Defence transformation cannot occur solely within military institutions. Political leadership, government departments, academia, industry and regulatory authorities must all contribute to capability development. Such collaboration avoids organisational silos while ensuring that ethical, legal, financial and operational considerations develop together. Civilian oversight is particularly important given the political sensitivities surrounding autonomy, artificial intelligence and military neutrality. Transparent governance strengthens public confidence that autonomous systems are enhancing national resilience rather than fundamentally altering Ireland's defence posture. Equally, engagement with emergency services, the Coast Guard and other state agencies creates opportunities for dual-use capability, allowing investments in surveillance and autonomous technologies to contribute to disaster response, search and rescue and maritime security alongside military tasks.</w:t>
-      </w:r>
-    </w:p>
-    <w:p>
-      <w:pPr>
-        <w:spacing w:after="0" w:line="360" w:lineRule="auto"/>
-        <w:jc w:val="both"/>
-        <w:rPr>
-          <w:rFonts w:ascii="Times New Roman" w:hAnsi="Times New Roman" w:cs="Times New Roman"/>
-          <w:kern w:val="0"/>
-          <w:lang w:val="en-GB" w:eastAsia="en-GB"/>
-          <w14:ligatures w14:val="none"/>
-        </w:rPr>
-      </w:pPr>
-    </w:p>
-    <w:p>
-      <w:pPr>
-        <w:spacing w:after="0" w:line="360" w:lineRule="auto"/>
-        <w:jc w:val="both"/>
-        <w:rPr>
-          <w:rFonts w:ascii="Times New Roman" w:hAnsi="Times New Roman" w:cs="Times New Roman"/>
-          <w:b/>
-          <w:bCs/>
-          <w:kern w:val="0"/>
-          <w:lang w:val="en-GB" w:eastAsia="en-GB"/>
-          <w14:ligatures w14:val="none"/>
-        </w:rPr>
-      </w:pPr>
-      <w:r>
-        <w:rPr>
-          <w:rFonts w:ascii="Times New Roman" w:hAnsi="Times New Roman" w:cs="Times New Roman"/>
-          <w:b/>
-          <w:bCs/>
-          <w:kern w:val="0"/>
-          <w:lang w:val="en-GB" w:eastAsia="en-GB"/>
-          <w14:ligatures w14:val="none"/>
-        </w:rPr>
-        <w:t>Engaging with Partners.</w:t>
-      </w:r>
-    </w:p>
-    <w:p>
-      <w:pPr>
-        <w:spacing w:after="0" w:line="360" w:lineRule="auto"/>
-        <w:jc w:val="both"/>
-        <w:rPr>
-          <w:rFonts w:ascii="Times New Roman" w:hAnsi="Times New Roman" w:cs="Times New Roman"/>
-          <w:kern w:val="0"/>
-          <w:lang w:val="en-GB" w:eastAsia="en-GB"/>
-          <w14:ligatures w14:val="none"/>
-        </w:rPr>
-      </w:pPr>
-      <w:r>
-        <w:rPr>
-          <w:rFonts w:ascii="Times New Roman" w:hAnsi="Times New Roman" w:cs="Times New Roman"/>
-          <w:kern w:val="0"/>
-          <w:lang w:val="en-GB" w:eastAsia="en-GB"/>
-          <w14:ligatures w14:val="none"/>
-        </w:rPr>
-        <w:lastRenderedPageBreak/>
-        <w:t>Within Irish defence policy, a UxS enabled light infantry denial posture therefore occupies an important middle ground between symbolic defence and conventional deterrence. It neither seeks offensive expeditionary capability nor attempts to replicate the force structures of larger European militaries. Instead, it exploits Ireland's geographical advantages, supports territorial surveillance, complicates hostile military activity and increases the costs of coercion while remaining consistent with military neutrality. Practical interoperability with European Union partners and NATO members is enhanced through common communications, doctrine and operating procedures rather than alliance membership itself. The resulting force would be capable of contributing meaningfully to domestic security, maritime surveillance and international peace support operations while remaining firmly grounded in Irish strategic culture.</w:t>
-      </w:r>
-    </w:p>
-    <w:p>
-      <w:pPr>
-        <w:spacing w:after="0" w:line="360" w:lineRule="auto"/>
-        <w:jc w:val="both"/>
-        <w:rPr>
-          <w:rFonts w:ascii="Times New Roman" w:hAnsi="Times New Roman" w:cs="Times New Roman"/>
-          <w:kern w:val="0"/>
-          <w:lang w:val="en-GB" w:eastAsia="en-GB"/>
-          <w14:ligatures w14:val="none"/>
-        </w:rPr>
-      </w:pPr>
-    </w:p>
-    <w:p>
-      <w:pPr>
-        <w:spacing w:after="0" w:line="360" w:lineRule="auto"/>
-        <w:jc w:val="both"/>
-        <w:rPr>
-          <w:rFonts w:ascii="Times New Roman" w:hAnsi="Times New Roman" w:cs="Times New Roman"/>
-          <w:b/>
-          <w:bCs/>
-          <w:kern w:val="0"/>
-          <w:lang w:val="en-GB" w:eastAsia="en-GB"/>
-          <w14:ligatures w14:val="none"/>
-        </w:rPr>
-      </w:pPr>
-      <w:r>
-        <w:rPr>
-          <w:rFonts w:ascii="Times New Roman" w:hAnsi="Times New Roman" w:cs="Times New Roman"/>
-          <w:b/>
-          <w:bCs/>
-          <w:kern w:val="0"/>
-          <w:lang w:val="en-GB" w:eastAsia="en-GB"/>
-          <w14:ligatures w14:val="none"/>
-        </w:rPr>
-        <w:t>Challenges to Credible Integration.</w:t>
-      </w:r>
-    </w:p>
-    <w:p>
-      <w:pPr>
-        <w:spacing w:after="0" w:line="360" w:lineRule="auto"/>
-        <w:jc w:val="both"/>
-        <w:rPr>
-          <w:rFonts w:ascii="Times New Roman" w:hAnsi="Times New Roman" w:cs="Times New Roman"/>
-          <w:kern w:val="0"/>
-          <w:lang w:val="en-GB" w:eastAsia="en-GB"/>
-          <w14:ligatures w14:val="none"/>
-        </w:rPr>
-      </w:pPr>
-      <w:r>
-        <w:rPr>
-          <w:rFonts w:ascii="Times New Roman" w:hAnsi="Times New Roman" w:cs="Times New Roman"/>
-          <w:kern w:val="0"/>
-          <w:lang w:val="en-GB" w:eastAsia="en-GB"/>
-          <w14:ligatures w14:val="none"/>
-        </w:rPr>
-        <w:t>Nevertheless, significant constraints remain. Chronic recruitment and retention difficulties continue to challenge Defence Forces modernisation. Procurement processes are often slow and risk-averse, while sustained political commitment to increased defence expenditure cannot be assumed. Ethical concerns surrounding autonomous systems require careful policy development, particularly where lethal capabilities are considered. Ireland's relatively small industrial base may also limit domestic production without substantial collaboration with European partners. Finally, organisational culture frequently favours incremental adaptation over disruptive change, making institutional resistance an enduring obstacle to transformation.</w:t>
-      </w:r>
-    </w:p>
-    <w:p>
-      <w:pPr>
-        <w:spacing w:after="0" w:line="360" w:lineRule="auto"/>
-        <w:jc w:val="both"/>
-        <w:rPr>
-          <w:rFonts w:ascii="Times New Roman" w:hAnsi="Times New Roman" w:cs="Times New Roman"/>
-          <w:kern w:val="0"/>
-          <w:lang w:val="en-GB" w:eastAsia="en-GB"/>
-          <w14:ligatures w14:val="none"/>
-        </w:rPr>
-      </w:pPr>
-    </w:p>
-    <w:p>
-      <w:pPr>
-        <w:spacing w:after="0" w:line="360" w:lineRule="auto"/>
-        <w:jc w:val="both"/>
-        <w:rPr>
-          <w:rFonts w:ascii="Times New Roman" w:hAnsi="Times New Roman" w:cs="Times New Roman"/>
-          <w:kern w:val="0"/>
-          <w:lang w:val="en-GB" w:eastAsia="en-GB"/>
-          <w14:ligatures w14:val="none"/>
-        </w:rPr>
-      </w:pPr>
-      <w:commentRangeStart w:id="3"/>
-      <w:r>
-        <w:rPr>
-          <w:rFonts w:ascii="Times New Roman" w:hAnsi="Times New Roman" w:cs="Times New Roman"/>
-          <w:b/>
-          <w:bCs/>
-          <w:color w:val="FF0000"/>
-          <w:kern w:val="0"/>
-          <w:lang w:val="en-GB" w:eastAsia="en-GB"/>
-          <w14:ligatures w14:val="none"/>
-        </w:rPr>
-        <w:t>Ultimately, the credibility of UxS integration within Irish defence policy will not be determined by the sophistication of the technology itself but by the effectiveness of the institutions that adopt it.</w:t>
-      </w:r>
-      <w:r>
-        <w:rPr>
-          <w:rFonts w:ascii="Times New Roman" w:hAnsi="Times New Roman" w:cs="Times New Roman"/>
-          <w:color w:val="FF0000"/>
-          <w:kern w:val="0"/>
-          <w:lang w:val="en-GB" w:eastAsia="en-GB"/>
-          <w14:ligatures w14:val="none"/>
-        </w:rPr>
-        <w:t xml:space="preserve"> </w:t>
-      </w:r>
-      <w:commentRangeEnd w:id="3"/>
-      <w:r>
-        <w:rPr>
-          <w:rStyle w:val="CommentReference"/>
-          <w:rFonts w:ascii="Times New Roman" w:hAnsi="Times New Roman" w:cs="Times New Roman"/>
-          <w:kern w:val="0"/>
-          <w:sz w:val="24"/>
-          <w:szCs w:val="24"/>
-          <w:lang w:val="en-GB" w:eastAsia="en-GB"/>
-          <w14:ligatures w14:val="none"/>
-        </w:rPr>
-        <w:commentReference w:id="3"/>
-      </w:r>
-      <w:r>
-        <w:rPr>
-          <w:rFonts w:ascii="Times New Roman" w:hAnsi="Times New Roman" w:cs="Times New Roman"/>
-          <w:kern w:val="0"/>
-          <w:lang w:val="en-GB" w:eastAsia="en-GB"/>
-          <w14:ligatures w14:val="none"/>
-        </w:rPr>
-        <w:t>Recognition of disruptive military change, coherent operational concepts, institutional reform, rigorous experimentation, continuous technological adaptation, industrial partnership and multi-stakeholder governance together provide the pathway from tactical innovation to enduring capability. By following this process, Ireland can develop a defence posture that is affordable, credible and aligned with its strategic objectives, demonstrating that UxS-enabled denial is not merely an attractive tactical concept but a realistic and sustainable foundation for future Irish defence policy.</w:t>
-      </w:r>
-    </w:p>
-    <w:p/>
-    <w:p>
-      <w:pPr>
-        <w:keepNext/>
-        <w:keepLines/>
-        <w:spacing w:before="160" w:after="80"/>
-        <w:outlineLvl w:val="1"/>
-        <w:rPr>
-          <w:rFonts w:asciiTheme="majorHAnsi" w:eastAsiaTheme="majorEastAsia" w:hAnsiTheme="majorHAnsi" w:cstheme="majorBidi"/>
-          <w:color w:val="0F4761" w:themeColor="accent1" w:themeShade="BF"/>
-          <w:sz w:val="32"/>
-          <w:szCs w:val="32"/>
-        </w:rPr>
-      </w:pPr>
-      <w:r>
-        <w:rPr>
-          <w:rFonts w:asciiTheme="majorHAnsi" w:eastAsiaTheme="majorEastAsia" w:hAnsiTheme="majorHAnsi" w:cstheme="majorBidi"/>
-          <w:color w:val="0F4761" w:themeColor="accent1" w:themeShade="BF"/>
-          <w:sz w:val="32"/>
-          <w:szCs w:val="32"/>
-        </w:rPr>
-        <w:lastRenderedPageBreak/>
         <w:t>Conclusion</w:t>
       </w:r>
     </w:p>
@@ -2395,83 +4250,6 @@
 </w:document>
 </file>
 
-<file path=word/comments.xml><?xml version="1.0" encoding="utf-8"?>
-<w:comments xmlns:wpc="http://schemas.microsoft.com/office/word/2010/wordprocessingCanvas" xmlns:cx="http://schemas.microsoft.com/office/drawing/2014/chartex" xmlns:cx1="http://schemas.microsoft.com/office/drawing/2015/9/8/chartex" xmlns:cx2="http://schemas.microsoft.com/office/drawing/2015/10/21/chartex" xmlns:cx3="http://schemas.microsoft.com/office/drawing/2016/5/9/chartex" xmlns:cx4="http://schemas.microsoft.com/office/drawing/2016/5/10/chartex" xmlns:cx5="http://schemas.microsoft.com/office/drawing/2016/5/11/chartex" xmlns:cx6="http://schemas.microsoft.com/office/drawing/2016/5/12/chartex" xmlns:cx7="http://schemas.microsoft.com/office/drawing/2016/5/13/chartex" xmlns:cx8="http://schemas.microsoft.com/office/drawing/2016/5/14/chartex" xmlns:mc="http://schemas.openxmlformats.org/markup-compatibility/2006" xmlns:aink="http://schemas.microsoft.com/office/drawing/2016/ink" xmlns:am3d="http://schemas.microsoft.com/office/drawing/2017/model3d" xmlns:o="urn:schemas-microsoft-com:office:office" xmlns:oel="http://schemas.microsoft.com/office/2019/extlst" xmlns:r="http://schemas.openxmlformats.org/officeDocument/2006/relationships" xmlns:m="http://schemas.openxmlformats.org/officeDocument/2006/math" xmlns:v="urn:schemas-microsoft-com:vml" xmlns:wp14="http://schemas.microsoft.com/office/word/2010/wordprocessingDrawing" xmlns:wp="http://schemas.openxmlformats.org/drawingml/2006/wordprocessingDrawing" xmlns:w10="urn:schemas-microsoft-com:office:word" xmlns:w="http://schemas.openxmlformats.org/wordprocessingml/2006/main" xmlns:w14="http://schemas.microsoft.com/office/word/2010/wordml" xmlns:w15="http://schemas.microsoft.com/office/word/2012/wordml" xmlns:w16cex="http://schemas.microsoft.com/office/word/2018/wordml/cex" xmlns:w16cid="http://schemas.microsoft.com/office/word/2016/wordml/cid" xmlns:w16="http://schemas.microsoft.com/office/word/2018/wordml" xmlns:w16du="http://schemas.microsoft.com/office/word/2023/wordml/word16du" xmlns:w16sdtdh="http://schemas.microsoft.com/office/word/2020/wordml/sdtdatahash" xmlns:w16sdtfl="http://schemas.microsoft.com/office/word/2024/wordml/sdtformatlock" xmlns:w16se="http://schemas.microsoft.com/office/word/2015/wordml/symex" xmlns:wpg="http://schemas.microsoft.com/office/word/2010/wordprocessingGroup" xmlns:wpi="http://schemas.microsoft.com/office/word/2010/wordprocessingInk" xmlns:wne="http://schemas.microsoft.com/office/word/2006/wordml" xmlns:wps="http://schemas.microsoft.com/office/word/2010/wordprocessingShape" mc:Ignorable="w14 w15 w16se w16cid w16 w16cex w16sdtdh w16sdtfl w16du wp14">
-  <w:comment w:id="1" w:author="Eoin O'Brien" w:date="2026-07-06T16:35:00Z" w:initials="EO">
-    <w:p>
-      <w:pPr>
-        <w:pStyle w:val="CommentText"/>
-      </w:pPr>
-      <w:r>
-        <w:rPr>
-          <w:rStyle w:val="CommentReference"/>
-        </w:rPr>
-        <w:annotationRef/>
-      </w:r>
-      <w:r>
-        <w:t>This must link better</w:t>
-      </w:r>
-    </w:p>
-  </w:comment>
-  <w:comment w:id="2" w:author="Eoin O'Brien" w:date="2026-07-06T16:35:00Z" w:initials="EO">
-    <w:p>
-      <w:pPr>
-        <w:pStyle w:val="CommentText"/>
-      </w:pPr>
-      <w:r>
-        <w:rPr>
-          <w:rStyle w:val="CommentReference"/>
-        </w:rPr>
-        <w:annotationRef/>
-      </w:r>
-      <w:r>
-        <w:t xml:space="preserve">This is the core argument </w:t>
-      </w:r>
-    </w:p>
-  </w:comment>
-  <w:comment w:id="3" w:author="Eoin O'Brien" w:date="2026-07-06T17:10:00Z" w:initials="EO">
-    <w:p>
-      <w:pPr>
-        <w:pStyle w:val="CommentText"/>
-      </w:pPr>
-      <w:r>
-        <w:rPr>
-          <w:rStyle w:val="CommentReference"/>
-        </w:rPr>
-        <w:annotationRef/>
-      </w:r>
-      <w:r>
-        <w:t>This is my concluding statement. The technology isn’t the important part, the procurement, adoption and adaption culture is what make it a credible defence policy.</w:t>
-      </w:r>
-    </w:p>
-  </w:comment>
-</w:comments>
-</file>
-
-<file path=word/commentsExtended.xml><?xml version="1.0" encoding="utf-8"?>
-<w15:commentsEx xmlns:wpc="http://schemas.microsoft.com/office/word/2010/wordprocessingCanvas" xmlns:cx="http://schemas.microsoft.com/office/drawing/2014/chartex" xmlns:cx1="http://schemas.microsoft.com/office/drawing/2015/9/8/chartex" xmlns:cx2="http://schemas.microsoft.com/office/drawing/2015/10/21/chartex" xmlns:cx3="http://schemas.microsoft.com/office/drawing/2016/5/9/chartex" xmlns:cx4="http://schemas.microsoft.com/office/drawing/2016/5/10/chartex" xmlns:cx5="http://schemas.microsoft.com/office/drawing/2016/5/11/chartex" xmlns:cx6="http://schemas.microsoft.com/office/drawing/2016/5/12/chartex" xmlns:cx7="http://schemas.microsoft.com/office/drawing/2016/5/13/chartex" xmlns:cx8="http://schemas.microsoft.com/office/drawing/2016/5/14/chartex" xmlns:mc="http://schemas.openxmlformats.org/markup-compatibility/2006" xmlns:aink="http://schemas.microsoft.com/office/drawing/2016/ink" xmlns:am3d="http://schemas.microsoft.com/office/drawing/2017/model3d" xmlns:o="urn:schemas-microsoft-com:office:office" xmlns:oel="http://schemas.microsoft.com/office/2019/extlst" xmlns:r="http://schemas.openxmlformats.org/officeDocument/2006/relationships" xmlns:m="http://schemas.openxmlformats.org/officeDocument/2006/math" xmlns:v="urn:schemas-microsoft-com:vml" xmlns:wp14="http://schemas.microsoft.com/office/word/2010/wordprocessingDrawing" xmlns:wp="http://schemas.openxmlformats.org/drawingml/2006/wordprocessingDrawing" xmlns:w10="urn:schemas-microsoft-com:office:word" xmlns:w="http://schemas.openxmlformats.org/wordprocessingml/2006/main" xmlns:w14="http://schemas.microsoft.com/office/word/2010/wordml" xmlns:w15="http://schemas.microsoft.com/office/word/2012/wordml" xmlns:w16cex="http://schemas.microsoft.com/office/word/2018/wordml/cex" xmlns:w16cid="http://schemas.microsoft.com/office/word/2016/wordml/cid" xmlns:w16="http://schemas.microsoft.com/office/word/2018/wordml" xmlns:w16du="http://schemas.microsoft.com/office/word/2023/wordml/word16du" xmlns:w16sdtdh="http://schemas.microsoft.com/office/word/2020/wordml/sdtdatahash" xmlns:w16sdtfl="http://schemas.microsoft.com/office/word/2024/wordml/sdtformatlock" xmlns:w16se="http://schemas.microsoft.com/office/word/2015/wordml/symex" xmlns:wpg="http://schemas.microsoft.com/office/word/2010/wordprocessingGroup" xmlns:wpi="http://schemas.microsoft.com/office/word/2010/wordprocessingInk" xmlns:wne="http://schemas.microsoft.com/office/word/2006/wordml" xmlns:wps="http://schemas.microsoft.com/office/word/2010/wordprocessingShape" mc:Ignorable="w14 w15 w16se w16cid w16 w16cex w16sdtdh w16sdtfl w16du wp14">
-  <w15:commentEx w15:paraId="39EA9539" w15:done="0"/>
-  <w15:commentEx w15:paraId="776B90B5" w15:done="0"/>
-  <w15:commentEx w15:paraId="749B6A42" w15:done="0"/>
-</w15:commentsEx>
-</file>
-
-<file path=word/commentsExtensible.xml><?xml version="1.0" encoding="utf-8"?>
-<w16cex:commentsExtensible xmlns:wpc="http://schemas.microsoft.com/office/word/2010/wordprocessingCanvas" xmlns:cx="http://schemas.microsoft.com/office/drawing/2014/chartex" xmlns:cx1="http://schemas.microsoft.com/office/drawing/2015/9/8/chartex" xmlns:cx2="http://schemas.microsoft.com/office/drawing/2015/10/21/chartex" xmlns:cx3="http://schemas.microsoft.com/office/drawing/2016/5/9/chartex" xmlns:cx4="http://schemas.microsoft.com/office/drawing/2016/5/10/chartex" xmlns:cx5="http://schemas.microsoft.com/office/drawing/2016/5/11/chartex" xmlns:cx6="http://schemas.microsoft.com/office/drawing/2016/5/12/chartex" xmlns:cx7="http://schemas.microsoft.com/office/drawing/2016/5/13/chartex" xmlns:cx8="http://schemas.microsoft.com/office/drawing/2016/5/14/chartex" xmlns:cr="http://schemas.microsoft.com/office/comments/2020/reactions" xmlns:mc="http://schemas.openxmlformats.org/markup-compatibility/2006" xmlns:aink="http://schemas.microsoft.com/office/drawing/2016/ink" xmlns:am3d="http://schemas.microsoft.com/office/drawing/2017/model3d" xmlns:o="urn:schemas-microsoft-com:office:office" xmlns:oel="http://schemas.microsoft.com/office/2019/extlst" xmlns:r="http://schemas.openxmlformats.org/officeDocument/2006/relationships" xmlns:m="http://schemas.openxmlformats.org/officeDocument/2006/math" xmlns:v="urn:schemas-microsoft-com:vml" xmlns:wp14="http://schemas.microsoft.com/office/word/2010/wordprocessingDrawing" xmlns:wp="http://schemas.openxmlformats.org/drawingml/2006/wordprocessingDrawing" xmlns:w10="urn:schemas-microsoft-com:office:word" xmlns:w="http://schemas.openxmlformats.org/wordprocessingml/2006/main" xmlns:w14="http://schemas.microsoft.com/office/word/2010/wordml" xmlns:w15="http://schemas.microsoft.com/office/word/2012/wordml" xmlns:w16cex="http://schemas.microsoft.com/office/word/2018/wordml/cex" xmlns:w16cid="http://schemas.microsoft.com/office/word/2016/wordml/cid" xmlns:w16="http://schemas.microsoft.com/office/word/2018/wordml" xmlns:w16du="http://schemas.microsoft.com/office/word/2023/wordml/word16du" xmlns:w16sdtdh="http://schemas.microsoft.com/office/word/2020/wordml/sdtdatahash" xmlns:w16sdtfl="http://schemas.microsoft.com/office/word/2024/wordml/sdtformatlock" xmlns:w16se="http://schemas.microsoft.com/office/word/2015/wordml/symex" xmlns:wpg="http://schemas.microsoft.com/office/word/2010/wordprocessingGroup" xmlns:wpi="http://schemas.microsoft.com/office/word/2010/wordprocessingInk" xmlns:wne="http://schemas.microsoft.com/office/word/2006/wordml" xmlns:wps="http://schemas.microsoft.com/office/word/2010/wordprocessingShape" mc:Ignorable="w14 w15 w16se w16cid w16 w16cex w16sdtdh w16sdtfl cr w16du wp14">
-  <w16cex:commentExtensible w16cex:durableId="7BDDAB5F" w16cex:dateUtc="2026-07-06T15:35:00Z"/>
-  <w16cex:commentExtensible w16cex:durableId="19B9777A" w16cex:dateUtc="2026-07-06T15:35:00Z"/>
-  <w16cex:commentExtensible w16cex:durableId="5FF9CA22" w16cex:dateUtc="2026-07-06T16:10:00Z"/>
-</w16cex:commentsExtensible>
-</file>
-
-<file path=word/commentsIds.xml><?xml version="1.0" encoding="utf-8"?>
-<w16cid:commentsIds xmlns:wpc="http://schemas.microsoft.com/office/word/2010/wordprocessingCanvas" xmlns:cx="http://schemas.microsoft.com/office/drawing/2014/chartex" xmlns:cx1="http://schemas.microsoft.com/office/drawing/2015/9/8/chartex" xmlns:cx2="http://schemas.microsoft.com/office/drawing/2015/10/21/chartex" xmlns:cx3="http://schemas.microsoft.com/office/drawing/2016/5/9/chartex" xmlns:cx4="http://schemas.microsoft.com/office/drawing/2016/5/10/chartex" xmlns:cx5="http://schemas.microsoft.com/office/drawing/2016/5/11/chartex" xmlns:cx6="http://schemas.microsoft.com/office/drawing/2016/5/12/chartex" xmlns:cx7="http://schemas.microsoft.com/office/drawing/2016/5/13/chartex" xmlns:cx8="http://schemas.microsoft.com/office/drawing/2016/5/14/chartex" xmlns:mc="http://schemas.openxmlformats.org/markup-compatibility/2006" xmlns:aink="http://schemas.microsoft.com/office/drawing/2016/ink" xmlns:am3d="http://schemas.microsoft.com/office/drawing/2017/model3d" xmlns:o="urn:schemas-microsoft-com:office:office" xmlns:oel="http://schemas.microsoft.com/office/2019/extlst" xmlns:r="http://schemas.openxmlformats.org/officeDocument/2006/relationships" xmlns:m="http://schemas.openxmlformats.org/officeDocument/2006/math" xmlns:v="urn:schemas-microsoft-com:vml" xmlns:wp14="http://schemas.microsoft.com/office/word/2010/wordprocessingDrawing" xmlns:wp="http://schemas.openxmlformats.org/drawingml/2006/wordprocessingDrawing" xmlns:w10="urn:schemas-microsoft-com:office:word" xmlns:w="http://schemas.openxmlformats.org/wordprocessingml/2006/main" xmlns:w14="http://schemas.microsoft.com/office/word/2010/wordml" xmlns:w15="http://schemas.microsoft.com/office/word/2012/wordml" xmlns:w16cex="http://schemas.microsoft.com/office/word/2018/wordml/cex" xmlns:w16cid="http://schemas.microsoft.com/office/word/2016/wordml/cid" xmlns:w16="http://schemas.microsoft.com/office/word/2018/wordml" xmlns:w16du="http://schemas.microsoft.com/office/word/2023/wordml/word16du" xmlns:w16sdtdh="http://schemas.microsoft.com/office/word/2020/wordml/sdtdatahash" xmlns:w16sdtfl="http://schemas.microsoft.com/office/word/2024/wordml/sdtformatlock" xmlns:w16se="http://schemas.microsoft.com/office/word/2015/wordml/symex" xmlns:wpg="http://schemas.microsoft.com/office/word/2010/wordprocessingGroup" xmlns:wpi="http://schemas.microsoft.com/office/word/2010/wordprocessingInk" xmlns:wne="http://schemas.microsoft.com/office/word/2006/wordml" xmlns:wps="http://schemas.microsoft.com/office/word/2010/wordprocessingShape" mc:Ignorable="w14 w15 w16se w16cid w16 w16cex w16sdtdh w16sdtfl w16du wp14">
-  <w16cid:commentId w16cid:paraId="39EA9539" w16cid:durableId="7BDDAB5F"/>
-  <w16cid:commentId w16cid:paraId="776B90B5" w16cid:durableId="19B9777A"/>
-  <w16cid:commentId w16cid:paraId="749B6A42" w16cid:durableId="5FF9CA22"/>
-</w16cid:commentsIds>
-</file>
-
 <file path=word/endnotes.xml><?xml version="1.0" encoding="utf-8"?>
 <w:endnotes xmlns:wpc="http://schemas.microsoft.com/office/word/2010/wordprocessingCanvas" xmlns:cx="http://schemas.microsoft.com/office/drawing/2014/chartex" xmlns:cx1="http://schemas.microsoft.com/office/drawing/2015/9/8/chartex" xmlns:cx2="http://schemas.microsoft.com/office/drawing/2015/10/21/chartex" xmlns:cx3="http://schemas.microsoft.com/office/drawing/2016/5/9/chartex" xmlns:cx4="http://schemas.microsoft.com/office/drawing/2016/5/10/chartex" xmlns:cx5="http://schemas.microsoft.com/office/drawing/2016/5/11/chartex" xmlns:cx6="http://schemas.microsoft.com/office/drawing/2016/5/12/chartex" xmlns:cx7="http://schemas.microsoft.com/office/drawing/2016/5/13/chartex" xmlns:cx8="http://schemas.microsoft.com/office/drawing/2016/5/14/chartex" xmlns:mc="http://schemas.openxmlformats.org/markup-compatibility/2006" xmlns:aink="http://schemas.microsoft.com/office/drawing/2016/ink" xmlns:am3d="http://schemas.microsoft.com/office/drawing/2017/model3d" xmlns:o="urn:schemas-microsoft-com:office:office" xmlns:oel="http://schemas.microsoft.com/office/2019/extlst" xmlns:r="http://schemas.openxmlformats.org/officeDocument/2006/relationships" xmlns:m="http://schemas.openxmlformats.org/officeDocument/2006/math" xmlns:v="urn:schemas-microsoft-com:vml" xmlns:wp14="http://schemas.microsoft.com/office/word/2010/wordprocessingDrawing" xmlns:wp="http://schemas.openxmlformats.org/drawingml/2006/wordprocessingDrawing" xmlns:w10="urn:schemas-microsoft-com:office:word" xmlns:w="http://schemas.openxmlformats.org/wordprocessingml/2006/main" xmlns:w14="http://schemas.microsoft.com/office/word/2010/wordml" xmlns:w15="http://schemas.microsoft.com/office/word/2012/wordml" xmlns:w16cex="http://schemas.microsoft.com/office/word/2018/wordml/cex" xmlns:w16cid="http://schemas.microsoft.com/office/word/2016/wordml/cid" xmlns:w16="http://schemas.microsoft.com/office/word/2018/wordml" xmlns:w16du="http://schemas.microsoft.com/office/word/2023/wordml/word16du" xmlns:w16sdtdh="http://schemas.microsoft.com/office/word/2020/wordml/sdtdatahash" xmlns:w16sdtfl="http://schemas.microsoft.com/office/word/2024/wordml/sdtformatlock" xmlns:w16se="http://schemas.microsoft.com/office/word/2015/wordml/symex" xmlns:wpg="http://schemas.microsoft.com/office/word/2010/wordprocessingGroup" xmlns:wpi="http://schemas.microsoft.com/office/word/2010/wordprocessingInk" xmlns:wne="http://schemas.microsoft.com/office/word/2006/wordml" xmlns:wps="http://schemas.microsoft.com/office/word/2010/wordprocessingShape" mc:Ignorable="w14 w15 w16se w16cid w16 w16cex w16sdtdh w16sdtfl w16du wp14">
   <w:endnote w:type="separator" w:id="-1">
@@ -3725,7 +5503,7 @@
         <w:footnoteRef/>
       </w:r>
       <w:r>
-        <w:t xml:space="preserve"> Mick Ryan and Clint Hinote, ‘Uncrewed Systems and the Transformation of the U.S. Warfighting Capacity’, War on the Rocks, February 2024, </w:t>
+        <w:t xml:space="preserve"> Mick Ryan and Clint Hinote. ‘Uncrewed Systems and the Transformation of the U.S. Warfighting Capacity’. War on the Rocks. February 2024. </w:t>
       </w:r>
       <w:hyperlink r:id="rId23" w:history="1">
         <w:r>
@@ -3736,13 +5514,1199 @@
         </w:r>
       </w:hyperlink>
       <w:r>
-        <w:t>, Accessed 06 July 2026.</w:t>
-      </w:r>
-    </w:p>
+        <w:t xml:space="preserve">. Accessed 06 July 2026. </w:t>
+      </w:r>
+    </w:p>
+  </w:footnote>
+  <w:footnote w:id="25">
     <w:p>
       <w:pPr>
         <w:pStyle w:val="FootnoteText"/>
-      </w:pPr>
+        <w:ind w:right="-1180"/>
+        <w:rPr>
+          <w:lang w:val="en-GB"/>
+        </w:rPr>
+      </w:pPr>
+      <w:r>
+        <w:rPr>
+          <w:rStyle w:val="FootnoteReference"/>
+        </w:rPr>
+        <w:footnoteRef/>
+      </w:r>
+      <w:r>
+        <w:t xml:space="preserve"> Barry Posen. ‘The Sources of Military Doctrine’. Cornell University Press. 1984.</w:t>
+      </w:r>
+      <w:hyperlink r:id="rId24" w:history="1">
+        <w:r>
+          <w:rPr>
+            <w:rStyle w:val="Hyperlink"/>
+          </w:rPr>
+          <w:t>https://www.jstor.org/stable/10.7591/j.ctt1287fp3</w:t>
+        </w:r>
+      </w:hyperlink>
+      <w:r>
+        <w:t>. Accessed on 18 July 2026.</w:t>
+      </w:r>
+    </w:p>
+  </w:footnote>
+  <w:footnote w:id="26">
+    <w:p>
+      <w:pPr>
+        <w:pStyle w:val="FootnoteText"/>
+        <w:rPr>
+          <w:lang w:val="en-GB"/>
+        </w:rPr>
+      </w:pPr>
+      <w:r>
+        <w:rPr>
+          <w:rStyle w:val="FootnoteReference"/>
+        </w:rPr>
+        <w:footnoteRef/>
+      </w:r>
+      <w:r>
+        <w:t xml:space="preserve"> Eoin McNamara. ‘Ireland’s Defence Deficit’. RUSI. December 2022. </w:t>
+      </w:r>
+      <w:hyperlink r:id="rId25" w:history="1">
+        <w:r>
+          <w:rPr>
+            <w:rStyle w:val="Hyperlink"/>
+          </w:rPr>
+          <w:t>https://www.rusi.org/explore-our-research/publications/commentary/irelands-defence-deficit</w:t>
+        </w:r>
+      </w:hyperlink>
+      <w:r>
+        <w:t xml:space="preserve">. Accessed 14 July 2026. </w:t>
+      </w:r>
+    </w:p>
+  </w:footnote>
+  <w:footnote w:id="27">
+    <w:p>
+      <w:pPr>
+        <w:pStyle w:val="FootnoteText"/>
+      </w:pPr>
+      <w:r>
+        <w:rPr>
+          <w:rStyle w:val="FootnoteReference"/>
+        </w:rPr>
+        <w:footnoteRef/>
+      </w:r>
+      <w:r>
+        <w:t xml:space="preserve"> David Kirichenko. ‘Ukraine’s robot army will be crucial in 2026 but drones can’t replace infantry’. January 2026.</w:t>
+      </w:r>
+      <w:r>
+        <w:t xml:space="preserve"> </w:t>
+      </w:r>
+      <w:hyperlink r:id="rId26" w:history="1">
+        <w:r>
+          <w:rPr>
+            <w:rStyle w:val="Hyperlink"/>
+          </w:rPr>
+          <w:t>https://www.atlanticcouncil.org/blogs/ukrainealert/ukraines-robot-army-will-be-crucial-in-2026-but-drones-cant-replace-infantry/</w:t>
+        </w:r>
+      </w:hyperlink>
+      <w:r>
+        <w:t>. Accessed 15 July 2026.</w:t>
+      </w:r>
+    </w:p>
+  </w:footnote>
+  <w:footnote w:id="28">
+    <w:p>
+      <w:pPr>
+        <w:pStyle w:val="FootnoteText"/>
+        <w:rPr>
+          <w:lang w:val="en-GB"/>
+        </w:rPr>
+      </w:pPr>
+      <w:r>
+        <w:rPr>
+          <w:rStyle w:val="FootnoteReference"/>
+        </w:rPr>
+        <w:footnoteRef/>
+      </w:r>
+      <w:r>
+        <w:t xml:space="preserve"> Kyaw Jaw Sine Marmw. </w:t>
+      </w:r>
+      <w:r>
+        <w:rPr>
+          <w:lang w:val="en-GB"/>
+        </w:rPr>
+        <w:t>‘Tech Blitzkrieg: Drone Warfare and the Transformation of</w:t>
+      </w:r>
+      <w:r>
+        <w:rPr>
+          <w:lang w:val="en-GB"/>
+        </w:rPr>
+        <w:t xml:space="preserve"> Maneuver’. Modern Diplomacy. July 2026. </w:t>
+      </w:r>
+      <w:hyperlink r:id="rId27" w:history="1">
+        <w:r>
+          <w:rPr>
+            <w:rStyle w:val="Hyperlink"/>
+            <w:lang w:val="en-GB"/>
+          </w:rPr>
+          <w:t>https://moderndiplomacy.eu/2026/07/16/tech-blitzkrieg-drone-warfare-and-the-transformation-of-maneuver/</w:t>
+        </w:r>
+      </w:hyperlink>
+      <w:r>
+        <w:rPr>
+          <w:lang w:val="en-GB"/>
+        </w:rPr>
+        <w:t>. Accessed on 18 July 2026.</w:t>
+      </w:r>
+    </w:p>
+  </w:footnote>
+  <w:footnote w:id="29">
+    <w:p>
+      <w:pPr>
+        <w:pStyle w:val="FootnoteText"/>
+      </w:pPr>
+      <w:r>
+        <w:rPr>
+          <w:rStyle w:val="FootnoteReference"/>
+        </w:rPr>
+        <w:footnoteRef/>
+      </w:r>
+      <w:r>
+        <w:t xml:space="preserve"> Paul Franklin. ‘Defence Tech is no longer niche – it’s institutional’. Primary Markets. June 2026. </w:t>
+      </w:r>
+    </w:p>
+    <w:p>
+      <w:pPr>
+        <w:pStyle w:val="FootnoteText"/>
+        <w:rPr>
+          <w:lang w:val="en-GB"/>
+        </w:rPr>
+      </w:pPr>
+      <w:hyperlink r:id="rId28" w:history="1">
+        <w:r>
+          <w:rPr>
+            <w:rStyle w:val="Hyperlink"/>
+          </w:rPr>
+          <w:t>https://www.primarymarkets.com/defence-tech-is-no-longer-niche-its-institutional/</w:t>
+        </w:r>
+      </w:hyperlink>
+      <w:r>
+        <w:t>. Accessed on 18 July 2026.</w:t>
+      </w:r>
+    </w:p>
+  </w:footnote>
+  <w:footnote w:id="30">
+    <w:p>
+      <w:pPr>
+        <w:pStyle w:val="FootnoteText"/>
+        <w:rPr>
+          <w:lang w:val="en-GB"/>
+        </w:rPr>
+      </w:pPr>
+      <w:r>
+        <w:rPr>
+          <w:rStyle w:val="FootnoteReference"/>
+        </w:rPr>
+        <w:footnoteRef/>
+      </w:r>
+      <w:r>
+        <w:t xml:space="preserve"> Commission on the Defence Forces. ‘Report of the Commission on the Defence Forces’. February 2022. </w:t>
+      </w:r>
+      <w:hyperlink r:id="rId29" w:history="1">
+        <w:r>
+          <w:rPr>
+            <w:rStyle w:val="Hyperlink"/>
+          </w:rPr>
+          <w:t>https://www.military.ie/media/0rfpwgrl/report-of-the-commission-on-defence-forces-1.pdf</w:t>
+        </w:r>
+      </w:hyperlink>
+      <w:r>
+        <w:t>. Accessed on 17 July 2026.</w:t>
+      </w:r>
+    </w:p>
+  </w:footnote>
+  <w:footnote w:id="31">
+    <w:p>
+      <w:r>
+        <w:rPr>
+          <w:rStyle w:val="FootnoteReference"/>
+        </w:rPr>
+        <w:footnoteRef/>
+      </w:r>
+      <w:r>
+        <w:t xml:space="preserve"> </w:t>
+      </w:r>
+      <w:r>
+        <w:rPr>
+          <w:sz w:val="20"/>
+          <w:szCs w:val="20"/>
+        </w:rPr>
+        <w:t xml:space="preserve">NATO. “Innovation and technology adoption”. July 2026. </w:t>
+      </w:r>
+      <w:hyperlink r:id="rId30" w:tgtFrame="_blank" w:history="1">
+        <w:r>
+          <w:rPr>
+            <w:rStyle w:val="Hyperlink"/>
+            <w:sz w:val="20"/>
+            <w:szCs w:val="20"/>
+          </w:rPr>
+          <w:t>https://www.nato.int/en/what-we-do/deterrence-and-defence/emerging-and-disruptive-technologies</w:t>
+        </w:r>
+      </w:hyperlink>
+      <w:r>
+        <w:rPr>
+          <w:sz w:val="20"/>
+          <w:szCs w:val="20"/>
+        </w:rPr>
+        <w:t>. Accessed 14 July 2026.</w:t>
+      </w:r>
+    </w:p>
+  </w:footnote>
+  <w:footnote w:id="32">
+    <w:p>
+      <w:pPr>
+        <w:pStyle w:val="FootnoteText"/>
+        <w:rPr>
+          <w:lang w:val="en-GB"/>
+        </w:rPr>
+      </w:pPr>
+      <w:r>
+        <w:rPr>
+          <w:rStyle w:val="FootnoteReference"/>
+        </w:rPr>
+        <w:footnoteRef/>
+      </w:r>
+      <w:r>
+        <w:t xml:space="preserve"> Applied Aeronautics. ‘How small affordable drones are revolutionizing defense technology’. Applied Aeronautics. March 2025. </w:t>
+      </w:r>
+      <w:hyperlink r:id="rId31" w:history="1">
+        <w:r>
+          <w:rPr>
+            <w:rStyle w:val="Hyperlink"/>
+          </w:rPr>
+          <w:t>https://www.appliedaeronautics.com/post/how-small-affordable-drones-are-revolutionizing-defense-technology</w:t>
+        </w:r>
+      </w:hyperlink>
+      <w:r>
+        <w:t>. Accessed on 18 July 2026.</w:t>
+      </w:r>
+    </w:p>
+  </w:footnote>
+  <w:footnote w:id="33">
+    <w:p>
+      <w:pPr>
+        <w:rPr>
+          <w:sz w:val="20"/>
+          <w:szCs w:val="20"/>
+        </w:rPr>
+      </w:pPr>
+      <w:r>
+        <w:rPr>
+          <w:rStyle w:val="FootnoteReference"/>
+        </w:rPr>
+        <w:footnoteRef/>
+      </w:r>
+      <w:r>
+        <w:t xml:space="preserve"> </w:t>
+      </w:r>
+      <w:r>
+        <w:rPr>
+          <w:sz w:val="20"/>
+          <w:szCs w:val="20"/>
+        </w:rPr>
+        <w:t xml:space="preserve">Robbe Du Pont. ‘The Politics of Drone Armament: A Content Analysis of Political Views on the Weaponisation of Military Drones in Belgium and the Netherlands. Ghent University. September 2025. </w:t>
+      </w:r>
+      <w:hyperlink r:id="rId32" w:history="1">
+        <w:r>
+          <w:rPr>
+            <w:rStyle w:val="Hyperlink"/>
+            <w:sz w:val="20"/>
+            <w:szCs w:val="20"/>
+          </w:rPr>
+          <w:t>https://www.ugent.be/ps/politiekewetenschappen/gies/en/research/publications/honours_paper/academic-year-2024-2025/the-politics-of-drone-armament</w:t>
+        </w:r>
+      </w:hyperlink>
+      <w:r>
+        <w:rPr>
+          <w:sz w:val="20"/>
+          <w:szCs w:val="20"/>
+        </w:rPr>
+        <w:t>. Accessed 18 July 2026.</w:t>
+      </w:r>
+    </w:p>
+  </w:footnote>
+  <w:footnote w:id="34">
+    <w:p>
+      <w:pPr>
+        <w:pStyle w:val="FootnoteText"/>
+        <w:rPr>
+          <w:lang w:val="en-GB"/>
+        </w:rPr>
+      </w:pPr>
+      <w:r>
+        <w:rPr>
+          <w:rStyle w:val="FootnoteReference"/>
+        </w:rPr>
+        <w:footnoteRef/>
+      </w:r>
+      <w:r>
+        <w:t xml:space="preserve"> U.S. Joint</w:t>
+      </w:r>
+      <w:r>
+        <w:rPr>
+          <w:lang w:val="en-GB"/>
+        </w:rPr>
+        <w:t xml:space="preserve"> Staff. ‘Joint Capabilities and Integration Development System Manual’. January 2018.  </w:t>
+      </w:r>
+      <w:hyperlink r:id="rId33" w:history="1">
+        <w:r>
+          <w:rPr>
+            <w:rStyle w:val="Hyperlink"/>
+            <w:lang w:val="en-GB"/>
+          </w:rPr>
+          <w:t>https://www.acq.osd.mil/asda/jrac/docs/2018-jcids.pdf</w:t>
+        </w:r>
+      </w:hyperlink>
+      <w:r>
+        <w:rPr>
+          <w:lang w:val="en-GB"/>
+        </w:rPr>
+        <w:t>. Accessed 18 July 2026.</w:t>
+      </w:r>
+      <w:r>
+        <w:rPr>
+          <w:lang w:val="en-GB"/>
+        </w:rPr>
+        <w:t xml:space="preserve"> </w:t>
+      </w:r>
+    </w:p>
+  </w:footnote>
+  <w:footnote w:id="35">
+    <w:p>
+      <w:pPr>
+        <w:pStyle w:val="FootnoteText"/>
+        <w:rPr>
+          <w:lang w:val="en-GB"/>
+        </w:rPr>
+      </w:pPr>
+      <w:r>
+        <w:rPr>
+          <w:rStyle w:val="FootnoteReference"/>
+        </w:rPr>
+        <w:footnoteRef/>
+      </w:r>
+      <w:r>
+        <w:rPr>
+          <w:lang w:val="de-DE"/>
+        </w:rPr>
+        <w:t xml:space="preserve"> Martin van der</w:t>
+      </w:r>
+      <w:r>
+        <w:rPr>
+          <w:lang w:val="de-DE"/>
+        </w:rPr>
+        <w:t xml:space="preserve"> Vorm. </w:t>
+      </w:r>
+      <w:r>
+        <w:rPr>
+          <w:lang w:val="en-GB"/>
+        </w:rPr>
+        <w:t>‚The Crucible of War‘. N</w:t>
+      </w:r>
+      <w:r>
+        <w:rPr>
+          <w:lang w:val="en-GB"/>
+        </w:rPr>
+        <w:t xml:space="preserve">ovember 2021. </w:t>
+      </w:r>
+      <w:hyperlink r:id="rId34" w:history="1">
+        <w:r>
+          <w:rPr>
+            <w:rStyle w:val="Hyperlink"/>
+            <w:lang w:val="en-GB"/>
+          </w:rPr>
+          <w:t>https://muse.jhu.edu/pub/419/article/797091</w:t>
+        </w:r>
+      </w:hyperlink>
+      <w:r>
+        <w:rPr>
+          <w:lang w:val="en-GB"/>
+        </w:rPr>
+        <w:t>. Accessed 18 July 2026.</w:t>
+      </w:r>
+    </w:p>
+  </w:footnote>
+  <w:footnote w:id="36">
+    <w:p>
+      <w:pPr>
+        <w:rPr>
+          <w:sz w:val="20"/>
+          <w:szCs w:val="20"/>
+        </w:rPr>
+      </w:pPr>
+      <w:r>
+        <w:rPr>
+          <w:rStyle w:val="FootnoteReference"/>
+          <w:sz w:val="20"/>
+          <w:szCs w:val="20"/>
+        </w:rPr>
+        <w:footnoteRef/>
+      </w:r>
+      <w:r>
+        <w:rPr>
+          <w:sz w:val="20"/>
+          <w:szCs w:val="20"/>
+          <w:lang w:val="de-DE"/>
+        </w:rPr>
+        <w:t xml:space="preserve"> James Peterson. </w:t>
+      </w:r>
+      <w:r>
+        <w:rPr>
+          <w:sz w:val="20"/>
+          <w:szCs w:val="20"/>
+        </w:rPr>
+        <w:t xml:space="preserve">‘Transforming in Contact: The Army Needs an Unmanned Systems Command Now’. April 2026. </w:t>
+      </w:r>
+      <w:hyperlink r:id="rId35" w:history="1">
+        <w:r>
+          <w:rPr>
+            <w:rStyle w:val="Hyperlink"/>
+            <w:sz w:val="20"/>
+            <w:szCs w:val="20"/>
+          </w:rPr>
+          <w:t>https://smallwarsjournal.com/2026/04/14/transforming-in-contact-the-army-needs-an-unmanned-systems-command-now/</w:t>
+        </w:r>
+      </w:hyperlink>
+      <w:r>
+        <w:rPr>
+          <w:sz w:val="20"/>
+          <w:szCs w:val="20"/>
+        </w:rPr>
+        <w:t>.Accessed 18 July 2026.</w:t>
+      </w:r>
+    </w:p>
+  </w:footnote>
+  <w:footnote w:id="37">
+    <w:p>
+      <w:pPr>
+        <w:pStyle w:val="FootnoteText"/>
+        <w:rPr>
+          <w:lang w:val="en-GB"/>
+        </w:rPr>
+      </w:pPr>
+      <w:r>
+        <w:rPr>
+          <w:rStyle w:val="FootnoteReference"/>
+        </w:rPr>
+        <w:footnoteRef/>
+      </w:r>
+      <w:r>
+        <w:t xml:space="preserve"> Lt Col Reed Markham. ‘Integrating Drones isn’t Intuitive’. February 2024.  </w:t>
+      </w:r>
+      <w:hyperlink r:id="rId36" w:history="1">
+        <w:r>
+          <w:rPr>
+            <w:rStyle w:val="Hyperlink"/>
+          </w:rPr>
+          <w:t>https://www.lineofdeparture.army.mil/Journals/Infantry/Infantry-Fall-2024/Integrating-drones/</w:t>
+        </w:r>
+      </w:hyperlink>
+      <w:r>
+        <w:t>. Accessed 18 July 2026.</w:t>
+      </w:r>
+    </w:p>
+  </w:footnote>
+  <w:footnote w:id="38">
+    <w:p>
+      <w:pPr>
+        <w:pStyle w:val="FootnoteText"/>
+        <w:rPr>
+          <w:lang w:val="en-GB"/>
+        </w:rPr>
+      </w:pPr>
+      <w:r>
+        <w:rPr>
+          <w:rStyle w:val="FootnoteReference"/>
+        </w:rPr>
+        <w:footnoteRef/>
+      </w:r>
+      <w:r>
+        <w:t xml:space="preserve"> UK Strategic Command. ‘The Crucial Role of Wargaming in Defence’. November 2023. </w:t>
+      </w:r>
+      <w:hyperlink r:id="rId37" w:history="1">
+        <w:r>
+          <w:rPr>
+            <w:rStyle w:val="Hyperlink"/>
+          </w:rPr>
+          <w:t>https://www.gov.uk/government/news/the-crucial-role-of-wargaming-in-defence</w:t>
+        </w:r>
+      </w:hyperlink>
+      <w:r>
+        <w:t>. Accessed on 18 July 2026.</w:t>
+      </w:r>
+    </w:p>
+  </w:footnote>
+  <w:footnote w:id="39">
+    <w:p>
+      <w:pPr>
+        <w:pStyle w:val="FootnoteText"/>
+        <w:rPr>
+          <w:lang w:val="en-GB"/>
+        </w:rPr>
+      </w:pPr>
+      <w:r>
+        <w:rPr>
+          <w:rStyle w:val="FootnoteReference"/>
+        </w:rPr>
+        <w:footnoteRef/>
+      </w:r>
+      <w:r>
+        <w:rPr>
+          <w:lang w:val="de-DE"/>
+        </w:rPr>
+        <w:t xml:space="preserve"> Paul Lushenko, Russell McGuire, Christopher G. Pernin, Sean M. Zeigler. </w:t>
+      </w:r>
+      <w:r>
+        <w:rPr>
+          <w:lang w:val="en-GB"/>
+        </w:rPr>
+        <w:t>‘Defencding U.S. Military Bases Against Drones? A Recent T</w:t>
+      </w:r>
+      <w:r>
+        <w:rPr>
+          <w:lang w:val="en-GB"/>
+        </w:rPr>
+        <w:t xml:space="preserve">abletop Exercise Explores How’. June 2025. </w:t>
+      </w:r>
+      <w:hyperlink r:id="rId38" w:history="1">
+        <w:r>
+          <w:rPr>
+            <w:rStyle w:val="Hyperlink"/>
+            <w:lang w:val="en-GB"/>
+          </w:rPr>
+          <w:t>https://www.rand.org/pubs/commentary/2025/06/defending-us-military-bases-against-drones-a-recent.html</w:t>
+        </w:r>
+      </w:hyperlink>
+      <w:r>
+        <w:rPr>
+          <w:lang w:val="en-GB"/>
+        </w:rPr>
+        <w:t>. Accessed on 18 July 2026.</w:t>
+      </w:r>
+    </w:p>
+  </w:footnote>
+  <w:footnote w:id="40">
+    <w:p>
+      <w:pPr>
+        <w:pStyle w:val="FootnoteText"/>
+        <w:rPr>
+          <w:lang w:val="en-GB"/>
+        </w:rPr>
+      </w:pPr>
+      <w:r>
+        <w:rPr>
+          <w:rStyle w:val="FootnoteReference"/>
+        </w:rPr>
+        <w:footnoteRef/>
+      </w:r>
+      <w:r>
+        <w:t xml:space="preserve"> National Academies of Sciences, Engineering and Medicine. ‘Key Challenges for Effective Testing and Evaluation Across Department of Defense Ranges: Proceedings of a Workshop’. 2021. </w:t>
+      </w:r>
+      <w:hyperlink r:id="rId39" w:anchor="12" w:history="1">
+        <w:r>
+          <w:rPr>
+            <w:rStyle w:val="Hyperlink"/>
+          </w:rPr>
+          <w:t>https://www.nationalacademies.org/read/26150/chapter/1#12</w:t>
+        </w:r>
+      </w:hyperlink>
+      <w:r>
+        <w:t xml:space="preserve">. Accessed on 18 July 2026. </w:t>
+      </w:r>
+    </w:p>
+  </w:footnote>
+  <w:footnote w:id="41">
+    <w:p>
+      <w:pPr>
+        <w:pStyle w:val="FootnoteText"/>
+        <w:rPr>
+          <w:lang w:val="en-GB"/>
+        </w:rPr>
+      </w:pPr>
+      <w:r>
+        <w:rPr>
+          <w:rStyle w:val="FootnoteReference"/>
+        </w:rPr>
+        <w:footnoteRef/>
+      </w:r>
+      <w:r>
+        <w:rPr>
+          <w:lang w:val="de-DE"/>
+        </w:rPr>
+        <w:t xml:space="preserve"> Lt Gen James Dubik. </w:t>
+      </w:r>
+      <w:r>
+        <w:rPr>
+          <w:lang w:val="en-GB"/>
+        </w:rPr>
+        <w:t>‘Confidence and Combat Power</w:t>
+      </w:r>
+      <w:r>
+        <w:rPr>
+          <w:rFonts w:hint="cs"/>
+          <w:lang w:val="en-GB"/>
+        </w:rPr>
+        <w:t>‘</w:t>
+      </w:r>
+      <w:r>
+        <w:rPr>
+          <w:lang w:val="en-GB"/>
+        </w:rPr>
+        <w:t>. J</w:t>
+      </w:r>
+      <w:r>
+        <w:rPr>
+          <w:lang w:val="en-GB"/>
+        </w:rPr>
+        <w:t xml:space="preserve">une 2025. </w:t>
+      </w:r>
+      <w:hyperlink r:id="rId40" w:history="1">
+        <w:r>
+          <w:rPr>
+            <w:rStyle w:val="Hyperlink"/>
+            <w:lang w:val="en-GB"/>
+          </w:rPr>
+          <w:t>https://ausa.org/articles/confidence-and-combat-power#</w:t>
+        </w:r>
+      </w:hyperlink>
+      <w:r>
+        <w:rPr>
+          <w:lang w:val="en-GB"/>
+        </w:rPr>
+        <w:t>. Accessed on 16 July 2026.</w:t>
+      </w:r>
+    </w:p>
+  </w:footnote>
+  <w:footnote w:id="42">
+    <w:p>
+      <w:pPr>
+        <w:pStyle w:val="FootnoteText"/>
+        <w:rPr>
+          <w:lang w:val="en-GB"/>
+        </w:rPr>
+      </w:pPr>
+      <w:r>
+        <w:rPr>
+          <w:rStyle w:val="FootnoteReference"/>
+        </w:rPr>
+        <w:footnoteRef/>
+      </w:r>
+      <w:r>
+        <w:rPr>
+          <w:lang w:val="en-GB"/>
+        </w:rPr>
+        <w:t xml:space="preserve"> </w:t>
+      </w:r>
+      <w:r>
+        <w:rPr>
+          <w:lang w:val="en-GB"/>
+        </w:rPr>
+        <w:t>Ibid.</w:t>
+      </w:r>
+    </w:p>
+  </w:footnote>
+  <w:footnote w:id="43">
+    <w:p>
+      <w:pPr>
+        <w:pStyle w:val="FootnoteText"/>
+        <w:rPr>
+          <w:lang w:val="en-GB"/>
+        </w:rPr>
+      </w:pPr>
+      <w:r>
+        <w:rPr>
+          <w:rStyle w:val="FootnoteReference"/>
+        </w:rPr>
+        <w:footnoteRef/>
+      </w:r>
+      <w:r>
+        <w:t xml:space="preserve"> UK MOD. ‘Defence Experimentation for Force Development Handbook. January 2021. </w:t>
+      </w:r>
+      <w:hyperlink r:id="rId41" w:history="1">
+        <w:r>
+          <w:rPr>
+            <w:rStyle w:val="Hyperlink"/>
+          </w:rPr>
+          <w:t>https://assets.publishing.service.gov.uk/media/6014030be90e07626914df3c/20210121-DEFD_Handbook_Version_2-O.pdf</w:t>
+        </w:r>
+      </w:hyperlink>
+      <w:r>
+        <w:t>. Accessed on 16 July 2026.</w:t>
+      </w:r>
+    </w:p>
+  </w:footnote>
+  <w:footnote w:id="44">
+    <w:p>
+      <w:pPr>
+        <w:pStyle w:val="FootnoteText"/>
+        <w:rPr>
+          <w:lang w:val="en-GB"/>
+        </w:rPr>
+      </w:pPr>
+      <w:r>
+        <w:rPr>
+          <w:rStyle w:val="FootnoteReference"/>
+        </w:rPr>
+        <w:footnoteRef/>
+      </w:r>
+      <w:r>
+        <w:t xml:space="preserve"> </w:t>
+      </w:r>
+      <w:r>
+        <w:t xml:space="preserve">NATO. </w:t>
+      </w:r>
+      <w:r>
+        <w:rPr>
+          <w:rFonts w:hint="cs"/>
+        </w:rPr>
+        <w:t>“</w:t>
+      </w:r>
+      <w:r>
+        <w:t>Innovation and technology adoption</w:t>
+      </w:r>
+      <w:r>
+        <w:rPr>
+          <w:rFonts w:hint="cs"/>
+        </w:rPr>
+        <w:t>”</w:t>
+      </w:r>
+      <w:r>
+        <w:t xml:space="preserve">. July 2026. </w:t>
+      </w:r>
+      <w:hyperlink r:id="rId42" w:history="1">
+        <w:r>
+          <w:rPr>
+            <w:rStyle w:val="Hyperlink"/>
+          </w:rPr>
+          <w:t>https://www.nato.int/en/what-we-do/deterrence-and-defence/emerging-and-disruptive-technologies</w:t>
+        </w:r>
+      </w:hyperlink>
+      <w:r>
+        <w:t>.</w:t>
+      </w:r>
+      <w:r>
+        <w:t xml:space="preserve"> </w:t>
+      </w:r>
+      <w:r>
+        <w:t>Accessed 14 July 2026.</w:t>
+      </w:r>
+    </w:p>
+  </w:footnote>
+  <w:footnote w:id="45">
+    <w:p>
+      <w:pPr>
+        <w:pStyle w:val="FootnoteText"/>
+        <w:rPr>
+          <w:lang w:val="en-GB"/>
+        </w:rPr>
+      </w:pPr>
+      <w:r>
+        <w:rPr>
+          <w:rStyle w:val="FootnoteReference"/>
+        </w:rPr>
+        <w:footnoteRef/>
+      </w:r>
+      <w:r>
+        <w:t xml:space="preserve"> Samuel Bendett and David Kirichenko. ‘Battlefield Drones and the Accelerating Autonomous Arms Race in Ukraine’. October 2025. </w:t>
+      </w:r>
+      <w:hyperlink r:id="rId43" w:history="1">
+        <w:r>
+          <w:rPr>
+            <w:rStyle w:val="Hyperlink"/>
+          </w:rPr>
+          <w:t>https://mwi.westpoint.edu/battlefield-drones-and-the-accelerating-autonomous-arms-race-in-ukraine/</w:t>
+        </w:r>
+      </w:hyperlink>
+      <w:r>
+        <w:t>. Accessed on 17 July 2026.</w:t>
+      </w:r>
+    </w:p>
+  </w:footnote>
+  <w:footnote w:id="46">
+    <w:p>
+      <w:pPr>
+        <w:pStyle w:val="FootnoteText"/>
+        <w:rPr>
+          <w:lang w:val="en-GB"/>
+        </w:rPr>
+      </w:pPr>
+      <w:r>
+        <w:rPr>
+          <w:rStyle w:val="FootnoteReference"/>
+        </w:rPr>
+        <w:footnoteRef/>
+      </w:r>
+      <w:r>
+        <w:t xml:space="preserve"> </w:t>
+      </w:r>
+      <w:r>
+        <w:t xml:space="preserve">Capt Kaya I. Volger. ‘Modular Open Systems Approach: Impacts on Program Management Metrics’. Defence ARJ Volume 33. Winter 2026. </w:t>
+      </w:r>
+      <w:hyperlink r:id="rId44" w:history="1">
+        <w:r>
+          <w:rPr>
+            <w:rStyle w:val="Hyperlink"/>
+          </w:rPr>
+          <w:t>https://www.waru.edu/sites/default/files/2026-01/ARJ110%20Content%20111025%20REBRAND_PK_508_Article1.pdf</w:t>
+        </w:r>
+      </w:hyperlink>
+      <w:r>
+        <w:t>. Accessed 18 July 2026.</w:t>
+      </w:r>
+      <w:r>
+        <w:t xml:space="preserve"> </w:t>
+      </w:r>
+    </w:p>
+  </w:footnote>
+  <w:footnote w:id="47">
+    <w:p>
+      <w:pPr>
+        <w:pStyle w:val="FootnoteText"/>
+        <w:rPr>
+          <w:lang w:val="en-GB"/>
+        </w:rPr>
+      </w:pPr>
+      <w:r>
+        <w:rPr>
+          <w:rStyle w:val="FootnoteReference"/>
+        </w:rPr>
+        <w:footnoteRef/>
+      </w:r>
+      <w:r>
+        <w:t xml:space="preserve"> Ibid.</w:t>
+      </w:r>
+    </w:p>
+  </w:footnote>
+  <w:footnote w:id="48">
+    <w:p>
+      <w:pPr>
+        <w:pStyle w:val="FootnoteText"/>
+        <w:rPr>
+          <w:lang w:val="en-GB"/>
+        </w:rPr>
+      </w:pPr>
+      <w:r>
+        <w:rPr>
+          <w:rStyle w:val="FootnoteReference"/>
+        </w:rPr>
+        <w:footnoteRef/>
+      </w:r>
+      <w:r>
+        <w:t xml:space="preserve"> Cosmo Curtane and John Nagl. ‘How the United States is Learning from Drone Warfare in Ukraine’. Small Wars Journal. June 2026. </w:t>
+      </w:r>
+      <w:hyperlink r:id="rId45" w:history="1">
+        <w:r>
+          <w:rPr>
+            <w:rStyle w:val="Hyperlink"/>
+          </w:rPr>
+          <w:t>https://smallwarsjournal.com/2026/06/17/how-the-united-states-is-learning-from-drone-warfare-in-ukraine/</w:t>
+        </w:r>
+      </w:hyperlink>
+      <w:r>
+        <w:t>. Accessed 17 July 2026.</w:t>
+      </w:r>
+    </w:p>
+  </w:footnote>
+  <w:footnote w:id="49">
+    <w:p>
+      <w:pPr>
+        <w:pStyle w:val="FootnoteText"/>
+        <w:rPr>
+          <w:lang w:val="en-GB"/>
+        </w:rPr>
+      </w:pPr>
+      <w:r>
+        <w:rPr>
+          <w:rStyle w:val="FootnoteReference"/>
+        </w:rPr>
+        <w:footnoteRef/>
+      </w:r>
+      <w:r>
+        <w:t xml:space="preserve"> Vice Adm Lou Crenshaw (Ret.). ‘Military power begins with industrial stregth’. Defensescoop. February 2026. </w:t>
+      </w:r>
+      <w:hyperlink r:id="rId46" w:history="1">
+        <w:r>
+          <w:rPr>
+            <w:rStyle w:val="Hyperlink"/>
+          </w:rPr>
+          <w:t>https://defensescoop.com/2026/02/18/military-power-begins-with-industrial-strength/</w:t>
+        </w:r>
+      </w:hyperlink>
+      <w:r>
+        <w:t>. Accessed on 18 July 2026.</w:t>
+      </w:r>
+    </w:p>
+  </w:footnote>
+  <w:footnote w:id="50">
+    <w:p>
+      <w:pPr>
+        <w:pStyle w:val="FootnoteText"/>
+        <w:rPr>
+          <w:lang w:val="en-GB"/>
+        </w:rPr>
+      </w:pPr>
+      <w:r>
+        <w:rPr>
+          <w:rStyle w:val="FootnoteReference"/>
+        </w:rPr>
+        <w:footnoteRef/>
+      </w:r>
+      <w:r>
+        <w:t xml:space="preserve"> Marium Halstian. ‘A First Point View: Examining Ukraine’s Drone Industry’. Georgetown Security Studies Review 2026. 2026.</w:t>
+      </w:r>
+      <w:r>
+        <w:t xml:space="preserve"> </w:t>
+      </w:r>
+      <w:hyperlink r:id="rId47" w:history="1">
+        <w:r>
+          <w:rPr>
+            <w:rStyle w:val="Hyperlink"/>
+          </w:rPr>
+          <w:t>https://gssr.georgetown.edu/the-forum/regions/eurasia/a-first-point-view-examining-ukraines-drone-industry/</w:t>
+        </w:r>
+      </w:hyperlink>
+      <w:r>
+        <w:t>. Accessed 18 July 2026.</w:t>
+      </w:r>
+    </w:p>
+  </w:footnote>
+  <w:footnote w:id="51">
+    <w:p>
+      <w:pPr>
+        <w:pStyle w:val="FootnoteText"/>
+        <w:rPr>
+          <w:lang w:val="en-GB"/>
+        </w:rPr>
+      </w:pPr>
+      <w:r>
+        <w:rPr>
+          <w:rStyle w:val="FootnoteReference"/>
+        </w:rPr>
+        <w:footnoteRef/>
+      </w:r>
+      <w:r>
+        <w:t xml:space="preserve"> </w:t>
+      </w:r>
+      <w:r>
+        <w:rPr>
+          <w:lang w:val="en-GB"/>
+        </w:rPr>
+        <w:t>Ibid.</w:t>
+      </w:r>
+    </w:p>
+  </w:footnote>
+  <w:footnote w:id="52">
+    <w:p>
+      <w:pPr>
+        <w:pStyle w:val="FootnoteText"/>
+        <w:rPr>
+          <w:lang w:val="en-GB"/>
+        </w:rPr>
+      </w:pPr>
+      <w:r>
+        <w:rPr>
+          <w:rStyle w:val="FootnoteReference"/>
+        </w:rPr>
+        <w:footnoteRef/>
+      </w:r>
+      <w:r>
+        <w:t xml:space="preserve"> Center for Slavic, East European and Eurasian Studies. ‘Cheap Weapons, Expensive Consequences: How Ukraine is rewriting the rules of warfare dominance’. Ohio State University. June 2026. </w:t>
+      </w:r>
+      <w:hyperlink r:id="rId48" w:history="1">
+        <w:r>
+          <w:rPr>
+            <w:rStyle w:val="Hyperlink"/>
+          </w:rPr>
+          <w:t>https://slaviccenter.osu.edu/news/cheap-weapons-expensive-consequences-how-ukraine-rewriting-rules-warfare-dominance</w:t>
+        </w:r>
+      </w:hyperlink>
+      <w:r>
+        <w:t xml:space="preserve">. Accessed on 18 July 2026. </w:t>
+      </w:r>
+    </w:p>
+  </w:footnote>
+  <w:footnote w:id="53">
+    <w:p>
+      <w:pPr>
+        <w:pStyle w:val="FootnoteText"/>
+        <w:rPr>
+          <w:lang w:val="en-GB"/>
+        </w:rPr>
+      </w:pPr>
+      <w:r>
+        <w:rPr>
+          <w:rStyle w:val="FootnoteReference"/>
+        </w:rPr>
+        <w:footnoteRef/>
+      </w:r>
+      <w:r>
+        <w:t xml:space="preserve"> NATO. ‘Increasing defence Industry Production. NATO. July 2026. </w:t>
+      </w:r>
+      <w:hyperlink r:id="rId49" w:history="1">
+        <w:r>
+          <w:rPr>
+            <w:rStyle w:val="Hyperlink"/>
+          </w:rPr>
+          <w:t>https://www.nato.int/en/what-we-do/deterrence-and-defence/natos-role-in-defence-industry-production</w:t>
+        </w:r>
+      </w:hyperlink>
+      <w:r>
+        <w:t xml:space="preserve">. Accessed on 18 July 2026. </w:t>
+      </w:r>
+    </w:p>
+  </w:footnote>
+  <w:footnote w:id="54">
+    <w:p>
+      <w:pPr>
+        <w:pStyle w:val="FootnoteText"/>
+        <w:rPr>
+          <w:lang w:val="en-GB"/>
+        </w:rPr>
+      </w:pPr>
+      <w:r>
+        <w:rPr>
+          <w:rStyle w:val="FootnoteReference"/>
+        </w:rPr>
+        <w:footnoteRef/>
+      </w:r>
+      <w:r>
+        <w:t xml:space="preserve"> </w:t>
+      </w:r>
+    </w:p>
+  </w:footnote>
+  <w:footnote w:id="55">
+    <w:p>
+      <w:pPr>
+        <w:pStyle w:val="FootnoteText"/>
+        <w:rPr>
+          <w:lang w:val="en-GB"/>
+        </w:rPr>
+      </w:pPr>
+      <w:r>
+        <w:rPr>
+          <w:rStyle w:val="FootnoteReference"/>
+        </w:rPr>
+        <w:footnoteRef/>
+      </w:r>
+      <w:r>
+        <w:t xml:space="preserve"> </w:t>
+      </w:r>
+    </w:p>
+  </w:footnote>
+  <w:footnote w:id="56">
+    <w:p>
+      <w:pPr>
+        <w:pStyle w:val="FootnoteText"/>
+        <w:rPr>
+          <w:lang w:val="en-GB"/>
+        </w:rPr>
+      </w:pPr>
+      <w:r>
+        <w:rPr>
+          <w:rStyle w:val="FootnoteReference"/>
+        </w:rPr>
+        <w:footnoteRef/>
+      </w:r>
+      <w:r>
+        <w:t xml:space="preserve"> </w:t>
+      </w:r>
+    </w:p>
+  </w:footnote>
+  <w:footnote w:id="57">
+    <w:p>
+      <w:pPr>
+        <w:pStyle w:val="FootnoteText"/>
+        <w:rPr>
+          <w:lang w:val="en-GB"/>
+        </w:rPr>
+      </w:pPr>
+      <w:r>
+        <w:rPr>
+          <w:rStyle w:val="FootnoteReference"/>
+        </w:rPr>
+        <w:footnoteRef/>
+      </w:r>
+      <w:r>
+        <w:t xml:space="preserve"> </w:t>
+      </w:r>
+    </w:p>
+  </w:footnote>
+  <w:footnote w:id="58">
+    <w:p>
+      <w:pPr>
+        <w:pStyle w:val="FootnoteText"/>
+        <w:rPr>
+          <w:lang w:val="en-GB"/>
+        </w:rPr>
+      </w:pPr>
+      <w:r>
+        <w:rPr>
+          <w:rStyle w:val="FootnoteReference"/>
+        </w:rPr>
+        <w:footnoteRef/>
+      </w:r>
+      <w:r>
+        <w:t xml:space="preserve"> </w:t>
+      </w:r>
+    </w:p>
+  </w:footnote>
+  <w:footnote w:id="59">
+    <w:p>
+      <w:pPr>
+        <w:pStyle w:val="FootnoteText"/>
+        <w:rPr>
+          <w:lang w:val="en-GB"/>
+        </w:rPr>
+      </w:pPr>
+      <w:r>
+        <w:rPr>
+          <w:rStyle w:val="FootnoteReference"/>
+        </w:rPr>
+        <w:footnoteRef/>
+      </w:r>
+      <w:r>
+        <w:t xml:space="preserve"> </w:t>
+      </w:r>
+    </w:p>
+  </w:footnote>
+  <w:footnote w:id="60">
+    <w:p>
+      <w:pPr>
+        <w:pStyle w:val="FootnoteText"/>
+        <w:rPr>
+          <w:lang w:val="en-GB"/>
+        </w:rPr>
+      </w:pPr>
+      <w:r>
+        <w:rPr>
+          <w:rStyle w:val="FootnoteReference"/>
+        </w:rPr>
+        <w:footnoteRef/>
+      </w:r>
+      <w:r>
+        <w:t xml:space="preserve"> </w:t>
+      </w:r>
+    </w:p>
+  </w:footnote>
+  <w:footnote w:id="61">
+    <w:p>
+      <w:pPr>
+        <w:pStyle w:val="FootnoteText"/>
+        <w:rPr>
+          <w:lang w:val="en-GB"/>
+        </w:rPr>
+      </w:pPr>
+      <w:r>
+        <w:rPr>
+          <w:rStyle w:val="FootnoteReference"/>
+        </w:rPr>
+        <w:footnoteRef/>
+      </w:r>
       <w:r>
         <w:t xml:space="preserve"> </w:t>
       </w:r>
@@ -4364,6 +7328,95 @@
     </w:lvl>
   </w:abstractNum>
   <w:abstractNum w:abstractNumId="5" w15:restartNumberingAfterBreak="0">
+    <w:nsid w:val="521115D4"/>
+    <w:multiLevelType w:val="hybridMultilevel"/>
+    <w:tmpl w:val="1EF88EB8"/>
+    <w:lvl w:ilvl="0" w:tplc="0809000F">
+      <w:start w:val="1"/>
+      <w:numFmt w:val="decimal"/>
+      <w:lvlText w:val="%1."/>
+      <w:lvlJc w:val="left"/>
+      <w:pPr>
+        <w:ind w:left="720" w:hanging="360"/>
+      </w:pPr>
+      <w:rPr>
+        <w:rFonts w:hint="default"/>
+      </w:rPr>
+    </w:lvl>
+    <w:lvl w:ilvl="1" w:tplc="08090019">
+      <w:start w:val="1"/>
+      <w:numFmt w:val="lowerLetter"/>
+      <w:lvlText w:val="%2."/>
+      <w:lvlJc w:val="left"/>
+      <w:pPr>
+        <w:ind w:left="1440" w:hanging="360"/>
+      </w:pPr>
+    </w:lvl>
+    <w:lvl w:ilvl="2" w:tplc="0809001B" w:tentative="1">
+      <w:start w:val="1"/>
+      <w:numFmt w:val="lowerRoman"/>
+      <w:lvlText w:val="%3."/>
+      <w:lvlJc w:val="right"/>
+      <w:pPr>
+        <w:ind w:left="2160" w:hanging="180"/>
+      </w:pPr>
+    </w:lvl>
+    <w:lvl w:ilvl="3" w:tplc="0809000F" w:tentative="1">
+      <w:start w:val="1"/>
+      <w:numFmt w:val="decimal"/>
+      <w:lvlText w:val="%4."/>
+      <w:lvlJc w:val="left"/>
+      <w:pPr>
+        <w:ind w:left="2880" w:hanging="360"/>
+      </w:pPr>
+    </w:lvl>
+    <w:lvl w:ilvl="4" w:tplc="08090019" w:tentative="1">
+      <w:start w:val="1"/>
+      <w:numFmt w:val="lowerLetter"/>
+      <w:lvlText w:val="%5."/>
+      <w:lvlJc w:val="left"/>
+      <w:pPr>
+        <w:ind w:left="3600" w:hanging="360"/>
+      </w:pPr>
+    </w:lvl>
+    <w:lvl w:ilvl="5" w:tplc="0809001B" w:tentative="1">
+      <w:start w:val="1"/>
+      <w:numFmt w:val="lowerRoman"/>
+      <w:lvlText w:val="%6."/>
+      <w:lvlJc w:val="right"/>
+      <w:pPr>
+        <w:ind w:left="4320" w:hanging="180"/>
+      </w:pPr>
+    </w:lvl>
+    <w:lvl w:ilvl="6" w:tplc="0809000F" w:tentative="1">
+      <w:start w:val="1"/>
+      <w:numFmt w:val="decimal"/>
+      <w:lvlText w:val="%7."/>
+      <w:lvlJc w:val="left"/>
+      <w:pPr>
+        <w:ind w:left="5040" w:hanging="360"/>
+      </w:pPr>
+    </w:lvl>
+    <w:lvl w:ilvl="7" w:tplc="08090019" w:tentative="1">
+      <w:start w:val="1"/>
+      <w:numFmt w:val="lowerLetter"/>
+      <w:lvlText w:val="%8."/>
+      <w:lvlJc w:val="left"/>
+      <w:pPr>
+        <w:ind w:left="5760" w:hanging="360"/>
+      </w:pPr>
+    </w:lvl>
+    <w:lvl w:ilvl="8" w:tplc="0809001B" w:tentative="1">
+      <w:start w:val="1"/>
+      <w:numFmt w:val="lowerRoman"/>
+      <w:lvlText w:val="%9."/>
+      <w:lvlJc w:val="right"/>
+      <w:pPr>
+        <w:ind w:left="6480" w:hanging="180"/>
+      </w:pPr>
+    </w:lvl>
+  </w:abstractNum>
+  <w:abstractNum w:abstractNumId="6" w15:restartNumberingAfterBreak="0">
     <w:nsid w:val="54C71D81"/>
     <w:multiLevelType w:val="multilevel"/>
     <w:tmpl w:val="2938AE9A"/>
@@ -4512,7 +7565,7 @@
       </w:rPr>
     </w:lvl>
   </w:abstractNum>
-  <w:abstractNum w:abstractNumId="6" w15:restartNumberingAfterBreak="0">
+  <w:abstractNum w:abstractNumId="7" w15:restartNumberingAfterBreak="0">
     <w:nsid w:val="700F3DED"/>
     <w:multiLevelType w:val="multilevel"/>
     <w:tmpl w:val="D20A8854"/>
@@ -4659,6 +7712,95 @@
         <w:rFonts w:ascii="Wingdings" w:hAnsi="Wingdings" w:hint="default"/>
         <w:sz w:val="20"/>
       </w:rPr>
+    </w:lvl>
+  </w:abstractNum>
+  <w:abstractNum w:abstractNumId="8" w15:restartNumberingAfterBreak="0">
+    <w:nsid w:val="7B8C08E5"/>
+    <w:multiLevelType w:val="hybridMultilevel"/>
+    <w:tmpl w:val="EEE2042A"/>
+    <w:lvl w:ilvl="0" w:tplc="08090019">
+      <w:start w:val="1"/>
+      <w:numFmt w:val="lowerLetter"/>
+      <w:lvlText w:val="%1."/>
+      <w:lvlJc w:val="left"/>
+      <w:pPr>
+        <w:ind w:left="720" w:hanging="360"/>
+      </w:pPr>
+      <w:rPr>
+        <w:rFonts w:hint="default"/>
+      </w:rPr>
+    </w:lvl>
+    <w:lvl w:ilvl="1" w:tplc="08090019" w:tentative="1">
+      <w:start w:val="1"/>
+      <w:numFmt w:val="lowerLetter"/>
+      <w:lvlText w:val="%2."/>
+      <w:lvlJc w:val="left"/>
+      <w:pPr>
+        <w:ind w:left="1440" w:hanging="360"/>
+      </w:pPr>
+    </w:lvl>
+    <w:lvl w:ilvl="2" w:tplc="0809001B" w:tentative="1">
+      <w:start w:val="1"/>
+      <w:numFmt w:val="lowerRoman"/>
+      <w:lvlText w:val="%3."/>
+      <w:lvlJc w:val="right"/>
+      <w:pPr>
+        <w:ind w:left="2160" w:hanging="180"/>
+      </w:pPr>
+    </w:lvl>
+    <w:lvl w:ilvl="3" w:tplc="0809000F" w:tentative="1">
+      <w:start w:val="1"/>
+      <w:numFmt w:val="decimal"/>
+      <w:lvlText w:val="%4."/>
+      <w:lvlJc w:val="left"/>
+      <w:pPr>
+        <w:ind w:left="2880" w:hanging="360"/>
+      </w:pPr>
+    </w:lvl>
+    <w:lvl w:ilvl="4" w:tplc="08090019" w:tentative="1">
+      <w:start w:val="1"/>
+      <w:numFmt w:val="lowerLetter"/>
+      <w:lvlText w:val="%5."/>
+      <w:lvlJc w:val="left"/>
+      <w:pPr>
+        <w:ind w:left="3600" w:hanging="360"/>
+      </w:pPr>
+    </w:lvl>
+    <w:lvl w:ilvl="5" w:tplc="0809001B" w:tentative="1">
+      <w:start w:val="1"/>
+      <w:numFmt w:val="lowerRoman"/>
+      <w:lvlText w:val="%6."/>
+      <w:lvlJc w:val="right"/>
+      <w:pPr>
+        <w:ind w:left="4320" w:hanging="180"/>
+      </w:pPr>
+    </w:lvl>
+    <w:lvl w:ilvl="6" w:tplc="0809000F" w:tentative="1">
+      <w:start w:val="1"/>
+      <w:numFmt w:val="decimal"/>
+      <w:lvlText w:val="%7."/>
+      <w:lvlJc w:val="left"/>
+      <w:pPr>
+        <w:ind w:left="5040" w:hanging="360"/>
+      </w:pPr>
+    </w:lvl>
+    <w:lvl w:ilvl="7" w:tplc="08090019" w:tentative="1">
+      <w:start w:val="1"/>
+      <w:numFmt w:val="lowerLetter"/>
+      <w:lvlText w:val="%8."/>
+      <w:lvlJc w:val="left"/>
+      <w:pPr>
+        <w:ind w:left="5760" w:hanging="360"/>
+      </w:pPr>
+    </w:lvl>
+    <w:lvl w:ilvl="8" w:tplc="0809001B" w:tentative="1">
+      <w:start w:val="1"/>
+      <w:numFmt w:val="lowerRoman"/>
+      <w:lvlText w:val="%9."/>
+      <w:lvlJc w:val="right"/>
+      <w:pPr>
+        <w:ind w:left="6480" w:hanging="180"/>
+      </w:pPr>
     </w:lvl>
   </w:abstractNum>
   <w:num w:numId="1" w16cid:durableId="1548443802">
@@ -4674,23 +7816,21 @@
     <w:abstractNumId w:val="3"/>
   </w:num>
   <w:num w:numId="5" w16cid:durableId="949435667">
-    <w:abstractNumId w:val="6"/>
+    <w:abstractNumId w:val="7"/>
   </w:num>
   <w:num w:numId="6" w16cid:durableId="2129355854">
     <w:abstractNumId w:val="2"/>
   </w:num>
   <w:num w:numId="7" w16cid:durableId="1714574288">
+    <w:abstractNumId w:val="6"/>
+  </w:num>
+  <w:num w:numId="8" w16cid:durableId="531382399">
     <w:abstractNumId w:val="5"/>
   </w:num>
+  <w:num w:numId="9" w16cid:durableId="516701611">
+    <w:abstractNumId w:val="8"/>
+  </w:num>
 </w:numbering>
-</file>
-
-<file path=word/people.xml><?xml version="1.0" encoding="utf-8"?>
-<w15:people xmlns:wpc="http://schemas.microsoft.com/office/word/2010/wordprocessingCanvas" xmlns:cx="http://schemas.microsoft.com/office/drawing/2014/chartex" xmlns:cx1="http://schemas.microsoft.com/office/drawing/2015/9/8/chartex" xmlns:cx2="http://schemas.microsoft.com/office/drawing/2015/10/21/chartex" xmlns:cx3="http://schemas.microsoft.com/office/drawing/2016/5/9/chartex" xmlns:cx4="http://schemas.microsoft.com/office/drawing/2016/5/10/chartex" xmlns:cx5="http://schemas.microsoft.com/office/drawing/2016/5/11/chartex" xmlns:cx6="http://schemas.microsoft.com/office/drawing/2016/5/12/chartex" xmlns:cx7="http://schemas.microsoft.com/office/drawing/2016/5/13/chartex" xmlns:cx8="http://schemas.microsoft.com/office/drawing/2016/5/14/chartex" xmlns:mc="http://schemas.openxmlformats.org/markup-compatibility/2006" xmlns:aink="http://schemas.microsoft.com/office/drawing/2016/ink" xmlns:am3d="http://schemas.microsoft.com/office/drawing/2017/model3d" xmlns:o="urn:schemas-microsoft-com:office:office" xmlns:oel="http://schemas.microsoft.com/office/2019/extlst" xmlns:r="http://schemas.openxmlformats.org/officeDocument/2006/relationships" xmlns:m="http://schemas.openxmlformats.org/officeDocument/2006/math" xmlns:v="urn:schemas-microsoft-com:vml" xmlns:wp14="http://schemas.microsoft.com/office/word/2010/wordprocessingDrawing" xmlns:wp="http://schemas.openxmlformats.org/drawingml/2006/wordprocessingDrawing" xmlns:w10="urn:schemas-microsoft-com:office:word" xmlns:w="http://schemas.openxmlformats.org/wordprocessingml/2006/main" xmlns:w14="http://schemas.microsoft.com/office/word/2010/wordml" xmlns:w15="http://schemas.microsoft.com/office/word/2012/wordml" xmlns:w16cex="http://schemas.microsoft.com/office/word/2018/wordml/cex" xmlns:w16cid="http://schemas.microsoft.com/office/word/2016/wordml/cid" xmlns:w16="http://schemas.microsoft.com/office/word/2018/wordml" xmlns:w16du="http://schemas.microsoft.com/office/word/2023/wordml/word16du" xmlns:w16sdtdh="http://schemas.microsoft.com/office/word/2020/wordml/sdtdatahash" xmlns:w16sdtfl="http://schemas.microsoft.com/office/word/2024/wordml/sdtformatlock" xmlns:w16se="http://schemas.microsoft.com/office/word/2015/wordml/symex" xmlns:wpg="http://schemas.microsoft.com/office/word/2010/wordprocessingGroup" xmlns:wpi="http://schemas.microsoft.com/office/word/2010/wordprocessingInk" xmlns:wne="http://schemas.microsoft.com/office/word/2006/wordml" xmlns:wps="http://schemas.microsoft.com/office/word/2010/wordprocessingShape" mc:Ignorable="w14 w15 w16se w16cid w16 w16cex w16sdtdh w16sdtfl w16du wp14">
-  <w15:person w15:author="Eoin O'Brien">
-    <w15:presenceInfo w15:providerId="AD" w15:userId="S-1-5-21-260408978-1581569393-1597378745-31211"/>
-  </w15:person>
-</w15:people>
 </file>
 
 <file path=word/styles.xml><?xml version="1.0" encoding="utf-8"?>
@@ -5613,7 +8753,6 @@
     <w:basedOn w:val="Normal"/>
     <w:link w:val="FootnoteTextChar"/>
     <w:uiPriority w:val="99"/>
-    <w:semiHidden/>
     <w:unhideWhenUsed/>
     <w:rsid w:val="008F41DA"/>
     <w:pPr>
@@ -5629,7 +8768,6 @@
     <w:basedOn w:val="DefaultParagraphFont"/>
     <w:link w:val="FootnoteText"/>
     <w:uiPriority w:val="99"/>
-    <w:semiHidden/>
     <w:rsid w:val="008F41DA"/>
     <w:rPr>
       <w:sz w:val="20"/>

--- a/Essays/DF_Review_Article.docx
+++ b/Essays/DF_Review_Article.docx
@@ -1463,19 +1463,32 @@
         <w:pStyle w:val="Caption"/>
         <w:jc w:val="center"/>
       </w:pPr>
-      <w:bookmarkStart w:id="0" w:name="_Ref233053446"/>
+      <w:bookmarkStart w:id="1" w:name="_Ref233053446"/>
       <w:r>
         <w:t xml:space="preserve">Table </w:t>
       </w:r>
-      <w:fldSimple w:instr=" SEQ Table \* ARABIC ">
-        <w:r>
-          <w:rPr>
-            <w:noProof/>
-          </w:rPr>
-          <w:t>1</w:t>
-        </w:r>
-      </w:fldSimple>
-      <w:bookmarkEnd w:id="0"/>
+      <w:r>
+        <w:fldChar w:fldCharType="begin"/>
+      </w:r>
+      <w:r>
+        <w:instrText xml:space="preserve"> SEQ Table \* ARABIC </w:instrText>
+      </w:r>
+      <w:r>
+        <w:fldChar w:fldCharType="separate"/>
+      </w:r>
+      <w:r>
+        <w:rPr>
+          <w:noProof/>
+        </w:rPr>
+        <w:t>1</w:t>
+      </w:r>
+      <w:r>
+        <w:rPr>
+          <w:noProof/>
+        </w:rPr>
+        <w:fldChar w:fldCharType="end"/>
+      </w:r>
+      <w:bookmarkEnd w:id="1"/>
       <w:r>
         <w:t xml:space="preserve">. </w:t>
       </w:r>
@@ -1564,7 +1577,38 @@
           <w:lang w:eastAsia="en-GB"/>
           <w14:ligatures w14:val="none"/>
         </w:rPr>
-        <w:t>To become credible Irish defence policy, the argument for UxS integration must evolve from an attractive battlefield concept into an institutionalised capability embedded within national defence planning, supported by doctrine, exercised in practice, sustained by industry, and legitimised through political leadership.</w:t>
+        <w:t>To become credible Irish defence policy, the argument for UxS integration must evolve from an attractive battlefield concept into an institutionalised capability embedded within national defence planning</w:t>
+      </w:r>
+      <w:ins w:id="2" w:author="Adam Beatty" w:date="2026-07-19T11:07:00Z" w16du:dateUtc="2026-07-19T10:07:00Z">
+        <w:r>
+          <w:rPr>
+            <w:rFonts w:ascii="Times New Roman" w:hAnsi="Times New Roman" w:cs="Times New Roman"/>
+            <w:kern w:val="0"/>
+            <w:lang w:eastAsia="en-GB"/>
+            <w14:ligatures w14:val="none"/>
+          </w:rPr>
+          <w:t>. It must be</w:t>
+        </w:r>
+      </w:ins>
+      <w:del w:id="3" w:author="Adam Beatty" w:date="2026-07-19T11:07:00Z" w16du:dateUtc="2026-07-19T10:07:00Z">
+        <w:r>
+          <w:rPr>
+            <w:rFonts w:ascii="Times New Roman" w:hAnsi="Times New Roman" w:cs="Times New Roman"/>
+            <w:kern w:val="0"/>
+            <w:lang w:eastAsia="en-GB"/>
+            <w14:ligatures w14:val="none"/>
+          </w:rPr>
+          <w:delText>,</w:delText>
+        </w:r>
+      </w:del>
+      <w:r>
+        <w:rPr>
+          <w:rFonts w:ascii="Times New Roman" w:hAnsi="Times New Roman" w:cs="Times New Roman"/>
+          <w:kern w:val="0"/>
+          <w:lang w:eastAsia="en-GB"/>
+          <w14:ligatures w14:val="none"/>
+        </w:rPr>
+        <w:t xml:space="preserve"> supported by doctrine, exercised in practice, sustained by industry, and legitimised through political leadership.</w:t>
       </w:r>
     </w:p>
     <w:p>
@@ -1601,7 +1645,7 @@
           <w14:ligatures w14:val="none"/>
         </w:rPr>
       </w:pPr>
-      <w:bookmarkStart w:id="1" w:name="_Hlk235287821"/>
+      <w:bookmarkStart w:id="4" w:name="_Hlk235287821"/>
       <w:r>
         <w:rPr>
           <w:rFonts w:ascii="Times New Roman" w:hAnsi="Times New Roman" w:cs="Times New Roman"/>
@@ -1632,8 +1676,72 @@
           <w:lang w:eastAsia="en-GB"/>
           <w14:ligatures w14:val="none"/>
         </w:rPr>
-        <w:t>The first requirement is recognition at both the senior military and political levels that UxS represent a disruptive shift in military affairs</w:t>
-      </w:r>
+        <w:t xml:space="preserve">The first requirement is recognition at </w:t>
+      </w:r>
+      <w:del w:id="5" w:author="Adam Beatty" w:date="2026-07-19T11:49:00Z" w16du:dateUtc="2026-07-19T10:49:00Z">
+        <w:r>
+          <w:rPr>
+            <w:rFonts w:ascii="Times New Roman" w:hAnsi="Times New Roman" w:cs="Times New Roman"/>
+            <w:kern w:val="0"/>
+            <w:lang w:eastAsia="en-GB"/>
+            <w14:ligatures w14:val="none"/>
+          </w:rPr>
+          <w:delText xml:space="preserve">both the </w:delText>
+        </w:r>
+      </w:del>
+      <w:r>
+        <w:rPr>
+          <w:rFonts w:ascii="Times New Roman" w:hAnsi="Times New Roman" w:cs="Times New Roman"/>
+          <w:kern w:val="0"/>
+          <w:lang w:eastAsia="en-GB"/>
+          <w14:ligatures w14:val="none"/>
+        </w:rPr>
+        <w:t xml:space="preserve">senior military and political levels that UxS </w:t>
+      </w:r>
+      <w:ins w:id="6" w:author="Adam Beatty" w:date="2026-07-19T11:48:00Z" w16du:dateUtc="2026-07-19T10:48:00Z">
+        <w:r>
+          <w:rPr>
+            <w:rFonts w:ascii="Times New Roman" w:hAnsi="Times New Roman" w:cs="Times New Roman"/>
+            <w:kern w:val="0"/>
+            <w:lang w:eastAsia="en-GB"/>
+            <w14:ligatures w14:val="none"/>
+          </w:rPr>
+          <w:t>are reshaping contemporary military operations rather than simply constituting another technological</w:t>
+        </w:r>
+      </w:ins>
+      <w:ins w:id="7" w:author="Adam Beatty" w:date="2026-07-19T11:53:00Z" w16du:dateUtc="2026-07-19T10:53:00Z">
+        <w:r>
+          <w:rPr>
+            <w:rFonts w:ascii="Times New Roman" w:hAnsi="Times New Roman" w:cs="Times New Roman"/>
+            <w:kern w:val="0"/>
+            <w:lang w:eastAsia="en-GB"/>
+            <w14:ligatures w14:val="none"/>
+          </w:rPr>
+          <w:t xml:space="preserve"> enhancement</w:t>
+        </w:r>
+      </w:ins>
+      <w:ins w:id="8" w:author="Adam Beatty" w:date="2026-07-19T11:49:00Z" w16du:dateUtc="2026-07-19T10:49:00Z">
+        <w:r>
+          <w:rPr>
+            <w:rFonts w:ascii="Times New Roman" w:hAnsi="Times New Roman" w:cs="Times New Roman"/>
+            <w:kern w:val="0"/>
+            <w:lang w:eastAsia="en-GB"/>
+            <w14:ligatures w14:val="none"/>
+          </w:rPr>
+          <w:t>.</w:t>
+        </w:r>
+      </w:ins>
+      <w:del w:id="9" w:author="Adam Beatty" w:date="2026-07-19T11:48:00Z" w16du:dateUtc="2026-07-19T10:48:00Z">
+        <w:r>
+          <w:rPr>
+            <w:rFonts w:ascii="Times New Roman" w:hAnsi="Times New Roman" w:cs="Times New Roman"/>
+            <w:kern w:val="0"/>
+            <w:lang w:eastAsia="en-GB"/>
+            <w14:ligatures w14:val="none"/>
+          </w:rPr>
+          <w:delText>represent a disruptive shift in military affairs</w:delText>
+        </w:r>
+      </w:del>
       <w:r>
         <w:rPr>
           <w:rFonts w:ascii="Times New Roman" w:hAnsi="Times New Roman" w:cs="Times New Roman"/>
@@ -1644,15 +1752,26 @@
         </w:rPr>
         <w:footnoteReference w:id="24"/>
       </w:r>
-      <w:r>
-        <w:rPr>
-          <w:rFonts w:ascii="Times New Roman" w:hAnsi="Times New Roman" w:cs="Times New Roman"/>
-          <w:kern w:val="0"/>
-          <w:lang w:eastAsia="en-GB"/>
-          <w14:ligatures w14:val="none"/>
-        </w:rPr>
-        <w:t xml:space="preserve"> rather than simply another technological enhancement.</w:t>
-      </w:r>
+      <w:del w:id="19" w:author="Adam Beatty" w:date="2026-07-19T11:49:00Z" w16du:dateUtc="2026-07-19T10:49:00Z">
+        <w:r>
+          <w:rPr>
+            <w:rFonts w:ascii="Times New Roman" w:hAnsi="Times New Roman" w:cs="Times New Roman"/>
+            <w:kern w:val="0"/>
+            <w:lang w:eastAsia="en-GB"/>
+            <w14:ligatures w14:val="none"/>
+          </w:rPr>
+          <w:delText xml:space="preserve"> rather than simply another technological enhancement</w:delText>
+        </w:r>
+        <w:r>
+          <w:rPr>
+            <w:rFonts w:ascii="Times New Roman" w:hAnsi="Times New Roman" w:cs="Times New Roman"/>
+            <w:kern w:val="0"/>
+            <w:lang w:eastAsia="en-GB"/>
+            <w14:ligatures w14:val="none"/>
+          </w:rPr>
+          <w:delText>.</w:delText>
+        </w:r>
+      </w:del>
       <w:r>
         <w:rPr>
           <w:rFonts w:ascii="Times New Roman" w:hAnsi="Times New Roman" w:cs="Times New Roman"/>
@@ -1671,6 +1790,17 @@
         </w:rPr>
         <w:t>Historically, military organisations have often struggled to recognise discontinuous technological change, preferring to adapt existing structures rather than fundamentally reconsider them</w:t>
       </w:r>
+      <w:ins w:id="20" w:author="Adam Beatty" w:date="2026-07-19T12:07:00Z" w16du:dateUtc="2026-07-19T11:07:00Z">
+        <w:r>
+          <w:rPr>
+            <w:rFonts w:ascii="Times New Roman" w:hAnsi="Times New Roman" w:cs="Times New Roman"/>
+            <w:kern w:val="0"/>
+            <w:lang w:eastAsia="en-GB"/>
+            <w14:ligatures w14:val="none"/>
+          </w:rPr>
+          <w:t>.</w:t>
+        </w:r>
+      </w:ins>
       <w:r>
         <w:rPr>
           <w:rStyle w:val="FootnoteReference"/>
@@ -1681,14 +1811,25 @@
         </w:rPr>
         <w:footnoteReference w:id="25"/>
       </w:r>
-      <w:r>
-        <w:rPr>
-          <w:rFonts w:ascii="Times New Roman" w:hAnsi="Times New Roman" w:cs="Times New Roman"/>
-          <w:kern w:val="0"/>
-          <w:lang w:eastAsia="en-GB"/>
-          <w14:ligatures w14:val="none"/>
-        </w:rPr>
-        <w:t xml:space="preserve">. </w:t>
+      <w:del w:id="30" w:author="Adam Beatty" w:date="2026-07-19T12:07:00Z" w16du:dateUtc="2026-07-19T11:07:00Z">
+        <w:r>
+          <w:rPr>
+            <w:rFonts w:ascii="Times New Roman" w:hAnsi="Times New Roman" w:cs="Times New Roman"/>
+            <w:kern w:val="0"/>
+            <w:lang w:eastAsia="en-GB"/>
+            <w14:ligatures w14:val="none"/>
+          </w:rPr>
+          <w:delText>.</w:delText>
+        </w:r>
+      </w:del>
+      <w:r>
+        <w:rPr>
+          <w:rFonts w:ascii="Times New Roman" w:hAnsi="Times New Roman" w:cs="Times New Roman"/>
+          <w:kern w:val="0"/>
+          <w:lang w:eastAsia="en-GB"/>
+          <w14:ligatures w14:val="none"/>
+        </w:rPr>
+        <w:t xml:space="preserve"> </w:t>
       </w:r>
     </w:p>
     <w:p>
@@ -1710,8 +1851,105 @@
           <w:lang w:eastAsia="en-GB"/>
           <w14:ligatures w14:val="none"/>
         </w:rPr>
-        <w:t>For Ireland, whose Defence Forces face significant personnel shortages and resource constraints</w:t>
-      </w:r>
+        <w:t>For Ireland</w:t>
+      </w:r>
+      <w:ins w:id="31" w:author="Adam Beatty" w:date="2026-07-19T12:07:00Z" w16du:dateUtc="2026-07-19T11:07:00Z">
+        <w:r>
+          <w:rPr>
+            <w:rFonts w:ascii="Times New Roman" w:hAnsi="Times New Roman" w:cs="Times New Roman"/>
+            <w:kern w:val="0"/>
+            <w:lang w:eastAsia="en-GB"/>
+            <w14:ligatures w14:val="none"/>
+          </w:rPr>
+          <w:t xml:space="preserve">’s </w:t>
+        </w:r>
+      </w:ins>
+      <w:ins w:id="32" w:author="Adam Beatty" w:date="2026-07-19T12:08:00Z" w16du:dateUtc="2026-07-19T11:08:00Z">
+        <w:r>
+          <w:rPr>
+            <w:rFonts w:ascii="Times New Roman" w:hAnsi="Times New Roman" w:cs="Times New Roman"/>
+            <w:kern w:val="0"/>
+            <w:lang w:eastAsia="en-GB"/>
+            <w14:ligatures w14:val="none"/>
+          </w:rPr>
+          <w:t>personnel</w:t>
+        </w:r>
+      </w:ins>
+      <w:ins w:id="33" w:author="Adam Beatty" w:date="2026-07-19T12:10:00Z" w16du:dateUtc="2026-07-19T11:10:00Z">
+        <w:r>
+          <w:rPr>
+            <w:rFonts w:ascii="Times New Roman" w:hAnsi="Times New Roman" w:cs="Times New Roman"/>
+            <w:kern w:val="0"/>
+            <w:lang w:eastAsia="en-GB"/>
+            <w14:ligatures w14:val="none"/>
+          </w:rPr>
+          <w:t>-</w:t>
+        </w:r>
+      </w:ins>
+      <w:ins w:id="34" w:author="Adam Beatty" w:date="2026-07-19T12:08:00Z" w16du:dateUtc="2026-07-19T11:08:00Z">
+        <w:r>
+          <w:rPr>
+            <w:rFonts w:ascii="Times New Roman" w:hAnsi="Times New Roman" w:cs="Times New Roman"/>
+            <w:kern w:val="0"/>
+            <w:lang w:eastAsia="en-GB"/>
+            <w14:ligatures w14:val="none"/>
+          </w:rPr>
+          <w:t xml:space="preserve"> and resource</w:t>
+        </w:r>
+      </w:ins>
+      <w:ins w:id="35" w:author="Adam Beatty" w:date="2026-07-19T12:10:00Z" w16du:dateUtc="2026-07-19T11:10:00Z">
+        <w:r>
+          <w:rPr>
+            <w:rFonts w:ascii="Times New Roman" w:hAnsi="Times New Roman" w:cs="Times New Roman"/>
+            <w:kern w:val="0"/>
+            <w:lang w:eastAsia="en-GB"/>
+            <w14:ligatures w14:val="none"/>
+          </w:rPr>
+          <w:t>-</w:t>
+        </w:r>
+      </w:ins>
+      <w:ins w:id="36" w:author="Adam Beatty" w:date="2026-07-19T12:08:00Z" w16du:dateUtc="2026-07-19T11:08:00Z">
+        <w:r>
+          <w:rPr>
+            <w:rFonts w:ascii="Times New Roman" w:hAnsi="Times New Roman" w:cs="Times New Roman"/>
+            <w:kern w:val="0"/>
+            <w:lang w:eastAsia="en-GB"/>
+            <w14:ligatures w14:val="none"/>
+          </w:rPr>
+          <w:t>constrained</w:t>
+        </w:r>
+      </w:ins>
+      <w:del w:id="37" w:author="Adam Beatty" w:date="2026-07-19T12:08:00Z" w16du:dateUtc="2026-07-19T11:08:00Z">
+        <w:r>
+          <w:rPr>
+            <w:rFonts w:ascii="Times New Roman" w:hAnsi="Times New Roman" w:cs="Times New Roman"/>
+            <w:kern w:val="0"/>
+            <w:lang w:eastAsia="en-GB"/>
+            <w14:ligatures w14:val="none"/>
+          </w:rPr>
+          <w:delText>, whose</w:delText>
+        </w:r>
+      </w:del>
+      <w:r>
+        <w:rPr>
+          <w:rFonts w:ascii="Times New Roman" w:hAnsi="Times New Roman" w:cs="Times New Roman"/>
+          <w:kern w:val="0"/>
+          <w:lang w:eastAsia="en-GB"/>
+          <w14:ligatures w14:val="none"/>
+        </w:rPr>
+        <w:t xml:space="preserve"> Defence Forces</w:t>
+      </w:r>
+      <w:del w:id="38" w:author="Adam Beatty" w:date="2026-07-19T12:08:00Z" w16du:dateUtc="2026-07-19T11:08:00Z">
+        <w:r>
+          <w:rPr>
+            <w:rFonts w:ascii="Times New Roman" w:hAnsi="Times New Roman" w:cs="Times New Roman"/>
+            <w:kern w:val="0"/>
+            <w:lang w:eastAsia="en-GB"/>
+            <w14:ligatures w14:val="none"/>
+          </w:rPr>
+          <w:delText xml:space="preserve"> face significant personnel shortages and resource constraints</w:delText>
+        </w:r>
+      </w:del>
       <w:r>
         <w:rPr>
           <w:rStyle w:val="FootnoteReference"/>
@@ -1731,6 +1969,17 @@
         </w:rPr>
         <w:t>, UxS provide an opportunity to multiply the effectiveness of limited manpower</w:t>
       </w:r>
+      <w:ins w:id="41" w:author="Adam Beatty" w:date="2026-07-19T12:13:00Z" w16du:dateUtc="2026-07-19T11:13:00Z">
+        <w:r>
+          <w:rPr>
+            <w:rFonts w:ascii="Times New Roman" w:hAnsi="Times New Roman" w:cs="Times New Roman"/>
+            <w:kern w:val="0"/>
+            <w:lang w:eastAsia="en-GB"/>
+            <w14:ligatures w14:val="none"/>
+          </w:rPr>
+          <w:t>.</w:t>
+        </w:r>
+      </w:ins>
       <w:r>
         <w:rPr>
           <w:rStyle w:val="FootnoteReference"/>
@@ -1741,14 +1990,25 @@
         </w:rPr>
         <w:footnoteReference w:id="27"/>
       </w:r>
-      <w:r>
-        <w:rPr>
-          <w:rFonts w:ascii="Times New Roman" w:hAnsi="Times New Roman" w:cs="Times New Roman"/>
-          <w:kern w:val="0"/>
-          <w:lang w:eastAsia="en-GB"/>
-          <w14:ligatures w14:val="none"/>
-        </w:rPr>
-        <w:t xml:space="preserve">. </w:t>
+      <w:del w:id="46" w:author="Adam Beatty" w:date="2026-07-19T12:13:00Z" w16du:dateUtc="2026-07-19T11:13:00Z">
+        <w:r>
+          <w:rPr>
+            <w:rFonts w:ascii="Times New Roman" w:hAnsi="Times New Roman" w:cs="Times New Roman"/>
+            <w:kern w:val="0"/>
+            <w:lang w:eastAsia="en-GB"/>
+            <w14:ligatures w14:val="none"/>
+          </w:rPr>
+          <w:delText>.</w:delText>
+        </w:r>
+      </w:del>
+      <w:r>
+        <w:rPr>
+          <w:rFonts w:ascii="Times New Roman" w:hAnsi="Times New Roman" w:cs="Times New Roman"/>
+          <w:kern w:val="0"/>
+          <w:lang w:eastAsia="en-GB"/>
+          <w14:ligatures w14:val="none"/>
+        </w:rPr>
+        <w:t xml:space="preserve"> </w:t>
       </w:r>
       <w:r>
         <w:rPr>
@@ -1785,7 +2045,37 @@
           <w:lang w:eastAsia="en-GB"/>
           <w14:ligatures w14:val="none"/>
         </w:rPr>
-        <w:t xml:space="preserve"> requires political acknowledgement that investment in autonomous and remotely operated systems is not a niche procurement decision but a strategic adaptation to a changing security environment</w:t>
+        <w:t xml:space="preserve"> requires political acknowledgement that investment in </w:t>
+      </w:r>
+      <w:ins w:id="52" w:author="Adam Beatty" w:date="2026-07-19T12:32:00Z" w16du:dateUtc="2026-07-19T11:32:00Z">
+        <w:r>
+          <w:rPr>
+            <w:rFonts w:ascii="Times New Roman" w:hAnsi="Times New Roman" w:cs="Times New Roman"/>
+            <w:kern w:val="0"/>
+            <w:lang w:eastAsia="en-GB"/>
+            <w14:ligatures w14:val="none"/>
+          </w:rPr>
+          <w:t>semi-</w:t>
+        </w:r>
+      </w:ins>
+      <w:r>
+        <w:rPr>
+          <w:rFonts w:ascii="Times New Roman" w:hAnsi="Times New Roman" w:cs="Times New Roman"/>
+          <w:kern w:val="0"/>
+          <w:lang w:eastAsia="en-GB"/>
+          <w14:ligatures w14:val="none"/>
+        </w:rPr>
+        <w:t xml:space="preserve">autonomous and remotely operated systems is not a niche procurement </w:t>
+      </w:r>
+      <w:r>
+        <w:rPr>
+          <w:rFonts w:ascii="Times New Roman" w:hAnsi="Times New Roman" w:cs="Times New Roman"/>
+          <w:kern w:val="0"/>
+          <w:lang w:eastAsia="en-GB"/>
+          <w14:ligatures w14:val="none"/>
+        </w:rPr>
+        <w:lastRenderedPageBreak/>
+        <w:t>decision but a strategic adaptation to a changing security environment</w:t>
       </w:r>
       <w:r>
         <w:rPr>
@@ -1797,33 +2087,97 @@
         </w:rPr>
         <w:footnoteReference w:id="29"/>
       </w:r>
-      <w:r>
-        <w:rPr>
-          <w:rFonts w:ascii="Times New Roman" w:hAnsi="Times New Roman" w:cs="Times New Roman"/>
-          <w:kern w:val="0"/>
-          <w:lang w:eastAsia="en-GB"/>
-          <w14:ligatures w14:val="none"/>
-        </w:rPr>
-        <w:t>.</w:t>
-      </w:r>
-      <w:r>
-        <w:rPr>
-          <w:rFonts w:ascii="Times New Roman" w:hAnsi="Times New Roman" w:cs="Times New Roman"/>
-          <w:kern w:val="0"/>
-          <w:lang w:eastAsia="en-GB"/>
-          <w14:ligatures w14:val="none"/>
-        </w:rPr>
-        <w:t xml:space="preserve"> </w:t>
-      </w:r>
-      <w:r>
-        <w:rPr>
-          <w:rFonts w:ascii="Times New Roman" w:hAnsi="Times New Roman" w:cs="Times New Roman"/>
-          <w:kern w:val="0"/>
-          <w:lang w:eastAsia="en-GB"/>
-          <w14:ligatures w14:val="none"/>
-        </w:rPr>
-        <w:t>Such recognition would align with the recommendations of the Commission on the Defence Forces</w:t>
-      </w:r>
+      <w:ins w:id="57" w:author="Adam Beatty" w:date="2026-07-19T12:35:00Z" w16du:dateUtc="2026-07-19T11:35:00Z">
+        <w:r>
+          <w:rPr>
+            <w:rFonts w:ascii="Times New Roman" w:hAnsi="Times New Roman" w:cs="Times New Roman"/>
+            <w:kern w:val="0"/>
+            <w:lang w:eastAsia="en-GB"/>
+            <w14:ligatures w14:val="none"/>
+          </w:rPr>
+          <w:t>. This aligns</w:t>
+        </w:r>
+      </w:ins>
+      <w:del w:id="58" w:author="Adam Beatty" w:date="2026-07-19T12:32:00Z" w16du:dateUtc="2026-07-19T11:32:00Z">
+        <w:r>
+          <w:rPr>
+            <w:rFonts w:ascii="Times New Roman" w:hAnsi="Times New Roman" w:cs="Times New Roman"/>
+            <w:kern w:val="0"/>
+            <w:lang w:eastAsia="en-GB"/>
+            <w14:ligatures w14:val="none"/>
+          </w:rPr>
+          <w:delText>.</w:delText>
+        </w:r>
+        <w:r>
+          <w:rPr>
+            <w:rFonts w:ascii="Times New Roman" w:hAnsi="Times New Roman" w:cs="Times New Roman"/>
+            <w:kern w:val="0"/>
+            <w:lang w:eastAsia="en-GB"/>
+            <w14:ligatures w14:val="none"/>
+          </w:rPr>
+          <w:delText xml:space="preserve"> </w:delText>
+        </w:r>
+        <w:r>
+          <w:rPr>
+            <w:rFonts w:ascii="Times New Roman" w:hAnsi="Times New Roman" w:cs="Times New Roman"/>
+            <w:kern w:val="0"/>
+            <w:lang w:eastAsia="en-GB"/>
+            <w14:ligatures w14:val="none"/>
+          </w:rPr>
+          <w:delText xml:space="preserve">Such recognition would align </w:delText>
+        </w:r>
+      </w:del>
+      <w:ins w:id="59" w:author="Adam Beatty" w:date="2026-07-19T12:32:00Z" w16du:dateUtc="2026-07-19T11:32:00Z">
+        <w:r>
+          <w:rPr>
+            <w:rFonts w:ascii="Times New Roman" w:hAnsi="Times New Roman" w:cs="Times New Roman"/>
+            <w:kern w:val="0"/>
+            <w:lang w:eastAsia="en-GB"/>
+            <w14:ligatures w14:val="none"/>
+          </w:rPr>
+          <w:t xml:space="preserve"> </w:t>
+        </w:r>
+      </w:ins>
+      <w:r>
+        <w:rPr>
+          <w:rFonts w:ascii="Times New Roman" w:hAnsi="Times New Roman" w:cs="Times New Roman"/>
+          <w:kern w:val="0"/>
+          <w:lang w:eastAsia="en-GB"/>
+          <w14:ligatures w14:val="none"/>
+        </w:rPr>
+        <w:t xml:space="preserve">with the </w:t>
+      </w:r>
+      <w:del w:id="60" w:author="Adam Beatty" w:date="2026-07-19T12:32:00Z" w16du:dateUtc="2026-07-19T11:32:00Z">
+        <w:r>
+          <w:rPr>
+            <w:rFonts w:ascii="Times New Roman" w:hAnsi="Times New Roman" w:cs="Times New Roman"/>
+            <w:kern w:val="0"/>
+            <w:lang w:eastAsia="en-GB"/>
+            <w14:ligatures w14:val="none"/>
+          </w:rPr>
+          <w:delText xml:space="preserve">recommendations of the </w:delText>
+        </w:r>
+      </w:del>
+      <w:r>
+        <w:rPr>
+          <w:rFonts w:ascii="Times New Roman" w:hAnsi="Times New Roman" w:cs="Times New Roman"/>
+          <w:kern w:val="0"/>
+          <w:lang w:eastAsia="en-GB"/>
+          <w14:ligatures w14:val="none"/>
+        </w:rPr>
+        <w:t>Commission on the Defence Forces</w:t>
+      </w:r>
+      <w:ins w:id="61" w:author="Adam Beatty" w:date="2026-07-19T12:32:00Z" w16du:dateUtc="2026-07-19T11:32:00Z">
+        <w:r>
+          <w:rPr>
+            <w:rFonts w:ascii="Times New Roman" w:hAnsi="Times New Roman" w:cs="Times New Roman"/>
+            <w:kern w:val="0"/>
+            <w:lang w:eastAsia="en-GB"/>
+            <w14:ligatures w14:val="none"/>
+          </w:rPr>
+          <w:t>’ recommendations</w:t>
+        </w:r>
+      </w:ins>
       <w:r>
         <w:rPr>
           <w:rStyle w:val="FootnoteReference"/>
@@ -1844,47 +2198,52 @@
         <w:t xml:space="preserve">, which identified technological transformation, digitalisation and enhanced surveillance capabilities as essential components of future force development. </w:t>
       </w:r>
     </w:p>
-    <w:bookmarkEnd w:id="1"/>
+    <w:bookmarkEnd w:id="4"/>
     <w:p>
       <w:pPr>
         <w:spacing w:after="0" w:line="360" w:lineRule="auto"/>
         <w:jc w:val="both"/>
         <w:rPr>
           <w:rFonts w:ascii="Times New Roman" w:hAnsi="Times New Roman" w:cs="Times New Roman"/>
-          <w:kern w:val="0"/>
-          <w:lang w:eastAsia="en-GB"/>
-          <w14:ligatures w14:val="none"/>
-        </w:rPr>
-      </w:pPr>
-      <w:r>
-        <w:rPr>
-          <w:rFonts w:ascii="Times New Roman" w:hAnsi="Times New Roman" w:cs="Times New Roman"/>
-          <w:kern w:val="0"/>
-          <w:lang w:eastAsia="en-GB"/>
-          <w14:ligatures w14:val="none"/>
-        </w:rPr>
-        <w:lastRenderedPageBreak/>
-        <w:t xml:space="preserve">Uncrewed systems (UxS) should be recognised by both military and political leaders as </w:t>
-      </w:r>
-      <w:r>
-        <w:rPr>
-          <w:rFonts w:ascii="Times New Roman" w:hAnsi="Times New Roman" w:cs="Times New Roman"/>
-          <w:kern w:val="0"/>
-          <w:lang w:eastAsia="en-GB"/>
-          <w14:ligatures w14:val="none"/>
-        </w:rPr>
-        <w:t xml:space="preserve">an evolution </w:t>
-      </w:r>
-      <w:r>
-        <w:rPr>
-          <w:rFonts w:ascii="Times New Roman" w:hAnsi="Times New Roman" w:cs="Times New Roman"/>
-          <w:kern w:val="0"/>
-          <w:lang w:eastAsia="en-GB"/>
-          <w14:ligatures w14:val="none"/>
-        </w:rPr>
-        <w:t>in warfare rather than simply a new technology. For Ireland, UxS offer a strategic means of addressing personnel and resource constraints while enhancing operational capability, making political commitment to their adoption essential for future Defence Forces modernisation.</w:t>
-      </w:r>
-      <w:r>
+          <w:strike/>
+          <w:kern w:val="0"/>
+          <w:lang w:eastAsia="en-GB"/>
+          <w14:ligatures w14:val="none"/>
+          <w:rPrChange w:id="64" w:author="Adam Beatty" w:date="2026-07-19T12:35:00Z" w16du:dateUtc="2026-07-19T11:35:00Z">
+            <w:rPr>
+              <w:rFonts w:ascii="Times New Roman" w:hAnsi="Times New Roman" w:cs="Times New Roman"/>
+              <w:kern w:val="0"/>
+              <w:lang w:eastAsia="en-GB"/>
+              <w14:ligatures w14:val="none"/>
+            </w:rPr>
+          </w:rPrChange>
+        </w:rPr>
+      </w:pPr>
+      <w:r>
+        <w:rPr>
+          <w:rFonts w:ascii="Times New Roman" w:hAnsi="Times New Roman" w:cs="Times New Roman"/>
+          <w:strike/>
+          <w:kern w:val="0"/>
+          <w:lang w:eastAsia="en-GB"/>
+          <w14:ligatures w14:val="none"/>
+          <w:rPrChange w:id="65" w:author="Adam Beatty" w:date="2026-07-19T12:35:00Z" w16du:dateUtc="2026-07-19T11:35:00Z">
+            <w:rPr>
+              <w:rFonts w:ascii="Times New Roman" w:hAnsi="Times New Roman" w:cs="Times New Roman"/>
+              <w:kern w:val="0"/>
+              <w:lang w:eastAsia="en-GB"/>
+              <w14:ligatures w14:val="none"/>
+            </w:rPr>
+          </w:rPrChange>
+        </w:rPr>
+        <w:t>Uncrewed systems (UxS) should be recognised by both military and political leaders as an evolution in warfare rather than simply a new technology. For Ireland, UxS offer a strategic means of addressing personnel and resource constraints while enhancing operational capability, making political commitment to their adoption essential for future Defence Forces modernisation.</w:t>
+      </w:r>
+      <w:r>
+        <w:rPr>
+          <w:strike/>
+          <w:rPrChange w:id="66" w:author="Adam Beatty" w:date="2026-07-19T12:35:00Z" w16du:dateUtc="2026-07-19T11:35:00Z">
+            <w:rPr/>
+          </w:rPrChange>
+        </w:rPr>
         <w:t xml:space="preserve"> </w:t>
       </w:r>
     </w:p>
@@ -1922,7 +2281,7 @@
           <w14:ligatures w14:val="none"/>
         </w:rPr>
       </w:pPr>
-      <w:bookmarkStart w:id="2" w:name="_Hlk235294786"/>
+      <w:bookmarkStart w:id="67" w:name="_Hlk235294786"/>
       <w:r>
         <w:rPr>
           <w:rFonts w:ascii="Times New Roman" w:hAnsi="Times New Roman" w:cs="Times New Roman"/>
@@ -1953,7 +2312,27 @@
           <w:lang w:eastAsia="en-GB"/>
           <w14:ligatures w14:val="none"/>
         </w:rPr>
-        <w:t>Political recognition must then be translated into a guiding vision. Military innovation succeeds when technological adoption is driven by coherent operational concepts rather than the availability of new equipment</w:t>
+        <w:t>Political recognition must</w:t>
+      </w:r>
+      <w:del w:id="68" w:author="Adam Beatty" w:date="2026-07-19T14:15:00Z" w16du:dateUtc="2026-07-19T13:15:00Z">
+        <w:r>
+          <w:rPr>
+            <w:rFonts w:ascii="Times New Roman" w:hAnsi="Times New Roman" w:cs="Times New Roman"/>
+            <w:kern w:val="0"/>
+            <w:lang w:eastAsia="en-GB"/>
+            <w14:ligatures w14:val="none"/>
+          </w:rPr>
+          <w:delText xml:space="preserve"> then</w:delText>
+        </w:r>
+      </w:del>
+      <w:r>
+        <w:rPr>
+          <w:rFonts w:ascii="Times New Roman" w:hAnsi="Times New Roman" w:cs="Times New Roman"/>
+          <w:kern w:val="0"/>
+          <w:lang w:eastAsia="en-GB"/>
+          <w14:ligatures w14:val="none"/>
+        </w:rPr>
+        <w:t xml:space="preserve"> be translated into a guiding vision. Military innovation succeeds when technological adoption is driven by coherent operational concepts rather than the availability of new equipment</w:t>
       </w:r>
       <w:r>
         <w:rPr>
@@ -1969,7 +2348,56 @@
           <w:lang w:eastAsia="en-GB"/>
           <w14:ligatures w14:val="none"/>
         </w:rPr>
-        <w:t>. Ireland therefore requires an operational concept that defines how UxS contribute to national defence objectives across all domains. Such a concept should emphasise persistent surveillance, situational awareness and denial operations rather than offensive power projection</w:t>
+        <w:t xml:space="preserve">. Ireland therefore requires an operational concept that defines how UxS contribute to national defence objectives across all domains. </w:t>
+      </w:r>
+      <w:del w:id="80" w:author="Adam Beatty" w:date="2026-07-19T14:26:00Z" w16du:dateUtc="2026-07-19T13:26:00Z">
+        <w:r>
+          <w:rPr>
+            <w:rFonts w:ascii="Times New Roman" w:hAnsi="Times New Roman" w:cs="Times New Roman"/>
+            <w:kern w:val="0"/>
+            <w:lang w:eastAsia="en-GB"/>
+            <w14:ligatures w14:val="none"/>
+          </w:rPr>
+          <w:delText>Such a concept</w:delText>
+        </w:r>
+      </w:del>
+      <w:ins w:id="81" w:author="Adam Beatty" w:date="2026-07-19T14:26:00Z" w16du:dateUtc="2026-07-19T13:26:00Z">
+        <w:r>
+          <w:rPr>
+            <w:rFonts w:ascii="Times New Roman" w:hAnsi="Times New Roman" w:cs="Times New Roman"/>
+            <w:kern w:val="0"/>
+            <w:lang w:eastAsia="en-GB"/>
+            <w14:ligatures w14:val="none"/>
+          </w:rPr>
+          <w:t>This</w:t>
+        </w:r>
+      </w:ins>
+      <w:r>
+        <w:rPr>
+          <w:rFonts w:ascii="Times New Roman" w:hAnsi="Times New Roman" w:cs="Times New Roman"/>
+          <w:kern w:val="0"/>
+          <w:lang w:eastAsia="en-GB"/>
+          <w14:ligatures w14:val="none"/>
+        </w:rPr>
+        <w:t xml:space="preserve"> should emphasise persistent surveillance, situational awareness and denial operations</w:t>
+      </w:r>
+      <w:r>
+        <w:rPr>
+          <w:rFonts w:ascii="Times New Roman" w:hAnsi="Times New Roman" w:cs="Times New Roman"/>
+          <w:strike/>
+          <w:kern w:val="0"/>
+          <w:lang w:eastAsia="en-GB"/>
+          <w14:ligatures w14:val="none"/>
+          <w:rPrChange w:id="82" w:author="Adam Beatty" w:date="2026-07-19T14:26:00Z" w16du:dateUtc="2026-07-19T13:26:00Z">
+            <w:rPr>
+              <w:rFonts w:ascii="Times New Roman" w:hAnsi="Times New Roman" w:cs="Times New Roman"/>
+              <w:kern w:val="0"/>
+              <w:lang w:eastAsia="en-GB"/>
+              <w14:ligatures w14:val="none"/>
+            </w:rPr>
+          </w:rPrChange>
+        </w:rPr>
+        <w:t xml:space="preserve"> rather than offensive power projection</w:t>
       </w:r>
       <w:r>
         <w:rPr>
@@ -2006,7 +2434,67 @@
           <w:lang w:eastAsia="en-GB"/>
           <w14:ligatures w14:val="none"/>
         </w:rPr>
-        <w:t>For light infantry, this means integrating reconnaissance drones, loitering munitions where politically acceptable</w:t>
+        <w:t xml:space="preserve">For light infantry, this means integrating </w:t>
+      </w:r>
+      <w:ins w:id="85" w:author="Adam Beatty" w:date="2026-07-19T14:30:00Z" w16du:dateUtc="2026-07-19T13:30:00Z">
+        <w:r>
+          <w:rPr>
+            <w:rFonts w:ascii="Times New Roman" w:hAnsi="Times New Roman" w:cs="Times New Roman"/>
+            <w:kern w:val="0"/>
+            <w:lang w:eastAsia="en-GB"/>
+            <w14:ligatures w14:val="none"/>
+          </w:rPr>
+          <w:t xml:space="preserve">logistics, </w:t>
+        </w:r>
+      </w:ins>
+      <w:r>
+        <w:rPr>
+          <w:rFonts w:ascii="Times New Roman" w:hAnsi="Times New Roman" w:cs="Times New Roman"/>
+          <w:kern w:val="0"/>
+          <w:lang w:eastAsia="en-GB"/>
+          <w14:ligatures w14:val="none"/>
+        </w:rPr>
+        <w:t xml:space="preserve">reconnaissance </w:t>
+      </w:r>
+      <w:ins w:id="86" w:author="Adam Beatty" w:date="2026-07-19T14:28:00Z" w16du:dateUtc="2026-07-19T13:28:00Z">
+        <w:r>
+          <w:rPr>
+            <w:rFonts w:ascii="Times New Roman" w:hAnsi="Times New Roman" w:cs="Times New Roman"/>
+            <w:kern w:val="0"/>
+            <w:lang w:eastAsia="en-GB"/>
+            <w14:ligatures w14:val="none"/>
+          </w:rPr>
+          <w:t xml:space="preserve">and armed </w:t>
+        </w:r>
+      </w:ins>
+      <w:r>
+        <w:rPr>
+          <w:rFonts w:ascii="Times New Roman" w:hAnsi="Times New Roman" w:cs="Times New Roman"/>
+          <w:kern w:val="0"/>
+          <w:lang w:eastAsia="en-GB"/>
+          <w14:ligatures w14:val="none"/>
+        </w:rPr>
+        <w:t xml:space="preserve">drones, loitering munitions </w:t>
+      </w:r>
+      <w:ins w:id="87" w:author="Adam Beatty" w:date="2026-07-19T14:31:00Z" w16du:dateUtc="2026-07-19T13:31:00Z">
+        <w:r>
+          <w:rPr>
+            <w:rFonts w:ascii="Times New Roman" w:hAnsi="Times New Roman" w:cs="Times New Roman"/>
+            <w:kern w:val="0"/>
+            <w:lang w:eastAsia="en-GB"/>
+            <w14:ligatures w14:val="none"/>
+          </w:rPr>
+          <w:t xml:space="preserve">— </w:t>
+        </w:r>
+      </w:ins>
+      <w:r>
+        <w:rPr>
+          <w:rFonts w:ascii="Times New Roman" w:hAnsi="Times New Roman" w:cs="Times New Roman"/>
+          <w:kern w:val="0"/>
+          <w:lang w:eastAsia="en-GB"/>
+          <w14:ligatures w14:val="none"/>
+        </w:rPr>
+        <w:t>where politically acceptable</w:t>
       </w:r>
       <w:r>
         <w:rPr>
@@ -2018,14 +2506,45 @@
         </w:rPr>
         <w:footnoteReference w:id="33"/>
       </w:r>
-      <w:r>
-        <w:rPr>
-          <w:rFonts w:ascii="Times New Roman" w:hAnsi="Times New Roman" w:cs="Times New Roman"/>
-          <w:kern w:val="0"/>
-          <w:lang w:eastAsia="en-GB"/>
-          <w14:ligatures w14:val="none"/>
-        </w:rPr>
-        <w:t>, autonomous logistics platforms and electronic warfare systems into dispersed defensive operations.</w:t>
+      <w:del w:id="90" w:author="Adam Beatty" w:date="2026-07-19T14:30:00Z" w16du:dateUtc="2026-07-19T13:30:00Z">
+        <w:r>
+          <w:rPr>
+            <w:rFonts w:ascii="Times New Roman" w:hAnsi="Times New Roman" w:cs="Times New Roman"/>
+            <w:kern w:val="0"/>
+            <w:lang w:eastAsia="en-GB"/>
+            <w14:ligatures w14:val="none"/>
+          </w:rPr>
+          <w:delText>, autonomous logistics platforms</w:delText>
+        </w:r>
+      </w:del>
+      <w:r>
+        <w:rPr>
+          <w:rFonts w:ascii="Times New Roman" w:hAnsi="Times New Roman" w:cs="Times New Roman"/>
+          <w:kern w:val="0"/>
+          <w:lang w:eastAsia="en-GB"/>
+          <w14:ligatures w14:val="none"/>
+        </w:rPr>
+        <w:t xml:space="preserve"> </w:t>
+      </w:r>
+      <w:ins w:id="91" w:author="Adam Beatty" w:date="2026-07-19T14:31:00Z" w16du:dateUtc="2026-07-19T13:31:00Z">
+        <w:r>
+          <w:rPr>
+            <w:rFonts w:ascii="Times New Roman" w:hAnsi="Times New Roman" w:cs="Times New Roman"/>
+            <w:kern w:val="0"/>
+            <w:lang w:eastAsia="en-GB"/>
+            <w14:ligatures w14:val="none"/>
+          </w:rPr>
+          <w:t xml:space="preserve">— </w:t>
+        </w:r>
+      </w:ins>
+      <w:r>
+        <w:rPr>
+          <w:rFonts w:ascii="Times New Roman" w:hAnsi="Times New Roman" w:cs="Times New Roman"/>
+          <w:kern w:val="0"/>
+          <w:lang w:eastAsia="en-GB"/>
+          <w14:ligatures w14:val="none"/>
+        </w:rPr>
+        <w:t>and electronic warfare systems into dispersed defensive operations.</w:t>
       </w:r>
     </w:p>
     <w:p>
@@ -2046,6 +2565,7 @@
           <w:lang w:eastAsia="en-GB"/>
           <w14:ligatures w14:val="none"/>
         </w:rPr>
+        <w:lastRenderedPageBreak/>
         <w:t>This policy must them be incorporated into an operational capability through DOTMLPF-I integration</w:t>
       </w:r>
       <w:r>
@@ -2055,7 +2575,56 @@
           <w:lang w:eastAsia="en-GB"/>
           <w14:ligatures w14:val="none"/>
         </w:rPr>
-        <w:t>, ensuring that UxS become an integral part of operations rather than isolated specialist capabilities</w:t>
+        <w:t xml:space="preserve">, ensuring that UxS become </w:t>
+      </w:r>
+      <w:del w:id="92" w:author="Adam Beatty" w:date="2026-07-19T14:32:00Z" w16du:dateUtc="2026-07-19T13:32:00Z">
+        <w:r>
+          <w:rPr>
+            <w:rFonts w:ascii="Times New Roman" w:hAnsi="Times New Roman" w:cs="Times New Roman"/>
+            <w:kern w:val="0"/>
+            <w:lang w:eastAsia="en-GB"/>
+            <w14:ligatures w14:val="none"/>
+          </w:rPr>
+          <w:delText>an integral part of</w:delText>
+        </w:r>
+      </w:del>
+      <w:ins w:id="93" w:author="Adam Beatty" w:date="2026-07-19T14:32:00Z" w16du:dateUtc="2026-07-19T13:32:00Z">
+        <w:r>
+          <w:rPr>
+            <w:rFonts w:ascii="Times New Roman" w:hAnsi="Times New Roman" w:cs="Times New Roman"/>
+            <w:kern w:val="0"/>
+            <w:lang w:eastAsia="en-GB"/>
+            <w14:ligatures w14:val="none"/>
+          </w:rPr>
+          <w:t>central to</w:t>
+        </w:r>
+      </w:ins>
+      <w:r>
+        <w:rPr>
+          <w:rFonts w:ascii="Times New Roman" w:hAnsi="Times New Roman" w:cs="Times New Roman"/>
+          <w:kern w:val="0"/>
+          <w:lang w:eastAsia="en-GB"/>
+          <w14:ligatures w14:val="none"/>
+        </w:rPr>
+        <w:t xml:space="preserve"> operations</w:t>
+      </w:r>
+      <w:r>
+        <w:rPr>
+          <w:rFonts w:ascii="Times New Roman" w:hAnsi="Times New Roman" w:cs="Times New Roman"/>
+          <w:strike/>
+          <w:kern w:val="0"/>
+          <w:lang w:eastAsia="en-GB"/>
+          <w14:ligatures w14:val="none"/>
+          <w:rPrChange w:id="94" w:author="Adam Beatty" w:date="2026-07-19T14:32:00Z" w16du:dateUtc="2026-07-19T13:32:00Z">
+            <w:rPr>
+              <w:rFonts w:ascii="Times New Roman" w:hAnsi="Times New Roman" w:cs="Times New Roman"/>
+              <w:kern w:val="0"/>
+              <w:lang w:eastAsia="en-GB"/>
+              <w14:ligatures w14:val="none"/>
+            </w:rPr>
+          </w:rPrChange>
+        </w:rPr>
+        <w:t xml:space="preserve"> rather than isolated specialist capabilities</w:t>
       </w:r>
       <w:r>
         <w:rPr>
@@ -2077,24 +2646,42 @@
         <w:t>.</w:t>
       </w:r>
     </w:p>
-    <w:bookmarkEnd w:id="2"/>
+    <w:bookmarkEnd w:id="67"/>
     <w:p>
       <w:pPr>
         <w:spacing w:after="0" w:line="360" w:lineRule="auto"/>
         <w:jc w:val="both"/>
         <w:rPr>
           <w:rFonts w:ascii="Times New Roman" w:hAnsi="Times New Roman" w:cs="Times New Roman"/>
-          <w:kern w:val="0"/>
-          <w:lang w:eastAsia="en-GB"/>
-          <w14:ligatures w14:val="none"/>
-        </w:rPr>
-      </w:pPr>
-      <w:r>
-        <w:rPr>
-          <w:rFonts w:ascii="Times New Roman" w:hAnsi="Times New Roman" w:cs="Times New Roman"/>
-          <w:kern w:val="0"/>
-          <w:lang w:eastAsia="en-GB"/>
-          <w14:ligatures w14:val="none"/>
+          <w:strike/>
+          <w:kern w:val="0"/>
+          <w:lang w:eastAsia="en-GB"/>
+          <w14:ligatures w14:val="none"/>
+          <w:rPrChange w:id="97" w:author="Adam Beatty" w:date="2026-07-19T14:33:00Z" w16du:dateUtc="2026-07-19T13:33:00Z">
+            <w:rPr>
+              <w:rFonts w:ascii="Times New Roman" w:hAnsi="Times New Roman" w:cs="Times New Roman"/>
+              <w:kern w:val="0"/>
+              <w:lang w:eastAsia="en-GB"/>
+              <w14:ligatures w14:val="none"/>
+            </w:rPr>
+          </w:rPrChange>
+        </w:rPr>
+      </w:pPr>
+      <w:r>
+        <w:rPr>
+          <w:rFonts w:ascii="Times New Roman" w:hAnsi="Times New Roman" w:cs="Times New Roman"/>
+          <w:strike/>
+          <w:kern w:val="0"/>
+          <w:lang w:eastAsia="en-GB"/>
+          <w14:ligatures w14:val="none"/>
+          <w:rPrChange w:id="98" w:author="Adam Beatty" w:date="2026-07-19T14:33:00Z" w16du:dateUtc="2026-07-19T13:33:00Z">
+            <w:rPr>
+              <w:rFonts w:ascii="Times New Roman" w:hAnsi="Times New Roman" w:cs="Times New Roman"/>
+              <w:kern w:val="0"/>
+              <w:lang w:eastAsia="en-GB"/>
+              <w14:ligatures w14:val="none"/>
+            </w:rPr>
+          </w:rPrChange>
         </w:rPr>
         <w:t>A clear political and military vision is essential to guide the adoption of uncrewed systems (UxS), ensuring they support Ireland's defence objectives through persistent surveillance, situational awareness and defensive operations rather than offensive power projection. This vision should be politically endorsed and implemented through DOTMLPF-I integration so that UxS are embedded across the Defence Forces as a core operational capability, not a niche specialist asset.</w:t>
       </w:r>
@@ -2145,7 +2732,7 @@
           <w14:ligatures w14:val="none"/>
         </w:rPr>
       </w:pPr>
-      <w:bookmarkStart w:id="3" w:name="_Hlk235298037"/>
+      <w:bookmarkStart w:id="99" w:name="_Hlk235298037"/>
       <w:r>
         <w:rPr>
           <w:rFonts w:ascii="Times New Roman" w:hAnsi="Times New Roman" w:cs="Times New Roman"/>
@@ -2195,7 +2782,159 @@
           <w:lang w:eastAsia="en-GB"/>
           <w14:ligatures w14:val="none"/>
         </w:rPr>
-        <w:t xml:space="preserve"> themselves to sustain it. Institutional change also requires adapting procurement organisations, maintenance structures and training establishments to support rapid technological iteration rather than the traditionally slow acquisition cycles associated with major defence platforms.</w:t>
+        <w:t xml:space="preserve"> themselves to sustain it. Institutional change also requires adapting procurement</w:t>
+      </w:r>
+      <w:r>
+        <w:rPr>
+          <w:rFonts w:ascii="Times New Roman" w:hAnsi="Times New Roman" w:cs="Times New Roman"/>
+          <w:strike/>
+          <w:kern w:val="0"/>
+          <w:lang w:eastAsia="en-GB"/>
+          <w14:ligatures w14:val="none"/>
+          <w:rPrChange w:id="108" w:author="Adam Beatty" w:date="2026-07-19T14:35:00Z" w16du:dateUtc="2026-07-19T13:35:00Z">
+            <w:rPr>
+              <w:rFonts w:ascii="Times New Roman" w:hAnsi="Times New Roman" w:cs="Times New Roman"/>
+              <w:kern w:val="0"/>
+              <w:lang w:eastAsia="en-GB"/>
+              <w14:ligatures w14:val="none"/>
+            </w:rPr>
+          </w:rPrChange>
+        </w:rPr>
+        <w:t xml:space="preserve"> organisations</w:t>
+      </w:r>
+      <w:r>
+        <w:rPr>
+          <w:rFonts w:ascii="Times New Roman" w:hAnsi="Times New Roman" w:cs="Times New Roman"/>
+          <w:kern w:val="0"/>
+          <w:lang w:eastAsia="en-GB"/>
+          <w14:ligatures w14:val="none"/>
+        </w:rPr>
+        <w:t>, maintenance</w:t>
+      </w:r>
+      <w:r>
+        <w:rPr>
+          <w:rFonts w:ascii="Times New Roman" w:hAnsi="Times New Roman" w:cs="Times New Roman"/>
+          <w:strike/>
+          <w:kern w:val="0"/>
+          <w:lang w:eastAsia="en-GB"/>
+          <w14:ligatures w14:val="none"/>
+          <w:rPrChange w:id="109" w:author="Adam Beatty" w:date="2026-07-19T14:35:00Z" w16du:dateUtc="2026-07-19T13:35:00Z">
+            <w:rPr>
+              <w:rFonts w:ascii="Times New Roman" w:hAnsi="Times New Roman" w:cs="Times New Roman"/>
+              <w:kern w:val="0"/>
+              <w:lang w:eastAsia="en-GB"/>
+              <w14:ligatures w14:val="none"/>
+            </w:rPr>
+          </w:rPrChange>
+        </w:rPr>
+        <w:t xml:space="preserve"> structures</w:t>
+      </w:r>
+      <w:r>
+        <w:rPr>
+          <w:rFonts w:ascii="Times New Roman" w:hAnsi="Times New Roman" w:cs="Times New Roman"/>
+          <w:kern w:val="0"/>
+          <w:lang w:eastAsia="en-GB"/>
+          <w14:ligatures w14:val="none"/>
+        </w:rPr>
+        <w:t xml:space="preserve"> and training</w:t>
+      </w:r>
+      <w:r>
+        <w:rPr>
+          <w:rFonts w:ascii="Times New Roman" w:hAnsi="Times New Roman" w:cs="Times New Roman"/>
+          <w:strike/>
+          <w:kern w:val="0"/>
+          <w:lang w:eastAsia="en-GB"/>
+          <w14:ligatures w14:val="none"/>
+          <w:rPrChange w:id="110" w:author="Adam Beatty" w:date="2026-07-19T14:35:00Z" w16du:dateUtc="2026-07-19T13:35:00Z">
+            <w:rPr>
+              <w:rFonts w:ascii="Times New Roman" w:hAnsi="Times New Roman" w:cs="Times New Roman"/>
+              <w:kern w:val="0"/>
+              <w:lang w:eastAsia="en-GB"/>
+              <w14:ligatures w14:val="none"/>
+            </w:rPr>
+          </w:rPrChange>
+        </w:rPr>
+        <w:t xml:space="preserve"> establishments</w:t>
+      </w:r>
+      <w:r>
+        <w:rPr>
+          <w:rFonts w:ascii="Times New Roman" w:hAnsi="Times New Roman" w:cs="Times New Roman"/>
+          <w:kern w:val="0"/>
+          <w:lang w:eastAsia="en-GB"/>
+          <w14:ligatures w14:val="none"/>
+        </w:rPr>
+        <w:t xml:space="preserve"> to support rapid technological iteration rather than the </w:t>
+      </w:r>
+      <w:del w:id="111" w:author="Adam Beatty" w:date="2026-07-19T14:35:00Z" w16du:dateUtc="2026-07-19T13:35:00Z">
+        <w:r>
+          <w:rPr>
+            <w:rFonts w:ascii="Times New Roman" w:hAnsi="Times New Roman" w:cs="Times New Roman"/>
+            <w:kern w:val="0"/>
+            <w:lang w:eastAsia="en-GB"/>
+            <w14:ligatures w14:val="none"/>
+          </w:rPr>
+          <w:delText xml:space="preserve">traditionally </w:delText>
+        </w:r>
+      </w:del>
+      <w:ins w:id="112" w:author="Adam Beatty" w:date="2026-07-19T14:35:00Z" w16du:dateUtc="2026-07-19T13:35:00Z">
+        <w:r>
+          <w:rPr>
+            <w:rFonts w:ascii="Times New Roman" w:hAnsi="Times New Roman" w:cs="Times New Roman"/>
+            <w:kern w:val="0"/>
+            <w:lang w:eastAsia="en-GB"/>
+            <w14:ligatures w14:val="none"/>
+          </w:rPr>
+          <w:t>increasingly</w:t>
+        </w:r>
+        <w:r>
+          <w:rPr>
+            <w:rFonts w:ascii="Times New Roman" w:hAnsi="Times New Roman" w:cs="Times New Roman"/>
+            <w:kern w:val="0"/>
+            <w:lang w:eastAsia="en-GB"/>
+            <w14:ligatures w14:val="none"/>
+          </w:rPr>
+          <w:t xml:space="preserve"> </w:t>
+        </w:r>
+      </w:ins>
+      <w:r>
+        <w:rPr>
+          <w:rFonts w:ascii="Times New Roman" w:hAnsi="Times New Roman" w:cs="Times New Roman"/>
+          <w:kern w:val="0"/>
+          <w:lang w:eastAsia="en-GB"/>
+          <w14:ligatures w14:val="none"/>
+        </w:rPr>
+        <w:t>sl</w:t>
+      </w:r>
+      <w:ins w:id="113" w:author="Adam Beatty" w:date="2026-07-19T14:36:00Z" w16du:dateUtc="2026-07-19T13:36:00Z">
+        <w:r>
+          <w:rPr>
+            <w:rFonts w:ascii="Times New Roman" w:hAnsi="Times New Roman" w:cs="Times New Roman"/>
+            <w:kern w:val="0"/>
+            <w:lang w:eastAsia="en-GB"/>
+            <w14:ligatures w14:val="none"/>
+          </w:rPr>
+          <w:t>uggish</w:t>
+        </w:r>
+      </w:ins>
+      <w:del w:id="114" w:author="Adam Beatty" w:date="2026-07-19T14:36:00Z" w16du:dateUtc="2026-07-19T13:36:00Z">
+        <w:r>
+          <w:rPr>
+            <w:rFonts w:ascii="Times New Roman" w:hAnsi="Times New Roman" w:cs="Times New Roman"/>
+            <w:kern w:val="0"/>
+            <w:lang w:eastAsia="en-GB"/>
+            <w14:ligatures w14:val="none"/>
+          </w:rPr>
+          <w:delText>ow</w:delText>
+        </w:r>
+      </w:del>
+      <w:r>
+        <w:rPr>
+          <w:rFonts w:ascii="Times New Roman" w:hAnsi="Times New Roman" w:cs="Times New Roman"/>
+          <w:kern w:val="0"/>
+          <w:lang w:eastAsia="en-GB"/>
+          <w14:ligatures w14:val="none"/>
+        </w:rPr>
+        <w:t xml:space="preserve"> acquisition cycles associated with major defence platforms.</w:t>
       </w:r>
     </w:p>
     <w:p>
@@ -2253,7 +2992,34 @@
           <w:lang w:eastAsia="en-GB"/>
           <w14:ligatures w14:val="none"/>
         </w:rPr>
-        <w:t>signal that these capabilities are enduring rather than experimental.</w:t>
+        <w:t xml:space="preserve">signal that these capabilities are enduring </w:t>
+      </w:r>
+      <w:r>
+        <w:rPr>
+          <w:rFonts w:ascii="Times New Roman" w:hAnsi="Times New Roman" w:cs="Times New Roman"/>
+          <w:strike/>
+          <w:kern w:val="0"/>
+          <w:lang w:eastAsia="en-GB"/>
+          <w14:ligatures w14:val="none"/>
+          <w:rPrChange w:id="117" w:author="Adam Beatty" w:date="2026-07-19T14:40:00Z" w16du:dateUtc="2026-07-19T13:40:00Z">
+            <w:rPr>
+              <w:rFonts w:ascii="Times New Roman" w:hAnsi="Times New Roman" w:cs="Times New Roman"/>
+              <w:kern w:val="0"/>
+              <w:lang w:eastAsia="en-GB"/>
+              <w14:ligatures w14:val="none"/>
+            </w:rPr>
+          </w:rPrChange>
+        </w:rPr>
+        <w:t>rather than experimental</w:t>
+      </w:r>
+      <w:r>
+        <w:rPr>
+          <w:rFonts w:ascii="Times New Roman" w:hAnsi="Times New Roman" w:cs="Times New Roman"/>
+          <w:kern w:val="0"/>
+          <w:lang w:eastAsia="en-GB"/>
+          <w14:ligatures w14:val="none"/>
+        </w:rPr>
+        <w:t>.</w:t>
       </w:r>
       <w:r>
         <w:rPr>
@@ -2271,7 +3037,35 @@
           <w:lang w:eastAsia="en-GB"/>
           <w14:ligatures w14:val="none"/>
         </w:rPr>
-        <w:t>This requires recruiting and retaining personnel with expertise in robotics, artificial intelligence, software engineering and electronic warfare while integrating these specialists with operational commanders rather than separating technical and tactical functions</w:t>
+        <w:t xml:space="preserve">This requires recruiting and retaining personnel with expertise in robotics, artificial intelligence, software engineering and electronic warfare while integrating these specialists with operational commanders rather than </w:t>
+      </w:r>
+      <w:r>
+        <w:rPr>
+          <w:rFonts w:ascii="Times New Roman" w:hAnsi="Times New Roman" w:cs="Times New Roman"/>
+          <w:i/>
+          <w:iCs/>
+          <w:kern w:val="0"/>
+          <w:lang w:eastAsia="en-GB"/>
+          <w14:ligatures w14:val="none"/>
+          <w:rPrChange w:id="118" w:author="Adam Beatty" w:date="2026-07-19T14:42:00Z" w16du:dateUtc="2026-07-19T13:42:00Z">
+            <w:rPr>
+              <w:rFonts w:ascii="Times New Roman" w:hAnsi="Times New Roman" w:cs="Times New Roman"/>
+              <w:kern w:val="0"/>
+              <w:lang w:eastAsia="en-GB"/>
+              <w14:ligatures w14:val="none"/>
+            </w:rPr>
+          </w:rPrChange>
+        </w:rPr>
+        <w:t>separating</w:t>
+      </w:r>
+      <w:r>
+        <w:rPr>
+          <w:rFonts w:ascii="Times New Roman" w:hAnsi="Times New Roman" w:cs="Times New Roman"/>
+          <w:kern w:val="0"/>
+          <w:lang w:eastAsia="en-GB"/>
+          <w14:ligatures w14:val="none"/>
+        </w:rPr>
+        <w:t xml:space="preserve"> technical and tactical functions</w:t>
       </w:r>
       <w:r>
         <w:rPr>
@@ -2349,26 +3143,56 @@
         </w:rPr>
         <w:t>Professional military education must therefore incorporate autonomous systems, human-machine teaming and counter-UxS operations throughout career progression</w:t>
       </w:r>
-    </w:p>
-    <w:bookmarkEnd w:id="3"/>
+      <w:ins w:id="121" w:author="Adam Beatty" w:date="2026-07-19T14:41:00Z" w16du:dateUtc="2026-07-19T13:41:00Z">
+        <w:r>
+          <w:rPr>
+            <w:rFonts w:ascii="Times New Roman" w:hAnsi="Times New Roman" w:cs="Times New Roman"/>
+            <w:kern w:val="0"/>
+            <w:lang w:eastAsia="en-GB"/>
+            <w14:ligatures w14:val="none"/>
+          </w:rPr>
+          <w:t>.</w:t>
+        </w:r>
+      </w:ins>
+    </w:p>
+    <w:bookmarkEnd w:id="99"/>
     <w:p>
       <w:pPr>
         <w:spacing w:after="0" w:line="360" w:lineRule="auto"/>
         <w:jc w:val="both"/>
         <w:rPr>
           <w:rFonts w:ascii="Times New Roman" w:hAnsi="Times New Roman" w:cs="Times New Roman"/>
-          <w:kern w:val="0"/>
-          <w:lang w:eastAsia="en-GB"/>
-          <w14:ligatures w14:val="none"/>
-        </w:rPr>
-      </w:pPr>
-      <w:r>
-        <w:rPr>
-          <w:rFonts w:ascii="Times New Roman" w:hAnsi="Times New Roman" w:cs="Times New Roman"/>
-          <w:kern w:val="0"/>
-          <w:lang w:eastAsia="en-GB"/>
-          <w14:ligatures w14:val="none"/>
-        </w:rPr>
+          <w:strike/>
+          <w:kern w:val="0"/>
+          <w:lang w:eastAsia="en-GB"/>
+          <w14:ligatures w14:val="none"/>
+          <w:rPrChange w:id="122" w:author="Adam Beatty" w:date="2026-07-19T14:43:00Z" w16du:dateUtc="2026-07-19T13:43:00Z">
+            <w:rPr>
+              <w:rFonts w:ascii="Times New Roman" w:hAnsi="Times New Roman" w:cs="Times New Roman"/>
+              <w:kern w:val="0"/>
+              <w:lang w:eastAsia="en-GB"/>
+              <w14:ligatures w14:val="none"/>
+            </w:rPr>
+          </w:rPrChange>
+        </w:rPr>
+      </w:pPr>
+      <w:r>
+        <w:rPr>
+          <w:rFonts w:ascii="Times New Roman" w:hAnsi="Times New Roman" w:cs="Times New Roman"/>
+          <w:strike/>
+          <w:kern w:val="0"/>
+          <w:lang w:eastAsia="en-GB"/>
+          <w14:ligatures w14:val="none"/>
+          <w:rPrChange w:id="123" w:author="Adam Beatty" w:date="2026-07-19T14:43:00Z" w16du:dateUtc="2026-07-19T13:43:00Z">
+            <w:rPr>
+              <w:rFonts w:ascii="Times New Roman" w:hAnsi="Times New Roman" w:cs="Times New Roman"/>
+              <w:kern w:val="0"/>
+              <w:lang w:eastAsia="en-GB"/>
+              <w14:ligatures w14:val="none"/>
+            </w:rPr>
+          </w:rPrChange>
+        </w:rPr>
+        <w:lastRenderedPageBreak/>
         <w:t>Institutionalising UxS requires adapting Defence Forces structures, procurement, training and career pathways to support their long-term integration. Professional military education must also embed UxS and human-machine teaming across all levels to make these capabilities a core part of future operations.</w:t>
       </w:r>
     </w:p>
@@ -2405,7 +3229,7 @@
           <w14:ligatures w14:val="none"/>
         </w:rPr>
       </w:pPr>
-      <w:bookmarkStart w:id="4" w:name="_Hlk235300244"/>
+      <w:bookmarkStart w:id="124" w:name="_Hlk235300244"/>
       <w:r>
         <w:rPr>
           <w:rFonts w:ascii="Times New Roman" w:hAnsi="Times New Roman" w:cs="Times New Roman"/>
@@ -2455,37 +3279,61 @@
           <w:lang w:eastAsia="en-GB"/>
           <w14:ligatures w14:val="none"/>
         </w:rPr>
-        <w:t xml:space="preserve">, training, exercising and evaluation. Wargaming allows commanders to </w:t>
-      </w:r>
-      <w:r>
-        <w:rPr>
-          <w:rFonts w:ascii="Times New Roman" w:hAnsi="Times New Roman" w:cs="Times New Roman"/>
-          <w:kern w:val="0"/>
-          <w:lang w:eastAsia="en-GB"/>
-          <w14:ligatures w14:val="none"/>
-        </w:rPr>
-        <w:lastRenderedPageBreak/>
-        <w:t>explore how UxS enabled light infantry denial operations</w:t>
-      </w:r>
-      <w:r>
-        <w:rPr>
-          <w:rStyle w:val="FootnoteReference"/>
-          <w:rFonts w:ascii="Times New Roman" w:hAnsi="Times New Roman" w:cs="Times New Roman"/>
-          <w:kern w:val="0"/>
-          <w:lang w:eastAsia="en-GB"/>
-          <w14:ligatures w14:val="none"/>
-        </w:rPr>
-        <w:footnoteReference w:id="39"/>
-      </w:r>
-      <w:r>
-        <w:rPr>
-          <w:rFonts w:ascii="Times New Roman" w:hAnsi="Times New Roman" w:cs="Times New Roman"/>
-          <w:kern w:val="0"/>
-          <w:lang w:eastAsia="en-GB"/>
-          <w14:ligatures w14:val="none"/>
-        </w:rPr>
-        <w:t xml:space="preserve"> could respond to likely threats against Irish territory or critical infrastructure.</w:t>
-      </w:r>
+        <w:t>, training, exercising and evaluation. Wargaming allows commanders to explore how UxS enabled light infantry denial operations</w:t>
+      </w:r>
+      <w:del w:id="131" w:author="Adam Beatty" w:date="2026-07-19T15:06:00Z" w16du:dateUtc="2026-07-19T14:06:00Z">
+        <w:r>
+          <w:rPr>
+            <w:rStyle w:val="FootnoteReference"/>
+            <w:rFonts w:ascii="Times New Roman" w:hAnsi="Times New Roman" w:cs="Times New Roman"/>
+            <w:kern w:val="0"/>
+            <w:lang w:eastAsia="en-GB"/>
+            <w14:ligatures w14:val="none"/>
+          </w:rPr>
+          <w:footnoteReference w:id="39"/>
+        </w:r>
+      </w:del>
+      <w:r>
+        <w:rPr>
+          <w:rFonts w:ascii="Times New Roman" w:hAnsi="Times New Roman" w:cs="Times New Roman"/>
+          <w:kern w:val="0"/>
+          <w:lang w:eastAsia="en-GB"/>
+          <w14:ligatures w14:val="none"/>
+        </w:rPr>
+        <w:t xml:space="preserve"> could respond to </w:t>
+      </w:r>
+      <w:del w:id="137" w:author="Adam Beatty" w:date="2026-07-19T15:06:00Z" w16du:dateUtc="2026-07-19T14:06:00Z">
+        <w:r>
+          <w:rPr>
+            <w:rFonts w:ascii="Times New Roman" w:hAnsi="Times New Roman" w:cs="Times New Roman"/>
+            <w:kern w:val="0"/>
+            <w:lang w:eastAsia="en-GB"/>
+            <w14:ligatures w14:val="none"/>
+          </w:rPr>
+          <w:delText xml:space="preserve">likely </w:delText>
+        </w:r>
+      </w:del>
+      <w:r>
+        <w:rPr>
+          <w:rFonts w:ascii="Times New Roman" w:hAnsi="Times New Roman" w:cs="Times New Roman"/>
+          <w:kern w:val="0"/>
+          <w:lang w:eastAsia="en-GB"/>
+          <w14:ligatures w14:val="none"/>
+        </w:rPr>
+        <w:t>threats against Irish territory or critical infrastructure.</w:t>
+      </w:r>
+      <w:ins w:id="138" w:author="Adam Beatty" w:date="2026-07-19T15:06:00Z" w16du:dateUtc="2026-07-19T14:06:00Z">
+        <w:r>
+          <w:rPr>
+            <w:rStyle w:val="FootnoteReference"/>
+            <w:rFonts w:ascii="Times New Roman" w:hAnsi="Times New Roman" w:cs="Times New Roman"/>
+            <w:kern w:val="0"/>
+            <w:lang w:eastAsia="en-GB"/>
+            <w14:ligatures w14:val="none"/>
+          </w:rPr>
+          <w:footnoteReference w:id="40"/>
+        </w:r>
+      </w:ins>
     </w:p>
     <w:p>
       <w:pPr>
@@ -2497,9 +3345,20 @@
           <w:rFonts w:ascii="Times New Roman" w:hAnsi="Times New Roman" w:cs="Times New Roman"/>
           <w:b/>
           <w:bCs/>
-          <w:kern w:val="0"/>
-          <w:lang w:eastAsia="en-GB"/>
-          <w14:ligatures w14:val="none"/>
+          <w:strike/>
+          <w:kern w:val="0"/>
+          <w:lang w:eastAsia="en-GB"/>
+          <w14:ligatures w14:val="none"/>
+          <w:rPrChange w:id="145" w:author="Adam Beatty" w:date="2026-07-19T15:13:00Z" w16du:dateUtc="2026-07-19T14:13:00Z">
+            <w:rPr>
+              <w:rFonts w:ascii="Times New Roman" w:hAnsi="Times New Roman" w:cs="Times New Roman"/>
+              <w:b/>
+              <w:bCs/>
+              <w:kern w:val="0"/>
+              <w:lang w:eastAsia="en-GB"/>
+              <w14:ligatures w14:val="none"/>
+            </w:rPr>
+          </w:rPrChange>
         </w:rPr>
       </w:pPr>
     </w:p>
@@ -2508,18 +3367,29 @@
         <w:spacing w:after="0" w:line="360" w:lineRule="auto"/>
         <w:jc w:val="both"/>
         <w:rPr>
-          <w:rFonts w:ascii="Times New Roman" w:hAnsi="Times New Roman" w:cs="Times New Roman"/>
-          <w:kern w:val="0"/>
-          <w:lang w:eastAsia="en-GB"/>
-          <w14:ligatures w14:val="none"/>
-        </w:rPr>
-      </w:pPr>
-      <w:r>
-        <w:rPr>
-          <w:rFonts w:ascii="Times New Roman" w:hAnsi="Times New Roman" w:cs="Times New Roman"/>
-          <w:kern w:val="0"/>
-          <w:lang w:eastAsia="en-GB"/>
-          <w14:ligatures w14:val="none"/>
+          <w:ins w:id="146" w:author="Adam Beatty" w:date="2026-07-19T16:15:00Z" w16du:dateUtc="2026-07-19T15:15:00Z"/>
+          <w:rFonts w:ascii="Times New Roman" w:hAnsi="Times New Roman" w:cs="Times New Roman"/>
+          <w:kern w:val="0"/>
+          <w:lang w:eastAsia="en-GB"/>
+          <w14:ligatures w14:val="none"/>
+        </w:rPr>
+      </w:pPr>
+      <w:commentRangeStart w:id="147"/>
+      <w:r>
+        <w:rPr>
+          <w:rFonts w:ascii="Times New Roman" w:hAnsi="Times New Roman" w:cs="Times New Roman"/>
+          <w:strike/>
+          <w:kern w:val="0"/>
+          <w:lang w:eastAsia="en-GB"/>
+          <w14:ligatures w14:val="none"/>
+          <w:rPrChange w:id="148" w:author="Adam Beatty" w:date="2026-07-19T15:13:00Z" w16du:dateUtc="2026-07-19T14:13:00Z">
+            <w:rPr>
+              <w:rFonts w:ascii="Times New Roman" w:hAnsi="Times New Roman" w:cs="Times New Roman"/>
+              <w:kern w:val="0"/>
+              <w:lang w:eastAsia="en-GB"/>
+              <w14:ligatures w14:val="none"/>
+            </w:rPr>
+          </w:rPrChange>
         </w:rPr>
         <w:t>New ideas acquire legitimacy through training and evaluation against realistic operational problems</w:t>
       </w:r>
@@ -2527,70 +3397,152 @@
         <w:rPr>
           <w:rStyle w:val="FootnoteReference"/>
           <w:rFonts w:ascii="Times New Roman" w:hAnsi="Times New Roman" w:cs="Times New Roman"/>
-          <w:kern w:val="0"/>
-          <w:lang w:eastAsia="en-GB"/>
-          <w14:ligatures w14:val="none"/>
-        </w:rPr>
-        <w:footnoteReference w:id="40"/>
-      </w:r>
-      <w:r>
-        <w:rPr>
-          <w:rFonts w:ascii="Times New Roman" w:hAnsi="Times New Roman" w:cs="Times New Roman"/>
-          <w:kern w:val="0"/>
-          <w:lang w:eastAsia="en-GB"/>
-          <w14:ligatures w14:val="none"/>
-        </w:rPr>
-        <w:t>. As tactics become standardised and personnel gain operational confidence, UxS integration transitions from innovation to normal military practice</w:t>
+          <w:strike/>
+          <w:kern w:val="0"/>
+          <w:lang w:eastAsia="en-GB"/>
+          <w14:ligatures w14:val="none"/>
+          <w:rPrChange w:id="149" w:author="Adam Beatty" w:date="2026-07-19T15:13:00Z" w16du:dateUtc="2026-07-19T14:13:00Z">
+            <w:rPr>
+              <w:rStyle w:val="FootnoteReference"/>
+              <w:rFonts w:ascii="Times New Roman" w:hAnsi="Times New Roman" w:cs="Times New Roman"/>
+              <w:kern w:val="0"/>
+              <w:lang w:eastAsia="en-GB"/>
+              <w14:ligatures w14:val="none"/>
+            </w:rPr>
+          </w:rPrChange>
+        </w:rPr>
+        <w:footnoteReference w:id="41"/>
+      </w:r>
+      <w:r>
+        <w:rPr>
+          <w:rFonts w:ascii="Times New Roman" w:hAnsi="Times New Roman" w:cs="Times New Roman"/>
+          <w:strike/>
+          <w:kern w:val="0"/>
+          <w:lang w:eastAsia="en-GB"/>
+          <w14:ligatures w14:val="none"/>
+          <w:rPrChange w:id="152" w:author="Adam Beatty" w:date="2026-07-19T15:13:00Z" w16du:dateUtc="2026-07-19T14:13:00Z">
+            <w:rPr>
+              <w:rFonts w:ascii="Times New Roman" w:hAnsi="Times New Roman" w:cs="Times New Roman"/>
+              <w:kern w:val="0"/>
+              <w:lang w:eastAsia="en-GB"/>
+              <w14:ligatures w14:val="none"/>
+            </w:rPr>
+          </w:rPrChange>
+        </w:rPr>
+        <w:t>.</w:t>
+      </w:r>
+      <w:r>
+        <w:rPr>
+          <w:rFonts w:ascii="Times New Roman" w:hAnsi="Times New Roman" w:cs="Times New Roman"/>
+          <w:kern w:val="0"/>
+          <w:lang w:eastAsia="en-GB"/>
+          <w14:ligatures w14:val="none"/>
+        </w:rPr>
+        <w:t xml:space="preserve"> </w:t>
+      </w:r>
+      <w:commentRangeEnd w:id="147"/>
+      <w:r>
+        <w:rPr>
+          <w:rStyle w:val="CommentReference"/>
+          <w:rFonts w:ascii="Times New Roman" w:hAnsi="Times New Roman" w:cs="Times New Roman"/>
+          <w:strike/>
+          <w:kern w:val="0"/>
+          <w:sz w:val="24"/>
+          <w:szCs w:val="24"/>
+          <w:lang w:eastAsia="en-GB"/>
+          <w14:ligatures w14:val="none"/>
+          <w:rPrChange w:id="153" w:author="Adam Beatty" w:date="2026-07-19T16:47:00Z" w16du:dateUtc="2026-07-19T15:47:00Z">
+            <w:rPr>
+              <w:rStyle w:val="CommentReference"/>
+              <w:rFonts w:ascii="Times New Roman" w:hAnsi="Times New Roman" w:cs="Times New Roman"/>
+              <w:kern w:val="0"/>
+              <w:sz w:val="24"/>
+              <w:szCs w:val="24"/>
+              <w:lang w:eastAsia="en-GB"/>
+              <w14:ligatures w14:val="none"/>
+            </w:rPr>
+          </w:rPrChange>
+        </w:rPr>
+        <w:commentReference w:id="147"/>
+      </w:r>
+      <w:commentRangeStart w:id="154"/>
+      <w:r>
+        <w:rPr>
+          <w:rFonts w:ascii="Times New Roman" w:hAnsi="Times New Roman" w:cs="Times New Roman"/>
+          <w:strike/>
+          <w:kern w:val="0"/>
+          <w:lang w:eastAsia="en-GB"/>
+          <w14:ligatures w14:val="none"/>
+          <w:rPrChange w:id="155" w:author="Adam Beatty" w:date="2026-07-19T16:47:00Z" w16du:dateUtc="2026-07-19T15:47:00Z">
+            <w:rPr>
+              <w:rFonts w:ascii="Times New Roman" w:hAnsi="Times New Roman" w:cs="Times New Roman"/>
+              <w:kern w:val="0"/>
+              <w:lang w:eastAsia="en-GB"/>
+              <w14:ligatures w14:val="none"/>
+            </w:rPr>
+          </w:rPrChange>
+        </w:rPr>
+        <w:t>As tactics become standardised and personnel gain operational confidence, UxS integration transitions from innovation to normal military practice</w:t>
       </w:r>
       <w:r>
         <w:rPr>
           <w:rStyle w:val="FootnoteReference"/>
           <w:rFonts w:ascii="Times New Roman" w:hAnsi="Times New Roman" w:cs="Times New Roman"/>
-          <w:kern w:val="0"/>
-          <w:lang w:eastAsia="en-GB"/>
-          <w14:ligatures w14:val="none"/>
-        </w:rPr>
-        <w:footnoteReference w:id="41"/>
-      </w:r>
-      <w:r>
-        <w:rPr>
-          <w:rFonts w:ascii="Times New Roman" w:hAnsi="Times New Roman" w:cs="Times New Roman"/>
-          <w:kern w:val="0"/>
-          <w:lang w:eastAsia="en-GB"/>
-          <w14:ligatures w14:val="none"/>
-        </w:rPr>
-        <w:t>. Importantly, this iterative process provides political leaders with demonstrable evidence that investment in autonomous systems generates measurable improvements in operational effectiveness</w:t>
-      </w:r>
-      <w:r>
-        <w:rPr>
-          <w:rStyle w:val="FootnoteReference"/>
-          <w:rFonts w:ascii="Times New Roman" w:hAnsi="Times New Roman" w:cs="Times New Roman"/>
-          <w:kern w:val="0"/>
-          <w:lang w:eastAsia="en-GB"/>
-          <w14:ligatures w14:val="none"/>
+          <w:strike/>
+          <w:kern w:val="0"/>
+          <w:lang w:eastAsia="en-GB"/>
+          <w14:ligatures w14:val="none"/>
+          <w:rPrChange w:id="156" w:author="Adam Beatty" w:date="2026-07-19T16:47:00Z" w16du:dateUtc="2026-07-19T15:47:00Z">
+            <w:rPr>
+              <w:rStyle w:val="FootnoteReference"/>
+              <w:rFonts w:ascii="Times New Roman" w:hAnsi="Times New Roman" w:cs="Times New Roman"/>
+              <w:kern w:val="0"/>
+              <w:lang w:eastAsia="en-GB"/>
+              <w14:ligatures w14:val="none"/>
+            </w:rPr>
+          </w:rPrChange>
         </w:rPr>
         <w:footnoteReference w:id="42"/>
       </w:r>
       <w:r>
         <w:rPr>
           <w:rFonts w:ascii="Times New Roman" w:hAnsi="Times New Roman" w:cs="Times New Roman"/>
-          <w:kern w:val="0"/>
-          <w:lang w:eastAsia="en-GB"/>
-          <w14:ligatures w14:val="none"/>
+          <w:strike/>
+          <w:kern w:val="0"/>
+          <w:lang w:eastAsia="en-GB"/>
+          <w14:ligatures w14:val="none"/>
+          <w:rPrChange w:id="159" w:author="Adam Beatty" w:date="2026-07-19T16:47:00Z" w16du:dateUtc="2026-07-19T15:47:00Z">
+            <w:rPr>
+              <w:rFonts w:ascii="Times New Roman" w:hAnsi="Times New Roman" w:cs="Times New Roman"/>
+              <w:kern w:val="0"/>
+              <w:lang w:eastAsia="en-GB"/>
+              <w14:ligatures w14:val="none"/>
+            </w:rPr>
+          </w:rPrChange>
         </w:rPr>
         <w:t>.</w:t>
       </w:r>
       <w:r>
+        <w:rPr>
+          <w:rFonts w:ascii="Times New Roman" w:hAnsi="Times New Roman" w:cs="Times New Roman"/>
+          <w:kern w:val="0"/>
+          <w:lang w:eastAsia="en-GB"/>
+          <w14:ligatures w14:val="none"/>
+        </w:rPr>
         <w:t xml:space="preserve"> </w:t>
       </w:r>
-      <w:r>
-        <w:rPr>
-          <w:rFonts w:ascii="Times New Roman" w:hAnsi="Times New Roman" w:cs="Times New Roman"/>
-          <w:kern w:val="0"/>
-          <w:lang w:eastAsia="en-GB"/>
-          <w14:ligatures w14:val="none"/>
-        </w:rPr>
-        <w:t>Rather than relying upon theoretical arguments, Defence can point to validated concepts, tested doctrine and exercised capability as justification for continued investment.</w:t>
+      <w:commentRangeEnd w:id="154"/>
+      <w:r>
+        <w:rPr>
+          <w:rStyle w:val="CommentReference"/>
+          <w:rFonts w:ascii="Times New Roman" w:hAnsi="Times New Roman" w:cs="Times New Roman"/>
+          <w:kern w:val="0"/>
+          <w:sz w:val="24"/>
+          <w:szCs w:val="24"/>
+          <w:lang w:eastAsia="en-GB"/>
+          <w14:ligatures w14:val="none"/>
+        </w:rPr>
+        <w:commentReference w:id="154"/>
       </w:r>
     </w:p>
     <w:p>
@@ -2598,71 +3550,672 @@
         <w:spacing w:after="0" w:line="360" w:lineRule="auto"/>
         <w:jc w:val="both"/>
         <w:rPr>
-          <w:rFonts w:ascii="Times New Roman" w:hAnsi="Times New Roman" w:cs="Times New Roman"/>
-          <w:kern w:val="0"/>
-          <w:lang w:eastAsia="en-GB"/>
-          <w14:ligatures w14:val="none"/>
-        </w:rPr>
-      </w:pPr>
-      <w:r>
-        <w:rPr>
-          <w:rFonts w:ascii="Times New Roman" w:hAnsi="Times New Roman" w:cs="Times New Roman"/>
-          <w:kern w:val="0"/>
-          <w:lang w:eastAsia="en-GB"/>
-          <w14:ligatures w14:val="none"/>
-        </w:rPr>
-        <w:t>Lessons identified during experimentation must directly inform doctrinal refinement, force structure and procurement decisions</w:t>
-      </w:r>
-      <w:r>
-        <w:rPr>
-          <w:rStyle w:val="FootnoteReference"/>
-          <w:rFonts w:ascii="Times New Roman" w:hAnsi="Times New Roman" w:cs="Times New Roman"/>
-          <w:kern w:val="0"/>
-          <w:lang w:eastAsia="en-GB"/>
-          <w14:ligatures w14:val="none"/>
-        </w:rPr>
-        <w:footnoteReference w:id="43"/>
-      </w:r>
-      <w:r>
-        <w:rPr>
-          <w:rFonts w:ascii="Times New Roman" w:hAnsi="Times New Roman" w:cs="Times New Roman"/>
-          <w:kern w:val="0"/>
-          <w:lang w:eastAsia="en-GB"/>
-          <w14:ligatures w14:val="none"/>
-        </w:rPr>
-        <w:t>.</w:t>
-      </w:r>
-      <w:r>
-        <w:t xml:space="preserve"> </w:t>
-      </w:r>
-      <w:r>
-        <w:rPr>
-          <w:rFonts w:ascii="Times New Roman" w:hAnsi="Times New Roman" w:cs="Times New Roman"/>
-          <w:kern w:val="0"/>
-          <w:lang w:eastAsia="en-GB"/>
-          <w14:ligatures w14:val="none"/>
-        </w:rPr>
-        <w:t>The insights provided from these processes should inform progressively more demanding field exercises where unmanned systems operate alongside conventional forces under realistic conditions.</w:t>
-      </w:r>
-    </w:p>
-    <w:bookmarkEnd w:id="4"/>
+          <w:ins w:id="160" w:author="Adam Beatty" w:date="2026-07-19T16:15:00Z" w16du:dateUtc="2026-07-19T15:15:00Z"/>
+          <w:rFonts w:ascii="Times New Roman" w:hAnsi="Times New Roman" w:cs="Times New Roman"/>
+          <w:kern w:val="0"/>
+          <w:lang w:eastAsia="en-GB"/>
+          <w14:ligatures w14:val="none"/>
+        </w:rPr>
+      </w:pPr>
+    </w:p>
+    <w:p>
+      <w:pPr>
+        <w:rPr>
+          <w:ins w:id="161" w:author="Adam Beatty" w:date="2026-07-19T16:15:00Z" w16du:dateUtc="2026-07-19T15:15:00Z"/>
+          <w:rFonts w:ascii="Times New Roman" w:hAnsi="Times New Roman" w:cs="Times New Roman"/>
+          <w:kern w:val="0"/>
+          <w:lang w:eastAsia="en-GB"/>
+          <w14:ligatures w14:val="none"/>
+        </w:rPr>
+        <w:pPrChange w:id="162" w:author="Adam Beatty" w:date="2026-07-19T16:32:00Z" w16du:dateUtc="2026-07-19T15:32:00Z">
+          <w:pPr>
+            <w:spacing w:after="0" w:line="360" w:lineRule="auto"/>
+            <w:jc w:val="both"/>
+          </w:pPr>
+        </w:pPrChange>
+      </w:pPr>
+      <w:ins w:id="163" w:author="Adam Beatty" w:date="2026-07-19T16:26:00Z" w16du:dateUtc="2026-07-19T15:26:00Z">
+        <w:r>
+          <w:rPr>
+            <w:rFonts w:ascii="Times New Roman" w:hAnsi="Times New Roman" w:cs="Times New Roman"/>
+            <w:kern w:val="0"/>
+            <w:lang w:eastAsia="en-GB"/>
+            <w14:ligatures w14:val="none"/>
+          </w:rPr>
+          <w:t>S</w:t>
+        </w:r>
+      </w:ins>
+      <w:ins w:id="164" w:author="Adam Beatty" w:date="2026-07-19T16:21:00Z" w16du:dateUtc="2026-07-19T15:21:00Z">
+        <w:r>
+          <w:rPr>
+            <w:rFonts w:ascii="Times New Roman" w:hAnsi="Times New Roman" w:cs="Times New Roman"/>
+            <w:kern w:val="0"/>
+            <w:lang w:eastAsia="en-GB"/>
+            <w14:ligatures w14:val="none"/>
+          </w:rPr>
+          <w:t xml:space="preserve">ince </w:t>
+        </w:r>
+      </w:ins>
+      <w:ins w:id="165" w:author="Adam Beatty" w:date="2026-07-19T16:16:00Z">
+        <w:r>
+          <w:rPr>
+            <w:rFonts w:ascii="Times New Roman" w:hAnsi="Times New Roman" w:cs="Times New Roman"/>
+            <w:kern w:val="0"/>
+            <w:lang w:eastAsia="en-GB"/>
+            <w14:ligatures w14:val="none"/>
+          </w:rPr>
+          <w:t>Ireland is not being forced to adapt under fire</w:t>
+        </w:r>
+      </w:ins>
+      <w:ins w:id="166" w:author="Adam Beatty" w:date="2026-07-19T16:21:00Z" w16du:dateUtc="2026-07-19T15:21:00Z">
+        <w:r>
+          <w:rPr>
+            <w:rFonts w:ascii="Times New Roman" w:hAnsi="Times New Roman" w:cs="Times New Roman"/>
+            <w:kern w:val="0"/>
+            <w:lang w:eastAsia="en-GB"/>
+            <w14:ligatures w14:val="none"/>
+          </w:rPr>
+          <w:t>, it has</w:t>
+        </w:r>
+      </w:ins>
+      <w:ins w:id="167" w:author="Adam Beatty" w:date="2026-07-19T16:16:00Z">
+        <w:r>
+          <w:rPr>
+            <w:rFonts w:ascii="Times New Roman" w:hAnsi="Times New Roman" w:cs="Times New Roman"/>
+            <w:kern w:val="0"/>
+            <w:lang w:eastAsia="en-GB"/>
+            <w14:ligatures w14:val="none"/>
+          </w:rPr>
+          <w:t xml:space="preserve"> an opportunity to institutionalise UxS deliberately. Dubik argues that combat power depends not on technology alone but on the institutional systems that support its use</w:t>
+        </w:r>
+      </w:ins>
+      <w:ins w:id="168" w:author="Adam Beatty" w:date="2026-07-19T16:27:00Z" w16du:dateUtc="2026-07-19T15:27:00Z">
+        <w:r>
+          <w:rPr>
+            <w:rFonts w:ascii="Times New Roman" w:hAnsi="Times New Roman" w:cs="Times New Roman"/>
+            <w:kern w:val="0"/>
+            <w:lang w:eastAsia="en-GB"/>
+            <w14:ligatures w14:val="none"/>
+          </w:rPr>
+          <w:t>.</w:t>
+        </w:r>
+      </w:ins>
+      <w:ins w:id="169" w:author="Adam Beatty" w:date="2026-07-19T16:16:00Z" w16du:dateUtc="2026-07-19T15:16:00Z">
+        <w:r>
+          <w:rPr>
+            <w:rStyle w:val="FootnoteReference"/>
+            <w:rFonts w:ascii="Times New Roman" w:hAnsi="Times New Roman" w:cs="Times New Roman"/>
+            <w:kern w:val="0"/>
+            <w:lang w:eastAsia="en-GB"/>
+            <w14:ligatures w14:val="none"/>
+          </w:rPr>
+          <w:footnoteReference w:id="43"/>
+        </w:r>
+      </w:ins>
+      <w:ins w:id="172" w:author="Adam Beatty" w:date="2026-07-19T16:27:00Z" w16du:dateUtc="2026-07-19T15:27:00Z">
+        <w:r>
+          <w:rPr>
+            <w:rFonts w:ascii="Times New Roman" w:hAnsi="Times New Roman" w:cs="Times New Roman"/>
+            <w:kern w:val="0"/>
+            <w:lang w:eastAsia="en-GB"/>
+            <w14:ligatures w14:val="none"/>
+          </w:rPr>
+          <w:t xml:space="preserve"> </w:t>
+        </w:r>
+        <w:r>
+          <w:rPr>
+            <w:rFonts w:ascii="Times New Roman" w:hAnsi="Times New Roman" w:cs="Times New Roman"/>
+            <w:kern w:val="0"/>
+            <w:lang w:eastAsia="en-GB"/>
+            <w14:ligatures w14:val="none"/>
+          </w:rPr>
+          <w:t>T</w:t>
+        </w:r>
+      </w:ins>
+      <w:ins w:id="173" w:author="Adam Beatty" w:date="2026-07-19T16:27:00Z">
+        <w:r>
+          <w:rPr>
+            <w:rFonts w:ascii="Times New Roman" w:hAnsi="Times New Roman" w:cs="Times New Roman"/>
+            <w:kern w:val="0"/>
+            <w:lang w:eastAsia="en-GB"/>
+            <w14:ligatures w14:val="none"/>
+          </w:rPr>
+          <w:t xml:space="preserve">he test is whether DOTMLPF-I </w:t>
+        </w:r>
+      </w:ins>
+      <w:ins w:id="174" w:author="Adam Beatty" w:date="2026-07-19T16:31:00Z" w16du:dateUtc="2026-07-19T15:31:00Z">
+        <w:r>
+          <w:rPr>
+            <w:rFonts w:ascii="Times New Roman" w:hAnsi="Times New Roman" w:cs="Times New Roman"/>
+            <w:kern w:val="0"/>
+            <w:lang w:eastAsia="en-GB"/>
+            <w14:ligatures w14:val="none"/>
+          </w:rPr>
+          <w:t xml:space="preserve">adaptation </w:t>
+        </w:r>
+      </w:ins>
+      <w:ins w:id="175" w:author="Adam Beatty" w:date="2026-07-19T16:27:00Z">
+        <w:r>
+          <w:rPr>
+            <w:rFonts w:ascii="Times New Roman" w:hAnsi="Times New Roman" w:cs="Times New Roman"/>
+            <w:kern w:val="0"/>
+            <w:lang w:eastAsia="en-GB"/>
+            <w14:ligatures w14:val="none"/>
+          </w:rPr>
+          <w:t>makes tactical innovation repeatable.</w:t>
+        </w:r>
+      </w:ins>
+      <w:ins w:id="176" w:author="Adam Beatty" w:date="2026-07-19T16:16:00Z">
+        <w:r>
+          <w:rPr>
+            <w:rFonts w:ascii="Times New Roman" w:hAnsi="Times New Roman" w:cs="Times New Roman"/>
+            <w:kern w:val="0"/>
+            <w:lang w:eastAsia="en-GB"/>
+            <w14:ligatures w14:val="none"/>
+          </w:rPr>
+          <w:t xml:space="preserve"> Practitioner testimony illustrates the cost when tactical adaptation outruns </w:t>
+        </w:r>
+      </w:ins>
+      <w:ins w:id="177" w:author="Adam Beatty" w:date="2026-07-19T16:24:00Z" w16du:dateUtc="2026-07-19T15:24:00Z">
+        <w:r>
+          <w:rPr>
+            <w:rFonts w:ascii="Times New Roman" w:hAnsi="Times New Roman" w:cs="Times New Roman"/>
+            <w:kern w:val="0"/>
+            <w:lang w:eastAsia="en-GB"/>
+            <w14:ligatures w14:val="none"/>
+          </w:rPr>
+          <w:t>organisational change</w:t>
+        </w:r>
+      </w:ins>
+      <w:ins w:id="178" w:author="Adam Beatty" w:date="2026-07-19T16:16:00Z">
+        <w:r>
+          <w:rPr>
+            <w:rFonts w:ascii="Times New Roman" w:hAnsi="Times New Roman" w:cs="Times New Roman"/>
+            <w:kern w:val="0"/>
+            <w:lang w:eastAsia="en-GB"/>
+            <w14:ligatures w14:val="none"/>
+          </w:rPr>
+          <w:t>. One participant relayed an account of two Ukrainian drone teams jamming one another because they were not coordinated; neither could engage, and Ukrainian soldiers were killed.</w:t>
+        </w:r>
+      </w:ins>
+      <w:ins w:id="179" w:author="Adam Beatty" w:date="2026-07-19T16:17:00Z" w16du:dateUtc="2026-07-19T15:17:00Z">
+        <w:r>
+          <w:rPr>
+            <w:rStyle w:val="FootnoteReference"/>
+            <w:rFonts w:ascii="Times New Roman" w:hAnsi="Times New Roman" w:cs="Times New Roman"/>
+            <w:kern w:val="0"/>
+            <w:lang w:eastAsia="en-GB"/>
+            <w14:ligatures w14:val="none"/>
+          </w:rPr>
+          <w:footnoteReference w:id="44"/>
+        </w:r>
+      </w:ins>
+      <w:ins w:id="182" w:author="Adam Beatty" w:date="2026-07-19T16:16:00Z">
+        <w:r>
+          <w:rPr>
+            <w:rFonts w:ascii="Times New Roman" w:hAnsi="Times New Roman" w:cs="Times New Roman"/>
+            <w:kern w:val="0"/>
+            <w:lang w:eastAsia="en-GB"/>
+            <w14:ligatures w14:val="none"/>
+          </w:rPr>
+          <w:t xml:space="preserve"> This is Krepinevich's point in contemporary form: technology becomes capability only when operational innovation and organisational adaptation keep pace.</w:t>
+        </w:r>
+      </w:ins>
+      <w:ins w:id="183" w:author="Adam Beatty" w:date="2026-07-19T16:18:00Z" w16du:dateUtc="2026-07-19T15:18:00Z">
+        <w:r>
+          <w:rPr>
+            <w:rStyle w:val="FootnoteReference"/>
+            <w:rFonts w:ascii="Times New Roman" w:hAnsi="Times New Roman" w:cs="Times New Roman"/>
+            <w:kern w:val="0"/>
+            <w:lang w:eastAsia="en-GB"/>
+            <w14:ligatures w14:val="none"/>
+          </w:rPr>
+          <w:footnoteReference w:id="45"/>
+        </w:r>
+      </w:ins>
+      <w:ins w:id="186" w:author="Adam Beatty" w:date="2026-07-19T16:16:00Z">
+        <w:r>
+          <w:rPr>
+            <w:rFonts w:ascii="Times New Roman" w:hAnsi="Times New Roman" w:cs="Times New Roman"/>
+            <w:kern w:val="0"/>
+            <w:lang w:eastAsia="en-GB"/>
+            <w14:ligatures w14:val="none"/>
+          </w:rPr>
+          <w:t xml:space="preserve"> </w:t>
+        </w:r>
+      </w:ins>
+    </w:p>
     <w:p>
       <w:pPr>
         <w:spacing w:after="0" w:line="360" w:lineRule="auto"/>
         <w:jc w:val="both"/>
         <w:rPr>
-          <w:rFonts w:ascii="Times New Roman" w:hAnsi="Times New Roman" w:cs="Times New Roman"/>
-          <w:kern w:val="0"/>
-          <w:lang w:eastAsia="en-GB"/>
-          <w14:ligatures w14:val="none"/>
-        </w:rPr>
-      </w:pPr>
-      <w:r>
-        <w:rPr>
-          <w:rFonts w:ascii="Times New Roman" w:hAnsi="Times New Roman" w:cs="Times New Roman"/>
-          <w:kern w:val="0"/>
-          <w:lang w:eastAsia="en-GB"/>
-          <w14:ligatures w14:val="none"/>
+          <w:ins w:id="187" w:author="Adam Beatty" w:date="2026-07-19T16:15:00Z" w16du:dateUtc="2026-07-19T15:15:00Z"/>
+          <w:rFonts w:ascii="Times New Roman" w:hAnsi="Times New Roman" w:cs="Times New Roman"/>
+          <w:kern w:val="0"/>
+          <w:lang w:eastAsia="en-GB"/>
+          <w14:ligatures w14:val="none"/>
+        </w:rPr>
+      </w:pPr>
+    </w:p>
+    <w:p>
+      <w:pPr>
+        <w:spacing w:after="0" w:line="360" w:lineRule="auto"/>
+        <w:jc w:val="both"/>
+        <w:rPr>
+          <w:rFonts w:ascii="Times New Roman" w:hAnsi="Times New Roman" w:cs="Times New Roman"/>
+          <w:kern w:val="0"/>
+          <w:lang w:eastAsia="en-GB"/>
+          <w14:ligatures w14:val="none"/>
+        </w:rPr>
+      </w:pPr>
+      <w:commentRangeStart w:id="188"/>
+      <w:r>
+        <w:rPr>
+          <w:rFonts w:ascii="Times New Roman" w:hAnsi="Times New Roman" w:cs="Times New Roman"/>
+          <w:kern w:val="0"/>
+          <w:lang w:eastAsia="en-GB"/>
+          <w14:ligatures w14:val="none"/>
+        </w:rPr>
+        <w:t xml:space="preserve">Importantly, this iterative process provides political leaders with demonstrable evidence that investment in </w:t>
+      </w:r>
+      <w:ins w:id="189" w:author="Adam Beatty" w:date="2026-07-19T17:05:00Z" w16du:dateUtc="2026-07-19T16:05:00Z">
+        <w:r>
+          <w:rPr>
+            <w:rFonts w:ascii="Times New Roman" w:hAnsi="Times New Roman" w:cs="Times New Roman"/>
+            <w:kern w:val="0"/>
+            <w:lang w:eastAsia="en-GB"/>
+            <w14:ligatures w14:val="none"/>
+          </w:rPr>
+          <w:t>robotics</w:t>
+        </w:r>
+      </w:ins>
+      <w:del w:id="190" w:author="Adam Beatty" w:date="2026-07-19T17:05:00Z" w16du:dateUtc="2026-07-19T16:05:00Z">
+        <w:r>
+          <w:rPr>
+            <w:rFonts w:ascii="Times New Roman" w:hAnsi="Times New Roman" w:cs="Times New Roman"/>
+            <w:kern w:val="0"/>
+            <w:lang w:eastAsia="en-GB"/>
+            <w14:ligatures w14:val="none"/>
+          </w:rPr>
+          <w:delText>autonomous syste</w:delText>
+        </w:r>
+      </w:del>
+      <w:del w:id="191" w:author="Adam Beatty" w:date="2026-07-19T17:08:00Z" w16du:dateUtc="2026-07-19T16:08:00Z">
+        <w:r>
+          <w:rPr>
+            <w:rFonts w:ascii="Times New Roman" w:hAnsi="Times New Roman" w:cs="Times New Roman"/>
+            <w:kern w:val="0"/>
+            <w:lang w:eastAsia="en-GB"/>
+            <w14:ligatures w14:val="none"/>
+          </w:rPr>
+          <w:delText>ms</w:delText>
+        </w:r>
+      </w:del>
+      <w:r>
+        <w:rPr>
+          <w:rFonts w:ascii="Times New Roman" w:hAnsi="Times New Roman" w:cs="Times New Roman"/>
+          <w:kern w:val="0"/>
+          <w:lang w:eastAsia="en-GB"/>
+          <w14:ligatures w14:val="none"/>
+        </w:rPr>
+        <w:t xml:space="preserve"> generates measurable improvements in operational effectiveness</w:t>
+      </w:r>
+      <w:commentRangeEnd w:id="188"/>
+      <w:r>
+        <w:rPr>
+          <w:rStyle w:val="CommentReference"/>
+          <w:rFonts w:ascii="Times New Roman" w:hAnsi="Times New Roman" w:cs="Times New Roman"/>
+          <w:kern w:val="0"/>
+          <w:sz w:val="24"/>
+          <w:szCs w:val="24"/>
+          <w:lang w:eastAsia="en-GB"/>
+          <w14:ligatures w14:val="none"/>
+        </w:rPr>
+        <w:commentReference w:id="188"/>
+      </w:r>
+      <w:ins w:id="192" w:author="Adam Beatty" w:date="2026-07-19T16:59:00Z" w16du:dateUtc="2026-07-19T15:59:00Z">
+        <w:r>
+          <w:rPr>
+            <w:rFonts w:ascii="Times New Roman" w:hAnsi="Times New Roman" w:cs="Times New Roman"/>
+            <w:kern w:val="0"/>
+            <w:lang w:eastAsia="en-GB"/>
+            <w14:ligatures w14:val="none"/>
+          </w:rPr>
+          <w:t>.</w:t>
+        </w:r>
+      </w:ins>
+      <w:del w:id="193" w:author="Adam Beatty" w:date="2026-07-19T17:08:00Z" w16du:dateUtc="2026-07-19T16:08:00Z">
+        <w:r>
+          <w:rPr>
+            <w:rStyle w:val="FootnoteReference"/>
+            <w:rFonts w:ascii="Times New Roman" w:hAnsi="Times New Roman" w:cs="Times New Roman"/>
+            <w:kern w:val="0"/>
+            <w:lang w:eastAsia="en-GB"/>
+            <w14:ligatures w14:val="none"/>
+          </w:rPr>
+          <w:footnoteReference w:id="46"/>
+        </w:r>
+      </w:del>
+      <w:del w:id="203" w:author="Adam Beatty" w:date="2026-07-19T16:59:00Z" w16du:dateUtc="2026-07-19T15:59:00Z">
+        <w:r>
+          <w:rPr>
+            <w:rFonts w:ascii="Times New Roman" w:hAnsi="Times New Roman" w:cs="Times New Roman"/>
+            <w:kern w:val="0"/>
+            <w:lang w:eastAsia="en-GB"/>
+            <w14:ligatures w14:val="none"/>
+          </w:rPr>
+          <w:delText>.</w:delText>
+        </w:r>
+      </w:del>
+      <w:r>
+        <w:t xml:space="preserve"> </w:t>
+      </w:r>
+      <w:commentRangeStart w:id="204"/>
+      <w:r>
+        <w:rPr>
+          <w:rFonts w:ascii="Times New Roman" w:hAnsi="Times New Roman" w:cs="Times New Roman"/>
+          <w:kern w:val="0"/>
+          <w:lang w:eastAsia="en-GB"/>
+          <w14:ligatures w14:val="none"/>
+        </w:rPr>
+        <w:t xml:space="preserve">Rather than relying upon </w:t>
+      </w:r>
+      <w:del w:id="205" w:author="Adam Beatty" w:date="2026-07-19T17:01:00Z" w16du:dateUtc="2026-07-19T16:01:00Z">
+        <w:r>
+          <w:rPr>
+            <w:rFonts w:ascii="Times New Roman" w:hAnsi="Times New Roman" w:cs="Times New Roman"/>
+            <w:kern w:val="0"/>
+            <w:lang w:eastAsia="en-GB"/>
+            <w14:ligatures w14:val="none"/>
+          </w:rPr>
+          <w:delText>theoretical arguments</w:delText>
+        </w:r>
+      </w:del>
+      <w:ins w:id="206" w:author="Adam Beatty" w:date="2026-07-19T17:01:00Z" w16du:dateUtc="2026-07-19T16:01:00Z">
+        <w:r>
+          <w:rPr>
+            <w:rFonts w:ascii="Times New Roman" w:hAnsi="Times New Roman" w:cs="Times New Roman"/>
+            <w:kern w:val="0"/>
+            <w:lang w:eastAsia="en-GB"/>
+            <w14:ligatures w14:val="none"/>
+          </w:rPr>
+          <w:t>theory alone</w:t>
+        </w:r>
+      </w:ins>
+      <w:r>
+        <w:rPr>
+          <w:rFonts w:ascii="Times New Roman" w:hAnsi="Times New Roman" w:cs="Times New Roman"/>
+          <w:kern w:val="0"/>
+          <w:lang w:eastAsia="en-GB"/>
+          <w14:ligatures w14:val="none"/>
+        </w:rPr>
+        <w:t xml:space="preserve">, Defence can point to validated concepts, tested doctrine and exercised capability </w:t>
+      </w:r>
+      <w:del w:id="207" w:author="Adam Beatty" w:date="2026-07-19T17:09:00Z" w16du:dateUtc="2026-07-19T16:09:00Z">
+        <w:r>
+          <w:rPr>
+            <w:rFonts w:ascii="Times New Roman" w:hAnsi="Times New Roman" w:cs="Times New Roman"/>
+            <w:kern w:val="0"/>
+            <w:lang w:eastAsia="en-GB"/>
+            <w14:ligatures w14:val="none"/>
+          </w:rPr>
+          <w:delText>as justification for</w:delText>
+        </w:r>
+      </w:del>
+      <w:ins w:id="208" w:author="Adam Beatty" w:date="2026-07-19T17:09:00Z" w16du:dateUtc="2026-07-19T16:09:00Z">
+        <w:r>
+          <w:rPr>
+            <w:rFonts w:ascii="Times New Roman" w:hAnsi="Times New Roman" w:cs="Times New Roman"/>
+            <w:kern w:val="0"/>
+            <w:lang w:eastAsia="en-GB"/>
+            <w14:ligatures w14:val="none"/>
+          </w:rPr>
+          <w:t>to inform</w:t>
+        </w:r>
+      </w:ins>
+      <w:r>
+        <w:rPr>
+          <w:rFonts w:ascii="Times New Roman" w:hAnsi="Times New Roman" w:cs="Times New Roman"/>
+          <w:kern w:val="0"/>
+          <w:lang w:eastAsia="en-GB"/>
+          <w14:ligatures w14:val="none"/>
+        </w:rPr>
+        <w:t xml:space="preserve"> continued investment.</w:t>
+      </w:r>
+      <w:commentRangeEnd w:id="204"/>
+      <w:r>
+        <w:rPr>
+          <w:rStyle w:val="CommentReference"/>
+          <w:rFonts w:ascii="Times New Roman" w:hAnsi="Times New Roman" w:cs="Times New Roman"/>
+          <w:kern w:val="0"/>
+          <w:sz w:val="24"/>
+          <w:szCs w:val="24"/>
+          <w:vertAlign w:val="superscript"/>
+          <w:lang w:eastAsia="en-GB"/>
+          <w14:ligatures w14:val="none"/>
+        </w:rPr>
+        <w:commentReference w:id="204"/>
+      </w:r>
+      <w:ins w:id="209" w:author="Adam Beatty" w:date="2026-07-19T17:07:00Z" w16du:dateUtc="2026-07-19T16:07:00Z">
+        <w:r>
+          <w:rPr>
+            <w:rStyle w:val="FootnoteReference"/>
+            <w:rFonts w:ascii="Times New Roman" w:hAnsi="Times New Roman" w:cs="Times New Roman"/>
+            <w:kern w:val="0"/>
+            <w:lang w:eastAsia="en-GB"/>
+            <w14:ligatures w14:val="none"/>
+          </w:rPr>
+          <w:footnoteReference w:id="47"/>
+        </w:r>
+      </w:ins>
+    </w:p>
+    <w:p>
+      <w:pPr>
+        <w:spacing w:after="0" w:line="360" w:lineRule="auto"/>
+        <w:jc w:val="both"/>
+        <w:rPr>
+          <w:rFonts w:ascii="Times New Roman" w:hAnsi="Times New Roman" w:cs="Times New Roman"/>
+          <w:kern w:val="0"/>
+          <w:lang w:eastAsia="en-GB"/>
+          <w14:ligatures w14:val="none"/>
+        </w:rPr>
+      </w:pPr>
+      <w:commentRangeStart w:id="212"/>
+      <w:del w:id="213" w:author="Adam Beatty" w:date="2026-07-19T17:15:00Z" w16du:dateUtc="2026-07-19T16:15:00Z">
+        <w:r>
+          <w:rPr>
+            <w:rFonts w:ascii="Times New Roman" w:hAnsi="Times New Roman" w:cs="Times New Roman"/>
+            <w:kern w:val="0"/>
+            <w:lang w:eastAsia="en-GB"/>
+            <w14:ligatures w14:val="none"/>
+          </w:rPr>
+          <w:delText>Lessons identified during experimentation</w:delText>
+        </w:r>
+      </w:del>
+      <w:ins w:id="214" w:author="Adam Beatty" w:date="2026-07-19T17:15:00Z" w16du:dateUtc="2026-07-19T16:15:00Z">
+        <w:r>
+          <w:rPr>
+            <w:rFonts w:ascii="Times New Roman" w:hAnsi="Times New Roman" w:cs="Times New Roman"/>
+            <w:kern w:val="0"/>
+            <w:lang w:eastAsia="en-GB"/>
+            <w14:ligatures w14:val="none"/>
+          </w:rPr>
+          <w:t xml:space="preserve">Experimental </w:t>
+        </w:r>
+      </w:ins>
+      <w:ins w:id="215" w:author="Adam Beatty" w:date="2026-07-19T17:18:00Z" w16du:dateUtc="2026-07-19T16:18:00Z">
+        <w:r>
+          <w:rPr>
+            <w:rFonts w:ascii="Times New Roman" w:hAnsi="Times New Roman" w:cs="Times New Roman"/>
+            <w:kern w:val="0"/>
+            <w:lang w:eastAsia="en-GB"/>
+            <w14:ligatures w14:val="none"/>
+          </w:rPr>
+          <w:t>evidence</w:t>
+        </w:r>
+      </w:ins>
+      <w:r>
+        <w:rPr>
+          <w:rFonts w:ascii="Times New Roman" w:hAnsi="Times New Roman" w:cs="Times New Roman"/>
+          <w:kern w:val="0"/>
+          <w:lang w:eastAsia="en-GB"/>
+          <w14:ligatures w14:val="none"/>
+        </w:rPr>
+        <w:t xml:space="preserve"> must directly inform doctrinal refinement, force structure and procurement decisions</w:t>
+      </w:r>
+      <w:r>
+        <w:rPr>
+          <w:rStyle w:val="FootnoteReference"/>
+          <w:rFonts w:ascii="Times New Roman" w:hAnsi="Times New Roman" w:cs="Times New Roman"/>
+          <w:kern w:val="0"/>
+          <w:lang w:eastAsia="en-GB"/>
+          <w14:ligatures w14:val="none"/>
+        </w:rPr>
+        <w:footnoteReference w:id="48"/>
+      </w:r>
+      <w:r>
+        <w:rPr>
+          <w:rFonts w:ascii="Times New Roman" w:hAnsi="Times New Roman" w:cs="Times New Roman"/>
+          <w:kern w:val="0"/>
+          <w:lang w:eastAsia="en-GB"/>
+          <w14:ligatures w14:val="none"/>
+        </w:rPr>
+        <w:t>.</w:t>
+      </w:r>
+      <w:r>
+        <w:t xml:space="preserve"> </w:t>
+      </w:r>
+      <w:commentRangeEnd w:id="212"/>
+      <w:r>
+        <w:rPr>
+          <w:rStyle w:val="CommentReference"/>
+          <w:rFonts w:ascii="Times New Roman" w:hAnsi="Times New Roman" w:cs="Times New Roman"/>
+          <w:kern w:val="0"/>
+          <w:sz w:val="24"/>
+          <w:szCs w:val="24"/>
+          <w:lang w:eastAsia="en-GB"/>
+          <w14:ligatures w14:val="none"/>
+        </w:rPr>
+        <w:commentReference w:id="212"/>
+      </w:r>
+      <w:r>
+        <w:rPr>
+          <w:rFonts w:ascii="Times New Roman" w:hAnsi="Times New Roman" w:cs="Times New Roman"/>
+          <w:kern w:val="0"/>
+          <w:lang w:eastAsia="en-GB"/>
+          <w14:ligatures w14:val="none"/>
+        </w:rPr>
+        <w:t xml:space="preserve">The insights provided from these processes </w:t>
+      </w:r>
+      <w:del w:id="222" w:author="Adam Beatty" w:date="2026-07-19T17:27:00Z" w16du:dateUtc="2026-07-19T16:27:00Z">
+        <w:r>
+          <w:rPr>
+            <w:rFonts w:ascii="Times New Roman" w:hAnsi="Times New Roman" w:cs="Times New Roman"/>
+            <w:kern w:val="0"/>
+            <w:lang w:eastAsia="en-GB"/>
+            <w14:ligatures w14:val="none"/>
+          </w:rPr>
+          <w:delText xml:space="preserve">should </w:delText>
+        </w:r>
+      </w:del>
+      <w:ins w:id="223" w:author="Adam Beatty" w:date="2026-07-19T17:27:00Z" w16du:dateUtc="2026-07-19T16:27:00Z">
+        <w:r>
+          <w:rPr>
+            <w:rFonts w:ascii="Times New Roman" w:hAnsi="Times New Roman" w:cs="Times New Roman"/>
+            <w:kern w:val="0"/>
+            <w:lang w:eastAsia="en-GB"/>
+            <w14:ligatures w14:val="none"/>
+          </w:rPr>
+          <w:t>must</w:t>
+        </w:r>
+        <w:r>
+          <w:rPr>
+            <w:rFonts w:ascii="Times New Roman" w:hAnsi="Times New Roman" w:cs="Times New Roman"/>
+            <w:kern w:val="0"/>
+            <w:lang w:eastAsia="en-GB"/>
+            <w14:ligatures w14:val="none"/>
+          </w:rPr>
+          <w:t xml:space="preserve"> </w:t>
+        </w:r>
+      </w:ins>
+      <w:r>
+        <w:rPr>
+          <w:rFonts w:ascii="Times New Roman" w:hAnsi="Times New Roman" w:cs="Times New Roman"/>
+          <w:kern w:val="0"/>
+          <w:lang w:eastAsia="en-GB"/>
+          <w14:ligatures w14:val="none"/>
+        </w:rPr>
+        <w:t xml:space="preserve">inform progressively more demanding field exercises where </w:t>
+      </w:r>
+      <w:del w:id="224" w:author="Adam Beatty" w:date="2026-07-19T17:21:00Z" w16du:dateUtc="2026-07-19T16:21:00Z">
+        <w:r>
+          <w:rPr>
+            <w:rFonts w:ascii="Times New Roman" w:hAnsi="Times New Roman" w:cs="Times New Roman"/>
+            <w:kern w:val="0"/>
+            <w:lang w:eastAsia="en-GB"/>
+            <w14:ligatures w14:val="none"/>
+          </w:rPr>
+          <w:delText>unmanned systems</w:delText>
+        </w:r>
+      </w:del>
+      <w:ins w:id="225" w:author="Adam Beatty" w:date="2026-07-19T17:21:00Z" w16du:dateUtc="2026-07-19T16:21:00Z">
+        <w:r>
+          <w:rPr>
+            <w:rFonts w:ascii="Times New Roman" w:hAnsi="Times New Roman" w:cs="Times New Roman"/>
+            <w:kern w:val="0"/>
+            <w:lang w:eastAsia="en-GB"/>
+            <w14:ligatures w14:val="none"/>
+          </w:rPr>
+          <w:t>UxS</w:t>
+        </w:r>
+      </w:ins>
+      <w:r>
+        <w:rPr>
+          <w:rFonts w:ascii="Times New Roman" w:hAnsi="Times New Roman" w:cs="Times New Roman"/>
+          <w:kern w:val="0"/>
+          <w:lang w:eastAsia="en-GB"/>
+          <w14:ligatures w14:val="none"/>
+        </w:rPr>
+        <w:t xml:space="preserve"> operate alongside conventional forces under realistic conditions.</w:t>
+      </w:r>
+    </w:p>
+    <w:bookmarkEnd w:id="124"/>
+    <w:p>
+      <w:pPr>
+        <w:spacing w:after="0" w:line="360" w:lineRule="auto"/>
+        <w:jc w:val="both"/>
+        <w:rPr>
+          <w:rFonts w:ascii="Times New Roman" w:hAnsi="Times New Roman" w:cs="Times New Roman"/>
+          <w:strike/>
+          <w:kern w:val="0"/>
+          <w:lang w:eastAsia="en-GB"/>
+          <w14:ligatures w14:val="none"/>
+          <w:rPrChange w:id="226" w:author="Adam Beatty" w:date="2026-07-19T17:28:00Z" w16du:dateUtc="2026-07-19T16:28:00Z">
+            <w:rPr>
+              <w:rFonts w:ascii="Times New Roman" w:hAnsi="Times New Roman" w:cs="Times New Roman"/>
+              <w:kern w:val="0"/>
+              <w:lang w:eastAsia="en-GB"/>
+              <w14:ligatures w14:val="none"/>
+            </w:rPr>
+          </w:rPrChange>
+        </w:rPr>
+      </w:pPr>
+      <w:r>
+        <w:rPr>
+          <w:rFonts w:ascii="Times New Roman" w:hAnsi="Times New Roman" w:cs="Times New Roman"/>
+          <w:strike/>
+          <w:kern w:val="0"/>
+          <w:lang w:eastAsia="en-GB"/>
+          <w14:ligatures w14:val="none"/>
+          <w:rPrChange w:id="227" w:author="Adam Beatty" w:date="2026-07-19T17:28:00Z" w16du:dateUtc="2026-07-19T16:28:00Z">
+            <w:rPr>
+              <w:rFonts w:ascii="Times New Roman" w:hAnsi="Times New Roman" w:cs="Times New Roman"/>
+              <w:kern w:val="0"/>
+              <w:lang w:eastAsia="en-GB"/>
+              <w14:ligatures w14:val="none"/>
+            </w:rPr>
+          </w:rPrChange>
         </w:rPr>
         <w:t>Wargaming, training and experimentation are essential to test, validate and refine the operational use of UxS. The lessons identified should inform doctrine, force structure and procurement, while providing evidence to support continued investment.</w:t>
       </w:r>
@@ -2701,7 +4254,7 @@
           <w14:ligatures w14:val="none"/>
         </w:rPr>
       </w:pPr>
-      <w:bookmarkStart w:id="5" w:name="_Hlk235301718"/>
+      <w:bookmarkStart w:id="228" w:name="_Hlk235301718"/>
       <w:r>
         <w:rPr>
           <w:rFonts w:ascii="Times New Roman" w:hAnsi="Times New Roman" w:cs="Times New Roman"/>
@@ -2725,14 +4278,155 @@
           <w14:ligatures w14:val="none"/>
         </w:rPr>
       </w:pPr>
-      <w:r>
-        <w:rPr>
-          <w:rFonts w:ascii="Times New Roman" w:hAnsi="Times New Roman" w:cs="Times New Roman"/>
-          <w:kern w:val="0"/>
-          <w:lang w:eastAsia="en-GB"/>
-          <w14:ligatures w14:val="none"/>
-        </w:rPr>
-        <w:t>Maintaining credibility also requires continuous technological adaptation</w:t>
+      <w:ins w:id="229" w:author="Adam Beatty" w:date="2026-07-19T20:03:00Z">
+        <w:r>
+          <w:rPr>
+            <w:rFonts w:ascii="Times New Roman" w:hAnsi="Times New Roman" w:cs="Times New Roman"/>
+            <w:kern w:val="0"/>
+            <w:lang w:eastAsia="en-GB"/>
+            <w14:ligatures w14:val="none"/>
+          </w:rPr>
+          <w:t>Maintaining credibility</w:t>
+        </w:r>
+      </w:ins>
+      <w:ins w:id="230" w:author="Adam Beatty" w:date="2026-07-19T20:03:00Z" w16du:dateUtc="2026-07-19T19:03:00Z">
+        <w:r>
+          <w:rPr>
+            <w:rStyle w:val="FootnoteReference"/>
+            <w:rFonts w:ascii="Times New Roman" w:hAnsi="Times New Roman" w:cs="Times New Roman"/>
+            <w:kern w:val="0"/>
+            <w:lang w:eastAsia="en-GB"/>
+            <w14:ligatures w14:val="none"/>
+          </w:rPr>
+          <w:footnoteReference w:id="49"/>
+        </w:r>
+      </w:ins>
+      <w:ins w:id="233" w:author="Adam Beatty" w:date="2026-07-19T20:03:00Z">
+        <w:r>
+          <w:rPr>
+            <w:rFonts w:ascii="Times New Roman" w:hAnsi="Times New Roman" w:cs="Times New Roman"/>
+            <w:kern w:val="0"/>
+            <w:lang w:eastAsia="en-GB"/>
+            <w14:ligatures w14:val="none"/>
+          </w:rPr>
+          <w:t xml:space="preserve"> also requires continuous</w:t>
+        </w:r>
+      </w:ins>
+      <w:ins w:id="234" w:author="Adam Beatty" w:date="2026-07-19T20:04:00Z" w16du:dateUtc="2026-07-19T19:04:00Z">
+        <w:r>
+          <w:rPr>
+            <w:rStyle w:val="FootnoteReference"/>
+            <w:rFonts w:ascii="Times New Roman" w:hAnsi="Times New Roman" w:cs="Times New Roman"/>
+            <w:kern w:val="0"/>
+            <w:lang w:eastAsia="en-GB"/>
+            <w14:ligatures w14:val="none"/>
+          </w:rPr>
+          <w:footnoteReference w:id="50"/>
+        </w:r>
+      </w:ins>
+      <w:ins w:id="239" w:author="Adam Beatty" w:date="2026-07-19T20:03:00Z">
+        <w:r>
+          <w:rPr>
+            <w:rFonts w:ascii="Times New Roman" w:hAnsi="Times New Roman" w:cs="Times New Roman"/>
+            <w:kern w:val="0"/>
+            <w:lang w:eastAsia="en-GB"/>
+            <w14:ligatures w14:val="none"/>
+          </w:rPr>
+          <w:t xml:space="preserve"> </w:t>
+        </w:r>
+      </w:ins>
+      <w:ins w:id="240" w:author="Adam Beatty" w:date="2026-07-19T20:10:00Z" w16du:dateUtc="2026-07-19T19:10:00Z">
+        <w:r>
+          <w:rPr>
+            <w:rFonts w:ascii="Times New Roman" w:hAnsi="Times New Roman" w:cs="Times New Roman"/>
+            <w:kern w:val="0"/>
+            <w:lang w:eastAsia="en-GB"/>
+            <w14:ligatures w14:val="none"/>
+          </w:rPr>
+          <w:t>organisational</w:t>
+        </w:r>
+      </w:ins>
+      <w:ins w:id="241" w:author="Adam Beatty" w:date="2026-07-19T20:03:00Z">
+        <w:r>
+          <w:rPr>
+            <w:rFonts w:ascii="Times New Roman" w:hAnsi="Times New Roman" w:cs="Times New Roman"/>
+            <w:kern w:val="0"/>
+            <w:lang w:eastAsia="en-GB"/>
+            <w14:ligatures w14:val="none"/>
+          </w:rPr>
+          <w:t xml:space="preserve"> adaptation</w:t>
+        </w:r>
+      </w:ins>
+      <w:ins w:id="242" w:author="Adam Beatty" w:date="2026-07-19T20:04:00Z" w16du:dateUtc="2026-07-19T19:04:00Z">
+        <w:r>
+          <w:rPr>
+            <w:rStyle w:val="FootnoteReference"/>
+            <w:rFonts w:ascii="Times New Roman" w:hAnsi="Times New Roman" w:cs="Times New Roman"/>
+            <w:kern w:val="0"/>
+            <w:lang w:eastAsia="en-GB"/>
+            <w14:ligatures w14:val="none"/>
+          </w:rPr>
+          <w:footnoteReference w:id="51"/>
+        </w:r>
+      </w:ins>
+      <w:ins w:id="247" w:author="Adam Beatty" w:date="2026-07-19T20:03:00Z">
+        <w:r>
+          <w:rPr>
+            <w:rFonts w:ascii="Times New Roman" w:hAnsi="Times New Roman" w:cs="Times New Roman"/>
+            <w:kern w:val="0"/>
+            <w:lang w:eastAsia="en-GB"/>
+            <w14:ligatures w14:val="none"/>
+          </w:rPr>
+          <w:t>.</w:t>
+        </w:r>
+        <w:r>
+          <w:rPr>
+            <w:rFonts w:ascii="Times New Roman" w:hAnsi="Times New Roman" w:cs="Times New Roman"/>
+            <w:kern w:val="0"/>
+            <w:lang w:eastAsia="en-GB"/>
+            <w14:ligatures w14:val="none"/>
+          </w:rPr>
+          <w:t xml:space="preserve"> </w:t>
+        </w:r>
+      </w:ins>
+      <w:del w:id="248" w:author="Adam Beatty" w:date="2026-07-19T20:10:00Z" w16du:dateUtc="2026-07-19T19:10:00Z">
+        <w:r>
+          <w:rPr>
+            <w:rFonts w:ascii="Times New Roman" w:hAnsi="Times New Roman" w:cs="Times New Roman"/>
+            <w:kern w:val="0"/>
+            <w:lang w:eastAsia="en-GB"/>
+            <w14:ligatures w14:val="none"/>
+          </w:rPr>
+          <w:delText>Maintaining credibility also requires continuous technological adaptation</w:delText>
+        </w:r>
+        <w:r>
+          <w:rPr>
+            <w:rStyle w:val="FootnoteReference"/>
+            <w:rFonts w:ascii="Times New Roman" w:hAnsi="Times New Roman" w:cs="Times New Roman"/>
+            <w:kern w:val="0"/>
+            <w:lang w:eastAsia="en-GB"/>
+            <w14:ligatures w14:val="none"/>
+          </w:rPr>
+          <w:footnoteReference w:id="52"/>
+        </w:r>
+        <w:r>
+          <w:rPr>
+            <w:rFonts w:ascii="Times New Roman" w:hAnsi="Times New Roman" w:cs="Times New Roman"/>
+            <w:kern w:val="0"/>
+            <w:lang w:eastAsia="en-GB"/>
+            <w14:ligatures w14:val="none"/>
+          </w:rPr>
+          <w:delText xml:space="preserve">. </w:delText>
+        </w:r>
+      </w:del>
+      <w:r>
+        <w:rPr>
+          <w:rFonts w:ascii="Times New Roman" w:hAnsi="Times New Roman" w:cs="Times New Roman"/>
+          <w:kern w:val="0"/>
+          <w:lang w:eastAsia="en-GB"/>
+          <w14:ligatures w14:val="none"/>
+        </w:rPr>
+        <w:t>One of the defining characteristics of contemporary uncrewed warfare is the exceptionally rapid pace of innovation</w:t>
       </w:r>
       <w:r>
         <w:rPr>
@@ -2742,16 +4436,61 @@
           <w:lang w:eastAsia="en-GB"/>
           <w14:ligatures w14:val="none"/>
         </w:rPr>
-        <w:footnoteReference w:id="44"/>
-      </w:r>
-      <w:r>
-        <w:rPr>
-          <w:rFonts w:ascii="Times New Roman" w:hAnsi="Times New Roman" w:cs="Times New Roman"/>
-          <w:kern w:val="0"/>
-          <w:lang w:eastAsia="en-GB"/>
-          <w14:ligatures w14:val="none"/>
-        </w:rPr>
-        <w:t>. One of the defining characteristics of contemporary uncrewed warfare is the exceptionally rapid pace of innovation</w:t>
+        <w:footnoteReference w:id="53"/>
+      </w:r>
+      <w:r>
+        <w:rPr>
+          <w:rFonts w:ascii="Times New Roman" w:hAnsi="Times New Roman" w:cs="Times New Roman"/>
+          <w:kern w:val="0"/>
+          <w:lang w:eastAsia="en-GB"/>
+          <w14:ligatures w14:val="none"/>
+        </w:rPr>
+        <w:t>.</w:t>
+      </w:r>
+      <w:r>
+        <w:rPr>
+          <w:rFonts w:ascii="Times New Roman" w:hAnsi="Times New Roman" w:cs="Times New Roman"/>
+          <w:kern w:val="0"/>
+          <w:lang w:eastAsia="en-GB"/>
+          <w14:ligatures w14:val="none"/>
+        </w:rPr>
+        <w:t xml:space="preserve"> </w:t>
+      </w:r>
+      <w:r>
+        <w:rPr>
+          <w:rFonts w:ascii="Times New Roman" w:hAnsi="Times New Roman" w:cs="Times New Roman"/>
+          <w:kern w:val="0"/>
+          <w:lang w:eastAsia="en-GB"/>
+          <w14:ligatures w14:val="none"/>
+        </w:rPr>
+        <w:t>Ireland cannot therefore view UxS procurement as a once-off acquisition programme. Instead, defence planning must establish mechanisms for continual capability development through spiral acquisition</w:t>
+      </w:r>
+      <w:r>
+        <w:rPr>
+          <w:rFonts w:ascii="Times New Roman" w:hAnsi="Times New Roman" w:cs="Times New Roman"/>
+          <w:kern w:val="0"/>
+          <w:lang w:eastAsia="en-GB"/>
+          <w14:ligatures w14:val="none"/>
+        </w:rPr>
+        <w:t xml:space="preserve"> and a </w:t>
+      </w:r>
+      <w:r>
+        <w:rPr>
+          <w:rFonts w:ascii="Times New Roman" w:hAnsi="Times New Roman" w:cs="Times New Roman"/>
+          <w:kern w:val="0"/>
+          <w:lang w:eastAsia="en-GB"/>
+          <w14:ligatures w14:val="none"/>
+        </w:rPr>
+        <w:t xml:space="preserve">modular </w:t>
+      </w:r>
+      <w:r>
+        <w:rPr>
+          <w:rFonts w:ascii="Times New Roman" w:hAnsi="Times New Roman" w:cs="Times New Roman"/>
+          <w:kern w:val="0"/>
+          <w:lang w:eastAsia="en-GB"/>
+          <w14:ligatures w14:val="none"/>
+        </w:rPr>
+        <w:t>open systems approach</w:t>
       </w:r>
       <w:r>
         <w:rPr>
@@ -2761,7 +4500,16 @@
           <w:lang w:eastAsia="en-GB"/>
           <w14:ligatures w14:val="none"/>
         </w:rPr>
-        <w:footnoteReference w:id="45"/>
+        <w:footnoteReference w:id="54"/>
+      </w:r>
+      <w:r>
+        <w:rPr>
+          <w:rFonts w:ascii="Times New Roman" w:hAnsi="Times New Roman" w:cs="Times New Roman"/>
+          <w:kern w:val="0"/>
+          <w:lang w:eastAsia="en-GB"/>
+          <w14:ligatures w14:val="none"/>
+        </w:rPr>
+        <w:t xml:space="preserve"> to acquisition</w:t>
       </w:r>
       <w:r>
         <w:rPr>
@@ -2788,44 +4536,7 @@
           <w:lang w:eastAsia="en-GB"/>
           <w14:ligatures w14:val="none"/>
         </w:rPr>
-        <w:t xml:space="preserve">Ireland cannot therefore view UxS procurement as a once-off acquisition </w:t>
-      </w:r>
-      <w:r>
-        <w:rPr>
-          <w:rFonts w:ascii="Times New Roman" w:hAnsi="Times New Roman" w:cs="Times New Roman"/>
-          <w:kern w:val="0"/>
-          <w:lang w:eastAsia="en-GB"/>
-          <w14:ligatures w14:val="none"/>
-        </w:rPr>
-        <w:lastRenderedPageBreak/>
-        <w:t>programme. Instead, defence planning must establish mechanisms for continual capability development through spiral acquisition</w:t>
-      </w:r>
-      <w:r>
-        <w:rPr>
-          <w:rFonts w:ascii="Times New Roman" w:hAnsi="Times New Roman" w:cs="Times New Roman"/>
-          <w:kern w:val="0"/>
-          <w:lang w:eastAsia="en-GB"/>
-          <w14:ligatures w14:val="none"/>
-        </w:rPr>
-        <w:t xml:space="preserve"> and a </w:t>
-      </w:r>
-      <w:r>
-        <w:rPr>
-          <w:rFonts w:ascii="Times New Roman" w:hAnsi="Times New Roman" w:cs="Times New Roman"/>
-          <w:kern w:val="0"/>
-          <w:lang w:eastAsia="en-GB"/>
-          <w14:ligatures w14:val="none"/>
-        </w:rPr>
-        <w:t xml:space="preserve">modular </w:t>
-      </w:r>
-      <w:r>
-        <w:rPr>
-          <w:rFonts w:ascii="Times New Roman" w:hAnsi="Times New Roman" w:cs="Times New Roman"/>
-          <w:kern w:val="0"/>
-          <w:lang w:eastAsia="en-GB"/>
-          <w14:ligatures w14:val="none"/>
-        </w:rPr>
-        <w:t>open systems approach</w:t>
+        <w:t>Open systems allowing rapid integration of new sensors, communications and software will reduce obsolescence while enabling adaptation to emerging threats</w:t>
       </w:r>
       <w:r>
         <w:rPr>
@@ -2835,53 +4546,7 @@
           <w:lang w:eastAsia="en-GB"/>
           <w14:ligatures w14:val="none"/>
         </w:rPr>
-        <w:footnoteReference w:id="46"/>
-      </w:r>
-      <w:r>
-        <w:rPr>
-          <w:rFonts w:ascii="Times New Roman" w:hAnsi="Times New Roman" w:cs="Times New Roman"/>
-          <w:kern w:val="0"/>
-          <w:lang w:eastAsia="en-GB"/>
-          <w14:ligatures w14:val="none"/>
-        </w:rPr>
-        <w:t xml:space="preserve"> to acquisition</w:t>
-      </w:r>
-      <w:r>
-        <w:rPr>
-          <w:rFonts w:ascii="Times New Roman" w:hAnsi="Times New Roman" w:cs="Times New Roman"/>
-          <w:kern w:val="0"/>
-          <w:lang w:eastAsia="en-GB"/>
-          <w14:ligatures w14:val="none"/>
-        </w:rPr>
-        <w:t>.</w:t>
-      </w:r>
-      <w:r>
-        <w:rPr>
-          <w:rFonts w:ascii="Times New Roman" w:hAnsi="Times New Roman" w:cs="Times New Roman"/>
-          <w:kern w:val="0"/>
-          <w:lang w:eastAsia="en-GB"/>
-          <w14:ligatures w14:val="none"/>
-        </w:rPr>
-        <w:t xml:space="preserve"> </w:t>
-      </w:r>
-      <w:r>
-        <w:rPr>
-          <w:rFonts w:ascii="Times New Roman" w:hAnsi="Times New Roman" w:cs="Times New Roman"/>
-          <w:kern w:val="0"/>
-          <w:lang w:eastAsia="en-GB"/>
-          <w14:ligatures w14:val="none"/>
-        </w:rPr>
-        <w:t>Open systems allowing rapid integration of new sensors, communications and software will reduce obsolescence while enabling adaptation to emerging threats</w:t>
-      </w:r>
-      <w:r>
-        <w:rPr>
-          <w:rStyle w:val="FootnoteReference"/>
-          <w:rFonts w:ascii="Times New Roman" w:hAnsi="Times New Roman" w:cs="Times New Roman"/>
-          <w:kern w:val="0"/>
-          <w:lang w:eastAsia="en-GB"/>
-          <w14:ligatures w14:val="none"/>
-        </w:rPr>
-        <w:footnoteReference w:id="47"/>
+        <w:footnoteReference w:id="55"/>
       </w:r>
       <w:r>
         <w:rPr>
@@ -2911,6 +4576,7 @@
           <w:lang w:eastAsia="en-GB"/>
           <w14:ligatures w14:val="none"/>
         </w:rPr>
+        <w:lastRenderedPageBreak/>
         <w:t xml:space="preserve">Military </w:t>
       </w:r>
       <w:r>
@@ -2930,7 +4596,7 @@
           <w:lang w:eastAsia="en-GB"/>
           <w14:ligatures w14:val="none"/>
         </w:rPr>
-        <w:footnoteReference w:id="48"/>
+        <w:footnoteReference w:id="56"/>
       </w:r>
       <w:r>
         <w:rPr>
@@ -2963,7 +4629,7 @@
         <w:t>.</w:t>
       </w:r>
     </w:p>
-    <w:bookmarkEnd w:id="5"/>
+    <w:bookmarkEnd w:id="228"/>
     <w:p>
       <w:pPr>
         <w:spacing w:after="0" w:line="360" w:lineRule="auto"/>
@@ -3015,7 +4681,7 @@
           <w14:ligatures w14:val="none"/>
         </w:rPr>
       </w:pPr>
-      <w:bookmarkStart w:id="6" w:name="_Hlk235306840"/>
+      <w:bookmarkStart w:id="260" w:name="_Hlk235306840"/>
       <w:r>
         <w:rPr>
           <w:rFonts w:ascii="Times New Roman" w:hAnsi="Times New Roman" w:cs="Times New Roman"/>
@@ -3056,7 +4722,7 @@
           <w:lang w:eastAsia="en-GB"/>
           <w14:ligatures w14:val="none"/>
         </w:rPr>
-        <w:footnoteReference w:id="49"/>
+        <w:footnoteReference w:id="57"/>
       </w:r>
       <w:r>
         <w:rPr>
@@ -3093,7 +4759,7 @@
           <w:lang w:eastAsia="en-GB"/>
           <w14:ligatures w14:val="none"/>
         </w:rPr>
-        <w:footnoteReference w:id="50"/>
+        <w:footnoteReference w:id="58"/>
       </w:r>
       <w:r>
         <w:rPr>
@@ -3130,7 +4796,7 @@
           <w:lang w:eastAsia="en-GB"/>
           <w14:ligatures w14:val="none"/>
         </w:rPr>
-        <w:footnoteReference w:id="51"/>
+        <w:footnoteReference w:id="59"/>
       </w:r>
       <w:r>
         <w:rPr>
@@ -3160,7 +4826,6 @@
           <w:lang w:eastAsia="en-GB"/>
           <w14:ligatures w14:val="none"/>
         </w:rPr>
-        <w:lastRenderedPageBreak/>
         <w:t>The Ukraine conflict has demonstrated that affordable mass frequently outweighs exquisite capability when attrition is high</w:t>
       </w:r>
       <w:r>
@@ -3171,7 +4836,7 @@
           <w:lang w:eastAsia="en-GB"/>
           <w14:ligatures w14:val="none"/>
         </w:rPr>
-        <w:footnoteReference w:id="52"/>
+        <w:footnoteReference w:id="60"/>
       </w:r>
       <w:r>
         <w:rPr>
@@ -3233,6 +4898,7 @@
           <w:lang w:eastAsia="en-GB"/>
           <w14:ligatures w14:val="none"/>
         </w:rPr>
+        <w:lastRenderedPageBreak/>
         <w:t>However, to be successful this must be properly resourced. T</w:t>
       </w:r>
       <w:r>
@@ -3252,7 +4918,7 @@
           <w:lang w:eastAsia="en-GB"/>
           <w14:ligatures w14:val="none"/>
         </w:rPr>
-        <w:footnoteReference w:id="53"/>
+        <w:footnoteReference w:id="61"/>
       </w:r>
       <w:r>
         <w:rPr>
@@ -3264,7 +4930,7 @@
         <w:t>.</w:t>
       </w:r>
     </w:p>
-    <w:bookmarkEnd w:id="6"/>
+    <w:bookmarkEnd w:id="260"/>
     <w:p>
       <w:pPr>
         <w:pStyle w:val="ListParagraph"/>
@@ -3390,7 +5056,7 @@
           <w:lang w:eastAsia="en-GB"/>
           <w14:ligatures w14:val="none"/>
         </w:rPr>
-        <w:footnoteReference w:id="54"/>
+        <w:footnoteReference w:id="62"/>
       </w:r>
       <w:r>
         <w:rPr>
@@ -3446,7 +5112,7 @@
           <w:lang w:eastAsia="en-GB"/>
           <w14:ligatures w14:val="none"/>
         </w:rPr>
-        <w:footnoteReference w:id="55"/>
+        <w:footnoteReference w:id="63"/>
       </w:r>
       <w:r>
         <w:rPr>
@@ -3561,7 +5227,7 @@
           <w:lang w:eastAsia="en-GB"/>
           <w14:ligatures w14:val="none"/>
         </w:rPr>
-        <w:footnoteReference w:id="56"/>
+        <w:footnoteReference w:id="64"/>
       </w:r>
       <w:r>
         <w:rPr>
@@ -3617,7 +5283,7 @@
           <w:lang w:eastAsia="en-GB"/>
           <w14:ligatures w14:val="none"/>
         </w:rPr>
-        <w:footnoteReference w:id="57"/>
+        <w:footnoteReference w:id="65"/>
       </w:r>
       <w:r>
         <w:rPr>
@@ -3820,7 +5486,7 @@
           <w:lang w:eastAsia="en-GB"/>
           <w14:ligatures w14:val="none"/>
         </w:rPr>
-        <w:footnoteReference w:id="58"/>
+        <w:footnoteReference w:id="66"/>
       </w:r>
       <w:r>
         <w:rPr>
@@ -3890,7 +5556,7 @@
           <w:lang w:eastAsia="en-GB"/>
           <w14:ligatures w14:val="none"/>
         </w:rPr>
-        <w:footnoteReference w:id="59"/>
+        <w:footnoteReference w:id="67"/>
       </w:r>
       <w:r>
         <w:rPr>
@@ -3960,7 +5626,7 @@
           <w:lang w:eastAsia="en-GB"/>
           <w14:ligatures w14:val="none"/>
         </w:rPr>
-        <w:footnoteReference w:id="60"/>
+        <w:footnoteReference w:id="68"/>
       </w:r>
       <w:r>
         <w:rPr>
@@ -4030,7 +5696,7 @@
           <w:lang w:eastAsia="en-GB"/>
           <w14:ligatures w14:val="none"/>
         </w:rPr>
-        <w:footnoteReference w:id="61"/>
+        <w:footnoteReference w:id="69"/>
       </w:r>
       <w:r>
         <w:rPr>
@@ -4133,18 +5799,7 @@
           <w:lang w:eastAsia="en-GB"/>
           <w14:ligatures w14:val="none"/>
         </w:rPr>
-        <w:t xml:space="preserve">Recognition of disruptive military change, coherent operational </w:t>
-      </w:r>
-      <w:r>
-        <w:rPr>
-          <w:rFonts w:ascii="Times New Roman" w:hAnsi="Times New Roman" w:cs="Times New Roman"/>
-          <w:color w:val="FFC000"/>
-          <w:kern w:val="0"/>
-          <w:lang w:eastAsia="en-GB"/>
-          <w14:ligatures w14:val="none"/>
-        </w:rPr>
-        <w:lastRenderedPageBreak/>
-        <w:t>concepts, institutional reform, rigorous experimentation, continuous technological adaptation, industrial partnership and multi-stakeholder governance together provide the pathway from tactical innovation to enduring capability. By following this process, Ireland can develop a defence posture that is affordable, credible and aligned with its strategic objectives, demonstrating that UxS-enabled denial is not merely an attractive tactical concept but a realistic and sustainable foundation for future Irish defence policy.</w:t>
+        <w:t>Recognition of disruptive military change, coherent operational concepts, institutional reform, rigorous experimentation, continuous technological adaptation, industrial partnership and multi-stakeholder governance together provide the pathway from tactical innovation to enduring capability. By following this process, Ireland can develop a defence posture that is affordable, credible and aligned with its strategic objectives, demonstrating that UxS-enabled denial is not merely an attractive tactical concept but a realistic and sustainable foundation for future Irish defence policy.</w:t>
       </w:r>
       <w:r>
         <w:rPr>
@@ -4166,7 +5821,19 @@
           <w:lang w:eastAsia="en-GB"/>
           <w14:ligatures w14:val="none"/>
         </w:rPr>
-        <w:t>Within Irish defence policy, a UxS enabled light infantry denial posture therefore occupies an important middle ground between symbolic defence and conventional deterrence.</w:t>
+        <w:t xml:space="preserve">Within Irish defence policy, a UxS </w:t>
+      </w:r>
+      <w:r>
+        <w:rPr>
+          <w:rFonts w:ascii="Times New Roman" w:hAnsi="Times New Roman" w:cs="Times New Roman"/>
+          <w:b/>
+          <w:bCs/>
+          <w:kern w:val="0"/>
+          <w:lang w:eastAsia="en-GB"/>
+          <w14:ligatures w14:val="none"/>
+        </w:rPr>
+        <w:lastRenderedPageBreak/>
+        <w:t>enabled light infantry denial posture therefore occupies an important middle ground between symbolic defence and conventional deterrence.</w:t>
       </w:r>
       <w:r>
         <w:rPr>
@@ -4250,6 +5917,136 @@
 </w:document>
 </file>
 
+<file path=word/comments.xml><?xml version="1.0" encoding="utf-8"?>
+<w:comments xmlns:wpc="http://schemas.microsoft.com/office/word/2010/wordprocessingCanvas" xmlns:cx="http://schemas.microsoft.com/office/drawing/2014/chartex" xmlns:cx1="http://schemas.microsoft.com/office/drawing/2015/9/8/chartex" xmlns:cx2="http://schemas.microsoft.com/office/drawing/2015/10/21/chartex" xmlns:cx3="http://schemas.microsoft.com/office/drawing/2016/5/9/chartex" xmlns:cx4="http://schemas.microsoft.com/office/drawing/2016/5/10/chartex" xmlns:cx5="http://schemas.microsoft.com/office/drawing/2016/5/11/chartex" xmlns:cx6="http://schemas.microsoft.com/office/drawing/2016/5/12/chartex" xmlns:cx7="http://schemas.microsoft.com/office/drawing/2016/5/13/chartex" xmlns:cx8="http://schemas.microsoft.com/office/drawing/2016/5/14/chartex" xmlns:mc="http://schemas.openxmlformats.org/markup-compatibility/2006" xmlns:aink="http://schemas.microsoft.com/office/drawing/2016/ink" xmlns:am3d="http://schemas.microsoft.com/office/drawing/2017/model3d" xmlns:o="urn:schemas-microsoft-com:office:office" xmlns:oel="http://schemas.microsoft.com/office/2019/extlst" xmlns:r="http://schemas.openxmlformats.org/officeDocument/2006/relationships" xmlns:m="http://schemas.openxmlformats.org/officeDocument/2006/math" xmlns:v="urn:schemas-microsoft-com:vml" xmlns:wp14="http://schemas.microsoft.com/office/word/2010/wordprocessingDrawing" xmlns:wp="http://schemas.openxmlformats.org/drawingml/2006/wordprocessingDrawing" xmlns:w10="urn:schemas-microsoft-com:office:word" xmlns:w="http://schemas.openxmlformats.org/wordprocessingml/2006/main" xmlns:w14="http://schemas.microsoft.com/office/word/2010/wordml" xmlns:w15="http://schemas.microsoft.com/office/word/2012/wordml" xmlns:w16cex="http://schemas.microsoft.com/office/word/2018/wordml/cex" xmlns:w16cid="http://schemas.microsoft.com/office/word/2016/wordml/cid" xmlns:w16="http://schemas.microsoft.com/office/word/2018/wordml" xmlns:w16du="http://schemas.microsoft.com/office/word/2023/wordml/word16du" xmlns:w16sdtdh="http://schemas.microsoft.com/office/word/2020/wordml/sdtdatahash" xmlns:w16sdtfl="http://schemas.microsoft.com/office/word/2024/wordml/sdtformatlock" xmlns:w16se="http://schemas.microsoft.com/office/word/2015/wordml/symex" xmlns:wpg="http://schemas.microsoft.com/office/word/2010/wordprocessingGroup" xmlns:wpi="http://schemas.microsoft.com/office/word/2010/wordprocessingInk" xmlns:wne="http://schemas.microsoft.com/office/word/2006/wordml" xmlns:wps="http://schemas.microsoft.com/office/word/2010/wordprocessingShape" mc:Ignorable="w14 w15 w16se w16cid w16 w16cex w16sdtdh w16sdtfl w16du wp14">
+  <w:comment w:id="147" w:author="Adam Beatty" w:date="2026-07-19T15:13:00Z" w:initials="AB">
+    <w:p>
+      <w:pPr>
+        <w:pStyle w:val="CommentText"/>
+      </w:pPr>
+      <w:r>
+        <w:rPr>
+          <w:rStyle w:val="CommentReference"/>
+        </w:rPr>
+        <w:annotationRef/>
+      </w:r>
+      <w:r>
+        <w:rPr>
+          <w:lang w:val="en-IE"/>
+        </w:rPr>
+        <w:t>This is asserted as the citation doesn’t back it up. Until we can support it, I’ll strike it through</w:t>
+      </w:r>
+    </w:p>
+  </w:comment>
+  <w:comment w:id="154" w:author="Adam Beatty" w:date="2026-07-19T16:47:00Z" w:initials="AB">
+    <w:p>
+      <w:pPr>
+        <w:pStyle w:val="CommentText"/>
+      </w:pPr>
+      <w:r>
+        <w:rPr>
+          <w:rStyle w:val="CommentReference"/>
+        </w:rPr>
+        <w:annotationRef/>
+      </w:r>
+      <w:r>
+        <w:rPr>
+          <w:lang w:val="en-IE"/>
+        </w:rPr>
+        <w:t>I couldn’t see how the citation supported this sentence, so I proposed a rebuild to argue it. I realised it linked to an interview I did, and the Krepenivech citation I included earlier for tactical vs organisational adaptation</w:t>
+      </w:r>
+    </w:p>
+  </w:comment>
+  <w:comment w:id="188" w:author="Adam Beatty" w:date="2026-07-19T16:59:00Z" w:initials="AB">
+    <w:p>
+      <w:pPr>
+        <w:pStyle w:val="CommentText"/>
+      </w:pPr>
+      <w:r>
+        <w:rPr>
+          <w:rStyle w:val="CommentReference"/>
+        </w:rPr>
+        <w:annotationRef/>
+      </w:r>
+      <w:r>
+        <w:rPr>
+          <w:lang w:val="en-IE"/>
+        </w:rPr>
+        <w:t>This wasn’t supported by the citation, so I changed the citation only</w:t>
+      </w:r>
+    </w:p>
+  </w:comment>
+  <w:comment w:id="204" w:author="Adam Beatty" w:date="2026-07-19T17:02:00Z" w:initials="AB">
+    <w:p>
+      <w:pPr>
+        <w:pStyle w:val="CommentText"/>
+      </w:pPr>
+      <w:r>
+        <w:rPr>
+          <w:rStyle w:val="CommentReference"/>
+        </w:rPr>
+        <w:annotationRef/>
+      </w:r>
+      <w:r>
+        <w:rPr>
+          <w:lang w:val="en-IE"/>
+        </w:rPr>
+        <w:t>I like this one</w:t>
+      </w:r>
+    </w:p>
+  </w:comment>
+  <w:comment w:id="212" w:author="Adam Beatty" w:date="2026-07-19T17:14:00Z" w:initials="AB">
+    <w:p>
+      <w:pPr>
+        <w:pStyle w:val="CommentText"/>
+      </w:pPr>
+      <w:r>
+        <w:rPr>
+          <w:rStyle w:val="CommentReference"/>
+        </w:rPr>
+        <w:annotationRef/>
+      </w:r>
+      <w:r>
+        <w:rPr>
+          <w:lang w:val="en-IE"/>
+        </w:rPr>
+        <w:t>The source says not to use the word “lessons” as the output of experimentation “2.11. Lessons.  Lessons from operations and exercises, as managed through the Defence lessons process, may contribute to setting the experimentation requirement and to subsequent Force Development.10 However, the evidence from experimentation (for example, findings and insights) are not input to the Defence lessons process as a matter of course and should not be referred to as ‘lessons’ in that sense. Occasionally, the evidence from experimentation activity may have implications for current practice and capabilities as a by-product; such evidence may be passed to the Defence lessons process for treatment as a lesson. “</w:t>
+      </w:r>
+    </w:p>
+  </w:comment>
+</w:comments>
+</file>
+
+<file path=word/commentsExtended.xml><?xml version="1.0" encoding="utf-8"?>
+<w15:commentsEx xmlns:wpc="http://schemas.microsoft.com/office/word/2010/wordprocessingCanvas" xmlns:cx="http://schemas.microsoft.com/office/drawing/2014/chartex" xmlns:cx1="http://schemas.microsoft.com/office/drawing/2015/9/8/chartex" xmlns:cx2="http://schemas.microsoft.com/office/drawing/2015/10/21/chartex" xmlns:cx3="http://schemas.microsoft.com/office/drawing/2016/5/9/chartex" xmlns:cx4="http://schemas.microsoft.com/office/drawing/2016/5/10/chartex" xmlns:cx5="http://schemas.microsoft.com/office/drawing/2016/5/11/chartex" xmlns:cx6="http://schemas.microsoft.com/office/drawing/2016/5/12/chartex" xmlns:cx7="http://schemas.microsoft.com/office/drawing/2016/5/13/chartex" xmlns:cx8="http://schemas.microsoft.com/office/drawing/2016/5/14/chartex" xmlns:mc="http://schemas.openxmlformats.org/markup-compatibility/2006" xmlns:aink="http://schemas.microsoft.com/office/drawing/2016/ink" xmlns:am3d="http://schemas.microsoft.com/office/drawing/2017/model3d" xmlns:o="urn:schemas-microsoft-com:office:office" xmlns:oel="http://schemas.microsoft.com/office/2019/extlst" xmlns:r="http://schemas.openxmlformats.org/officeDocument/2006/relationships" xmlns:m="http://schemas.openxmlformats.org/officeDocument/2006/math" xmlns:v="urn:schemas-microsoft-com:vml" xmlns:wp14="http://schemas.microsoft.com/office/word/2010/wordprocessingDrawing" xmlns:wp="http://schemas.openxmlformats.org/drawingml/2006/wordprocessingDrawing" xmlns:w10="urn:schemas-microsoft-com:office:word" xmlns:w="http://schemas.openxmlformats.org/wordprocessingml/2006/main" xmlns:w14="http://schemas.microsoft.com/office/word/2010/wordml" xmlns:w15="http://schemas.microsoft.com/office/word/2012/wordml" xmlns:w16cex="http://schemas.microsoft.com/office/word/2018/wordml/cex" xmlns:w16cid="http://schemas.microsoft.com/office/word/2016/wordml/cid" xmlns:w16="http://schemas.microsoft.com/office/word/2018/wordml" xmlns:w16du="http://schemas.microsoft.com/office/word/2023/wordml/word16du" xmlns:w16sdtdh="http://schemas.microsoft.com/office/word/2020/wordml/sdtdatahash" xmlns:w16sdtfl="http://schemas.microsoft.com/office/word/2024/wordml/sdtformatlock" xmlns:w16se="http://schemas.microsoft.com/office/word/2015/wordml/symex" xmlns:wpg="http://schemas.microsoft.com/office/word/2010/wordprocessingGroup" xmlns:wpi="http://schemas.microsoft.com/office/word/2010/wordprocessingInk" xmlns:wne="http://schemas.microsoft.com/office/word/2006/wordml" xmlns:wps="http://schemas.microsoft.com/office/word/2010/wordprocessingShape" mc:Ignorable="w14 w15 w16se w16cid w16 w16cex w16sdtdh w16sdtfl w16du wp14">
+  <w15:commentEx w15:paraId="1392082B" w15:done="0"/>
+  <w15:commentEx w15:paraId="52485272" w15:done="0"/>
+  <w15:commentEx w15:paraId="2561B79F" w15:done="0"/>
+  <w15:commentEx w15:paraId="77A44ECE" w15:done="0"/>
+  <w15:commentEx w15:paraId="4F4DEAE4" w15:done="0"/>
+</w15:commentsEx>
+</file>
+
+<file path=word/commentsExtensible.xml><?xml version="1.0" encoding="utf-8"?>
+<w16cex:commentsExtensible xmlns:wpc="http://schemas.microsoft.com/office/word/2010/wordprocessingCanvas" xmlns:cx="http://schemas.microsoft.com/office/drawing/2014/chartex" xmlns:cx1="http://schemas.microsoft.com/office/drawing/2015/9/8/chartex" xmlns:cx2="http://schemas.microsoft.com/office/drawing/2015/10/21/chartex" xmlns:cx3="http://schemas.microsoft.com/office/drawing/2016/5/9/chartex" xmlns:cx4="http://schemas.microsoft.com/office/drawing/2016/5/10/chartex" xmlns:cx5="http://schemas.microsoft.com/office/drawing/2016/5/11/chartex" xmlns:cx6="http://schemas.microsoft.com/office/drawing/2016/5/12/chartex" xmlns:cx7="http://schemas.microsoft.com/office/drawing/2016/5/13/chartex" xmlns:cx8="http://schemas.microsoft.com/office/drawing/2016/5/14/chartex" xmlns:cr="http://schemas.microsoft.com/office/comments/2020/reactions" xmlns:mc="http://schemas.openxmlformats.org/markup-compatibility/2006" xmlns:aink="http://schemas.microsoft.com/office/drawing/2016/ink" xmlns:am3d="http://schemas.microsoft.com/office/drawing/2017/model3d" xmlns:o="urn:schemas-microsoft-com:office:office" xmlns:oel="http://schemas.microsoft.com/office/2019/extlst" xmlns:r="http://schemas.openxmlformats.org/officeDocument/2006/relationships" xmlns:m="http://schemas.openxmlformats.org/officeDocument/2006/math" xmlns:v="urn:schemas-microsoft-com:vml" xmlns:wp14="http://schemas.microsoft.com/office/word/2010/wordprocessingDrawing" xmlns:wp="http://schemas.openxmlformats.org/drawingml/2006/wordprocessingDrawing" xmlns:w10="urn:schemas-microsoft-com:office:word" xmlns:w="http://schemas.openxmlformats.org/wordprocessingml/2006/main" xmlns:w14="http://schemas.microsoft.com/office/word/2010/wordml" xmlns:w15="http://schemas.microsoft.com/office/word/2012/wordml" xmlns:w16cex="http://schemas.microsoft.com/office/word/2018/wordml/cex" xmlns:w16cid="http://schemas.microsoft.com/office/word/2016/wordml/cid" xmlns:w16="http://schemas.microsoft.com/office/word/2018/wordml" xmlns:w16du="http://schemas.microsoft.com/office/word/2023/wordml/word16du" xmlns:w16sdtdh="http://schemas.microsoft.com/office/word/2020/wordml/sdtdatahash" xmlns:w16sdtfl="http://schemas.microsoft.com/office/word/2024/wordml/sdtformatlock" xmlns:w16se="http://schemas.microsoft.com/office/word/2015/wordml/symex" xmlns:wpg="http://schemas.microsoft.com/office/word/2010/wordprocessingGroup" xmlns:wpi="http://schemas.microsoft.com/office/word/2010/wordprocessingInk" xmlns:wne="http://schemas.microsoft.com/office/word/2006/wordml" xmlns:wps="http://schemas.microsoft.com/office/word/2010/wordprocessingShape" mc:Ignorable="w14 w15 w16se w16cid w16 w16cex w16sdtdh w16sdtfl cr w16du wp14">
+  <w16cex:commentExtensible w16cex:durableId="0F0E1001" w16cex:dateUtc="2026-07-19T14:13:00Z"/>
+  <w16cex:commentExtensible w16cex:durableId="1FB91B02" w16cex:dateUtc="2026-07-19T15:47:00Z"/>
+  <w16cex:commentExtensible w16cex:durableId="5E6ABC70" w16cex:dateUtc="2026-07-19T15:59:00Z"/>
+  <w16cex:commentExtensible w16cex:durableId="199E92B9" w16cex:dateUtc="2026-07-19T16:02:00Z"/>
+  <w16cex:commentExtensible w16cex:durableId="5C476314" w16cex:dateUtc="2026-07-19T16:14:00Z"/>
+</w16cex:commentsExtensible>
+</file>
+
+<file path=word/commentsIds.xml><?xml version="1.0" encoding="utf-8"?>
+<w16cid:commentsIds xmlns:wpc="http://schemas.microsoft.com/office/word/2010/wordprocessingCanvas" xmlns:cx="http://schemas.microsoft.com/office/drawing/2014/chartex" xmlns:cx1="http://schemas.microsoft.com/office/drawing/2015/9/8/chartex" xmlns:cx2="http://schemas.microsoft.com/office/drawing/2015/10/21/chartex" xmlns:cx3="http://schemas.microsoft.com/office/drawing/2016/5/9/chartex" xmlns:cx4="http://schemas.microsoft.com/office/drawing/2016/5/10/chartex" xmlns:cx5="http://schemas.microsoft.com/office/drawing/2016/5/11/chartex" xmlns:cx6="http://schemas.microsoft.com/office/drawing/2016/5/12/chartex" xmlns:cx7="http://schemas.microsoft.com/office/drawing/2016/5/13/chartex" xmlns:cx8="http://schemas.microsoft.com/office/drawing/2016/5/14/chartex" xmlns:mc="http://schemas.openxmlformats.org/markup-compatibility/2006" xmlns:aink="http://schemas.microsoft.com/office/drawing/2016/ink" xmlns:am3d="http://schemas.microsoft.com/office/drawing/2017/model3d" xmlns:o="urn:schemas-microsoft-com:office:office" xmlns:oel="http://schemas.microsoft.com/office/2019/extlst" xmlns:r="http://schemas.openxmlformats.org/officeDocument/2006/relationships" xmlns:m="http://schemas.openxmlformats.org/officeDocument/2006/math" xmlns:v="urn:schemas-microsoft-com:vml" xmlns:wp14="http://schemas.microsoft.com/office/word/2010/wordprocessingDrawing" xmlns:wp="http://schemas.openxmlformats.org/drawingml/2006/wordprocessingDrawing" xmlns:w10="urn:schemas-microsoft-com:office:word" xmlns:w="http://schemas.openxmlformats.org/wordprocessingml/2006/main" xmlns:w14="http://schemas.microsoft.com/office/word/2010/wordml" xmlns:w15="http://schemas.microsoft.com/office/word/2012/wordml" xmlns:w16cex="http://schemas.microsoft.com/office/word/2018/wordml/cex" xmlns:w16cid="http://schemas.microsoft.com/office/word/2016/wordml/cid" xmlns:w16="http://schemas.microsoft.com/office/word/2018/wordml" xmlns:w16du="http://schemas.microsoft.com/office/word/2023/wordml/word16du" xmlns:w16sdtdh="http://schemas.microsoft.com/office/word/2020/wordml/sdtdatahash" xmlns:w16sdtfl="http://schemas.microsoft.com/office/word/2024/wordml/sdtformatlock" xmlns:w16se="http://schemas.microsoft.com/office/word/2015/wordml/symex" xmlns:wpg="http://schemas.microsoft.com/office/word/2010/wordprocessingGroup" xmlns:wpi="http://schemas.microsoft.com/office/word/2010/wordprocessingInk" xmlns:wne="http://schemas.microsoft.com/office/word/2006/wordml" xmlns:wps="http://schemas.microsoft.com/office/word/2010/wordprocessingShape" mc:Ignorable="w14 w15 w16se w16cid w16 w16cex w16sdtdh w16sdtfl w16du wp14">
+  <w16cid:commentId w16cid:paraId="1392082B" w16cid:durableId="0F0E1001"/>
+  <w16cid:commentId w16cid:paraId="52485272" w16cid:durableId="1FB91B02"/>
+  <w16cid:commentId w16cid:paraId="2561B79F" w16cid:durableId="5E6ABC70"/>
+  <w16cid:commentId w16cid:paraId="77A44ECE" w16cid:durableId="199E92B9"/>
+  <w16cid:commentId w16cid:paraId="4F4DEAE4" w16cid:durableId="5C476314"/>
+</w16cid:commentsIds>
+</file>
+
 <file path=word/endnotes.xml><?xml version="1.0" encoding="utf-8"?>
 <w:endnotes xmlns:wpc="http://schemas.microsoft.com/office/word/2010/wordprocessingCanvas" xmlns:cx="http://schemas.microsoft.com/office/drawing/2014/chartex" xmlns:cx1="http://schemas.microsoft.com/office/drawing/2015/9/8/chartex" xmlns:cx2="http://schemas.microsoft.com/office/drawing/2015/10/21/chartex" xmlns:cx3="http://schemas.microsoft.com/office/drawing/2016/5/9/chartex" xmlns:cx4="http://schemas.microsoft.com/office/drawing/2016/5/10/chartex" xmlns:cx5="http://schemas.microsoft.com/office/drawing/2016/5/11/chartex" xmlns:cx6="http://schemas.microsoft.com/office/drawing/2016/5/12/chartex" xmlns:cx7="http://schemas.microsoft.com/office/drawing/2016/5/13/chartex" xmlns:cx8="http://schemas.microsoft.com/office/drawing/2016/5/14/chartex" xmlns:mc="http://schemas.openxmlformats.org/markup-compatibility/2006" xmlns:aink="http://schemas.microsoft.com/office/drawing/2016/ink" xmlns:am3d="http://schemas.microsoft.com/office/drawing/2017/model3d" xmlns:o="urn:schemas-microsoft-com:office:office" xmlns:oel="http://schemas.microsoft.com/office/2019/extlst" xmlns:r="http://schemas.openxmlformats.org/officeDocument/2006/relationships" xmlns:m="http://schemas.openxmlformats.org/officeDocument/2006/math" xmlns:v="urn:schemas-microsoft-com:vml" xmlns:wp14="http://schemas.microsoft.com/office/word/2010/wordprocessingDrawing" xmlns:wp="http://schemas.openxmlformats.org/drawingml/2006/wordprocessingDrawing" xmlns:w10="urn:schemas-microsoft-com:office:word" xmlns:w="http://schemas.openxmlformats.org/wordprocessingml/2006/main" xmlns:w14="http://schemas.microsoft.com/office/word/2010/wordml" xmlns:w15="http://schemas.microsoft.com/office/word/2012/wordml" xmlns:w16cex="http://schemas.microsoft.com/office/word/2018/wordml/cex" xmlns:w16cid="http://schemas.microsoft.com/office/word/2016/wordml/cid" xmlns:w16="http://schemas.microsoft.com/office/word/2018/wordml" xmlns:w16du="http://schemas.microsoft.com/office/word/2023/wordml/word16du" xmlns:w16sdtdh="http://schemas.microsoft.com/office/word/2020/wordml/sdtdatahash" xmlns:w16sdtfl="http://schemas.microsoft.com/office/word/2024/wordml/sdtformatlock" xmlns:w16se="http://schemas.microsoft.com/office/word/2015/wordml/symex" xmlns:wpg="http://schemas.microsoft.com/office/word/2010/wordprocessingGroup" xmlns:wpi="http://schemas.microsoft.com/office/word/2010/wordprocessingInk" xmlns:wne="http://schemas.microsoft.com/office/word/2006/wordml" xmlns:wps="http://schemas.microsoft.com/office/word/2010/wordprocessingShape" mc:Ignorable="w14 w15 w16se w16cid w16 w16cex w16sdtdh w16sdtfl w16du wp14">
   <w:endnote w:type="separator" w:id="-1">
@@ -5328,7 +7125,15 @@
         <w:t xml:space="preserve"> </w:t>
       </w:r>
       <w:r>
-        <w:t xml:space="preserve">Beatty, A. </w:t>
+        <w:t>Beatty, A</w:t>
+      </w:r>
+      <w:ins w:id="0" w:author="Adam Beatty" w:date="2026-07-19T12:09:00Z" w16du:dateUtc="2026-07-19T11:09:00Z">
+        <w:r>
+          <w:t>dam</w:t>
+        </w:r>
+      </w:ins>
+      <w:r>
+        <w:t xml:space="preserve">. </w:t>
       </w:r>
       <w:r>
         <w:rPr>
@@ -5503,18 +7308,151 @@
         <w:footnoteRef/>
       </w:r>
       <w:r>
-        <w:t xml:space="preserve"> Mick Ryan and Clint Hinote. ‘Uncrewed Systems and the Transformation of the U.S. Warfighting Capacity’. War on the Rocks. February 2024. </w:t>
-      </w:r>
-      <w:hyperlink r:id="rId23" w:history="1">
+        <w:t xml:space="preserve"> </w:t>
+      </w:r>
+      <w:ins w:id="10" w:author="Adam Beatty" w:date="2026-07-19T12:03:00Z">
+        <w:r>
+          <w:t xml:space="preserve">Commission on the Defence Forces, </w:t>
+        </w:r>
+        <w:r>
+          <w:rPr>
+            <w:i/>
+            <w:iCs/>
+          </w:rPr>
+          <w:t>Report of the Commission on the Defence Forces</w:t>
+        </w:r>
+        <w:r>
+          <w:t xml:space="preserve"> (Dublin: Government of Ireland, February 2022), 44, </w:t>
+        </w:r>
+        <w:r>
+          <w:fldChar w:fldCharType="begin"/>
+        </w:r>
+        <w:r>
+          <w:instrText>HYPERLINK "https://assets.gov.ie/static/documents/report-of-the-commission-on-the-defence-forces.pdf"</w:instrText>
+        </w:r>
+        <w:r>
+          <w:fldChar w:fldCharType="separate"/>
+        </w:r>
         <w:r>
           <w:rPr>
             <w:rStyle w:val="Hyperlink"/>
           </w:rPr>
-          <w:t>https://warontherosks.com/uncrewed-systems-and-the-transformation-of-u-s-warfighting-capacity/</w:t>
-        </w:r>
-      </w:hyperlink>
-      <w:r>
-        <w:t xml:space="preserve">. Accessed 06 July 2026. </w:t>
+          <w:t>https://assets.gov.ie/static/documents/report-of-the-commission-on-the-defence-forces.pdf</w:t>
+        </w:r>
+      </w:ins>
+      <w:ins w:id="11" w:author="Adam Beatty" w:date="2026-07-19T12:03:00Z" w16du:dateUtc="2026-07-19T11:03:00Z">
+        <w:r>
+          <w:fldChar w:fldCharType="end"/>
+        </w:r>
+      </w:ins>
+      <w:ins w:id="12" w:author="Adam Beatty" w:date="2026-07-19T12:03:00Z">
+        <w:r>
+          <w:t xml:space="preserve">, accessed 10 January 2026; Mick Ryan and Clint Hinote, "Uncrewed Systems and the Transformation of the U.S. Warfighting Capacity," </w:t>
+        </w:r>
+        <w:r>
+          <w:rPr>
+            <w:i/>
+            <w:iCs/>
+          </w:rPr>
+          <w:t>War on the Rocks</w:t>
+        </w:r>
+        <w:r>
+          <w:t xml:space="preserve">, February 2024, </w:t>
+        </w:r>
+        <w:r>
+          <w:fldChar w:fldCharType="begin"/>
+        </w:r>
+        <w:r>
+          <w:instrText>HYPERLINK "https://warontherocks.com/uncrewed-systems-and-the-transformation-of-u-s-warfighting-capacity/"</w:instrText>
+        </w:r>
+        <w:r>
+          <w:fldChar w:fldCharType="separate"/>
+        </w:r>
+        <w:r>
+          <w:rPr>
+            <w:rStyle w:val="Hyperlink"/>
+          </w:rPr>
+          <w:t>https://warontherocks.com/uncrewed-systems-and-the-transformation-of-u-s-warfighting-capacity/</w:t>
+        </w:r>
+      </w:ins>
+      <w:ins w:id="13" w:author="Adam Beatty" w:date="2026-07-19T12:03:00Z" w16du:dateUtc="2026-07-19T11:03:00Z">
+        <w:r>
+          <w:fldChar w:fldCharType="end"/>
+        </w:r>
+      </w:ins>
+      <w:ins w:id="14" w:author="Adam Beatty" w:date="2026-07-19T12:03:00Z">
+        <w:r>
+          <w:t xml:space="preserve">, accessed 6 July 2026; Dominika Kunertova, </w:t>
+        </w:r>
+        <w:r>
+          <w:rPr>
+            <w:i/>
+            <w:iCs/>
+          </w:rPr>
+          <w:t>Learning from the Ukrainian Battlefield: Tomorrow's Drone Warfare, Today's Innovation Challenge</w:t>
+        </w:r>
+        <w:r>
+          <w:t xml:space="preserve"> (Zürich: Center for Security Studies, ETH Zürich, August 2024), </w:t>
+        </w:r>
+        <w:r>
+          <w:fldChar w:fldCharType="begin"/>
+        </w:r>
+        <w:r>
+          <w:instrText>HYPERLINK "https://css.ethz.ch/content/dam/ethz/special-interest/gess/cis/center-for-securities-studies/pdfs/CSS_Study_2024_Learning_from%20the_Ukrainian_Battlefield.pdf"</w:instrText>
+        </w:r>
+        <w:r>
+          <w:fldChar w:fldCharType="separate"/>
+        </w:r>
+        <w:r>
+          <w:rPr>
+            <w:rStyle w:val="Hyperlink"/>
+          </w:rPr>
+          <w:t>https://css.ethz.ch/content/dam/ethz/special-interest/gess/cis/center-for-securities-studies/pdfs/CSS_Study_2024_Learning_from%20the_Ukrainian_Battlefield.pdf</w:t>
+        </w:r>
+      </w:ins>
+      <w:ins w:id="15" w:author="Adam Beatty" w:date="2026-07-19T12:03:00Z" w16du:dateUtc="2026-07-19T11:03:00Z">
+        <w:r>
+          <w:fldChar w:fldCharType="end"/>
+        </w:r>
+      </w:ins>
+      <w:ins w:id="16" w:author="Adam Beatty" w:date="2026-07-19T12:03:00Z">
+        <w:r>
+          <w:t>, accessed 17 March 2026.</w:t>
+        </w:r>
+      </w:ins>
+      <w:del w:id="17" w:author="Adam Beatty" w:date="2026-07-19T11:46:00Z" w16du:dateUtc="2026-07-19T10:46:00Z">
+        <w:r>
+          <w:delText xml:space="preserve">Mick Ryan and Clint Hinote. ‘Uncrewed Systems and the Transformation of the U.S. Warfighting Capacity’. War on the Rocks. February 2024. </w:delText>
+        </w:r>
+        <w:r>
+          <w:fldChar w:fldCharType="begin"/>
+        </w:r>
+        <w:r>
+          <w:delInstrText>HYPERLINK "https://warontherosks.com/uncrewed-systems-and-the-transformation-of-u-s-warfighting-capacity/"</w:delInstrText>
+        </w:r>
+        <w:r>
+          <w:fldChar w:fldCharType="separate"/>
+        </w:r>
+        <w:r>
+          <w:rPr>
+            <w:rStyle w:val="Hyperlink"/>
+          </w:rPr>
+          <w:delText>https://warontherosks.com/uncrewed-systems-and-the-transformation-of-u-s-warfighting-capacity/</w:delText>
+        </w:r>
+        <w:r>
+          <w:fldChar w:fldCharType="end"/>
+        </w:r>
+        <w:r>
+          <w:delText>. Accessed 06 July 2026</w:delText>
+        </w:r>
+      </w:del>
+      <w:del w:id="18" w:author="Adam Beatty" w:date="2026-07-19T12:03:00Z" w16du:dateUtc="2026-07-19T11:03:00Z">
+        <w:r>
+          <w:delText>.</w:delText>
+        </w:r>
+      </w:del>
+      <w:r>
+        <w:t xml:space="preserve"> </w:t>
       </w:r>
     </w:p>
   </w:footnote>
@@ -5534,19 +7472,149 @@
         <w:footnoteRef/>
       </w:r>
       <w:r>
-        <w:t xml:space="preserve"> Barry Posen. ‘The Sources of Military Doctrine’. Cornell University Press. 1984.</w:t>
-      </w:r>
-      <w:hyperlink r:id="rId24" w:history="1">
+        <w:t xml:space="preserve"> </w:t>
+      </w:r>
+      <w:ins w:id="21" w:author="Adam Beatty" w:date="2026-07-19T12:05:00Z">
+        <w:r>
+          <w:t xml:space="preserve">Barry R. Posen, </w:t>
+        </w:r>
+        <w:r>
+          <w:rPr>
+            <w:i/>
+            <w:iCs/>
+          </w:rPr>
+          <w:t>The Sources of Military Doctrine: France, Britain, and Germany between the World Wars</w:t>
+        </w:r>
+        <w:r>
+          <w:t xml:space="preserve"> (Ithaca, NY: Cornell University Press, 1984), </w:t>
+        </w:r>
+        <w:r>
+          <w:fldChar w:fldCharType="begin"/>
+        </w:r>
+        <w:r>
+          <w:instrText>HYPERLINK "https://www.jstor.org/stable/10.7591/j.ctt1287fp3"</w:instrText>
+        </w:r>
+        <w:r>
+          <w:fldChar w:fldCharType="separate"/>
+        </w:r>
         <w:r>
           <w:rPr>
             <w:rStyle w:val="Hyperlink"/>
           </w:rPr>
           <w:t>https://www.jstor.org/stable/10.7591/j.ctt1287fp3</w:t>
         </w:r>
-      </w:hyperlink>
-      <w:r>
-        <w:t>. Accessed on 18 July 2026.</w:t>
-      </w:r>
+      </w:ins>
+      <w:ins w:id="22" w:author="Adam Beatty" w:date="2026-07-19T12:05:00Z" w16du:dateUtc="2026-07-19T11:05:00Z">
+        <w:r>
+          <w:fldChar w:fldCharType="end"/>
+        </w:r>
+      </w:ins>
+      <w:ins w:id="23" w:author="Adam Beatty" w:date="2026-07-19T12:05:00Z">
+        <w:r>
+          <w:t xml:space="preserve">, accessed 18 July 2026; Andrew F. Krepinevich, "Cavalry to Computer: The Pattern of Military Revolutions," </w:t>
+        </w:r>
+        <w:r>
+          <w:rPr>
+            <w:i/>
+            <w:iCs/>
+          </w:rPr>
+          <w:t>The National Interest</w:t>
+        </w:r>
+        <w:r>
+          <w:t xml:space="preserve"> 37 (1994): 30–42, </w:t>
+        </w:r>
+        <w:r>
+          <w:fldChar w:fldCharType="begin"/>
+        </w:r>
+        <w:r>
+          <w:instrText>HYPERLINK "http://www.jstor.org/stable/42896863"</w:instrText>
+        </w:r>
+        <w:r>
+          <w:fldChar w:fldCharType="separate"/>
+        </w:r>
+        <w:r>
+          <w:rPr>
+            <w:rStyle w:val="Hyperlink"/>
+          </w:rPr>
+          <w:t>http://www.jstor.org/stable/42896863</w:t>
+        </w:r>
+      </w:ins>
+      <w:ins w:id="24" w:author="Adam Beatty" w:date="2026-07-19T12:05:00Z" w16du:dateUtc="2026-07-19T11:05:00Z">
+        <w:r>
+          <w:fldChar w:fldCharType="end"/>
+        </w:r>
+      </w:ins>
+      <w:ins w:id="25" w:author="Adam Beatty" w:date="2026-07-19T12:05:00Z">
+        <w:r>
+          <w:t xml:space="preserve">, accessed 2 September 2025; Richard Betts, "The Downside of the Cutting Edge," </w:t>
+        </w:r>
+        <w:r>
+          <w:rPr>
+            <w:i/>
+            <w:iCs/>
+          </w:rPr>
+          <w:t>The National Interest</w:t>
+        </w:r>
+        <w:r>
+          <w:t xml:space="preserve"> 45 (1996): 80–83, </w:t>
+        </w:r>
+        <w:r>
+          <w:fldChar w:fldCharType="begin"/>
+        </w:r>
+        <w:r>
+          <w:instrText>HYPERLINK "https://link.gale.com/apps/doc/A18827115/AONE"</w:instrText>
+        </w:r>
+        <w:r>
+          <w:fldChar w:fldCharType="separate"/>
+        </w:r>
+        <w:r>
+          <w:rPr>
+            <w:rStyle w:val="Hyperlink"/>
+          </w:rPr>
+          <w:t>https://link.gale.com/apps/doc/A18827115/AONE</w:t>
+        </w:r>
+      </w:ins>
+      <w:ins w:id="26" w:author="Adam Beatty" w:date="2026-07-19T12:05:00Z" w16du:dateUtc="2026-07-19T11:05:00Z">
+        <w:r>
+          <w:fldChar w:fldCharType="end"/>
+        </w:r>
+      </w:ins>
+      <w:ins w:id="27" w:author="Adam Beatty" w:date="2026-07-19T12:05:00Z">
+        <w:r>
+          <w:t>, accessed 12 June 2025.</w:t>
+        </w:r>
+      </w:ins>
+      <w:del w:id="28" w:author="Adam Beatty" w:date="2026-07-19T11:24:00Z" w16du:dateUtc="2026-07-19T10:24:00Z">
+        <w:r>
+          <w:delText>Barry Posen. ‘The Sources of Military Doctrine’. Cornell University Press. 1984.</w:delText>
+        </w:r>
+        <w:r>
+          <w:fldChar w:fldCharType="begin"/>
+        </w:r>
+        <w:r>
+          <w:delInstrText>HYPERLINK "https://www.jstor.org/stable/10.7591/j.ctt1287fp3"</w:delInstrText>
+        </w:r>
+        <w:r>
+          <w:fldChar w:fldCharType="separate"/>
+        </w:r>
+        <w:r>
+          <w:rPr>
+            <w:rStyle w:val="Hyperlink"/>
+          </w:rPr>
+          <w:delText>https://www.jstor.org/stable/10.7591/j.ctt1287fp3</w:delText>
+        </w:r>
+        <w:r>
+          <w:fldChar w:fldCharType="end"/>
+        </w:r>
+        <w:r>
+          <w:delText>. Accessed on 18 July 2026</w:delText>
+        </w:r>
+      </w:del>
+      <w:del w:id="29" w:author="Adam Beatty" w:date="2026-07-19T12:05:00Z" w16du:dateUtc="2026-07-19T11:05:00Z">
+        <w:r>
+          <w:delText>.</w:delText>
+        </w:r>
+      </w:del>
     </w:p>
   </w:footnote>
   <w:footnote w:id="26">
@@ -5566,7 +7634,7 @@
       <w:r>
         <w:t xml:space="preserve"> Eoin McNamara. ‘Ireland’s Defence Deficit’. RUSI. December 2022. </w:t>
       </w:r>
-      <w:hyperlink r:id="rId25" w:history="1">
+      <w:hyperlink r:id="rId23" w:history="1">
         <w:r>
           <w:rPr>
             <w:rStyle w:val="Hyperlink"/>
@@ -5574,8 +7642,18 @@
           <w:t>https://www.rusi.org/explore-our-research/publications/commentary/irelands-defence-deficit</w:t>
         </w:r>
       </w:hyperlink>
-      <w:r>
-        <w:t xml:space="preserve">. Accessed 14 July 2026. </w:t>
+      <w:del w:id="39" w:author="Adam Beatty" w:date="2026-07-19T14:40:00Z" w16du:dateUtc="2026-07-19T13:40:00Z">
+        <w:r>
+          <w:delText xml:space="preserve">. Accessed </w:delText>
+        </w:r>
+      </w:del>
+      <w:ins w:id="40" w:author="Adam Beatty" w:date="2026-07-19T14:40:00Z" w16du:dateUtc="2026-07-19T13:40:00Z">
+        <w:r>
+          <w:t xml:space="preserve">, accessed </w:t>
+        </w:r>
+      </w:ins>
+      <w:r>
+        <w:t xml:space="preserve">14 July 2026. </w:t>
       </w:r>
     </w:p>
   </w:footnote>
@@ -5591,22 +7669,77 @@
         <w:footnoteRef/>
       </w:r>
       <w:r>
-        <w:t xml:space="preserve"> David Kirichenko. ‘Ukraine’s robot army will be crucial in 2026 but drones can’t replace infantry’. January 2026.</w:t>
-      </w:r>
-      <w:r>
         <w:t xml:space="preserve"> </w:t>
       </w:r>
-      <w:hyperlink r:id="rId26" w:history="1">
+      <w:ins w:id="42" w:author="Adam Beatty" w:date="2026-07-19T12:13:00Z">
+        <w:r>
+          <w:t xml:space="preserve">David Kirichenko, "How Ukrainian Soldiers Are Building Their Own Battle Robots," </w:t>
+        </w:r>
+        <w:r>
+          <w:rPr>
+            <w:i/>
+            <w:iCs/>
+          </w:rPr>
+          <w:t>Forbes</w:t>
+        </w:r>
+        <w:r>
+          <w:t xml:space="preserve">, September 4, 2025, </w:t>
+        </w:r>
+        <w:r>
+          <w:fldChar w:fldCharType="begin"/>
+        </w:r>
+        <w:r>
+          <w:instrText>HYPERLINK "https://www.forbes.com/sites/davidkirichenko/2025/09/04/how-ukrainian-soldiers-are-building-their-own-battle-robots/"</w:instrText>
+        </w:r>
+        <w:r>
+          <w:fldChar w:fldCharType="separate"/>
+        </w:r>
         <w:r>
           <w:rPr>
             <w:rStyle w:val="Hyperlink"/>
           </w:rPr>
-          <w:t>https://www.atlanticcouncil.org/blogs/ukrainealert/ukraines-robot-army-will-be-crucial-in-2026-but-drones-cant-replace-infantry/</w:t>
-        </w:r>
-      </w:hyperlink>
-      <w:r>
-        <w:t>. Accessed 15 July 2026.</w:t>
-      </w:r>
+          <w:t>https://www.forbes.com/sites/davidkirichenko/2025/09/04/how-ukrainian-soldiers-are-building-their-own-battle-robots/</w:t>
+        </w:r>
+      </w:ins>
+      <w:ins w:id="43" w:author="Adam Beatty" w:date="2026-07-19T12:13:00Z" w16du:dateUtc="2026-07-19T11:13:00Z">
+        <w:r>
+          <w:fldChar w:fldCharType="end"/>
+        </w:r>
+      </w:ins>
+      <w:ins w:id="44" w:author="Adam Beatty" w:date="2026-07-19T12:13:00Z">
+        <w:r>
+          <w:t>, accessed 1 April 2026.</w:t>
+        </w:r>
+      </w:ins>
+      <w:del w:id="45" w:author="Adam Beatty" w:date="2026-07-19T12:13:00Z" w16du:dateUtc="2026-07-19T11:13:00Z">
+        <w:r>
+          <w:delText>David Kirichenko. ‘Ukraine’s robot army will be crucial in 2026 but drones can’t replace infantry’. January 2026.</w:delText>
+        </w:r>
+        <w:r>
+          <w:delText xml:space="preserve"> </w:delText>
+        </w:r>
+        <w:r>
+          <w:fldChar w:fldCharType="begin"/>
+        </w:r>
+        <w:r>
+          <w:delInstrText>HYPERLINK "https://www.atlanticcouncil.org/blogs/ukrainealert/ukraines-robot-army-will-be-crucial-in-2026-but-drones-cant-replace-infantry/"</w:delInstrText>
+        </w:r>
+        <w:r>
+          <w:fldChar w:fldCharType="separate"/>
+        </w:r>
+        <w:r>
+          <w:rPr>
+            <w:rStyle w:val="Hyperlink"/>
+          </w:rPr>
+          <w:delText>https://www.atlanticcouncil.org/blogs/ukrainealert/ukraines-robot-army-will-be-crucial-in-2026-but-drones-cant-replace-infantry/</w:delText>
+        </w:r>
+        <w:r>
+          <w:fldChar w:fldCharType="end"/>
+        </w:r>
+        <w:r>
+          <w:delText>. Accessed 15 July 2026.</w:delText>
+        </w:r>
+      </w:del>
     </w:p>
   </w:footnote>
   <w:footnote w:id="28">
@@ -5624,35 +7757,105 @@
         <w:footnoteRef/>
       </w:r>
       <w:r>
-        <w:t xml:space="preserve"> Kyaw Jaw Sine Marmw. </w:t>
-      </w:r>
-      <w:r>
-        <w:rPr>
-          <w:lang w:val="en-GB"/>
-        </w:rPr>
-        <w:t>‘Tech Blitzkrieg: Drone Warfare and the Transformation of</w:t>
-      </w:r>
-      <w:r>
-        <w:rPr>
-          <w:lang w:val="en-GB"/>
-        </w:rPr>
-        <w:t xml:space="preserve"> Maneuver’. Modern Diplomacy. July 2026. </w:t>
-      </w:r>
-      <w:hyperlink r:id="rId27" w:history="1">
+        <w:t xml:space="preserve"> </w:t>
+      </w:r>
+      <w:ins w:id="47" w:author="Adam Beatty" w:date="2026-07-19T12:20:00Z" w16du:dateUtc="2026-07-19T11:20:00Z">
+        <w:r>
+          <w:t>Adam</w:t>
+        </w:r>
+      </w:ins>
+      <w:ins w:id="48" w:author="Adam Beatty" w:date="2026-07-19T12:20:00Z">
+        <w:r>
+          <w:t xml:space="preserve"> Beatty, </w:t>
+        </w:r>
+        <w:r>
+          <w:rPr>
+            <w:i/>
+            <w:iCs/>
+          </w:rPr>
+          <w:t>Movement as Exposure</w:t>
+        </w:r>
+        <w:r>
+          <w:t xml:space="preserve">, 63; Kyaw Jaw Sine Marma, "Tech Blitzkrieg: Drone Warfare and the Transformation of Maneuver," </w:t>
+        </w:r>
+        <w:r>
+          <w:rPr>
+            <w:i/>
+            <w:iCs/>
+          </w:rPr>
+          <w:t>Modern Diplomacy</w:t>
+        </w:r>
+        <w:r>
+          <w:t xml:space="preserve">, July 16, 2026, </w:t>
+        </w:r>
+        <w:r>
+          <w:fldChar w:fldCharType="begin"/>
+        </w:r>
+        <w:r>
+          <w:instrText>HYPERLINK "https://moderndiplomacy.eu/2026/07/16/tech-blitzkrieg-drone-warfare-and-the-transformation-of-maneuver/"</w:instrText>
+        </w:r>
+        <w:r>
+          <w:fldChar w:fldCharType="separate"/>
+        </w:r>
+        <w:r>
+          <w:rPr>
+            <w:rStyle w:val="Hyperlink"/>
+          </w:rPr>
+          <w:t>https://moderndiplomacy.eu/2026/07/16/tech-blitzkrieg-drone-warfare-and-the-transformation-of-maneuver/</w:t>
+        </w:r>
+      </w:ins>
+      <w:ins w:id="49" w:author="Adam Beatty" w:date="2026-07-19T12:20:00Z" w16du:dateUtc="2026-07-19T11:20:00Z">
+        <w:r>
+          <w:fldChar w:fldCharType="end"/>
+        </w:r>
+      </w:ins>
+      <w:ins w:id="50" w:author="Adam Beatty" w:date="2026-07-19T12:20:00Z">
+        <w:r>
+          <w:t>, accessed 18 July 2026.</w:t>
+        </w:r>
+      </w:ins>
+      <w:del w:id="51" w:author="Adam Beatty" w:date="2026-07-19T12:20:00Z" w16du:dateUtc="2026-07-19T11:20:00Z">
+        <w:r>
+          <w:delText xml:space="preserve">Kyaw Jaw Sine Marmw. </w:delText>
+        </w:r>
+        <w:r>
+          <w:rPr>
+            <w:lang w:val="en-GB"/>
+          </w:rPr>
+          <w:delText>‘Tech Blitzkrieg: Drone Warfare and the Transformation of</w:delText>
+        </w:r>
+        <w:r>
+          <w:rPr>
+            <w:lang w:val="en-GB"/>
+          </w:rPr>
+          <w:delText xml:space="preserve"> Maneuver’. Modern Diplomacy. July 2026. </w:delText>
+        </w:r>
+        <w:r>
+          <w:fldChar w:fldCharType="begin"/>
+        </w:r>
+        <w:r>
+          <w:delInstrText>HYPERLINK "https://moderndiplomacy.eu/2026/07/16/tech-blitzkrieg-drone-warfare-and-the-transformation-of-maneuver/"</w:delInstrText>
+        </w:r>
+        <w:r>
+          <w:fldChar w:fldCharType="separate"/>
+        </w:r>
         <w:r>
           <w:rPr>
             <w:rStyle w:val="Hyperlink"/>
             <w:lang w:val="en-GB"/>
           </w:rPr>
-          <w:t>https://moderndiplomacy.eu/2026/07/16/tech-blitzkrieg-drone-warfare-and-the-transformation-of-maneuver/</w:t>
-        </w:r>
-      </w:hyperlink>
-      <w:r>
-        <w:rPr>
-          <w:lang w:val="en-GB"/>
-        </w:rPr>
-        <w:t>. Accessed on 18 July 2026.</w:t>
-      </w:r>
+          <w:delText>https://moderndiplomacy.eu/2026/07/16/tech-blitzkrieg-drone-warfare-and-the-transformation-of-maneuver/</w:delText>
+        </w:r>
+        <w:r>
+          <w:fldChar w:fldCharType="end"/>
+        </w:r>
+        <w:r>
+          <w:rPr>
+            <w:lang w:val="en-GB"/>
+          </w:rPr>
+          <w:delText>. Accessed on 18 July 2026.</w:delText>
+        </w:r>
+      </w:del>
     </w:p>
   </w:footnote>
   <w:footnote w:id="29">
@@ -5667,7 +7870,26 @@
         <w:footnoteRef/>
       </w:r>
       <w:r>
-        <w:t xml:space="preserve"> Paul Franklin. ‘Defence Tech is no longer niche – it’s institutional’. Primary Markets. June 2026. </w:t>
+        <w:t xml:space="preserve"> Paul Franklin. ‘Defence Tech is no longer niche </w:t>
+      </w:r>
+      <w:ins w:id="53" w:author="Adam Beatty" w:date="2026-07-19T14:31:00Z" w16du:dateUtc="2026-07-19T13:31:00Z">
+        <w:r>
+          <w:rPr>
+            <w:rFonts w:ascii="Times New Roman" w:hAnsi="Times New Roman" w:cs="Times New Roman"/>
+            <w:kern w:val="0"/>
+            <w:lang w:eastAsia="en-GB"/>
+            <w14:ligatures w14:val="none"/>
+          </w:rPr>
+          <w:t>—</w:t>
+        </w:r>
+      </w:ins>
+      <w:del w:id="54" w:author="Adam Beatty" w:date="2026-07-19T14:31:00Z" w16du:dateUtc="2026-07-19T13:31:00Z">
+        <w:r>
+          <w:delText>–</w:delText>
+        </w:r>
+      </w:del>
+      <w:r>
+        <w:t xml:space="preserve"> it’s institutional’. Primary Markets. June 2026. </w:t>
       </w:r>
     </w:p>
     <w:p>
@@ -5677,7 +7899,7 @@
           <w:lang w:val="en-GB"/>
         </w:rPr>
       </w:pPr>
-      <w:hyperlink r:id="rId28" w:history="1">
+      <w:hyperlink r:id="rId24" w:history="1">
         <w:r>
           <w:rPr>
             <w:rStyle w:val="Hyperlink"/>
@@ -5685,8 +7907,18 @@
           <w:t>https://www.primarymarkets.com/defence-tech-is-no-longer-niche-its-institutional/</w:t>
         </w:r>
       </w:hyperlink>
-      <w:r>
-        <w:t>. Accessed on 18 July 2026.</w:t>
+      <w:del w:id="55" w:author="Adam Beatty" w:date="2026-07-19T14:40:00Z" w16du:dateUtc="2026-07-19T13:40:00Z">
+        <w:r>
+          <w:delText xml:space="preserve">. Accessed </w:delText>
+        </w:r>
+      </w:del>
+      <w:ins w:id="56" w:author="Adam Beatty" w:date="2026-07-19T14:40:00Z" w16du:dateUtc="2026-07-19T13:40:00Z">
+        <w:r>
+          <w:t xml:space="preserve">, accessed </w:t>
+        </w:r>
+      </w:ins>
+      <w:r>
+        <w:t>on 18 July 2026.</w:t>
       </w:r>
     </w:p>
   </w:footnote>
@@ -5705,19 +7937,49 @@
         <w:footnoteRef/>
       </w:r>
       <w:r>
-        <w:t xml:space="preserve"> Commission on the Defence Forces. ‘Report of the Commission on the Defence Forces’. February 2022. </w:t>
-      </w:r>
-      <w:hyperlink r:id="rId29" w:history="1">
+        <w:t xml:space="preserve"> </w:t>
+      </w:r>
+      <w:ins w:id="62" w:author="Adam Beatty" w:date="2026-07-19T12:31:00Z">
+        <w:r>
+          <w:t xml:space="preserve">Commission on the Defence Forces, </w:t>
+        </w:r>
+        <w:r>
+          <w:rPr>
+            <w:i/>
+            <w:iCs/>
+          </w:rPr>
+          <w:t>Report of the Commission on the Defence Forces</w:t>
+        </w:r>
+        <w:r>
+          <w:t>, 30–33, 44–45.</w:t>
+        </w:r>
+      </w:ins>
+      <w:del w:id="63" w:author="Adam Beatty" w:date="2026-07-19T12:31:00Z" w16du:dateUtc="2026-07-19T11:31:00Z">
+        <w:r>
+          <w:delText xml:space="preserve">Commission on the Defence Forces. ‘Report of the Commission on the Defence Forces’. February 2022. </w:delText>
+        </w:r>
+        <w:r>
+          <w:fldChar w:fldCharType="begin"/>
+        </w:r>
+        <w:r>
+          <w:delInstrText>HYPERLINK "https://www.military.ie/media/0rfpwgrl/report-of-the-commission-on-defence-forces-1.pdf"</w:delInstrText>
+        </w:r>
+        <w:r>
+          <w:fldChar w:fldCharType="separate"/>
+        </w:r>
         <w:r>
           <w:rPr>
             <w:rStyle w:val="Hyperlink"/>
           </w:rPr>
-          <w:t>https://www.military.ie/media/0rfpwgrl/report-of-the-commission-on-defence-forces-1.pdf</w:t>
-        </w:r>
-      </w:hyperlink>
-      <w:r>
-        <w:t>. Accessed on 17 July 2026.</w:t>
-      </w:r>
+          <w:delText>https://www.military.ie/media/0rfpwgrl/report-of-the-commission-on-defence-forces-1.pdf</w:delText>
+        </w:r>
+        <w:r>
+          <w:fldChar w:fldCharType="end"/>
+        </w:r>
+        <w:r>
+          <w:delText>. Accessed on 17 July 2026.</w:delText>
+        </w:r>
+      </w:del>
     </w:p>
   </w:footnote>
   <w:footnote w:id="31">
@@ -5738,95 +8000,279 @@
         </w:rPr>
         <w:t xml:space="preserve">NATO. “Innovation and technology adoption”. July 2026. </w:t>
       </w:r>
-      <w:hyperlink r:id="rId30" w:tgtFrame="_blank" w:history="1">
+      <w:ins w:id="69" w:author="Adam Beatty" w:date="2026-07-19T14:29:00Z" w16du:dateUtc="2026-07-19T13:29:00Z">
+        <w:r>
+          <w:rPr>
+            <w:sz w:val="20"/>
+            <w:szCs w:val="20"/>
+          </w:rPr>
+          <w:fldChar w:fldCharType="begin"/>
+        </w:r>
+        <w:r>
+          <w:rPr>
+            <w:sz w:val="20"/>
+            <w:szCs w:val="20"/>
+          </w:rPr>
+          <w:instrText>HYPERLINK "</w:instrText>
+        </w:r>
+      </w:ins>
+      <w:r>
+        <w:rPr>
+          <w:sz w:val="20"/>
+          <w:szCs w:val="20"/>
+          <w:rPrChange w:id="70" w:author="Adam Beatty" w:date="2026-07-19T14:29:00Z" w16du:dateUtc="2026-07-19T13:29:00Z">
+            <w:rPr>
+              <w:rStyle w:val="Hyperlink"/>
+              <w:sz w:val="20"/>
+              <w:szCs w:val="20"/>
+            </w:rPr>
+          </w:rPrChange>
+        </w:rPr>
+        <w:instrText>https://www.nato.int/en/what-we-do/deterrence-and-defence/emerging-and-disruptive-technologies</w:instrText>
+      </w:r>
+      <w:r>
+        <w:rPr>
+          <w:sz w:val="20"/>
+          <w:szCs w:val="20"/>
+        </w:rPr>
+        <w:instrText>. Accessed 14 July 2026</w:instrText>
+      </w:r>
+      <w:ins w:id="71" w:author="Adam Beatty" w:date="2026-07-19T14:29:00Z" w16du:dateUtc="2026-07-19T13:29:00Z">
+        <w:r>
+          <w:rPr>
+            <w:sz w:val="20"/>
+            <w:szCs w:val="20"/>
+          </w:rPr>
+          <w:instrText>"</w:instrText>
+        </w:r>
+        <w:r>
+          <w:rPr>
+            <w:sz w:val="20"/>
+            <w:szCs w:val="20"/>
+          </w:rPr>
+          <w:fldChar w:fldCharType="separate"/>
+        </w:r>
+      </w:ins>
+      <w:r>
+        <w:rPr>
+          <w:rStyle w:val="Hyperlink"/>
+          <w:sz w:val="20"/>
+          <w:szCs w:val="20"/>
+        </w:rPr>
+        <w:t>https://www.nato.int/en/what-we-do/deterrence-and-defence/emerging-and-disruptive-technologies</w:t>
+      </w:r>
+      <w:del w:id="72" w:author="Adam Beatty" w:date="2026-07-19T14:40:00Z" w16du:dateUtc="2026-07-19T13:40:00Z">
         <w:r>
           <w:rPr>
             <w:rStyle w:val="Hyperlink"/>
             <w:sz w:val="20"/>
             <w:szCs w:val="20"/>
           </w:rPr>
-          <w:t>https://www.nato.int/en/what-we-do/deterrence-and-defence/emerging-and-disruptive-technologies</w:t>
-        </w:r>
-      </w:hyperlink>
-      <w:r>
-        <w:rPr>
-          <w:sz w:val="20"/>
-          <w:szCs w:val="20"/>
-        </w:rPr>
-        <w:t>. Accessed 14 July 2026.</w:t>
-      </w:r>
-    </w:p>
-  </w:footnote>
-  <w:footnote w:id="32">
-    <w:p>
-      <w:pPr>
-        <w:pStyle w:val="FootnoteText"/>
-        <w:rPr>
-          <w:lang w:val="en-GB"/>
-        </w:rPr>
-      </w:pPr>
-      <w:r>
-        <w:rPr>
-          <w:rStyle w:val="FootnoteReference"/>
-        </w:rPr>
-        <w:footnoteRef/>
-      </w:r>
-      <w:r>
-        <w:t xml:space="preserve"> Applied Aeronautics. ‘How small affordable drones are revolutionizing defense technology’. Applied Aeronautics. March 2025. </w:t>
-      </w:r>
-      <w:hyperlink r:id="rId31" w:history="1">
-        <w:r>
-          <w:rPr>
-            <w:rStyle w:val="Hyperlink"/>
-          </w:rPr>
-          <w:t>https://www.appliedaeronautics.com/post/how-small-affordable-drones-are-revolutionizing-defense-technology</w:t>
-        </w:r>
-      </w:hyperlink>
-      <w:r>
-        <w:t>. Accessed on 18 July 2026.</w:t>
-      </w:r>
-    </w:p>
-  </w:footnote>
-  <w:footnote w:id="33">
-    <w:p>
-      <w:pPr>
-        <w:rPr>
-          <w:sz w:val="20"/>
-          <w:szCs w:val="20"/>
-        </w:rPr>
-      </w:pPr>
-      <w:r>
-        <w:rPr>
-          <w:rStyle w:val="FootnoteReference"/>
-        </w:rPr>
-        <w:footnoteRef/>
-      </w:r>
-      <w:r>
-        <w:t xml:space="preserve"> </w:t>
-      </w:r>
-      <w:r>
-        <w:rPr>
-          <w:sz w:val="20"/>
-          <w:szCs w:val="20"/>
-        </w:rPr>
-        <w:t xml:space="preserve">Robbe Du Pont. ‘The Politics of Drone Armament: A Content Analysis of Political Views on the Weaponisation of Military Drones in Belgium and the Netherlands. Ghent University. September 2025. </w:t>
-      </w:r>
-      <w:hyperlink r:id="rId32" w:history="1">
+          <w:delText xml:space="preserve">. Accessed </w:delText>
+        </w:r>
+      </w:del>
+      <w:ins w:id="73" w:author="Adam Beatty" w:date="2026-07-19T14:40:00Z" w16du:dateUtc="2026-07-19T13:40:00Z">
         <w:r>
           <w:rPr>
             <w:rStyle w:val="Hyperlink"/>
             <w:sz w:val="20"/>
             <w:szCs w:val="20"/>
           </w:rPr>
-          <w:t>https://www.ugent.be/ps/politiekewetenschappen/gies/en/research/publications/honours_paper/academic-year-2024-2025/the-politics-of-drone-armament</w:t>
-        </w:r>
-      </w:hyperlink>
-      <w:r>
-        <w:rPr>
+          <w:t xml:space="preserve">, accessed </w:t>
+        </w:r>
+      </w:ins>
+      <w:r>
+        <w:rPr>
+          <w:rStyle w:val="Hyperlink"/>
           <w:sz w:val="20"/>
           <w:szCs w:val="20"/>
         </w:rPr>
-        <w:t>. Accessed 18 July 2026.</w:t>
+        <w:t>14 July 2026</w:t>
+      </w:r>
+      <w:ins w:id="74" w:author="Adam Beatty" w:date="2026-07-19T14:29:00Z" w16du:dateUtc="2026-07-19T13:29:00Z">
+        <w:r>
+          <w:rPr>
+            <w:sz w:val="20"/>
+            <w:szCs w:val="20"/>
+          </w:rPr>
+          <w:fldChar w:fldCharType="end"/>
+        </w:r>
+        <w:r>
+          <w:rPr>
+            <w:sz w:val="20"/>
+            <w:szCs w:val="20"/>
+          </w:rPr>
+          <w:t xml:space="preserve">; </w:t>
+        </w:r>
+      </w:ins>
+      <w:ins w:id="75" w:author="Adam Beatty" w:date="2026-07-19T14:29:00Z">
+        <w:r>
+          <w:rPr>
+            <w:sz w:val="20"/>
+            <w:szCs w:val="20"/>
+          </w:rPr>
+          <w:t>S</w:t>
+        </w:r>
+      </w:ins>
+      <w:ins w:id="76" w:author="Adam Beatty" w:date="2026-07-19T14:30:00Z" w16du:dateUtc="2026-07-19T13:30:00Z">
+        <w:r>
+          <w:rPr>
+            <w:sz w:val="20"/>
+            <w:szCs w:val="20"/>
+          </w:rPr>
+          <w:t>tephen</w:t>
+        </w:r>
+      </w:ins>
+      <w:ins w:id="77" w:author="Adam Beatty" w:date="2026-07-19T14:29:00Z">
+        <w:r>
+          <w:rPr>
+            <w:sz w:val="20"/>
+            <w:szCs w:val="20"/>
+          </w:rPr>
+          <w:t xml:space="preserve"> P</w:t>
+        </w:r>
+      </w:ins>
+      <w:ins w:id="78" w:author="Adam Beatty" w:date="2026-07-19T14:30:00Z" w16du:dateUtc="2026-07-19T13:30:00Z">
+        <w:r>
+          <w:rPr>
+            <w:sz w:val="20"/>
+            <w:szCs w:val="20"/>
+          </w:rPr>
+          <w:t>eter</w:t>
+        </w:r>
+      </w:ins>
+      <w:ins w:id="79" w:author="Adam Beatty" w:date="2026-07-19T14:29:00Z">
+        <w:r>
+          <w:rPr>
+            <w:sz w:val="20"/>
+            <w:szCs w:val="20"/>
+          </w:rPr>
+          <w:t xml:space="preserve"> Rosen, </w:t>
+        </w:r>
+        <w:r>
+          <w:rPr>
+            <w:i/>
+            <w:iCs/>
+            <w:sz w:val="20"/>
+            <w:szCs w:val="20"/>
+          </w:rPr>
+          <w:t>Winning the Next War: Innovation and the Modern Military</w:t>
+        </w:r>
+        <w:r>
+          <w:rPr>
+            <w:sz w:val="20"/>
+            <w:szCs w:val="20"/>
+          </w:rPr>
+          <w:t xml:space="preserve"> (New York: Cornell University Press, 1991), 7</w:t>
+        </w:r>
+      </w:ins>
+      <w:r>
+        <w:rPr>
+          <w:sz w:val="20"/>
+          <w:szCs w:val="20"/>
+        </w:rPr>
+        <w:t>.</w:t>
+      </w:r>
+    </w:p>
+  </w:footnote>
+  <w:footnote w:id="32">
+    <w:p>
+      <w:pPr>
+        <w:pStyle w:val="FootnoteText"/>
+        <w:rPr>
+          <w:lang w:val="en-GB"/>
+        </w:rPr>
+      </w:pPr>
+      <w:r>
+        <w:rPr>
+          <w:rStyle w:val="FootnoteReference"/>
+        </w:rPr>
+        <w:footnoteRef/>
+      </w:r>
+      <w:r>
+        <w:t xml:space="preserve"> Applied Aeronautics. ‘How small affordable drones are revolutionizing defense technology’. Applied Aeronautics. March 2025. </w:t>
+      </w:r>
+      <w:hyperlink r:id="rId25" w:history="1">
+        <w:r>
+          <w:rPr>
+            <w:rStyle w:val="Hyperlink"/>
+          </w:rPr>
+          <w:t>https://www.appliedaeronautics.com/post/how-small-affordable-drones-are-revolutionizing-defense-technology</w:t>
+        </w:r>
+      </w:hyperlink>
+      <w:del w:id="83" w:author="Adam Beatty" w:date="2026-07-19T14:40:00Z" w16du:dateUtc="2026-07-19T13:40:00Z">
+        <w:r>
+          <w:delText xml:space="preserve">. Accessed </w:delText>
+        </w:r>
+      </w:del>
+      <w:ins w:id="84" w:author="Adam Beatty" w:date="2026-07-19T14:40:00Z" w16du:dateUtc="2026-07-19T13:40:00Z">
+        <w:r>
+          <w:t xml:space="preserve">, accessed </w:t>
+        </w:r>
+      </w:ins>
+      <w:r>
+        <w:t>on 18 July 2026.</w:t>
+      </w:r>
+    </w:p>
+  </w:footnote>
+  <w:footnote w:id="33">
+    <w:p>
+      <w:pPr>
+        <w:rPr>
+          <w:sz w:val="20"/>
+          <w:szCs w:val="20"/>
+        </w:rPr>
+      </w:pPr>
+      <w:r>
+        <w:rPr>
+          <w:rStyle w:val="FootnoteReference"/>
+        </w:rPr>
+        <w:footnoteRef/>
+      </w:r>
+      <w:r>
+        <w:t xml:space="preserve"> </w:t>
+      </w:r>
+      <w:r>
+        <w:rPr>
+          <w:sz w:val="20"/>
+          <w:szCs w:val="20"/>
+        </w:rPr>
+        <w:t xml:space="preserve">Robbe Du Pont. ‘The Politics of Drone Armament: A Content Analysis of Political Views on the Weaponisation of Military Drones in Belgium and the Netherlands. Ghent University. September 2025. </w:t>
+      </w:r>
+      <w:hyperlink r:id="rId26" w:history="1">
+        <w:r>
+          <w:rPr>
+            <w:rStyle w:val="Hyperlink"/>
+            <w:sz w:val="20"/>
+            <w:szCs w:val="20"/>
+          </w:rPr>
+          <w:t>https://www.ugent.be/ps/politiekewetenschappen/gies/en/research/publications/honours_paper/academic-year-2024-2025/the-politics-of-drone-armament</w:t>
+        </w:r>
+      </w:hyperlink>
+      <w:del w:id="88" w:author="Adam Beatty" w:date="2026-07-19T14:40:00Z" w16du:dateUtc="2026-07-19T13:40:00Z">
+        <w:r>
+          <w:rPr>
+            <w:sz w:val="20"/>
+            <w:szCs w:val="20"/>
+          </w:rPr>
+          <w:delText xml:space="preserve">. Accessed </w:delText>
+        </w:r>
+      </w:del>
+      <w:ins w:id="89" w:author="Adam Beatty" w:date="2026-07-19T14:40:00Z" w16du:dateUtc="2026-07-19T13:40:00Z">
+        <w:r>
+          <w:rPr>
+            <w:sz w:val="20"/>
+            <w:szCs w:val="20"/>
+          </w:rPr>
+          <w:t xml:space="preserve">, accessed </w:t>
+        </w:r>
+      </w:ins>
+      <w:r>
+        <w:rPr>
+          <w:sz w:val="20"/>
+          <w:szCs w:val="20"/>
+        </w:rPr>
+        <w:t>18 July 2026.</w:t>
       </w:r>
     </w:p>
   </w:footnote>
@@ -5853,7 +8299,7 @@
         </w:rPr>
         <w:t xml:space="preserve"> Staff. ‘Joint Capabilities and Integration Development System Manual’. January 2018.  </w:t>
       </w:r>
-      <w:hyperlink r:id="rId33" w:history="1">
+      <w:hyperlink r:id="rId27" w:history="1">
         <w:r>
           <w:rPr>
             <w:rStyle w:val="Hyperlink"/>
@@ -5862,11 +8308,27 @@
           <w:t>https://www.acq.osd.mil/asda/jrac/docs/2018-jcids.pdf</w:t>
         </w:r>
       </w:hyperlink>
+      <w:del w:id="95" w:author="Adam Beatty" w:date="2026-07-19T14:40:00Z" w16du:dateUtc="2026-07-19T13:40:00Z">
+        <w:r>
+          <w:rPr>
+            <w:lang w:val="en-GB"/>
+          </w:rPr>
+          <w:delText xml:space="preserve">. Accessed </w:delText>
+        </w:r>
+      </w:del>
+      <w:ins w:id="96" w:author="Adam Beatty" w:date="2026-07-19T14:40:00Z" w16du:dateUtc="2026-07-19T13:40:00Z">
+        <w:r>
+          <w:rPr>
+            <w:lang w:val="en-GB"/>
+          </w:rPr>
+          <w:t xml:space="preserve">, accessed </w:t>
+        </w:r>
+      </w:ins>
       <w:r>
         <w:rPr>
           <w:lang w:val="en-GB"/>
         </w:rPr>
-        <w:t>. Accessed 18 July 2026.</w:t>
+        <w:t>18 July 2026.</w:t>
       </w:r>
       <w:r>
         <w:rPr>
@@ -5914,7 +8376,7 @@
         </w:rPr>
         <w:t xml:space="preserve">ovember 2021. </w:t>
       </w:r>
-      <w:hyperlink r:id="rId34" w:history="1">
+      <w:hyperlink r:id="rId28" w:history="1">
         <w:r>
           <w:rPr>
             <w:rStyle w:val="Hyperlink"/>
@@ -5923,11 +8385,112 @@
           <w:t>https://muse.jhu.edu/pub/419/article/797091</w:t>
         </w:r>
       </w:hyperlink>
+      <w:del w:id="100" w:author="Adam Beatty" w:date="2026-07-19T14:39:00Z" w16du:dateUtc="2026-07-19T13:39:00Z">
+        <w:r>
+          <w:rPr>
+            <w:lang w:val="en-GB"/>
+          </w:rPr>
+          <w:delText>.</w:delText>
+        </w:r>
+      </w:del>
+      <w:ins w:id="101" w:author="Adam Beatty" w:date="2026-07-19T14:39:00Z" w16du:dateUtc="2026-07-19T13:39:00Z">
+        <w:r>
+          <w:rPr>
+            <w:lang w:val="en-GB"/>
+          </w:rPr>
+          <w:t>,</w:t>
+        </w:r>
+      </w:ins>
       <w:r>
         <w:rPr>
           <w:lang w:val="en-GB"/>
         </w:rPr>
-        <w:t>. Accessed 18 July 2026.</w:t>
+        <w:t xml:space="preserve"> </w:t>
+      </w:r>
+      <w:del w:id="102" w:author="Adam Beatty" w:date="2026-07-19T14:40:00Z" w16du:dateUtc="2026-07-19T13:40:00Z">
+        <w:r>
+          <w:rPr>
+            <w:lang w:val="en-GB"/>
+          </w:rPr>
+          <w:delText xml:space="preserve">Accessed </w:delText>
+        </w:r>
+      </w:del>
+      <w:ins w:id="103" w:author="Adam Beatty" w:date="2026-07-19T14:40:00Z" w16du:dateUtc="2026-07-19T13:40:00Z">
+        <w:r>
+          <w:rPr>
+            <w:lang w:val="en-GB"/>
+          </w:rPr>
+          <w:t>a</w:t>
+        </w:r>
+        <w:r>
+          <w:rPr>
+            <w:lang w:val="en-GB"/>
+          </w:rPr>
+          <w:t xml:space="preserve">ccessed </w:t>
+        </w:r>
+      </w:ins>
+      <w:r>
+        <w:rPr>
+          <w:lang w:val="en-GB"/>
+        </w:rPr>
+        <w:t>18 July 2026</w:t>
+      </w:r>
+      <w:ins w:id="104" w:author="Adam Beatty" w:date="2026-07-19T14:37:00Z" w16du:dateUtc="2026-07-19T13:37:00Z">
+        <w:r>
+          <w:rPr>
+            <w:lang w:val="en-GB"/>
+          </w:rPr>
+          <w:t xml:space="preserve">; </w:t>
+        </w:r>
+      </w:ins>
+      <w:ins w:id="105" w:author="Adam Beatty" w:date="2026-07-19T14:37:00Z">
+        <w:r>
+          <w:t xml:space="preserve">Stimson Center, </w:t>
+        </w:r>
+        <w:r>
+          <w:rPr>
+            <w:i/>
+            <w:iCs/>
+          </w:rPr>
+          <w:t>Military Utility, National Security, and Economics</w:t>
+        </w:r>
+        <w:r>
+          <w:t xml:space="preserve"> (2015), 9, </w:t>
+        </w:r>
+        <w:r>
+          <w:fldChar w:fldCharType="begin"/>
+        </w:r>
+        <w:r>
+          <w:instrText>HYPERLINK "http://www.jstor.org/stable/resrep10852" \t "_new"</w:instrText>
+        </w:r>
+        <w:r>
+          <w:fldChar w:fldCharType="separate"/>
+        </w:r>
+        <w:r>
+          <w:rPr>
+            <w:rStyle w:val="Hyperlink"/>
+          </w:rPr>
+          <w:t>http://www.jstor.org/stable/resrep10852</w:t>
+        </w:r>
+      </w:ins>
+      <w:ins w:id="106" w:author="Adam Beatty" w:date="2026-07-19T14:37:00Z" w16du:dateUtc="2026-07-19T13:37:00Z">
+        <w:r>
+          <w:rPr>
+            <w:lang w:val="en-GB"/>
+          </w:rPr>
+          <w:fldChar w:fldCharType="end"/>
+        </w:r>
+      </w:ins>
+      <w:ins w:id="107" w:author="Adam Beatty" w:date="2026-07-19T14:37:00Z">
+        <w:r>
+          <w:t>, accessed 11 June 2025</w:t>
+        </w:r>
+      </w:ins>
+      <w:r>
+        <w:rPr>
+          <w:lang w:val="en-GB"/>
+        </w:rPr>
+        <w:t>.</w:t>
       </w:r>
     </w:p>
   </w:footnote>
@@ -5962,7 +8525,7 @@
         </w:rPr>
         <w:t xml:space="preserve">‘Transforming in Contact: The Army Needs an Unmanned Systems Command Now’. April 2026. </w:t>
       </w:r>
-      <w:hyperlink r:id="rId35" w:history="1">
+      <w:hyperlink r:id="rId29" w:history="1">
         <w:r>
           <w:rPr>
             <w:rStyle w:val="Hyperlink"/>
@@ -5972,12 +8535,30 @@
           <w:t>https://smallwarsjournal.com/2026/04/14/transforming-in-contact-the-army-needs-an-unmanned-systems-command-now/</w:t>
         </w:r>
       </w:hyperlink>
+      <w:ins w:id="115" w:author="Adam Beatty" w:date="2026-07-19T14:39:00Z" w16du:dateUtc="2026-07-19T13:39:00Z">
+        <w:r>
+          <w:rPr>
+            <w:sz w:val="20"/>
+            <w:szCs w:val="20"/>
+          </w:rPr>
+          <w:t>, a</w:t>
+        </w:r>
+      </w:ins>
+      <w:del w:id="116" w:author="Adam Beatty" w:date="2026-07-19T14:39:00Z" w16du:dateUtc="2026-07-19T13:39:00Z">
+        <w:r>
+          <w:rPr>
+            <w:sz w:val="20"/>
+            <w:szCs w:val="20"/>
+          </w:rPr>
+          <w:delText>.A</w:delText>
+        </w:r>
+      </w:del>
       <w:r>
         <w:rPr>
           <w:sz w:val="20"/>
           <w:szCs w:val="20"/>
         </w:rPr>
-        <w:t>.Accessed 18 July 2026.</w:t>
+        <w:t>ccessed 18 July 2026.</w:t>
       </w:r>
     </w:p>
   </w:footnote>
@@ -5998,7 +8579,7 @@
       <w:r>
         <w:t xml:space="preserve"> Lt Col Reed Markham. ‘Integrating Drones isn’t Intuitive’. February 2024.  </w:t>
       </w:r>
-      <w:hyperlink r:id="rId36" w:history="1">
+      <w:hyperlink r:id="rId30" w:history="1">
         <w:r>
           <w:rPr>
             <w:rStyle w:val="Hyperlink"/>
@@ -6006,8 +8587,18 @@
           <w:t>https://www.lineofdeparture.army.mil/Journals/Infantry/Infantry-Fall-2024/Integrating-drones/</w:t>
         </w:r>
       </w:hyperlink>
-      <w:r>
-        <w:t>. Accessed 18 July 2026.</w:t>
+      <w:del w:id="119" w:author="Adam Beatty" w:date="2026-07-19T14:40:00Z" w16du:dateUtc="2026-07-19T13:40:00Z">
+        <w:r>
+          <w:delText xml:space="preserve">. Accessed </w:delText>
+        </w:r>
+      </w:del>
+      <w:ins w:id="120" w:author="Adam Beatty" w:date="2026-07-19T14:40:00Z" w16du:dateUtc="2026-07-19T13:40:00Z">
+        <w:r>
+          <w:t xml:space="preserve">, accessed </w:t>
+        </w:r>
+      </w:ins>
+      <w:r>
+        <w:t>18 July 2026.</w:t>
       </w:r>
     </w:p>
   </w:footnote>
@@ -6026,18 +8617,83 @@
         <w:footnoteRef/>
       </w:r>
       <w:r>
-        <w:t xml:space="preserve"> UK Strategic Command. ‘The Crucial Role of Wargaming in Defence’. November 2023. </w:t>
-      </w:r>
-      <w:hyperlink r:id="rId37" w:history="1">
+        <w:t xml:space="preserve"> </w:t>
+      </w:r>
+      <w:ins w:id="125" w:author="Adam Beatty" w:date="2026-07-19T14:53:00Z">
+        <w:r>
+          <w:t xml:space="preserve">Brian Cahill, "Simulating Complexity: Urban Operations, Cognitive Load &amp; Wargaming in the Contemporary Operating Environment," </w:t>
+        </w:r>
+        <w:r>
+          <w:rPr>
+            <w:i/>
+            <w:iCs/>
+          </w:rPr>
+          <w:t>Defence Forces Review 2025</w:t>
+        </w:r>
+        <w:r>
+          <w:t xml:space="preserve"> (Dublin: Command and Staff School, 2025), 37, </w:t>
+        </w:r>
+        <w:r>
+          <w:fldChar w:fldCharType="begin"/>
+        </w:r>
+        <w:r>
+          <w:instrText>HYPERLINK "https://www.military.ie/media/muvair04/df-review-2025-digital-edition.pdf"</w:instrText>
+        </w:r>
+        <w:r>
+          <w:fldChar w:fldCharType="separate"/>
+        </w:r>
         <w:r>
           <w:rPr>
             <w:rStyle w:val="Hyperlink"/>
           </w:rPr>
-          <w:t>https://www.gov.uk/government/news/the-crucial-role-of-wargaming-in-defence</w:t>
-        </w:r>
-      </w:hyperlink>
-      <w:r>
-        <w:t>. Accessed on 18 July 2026.</w:t>
+          <w:t>https://www.military.ie/media/muvair04/df-review-2025-digital-edition.pdf</w:t>
+        </w:r>
+      </w:ins>
+      <w:ins w:id="126" w:author="Adam Beatty" w:date="2026-07-19T14:53:00Z" w16du:dateUtc="2026-07-19T13:53:00Z">
+        <w:r>
+          <w:fldChar w:fldCharType="end"/>
+        </w:r>
+      </w:ins>
+      <w:ins w:id="127" w:author="Adam Beatty" w:date="2026-07-19T14:53:00Z">
+        <w:r>
+          <w:t>, accessed 19 July 2026</w:t>
+        </w:r>
+      </w:ins>
+      <w:del w:id="128" w:author="Adam Beatty" w:date="2026-07-19T15:08:00Z" w16du:dateUtc="2026-07-19T14:08:00Z">
+        <w:r>
+          <w:delText xml:space="preserve">UK Strategic Command. ‘The Crucial Role of Wargaming in Defence’. November 2023. </w:delText>
+        </w:r>
+        <w:r>
+          <w:fldChar w:fldCharType="begin"/>
+        </w:r>
+        <w:r>
+          <w:delInstrText>HYPERLINK "https://www.gov.uk/government/news/the-crucial-role-of-wargaming-in-defence"</w:delInstrText>
+        </w:r>
+        <w:r>
+          <w:fldChar w:fldCharType="separate"/>
+        </w:r>
+        <w:r>
+          <w:rPr>
+            <w:rStyle w:val="Hyperlink"/>
+          </w:rPr>
+          <w:delText>https://www.gov.uk/government/news/the-crucial-role-of-wargaming-in-defence</w:delText>
+        </w:r>
+        <w:r>
+          <w:fldChar w:fldCharType="end"/>
+        </w:r>
+      </w:del>
+      <w:del w:id="129" w:author="Adam Beatty" w:date="2026-07-19T14:40:00Z" w16du:dateUtc="2026-07-19T13:40:00Z">
+        <w:r>
+          <w:delText xml:space="preserve">. Accessed </w:delText>
+        </w:r>
+      </w:del>
+      <w:del w:id="130" w:author="Adam Beatty" w:date="2026-07-19T15:08:00Z" w16du:dateUtc="2026-07-19T14:08:00Z">
+        <w:r>
+          <w:delText>on 18 July 2026</w:delText>
+        </w:r>
+      </w:del>
+      <w:r>
+        <w:t>.</w:t>
       </w:r>
     </w:p>
   </w:footnote>
@@ -6046,48 +8702,79 @@
       <w:pPr>
         <w:pStyle w:val="FootnoteText"/>
         <w:rPr>
+          <w:del w:id="132" w:author="Adam Beatty" w:date="2026-07-19T15:06:00Z" w16du:dateUtc="2026-07-19T14:06:00Z"/>
           <w:lang w:val="en-GB"/>
         </w:rPr>
       </w:pPr>
-      <w:r>
-        <w:rPr>
-          <w:rStyle w:val="FootnoteReference"/>
-        </w:rPr>
-        <w:footnoteRef/>
-      </w:r>
-      <w:r>
-        <w:rPr>
-          <w:lang w:val="de-DE"/>
-        </w:rPr>
-        <w:t xml:space="preserve"> Paul Lushenko, Russell McGuire, Christopher G. Pernin, Sean M. Zeigler. </w:t>
-      </w:r>
-      <w:r>
-        <w:rPr>
-          <w:lang w:val="en-GB"/>
-        </w:rPr>
-        <w:t>‘Defencding U.S. Military Bases Against Drones? A Recent T</w:t>
-      </w:r>
-      <w:r>
-        <w:rPr>
-          <w:lang w:val="en-GB"/>
-        </w:rPr>
-        <w:t xml:space="preserve">abletop Exercise Explores How’. June 2025. </w:t>
-      </w:r>
-      <w:hyperlink r:id="rId38" w:history="1">
+      <w:del w:id="133" w:author="Adam Beatty" w:date="2026-07-19T15:06:00Z" w16du:dateUtc="2026-07-19T14:06:00Z">
+        <w:r>
+          <w:rPr>
+            <w:rStyle w:val="FootnoteReference"/>
+          </w:rPr>
+          <w:footnoteRef/>
+        </w:r>
+        <w:r>
+          <w:rPr>
+            <w:lang w:val="de-DE"/>
+          </w:rPr>
+          <w:delText xml:space="preserve"> Paul Lushenko, Russell McGuire, Christopher G. Pernin, Sean M. Zeigler. </w:delText>
+        </w:r>
+        <w:r>
+          <w:rPr>
+            <w:lang w:val="en-GB"/>
+          </w:rPr>
+          <w:delText>‘Defencding U.S. Military Bases Against Drones? A Recent T</w:delText>
+        </w:r>
+        <w:r>
+          <w:rPr>
+            <w:lang w:val="en-GB"/>
+          </w:rPr>
+          <w:delText xml:space="preserve">abletop Exercise Explores How’. June 2025. </w:delText>
+        </w:r>
+        <w:r>
+          <w:fldChar w:fldCharType="begin"/>
+        </w:r>
+        <w:r>
+          <w:delInstrText>HYPERLINK "https://www.rand.org/pubs/commentary/2025/06/defending-us-military-bases-against-drones-a-recent.html"</w:delInstrText>
+        </w:r>
+        <w:r>
+          <w:fldChar w:fldCharType="separate"/>
+        </w:r>
         <w:r>
           <w:rPr>
             <w:rStyle w:val="Hyperlink"/>
             <w:lang w:val="en-GB"/>
           </w:rPr>
-          <w:t>https://www.rand.org/pubs/commentary/2025/06/defending-us-military-bases-against-drones-a-recent.html</w:t>
-        </w:r>
-      </w:hyperlink>
-      <w:r>
-        <w:rPr>
-          <w:lang w:val="en-GB"/>
-        </w:rPr>
-        <w:t>. Accessed on 18 July 2026.</w:t>
-      </w:r>
+          <w:delText>https://www.rand.org/pubs/commentary/2025/06/defending-us-military-bases-against-drones-a-recent.html</w:delText>
+        </w:r>
+        <w:r>
+          <w:fldChar w:fldCharType="end"/>
+        </w:r>
+        <w:r>
+          <w:rPr>
+            <w:lang w:val="en-GB"/>
+          </w:rPr>
+          <w:delText xml:space="preserve">. Accessed </w:delText>
+        </w:r>
+      </w:del>
+      <w:ins w:id="134" w:author="Adam Beatty" w:date="2026-07-19T14:40:00Z" w16du:dateUtc="2026-07-19T13:40:00Z">
+        <w:del w:id="135" w:author="Adam Beatty" w:date="2026-07-19T15:06:00Z" w16du:dateUtc="2026-07-19T14:06:00Z">
+          <w:r>
+            <w:rPr>
+              <w:lang w:val="en-GB"/>
+            </w:rPr>
+            <w:delText xml:space="preserve">, accessed </w:delText>
+          </w:r>
+        </w:del>
+      </w:ins>
+      <w:del w:id="136" w:author="Adam Beatty" w:date="2026-07-19T15:06:00Z" w16du:dateUtc="2026-07-19T14:06:00Z">
+        <w:r>
+          <w:rPr>
+            <w:lang w:val="en-GB"/>
+          </w:rPr>
+          <w:delText>on 18 July 2026.</w:delText>
+        </w:r>
+      </w:del>
     </w:p>
   </w:footnote>
   <w:footnote w:id="40">
@@ -6095,29 +8782,65 @@
       <w:pPr>
         <w:pStyle w:val="FootnoteText"/>
         <w:rPr>
+          <w:ins w:id="139" w:author="Adam Beatty" w:date="2026-07-19T15:06:00Z" w16du:dateUtc="2026-07-19T14:06:00Z"/>
           <w:lang w:val="en-GB"/>
         </w:rPr>
       </w:pPr>
-      <w:r>
-        <w:rPr>
-          <w:rStyle w:val="FootnoteReference"/>
-        </w:rPr>
-        <w:footnoteRef/>
-      </w:r>
-      <w:r>
-        <w:t xml:space="preserve"> National Academies of Sciences, Engineering and Medicine. ‘Key Challenges for Effective Testing and Evaluation Across Department of Defense Ranges: Proceedings of a Workshop’. 2021. </w:t>
-      </w:r>
-      <w:hyperlink r:id="rId39" w:anchor="12" w:history="1">
+      <w:ins w:id="140" w:author="Adam Beatty" w:date="2026-07-19T15:06:00Z" w16du:dateUtc="2026-07-19T14:06:00Z">
+        <w:r>
+          <w:rPr>
+            <w:rStyle w:val="FootnoteReference"/>
+          </w:rPr>
+          <w:footnoteRef/>
+        </w:r>
+        <w:r>
+          <w:rPr>
+            <w:lang w:val="de-DE"/>
+          </w:rPr>
+          <w:t xml:space="preserve"> </w:t>
+        </w:r>
+      </w:ins>
+      <w:ins w:id="141" w:author="Adam Beatty" w:date="2026-07-19T15:09:00Z">
+        <w:r>
+          <w:t xml:space="preserve">Paul Lushenko, Russell McGuire, Christopher G. Pernin, and Sean M. Zeigler, "Defending U.S. Military Bases Against Drones? A Recent Tabletop Exercise Explores How," RAND, June 2, 2025, </w:t>
+        </w:r>
+        <w:r>
+          <w:fldChar w:fldCharType="begin"/>
+        </w:r>
+        <w:r>
+          <w:instrText>HYPERLINK "https://www.rand.org/pubs/commentary/2025/06/defending-us-military-bases-against-drones-a-recent.html"</w:instrText>
+        </w:r>
+        <w:r>
+          <w:fldChar w:fldCharType="separate"/>
+        </w:r>
         <w:r>
           <w:rPr>
             <w:rStyle w:val="Hyperlink"/>
           </w:rPr>
-          <w:t>https://www.nationalacademies.org/read/26150/chapter/1#12</w:t>
-        </w:r>
-      </w:hyperlink>
-      <w:r>
-        <w:t xml:space="preserve">. Accessed on 18 July 2026. </w:t>
-      </w:r>
+          <w:t>https://www.rand.org/pubs/commentary/2025/06/defending-us-military-bases-against-drones-a-recent.html</w:t>
+        </w:r>
+      </w:ins>
+      <w:ins w:id="142" w:author="Adam Beatty" w:date="2026-07-19T15:09:00Z" w16du:dateUtc="2026-07-19T14:09:00Z">
+        <w:r>
+          <w:rPr>
+            <w:lang w:val="de-DE"/>
+          </w:rPr>
+          <w:fldChar w:fldCharType="end"/>
+        </w:r>
+      </w:ins>
+      <w:ins w:id="143" w:author="Adam Beatty" w:date="2026-07-19T15:09:00Z">
+        <w:r>
+          <w:t>, accessed 18 July 2026</w:t>
+        </w:r>
+      </w:ins>
+      <w:ins w:id="144" w:author="Adam Beatty" w:date="2026-07-19T15:06:00Z" w16du:dateUtc="2026-07-19T14:06:00Z">
+        <w:r>
+          <w:rPr>
+            <w:lang w:val="en-GB"/>
+          </w:rPr>
+          <w:t>.</w:t>
+        </w:r>
+      </w:ins>
     </w:p>
   </w:footnote>
   <w:footnote w:id="41">
@@ -6135,6 +8858,46 @@
         <w:footnoteRef/>
       </w:r>
       <w:r>
+        <w:t xml:space="preserve"> National Academies of Sciences, Engineering and Medicine. ‘Key Challenges for Effective Testing and Evaluation Across Department of Defense Ranges: Proceedings of a Workshop’. 2021. </w:t>
+      </w:r>
+      <w:hyperlink r:id="rId31" w:anchor="12" w:history="1">
+        <w:r>
+          <w:rPr>
+            <w:rStyle w:val="Hyperlink"/>
+          </w:rPr>
+          <w:t>https://www.nationalacademies.org/read/26150/chapter/1#12</w:t>
+        </w:r>
+      </w:hyperlink>
+      <w:del w:id="150" w:author="Adam Beatty" w:date="2026-07-19T14:40:00Z" w16du:dateUtc="2026-07-19T13:40:00Z">
+        <w:r>
+          <w:delText xml:space="preserve">. Accessed </w:delText>
+        </w:r>
+      </w:del>
+      <w:ins w:id="151" w:author="Adam Beatty" w:date="2026-07-19T14:40:00Z" w16du:dateUtc="2026-07-19T13:40:00Z">
+        <w:r>
+          <w:t xml:space="preserve">, accessed </w:t>
+        </w:r>
+      </w:ins>
+      <w:r>
+        <w:t xml:space="preserve">on 18 July 2026. </w:t>
+      </w:r>
+    </w:p>
+  </w:footnote>
+  <w:footnote w:id="42">
+    <w:p>
+      <w:pPr>
+        <w:pStyle w:val="FootnoteText"/>
+        <w:rPr>
+          <w:lang w:val="en-GB"/>
+        </w:rPr>
+      </w:pPr>
+      <w:r>
+        <w:rPr>
+          <w:rStyle w:val="FootnoteReference"/>
+        </w:rPr>
+        <w:footnoteRef/>
+      </w:r>
+      <w:r>
         <w:rPr>
           <w:lang w:val="de-DE"/>
         </w:rPr>
@@ -6165,7 +8928,7 @@
         </w:rPr>
         <w:t xml:space="preserve">une 2025. </w:t>
       </w:r>
-      <w:hyperlink r:id="rId40" w:history="1">
+      <w:hyperlink r:id="rId32" w:history="1">
         <w:r>
           <w:rPr>
             <w:rStyle w:val="Hyperlink"/>
@@ -6174,39 +8937,27 @@
           <w:t>https://ausa.org/articles/confidence-and-combat-power#</w:t>
         </w:r>
       </w:hyperlink>
+      <w:del w:id="157" w:author="Adam Beatty" w:date="2026-07-19T14:40:00Z" w16du:dateUtc="2026-07-19T13:40:00Z">
+        <w:r>
+          <w:rPr>
+            <w:lang w:val="en-GB"/>
+          </w:rPr>
+          <w:delText xml:space="preserve">. Accessed </w:delText>
+        </w:r>
+      </w:del>
+      <w:ins w:id="158" w:author="Adam Beatty" w:date="2026-07-19T14:40:00Z" w16du:dateUtc="2026-07-19T13:40:00Z">
+        <w:r>
+          <w:rPr>
+            <w:lang w:val="en-GB"/>
+          </w:rPr>
+          <w:t xml:space="preserve">, accessed </w:t>
+        </w:r>
+      </w:ins>
       <w:r>
         <w:rPr>
           <w:lang w:val="en-GB"/>
         </w:rPr>
-        <w:t>. Accessed on 16 July 2026.</w:t>
-      </w:r>
-    </w:p>
-  </w:footnote>
-  <w:footnote w:id="42">
-    <w:p>
-      <w:pPr>
-        <w:pStyle w:val="FootnoteText"/>
-        <w:rPr>
-          <w:lang w:val="en-GB"/>
-        </w:rPr>
-      </w:pPr>
-      <w:r>
-        <w:rPr>
-          <w:rStyle w:val="FootnoteReference"/>
-        </w:rPr>
-        <w:footnoteRef/>
-      </w:r>
-      <w:r>
-        <w:rPr>
-          <w:lang w:val="en-GB"/>
-        </w:rPr>
-        <w:t xml:space="preserve"> </w:t>
-      </w:r>
-      <w:r>
-        <w:rPr>
-          <w:lang w:val="en-GB"/>
-        </w:rPr>
-        <w:t>Ibid.</w:t>
+        <w:t>on 16 July 2026.</w:t>
       </w:r>
     </w:p>
   </w:footnote>
@@ -6215,116 +8966,120 @@
       <w:pPr>
         <w:pStyle w:val="FootnoteText"/>
         <w:rPr>
+          <w:ins w:id="170" w:author="Adam Beatty" w:date="2026-07-19T16:16:00Z" w16du:dateUtc="2026-07-19T15:16:00Z"/>
           <w:lang w:val="en-GB"/>
         </w:rPr>
       </w:pPr>
-      <w:r>
-        <w:rPr>
-          <w:rStyle w:val="FootnoteReference"/>
-        </w:rPr>
-        <w:footnoteRef/>
-      </w:r>
-      <w:r>
-        <w:t xml:space="preserve"> UK MOD. ‘Defence Experimentation for Force Development Handbook. January 2021. </w:t>
-      </w:r>
-      <w:hyperlink r:id="rId41" w:history="1">
+      <w:ins w:id="171" w:author="Adam Beatty" w:date="2026-07-19T16:16:00Z" w16du:dateUtc="2026-07-19T15:16:00Z">
+        <w:r>
+          <w:rPr>
+            <w:rStyle w:val="FootnoteReference"/>
+          </w:rPr>
+          <w:footnoteRef/>
+        </w:r>
+        <w:r>
+          <w:rPr>
+            <w:lang w:val="de-DE"/>
+          </w:rPr>
+          <w:t xml:space="preserve"> Lt Gen James Dubik. </w:t>
+        </w:r>
+        <w:r>
+          <w:rPr>
+            <w:lang w:val="en-GB"/>
+          </w:rPr>
+          <w:t>‘Confidence and Combat Power</w:t>
+        </w:r>
+        <w:r>
+          <w:rPr>
+            <w:rFonts w:hint="cs"/>
+            <w:lang w:val="en-GB"/>
+          </w:rPr>
+          <w:t>‘</w:t>
+        </w:r>
+        <w:r>
+          <w:rPr>
+            <w:lang w:val="en-GB"/>
+          </w:rPr>
+          <w:t>. J</w:t>
+        </w:r>
+        <w:r>
+          <w:rPr>
+            <w:lang w:val="en-GB"/>
+          </w:rPr>
+          <w:t xml:space="preserve">une 2025. </w:t>
+        </w:r>
+        <w:r>
+          <w:fldChar w:fldCharType="begin"/>
+        </w:r>
+        <w:r>
+          <w:instrText>HYPERLINK "https://ausa.org/articles/confidence-and-combat-power"</w:instrText>
+        </w:r>
+        <w:r>
+          <w:fldChar w:fldCharType="separate"/>
+        </w:r>
         <w:r>
           <w:rPr>
             <w:rStyle w:val="Hyperlink"/>
-          </w:rPr>
-          <w:t>https://assets.publishing.service.gov.uk/media/6014030be90e07626914df3c/20210121-DEFD_Handbook_Version_2-O.pdf</w:t>
-        </w:r>
-      </w:hyperlink>
-      <w:r>
-        <w:t>. Accessed on 16 July 2026.</w:t>
-      </w:r>
+            <w:lang w:val="en-GB"/>
+          </w:rPr>
+          <w:t>https://ausa.org/articles/confidence-and-combat-power#</w:t>
+        </w:r>
+        <w:r>
+          <w:fldChar w:fldCharType="end"/>
+        </w:r>
+        <w:r>
+          <w:rPr>
+            <w:lang w:val="en-GB"/>
+          </w:rPr>
+          <w:t>, accessed on 16 July 2026.</w:t>
+        </w:r>
+      </w:ins>
     </w:p>
   </w:footnote>
   <w:footnote w:id="44">
     <w:p>
       <w:pPr>
         <w:pStyle w:val="FootnoteText"/>
-        <w:rPr>
-          <w:lang w:val="en-GB"/>
-        </w:rPr>
-      </w:pPr>
-      <w:r>
-        <w:rPr>
-          <w:rStyle w:val="FootnoteReference"/>
-        </w:rPr>
-        <w:footnoteRef/>
-      </w:r>
-      <w:r>
-        <w:t xml:space="preserve"> </w:t>
-      </w:r>
-      <w:r>
-        <w:t xml:space="preserve">NATO. </w:t>
-      </w:r>
-      <w:r>
-        <w:rPr>
-          <w:rFonts w:hint="cs"/>
-        </w:rPr>
-        <w:t>“</w:t>
-      </w:r>
-      <w:r>
-        <w:t>Innovation and technology adoption</w:t>
-      </w:r>
-      <w:r>
-        <w:rPr>
-          <w:rFonts w:hint="cs"/>
-        </w:rPr>
-        <w:t>”</w:t>
-      </w:r>
-      <w:r>
-        <w:t xml:space="preserve">. July 2026. </w:t>
-      </w:r>
-      <w:hyperlink r:id="rId42" w:history="1">
-        <w:r>
-          <w:rPr>
-            <w:rStyle w:val="Hyperlink"/>
-          </w:rPr>
-          <w:t>https://www.nato.int/en/what-we-do/deterrence-and-defence/emerging-and-disruptive-technologies</w:t>
-        </w:r>
-      </w:hyperlink>
-      <w:r>
-        <w:t>.</w:t>
-      </w:r>
-      <w:r>
-        <w:t xml:space="preserve"> </w:t>
-      </w:r>
-      <w:r>
-        <w:t>Accessed 14 July 2026.</w:t>
-      </w:r>
+      </w:pPr>
+      <w:ins w:id="180" w:author="Adam Beatty" w:date="2026-07-19T16:17:00Z" w16du:dateUtc="2026-07-19T15:17:00Z">
+        <w:r>
+          <w:rPr>
+            <w:rStyle w:val="FootnoteReference"/>
+          </w:rPr>
+          <w:footnoteRef/>
+        </w:r>
+        <w:r>
+          <w:t xml:space="preserve"> </w:t>
+        </w:r>
+      </w:ins>
+      <w:ins w:id="181" w:author="Adam Beatty" w:date="2026-07-19T16:17:00Z">
+        <w:r>
+          <w:t>Interview Participant 01, interview by Adam Beatty, 23 January 2026, transcript, conducted under Chatham House Rules.</w:t>
+        </w:r>
+      </w:ins>
     </w:p>
   </w:footnote>
   <w:footnote w:id="45">
     <w:p>
       <w:pPr>
         <w:pStyle w:val="FootnoteText"/>
-        <w:rPr>
-          <w:lang w:val="en-GB"/>
-        </w:rPr>
-      </w:pPr>
-      <w:r>
-        <w:rPr>
-          <w:rStyle w:val="FootnoteReference"/>
-        </w:rPr>
-        <w:footnoteRef/>
-      </w:r>
-      <w:r>
-        <w:t xml:space="preserve"> Samuel Bendett and David Kirichenko. ‘Battlefield Drones and the Accelerating Autonomous Arms Race in Ukraine’. October 2025. </w:t>
-      </w:r>
-      <w:hyperlink r:id="rId43" w:history="1">
-        <w:r>
-          <w:rPr>
-            <w:rStyle w:val="Hyperlink"/>
-          </w:rPr>
-          <w:t>https://mwi.westpoint.edu/battlefield-drones-and-the-accelerating-autonomous-arms-race-in-ukraine/</w:t>
-        </w:r>
-      </w:hyperlink>
-      <w:r>
-        <w:t>. Accessed on 17 July 2026.</w:t>
-      </w:r>
+      </w:pPr>
+      <w:ins w:id="184" w:author="Adam Beatty" w:date="2026-07-19T16:18:00Z" w16du:dateUtc="2026-07-19T15:18:00Z">
+        <w:r>
+          <w:rPr>
+            <w:rStyle w:val="FootnoteReference"/>
+          </w:rPr>
+          <w:footnoteRef/>
+        </w:r>
+        <w:r>
+          <w:t xml:space="preserve"> </w:t>
+        </w:r>
+      </w:ins>
+      <w:ins w:id="185" w:author="Adam Beatty" w:date="2026-07-19T16:18:00Z">
+        <w:r>
+          <w:t>Krepinevich, "Cavalry to Computer," 30.</w:t>
+        </w:r>
+      </w:ins>
     </w:p>
   </w:footnote>
   <w:footnote w:id="46">
@@ -6332,54 +9087,138 @@
       <w:pPr>
         <w:pStyle w:val="FootnoteText"/>
         <w:rPr>
+          <w:del w:id="194" w:author="Adam Beatty" w:date="2026-07-19T17:08:00Z" w16du:dateUtc="2026-07-19T16:08:00Z"/>
           <w:lang w:val="en-GB"/>
         </w:rPr>
       </w:pPr>
-      <w:r>
-        <w:rPr>
-          <w:rStyle w:val="FootnoteReference"/>
-        </w:rPr>
-        <w:footnoteRef/>
-      </w:r>
-      <w:r>
-        <w:t xml:space="preserve"> </w:t>
-      </w:r>
-      <w:r>
-        <w:t xml:space="preserve">Capt Kaya I. Volger. ‘Modular Open Systems Approach: Impacts on Program Management Metrics’. Defence ARJ Volume 33. Winter 2026. </w:t>
-      </w:r>
-      <w:hyperlink r:id="rId44" w:history="1">
-        <w:r>
-          <w:rPr>
-            <w:rStyle w:val="Hyperlink"/>
-          </w:rPr>
-          <w:t>https://www.waru.edu/sites/default/files/2026-01/ARJ110%20Content%20111025%20REBRAND_PK_508_Article1.pdf</w:t>
-        </w:r>
-      </w:hyperlink>
-      <w:r>
-        <w:t>. Accessed 18 July 2026.</w:t>
-      </w:r>
-      <w:r>
-        <w:t xml:space="preserve"> </w:t>
-      </w:r>
+      <w:del w:id="195" w:author="Adam Beatty" w:date="2026-07-19T17:08:00Z" w16du:dateUtc="2026-07-19T16:08:00Z">
+        <w:r>
+          <w:rPr>
+            <w:rStyle w:val="FootnoteReference"/>
+          </w:rPr>
+          <w:footnoteRef/>
+        </w:r>
+        <w:r>
+          <w:rPr>
+            <w:lang w:val="en-GB"/>
+          </w:rPr>
+          <w:delText xml:space="preserve"> </w:delText>
+        </w:r>
+      </w:del>
+      <w:ins w:id="196" w:author="Adam Beatty" w:date="2026-07-19T16:57:00Z">
+        <w:del w:id="197" w:author="Adam Beatty" w:date="2026-07-19T17:08:00Z" w16du:dateUtc="2026-07-19T16:08:00Z">
+          <w:r>
+            <w:delText xml:space="preserve">UK Ministry of Defence, Development, Concepts and Doctrine Centre, </w:delText>
+          </w:r>
+          <w:r>
+            <w:rPr>
+              <w:i/>
+              <w:iCs/>
+            </w:rPr>
+            <w:delText>Defence Experimentation for Force Development Handbook</w:delText>
+          </w:r>
+          <w:r>
+            <w:delText xml:space="preserve">, Version 2 (January 2021), 32, </w:delText>
+          </w:r>
+          <w:r>
+            <w:fldChar w:fldCharType="begin"/>
+          </w:r>
+          <w:r>
+            <w:delInstrText>HYPERLINK "https://assets.publishing.service.gov.uk/media/6014030be90e07626914df3c/20210121-DEFD_Handbook_Version_2-O.pdf"</w:delInstrText>
+          </w:r>
+          <w:r>
+            <w:fldChar w:fldCharType="separate"/>
+          </w:r>
+          <w:r>
+            <w:rPr>
+              <w:rStyle w:val="Hyperlink"/>
+            </w:rPr>
+            <w:delText>https://assets.publishing.service.gov.uk/media/6014030be90e07626914df3c/20210121-DEFD_Handbook_Version_2-O.pdf</w:delText>
+          </w:r>
+        </w:del>
+      </w:ins>
+      <w:ins w:id="198" w:author="Adam Beatty" w:date="2026-07-19T16:57:00Z" w16du:dateUtc="2026-07-19T15:57:00Z">
+        <w:del w:id="199" w:author="Adam Beatty" w:date="2026-07-19T17:08:00Z" w16du:dateUtc="2026-07-19T16:08:00Z">
+          <w:r>
+            <w:rPr>
+              <w:lang w:val="en-GB"/>
+            </w:rPr>
+            <w:fldChar w:fldCharType="end"/>
+          </w:r>
+        </w:del>
+      </w:ins>
+      <w:ins w:id="200" w:author="Adam Beatty" w:date="2026-07-19T16:57:00Z">
+        <w:del w:id="201" w:author="Adam Beatty" w:date="2026-07-19T17:08:00Z" w16du:dateUtc="2026-07-19T16:08:00Z">
+          <w:r>
+            <w:delText>, accessed 16 July 2026.</w:delText>
+          </w:r>
+        </w:del>
+      </w:ins>
+      <w:del w:id="202" w:author="Adam Beatty" w:date="2026-07-19T17:08:00Z" w16du:dateUtc="2026-07-19T16:08:00Z">
+        <w:r>
+          <w:rPr>
+            <w:lang w:val="en-GB"/>
+          </w:rPr>
+          <w:delText>Ibid.</w:delText>
+        </w:r>
+      </w:del>
     </w:p>
   </w:footnote>
   <w:footnote w:id="47">
     <w:p>
       <w:pPr>
         <w:pStyle w:val="FootnoteText"/>
-        <w:rPr>
-          <w:lang w:val="en-GB"/>
-        </w:rPr>
-      </w:pPr>
-      <w:r>
-        <w:rPr>
-          <w:rStyle w:val="FootnoteReference"/>
-        </w:rPr>
-        <w:footnoteRef/>
-      </w:r>
-      <w:r>
-        <w:t xml:space="preserve"> Ibid.</w:t>
-      </w:r>
+      </w:pPr>
+      <w:ins w:id="210" w:author="Adam Beatty" w:date="2026-07-19T17:07:00Z" w16du:dateUtc="2026-07-19T16:07:00Z">
+        <w:r>
+          <w:rPr>
+            <w:rStyle w:val="FootnoteReference"/>
+          </w:rPr>
+          <w:footnoteRef/>
+        </w:r>
+        <w:r>
+          <w:t xml:space="preserve"> </w:t>
+        </w:r>
+      </w:ins>
+      <w:ins w:id="211" w:author="Adam Beatty" w:date="2026-07-19T17:08:00Z" w16du:dateUtc="2026-07-19T16:08:00Z">
+        <w:r>
+          <w:t xml:space="preserve">UK Ministry of Defence, Development, Concepts and Doctrine Centre, </w:t>
+        </w:r>
+        <w:r>
+          <w:rPr>
+            <w:i/>
+            <w:iCs/>
+          </w:rPr>
+          <w:t>Defence Experimentation for Force Development Handbook</w:t>
+        </w:r>
+        <w:r>
+          <w:t xml:space="preserve">, Version 2 (January 2021), 32, </w:t>
+        </w:r>
+        <w:r>
+          <w:fldChar w:fldCharType="begin"/>
+        </w:r>
+        <w:r>
+          <w:instrText>HYPERLINK "https://assets.publishing.service.gov.uk/media/6014030be90e07626914df3c/20210121-DEFD_Handbook_Version_2-O.pdf"</w:instrText>
+        </w:r>
+        <w:r>
+          <w:fldChar w:fldCharType="separate"/>
+        </w:r>
+        <w:r>
+          <w:rPr>
+            <w:rStyle w:val="Hyperlink"/>
+          </w:rPr>
+          <w:t>https://assets.publishing.service.gov.uk/media/6014030be90e07626914df3c/20210121-DEFD_Handbook_Version_2-O.pdf</w:t>
+        </w:r>
+        <w:r>
+          <w:rPr>
+            <w:lang w:val="en-GB"/>
+          </w:rPr>
+          <w:fldChar w:fldCharType="end"/>
+        </w:r>
+        <w:r>
+          <w:t>, accessed 16 July 2026.</w:t>
+        </w:r>
+      </w:ins>
     </w:p>
   </w:footnote>
   <w:footnote w:id="48">
@@ -6397,107 +9236,195 @@
         <w:footnoteRef/>
       </w:r>
       <w:r>
-        <w:t xml:space="preserve"> Cosmo Curtane and John Nagl. ‘How the United States is Learning from Drone Warfare in Ukraine’. Small Wars Journal. June 2026. </w:t>
-      </w:r>
-      <w:hyperlink r:id="rId45" w:history="1">
+        <w:t xml:space="preserve"> </w:t>
+      </w:r>
+      <w:ins w:id="216" w:author="Adam Beatty" w:date="2026-07-19T17:20:00Z">
+        <w:r>
+          <w:t xml:space="preserve">UK Ministry of Defence, </w:t>
+        </w:r>
+        <w:r>
+          <w:rPr>
+            <w:i/>
+            <w:iCs/>
+          </w:rPr>
+          <w:t>Defence Experimentation Handbook</w:t>
+        </w:r>
+        <w:r>
+          <w:t>, 9–11</w:t>
+        </w:r>
+      </w:ins>
+      <w:ins w:id="217" w:author="Adam Beatty" w:date="2026-07-19T17:27:00Z" w16du:dateUtc="2026-07-19T16:27:00Z">
+        <w:r>
+          <w:t>, 13</w:t>
+        </w:r>
+      </w:ins>
+      <w:ins w:id="218" w:author="Adam Beatty" w:date="2026-07-19T17:20:00Z">
+        <w:r>
+          <w:t>.</w:t>
+        </w:r>
+      </w:ins>
+      <w:del w:id="219" w:author="Adam Beatty" w:date="2026-07-19T17:20:00Z" w16du:dateUtc="2026-07-19T16:20:00Z">
+        <w:r>
+          <w:delText xml:space="preserve">UK MOD. ‘Defence Experimentation for Force Development Handbook. January 2021. </w:delText>
+        </w:r>
+        <w:r>
+          <w:fldChar w:fldCharType="begin"/>
+        </w:r>
+        <w:r>
+          <w:delInstrText>HYPERLINK "https://assets.publishing.service.gov.uk/media/6014030be90e07626914df3c/20210121-DEFD_Handbook_Version_2-O.pdf"</w:delInstrText>
+        </w:r>
+        <w:r>
+          <w:fldChar w:fldCharType="separate"/>
+        </w:r>
         <w:r>
           <w:rPr>
             <w:rStyle w:val="Hyperlink"/>
           </w:rPr>
-          <w:t>https://smallwarsjournal.com/2026/06/17/how-the-united-states-is-learning-from-drone-warfare-in-ukraine/</w:t>
-        </w:r>
-      </w:hyperlink>
-      <w:r>
-        <w:t>. Accessed 17 July 2026.</w:t>
-      </w:r>
+          <w:delText>https://assets.publishing.service.gov.uk/media/6014030be90e07626914df3c/20210121-DEFD_Handbook_Version_2-O.pdf</w:delText>
+        </w:r>
+        <w:r>
+          <w:fldChar w:fldCharType="end"/>
+        </w:r>
+      </w:del>
+      <w:del w:id="220" w:author="Adam Beatty" w:date="2026-07-19T14:40:00Z" w16du:dateUtc="2026-07-19T13:40:00Z">
+        <w:r>
+          <w:delText xml:space="preserve">. Accessed </w:delText>
+        </w:r>
+      </w:del>
+      <w:del w:id="221" w:author="Adam Beatty" w:date="2026-07-19T17:20:00Z" w16du:dateUtc="2026-07-19T16:20:00Z">
+        <w:r>
+          <w:delText>on 16 July 2026.</w:delText>
+        </w:r>
+      </w:del>
     </w:p>
   </w:footnote>
   <w:footnote w:id="49">
     <w:p>
       <w:pPr>
         <w:pStyle w:val="FootnoteText"/>
-        <w:rPr>
-          <w:lang w:val="en-GB"/>
-        </w:rPr>
-      </w:pPr>
-      <w:r>
-        <w:rPr>
-          <w:rStyle w:val="FootnoteReference"/>
-        </w:rPr>
-        <w:footnoteRef/>
-      </w:r>
-      <w:r>
-        <w:t xml:space="preserve"> Vice Adm Lou Crenshaw (Ret.). ‘Military power begins with industrial stregth’. Defensescoop. February 2026. </w:t>
-      </w:r>
-      <w:hyperlink r:id="rId46" w:history="1">
-        <w:r>
-          <w:rPr>
-            <w:rStyle w:val="Hyperlink"/>
-          </w:rPr>
-          <w:t>https://defensescoop.com/2026/02/18/military-power-begins-with-industrial-strength/</w:t>
-        </w:r>
-      </w:hyperlink>
-      <w:r>
-        <w:t>. Accessed on 18 July 2026.</w:t>
-      </w:r>
+      </w:pPr>
+      <w:ins w:id="231" w:author="Adam Beatty" w:date="2026-07-19T20:03:00Z" w16du:dateUtc="2026-07-19T19:03:00Z">
+        <w:r>
+          <w:rPr>
+            <w:rStyle w:val="FootnoteReference"/>
+          </w:rPr>
+          <w:footnoteRef/>
+        </w:r>
+        <w:r>
+          <w:t xml:space="preserve"> </w:t>
+        </w:r>
+      </w:ins>
+      <w:ins w:id="232" w:author="Adam Beatty" w:date="2026-07-19T20:03:00Z">
+        <w:r>
+          <w:t>NATO, "Innovation and Technology Adoption," accessed 14 July 2026.</w:t>
+        </w:r>
+      </w:ins>
     </w:p>
   </w:footnote>
   <w:footnote w:id="50">
     <w:p>
       <w:pPr>
         <w:pStyle w:val="FootnoteText"/>
-        <w:rPr>
-          <w:lang w:val="en-GB"/>
-        </w:rPr>
-      </w:pPr>
-      <w:r>
-        <w:rPr>
-          <w:rStyle w:val="FootnoteReference"/>
-        </w:rPr>
-        <w:footnoteRef/>
-      </w:r>
-      <w:r>
-        <w:t xml:space="preserve"> Marium Halstian. ‘A First Point View: Examining Ukraine’s Drone Industry’. Georgetown Security Studies Review 2026. 2026.</w:t>
-      </w:r>
-      <w:r>
-        <w:t xml:space="preserve"> </w:t>
-      </w:r>
-      <w:hyperlink r:id="rId47" w:history="1">
+      </w:pPr>
+      <w:ins w:id="235" w:author="Adam Beatty" w:date="2026-07-19T20:04:00Z" w16du:dateUtc="2026-07-19T19:04:00Z">
+        <w:r>
+          <w:rPr>
+            <w:rStyle w:val="FootnoteReference"/>
+          </w:rPr>
+          <w:footnoteRef/>
+        </w:r>
+        <w:r>
+          <w:t xml:space="preserve"> </w:t>
+        </w:r>
+      </w:ins>
+      <w:ins w:id="236" w:author="Adam Beatty" w:date="2026-07-19T20:04:00Z">
+        <w:r>
+          <w:t xml:space="preserve">Christian Brose, "The New Revolution in Military Affairs: War's Sci-Fi Future," </w:t>
+        </w:r>
+        <w:r>
+          <w:rPr>
+            <w:i/>
+            <w:iCs/>
+          </w:rPr>
+          <w:t>Foreign Affairs</w:t>
+        </w:r>
+        <w:r>
+          <w:t xml:space="preserve"> 98, no. 3 (2019): 122–131, </w:t>
+        </w:r>
+        <w:r>
+          <w:fldChar w:fldCharType="begin"/>
+        </w:r>
+        <w:r>
+          <w:instrText>HYPERLINK "https://link.gale.com/apps/doc/A585763277/AONE"</w:instrText>
+        </w:r>
+        <w:r>
+          <w:fldChar w:fldCharType="separate"/>
+        </w:r>
         <w:r>
           <w:rPr>
             <w:rStyle w:val="Hyperlink"/>
           </w:rPr>
-          <w:t>https://gssr.georgetown.edu/the-forum/regions/eurasia/a-first-point-view-examining-ukraines-drone-industry/</w:t>
-        </w:r>
-      </w:hyperlink>
-      <w:r>
-        <w:t>. Accessed 18 July 2026.</w:t>
-      </w:r>
+          <w:t>https://link.gale.com/apps/doc/A585763277/AONE</w:t>
+        </w:r>
+      </w:ins>
+      <w:ins w:id="237" w:author="Adam Beatty" w:date="2026-07-19T20:04:00Z" w16du:dateUtc="2026-07-19T19:04:00Z">
+        <w:r>
+          <w:fldChar w:fldCharType="end"/>
+        </w:r>
+      </w:ins>
+      <w:ins w:id="238" w:author="Adam Beatty" w:date="2026-07-19T20:04:00Z">
+        <w:r>
+          <w:t>, accessed 12 June 2025.</w:t>
+        </w:r>
+      </w:ins>
     </w:p>
   </w:footnote>
   <w:footnote w:id="51">
     <w:p>
       <w:pPr>
         <w:pStyle w:val="FootnoteText"/>
-        <w:rPr>
-          <w:lang w:val="en-GB"/>
-        </w:rPr>
-      </w:pPr>
-      <w:r>
-        <w:rPr>
-          <w:rStyle w:val="FootnoteReference"/>
-        </w:rPr>
-        <w:footnoteRef/>
-      </w:r>
-      <w:r>
-        <w:t xml:space="preserve"> </w:t>
-      </w:r>
-      <w:r>
-        <w:rPr>
-          <w:lang w:val="en-GB"/>
-        </w:rPr>
-        <w:t>Ibid.</w:t>
-      </w:r>
+      </w:pPr>
+      <w:ins w:id="243" w:author="Adam Beatty" w:date="2026-07-19T20:04:00Z" w16du:dateUtc="2026-07-19T19:04:00Z">
+        <w:r>
+          <w:rPr>
+            <w:rStyle w:val="FootnoteReference"/>
+          </w:rPr>
+          <w:footnoteRef/>
+        </w:r>
+        <w:r>
+          <w:t xml:space="preserve"> </w:t>
+        </w:r>
+      </w:ins>
+      <w:ins w:id="244" w:author="Adam Beatty" w:date="2026-07-19T20:15:00Z">
+        <w:r>
+          <w:t xml:space="preserve">Michael Horowitz, “The Diffusion of Military Power: Causes and Consequences for International Politics” (PhD diss., Harvard University, 2006), 14–15, ProQuest Dissertations &amp; Theses Global, publication no. 3265175, </w:t>
+        </w:r>
+        <w:r>
+          <w:fldChar w:fldCharType="begin"/>
+        </w:r>
+        <w:r>
+          <w:instrText>HYPERLINK "https://www.proquest.com/docview/304850925" \t "_new"</w:instrText>
+        </w:r>
+        <w:r>
+          <w:fldChar w:fldCharType="separate"/>
+        </w:r>
+        <w:r>
+          <w:rPr>
+            <w:rStyle w:val="Hyperlink"/>
+          </w:rPr>
+          <w:t>https://www.proquest.com/docview/304850925</w:t>
+        </w:r>
+      </w:ins>
+      <w:ins w:id="245" w:author="Adam Beatty" w:date="2026-07-19T20:15:00Z" w16du:dateUtc="2026-07-19T19:15:00Z">
+        <w:r>
+          <w:fldChar w:fldCharType="end"/>
+        </w:r>
+      </w:ins>
+      <w:ins w:id="246" w:author="Adam Beatty" w:date="2026-07-19T20:15:00Z">
+        <w:r>
+          <w:t>, accessed 19 July 2026.</w:t>
+        </w:r>
+      </w:ins>
     </w:p>
   </w:footnote>
   <w:footnote w:id="52">
@@ -6505,29 +9432,81 @@
       <w:pPr>
         <w:pStyle w:val="FootnoteText"/>
         <w:rPr>
+          <w:del w:id="249" w:author="Adam Beatty" w:date="2026-07-19T20:10:00Z" w16du:dateUtc="2026-07-19T19:10:00Z"/>
           <w:lang w:val="en-GB"/>
         </w:rPr>
       </w:pPr>
-      <w:r>
-        <w:rPr>
-          <w:rStyle w:val="FootnoteReference"/>
-        </w:rPr>
-        <w:footnoteRef/>
-      </w:r>
-      <w:r>
-        <w:t xml:space="preserve"> Center for Slavic, East European and Eurasian Studies. ‘Cheap Weapons, Expensive Consequences: How Ukraine is rewriting the rules of warfare dominance’. Ohio State University. June 2026. </w:t>
-      </w:r>
-      <w:hyperlink r:id="rId48" w:history="1">
+      <w:del w:id="250" w:author="Adam Beatty" w:date="2026-07-19T20:10:00Z" w16du:dateUtc="2026-07-19T19:10:00Z">
+        <w:r>
+          <w:rPr>
+            <w:rStyle w:val="FootnoteReference"/>
+          </w:rPr>
+          <w:footnoteRef/>
+        </w:r>
+        <w:r>
+          <w:delText xml:space="preserve"> </w:delText>
+        </w:r>
+        <w:r>
+          <w:delText xml:space="preserve">NATO. </w:delText>
+        </w:r>
+        <w:r>
+          <w:rPr>
+            <w:rFonts w:hint="cs"/>
+          </w:rPr>
+          <w:delText>“</w:delText>
+        </w:r>
+        <w:r>
+          <w:delText>Innovation and technology adoption</w:delText>
+        </w:r>
+        <w:r>
+          <w:rPr>
+            <w:rFonts w:hint="cs"/>
+          </w:rPr>
+          <w:delText>”</w:delText>
+        </w:r>
+        <w:r>
+          <w:delText xml:space="preserve">. July 2026. </w:delText>
+        </w:r>
+        <w:r>
+          <w:fldChar w:fldCharType="begin"/>
+        </w:r>
+        <w:r>
+          <w:delInstrText>HYPERLINK "https://www.nato.int/en/what-we-do/deterrence-and-defence/emerging-and-disruptive-technologies"</w:delInstrText>
+        </w:r>
+        <w:r>
+          <w:fldChar w:fldCharType="separate"/>
+        </w:r>
         <w:r>
           <w:rPr>
             <w:rStyle w:val="Hyperlink"/>
           </w:rPr>
-          <w:t>https://slaviccenter.osu.edu/news/cheap-weapons-expensive-consequences-how-ukraine-rewriting-rules-warfare-dominance</w:t>
-        </w:r>
-      </w:hyperlink>
-      <w:r>
-        <w:t xml:space="preserve">. Accessed on 18 July 2026. </w:t>
-      </w:r>
+          <w:delText>https://www.nato.int/en/what-we-do/deterrence-and-defence/emerging-and-disruptive-technologies</w:delText>
+        </w:r>
+        <w:r>
+          <w:fldChar w:fldCharType="end"/>
+        </w:r>
+        <w:r>
+          <w:delText>.</w:delText>
+        </w:r>
+        <w:r>
+          <w:delText xml:space="preserve"> </w:delText>
+        </w:r>
+        <w:r>
+          <w:delText xml:space="preserve">Accessed </w:delText>
+        </w:r>
+      </w:del>
+      <w:ins w:id="251" w:author="Adam Beatty" w:date="2026-07-19T14:40:00Z" w16du:dateUtc="2026-07-19T13:40:00Z">
+        <w:del w:id="252" w:author="Adam Beatty" w:date="2026-07-19T20:10:00Z" w16du:dateUtc="2026-07-19T19:10:00Z">
+          <w:r>
+            <w:delText xml:space="preserve">, accessed </w:delText>
+          </w:r>
+        </w:del>
+      </w:ins>
+      <w:del w:id="253" w:author="Adam Beatty" w:date="2026-07-19T20:10:00Z" w16du:dateUtc="2026-07-19T19:10:00Z">
+        <w:r>
+          <w:delText>14 July 2026.</w:delText>
+        </w:r>
+      </w:del>
     </w:p>
   </w:footnote>
   <w:footnote w:id="53">
@@ -6545,18 +9524,28 @@
         <w:footnoteRef/>
       </w:r>
       <w:r>
-        <w:t xml:space="preserve"> NATO. ‘Increasing defence Industry Production. NATO. July 2026. </w:t>
-      </w:r>
-      <w:hyperlink r:id="rId49" w:history="1">
+        <w:t xml:space="preserve"> Samuel Bendett and David Kirichenko. ‘Battlefield Drones and the Accelerating Autonomous Arms Race in Ukraine’. October 2025. </w:t>
+      </w:r>
+      <w:hyperlink r:id="rId33" w:history="1">
         <w:r>
           <w:rPr>
             <w:rStyle w:val="Hyperlink"/>
           </w:rPr>
-          <w:t>https://www.nato.int/en/what-we-do/deterrence-and-defence/natos-role-in-defence-industry-production</w:t>
+          <w:t>https://mwi.westpoint.edu/battlefield-drones-and-the-accelerating-autonomous-arms-race-in-ukraine/</w:t>
         </w:r>
       </w:hyperlink>
-      <w:r>
-        <w:t xml:space="preserve">. Accessed on 18 July 2026. </w:t>
+      <w:del w:id="254" w:author="Adam Beatty" w:date="2026-07-19T14:40:00Z" w16du:dateUtc="2026-07-19T13:40:00Z">
+        <w:r>
+          <w:delText xml:space="preserve">. Accessed </w:delText>
+        </w:r>
+      </w:del>
+      <w:ins w:id="255" w:author="Adam Beatty" w:date="2026-07-19T14:40:00Z" w16du:dateUtc="2026-07-19T13:40:00Z">
+        <w:r>
+          <w:t xml:space="preserve">, accessed </w:t>
+        </w:r>
+      </w:ins>
+      <w:r>
+        <w:t>on 17 July 2026.</w:t>
       </w:r>
     </w:p>
   </w:footnote>
@@ -6577,6 +9566,33 @@
       <w:r>
         <w:t xml:space="preserve"> </w:t>
       </w:r>
+      <w:r>
+        <w:t xml:space="preserve">Capt Kaya I. Volger. ‘Modular Open Systems Approach: Impacts on Program Management Metrics’. Defence ARJ Volume 33. Winter 2026. </w:t>
+      </w:r>
+      <w:hyperlink r:id="rId34" w:history="1">
+        <w:r>
+          <w:rPr>
+            <w:rStyle w:val="Hyperlink"/>
+          </w:rPr>
+          <w:t>https://www.waru.edu/sites/default/files/2026-01/ARJ110%20Content%20111025%20REBRAND_PK_508_Article1.pdf</w:t>
+        </w:r>
+      </w:hyperlink>
+      <w:del w:id="256" w:author="Adam Beatty" w:date="2026-07-19T14:40:00Z" w16du:dateUtc="2026-07-19T13:40:00Z">
+        <w:r>
+          <w:delText xml:space="preserve">. Accessed </w:delText>
+        </w:r>
+      </w:del>
+      <w:ins w:id="257" w:author="Adam Beatty" w:date="2026-07-19T14:40:00Z" w16du:dateUtc="2026-07-19T13:40:00Z">
+        <w:r>
+          <w:t xml:space="preserve">, accessed </w:t>
+        </w:r>
+      </w:ins>
+      <w:r>
+        <w:t>18 July 2026.</w:t>
+      </w:r>
+      <w:r>
+        <w:t xml:space="preserve"> </w:t>
+      </w:r>
     </w:p>
   </w:footnote>
   <w:footnote w:id="55">
@@ -6594,7 +9610,7 @@
         <w:footnoteRef/>
       </w:r>
       <w:r>
-        <w:t xml:space="preserve"> </w:t>
+        <w:t xml:space="preserve"> Ibid.</w:t>
       </w:r>
     </w:p>
   </w:footnote>
@@ -6613,7 +9629,28 @@
         <w:footnoteRef/>
       </w:r>
       <w:r>
-        <w:t xml:space="preserve"> </w:t>
+        <w:t xml:space="preserve"> Cosmo Curtane and John Nagl. ‘How the United States is Learning from Drone Warfare in Ukraine’. Small Wars Journal. June 2026. </w:t>
+      </w:r>
+      <w:hyperlink r:id="rId35" w:history="1">
+        <w:r>
+          <w:rPr>
+            <w:rStyle w:val="Hyperlink"/>
+          </w:rPr>
+          <w:t>https://smallwarsjournal.com/2026/06/17/how-the-united-states-is-learning-from-drone-warfare-in-ukraine/</w:t>
+        </w:r>
+      </w:hyperlink>
+      <w:del w:id="258" w:author="Adam Beatty" w:date="2026-07-19T14:40:00Z" w16du:dateUtc="2026-07-19T13:40:00Z">
+        <w:r>
+          <w:delText xml:space="preserve">. Accessed </w:delText>
+        </w:r>
+      </w:del>
+      <w:ins w:id="259" w:author="Adam Beatty" w:date="2026-07-19T14:40:00Z" w16du:dateUtc="2026-07-19T13:40:00Z">
+        <w:r>
+          <w:t xml:space="preserve">, accessed </w:t>
+        </w:r>
+      </w:ins>
+      <w:r>
+        <w:t>17 July 2026.</w:t>
       </w:r>
     </w:p>
   </w:footnote>
@@ -6632,7 +9669,28 @@
         <w:footnoteRef/>
       </w:r>
       <w:r>
-        <w:t xml:space="preserve"> </w:t>
+        <w:t xml:space="preserve"> Vice Adm Lou Crenshaw (Ret.). ‘Military power begins with industrial stregth’. Defensescoop. February 2026. </w:t>
+      </w:r>
+      <w:hyperlink r:id="rId36" w:history="1">
+        <w:r>
+          <w:rPr>
+            <w:rStyle w:val="Hyperlink"/>
+          </w:rPr>
+          <w:t>https://defensescoop.com/2026/02/18/military-power-begins-with-industrial-strength/</w:t>
+        </w:r>
+      </w:hyperlink>
+      <w:del w:id="261" w:author="Adam Beatty" w:date="2026-07-19T14:40:00Z" w16du:dateUtc="2026-07-19T13:40:00Z">
+        <w:r>
+          <w:delText xml:space="preserve">. Accessed </w:delText>
+        </w:r>
+      </w:del>
+      <w:ins w:id="262" w:author="Adam Beatty" w:date="2026-07-19T14:40:00Z" w16du:dateUtc="2026-07-19T13:40:00Z">
+        <w:r>
+          <w:t xml:space="preserve">, accessed </w:t>
+        </w:r>
+      </w:ins>
+      <w:r>
+        <w:t>on 18 July 2026.</w:t>
       </w:r>
     </w:p>
   </w:footnote>
@@ -6651,7 +9709,31 @@
         <w:footnoteRef/>
       </w:r>
       <w:r>
+        <w:t xml:space="preserve"> Marium Halstian. ‘A First Point View: Examining Ukraine’s Drone Industry’. Georgetown Security Studies Review 2026. 2026.</w:t>
+      </w:r>
+      <w:r>
         <w:t xml:space="preserve"> </w:t>
+      </w:r>
+      <w:hyperlink r:id="rId37" w:history="1">
+        <w:r>
+          <w:rPr>
+            <w:rStyle w:val="Hyperlink"/>
+          </w:rPr>
+          <w:t>https://gssr.georgetown.edu/the-forum/regions/eurasia/a-first-point-view-examining-ukraines-drone-industry/</w:t>
+        </w:r>
+      </w:hyperlink>
+      <w:del w:id="263" w:author="Adam Beatty" w:date="2026-07-19T14:40:00Z" w16du:dateUtc="2026-07-19T13:40:00Z">
+        <w:r>
+          <w:delText xml:space="preserve">. Accessed </w:delText>
+        </w:r>
+      </w:del>
+      <w:ins w:id="264" w:author="Adam Beatty" w:date="2026-07-19T14:40:00Z" w16du:dateUtc="2026-07-19T13:40:00Z">
+        <w:r>
+          <w:t xml:space="preserve">, accessed </w:t>
+        </w:r>
+      </w:ins>
+      <w:r>
+        <w:t>18 July 2026.</w:t>
       </w:r>
     </w:p>
   </w:footnote>
@@ -6672,6 +9754,12 @@
       <w:r>
         <w:t xml:space="preserve"> </w:t>
       </w:r>
+      <w:r>
+        <w:rPr>
+          <w:lang w:val="en-GB"/>
+        </w:rPr>
+        <w:t>Ibid.</w:t>
+      </w:r>
     </w:p>
   </w:footnote>
   <w:footnote w:id="60">
@@ -6689,11 +9777,205 @@
         <w:footnoteRef/>
       </w:r>
       <w:r>
-        <w:t xml:space="preserve"> </w:t>
+        <w:t xml:space="preserve"> Center for Slavic, East European and Eurasian Studies. ‘Cheap Weapons, Expensive Consequences: How Ukraine is rewriting the rules of warfare dominance’. Ohio State University. June 2026. </w:t>
+      </w:r>
+      <w:hyperlink r:id="rId38" w:history="1">
+        <w:r>
+          <w:rPr>
+            <w:rStyle w:val="Hyperlink"/>
+          </w:rPr>
+          <w:t>https://slaviccenter.osu.edu/news/cheap-weapons-expensive-consequences-how-ukraine-rewriting-rules-warfare-dominance</w:t>
+        </w:r>
+      </w:hyperlink>
+      <w:del w:id="265" w:author="Adam Beatty" w:date="2026-07-19T14:40:00Z" w16du:dateUtc="2026-07-19T13:40:00Z">
+        <w:r>
+          <w:delText xml:space="preserve">. Accessed </w:delText>
+        </w:r>
+      </w:del>
+      <w:ins w:id="266" w:author="Adam Beatty" w:date="2026-07-19T14:40:00Z" w16du:dateUtc="2026-07-19T13:40:00Z">
+        <w:r>
+          <w:t xml:space="preserve">, accessed </w:t>
+        </w:r>
+      </w:ins>
+      <w:r>
+        <w:t xml:space="preserve">on 18 July 2026. </w:t>
       </w:r>
     </w:p>
   </w:footnote>
   <w:footnote w:id="61">
+    <w:p>
+      <w:pPr>
+        <w:pStyle w:val="FootnoteText"/>
+        <w:rPr>
+          <w:lang w:val="en-GB"/>
+        </w:rPr>
+      </w:pPr>
+      <w:r>
+        <w:rPr>
+          <w:rStyle w:val="FootnoteReference"/>
+        </w:rPr>
+        <w:footnoteRef/>
+      </w:r>
+      <w:r>
+        <w:t xml:space="preserve"> NATO. ‘Increasing defence Industry Production. NATO. July 2026. </w:t>
+      </w:r>
+      <w:hyperlink r:id="rId39" w:history="1">
+        <w:r>
+          <w:rPr>
+            <w:rStyle w:val="Hyperlink"/>
+          </w:rPr>
+          <w:t>https://www.nato.int/en/what-we-do/deterrence-and-defence/natos-role-in-defence-industry-production</w:t>
+        </w:r>
+      </w:hyperlink>
+      <w:del w:id="267" w:author="Adam Beatty" w:date="2026-07-19T14:40:00Z" w16du:dateUtc="2026-07-19T13:40:00Z">
+        <w:r>
+          <w:delText xml:space="preserve">. Accessed </w:delText>
+        </w:r>
+      </w:del>
+      <w:ins w:id="268" w:author="Adam Beatty" w:date="2026-07-19T14:40:00Z" w16du:dateUtc="2026-07-19T13:40:00Z">
+        <w:r>
+          <w:t xml:space="preserve">, accessed </w:t>
+        </w:r>
+      </w:ins>
+      <w:r>
+        <w:t xml:space="preserve">on 18 July 2026. </w:t>
+      </w:r>
+    </w:p>
+  </w:footnote>
+  <w:footnote w:id="62">
+    <w:p>
+      <w:pPr>
+        <w:pStyle w:val="FootnoteText"/>
+        <w:rPr>
+          <w:lang w:val="en-GB"/>
+        </w:rPr>
+      </w:pPr>
+      <w:r>
+        <w:rPr>
+          <w:rStyle w:val="FootnoteReference"/>
+        </w:rPr>
+        <w:footnoteRef/>
+      </w:r>
+      <w:r>
+        <w:t xml:space="preserve"> </w:t>
+      </w:r>
+    </w:p>
+  </w:footnote>
+  <w:footnote w:id="63">
+    <w:p>
+      <w:pPr>
+        <w:pStyle w:val="FootnoteText"/>
+        <w:rPr>
+          <w:lang w:val="en-GB"/>
+        </w:rPr>
+      </w:pPr>
+      <w:r>
+        <w:rPr>
+          <w:rStyle w:val="FootnoteReference"/>
+        </w:rPr>
+        <w:footnoteRef/>
+      </w:r>
+      <w:r>
+        <w:t xml:space="preserve"> </w:t>
+      </w:r>
+    </w:p>
+  </w:footnote>
+  <w:footnote w:id="64">
+    <w:p>
+      <w:pPr>
+        <w:pStyle w:val="FootnoteText"/>
+        <w:rPr>
+          <w:lang w:val="en-GB"/>
+        </w:rPr>
+      </w:pPr>
+      <w:r>
+        <w:rPr>
+          <w:rStyle w:val="FootnoteReference"/>
+        </w:rPr>
+        <w:footnoteRef/>
+      </w:r>
+      <w:r>
+        <w:t xml:space="preserve"> </w:t>
+      </w:r>
+    </w:p>
+  </w:footnote>
+  <w:footnote w:id="65">
+    <w:p>
+      <w:pPr>
+        <w:pStyle w:val="FootnoteText"/>
+        <w:rPr>
+          <w:lang w:val="en-GB"/>
+        </w:rPr>
+      </w:pPr>
+      <w:r>
+        <w:rPr>
+          <w:rStyle w:val="FootnoteReference"/>
+        </w:rPr>
+        <w:footnoteRef/>
+      </w:r>
+      <w:r>
+        <w:t xml:space="preserve"> </w:t>
+      </w:r>
+    </w:p>
+  </w:footnote>
+  <w:footnote w:id="66">
+    <w:p>
+      <w:pPr>
+        <w:pStyle w:val="FootnoteText"/>
+        <w:rPr>
+          <w:lang w:val="en-GB"/>
+        </w:rPr>
+      </w:pPr>
+      <w:r>
+        <w:rPr>
+          <w:rStyle w:val="FootnoteReference"/>
+        </w:rPr>
+        <w:footnoteRef/>
+      </w:r>
+      <w:r>
+        <w:t xml:space="preserve"> </w:t>
+      </w:r>
+    </w:p>
+  </w:footnote>
+  <w:footnote w:id="67">
+    <w:p>
+      <w:pPr>
+        <w:pStyle w:val="FootnoteText"/>
+        <w:rPr>
+          <w:lang w:val="en-GB"/>
+        </w:rPr>
+      </w:pPr>
+      <w:r>
+        <w:rPr>
+          <w:rStyle w:val="FootnoteReference"/>
+        </w:rPr>
+        <w:footnoteRef/>
+      </w:r>
+      <w:r>
+        <w:t xml:space="preserve"> </w:t>
+      </w:r>
+    </w:p>
+  </w:footnote>
+  <w:footnote w:id="68">
+    <w:p>
+      <w:pPr>
+        <w:pStyle w:val="FootnoteText"/>
+        <w:rPr>
+          <w:lang w:val="en-GB"/>
+        </w:rPr>
+      </w:pPr>
+      <w:r>
+        <w:rPr>
+          <w:rStyle w:val="FootnoteReference"/>
+        </w:rPr>
+        <w:footnoteRef/>
+      </w:r>
+      <w:r>
+        <w:t xml:space="preserve"> </w:t>
+      </w:r>
+    </w:p>
+  </w:footnote>
+  <w:footnote w:id="69">
     <w:p>
       <w:pPr>
         <w:pStyle w:val="FootnoteText"/>
@@ -7831,6 +11113,14 @@
     <w:abstractNumId w:val="8"/>
   </w:num>
 </w:numbering>
+</file>
+
+<file path=word/people.xml><?xml version="1.0" encoding="utf-8"?>
+<w15:people xmlns:wpc="http://schemas.microsoft.com/office/word/2010/wordprocessingCanvas" xmlns:cx="http://schemas.microsoft.com/office/drawing/2014/chartex" xmlns:cx1="http://schemas.microsoft.com/office/drawing/2015/9/8/chartex" xmlns:cx2="http://schemas.microsoft.com/office/drawing/2015/10/21/chartex" xmlns:cx3="http://schemas.microsoft.com/office/drawing/2016/5/9/chartex" xmlns:cx4="http://schemas.microsoft.com/office/drawing/2016/5/10/chartex" xmlns:cx5="http://schemas.microsoft.com/office/drawing/2016/5/11/chartex" xmlns:cx6="http://schemas.microsoft.com/office/drawing/2016/5/12/chartex" xmlns:cx7="http://schemas.microsoft.com/office/drawing/2016/5/13/chartex" xmlns:cx8="http://schemas.microsoft.com/office/drawing/2016/5/14/chartex" xmlns:mc="http://schemas.openxmlformats.org/markup-compatibility/2006" xmlns:aink="http://schemas.microsoft.com/office/drawing/2016/ink" xmlns:am3d="http://schemas.microsoft.com/office/drawing/2017/model3d" xmlns:o="urn:schemas-microsoft-com:office:office" xmlns:oel="http://schemas.microsoft.com/office/2019/extlst" xmlns:r="http://schemas.openxmlformats.org/officeDocument/2006/relationships" xmlns:m="http://schemas.openxmlformats.org/officeDocument/2006/math" xmlns:v="urn:schemas-microsoft-com:vml" xmlns:wp14="http://schemas.microsoft.com/office/word/2010/wordprocessingDrawing" xmlns:wp="http://schemas.openxmlformats.org/drawingml/2006/wordprocessingDrawing" xmlns:w10="urn:schemas-microsoft-com:office:word" xmlns:w="http://schemas.openxmlformats.org/wordprocessingml/2006/main" xmlns:w14="http://schemas.microsoft.com/office/word/2010/wordml" xmlns:w15="http://schemas.microsoft.com/office/word/2012/wordml" xmlns:w16cex="http://schemas.microsoft.com/office/word/2018/wordml/cex" xmlns:w16cid="http://schemas.microsoft.com/office/word/2016/wordml/cid" xmlns:w16="http://schemas.microsoft.com/office/word/2018/wordml" xmlns:w16du="http://schemas.microsoft.com/office/word/2023/wordml/word16du" xmlns:w16sdtdh="http://schemas.microsoft.com/office/word/2020/wordml/sdtdatahash" xmlns:w16sdtfl="http://schemas.microsoft.com/office/word/2024/wordml/sdtformatlock" xmlns:w16se="http://schemas.microsoft.com/office/word/2015/wordml/symex" xmlns:wpg="http://schemas.microsoft.com/office/word/2010/wordprocessingGroup" xmlns:wpi="http://schemas.microsoft.com/office/word/2010/wordprocessingInk" xmlns:wne="http://schemas.microsoft.com/office/word/2006/wordml" xmlns:wps="http://schemas.microsoft.com/office/word/2010/wordprocessingShape" mc:Ignorable="w14 w15 w16se w16cid w16 w16cex w16sdtdh w16sdtfl w16du wp14">
+  <w15:person w15:author="Adam Beatty">
+    <w15:presenceInfo w15:providerId="Windows Live" w15:userId="da6b09c7fa58814b"/>
+  </w15:person>
+</w15:people>
 </file>
 
 <file path=word/styles.xml><?xml version="1.0" encoding="utf-8"?>
@@ -8435,7 +11725,6 @@
   <w:style w:type="character" w:default="1" w:styleId="DefaultParagraphFont">
     <w:name w:val="Default Paragraph Font"/>
     <w:uiPriority w:val="1"/>
-    <w:semiHidden/>
     <w:unhideWhenUsed/>
   </w:style>
   <w:style w:type="table" w:default="1" w:styleId="TableNormal">
@@ -8903,7 +12192,6 @@
     <w:basedOn w:val="Normal"/>
     <w:link w:val="CommentTextChar"/>
     <w:uiPriority w:val="99"/>
-    <w:semiHidden/>
     <w:unhideWhenUsed/>
     <w:rsid w:val="00F1387E"/>
     <w:pPr>
@@ -8920,9 +12208,60 @@
     <w:basedOn w:val="DefaultParagraphFont"/>
     <w:link w:val="CommentText"/>
     <w:uiPriority w:val="99"/>
-    <w:semiHidden/>
     <w:rsid w:val="00F1387E"/>
     <w:rPr>
+      <w:sz w:val="20"/>
+      <w:szCs w:val="20"/>
+      <w:lang w:val="en-GB"/>
+    </w:rPr>
+  </w:style>
+  <w:style w:type="paragraph" w:styleId="Revision">
+    <w:name w:val="Revision"/>
+    <w:hidden/>
+    <w:uiPriority w:val="99"/>
+    <w:semiHidden/>
+    <w:rsid w:val="003B4510"/>
+    <w:pPr>
+      <w:spacing w:after="0" w:line="240" w:lineRule="auto"/>
+    </w:pPr>
+  </w:style>
+  <w:style w:type="character" w:styleId="FollowedHyperlink">
+    <w:name w:val="FollowedHyperlink"/>
+    <w:basedOn w:val="DefaultParagraphFont"/>
+    <w:uiPriority w:val="99"/>
+    <w:semiHidden/>
+    <w:unhideWhenUsed/>
+    <w:rsid w:val="000A5DC2"/>
+    <w:rPr>
+      <w:color w:val="96607D" w:themeColor="followedHyperlink"/>
+      <w:u w:val="single"/>
+    </w:rPr>
+  </w:style>
+  <w:style w:type="paragraph" w:styleId="CommentSubject">
+    <w:name w:val="annotation subject"/>
+    <w:basedOn w:val="CommentText"/>
+    <w:next w:val="CommentText"/>
+    <w:link w:val="CommentSubjectChar"/>
+    <w:uiPriority w:val="99"/>
+    <w:semiHidden/>
+    <w:unhideWhenUsed/>
+    <w:rsid w:val="00E2248B"/>
+    <w:rPr>
+      <w:b/>
+      <w:bCs/>
+      <w:lang w:val="en-IE"/>
+    </w:rPr>
+  </w:style>
+  <w:style w:type="character" w:customStyle="1" w:styleId="CommentSubjectChar">
+    <w:name w:val="Comment Subject Char"/>
+    <w:basedOn w:val="CommentTextChar"/>
+    <w:link w:val="CommentSubject"/>
+    <w:uiPriority w:val="99"/>
+    <w:semiHidden/>
+    <w:rsid w:val="00E2248B"/>
+    <w:rPr>
+      <w:b/>
+      <w:bCs/>
       <w:sz w:val="20"/>
       <w:szCs w:val="20"/>
       <w:lang w:val="en-GB"/>

--- a/Essays/DF_Review_Article.docx
+++ b/Essays/DF_Review_Article.docx
@@ -5,11 +5,29 @@
     <w:p>
       <w:pPr>
         <w:pStyle w:val="Heading2"/>
-      </w:pPr>
-      <w:r>
+        <w:rPr>
+          <w:rFonts w:ascii="Times New Roman" w:hAnsi="Times New Roman" w:cs="Times New Roman"/>
+          <w:rPrChange w:id="0" w:author="Adam Beatty" w:date="2026-07-19T21:17:00Z" w16du:dateUtc="2026-07-19T20:17:00Z">
+            <w:rPr/>
+          </w:rPrChange>
+        </w:rPr>
+      </w:pPr>
+      <w:r>
+        <w:rPr>
+          <w:rFonts w:ascii="Times New Roman" w:hAnsi="Times New Roman" w:cs="Times New Roman"/>
+          <w:rPrChange w:id="1" w:author="Adam Beatty" w:date="2026-07-19T21:17:00Z" w16du:dateUtc="2026-07-19T20:17:00Z">
+            <w:rPr/>
+          </w:rPrChange>
+        </w:rPr>
         <w:t>Abstract</w:t>
       </w:r>
       <w:r>
+        <w:rPr>
+          <w:rFonts w:ascii="Times New Roman" w:hAnsi="Times New Roman" w:cs="Times New Roman"/>
+          <w:rPrChange w:id="2" w:author="Adam Beatty" w:date="2026-07-19T21:17:00Z" w16du:dateUtc="2026-07-19T20:17:00Z">
+            <w:rPr/>
+          </w:rPrChange>
+        </w:rPr>
         <w:t xml:space="preserve"> (OB: I changed it because I only want to draw from chapter 3 in the thesis)</w:t>
       </w:r>
     </w:p>
@@ -17,54 +35,102 @@
       <w:pPr>
         <w:pStyle w:val="Heading2"/>
         <w:rPr>
-          <w:rFonts w:asciiTheme="minorHAnsi" w:eastAsiaTheme="minorHAnsi" w:hAnsiTheme="minorHAnsi" w:cstheme="minorBidi"/>
+          <w:rFonts w:ascii="Times New Roman" w:eastAsiaTheme="minorHAnsi" w:hAnsi="Times New Roman" w:cs="Times New Roman"/>
           <w:color w:val="auto"/>
           <w:sz w:val="24"/>
           <w:szCs w:val="24"/>
-        </w:rPr>
-      </w:pPr>
-      <w:r>
-        <w:rPr>
-          <w:rFonts w:asciiTheme="minorHAnsi" w:eastAsiaTheme="minorHAnsi" w:hAnsiTheme="minorHAnsi" w:cstheme="minorBidi"/>
+          <w:rPrChange w:id="3" w:author="Adam Beatty" w:date="2026-07-19T21:17:00Z" w16du:dateUtc="2026-07-19T20:17:00Z">
+            <w:rPr>
+              <w:rFonts w:asciiTheme="minorHAnsi" w:eastAsiaTheme="minorHAnsi" w:hAnsiTheme="minorHAnsi" w:cstheme="minorBidi"/>
+              <w:color w:val="auto"/>
+              <w:sz w:val="24"/>
+              <w:szCs w:val="24"/>
+            </w:rPr>
+          </w:rPrChange>
+        </w:rPr>
+      </w:pPr>
+      <w:r>
+        <w:rPr>
+          <w:rFonts w:ascii="Times New Roman" w:eastAsiaTheme="minorHAnsi" w:hAnsi="Times New Roman" w:cs="Times New Roman"/>
           <w:color w:val="auto"/>
           <w:sz w:val="24"/>
           <w:szCs w:val="24"/>
+          <w:rPrChange w:id="4" w:author="Adam Beatty" w:date="2026-07-19T21:17:00Z" w16du:dateUtc="2026-07-19T20:17:00Z">
+            <w:rPr>
+              <w:rFonts w:asciiTheme="minorHAnsi" w:eastAsiaTheme="minorHAnsi" w:hAnsiTheme="minorHAnsi" w:cstheme="minorBidi"/>
+              <w:color w:val="auto"/>
+              <w:sz w:val="24"/>
+              <w:szCs w:val="24"/>
+            </w:rPr>
+          </w:rPrChange>
         </w:rPr>
         <w:t>Pervasive uncrewed systems have altered the cost structure of small-state deterrence. Low-cost UxS lower the cost of reconnaissance, precision strike and sustainment, shifting relative combat power toward a resource-constrained defender and creating asymmetric cost-imposition opportunities far cheaper than traditional platforms; the Javelin-to-FPV cost ratio runs between 1:54 and 1:144 by range. For Ireland</w:t>
       </w:r>
       <w:r>
         <w:rPr>
-          <w:rFonts w:asciiTheme="minorHAnsi" w:eastAsiaTheme="minorHAnsi" w:hAnsiTheme="minorHAnsi" w:cstheme="minorBidi"/>
+          <w:rFonts w:ascii="Times New Roman" w:eastAsiaTheme="minorHAnsi" w:hAnsi="Times New Roman" w:cs="Times New Roman"/>
           <w:color w:val="auto"/>
           <w:sz w:val="24"/>
           <w:szCs w:val="24"/>
+          <w:rPrChange w:id="5" w:author="Adam Beatty" w:date="2026-07-19T21:17:00Z" w16du:dateUtc="2026-07-19T20:17:00Z">
+            <w:rPr>
+              <w:rFonts w:asciiTheme="minorHAnsi" w:eastAsiaTheme="minorHAnsi" w:hAnsiTheme="minorHAnsi" w:cstheme="minorBidi"/>
+              <w:color w:val="auto"/>
+              <w:sz w:val="24"/>
+              <w:szCs w:val="24"/>
+            </w:rPr>
+          </w:rPrChange>
         </w:rPr>
         <w:t xml:space="preserve"> – </w:t>
       </w:r>
       <w:r>
         <w:rPr>
-          <w:rFonts w:asciiTheme="minorHAnsi" w:eastAsiaTheme="minorHAnsi" w:hAnsiTheme="minorHAnsi" w:cstheme="minorBidi"/>
+          <w:rFonts w:ascii="Times New Roman" w:eastAsiaTheme="minorHAnsi" w:hAnsi="Times New Roman" w:cs="Times New Roman"/>
           <w:color w:val="auto"/>
           <w:sz w:val="24"/>
           <w:szCs w:val="24"/>
+          <w:rPrChange w:id="6" w:author="Adam Beatty" w:date="2026-07-19T21:17:00Z" w16du:dateUtc="2026-07-19T20:17:00Z">
+            <w:rPr>
+              <w:rFonts w:asciiTheme="minorHAnsi" w:eastAsiaTheme="minorHAnsi" w:hAnsiTheme="minorHAnsi" w:cstheme="minorBidi"/>
+              <w:color w:val="auto"/>
+              <w:sz w:val="24"/>
+              <w:szCs w:val="24"/>
+            </w:rPr>
+          </w:rPrChange>
         </w:rPr>
         <w:t>an island state that has consistently declined to fund conventional mass</w:t>
       </w:r>
       <w:r>
         <w:rPr>
-          <w:rFonts w:asciiTheme="minorHAnsi" w:eastAsiaTheme="minorHAnsi" w:hAnsiTheme="minorHAnsi" w:cstheme="minorBidi"/>
+          <w:rFonts w:ascii="Times New Roman" w:eastAsiaTheme="minorHAnsi" w:hAnsi="Times New Roman" w:cs="Times New Roman"/>
           <w:color w:val="auto"/>
           <w:sz w:val="24"/>
           <w:szCs w:val="24"/>
+          <w:rPrChange w:id="7" w:author="Adam Beatty" w:date="2026-07-19T21:17:00Z" w16du:dateUtc="2026-07-19T20:17:00Z">
+            <w:rPr>
+              <w:rFonts w:asciiTheme="minorHAnsi" w:eastAsiaTheme="minorHAnsi" w:hAnsiTheme="minorHAnsi" w:cstheme="minorBidi"/>
+              <w:color w:val="auto"/>
+              <w:sz w:val="24"/>
+              <w:szCs w:val="24"/>
+            </w:rPr>
+          </w:rPrChange>
         </w:rPr>
         <w:t xml:space="preserve"> – </w:t>
       </w:r>
       <w:r>
         <w:rPr>
-          <w:rFonts w:asciiTheme="minorHAnsi" w:eastAsiaTheme="minorHAnsi" w:hAnsiTheme="minorHAnsi" w:cstheme="minorBidi"/>
+          <w:rFonts w:ascii="Times New Roman" w:eastAsiaTheme="minorHAnsi" w:hAnsi="Times New Roman" w:cs="Times New Roman"/>
           <w:color w:val="auto"/>
           <w:sz w:val="24"/>
           <w:szCs w:val="24"/>
+          <w:rPrChange w:id="8" w:author="Adam Beatty" w:date="2026-07-19T21:17:00Z" w16du:dateUtc="2026-07-19T20:17:00Z">
+            <w:rPr>
+              <w:rFonts w:asciiTheme="minorHAnsi" w:eastAsiaTheme="minorHAnsi" w:hAnsiTheme="minorHAnsi" w:cstheme="minorBidi"/>
+              <w:color w:val="auto"/>
+              <w:sz w:val="24"/>
+              <w:szCs w:val="24"/>
+            </w:rPr>
+          </w:rPrChange>
         </w:rPr>
         <w:t xml:space="preserve">this reframes a long-standing assumption: that credible territorial defence is financially unreachable. </w:t>
       </w:r>
@@ -73,54 +139,102 @@
       <w:pPr>
         <w:pStyle w:val="Heading2"/>
         <w:rPr>
-          <w:rFonts w:asciiTheme="minorHAnsi" w:eastAsiaTheme="minorHAnsi" w:hAnsiTheme="minorHAnsi" w:cstheme="minorBidi"/>
+          <w:rFonts w:ascii="Times New Roman" w:eastAsiaTheme="minorHAnsi" w:hAnsi="Times New Roman" w:cs="Times New Roman"/>
           <w:color w:val="auto"/>
           <w:sz w:val="24"/>
           <w:szCs w:val="24"/>
-        </w:rPr>
-      </w:pPr>
-      <w:r>
-        <w:rPr>
-          <w:rFonts w:asciiTheme="minorHAnsi" w:eastAsiaTheme="minorHAnsi" w:hAnsiTheme="minorHAnsi" w:cstheme="minorBidi"/>
+          <w:rPrChange w:id="9" w:author="Adam Beatty" w:date="2026-07-19T21:17:00Z" w16du:dateUtc="2026-07-19T20:17:00Z">
+            <w:rPr>
+              <w:rFonts w:asciiTheme="minorHAnsi" w:eastAsiaTheme="minorHAnsi" w:hAnsiTheme="minorHAnsi" w:cstheme="minorBidi"/>
+              <w:color w:val="auto"/>
+              <w:sz w:val="24"/>
+              <w:szCs w:val="24"/>
+            </w:rPr>
+          </w:rPrChange>
+        </w:rPr>
+      </w:pPr>
+      <w:r>
+        <w:rPr>
+          <w:rFonts w:ascii="Times New Roman" w:eastAsiaTheme="minorHAnsi" w:hAnsi="Times New Roman" w:cs="Times New Roman"/>
           <w:color w:val="auto"/>
           <w:sz w:val="24"/>
           <w:szCs w:val="24"/>
+          <w:rPrChange w:id="10" w:author="Adam Beatty" w:date="2026-07-19T21:17:00Z" w16du:dateUtc="2026-07-19T20:17:00Z">
+            <w:rPr>
+              <w:rFonts w:asciiTheme="minorHAnsi" w:eastAsiaTheme="minorHAnsi" w:hAnsiTheme="minorHAnsi" w:cstheme="minorBidi"/>
+              <w:color w:val="auto"/>
+              <w:sz w:val="24"/>
+              <w:szCs w:val="24"/>
+            </w:rPr>
+          </w:rPrChange>
         </w:rPr>
         <w:t>The article argues that capability becomes deterrence only when four conditions hold together: it must be politically owned, credibly fielded, institutionally sustained and clearly communicated. It develops the first two</w:t>
       </w:r>
       <w:r>
         <w:rPr>
-          <w:rFonts w:asciiTheme="minorHAnsi" w:eastAsiaTheme="minorHAnsi" w:hAnsiTheme="minorHAnsi" w:cstheme="minorBidi"/>
+          <w:rFonts w:ascii="Times New Roman" w:eastAsiaTheme="minorHAnsi" w:hAnsi="Times New Roman" w:cs="Times New Roman"/>
           <w:color w:val="auto"/>
           <w:sz w:val="24"/>
           <w:szCs w:val="24"/>
+          <w:rPrChange w:id="11" w:author="Adam Beatty" w:date="2026-07-19T21:17:00Z" w16du:dateUtc="2026-07-19T20:17:00Z">
+            <w:rPr>
+              <w:rFonts w:asciiTheme="minorHAnsi" w:eastAsiaTheme="minorHAnsi" w:hAnsiTheme="minorHAnsi" w:cstheme="minorBidi"/>
+              <w:color w:val="auto"/>
+              <w:sz w:val="24"/>
+              <w:szCs w:val="24"/>
+            </w:rPr>
+          </w:rPrChange>
         </w:rPr>
         <w:t xml:space="preserve"> – </w:t>
       </w:r>
       <w:r>
         <w:rPr>
-          <w:rFonts w:asciiTheme="minorHAnsi" w:eastAsiaTheme="minorHAnsi" w:hAnsiTheme="minorHAnsi" w:cstheme="minorBidi"/>
+          <w:rFonts w:ascii="Times New Roman" w:eastAsiaTheme="minorHAnsi" w:hAnsi="Times New Roman" w:cs="Times New Roman"/>
           <w:color w:val="auto"/>
           <w:sz w:val="24"/>
           <w:szCs w:val="24"/>
+          <w:rPrChange w:id="12" w:author="Adam Beatty" w:date="2026-07-19T21:17:00Z" w16du:dateUtc="2026-07-19T20:17:00Z">
+            <w:rPr>
+              <w:rFonts w:asciiTheme="minorHAnsi" w:eastAsiaTheme="minorHAnsi" w:hAnsiTheme="minorHAnsi" w:cstheme="minorBidi"/>
+              <w:color w:val="auto"/>
+              <w:sz w:val="24"/>
+              <w:szCs w:val="24"/>
+            </w:rPr>
+          </w:rPrChange>
         </w:rPr>
         <w:t>the political ownership Ireland's policy void withholds</w:t>
       </w:r>
       <w:r>
         <w:rPr>
-          <w:rFonts w:asciiTheme="minorHAnsi" w:eastAsiaTheme="minorHAnsi" w:hAnsiTheme="minorHAnsi" w:cstheme="minorBidi"/>
+          <w:rFonts w:ascii="Times New Roman" w:eastAsiaTheme="minorHAnsi" w:hAnsi="Times New Roman" w:cs="Times New Roman"/>
           <w:color w:val="auto"/>
           <w:sz w:val="24"/>
           <w:szCs w:val="24"/>
+          <w:rPrChange w:id="13" w:author="Adam Beatty" w:date="2026-07-19T21:17:00Z" w16du:dateUtc="2026-07-19T20:17:00Z">
+            <w:rPr>
+              <w:rFonts w:asciiTheme="minorHAnsi" w:eastAsiaTheme="minorHAnsi" w:hAnsiTheme="minorHAnsi" w:cstheme="minorBidi"/>
+              <w:color w:val="auto"/>
+              <w:sz w:val="24"/>
+              <w:szCs w:val="24"/>
+            </w:rPr>
+          </w:rPrChange>
         </w:rPr>
         <w:t xml:space="preserve"> and</w:t>
       </w:r>
       <w:r>
         <w:rPr>
-          <w:rFonts w:asciiTheme="minorHAnsi" w:eastAsiaTheme="minorHAnsi" w:hAnsiTheme="minorHAnsi" w:cstheme="minorBidi"/>
+          <w:rFonts w:ascii="Times New Roman" w:eastAsiaTheme="minorHAnsi" w:hAnsi="Times New Roman" w:cs="Times New Roman"/>
           <w:color w:val="auto"/>
           <w:sz w:val="24"/>
           <w:szCs w:val="24"/>
+          <w:rPrChange w:id="14" w:author="Adam Beatty" w:date="2026-07-19T21:17:00Z" w16du:dateUtc="2026-07-19T20:17:00Z">
+            <w:rPr>
+              <w:rFonts w:asciiTheme="minorHAnsi" w:eastAsiaTheme="minorHAnsi" w:hAnsiTheme="minorHAnsi" w:cstheme="minorBidi"/>
+              <w:color w:val="auto"/>
+              <w:sz w:val="24"/>
+              <w:szCs w:val="24"/>
+            </w:rPr>
+          </w:rPrChange>
         </w:rPr>
         <w:t xml:space="preserve"> the force redesign credible fielding demands at section level, where organic ISR, CUAS and IEDD turn the section into a micro-combined-arms unit. </w:t>
       </w:r>
@@ -129,80 +243,158 @@
       <w:pPr>
         <w:pStyle w:val="Heading2"/>
         <w:rPr>
-          <w:rFonts w:asciiTheme="minorHAnsi" w:eastAsiaTheme="minorHAnsi" w:hAnsiTheme="minorHAnsi" w:cstheme="minorBidi"/>
+          <w:rFonts w:ascii="Times New Roman" w:eastAsiaTheme="minorHAnsi" w:hAnsi="Times New Roman" w:cs="Times New Roman"/>
           <w:color w:val="auto"/>
           <w:sz w:val="24"/>
           <w:szCs w:val="24"/>
-        </w:rPr>
-      </w:pPr>
-      <w:r>
-        <w:rPr>
-          <w:rFonts w:asciiTheme="minorHAnsi" w:eastAsiaTheme="minorHAnsi" w:hAnsiTheme="minorHAnsi" w:cstheme="minorBidi"/>
+          <w:rPrChange w:id="15" w:author="Adam Beatty" w:date="2026-07-19T21:17:00Z" w16du:dateUtc="2026-07-19T20:17:00Z">
+            <w:rPr>
+              <w:rFonts w:asciiTheme="minorHAnsi" w:eastAsiaTheme="minorHAnsi" w:hAnsiTheme="minorHAnsi" w:cstheme="minorBidi"/>
+              <w:color w:val="auto"/>
+              <w:sz w:val="24"/>
+              <w:szCs w:val="24"/>
+            </w:rPr>
+          </w:rPrChange>
+        </w:rPr>
+      </w:pPr>
+      <w:r>
+        <w:rPr>
+          <w:rFonts w:ascii="Times New Roman" w:eastAsiaTheme="minorHAnsi" w:hAnsi="Times New Roman" w:cs="Times New Roman"/>
           <w:color w:val="auto"/>
           <w:sz w:val="24"/>
           <w:szCs w:val="24"/>
+          <w:rPrChange w:id="16" w:author="Adam Beatty" w:date="2026-07-19T21:17:00Z" w16du:dateUtc="2026-07-19T20:17:00Z">
+            <w:rPr>
+              <w:rFonts w:asciiTheme="minorHAnsi" w:eastAsiaTheme="minorHAnsi" w:hAnsiTheme="minorHAnsi" w:cstheme="minorBidi"/>
+              <w:color w:val="auto"/>
+              <w:sz w:val="24"/>
+              <w:szCs w:val="24"/>
+            </w:rPr>
+          </w:rPrChange>
         </w:rPr>
         <w:t>These adaptations are feasible within Ireland's existing professional force structure, but they demand deliberate choices about doctrine, mission command and training realism</w:t>
       </w:r>
       <w:r>
         <w:rPr>
-          <w:rFonts w:asciiTheme="minorHAnsi" w:eastAsiaTheme="minorHAnsi" w:hAnsiTheme="minorHAnsi" w:cstheme="minorBidi"/>
+          <w:rFonts w:ascii="Times New Roman" w:eastAsiaTheme="minorHAnsi" w:hAnsi="Times New Roman" w:cs="Times New Roman"/>
           <w:color w:val="auto"/>
           <w:sz w:val="24"/>
           <w:szCs w:val="24"/>
+          <w:rPrChange w:id="17" w:author="Adam Beatty" w:date="2026-07-19T21:17:00Z" w16du:dateUtc="2026-07-19T20:17:00Z">
+            <w:rPr>
+              <w:rFonts w:asciiTheme="minorHAnsi" w:eastAsiaTheme="minorHAnsi" w:hAnsiTheme="minorHAnsi" w:cstheme="minorBidi"/>
+              <w:color w:val="auto"/>
+              <w:sz w:val="24"/>
+              <w:szCs w:val="24"/>
+            </w:rPr>
+          </w:rPrChange>
         </w:rPr>
         <w:t xml:space="preserve"> and</w:t>
       </w:r>
       <w:r>
         <w:rPr>
-          <w:rFonts w:asciiTheme="minorHAnsi" w:eastAsiaTheme="minorHAnsi" w:hAnsiTheme="minorHAnsi" w:cstheme="minorBidi"/>
+          <w:rFonts w:ascii="Times New Roman" w:eastAsiaTheme="minorHAnsi" w:hAnsi="Times New Roman" w:cs="Times New Roman"/>
           <w:color w:val="auto"/>
           <w:sz w:val="24"/>
           <w:szCs w:val="24"/>
+          <w:rPrChange w:id="18" w:author="Adam Beatty" w:date="2026-07-19T21:17:00Z" w16du:dateUtc="2026-07-19T20:17:00Z">
+            <w:rPr>
+              <w:rFonts w:asciiTheme="minorHAnsi" w:eastAsiaTheme="minorHAnsi" w:hAnsiTheme="minorHAnsi" w:cstheme="minorBidi"/>
+              <w:color w:val="auto"/>
+              <w:sz w:val="24"/>
+              <w:szCs w:val="24"/>
+            </w:rPr>
+          </w:rPrChange>
         </w:rPr>
         <w:t xml:space="preserve"> they expose the acceptable limits of a drone-centric posture. The article then establishes institutional sustainment and clear communication as the conditions on which the posture's resilience</w:t>
       </w:r>
       <w:r>
         <w:rPr>
-          <w:rFonts w:asciiTheme="minorHAnsi" w:eastAsiaTheme="minorHAnsi" w:hAnsiTheme="minorHAnsi" w:cstheme="minorBidi"/>
+          <w:rFonts w:ascii="Times New Roman" w:eastAsiaTheme="minorHAnsi" w:hAnsi="Times New Roman" w:cs="Times New Roman"/>
           <w:color w:val="auto"/>
           <w:sz w:val="24"/>
           <w:szCs w:val="24"/>
+          <w:rPrChange w:id="19" w:author="Adam Beatty" w:date="2026-07-19T21:17:00Z" w16du:dateUtc="2026-07-19T20:17:00Z">
+            <w:rPr>
+              <w:rFonts w:asciiTheme="minorHAnsi" w:eastAsiaTheme="minorHAnsi" w:hAnsiTheme="minorHAnsi" w:cstheme="minorBidi"/>
+              <w:color w:val="auto"/>
+              <w:sz w:val="24"/>
+              <w:szCs w:val="24"/>
+            </w:rPr>
+          </w:rPrChange>
         </w:rPr>
         <w:t xml:space="preserve"> – </w:t>
       </w:r>
       <w:r>
         <w:rPr>
-          <w:rFonts w:asciiTheme="minorHAnsi" w:eastAsiaTheme="minorHAnsi" w:hAnsiTheme="minorHAnsi" w:cstheme="minorBidi"/>
+          <w:rFonts w:ascii="Times New Roman" w:eastAsiaTheme="minorHAnsi" w:hAnsi="Times New Roman" w:cs="Times New Roman"/>
           <w:color w:val="auto"/>
           <w:sz w:val="24"/>
           <w:szCs w:val="24"/>
+          <w:rPrChange w:id="20" w:author="Adam Beatty" w:date="2026-07-19T21:17:00Z" w16du:dateUtc="2026-07-19T20:17:00Z">
+            <w:rPr>
+              <w:rFonts w:asciiTheme="minorHAnsi" w:eastAsiaTheme="minorHAnsi" w:hAnsiTheme="minorHAnsi" w:cstheme="minorBidi"/>
+              <w:color w:val="auto"/>
+              <w:sz w:val="24"/>
+              <w:szCs w:val="24"/>
+            </w:rPr>
+          </w:rPrChange>
         </w:rPr>
         <w:t>and its compatibility with Irish neutrality</w:t>
       </w:r>
       <w:r>
         <w:rPr>
-          <w:rFonts w:asciiTheme="minorHAnsi" w:eastAsiaTheme="minorHAnsi" w:hAnsiTheme="minorHAnsi" w:cstheme="minorBidi"/>
+          <w:rFonts w:ascii="Times New Roman" w:eastAsiaTheme="minorHAnsi" w:hAnsi="Times New Roman" w:cs="Times New Roman"/>
           <w:color w:val="auto"/>
           <w:sz w:val="24"/>
           <w:szCs w:val="24"/>
+          <w:rPrChange w:id="21" w:author="Adam Beatty" w:date="2026-07-19T21:17:00Z" w16du:dateUtc="2026-07-19T20:17:00Z">
+            <w:rPr>
+              <w:rFonts w:asciiTheme="minorHAnsi" w:eastAsiaTheme="minorHAnsi" w:hAnsiTheme="minorHAnsi" w:cstheme="minorBidi"/>
+              <w:color w:val="auto"/>
+              <w:sz w:val="24"/>
+              <w:szCs w:val="24"/>
+            </w:rPr>
+          </w:rPrChange>
         </w:rPr>
         <w:t xml:space="preserve"> – </w:t>
       </w:r>
       <w:r>
         <w:rPr>
-          <w:rFonts w:asciiTheme="minorHAnsi" w:eastAsiaTheme="minorHAnsi" w:hAnsiTheme="minorHAnsi" w:cstheme="minorBidi"/>
+          <w:rFonts w:ascii="Times New Roman" w:eastAsiaTheme="minorHAnsi" w:hAnsi="Times New Roman" w:cs="Times New Roman"/>
           <w:color w:val="auto"/>
           <w:sz w:val="24"/>
           <w:szCs w:val="24"/>
+          <w:rPrChange w:id="22" w:author="Adam Beatty" w:date="2026-07-19T21:17:00Z" w16du:dateUtc="2026-07-19T20:17:00Z">
+            <w:rPr>
+              <w:rFonts w:asciiTheme="minorHAnsi" w:eastAsiaTheme="minorHAnsi" w:hAnsiTheme="minorHAnsi" w:cstheme="minorBidi"/>
+              <w:color w:val="auto"/>
+              <w:sz w:val="24"/>
+              <w:szCs w:val="24"/>
+            </w:rPr>
+          </w:rPrChange>
         </w:rPr>
         <w:t>depend. The result is a credible basis for denial against a larger adversary without mass or heavy armour, provided the Defence Forces accept the cultural and doctrinal shifts persistent ISR implies. Written for a practitioner audience, it offers concrete recommendations for Irish force-design and defence-policy choices.</w:t>
       </w:r>
     </w:p>
     <w:p>
-      <w:r>
-        <w:rPr>
+      <w:pPr>
+        <w:rPr>
+          <w:rFonts w:ascii="Times New Roman" w:hAnsi="Times New Roman" w:cs="Times New Roman"/>
+          <w:rPrChange w:id="23" w:author="Adam Beatty" w:date="2026-07-19T21:17:00Z" w16du:dateUtc="2026-07-19T20:17:00Z">
+            <w:rPr/>
+          </w:rPrChange>
+        </w:rPr>
+      </w:pPr>
+      <w:r>
+        <w:rPr>
+          <w:rFonts w:ascii="Times New Roman" w:hAnsi="Times New Roman" w:cs="Times New Roman"/>
           <w:highlight w:val="yellow"/>
+          <w:rPrChange w:id="24" w:author="Adam Beatty" w:date="2026-07-19T21:17:00Z" w16du:dateUtc="2026-07-19T20:17:00Z">
+            <w:rPr>
+              <w:highlight w:val="yellow"/>
+            </w:rPr>
+          </w:rPrChange>
         </w:rPr>
         <w:t>OB: the abstract is only draft… let’s see where your stuff brings us. It would be best if it jumps from mine.. I’ve had AI do a draft based on my ideas. YOU ARE FREE TO GO WHERE YOU WANT!</w:t>
       </w:r>
@@ -210,21 +402,47 @@
     <w:p>
       <w:pPr>
         <w:rPr>
-          <w:rFonts w:asciiTheme="majorHAnsi" w:eastAsiaTheme="majorEastAsia" w:hAnsiTheme="majorHAnsi" w:cstheme="majorBidi"/>
+          <w:rFonts w:ascii="Times New Roman" w:eastAsiaTheme="majorEastAsia" w:hAnsi="Times New Roman" w:cs="Times New Roman"/>
           <w:color w:val="0F4761" w:themeColor="accent1" w:themeShade="BF"/>
           <w:sz w:val="32"/>
           <w:szCs w:val="32"/>
-        </w:rPr>
-      </w:pPr>
-      <w:r>
+          <w:rPrChange w:id="25" w:author="Adam Beatty" w:date="2026-07-19T21:17:00Z" w16du:dateUtc="2026-07-19T20:17:00Z">
+            <w:rPr>
+              <w:rFonts w:asciiTheme="majorHAnsi" w:eastAsiaTheme="majorEastAsia" w:hAnsiTheme="majorHAnsi" w:cstheme="majorBidi"/>
+              <w:color w:val="0F4761" w:themeColor="accent1" w:themeShade="BF"/>
+              <w:sz w:val="32"/>
+              <w:szCs w:val="32"/>
+            </w:rPr>
+          </w:rPrChange>
+        </w:rPr>
+      </w:pPr>
+      <w:r>
+        <w:rPr>
+          <w:rFonts w:ascii="Times New Roman" w:hAnsi="Times New Roman" w:cs="Times New Roman"/>
+          <w:rPrChange w:id="26" w:author="Adam Beatty" w:date="2026-07-19T21:17:00Z" w16du:dateUtc="2026-07-19T20:17:00Z">
+            <w:rPr/>
+          </w:rPrChange>
+        </w:rPr>
         <w:br w:type="page"/>
       </w:r>
     </w:p>
     <w:p>
       <w:pPr>
         <w:pStyle w:val="Heading2"/>
-      </w:pPr>
-      <w:r>
+        <w:rPr>
+          <w:rFonts w:ascii="Times New Roman" w:hAnsi="Times New Roman" w:cs="Times New Roman"/>
+          <w:rPrChange w:id="27" w:author="Adam Beatty" w:date="2026-07-19T21:17:00Z" w16du:dateUtc="2026-07-19T20:17:00Z">
+            <w:rPr/>
+          </w:rPrChange>
+        </w:rPr>
+      </w:pPr>
+      <w:r>
+        <w:rPr>
+          <w:rFonts w:ascii="Times New Roman" w:hAnsi="Times New Roman" w:cs="Times New Roman"/>
+          <w:rPrChange w:id="28" w:author="Adam Beatty" w:date="2026-07-19T21:17:00Z" w16du:dateUtc="2026-07-19T20:17:00Z">
+            <w:rPr/>
+          </w:rPrChange>
+        </w:rPr>
         <w:lastRenderedPageBreak/>
         <w:t>ADAM 1947 WORDS</w:t>
       </w:r>
@@ -233,1193 +451,1117 @@
       <w:pPr>
         <w:pStyle w:val="Heading2"/>
         <w:rPr>
-          <w:rFonts w:asciiTheme="minorHAnsi" w:eastAsiaTheme="minorHAnsi" w:hAnsiTheme="minorHAnsi" w:cstheme="minorBidi"/>
+          <w:rFonts w:ascii="Times New Roman" w:eastAsiaTheme="minorHAnsi" w:hAnsi="Times New Roman" w:cs="Times New Roman"/>
           <w:color w:val="auto"/>
           <w:sz w:val="24"/>
           <w:szCs w:val="24"/>
-        </w:rPr>
-      </w:pPr>
-      <w:r>
-        <w:rPr>
-          <w:rFonts w:asciiTheme="minorHAnsi" w:eastAsiaTheme="minorHAnsi" w:hAnsiTheme="minorHAnsi" w:cstheme="minorBidi"/>
+          <w:rPrChange w:id="29" w:author="Adam Beatty" w:date="2026-07-19T21:17:00Z" w16du:dateUtc="2026-07-19T20:17:00Z">
+            <w:rPr>
+              <w:rFonts w:asciiTheme="minorHAnsi" w:eastAsiaTheme="minorHAnsi" w:hAnsiTheme="minorHAnsi" w:cstheme="minorBidi"/>
+              <w:color w:val="auto"/>
+              <w:sz w:val="24"/>
+              <w:szCs w:val="24"/>
+            </w:rPr>
+          </w:rPrChange>
+        </w:rPr>
+      </w:pPr>
+      <w:r>
+        <w:rPr>
+          <w:rFonts w:ascii="Times New Roman" w:eastAsiaTheme="minorHAnsi" w:hAnsi="Times New Roman" w:cs="Times New Roman"/>
           <w:color w:val="auto"/>
           <w:sz w:val="24"/>
           <w:szCs w:val="24"/>
-        </w:rPr>
-        <w:t>Land warfare now turns on exposure: who is observed, when and how fast that observation becomes fire</w:t>
-      </w:r>
-      <w:r>
-        <w:rPr>
-          <w:rFonts w:asciiTheme="minorHAnsi" w:eastAsiaTheme="minorHAnsi" w:hAnsiTheme="minorHAnsi" w:cstheme="minorBidi"/>
+          <w:rPrChange w:id="30" w:author="Adam Beatty" w:date="2026-07-19T21:17:00Z" w16du:dateUtc="2026-07-19T20:17:00Z">
+            <w:rPr>
+              <w:rFonts w:asciiTheme="minorHAnsi" w:eastAsiaTheme="minorHAnsi" w:hAnsiTheme="minorHAnsi" w:cstheme="minorBidi"/>
+              <w:color w:val="auto"/>
+              <w:sz w:val="24"/>
+              <w:szCs w:val="24"/>
+            </w:rPr>
+          </w:rPrChange>
+        </w:rPr>
+        <w:t>Land warfare now turns on exposure: who is observed, when and how fast that observation becomes fire.</w:t>
+      </w:r>
+      <w:r>
+        <w:rPr>
+          <w:rStyle w:val="EndnoteReference"/>
+          <w:rFonts w:ascii="Times New Roman" w:eastAsiaTheme="minorHAnsi" w:hAnsi="Times New Roman" w:cs="Times New Roman"/>
           <w:color w:val="auto"/>
           <w:sz w:val="24"/>
           <w:szCs w:val="24"/>
-        </w:rPr>
-        <w:t>.</w:t>
-      </w:r>
-      <w:r>
-        <w:rPr>
-          <w:rStyle w:val="EndnoteReference"/>
-          <w:rFonts w:asciiTheme="minorHAnsi" w:eastAsiaTheme="minorHAnsi" w:hAnsiTheme="minorHAnsi" w:cstheme="minorBidi"/>
+          <w:rPrChange w:id="31" w:author="Adam Beatty" w:date="2026-07-19T21:17:00Z" w16du:dateUtc="2026-07-19T20:17:00Z">
+            <w:rPr>
+              <w:rStyle w:val="EndnoteReference"/>
+              <w:rFonts w:asciiTheme="minorHAnsi" w:eastAsiaTheme="minorHAnsi" w:hAnsiTheme="minorHAnsi" w:cstheme="minorBidi"/>
+              <w:color w:val="auto"/>
+              <w:sz w:val="24"/>
+              <w:szCs w:val="24"/>
+            </w:rPr>
+          </w:rPrChange>
+        </w:rPr>
+        <w:footnoteReference w:id="1"/>
+      </w:r>
+      <w:r>
+        <w:rPr>
+          <w:rFonts w:ascii="Times New Roman" w:eastAsiaTheme="minorHAnsi" w:hAnsi="Times New Roman" w:cs="Times New Roman"/>
           <w:color w:val="auto"/>
           <w:sz w:val="24"/>
           <w:szCs w:val="24"/>
-        </w:rPr>
-        <w:footnoteReference w:id="1"/>
-      </w:r>
-      <w:r>
-        <w:rPr>
-          <w:rFonts w:asciiTheme="minorHAnsi" w:eastAsiaTheme="minorHAnsi" w:hAnsiTheme="minorHAnsi" w:cstheme="minorBidi"/>
+          <w:rPrChange w:id="32" w:author="Adam Beatty" w:date="2026-07-19T21:17:00Z" w16du:dateUtc="2026-07-19T20:17:00Z">
+            <w:rPr>
+              <w:rFonts w:asciiTheme="minorHAnsi" w:eastAsiaTheme="minorHAnsi" w:hAnsiTheme="minorHAnsi" w:cstheme="minorBidi"/>
+              <w:color w:val="auto"/>
+              <w:sz w:val="24"/>
+              <w:szCs w:val="24"/>
+            </w:rPr>
+          </w:rPrChange>
+        </w:rPr>
+        <w:t xml:space="preserve"> Cheap sensors and democratised precision strike have collapsed the interval between being seen and being hit, changing what movement costs.</w:t>
+      </w:r>
+      <w:r>
+        <w:rPr>
+          <w:rStyle w:val="EndnoteReference"/>
+          <w:rFonts w:ascii="Times New Roman" w:eastAsiaTheme="minorHAnsi" w:hAnsi="Times New Roman" w:cs="Times New Roman"/>
           <w:color w:val="auto"/>
           <w:sz w:val="24"/>
           <w:szCs w:val="24"/>
-        </w:rPr>
-        <w:t xml:space="preserve"> Cheap sensors and democratised precision strike have collapsed the interval between being seen and being hit, changing what movement costs</w:t>
-      </w:r>
-      <w:r>
-        <w:rPr>
-          <w:rFonts w:asciiTheme="minorHAnsi" w:eastAsiaTheme="minorHAnsi" w:hAnsiTheme="minorHAnsi" w:cstheme="minorBidi"/>
+          <w:rPrChange w:id="33" w:author="Adam Beatty" w:date="2026-07-19T21:17:00Z" w16du:dateUtc="2026-07-19T20:17:00Z">
+            <w:rPr>
+              <w:rStyle w:val="EndnoteReference"/>
+              <w:rFonts w:asciiTheme="minorHAnsi" w:eastAsiaTheme="minorHAnsi" w:hAnsiTheme="minorHAnsi" w:cstheme="minorBidi"/>
+              <w:color w:val="auto"/>
+              <w:sz w:val="24"/>
+              <w:szCs w:val="24"/>
+            </w:rPr>
+          </w:rPrChange>
+        </w:rPr>
+        <w:footnoteReference w:id="2"/>
+      </w:r>
+      <w:r>
+        <w:rPr>
+          <w:rFonts w:ascii="Times New Roman" w:eastAsiaTheme="minorHAnsi" w:hAnsi="Times New Roman" w:cs="Times New Roman"/>
           <w:color w:val="auto"/>
           <w:sz w:val="24"/>
           <w:szCs w:val="24"/>
-        </w:rPr>
-        <w:t>.</w:t>
+          <w:rPrChange w:id="34" w:author="Adam Beatty" w:date="2026-07-19T21:17:00Z" w16du:dateUtc="2026-07-19T20:17:00Z">
+            <w:rPr>
+              <w:rFonts w:asciiTheme="minorHAnsi" w:eastAsiaTheme="minorHAnsi" w:hAnsiTheme="minorHAnsi" w:cstheme="minorBidi"/>
+              <w:color w:val="auto"/>
+              <w:sz w:val="24"/>
+              <w:szCs w:val="24"/>
+            </w:rPr>
+          </w:rPrChange>
+        </w:rPr>
+        <w:t xml:space="preserve"> Scholars divide between those who ask whether manoeuvre is “dead”</w:t>
       </w:r>
       <w:r>
         <w:rPr>
           <w:rStyle w:val="EndnoteReference"/>
-          <w:rFonts w:asciiTheme="minorHAnsi" w:eastAsiaTheme="minorHAnsi" w:hAnsiTheme="minorHAnsi" w:cstheme="minorBidi"/>
+          <w:rFonts w:ascii="Times New Roman" w:eastAsiaTheme="minorHAnsi" w:hAnsi="Times New Roman" w:cs="Times New Roman"/>
           <w:color w:val="auto"/>
           <w:sz w:val="24"/>
           <w:szCs w:val="24"/>
-        </w:rPr>
-        <w:footnoteReference w:id="2"/>
-      </w:r>
-      <w:r>
-        <w:rPr>
-          <w:rFonts w:asciiTheme="minorHAnsi" w:eastAsiaTheme="minorHAnsi" w:hAnsiTheme="minorHAnsi" w:cstheme="minorBidi"/>
+          <w:rPrChange w:id="35" w:author="Adam Beatty" w:date="2026-07-19T21:17:00Z" w16du:dateUtc="2026-07-19T20:17:00Z">
+            <w:rPr>
+              <w:rStyle w:val="EndnoteReference"/>
+              <w:rFonts w:asciiTheme="minorHAnsi" w:eastAsiaTheme="minorHAnsi" w:hAnsiTheme="minorHAnsi" w:cstheme="minorBidi"/>
+              <w:color w:val="auto"/>
+              <w:sz w:val="24"/>
+              <w:szCs w:val="24"/>
+            </w:rPr>
+          </w:rPrChange>
+        </w:rPr>
+        <w:footnoteReference w:id="3"/>
+      </w:r>
+      <w:r>
+        <w:rPr>
+          <w:rFonts w:ascii="Times New Roman" w:eastAsiaTheme="minorHAnsi" w:hAnsi="Times New Roman" w:cs="Times New Roman"/>
           <w:color w:val="auto"/>
           <w:sz w:val="24"/>
           <w:szCs w:val="24"/>
-        </w:rPr>
-        <w:t xml:space="preserve"> </w:t>
-      </w:r>
-      <w:r>
-        <w:rPr>
-          <w:rFonts w:asciiTheme="minorHAnsi" w:eastAsiaTheme="minorHAnsi" w:hAnsiTheme="minorHAnsi" w:cstheme="minorBidi"/>
+          <w:rPrChange w:id="36" w:author="Adam Beatty" w:date="2026-07-19T21:17:00Z" w16du:dateUtc="2026-07-19T20:17:00Z">
+            <w:rPr>
+              <w:rFonts w:asciiTheme="minorHAnsi" w:eastAsiaTheme="minorHAnsi" w:hAnsiTheme="minorHAnsi" w:cstheme="minorBidi"/>
+              <w:color w:val="auto"/>
+              <w:sz w:val="24"/>
+              <w:szCs w:val="24"/>
+            </w:rPr>
+          </w:rPrChange>
+        </w:rPr>
+        <w:t xml:space="preserve"> and those who argue that it must adapt to survive.</w:t>
+      </w:r>
+      <w:r>
+        <w:rPr>
+          <w:rStyle w:val="EndnoteReference"/>
+          <w:rFonts w:ascii="Times New Roman" w:eastAsiaTheme="minorHAnsi" w:hAnsi="Times New Roman" w:cs="Times New Roman"/>
           <w:color w:val="auto"/>
           <w:sz w:val="24"/>
           <w:szCs w:val="24"/>
-        </w:rPr>
-        <w:t>Scholars divide between those who</w:t>
-      </w:r>
-      <w:r>
-        <w:rPr>
-          <w:rFonts w:asciiTheme="minorHAnsi" w:eastAsiaTheme="minorHAnsi" w:hAnsiTheme="minorHAnsi" w:cstheme="minorBidi"/>
+          <w:rPrChange w:id="37" w:author="Adam Beatty" w:date="2026-07-19T21:17:00Z" w16du:dateUtc="2026-07-19T20:17:00Z">
+            <w:rPr>
+              <w:rStyle w:val="EndnoteReference"/>
+              <w:rFonts w:asciiTheme="minorHAnsi" w:eastAsiaTheme="minorHAnsi" w:hAnsiTheme="minorHAnsi" w:cstheme="minorBidi"/>
+              <w:color w:val="auto"/>
+              <w:sz w:val="24"/>
+              <w:szCs w:val="24"/>
+            </w:rPr>
+          </w:rPrChange>
+        </w:rPr>
+        <w:footnoteReference w:id="4"/>
+      </w:r>
+      <w:r>
+        <w:rPr>
+          <w:rFonts w:ascii="Times New Roman" w:eastAsiaTheme="minorHAnsi" w:hAnsi="Times New Roman" w:cs="Times New Roman"/>
           <w:color w:val="auto"/>
           <w:sz w:val="24"/>
           <w:szCs w:val="24"/>
-        </w:rPr>
-        <w:t xml:space="preserve"> ask whether </w:t>
-      </w:r>
-      <w:r>
-        <w:rPr>
-          <w:rFonts w:asciiTheme="minorHAnsi" w:eastAsiaTheme="minorHAnsi" w:hAnsiTheme="minorHAnsi" w:cstheme="minorBidi"/>
+          <w:rPrChange w:id="38" w:author="Adam Beatty" w:date="2026-07-19T21:17:00Z" w16du:dateUtc="2026-07-19T20:17:00Z">
+            <w:rPr>
+              <w:rFonts w:asciiTheme="minorHAnsi" w:eastAsiaTheme="minorHAnsi" w:hAnsiTheme="minorHAnsi" w:cstheme="minorBidi"/>
+              <w:color w:val="auto"/>
+              <w:sz w:val="24"/>
+              <w:szCs w:val="24"/>
+            </w:rPr>
+          </w:rPrChange>
+        </w:rPr>
+        <w:t xml:space="preserve"> What is clear is that its price has risen sharply: manoeuvre survives only in the windows that sensing, concealment, electronic warfare and fires can briefly open. For Ireland, the question is whether a small force can turn that exposure problem into defensive cost.</w:t>
+      </w:r>
+    </w:p>
+    <w:p>
+      <w:pPr>
+        <w:pStyle w:val="Heading2"/>
+        <w:rPr>
+          <w:rFonts w:ascii="Times New Roman" w:eastAsiaTheme="minorHAnsi" w:hAnsi="Times New Roman" w:cs="Times New Roman"/>
           <w:color w:val="auto"/>
           <w:sz w:val="24"/>
           <w:szCs w:val="24"/>
-        </w:rPr>
-        <w:t>manoeuvre is “dead”</w:t>
-      </w:r>
-      <w:r>
-        <w:rPr>
-          <w:rStyle w:val="EndnoteReference"/>
-          <w:rFonts w:asciiTheme="minorHAnsi" w:eastAsiaTheme="minorHAnsi" w:hAnsiTheme="minorHAnsi" w:cstheme="minorBidi"/>
+          <w:rPrChange w:id="39" w:author="Adam Beatty" w:date="2026-07-19T21:17:00Z" w16du:dateUtc="2026-07-19T20:17:00Z">
+            <w:rPr>
+              <w:rFonts w:asciiTheme="minorHAnsi" w:eastAsiaTheme="minorHAnsi" w:hAnsiTheme="minorHAnsi" w:cstheme="minorBidi"/>
+              <w:color w:val="auto"/>
+              <w:sz w:val="24"/>
+              <w:szCs w:val="24"/>
+            </w:rPr>
+          </w:rPrChange>
+        </w:rPr>
+      </w:pPr>
+      <w:r>
+        <w:rPr>
+          <w:rFonts w:ascii="Times New Roman" w:eastAsiaTheme="minorHAnsi" w:hAnsi="Times New Roman" w:cs="Times New Roman"/>
           <w:color w:val="auto"/>
           <w:sz w:val="24"/>
           <w:szCs w:val="24"/>
-        </w:rPr>
-        <w:footnoteReference w:id="3"/>
-      </w:r>
-      <w:r>
-        <w:rPr>
-          <w:rFonts w:asciiTheme="minorHAnsi" w:eastAsiaTheme="minorHAnsi" w:hAnsiTheme="minorHAnsi" w:cstheme="minorBidi"/>
+          <w:rPrChange w:id="40" w:author="Adam Beatty" w:date="2026-07-19T21:17:00Z" w16du:dateUtc="2026-07-19T20:17:00Z">
+            <w:rPr>
+              <w:rFonts w:asciiTheme="minorHAnsi" w:eastAsiaTheme="minorHAnsi" w:hAnsiTheme="minorHAnsi" w:cstheme="minorBidi"/>
+              <w:color w:val="auto"/>
+              <w:sz w:val="24"/>
+              <w:szCs w:val="24"/>
+            </w:rPr>
+          </w:rPrChange>
+        </w:rPr>
+        <w:t>Ireland has no national security strategy and no settled defence policy; the Defence Policy Review</w:t>
+      </w:r>
+      <w:r>
+        <w:rPr>
+          <w:rStyle w:val="EndnoteReference"/>
+          <w:rFonts w:ascii="Times New Roman" w:eastAsiaTheme="minorHAnsi" w:hAnsi="Times New Roman" w:cs="Times New Roman"/>
           <w:color w:val="auto"/>
           <w:sz w:val="24"/>
           <w:szCs w:val="24"/>
-        </w:rPr>
-        <w:t xml:space="preserve"> and </w:t>
-      </w:r>
-      <w:r>
-        <w:rPr>
-          <w:rFonts w:asciiTheme="minorHAnsi" w:eastAsiaTheme="minorHAnsi" w:hAnsiTheme="minorHAnsi" w:cstheme="minorBidi"/>
+          <w:rPrChange w:id="41" w:author="Adam Beatty" w:date="2026-07-19T21:17:00Z" w16du:dateUtc="2026-07-19T20:17:00Z">
+            <w:rPr>
+              <w:rStyle w:val="EndnoteReference"/>
+              <w:rFonts w:asciiTheme="minorHAnsi" w:eastAsiaTheme="minorHAnsi" w:hAnsiTheme="minorHAnsi" w:cstheme="minorBidi"/>
+              <w:color w:val="auto"/>
+              <w:sz w:val="24"/>
+              <w:szCs w:val="24"/>
+            </w:rPr>
+          </w:rPrChange>
+        </w:rPr>
+        <w:footnoteReference w:id="5"/>
+      </w:r>
+      <w:r>
+        <w:rPr>
+          <w:rFonts w:ascii="Times New Roman" w:eastAsiaTheme="minorHAnsi" w:hAnsi="Times New Roman" w:cs="Times New Roman"/>
           <w:color w:val="auto"/>
           <w:sz w:val="24"/>
           <w:szCs w:val="24"/>
-        </w:rPr>
-        <w:t>those who argue that it must adapt to survive</w:t>
-      </w:r>
-      <w:r>
-        <w:rPr>
-          <w:rFonts w:asciiTheme="minorHAnsi" w:eastAsiaTheme="minorHAnsi" w:hAnsiTheme="minorHAnsi" w:cstheme="minorBidi"/>
+          <w:rPrChange w:id="42" w:author="Adam Beatty" w:date="2026-07-19T21:17:00Z" w16du:dateUtc="2026-07-19T20:17:00Z">
+            <w:rPr>
+              <w:rFonts w:asciiTheme="minorHAnsi" w:eastAsiaTheme="minorHAnsi" w:hAnsiTheme="minorHAnsi" w:cstheme="minorBidi"/>
+              <w:color w:val="auto"/>
+              <w:sz w:val="24"/>
+              <w:szCs w:val="24"/>
+            </w:rPr>
+          </w:rPrChange>
+        </w:rPr>
+        <w:t xml:space="preserve"> updates the White Paper</w:t>
+      </w:r>
+      <w:r>
+        <w:rPr>
+          <w:rStyle w:val="EndnoteReference"/>
+          <w:rFonts w:ascii="Times New Roman" w:eastAsiaTheme="minorHAnsi" w:hAnsi="Times New Roman" w:cs="Times New Roman"/>
           <w:color w:val="auto"/>
           <w:sz w:val="24"/>
           <w:szCs w:val="24"/>
-        </w:rPr>
-        <w:t>.</w:t>
-      </w:r>
-      <w:r>
-        <w:rPr>
-          <w:rStyle w:val="EndnoteReference"/>
-          <w:rFonts w:asciiTheme="minorHAnsi" w:eastAsiaTheme="minorHAnsi" w:hAnsiTheme="minorHAnsi" w:cstheme="minorBidi"/>
+          <w:rPrChange w:id="43" w:author="Adam Beatty" w:date="2026-07-19T21:17:00Z" w16du:dateUtc="2026-07-19T20:17:00Z">
+            <w:rPr>
+              <w:rStyle w:val="EndnoteReference"/>
+              <w:rFonts w:asciiTheme="minorHAnsi" w:eastAsiaTheme="minorHAnsi" w:hAnsiTheme="minorHAnsi" w:cstheme="minorBidi"/>
+              <w:color w:val="auto"/>
+              <w:sz w:val="24"/>
+              <w:szCs w:val="24"/>
+            </w:rPr>
+          </w:rPrChange>
+        </w:rPr>
+        <w:footnoteReference w:id="6"/>
+      </w:r>
+      <w:r>
+        <w:rPr>
+          <w:rFonts w:ascii="Times New Roman" w:eastAsiaTheme="minorHAnsi" w:hAnsi="Times New Roman" w:cs="Times New Roman"/>
           <w:color w:val="auto"/>
           <w:sz w:val="24"/>
           <w:szCs w:val="24"/>
-        </w:rPr>
-        <w:footnoteReference w:id="4"/>
-      </w:r>
-      <w:r>
-        <w:rPr>
-          <w:rFonts w:asciiTheme="minorHAnsi" w:eastAsiaTheme="minorHAnsi" w:hAnsiTheme="minorHAnsi" w:cstheme="minorBidi"/>
+          <w:rPrChange w:id="44" w:author="Adam Beatty" w:date="2026-07-19T21:17:00Z" w16du:dateUtc="2026-07-19T20:17:00Z">
+            <w:rPr>
+              <w:rFonts w:asciiTheme="minorHAnsi" w:eastAsiaTheme="minorHAnsi" w:hAnsiTheme="minorHAnsi" w:cstheme="minorBidi"/>
+              <w:color w:val="auto"/>
+              <w:sz w:val="24"/>
+              <w:szCs w:val="24"/>
+            </w:rPr>
+          </w:rPrChange>
+        </w:rPr>
+        <w:t xml:space="preserve"> — constituting a de facto substitute. The military is tasked to “provide for the military Defence of the State from armed aggression”. While military strategy and operations can organise effort, policy directs. In that vacuum, force design drifts toward continuity. </w:t>
+      </w:r>
+    </w:p>
+    <w:p>
+      <w:pPr>
+        <w:pStyle w:val="Heading2"/>
+        <w:rPr>
+          <w:rFonts w:ascii="Times New Roman" w:hAnsi="Times New Roman" w:cs="Times New Roman"/>
+          <w:rPrChange w:id="45" w:author="Adam Beatty" w:date="2026-07-19T21:17:00Z" w16du:dateUtc="2026-07-19T20:17:00Z">
+            <w:rPr/>
+          </w:rPrChange>
+        </w:rPr>
+      </w:pPr>
+      <w:r>
+        <w:rPr>
+          <w:rFonts w:ascii="Times New Roman" w:eastAsiaTheme="minorHAnsi" w:hAnsi="Times New Roman" w:cs="Times New Roman"/>
           <w:color w:val="auto"/>
           <w:sz w:val="24"/>
           <w:szCs w:val="24"/>
-        </w:rPr>
-        <w:t xml:space="preserve"> </w:t>
-      </w:r>
-      <w:r>
-        <w:rPr>
-          <w:rFonts w:asciiTheme="minorHAnsi" w:eastAsiaTheme="minorHAnsi" w:hAnsiTheme="minorHAnsi" w:cstheme="minorBidi"/>
+          <w:rPrChange w:id="46" w:author="Adam Beatty" w:date="2026-07-19T21:17:00Z" w16du:dateUtc="2026-07-19T20:17:00Z">
+            <w:rPr>
+              <w:rFonts w:asciiTheme="minorHAnsi" w:eastAsiaTheme="minorHAnsi" w:hAnsiTheme="minorHAnsi" w:cstheme="minorBidi"/>
+              <w:color w:val="auto"/>
+              <w:sz w:val="24"/>
+              <w:szCs w:val="24"/>
+            </w:rPr>
+          </w:rPrChange>
+        </w:rPr>
+        <w:t>Territorial defence is no longer implausible. It remains politically constrained</w:t>
+      </w:r>
+      <w:r>
+        <w:rPr>
+          <w:rStyle w:val="FootnoteReference"/>
+          <w:rFonts w:ascii="Times New Roman" w:eastAsiaTheme="minorHAnsi" w:hAnsi="Times New Roman" w:cs="Times New Roman"/>
           <w:color w:val="auto"/>
           <w:sz w:val="24"/>
           <w:szCs w:val="24"/>
-        </w:rPr>
-        <w:t xml:space="preserve">What is clear is that its price has risen sharply: manoeuvre survives only in the windows that sensing, concealment, electronic warfare and fires can briefly open. </w:t>
-      </w:r>
-      <w:r>
-        <w:rPr>
-          <w:rFonts w:asciiTheme="minorHAnsi" w:eastAsiaTheme="minorHAnsi" w:hAnsiTheme="minorHAnsi" w:cstheme="minorBidi"/>
+          <w:rPrChange w:id="47" w:author="Adam Beatty" w:date="2026-07-19T21:17:00Z" w16du:dateUtc="2026-07-19T20:17:00Z">
+            <w:rPr>
+              <w:rStyle w:val="FootnoteReference"/>
+              <w:rFonts w:asciiTheme="minorHAnsi" w:eastAsiaTheme="minorHAnsi" w:hAnsiTheme="minorHAnsi" w:cstheme="minorBidi"/>
+              <w:color w:val="auto"/>
+              <w:sz w:val="24"/>
+              <w:szCs w:val="24"/>
+            </w:rPr>
+          </w:rPrChange>
+        </w:rPr>
+        <w:footnoteReference w:id="7"/>
+      </w:r>
+      <w:r>
+        <w:rPr>
+          <w:rFonts w:ascii="Times New Roman" w:eastAsiaTheme="minorHAnsi" w:hAnsi="Times New Roman" w:cs="Times New Roman"/>
           <w:color w:val="auto"/>
           <w:sz w:val="24"/>
           <w:szCs w:val="24"/>
-        </w:rPr>
-        <w:t>For Ireland, the question is whether a small force can turn that exposure problem into defensive cost.</w:t>
-      </w:r>
-    </w:p>
-    <w:p>
-      <w:pPr>
-        <w:pStyle w:val="Heading2"/>
-        <w:rPr>
-          <w:rFonts w:asciiTheme="minorHAnsi" w:eastAsiaTheme="minorHAnsi" w:hAnsiTheme="minorHAnsi" w:cstheme="minorBidi"/>
+          <w:rPrChange w:id="48" w:author="Adam Beatty" w:date="2026-07-19T21:17:00Z" w16du:dateUtc="2026-07-19T20:17:00Z">
+            <w:rPr>
+              <w:rFonts w:asciiTheme="minorHAnsi" w:eastAsiaTheme="minorHAnsi" w:hAnsiTheme="minorHAnsi" w:cstheme="minorBidi"/>
+              <w:color w:val="auto"/>
+              <w:sz w:val="24"/>
+              <w:szCs w:val="24"/>
+            </w:rPr>
+          </w:rPrChange>
+        </w:rPr>
+        <w:t xml:space="preserve"> and under-resourced, but force design cannot assume Europe’s post-1945 “long peace”</w:t>
+      </w:r>
+      <w:r>
+        <w:rPr>
+          <w:rStyle w:val="EndnoteReference"/>
+          <w:rFonts w:ascii="Times New Roman" w:eastAsiaTheme="minorHAnsi" w:hAnsi="Times New Roman" w:cs="Times New Roman"/>
           <w:color w:val="auto"/>
           <w:sz w:val="24"/>
           <w:szCs w:val="24"/>
-        </w:rPr>
-      </w:pPr>
-      <w:r>
-        <w:rPr>
-          <w:rFonts w:asciiTheme="minorHAnsi" w:eastAsiaTheme="minorHAnsi" w:hAnsiTheme="minorHAnsi" w:cstheme="minorBidi"/>
+          <w:rPrChange w:id="49" w:author="Adam Beatty" w:date="2026-07-19T21:17:00Z" w16du:dateUtc="2026-07-19T20:17:00Z">
+            <w:rPr>
+              <w:rStyle w:val="EndnoteReference"/>
+              <w:rFonts w:asciiTheme="minorHAnsi" w:eastAsiaTheme="minorHAnsi" w:hAnsiTheme="minorHAnsi" w:cstheme="minorBidi"/>
+              <w:color w:val="auto"/>
+              <w:sz w:val="24"/>
+              <w:szCs w:val="24"/>
+            </w:rPr>
+          </w:rPrChange>
+        </w:rPr>
+        <w:footnoteReference w:id="8"/>
+      </w:r>
+      <w:r>
+        <w:rPr>
+          <w:rFonts w:ascii="Times New Roman" w:eastAsiaTheme="minorHAnsi" w:hAnsi="Times New Roman" w:cs="Times New Roman"/>
           <w:color w:val="auto"/>
           <w:sz w:val="24"/>
           <w:szCs w:val="24"/>
-        </w:rPr>
-        <w:t>Ireland has no national security strategy and no settled defence policy; the Defence Policy Review</w:t>
+          <w:rPrChange w:id="50" w:author="Adam Beatty" w:date="2026-07-19T21:17:00Z" w16du:dateUtc="2026-07-19T20:17:00Z">
+            <w:rPr>
+              <w:rFonts w:asciiTheme="minorHAnsi" w:eastAsiaTheme="minorHAnsi" w:hAnsiTheme="minorHAnsi" w:cstheme="minorBidi"/>
+              <w:color w:val="auto"/>
+              <w:sz w:val="24"/>
+              <w:szCs w:val="24"/>
+            </w:rPr>
+          </w:rPrChange>
+        </w:rPr>
+        <w:t xml:space="preserve"> will continue indefinitely. The dispute over Greenland</w:t>
       </w:r>
       <w:r>
         <w:rPr>
           <w:rStyle w:val="EndnoteReference"/>
-          <w:rFonts w:asciiTheme="minorHAnsi" w:eastAsiaTheme="minorHAnsi" w:hAnsiTheme="minorHAnsi" w:cstheme="minorBidi"/>
+          <w:rFonts w:ascii="Times New Roman" w:eastAsiaTheme="minorHAnsi" w:hAnsi="Times New Roman" w:cs="Times New Roman"/>
           <w:color w:val="auto"/>
           <w:sz w:val="24"/>
           <w:szCs w:val="24"/>
-        </w:rPr>
-        <w:footnoteReference w:id="5"/>
-      </w:r>
-      <w:r>
-        <w:rPr>
-          <w:rFonts w:asciiTheme="minorHAnsi" w:eastAsiaTheme="minorHAnsi" w:hAnsiTheme="minorHAnsi" w:cstheme="minorBidi"/>
+          <w:rPrChange w:id="51" w:author="Adam Beatty" w:date="2026-07-19T21:17:00Z" w16du:dateUtc="2026-07-19T20:17:00Z">
+            <w:rPr>
+              <w:rStyle w:val="EndnoteReference"/>
+              <w:rFonts w:asciiTheme="minorHAnsi" w:eastAsiaTheme="minorHAnsi" w:hAnsiTheme="minorHAnsi" w:cstheme="minorBidi"/>
+              <w:color w:val="auto"/>
+              <w:sz w:val="24"/>
+              <w:szCs w:val="24"/>
+            </w:rPr>
+          </w:rPrChange>
+        </w:rPr>
+        <w:footnoteReference w:id="9"/>
+      </w:r>
+      <w:r>
+        <w:rPr>
+          <w:rFonts w:ascii="Times New Roman" w:eastAsiaTheme="minorHAnsi" w:hAnsi="Times New Roman" w:cs="Times New Roman"/>
           <w:color w:val="auto"/>
           <w:sz w:val="24"/>
           <w:szCs w:val="24"/>
-        </w:rPr>
-        <w:t xml:space="preserve"> </w:t>
-      </w:r>
-      <w:r>
-        <w:rPr>
-          <w:rFonts w:asciiTheme="minorHAnsi" w:eastAsiaTheme="minorHAnsi" w:hAnsiTheme="minorHAnsi" w:cstheme="minorBidi"/>
+          <w:rPrChange w:id="52" w:author="Adam Beatty" w:date="2026-07-19T21:17:00Z" w16du:dateUtc="2026-07-19T20:17:00Z">
+            <w:rPr>
+              <w:rFonts w:asciiTheme="minorHAnsi" w:eastAsiaTheme="minorHAnsi" w:hAnsiTheme="minorHAnsi" w:cstheme="minorBidi"/>
+              <w:color w:val="auto"/>
+              <w:sz w:val="24"/>
+              <w:szCs w:val="24"/>
+            </w:rPr>
+          </w:rPrChange>
+        </w:rPr>
+        <w:t xml:space="preserve"> and Denmark’s response</w:t>
+      </w:r>
+      <w:r>
+        <w:rPr>
+          <w:rStyle w:val="EndnoteReference"/>
+          <w:rFonts w:ascii="Times New Roman" w:eastAsiaTheme="minorHAnsi" w:hAnsi="Times New Roman" w:cs="Times New Roman"/>
           <w:color w:val="auto"/>
           <w:sz w:val="24"/>
           <w:szCs w:val="24"/>
-        </w:rPr>
-        <w:t>updates the White Paper</w:t>
-      </w:r>
-      <w:r>
-        <w:rPr>
-          <w:rStyle w:val="EndnoteReference"/>
-          <w:rFonts w:asciiTheme="minorHAnsi" w:eastAsiaTheme="minorHAnsi" w:hAnsiTheme="minorHAnsi" w:cstheme="minorBidi"/>
+          <w:rPrChange w:id="53" w:author="Adam Beatty" w:date="2026-07-19T21:17:00Z" w16du:dateUtc="2026-07-19T20:17:00Z">
+            <w:rPr>
+              <w:rStyle w:val="EndnoteReference"/>
+              <w:rFonts w:asciiTheme="minorHAnsi" w:eastAsiaTheme="minorHAnsi" w:hAnsiTheme="minorHAnsi" w:cstheme="minorBidi"/>
+              <w:color w:val="auto"/>
+              <w:sz w:val="24"/>
+              <w:szCs w:val="24"/>
+            </w:rPr>
+          </w:rPrChange>
+        </w:rPr>
+        <w:footnoteReference w:id="10"/>
+      </w:r>
+      <w:r>
+        <w:rPr>
+          <w:rFonts w:ascii="Times New Roman" w:eastAsiaTheme="minorHAnsi" w:hAnsi="Times New Roman" w:cs="Times New Roman"/>
           <w:color w:val="auto"/>
           <w:sz w:val="24"/>
           <w:szCs w:val="24"/>
-        </w:rPr>
-        <w:footnoteReference w:id="6"/>
-      </w:r>
-      <w:r>
-        <w:rPr>
-          <w:rFonts w:asciiTheme="minorHAnsi" w:eastAsiaTheme="minorHAnsi" w:hAnsiTheme="minorHAnsi" w:cstheme="minorBidi"/>
+          <w:rPrChange w:id="54" w:author="Adam Beatty" w:date="2026-07-19T21:17:00Z" w16du:dateUtc="2026-07-19T20:17:00Z">
+            <w:rPr>
+              <w:rFonts w:asciiTheme="minorHAnsi" w:eastAsiaTheme="minorHAnsi" w:hAnsiTheme="minorHAnsi" w:cstheme="minorBidi"/>
+              <w:color w:val="auto"/>
+              <w:sz w:val="24"/>
+              <w:szCs w:val="24"/>
+            </w:rPr>
+          </w:rPrChange>
+        </w:rPr>
+        <w:t xml:space="preserve">  show how quickly strategically marginal scenarios can become real.</w:t>
+      </w:r>
+      <w:r>
+        <w:rPr>
+          <w:rFonts w:ascii="Times New Roman" w:hAnsi="Times New Roman" w:cs="Times New Roman"/>
+          <w:rPrChange w:id="55" w:author="Adam Beatty" w:date="2026-07-19T21:17:00Z" w16du:dateUtc="2026-07-19T20:17:00Z">
+            <w:rPr/>
+          </w:rPrChange>
+        </w:rPr>
+        <w:t xml:space="preserve"> </w:t>
+      </w:r>
+      <w:r>
+        <w:rPr>
+          <w:rFonts w:ascii="Times New Roman" w:eastAsiaTheme="minorHAnsi" w:hAnsi="Times New Roman" w:cs="Times New Roman"/>
           <w:color w:val="auto"/>
           <w:sz w:val="24"/>
           <w:szCs w:val="24"/>
-        </w:rPr>
-        <w:t xml:space="preserve"> — constituting</w:t>
-      </w:r>
-      <w:r>
-        <w:rPr>
-          <w:rFonts w:asciiTheme="minorHAnsi" w:eastAsiaTheme="minorHAnsi" w:hAnsiTheme="minorHAnsi" w:cstheme="minorBidi"/>
+          <w:rPrChange w:id="56" w:author="Adam Beatty" w:date="2026-07-19T21:17:00Z" w16du:dateUtc="2026-07-19T20:17:00Z">
+            <w:rPr>
+              <w:rFonts w:asciiTheme="minorHAnsi" w:eastAsiaTheme="minorHAnsi" w:hAnsiTheme="minorHAnsi" w:cstheme="minorBidi"/>
+              <w:color w:val="auto"/>
+              <w:sz w:val="24"/>
+              <w:szCs w:val="24"/>
+            </w:rPr>
+          </w:rPrChange>
+        </w:rPr>
+        <w:t xml:space="preserve">Threat perception is a poor guide to future risk. Without UxS adaptation, Ireland risks preserving yesterday’s force without a credible theory of victory for future conflict. Any force arriving by sea or air must be contested on land; that task falls primarily to light infantry. That makes the section the critical unit of analysis. </w:t>
+      </w:r>
+    </w:p>
+    <w:p>
+      <w:pPr>
+        <w:rPr>
+          <w:rFonts w:ascii="Times New Roman" w:hAnsi="Times New Roman" w:cs="Times New Roman"/>
+          <w:rPrChange w:id="57" w:author="Adam Beatty" w:date="2026-07-19T21:17:00Z" w16du:dateUtc="2026-07-19T20:17:00Z">
+            <w:rPr/>
+          </w:rPrChange>
+        </w:rPr>
+      </w:pPr>
+      <w:r>
+        <w:rPr>
+          <w:rFonts w:ascii="Times New Roman" w:hAnsi="Times New Roman" w:cs="Times New Roman"/>
+          <w:rPrChange w:id="58" w:author="Adam Beatty" w:date="2026-07-19T21:17:00Z" w16du:dateUtc="2026-07-19T20:17:00Z">
+            <w:rPr/>
+          </w:rPrChange>
+        </w:rPr>
+        <w:t xml:space="preserve">A force design problem exists because structure is being overtaken by the threat. Capability is sometimes reduced to equipment. It is better understood as the synthesis described by </w:t>
+      </w:r>
+      <w:r>
+        <w:rPr>
+          <w:rFonts w:ascii="Times New Roman" w:hAnsi="Times New Roman" w:cs="Times New Roman"/>
+          <w:rPrChange w:id="59" w:author="Adam Beatty" w:date="2026-07-19T21:17:00Z" w16du:dateUtc="2026-07-19T20:17:00Z">
+            <w:rPr/>
+          </w:rPrChange>
+        </w:rPr>
+        <w:lastRenderedPageBreak/>
+        <w:t>DOTMLPF-I.</w:t>
+      </w:r>
+      <w:r>
+        <w:rPr>
+          <w:rStyle w:val="EndnoteReference"/>
+          <w:rFonts w:ascii="Times New Roman" w:hAnsi="Times New Roman" w:cs="Times New Roman"/>
+          <w:rPrChange w:id="60" w:author="Adam Beatty" w:date="2026-07-19T21:17:00Z" w16du:dateUtc="2026-07-19T20:17:00Z">
+            <w:rPr>
+              <w:rStyle w:val="EndnoteReference"/>
+            </w:rPr>
+          </w:rPrChange>
+        </w:rPr>
+        <w:footnoteReference w:id="11"/>
+      </w:r>
+      <w:r>
+        <w:rPr>
+          <w:rFonts w:ascii="Times New Roman" w:hAnsi="Times New Roman" w:cs="Times New Roman"/>
+          <w:rPrChange w:id="61" w:author="Adam Beatty" w:date="2026-07-19T21:17:00Z" w16du:dateUtc="2026-07-19T20:17:00Z">
+            <w:rPr/>
+          </w:rPrChange>
+        </w:rPr>
+        <w:t xml:space="preserve"> On that basis, the section fails against nearly every line. Its doctrine remains that of a foot-mobile light infantry section, never reconciled with the APC.</w:t>
+      </w:r>
+      <w:r>
+        <w:rPr>
+          <w:rStyle w:val="EndnoteReference"/>
+          <w:rFonts w:ascii="Times New Roman" w:hAnsi="Times New Roman" w:cs="Times New Roman"/>
+          <w:rPrChange w:id="62" w:author="Adam Beatty" w:date="2026-07-19T21:17:00Z" w16du:dateUtc="2026-07-19T20:17:00Z">
+            <w:rPr>
+              <w:rStyle w:val="EndnoteReference"/>
+            </w:rPr>
+          </w:rPrChange>
+        </w:rPr>
+        <w:t xml:space="preserve"> </w:t>
+      </w:r>
+      <w:r>
+        <w:rPr>
+          <w:rStyle w:val="EndnoteReference"/>
+          <w:rFonts w:ascii="Times New Roman" w:hAnsi="Times New Roman" w:cs="Times New Roman"/>
+          <w:rPrChange w:id="63" w:author="Adam Beatty" w:date="2026-07-19T21:17:00Z" w16du:dateUtc="2026-07-19T20:17:00Z">
+            <w:rPr>
+              <w:rStyle w:val="EndnoteReference"/>
+            </w:rPr>
+          </w:rPrChange>
+        </w:rPr>
+        <w:footnoteReference w:id="12"/>
+      </w:r>
+      <w:r>
+        <w:rPr>
+          <w:rFonts w:ascii="Times New Roman" w:hAnsi="Times New Roman" w:cs="Times New Roman"/>
+          <w:rPrChange w:id="64" w:author="Adam Beatty" w:date="2026-07-19T21:17:00Z" w16du:dateUtc="2026-07-19T20:17:00Z">
+            <w:rPr/>
+          </w:rPrChange>
+        </w:rPr>
+        <w:t xml:space="preserve"> Its organisation may now be rebuilt around vehicle capacity,</w:t>
+      </w:r>
+      <w:r>
+        <w:rPr>
+          <w:rStyle w:val="EndnoteReference"/>
+          <w:rFonts w:ascii="Times New Roman" w:hAnsi="Times New Roman" w:cs="Times New Roman"/>
+          <w:rPrChange w:id="65" w:author="Adam Beatty" w:date="2026-07-19T21:17:00Z" w16du:dateUtc="2026-07-19T20:17:00Z">
+            <w:rPr>
+              <w:rStyle w:val="EndnoteReference"/>
+            </w:rPr>
+          </w:rPrChange>
+        </w:rPr>
+        <w:footnoteReference w:id="13"/>
+      </w:r>
+      <w:r>
+        <w:rPr>
+          <w:rStyle w:val="FootnoteReference"/>
+          <w:rFonts w:ascii="Times New Roman" w:hAnsi="Times New Roman" w:cs="Times New Roman"/>
+          <w:rPrChange w:id="66" w:author="Adam Beatty" w:date="2026-07-19T21:17:00Z" w16du:dateUtc="2026-07-19T20:17:00Z">
+            <w:rPr>
+              <w:rStyle w:val="FootnoteReference"/>
+            </w:rPr>
+          </w:rPrChange>
+        </w:rPr>
+        <w:t xml:space="preserve"> </w:t>
+      </w:r>
+      <w:r>
+        <w:rPr>
+          <w:rFonts w:ascii="Times New Roman" w:hAnsi="Times New Roman" w:cs="Times New Roman"/>
+          <w:rPrChange w:id="67" w:author="Adam Beatty" w:date="2026-07-19T21:17:00Z" w16du:dateUtc="2026-07-19T20:17:00Z">
+            <w:rPr/>
+          </w:rPrChange>
+        </w:rPr>
+        <w:t>on the constraint that one section must fit one carrier. It should not bind light infantry, which can move on foot or in soft-skin vehicles, increasingly all-terrain vehicles such as the ULTV.</w:t>
+      </w:r>
+      <w:r>
+        <w:rPr>
+          <w:rStyle w:val="EndnoteReference"/>
+          <w:rFonts w:ascii="Times New Roman" w:hAnsi="Times New Roman" w:cs="Times New Roman"/>
+          <w:rPrChange w:id="68" w:author="Adam Beatty" w:date="2026-07-19T21:17:00Z" w16du:dateUtc="2026-07-19T20:17:00Z">
+            <w:rPr>
+              <w:rStyle w:val="EndnoteReference"/>
+            </w:rPr>
+          </w:rPrChange>
+        </w:rPr>
+        <w:footnoteReference w:id="14"/>
+      </w:r>
+      <w:r>
+        <w:rPr>
+          <w:rStyle w:val="FootnoteReference"/>
+          <w:rFonts w:ascii="Times New Roman" w:hAnsi="Times New Roman" w:cs="Times New Roman"/>
+          <w:rPrChange w:id="69" w:author="Adam Beatty" w:date="2026-07-19T21:17:00Z" w16du:dateUtc="2026-07-19T20:17:00Z">
+            <w:rPr>
+              <w:rStyle w:val="FootnoteReference"/>
+            </w:rPr>
+          </w:rPrChange>
+        </w:rPr>
+        <w:t xml:space="preserve">  </w:t>
+      </w:r>
+      <w:r>
+        <w:rPr>
+          <w:rFonts w:ascii="Times New Roman" w:hAnsi="Times New Roman" w:cs="Times New Roman"/>
+          <w:rPrChange w:id="70" w:author="Adam Beatty" w:date="2026-07-19T21:17:00Z" w16du:dateUtc="2026-07-19T20:17:00Z">
+            <w:rPr/>
+          </w:rPrChange>
+        </w:rPr>
+        <w:t>It still trains 20</w:t>
+      </w:r>
+      <w:r>
+        <w:rPr>
+          <w:rFonts w:ascii="Times New Roman" w:hAnsi="Times New Roman" w:cs="Times New Roman"/>
+          <w:vertAlign w:val="superscript"/>
+          <w:rPrChange w:id="71" w:author="Adam Beatty" w:date="2026-07-19T21:17:00Z" w16du:dateUtc="2026-07-19T20:17:00Z">
+            <w:rPr>
+              <w:vertAlign w:val="superscript"/>
+            </w:rPr>
+          </w:rPrChange>
+        </w:rPr>
+        <w:t>th</w:t>
+      </w:r>
+      <w:r>
+        <w:rPr>
+          <w:rFonts w:ascii="Times New Roman" w:hAnsi="Times New Roman" w:cs="Times New Roman"/>
+          <w:rPrChange w:id="72" w:author="Adam Beatty" w:date="2026-07-19T21:17:00Z" w16du:dateUtc="2026-07-19T20:17:00Z">
+            <w:rPr/>
+          </w:rPrChange>
+        </w:rPr>
+        <w:t xml:space="preserve"> century conventional tactics and for the peace-support tasks of the decades since. It neglects dispersion, “infobesity”</w:t>
+      </w:r>
+      <w:r>
+        <w:rPr>
+          <w:rStyle w:val="EndnoteReference"/>
+          <w:rFonts w:ascii="Times New Roman" w:hAnsi="Times New Roman" w:cs="Times New Roman"/>
+          <w:rPrChange w:id="73" w:author="Adam Beatty" w:date="2026-07-19T21:17:00Z" w16du:dateUtc="2026-07-19T20:17:00Z">
+            <w:rPr>
+              <w:rStyle w:val="EndnoteReference"/>
+            </w:rPr>
+          </w:rPrChange>
+        </w:rPr>
+        <w:t xml:space="preserve"> </w:t>
+      </w:r>
+      <w:r>
+        <w:rPr>
+          <w:rStyle w:val="EndnoteReference"/>
+          <w:rFonts w:ascii="Times New Roman" w:hAnsi="Times New Roman" w:cs="Times New Roman"/>
+          <w:rPrChange w:id="74" w:author="Adam Beatty" w:date="2026-07-19T21:17:00Z" w16du:dateUtc="2026-07-19T20:17:00Z">
+            <w:rPr>
+              <w:rStyle w:val="EndnoteReference"/>
+            </w:rPr>
+          </w:rPrChange>
+        </w:rPr>
+        <w:footnoteReference w:id="15"/>
+      </w:r>
+      <w:r>
+        <w:rPr>
+          <w:rFonts w:ascii="Times New Roman" w:hAnsi="Times New Roman" w:cs="Times New Roman"/>
+          <w:rPrChange w:id="75" w:author="Adam Beatty" w:date="2026-07-19T21:17:00Z" w16du:dateUtc="2026-07-19T20:17:00Z">
+            <w:rPr/>
+          </w:rPrChange>
+        </w:rPr>
+        <w:t xml:space="preserve">  — the cognitive burden of sensor-rich combat — and the exposure of a section that can be found and struck on a checkpoint or logistics convoy as readily as in battle, without higher-echelon cover. Its materiel largely reflects a Cold War mentality. Its leadership is not configured for mission command under persistent observation. It fields too few soldiers to carry the cognitive load, operate the new systems and remain cohesive once dispersed. Adding drones changes none of that. </w:t>
+      </w:r>
+    </w:p>
+    <w:p>
+      <w:pPr>
+        <w:rPr>
+          <w:rFonts w:ascii="Times New Roman" w:hAnsi="Times New Roman" w:cs="Times New Roman"/>
+          <w:rPrChange w:id="76" w:author="Adam Beatty" w:date="2026-07-19T21:17:00Z" w16du:dateUtc="2026-07-19T20:17:00Z">
+            <w:rPr/>
+          </w:rPrChange>
+        </w:rPr>
+      </w:pPr>
+      <w:r>
+        <w:rPr>
+          <w:rFonts w:ascii="Times New Roman" w:hAnsi="Times New Roman" w:cs="Times New Roman"/>
+          <w:rPrChange w:id="77" w:author="Adam Beatty" w:date="2026-07-19T21:17:00Z" w16du:dateUtc="2026-07-19T20:17:00Z">
+            <w:rPr/>
+          </w:rPrChange>
+        </w:rPr>
+        <w:t>These are not uniquely Irish problems and are being reconsidered elsewhere. French reform shows one mechanised solution: the vehicle acts as a mission-configurable “weapons store”, UAS is held at the platoon, anti-armour is decentralised while heavier UAS, EW and robotic remain separate.</w:t>
+      </w:r>
+      <w:r>
+        <w:rPr>
+          <w:rStyle w:val="EndnoteReference"/>
+          <w:rFonts w:ascii="Times New Roman" w:hAnsi="Times New Roman" w:cs="Times New Roman"/>
+          <w:rPrChange w:id="78" w:author="Adam Beatty" w:date="2026-07-19T21:17:00Z" w16du:dateUtc="2026-07-19T20:17:00Z">
+            <w:rPr>
+              <w:rStyle w:val="EndnoteReference"/>
+            </w:rPr>
+          </w:rPrChange>
+        </w:rPr>
+        <w:footnoteReference w:id="16"/>
+      </w:r>
+      <w:r>
+        <w:rPr>
+          <w:rFonts w:ascii="Times New Roman" w:hAnsi="Times New Roman" w:cs="Times New Roman"/>
+          <w:rPrChange w:id="79" w:author="Adam Beatty" w:date="2026-07-19T21:17:00Z" w16du:dateUtc="2026-07-19T20:17:00Z">
+            <w:rPr/>
+          </w:rPrChange>
+        </w:rPr>
+        <w:t xml:space="preserve"> For a mechanised force, that is coherent. For Irish light and mechanised </w:t>
+      </w:r>
+      <w:r>
+        <w:rPr>
+          <w:rFonts w:ascii="Times New Roman" w:hAnsi="Times New Roman" w:cs="Times New Roman"/>
+          <w:rPrChange w:id="80" w:author="Adam Beatty" w:date="2026-07-19T21:17:00Z" w16du:dateUtc="2026-07-19T20:17:00Z">
+            <w:rPr/>
+          </w:rPrChange>
+        </w:rPr>
+        <w:lastRenderedPageBreak/>
+        <w:t xml:space="preserve">infantry, it may not suffice. The British Army’s experimental </w:t>
+      </w:r>
+      <w:r>
+        <w:rPr>
+          <w:rFonts w:ascii="Times New Roman" w:hAnsi="Times New Roman" w:cs="Times New Roman"/>
+          <w:i/>
+          <w:iCs/>
+          <w:rPrChange w:id="81" w:author="Adam Beatty" w:date="2026-07-19T21:17:00Z" w16du:dateUtc="2026-07-19T20:17:00Z">
+            <w:rPr>
+              <w:i/>
+              <w:iCs/>
+            </w:rPr>
+          </w:rPrChange>
+        </w:rPr>
+        <w:t>urban-optimised</w:t>
+      </w:r>
+      <w:r>
+        <w:rPr>
+          <w:rFonts w:ascii="Times New Roman" w:hAnsi="Times New Roman" w:cs="Times New Roman"/>
+          <w:rPrChange w:id="82" w:author="Adam Beatty" w:date="2026-07-19T21:17:00Z" w16du:dateUtc="2026-07-19T20:17:00Z">
+            <w:rPr/>
+          </w:rPrChange>
+        </w:rPr>
+        <w:t xml:space="preserve"> Phalanx Platoon Concept</w:t>
+      </w:r>
+      <w:r>
+        <w:rPr>
+          <w:rStyle w:val="EndnoteReference"/>
+          <w:rFonts w:ascii="Times New Roman" w:hAnsi="Times New Roman" w:cs="Times New Roman"/>
+          <w:rPrChange w:id="83" w:author="Adam Beatty" w:date="2026-07-19T21:17:00Z" w16du:dateUtc="2026-07-19T20:17:00Z">
+            <w:rPr>
+              <w:rStyle w:val="EndnoteReference"/>
+            </w:rPr>
+          </w:rPrChange>
+        </w:rPr>
+        <w:footnoteReference w:id="17"/>
+      </w:r>
+      <w:r>
+        <w:rPr>
+          <w:rFonts w:ascii="Times New Roman" w:hAnsi="Times New Roman" w:cs="Times New Roman"/>
+          <w:rPrChange w:id="84" w:author="Adam Beatty" w:date="2026-07-19T21:17:00Z" w16du:dateUtc="2026-07-19T20:17:00Z">
+            <w:rPr/>
+          </w:rPrChange>
+        </w:rPr>
+        <w:t xml:space="preserve"> points in the same direction. Yet adaptation remains uneven. Exercises such as </w:t>
+      </w:r>
+      <w:r>
+        <w:rPr>
+          <w:rFonts w:ascii="Times New Roman" w:hAnsi="Times New Roman" w:cs="Times New Roman"/>
+          <w:i/>
+          <w:iCs/>
+          <w:rPrChange w:id="85" w:author="Adam Beatty" w:date="2026-07-19T21:17:00Z" w16du:dateUtc="2026-07-19T20:17:00Z">
+            <w:rPr>
+              <w:i/>
+              <w:iCs/>
+            </w:rPr>
+          </w:rPrChange>
+        </w:rPr>
+        <w:t>Gévaudan 26</w:t>
+      </w:r>
+      <w:r>
+        <w:rPr>
+          <w:rFonts w:ascii="Times New Roman" w:hAnsi="Times New Roman" w:cs="Times New Roman"/>
+          <w:rPrChange w:id="86" w:author="Adam Beatty" w:date="2026-07-19T21:17:00Z" w16du:dateUtc="2026-07-19T20:17:00Z">
+            <w:rPr/>
+          </w:rPrChange>
+        </w:rPr>
+        <w:t xml:space="preserve"> and </w:t>
+      </w:r>
+      <w:r>
+        <w:rPr>
+          <w:rFonts w:ascii="Times New Roman" w:hAnsi="Times New Roman" w:cs="Times New Roman"/>
+          <w:i/>
+          <w:iCs/>
+          <w:rPrChange w:id="87" w:author="Adam Beatty" w:date="2026-07-19T21:17:00Z" w16du:dateUtc="2026-07-19T20:17:00Z">
+            <w:rPr>
+              <w:i/>
+              <w:iCs/>
+            </w:rPr>
+          </w:rPrChange>
+        </w:rPr>
+        <w:t>Hedgehog</w:t>
+      </w:r>
+      <w:r>
+        <w:rPr>
+          <w:rStyle w:val="EndnoteReference"/>
+          <w:rFonts w:ascii="Times New Roman" w:hAnsi="Times New Roman" w:cs="Times New Roman"/>
+          <w:i/>
+          <w:iCs/>
+          <w:rPrChange w:id="88" w:author="Adam Beatty" w:date="2026-07-19T21:17:00Z" w16du:dateUtc="2026-07-19T20:17:00Z">
+            <w:rPr>
+              <w:rStyle w:val="EndnoteReference"/>
+              <w:i/>
+              <w:iCs/>
+            </w:rPr>
+          </w:rPrChange>
+        </w:rPr>
+        <w:footnoteReference w:id="18"/>
+      </w:r>
+      <w:r>
+        <w:rPr>
+          <w:rFonts w:ascii="Times New Roman" w:hAnsi="Times New Roman" w:cs="Times New Roman"/>
+          <w:rPrChange w:id="89" w:author="Adam Beatty" w:date="2026-07-19T21:17:00Z" w16du:dateUtc="2026-07-19T20:17:00Z">
+            <w:rPr/>
+          </w:rPrChange>
+        </w:rPr>
+        <w:t xml:space="preserve"> suggest that integrating drones is easier than adapting to the implications of persistent observation. The challenge is to redesign the infantry section around the modern battlespace.</w:t>
+      </w:r>
+      <w:r>
+        <w:rPr>
+          <w:rStyle w:val="EndnoteReference"/>
+          <w:rFonts w:ascii="Times New Roman" w:hAnsi="Times New Roman" w:cs="Times New Roman"/>
+          <w:rPrChange w:id="90" w:author="Adam Beatty" w:date="2026-07-19T21:17:00Z" w16du:dateUtc="2026-07-19T20:17:00Z">
+            <w:rPr>
+              <w:rStyle w:val="EndnoteReference"/>
+            </w:rPr>
+          </w:rPrChange>
+        </w:rPr>
+        <w:footnoteReference w:id="19"/>
+      </w:r>
+      <w:r>
+        <w:rPr>
+          <w:rFonts w:ascii="Times New Roman" w:hAnsi="Times New Roman" w:cs="Times New Roman"/>
+          <w:rPrChange w:id="91" w:author="Adam Beatty" w:date="2026-07-19T21:17:00Z" w16du:dateUtc="2026-07-19T20:17:00Z">
+            <w:rPr/>
+          </w:rPrChange>
+        </w:rPr>
+        <w:t xml:space="preserve"> </w:t>
+      </w:r>
+    </w:p>
+    <w:p>
+      <w:pPr>
+        <w:pStyle w:val="Heading2"/>
+        <w:rPr>
+          <w:rFonts w:ascii="Times New Roman" w:eastAsiaTheme="minorHAnsi" w:hAnsi="Times New Roman" w:cs="Times New Roman"/>
           <w:color w:val="auto"/>
           <w:sz w:val="24"/>
           <w:szCs w:val="24"/>
-        </w:rPr>
-        <w:t xml:space="preserve"> a de facto substitute</w:t>
-      </w:r>
-      <w:r>
-        <w:rPr>
-          <w:rFonts w:asciiTheme="minorHAnsi" w:eastAsiaTheme="minorHAnsi" w:hAnsiTheme="minorHAnsi" w:cstheme="minorBidi"/>
+          <w:rPrChange w:id="92" w:author="Adam Beatty" w:date="2026-07-19T21:17:00Z" w16du:dateUtc="2026-07-19T20:17:00Z">
+            <w:rPr>
+              <w:rFonts w:asciiTheme="minorHAnsi" w:eastAsiaTheme="minorHAnsi" w:hAnsiTheme="minorHAnsi" w:cstheme="minorBidi"/>
+              <w:color w:val="auto"/>
+              <w:sz w:val="24"/>
+              <w:szCs w:val="24"/>
+            </w:rPr>
+          </w:rPrChange>
+        </w:rPr>
+      </w:pPr>
+      <w:r>
+        <w:rPr>
+          <w:rFonts w:ascii="Times New Roman" w:eastAsiaTheme="minorHAnsi" w:hAnsi="Times New Roman" w:cs="Times New Roman"/>
           <w:color w:val="auto"/>
           <w:sz w:val="24"/>
           <w:szCs w:val="24"/>
-        </w:rPr>
-        <w:t>. The military is tasked to “</w:t>
-      </w:r>
-      <w:r>
-        <w:rPr>
-          <w:rFonts w:asciiTheme="minorHAnsi" w:eastAsiaTheme="minorHAnsi" w:hAnsiTheme="minorHAnsi" w:cstheme="minorBidi"/>
+          <w:rPrChange w:id="93" w:author="Adam Beatty" w:date="2026-07-19T21:17:00Z" w16du:dateUtc="2026-07-19T20:17:00Z">
+            <w:rPr>
+              <w:rFonts w:asciiTheme="minorHAnsi" w:eastAsiaTheme="minorHAnsi" w:hAnsiTheme="minorHAnsi" w:cstheme="minorBidi"/>
+              <w:color w:val="auto"/>
+              <w:sz w:val="24"/>
+              <w:szCs w:val="24"/>
+            </w:rPr>
+          </w:rPrChange>
+        </w:rPr>
+        <w:t>Relative combat power rewards the side which can mass force and absorb loss. Low-cost uncrewed systems disturb that arithmetic, a shift which the Lanchester Force Equations</w:t>
+      </w:r>
+      <w:r>
+        <w:rPr>
+          <w:rStyle w:val="EndnoteReference"/>
+          <w:rFonts w:ascii="Times New Roman" w:eastAsiaTheme="minorHAnsi" w:hAnsi="Times New Roman" w:cs="Times New Roman"/>
           <w:color w:val="auto"/>
           <w:sz w:val="24"/>
           <w:szCs w:val="24"/>
-        </w:rPr>
-        <w:t>provide for the military Defence of the</w:t>
-      </w:r>
-      <w:r>
-        <w:rPr>
-          <w:rFonts w:asciiTheme="minorHAnsi" w:eastAsiaTheme="minorHAnsi" w:hAnsiTheme="minorHAnsi" w:cstheme="minorBidi"/>
+          <w:rPrChange w:id="94" w:author="Adam Beatty" w:date="2026-07-19T21:17:00Z" w16du:dateUtc="2026-07-19T20:17:00Z">
+            <w:rPr>
+              <w:rStyle w:val="EndnoteReference"/>
+              <w:rFonts w:asciiTheme="minorHAnsi" w:eastAsiaTheme="minorHAnsi" w:hAnsiTheme="minorHAnsi" w:cstheme="minorBidi"/>
+              <w:color w:val="auto"/>
+              <w:sz w:val="24"/>
+              <w:szCs w:val="24"/>
+            </w:rPr>
+          </w:rPrChange>
+        </w:rPr>
+        <w:footnoteReference w:id="20"/>
+      </w:r>
+      <w:r>
+        <w:rPr>
+          <w:rFonts w:ascii="Times New Roman" w:eastAsiaTheme="minorHAnsi" w:hAnsi="Times New Roman" w:cs="Times New Roman"/>
           <w:color w:val="auto"/>
           <w:sz w:val="24"/>
           <w:szCs w:val="24"/>
-        </w:rPr>
-        <w:t xml:space="preserve"> </w:t>
-      </w:r>
-      <w:r>
-        <w:rPr>
-          <w:rFonts w:asciiTheme="minorHAnsi" w:eastAsiaTheme="minorHAnsi" w:hAnsiTheme="minorHAnsi" w:cstheme="minorBidi"/>
+          <w:rPrChange w:id="95" w:author="Adam Beatty" w:date="2026-07-19T21:17:00Z" w16du:dateUtc="2026-07-19T20:17:00Z">
+            <w:rPr>
+              <w:rFonts w:asciiTheme="minorHAnsi" w:eastAsiaTheme="minorHAnsi" w:hAnsiTheme="minorHAnsi" w:cstheme="minorBidi"/>
+              <w:color w:val="auto"/>
+              <w:sz w:val="24"/>
+              <w:szCs w:val="24"/>
+            </w:rPr>
+          </w:rPrChange>
+        </w:rPr>
+        <w:t xml:space="preserve"> and the 3:1 heuristic</w:t>
+      </w:r>
+      <w:r>
+        <w:rPr>
+          <w:rStyle w:val="EndnoteReference"/>
+          <w:rFonts w:ascii="Times New Roman" w:eastAsiaTheme="minorHAnsi" w:hAnsi="Times New Roman" w:cs="Times New Roman"/>
           <w:color w:val="auto"/>
           <w:sz w:val="24"/>
           <w:szCs w:val="24"/>
-        </w:rPr>
-        <w:t>State from armed aggression</w:t>
-      </w:r>
-      <w:r>
-        <w:rPr>
-          <w:rFonts w:asciiTheme="minorHAnsi" w:eastAsiaTheme="minorHAnsi" w:hAnsiTheme="minorHAnsi" w:cstheme="minorBidi"/>
+          <w:rPrChange w:id="96" w:author="Adam Beatty" w:date="2026-07-19T21:17:00Z" w16du:dateUtc="2026-07-19T20:17:00Z">
+            <w:rPr>
+              <w:rStyle w:val="EndnoteReference"/>
+              <w:rFonts w:asciiTheme="minorHAnsi" w:eastAsiaTheme="minorHAnsi" w:hAnsiTheme="minorHAnsi" w:cstheme="minorBidi"/>
+              <w:color w:val="auto"/>
+              <w:sz w:val="24"/>
+              <w:szCs w:val="24"/>
+            </w:rPr>
+          </w:rPrChange>
+        </w:rPr>
+        <w:footnoteReference w:id="21"/>
+      </w:r>
+      <w:r>
+        <w:rPr>
+          <w:rFonts w:ascii="Times New Roman" w:eastAsiaTheme="minorHAnsi" w:hAnsi="Times New Roman" w:cs="Times New Roman"/>
           <w:color w:val="auto"/>
           <w:sz w:val="24"/>
           <w:szCs w:val="24"/>
-        </w:rPr>
-        <w:t>”.</w:t>
-      </w:r>
-      <w:r>
-        <w:rPr>
-          <w:rFonts w:asciiTheme="minorHAnsi" w:eastAsiaTheme="minorHAnsi" w:hAnsiTheme="minorHAnsi" w:cstheme="minorBidi"/>
-          <w:color w:val="auto"/>
-          <w:sz w:val="24"/>
-          <w:szCs w:val="24"/>
-        </w:rPr>
-        <w:t xml:space="preserve"> </w:t>
-      </w:r>
-      <w:r>
-        <w:rPr>
-          <w:rFonts w:asciiTheme="minorHAnsi" w:eastAsiaTheme="minorHAnsi" w:hAnsiTheme="minorHAnsi" w:cstheme="minorBidi"/>
-          <w:color w:val="auto"/>
-          <w:sz w:val="24"/>
-          <w:szCs w:val="24"/>
-        </w:rPr>
-        <w:t>While m</w:t>
-      </w:r>
-      <w:r>
-        <w:rPr>
-          <w:rFonts w:asciiTheme="minorHAnsi" w:eastAsiaTheme="minorHAnsi" w:hAnsiTheme="minorHAnsi" w:cstheme="minorBidi"/>
-          <w:color w:val="auto"/>
-          <w:sz w:val="24"/>
-          <w:szCs w:val="24"/>
-        </w:rPr>
-        <w:t xml:space="preserve">ilitary </w:t>
-      </w:r>
-      <w:r>
-        <w:rPr>
-          <w:rFonts w:asciiTheme="minorHAnsi" w:eastAsiaTheme="minorHAnsi" w:hAnsiTheme="minorHAnsi" w:cstheme="minorBidi"/>
-          <w:color w:val="auto"/>
-          <w:sz w:val="24"/>
-          <w:szCs w:val="24"/>
-        </w:rPr>
-        <w:t>strategy and operations</w:t>
-      </w:r>
-      <w:r>
-        <w:rPr>
-          <w:rFonts w:asciiTheme="minorHAnsi" w:eastAsiaTheme="minorHAnsi" w:hAnsiTheme="minorHAnsi" w:cstheme="minorBidi"/>
-          <w:color w:val="auto"/>
-          <w:sz w:val="24"/>
-          <w:szCs w:val="24"/>
-        </w:rPr>
-        <w:t xml:space="preserve"> can organise effort</w:t>
-      </w:r>
-      <w:r>
-        <w:rPr>
-          <w:rFonts w:asciiTheme="minorHAnsi" w:eastAsiaTheme="minorHAnsi" w:hAnsiTheme="minorHAnsi" w:cstheme="minorBidi"/>
-          <w:color w:val="auto"/>
-          <w:sz w:val="24"/>
-          <w:szCs w:val="24"/>
-        </w:rPr>
-        <w:t>, policy directs</w:t>
-      </w:r>
-      <w:r>
-        <w:rPr>
-          <w:rFonts w:asciiTheme="minorHAnsi" w:eastAsiaTheme="minorHAnsi" w:hAnsiTheme="minorHAnsi" w:cstheme="minorBidi"/>
-          <w:color w:val="auto"/>
-          <w:sz w:val="24"/>
-          <w:szCs w:val="24"/>
-        </w:rPr>
-        <w:t xml:space="preserve">. In that vacuum, force design drifts toward continuity. </w:t>
-      </w:r>
-    </w:p>
-    <w:p>
-      <w:pPr>
-        <w:pStyle w:val="Heading2"/>
-      </w:pPr>
-      <w:r>
-        <w:rPr>
-          <w:rFonts w:asciiTheme="minorHAnsi" w:eastAsiaTheme="minorHAnsi" w:hAnsiTheme="minorHAnsi" w:cstheme="minorBidi"/>
-          <w:color w:val="auto"/>
-          <w:sz w:val="24"/>
-          <w:szCs w:val="24"/>
-        </w:rPr>
-        <w:t>Territorial defence is no longer implausible. It remains politically constrained</w:t>
-      </w:r>
-      <w:r>
-        <w:rPr>
-          <w:rStyle w:val="FootnoteReference"/>
-          <w:rFonts w:asciiTheme="minorHAnsi" w:eastAsiaTheme="minorHAnsi" w:hAnsiTheme="minorHAnsi" w:cstheme="minorBidi"/>
-          <w:color w:val="auto"/>
-          <w:sz w:val="24"/>
-          <w:szCs w:val="24"/>
-        </w:rPr>
-        <w:footnoteReference w:id="7"/>
-      </w:r>
-      <w:r>
-        <w:rPr>
-          <w:rFonts w:asciiTheme="minorHAnsi" w:eastAsiaTheme="minorHAnsi" w:hAnsiTheme="minorHAnsi" w:cstheme="minorBidi"/>
-          <w:color w:val="auto"/>
-          <w:sz w:val="24"/>
-          <w:szCs w:val="24"/>
-        </w:rPr>
-        <w:t xml:space="preserve"> and under-resourced, but force design cannot assume Europe’s post-1945 “long peace”</w:t>
+          <w:rPrChange w:id="97" w:author="Adam Beatty" w:date="2026-07-19T21:17:00Z" w16du:dateUtc="2026-07-19T20:17:00Z">
+            <w:rPr>
+              <w:rFonts w:asciiTheme="minorHAnsi" w:eastAsiaTheme="minorHAnsi" w:hAnsiTheme="minorHAnsi" w:cstheme="minorBidi"/>
+              <w:color w:val="auto"/>
+              <w:sz w:val="24"/>
+              <w:szCs w:val="24"/>
+            </w:rPr>
+          </w:rPrChange>
+        </w:rPr>
+        <w:t xml:space="preserve"> help frame but cannot fully capture. They drive down the price of finding the enemy, striking them precisely and sustaining the force. A defender who can see, strike at range and attrit an attacker with systems costing hundreds rather than millions need not match him platform-for-platform. The asymmetry is structural: the attacker must still mass to break through, yet massing is exactly what persistent observation punishes most. </w:t>
+      </w:r>
+    </w:p>
+    <w:p>
+      <w:pPr>
+        <w:rPr>
+          <w:rFonts w:ascii="Times New Roman" w:hAnsi="Times New Roman" w:cs="Times New Roman"/>
+          <w:rPrChange w:id="98" w:author="Adam Beatty" w:date="2026-07-19T21:17:00Z" w16du:dateUtc="2026-07-19T20:17:00Z">
+            <w:rPr/>
+          </w:rPrChange>
+        </w:rPr>
+      </w:pPr>
+      <w:r>
+        <w:rPr>
+          <w:rFonts w:ascii="Times New Roman" w:hAnsi="Times New Roman" w:cs="Times New Roman"/>
+          <w:rPrChange w:id="99" w:author="Adam Beatty" w:date="2026-07-19T21:17:00Z" w16du:dateUtc="2026-07-19T20:17:00Z">
+            <w:rPr/>
+          </w:rPrChange>
+        </w:rPr>
+        <w:fldChar w:fldCharType="begin"/>
+      </w:r>
+      <w:r>
+        <w:rPr>
+          <w:rFonts w:ascii="Times New Roman" w:hAnsi="Times New Roman" w:cs="Times New Roman"/>
+          <w:rPrChange w:id="100" w:author="Adam Beatty" w:date="2026-07-19T21:17:00Z" w16du:dateUtc="2026-07-19T20:17:00Z">
+            <w:rPr/>
+          </w:rPrChange>
+        </w:rPr>
+        <w:instrText xml:space="preserve"> REF _Ref233053446 \h </w:instrText>
+      </w:r>
+      <w:r>
+        <w:rPr>
+          <w:rFonts w:ascii="Times New Roman" w:hAnsi="Times New Roman" w:cs="Times New Roman"/>
+          <w:rPrChange w:id="101" w:author="Adam Beatty" w:date="2026-07-19T21:17:00Z" w16du:dateUtc="2026-07-19T20:17:00Z">
+            <w:rPr/>
+          </w:rPrChange>
+        </w:rPr>
+      </w:r>
+      <w:r>
+        <w:rPr>
+          <w:rFonts w:ascii="Times New Roman" w:hAnsi="Times New Roman" w:cs="Times New Roman"/>
+        </w:rPr>
+        <w:instrText xml:space="preserve"> \* MERGEFORMAT </w:instrText>
+      </w:r>
+      <w:r>
+        <w:rPr>
+          <w:rFonts w:ascii="Times New Roman" w:hAnsi="Times New Roman" w:cs="Times New Roman"/>
+          <w:rPrChange w:id="102" w:author="Adam Beatty" w:date="2026-07-19T21:17:00Z" w16du:dateUtc="2026-07-19T20:17:00Z">
+            <w:rPr/>
+          </w:rPrChange>
+        </w:rPr>
+        <w:fldChar w:fldCharType="separate"/>
+      </w:r>
+      <w:r>
+        <w:rPr>
+          <w:rFonts w:ascii="Times New Roman" w:hAnsi="Times New Roman" w:cs="Times New Roman"/>
+          <w:rPrChange w:id="103" w:author="Adam Beatty" w:date="2026-07-19T21:17:00Z" w16du:dateUtc="2026-07-19T20:17:00Z">
+            <w:rPr/>
+          </w:rPrChange>
+        </w:rPr>
+        <w:t xml:space="preserve">Table </w:t>
+      </w:r>
+      <w:r>
+        <w:rPr>
+          <w:rFonts w:ascii="Times New Roman" w:hAnsi="Times New Roman" w:cs="Times New Roman"/>
+          <w:noProof/>
+          <w:rPrChange w:id="104" w:author="Adam Beatty" w:date="2026-07-19T21:17:00Z" w16du:dateUtc="2026-07-19T20:17:00Z">
+            <w:rPr>
+              <w:noProof/>
+            </w:rPr>
+          </w:rPrChange>
+        </w:rPr>
+        <w:t>1</w:t>
+      </w:r>
+      <w:r>
+        <w:rPr>
+          <w:rFonts w:ascii="Times New Roman" w:hAnsi="Times New Roman" w:cs="Times New Roman"/>
+          <w:rPrChange w:id="105" w:author="Adam Beatty" w:date="2026-07-19T21:17:00Z" w16du:dateUtc="2026-07-19T20:17:00Z">
+            <w:rPr/>
+          </w:rPrChange>
+        </w:rPr>
+        <w:fldChar w:fldCharType="end"/>
+      </w:r>
+      <w:r>
+        <w:rPr>
+          <w:rFonts w:ascii="Times New Roman" w:hAnsi="Times New Roman" w:cs="Times New Roman"/>
+          <w:rPrChange w:id="106" w:author="Adam Beatty" w:date="2026-07-19T21:17:00Z" w16du:dateUtc="2026-07-19T20:17:00Z">
+            <w:rPr/>
+          </w:rPrChange>
+        </w:rPr>
+        <w:t xml:space="preserve"> shows that FPV-OWADs cannot be dismissed as cheap substitutes for Javelin.</w:t>
       </w:r>
       <w:r>
         <w:rPr>
           <w:rStyle w:val="EndnoteReference"/>
-          <w:rFonts w:asciiTheme="minorHAnsi" w:eastAsiaTheme="minorHAnsi" w:hAnsiTheme="minorHAnsi" w:cstheme="minorBidi"/>
-          <w:color w:val="auto"/>
-          <w:sz w:val="24"/>
-          <w:szCs w:val="24"/>
-        </w:rPr>
-        <w:footnoteReference w:id="8"/>
-      </w:r>
-      <w:r>
-        <w:rPr>
-          <w:rFonts w:asciiTheme="minorHAnsi" w:eastAsiaTheme="minorHAnsi" w:hAnsiTheme="minorHAnsi" w:cstheme="minorBidi"/>
-          <w:color w:val="auto"/>
-          <w:sz w:val="24"/>
-          <w:szCs w:val="24"/>
-        </w:rPr>
-        <w:t xml:space="preserve"> will continue indefinitely</w:t>
-      </w:r>
-      <w:r>
-        <w:rPr>
-          <w:rFonts w:asciiTheme="minorHAnsi" w:eastAsiaTheme="minorHAnsi" w:hAnsiTheme="minorHAnsi" w:cstheme="minorBidi"/>
-          <w:color w:val="auto"/>
-          <w:sz w:val="24"/>
-          <w:szCs w:val="24"/>
-        </w:rPr>
-        <w:t>.</w:t>
-      </w:r>
-      <w:r>
-        <w:rPr>
-          <w:rFonts w:asciiTheme="minorHAnsi" w:eastAsiaTheme="minorHAnsi" w:hAnsiTheme="minorHAnsi" w:cstheme="minorBidi"/>
-          <w:color w:val="auto"/>
-          <w:sz w:val="24"/>
-          <w:szCs w:val="24"/>
-        </w:rPr>
-        <w:t xml:space="preserve"> The dispute over </w:t>
-      </w:r>
-      <w:r>
-        <w:rPr>
-          <w:rFonts w:asciiTheme="minorHAnsi" w:eastAsiaTheme="minorHAnsi" w:hAnsiTheme="minorHAnsi" w:cstheme="minorBidi"/>
-          <w:color w:val="auto"/>
-          <w:sz w:val="24"/>
-          <w:szCs w:val="24"/>
-        </w:rPr>
-        <w:t>Greenland</w:t>
-      </w:r>
-      <w:r>
-        <w:rPr>
-          <w:rStyle w:val="EndnoteReference"/>
-          <w:rFonts w:asciiTheme="minorHAnsi" w:eastAsiaTheme="minorHAnsi" w:hAnsiTheme="minorHAnsi" w:cstheme="minorBidi"/>
-          <w:color w:val="auto"/>
-          <w:sz w:val="24"/>
-          <w:szCs w:val="24"/>
-        </w:rPr>
-        <w:footnoteReference w:id="9"/>
-      </w:r>
-      <w:r>
-        <w:rPr>
-          <w:rFonts w:asciiTheme="minorHAnsi" w:eastAsiaTheme="minorHAnsi" w:hAnsiTheme="minorHAnsi" w:cstheme="minorBidi"/>
-          <w:color w:val="auto"/>
-          <w:sz w:val="24"/>
-          <w:szCs w:val="24"/>
-        </w:rPr>
-        <w:t xml:space="preserve"> and Denmark’s response</w:t>
-      </w:r>
-      <w:r>
-        <w:rPr>
-          <w:rStyle w:val="EndnoteReference"/>
-          <w:rFonts w:asciiTheme="minorHAnsi" w:eastAsiaTheme="minorHAnsi" w:hAnsiTheme="minorHAnsi" w:cstheme="minorBidi"/>
-          <w:color w:val="auto"/>
-          <w:sz w:val="24"/>
-          <w:szCs w:val="24"/>
-        </w:rPr>
-        <w:footnoteReference w:id="10"/>
-      </w:r>
-      <w:r>
-        <w:rPr>
-          <w:rFonts w:asciiTheme="minorHAnsi" w:eastAsiaTheme="minorHAnsi" w:hAnsiTheme="minorHAnsi" w:cstheme="minorBidi"/>
-          <w:color w:val="auto"/>
-          <w:sz w:val="24"/>
-          <w:szCs w:val="24"/>
-        </w:rPr>
-        <w:t xml:space="preserve">  </w:t>
-      </w:r>
-      <w:r>
-        <w:rPr>
-          <w:rFonts w:asciiTheme="minorHAnsi" w:eastAsiaTheme="minorHAnsi" w:hAnsiTheme="minorHAnsi" w:cstheme="minorBidi"/>
-          <w:color w:val="auto"/>
-          <w:sz w:val="24"/>
-          <w:szCs w:val="24"/>
-        </w:rPr>
-        <w:t xml:space="preserve">show how quickly strategically marginal scenarios can become </w:t>
-      </w:r>
-      <w:r>
-        <w:rPr>
-          <w:rFonts w:asciiTheme="minorHAnsi" w:eastAsiaTheme="minorHAnsi" w:hAnsiTheme="minorHAnsi" w:cstheme="minorBidi"/>
-          <w:color w:val="auto"/>
-          <w:sz w:val="24"/>
-          <w:szCs w:val="24"/>
-        </w:rPr>
-        <w:t>real.</w:t>
-      </w:r>
-      <w:r>
-        <w:t xml:space="preserve"> </w:t>
-      </w:r>
-      <w:r>
-        <w:rPr>
-          <w:rFonts w:asciiTheme="minorHAnsi" w:eastAsiaTheme="minorHAnsi" w:hAnsiTheme="minorHAnsi" w:cstheme="minorBidi"/>
-          <w:color w:val="auto"/>
-          <w:sz w:val="24"/>
-          <w:szCs w:val="24"/>
-        </w:rPr>
-        <w:t xml:space="preserve">Threat perception is a poor guide to future risk. Without UxS adaptation, Ireland risks preserving yesterday’s force without a credible theory of victory for </w:t>
-      </w:r>
-      <w:r>
-        <w:rPr>
-          <w:rFonts w:asciiTheme="minorHAnsi" w:eastAsiaTheme="minorHAnsi" w:hAnsiTheme="minorHAnsi" w:cstheme="minorBidi"/>
-          <w:color w:val="auto"/>
-          <w:sz w:val="24"/>
-          <w:szCs w:val="24"/>
-        </w:rPr>
-        <w:t>future conflict</w:t>
-      </w:r>
-      <w:r>
-        <w:rPr>
-          <w:rFonts w:asciiTheme="minorHAnsi" w:eastAsiaTheme="minorHAnsi" w:hAnsiTheme="minorHAnsi" w:cstheme="minorBidi"/>
-          <w:color w:val="auto"/>
-          <w:sz w:val="24"/>
-          <w:szCs w:val="24"/>
-        </w:rPr>
-        <w:t>.</w:t>
-      </w:r>
-      <w:r>
-        <w:rPr>
-          <w:rFonts w:asciiTheme="minorHAnsi" w:eastAsiaTheme="minorHAnsi" w:hAnsiTheme="minorHAnsi" w:cstheme="minorBidi"/>
-          <w:color w:val="auto"/>
-          <w:sz w:val="24"/>
-          <w:szCs w:val="24"/>
-        </w:rPr>
-        <w:t xml:space="preserve"> </w:t>
-      </w:r>
-      <w:r>
-        <w:rPr>
-          <w:rFonts w:asciiTheme="minorHAnsi" w:eastAsiaTheme="minorHAnsi" w:hAnsiTheme="minorHAnsi" w:cstheme="minorBidi"/>
-          <w:color w:val="auto"/>
-          <w:sz w:val="24"/>
-          <w:szCs w:val="24"/>
-        </w:rPr>
-        <w:t>Any force arriving by sea or air must be contested on land; that task falls primarily to light infantry.</w:t>
-      </w:r>
-      <w:r>
-        <w:rPr>
-          <w:rFonts w:asciiTheme="minorHAnsi" w:eastAsiaTheme="minorHAnsi" w:hAnsiTheme="minorHAnsi" w:cstheme="minorBidi"/>
-          <w:color w:val="auto"/>
-          <w:sz w:val="24"/>
-          <w:szCs w:val="24"/>
-        </w:rPr>
-        <w:t xml:space="preserve"> That makes the section</w:t>
-      </w:r>
-      <w:r>
-        <w:rPr>
-          <w:rFonts w:asciiTheme="minorHAnsi" w:eastAsiaTheme="minorHAnsi" w:hAnsiTheme="minorHAnsi" w:cstheme="minorBidi"/>
-          <w:color w:val="auto"/>
-          <w:sz w:val="24"/>
-          <w:szCs w:val="24"/>
-        </w:rPr>
-        <w:t xml:space="preserve"> the</w:t>
-      </w:r>
-      <w:r>
-        <w:rPr>
-          <w:rFonts w:asciiTheme="minorHAnsi" w:eastAsiaTheme="minorHAnsi" w:hAnsiTheme="minorHAnsi" w:cstheme="minorBidi"/>
-          <w:color w:val="auto"/>
-          <w:sz w:val="24"/>
-          <w:szCs w:val="24"/>
-        </w:rPr>
-        <w:t xml:space="preserve"> critical unit of analysis. </w:t>
-      </w:r>
-    </w:p>
-    <w:p>
-      <w:r>
-        <w:t>A force design problem exists because</w:t>
-      </w:r>
-      <w:r>
-        <w:t xml:space="preserve"> structure </w:t>
-      </w:r>
-      <w:r>
-        <w:t xml:space="preserve">is being </w:t>
-      </w:r>
-      <w:r>
-        <w:t>overtaken by the threat.</w:t>
-      </w:r>
-      <w:r>
-        <w:t xml:space="preserve"> </w:t>
-      </w:r>
-      <w:r>
-        <w:t>Capability is sometimes reduced to equipment</w:t>
-      </w:r>
-      <w:r>
-        <w:t>. It</w:t>
-      </w:r>
-      <w:r>
-        <w:t xml:space="preserve"> is better understood as the synthesis </w:t>
-      </w:r>
-      <w:r>
+          <w:rFonts w:ascii="Times New Roman" w:hAnsi="Times New Roman" w:cs="Times New Roman"/>
+          <w:rPrChange w:id="107" w:author="Adam Beatty" w:date="2026-07-19T21:17:00Z" w16du:dateUtc="2026-07-19T20:17:00Z">
+            <w:rPr>
+              <w:rStyle w:val="EndnoteReference"/>
+            </w:rPr>
+          </w:rPrChange>
+        </w:rPr>
+        <w:footnoteReference w:id="22"/>
+      </w:r>
+      <w:r>
+        <w:rPr>
+          <w:rFonts w:ascii="Times New Roman" w:hAnsi="Times New Roman" w:cs="Times New Roman"/>
+          <w:rPrChange w:id="109" w:author="Adam Beatty" w:date="2026-07-19T21:17:00Z" w16du:dateUtc="2026-07-19T20:17:00Z">
+            <w:rPr/>
+          </w:rPrChange>
+        </w:rPr>
+        <w:t xml:space="preserve"> Defeating an armoured company costs roughly €1.13 million in Javelins, compared with under €85,000 in FPV-OWADs — more than an order of magnitude less for the same task, on assumptions generous to Javelin. Ireland's recent Javelin-only procurement buys 44 missiles; </w:t>
+      </w:r>
+      <w:r>
+        <w:rPr>
+          <w:rFonts w:ascii="Times New Roman" w:hAnsi="Times New Roman" w:cs="Times New Roman"/>
+          <w:rPrChange w:id="110" w:author="Adam Beatty" w:date="2026-07-19T21:17:00Z" w16du:dateUtc="2026-07-19T20:17:00Z">
+            <w:rPr/>
+          </w:rPrChange>
+        </w:rPr>
         <w:lastRenderedPageBreak/>
-        <w:t>described by DOTMLPF-I</w:t>
-      </w:r>
-      <w:r>
-        <w:t>.</w:t>
-      </w:r>
-      <w:r>
-        <w:rPr>
-          <w:rStyle w:val="EndnoteReference"/>
-        </w:rPr>
-        <w:footnoteReference w:id="11"/>
-      </w:r>
-      <w:r>
-        <w:t xml:space="preserve"> </w:t>
-      </w:r>
-      <w:r>
-        <w:t>O</w:t>
-      </w:r>
-      <w:r>
-        <w:t>n that basis</w:t>
-      </w:r>
-      <w:r>
-        <w:t>,</w:t>
-      </w:r>
-      <w:r>
-        <w:t xml:space="preserve"> the section fails against nearly every line. Its doctrine remains that of a foot-mobil</w:t>
-      </w:r>
-      <w:r>
-        <w:t xml:space="preserve">e light infantry section, never reconciled with </w:t>
-      </w:r>
-      <w:r>
-        <w:t>the APC</w:t>
-      </w:r>
-      <w:r>
-        <w:t>.</w:t>
-      </w:r>
-      <w:r>
-        <w:rPr>
-          <w:rStyle w:val="EndnoteReference"/>
-        </w:rPr>
-        <w:t xml:space="preserve"> </w:t>
-      </w:r>
-      <w:r>
-        <w:rPr>
-          <w:rStyle w:val="EndnoteReference"/>
-        </w:rPr>
-        <w:footnoteReference w:id="12"/>
-      </w:r>
-      <w:r>
-        <w:t xml:space="preserve"> Its organisation may now be rebuilt around vehicle capacity,</w:t>
-      </w:r>
-      <w:r>
-        <w:rPr>
-          <w:rStyle w:val="EndnoteReference"/>
-        </w:rPr>
-        <w:footnoteReference w:id="13"/>
-      </w:r>
-      <w:r>
-        <w:rPr>
-          <w:rStyle w:val="FootnoteReference"/>
-        </w:rPr>
-        <w:t xml:space="preserve"> </w:t>
-      </w:r>
-      <w:r>
-        <w:t xml:space="preserve">on </w:t>
-      </w:r>
-      <w:r>
-        <w:t>the constraint</w:t>
-      </w:r>
-      <w:r>
-        <w:t xml:space="preserve"> that one section must fit one carrier</w:t>
-      </w:r>
-      <w:r>
-        <w:t xml:space="preserve">. </w:t>
-      </w:r>
-      <w:r>
-        <w:t>It</w:t>
-      </w:r>
-      <w:r>
-        <w:t xml:space="preserve"> should</w:t>
-      </w:r>
-      <w:r>
-        <w:t xml:space="preserve"> not bind light infantry, which </w:t>
-      </w:r>
-      <w:r>
-        <w:t>can move</w:t>
-      </w:r>
-      <w:r>
-        <w:t xml:space="preserve"> on foot or in soft-skin vehicles, increasingly all-terrain </w:t>
-      </w:r>
-      <w:r>
-        <w:t xml:space="preserve">vehicles </w:t>
-      </w:r>
-      <w:r>
-        <w:t>such as the ULTV.</w:t>
-      </w:r>
-      <w:r>
-        <w:rPr>
-          <w:rStyle w:val="EndnoteReference"/>
-        </w:rPr>
-        <w:footnoteReference w:id="14"/>
-      </w:r>
-      <w:r>
-        <w:rPr>
-          <w:rStyle w:val="FootnoteReference"/>
-        </w:rPr>
-        <w:t xml:space="preserve"> </w:t>
-      </w:r>
-      <w:r>
-        <w:rPr>
-          <w:rStyle w:val="FootnoteReference"/>
-        </w:rPr>
-        <w:t xml:space="preserve"> </w:t>
-      </w:r>
-      <w:r>
-        <w:t>I</w:t>
-      </w:r>
-      <w:r>
-        <w:t>t</w:t>
-      </w:r>
-      <w:r>
-        <w:t xml:space="preserve"> still trains 20</w:t>
-      </w:r>
-      <w:r>
-        <w:rPr>
-          <w:vertAlign w:val="superscript"/>
-        </w:rPr>
-        <w:t>th</w:t>
-      </w:r>
-      <w:r>
-        <w:t xml:space="preserve"> century </w:t>
-      </w:r>
-      <w:r>
-        <w:t xml:space="preserve">conventional </w:t>
-      </w:r>
-      <w:r>
-        <w:t>tactics</w:t>
-      </w:r>
-      <w:r>
-        <w:t xml:space="preserve"> and </w:t>
-      </w:r>
-      <w:r>
-        <w:t xml:space="preserve">for </w:t>
-      </w:r>
-      <w:r>
-        <w:t xml:space="preserve">the peace-support tasks of the decades since. </w:t>
-      </w:r>
-      <w:r>
-        <w:t>It neglects</w:t>
-      </w:r>
-      <w:r>
-        <w:t xml:space="preserve"> dispersion, </w:t>
-      </w:r>
-      <w:r>
-        <w:t>“infobesity”</w:t>
-      </w:r>
-      <w:r>
-        <w:rPr>
-          <w:rStyle w:val="EndnoteReference"/>
-        </w:rPr>
-        <w:t xml:space="preserve"> </w:t>
-      </w:r>
-      <w:r>
-        <w:rPr>
-          <w:rStyle w:val="EndnoteReference"/>
-        </w:rPr>
-        <w:footnoteReference w:id="15"/>
-      </w:r>
-      <w:r>
-        <w:t xml:space="preserve">  — the cognitive burden of sensor-rich combat</w:t>
-      </w:r>
-      <w:r>
-        <w:t xml:space="preserve"> </w:t>
-      </w:r>
-      <w:r>
-        <w:t>—</w:t>
-      </w:r>
-      <w:r>
-        <w:t xml:space="preserve"> </w:t>
-      </w:r>
-      <w:r>
-        <w:t>and</w:t>
-      </w:r>
-      <w:r>
-        <w:t xml:space="preserve"> the</w:t>
-      </w:r>
-      <w:r>
-        <w:t xml:space="preserve"> exposure of a section that can be found and struck on a checkpoint or logistics convoy as readily as in battle, without higher-echelon cover. </w:t>
-      </w:r>
-      <w:r>
-        <w:t>Its materiel</w:t>
-      </w:r>
-      <w:r>
-        <w:t xml:space="preserve"> largely</w:t>
-      </w:r>
-      <w:r>
-        <w:t xml:space="preserve"> reflects a Cold War mentality. Its leadership is not configured for mission command under persistent observation. </w:t>
-      </w:r>
-      <w:r>
-        <w:t>It fields</w:t>
-      </w:r>
-      <w:r>
-        <w:t xml:space="preserve"> too few soldiers to carry the cognitive load, operate the new systems and remain cohesive once dispersed. Adding drones changes none of that. </w:t>
-      </w:r>
-    </w:p>
-    <w:p>
-      <w:r>
-        <w:lastRenderedPageBreak/>
-        <w:t>These are not uniquely Irish problems</w:t>
-      </w:r>
-      <w:r>
-        <w:t xml:space="preserve"> and </w:t>
-      </w:r>
-      <w:r>
-        <w:t xml:space="preserve">are being reconsidered elsewhere. French </w:t>
-      </w:r>
-      <w:r>
-        <w:t>r</w:t>
-      </w:r>
-      <w:r>
-        <w:t xml:space="preserve">eform shows one mechanised </w:t>
-      </w:r>
-      <w:r>
-        <w:t>solution</w:t>
-      </w:r>
-      <w:r>
-        <w:t xml:space="preserve">: the vehicle acts as a mission-configurable “weapons store”, </w:t>
-      </w:r>
-      <w:r>
-        <w:t xml:space="preserve">UAS is held at the platoon, </w:t>
-      </w:r>
-      <w:r>
-        <w:t xml:space="preserve">anti-armour is </w:t>
-      </w:r>
-      <w:r>
-        <w:t>decentralised while</w:t>
-      </w:r>
-      <w:r>
-        <w:t xml:space="preserve"> heavier UAS, EW and robotic remain </w:t>
-      </w:r>
-      <w:r>
-        <w:t>separate</w:t>
-      </w:r>
-      <w:r>
-        <w:t>.</w:t>
-      </w:r>
-      <w:r>
-        <w:rPr>
-          <w:rStyle w:val="EndnoteReference"/>
-        </w:rPr>
-        <w:footnoteReference w:id="16"/>
-      </w:r>
-      <w:r>
-        <w:t xml:space="preserve"> </w:t>
-      </w:r>
-      <w:r>
-        <w:t>For a mechanised force, that is coherent</w:t>
-      </w:r>
-      <w:r>
-        <w:t>.</w:t>
-      </w:r>
-      <w:r>
-        <w:t xml:space="preserve"> For Irish light</w:t>
-      </w:r>
-      <w:r>
-        <w:t xml:space="preserve"> and mechanised</w:t>
-      </w:r>
-      <w:r>
-        <w:t xml:space="preserve"> infantry, it</w:t>
-      </w:r>
-      <w:r>
-        <w:t xml:space="preserve"> may not suffice</w:t>
-      </w:r>
-      <w:r>
-        <w:t xml:space="preserve">. </w:t>
-      </w:r>
-      <w:r>
-        <w:t xml:space="preserve">The British Army’s experimental </w:t>
-      </w:r>
-      <w:r>
-        <w:rPr>
-          <w:i/>
-          <w:iCs/>
-        </w:rPr>
-        <w:t>urban-optimised</w:t>
-      </w:r>
-      <w:r>
-        <w:t xml:space="preserve"> </w:t>
-      </w:r>
-      <w:r>
-        <w:t xml:space="preserve">Phalanx Platoon </w:t>
-      </w:r>
-      <w:r>
-        <w:t>C</w:t>
-      </w:r>
-      <w:r>
-        <w:t>oncept</w:t>
-      </w:r>
-      <w:r>
-        <w:rPr>
-          <w:rStyle w:val="EndnoteReference"/>
-        </w:rPr>
-        <w:footnoteReference w:id="17"/>
-      </w:r>
-      <w:r>
-        <w:t xml:space="preserve"> points in the same direction. Yet adaptation remains uneven. Exercises such as </w:t>
-      </w:r>
-      <w:r>
-        <w:rPr>
-          <w:i/>
-          <w:iCs/>
-        </w:rPr>
-        <w:t>Gévaudan 26</w:t>
-      </w:r>
-      <w:r>
-        <w:t xml:space="preserve"> </w:t>
-      </w:r>
-      <w:r>
-        <w:t xml:space="preserve">and </w:t>
-      </w:r>
-      <w:r>
-        <w:rPr>
-          <w:i/>
-          <w:iCs/>
-        </w:rPr>
-        <w:t>Hedgehog</w:t>
-      </w:r>
-      <w:r>
-        <w:rPr>
-          <w:rStyle w:val="EndnoteReference"/>
-          <w:i/>
-          <w:iCs/>
-        </w:rPr>
-        <w:footnoteReference w:id="18"/>
-      </w:r>
-      <w:r>
-        <w:t xml:space="preserve"> </w:t>
-      </w:r>
-      <w:r>
-        <w:t xml:space="preserve">suggest that integrating drones is easier than adapting </w:t>
-      </w:r>
-      <w:r>
-        <w:t>to the implications of</w:t>
-      </w:r>
-      <w:r>
-        <w:t xml:space="preserve"> persistent observation. The challenge is </w:t>
-      </w:r>
-      <w:r>
-        <w:t>to redesign</w:t>
-      </w:r>
-      <w:r>
-        <w:t xml:space="preserve"> the infantry section around the</w:t>
-      </w:r>
-      <w:r>
-        <w:t xml:space="preserve"> modern battlespace</w:t>
-      </w:r>
-      <w:r>
-        <w:t>.</w:t>
-      </w:r>
-      <w:r>
-        <w:rPr>
-          <w:rStyle w:val="EndnoteReference"/>
-        </w:rPr>
-        <w:footnoteReference w:id="19"/>
-      </w:r>
-      <w:r>
-        <w:t xml:space="preserve"> </w:t>
-      </w:r>
-    </w:p>
-    <w:p>
-      <w:pPr>
-        <w:pStyle w:val="Heading2"/>
-        <w:rPr>
-          <w:rFonts w:asciiTheme="minorHAnsi" w:eastAsiaTheme="minorHAnsi" w:hAnsiTheme="minorHAnsi" w:cstheme="minorBidi"/>
-          <w:color w:val="auto"/>
-          <w:sz w:val="24"/>
-          <w:szCs w:val="24"/>
-        </w:rPr>
-      </w:pPr>
-      <w:r>
-        <w:rPr>
-          <w:rFonts w:asciiTheme="minorHAnsi" w:eastAsiaTheme="minorHAnsi" w:hAnsiTheme="minorHAnsi" w:cstheme="minorBidi"/>
-          <w:color w:val="auto"/>
-          <w:sz w:val="24"/>
-          <w:szCs w:val="24"/>
-        </w:rPr>
-        <w:t xml:space="preserve">Relative combat power </w:t>
-      </w:r>
-      <w:r>
-        <w:rPr>
-          <w:rFonts w:asciiTheme="minorHAnsi" w:eastAsiaTheme="minorHAnsi" w:hAnsiTheme="minorHAnsi" w:cstheme="minorBidi"/>
-          <w:color w:val="auto"/>
-          <w:sz w:val="24"/>
-          <w:szCs w:val="24"/>
-        </w:rPr>
-        <w:t>rewards</w:t>
-      </w:r>
-      <w:r>
-        <w:rPr>
-          <w:rFonts w:asciiTheme="minorHAnsi" w:eastAsiaTheme="minorHAnsi" w:hAnsiTheme="minorHAnsi" w:cstheme="minorBidi"/>
-          <w:color w:val="auto"/>
-          <w:sz w:val="24"/>
-          <w:szCs w:val="24"/>
-        </w:rPr>
-        <w:t xml:space="preserve"> the side </w:t>
-      </w:r>
-      <w:r>
-        <w:rPr>
-          <w:rFonts w:asciiTheme="minorHAnsi" w:eastAsiaTheme="minorHAnsi" w:hAnsiTheme="minorHAnsi" w:cstheme="minorBidi"/>
-          <w:color w:val="auto"/>
-          <w:sz w:val="24"/>
-          <w:szCs w:val="24"/>
-        </w:rPr>
-        <w:t>which</w:t>
-      </w:r>
-      <w:r>
-        <w:rPr>
-          <w:rFonts w:asciiTheme="minorHAnsi" w:eastAsiaTheme="minorHAnsi" w:hAnsiTheme="minorHAnsi" w:cstheme="minorBidi"/>
-          <w:color w:val="auto"/>
-          <w:sz w:val="24"/>
-          <w:szCs w:val="24"/>
-        </w:rPr>
-        <w:t xml:space="preserve"> can mass force and absorb loss</w:t>
-      </w:r>
-      <w:r>
-        <w:rPr>
-          <w:rFonts w:asciiTheme="minorHAnsi" w:eastAsiaTheme="minorHAnsi" w:hAnsiTheme="minorHAnsi" w:cstheme="minorBidi"/>
-          <w:color w:val="auto"/>
-          <w:sz w:val="24"/>
-          <w:szCs w:val="24"/>
-        </w:rPr>
-        <w:t>.</w:t>
-      </w:r>
-      <w:r>
-        <w:rPr>
-          <w:rFonts w:asciiTheme="minorHAnsi" w:eastAsiaTheme="minorHAnsi" w:hAnsiTheme="minorHAnsi" w:cstheme="minorBidi"/>
-          <w:color w:val="auto"/>
-          <w:sz w:val="24"/>
-          <w:szCs w:val="24"/>
-        </w:rPr>
-        <w:t xml:space="preserve"> </w:t>
-      </w:r>
-      <w:r>
-        <w:rPr>
-          <w:rFonts w:asciiTheme="minorHAnsi" w:eastAsiaTheme="minorHAnsi" w:hAnsiTheme="minorHAnsi" w:cstheme="minorBidi"/>
-          <w:color w:val="auto"/>
-          <w:sz w:val="24"/>
-          <w:szCs w:val="24"/>
-        </w:rPr>
-        <w:t>Low-cost uncrewed systems disturb that arithmetic, a shift which</w:t>
-      </w:r>
-      <w:r>
-        <w:rPr>
-          <w:rFonts w:asciiTheme="minorHAnsi" w:eastAsiaTheme="minorHAnsi" w:hAnsiTheme="minorHAnsi" w:cstheme="minorBidi"/>
-          <w:color w:val="auto"/>
-          <w:sz w:val="24"/>
-          <w:szCs w:val="24"/>
-        </w:rPr>
-        <w:t xml:space="preserve"> the Lanchester Force Equations</w:t>
-      </w:r>
-      <w:r>
-        <w:rPr>
-          <w:rStyle w:val="EndnoteReference"/>
-          <w:rFonts w:asciiTheme="minorHAnsi" w:eastAsiaTheme="minorHAnsi" w:hAnsiTheme="minorHAnsi" w:cstheme="minorBidi"/>
-          <w:color w:val="auto"/>
-          <w:sz w:val="24"/>
-          <w:szCs w:val="24"/>
-        </w:rPr>
-        <w:footnoteReference w:id="20"/>
-      </w:r>
-      <w:r>
-        <w:rPr>
-          <w:rFonts w:asciiTheme="minorHAnsi" w:eastAsiaTheme="minorHAnsi" w:hAnsiTheme="minorHAnsi" w:cstheme="minorBidi"/>
-          <w:color w:val="auto"/>
-          <w:sz w:val="24"/>
-          <w:szCs w:val="24"/>
-        </w:rPr>
-        <w:t xml:space="preserve"> and the 3:1 heuristic</w:t>
-      </w:r>
-      <w:r>
-        <w:rPr>
-          <w:rStyle w:val="EndnoteReference"/>
-          <w:rFonts w:asciiTheme="minorHAnsi" w:eastAsiaTheme="minorHAnsi" w:hAnsiTheme="minorHAnsi" w:cstheme="minorBidi"/>
-          <w:color w:val="auto"/>
-          <w:sz w:val="24"/>
-          <w:szCs w:val="24"/>
-        </w:rPr>
-        <w:footnoteReference w:id="21"/>
-      </w:r>
-      <w:r>
-        <w:rPr>
-          <w:rFonts w:asciiTheme="minorHAnsi" w:eastAsiaTheme="minorHAnsi" w:hAnsiTheme="minorHAnsi" w:cstheme="minorBidi"/>
-          <w:color w:val="auto"/>
-          <w:sz w:val="24"/>
-          <w:szCs w:val="24"/>
-        </w:rPr>
-        <w:t xml:space="preserve"> </w:t>
-      </w:r>
-      <w:r>
-        <w:rPr>
-          <w:rFonts w:asciiTheme="minorHAnsi" w:eastAsiaTheme="minorHAnsi" w:hAnsiTheme="minorHAnsi" w:cstheme="minorBidi"/>
-          <w:color w:val="auto"/>
-          <w:sz w:val="24"/>
-          <w:szCs w:val="24"/>
-        </w:rPr>
-        <w:t>help frame but cannot fully capture.</w:t>
-      </w:r>
-      <w:r>
-        <w:rPr>
-          <w:rFonts w:asciiTheme="minorHAnsi" w:eastAsiaTheme="minorHAnsi" w:hAnsiTheme="minorHAnsi" w:cstheme="minorBidi"/>
-          <w:color w:val="auto"/>
-          <w:sz w:val="24"/>
-          <w:szCs w:val="24"/>
-        </w:rPr>
-        <w:t xml:space="preserve"> </w:t>
-      </w:r>
-      <w:r>
-        <w:rPr>
-          <w:rFonts w:asciiTheme="minorHAnsi" w:eastAsiaTheme="minorHAnsi" w:hAnsiTheme="minorHAnsi" w:cstheme="minorBidi"/>
-          <w:color w:val="auto"/>
-          <w:sz w:val="24"/>
-          <w:szCs w:val="24"/>
-        </w:rPr>
-        <w:t xml:space="preserve">They drive down the price of finding the enemy, striking them precisely and sustaining the force. A defender who can see, strike at range and attrit an attacker with systems costing hundreds rather than millions need not match him platform-for-platform. The asymmetry is structural: the attacker must still mass to break through, yet massing is exactly what persistent observation punishes most. </w:t>
-      </w:r>
-    </w:p>
-    <w:p>
-      <w:r>
-        <w:fldChar w:fldCharType="begin"/>
-      </w:r>
-      <w:r>
-        <w:instrText xml:space="preserve"> REF _Ref233053446 \h </w:instrText>
-      </w:r>
-      <w:r>
-        <w:fldChar w:fldCharType="separate"/>
-      </w:r>
-      <w:r>
-        <w:t xml:space="preserve">Table </w:t>
-      </w:r>
-      <w:r>
-        <w:rPr>
-          <w:noProof/>
-        </w:rPr>
-        <w:t>1</w:t>
-      </w:r>
-      <w:r>
-        <w:fldChar w:fldCharType="end"/>
-      </w:r>
-      <w:r>
-        <w:t xml:space="preserve"> </w:t>
-      </w:r>
-      <w:r>
-        <w:t>shows that FPV-OWADs cannot be dismissed as cheap substitutes for Javelin.</w:t>
-      </w:r>
-      <w:r>
-        <w:rPr>
-          <w:rStyle w:val="EndnoteReference"/>
-        </w:rPr>
-        <w:footnoteReference w:id="22"/>
-      </w:r>
-      <w:r>
-        <w:t xml:space="preserve"> D</w:t>
-      </w:r>
-      <w:r>
-        <w:t xml:space="preserve">efeating an armoured company costs roughly €1.13 million in Javelins, compared with </w:t>
-      </w:r>
-      <w:r>
-        <w:lastRenderedPageBreak/>
-        <w:t xml:space="preserve">under €85,000 in FPV-OWADs </w:t>
-      </w:r>
-      <w:r>
-        <w:t xml:space="preserve">— </w:t>
-      </w:r>
-      <w:r>
-        <w:t xml:space="preserve">more than an order of magnitude less for the same task, on assumptions generous to Javelin. Ireland's recent Javelin-only procurement buys 44 missiles; the same budget fields thousands of FPV-OWADs. Javelin remains the higher-confidence kill mechanism, and FPV-OWADs may require several strikes to destroy armour, </w:t>
-      </w:r>
-      <w:r>
-        <w:t>but they can immobilise it for follow-on fires and reach more than an order of magnitude further.</w:t>
-      </w:r>
-      <w:r>
-        <w:t xml:space="preserve"> The direction is unambiguous: FPV-OWADs change the defensive arithmetic and can no longer be ignored</w:t>
-      </w:r>
-      <w:r>
-        <w:t xml:space="preserve">. </w:t>
+        <w:t xml:space="preserve">the same budget fields thousands of FPV-OWADs. Javelin remains the higher-confidence kill mechanism, and FPV-OWADs may require several strikes to destroy armour, but they can immobilise it for follow-on fires and reach more than an order of magnitude further. The direction is unambiguous: FPV-OWADs change the defensive arithmetic and can no longer be ignored. </w:t>
       </w:r>
     </w:p>
     <w:p>
       <w:pPr>
         <w:keepNext/>
         <w:jc w:val="center"/>
-      </w:pPr>
-      <w:r>
-        <w:rPr>
+        <w:rPr>
+          <w:rFonts w:ascii="Times New Roman" w:hAnsi="Times New Roman" w:cs="Times New Roman"/>
+          <w:rPrChange w:id="111" w:author="Adam Beatty" w:date="2026-07-19T21:17:00Z" w16du:dateUtc="2026-07-19T20:17:00Z">
+            <w:rPr/>
+          </w:rPrChange>
+        </w:rPr>
+      </w:pPr>
+      <w:r>
+        <w:rPr>
+          <w:rFonts w:ascii="Times New Roman" w:hAnsi="Times New Roman" w:cs="Times New Roman"/>
           <w:noProof/>
+          <w:rPrChange w:id="112" w:author="Adam Beatty" w:date="2026-07-19T21:17:00Z" w16du:dateUtc="2026-07-19T20:17:00Z">
+            <w:rPr>
+              <w:noProof/>
+            </w:rPr>
+          </w:rPrChange>
         </w:rPr>
         <w:drawing>
           <wp:inline distT="0" distB="0" distL="0" distR="0" wp14:anchorId="658643E7" wp14:editId="6AE7CF34">
@@ -1462,99 +1604,198 @@
       <w:pPr>
         <w:pStyle w:val="Caption"/>
         <w:jc w:val="center"/>
-      </w:pPr>
-      <w:bookmarkStart w:id="1" w:name="_Ref233053446"/>
-      <w:r>
+        <w:rPr>
+          <w:rFonts w:ascii="Times New Roman" w:hAnsi="Times New Roman" w:cs="Times New Roman"/>
+          <w:rPrChange w:id="113" w:author="Adam Beatty" w:date="2026-07-19T21:17:00Z" w16du:dateUtc="2026-07-19T20:17:00Z">
+            <w:rPr/>
+          </w:rPrChange>
+        </w:rPr>
+      </w:pPr>
+      <w:bookmarkStart w:id="114" w:name="_Ref233053446"/>
+      <w:r>
+        <w:rPr>
+          <w:rFonts w:ascii="Times New Roman" w:hAnsi="Times New Roman" w:cs="Times New Roman"/>
+          <w:rPrChange w:id="115" w:author="Adam Beatty" w:date="2026-07-19T21:17:00Z" w16du:dateUtc="2026-07-19T20:17:00Z">
+            <w:rPr/>
+          </w:rPrChange>
+        </w:rPr>
         <w:t xml:space="preserve">Table </w:t>
       </w:r>
       <w:r>
+        <w:rPr>
+          <w:rFonts w:ascii="Times New Roman" w:hAnsi="Times New Roman" w:cs="Times New Roman"/>
+          <w:rPrChange w:id="116" w:author="Adam Beatty" w:date="2026-07-19T21:17:00Z" w16du:dateUtc="2026-07-19T20:17:00Z">
+            <w:rPr/>
+          </w:rPrChange>
+        </w:rPr>
         <w:fldChar w:fldCharType="begin"/>
       </w:r>
       <w:r>
+        <w:rPr>
+          <w:rFonts w:ascii="Times New Roman" w:hAnsi="Times New Roman" w:cs="Times New Roman"/>
+          <w:rPrChange w:id="117" w:author="Adam Beatty" w:date="2026-07-19T21:17:00Z" w16du:dateUtc="2026-07-19T20:17:00Z">
+            <w:rPr/>
+          </w:rPrChange>
+        </w:rPr>
         <w:instrText xml:space="preserve"> SEQ Table \* ARABIC </w:instrText>
       </w:r>
       <w:r>
+        <w:rPr>
+          <w:rFonts w:ascii="Times New Roman" w:hAnsi="Times New Roman" w:cs="Times New Roman"/>
+          <w:rPrChange w:id="118" w:author="Adam Beatty" w:date="2026-07-19T21:17:00Z" w16du:dateUtc="2026-07-19T20:17:00Z">
+            <w:rPr/>
+          </w:rPrChange>
+        </w:rPr>
         <w:fldChar w:fldCharType="separate"/>
       </w:r>
       <w:r>
         <w:rPr>
+          <w:rFonts w:ascii="Times New Roman" w:hAnsi="Times New Roman" w:cs="Times New Roman"/>
           <w:noProof/>
+          <w:rPrChange w:id="119" w:author="Adam Beatty" w:date="2026-07-19T21:17:00Z" w16du:dateUtc="2026-07-19T20:17:00Z">
+            <w:rPr>
+              <w:noProof/>
+            </w:rPr>
+          </w:rPrChange>
         </w:rPr>
         <w:t>1</w:t>
       </w:r>
       <w:r>
         <w:rPr>
+          <w:rFonts w:ascii="Times New Roman" w:hAnsi="Times New Roman" w:cs="Times New Roman"/>
           <w:noProof/>
+          <w:rPrChange w:id="120" w:author="Adam Beatty" w:date="2026-07-19T21:17:00Z" w16du:dateUtc="2026-07-19T20:17:00Z">
+            <w:rPr>
+              <w:noProof/>
+            </w:rPr>
+          </w:rPrChange>
         </w:rPr>
         <w:fldChar w:fldCharType="end"/>
       </w:r>
-      <w:bookmarkEnd w:id="1"/>
-      <w:r>
-        <w:t xml:space="preserve">. </w:t>
-      </w:r>
-      <w:r>
-        <w:t>Comparative Anti-Armour Cost-Imposition Model</w:t>
-      </w:r>
-      <w:r>
-        <w:t>: ATGMs versus FPV-OWADs and Loitering-OWADs</w:t>
-      </w:r>
-    </w:p>
-    <w:p>
-      <w:r>
+      <w:bookmarkEnd w:id="114"/>
+      <w:r>
+        <w:rPr>
+          <w:rFonts w:ascii="Times New Roman" w:hAnsi="Times New Roman" w:cs="Times New Roman"/>
+          <w:rPrChange w:id="121" w:author="Adam Beatty" w:date="2026-07-19T21:17:00Z" w16du:dateUtc="2026-07-19T20:17:00Z">
+            <w:rPr/>
+          </w:rPrChange>
+        </w:rPr>
+        <w:t>. Comparative Anti-Armour Cost-Imposition Model: ATGMs versus FPV-OWADs and Loitering-OWADs</w:t>
+      </w:r>
+    </w:p>
+    <w:p>
+      <w:pPr>
+        <w:rPr>
+          <w:rFonts w:ascii="Times New Roman" w:hAnsi="Times New Roman" w:cs="Times New Roman"/>
+          <w:rPrChange w:id="122" w:author="Adam Beatty" w:date="2026-07-19T21:17:00Z" w16du:dateUtc="2026-07-19T20:17:00Z">
+            <w:rPr/>
+          </w:rPrChange>
+        </w:rPr>
+      </w:pPr>
+      <w:r>
+        <w:rPr>
+          <w:rFonts w:ascii="Times New Roman" w:hAnsi="Times New Roman" w:cs="Times New Roman"/>
+          <w:rPrChange w:id="123" w:author="Adam Beatty" w:date="2026-07-19T21:17:00Z" w16du:dateUtc="2026-07-19T20:17:00Z">
+            <w:rPr/>
+          </w:rPrChange>
+        </w:rPr>
         <w:t>Ireland has long approached territorial defence through efficiency and restraint, not sustained increases in defence spending.</w:t>
       </w:r>
       <w:r>
         <w:rPr>
           <w:rStyle w:val="EndnoteReference"/>
+          <w:rFonts w:ascii="Times New Roman" w:hAnsi="Times New Roman" w:cs="Times New Roman"/>
+          <w:rPrChange w:id="124" w:author="Adam Beatty" w:date="2026-07-19T21:17:00Z" w16du:dateUtc="2026-07-19T20:17:00Z">
+            <w:rPr>
+              <w:rStyle w:val="EndnoteReference"/>
+            </w:rPr>
+          </w:rPrChange>
         </w:rPr>
         <w:footnoteReference w:id="23"/>
       </w:r>
       <w:r>
-        <w:t xml:space="preserve"> </w:t>
-      </w:r>
-      <w:r>
-        <w:t xml:space="preserve">UxS change what that premise can buy: if </w:t>
-      </w:r>
-      <w:r>
+        <w:rPr>
+          <w:rFonts w:ascii="Times New Roman" w:hAnsi="Times New Roman" w:cs="Times New Roman"/>
+          <w:rPrChange w:id="125" w:author="Adam Beatty" w:date="2026-07-19T21:17:00Z" w16du:dateUtc="2026-07-19T20:17:00Z">
+            <w:rPr/>
+          </w:rPrChange>
+        </w:rPr>
+        <w:t xml:space="preserve"> UxS change what that premise can buy: if cheap precision systems can make lodgement, movement and sustainment costly, the constraint shifts from money to organisation. Deterrence-by-denial here means one thing: making an attacker doubt that victory will be quick or cheap. A defender need not win. They need only impose enough </w:t>
+      </w:r>
+      <w:r>
+        <w:rPr>
+          <w:rFonts w:ascii="Times New Roman" w:hAnsi="Times New Roman" w:cs="Times New Roman"/>
+          <w:rPrChange w:id="126" w:author="Adam Beatty" w:date="2026-07-19T21:17:00Z" w16du:dateUtc="2026-07-19T20:17:00Z">
+            <w:rPr/>
+          </w:rPrChange>
+        </w:rPr>
         <w:lastRenderedPageBreak/>
-        <w:t>cheap precision systems can make lodgement, movement and sustainment costly, the constraint shifts from money to organisation.</w:t>
-      </w:r>
-      <w:r>
-        <w:t xml:space="preserve"> </w:t>
-      </w:r>
-      <w:r>
-        <w:t>Deterrence-by-denial here means one thing: making an attacker doubt that victory will be quick or cheap. A defender need not win. They need only impose enough delay, attrition and uncertainty that the operation’s price climbs past what the aggressor is willing to pay.</w:t>
-      </w:r>
-    </w:p>
-    <w:p>
-      <w:r>
-        <w:t xml:space="preserve">The pace of change is uncertain and programmes are mid-stream, but that is not a reason to stand still. Vehicle capacity matters: it shapes lift, sustainment, command and mobility. But the threat should come first for light infantry. Light infantry </w:t>
-      </w:r>
-      <w:r>
-        <w:t>may</w:t>
-      </w:r>
-      <w:r>
-        <w:t xml:space="preserve"> not need armour. It can move on foot or in commercial 4x4s already in service. A survivable light section is not waiting on a vehicle programme. It is available now, held back by a constraint borrowed from another kind of infantry.</w:t>
-      </w:r>
-    </w:p>
-    <w:p>
-      <w:pPr>
-        <w:rPr>
-          <w:rFonts w:asciiTheme="majorHAnsi" w:eastAsiaTheme="majorEastAsia" w:hAnsiTheme="majorHAnsi" w:cstheme="majorBidi"/>
+        <w:t>delay, attrition and uncertainty that the operation’s price climbs past what the aggressor is willing to pay.</w:t>
+      </w:r>
+    </w:p>
+    <w:p>
+      <w:pPr>
+        <w:rPr>
+          <w:rFonts w:ascii="Times New Roman" w:hAnsi="Times New Roman" w:cs="Times New Roman"/>
+          <w:rPrChange w:id="127" w:author="Adam Beatty" w:date="2026-07-19T21:17:00Z" w16du:dateUtc="2026-07-19T20:17:00Z">
+            <w:rPr/>
+          </w:rPrChange>
+        </w:rPr>
+      </w:pPr>
+      <w:r>
+        <w:rPr>
+          <w:rFonts w:ascii="Times New Roman" w:hAnsi="Times New Roman" w:cs="Times New Roman"/>
+          <w:rPrChange w:id="128" w:author="Adam Beatty" w:date="2026-07-19T21:17:00Z" w16du:dateUtc="2026-07-19T20:17:00Z">
+            <w:rPr/>
+          </w:rPrChange>
+        </w:rPr>
+        <w:t>The pace of change is uncertain and programmes are mid-stream, but that is not a reason to stand still. Vehicle capacity matters: it shapes lift, sustainment, command and mobility. But the threat should come first for light infantry. Light infantry may not need armour. It can move on foot or in commercial 4x4s already in service. A survivable light section is not waiting on a vehicle programme. It is available now, held back by a constraint borrowed from another kind of infantry.</w:t>
+      </w:r>
+    </w:p>
+    <w:p>
+      <w:pPr>
+        <w:rPr>
+          <w:rFonts w:ascii="Times New Roman" w:eastAsiaTheme="majorEastAsia" w:hAnsi="Times New Roman" w:cs="Times New Roman"/>
           <w:color w:val="0F4761" w:themeColor="accent1" w:themeShade="BF"/>
           <w:sz w:val="32"/>
           <w:szCs w:val="32"/>
-        </w:rPr>
-      </w:pPr>
-      <w:r>
+          <w:rPrChange w:id="129" w:author="Adam Beatty" w:date="2026-07-19T21:17:00Z" w16du:dateUtc="2026-07-19T20:17:00Z">
+            <w:rPr>
+              <w:rFonts w:asciiTheme="majorHAnsi" w:eastAsiaTheme="majorEastAsia" w:hAnsiTheme="majorHAnsi" w:cstheme="majorBidi"/>
+              <w:color w:val="0F4761" w:themeColor="accent1" w:themeShade="BF"/>
+              <w:sz w:val="32"/>
+              <w:szCs w:val="32"/>
+            </w:rPr>
+          </w:rPrChange>
+        </w:rPr>
+      </w:pPr>
+      <w:r>
+        <w:rPr>
+          <w:rFonts w:ascii="Times New Roman" w:hAnsi="Times New Roman" w:cs="Times New Roman"/>
+          <w:rPrChange w:id="130" w:author="Adam Beatty" w:date="2026-07-19T21:17:00Z" w16du:dateUtc="2026-07-19T20:17:00Z">
+            <w:rPr/>
+          </w:rPrChange>
+        </w:rPr>
         <w:br w:type="page"/>
       </w:r>
     </w:p>
     <w:p>
       <w:pPr>
         <w:pStyle w:val="Heading2"/>
-      </w:pPr>
-      <w:r>
+        <w:rPr>
+          <w:rFonts w:ascii="Times New Roman" w:hAnsi="Times New Roman" w:cs="Times New Roman"/>
+          <w:rPrChange w:id="131" w:author="Adam Beatty" w:date="2026-07-19T21:17:00Z" w16du:dateUtc="2026-07-19T20:17:00Z">
+            <w:rPr/>
+          </w:rPrChange>
+        </w:rPr>
+      </w:pPr>
+      <w:r>
+        <w:rPr>
+          <w:rFonts w:ascii="Times New Roman" w:hAnsi="Times New Roman" w:cs="Times New Roman"/>
+          <w:rPrChange w:id="132" w:author="Adam Beatty" w:date="2026-07-19T21:17:00Z" w16du:dateUtc="2026-07-19T20:17:00Z">
+            <w:rPr/>
+          </w:rPrChange>
+        </w:rPr>
         <w:lastRenderedPageBreak/>
         <w:t>Main Body – OB</w:t>
       </w:r>
@@ -1579,7 +1820,7 @@
         </w:rPr>
         <w:t>To become credible Irish defence policy, the argument for UxS integration must evolve from an attractive battlefield concept into an institutionalised capability embedded within national defence planning</w:t>
       </w:r>
-      <w:ins w:id="2" w:author="Adam Beatty" w:date="2026-07-19T11:07:00Z" w16du:dateUtc="2026-07-19T10:07:00Z">
+      <w:ins w:id="133" w:author="Adam Beatty" w:date="2026-07-19T11:07:00Z" w16du:dateUtc="2026-07-19T10:07:00Z">
         <w:r>
           <w:rPr>
             <w:rFonts w:ascii="Times New Roman" w:hAnsi="Times New Roman" w:cs="Times New Roman"/>
@@ -1590,7 +1831,7 @@
           <w:t>. It must be</w:t>
         </w:r>
       </w:ins>
-      <w:del w:id="3" w:author="Adam Beatty" w:date="2026-07-19T11:07:00Z" w16du:dateUtc="2026-07-19T10:07:00Z">
+      <w:del w:id="134" w:author="Adam Beatty" w:date="2026-07-19T11:07:00Z" w16du:dateUtc="2026-07-19T10:07:00Z">
         <w:r>
           <w:rPr>
             <w:rFonts w:ascii="Times New Roman" w:hAnsi="Times New Roman" w:cs="Times New Roman"/>
@@ -1645,7 +1886,7 @@
           <w14:ligatures w14:val="none"/>
         </w:rPr>
       </w:pPr>
-      <w:bookmarkStart w:id="4" w:name="_Hlk235287821"/>
+      <w:bookmarkStart w:id="135" w:name="_Hlk235287821"/>
       <w:r>
         <w:rPr>
           <w:rFonts w:ascii="Times New Roman" w:hAnsi="Times New Roman" w:cs="Times New Roman"/>
@@ -1678,7 +1919,7 @@
         </w:rPr>
         <w:t xml:space="preserve">The first requirement is recognition at </w:t>
       </w:r>
-      <w:del w:id="5" w:author="Adam Beatty" w:date="2026-07-19T11:49:00Z" w16du:dateUtc="2026-07-19T10:49:00Z">
+      <w:del w:id="136" w:author="Adam Beatty" w:date="2026-07-19T11:49:00Z" w16du:dateUtc="2026-07-19T10:49:00Z">
         <w:r>
           <w:rPr>
             <w:rFonts w:ascii="Times New Roman" w:hAnsi="Times New Roman" w:cs="Times New Roman"/>
@@ -1698,7 +1939,7 @@
         </w:rPr>
         <w:t xml:space="preserve">senior military and political levels that UxS </w:t>
       </w:r>
-      <w:ins w:id="6" w:author="Adam Beatty" w:date="2026-07-19T11:48:00Z" w16du:dateUtc="2026-07-19T10:48:00Z">
+      <w:ins w:id="137" w:author="Adam Beatty" w:date="2026-07-19T11:48:00Z" w16du:dateUtc="2026-07-19T10:48:00Z">
         <w:r>
           <w:rPr>
             <w:rFonts w:ascii="Times New Roman" w:hAnsi="Times New Roman" w:cs="Times New Roman"/>
@@ -1709,7 +1950,7 @@
           <w:t>are reshaping contemporary military operations rather than simply constituting another technological</w:t>
         </w:r>
       </w:ins>
-      <w:ins w:id="7" w:author="Adam Beatty" w:date="2026-07-19T11:53:00Z" w16du:dateUtc="2026-07-19T10:53:00Z">
+      <w:ins w:id="138" w:author="Adam Beatty" w:date="2026-07-19T11:53:00Z" w16du:dateUtc="2026-07-19T10:53:00Z">
         <w:r>
           <w:rPr>
             <w:rFonts w:ascii="Times New Roman" w:hAnsi="Times New Roman" w:cs="Times New Roman"/>
@@ -1720,7 +1961,7 @@
           <w:t xml:space="preserve"> enhancement</w:t>
         </w:r>
       </w:ins>
-      <w:ins w:id="8" w:author="Adam Beatty" w:date="2026-07-19T11:49:00Z" w16du:dateUtc="2026-07-19T10:49:00Z">
+      <w:ins w:id="139" w:author="Adam Beatty" w:date="2026-07-19T11:49:00Z" w16du:dateUtc="2026-07-19T10:49:00Z">
         <w:r>
           <w:rPr>
             <w:rFonts w:ascii="Times New Roman" w:hAnsi="Times New Roman" w:cs="Times New Roman"/>
@@ -1731,7 +1972,7 @@
           <w:t>.</w:t>
         </w:r>
       </w:ins>
-      <w:del w:id="9" w:author="Adam Beatty" w:date="2026-07-19T11:48:00Z" w16du:dateUtc="2026-07-19T10:48:00Z">
+      <w:del w:id="140" w:author="Adam Beatty" w:date="2026-07-19T11:48:00Z" w16du:dateUtc="2026-07-19T10:48:00Z">
         <w:r>
           <w:rPr>
             <w:rFonts w:ascii="Times New Roman" w:hAnsi="Times New Roman" w:cs="Times New Roman"/>
@@ -1752,7 +1993,7 @@
         </w:rPr>
         <w:footnoteReference w:id="24"/>
       </w:r>
-      <w:del w:id="19" w:author="Adam Beatty" w:date="2026-07-19T11:49:00Z" w16du:dateUtc="2026-07-19T10:49:00Z">
+      <w:del w:id="150" w:author="Adam Beatty" w:date="2026-07-19T11:49:00Z" w16du:dateUtc="2026-07-19T10:49:00Z">
         <w:r>
           <w:rPr>
             <w:rFonts w:ascii="Times New Roman" w:hAnsi="Times New Roman" w:cs="Times New Roman"/>
@@ -1779,18 +2020,9 @@
           <w:lang w:eastAsia="en-GB"/>
           <w14:ligatures w14:val="none"/>
         </w:rPr>
-        <w:t xml:space="preserve"> </w:t>
-      </w:r>
-      <w:r>
-        <w:rPr>
-          <w:rFonts w:ascii="Times New Roman" w:hAnsi="Times New Roman" w:cs="Times New Roman"/>
-          <w:kern w:val="0"/>
-          <w:lang w:eastAsia="en-GB"/>
-          <w14:ligatures w14:val="none"/>
-        </w:rPr>
-        <w:t>Historically, military organisations have often struggled to recognise discontinuous technological change, preferring to adapt existing structures rather than fundamentally reconsider them</w:t>
-      </w:r>
-      <w:ins w:id="20" w:author="Adam Beatty" w:date="2026-07-19T12:07:00Z" w16du:dateUtc="2026-07-19T11:07:00Z">
+        <w:t xml:space="preserve"> Historically, military organisations have often struggled to recognise discontinuous technological change, preferring to adapt existing structures rather than fundamentally reconsider them</w:t>
+      </w:r>
+      <w:ins w:id="151" w:author="Adam Beatty" w:date="2026-07-19T12:07:00Z" w16du:dateUtc="2026-07-19T11:07:00Z">
         <w:r>
           <w:rPr>
             <w:rFonts w:ascii="Times New Roman" w:hAnsi="Times New Roman" w:cs="Times New Roman"/>
@@ -1811,7 +2043,7 @@
         </w:rPr>
         <w:footnoteReference w:id="25"/>
       </w:r>
-      <w:del w:id="30" w:author="Adam Beatty" w:date="2026-07-19T12:07:00Z" w16du:dateUtc="2026-07-19T11:07:00Z">
+      <w:del w:id="161" w:author="Adam Beatty" w:date="2026-07-19T12:07:00Z" w16du:dateUtc="2026-07-19T11:07:00Z">
         <w:r>
           <w:rPr>
             <w:rFonts w:ascii="Times New Roman" w:hAnsi="Times New Roman" w:cs="Times New Roman"/>
@@ -1853,7 +2085,7 @@
         </w:rPr>
         <w:t>For Ireland</w:t>
       </w:r>
-      <w:ins w:id="31" w:author="Adam Beatty" w:date="2026-07-19T12:07:00Z" w16du:dateUtc="2026-07-19T11:07:00Z">
+      <w:ins w:id="162" w:author="Adam Beatty" w:date="2026-07-19T12:07:00Z" w16du:dateUtc="2026-07-19T11:07:00Z">
         <w:r>
           <w:rPr>
             <w:rFonts w:ascii="Times New Roman" w:hAnsi="Times New Roman" w:cs="Times New Roman"/>
@@ -1864,7 +2096,7 @@
           <w:t xml:space="preserve">’s </w:t>
         </w:r>
       </w:ins>
-      <w:ins w:id="32" w:author="Adam Beatty" w:date="2026-07-19T12:08:00Z" w16du:dateUtc="2026-07-19T11:08:00Z">
+      <w:ins w:id="163" w:author="Adam Beatty" w:date="2026-07-19T12:08:00Z" w16du:dateUtc="2026-07-19T11:08:00Z">
         <w:r>
           <w:rPr>
             <w:rFonts w:ascii="Times New Roman" w:hAnsi="Times New Roman" w:cs="Times New Roman"/>
@@ -1875,7 +2107,7 @@
           <w:t>personnel</w:t>
         </w:r>
       </w:ins>
-      <w:ins w:id="33" w:author="Adam Beatty" w:date="2026-07-19T12:10:00Z" w16du:dateUtc="2026-07-19T11:10:00Z">
+      <w:ins w:id="164" w:author="Adam Beatty" w:date="2026-07-19T12:10:00Z" w16du:dateUtc="2026-07-19T11:10:00Z">
         <w:r>
           <w:rPr>
             <w:rFonts w:ascii="Times New Roman" w:hAnsi="Times New Roman" w:cs="Times New Roman"/>
@@ -1886,7 +2118,7 @@
           <w:t>-</w:t>
         </w:r>
       </w:ins>
-      <w:ins w:id="34" w:author="Adam Beatty" w:date="2026-07-19T12:08:00Z" w16du:dateUtc="2026-07-19T11:08:00Z">
+      <w:ins w:id="165" w:author="Adam Beatty" w:date="2026-07-19T12:08:00Z" w16du:dateUtc="2026-07-19T11:08:00Z">
         <w:r>
           <w:rPr>
             <w:rFonts w:ascii="Times New Roman" w:hAnsi="Times New Roman" w:cs="Times New Roman"/>
@@ -1897,7 +2129,7 @@
           <w:t xml:space="preserve"> and resource</w:t>
         </w:r>
       </w:ins>
-      <w:ins w:id="35" w:author="Adam Beatty" w:date="2026-07-19T12:10:00Z" w16du:dateUtc="2026-07-19T11:10:00Z">
+      <w:ins w:id="166" w:author="Adam Beatty" w:date="2026-07-19T12:10:00Z" w16du:dateUtc="2026-07-19T11:10:00Z">
         <w:r>
           <w:rPr>
             <w:rFonts w:ascii="Times New Roman" w:hAnsi="Times New Roman" w:cs="Times New Roman"/>
@@ -1908,7 +2140,7 @@
           <w:t>-</w:t>
         </w:r>
       </w:ins>
-      <w:ins w:id="36" w:author="Adam Beatty" w:date="2026-07-19T12:08:00Z" w16du:dateUtc="2026-07-19T11:08:00Z">
+      <w:ins w:id="167" w:author="Adam Beatty" w:date="2026-07-19T12:08:00Z" w16du:dateUtc="2026-07-19T11:08:00Z">
         <w:r>
           <w:rPr>
             <w:rFonts w:ascii="Times New Roman" w:hAnsi="Times New Roman" w:cs="Times New Roman"/>
@@ -1919,7 +2151,7 @@
           <w:t>constrained</w:t>
         </w:r>
       </w:ins>
-      <w:del w:id="37" w:author="Adam Beatty" w:date="2026-07-19T12:08:00Z" w16du:dateUtc="2026-07-19T11:08:00Z">
+      <w:del w:id="168" w:author="Adam Beatty" w:date="2026-07-19T12:08:00Z" w16du:dateUtc="2026-07-19T11:08:00Z">
         <w:r>
           <w:rPr>
             <w:rFonts w:ascii="Times New Roman" w:hAnsi="Times New Roman" w:cs="Times New Roman"/>
@@ -1939,7 +2171,7 @@
         </w:rPr>
         <w:t xml:space="preserve"> Defence Forces</w:t>
       </w:r>
-      <w:del w:id="38" w:author="Adam Beatty" w:date="2026-07-19T12:08:00Z" w16du:dateUtc="2026-07-19T11:08:00Z">
+      <w:del w:id="169" w:author="Adam Beatty" w:date="2026-07-19T12:08:00Z" w16du:dateUtc="2026-07-19T11:08:00Z">
         <w:r>
           <w:rPr>
             <w:rFonts w:ascii="Times New Roman" w:hAnsi="Times New Roman" w:cs="Times New Roman"/>
@@ -1969,7 +2201,7 @@
         </w:rPr>
         <w:t>, UxS provide an opportunity to multiply the effectiveness of limited manpower</w:t>
       </w:r>
-      <w:ins w:id="41" w:author="Adam Beatty" w:date="2026-07-19T12:13:00Z" w16du:dateUtc="2026-07-19T11:13:00Z">
+      <w:ins w:id="172" w:author="Adam Beatty" w:date="2026-07-19T12:13:00Z" w16du:dateUtc="2026-07-19T11:13:00Z">
         <w:r>
           <w:rPr>
             <w:rFonts w:ascii="Times New Roman" w:hAnsi="Times New Roman" w:cs="Times New Roman"/>
@@ -1990,7 +2222,7 @@
         </w:rPr>
         <w:footnoteReference w:id="27"/>
       </w:r>
-      <w:del w:id="46" w:author="Adam Beatty" w:date="2026-07-19T12:13:00Z" w16du:dateUtc="2026-07-19T11:13:00Z">
+      <w:del w:id="177" w:author="Adam Beatty" w:date="2026-07-19T12:13:00Z" w16du:dateUtc="2026-07-19T11:13:00Z">
         <w:r>
           <w:rPr>
             <w:rFonts w:ascii="Times New Roman" w:hAnsi="Times New Roman" w:cs="Times New Roman"/>
@@ -2008,16 +2240,7 @@
           <w:lang w:eastAsia="en-GB"/>
           <w14:ligatures w14:val="none"/>
         </w:rPr>
-        <w:t xml:space="preserve"> </w:t>
-      </w:r>
-      <w:r>
-        <w:rPr>
-          <w:rFonts w:ascii="Times New Roman" w:hAnsi="Times New Roman" w:cs="Times New Roman"/>
-          <w:kern w:val="0"/>
-          <w:lang w:eastAsia="en-GB"/>
-          <w14:ligatures w14:val="none"/>
-        </w:rPr>
-        <w:t>Recent conflicts also demonstrate that uncrewed systems are altering the relationship between mass, precision, persistence and survivability</w:t>
+        <w:t xml:space="preserve"> Recent conflicts also demonstrate that uncrewed systems are altering the relationship between mass, precision, persistence and survivability</w:t>
       </w:r>
       <w:r>
         <w:rPr>
@@ -2036,18 +2259,9 @@
           <w:lang w:eastAsia="en-GB"/>
           <w14:ligatures w14:val="none"/>
         </w:rPr>
-        <w:t>. Credible implementation</w:t>
-      </w:r>
-      <w:r>
-        <w:rPr>
-          <w:rFonts w:ascii="Times New Roman" w:hAnsi="Times New Roman" w:cs="Times New Roman"/>
-          <w:kern w:val="0"/>
-          <w:lang w:eastAsia="en-GB"/>
-          <w14:ligatures w14:val="none"/>
-        </w:rPr>
-        <w:t xml:space="preserve"> requires political acknowledgement that investment in </w:t>
-      </w:r>
-      <w:ins w:id="52" w:author="Adam Beatty" w:date="2026-07-19T12:32:00Z" w16du:dateUtc="2026-07-19T11:32:00Z">
+        <w:t xml:space="preserve">. Credible implementation requires political acknowledgement that investment in </w:t>
+      </w:r>
+      <w:ins w:id="183" w:author="Adam Beatty" w:date="2026-07-19T12:32:00Z" w16du:dateUtc="2026-07-19T11:32:00Z">
         <w:r>
           <w:rPr>
             <w:rFonts w:ascii="Times New Roman" w:hAnsi="Times New Roman" w:cs="Times New Roman"/>
@@ -2065,17 +2279,7 @@
           <w:lang w:eastAsia="en-GB"/>
           <w14:ligatures w14:val="none"/>
         </w:rPr>
-        <w:t xml:space="preserve">autonomous and remotely operated systems is not a niche procurement </w:t>
-      </w:r>
-      <w:r>
-        <w:rPr>
-          <w:rFonts w:ascii="Times New Roman" w:hAnsi="Times New Roman" w:cs="Times New Roman"/>
-          <w:kern w:val="0"/>
-          <w:lang w:eastAsia="en-GB"/>
-          <w14:ligatures w14:val="none"/>
-        </w:rPr>
-        <w:lastRenderedPageBreak/>
-        <w:t>decision but a strategic adaptation to a changing security environment</w:t>
+        <w:t>autonomous and remotely operated systems is not a niche procurement decision but a strategic adaptation to a changing security environment</w:t>
       </w:r>
       <w:r>
         <w:rPr>
@@ -2087,7 +2291,7 @@
         </w:rPr>
         <w:footnoteReference w:id="29"/>
       </w:r>
-      <w:ins w:id="57" w:author="Adam Beatty" w:date="2026-07-19T12:35:00Z" w16du:dateUtc="2026-07-19T11:35:00Z">
+      <w:ins w:id="188" w:author="Adam Beatty" w:date="2026-07-19T12:35:00Z" w16du:dateUtc="2026-07-19T11:35:00Z">
         <w:r>
           <w:rPr>
             <w:rFonts w:ascii="Times New Roman" w:hAnsi="Times New Roman" w:cs="Times New Roman"/>
@@ -2098,7 +2302,7 @@
           <w:t>. This aligns</w:t>
         </w:r>
       </w:ins>
-      <w:del w:id="58" w:author="Adam Beatty" w:date="2026-07-19T12:32:00Z" w16du:dateUtc="2026-07-19T11:32:00Z">
+      <w:del w:id="189" w:author="Adam Beatty" w:date="2026-07-19T12:32:00Z" w16du:dateUtc="2026-07-19T11:32:00Z">
         <w:r>
           <w:rPr>
             <w:rFonts w:ascii="Times New Roman" w:hAnsi="Times New Roman" w:cs="Times New Roman"/>
@@ -2106,8 +2310,10 @@
             <w:lang w:eastAsia="en-GB"/>
             <w14:ligatures w14:val="none"/>
           </w:rPr>
-          <w:delText>.</w:delText>
-        </w:r>
+          <w:delText xml:space="preserve">. Such recognition would align </w:delText>
+        </w:r>
+      </w:del>
+      <w:ins w:id="190" w:author="Adam Beatty" w:date="2026-07-19T12:32:00Z" w16du:dateUtc="2026-07-19T11:32:00Z">
         <w:r>
           <w:rPr>
             <w:rFonts w:ascii="Times New Roman" w:hAnsi="Times New Roman" w:cs="Times New Roman"/>
@@ -2115,8 +2321,19 @@
             <w:lang w:eastAsia="en-GB"/>
             <w14:ligatures w14:val="none"/>
           </w:rPr>
-          <w:delText xml:space="preserve"> </w:delText>
-        </w:r>
+          <w:t xml:space="preserve"> </w:t>
+        </w:r>
+      </w:ins>
+      <w:r>
+        <w:rPr>
+          <w:rFonts w:ascii="Times New Roman" w:hAnsi="Times New Roman" w:cs="Times New Roman"/>
+          <w:kern w:val="0"/>
+          <w:lang w:eastAsia="en-GB"/>
+          <w14:ligatures w14:val="none"/>
+        </w:rPr>
+        <w:t xml:space="preserve">with the </w:t>
+      </w:r>
+      <w:del w:id="191" w:author="Adam Beatty" w:date="2026-07-19T12:32:00Z" w16du:dateUtc="2026-07-19T11:32:00Z">
         <w:r>
           <w:rPr>
             <w:rFonts w:ascii="Times New Roman" w:hAnsi="Times New Roman" w:cs="Times New Roman"/>
@@ -2124,10 +2341,20 @@
             <w:lang w:eastAsia="en-GB"/>
             <w14:ligatures w14:val="none"/>
           </w:rPr>
-          <w:delText xml:space="preserve">Such recognition would align </w:delText>
+          <w:lastRenderedPageBreak/>
+          <w:delText xml:space="preserve">recommendations of the </w:delText>
         </w:r>
       </w:del>
-      <w:ins w:id="59" w:author="Adam Beatty" w:date="2026-07-19T12:32:00Z" w16du:dateUtc="2026-07-19T11:32:00Z">
+      <w:r>
+        <w:rPr>
+          <w:rFonts w:ascii="Times New Roman" w:hAnsi="Times New Roman" w:cs="Times New Roman"/>
+          <w:kern w:val="0"/>
+          <w:lang w:eastAsia="en-GB"/>
+          <w14:ligatures w14:val="none"/>
+        </w:rPr>
+        <w:t>Commission on the Defence Forces</w:t>
+      </w:r>
+      <w:ins w:id="192" w:author="Adam Beatty" w:date="2026-07-19T12:32:00Z" w16du:dateUtc="2026-07-19T11:32:00Z">
         <w:r>
           <w:rPr>
             <w:rFonts w:ascii="Times New Roman" w:hAnsi="Times New Roman" w:cs="Times New Roman"/>
@@ -2135,46 +2362,6 @@
             <w:lang w:eastAsia="en-GB"/>
             <w14:ligatures w14:val="none"/>
           </w:rPr>
-          <w:t xml:space="preserve"> </w:t>
-        </w:r>
-      </w:ins>
-      <w:r>
-        <w:rPr>
-          <w:rFonts w:ascii="Times New Roman" w:hAnsi="Times New Roman" w:cs="Times New Roman"/>
-          <w:kern w:val="0"/>
-          <w:lang w:eastAsia="en-GB"/>
-          <w14:ligatures w14:val="none"/>
-        </w:rPr>
-        <w:t xml:space="preserve">with the </w:t>
-      </w:r>
-      <w:del w:id="60" w:author="Adam Beatty" w:date="2026-07-19T12:32:00Z" w16du:dateUtc="2026-07-19T11:32:00Z">
-        <w:r>
-          <w:rPr>
-            <w:rFonts w:ascii="Times New Roman" w:hAnsi="Times New Roman" w:cs="Times New Roman"/>
-            <w:kern w:val="0"/>
-            <w:lang w:eastAsia="en-GB"/>
-            <w14:ligatures w14:val="none"/>
-          </w:rPr>
-          <w:delText xml:space="preserve">recommendations of the </w:delText>
-        </w:r>
-      </w:del>
-      <w:r>
-        <w:rPr>
-          <w:rFonts w:ascii="Times New Roman" w:hAnsi="Times New Roman" w:cs="Times New Roman"/>
-          <w:kern w:val="0"/>
-          <w:lang w:eastAsia="en-GB"/>
-          <w14:ligatures w14:val="none"/>
-        </w:rPr>
-        <w:t>Commission on the Defence Forces</w:t>
-      </w:r>
-      <w:ins w:id="61" w:author="Adam Beatty" w:date="2026-07-19T12:32:00Z" w16du:dateUtc="2026-07-19T11:32:00Z">
-        <w:r>
-          <w:rPr>
-            <w:rFonts w:ascii="Times New Roman" w:hAnsi="Times New Roman" w:cs="Times New Roman"/>
-            <w:kern w:val="0"/>
-            <w:lang w:eastAsia="en-GB"/>
-            <w14:ligatures w14:val="none"/>
-          </w:rPr>
           <w:t>’ recommendations</w:t>
         </w:r>
       </w:ins>
@@ -2198,7 +2385,7 @@
         <w:t xml:space="preserve">, which identified technological transformation, digitalisation and enhanced surveillance capabilities as essential components of future force development. </w:t>
       </w:r>
     </w:p>
-    <w:bookmarkEnd w:id="4"/>
+    <w:bookmarkEnd w:id="135"/>
     <w:p>
       <w:pPr>
         <w:spacing w:after="0" w:line="360" w:lineRule="auto"/>
@@ -2209,7 +2396,7 @@
           <w:kern w:val="0"/>
           <w:lang w:eastAsia="en-GB"/>
           <w14:ligatures w14:val="none"/>
-          <w:rPrChange w:id="64" w:author="Adam Beatty" w:date="2026-07-19T12:35:00Z" w16du:dateUtc="2026-07-19T11:35:00Z">
+          <w:rPrChange w:id="195" w:author="Adam Beatty" w:date="2026-07-19T21:17:00Z" w16du:dateUtc="2026-07-19T20:17:00Z">
             <w:rPr>
               <w:rFonts w:ascii="Times New Roman" w:hAnsi="Times New Roman" w:cs="Times New Roman"/>
               <w:kern w:val="0"/>
@@ -2226,7 +2413,7 @@
           <w:kern w:val="0"/>
           <w:lang w:eastAsia="en-GB"/>
           <w14:ligatures w14:val="none"/>
-          <w:rPrChange w:id="65" w:author="Adam Beatty" w:date="2026-07-19T12:35:00Z" w16du:dateUtc="2026-07-19T11:35:00Z">
+          <w:rPrChange w:id="196" w:author="Adam Beatty" w:date="2026-07-19T21:17:00Z" w16du:dateUtc="2026-07-19T20:17:00Z">
             <w:rPr>
               <w:rFonts w:ascii="Times New Roman" w:hAnsi="Times New Roman" w:cs="Times New Roman"/>
               <w:kern w:val="0"/>
@@ -2239,8 +2426,9 @@
       </w:r>
       <w:r>
         <w:rPr>
+          <w:rFonts w:ascii="Times New Roman" w:hAnsi="Times New Roman" w:cs="Times New Roman"/>
           <w:strike/>
-          <w:rPrChange w:id="66" w:author="Adam Beatty" w:date="2026-07-19T12:35:00Z" w16du:dateUtc="2026-07-19T11:35:00Z">
+          <w:rPrChange w:id="197" w:author="Adam Beatty" w:date="2026-07-19T21:17:00Z" w16du:dateUtc="2026-07-19T20:17:00Z">
             <w:rPr/>
           </w:rPrChange>
         </w:rPr>
@@ -2281,7 +2469,7 @@
           <w14:ligatures w14:val="none"/>
         </w:rPr>
       </w:pPr>
-      <w:bookmarkStart w:id="67" w:name="_Hlk235294786"/>
+      <w:bookmarkStart w:id="198" w:name="_Hlk235294786"/>
       <w:r>
         <w:rPr>
           <w:rFonts w:ascii="Times New Roman" w:hAnsi="Times New Roman" w:cs="Times New Roman"/>
@@ -2314,7 +2502,7 @@
         </w:rPr>
         <w:t>Political recognition must</w:t>
       </w:r>
-      <w:del w:id="68" w:author="Adam Beatty" w:date="2026-07-19T14:15:00Z" w16du:dateUtc="2026-07-19T13:15:00Z">
+      <w:del w:id="199" w:author="Adam Beatty" w:date="2026-07-19T14:15:00Z" w16du:dateUtc="2026-07-19T13:15:00Z">
         <w:r>
           <w:rPr>
             <w:rFonts w:ascii="Times New Roman" w:hAnsi="Times New Roman" w:cs="Times New Roman"/>
@@ -2336,8 +2524,15 @@
       </w:r>
       <w:r>
         <w:rPr>
+          <w:rFonts w:ascii="Times New Roman" w:hAnsi="Times New Roman" w:cs="Times New Roman"/>
           <w:vertAlign w:val="superscript"/>
           <w:lang w:eastAsia="en-GB"/>
+          <w:rPrChange w:id="200" w:author="Adam Beatty" w:date="2026-07-19T21:17:00Z" w16du:dateUtc="2026-07-19T20:17:00Z">
+            <w:rPr>
+              <w:vertAlign w:val="superscript"/>
+              <w:lang w:eastAsia="en-GB"/>
+            </w:rPr>
+          </w:rPrChange>
         </w:rPr>
         <w:footnoteReference w:id="31"/>
       </w:r>
@@ -2350,7 +2545,7 @@
         </w:rPr>
         <w:t xml:space="preserve">. Ireland therefore requires an operational concept that defines how UxS contribute to national defence objectives across all domains. </w:t>
       </w:r>
-      <w:del w:id="80" w:author="Adam Beatty" w:date="2026-07-19T14:26:00Z" w16du:dateUtc="2026-07-19T13:26:00Z">
+      <w:del w:id="212" w:author="Adam Beatty" w:date="2026-07-19T14:26:00Z" w16du:dateUtc="2026-07-19T13:26:00Z">
         <w:r>
           <w:rPr>
             <w:rFonts w:ascii="Times New Roman" w:hAnsi="Times New Roman" w:cs="Times New Roman"/>
@@ -2361,7 +2556,7 @@
           <w:delText>Such a concept</w:delText>
         </w:r>
       </w:del>
-      <w:ins w:id="81" w:author="Adam Beatty" w:date="2026-07-19T14:26:00Z" w16du:dateUtc="2026-07-19T13:26:00Z">
+      <w:ins w:id="213" w:author="Adam Beatty" w:date="2026-07-19T14:26:00Z" w16du:dateUtc="2026-07-19T13:26:00Z">
         <w:r>
           <w:rPr>
             <w:rFonts w:ascii="Times New Roman" w:hAnsi="Times New Roman" w:cs="Times New Roman"/>
@@ -2388,7 +2583,7 @@
           <w:kern w:val="0"/>
           <w:lang w:eastAsia="en-GB"/>
           <w14:ligatures w14:val="none"/>
-          <w:rPrChange w:id="82" w:author="Adam Beatty" w:date="2026-07-19T14:26:00Z" w16du:dateUtc="2026-07-19T13:26:00Z">
+          <w:rPrChange w:id="214" w:author="Adam Beatty" w:date="2026-07-19T21:17:00Z" w16du:dateUtc="2026-07-19T20:17:00Z">
             <w:rPr>
               <w:rFonts w:ascii="Times New Roman" w:hAnsi="Times New Roman" w:cs="Times New Roman"/>
               <w:kern w:val="0"/>
@@ -2416,27 +2611,9 @@
           <w:lang w:eastAsia="en-GB"/>
           <w14:ligatures w14:val="none"/>
         </w:rPr>
-        <w:t>.</w:t>
-      </w:r>
-      <w:r>
-        <w:rPr>
-          <w:rFonts w:ascii="Times New Roman" w:hAnsi="Times New Roman" w:cs="Times New Roman"/>
-          <w:kern w:val="0"/>
-          <w:lang w:eastAsia="en-GB"/>
-          <w14:ligatures w14:val="none"/>
-        </w:rPr>
-        <w:t xml:space="preserve"> </w:t>
-      </w:r>
-      <w:r>
-        <w:rPr>
-          <w:rFonts w:ascii="Times New Roman" w:hAnsi="Times New Roman" w:cs="Times New Roman"/>
-          <w:kern w:val="0"/>
-          <w:lang w:eastAsia="en-GB"/>
-          <w14:ligatures w14:val="none"/>
-        </w:rPr>
-        <w:t xml:space="preserve">For light infantry, this means integrating </w:t>
-      </w:r>
-      <w:ins w:id="85" w:author="Adam Beatty" w:date="2026-07-19T14:30:00Z" w16du:dateUtc="2026-07-19T13:30:00Z">
+        <w:t xml:space="preserve">. For light infantry, this means integrating </w:t>
+      </w:r>
+      <w:ins w:id="217" w:author="Adam Beatty" w:date="2026-07-19T14:30:00Z" w16du:dateUtc="2026-07-19T13:30:00Z">
         <w:r>
           <w:rPr>
             <w:rFonts w:ascii="Times New Roman" w:hAnsi="Times New Roman" w:cs="Times New Roman"/>
@@ -2456,7 +2633,7 @@
         </w:rPr>
         <w:t xml:space="preserve">reconnaissance </w:t>
       </w:r>
-      <w:ins w:id="86" w:author="Adam Beatty" w:date="2026-07-19T14:28:00Z" w16du:dateUtc="2026-07-19T13:28:00Z">
+      <w:ins w:id="218" w:author="Adam Beatty" w:date="2026-07-19T14:28:00Z" w16du:dateUtc="2026-07-19T13:28:00Z">
         <w:r>
           <w:rPr>
             <w:rFonts w:ascii="Times New Roman" w:hAnsi="Times New Roman" w:cs="Times New Roman"/>
@@ -2476,7 +2653,7 @@
         </w:rPr>
         <w:t xml:space="preserve">drones, loitering munitions </w:t>
       </w:r>
-      <w:ins w:id="87" w:author="Adam Beatty" w:date="2026-07-19T14:31:00Z" w16du:dateUtc="2026-07-19T13:31:00Z">
+      <w:ins w:id="219" w:author="Adam Beatty" w:date="2026-07-19T14:31:00Z" w16du:dateUtc="2026-07-19T13:31:00Z">
         <w:r>
           <w:rPr>
             <w:rFonts w:ascii="Times New Roman" w:hAnsi="Times New Roman" w:cs="Times New Roman"/>
@@ -2506,7 +2683,7 @@
         </w:rPr>
         <w:footnoteReference w:id="33"/>
       </w:r>
-      <w:del w:id="90" w:author="Adam Beatty" w:date="2026-07-19T14:30:00Z" w16du:dateUtc="2026-07-19T13:30:00Z">
+      <w:del w:id="222" w:author="Adam Beatty" w:date="2026-07-19T14:30:00Z" w16du:dateUtc="2026-07-19T13:30:00Z">
         <w:r>
           <w:rPr>
             <w:rFonts w:ascii="Times New Roman" w:hAnsi="Times New Roman" w:cs="Times New Roman"/>
@@ -2526,7 +2703,7 @@
         </w:rPr>
         <w:t xml:space="preserve"> </w:t>
       </w:r>
-      <w:ins w:id="91" w:author="Adam Beatty" w:date="2026-07-19T14:31:00Z" w16du:dateUtc="2026-07-19T13:31:00Z">
+      <w:ins w:id="223" w:author="Adam Beatty" w:date="2026-07-19T14:31:00Z" w16du:dateUtc="2026-07-19T13:31:00Z">
         <w:r>
           <w:rPr>
             <w:rFonts w:ascii="Times New Roman" w:hAnsi="Times New Roman" w:cs="Times New Roman"/>
@@ -2565,19 +2742,9 @@
           <w:lang w:eastAsia="en-GB"/>
           <w14:ligatures w14:val="none"/>
         </w:rPr>
-        <w:lastRenderedPageBreak/>
-        <w:t>This policy must them be incorporated into an operational capability through DOTMLPF-I integration</w:t>
-      </w:r>
-      <w:r>
-        <w:rPr>
-          <w:rFonts w:ascii="Times New Roman" w:hAnsi="Times New Roman" w:cs="Times New Roman"/>
-          <w:kern w:val="0"/>
-          <w:lang w:eastAsia="en-GB"/>
-          <w14:ligatures w14:val="none"/>
-        </w:rPr>
-        <w:t xml:space="preserve">, ensuring that UxS become </w:t>
-      </w:r>
-      <w:del w:id="92" w:author="Adam Beatty" w:date="2026-07-19T14:32:00Z" w16du:dateUtc="2026-07-19T13:32:00Z">
+        <w:t xml:space="preserve">This policy must them be incorporated into an operational capability through DOTMLPF-I integration, ensuring that UxS become </w:t>
+      </w:r>
+      <w:del w:id="224" w:author="Adam Beatty" w:date="2026-07-19T14:32:00Z" w16du:dateUtc="2026-07-19T13:32:00Z">
         <w:r>
           <w:rPr>
             <w:rFonts w:ascii="Times New Roman" w:hAnsi="Times New Roman" w:cs="Times New Roman"/>
@@ -2588,7 +2755,7 @@
           <w:delText>an integral part of</w:delText>
         </w:r>
       </w:del>
-      <w:ins w:id="93" w:author="Adam Beatty" w:date="2026-07-19T14:32:00Z" w16du:dateUtc="2026-07-19T13:32:00Z">
+      <w:ins w:id="225" w:author="Adam Beatty" w:date="2026-07-19T14:32:00Z" w16du:dateUtc="2026-07-19T13:32:00Z">
         <w:r>
           <w:rPr>
             <w:rFonts w:ascii="Times New Roman" w:hAnsi="Times New Roman" w:cs="Times New Roman"/>
@@ -2615,7 +2782,7 @@
           <w:kern w:val="0"/>
           <w:lang w:eastAsia="en-GB"/>
           <w14:ligatures w14:val="none"/>
-          <w:rPrChange w:id="94" w:author="Adam Beatty" w:date="2026-07-19T14:32:00Z" w16du:dateUtc="2026-07-19T13:32:00Z">
+          <w:rPrChange w:id="226" w:author="Adam Beatty" w:date="2026-07-19T21:17:00Z" w16du:dateUtc="2026-07-19T20:17:00Z">
             <w:rPr>
               <w:rFonts w:ascii="Times New Roman" w:hAnsi="Times New Roman" w:cs="Times New Roman"/>
               <w:kern w:val="0"/>
@@ -2646,7 +2813,7 @@
         <w:t>.</w:t>
       </w:r>
     </w:p>
-    <w:bookmarkEnd w:id="67"/>
+    <w:bookmarkEnd w:id="198"/>
     <w:p>
       <w:pPr>
         <w:spacing w:after="0" w:line="360" w:lineRule="auto"/>
@@ -2657,7 +2824,7 @@
           <w:kern w:val="0"/>
           <w:lang w:eastAsia="en-GB"/>
           <w14:ligatures w14:val="none"/>
-          <w:rPrChange w:id="97" w:author="Adam Beatty" w:date="2026-07-19T14:33:00Z" w16du:dateUtc="2026-07-19T13:33:00Z">
+          <w:rPrChange w:id="229" w:author="Adam Beatty" w:date="2026-07-19T21:17:00Z" w16du:dateUtc="2026-07-19T20:17:00Z">
             <w:rPr>
               <w:rFonts w:ascii="Times New Roman" w:hAnsi="Times New Roman" w:cs="Times New Roman"/>
               <w:kern w:val="0"/>
@@ -2674,7 +2841,7 @@
           <w:kern w:val="0"/>
           <w:lang w:eastAsia="en-GB"/>
           <w14:ligatures w14:val="none"/>
-          <w:rPrChange w:id="98" w:author="Adam Beatty" w:date="2026-07-19T14:33:00Z" w16du:dateUtc="2026-07-19T13:33:00Z">
+          <w:rPrChange w:id="230" w:author="Adam Beatty" w:date="2026-07-19T21:17:00Z" w16du:dateUtc="2026-07-19T20:17:00Z">
             <w:rPr>
               <w:rFonts w:ascii="Times New Roman" w:hAnsi="Times New Roman" w:cs="Times New Roman"/>
               <w:kern w:val="0"/>
@@ -2683,6 +2850,7 @@
             </w:rPr>
           </w:rPrChange>
         </w:rPr>
+        <w:lastRenderedPageBreak/>
         <w:t>A clear political and military vision is essential to guide the adoption of uncrewed systems (UxS), ensuring they support Ireland's defence objectives through persistent surveillance, situational awareness and defensive operations rather than offensive power projection. This vision should be politically endorsed and implemented through DOTMLPF-I integration so that UxS are embedded across the Defence Forces as a core operational capability, not a niche specialist asset.</w:t>
       </w:r>
     </w:p>
@@ -2732,7 +2900,7 @@
           <w14:ligatures w14:val="none"/>
         </w:rPr>
       </w:pPr>
-      <w:bookmarkStart w:id="99" w:name="_Hlk235298037"/>
+      <w:bookmarkStart w:id="231" w:name="_Hlk235298037"/>
       <w:r>
         <w:rPr>
           <w:rFonts w:ascii="Times New Roman" w:hAnsi="Times New Roman" w:cs="Times New Roman"/>
@@ -2791,7 +2959,7 @@
           <w:kern w:val="0"/>
           <w:lang w:eastAsia="en-GB"/>
           <w14:ligatures w14:val="none"/>
-          <w:rPrChange w:id="108" w:author="Adam Beatty" w:date="2026-07-19T14:35:00Z" w16du:dateUtc="2026-07-19T13:35:00Z">
+          <w:rPrChange w:id="240" w:author="Adam Beatty" w:date="2026-07-19T21:17:00Z" w16du:dateUtc="2026-07-19T20:17:00Z">
             <w:rPr>
               <w:rFonts w:ascii="Times New Roman" w:hAnsi="Times New Roman" w:cs="Times New Roman"/>
               <w:kern w:val="0"/>
@@ -2818,7 +2986,7 @@
           <w:kern w:val="0"/>
           <w:lang w:eastAsia="en-GB"/>
           <w14:ligatures w14:val="none"/>
-          <w:rPrChange w:id="109" w:author="Adam Beatty" w:date="2026-07-19T14:35:00Z" w16du:dateUtc="2026-07-19T13:35:00Z">
+          <w:rPrChange w:id="241" w:author="Adam Beatty" w:date="2026-07-19T21:17:00Z" w16du:dateUtc="2026-07-19T20:17:00Z">
             <w:rPr>
               <w:rFonts w:ascii="Times New Roman" w:hAnsi="Times New Roman" w:cs="Times New Roman"/>
               <w:kern w:val="0"/>
@@ -2845,7 +3013,7 @@
           <w:kern w:val="0"/>
           <w:lang w:eastAsia="en-GB"/>
           <w14:ligatures w14:val="none"/>
-          <w:rPrChange w:id="110" w:author="Adam Beatty" w:date="2026-07-19T14:35:00Z" w16du:dateUtc="2026-07-19T13:35:00Z">
+          <w:rPrChange w:id="242" w:author="Adam Beatty" w:date="2026-07-19T21:17:00Z" w16du:dateUtc="2026-07-19T20:17:00Z">
             <w:rPr>
               <w:rFonts w:ascii="Times New Roman" w:hAnsi="Times New Roman" w:cs="Times New Roman"/>
               <w:kern w:val="0"/>
@@ -2865,7 +3033,7 @@
         </w:rPr>
         <w:t xml:space="preserve"> to support rapid technological iteration rather than the </w:t>
       </w:r>
-      <w:del w:id="111" w:author="Adam Beatty" w:date="2026-07-19T14:35:00Z" w16du:dateUtc="2026-07-19T13:35:00Z">
+      <w:del w:id="243" w:author="Adam Beatty" w:date="2026-07-19T14:35:00Z" w16du:dateUtc="2026-07-19T13:35:00Z">
         <w:r>
           <w:rPr>
             <w:rFonts w:ascii="Times New Roman" w:hAnsi="Times New Roman" w:cs="Times New Roman"/>
@@ -2876,7 +3044,7 @@
           <w:delText xml:space="preserve">traditionally </w:delText>
         </w:r>
       </w:del>
-      <w:ins w:id="112" w:author="Adam Beatty" w:date="2026-07-19T14:35:00Z" w16du:dateUtc="2026-07-19T13:35:00Z">
+      <w:ins w:id="244" w:author="Adam Beatty" w:date="2026-07-19T14:35:00Z" w16du:dateUtc="2026-07-19T13:35:00Z">
         <w:r>
           <w:rPr>
             <w:rFonts w:ascii="Times New Roman" w:hAnsi="Times New Roman" w:cs="Times New Roman"/>
@@ -2884,8 +3052,19 @@
             <w:lang w:eastAsia="en-GB"/>
             <w14:ligatures w14:val="none"/>
           </w:rPr>
-          <w:t>increasingly</w:t>
-        </w:r>
+          <w:t xml:space="preserve">increasingly </w:t>
+        </w:r>
+      </w:ins>
+      <w:r>
+        <w:rPr>
+          <w:rFonts w:ascii="Times New Roman" w:hAnsi="Times New Roman" w:cs="Times New Roman"/>
+          <w:kern w:val="0"/>
+          <w:lang w:eastAsia="en-GB"/>
+          <w14:ligatures w14:val="none"/>
+        </w:rPr>
+        <w:t>sl</w:t>
+      </w:r>
+      <w:ins w:id="245" w:author="Adam Beatty" w:date="2026-07-19T14:36:00Z" w16du:dateUtc="2026-07-19T13:36:00Z">
         <w:r>
           <w:rPr>
             <w:rFonts w:ascii="Times New Roman" w:hAnsi="Times New Roman" w:cs="Times New Roman"/>
@@ -2893,19 +3072,10 @@
             <w:lang w:eastAsia="en-GB"/>
             <w14:ligatures w14:val="none"/>
           </w:rPr>
-          <w:t xml:space="preserve"> </w:t>
-        </w:r>
-      </w:ins>
-      <w:r>
-        <w:rPr>
-          <w:rFonts w:ascii="Times New Roman" w:hAnsi="Times New Roman" w:cs="Times New Roman"/>
-          <w:kern w:val="0"/>
-          <w:lang w:eastAsia="en-GB"/>
-          <w14:ligatures w14:val="none"/>
-        </w:rPr>
-        <w:t>sl</w:t>
-      </w:r>
-      <w:ins w:id="113" w:author="Adam Beatty" w:date="2026-07-19T14:36:00Z" w16du:dateUtc="2026-07-19T13:36:00Z">
+          <w:t>uggish</w:t>
+        </w:r>
+      </w:ins>
+      <w:del w:id="246" w:author="Adam Beatty" w:date="2026-07-19T14:36:00Z" w16du:dateUtc="2026-07-19T13:36:00Z">
         <w:r>
           <w:rPr>
             <w:rFonts w:ascii="Times New Roman" w:hAnsi="Times New Roman" w:cs="Times New Roman"/>
@@ -2913,17 +3083,6 @@
             <w:lang w:eastAsia="en-GB"/>
             <w14:ligatures w14:val="none"/>
           </w:rPr>
-          <w:t>uggish</w:t>
-        </w:r>
-      </w:ins>
-      <w:del w:id="114" w:author="Adam Beatty" w:date="2026-07-19T14:36:00Z" w16du:dateUtc="2026-07-19T13:36:00Z">
-        <w:r>
-          <w:rPr>
-            <w:rFonts w:ascii="Times New Roman" w:hAnsi="Times New Roman" w:cs="Times New Roman"/>
-            <w:kern w:val="0"/>
-            <w:lang w:eastAsia="en-GB"/>
-            <w14:ligatures w14:val="none"/>
-          </w:rPr>
           <w:delText>ow</w:delText>
         </w:r>
       </w:del>
@@ -2974,25 +3133,7 @@
           <w:lang w:eastAsia="en-GB"/>
           <w14:ligatures w14:val="none"/>
         </w:rPr>
-        <w:t xml:space="preserve"> would </w:t>
-      </w:r>
-      <w:r>
-        <w:rPr>
-          <w:rFonts w:ascii="Times New Roman" w:hAnsi="Times New Roman" w:cs="Times New Roman"/>
-          <w:kern w:val="0"/>
-          <w:lang w:eastAsia="en-GB"/>
-          <w14:ligatures w14:val="none"/>
-        </w:rPr>
-        <w:t xml:space="preserve">also </w:t>
-      </w:r>
-      <w:r>
-        <w:rPr>
-          <w:rFonts w:ascii="Times New Roman" w:hAnsi="Times New Roman" w:cs="Times New Roman"/>
-          <w:kern w:val="0"/>
-          <w:lang w:eastAsia="en-GB"/>
-          <w14:ligatures w14:val="none"/>
-        </w:rPr>
-        <w:t xml:space="preserve">signal that these capabilities are enduring </w:t>
+        <w:t xml:space="preserve"> would also signal that these capabilities are enduring </w:t>
       </w:r>
       <w:r>
         <w:rPr>
@@ -3001,7 +3142,7 @@
           <w:kern w:val="0"/>
           <w:lang w:eastAsia="en-GB"/>
           <w14:ligatures w14:val="none"/>
-          <w:rPrChange w:id="117" w:author="Adam Beatty" w:date="2026-07-19T14:40:00Z" w16du:dateUtc="2026-07-19T13:40:00Z">
+          <w:rPrChange w:id="249" w:author="Adam Beatty" w:date="2026-07-19T21:17:00Z" w16du:dateUtc="2026-07-19T20:17:00Z">
             <w:rPr>
               <w:rFonts w:ascii="Times New Roman" w:hAnsi="Times New Roman" w:cs="Times New Roman"/>
               <w:kern w:val="0"/>
@@ -3019,25 +3160,7 @@
           <w:lang w:eastAsia="en-GB"/>
           <w14:ligatures w14:val="none"/>
         </w:rPr>
-        <w:t>.</w:t>
-      </w:r>
-      <w:r>
-        <w:rPr>
-          <w:rFonts w:ascii="Times New Roman" w:hAnsi="Times New Roman" w:cs="Times New Roman"/>
-          <w:kern w:val="0"/>
-          <w:lang w:eastAsia="en-GB"/>
-          <w14:ligatures w14:val="none"/>
-        </w:rPr>
-        <w:t xml:space="preserve"> </w:t>
-      </w:r>
-      <w:r>
-        <w:rPr>
-          <w:rFonts w:ascii="Times New Roman" w:hAnsi="Times New Roman" w:cs="Times New Roman"/>
-          <w:kern w:val="0"/>
-          <w:lang w:eastAsia="en-GB"/>
-          <w14:ligatures w14:val="none"/>
-        </w:rPr>
-        <w:t xml:space="preserve">This requires recruiting and retaining personnel with expertise in robotics, artificial intelligence, software engineering and electronic warfare while integrating these specialists with operational commanders rather than </w:t>
+        <w:t xml:space="preserve">. This requires recruiting and retaining personnel with expertise in robotics, artificial intelligence, software engineering and electronic warfare while integrating these specialists with operational commanders rather than </w:t>
       </w:r>
       <w:r>
         <w:rPr>
@@ -3047,7 +3170,7 @@
           <w:kern w:val="0"/>
           <w:lang w:eastAsia="en-GB"/>
           <w14:ligatures w14:val="none"/>
-          <w:rPrChange w:id="118" w:author="Adam Beatty" w:date="2026-07-19T14:42:00Z" w16du:dateUtc="2026-07-19T13:42:00Z">
+          <w:rPrChange w:id="250" w:author="Adam Beatty" w:date="2026-07-19T21:17:00Z" w16du:dateUtc="2026-07-19T20:17:00Z">
             <w:rPr>
               <w:rFonts w:ascii="Times New Roman" w:hAnsi="Times New Roman" w:cs="Times New Roman"/>
               <w:kern w:val="0"/>
@@ -3084,43 +3207,7 @@
           <w:lang w:eastAsia="en-GB"/>
           <w14:ligatures w14:val="none"/>
         </w:rPr>
-        <w:t>.</w:t>
-      </w:r>
-      <w:r>
-        <w:rPr>
-          <w:rFonts w:ascii="Times New Roman" w:hAnsi="Times New Roman" w:cs="Times New Roman"/>
-          <w:kern w:val="0"/>
-          <w:lang w:eastAsia="en-GB"/>
-          <w14:ligatures w14:val="none"/>
-        </w:rPr>
-        <w:t xml:space="preserve"> Establishing m</w:t>
-      </w:r>
-      <w:r>
-        <w:rPr>
-          <w:rFonts w:ascii="Times New Roman" w:hAnsi="Times New Roman" w:cs="Times New Roman"/>
-          <w:kern w:val="0"/>
-          <w:lang w:eastAsia="en-GB"/>
-          <w14:ligatures w14:val="none"/>
-        </w:rPr>
-        <w:t>ultidisciplinary teams</w:t>
-      </w:r>
-      <w:r>
-        <w:rPr>
-          <w:rFonts w:ascii="Times New Roman" w:hAnsi="Times New Roman" w:cs="Times New Roman"/>
-          <w:kern w:val="0"/>
-          <w:lang w:eastAsia="en-GB"/>
-          <w14:ligatures w14:val="none"/>
-        </w:rPr>
-        <w:t xml:space="preserve"> who</w:t>
-      </w:r>
-      <w:r>
-        <w:rPr>
-          <w:rFonts w:ascii="Times New Roman" w:hAnsi="Times New Roman" w:cs="Times New Roman"/>
-          <w:kern w:val="0"/>
-          <w:lang w:eastAsia="en-GB"/>
-          <w14:ligatures w14:val="none"/>
-        </w:rPr>
-        <w:t xml:space="preserve"> work collaboratively.</w:t>
+        <w:t>. Establishing multidisciplinary teams who work collaboratively.</w:t>
       </w:r>
     </w:p>
     <w:p>
@@ -3143,7 +3230,7 @@
         </w:rPr>
         <w:t>Professional military education must therefore incorporate autonomous systems, human-machine teaming and counter-UxS operations throughout career progression</w:t>
       </w:r>
-      <w:ins w:id="121" w:author="Adam Beatty" w:date="2026-07-19T14:41:00Z" w16du:dateUtc="2026-07-19T13:41:00Z">
+      <w:ins w:id="253" w:author="Adam Beatty" w:date="2026-07-19T14:41:00Z" w16du:dateUtc="2026-07-19T13:41:00Z">
         <w:r>
           <w:rPr>
             <w:rFonts w:ascii="Times New Roman" w:hAnsi="Times New Roman" w:cs="Times New Roman"/>
@@ -3155,7 +3242,7 @@
         </w:r>
       </w:ins>
     </w:p>
-    <w:bookmarkEnd w:id="99"/>
+    <w:bookmarkEnd w:id="231"/>
     <w:p>
       <w:pPr>
         <w:spacing w:after="0" w:line="360" w:lineRule="auto"/>
@@ -3166,7 +3253,7 @@
           <w:kern w:val="0"/>
           <w:lang w:eastAsia="en-GB"/>
           <w14:ligatures w14:val="none"/>
-          <w:rPrChange w:id="122" w:author="Adam Beatty" w:date="2026-07-19T14:43:00Z" w16du:dateUtc="2026-07-19T13:43:00Z">
+          <w:rPrChange w:id="254" w:author="Adam Beatty" w:date="2026-07-19T21:17:00Z" w16du:dateUtc="2026-07-19T20:17:00Z">
             <w:rPr>
               <w:rFonts w:ascii="Times New Roman" w:hAnsi="Times New Roman" w:cs="Times New Roman"/>
               <w:kern w:val="0"/>
@@ -3183,7 +3270,7 @@
           <w:kern w:val="0"/>
           <w:lang w:eastAsia="en-GB"/>
           <w14:ligatures w14:val="none"/>
-          <w:rPrChange w:id="123" w:author="Adam Beatty" w:date="2026-07-19T14:43:00Z" w16du:dateUtc="2026-07-19T13:43:00Z">
+          <w:rPrChange w:id="255" w:author="Adam Beatty" w:date="2026-07-19T21:17:00Z" w16du:dateUtc="2026-07-19T20:17:00Z">
             <w:rPr>
               <w:rFonts w:ascii="Times New Roman" w:hAnsi="Times New Roman" w:cs="Times New Roman"/>
               <w:kern w:val="0"/>
@@ -3192,7 +3279,6 @@
             </w:rPr>
           </w:rPrChange>
         </w:rPr>
-        <w:lastRenderedPageBreak/>
         <w:t>Institutionalising UxS requires adapting Defence Forces structures, procurement, training and career pathways to support their long-term integration. Professional military education must also embed UxS and human-machine teaming across all levels to make these capabilities a core part of future operations.</w:t>
       </w:r>
     </w:p>
@@ -3229,7 +3315,7 @@
           <w14:ligatures w14:val="none"/>
         </w:rPr>
       </w:pPr>
-      <w:bookmarkStart w:id="124" w:name="_Hlk235300244"/>
+      <w:bookmarkStart w:id="256" w:name="_Hlk235300244"/>
       <w:r>
         <w:rPr>
           <w:rFonts w:ascii="Times New Roman" w:hAnsi="Times New Roman" w:cs="Times New Roman"/>
@@ -3239,6 +3325,7 @@
           <w:lang w:eastAsia="en-GB"/>
           <w14:ligatures w14:val="none"/>
         </w:rPr>
+        <w:lastRenderedPageBreak/>
         <w:t>Virtuous Cycles of Wargaming</w:t>
       </w:r>
     </w:p>
@@ -3281,7 +3368,7 @@
         </w:rPr>
         <w:t>, training, exercising and evaluation. Wargaming allows commanders to explore how UxS enabled light infantry denial operations</w:t>
       </w:r>
-      <w:del w:id="131" w:author="Adam Beatty" w:date="2026-07-19T15:06:00Z" w16du:dateUtc="2026-07-19T14:06:00Z">
+      <w:del w:id="263" w:author="Adam Beatty" w:date="2026-07-19T15:06:00Z" w16du:dateUtc="2026-07-19T14:06:00Z">
         <w:r>
           <w:rPr>
             <w:rStyle w:val="FootnoteReference"/>
@@ -3302,7 +3389,7 @@
         </w:rPr>
         <w:t xml:space="preserve"> could respond to </w:t>
       </w:r>
-      <w:del w:id="137" w:author="Adam Beatty" w:date="2026-07-19T15:06:00Z" w16du:dateUtc="2026-07-19T14:06:00Z">
+      <w:del w:id="269" w:author="Adam Beatty" w:date="2026-07-19T15:06:00Z" w16du:dateUtc="2026-07-19T14:06:00Z">
         <w:r>
           <w:rPr>
             <w:rFonts w:ascii="Times New Roman" w:hAnsi="Times New Roman" w:cs="Times New Roman"/>
@@ -3322,7 +3409,7 @@
         </w:rPr>
         <w:t>threats against Irish territory or critical infrastructure.</w:t>
       </w:r>
-      <w:ins w:id="138" w:author="Adam Beatty" w:date="2026-07-19T15:06:00Z" w16du:dateUtc="2026-07-19T14:06:00Z">
+      <w:ins w:id="270" w:author="Adam Beatty" w:date="2026-07-19T15:06:00Z" w16du:dateUtc="2026-07-19T14:06:00Z">
         <w:r>
           <w:rPr>
             <w:rStyle w:val="FootnoteReference"/>
@@ -3349,7 +3436,7 @@
           <w:kern w:val="0"/>
           <w:lang w:eastAsia="en-GB"/>
           <w14:ligatures w14:val="none"/>
-          <w:rPrChange w:id="145" w:author="Adam Beatty" w:date="2026-07-19T15:13:00Z" w16du:dateUtc="2026-07-19T14:13:00Z">
+          <w:rPrChange w:id="277" w:author="Adam Beatty" w:date="2026-07-19T21:17:00Z" w16du:dateUtc="2026-07-19T20:17:00Z">
             <w:rPr>
               <w:rFonts w:ascii="Times New Roman" w:hAnsi="Times New Roman" w:cs="Times New Roman"/>
               <w:b/>
@@ -3367,14 +3454,23 @@
         <w:spacing w:after="0" w:line="360" w:lineRule="auto"/>
         <w:jc w:val="both"/>
         <w:rPr>
-          <w:ins w:id="146" w:author="Adam Beatty" w:date="2026-07-19T16:15:00Z" w16du:dateUtc="2026-07-19T15:15:00Z"/>
-          <w:rFonts w:ascii="Times New Roman" w:hAnsi="Times New Roman" w:cs="Times New Roman"/>
-          <w:kern w:val="0"/>
-          <w:lang w:eastAsia="en-GB"/>
-          <w14:ligatures w14:val="none"/>
-        </w:rPr>
-      </w:pPr>
-      <w:commentRangeStart w:id="147"/>
+          <w:ins w:id="278" w:author="Adam Beatty" w:date="2026-07-19T16:15:00Z" w16du:dateUtc="2026-07-19T15:15:00Z"/>
+          <w:rFonts w:ascii="Times New Roman" w:hAnsi="Times New Roman" w:cs="Times New Roman"/>
+          <w:kern w:val="0"/>
+          <w:lang w:eastAsia="en-GB"/>
+          <w14:ligatures w14:val="none"/>
+          <w:rPrChange w:id="279" w:author="Adam Beatty" w:date="2026-07-19T21:17:00Z" w16du:dateUtc="2026-07-19T20:17:00Z">
+            <w:rPr>
+              <w:ins w:id="280" w:author="Adam Beatty" w:date="2026-07-19T16:15:00Z" w16du:dateUtc="2026-07-19T15:15:00Z"/>
+              <w:rFonts w:ascii="Times New Roman" w:hAnsi="Times New Roman" w:cs="Times New Roman"/>
+              <w:kern w:val="0"/>
+              <w:lang w:eastAsia="en-GB"/>
+              <w14:ligatures w14:val="none"/>
+            </w:rPr>
+          </w:rPrChange>
+        </w:rPr>
+      </w:pPr>
+      <w:commentRangeStart w:id="281"/>
       <w:r>
         <w:rPr>
           <w:rFonts w:ascii="Times New Roman" w:hAnsi="Times New Roman" w:cs="Times New Roman"/>
@@ -3382,7 +3478,7 @@
           <w:kern w:val="0"/>
           <w:lang w:eastAsia="en-GB"/>
           <w14:ligatures w14:val="none"/>
-          <w:rPrChange w:id="148" w:author="Adam Beatty" w:date="2026-07-19T15:13:00Z" w16du:dateUtc="2026-07-19T14:13:00Z">
+          <w:rPrChange w:id="282" w:author="Adam Beatty" w:date="2026-07-19T21:17:00Z" w16du:dateUtc="2026-07-19T20:17:00Z">
             <w:rPr>
               <w:rFonts w:ascii="Times New Roman" w:hAnsi="Times New Roman" w:cs="Times New Roman"/>
               <w:kern w:val="0"/>
@@ -3401,7 +3497,7 @@
           <w:kern w:val="0"/>
           <w:lang w:eastAsia="en-GB"/>
           <w14:ligatures w14:val="none"/>
-          <w:rPrChange w:id="149" w:author="Adam Beatty" w:date="2026-07-19T15:13:00Z" w16du:dateUtc="2026-07-19T14:13:00Z">
+          <w:rPrChange w:id="283" w:author="Adam Beatty" w:date="2026-07-19T21:17:00Z" w16du:dateUtc="2026-07-19T20:17:00Z">
             <w:rPr>
               <w:rStyle w:val="FootnoteReference"/>
               <w:rFonts w:ascii="Times New Roman" w:hAnsi="Times New Roman" w:cs="Times New Roman"/>
@@ -3420,7 +3516,7 @@
           <w:kern w:val="0"/>
           <w:lang w:eastAsia="en-GB"/>
           <w14:ligatures w14:val="none"/>
-          <w:rPrChange w:id="152" w:author="Adam Beatty" w:date="2026-07-19T15:13:00Z" w16du:dateUtc="2026-07-19T14:13:00Z">
+          <w:rPrChange w:id="286" w:author="Adam Beatty" w:date="2026-07-19T21:17:00Z" w16du:dateUtc="2026-07-19T20:17:00Z">
             <w:rPr>
               <w:rFonts w:ascii="Times New Roman" w:hAnsi="Times New Roman" w:cs="Times New Roman"/>
               <w:kern w:val="0"/>
@@ -3440,7 +3536,7 @@
         </w:rPr>
         <w:t xml:space="preserve"> </w:t>
       </w:r>
-      <w:commentRangeEnd w:id="147"/>
+      <w:commentRangeEnd w:id="281"/>
       <w:r>
         <w:rPr>
           <w:rStyle w:val="CommentReference"/>
@@ -3451,7 +3547,7 @@
           <w:szCs w:val="24"/>
           <w:lang w:eastAsia="en-GB"/>
           <w14:ligatures w14:val="none"/>
-          <w:rPrChange w:id="153" w:author="Adam Beatty" w:date="2026-07-19T16:47:00Z" w16du:dateUtc="2026-07-19T15:47:00Z">
+          <w:rPrChange w:id="287" w:author="Adam Beatty" w:date="2026-07-19T21:17:00Z" w16du:dateUtc="2026-07-19T20:17:00Z">
             <w:rPr>
               <w:rStyle w:val="CommentReference"/>
               <w:rFonts w:ascii="Times New Roman" w:hAnsi="Times New Roman" w:cs="Times New Roman"/>
@@ -3463,9 +3559,9 @@
             </w:rPr>
           </w:rPrChange>
         </w:rPr>
-        <w:commentReference w:id="147"/>
-      </w:r>
-      <w:commentRangeStart w:id="154"/>
+        <w:commentReference w:id="281"/>
+      </w:r>
+      <w:commentRangeStart w:id="288"/>
       <w:r>
         <w:rPr>
           <w:rFonts w:ascii="Times New Roman" w:hAnsi="Times New Roman" w:cs="Times New Roman"/>
@@ -3473,7 +3569,7 @@
           <w:kern w:val="0"/>
           <w:lang w:eastAsia="en-GB"/>
           <w14:ligatures w14:val="none"/>
-          <w:rPrChange w:id="155" w:author="Adam Beatty" w:date="2026-07-19T16:47:00Z" w16du:dateUtc="2026-07-19T15:47:00Z">
+          <w:rPrChange w:id="289" w:author="Adam Beatty" w:date="2026-07-19T21:17:00Z" w16du:dateUtc="2026-07-19T20:17:00Z">
             <w:rPr>
               <w:rFonts w:ascii="Times New Roman" w:hAnsi="Times New Roman" w:cs="Times New Roman"/>
               <w:kern w:val="0"/>
@@ -3492,7 +3588,7 @@
           <w:kern w:val="0"/>
           <w:lang w:eastAsia="en-GB"/>
           <w14:ligatures w14:val="none"/>
-          <w:rPrChange w:id="156" w:author="Adam Beatty" w:date="2026-07-19T16:47:00Z" w16du:dateUtc="2026-07-19T15:47:00Z">
+          <w:rPrChange w:id="290" w:author="Adam Beatty" w:date="2026-07-19T21:17:00Z" w16du:dateUtc="2026-07-19T20:17:00Z">
             <w:rPr>
               <w:rStyle w:val="FootnoteReference"/>
               <w:rFonts w:ascii="Times New Roman" w:hAnsi="Times New Roman" w:cs="Times New Roman"/>
@@ -3511,7 +3607,7 @@
           <w:kern w:val="0"/>
           <w:lang w:eastAsia="en-GB"/>
           <w14:ligatures w14:val="none"/>
-          <w:rPrChange w:id="159" w:author="Adam Beatty" w:date="2026-07-19T16:47:00Z" w16du:dateUtc="2026-07-19T15:47:00Z">
+          <w:rPrChange w:id="293" w:author="Adam Beatty" w:date="2026-07-19T21:17:00Z" w16du:dateUtc="2026-07-19T20:17:00Z">
             <w:rPr>
               <w:rFonts w:ascii="Times New Roman" w:hAnsi="Times New Roman" w:cs="Times New Roman"/>
               <w:kern w:val="0"/>
@@ -3531,7 +3627,7 @@
         </w:rPr>
         <w:t xml:space="preserve"> </w:t>
       </w:r>
-      <w:commentRangeEnd w:id="154"/>
+      <w:commentRangeEnd w:id="288"/>
       <w:r>
         <w:rPr>
           <w:rStyle w:val="CommentReference"/>
@@ -3541,8 +3637,19 @@
           <w:szCs w:val="24"/>
           <w:lang w:eastAsia="en-GB"/>
           <w14:ligatures w14:val="none"/>
-        </w:rPr>
-        <w:commentReference w:id="154"/>
+          <w:rPrChange w:id="294" w:author="Adam Beatty" w:date="2026-07-19T21:17:00Z" w16du:dateUtc="2026-07-19T20:17:00Z">
+            <w:rPr>
+              <w:rStyle w:val="CommentReference"/>
+              <w:rFonts w:ascii="Times New Roman" w:hAnsi="Times New Roman" w:cs="Times New Roman"/>
+              <w:kern w:val="0"/>
+              <w:sz w:val="24"/>
+              <w:szCs w:val="24"/>
+              <w:lang w:eastAsia="en-GB"/>
+              <w14:ligatures w14:val="none"/>
+            </w:rPr>
+          </w:rPrChange>
+        </w:rPr>
+        <w:commentReference w:id="288"/>
       </w:r>
     </w:p>
     <w:p>
@@ -3550,31 +3657,31 @@
         <w:spacing w:after="0" w:line="360" w:lineRule="auto"/>
         <w:jc w:val="both"/>
         <w:rPr>
-          <w:ins w:id="160" w:author="Adam Beatty" w:date="2026-07-19T16:15:00Z" w16du:dateUtc="2026-07-19T15:15:00Z"/>
-          <w:rFonts w:ascii="Times New Roman" w:hAnsi="Times New Roman" w:cs="Times New Roman"/>
-          <w:kern w:val="0"/>
-          <w:lang w:eastAsia="en-GB"/>
-          <w14:ligatures w14:val="none"/>
-        </w:rPr>
-      </w:pPr>
-    </w:p>
-    <w:p>
-      <w:pPr>
-        <w:rPr>
-          <w:ins w:id="161" w:author="Adam Beatty" w:date="2026-07-19T16:15:00Z" w16du:dateUtc="2026-07-19T15:15:00Z"/>
-          <w:rFonts w:ascii="Times New Roman" w:hAnsi="Times New Roman" w:cs="Times New Roman"/>
-          <w:kern w:val="0"/>
-          <w:lang w:eastAsia="en-GB"/>
-          <w14:ligatures w14:val="none"/>
-        </w:rPr>
-        <w:pPrChange w:id="162" w:author="Adam Beatty" w:date="2026-07-19T16:32:00Z" w16du:dateUtc="2026-07-19T15:32:00Z">
+          <w:ins w:id="295" w:author="Adam Beatty" w:date="2026-07-19T16:15:00Z" w16du:dateUtc="2026-07-19T15:15:00Z"/>
+          <w:rFonts w:ascii="Times New Roman" w:hAnsi="Times New Roman" w:cs="Times New Roman"/>
+          <w:kern w:val="0"/>
+          <w:lang w:eastAsia="en-GB"/>
+          <w14:ligatures w14:val="none"/>
+        </w:rPr>
+      </w:pPr>
+    </w:p>
+    <w:p>
+      <w:pPr>
+        <w:rPr>
+          <w:ins w:id="296" w:author="Adam Beatty" w:date="2026-07-19T16:15:00Z" w16du:dateUtc="2026-07-19T15:15:00Z"/>
+          <w:rFonts w:ascii="Times New Roman" w:hAnsi="Times New Roman" w:cs="Times New Roman"/>
+          <w:kern w:val="0"/>
+          <w:lang w:eastAsia="en-GB"/>
+          <w14:ligatures w14:val="none"/>
+        </w:rPr>
+        <w:pPrChange w:id="297" w:author="Adam Beatty" w:date="2026-07-19T16:32:00Z" w16du:dateUtc="2026-07-19T15:32:00Z">
           <w:pPr>
             <w:spacing w:after="0" w:line="360" w:lineRule="auto"/>
             <w:jc w:val="both"/>
           </w:pPr>
         </w:pPrChange>
       </w:pPr>
-      <w:ins w:id="163" w:author="Adam Beatty" w:date="2026-07-19T16:26:00Z" w16du:dateUtc="2026-07-19T15:26:00Z">
+      <w:ins w:id="298" w:author="Adam Beatty" w:date="2026-07-19T16:26:00Z" w16du:dateUtc="2026-07-19T15:26:00Z">
         <w:r>
           <w:rPr>
             <w:rFonts w:ascii="Times New Roman" w:hAnsi="Times New Roman" w:cs="Times New Roman"/>
@@ -3585,7 +3692,7 @@
           <w:t>S</w:t>
         </w:r>
       </w:ins>
-      <w:ins w:id="164" w:author="Adam Beatty" w:date="2026-07-19T16:21:00Z" w16du:dateUtc="2026-07-19T15:21:00Z">
+      <w:ins w:id="299" w:author="Adam Beatty" w:date="2026-07-19T16:21:00Z" w16du:dateUtc="2026-07-19T15:21:00Z">
         <w:r>
           <w:rPr>
             <w:rFonts w:ascii="Times New Roman" w:hAnsi="Times New Roman" w:cs="Times New Roman"/>
@@ -3596,7 +3703,7 @@
           <w:t xml:space="preserve">ince </w:t>
         </w:r>
       </w:ins>
-      <w:ins w:id="165" w:author="Adam Beatty" w:date="2026-07-19T16:16:00Z">
+      <w:ins w:id="300" w:author="Adam Beatty" w:date="2026-07-19T16:16:00Z">
         <w:r>
           <w:rPr>
             <w:rFonts w:ascii="Times New Roman" w:hAnsi="Times New Roman" w:cs="Times New Roman"/>
@@ -3607,7 +3714,7 @@
           <w:t>Ireland is not being forced to adapt under fire</w:t>
         </w:r>
       </w:ins>
-      <w:ins w:id="166" w:author="Adam Beatty" w:date="2026-07-19T16:21:00Z" w16du:dateUtc="2026-07-19T15:21:00Z">
+      <w:ins w:id="301" w:author="Adam Beatty" w:date="2026-07-19T16:21:00Z" w16du:dateUtc="2026-07-19T15:21:00Z">
         <w:r>
           <w:rPr>
             <w:rFonts w:ascii="Times New Roman" w:hAnsi="Times New Roman" w:cs="Times New Roman"/>
@@ -3618,7 +3725,7 @@
           <w:t>, it has</w:t>
         </w:r>
       </w:ins>
-      <w:ins w:id="167" w:author="Adam Beatty" w:date="2026-07-19T16:16:00Z">
+      <w:ins w:id="302" w:author="Adam Beatty" w:date="2026-07-19T16:16:00Z">
         <w:r>
           <w:rPr>
             <w:rFonts w:ascii="Times New Roman" w:hAnsi="Times New Roman" w:cs="Times New Roman"/>
@@ -3629,7 +3736,7 @@
           <w:t xml:space="preserve"> an opportunity to institutionalise UxS deliberately. Dubik argues that combat power depends not on technology alone but on the institutional systems that support its use</w:t>
         </w:r>
       </w:ins>
-      <w:ins w:id="168" w:author="Adam Beatty" w:date="2026-07-19T16:27:00Z" w16du:dateUtc="2026-07-19T15:27:00Z">
+      <w:ins w:id="303" w:author="Adam Beatty" w:date="2026-07-19T16:27:00Z" w16du:dateUtc="2026-07-19T15:27:00Z">
         <w:r>
           <w:rPr>
             <w:rFonts w:ascii="Times New Roman" w:hAnsi="Times New Roman" w:cs="Times New Roman"/>
@@ -3640,7 +3747,7 @@
           <w:t>.</w:t>
         </w:r>
       </w:ins>
-      <w:ins w:id="169" w:author="Adam Beatty" w:date="2026-07-19T16:16:00Z" w16du:dateUtc="2026-07-19T15:16:00Z">
+      <w:ins w:id="304" w:author="Adam Beatty" w:date="2026-07-19T16:16:00Z" w16du:dateUtc="2026-07-19T15:16:00Z">
         <w:r>
           <w:rPr>
             <w:rStyle w:val="FootnoteReference"/>
@@ -3652,7 +3759,7 @@
           <w:footnoteReference w:id="43"/>
         </w:r>
       </w:ins>
-      <w:ins w:id="172" w:author="Adam Beatty" w:date="2026-07-19T16:27:00Z" w16du:dateUtc="2026-07-19T15:27:00Z">
+      <w:ins w:id="307" w:author="Adam Beatty" w:date="2026-07-19T16:27:00Z" w16du:dateUtc="2026-07-19T15:27:00Z">
         <w:r>
           <w:rPr>
             <w:rFonts w:ascii="Times New Roman" w:hAnsi="Times New Roman" w:cs="Times New Roman"/>
@@ -3672,7 +3779,7 @@
           <w:t>T</w:t>
         </w:r>
       </w:ins>
-      <w:ins w:id="173" w:author="Adam Beatty" w:date="2026-07-19T16:27:00Z">
+      <w:ins w:id="308" w:author="Adam Beatty" w:date="2026-07-19T16:27:00Z">
         <w:r>
           <w:rPr>
             <w:rFonts w:ascii="Times New Roman" w:hAnsi="Times New Roman" w:cs="Times New Roman"/>
@@ -3683,7 +3790,7 @@
           <w:t xml:space="preserve">he test is whether DOTMLPF-I </w:t>
         </w:r>
       </w:ins>
-      <w:ins w:id="174" w:author="Adam Beatty" w:date="2026-07-19T16:31:00Z" w16du:dateUtc="2026-07-19T15:31:00Z">
+      <w:ins w:id="309" w:author="Adam Beatty" w:date="2026-07-19T16:31:00Z" w16du:dateUtc="2026-07-19T15:31:00Z">
         <w:r>
           <w:rPr>
             <w:rFonts w:ascii="Times New Roman" w:hAnsi="Times New Roman" w:cs="Times New Roman"/>
@@ -3694,7 +3801,7 @@
           <w:t xml:space="preserve">adaptation </w:t>
         </w:r>
       </w:ins>
-      <w:ins w:id="175" w:author="Adam Beatty" w:date="2026-07-19T16:27:00Z">
+      <w:ins w:id="310" w:author="Adam Beatty" w:date="2026-07-19T16:27:00Z">
         <w:r>
           <w:rPr>
             <w:rFonts w:ascii="Times New Roman" w:hAnsi="Times New Roman" w:cs="Times New Roman"/>
@@ -3705,7 +3812,7 @@
           <w:t>makes tactical innovation repeatable.</w:t>
         </w:r>
       </w:ins>
-      <w:ins w:id="176" w:author="Adam Beatty" w:date="2026-07-19T16:16:00Z">
+      <w:ins w:id="311" w:author="Adam Beatty" w:date="2026-07-19T16:16:00Z">
         <w:r>
           <w:rPr>
             <w:rFonts w:ascii="Times New Roman" w:hAnsi="Times New Roman" w:cs="Times New Roman"/>
@@ -3716,7 +3823,7 @@
           <w:t xml:space="preserve"> Practitioner testimony illustrates the cost when tactical adaptation outruns </w:t>
         </w:r>
       </w:ins>
-      <w:ins w:id="177" w:author="Adam Beatty" w:date="2026-07-19T16:24:00Z" w16du:dateUtc="2026-07-19T15:24:00Z">
+      <w:ins w:id="312" w:author="Adam Beatty" w:date="2026-07-19T16:24:00Z" w16du:dateUtc="2026-07-19T15:24:00Z">
         <w:r>
           <w:rPr>
             <w:rFonts w:ascii="Times New Roman" w:hAnsi="Times New Roman" w:cs="Times New Roman"/>
@@ -3727,7 +3834,7 @@
           <w:t>organisational change</w:t>
         </w:r>
       </w:ins>
-      <w:ins w:id="178" w:author="Adam Beatty" w:date="2026-07-19T16:16:00Z">
+      <w:ins w:id="313" w:author="Adam Beatty" w:date="2026-07-19T16:16:00Z">
         <w:r>
           <w:rPr>
             <w:rFonts w:ascii="Times New Roman" w:hAnsi="Times New Roman" w:cs="Times New Roman"/>
@@ -3738,7 +3845,7 @@
           <w:t>. One participant relayed an account of two Ukrainian drone teams jamming one another because they were not coordinated; neither could engage, and Ukrainian soldiers were killed.</w:t>
         </w:r>
       </w:ins>
-      <w:ins w:id="179" w:author="Adam Beatty" w:date="2026-07-19T16:17:00Z" w16du:dateUtc="2026-07-19T15:17:00Z">
+      <w:ins w:id="314" w:author="Adam Beatty" w:date="2026-07-19T16:17:00Z" w16du:dateUtc="2026-07-19T15:17:00Z">
         <w:r>
           <w:rPr>
             <w:rStyle w:val="FootnoteReference"/>
@@ -3750,7 +3857,7 @@
           <w:footnoteReference w:id="44"/>
         </w:r>
       </w:ins>
-      <w:ins w:id="182" w:author="Adam Beatty" w:date="2026-07-19T16:16:00Z">
+      <w:ins w:id="317" w:author="Adam Beatty" w:date="2026-07-19T16:16:00Z">
         <w:r>
           <w:rPr>
             <w:rFonts w:ascii="Times New Roman" w:hAnsi="Times New Roman" w:cs="Times New Roman"/>
@@ -3761,7 +3868,7 @@
           <w:t xml:space="preserve"> This is Krepinevich's point in contemporary form: technology becomes capability only when operational innovation and organisational adaptation keep pace.</w:t>
         </w:r>
       </w:ins>
-      <w:ins w:id="183" w:author="Adam Beatty" w:date="2026-07-19T16:18:00Z" w16du:dateUtc="2026-07-19T15:18:00Z">
+      <w:ins w:id="318" w:author="Adam Beatty" w:date="2026-07-19T16:18:00Z" w16du:dateUtc="2026-07-19T15:18:00Z">
         <w:r>
           <w:rPr>
             <w:rStyle w:val="FootnoteReference"/>
@@ -3773,7 +3880,7 @@
           <w:footnoteReference w:id="45"/>
         </w:r>
       </w:ins>
-      <w:ins w:id="186" w:author="Adam Beatty" w:date="2026-07-19T16:16:00Z">
+      <w:ins w:id="321" w:author="Adam Beatty" w:date="2026-07-19T16:16:00Z">
         <w:r>
           <w:rPr>
             <w:rFonts w:ascii="Times New Roman" w:hAnsi="Times New Roman" w:cs="Times New Roman"/>
@@ -3790,7 +3897,7 @@
         <w:spacing w:after="0" w:line="360" w:lineRule="auto"/>
         <w:jc w:val="both"/>
         <w:rPr>
-          <w:ins w:id="187" w:author="Adam Beatty" w:date="2026-07-19T16:15:00Z" w16du:dateUtc="2026-07-19T15:15:00Z"/>
+          <w:ins w:id="322" w:author="Adam Beatty" w:date="2026-07-19T16:15:00Z" w16du:dateUtc="2026-07-19T15:15:00Z"/>
           <w:rFonts w:ascii="Times New Roman" w:hAnsi="Times New Roman" w:cs="Times New Roman"/>
           <w:kern w:val="0"/>
           <w:lang w:eastAsia="en-GB"/>
@@ -3809,7 +3916,7 @@
           <w14:ligatures w14:val="none"/>
         </w:rPr>
       </w:pPr>
-      <w:commentRangeStart w:id="188"/>
+      <w:commentRangeStart w:id="323"/>
       <w:r>
         <w:rPr>
           <w:rFonts w:ascii="Times New Roman" w:hAnsi="Times New Roman" w:cs="Times New Roman"/>
@@ -3819,7 +3926,7 @@
         </w:rPr>
         <w:t xml:space="preserve">Importantly, this iterative process provides political leaders with demonstrable evidence that investment in </w:t>
       </w:r>
-      <w:ins w:id="189" w:author="Adam Beatty" w:date="2026-07-19T17:05:00Z" w16du:dateUtc="2026-07-19T16:05:00Z">
+      <w:ins w:id="324" w:author="Adam Beatty" w:date="2026-07-19T17:05:00Z" w16du:dateUtc="2026-07-19T16:05:00Z">
         <w:r>
           <w:rPr>
             <w:rFonts w:ascii="Times New Roman" w:hAnsi="Times New Roman" w:cs="Times New Roman"/>
@@ -3830,7 +3937,7 @@
           <w:t>robotics</w:t>
         </w:r>
       </w:ins>
-      <w:del w:id="190" w:author="Adam Beatty" w:date="2026-07-19T17:05:00Z" w16du:dateUtc="2026-07-19T16:05:00Z">
+      <w:del w:id="325" w:author="Adam Beatty" w:date="2026-07-19T17:05:00Z" w16du:dateUtc="2026-07-19T16:05:00Z">
         <w:r>
           <w:rPr>
             <w:rFonts w:ascii="Times New Roman" w:hAnsi="Times New Roman" w:cs="Times New Roman"/>
@@ -3841,7 +3948,7 @@
           <w:delText>autonomous syste</w:delText>
         </w:r>
       </w:del>
-      <w:del w:id="191" w:author="Adam Beatty" w:date="2026-07-19T17:08:00Z" w16du:dateUtc="2026-07-19T16:08:00Z">
+      <w:del w:id="326" w:author="Adam Beatty" w:date="2026-07-19T17:08:00Z" w16du:dateUtc="2026-07-19T16:08:00Z">
         <w:r>
           <w:rPr>
             <w:rFonts w:ascii="Times New Roman" w:hAnsi="Times New Roman" w:cs="Times New Roman"/>
@@ -3861,7 +3968,7 @@
         </w:rPr>
         <w:t xml:space="preserve"> generates measurable improvements in operational effectiveness</w:t>
       </w:r>
-      <w:commentRangeEnd w:id="188"/>
+      <w:commentRangeEnd w:id="323"/>
       <w:r>
         <w:rPr>
           <w:rStyle w:val="CommentReference"/>
@@ -3871,21 +3978,40 @@
           <w:szCs w:val="24"/>
           <w:lang w:eastAsia="en-GB"/>
           <w14:ligatures w14:val="none"/>
-        </w:rPr>
-        <w:commentReference w:id="188"/>
-      </w:r>
-      <w:ins w:id="192" w:author="Adam Beatty" w:date="2026-07-19T16:59:00Z" w16du:dateUtc="2026-07-19T15:59:00Z">
+          <w:rPrChange w:id="327" w:author="Adam Beatty" w:date="2026-07-19T21:17:00Z" w16du:dateUtc="2026-07-19T20:17:00Z">
+            <w:rPr>
+              <w:rStyle w:val="CommentReference"/>
+              <w:rFonts w:ascii="Times New Roman" w:hAnsi="Times New Roman" w:cs="Times New Roman"/>
+              <w:kern w:val="0"/>
+              <w:sz w:val="24"/>
+              <w:szCs w:val="24"/>
+              <w:lang w:eastAsia="en-GB"/>
+              <w14:ligatures w14:val="none"/>
+            </w:rPr>
+          </w:rPrChange>
+        </w:rPr>
+        <w:commentReference w:id="323"/>
+      </w:r>
+      <w:ins w:id="328" w:author="Adam Beatty" w:date="2026-07-19T16:59:00Z" w16du:dateUtc="2026-07-19T15:59:00Z">
         <w:r>
           <w:rPr>
             <w:rFonts w:ascii="Times New Roman" w:hAnsi="Times New Roman" w:cs="Times New Roman"/>
             <w:kern w:val="0"/>
             <w:lang w:eastAsia="en-GB"/>
             <w14:ligatures w14:val="none"/>
+            <w:rPrChange w:id="329" w:author="Adam Beatty" w:date="2026-07-19T21:17:00Z" w16du:dateUtc="2026-07-19T20:17:00Z">
+              <w:rPr>
+                <w:rFonts w:ascii="Times New Roman" w:hAnsi="Times New Roman" w:cs="Times New Roman"/>
+                <w:kern w:val="0"/>
+                <w:lang w:eastAsia="en-GB"/>
+                <w14:ligatures w14:val="none"/>
+              </w:rPr>
+            </w:rPrChange>
           </w:rPr>
           <w:t>.</w:t>
         </w:r>
       </w:ins>
-      <w:del w:id="193" w:author="Adam Beatty" w:date="2026-07-19T17:08:00Z" w16du:dateUtc="2026-07-19T16:08:00Z">
+      <w:del w:id="330" w:author="Adam Beatty" w:date="2026-07-19T17:08:00Z" w16du:dateUtc="2026-07-19T16:08:00Z">
         <w:r>
           <w:rPr>
             <w:rStyle w:val="FootnoteReference"/>
@@ -3897,7 +4023,7 @@
           <w:footnoteReference w:id="46"/>
         </w:r>
       </w:del>
-      <w:del w:id="203" w:author="Adam Beatty" w:date="2026-07-19T16:59:00Z" w16du:dateUtc="2026-07-19T15:59:00Z">
+      <w:del w:id="340" w:author="Adam Beatty" w:date="2026-07-19T16:59:00Z" w16du:dateUtc="2026-07-19T15:59:00Z">
         <w:r>
           <w:rPr>
             <w:rFonts w:ascii="Times New Roman" w:hAnsi="Times New Roman" w:cs="Times New Roman"/>
@@ -3909,19 +4035,35 @@
         </w:r>
       </w:del>
       <w:r>
+        <w:rPr>
+          <w:rFonts w:ascii="Times New Roman" w:hAnsi="Times New Roman" w:cs="Times New Roman"/>
+          <w:rPrChange w:id="341" w:author="Adam Beatty" w:date="2026-07-19T21:17:00Z" w16du:dateUtc="2026-07-19T20:17:00Z">
+            <w:rPr/>
+          </w:rPrChange>
+        </w:rPr>
         <w:t xml:space="preserve"> </w:t>
       </w:r>
-      <w:commentRangeStart w:id="204"/>
-      <w:r>
-        <w:rPr>
-          <w:rFonts w:ascii="Times New Roman" w:hAnsi="Times New Roman" w:cs="Times New Roman"/>
-          <w:kern w:val="0"/>
-          <w:lang w:eastAsia="en-GB"/>
-          <w14:ligatures w14:val="none"/>
-        </w:rPr>
-        <w:t xml:space="preserve">Rather than relying upon </w:t>
-      </w:r>
-      <w:del w:id="205" w:author="Adam Beatty" w:date="2026-07-19T17:01:00Z" w16du:dateUtc="2026-07-19T16:01:00Z">
+      <w:commentRangeStart w:id="342"/>
+      <w:r>
+        <w:rPr>
+          <w:rFonts w:ascii="Times New Roman" w:hAnsi="Times New Roman" w:cs="Times New Roman"/>
+          <w:kern w:val="0"/>
+          <w:lang w:eastAsia="en-GB"/>
+          <w14:ligatures w14:val="none"/>
+        </w:rPr>
+        <w:t xml:space="preserve">Rather </w:t>
+      </w:r>
+      <w:r>
+        <w:rPr>
+          <w:rFonts w:ascii="Times New Roman" w:hAnsi="Times New Roman" w:cs="Times New Roman"/>
+          <w:kern w:val="0"/>
+          <w:lang w:eastAsia="en-GB"/>
+          <w14:ligatures w14:val="none"/>
+        </w:rPr>
+        <w:lastRenderedPageBreak/>
+        <w:t xml:space="preserve">than relying upon </w:t>
+      </w:r>
+      <w:del w:id="343" w:author="Adam Beatty" w:date="2026-07-19T17:01:00Z" w16du:dateUtc="2026-07-19T16:01:00Z">
         <w:r>
           <w:rPr>
             <w:rFonts w:ascii="Times New Roman" w:hAnsi="Times New Roman" w:cs="Times New Roman"/>
@@ -3932,7 +4074,7 @@
           <w:delText>theoretical arguments</w:delText>
         </w:r>
       </w:del>
-      <w:ins w:id="206" w:author="Adam Beatty" w:date="2026-07-19T17:01:00Z" w16du:dateUtc="2026-07-19T16:01:00Z">
+      <w:ins w:id="344" w:author="Adam Beatty" w:date="2026-07-19T17:01:00Z" w16du:dateUtc="2026-07-19T16:01:00Z">
         <w:r>
           <w:rPr>
             <w:rFonts w:ascii="Times New Roman" w:hAnsi="Times New Roman" w:cs="Times New Roman"/>
@@ -3952,7 +4094,7 @@
         </w:rPr>
         <w:t xml:space="preserve">, Defence can point to validated concepts, tested doctrine and exercised capability </w:t>
       </w:r>
-      <w:del w:id="207" w:author="Adam Beatty" w:date="2026-07-19T17:09:00Z" w16du:dateUtc="2026-07-19T16:09:00Z">
+      <w:del w:id="345" w:author="Adam Beatty" w:date="2026-07-19T17:09:00Z" w16du:dateUtc="2026-07-19T16:09:00Z">
         <w:r>
           <w:rPr>
             <w:rFonts w:ascii="Times New Roman" w:hAnsi="Times New Roman" w:cs="Times New Roman"/>
@@ -3963,7 +4105,7 @@
           <w:delText>as justification for</w:delText>
         </w:r>
       </w:del>
-      <w:ins w:id="208" w:author="Adam Beatty" w:date="2026-07-19T17:09:00Z" w16du:dateUtc="2026-07-19T16:09:00Z">
+      <w:ins w:id="346" w:author="Adam Beatty" w:date="2026-07-19T17:09:00Z" w16du:dateUtc="2026-07-19T16:09:00Z">
         <w:r>
           <w:rPr>
             <w:rFonts w:ascii="Times New Roman" w:hAnsi="Times New Roman" w:cs="Times New Roman"/>
@@ -3983,7 +4125,7 @@
         </w:rPr>
         <w:t xml:space="preserve"> continued investment.</w:t>
       </w:r>
-      <w:commentRangeEnd w:id="204"/>
+      <w:commentRangeEnd w:id="342"/>
       <w:r>
         <w:rPr>
           <w:rStyle w:val="CommentReference"/>
@@ -3994,10 +4136,22 @@
           <w:vertAlign w:val="superscript"/>
           <w:lang w:eastAsia="en-GB"/>
           <w14:ligatures w14:val="none"/>
-        </w:rPr>
-        <w:commentReference w:id="204"/>
-      </w:r>
-      <w:ins w:id="209" w:author="Adam Beatty" w:date="2026-07-19T17:07:00Z" w16du:dateUtc="2026-07-19T16:07:00Z">
+          <w:rPrChange w:id="347" w:author="Adam Beatty" w:date="2026-07-19T21:17:00Z" w16du:dateUtc="2026-07-19T20:17:00Z">
+            <w:rPr>
+              <w:rStyle w:val="CommentReference"/>
+              <w:rFonts w:ascii="Times New Roman" w:hAnsi="Times New Roman" w:cs="Times New Roman"/>
+              <w:kern w:val="0"/>
+              <w:sz w:val="24"/>
+              <w:szCs w:val="24"/>
+              <w:vertAlign w:val="superscript"/>
+              <w:lang w:eastAsia="en-GB"/>
+              <w14:ligatures w14:val="none"/>
+            </w:rPr>
+          </w:rPrChange>
+        </w:rPr>
+        <w:commentReference w:id="342"/>
+      </w:r>
+      <w:ins w:id="348" w:author="Adam Beatty" w:date="2026-07-19T17:07:00Z" w16du:dateUtc="2026-07-19T16:07:00Z">
         <w:r>
           <w:rPr>
             <w:rStyle w:val="FootnoteReference"/>
@@ -4005,6 +4159,15 @@
             <w:kern w:val="0"/>
             <w:lang w:eastAsia="en-GB"/>
             <w14:ligatures w14:val="none"/>
+            <w:rPrChange w:id="349" w:author="Adam Beatty" w:date="2026-07-19T21:17:00Z" w16du:dateUtc="2026-07-19T20:17:00Z">
+              <w:rPr>
+                <w:rStyle w:val="FootnoteReference"/>
+                <w:rFonts w:ascii="Times New Roman" w:hAnsi="Times New Roman" w:cs="Times New Roman"/>
+                <w:kern w:val="0"/>
+                <w:lang w:eastAsia="en-GB"/>
+                <w14:ligatures w14:val="none"/>
+              </w:rPr>
+            </w:rPrChange>
           </w:rPr>
           <w:footnoteReference w:id="47"/>
         </w:r>
@@ -4021,8 +4184,8 @@
           <w14:ligatures w14:val="none"/>
         </w:rPr>
       </w:pPr>
-      <w:commentRangeStart w:id="212"/>
-      <w:del w:id="213" w:author="Adam Beatty" w:date="2026-07-19T17:15:00Z" w16du:dateUtc="2026-07-19T16:15:00Z">
+      <w:commentRangeStart w:id="352"/>
+      <w:del w:id="353" w:author="Adam Beatty" w:date="2026-07-19T17:15:00Z" w16du:dateUtc="2026-07-19T16:15:00Z">
         <w:r>
           <w:rPr>
             <w:rFonts w:ascii="Times New Roman" w:hAnsi="Times New Roman" w:cs="Times New Roman"/>
@@ -4033,7 +4196,7 @@
           <w:delText>Lessons identified during experimentation</w:delText>
         </w:r>
       </w:del>
-      <w:ins w:id="214" w:author="Adam Beatty" w:date="2026-07-19T17:15:00Z" w16du:dateUtc="2026-07-19T16:15:00Z">
+      <w:ins w:id="354" w:author="Adam Beatty" w:date="2026-07-19T17:15:00Z" w16du:dateUtc="2026-07-19T16:15:00Z">
         <w:r>
           <w:rPr>
             <w:rFonts w:ascii="Times New Roman" w:hAnsi="Times New Roman" w:cs="Times New Roman"/>
@@ -4044,7 +4207,7 @@
           <w:t xml:space="preserve">Experimental </w:t>
         </w:r>
       </w:ins>
-      <w:ins w:id="215" w:author="Adam Beatty" w:date="2026-07-19T17:18:00Z" w16du:dateUtc="2026-07-19T16:18:00Z">
+      <w:ins w:id="355" w:author="Adam Beatty" w:date="2026-07-19T17:18:00Z" w16du:dateUtc="2026-07-19T16:18:00Z">
         <w:r>
           <w:rPr>
             <w:rFonts w:ascii="Times New Roman" w:hAnsi="Times New Roman" w:cs="Times New Roman"/>
@@ -4084,9 +4247,15 @@
         <w:t>.</w:t>
       </w:r>
       <w:r>
+        <w:rPr>
+          <w:rFonts w:ascii="Times New Roman" w:hAnsi="Times New Roman" w:cs="Times New Roman"/>
+          <w:rPrChange w:id="362" w:author="Adam Beatty" w:date="2026-07-19T21:17:00Z" w16du:dateUtc="2026-07-19T20:17:00Z">
+            <w:rPr/>
+          </w:rPrChange>
+        </w:rPr>
         <w:t xml:space="preserve"> </w:t>
       </w:r>
-      <w:commentRangeEnd w:id="212"/>
+      <w:commentRangeEnd w:id="352"/>
       <w:r>
         <w:rPr>
           <w:rStyle w:val="CommentReference"/>
@@ -4096,102 +4265,27 @@
           <w:szCs w:val="24"/>
           <w:lang w:eastAsia="en-GB"/>
           <w14:ligatures w14:val="none"/>
-        </w:rPr>
-        <w:commentReference w:id="212"/>
-      </w:r>
-      <w:r>
-        <w:rPr>
-          <w:rFonts w:ascii="Times New Roman" w:hAnsi="Times New Roman" w:cs="Times New Roman"/>
-          <w:kern w:val="0"/>
-          <w:lang w:eastAsia="en-GB"/>
-          <w14:ligatures w14:val="none"/>
-        </w:rPr>
-        <w:t xml:space="preserve">The insights provided from these processes </w:t>
-      </w:r>
-      <w:del w:id="222" w:author="Adam Beatty" w:date="2026-07-19T17:27:00Z" w16du:dateUtc="2026-07-19T16:27:00Z">
-        <w:r>
-          <w:rPr>
-            <w:rFonts w:ascii="Times New Roman" w:hAnsi="Times New Roman" w:cs="Times New Roman"/>
-            <w:kern w:val="0"/>
-            <w:lang w:eastAsia="en-GB"/>
-            <w14:ligatures w14:val="none"/>
-          </w:rPr>
-          <w:delText xml:space="preserve">should </w:delText>
-        </w:r>
-      </w:del>
-      <w:ins w:id="223" w:author="Adam Beatty" w:date="2026-07-19T17:27:00Z" w16du:dateUtc="2026-07-19T16:27:00Z">
-        <w:r>
-          <w:rPr>
-            <w:rFonts w:ascii="Times New Roman" w:hAnsi="Times New Roman" w:cs="Times New Roman"/>
-            <w:kern w:val="0"/>
-            <w:lang w:eastAsia="en-GB"/>
-            <w14:ligatures w14:val="none"/>
-          </w:rPr>
-          <w:t>must</w:t>
-        </w:r>
-        <w:r>
-          <w:rPr>
-            <w:rFonts w:ascii="Times New Roman" w:hAnsi="Times New Roman" w:cs="Times New Roman"/>
-            <w:kern w:val="0"/>
-            <w:lang w:eastAsia="en-GB"/>
-            <w14:ligatures w14:val="none"/>
-          </w:rPr>
-          <w:t xml:space="preserve"> </w:t>
-        </w:r>
-      </w:ins>
-      <w:r>
-        <w:rPr>
-          <w:rFonts w:ascii="Times New Roman" w:hAnsi="Times New Roman" w:cs="Times New Roman"/>
-          <w:kern w:val="0"/>
-          <w:lang w:eastAsia="en-GB"/>
-          <w14:ligatures w14:val="none"/>
-        </w:rPr>
-        <w:t xml:space="preserve">inform progressively more demanding field exercises where </w:t>
-      </w:r>
-      <w:del w:id="224" w:author="Adam Beatty" w:date="2026-07-19T17:21:00Z" w16du:dateUtc="2026-07-19T16:21:00Z">
-        <w:r>
-          <w:rPr>
-            <w:rFonts w:ascii="Times New Roman" w:hAnsi="Times New Roman" w:cs="Times New Roman"/>
-            <w:kern w:val="0"/>
-            <w:lang w:eastAsia="en-GB"/>
-            <w14:ligatures w14:val="none"/>
-          </w:rPr>
-          <w:delText>unmanned systems</w:delText>
-        </w:r>
-      </w:del>
-      <w:ins w:id="225" w:author="Adam Beatty" w:date="2026-07-19T17:21:00Z" w16du:dateUtc="2026-07-19T16:21:00Z">
-        <w:r>
-          <w:rPr>
-            <w:rFonts w:ascii="Times New Roman" w:hAnsi="Times New Roman" w:cs="Times New Roman"/>
-            <w:kern w:val="0"/>
-            <w:lang w:eastAsia="en-GB"/>
-            <w14:ligatures w14:val="none"/>
-          </w:rPr>
-          <w:t>UxS</w:t>
-        </w:r>
-      </w:ins>
-      <w:r>
-        <w:rPr>
-          <w:rFonts w:ascii="Times New Roman" w:hAnsi="Times New Roman" w:cs="Times New Roman"/>
-          <w:kern w:val="0"/>
-          <w:lang w:eastAsia="en-GB"/>
-          <w14:ligatures w14:val="none"/>
-        </w:rPr>
-        <w:t xml:space="preserve"> operate alongside conventional forces under realistic conditions.</w:t>
-      </w:r>
-    </w:p>
-    <w:bookmarkEnd w:id="124"/>
-    <w:p>
-      <w:pPr>
-        <w:spacing w:after="0" w:line="360" w:lineRule="auto"/>
-        <w:jc w:val="both"/>
-        <w:rPr>
-          <w:rFonts w:ascii="Times New Roman" w:hAnsi="Times New Roman" w:cs="Times New Roman"/>
-          <w:strike/>
-          <w:kern w:val="0"/>
-          <w:lang w:eastAsia="en-GB"/>
-          <w14:ligatures w14:val="none"/>
-          <w:rPrChange w:id="226" w:author="Adam Beatty" w:date="2026-07-19T17:28:00Z" w16du:dateUtc="2026-07-19T16:28:00Z">
+          <w:rPrChange w:id="363" w:author="Adam Beatty" w:date="2026-07-19T21:17:00Z" w16du:dateUtc="2026-07-19T20:17:00Z">
+            <w:rPr>
+              <w:rStyle w:val="CommentReference"/>
+              <w:rFonts w:ascii="Times New Roman" w:hAnsi="Times New Roman" w:cs="Times New Roman"/>
+              <w:kern w:val="0"/>
+              <w:sz w:val="24"/>
+              <w:szCs w:val="24"/>
+              <w:lang w:eastAsia="en-GB"/>
+              <w14:ligatures w14:val="none"/>
+            </w:rPr>
+          </w:rPrChange>
+        </w:rPr>
+        <w:commentReference w:id="352"/>
+      </w:r>
+      <w:r>
+        <w:rPr>
+          <w:rFonts w:ascii="Times New Roman" w:hAnsi="Times New Roman" w:cs="Times New Roman"/>
+          <w:kern w:val="0"/>
+          <w:lang w:eastAsia="en-GB"/>
+          <w14:ligatures w14:val="none"/>
+          <w:rPrChange w:id="364" w:author="Adam Beatty" w:date="2026-07-19T21:17:00Z" w16du:dateUtc="2026-07-19T20:17:00Z">
             <w:rPr>
               <w:rFonts w:ascii="Times New Roman" w:hAnsi="Times New Roman" w:cs="Times New Roman"/>
               <w:kern w:val="0"/>
@@ -4200,15 +4294,100 @@
             </w:rPr>
           </w:rPrChange>
         </w:rPr>
-      </w:pPr>
-      <w:r>
+        <w:t xml:space="preserve">The insights provided from these processes </w:t>
+      </w:r>
+      <w:del w:id="365" w:author="Adam Beatty" w:date="2026-07-19T17:27:00Z" w16du:dateUtc="2026-07-19T16:27:00Z">
+        <w:r>
+          <w:rPr>
+            <w:rFonts w:ascii="Times New Roman" w:hAnsi="Times New Roman" w:cs="Times New Roman"/>
+            <w:kern w:val="0"/>
+            <w:lang w:eastAsia="en-GB"/>
+            <w14:ligatures w14:val="none"/>
+          </w:rPr>
+          <w:delText xml:space="preserve">should </w:delText>
+        </w:r>
+      </w:del>
+      <w:ins w:id="366" w:author="Adam Beatty" w:date="2026-07-19T17:27:00Z" w16du:dateUtc="2026-07-19T16:27:00Z">
+        <w:r>
+          <w:rPr>
+            <w:rFonts w:ascii="Times New Roman" w:hAnsi="Times New Roman" w:cs="Times New Roman"/>
+            <w:kern w:val="0"/>
+            <w:lang w:eastAsia="en-GB"/>
+            <w14:ligatures w14:val="none"/>
+          </w:rPr>
+          <w:t xml:space="preserve">must </w:t>
+        </w:r>
+      </w:ins>
+      <w:r>
+        <w:rPr>
+          <w:rFonts w:ascii="Times New Roman" w:hAnsi="Times New Roman" w:cs="Times New Roman"/>
+          <w:kern w:val="0"/>
+          <w:lang w:eastAsia="en-GB"/>
+          <w14:ligatures w14:val="none"/>
+        </w:rPr>
+        <w:t xml:space="preserve">inform progressively more demanding field exercises where </w:t>
+      </w:r>
+      <w:del w:id="367" w:author="Adam Beatty" w:date="2026-07-19T17:21:00Z" w16du:dateUtc="2026-07-19T16:21:00Z">
+        <w:r>
+          <w:rPr>
+            <w:rFonts w:ascii="Times New Roman" w:hAnsi="Times New Roman" w:cs="Times New Roman"/>
+            <w:kern w:val="0"/>
+            <w:lang w:eastAsia="en-GB"/>
+            <w14:ligatures w14:val="none"/>
+          </w:rPr>
+          <w:delText>unmanned systems</w:delText>
+        </w:r>
+      </w:del>
+      <w:ins w:id="368" w:author="Adam Beatty" w:date="2026-07-19T17:21:00Z" w16du:dateUtc="2026-07-19T16:21:00Z">
+        <w:r>
+          <w:rPr>
+            <w:rFonts w:ascii="Times New Roman" w:hAnsi="Times New Roman" w:cs="Times New Roman"/>
+            <w:kern w:val="0"/>
+            <w:lang w:eastAsia="en-GB"/>
+            <w14:ligatures w14:val="none"/>
+          </w:rPr>
+          <w:t>UxS</w:t>
+        </w:r>
+      </w:ins>
+      <w:r>
+        <w:rPr>
+          <w:rFonts w:ascii="Times New Roman" w:hAnsi="Times New Roman" w:cs="Times New Roman"/>
+          <w:kern w:val="0"/>
+          <w:lang w:eastAsia="en-GB"/>
+          <w14:ligatures w14:val="none"/>
+        </w:rPr>
+        <w:t xml:space="preserve"> operate alongside conventional forces under realistic conditions.</w:t>
+      </w:r>
+    </w:p>
+    <w:bookmarkEnd w:id="256"/>
+    <w:p>
+      <w:pPr>
+        <w:spacing w:after="0" w:line="360" w:lineRule="auto"/>
+        <w:jc w:val="both"/>
         <w:rPr>
           <w:rFonts w:ascii="Times New Roman" w:hAnsi="Times New Roman" w:cs="Times New Roman"/>
           <w:strike/>
           <w:kern w:val="0"/>
           <w:lang w:eastAsia="en-GB"/>
           <w14:ligatures w14:val="none"/>
-          <w:rPrChange w:id="227" w:author="Adam Beatty" w:date="2026-07-19T17:28:00Z" w16du:dateUtc="2026-07-19T16:28:00Z">
+          <w:rPrChange w:id="369" w:author="Adam Beatty" w:date="2026-07-19T21:17:00Z" w16du:dateUtc="2026-07-19T20:17:00Z">
+            <w:rPr>
+              <w:rFonts w:ascii="Times New Roman" w:hAnsi="Times New Roman" w:cs="Times New Roman"/>
+              <w:kern w:val="0"/>
+              <w:lang w:eastAsia="en-GB"/>
+              <w14:ligatures w14:val="none"/>
+            </w:rPr>
+          </w:rPrChange>
+        </w:rPr>
+      </w:pPr>
+      <w:r>
+        <w:rPr>
+          <w:rFonts w:ascii="Times New Roman" w:hAnsi="Times New Roman" w:cs="Times New Roman"/>
+          <w:strike/>
+          <w:kern w:val="0"/>
+          <w:lang w:eastAsia="en-GB"/>
+          <w14:ligatures w14:val="none"/>
+          <w:rPrChange w:id="370" w:author="Adam Beatty" w:date="2026-07-19T21:17:00Z" w16du:dateUtc="2026-07-19T20:17:00Z">
             <w:rPr>
               <w:rFonts w:ascii="Times New Roman" w:hAnsi="Times New Roman" w:cs="Times New Roman"/>
               <w:kern w:val="0"/>
@@ -4254,7 +4433,7 @@
           <w14:ligatures w14:val="none"/>
         </w:rPr>
       </w:pPr>
-      <w:bookmarkStart w:id="228" w:name="_Hlk235301718"/>
+      <w:bookmarkStart w:id="371" w:name="_Hlk235301718"/>
       <w:r>
         <w:rPr>
           <w:rFonts w:ascii="Times New Roman" w:hAnsi="Times New Roman" w:cs="Times New Roman"/>
@@ -4272,13 +4451,14 @@
         <w:spacing w:after="0" w:line="360" w:lineRule="auto"/>
         <w:jc w:val="both"/>
         <w:rPr>
-          <w:rFonts w:ascii="Times New Roman" w:hAnsi="Times New Roman" w:cs="Times New Roman"/>
-          <w:kern w:val="0"/>
-          <w:lang w:eastAsia="en-GB"/>
-          <w14:ligatures w14:val="none"/>
-        </w:rPr>
-      </w:pPr>
-      <w:ins w:id="229" w:author="Adam Beatty" w:date="2026-07-19T20:03:00Z">
+          <w:ins w:id="372" w:author="Adam Beatty" w:date="2026-07-19T21:34:00Z" w16du:dateUtc="2026-07-19T20:34:00Z"/>
+          <w:rFonts w:ascii="Times New Roman" w:hAnsi="Times New Roman" w:cs="Times New Roman"/>
+          <w:kern w:val="0"/>
+          <w:lang w:eastAsia="en-GB"/>
+          <w14:ligatures w14:val="none"/>
+        </w:rPr>
+      </w:pPr>
+      <w:ins w:id="373" w:author="Adam Beatty" w:date="2026-07-19T20:03:00Z">
         <w:r>
           <w:rPr>
             <w:rFonts w:ascii="Times New Roman" w:hAnsi="Times New Roman" w:cs="Times New Roman"/>
@@ -4289,7 +4469,7 @@
           <w:t>Maintaining credibility</w:t>
         </w:r>
       </w:ins>
-      <w:ins w:id="230" w:author="Adam Beatty" w:date="2026-07-19T20:03:00Z" w16du:dateUtc="2026-07-19T19:03:00Z">
+      <w:ins w:id="374" w:author="Adam Beatty" w:date="2026-07-19T20:03:00Z" w16du:dateUtc="2026-07-19T19:03:00Z">
         <w:r>
           <w:rPr>
             <w:rStyle w:val="FootnoteReference"/>
@@ -4301,7 +4481,7 @@
           <w:footnoteReference w:id="49"/>
         </w:r>
       </w:ins>
-      <w:ins w:id="233" w:author="Adam Beatty" w:date="2026-07-19T20:03:00Z">
+      <w:ins w:id="377" w:author="Adam Beatty" w:date="2026-07-19T20:03:00Z">
         <w:r>
           <w:rPr>
             <w:rFonts w:ascii="Times New Roman" w:hAnsi="Times New Roman" w:cs="Times New Roman"/>
@@ -4312,7 +4492,7 @@
           <w:t xml:space="preserve"> also requires continuous</w:t>
         </w:r>
       </w:ins>
-      <w:ins w:id="234" w:author="Adam Beatty" w:date="2026-07-19T20:04:00Z" w16du:dateUtc="2026-07-19T19:04:00Z">
+      <w:ins w:id="378" w:author="Adam Beatty" w:date="2026-07-19T20:04:00Z" w16du:dateUtc="2026-07-19T19:04:00Z">
         <w:r>
           <w:rPr>
             <w:rStyle w:val="FootnoteReference"/>
@@ -4324,7 +4504,7 @@
           <w:footnoteReference w:id="50"/>
         </w:r>
       </w:ins>
-      <w:ins w:id="239" w:author="Adam Beatty" w:date="2026-07-19T20:03:00Z">
+      <w:ins w:id="383" w:author="Adam Beatty" w:date="2026-07-19T20:03:00Z">
         <w:r>
           <w:rPr>
             <w:rFonts w:ascii="Times New Roman" w:hAnsi="Times New Roman" w:cs="Times New Roman"/>
@@ -4335,7 +4515,7 @@
           <w:t xml:space="preserve"> </w:t>
         </w:r>
       </w:ins>
-      <w:ins w:id="240" w:author="Adam Beatty" w:date="2026-07-19T20:10:00Z" w16du:dateUtc="2026-07-19T19:10:00Z">
+      <w:ins w:id="384" w:author="Adam Beatty" w:date="2026-07-19T20:10:00Z" w16du:dateUtc="2026-07-19T19:10:00Z">
         <w:r>
           <w:rPr>
             <w:rFonts w:ascii="Times New Roman" w:hAnsi="Times New Roman" w:cs="Times New Roman"/>
@@ -4346,7 +4526,7 @@
           <w:t>organisational</w:t>
         </w:r>
       </w:ins>
-      <w:ins w:id="241" w:author="Adam Beatty" w:date="2026-07-19T20:03:00Z">
+      <w:ins w:id="385" w:author="Adam Beatty" w:date="2026-07-19T20:03:00Z">
         <w:r>
           <w:rPr>
             <w:rFonts w:ascii="Times New Roman" w:hAnsi="Times New Roman" w:cs="Times New Roman"/>
@@ -4357,7 +4537,7 @@
           <w:t xml:space="preserve"> adaptation</w:t>
         </w:r>
       </w:ins>
-      <w:ins w:id="242" w:author="Adam Beatty" w:date="2026-07-19T20:04:00Z" w16du:dateUtc="2026-07-19T19:04:00Z">
+      <w:ins w:id="386" w:author="Adam Beatty" w:date="2026-07-19T20:04:00Z" w16du:dateUtc="2026-07-19T19:04:00Z">
         <w:r>
           <w:rPr>
             <w:rStyle w:val="FootnoteReference"/>
@@ -4369,7 +4549,7 @@
           <w:footnoteReference w:id="51"/>
         </w:r>
       </w:ins>
-      <w:ins w:id="247" w:author="Adam Beatty" w:date="2026-07-19T20:03:00Z">
+      <w:ins w:id="393" w:author="Adam Beatty" w:date="2026-07-19T20:03:00Z">
         <w:r>
           <w:rPr>
             <w:rFonts w:ascii="Times New Roman" w:hAnsi="Times New Roman" w:cs="Times New Roman"/>
@@ -4377,19 +4557,10 @@
             <w:lang w:eastAsia="en-GB"/>
             <w14:ligatures w14:val="none"/>
           </w:rPr>
-          <w:t>.</w:t>
-        </w:r>
-        <w:r>
-          <w:rPr>
-            <w:rFonts w:ascii="Times New Roman" w:hAnsi="Times New Roman" w:cs="Times New Roman"/>
-            <w:kern w:val="0"/>
-            <w:lang w:eastAsia="en-GB"/>
-            <w14:ligatures w14:val="none"/>
-          </w:rPr>
-          <w:t xml:space="preserve"> </w:t>
-        </w:r>
-      </w:ins>
-      <w:del w:id="248" w:author="Adam Beatty" w:date="2026-07-19T20:10:00Z" w16du:dateUtc="2026-07-19T19:10:00Z">
+          <w:t xml:space="preserve">. </w:t>
+        </w:r>
+      </w:ins>
+      <w:del w:id="394" w:author="Adam Beatty" w:date="2026-07-19T20:10:00Z" w16du:dateUtc="2026-07-19T19:10:00Z">
         <w:r>
           <w:rPr>
             <w:rFonts w:ascii="Times New Roman" w:hAnsi="Times New Roman" w:cs="Times New Roman"/>
@@ -4445,52 +4616,7 @@
           <w:lang w:eastAsia="en-GB"/>
           <w14:ligatures w14:val="none"/>
         </w:rPr>
-        <w:t>.</w:t>
-      </w:r>
-      <w:r>
-        <w:rPr>
-          <w:rFonts w:ascii="Times New Roman" w:hAnsi="Times New Roman" w:cs="Times New Roman"/>
-          <w:kern w:val="0"/>
-          <w:lang w:eastAsia="en-GB"/>
-          <w14:ligatures w14:val="none"/>
-        </w:rPr>
-        <w:t xml:space="preserve"> </w:t>
-      </w:r>
-      <w:r>
-        <w:rPr>
-          <w:rFonts w:ascii="Times New Roman" w:hAnsi="Times New Roman" w:cs="Times New Roman"/>
-          <w:kern w:val="0"/>
-          <w:lang w:eastAsia="en-GB"/>
-          <w14:ligatures w14:val="none"/>
-        </w:rPr>
-        <w:t>Ireland cannot therefore view UxS procurement as a once-off acquisition programme. Instead, defence planning must establish mechanisms for continual capability development through spiral acquisition</w:t>
-      </w:r>
-      <w:r>
-        <w:rPr>
-          <w:rFonts w:ascii="Times New Roman" w:hAnsi="Times New Roman" w:cs="Times New Roman"/>
-          <w:kern w:val="0"/>
-          <w:lang w:eastAsia="en-GB"/>
-          <w14:ligatures w14:val="none"/>
-        </w:rPr>
-        <w:t xml:space="preserve"> and a </w:t>
-      </w:r>
-      <w:r>
-        <w:rPr>
-          <w:rFonts w:ascii="Times New Roman" w:hAnsi="Times New Roman" w:cs="Times New Roman"/>
-          <w:kern w:val="0"/>
-          <w:lang w:eastAsia="en-GB"/>
-          <w14:ligatures w14:val="none"/>
-        </w:rPr>
-        <w:t xml:space="preserve">modular </w:t>
-      </w:r>
-      <w:r>
-        <w:rPr>
-          <w:rFonts w:ascii="Times New Roman" w:hAnsi="Times New Roman" w:cs="Times New Roman"/>
-          <w:kern w:val="0"/>
-          <w:lang w:eastAsia="en-GB"/>
-          <w14:ligatures w14:val="none"/>
-        </w:rPr>
-        <w:t>open systems approach</w:t>
+        <w:t>. Ireland cannot therefore view UxS procurement as a once-off acquisition programme. Instead, defence planning must establish mechanisms for continual capability development through spiral acquisition and a modular open systems approach</w:t>
       </w:r>
       <w:r>
         <w:rPr>
@@ -4509,34 +4635,7 @@
           <w:lang w:eastAsia="en-GB"/>
           <w14:ligatures w14:val="none"/>
         </w:rPr>
-        <w:t xml:space="preserve"> to acquisition</w:t>
-      </w:r>
-      <w:r>
-        <w:rPr>
-          <w:rFonts w:ascii="Times New Roman" w:hAnsi="Times New Roman" w:cs="Times New Roman"/>
-          <w:kern w:val="0"/>
-          <w:lang w:eastAsia="en-GB"/>
-          <w14:ligatures w14:val="none"/>
-        </w:rPr>
-        <w:t>.</w:t>
-      </w:r>
-      <w:r>
-        <w:rPr>
-          <w:rFonts w:ascii="Times New Roman" w:hAnsi="Times New Roman" w:cs="Times New Roman"/>
-          <w:kern w:val="0"/>
-          <w:lang w:eastAsia="en-GB"/>
-          <w14:ligatures w14:val="none"/>
-        </w:rPr>
-        <w:t xml:space="preserve"> </w:t>
-      </w:r>
-      <w:r>
-        <w:rPr>
-          <w:rFonts w:ascii="Times New Roman" w:hAnsi="Times New Roman" w:cs="Times New Roman"/>
-          <w:kern w:val="0"/>
-          <w:lang w:eastAsia="en-GB"/>
-          <w14:ligatures w14:val="none"/>
-        </w:rPr>
-        <w:t>Open systems allowing rapid integration of new sensors, communications and software will reduce obsolescence while enabling adaptation to emerging threats</w:t>
+        <w:t xml:space="preserve"> to acquisition. Open systems allowing rapid integration of new sensors, communications and software will reduce obsolescence while enabling adaptation to emerging threats</w:t>
       </w:r>
       <w:r>
         <w:rPr>
@@ -4563,73 +4662,280 @@
         <w:spacing w:after="0" w:line="360" w:lineRule="auto"/>
         <w:jc w:val="both"/>
         <w:rPr>
-          <w:rFonts w:ascii="Times New Roman" w:hAnsi="Times New Roman" w:cs="Times New Roman"/>
-          <w:kern w:val="0"/>
-          <w:lang w:eastAsia="en-GB"/>
-          <w14:ligatures w14:val="none"/>
-        </w:rPr>
-      </w:pPr>
-      <w:r>
-        <w:rPr>
-          <w:rFonts w:ascii="Times New Roman" w:hAnsi="Times New Roman" w:cs="Times New Roman"/>
-          <w:kern w:val="0"/>
-          <w:lang w:eastAsia="en-GB"/>
-          <w14:ligatures w14:val="none"/>
-        </w:rPr>
-        <w:lastRenderedPageBreak/>
-        <w:t xml:space="preserve">Military </w:t>
-      </w:r>
-      <w:r>
-        <w:rPr>
-          <w:rFonts w:ascii="Times New Roman" w:hAnsi="Times New Roman" w:cs="Times New Roman"/>
-          <w:kern w:val="0"/>
-          <w:lang w:eastAsia="en-GB"/>
-          <w14:ligatures w14:val="none"/>
-        </w:rPr>
-        <w:t>drone technologies evolve within months rather than decades</w:t>
-      </w:r>
-      <w:r>
-        <w:rPr>
-          <w:rStyle w:val="FootnoteReference"/>
-          <w:rFonts w:ascii="Times New Roman" w:hAnsi="Times New Roman" w:cs="Times New Roman"/>
-          <w:kern w:val="0"/>
-          <w:lang w:eastAsia="en-GB"/>
-          <w14:ligatures w14:val="none"/>
-        </w:rPr>
-        <w:footnoteReference w:id="56"/>
-      </w:r>
-      <w:r>
-        <w:rPr>
-          <w:rFonts w:ascii="Times New Roman" w:hAnsi="Times New Roman" w:cs="Times New Roman"/>
-          <w:kern w:val="0"/>
-          <w:lang w:eastAsia="en-GB"/>
-          <w14:ligatures w14:val="none"/>
-        </w:rPr>
-        <w:t>, while electronic warfare continuously drives adaptation in communications, autonomy and survivability.</w:t>
-      </w:r>
-      <w:r>
-        <w:t xml:space="preserve"> </w:t>
-      </w:r>
-      <w:r>
-        <w:rPr>
-          <w:rFonts w:ascii="Times New Roman" w:hAnsi="Times New Roman" w:cs="Times New Roman"/>
-          <w:kern w:val="0"/>
-          <w:lang w:eastAsia="en-GB"/>
-          <w14:ligatures w14:val="none"/>
-        </w:rPr>
-        <w:t>Such an approach better reflects the innovation cycles of civilian technology industries and ensures that Defence Forces capabilities remain operationally relevant despite constrained budgets</w:t>
-      </w:r>
-      <w:r>
-        <w:rPr>
-          <w:rFonts w:ascii="Times New Roman" w:hAnsi="Times New Roman" w:cs="Times New Roman"/>
-          <w:kern w:val="0"/>
-          <w:lang w:eastAsia="en-GB"/>
-          <w14:ligatures w14:val="none"/>
-        </w:rPr>
-        <w:t>.</w:t>
-      </w:r>
-    </w:p>
-    <w:bookmarkEnd w:id="228"/>
+          <w:ins w:id="404" w:author="Adam Beatty" w:date="2026-07-19T21:34:00Z" w16du:dateUtc="2026-07-19T20:34:00Z"/>
+          <w:rFonts w:ascii="Times New Roman" w:hAnsi="Times New Roman" w:cs="Times New Roman"/>
+          <w:kern w:val="0"/>
+          <w:lang w:eastAsia="en-GB"/>
+          <w14:ligatures w14:val="none"/>
+        </w:rPr>
+      </w:pPr>
+    </w:p>
+    <w:p>
+      <w:pPr>
+        <w:spacing w:after="0" w:line="360" w:lineRule="auto"/>
+        <w:jc w:val="both"/>
+        <w:rPr>
+          <w:ins w:id="405" w:author="Adam Beatty" w:date="2026-07-19T21:34:00Z" w16du:dateUtc="2026-07-19T20:34:00Z"/>
+          <w:rFonts w:ascii="Times New Roman" w:hAnsi="Times New Roman" w:cs="Times New Roman"/>
+          <w:kern w:val="0"/>
+          <w:lang w:eastAsia="en-GB"/>
+          <w14:ligatures w14:val="none"/>
+        </w:rPr>
+      </w:pPr>
+    </w:p>
+    <w:p>
+      <w:pPr>
+        <w:spacing w:after="0" w:line="360" w:lineRule="auto"/>
+        <w:jc w:val="both"/>
+        <w:rPr>
+          <w:ins w:id="406" w:author="Adam Beatty" w:date="2026-07-19T21:34:00Z" w16du:dateUtc="2026-07-19T20:34:00Z"/>
+          <w:rFonts w:ascii="Times New Roman" w:hAnsi="Times New Roman" w:cs="Times New Roman"/>
+          <w:kern w:val="0"/>
+          <w:lang w:eastAsia="en-GB"/>
+          <w14:ligatures w14:val="none"/>
+        </w:rPr>
+      </w:pPr>
+    </w:p>
+    <w:p>
+      <w:pPr>
+        <w:spacing w:after="0" w:line="360" w:lineRule="auto"/>
+        <w:jc w:val="both"/>
+        <w:rPr>
+          <w:ins w:id="407" w:author="Adam Beatty" w:date="2026-07-19T21:34:00Z" w16du:dateUtc="2026-07-19T20:34:00Z"/>
+          <w:rFonts w:ascii="Times New Roman" w:hAnsi="Times New Roman" w:cs="Times New Roman"/>
+          <w:kern w:val="0"/>
+          <w:lang w:eastAsia="en-GB"/>
+          <w14:ligatures w14:val="none"/>
+        </w:rPr>
+      </w:pPr>
+    </w:p>
+    <w:p>
+      <w:pPr>
+        <w:spacing w:after="0" w:line="360" w:lineRule="auto"/>
+        <w:jc w:val="both"/>
+        <w:rPr>
+          <w:del w:id="408" w:author="Adam Beatty" w:date="2026-07-19T21:37:00Z" w16du:dateUtc="2026-07-19T20:37:00Z"/>
+          <w:rFonts w:ascii="Times New Roman" w:hAnsi="Times New Roman" w:cs="Times New Roman"/>
+          <w:kern w:val="0"/>
+          <w:lang w:eastAsia="en-GB"/>
+          <w14:ligatures w14:val="none"/>
+        </w:rPr>
+        <w:pPrChange w:id="409" w:author="Adam Beatty" w:date="2026-07-19T21:37:00Z" w16du:dateUtc="2026-07-19T20:37:00Z">
+          <w:pPr>
+            <w:spacing w:after="0" w:line="360" w:lineRule="auto"/>
+            <w:jc w:val="both"/>
+          </w:pPr>
+        </w:pPrChange>
+      </w:pPr>
+      <w:ins w:id="410" w:author="Adam Beatty" w:date="2026-07-19T21:34:00Z">
+        <w:r>
+          <w:rPr>
+            <w:rFonts w:ascii="Times New Roman" w:hAnsi="Times New Roman" w:cs="Times New Roman"/>
+            <w:kern w:val="0"/>
+            <w:lang w:eastAsia="en-GB"/>
+            <w14:ligatures w14:val="none"/>
+          </w:rPr>
+          <w:lastRenderedPageBreak/>
+          <w:t>Military drone systems and countermeasures now evolve at a pace measured in weeks rather than decades.</w:t>
+        </w:r>
+      </w:ins>
+      <w:ins w:id="411" w:author="Adam Beatty" w:date="2026-07-19T21:34:00Z" w16du:dateUtc="2026-07-19T20:34:00Z">
+        <w:r>
+          <w:rPr>
+            <w:rStyle w:val="FootnoteReference"/>
+            <w:rFonts w:ascii="Times New Roman" w:hAnsi="Times New Roman" w:cs="Times New Roman"/>
+            <w:kern w:val="0"/>
+            <w:lang w:eastAsia="en-GB"/>
+            <w14:ligatures w14:val="none"/>
+          </w:rPr>
+          <w:t xml:space="preserve"> </w:t>
+        </w:r>
+        <w:r>
+          <w:rPr>
+            <w:rStyle w:val="FootnoteReference"/>
+            <w:rFonts w:ascii="Times New Roman" w:hAnsi="Times New Roman" w:cs="Times New Roman"/>
+            <w:kern w:val="0"/>
+            <w:lang w:eastAsia="en-GB"/>
+            <w14:ligatures w14:val="none"/>
+          </w:rPr>
+          <w:footnoteReference w:id="56"/>
+        </w:r>
+        <w:r>
+          <w:rPr>
+            <w:rFonts w:ascii="Times New Roman" w:hAnsi="Times New Roman" w:cs="Times New Roman"/>
+          </w:rPr>
+          <w:t xml:space="preserve"> </w:t>
+        </w:r>
+        <w:r>
+          <w:rPr>
+            <w:rFonts w:ascii="Times New Roman" w:hAnsi="Times New Roman" w:cs="Times New Roman"/>
+            <w:kern w:val="0"/>
+            <w:lang w:eastAsia="en-GB"/>
+            <w14:ligatures w14:val="none"/>
+          </w:rPr>
+          <w:t xml:space="preserve">Interview </w:t>
+        </w:r>
+      </w:ins>
+      <w:ins w:id="414" w:author="Adam Beatty" w:date="2026-07-19T21:34:00Z">
+        <w:r>
+          <w:rPr>
+            <w:rFonts w:ascii="Times New Roman" w:hAnsi="Times New Roman" w:cs="Times New Roman"/>
+            <w:kern w:val="0"/>
+            <w:lang w:eastAsia="en-GB"/>
+            <w14:ligatures w14:val="none"/>
+          </w:rPr>
+          <w:t>Participant 02 observed that countermeasures can emerge “within a few weeks” and that manufacturers may return fixes to the front “within like a day or two”. Curtatone and Nagl place this compressed cycle within Ukraine’s broader pattern of rapid innovation and argue that armed forces must incorporate drones quickly.</w:t>
+        </w:r>
+      </w:ins>
+      <w:ins w:id="415" w:author="Adam Beatty" w:date="2026-07-19T21:35:00Z" w16du:dateUtc="2026-07-19T20:35:00Z">
+        <w:r>
+          <w:rPr>
+            <w:rStyle w:val="FootnoteReference"/>
+            <w:rFonts w:ascii="Times New Roman" w:hAnsi="Times New Roman" w:cs="Times New Roman"/>
+            <w:kern w:val="0"/>
+            <w:lang w:eastAsia="en-GB"/>
+            <w14:ligatures w14:val="none"/>
+          </w:rPr>
+          <w:footnoteReference w:id="57"/>
+        </w:r>
+      </w:ins>
+      <w:ins w:id="418" w:author="Adam Beatty" w:date="2026-07-19T21:34:00Z">
+        <w:r>
+          <w:rPr>
+            <w:rFonts w:ascii="Times New Roman" w:hAnsi="Times New Roman" w:cs="Times New Roman"/>
+            <w:kern w:val="0"/>
+            <w:lang w:eastAsia="en-GB"/>
+            <w14:ligatures w14:val="none"/>
+          </w:rPr>
+          <w:t xml:space="preserve"> </w:t>
+        </w:r>
+      </w:ins>
+      <w:ins w:id="419" w:author="Adam Beatty" w:date="2026-07-19T21:34:00Z" w16du:dateUtc="2026-07-19T20:34:00Z">
+        <w:r>
+          <w:rPr>
+            <w:rFonts w:ascii="Times New Roman" w:hAnsi="Times New Roman" w:cs="Times New Roman"/>
+            <w:kern w:val="0"/>
+            <w:lang w:eastAsia="en-GB"/>
+            <w14:ligatures w14:val="none"/>
+          </w:rPr>
+          <w:t xml:space="preserve">Interview </w:t>
+        </w:r>
+      </w:ins>
+      <w:ins w:id="420" w:author="Adam Beatty" w:date="2026-07-19T21:34:00Z">
+        <w:r>
+          <w:rPr>
+            <w:rFonts w:ascii="Times New Roman" w:hAnsi="Times New Roman" w:cs="Times New Roman"/>
+            <w:kern w:val="0"/>
+            <w:lang w:eastAsia="en-GB"/>
+            <w14:ligatures w14:val="none"/>
+          </w:rPr>
+          <w:t xml:space="preserve">Participant 04’s experience </w:t>
+        </w:r>
+      </w:ins>
+      <w:ins w:id="421" w:author="Adam Beatty" w:date="2026-07-19T21:36:00Z" w16du:dateUtc="2026-07-19T20:36:00Z">
+        <w:r>
+          <w:rPr>
+            <w:rFonts w:ascii="Times New Roman" w:hAnsi="Times New Roman" w:cs="Times New Roman"/>
+            <w:kern w:val="0"/>
+            <w:lang w:eastAsia="en-GB"/>
+            <w14:ligatures w14:val="none"/>
+          </w:rPr>
+          <w:t>illustrates</w:t>
+        </w:r>
+      </w:ins>
+      <w:ins w:id="422" w:author="Adam Beatty" w:date="2026-07-19T21:34:00Z">
+        <w:r>
+          <w:rPr>
+            <w:rFonts w:ascii="Times New Roman" w:hAnsi="Times New Roman" w:cs="Times New Roman"/>
+            <w:kern w:val="0"/>
+            <w:lang w:eastAsia="en-GB"/>
+            <w14:ligatures w14:val="none"/>
+          </w:rPr>
+          <w:t xml:space="preserve"> the corresponding tactical transformation between 2022 and 2023, from massed movement to dispersed two- and three-person teams.</w:t>
+        </w:r>
+      </w:ins>
+      <w:ins w:id="423" w:author="Adam Beatty" w:date="2026-07-19T21:34:00Z" w16du:dateUtc="2026-07-19T20:34:00Z">
+        <w:r>
+          <w:rPr>
+            <w:rStyle w:val="FootnoteReference"/>
+            <w:rFonts w:ascii="Times New Roman" w:hAnsi="Times New Roman" w:cs="Times New Roman"/>
+          </w:rPr>
+          <w:footnoteReference w:id="58"/>
+        </w:r>
+      </w:ins>
+      <w:ins w:id="426" w:author="Adam Beatty" w:date="2026-07-19T21:37:00Z" w16du:dateUtc="2026-07-19T20:37:00Z">
+        <w:r>
+          <w:rPr>
+            <w:rFonts w:ascii="Times New Roman" w:hAnsi="Times New Roman" w:cs="Times New Roman"/>
+            <w:kern w:val="0"/>
+            <w:lang w:eastAsia="en-GB"/>
+            <w14:ligatures w14:val="none"/>
+          </w:rPr>
+          <w:t xml:space="preserve"> </w:t>
+        </w:r>
+      </w:ins>
+    </w:p>
+    <w:p>
+      <w:pPr>
+        <w:spacing w:after="0" w:line="360" w:lineRule="auto"/>
+        <w:jc w:val="both"/>
+        <w:rPr>
+          <w:rFonts w:ascii="Times New Roman" w:hAnsi="Times New Roman" w:cs="Times New Roman"/>
+          <w:kern w:val="0"/>
+          <w:lang w:eastAsia="en-GB"/>
+          <w14:ligatures w14:val="none"/>
+        </w:rPr>
+      </w:pPr>
+      <w:del w:id="427" w:author="Adam Beatty" w:date="2026-07-19T21:37:00Z" w16du:dateUtc="2026-07-19T20:37:00Z">
+        <w:r>
+          <w:rPr>
+            <w:rFonts w:ascii="Times New Roman" w:hAnsi="Times New Roman" w:cs="Times New Roman"/>
+            <w:kern w:val="0"/>
+            <w:lang w:eastAsia="en-GB"/>
+            <w14:ligatures w14:val="none"/>
+          </w:rPr>
+          <w:delText>Military drone technologies evolve within months rather than decades</w:delText>
+        </w:r>
+        <w:r>
+          <w:rPr>
+            <w:rStyle w:val="FootnoteReference"/>
+            <w:rFonts w:ascii="Times New Roman" w:hAnsi="Times New Roman" w:cs="Times New Roman"/>
+            <w:kern w:val="0"/>
+            <w:lang w:eastAsia="en-GB"/>
+            <w14:ligatures w14:val="none"/>
+          </w:rPr>
+          <w:footnoteReference w:id="59"/>
+        </w:r>
+        <w:r>
+          <w:rPr>
+            <w:rFonts w:ascii="Times New Roman" w:hAnsi="Times New Roman" w:cs="Times New Roman"/>
+            <w:kern w:val="0"/>
+            <w:lang w:eastAsia="en-GB"/>
+            <w14:ligatures w14:val="none"/>
+          </w:rPr>
+          <w:delText>, while electronic warfare continuously drives adaptation in communications, autonomy and survivability.</w:delText>
+        </w:r>
+        <w:r>
+          <w:rPr>
+            <w:rFonts w:ascii="Times New Roman" w:hAnsi="Times New Roman" w:cs="Times New Roman"/>
+            <w:rPrChange w:id="437" w:author="Adam Beatty" w:date="2026-07-19T21:17:00Z" w16du:dateUtc="2026-07-19T20:17:00Z">
+              <w:rPr/>
+            </w:rPrChange>
+          </w:rPr>
+          <w:delText xml:space="preserve"> </w:delText>
+        </w:r>
+      </w:del>
+      <w:r>
+        <w:rPr>
+          <w:rFonts w:ascii="Times New Roman" w:hAnsi="Times New Roman" w:cs="Times New Roman"/>
+          <w:kern w:val="0"/>
+          <w:lang w:eastAsia="en-GB"/>
+          <w14:ligatures w14:val="none"/>
+        </w:rPr>
+        <w:t>Such an approach better reflects the innovation cycles of civilian technology industries and ensures that Defence Forces capabilities remain operationally relevant despite constrained budgets.</w:t>
+      </w:r>
+    </w:p>
+    <w:bookmarkEnd w:id="371"/>
     <w:p>
       <w:pPr>
         <w:spacing w:after="0" w:line="360" w:lineRule="auto"/>
@@ -4681,7 +4987,7 @@
           <w14:ligatures w14:val="none"/>
         </w:rPr>
       </w:pPr>
-      <w:bookmarkStart w:id="260" w:name="_Hlk235306840"/>
+      <w:bookmarkStart w:id="438" w:name="_Hlk235306840"/>
       <w:r>
         <w:rPr>
           <w:rFonts w:ascii="Times New Roman" w:hAnsi="Times New Roman" w:cs="Times New Roman"/>
@@ -4722,34 +5028,16 @@
           <w:lang w:eastAsia="en-GB"/>
           <w14:ligatures w14:val="none"/>
         </w:rPr>
-        <w:footnoteReference w:id="57"/>
-      </w:r>
-      <w:r>
-        <w:rPr>
-          <w:rFonts w:ascii="Times New Roman" w:hAnsi="Times New Roman" w:cs="Times New Roman"/>
-          <w:kern w:val="0"/>
-          <w:lang w:eastAsia="en-GB"/>
-          <w14:ligatures w14:val="none"/>
-        </w:rPr>
-        <w:t>.</w:t>
-      </w:r>
-      <w:r>
-        <w:rPr>
-          <w:rFonts w:ascii="Times New Roman" w:hAnsi="Times New Roman" w:cs="Times New Roman"/>
-          <w:kern w:val="0"/>
-          <w:lang w:eastAsia="en-GB"/>
-          <w14:ligatures w14:val="none"/>
-        </w:rPr>
-        <w:t xml:space="preserve"> </w:t>
-      </w:r>
-      <w:r>
-        <w:rPr>
-          <w:rFonts w:ascii="Times New Roman" w:hAnsi="Times New Roman" w:cs="Times New Roman"/>
-          <w:kern w:val="0"/>
-          <w:lang w:eastAsia="en-GB"/>
-          <w14:ligatures w14:val="none"/>
-        </w:rPr>
-        <w:t>Ireland should therefore strengthen partnerships between the Defence Forces, indigenous defence and technology companies, universities and research institutions to establish sustainable domestic capability in UxS</w:t>
+        <w:footnoteReference w:id="60"/>
+      </w:r>
+      <w:r>
+        <w:rPr>
+          <w:rFonts w:ascii="Times New Roman" w:hAnsi="Times New Roman" w:cs="Times New Roman"/>
+          <w:kern w:val="0"/>
+          <w:lang w:eastAsia="en-GB"/>
+          <w14:ligatures w14:val="none"/>
+        </w:rPr>
+        <w:t>. Ireland should therefore strengthen partnerships between the Defence Forces, indigenous defence and technology companies, universities and research institutions to establish sustainable domestic capability in UxS</w:t>
       </w:r>
       <w:r>
         <w:rPr>
@@ -4759,34 +5047,26 @@
           <w:lang w:eastAsia="en-GB"/>
           <w14:ligatures w14:val="none"/>
         </w:rPr>
-        <w:footnoteReference w:id="58"/>
-      </w:r>
-      <w:r>
-        <w:rPr>
-          <w:rFonts w:ascii="Times New Roman" w:hAnsi="Times New Roman" w:cs="Times New Roman"/>
-          <w:kern w:val="0"/>
-          <w:lang w:eastAsia="en-GB"/>
-          <w14:ligatures w14:val="none"/>
-        </w:rPr>
-        <w:t>.</w:t>
-      </w:r>
-      <w:r>
-        <w:rPr>
-          <w:rFonts w:ascii="Times New Roman" w:hAnsi="Times New Roman" w:cs="Times New Roman"/>
-          <w:kern w:val="0"/>
-          <w:lang w:eastAsia="en-GB"/>
-          <w14:ligatures w14:val="none"/>
-        </w:rPr>
-        <w:t xml:space="preserve"> </w:t>
-      </w:r>
-      <w:r>
-        <w:rPr>
-          <w:rFonts w:ascii="Times New Roman" w:hAnsi="Times New Roman" w:cs="Times New Roman"/>
-          <w:kern w:val="0"/>
-          <w:lang w:eastAsia="en-GB"/>
-          <w14:ligatures w14:val="none"/>
-        </w:rPr>
-        <w:t>Indigenous production enhances strategic resilience, reduces dependence on overseas suppliers</w:t>
+        <w:footnoteReference w:id="61"/>
+      </w:r>
+      <w:r>
+        <w:rPr>
+          <w:rFonts w:ascii="Times New Roman" w:hAnsi="Times New Roman" w:cs="Times New Roman"/>
+          <w:kern w:val="0"/>
+          <w:lang w:eastAsia="en-GB"/>
+          <w14:ligatures w14:val="none"/>
+        </w:rPr>
+        <w:t xml:space="preserve">. Indigenous production enhances strategic resilience, reduces dependence on overseas </w:t>
+      </w:r>
+      <w:r>
+        <w:rPr>
+          <w:rFonts w:ascii="Times New Roman" w:hAnsi="Times New Roman" w:cs="Times New Roman"/>
+          <w:kern w:val="0"/>
+          <w:lang w:eastAsia="en-GB"/>
+          <w14:ligatures w14:val="none"/>
+        </w:rPr>
+        <w:lastRenderedPageBreak/>
+        <w:t>suppliers</w:t>
       </w:r>
       <w:r>
         <w:rPr>
@@ -4796,7 +5076,7 @@
           <w:lang w:eastAsia="en-GB"/>
           <w14:ligatures w14:val="none"/>
         </w:rPr>
-        <w:footnoteReference w:id="59"/>
+        <w:footnoteReference w:id="62"/>
       </w:r>
       <w:r>
         <w:rPr>
@@ -4836,34 +5116,16 @@
           <w:lang w:eastAsia="en-GB"/>
           <w14:ligatures w14:val="none"/>
         </w:rPr>
-        <w:footnoteReference w:id="60"/>
-      </w:r>
-      <w:r>
-        <w:rPr>
-          <w:rFonts w:ascii="Times New Roman" w:hAnsi="Times New Roman" w:cs="Times New Roman"/>
-          <w:kern w:val="0"/>
-          <w:lang w:eastAsia="en-GB"/>
-          <w14:ligatures w14:val="none"/>
-        </w:rPr>
-        <w:t>.</w:t>
-      </w:r>
-      <w:r>
-        <w:rPr>
-          <w:rFonts w:ascii="Times New Roman" w:hAnsi="Times New Roman" w:cs="Times New Roman"/>
-          <w:kern w:val="0"/>
-          <w:lang w:eastAsia="en-GB"/>
-          <w14:ligatures w14:val="none"/>
-        </w:rPr>
-        <w:t xml:space="preserve"> </w:t>
-      </w:r>
-      <w:r>
-        <w:rPr>
-          <w:rFonts w:ascii="Times New Roman" w:hAnsi="Times New Roman" w:cs="Times New Roman"/>
-          <w:kern w:val="0"/>
-          <w:lang w:eastAsia="en-GB"/>
-          <w14:ligatures w14:val="none"/>
-        </w:rPr>
-        <w:t>Close civil-military cooperation will enable the rapid adoption of commercial innovations, creating a resilient and scalable smart mass of autonomous systems that can evolve to meet emerging operational requirements.</w:t>
+        <w:footnoteReference w:id="63"/>
+      </w:r>
+      <w:r>
+        <w:rPr>
+          <w:rFonts w:ascii="Times New Roman" w:hAnsi="Times New Roman" w:cs="Times New Roman"/>
+          <w:kern w:val="0"/>
+          <w:lang w:eastAsia="en-GB"/>
+          <w14:ligatures w14:val="none"/>
+        </w:rPr>
+        <w:t>. Close civil-military cooperation will enable the rapid adoption of commercial innovations, creating a resilient and scalable smart mass of autonomous systems that can evolve to meet emerging operational requirements.</w:t>
       </w:r>
     </w:p>
     <w:p>
@@ -4898,17 +5160,7 @@
           <w:lang w:eastAsia="en-GB"/>
           <w14:ligatures w14:val="none"/>
         </w:rPr>
-        <w:lastRenderedPageBreak/>
-        <w:t>However, to be successful this must be properly resourced. T</w:t>
-      </w:r>
-      <w:r>
-        <w:rPr>
-          <w:rFonts w:ascii="Times New Roman" w:hAnsi="Times New Roman" w:cs="Times New Roman"/>
-          <w:kern w:val="0"/>
-          <w:lang w:eastAsia="en-GB"/>
-          <w14:ligatures w14:val="none"/>
-        </w:rPr>
-        <w:t>here must be effective resourcing allocated to the generation of capability or industry will not be incentivised to support its implementation</w:t>
+        <w:t>However, to be successful this must be properly resourced. There must be effective resourcing allocated to the generation of capability or industry will not be incentivised to support its implementation</w:t>
       </w:r>
       <w:r>
         <w:rPr>
@@ -4918,7 +5170,7 @@
           <w:lang w:eastAsia="en-GB"/>
           <w14:ligatures w14:val="none"/>
         </w:rPr>
-        <w:footnoteReference w:id="61"/>
+        <w:footnoteReference w:id="64"/>
       </w:r>
       <w:r>
         <w:rPr>
@@ -4930,7 +5182,7 @@
         <w:t>.</w:t>
       </w:r>
     </w:p>
-    <w:bookmarkEnd w:id="260"/>
+    <w:bookmarkEnd w:id="438"/>
     <w:p>
       <w:pPr>
         <w:pStyle w:val="ListParagraph"/>
@@ -5033,6 +5285,7 @@
         <w:ind w:left="1440"/>
         <w:jc w:val="both"/>
         <w:rPr>
+          <w:del w:id="475" w:author="Adam Beatty" w:date="2026-07-19T21:45:00Z" w16du:dateUtc="2026-07-19T20:45:00Z"/>
           <w:rFonts w:ascii="Times New Roman" w:hAnsi="Times New Roman" w:cs="Times New Roman"/>
           <w:kern w:val="0"/>
           <w:lang w:eastAsia="en-GB"/>
@@ -5048,16 +5301,18 @@
         </w:rPr>
         <w:t>Defence transformation cannot occur solely within military institutions. The successful integration of new ideas and technology requires a genuinely multi-stakeholder approach</w:t>
       </w:r>
-      <w:r>
-        <w:rPr>
-          <w:rStyle w:val="FootnoteReference"/>
-          <w:rFonts w:ascii="Times New Roman" w:hAnsi="Times New Roman" w:cs="Times New Roman"/>
-          <w:kern w:val="0"/>
-          <w:lang w:eastAsia="en-GB"/>
-          <w14:ligatures w14:val="none"/>
-        </w:rPr>
-        <w:footnoteReference w:id="62"/>
-      </w:r>
+      <w:del w:id="476" w:author="Adam Beatty" w:date="2026-07-19T21:45:00Z" w16du:dateUtc="2026-07-19T20:45:00Z">
+        <w:r>
+          <w:rPr>
+            <w:rStyle w:val="FootnoteReference"/>
+            <w:rFonts w:ascii="Times New Roman" w:hAnsi="Times New Roman" w:cs="Times New Roman"/>
+            <w:kern w:val="0"/>
+            <w:lang w:eastAsia="en-GB"/>
+            <w14:ligatures w14:val="none"/>
+          </w:rPr>
+          <w:footnoteReference w:id="65"/>
+        </w:r>
+      </w:del>
       <w:r>
         <w:rPr>
           <w:rFonts w:ascii="Times New Roman" w:hAnsi="Times New Roman" w:cs="Times New Roman"/>
@@ -5075,6 +5330,7 @@
         <w:ind w:left="1440"/>
         <w:jc w:val="both"/>
         <w:rPr>
+          <w:del w:id="479" w:author="Adam Beatty" w:date="2026-07-19T21:45:00Z" w16du:dateUtc="2026-07-19T20:45:00Z"/>
           <w:rFonts w:ascii="Times New Roman" w:hAnsi="Times New Roman" w:cs="Times New Roman"/>
           <w:kern w:val="0"/>
           <w:lang w:eastAsia="en-GB"/>
@@ -5095,6 +5351,17 @@
           <w14:ligatures w14:val="none"/>
         </w:rPr>
       </w:pPr>
+      <w:ins w:id="480" w:author="Adam Beatty" w:date="2026-07-19T21:45:00Z" w16du:dateUtc="2026-07-19T20:45:00Z">
+        <w:r>
+          <w:rPr>
+            <w:rFonts w:ascii="Times New Roman" w:hAnsi="Times New Roman" w:cs="Times New Roman"/>
+            <w:kern w:val="0"/>
+            <w:lang w:eastAsia="en-GB"/>
+            <w14:ligatures w14:val="none"/>
+          </w:rPr>
+          <w:t xml:space="preserve"> </w:t>
+        </w:r>
+      </w:ins>
       <w:r>
         <w:rPr>
           <w:rFonts w:ascii="Times New Roman" w:hAnsi="Times New Roman" w:cs="Times New Roman"/>
@@ -5104,25 +5371,93 @@
         </w:rPr>
         <w:t>Political leadership, government departments, academia, industry and regulatory authorities must all contribute to capability development</w:t>
       </w:r>
-      <w:r>
-        <w:rPr>
-          <w:rStyle w:val="FootnoteReference"/>
-          <w:rFonts w:ascii="Times New Roman" w:hAnsi="Times New Roman" w:cs="Times New Roman"/>
-          <w:kern w:val="0"/>
-          <w:lang w:eastAsia="en-GB"/>
-          <w14:ligatures w14:val="none"/>
-        </w:rPr>
-        <w:footnoteReference w:id="63"/>
-      </w:r>
-      <w:r>
-        <w:rPr>
-          <w:rFonts w:ascii="Times New Roman" w:hAnsi="Times New Roman" w:cs="Times New Roman"/>
-          <w:kern w:val="0"/>
-          <w:lang w:eastAsia="en-GB"/>
-          <w14:ligatures w14:val="none"/>
-        </w:rPr>
-        <w:t xml:space="preserve">. </w:t>
-      </w:r>
+      <w:del w:id="481" w:author="Adam Beatty" w:date="2026-07-19T21:45:00Z" w16du:dateUtc="2026-07-19T20:45:00Z">
+        <w:r>
+          <w:rPr>
+            <w:rStyle w:val="FootnoteReference"/>
+            <w:rFonts w:ascii="Times New Roman" w:hAnsi="Times New Roman" w:cs="Times New Roman"/>
+            <w:kern w:val="0"/>
+            <w:lang w:eastAsia="en-GB"/>
+            <w14:ligatures w14:val="none"/>
+          </w:rPr>
+          <w:footnoteReference w:id="66"/>
+        </w:r>
+      </w:del>
+      <w:ins w:id="484" w:author="Adam Beatty" w:date="2026-07-19T21:45:00Z" w16du:dateUtc="2026-07-19T20:45:00Z">
+        <w:r>
+          <w:rPr>
+            <w:rFonts w:ascii="Times New Roman" w:hAnsi="Times New Roman" w:cs="Times New Roman"/>
+            <w:kern w:val="0"/>
+            <w:lang w:eastAsia="en-GB"/>
+            <w14:ligatures w14:val="none"/>
+          </w:rPr>
+          <w:t>.</w:t>
+        </w:r>
+      </w:ins>
+      <w:del w:id="485" w:author="Adam Beatty" w:date="2026-07-19T21:46:00Z" w16du:dateUtc="2026-07-19T20:46:00Z">
+        <w:r>
+          <w:rPr>
+            <w:rFonts w:ascii="Times New Roman" w:hAnsi="Times New Roman" w:cs="Times New Roman"/>
+            <w:kern w:val="0"/>
+            <w:lang w:eastAsia="en-GB"/>
+            <w14:ligatures w14:val="none"/>
+          </w:rPr>
+          <w:delText>.</w:delText>
+        </w:r>
+      </w:del>
+      <w:r>
+        <w:rPr>
+          <w:rFonts w:ascii="Times New Roman" w:hAnsi="Times New Roman" w:cs="Times New Roman"/>
+          <w:kern w:val="0"/>
+          <w:lang w:eastAsia="en-GB"/>
+          <w14:ligatures w14:val="none"/>
+        </w:rPr>
+        <w:t xml:space="preserve"> </w:t>
+      </w:r>
+      <w:ins w:id="486" w:author="Adam Beatty" w:date="2026-07-19T21:45:00Z" w16du:dateUtc="2026-07-19T20:45:00Z">
+        <w:r>
+          <w:rPr>
+            <w:rFonts w:ascii="Times New Roman" w:hAnsi="Times New Roman" w:cs="Times New Roman"/>
+            <w:kern w:val="0"/>
+            <w:lang w:eastAsia="en-GB"/>
+            <w14:ligatures w14:val="none"/>
+          </w:rPr>
+          <w:t xml:space="preserve">Effective models exist for this, such as the EDA's Hub for European Defence Innovation, which brings together government, industry and </w:t>
+        </w:r>
+        <w:r>
+          <w:rPr>
+            <w:rFonts w:ascii="Times New Roman" w:hAnsi="Times New Roman" w:cs="Times New Roman"/>
+            <w:kern w:val="0"/>
+            <w:lang w:eastAsia="en-GB"/>
+            <w14:ligatures w14:val="none"/>
+          </w:rPr>
+          <w:lastRenderedPageBreak/>
+          <w:t>academia around shared innovation goals.</w:t>
+        </w:r>
+      </w:ins>
+      <w:ins w:id="487" w:author="Adam Beatty" w:date="2026-07-19T21:46:00Z" w16du:dateUtc="2026-07-19T20:46:00Z">
+        <w:r>
+          <w:rPr>
+            <w:rStyle w:val="FootnoteReference"/>
+            <w:rFonts w:ascii="Times New Roman" w:hAnsi="Times New Roman" w:cs="Times New Roman"/>
+            <w:kern w:val="0"/>
+            <w:lang w:eastAsia="en-GB"/>
+            <w14:ligatures w14:val="none"/>
+          </w:rPr>
+          <w:footnoteReference w:id="67"/>
+        </w:r>
+      </w:ins>
+      <w:ins w:id="492" w:author="Adam Beatty" w:date="2026-07-19T21:45:00Z" w16du:dateUtc="2026-07-19T20:45:00Z">
+        <w:r>
+          <w:rPr>
+            <w:rFonts w:ascii="Times New Roman" w:hAnsi="Times New Roman" w:cs="Times New Roman"/>
+            <w:kern w:val="0"/>
+            <w:lang w:eastAsia="en-GB"/>
+            <w14:ligatures w14:val="none"/>
+          </w:rPr>
+          <w:t xml:space="preserve"> </w:t>
+        </w:r>
+      </w:ins>
       <w:r>
         <w:rPr>
           <w:rFonts w:ascii="Times New Roman" w:hAnsi="Times New Roman" w:cs="Times New Roman"/>
@@ -5199,25 +5534,57 @@
           <w:lang w:eastAsia="en-GB"/>
           <w14:ligatures w14:val="none"/>
         </w:rPr>
-        <w:t>Civilian oversight is particularly important given the political sensitivities surrounding autonomy</w:t>
-      </w:r>
-      <w:r>
-        <w:rPr>
-          <w:rFonts w:ascii="Times New Roman" w:hAnsi="Times New Roman" w:cs="Times New Roman"/>
-          <w:kern w:val="0"/>
-          <w:lang w:eastAsia="en-GB"/>
-          <w14:ligatures w14:val="none"/>
-        </w:rPr>
-        <w:t xml:space="preserve"> </w:t>
-      </w:r>
-      <w:r>
-        <w:rPr>
-          <w:rFonts w:ascii="Times New Roman" w:hAnsi="Times New Roman" w:cs="Times New Roman"/>
-          <w:kern w:val="0"/>
-          <w:lang w:eastAsia="en-GB"/>
-          <w14:ligatures w14:val="none"/>
-        </w:rPr>
-        <w:t>and military neutrality</w:t>
+        <w:t>Civilian oversight is particularly important given the political sensitivities surroundin</w:t>
+      </w:r>
+      <w:ins w:id="493" w:author="Adam Beatty" w:date="2026-07-19T21:59:00Z" w16du:dateUtc="2026-07-19T20:59:00Z">
+        <w:r>
+          <w:rPr>
+            <w:rFonts w:ascii="Times New Roman" w:hAnsi="Times New Roman" w:cs="Times New Roman"/>
+            <w:kern w:val="0"/>
+            <w:lang w:eastAsia="en-GB"/>
+            <w14:ligatures w14:val="none"/>
+          </w:rPr>
+          <w:t>g aut</w:t>
+        </w:r>
+        <w:r>
+          <w:rPr>
+            <w:rFonts w:ascii="Times New Roman" w:hAnsi="Times New Roman" w:cs="Times New Roman"/>
+            <w:kern w:val="0"/>
+            <w:lang w:eastAsia="en-GB"/>
+            <w14:ligatures w14:val="none"/>
+          </w:rPr>
+          <w:t>onomous lethal weapons</w:t>
+        </w:r>
+        <w:r>
+          <w:rPr>
+            <w:rStyle w:val="FootnoteReference"/>
+            <w:rFonts w:ascii="Times New Roman" w:hAnsi="Times New Roman" w:cs="Times New Roman"/>
+            <w:kern w:val="0"/>
+            <w:lang w:eastAsia="en-GB"/>
+            <w14:ligatures w14:val="none"/>
+          </w:rPr>
+          <w:footnoteReference w:id="68"/>
+        </w:r>
+      </w:ins>
+      <w:del w:id="498" w:author="Adam Beatty" w:date="2026-07-19T21:59:00Z" w16du:dateUtc="2026-07-19T20:59:00Z">
+        <w:r>
+          <w:rPr>
+            <w:rFonts w:ascii="Times New Roman" w:hAnsi="Times New Roman" w:cs="Times New Roman"/>
+            <w:kern w:val="0"/>
+            <w:lang w:eastAsia="en-GB"/>
+            <w14:ligatures w14:val="none"/>
+          </w:rPr>
+          <w:delText>g autonomy</w:delText>
+        </w:r>
+      </w:del>
+      <w:r>
+        <w:rPr>
+          <w:rFonts w:ascii="Times New Roman" w:hAnsi="Times New Roman" w:cs="Times New Roman"/>
+          <w:kern w:val="0"/>
+          <w:lang w:eastAsia="en-GB"/>
+          <w14:ligatures w14:val="none"/>
+        </w:rPr>
+        <w:t xml:space="preserve"> and military neutrality</w:t>
       </w:r>
       <w:r>
         <w:rPr>
@@ -5227,7 +5594,7 @@
           <w:lang w:eastAsia="en-GB"/>
           <w14:ligatures w14:val="none"/>
         </w:rPr>
-        <w:footnoteReference w:id="64"/>
+        <w:footnoteReference w:id="69"/>
       </w:r>
       <w:r>
         <w:rPr>
@@ -5283,7 +5650,7 @@
           <w:lang w:eastAsia="en-GB"/>
           <w14:ligatures w14:val="none"/>
         </w:rPr>
-        <w:footnoteReference w:id="65"/>
+        <w:footnoteReference w:id="70"/>
       </w:r>
       <w:r>
         <w:rPr>
@@ -5476,26 +5843,79 @@
           <w:lang w:eastAsia="en-GB"/>
           <w14:ligatures w14:val="none"/>
         </w:rPr>
-        <w:t>Chronic recruitment and retention difficulties continue to challenge Defence Forces modernisation</w:t>
-      </w:r>
-      <w:r>
-        <w:rPr>
-          <w:rFonts w:ascii="Times New Roman" w:hAnsi="Times New Roman" w:cs="Times New Roman"/>
-          <w:kern w:val="0"/>
-          <w:vertAlign w:val="superscript"/>
-          <w:lang w:eastAsia="en-GB"/>
-          <w14:ligatures w14:val="none"/>
-        </w:rPr>
-        <w:footnoteReference w:id="66"/>
-      </w:r>
-      <w:r>
-        <w:rPr>
-          <w:rFonts w:ascii="Times New Roman" w:hAnsi="Times New Roman" w:cs="Times New Roman"/>
-          <w:kern w:val="0"/>
-          <w:lang w:eastAsia="en-GB"/>
-          <w14:ligatures w14:val="none"/>
-        </w:rPr>
-        <w:t xml:space="preserve">. </w:t>
+        <w:t>Chronic recruitment and retention difficulties continue to challenge Defence Forces modernisatio</w:t>
+      </w:r>
+      <w:del w:id="500" w:author="Adam Beatty" w:date="2026-07-19T22:05:00Z" w16du:dateUtc="2026-07-19T21:05:00Z">
+        <w:r>
+          <w:rPr>
+            <w:rFonts w:ascii="Times New Roman" w:hAnsi="Times New Roman" w:cs="Times New Roman"/>
+            <w:kern w:val="0"/>
+            <w:lang w:eastAsia="en-GB"/>
+            <w14:ligatures w14:val="none"/>
+          </w:rPr>
+          <w:delText>n</w:delText>
+        </w:r>
+        <w:r>
+          <w:rPr>
+            <w:rFonts w:ascii="Times New Roman" w:hAnsi="Times New Roman" w:cs="Times New Roman"/>
+            <w:kern w:val="0"/>
+            <w:vertAlign w:val="superscript"/>
+            <w:lang w:eastAsia="en-GB"/>
+            <w14:ligatures w14:val="none"/>
+          </w:rPr>
+          <w:footnoteReference w:id="71"/>
+        </w:r>
+      </w:del>
+      <w:ins w:id="503" w:author="Adam Beatty" w:date="2026-07-19T22:05:00Z" w16du:dateUtc="2026-07-19T21:05:00Z">
+        <w:r>
+          <w:rPr>
+            <w:rFonts w:ascii="Times New Roman" w:hAnsi="Times New Roman" w:cs="Times New Roman"/>
+            <w:kern w:val="0"/>
+            <w:lang w:eastAsia="en-GB"/>
+            <w14:ligatures w14:val="none"/>
+          </w:rPr>
+          <w:t>n</w:t>
+        </w:r>
+      </w:ins>
+      <w:r>
+        <w:rPr>
+          <w:rFonts w:ascii="Times New Roman" w:hAnsi="Times New Roman" w:cs="Times New Roman"/>
+          <w:kern w:val="0"/>
+          <w:lang w:eastAsia="en-GB"/>
+          <w14:ligatures w14:val="none"/>
+        </w:rPr>
+        <w:t>.</w:t>
+      </w:r>
+      <w:ins w:id="504" w:author="Adam Beatty" w:date="2026-07-19T22:05:00Z" w16du:dateUtc="2026-07-19T21:05:00Z">
+        <w:r>
+          <w:rPr>
+            <w:rStyle w:val="FootnoteReference"/>
+            <w:rFonts w:ascii="Times New Roman" w:hAnsi="Times New Roman" w:cs="Times New Roman"/>
+            <w:kern w:val="0"/>
+            <w:lang w:eastAsia="en-GB"/>
+            <w14:ligatures w14:val="none"/>
+          </w:rPr>
+          <w:t xml:space="preserve"> </w:t>
+        </w:r>
+        <w:r>
+          <w:rPr>
+            <w:rStyle w:val="FootnoteReference"/>
+            <w:rFonts w:ascii="Times New Roman" w:hAnsi="Times New Roman" w:cs="Times New Roman"/>
+            <w:kern w:val="0"/>
+            <w:lang w:eastAsia="en-GB"/>
+            <w14:ligatures w14:val="none"/>
+          </w:rPr>
+          <w:footnoteReference w:id="72"/>
+        </w:r>
+      </w:ins>
+      <w:r>
+        <w:rPr>
+          <w:rFonts w:ascii="Times New Roman" w:hAnsi="Times New Roman" w:cs="Times New Roman"/>
+          <w:kern w:val="0"/>
+          <w:lang w:eastAsia="en-GB"/>
+          <w14:ligatures w14:val="none"/>
+        </w:rPr>
+        <w:t xml:space="preserve"> </w:t>
       </w:r>
     </w:p>
     <w:p>
@@ -5556,7 +5976,7 @@
           <w:lang w:eastAsia="en-GB"/>
           <w14:ligatures w14:val="none"/>
         </w:rPr>
-        <w:footnoteReference w:id="67"/>
+        <w:footnoteReference w:id="73"/>
       </w:r>
       <w:r>
         <w:rPr>
@@ -5616,6 +6036,7 @@
           <w:lang w:eastAsia="en-GB"/>
           <w14:ligatures w14:val="none"/>
         </w:rPr>
+        <w:lastRenderedPageBreak/>
         <w:t>Ethical concerns surrounding autonomous systems require careful policy development, particularly where lethal capabilities are considered</w:t>
       </w:r>
       <w:r>
@@ -5626,7 +6047,7 @@
           <w:lang w:eastAsia="en-GB"/>
           <w14:ligatures w14:val="none"/>
         </w:rPr>
-        <w:footnoteReference w:id="68"/>
+        <w:footnoteReference w:id="74"/>
       </w:r>
       <w:r>
         <w:rPr>
@@ -5678,6 +6099,12 @@
           <w:lang w:eastAsia="en-GB"/>
           <w14:ligatures w14:val="none"/>
         </w:rPr>
+        <w:pPrChange w:id="511" w:author="Adam Beatty" w:date="2026-07-19T22:23:00Z" w16du:dateUtc="2026-07-19T21:23:00Z">
+          <w:pPr>
+            <w:spacing w:after="0" w:line="360" w:lineRule="auto"/>
+            <w:jc w:val="both"/>
+          </w:pPr>
+        </w:pPrChange>
       </w:pPr>
       <w:r>
         <w:rPr>
@@ -5688,16 +6115,18 @@
         </w:rPr>
         <w:t>Ireland's relatively small industrial base may also limit domestic production without substantial collaboration with European partners</w:t>
       </w:r>
-      <w:r>
-        <w:rPr>
-          <w:rFonts w:ascii="Times New Roman" w:hAnsi="Times New Roman" w:cs="Times New Roman"/>
-          <w:kern w:val="0"/>
-          <w:vertAlign w:val="superscript"/>
-          <w:lang w:eastAsia="en-GB"/>
-          <w14:ligatures w14:val="none"/>
-        </w:rPr>
-        <w:footnoteReference w:id="69"/>
-      </w:r>
+      <w:del w:id="512" w:author="Adam Beatty" w:date="2026-07-19T22:23:00Z" w16du:dateUtc="2026-07-19T21:23:00Z">
+        <w:r>
+          <w:rPr>
+            <w:rFonts w:ascii="Times New Roman" w:hAnsi="Times New Roman" w:cs="Times New Roman"/>
+            <w:kern w:val="0"/>
+            <w:vertAlign w:val="superscript"/>
+            <w:lang w:eastAsia="en-GB"/>
+            <w14:ligatures w14:val="none"/>
+          </w:rPr>
+          <w:footnoteReference w:id="75"/>
+        </w:r>
+      </w:del>
       <w:r>
         <w:rPr>
           <w:rFonts w:ascii="Times New Roman" w:hAnsi="Times New Roman" w:cs="Times New Roman"/>
@@ -5707,6 +6136,49 @@
         </w:rPr>
         <w:t xml:space="preserve">. </w:t>
       </w:r>
+      <w:ins w:id="515" w:author="Adam Beatty" w:date="2026-07-19T22:23:00Z" w16du:dateUtc="2026-07-19T21:23:00Z">
+        <w:r>
+          <w:rPr>
+            <w:rFonts w:ascii="Times New Roman" w:hAnsi="Times New Roman" w:cs="Times New Roman"/>
+            <w:kern w:val="0"/>
+            <w:lang w:eastAsia="en-GB"/>
+            <w14:ligatures w14:val="none"/>
+          </w:rPr>
+          <w:t>For example,</w:t>
+        </w:r>
+      </w:ins>
+      <w:ins w:id="516" w:author="Adam Beatty" w:date="2026-07-19T22:20:00Z">
+        <w:r>
+          <w:rPr>
+            <w:rFonts w:ascii="Times New Roman" w:hAnsi="Times New Roman" w:cs="Times New Roman"/>
+            <w:kern w:val="0"/>
+            <w:lang w:eastAsia="en-GB"/>
+            <w14:ligatures w14:val="none"/>
+          </w:rPr>
+          <w:t xml:space="preserve"> EDA collaborative programmes provide an established mechanism through which such national constraints can be offset by European-level capability, research and industrial partnerships</w:t>
+        </w:r>
+      </w:ins>
+      <w:ins w:id="517" w:author="Adam Beatty" w:date="2026-07-19T22:23:00Z" w16du:dateUtc="2026-07-19T21:23:00Z">
+        <w:r>
+          <w:rPr>
+            <w:rFonts w:ascii="Times New Roman" w:hAnsi="Times New Roman" w:cs="Times New Roman"/>
+            <w:kern w:val="0"/>
+            <w:lang w:eastAsia="en-GB"/>
+            <w14:ligatures w14:val="none"/>
+          </w:rPr>
+          <w:t>.</w:t>
+        </w:r>
+        <w:r>
+          <w:rPr>
+            <w:rStyle w:val="FootnoteReference"/>
+            <w:rFonts w:ascii="Times New Roman" w:hAnsi="Times New Roman" w:cs="Times New Roman"/>
+            <w:kern w:val="0"/>
+            <w:lang w:eastAsia="en-GB"/>
+            <w14:ligatures w14:val="none"/>
+          </w:rPr>
+          <w:footnoteReference w:id="76"/>
+        </w:r>
+      </w:ins>
     </w:p>
     <w:p>
       <w:pPr>
@@ -5810,30 +6282,7 @@
           <w:lang w:eastAsia="en-GB"/>
           <w14:ligatures w14:val="none"/>
         </w:rPr>
-        <w:t xml:space="preserve"> </w:t>
-      </w:r>
-      <w:r>
-        <w:rPr>
-          <w:rFonts w:ascii="Times New Roman" w:hAnsi="Times New Roman" w:cs="Times New Roman"/>
-          <w:b/>
-          <w:bCs/>
-          <w:kern w:val="0"/>
-          <w:lang w:eastAsia="en-GB"/>
-          <w14:ligatures w14:val="none"/>
-        </w:rPr>
-        <w:t xml:space="preserve">Within Irish defence policy, a UxS </w:t>
-      </w:r>
-      <w:r>
-        <w:rPr>
-          <w:rFonts w:ascii="Times New Roman" w:hAnsi="Times New Roman" w:cs="Times New Roman"/>
-          <w:b/>
-          <w:bCs/>
-          <w:kern w:val="0"/>
-          <w:lang w:eastAsia="en-GB"/>
-          <w14:ligatures w14:val="none"/>
-        </w:rPr>
-        <w:lastRenderedPageBreak/>
-        <w:t>enabled light infantry denial posture therefore occupies an important middle ground between symbolic defence and conventional deterrence.</w:t>
+        <w:t xml:space="preserve"> Within Irish defence policy, a UxS enabled light infantry denial posture therefore occupies an important middle ground between symbolic defence and conventional deterrence.</w:t>
       </w:r>
       <w:r>
         <w:rPr>
@@ -5857,8 +6306,26 @@
         </w:rPr>
       </w:pPr>
     </w:p>
-    <w:p/>
-    <w:p/>
+    <w:p>
+      <w:pPr>
+        <w:rPr>
+          <w:rFonts w:ascii="Times New Roman" w:hAnsi="Times New Roman" w:cs="Times New Roman"/>
+          <w:rPrChange w:id="522" w:author="Adam Beatty" w:date="2026-07-19T21:17:00Z" w16du:dateUtc="2026-07-19T20:17:00Z">
+            <w:rPr/>
+          </w:rPrChange>
+        </w:rPr>
+      </w:pPr>
+    </w:p>
+    <w:p>
+      <w:pPr>
+        <w:rPr>
+          <w:rFonts w:ascii="Times New Roman" w:hAnsi="Times New Roman" w:cs="Times New Roman"/>
+          <w:rPrChange w:id="523" w:author="Adam Beatty" w:date="2026-07-19T21:17:00Z" w16du:dateUtc="2026-07-19T20:17:00Z">
+            <w:rPr/>
+          </w:rPrChange>
+        </w:rPr>
+      </w:pPr>
+    </w:p>
     <w:p>
       <w:pPr>
         <w:keepNext/>
@@ -5866,47 +6333,136 @@
         <w:spacing w:before="160" w:after="80"/>
         <w:outlineLvl w:val="1"/>
         <w:rPr>
-          <w:rFonts w:asciiTheme="majorHAnsi" w:eastAsiaTheme="majorEastAsia" w:hAnsiTheme="majorHAnsi" w:cstheme="majorBidi"/>
+          <w:rFonts w:ascii="Times New Roman" w:eastAsiaTheme="majorEastAsia" w:hAnsi="Times New Roman" w:cs="Times New Roman"/>
           <w:color w:val="0F4761" w:themeColor="accent1" w:themeShade="BF"/>
           <w:sz w:val="32"/>
           <w:szCs w:val="32"/>
-        </w:rPr>
-      </w:pPr>
-      <w:r>
-        <w:rPr>
-          <w:rFonts w:asciiTheme="majorHAnsi" w:eastAsiaTheme="majorEastAsia" w:hAnsiTheme="majorHAnsi" w:cstheme="majorBidi"/>
+          <w:rPrChange w:id="524" w:author="Adam Beatty" w:date="2026-07-19T21:17:00Z" w16du:dateUtc="2026-07-19T20:17:00Z">
+            <w:rPr>
+              <w:rFonts w:asciiTheme="majorHAnsi" w:eastAsiaTheme="majorEastAsia" w:hAnsiTheme="majorHAnsi" w:cstheme="majorBidi"/>
+              <w:color w:val="0F4761" w:themeColor="accent1" w:themeShade="BF"/>
+              <w:sz w:val="32"/>
+              <w:szCs w:val="32"/>
+            </w:rPr>
+          </w:rPrChange>
+        </w:rPr>
+      </w:pPr>
+      <w:r>
+        <w:rPr>
+          <w:rFonts w:ascii="Times New Roman" w:eastAsiaTheme="majorEastAsia" w:hAnsi="Times New Roman" w:cs="Times New Roman"/>
           <w:color w:val="0F4761" w:themeColor="accent1" w:themeShade="BF"/>
           <w:sz w:val="32"/>
           <w:szCs w:val="32"/>
+          <w:rPrChange w:id="525" w:author="Adam Beatty" w:date="2026-07-19T21:17:00Z" w16du:dateUtc="2026-07-19T20:17:00Z">
+            <w:rPr>
+              <w:rFonts w:asciiTheme="majorHAnsi" w:eastAsiaTheme="majorEastAsia" w:hAnsiTheme="majorHAnsi" w:cstheme="majorBidi"/>
+              <w:color w:val="0F4761" w:themeColor="accent1" w:themeShade="BF"/>
+              <w:sz w:val="32"/>
+              <w:szCs w:val="32"/>
+            </w:rPr>
+          </w:rPrChange>
         </w:rPr>
         <w:t>Conclusion</w:t>
       </w:r>
     </w:p>
     <w:p>
-      <w:r>
+      <w:pPr>
+        <w:rPr>
+          <w:rFonts w:ascii="Times New Roman" w:hAnsi="Times New Roman" w:cs="Times New Roman"/>
+          <w:rPrChange w:id="526" w:author="Adam Beatty" w:date="2026-07-19T21:17:00Z" w16du:dateUtc="2026-07-19T20:17:00Z">
+            <w:rPr/>
+          </w:rPrChange>
+        </w:rPr>
+      </w:pPr>
+      <w:r>
+        <w:rPr>
+          <w:rFonts w:ascii="Times New Roman" w:hAnsi="Times New Roman" w:cs="Times New Roman"/>
+          <w:rPrChange w:id="527" w:author="Adam Beatty" w:date="2026-07-19T21:17:00Z" w16du:dateUtc="2026-07-19T20:17:00Z">
+            <w:rPr/>
+          </w:rPrChange>
+        </w:rPr>
         <w:t>[]</w:t>
       </w:r>
     </w:p>
-    <w:p/>
+    <w:p>
+      <w:pPr>
+        <w:rPr>
+          <w:rFonts w:ascii="Times New Roman" w:hAnsi="Times New Roman" w:cs="Times New Roman"/>
+          <w:rPrChange w:id="528" w:author="Adam Beatty" w:date="2026-07-19T21:17:00Z" w16du:dateUtc="2026-07-19T20:17:00Z">
+            <w:rPr/>
+          </w:rPrChange>
+        </w:rPr>
+      </w:pPr>
+    </w:p>
     <w:p>
       <w:pPr>
         <w:pStyle w:val="Heading2"/>
-      </w:pPr>
-      <w:r>
+        <w:rPr>
+          <w:rFonts w:ascii="Times New Roman" w:hAnsi="Times New Roman" w:cs="Times New Roman"/>
+          <w:rPrChange w:id="529" w:author="Adam Beatty" w:date="2026-07-19T21:17:00Z" w16du:dateUtc="2026-07-19T20:17:00Z">
+            <w:rPr/>
+          </w:rPrChange>
+        </w:rPr>
+      </w:pPr>
+      <w:r>
+        <w:rPr>
+          <w:rFonts w:ascii="Times New Roman" w:hAnsi="Times New Roman" w:cs="Times New Roman"/>
+          <w:rPrChange w:id="530" w:author="Adam Beatty" w:date="2026-07-19T21:17:00Z" w16du:dateUtc="2026-07-19T20:17:00Z">
+            <w:rPr/>
+          </w:rPrChange>
+        </w:rPr>
+        <w:lastRenderedPageBreak/>
         <w:t>Conclusion</w:t>
       </w:r>
     </w:p>
     <w:p>
-      <w:r>
+      <w:pPr>
+        <w:rPr>
+          <w:rFonts w:ascii="Times New Roman" w:hAnsi="Times New Roman" w:cs="Times New Roman"/>
+          <w:rPrChange w:id="531" w:author="Adam Beatty" w:date="2026-07-19T21:17:00Z" w16du:dateUtc="2026-07-19T20:17:00Z">
+            <w:rPr/>
+          </w:rPrChange>
+        </w:rPr>
+      </w:pPr>
+      <w:r>
+        <w:rPr>
+          <w:rFonts w:ascii="Times New Roman" w:hAnsi="Times New Roman" w:cs="Times New Roman"/>
+          <w:rPrChange w:id="532" w:author="Adam Beatty" w:date="2026-07-19T21:17:00Z" w16du:dateUtc="2026-07-19T20:17:00Z">
+            <w:rPr/>
+          </w:rPrChange>
+        </w:rPr>
         <w:t>[]</w:t>
       </w:r>
     </w:p>
     <w:p>
-      <w:r>
+      <w:pPr>
+        <w:rPr>
+          <w:rFonts w:ascii="Times New Roman" w:hAnsi="Times New Roman" w:cs="Times New Roman"/>
+          <w:rPrChange w:id="533" w:author="Adam Beatty" w:date="2026-07-19T21:17:00Z" w16du:dateUtc="2026-07-19T20:17:00Z">
+            <w:rPr/>
+          </w:rPrChange>
+        </w:rPr>
+      </w:pPr>
+      <w:r>
+        <w:rPr>
+          <w:rFonts w:ascii="Times New Roman" w:hAnsi="Times New Roman" w:cs="Times New Roman"/>
+          <w:rPrChange w:id="534" w:author="Adam Beatty" w:date="2026-07-19T21:17:00Z" w16du:dateUtc="2026-07-19T20:17:00Z">
+            <w:rPr/>
+          </w:rPrChange>
+        </w:rPr>
         <w:br w:type="page"/>
       </w:r>
     </w:p>
-    <w:p/>
+    <w:p>
+      <w:pPr>
+        <w:rPr>
+          <w:rFonts w:ascii="Times New Roman" w:hAnsi="Times New Roman" w:cs="Times New Roman"/>
+          <w:rPrChange w:id="535" w:author="Adam Beatty" w:date="2026-07-19T21:17:00Z" w16du:dateUtc="2026-07-19T20:17:00Z">
+            <w:rPr/>
+          </w:rPrChange>
+        </w:rPr>
+      </w:pPr>
+    </w:p>
     <w:sectPr>
       <w:pgSz w:w="11906" w:h="16838"/>
       <w:pgMar w:top="1440" w:right="1440" w:bottom="1440" w:left="1440" w:header="708" w:footer="708" w:gutter="0"/>
@@ -5919,7 +6475,7 @@
 
 <file path=word/comments.xml><?xml version="1.0" encoding="utf-8"?>
 <w:comments xmlns:wpc="http://schemas.microsoft.com/office/word/2010/wordprocessingCanvas" xmlns:cx="http://schemas.microsoft.com/office/drawing/2014/chartex" xmlns:cx1="http://schemas.microsoft.com/office/drawing/2015/9/8/chartex" xmlns:cx2="http://schemas.microsoft.com/office/drawing/2015/10/21/chartex" xmlns:cx3="http://schemas.microsoft.com/office/drawing/2016/5/9/chartex" xmlns:cx4="http://schemas.microsoft.com/office/drawing/2016/5/10/chartex" xmlns:cx5="http://schemas.microsoft.com/office/drawing/2016/5/11/chartex" xmlns:cx6="http://schemas.microsoft.com/office/drawing/2016/5/12/chartex" xmlns:cx7="http://schemas.microsoft.com/office/drawing/2016/5/13/chartex" xmlns:cx8="http://schemas.microsoft.com/office/drawing/2016/5/14/chartex" xmlns:mc="http://schemas.openxmlformats.org/markup-compatibility/2006" xmlns:aink="http://schemas.microsoft.com/office/drawing/2016/ink" xmlns:am3d="http://schemas.microsoft.com/office/drawing/2017/model3d" xmlns:o="urn:schemas-microsoft-com:office:office" xmlns:oel="http://schemas.microsoft.com/office/2019/extlst" xmlns:r="http://schemas.openxmlformats.org/officeDocument/2006/relationships" xmlns:m="http://schemas.openxmlformats.org/officeDocument/2006/math" xmlns:v="urn:schemas-microsoft-com:vml" xmlns:wp14="http://schemas.microsoft.com/office/word/2010/wordprocessingDrawing" xmlns:wp="http://schemas.openxmlformats.org/drawingml/2006/wordprocessingDrawing" xmlns:w10="urn:schemas-microsoft-com:office:word" xmlns:w="http://schemas.openxmlformats.org/wordprocessingml/2006/main" xmlns:w14="http://schemas.microsoft.com/office/word/2010/wordml" xmlns:w15="http://schemas.microsoft.com/office/word/2012/wordml" xmlns:w16cex="http://schemas.microsoft.com/office/word/2018/wordml/cex" xmlns:w16cid="http://schemas.microsoft.com/office/word/2016/wordml/cid" xmlns:w16="http://schemas.microsoft.com/office/word/2018/wordml" xmlns:w16du="http://schemas.microsoft.com/office/word/2023/wordml/word16du" xmlns:w16sdtdh="http://schemas.microsoft.com/office/word/2020/wordml/sdtdatahash" xmlns:w16sdtfl="http://schemas.microsoft.com/office/word/2024/wordml/sdtformatlock" xmlns:w16se="http://schemas.microsoft.com/office/word/2015/wordml/symex" xmlns:wpg="http://schemas.microsoft.com/office/word/2010/wordprocessingGroup" xmlns:wpi="http://schemas.microsoft.com/office/word/2010/wordprocessingInk" xmlns:wne="http://schemas.microsoft.com/office/word/2006/wordml" xmlns:wps="http://schemas.microsoft.com/office/word/2010/wordprocessingShape" mc:Ignorable="w14 w15 w16se w16cid w16 w16cex w16sdtdh w16sdtfl w16du wp14">
-  <w:comment w:id="147" w:author="Adam Beatty" w:date="2026-07-19T15:13:00Z" w:initials="AB">
+  <w:comment w:id="281" w:author="Adam Beatty" w:date="2026-07-19T15:13:00Z" w:initials="AB">
     <w:p>
       <w:pPr>
         <w:pStyle w:val="CommentText"/>
@@ -5938,7 +6494,7 @@
       </w:r>
     </w:p>
   </w:comment>
-  <w:comment w:id="154" w:author="Adam Beatty" w:date="2026-07-19T16:47:00Z" w:initials="AB">
+  <w:comment w:id="288" w:author="Adam Beatty" w:date="2026-07-19T16:47:00Z" w:initials="AB">
     <w:p>
       <w:pPr>
         <w:pStyle w:val="CommentText"/>
@@ -5957,7 +6513,7 @@
       </w:r>
     </w:p>
   </w:comment>
-  <w:comment w:id="188" w:author="Adam Beatty" w:date="2026-07-19T16:59:00Z" w:initials="AB">
+  <w:comment w:id="323" w:author="Adam Beatty" w:date="2026-07-19T16:59:00Z" w:initials="AB">
     <w:p>
       <w:pPr>
         <w:pStyle w:val="CommentText"/>
@@ -5976,7 +6532,7 @@
       </w:r>
     </w:p>
   </w:comment>
-  <w:comment w:id="204" w:author="Adam Beatty" w:date="2026-07-19T17:02:00Z" w:initials="AB">
+  <w:comment w:id="342" w:author="Adam Beatty" w:date="2026-07-19T17:02:00Z" w:initials="AB">
     <w:p>
       <w:pPr>
         <w:pStyle w:val="CommentText"/>
@@ -5995,7 +6551,7 @@
       </w:r>
     </w:p>
   </w:comment>
-  <w:comment w:id="212" w:author="Adam Beatty" w:date="2026-07-19T17:14:00Z" w:initials="AB">
+  <w:comment w:id="352" w:author="Adam Beatty" w:date="2026-07-19T17:14:00Z" w:initials="AB">
     <w:p>
       <w:pPr>
         <w:pStyle w:val="CommentText"/>
@@ -7127,7 +7683,7 @@
       <w:r>
         <w:t>Beatty, A</w:t>
       </w:r>
-      <w:ins w:id="0" w:author="Adam Beatty" w:date="2026-07-19T12:09:00Z" w16du:dateUtc="2026-07-19T11:09:00Z">
+      <w:ins w:id="108" w:author="Adam Beatty" w:date="2026-07-19T12:09:00Z" w16du:dateUtc="2026-07-19T11:09:00Z">
         <w:r>
           <w:t>dam</w:t>
         </w:r>
@@ -7310,7 +7866,7 @@
       <w:r>
         <w:t xml:space="preserve"> </w:t>
       </w:r>
-      <w:ins w:id="10" w:author="Adam Beatty" w:date="2026-07-19T12:03:00Z">
+      <w:ins w:id="141" w:author="Adam Beatty" w:date="2026-07-19T12:03:00Z">
         <w:r>
           <w:t xml:space="preserve">Commission on the Defence Forces, </w:t>
         </w:r>
@@ -7340,12 +7896,12 @@
           <w:t>https://assets.gov.ie/static/documents/report-of-the-commission-on-the-defence-forces.pdf</w:t>
         </w:r>
       </w:ins>
-      <w:ins w:id="11" w:author="Adam Beatty" w:date="2026-07-19T12:03:00Z" w16du:dateUtc="2026-07-19T11:03:00Z">
+      <w:ins w:id="142" w:author="Adam Beatty" w:date="2026-07-19T12:03:00Z" w16du:dateUtc="2026-07-19T11:03:00Z">
         <w:r>
           <w:fldChar w:fldCharType="end"/>
         </w:r>
       </w:ins>
-      <w:ins w:id="12" w:author="Adam Beatty" w:date="2026-07-19T12:03:00Z">
+      <w:ins w:id="143" w:author="Adam Beatty" w:date="2026-07-19T12:03:00Z">
         <w:r>
           <w:t xml:space="preserve">, accessed 10 January 2026; Mick Ryan and Clint Hinote, "Uncrewed Systems and the Transformation of the U.S. Warfighting Capacity," </w:t>
         </w:r>
@@ -7375,12 +7931,12 @@
           <w:t>https://warontherocks.com/uncrewed-systems-and-the-transformation-of-u-s-warfighting-capacity/</w:t>
         </w:r>
       </w:ins>
-      <w:ins w:id="13" w:author="Adam Beatty" w:date="2026-07-19T12:03:00Z" w16du:dateUtc="2026-07-19T11:03:00Z">
+      <w:ins w:id="144" w:author="Adam Beatty" w:date="2026-07-19T12:03:00Z" w16du:dateUtc="2026-07-19T11:03:00Z">
         <w:r>
           <w:fldChar w:fldCharType="end"/>
         </w:r>
       </w:ins>
-      <w:ins w:id="14" w:author="Adam Beatty" w:date="2026-07-19T12:03:00Z">
+      <w:ins w:id="145" w:author="Adam Beatty" w:date="2026-07-19T12:03:00Z">
         <w:r>
           <w:t xml:space="preserve">, accessed 6 July 2026; Dominika Kunertova, </w:t>
         </w:r>
@@ -7410,17 +7966,17 @@
           <w:t>https://css.ethz.ch/content/dam/ethz/special-interest/gess/cis/center-for-securities-studies/pdfs/CSS_Study_2024_Learning_from%20the_Ukrainian_Battlefield.pdf</w:t>
         </w:r>
       </w:ins>
-      <w:ins w:id="15" w:author="Adam Beatty" w:date="2026-07-19T12:03:00Z" w16du:dateUtc="2026-07-19T11:03:00Z">
+      <w:ins w:id="146" w:author="Adam Beatty" w:date="2026-07-19T12:03:00Z" w16du:dateUtc="2026-07-19T11:03:00Z">
         <w:r>
           <w:fldChar w:fldCharType="end"/>
         </w:r>
       </w:ins>
-      <w:ins w:id="16" w:author="Adam Beatty" w:date="2026-07-19T12:03:00Z">
+      <w:ins w:id="147" w:author="Adam Beatty" w:date="2026-07-19T12:03:00Z">
         <w:r>
           <w:t>, accessed 17 March 2026.</w:t>
         </w:r>
       </w:ins>
-      <w:del w:id="17" w:author="Adam Beatty" w:date="2026-07-19T11:46:00Z" w16du:dateUtc="2026-07-19T10:46:00Z">
+      <w:del w:id="148" w:author="Adam Beatty" w:date="2026-07-19T11:46:00Z" w16du:dateUtc="2026-07-19T10:46:00Z">
         <w:r>
           <w:delText xml:space="preserve">Mick Ryan and Clint Hinote. ‘Uncrewed Systems and the Transformation of the U.S. Warfighting Capacity’. War on the Rocks. February 2024. </w:delText>
         </w:r>
@@ -7446,7 +8002,7 @@
           <w:delText>. Accessed 06 July 2026</w:delText>
         </w:r>
       </w:del>
-      <w:del w:id="18" w:author="Adam Beatty" w:date="2026-07-19T12:03:00Z" w16du:dateUtc="2026-07-19T11:03:00Z">
+      <w:del w:id="149" w:author="Adam Beatty" w:date="2026-07-19T12:03:00Z" w16du:dateUtc="2026-07-19T11:03:00Z">
         <w:r>
           <w:delText>.</w:delText>
         </w:r>
@@ -7474,7 +8030,7 @@
       <w:r>
         <w:t xml:space="preserve"> </w:t>
       </w:r>
-      <w:ins w:id="21" w:author="Adam Beatty" w:date="2026-07-19T12:05:00Z">
+      <w:ins w:id="152" w:author="Adam Beatty" w:date="2026-07-19T12:05:00Z">
         <w:r>
           <w:t xml:space="preserve">Barry R. Posen, </w:t>
         </w:r>
@@ -7504,12 +8060,12 @@
           <w:t>https://www.jstor.org/stable/10.7591/j.ctt1287fp3</w:t>
         </w:r>
       </w:ins>
-      <w:ins w:id="22" w:author="Adam Beatty" w:date="2026-07-19T12:05:00Z" w16du:dateUtc="2026-07-19T11:05:00Z">
+      <w:ins w:id="153" w:author="Adam Beatty" w:date="2026-07-19T12:05:00Z" w16du:dateUtc="2026-07-19T11:05:00Z">
         <w:r>
           <w:fldChar w:fldCharType="end"/>
         </w:r>
       </w:ins>
-      <w:ins w:id="23" w:author="Adam Beatty" w:date="2026-07-19T12:05:00Z">
+      <w:ins w:id="154" w:author="Adam Beatty" w:date="2026-07-19T12:05:00Z">
         <w:r>
           <w:t xml:space="preserve">, accessed 18 July 2026; Andrew F. Krepinevich, "Cavalry to Computer: The Pattern of Military Revolutions," </w:t>
         </w:r>
@@ -7539,12 +8095,12 @@
           <w:t>http://www.jstor.org/stable/42896863</w:t>
         </w:r>
       </w:ins>
-      <w:ins w:id="24" w:author="Adam Beatty" w:date="2026-07-19T12:05:00Z" w16du:dateUtc="2026-07-19T11:05:00Z">
+      <w:ins w:id="155" w:author="Adam Beatty" w:date="2026-07-19T12:05:00Z" w16du:dateUtc="2026-07-19T11:05:00Z">
         <w:r>
           <w:fldChar w:fldCharType="end"/>
         </w:r>
       </w:ins>
-      <w:ins w:id="25" w:author="Adam Beatty" w:date="2026-07-19T12:05:00Z">
+      <w:ins w:id="156" w:author="Adam Beatty" w:date="2026-07-19T12:05:00Z">
         <w:r>
           <w:t xml:space="preserve">, accessed 2 September 2025; Richard Betts, "The Downside of the Cutting Edge," </w:t>
         </w:r>
@@ -7574,17 +8130,17 @@
           <w:t>https://link.gale.com/apps/doc/A18827115/AONE</w:t>
         </w:r>
       </w:ins>
-      <w:ins w:id="26" w:author="Adam Beatty" w:date="2026-07-19T12:05:00Z" w16du:dateUtc="2026-07-19T11:05:00Z">
+      <w:ins w:id="157" w:author="Adam Beatty" w:date="2026-07-19T12:05:00Z" w16du:dateUtc="2026-07-19T11:05:00Z">
         <w:r>
           <w:fldChar w:fldCharType="end"/>
         </w:r>
       </w:ins>
-      <w:ins w:id="27" w:author="Adam Beatty" w:date="2026-07-19T12:05:00Z">
+      <w:ins w:id="158" w:author="Adam Beatty" w:date="2026-07-19T12:05:00Z">
         <w:r>
           <w:t>, accessed 12 June 2025.</w:t>
         </w:r>
       </w:ins>
-      <w:del w:id="28" w:author="Adam Beatty" w:date="2026-07-19T11:24:00Z" w16du:dateUtc="2026-07-19T10:24:00Z">
+      <w:del w:id="159" w:author="Adam Beatty" w:date="2026-07-19T11:24:00Z" w16du:dateUtc="2026-07-19T10:24:00Z">
         <w:r>
           <w:delText>Barry Posen. ‘The Sources of Military Doctrine’. Cornell University Press. 1984.</w:delText>
         </w:r>
@@ -7610,7 +8166,7 @@
           <w:delText>. Accessed on 18 July 2026</w:delText>
         </w:r>
       </w:del>
-      <w:del w:id="29" w:author="Adam Beatty" w:date="2026-07-19T12:05:00Z" w16du:dateUtc="2026-07-19T11:05:00Z">
+      <w:del w:id="160" w:author="Adam Beatty" w:date="2026-07-19T12:05:00Z" w16du:dateUtc="2026-07-19T11:05:00Z">
         <w:r>
           <w:delText>.</w:delText>
         </w:r>
@@ -7642,12 +8198,12 @@
           <w:t>https://www.rusi.org/explore-our-research/publications/commentary/irelands-defence-deficit</w:t>
         </w:r>
       </w:hyperlink>
-      <w:del w:id="39" w:author="Adam Beatty" w:date="2026-07-19T14:40:00Z" w16du:dateUtc="2026-07-19T13:40:00Z">
+      <w:del w:id="170" w:author="Adam Beatty" w:date="2026-07-19T14:40:00Z" w16du:dateUtc="2026-07-19T13:40:00Z">
         <w:r>
           <w:delText xml:space="preserve">. Accessed </w:delText>
         </w:r>
       </w:del>
-      <w:ins w:id="40" w:author="Adam Beatty" w:date="2026-07-19T14:40:00Z" w16du:dateUtc="2026-07-19T13:40:00Z">
+      <w:ins w:id="171" w:author="Adam Beatty" w:date="2026-07-19T14:40:00Z" w16du:dateUtc="2026-07-19T13:40:00Z">
         <w:r>
           <w:t xml:space="preserve">, accessed </w:t>
         </w:r>
@@ -7671,7 +8227,7 @@
       <w:r>
         <w:t xml:space="preserve"> </w:t>
       </w:r>
-      <w:ins w:id="42" w:author="Adam Beatty" w:date="2026-07-19T12:13:00Z">
+      <w:ins w:id="173" w:author="Adam Beatty" w:date="2026-07-19T12:13:00Z">
         <w:r>
           <w:t xml:space="preserve">David Kirichenko, "How Ukrainian Soldiers Are Building Their Own Battle Robots," </w:t>
         </w:r>
@@ -7701,17 +8257,17 @@
           <w:t>https://www.forbes.com/sites/davidkirichenko/2025/09/04/how-ukrainian-soldiers-are-building-their-own-battle-robots/</w:t>
         </w:r>
       </w:ins>
-      <w:ins w:id="43" w:author="Adam Beatty" w:date="2026-07-19T12:13:00Z" w16du:dateUtc="2026-07-19T11:13:00Z">
+      <w:ins w:id="174" w:author="Adam Beatty" w:date="2026-07-19T12:13:00Z" w16du:dateUtc="2026-07-19T11:13:00Z">
         <w:r>
           <w:fldChar w:fldCharType="end"/>
         </w:r>
       </w:ins>
-      <w:ins w:id="44" w:author="Adam Beatty" w:date="2026-07-19T12:13:00Z">
+      <w:ins w:id="175" w:author="Adam Beatty" w:date="2026-07-19T12:13:00Z">
         <w:r>
           <w:t>, accessed 1 April 2026.</w:t>
         </w:r>
       </w:ins>
-      <w:del w:id="45" w:author="Adam Beatty" w:date="2026-07-19T12:13:00Z" w16du:dateUtc="2026-07-19T11:13:00Z">
+      <w:del w:id="176" w:author="Adam Beatty" w:date="2026-07-19T12:13:00Z" w16du:dateUtc="2026-07-19T11:13:00Z">
         <w:r>
           <w:delText>David Kirichenko. ‘Ukraine’s robot army will be crucial in 2026 but drones can’t replace infantry’. January 2026.</w:delText>
         </w:r>
@@ -7759,12 +8315,12 @@
       <w:r>
         <w:t xml:space="preserve"> </w:t>
       </w:r>
-      <w:ins w:id="47" w:author="Adam Beatty" w:date="2026-07-19T12:20:00Z" w16du:dateUtc="2026-07-19T11:20:00Z">
+      <w:ins w:id="178" w:author="Adam Beatty" w:date="2026-07-19T12:20:00Z" w16du:dateUtc="2026-07-19T11:20:00Z">
         <w:r>
           <w:t>Adam</w:t>
         </w:r>
       </w:ins>
-      <w:ins w:id="48" w:author="Adam Beatty" w:date="2026-07-19T12:20:00Z">
+      <w:ins w:id="179" w:author="Adam Beatty" w:date="2026-07-19T12:20:00Z">
         <w:r>
           <w:t xml:space="preserve"> Beatty, </w:t>
         </w:r>
@@ -7804,17 +8360,17 @@
           <w:t>https://moderndiplomacy.eu/2026/07/16/tech-blitzkrieg-drone-warfare-and-the-transformation-of-maneuver/</w:t>
         </w:r>
       </w:ins>
-      <w:ins w:id="49" w:author="Adam Beatty" w:date="2026-07-19T12:20:00Z" w16du:dateUtc="2026-07-19T11:20:00Z">
+      <w:ins w:id="180" w:author="Adam Beatty" w:date="2026-07-19T12:20:00Z" w16du:dateUtc="2026-07-19T11:20:00Z">
         <w:r>
           <w:fldChar w:fldCharType="end"/>
         </w:r>
       </w:ins>
-      <w:ins w:id="50" w:author="Adam Beatty" w:date="2026-07-19T12:20:00Z">
+      <w:ins w:id="181" w:author="Adam Beatty" w:date="2026-07-19T12:20:00Z">
         <w:r>
           <w:t>, accessed 18 July 2026.</w:t>
         </w:r>
       </w:ins>
-      <w:del w:id="51" w:author="Adam Beatty" w:date="2026-07-19T12:20:00Z" w16du:dateUtc="2026-07-19T11:20:00Z">
+      <w:del w:id="182" w:author="Adam Beatty" w:date="2026-07-19T12:20:00Z" w16du:dateUtc="2026-07-19T11:20:00Z">
         <w:r>
           <w:delText xml:space="preserve">Kyaw Jaw Sine Marmw. </w:delText>
         </w:r>
@@ -7872,7 +8428,7 @@
       <w:r>
         <w:t xml:space="preserve"> Paul Franklin. ‘Defence Tech is no longer niche </w:t>
       </w:r>
-      <w:ins w:id="53" w:author="Adam Beatty" w:date="2026-07-19T14:31:00Z" w16du:dateUtc="2026-07-19T13:31:00Z">
+      <w:ins w:id="184" w:author="Adam Beatty" w:date="2026-07-19T14:31:00Z" w16du:dateUtc="2026-07-19T13:31:00Z">
         <w:r>
           <w:rPr>
             <w:rFonts w:ascii="Times New Roman" w:hAnsi="Times New Roman" w:cs="Times New Roman"/>
@@ -7883,7 +8439,7 @@
           <w:t>—</w:t>
         </w:r>
       </w:ins>
-      <w:del w:id="54" w:author="Adam Beatty" w:date="2026-07-19T14:31:00Z" w16du:dateUtc="2026-07-19T13:31:00Z">
+      <w:del w:id="185" w:author="Adam Beatty" w:date="2026-07-19T14:31:00Z" w16du:dateUtc="2026-07-19T13:31:00Z">
         <w:r>
           <w:delText>–</w:delText>
         </w:r>
@@ -7907,12 +8463,12 @@
           <w:t>https://www.primarymarkets.com/defence-tech-is-no-longer-niche-its-institutional/</w:t>
         </w:r>
       </w:hyperlink>
-      <w:del w:id="55" w:author="Adam Beatty" w:date="2026-07-19T14:40:00Z" w16du:dateUtc="2026-07-19T13:40:00Z">
+      <w:del w:id="186" w:author="Adam Beatty" w:date="2026-07-19T14:40:00Z" w16du:dateUtc="2026-07-19T13:40:00Z">
         <w:r>
           <w:delText xml:space="preserve">. Accessed </w:delText>
         </w:r>
       </w:del>
-      <w:ins w:id="56" w:author="Adam Beatty" w:date="2026-07-19T14:40:00Z" w16du:dateUtc="2026-07-19T13:40:00Z">
+      <w:ins w:id="187" w:author="Adam Beatty" w:date="2026-07-19T14:40:00Z" w16du:dateUtc="2026-07-19T13:40:00Z">
         <w:r>
           <w:t xml:space="preserve">, accessed </w:t>
         </w:r>
@@ -7939,7 +8495,7 @@
       <w:r>
         <w:t xml:space="preserve"> </w:t>
       </w:r>
-      <w:ins w:id="62" w:author="Adam Beatty" w:date="2026-07-19T12:31:00Z">
+      <w:ins w:id="193" w:author="Adam Beatty" w:date="2026-07-19T12:31:00Z">
         <w:r>
           <w:t xml:space="preserve">Commission on the Defence Forces, </w:t>
         </w:r>
@@ -7954,7 +8510,7 @@
           <w:t>, 30–33, 44–45.</w:t>
         </w:r>
       </w:ins>
-      <w:del w:id="63" w:author="Adam Beatty" w:date="2026-07-19T12:31:00Z" w16du:dateUtc="2026-07-19T11:31:00Z">
+      <w:del w:id="194" w:author="Adam Beatty" w:date="2026-07-19T12:31:00Z" w16du:dateUtc="2026-07-19T11:31:00Z">
         <w:r>
           <w:delText xml:space="preserve">Commission on the Defence Forces. ‘Report of the Commission on the Defence Forces’. February 2022. </w:delText>
         </w:r>
@@ -8000,7 +8556,7 @@
         </w:rPr>
         <w:t xml:space="preserve">NATO. “Innovation and technology adoption”. July 2026. </w:t>
       </w:r>
-      <w:ins w:id="69" w:author="Adam Beatty" w:date="2026-07-19T14:29:00Z" w16du:dateUtc="2026-07-19T13:29:00Z">
+      <w:ins w:id="201" w:author="Adam Beatty" w:date="2026-07-19T14:29:00Z" w16du:dateUtc="2026-07-19T13:29:00Z">
         <w:r>
           <w:rPr>
             <w:sz w:val="20"/>
@@ -8018,9 +8574,7 @@
       </w:ins>
       <w:r>
         <w:rPr>
-          <w:sz w:val="20"/>
-          <w:szCs w:val="20"/>
-          <w:rPrChange w:id="70" w:author="Adam Beatty" w:date="2026-07-19T14:29:00Z" w16du:dateUtc="2026-07-19T13:29:00Z">
+          <w:rPrChange w:id="202" w:author="Adam Beatty" w:date="2026-07-19T14:29:00Z" w16du:dateUtc="2026-07-19T13:29:00Z">
             <w:rPr>
               <w:rStyle w:val="Hyperlink"/>
               <w:sz w:val="20"/>
@@ -8037,13 +8591,19 @@
         </w:rPr>
         <w:instrText>. Accessed 14 July 2026</w:instrText>
       </w:r>
-      <w:ins w:id="71" w:author="Adam Beatty" w:date="2026-07-19T14:29:00Z" w16du:dateUtc="2026-07-19T13:29:00Z">
+      <w:ins w:id="203" w:author="Adam Beatty" w:date="2026-07-19T14:29:00Z" w16du:dateUtc="2026-07-19T13:29:00Z">
         <w:r>
           <w:rPr>
             <w:sz w:val="20"/>
             <w:szCs w:val="20"/>
           </w:rPr>
           <w:instrText>"</w:instrText>
+        </w:r>
+        <w:r>
+          <w:rPr>
+            <w:sz w:val="20"/>
+            <w:szCs w:val="20"/>
+          </w:rPr>
         </w:r>
         <w:r>
           <w:rPr>
@@ -8061,7 +8621,7 @@
         </w:rPr>
         <w:t>https://www.nato.int/en/what-we-do/deterrence-and-defence/emerging-and-disruptive-technologies</w:t>
       </w:r>
-      <w:del w:id="72" w:author="Adam Beatty" w:date="2026-07-19T14:40:00Z" w16du:dateUtc="2026-07-19T13:40:00Z">
+      <w:del w:id="204" w:author="Adam Beatty" w:date="2026-07-19T14:40:00Z" w16du:dateUtc="2026-07-19T13:40:00Z">
         <w:r>
           <w:rPr>
             <w:rStyle w:val="Hyperlink"/>
@@ -8071,7 +8631,7 @@
           <w:delText xml:space="preserve">. Accessed </w:delText>
         </w:r>
       </w:del>
-      <w:ins w:id="73" w:author="Adam Beatty" w:date="2026-07-19T14:40:00Z" w16du:dateUtc="2026-07-19T13:40:00Z">
+      <w:ins w:id="205" w:author="Adam Beatty" w:date="2026-07-19T14:40:00Z" w16du:dateUtc="2026-07-19T13:40:00Z">
         <w:r>
           <w:rPr>
             <w:rStyle w:val="Hyperlink"/>
@@ -8089,7 +8649,7 @@
         </w:rPr>
         <w:t>14 July 2026</w:t>
       </w:r>
-      <w:ins w:id="74" w:author="Adam Beatty" w:date="2026-07-19T14:29:00Z" w16du:dateUtc="2026-07-19T13:29:00Z">
+      <w:ins w:id="206" w:author="Adam Beatty" w:date="2026-07-19T14:29:00Z" w16du:dateUtc="2026-07-19T13:29:00Z">
         <w:r>
           <w:rPr>
             <w:sz w:val="20"/>
@@ -8105,7 +8665,7 @@
           <w:t xml:space="preserve">; </w:t>
         </w:r>
       </w:ins>
-      <w:ins w:id="75" w:author="Adam Beatty" w:date="2026-07-19T14:29:00Z">
+      <w:ins w:id="207" w:author="Adam Beatty" w:date="2026-07-19T14:29:00Z">
         <w:r>
           <w:rPr>
             <w:sz w:val="20"/>
@@ -8114,7 +8674,7 @@
           <w:t>S</w:t>
         </w:r>
       </w:ins>
-      <w:ins w:id="76" w:author="Adam Beatty" w:date="2026-07-19T14:30:00Z" w16du:dateUtc="2026-07-19T13:30:00Z">
+      <w:ins w:id="208" w:author="Adam Beatty" w:date="2026-07-19T14:30:00Z" w16du:dateUtc="2026-07-19T13:30:00Z">
         <w:r>
           <w:rPr>
             <w:sz w:val="20"/>
@@ -8123,7 +8683,7 @@
           <w:t>tephen</w:t>
         </w:r>
       </w:ins>
-      <w:ins w:id="77" w:author="Adam Beatty" w:date="2026-07-19T14:29:00Z">
+      <w:ins w:id="209" w:author="Adam Beatty" w:date="2026-07-19T14:29:00Z">
         <w:r>
           <w:rPr>
             <w:sz w:val="20"/>
@@ -8132,7 +8692,7 @@
           <w:t xml:space="preserve"> P</w:t>
         </w:r>
       </w:ins>
-      <w:ins w:id="78" w:author="Adam Beatty" w:date="2026-07-19T14:30:00Z" w16du:dateUtc="2026-07-19T13:30:00Z">
+      <w:ins w:id="210" w:author="Adam Beatty" w:date="2026-07-19T14:30:00Z" w16du:dateUtc="2026-07-19T13:30:00Z">
         <w:r>
           <w:rPr>
             <w:sz w:val="20"/>
@@ -8141,7 +8701,7 @@
           <w:t>eter</w:t>
         </w:r>
       </w:ins>
-      <w:ins w:id="79" w:author="Adam Beatty" w:date="2026-07-19T14:29:00Z">
+      <w:ins w:id="211" w:author="Adam Beatty" w:date="2026-07-19T14:29:00Z">
         <w:r>
           <w:rPr>
             <w:sz w:val="20"/>
@@ -8200,12 +8760,12 @@
           <w:t>https://www.appliedaeronautics.com/post/how-small-affordable-drones-are-revolutionizing-defense-technology</w:t>
         </w:r>
       </w:hyperlink>
-      <w:del w:id="83" w:author="Adam Beatty" w:date="2026-07-19T14:40:00Z" w16du:dateUtc="2026-07-19T13:40:00Z">
+      <w:del w:id="215" w:author="Adam Beatty" w:date="2026-07-19T14:40:00Z" w16du:dateUtc="2026-07-19T13:40:00Z">
         <w:r>
           <w:delText xml:space="preserve">. Accessed </w:delText>
         </w:r>
       </w:del>
-      <w:ins w:id="84" w:author="Adam Beatty" w:date="2026-07-19T14:40:00Z" w16du:dateUtc="2026-07-19T13:40:00Z">
+      <w:ins w:id="216" w:author="Adam Beatty" w:date="2026-07-19T14:40:00Z" w16du:dateUtc="2026-07-19T13:40:00Z">
         <w:r>
           <w:t xml:space="preserve">, accessed </w:t>
         </w:r>
@@ -8249,7 +8809,7 @@
           <w:t>https://www.ugent.be/ps/politiekewetenschappen/gies/en/research/publications/honours_paper/academic-year-2024-2025/the-politics-of-drone-armament</w:t>
         </w:r>
       </w:hyperlink>
-      <w:del w:id="88" w:author="Adam Beatty" w:date="2026-07-19T14:40:00Z" w16du:dateUtc="2026-07-19T13:40:00Z">
+      <w:del w:id="220" w:author="Adam Beatty" w:date="2026-07-19T14:40:00Z" w16du:dateUtc="2026-07-19T13:40:00Z">
         <w:r>
           <w:rPr>
             <w:sz w:val="20"/>
@@ -8258,7 +8818,7 @@
           <w:delText xml:space="preserve">. Accessed </w:delText>
         </w:r>
       </w:del>
-      <w:ins w:id="89" w:author="Adam Beatty" w:date="2026-07-19T14:40:00Z" w16du:dateUtc="2026-07-19T13:40:00Z">
+      <w:ins w:id="221" w:author="Adam Beatty" w:date="2026-07-19T14:40:00Z" w16du:dateUtc="2026-07-19T13:40:00Z">
         <w:r>
           <w:rPr>
             <w:sz w:val="20"/>
@@ -8308,7 +8868,7 @@
           <w:t>https://www.acq.osd.mil/asda/jrac/docs/2018-jcids.pdf</w:t>
         </w:r>
       </w:hyperlink>
-      <w:del w:id="95" w:author="Adam Beatty" w:date="2026-07-19T14:40:00Z" w16du:dateUtc="2026-07-19T13:40:00Z">
+      <w:del w:id="227" w:author="Adam Beatty" w:date="2026-07-19T14:40:00Z" w16du:dateUtc="2026-07-19T13:40:00Z">
         <w:r>
           <w:rPr>
             <w:lang w:val="en-GB"/>
@@ -8316,7 +8876,7 @@
           <w:delText xml:space="preserve">. Accessed </w:delText>
         </w:r>
       </w:del>
-      <w:ins w:id="96" w:author="Adam Beatty" w:date="2026-07-19T14:40:00Z" w16du:dateUtc="2026-07-19T13:40:00Z">
+      <w:ins w:id="228" w:author="Adam Beatty" w:date="2026-07-19T14:40:00Z" w16du:dateUtc="2026-07-19T13:40:00Z">
         <w:r>
           <w:rPr>
             <w:lang w:val="en-GB"/>
@@ -8385,7 +8945,7 @@
           <w:t>https://muse.jhu.edu/pub/419/article/797091</w:t>
         </w:r>
       </w:hyperlink>
-      <w:del w:id="100" w:author="Adam Beatty" w:date="2026-07-19T14:39:00Z" w16du:dateUtc="2026-07-19T13:39:00Z">
+      <w:del w:id="232" w:author="Adam Beatty" w:date="2026-07-19T14:39:00Z" w16du:dateUtc="2026-07-19T13:39:00Z">
         <w:r>
           <w:rPr>
             <w:lang w:val="en-GB"/>
@@ -8393,7 +8953,7 @@
           <w:delText>.</w:delText>
         </w:r>
       </w:del>
-      <w:ins w:id="101" w:author="Adam Beatty" w:date="2026-07-19T14:39:00Z" w16du:dateUtc="2026-07-19T13:39:00Z">
+      <w:ins w:id="233" w:author="Adam Beatty" w:date="2026-07-19T14:39:00Z" w16du:dateUtc="2026-07-19T13:39:00Z">
         <w:r>
           <w:rPr>
             <w:lang w:val="en-GB"/>
@@ -8407,7 +8967,7 @@
         </w:rPr>
         <w:t xml:space="preserve"> </w:t>
       </w:r>
-      <w:del w:id="102" w:author="Adam Beatty" w:date="2026-07-19T14:40:00Z" w16du:dateUtc="2026-07-19T13:40:00Z">
+      <w:del w:id="234" w:author="Adam Beatty" w:date="2026-07-19T14:40:00Z" w16du:dateUtc="2026-07-19T13:40:00Z">
         <w:r>
           <w:rPr>
             <w:lang w:val="en-GB"/>
@@ -8415,35 +8975,29 @@
           <w:delText xml:space="preserve">Accessed </w:delText>
         </w:r>
       </w:del>
-      <w:ins w:id="103" w:author="Adam Beatty" w:date="2026-07-19T14:40:00Z" w16du:dateUtc="2026-07-19T13:40:00Z">
+      <w:ins w:id="235" w:author="Adam Beatty" w:date="2026-07-19T14:40:00Z" w16du:dateUtc="2026-07-19T13:40:00Z">
         <w:r>
           <w:rPr>
             <w:lang w:val="en-GB"/>
           </w:rPr>
-          <w:t>a</w:t>
-        </w:r>
+          <w:t xml:space="preserve">accessed </w:t>
+        </w:r>
+      </w:ins>
+      <w:r>
+        <w:rPr>
+          <w:lang w:val="en-GB"/>
+        </w:rPr>
+        <w:t>18 July 2026</w:t>
+      </w:r>
+      <w:ins w:id="236" w:author="Adam Beatty" w:date="2026-07-19T14:37:00Z" w16du:dateUtc="2026-07-19T13:37:00Z">
         <w:r>
           <w:rPr>
             <w:lang w:val="en-GB"/>
           </w:rPr>
-          <w:t xml:space="preserve">ccessed </w:t>
-        </w:r>
-      </w:ins>
-      <w:r>
-        <w:rPr>
-          <w:lang w:val="en-GB"/>
-        </w:rPr>
-        <w:t>18 July 2026</w:t>
-      </w:r>
-      <w:ins w:id="104" w:author="Adam Beatty" w:date="2026-07-19T14:37:00Z" w16du:dateUtc="2026-07-19T13:37:00Z">
-        <w:r>
-          <w:rPr>
-            <w:lang w:val="en-GB"/>
-          </w:rPr>
           <w:t xml:space="preserve">; </w:t>
         </w:r>
       </w:ins>
-      <w:ins w:id="105" w:author="Adam Beatty" w:date="2026-07-19T14:37:00Z">
+      <w:ins w:id="237" w:author="Adam Beatty" w:date="2026-07-19T14:37:00Z">
         <w:r>
           <w:t xml:space="preserve">Stimson Center, </w:t>
         </w:r>
@@ -8473,7 +9027,7 @@
           <w:t>http://www.jstor.org/stable/resrep10852</w:t>
         </w:r>
       </w:ins>
-      <w:ins w:id="106" w:author="Adam Beatty" w:date="2026-07-19T14:37:00Z" w16du:dateUtc="2026-07-19T13:37:00Z">
+      <w:ins w:id="238" w:author="Adam Beatty" w:date="2026-07-19T14:37:00Z" w16du:dateUtc="2026-07-19T13:37:00Z">
         <w:r>
           <w:rPr>
             <w:lang w:val="en-GB"/>
@@ -8481,7 +9035,7 @@
           <w:fldChar w:fldCharType="end"/>
         </w:r>
       </w:ins>
-      <w:ins w:id="107" w:author="Adam Beatty" w:date="2026-07-19T14:37:00Z">
+      <w:ins w:id="239" w:author="Adam Beatty" w:date="2026-07-19T14:37:00Z">
         <w:r>
           <w:t>, accessed 11 June 2025</w:t>
         </w:r>
@@ -8535,7 +9089,7 @@
           <w:t>https://smallwarsjournal.com/2026/04/14/transforming-in-contact-the-army-needs-an-unmanned-systems-command-now/</w:t>
         </w:r>
       </w:hyperlink>
-      <w:ins w:id="115" w:author="Adam Beatty" w:date="2026-07-19T14:39:00Z" w16du:dateUtc="2026-07-19T13:39:00Z">
+      <w:ins w:id="247" w:author="Adam Beatty" w:date="2026-07-19T14:39:00Z" w16du:dateUtc="2026-07-19T13:39:00Z">
         <w:r>
           <w:rPr>
             <w:sz w:val="20"/>
@@ -8544,7 +9098,7 @@
           <w:t>, a</w:t>
         </w:r>
       </w:ins>
-      <w:del w:id="116" w:author="Adam Beatty" w:date="2026-07-19T14:39:00Z" w16du:dateUtc="2026-07-19T13:39:00Z">
+      <w:del w:id="248" w:author="Adam Beatty" w:date="2026-07-19T14:39:00Z" w16du:dateUtc="2026-07-19T13:39:00Z">
         <w:r>
           <w:rPr>
             <w:sz w:val="20"/>
@@ -8587,12 +9141,12 @@
           <w:t>https://www.lineofdeparture.army.mil/Journals/Infantry/Infantry-Fall-2024/Integrating-drones/</w:t>
         </w:r>
       </w:hyperlink>
-      <w:del w:id="119" w:author="Adam Beatty" w:date="2026-07-19T14:40:00Z" w16du:dateUtc="2026-07-19T13:40:00Z">
+      <w:del w:id="251" w:author="Adam Beatty" w:date="2026-07-19T14:40:00Z" w16du:dateUtc="2026-07-19T13:40:00Z">
         <w:r>
           <w:delText xml:space="preserve">. Accessed </w:delText>
         </w:r>
       </w:del>
-      <w:ins w:id="120" w:author="Adam Beatty" w:date="2026-07-19T14:40:00Z" w16du:dateUtc="2026-07-19T13:40:00Z">
+      <w:ins w:id="252" w:author="Adam Beatty" w:date="2026-07-19T14:40:00Z" w16du:dateUtc="2026-07-19T13:40:00Z">
         <w:r>
           <w:t xml:space="preserve">, accessed </w:t>
         </w:r>
@@ -8619,7 +9173,7 @@
       <w:r>
         <w:t xml:space="preserve"> </w:t>
       </w:r>
-      <w:ins w:id="125" w:author="Adam Beatty" w:date="2026-07-19T14:53:00Z">
+      <w:ins w:id="257" w:author="Adam Beatty" w:date="2026-07-19T14:53:00Z">
         <w:r>
           <w:t xml:space="preserve">Brian Cahill, "Simulating Complexity: Urban Operations, Cognitive Load &amp; Wargaming in the Contemporary Operating Environment," </w:t>
         </w:r>
@@ -8649,17 +9203,17 @@
           <w:t>https://www.military.ie/media/muvair04/df-review-2025-digital-edition.pdf</w:t>
         </w:r>
       </w:ins>
-      <w:ins w:id="126" w:author="Adam Beatty" w:date="2026-07-19T14:53:00Z" w16du:dateUtc="2026-07-19T13:53:00Z">
+      <w:ins w:id="258" w:author="Adam Beatty" w:date="2026-07-19T14:53:00Z" w16du:dateUtc="2026-07-19T13:53:00Z">
         <w:r>
           <w:fldChar w:fldCharType="end"/>
         </w:r>
       </w:ins>
-      <w:ins w:id="127" w:author="Adam Beatty" w:date="2026-07-19T14:53:00Z">
+      <w:ins w:id="259" w:author="Adam Beatty" w:date="2026-07-19T14:53:00Z">
         <w:r>
           <w:t>, accessed 19 July 2026</w:t>
         </w:r>
       </w:ins>
-      <w:del w:id="128" w:author="Adam Beatty" w:date="2026-07-19T15:08:00Z" w16du:dateUtc="2026-07-19T14:08:00Z">
+      <w:del w:id="260" w:author="Adam Beatty" w:date="2026-07-19T15:08:00Z" w16du:dateUtc="2026-07-19T14:08:00Z">
         <w:r>
           <w:delText xml:space="preserve">UK Strategic Command. ‘The Crucial Role of Wargaming in Defence’. November 2023. </w:delText>
         </w:r>
@@ -8682,12 +9236,12 @@
           <w:fldChar w:fldCharType="end"/>
         </w:r>
       </w:del>
-      <w:del w:id="129" w:author="Adam Beatty" w:date="2026-07-19T14:40:00Z" w16du:dateUtc="2026-07-19T13:40:00Z">
+      <w:del w:id="261" w:author="Adam Beatty" w:date="2026-07-19T14:40:00Z" w16du:dateUtc="2026-07-19T13:40:00Z">
         <w:r>
           <w:delText xml:space="preserve">. Accessed </w:delText>
         </w:r>
       </w:del>
-      <w:del w:id="130" w:author="Adam Beatty" w:date="2026-07-19T15:08:00Z" w16du:dateUtc="2026-07-19T14:08:00Z">
+      <w:del w:id="262" w:author="Adam Beatty" w:date="2026-07-19T15:08:00Z" w16du:dateUtc="2026-07-19T14:08:00Z">
         <w:r>
           <w:delText>on 18 July 2026</w:delText>
         </w:r>
@@ -8702,11 +9256,11 @@
       <w:pPr>
         <w:pStyle w:val="FootnoteText"/>
         <w:rPr>
-          <w:del w:id="132" w:author="Adam Beatty" w:date="2026-07-19T15:06:00Z" w16du:dateUtc="2026-07-19T14:06:00Z"/>
+          <w:del w:id="264" w:author="Adam Beatty" w:date="2026-07-19T15:06:00Z" w16du:dateUtc="2026-07-19T14:06:00Z"/>
           <w:lang w:val="en-GB"/>
         </w:rPr>
       </w:pPr>
-      <w:del w:id="133" w:author="Adam Beatty" w:date="2026-07-19T15:06:00Z" w16du:dateUtc="2026-07-19T14:06:00Z">
+      <w:del w:id="265" w:author="Adam Beatty" w:date="2026-07-19T15:06:00Z" w16du:dateUtc="2026-07-19T14:06:00Z">
         <w:r>
           <w:rPr>
             <w:rStyle w:val="FootnoteReference"/>
@@ -8757,8 +9311,8 @@
           <w:delText xml:space="preserve">. Accessed </w:delText>
         </w:r>
       </w:del>
-      <w:ins w:id="134" w:author="Adam Beatty" w:date="2026-07-19T14:40:00Z" w16du:dateUtc="2026-07-19T13:40:00Z">
-        <w:del w:id="135" w:author="Adam Beatty" w:date="2026-07-19T15:06:00Z" w16du:dateUtc="2026-07-19T14:06:00Z">
+      <w:ins w:id="266" w:author="Adam Beatty" w:date="2026-07-19T14:40:00Z" w16du:dateUtc="2026-07-19T13:40:00Z">
+        <w:del w:id="267" w:author="Adam Beatty" w:date="2026-07-19T15:06:00Z" w16du:dateUtc="2026-07-19T14:06:00Z">
           <w:r>
             <w:rPr>
               <w:lang w:val="en-GB"/>
@@ -8767,7 +9321,7 @@
           </w:r>
         </w:del>
       </w:ins>
-      <w:del w:id="136" w:author="Adam Beatty" w:date="2026-07-19T15:06:00Z" w16du:dateUtc="2026-07-19T14:06:00Z">
+      <w:del w:id="268" w:author="Adam Beatty" w:date="2026-07-19T15:06:00Z" w16du:dateUtc="2026-07-19T14:06:00Z">
         <w:r>
           <w:rPr>
             <w:lang w:val="en-GB"/>
@@ -8782,11 +9336,11 @@
       <w:pPr>
         <w:pStyle w:val="FootnoteText"/>
         <w:rPr>
-          <w:ins w:id="139" w:author="Adam Beatty" w:date="2026-07-19T15:06:00Z" w16du:dateUtc="2026-07-19T14:06:00Z"/>
+          <w:ins w:id="271" w:author="Adam Beatty" w:date="2026-07-19T15:06:00Z" w16du:dateUtc="2026-07-19T14:06:00Z"/>
           <w:lang w:val="en-GB"/>
         </w:rPr>
       </w:pPr>
-      <w:ins w:id="140" w:author="Adam Beatty" w:date="2026-07-19T15:06:00Z" w16du:dateUtc="2026-07-19T14:06:00Z">
+      <w:ins w:id="272" w:author="Adam Beatty" w:date="2026-07-19T15:06:00Z" w16du:dateUtc="2026-07-19T14:06:00Z">
         <w:r>
           <w:rPr>
             <w:rStyle w:val="FootnoteReference"/>
@@ -8800,7 +9354,7 @@
           <w:t xml:space="preserve"> </w:t>
         </w:r>
       </w:ins>
-      <w:ins w:id="141" w:author="Adam Beatty" w:date="2026-07-19T15:09:00Z">
+      <w:ins w:id="273" w:author="Adam Beatty" w:date="2026-07-19T15:09:00Z">
         <w:r>
           <w:t xml:space="preserve">Paul Lushenko, Russell McGuire, Christopher G. Pernin, and Sean M. Zeigler, "Defending U.S. Military Bases Against Drones? A Recent Tabletop Exercise Explores How," RAND, June 2, 2025, </w:t>
         </w:r>
@@ -8820,7 +9374,7 @@
           <w:t>https://www.rand.org/pubs/commentary/2025/06/defending-us-military-bases-against-drones-a-recent.html</w:t>
         </w:r>
       </w:ins>
-      <w:ins w:id="142" w:author="Adam Beatty" w:date="2026-07-19T15:09:00Z" w16du:dateUtc="2026-07-19T14:09:00Z">
+      <w:ins w:id="274" w:author="Adam Beatty" w:date="2026-07-19T15:09:00Z" w16du:dateUtc="2026-07-19T14:09:00Z">
         <w:r>
           <w:rPr>
             <w:lang w:val="de-DE"/>
@@ -8828,12 +9382,12 @@
           <w:fldChar w:fldCharType="end"/>
         </w:r>
       </w:ins>
-      <w:ins w:id="143" w:author="Adam Beatty" w:date="2026-07-19T15:09:00Z">
+      <w:ins w:id="275" w:author="Adam Beatty" w:date="2026-07-19T15:09:00Z">
         <w:r>
           <w:t>, accessed 18 July 2026</w:t>
         </w:r>
       </w:ins>
-      <w:ins w:id="144" w:author="Adam Beatty" w:date="2026-07-19T15:06:00Z" w16du:dateUtc="2026-07-19T14:06:00Z">
+      <w:ins w:id="276" w:author="Adam Beatty" w:date="2026-07-19T15:06:00Z" w16du:dateUtc="2026-07-19T14:06:00Z">
         <w:r>
           <w:rPr>
             <w:lang w:val="en-GB"/>
@@ -8868,12 +9422,12 @@
           <w:t>https://www.nationalacademies.org/read/26150/chapter/1#12</w:t>
         </w:r>
       </w:hyperlink>
-      <w:del w:id="150" w:author="Adam Beatty" w:date="2026-07-19T14:40:00Z" w16du:dateUtc="2026-07-19T13:40:00Z">
+      <w:del w:id="284" w:author="Adam Beatty" w:date="2026-07-19T14:40:00Z" w16du:dateUtc="2026-07-19T13:40:00Z">
         <w:r>
           <w:delText xml:space="preserve">. Accessed </w:delText>
         </w:r>
       </w:del>
-      <w:ins w:id="151" w:author="Adam Beatty" w:date="2026-07-19T14:40:00Z" w16du:dateUtc="2026-07-19T13:40:00Z">
+      <w:ins w:id="285" w:author="Adam Beatty" w:date="2026-07-19T14:40:00Z" w16du:dateUtc="2026-07-19T13:40:00Z">
         <w:r>
           <w:t xml:space="preserve">, accessed </w:t>
         </w:r>
@@ -8937,7 +9491,7 @@
           <w:t>https://ausa.org/articles/confidence-and-combat-power#</w:t>
         </w:r>
       </w:hyperlink>
-      <w:del w:id="157" w:author="Adam Beatty" w:date="2026-07-19T14:40:00Z" w16du:dateUtc="2026-07-19T13:40:00Z">
+      <w:del w:id="291" w:author="Adam Beatty" w:date="2026-07-19T14:40:00Z" w16du:dateUtc="2026-07-19T13:40:00Z">
         <w:r>
           <w:rPr>
             <w:lang w:val="en-GB"/>
@@ -8945,7 +9499,7 @@
           <w:delText xml:space="preserve">. Accessed </w:delText>
         </w:r>
       </w:del>
-      <w:ins w:id="158" w:author="Adam Beatty" w:date="2026-07-19T14:40:00Z" w16du:dateUtc="2026-07-19T13:40:00Z">
+      <w:ins w:id="292" w:author="Adam Beatty" w:date="2026-07-19T14:40:00Z" w16du:dateUtc="2026-07-19T13:40:00Z">
         <w:r>
           <w:rPr>
             <w:lang w:val="en-GB"/>
@@ -8966,11 +9520,11 @@
       <w:pPr>
         <w:pStyle w:val="FootnoteText"/>
         <w:rPr>
-          <w:ins w:id="170" w:author="Adam Beatty" w:date="2026-07-19T16:16:00Z" w16du:dateUtc="2026-07-19T15:16:00Z"/>
+          <w:ins w:id="305" w:author="Adam Beatty" w:date="2026-07-19T16:16:00Z" w16du:dateUtc="2026-07-19T15:16:00Z"/>
           <w:lang w:val="en-GB"/>
         </w:rPr>
       </w:pPr>
-      <w:ins w:id="171" w:author="Adam Beatty" w:date="2026-07-19T16:16:00Z" w16du:dateUtc="2026-07-19T15:16:00Z">
+      <w:ins w:id="306" w:author="Adam Beatty" w:date="2026-07-19T16:16:00Z" w16du:dateUtc="2026-07-19T15:16:00Z">
         <w:r>
           <w:rPr>
             <w:rStyle w:val="FootnoteReference"/>
@@ -9041,7 +9595,7 @@
       <w:pPr>
         <w:pStyle w:val="FootnoteText"/>
       </w:pPr>
-      <w:ins w:id="180" w:author="Adam Beatty" w:date="2026-07-19T16:17:00Z" w16du:dateUtc="2026-07-19T15:17:00Z">
+      <w:ins w:id="315" w:author="Adam Beatty" w:date="2026-07-19T16:17:00Z" w16du:dateUtc="2026-07-19T15:17:00Z">
         <w:r>
           <w:rPr>
             <w:rStyle w:val="FootnoteReference"/>
@@ -9052,7 +9606,7 @@
           <w:t xml:space="preserve"> </w:t>
         </w:r>
       </w:ins>
-      <w:ins w:id="181" w:author="Adam Beatty" w:date="2026-07-19T16:17:00Z">
+      <w:ins w:id="316" w:author="Adam Beatty" w:date="2026-07-19T16:17:00Z">
         <w:r>
           <w:t>Interview Participant 01, interview by Adam Beatty, 23 January 2026, transcript, conducted under Chatham House Rules.</w:t>
         </w:r>
@@ -9064,7 +9618,7 @@
       <w:pPr>
         <w:pStyle w:val="FootnoteText"/>
       </w:pPr>
-      <w:ins w:id="184" w:author="Adam Beatty" w:date="2026-07-19T16:18:00Z" w16du:dateUtc="2026-07-19T15:18:00Z">
+      <w:ins w:id="319" w:author="Adam Beatty" w:date="2026-07-19T16:18:00Z" w16du:dateUtc="2026-07-19T15:18:00Z">
         <w:r>
           <w:rPr>
             <w:rStyle w:val="FootnoteReference"/>
@@ -9075,7 +9629,7 @@
           <w:t xml:space="preserve"> </w:t>
         </w:r>
       </w:ins>
-      <w:ins w:id="185" w:author="Adam Beatty" w:date="2026-07-19T16:18:00Z">
+      <w:ins w:id="320" w:author="Adam Beatty" w:date="2026-07-19T16:18:00Z">
         <w:r>
           <w:t>Krepinevich, "Cavalry to Computer," 30.</w:t>
         </w:r>
@@ -9087,11 +9641,11 @@
       <w:pPr>
         <w:pStyle w:val="FootnoteText"/>
         <w:rPr>
-          <w:del w:id="194" w:author="Adam Beatty" w:date="2026-07-19T17:08:00Z" w16du:dateUtc="2026-07-19T16:08:00Z"/>
+          <w:del w:id="331" w:author="Adam Beatty" w:date="2026-07-19T17:08:00Z" w16du:dateUtc="2026-07-19T16:08:00Z"/>
           <w:lang w:val="en-GB"/>
         </w:rPr>
       </w:pPr>
-      <w:del w:id="195" w:author="Adam Beatty" w:date="2026-07-19T17:08:00Z" w16du:dateUtc="2026-07-19T16:08:00Z">
+      <w:del w:id="332" w:author="Adam Beatty" w:date="2026-07-19T17:08:00Z" w16du:dateUtc="2026-07-19T16:08:00Z">
         <w:r>
           <w:rPr>
             <w:rStyle w:val="FootnoteReference"/>
@@ -9105,8 +9659,8 @@
           <w:delText xml:space="preserve"> </w:delText>
         </w:r>
       </w:del>
-      <w:ins w:id="196" w:author="Adam Beatty" w:date="2026-07-19T16:57:00Z">
-        <w:del w:id="197" w:author="Adam Beatty" w:date="2026-07-19T17:08:00Z" w16du:dateUtc="2026-07-19T16:08:00Z">
+      <w:ins w:id="333" w:author="Adam Beatty" w:date="2026-07-19T16:57:00Z">
+        <w:del w:id="334" w:author="Adam Beatty" w:date="2026-07-19T17:08:00Z" w16du:dateUtc="2026-07-19T16:08:00Z">
           <w:r>
             <w:delText xml:space="preserve">UK Ministry of Defence, Development, Concepts and Doctrine Centre, </w:delText>
           </w:r>
@@ -9137,8 +9691,8 @@
           </w:r>
         </w:del>
       </w:ins>
-      <w:ins w:id="198" w:author="Adam Beatty" w:date="2026-07-19T16:57:00Z" w16du:dateUtc="2026-07-19T15:57:00Z">
-        <w:del w:id="199" w:author="Adam Beatty" w:date="2026-07-19T17:08:00Z" w16du:dateUtc="2026-07-19T16:08:00Z">
+      <w:ins w:id="335" w:author="Adam Beatty" w:date="2026-07-19T16:57:00Z" w16du:dateUtc="2026-07-19T15:57:00Z">
+        <w:del w:id="336" w:author="Adam Beatty" w:date="2026-07-19T17:08:00Z" w16du:dateUtc="2026-07-19T16:08:00Z">
           <w:r>
             <w:rPr>
               <w:lang w:val="en-GB"/>
@@ -9147,14 +9701,14 @@
           </w:r>
         </w:del>
       </w:ins>
-      <w:ins w:id="200" w:author="Adam Beatty" w:date="2026-07-19T16:57:00Z">
-        <w:del w:id="201" w:author="Adam Beatty" w:date="2026-07-19T17:08:00Z" w16du:dateUtc="2026-07-19T16:08:00Z">
+      <w:ins w:id="337" w:author="Adam Beatty" w:date="2026-07-19T16:57:00Z">
+        <w:del w:id="338" w:author="Adam Beatty" w:date="2026-07-19T17:08:00Z" w16du:dateUtc="2026-07-19T16:08:00Z">
           <w:r>
             <w:delText>, accessed 16 July 2026.</w:delText>
           </w:r>
         </w:del>
       </w:ins>
-      <w:del w:id="202" w:author="Adam Beatty" w:date="2026-07-19T17:08:00Z" w16du:dateUtc="2026-07-19T16:08:00Z">
+      <w:del w:id="339" w:author="Adam Beatty" w:date="2026-07-19T17:08:00Z" w16du:dateUtc="2026-07-19T16:08:00Z">
         <w:r>
           <w:rPr>
             <w:lang w:val="en-GB"/>
@@ -9169,7 +9723,7 @@
       <w:pPr>
         <w:pStyle w:val="FootnoteText"/>
       </w:pPr>
-      <w:ins w:id="210" w:author="Adam Beatty" w:date="2026-07-19T17:07:00Z" w16du:dateUtc="2026-07-19T16:07:00Z">
+      <w:ins w:id="350" w:author="Adam Beatty" w:date="2026-07-19T17:07:00Z" w16du:dateUtc="2026-07-19T16:07:00Z">
         <w:r>
           <w:rPr>
             <w:rStyle w:val="FootnoteReference"/>
@@ -9180,7 +9734,7 @@
           <w:t xml:space="preserve"> </w:t>
         </w:r>
       </w:ins>
-      <w:ins w:id="211" w:author="Adam Beatty" w:date="2026-07-19T17:08:00Z" w16du:dateUtc="2026-07-19T16:08:00Z">
+      <w:ins w:id="351" w:author="Adam Beatty" w:date="2026-07-19T17:08:00Z" w16du:dateUtc="2026-07-19T16:08:00Z">
         <w:r>
           <w:t xml:space="preserve">UK Ministry of Defence, Development, Concepts and Doctrine Centre, </w:t>
         </w:r>
@@ -9238,7 +9792,7 @@
       <w:r>
         <w:t xml:space="preserve"> </w:t>
       </w:r>
-      <w:ins w:id="216" w:author="Adam Beatty" w:date="2026-07-19T17:20:00Z">
+      <w:ins w:id="356" w:author="Adam Beatty" w:date="2026-07-19T17:20:00Z">
         <w:r>
           <w:t xml:space="preserve">UK Ministry of Defence, </w:t>
         </w:r>
@@ -9253,17 +9807,17 @@
           <w:t>, 9–11</w:t>
         </w:r>
       </w:ins>
-      <w:ins w:id="217" w:author="Adam Beatty" w:date="2026-07-19T17:27:00Z" w16du:dateUtc="2026-07-19T16:27:00Z">
+      <w:ins w:id="357" w:author="Adam Beatty" w:date="2026-07-19T17:27:00Z" w16du:dateUtc="2026-07-19T16:27:00Z">
         <w:r>
           <w:t>, 13</w:t>
         </w:r>
       </w:ins>
-      <w:ins w:id="218" w:author="Adam Beatty" w:date="2026-07-19T17:20:00Z">
+      <w:ins w:id="358" w:author="Adam Beatty" w:date="2026-07-19T17:20:00Z">
         <w:r>
           <w:t>.</w:t>
         </w:r>
       </w:ins>
-      <w:del w:id="219" w:author="Adam Beatty" w:date="2026-07-19T17:20:00Z" w16du:dateUtc="2026-07-19T16:20:00Z">
+      <w:del w:id="359" w:author="Adam Beatty" w:date="2026-07-19T17:20:00Z" w16du:dateUtc="2026-07-19T16:20:00Z">
         <w:r>
           <w:delText xml:space="preserve">UK MOD. ‘Defence Experimentation for Force Development Handbook. January 2021. </w:delText>
         </w:r>
@@ -9286,12 +9840,12 @@
           <w:fldChar w:fldCharType="end"/>
         </w:r>
       </w:del>
-      <w:del w:id="220" w:author="Adam Beatty" w:date="2026-07-19T14:40:00Z" w16du:dateUtc="2026-07-19T13:40:00Z">
+      <w:del w:id="360" w:author="Adam Beatty" w:date="2026-07-19T14:40:00Z" w16du:dateUtc="2026-07-19T13:40:00Z">
         <w:r>
           <w:delText xml:space="preserve">. Accessed </w:delText>
         </w:r>
       </w:del>
-      <w:del w:id="221" w:author="Adam Beatty" w:date="2026-07-19T17:20:00Z" w16du:dateUtc="2026-07-19T16:20:00Z">
+      <w:del w:id="361" w:author="Adam Beatty" w:date="2026-07-19T17:20:00Z" w16du:dateUtc="2026-07-19T16:20:00Z">
         <w:r>
           <w:delText>on 16 July 2026.</w:delText>
         </w:r>
@@ -9303,7 +9857,7 @@
       <w:pPr>
         <w:pStyle w:val="FootnoteText"/>
       </w:pPr>
-      <w:ins w:id="231" w:author="Adam Beatty" w:date="2026-07-19T20:03:00Z" w16du:dateUtc="2026-07-19T19:03:00Z">
+      <w:ins w:id="375" w:author="Adam Beatty" w:date="2026-07-19T20:03:00Z" w16du:dateUtc="2026-07-19T19:03:00Z">
         <w:r>
           <w:rPr>
             <w:rStyle w:val="FootnoteReference"/>
@@ -9314,7 +9868,7 @@
           <w:t xml:space="preserve"> </w:t>
         </w:r>
       </w:ins>
-      <w:ins w:id="232" w:author="Adam Beatty" w:date="2026-07-19T20:03:00Z">
+      <w:ins w:id="376" w:author="Adam Beatty" w:date="2026-07-19T20:03:00Z">
         <w:r>
           <w:t>NATO, "Innovation and Technology Adoption," accessed 14 July 2026.</w:t>
         </w:r>
@@ -9326,7 +9880,7 @@
       <w:pPr>
         <w:pStyle w:val="FootnoteText"/>
       </w:pPr>
-      <w:ins w:id="235" w:author="Adam Beatty" w:date="2026-07-19T20:04:00Z" w16du:dateUtc="2026-07-19T19:04:00Z">
+      <w:ins w:id="379" w:author="Adam Beatty" w:date="2026-07-19T20:04:00Z" w16du:dateUtc="2026-07-19T19:04:00Z">
         <w:r>
           <w:rPr>
             <w:rStyle w:val="FootnoteReference"/>
@@ -9337,7 +9891,7 @@
           <w:t xml:space="preserve"> </w:t>
         </w:r>
       </w:ins>
-      <w:ins w:id="236" w:author="Adam Beatty" w:date="2026-07-19T20:04:00Z">
+      <w:ins w:id="380" w:author="Adam Beatty" w:date="2026-07-19T20:04:00Z">
         <w:r>
           <w:t xml:space="preserve">Christian Brose, "The New Revolution in Military Affairs: War's Sci-Fi Future," </w:t>
         </w:r>
@@ -9367,12 +9921,12 @@
           <w:t>https://link.gale.com/apps/doc/A585763277/AONE</w:t>
         </w:r>
       </w:ins>
-      <w:ins w:id="237" w:author="Adam Beatty" w:date="2026-07-19T20:04:00Z" w16du:dateUtc="2026-07-19T19:04:00Z">
+      <w:ins w:id="381" w:author="Adam Beatty" w:date="2026-07-19T20:04:00Z" w16du:dateUtc="2026-07-19T19:04:00Z">
         <w:r>
           <w:fldChar w:fldCharType="end"/>
         </w:r>
       </w:ins>
-      <w:ins w:id="238" w:author="Adam Beatty" w:date="2026-07-19T20:04:00Z">
+      <w:ins w:id="382" w:author="Adam Beatty" w:date="2026-07-19T20:04:00Z">
         <w:r>
           <w:t>, accessed 12 June 2025.</w:t>
         </w:r>
@@ -9384,7 +9938,7 @@
       <w:pPr>
         <w:pStyle w:val="FootnoteText"/>
       </w:pPr>
-      <w:ins w:id="243" w:author="Adam Beatty" w:date="2026-07-19T20:04:00Z" w16du:dateUtc="2026-07-19T19:04:00Z">
+      <w:ins w:id="387" w:author="Adam Beatty" w:date="2026-07-19T20:04:00Z" w16du:dateUtc="2026-07-19T19:04:00Z">
         <w:r>
           <w:rPr>
             <w:rStyle w:val="FootnoteReference"/>
@@ -9395,9 +9949,19 @@
           <w:t xml:space="preserve"> </w:t>
         </w:r>
       </w:ins>
-      <w:ins w:id="244" w:author="Adam Beatty" w:date="2026-07-19T20:15:00Z">
-        <w:r>
-          <w:t xml:space="preserve">Michael Horowitz, “The Diffusion of Military Power: Causes and Consequences for International Politics” (PhD diss., Harvard University, 2006), 14–15, ProQuest Dissertations &amp; Theses Global, publication no. 3265175, </w:t>
+      <w:ins w:id="388" w:author="Adam Beatty" w:date="2026-07-19T20:15:00Z">
+        <w:r>
+          <w:t>Michael Horowitz, “The Diffusion of Military Power: Causes and Consequences for International Politics” (PhD diss., Harvard University, 200</w:t>
+        </w:r>
+      </w:ins>
+      <w:ins w:id="389" w:author="Adam Beatty" w:date="2026-07-19T20:25:00Z" w16du:dateUtc="2026-07-19T19:25:00Z">
+        <w:r>
+          <w:t>6</w:t>
+        </w:r>
+      </w:ins>
+      <w:ins w:id="390" w:author="Adam Beatty" w:date="2026-07-19T20:15:00Z">
+        <w:r>
+          <w:t xml:space="preserve">), 14–15, ProQuest Dissertations &amp; Theses Global, publication no. 3265175, </w:t>
         </w:r>
         <w:r>
           <w:fldChar w:fldCharType="begin"/>
@@ -9415,12 +9979,12 @@
           <w:t>https://www.proquest.com/docview/304850925</w:t>
         </w:r>
       </w:ins>
-      <w:ins w:id="245" w:author="Adam Beatty" w:date="2026-07-19T20:15:00Z" w16du:dateUtc="2026-07-19T19:15:00Z">
+      <w:ins w:id="391" w:author="Adam Beatty" w:date="2026-07-19T20:15:00Z" w16du:dateUtc="2026-07-19T19:15:00Z">
         <w:r>
           <w:fldChar w:fldCharType="end"/>
         </w:r>
       </w:ins>
-      <w:ins w:id="246" w:author="Adam Beatty" w:date="2026-07-19T20:15:00Z">
+      <w:ins w:id="392" w:author="Adam Beatty" w:date="2026-07-19T20:15:00Z">
         <w:r>
           <w:t>, accessed 19 July 2026.</w:t>
         </w:r>
@@ -9432,11 +9996,11 @@
       <w:pPr>
         <w:pStyle w:val="FootnoteText"/>
         <w:rPr>
-          <w:del w:id="249" w:author="Adam Beatty" w:date="2026-07-19T20:10:00Z" w16du:dateUtc="2026-07-19T19:10:00Z"/>
+          <w:del w:id="395" w:author="Adam Beatty" w:date="2026-07-19T20:10:00Z" w16du:dateUtc="2026-07-19T19:10:00Z"/>
           <w:lang w:val="en-GB"/>
         </w:rPr>
       </w:pPr>
-      <w:del w:id="250" w:author="Adam Beatty" w:date="2026-07-19T20:10:00Z" w16du:dateUtc="2026-07-19T19:10:00Z">
+      <w:del w:id="396" w:author="Adam Beatty" w:date="2026-07-19T20:10:00Z" w16du:dateUtc="2026-07-19T19:10:00Z">
         <w:r>
           <w:rPr>
             <w:rStyle w:val="FootnoteReference"/>
@@ -9495,14 +10059,14 @@
           <w:delText xml:space="preserve">Accessed </w:delText>
         </w:r>
       </w:del>
-      <w:ins w:id="251" w:author="Adam Beatty" w:date="2026-07-19T14:40:00Z" w16du:dateUtc="2026-07-19T13:40:00Z">
-        <w:del w:id="252" w:author="Adam Beatty" w:date="2026-07-19T20:10:00Z" w16du:dateUtc="2026-07-19T19:10:00Z">
+      <w:ins w:id="397" w:author="Adam Beatty" w:date="2026-07-19T14:40:00Z" w16du:dateUtc="2026-07-19T13:40:00Z">
+        <w:del w:id="398" w:author="Adam Beatty" w:date="2026-07-19T20:10:00Z" w16du:dateUtc="2026-07-19T19:10:00Z">
           <w:r>
             <w:delText xml:space="preserve">, accessed </w:delText>
           </w:r>
         </w:del>
       </w:ins>
-      <w:del w:id="253" w:author="Adam Beatty" w:date="2026-07-19T20:10:00Z" w16du:dateUtc="2026-07-19T19:10:00Z">
+      <w:del w:id="399" w:author="Adam Beatty" w:date="2026-07-19T20:10:00Z" w16du:dateUtc="2026-07-19T19:10:00Z">
         <w:r>
           <w:delText>14 July 2026.</w:delText>
         </w:r>
@@ -9534,12 +10098,12 @@
           <w:t>https://mwi.westpoint.edu/battlefield-drones-and-the-accelerating-autonomous-arms-race-in-ukraine/</w:t>
         </w:r>
       </w:hyperlink>
-      <w:del w:id="254" w:author="Adam Beatty" w:date="2026-07-19T14:40:00Z" w16du:dateUtc="2026-07-19T13:40:00Z">
+      <w:del w:id="400" w:author="Adam Beatty" w:date="2026-07-19T14:40:00Z" w16du:dateUtc="2026-07-19T13:40:00Z">
         <w:r>
           <w:delText xml:space="preserve">. Accessed </w:delText>
         </w:r>
       </w:del>
-      <w:ins w:id="255" w:author="Adam Beatty" w:date="2026-07-19T14:40:00Z" w16du:dateUtc="2026-07-19T13:40:00Z">
+      <w:ins w:id="401" w:author="Adam Beatty" w:date="2026-07-19T14:40:00Z" w16du:dateUtc="2026-07-19T13:40:00Z">
         <w:r>
           <w:t xml:space="preserve">, accessed </w:t>
         </w:r>
@@ -9577,12 +10141,12 @@
           <w:t>https://www.waru.edu/sites/default/files/2026-01/ARJ110%20Content%20111025%20REBRAND_PK_508_Article1.pdf</w:t>
         </w:r>
       </w:hyperlink>
-      <w:del w:id="256" w:author="Adam Beatty" w:date="2026-07-19T14:40:00Z" w16du:dateUtc="2026-07-19T13:40:00Z">
+      <w:del w:id="402" w:author="Adam Beatty" w:date="2026-07-19T14:40:00Z" w16du:dateUtc="2026-07-19T13:40:00Z">
         <w:r>
           <w:delText xml:space="preserve">. Accessed </w:delText>
         </w:r>
       </w:del>
-      <w:ins w:id="257" w:author="Adam Beatty" w:date="2026-07-19T14:40:00Z" w16du:dateUtc="2026-07-19T13:40:00Z">
+      <w:ins w:id="403" w:author="Adam Beatty" w:date="2026-07-19T14:40:00Z" w16du:dateUtc="2026-07-19T13:40:00Z">
         <w:r>
           <w:t xml:space="preserve">, accessed </w:t>
         </w:r>
@@ -9619,39 +10183,23 @@
       <w:pPr>
         <w:pStyle w:val="FootnoteText"/>
         <w:rPr>
-          <w:lang w:val="en-GB"/>
-        </w:rPr>
-      </w:pPr>
-      <w:r>
-        <w:rPr>
-          <w:rStyle w:val="FootnoteReference"/>
-        </w:rPr>
-        <w:footnoteRef/>
-      </w:r>
-      <w:r>
-        <w:t xml:space="preserve"> Cosmo Curtane and John Nagl. ‘How the United States is Learning from Drone Warfare in Ukraine’. Small Wars Journal. June 2026. </w:t>
-      </w:r>
-      <w:hyperlink r:id="rId35" w:history="1">
-        <w:r>
-          <w:rPr>
-            <w:rStyle w:val="Hyperlink"/>
-          </w:rPr>
-          <w:t>https://smallwarsjournal.com/2026/06/17/how-the-united-states-is-learning-from-drone-warfare-in-ukraine/</w:t>
-        </w:r>
-      </w:hyperlink>
-      <w:del w:id="258" w:author="Adam Beatty" w:date="2026-07-19T14:40:00Z" w16du:dateUtc="2026-07-19T13:40:00Z">
-        <w:r>
-          <w:delText xml:space="preserve">. Accessed </w:delText>
-        </w:r>
-      </w:del>
-      <w:ins w:id="259" w:author="Adam Beatty" w:date="2026-07-19T14:40:00Z" w16du:dateUtc="2026-07-19T13:40:00Z">
-        <w:r>
-          <w:t xml:space="preserve">, accessed </w:t>
-        </w:r>
-      </w:ins>
-      <w:r>
-        <w:t>17 July 2026.</w:t>
-      </w:r>
+          <w:ins w:id="412" w:author="Adam Beatty" w:date="2026-07-19T21:34:00Z" w16du:dateUtc="2026-07-19T20:34:00Z"/>
+        </w:rPr>
+      </w:pPr>
+      <w:ins w:id="413" w:author="Adam Beatty" w:date="2026-07-19T21:34:00Z" w16du:dateUtc="2026-07-19T20:34:00Z">
+        <w:r>
+          <w:rPr>
+            <w:rStyle w:val="FootnoteReference"/>
+          </w:rPr>
+          <w:footnoteRef/>
+        </w:r>
+        <w:r>
+          <w:t xml:space="preserve"> </w:t>
+        </w:r>
+        <w:r>
+          <w:t>Interview Participant 02, interview by Adam Beatty, 28 January 2026, transcript, conducted under Chatham House Rules.</w:t>
+        </w:r>
+      </w:ins>
     </w:p>
   </w:footnote>
   <w:footnote w:id="57">
@@ -9659,39 +10207,55 @@
       <w:pPr>
         <w:pStyle w:val="FootnoteText"/>
         <w:rPr>
+          <w:ins w:id="416" w:author="Adam Beatty" w:date="2026-07-19T21:35:00Z" w16du:dateUtc="2026-07-19T20:35:00Z"/>
           <w:lang w:val="en-GB"/>
         </w:rPr>
       </w:pPr>
-      <w:r>
-        <w:rPr>
-          <w:rStyle w:val="FootnoteReference"/>
-        </w:rPr>
-        <w:footnoteRef/>
-      </w:r>
-      <w:r>
-        <w:t xml:space="preserve"> Vice Adm Lou Crenshaw (Ret.). ‘Military power begins with industrial stregth’. Defensescoop. February 2026. </w:t>
-      </w:r>
-      <w:hyperlink r:id="rId36" w:history="1">
+      <w:ins w:id="417" w:author="Adam Beatty" w:date="2026-07-19T21:35:00Z" w16du:dateUtc="2026-07-19T20:35:00Z">
+        <w:r>
+          <w:rPr>
+            <w:rStyle w:val="FootnoteReference"/>
+          </w:rPr>
+          <w:footnoteRef/>
+        </w:r>
+        <w:r>
+          <w:t xml:space="preserve"> </w:t>
+        </w:r>
+        <w:r>
+          <w:t xml:space="preserve">Cosmo Curtatone and John Nagl, "How the United States Is Learning from Drone Warfare in Ukraine," </w:t>
+        </w:r>
+        <w:r>
+          <w:rPr>
+            <w:i/>
+            <w:iCs/>
+          </w:rPr>
+          <w:t>Small Wars Journal</w:t>
+        </w:r>
+        <w:r>
+          <w:t xml:space="preserve">, June 2026, </w:t>
+        </w:r>
+        <w:r>
+          <w:fldChar w:fldCharType="begin"/>
+        </w:r>
+        <w:r>
+          <w:instrText>HYPERLINK "https://smallwarsjournal.com/2026/06/17/how-the-united-states-is-learning-from-drone-warfare-in-ukraine/"</w:instrText>
+        </w:r>
+        <w:r>
+          <w:fldChar w:fldCharType="separate"/>
+        </w:r>
         <w:r>
           <w:rPr>
             <w:rStyle w:val="Hyperlink"/>
           </w:rPr>
-          <w:t>https://defensescoop.com/2026/02/18/military-power-begins-with-industrial-strength/</w:t>
-        </w:r>
-      </w:hyperlink>
-      <w:del w:id="261" w:author="Adam Beatty" w:date="2026-07-19T14:40:00Z" w16du:dateUtc="2026-07-19T13:40:00Z">
-        <w:r>
-          <w:delText xml:space="preserve">. Accessed </w:delText>
-        </w:r>
-      </w:del>
-      <w:ins w:id="262" w:author="Adam Beatty" w:date="2026-07-19T14:40:00Z" w16du:dateUtc="2026-07-19T13:40:00Z">
-        <w:r>
-          <w:t xml:space="preserve">, accessed </w:t>
-        </w:r>
-      </w:ins>
-      <w:r>
-        <w:t>on 18 July 2026.</w:t>
-      </w:r>
+          <w:t>https://smallwarsjournal.com/2026/06/17/how-the-united-states-is-learning-from-drone-warfare-in-ukraine/</w:t>
+        </w:r>
+        <w:r>
+          <w:fldChar w:fldCharType="end"/>
+        </w:r>
+        <w:r>
+          <w:t>, accessed 17 July 2026.</w:t>
+        </w:r>
+      </w:ins>
     </w:p>
   </w:footnote>
   <w:footnote w:id="58">
@@ -9699,42 +10263,23 @@
       <w:pPr>
         <w:pStyle w:val="FootnoteText"/>
         <w:rPr>
-          <w:lang w:val="en-GB"/>
-        </w:rPr>
-      </w:pPr>
-      <w:r>
-        <w:rPr>
-          <w:rStyle w:val="FootnoteReference"/>
-        </w:rPr>
-        <w:footnoteRef/>
-      </w:r>
-      <w:r>
-        <w:t xml:space="preserve"> Marium Halstian. ‘A First Point View: Examining Ukraine’s Drone Industry’. Georgetown Security Studies Review 2026. 2026.</w:t>
-      </w:r>
-      <w:r>
-        <w:t xml:space="preserve"> </w:t>
-      </w:r>
-      <w:hyperlink r:id="rId37" w:history="1">
-        <w:r>
-          <w:rPr>
-            <w:rStyle w:val="Hyperlink"/>
-          </w:rPr>
-          <w:t>https://gssr.georgetown.edu/the-forum/regions/eurasia/a-first-point-view-examining-ukraines-drone-industry/</w:t>
-        </w:r>
-      </w:hyperlink>
-      <w:del w:id="263" w:author="Adam Beatty" w:date="2026-07-19T14:40:00Z" w16du:dateUtc="2026-07-19T13:40:00Z">
-        <w:r>
-          <w:delText xml:space="preserve">. Accessed </w:delText>
-        </w:r>
-      </w:del>
-      <w:ins w:id="264" w:author="Adam Beatty" w:date="2026-07-19T14:40:00Z" w16du:dateUtc="2026-07-19T13:40:00Z">
-        <w:r>
-          <w:t xml:space="preserve">, accessed </w:t>
-        </w:r>
-      </w:ins>
-      <w:r>
-        <w:t>18 July 2026.</w:t>
-      </w:r>
+          <w:ins w:id="424" w:author="Adam Beatty" w:date="2026-07-19T21:34:00Z" w16du:dateUtc="2026-07-19T20:34:00Z"/>
+        </w:rPr>
+      </w:pPr>
+      <w:ins w:id="425" w:author="Adam Beatty" w:date="2026-07-19T21:34:00Z" w16du:dateUtc="2026-07-19T20:34:00Z">
+        <w:r>
+          <w:rPr>
+            <w:rStyle w:val="FootnoteReference"/>
+          </w:rPr>
+          <w:footnoteRef/>
+        </w:r>
+        <w:r>
+          <w:t xml:space="preserve"> </w:t>
+        </w:r>
+        <w:r>
+          <w:t>Interview Participant 04, interview by Adam Beatty, 6 February 2026, transcript, conducted under Chatham House Rules.</w:t>
+        </w:r>
+      </w:ins>
     </w:p>
   </w:footnote>
   <w:footnote w:id="59">
@@ -9742,24 +10287,93 @@
       <w:pPr>
         <w:pStyle w:val="FootnoteText"/>
         <w:rPr>
+          <w:del w:id="428" w:author="Adam Beatty" w:date="2026-07-19T21:37:00Z" w16du:dateUtc="2026-07-19T20:37:00Z"/>
           <w:lang w:val="en-GB"/>
         </w:rPr>
       </w:pPr>
-      <w:r>
-        <w:rPr>
-          <w:rStyle w:val="FootnoteReference"/>
-        </w:rPr>
-        <w:footnoteRef/>
-      </w:r>
-      <w:r>
-        <w:t xml:space="preserve"> </w:t>
-      </w:r>
-      <w:r>
-        <w:rPr>
-          <w:lang w:val="en-GB"/>
-        </w:rPr>
-        <w:t>Ibid.</w:t>
-      </w:r>
+      <w:del w:id="429" w:author="Adam Beatty" w:date="2026-07-19T21:37:00Z" w16du:dateUtc="2026-07-19T20:37:00Z">
+        <w:r>
+          <w:rPr>
+            <w:rStyle w:val="FootnoteReference"/>
+          </w:rPr>
+          <w:footnoteRef/>
+        </w:r>
+        <w:r>
+          <w:delText xml:space="preserve"> </w:delText>
+        </w:r>
+      </w:del>
+      <w:ins w:id="430" w:author="Adam Beatty" w:date="2026-07-19T21:27:00Z">
+        <w:del w:id="431" w:author="Adam Beatty" w:date="2026-07-19T21:37:00Z" w16du:dateUtc="2026-07-19T20:37:00Z">
+          <w:r>
+            <w:delText xml:space="preserve">Cosmo Curtatone and John Nagl, "How the United States Is Learning from Drone Warfare in Ukraine," </w:delText>
+          </w:r>
+          <w:r>
+            <w:rPr>
+              <w:i/>
+              <w:iCs/>
+            </w:rPr>
+            <w:delText>Small Wars Journal</w:delText>
+          </w:r>
+          <w:r>
+            <w:delText xml:space="preserve">, June 2026, </w:delText>
+          </w:r>
+          <w:r>
+            <w:fldChar w:fldCharType="begin"/>
+          </w:r>
+          <w:r>
+            <w:delInstrText>HYPERLINK "https://smallwarsjournal.com/2026/06/17/how-the-united-states-is-learning-from-drone-warfare-in-ukraine/"</w:delInstrText>
+          </w:r>
+          <w:r>
+            <w:fldChar w:fldCharType="separate"/>
+          </w:r>
+          <w:r>
+            <w:rPr>
+              <w:rStyle w:val="Hyperlink"/>
+            </w:rPr>
+            <w:delText>https://smallwarsjournal.com/2026/06/17/how-the-united-states-is-learning-from-drone-warfare-in-ukraine/</w:delText>
+          </w:r>
+        </w:del>
+      </w:ins>
+      <w:ins w:id="432" w:author="Adam Beatty" w:date="2026-07-19T21:27:00Z" w16du:dateUtc="2026-07-19T20:27:00Z">
+        <w:del w:id="433" w:author="Adam Beatty" w:date="2026-07-19T21:37:00Z" w16du:dateUtc="2026-07-19T20:37:00Z">
+          <w:r>
+            <w:fldChar w:fldCharType="end"/>
+          </w:r>
+        </w:del>
+      </w:ins>
+      <w:ins w:id="434" w:author="Adam Beatty" w:date="2026-07-19T21:27:00Z">
+        <w:del w:id="435" w:author="Adam Beatty" w:date="2026-07-19T21:37:00Z" w16du:dateUtc="2026-07-19T20:37:00Z">
+          <w:r>
+            <w:delText>, accessed 17 July 2026.</w:delText>
+          </w:r>
+        </w:del>
+      </w:ins>
+      <w:del w:id="436" w:author="Adam Beatty" w:date="2026-07-19T21:37:00Z" w16du:dateUtc="2026-07-19T20:37:00Z">
+        <w:r>
+          <w:delText xml:space="preserve">Cosmo Curtane and John Nagl. ‘How the United States is Learning from Drone Warfare in Ukraine’. Small Wars Journal. June 2026. </w:delText>
+        </w:r>
+        <w:r>
+          <w:fldChar w:fldCharType="begin"/>
+        </w:r>
+        <w:r>
+          <w:delInstrText>HYPERLINK "https://smallwarsjournal.com/2026/06/17/how-the-united-states-is-learning-from-drone-warfare-in-ukraine/"</w:delInstrText>
+        </w:r>
+        <w:r>
+          <w:fldChar w:fldCharType="separate"/>
+        </w:r>
+        <w:r>
+          <w:rPr>
+            <w:rStyle w:val="Hyperlink"/>
+          </w:rPr>
+          <w:delText>https://smallwarsjournal.com/2026/06/17/how-the-united-states-is-learning-from-drone-warfare-in-ukraine/</w:delText>
+        </w:r>
+        <w:r>
+          <w:fldChar w:fldCharType="end"/>
+        </w:r>
+        <w:r>
+          <w:delText>. Accessed 17 July 2026.</w:delText>
+        </w:r>
+      </w:del>
     </w:p>
   </w:footnote>
   <w:footnote w:id="60">
@@ -9767,7 +10381,11 @@
       <w:pPr>
         <w:pStyle w:val="FootnoteText"/>
         <w:rPr>
-          <w:lang w:val="en-GB"/>
+          <w:rPrChange w:id="439" w:author="Adam Beatty" w:date="2026-07-19T20:58:00Z" w16du:dateUtc="2026-07-19T19:58:00Z">
+            <w:rPr>
+              <w:lang w:val="en-GB"/>
+            </w:rPr>
+          </w:rPrChange>
         </w:rPr>
       </w:pPr>
       <w:r>
@@ -9777,29 +10395,106 @@
         <w:footnoteRef/>
       </w:r>
       <w:r>
-        <w:t xml:space="preserve"> Center for Slavic, East European and Eurasian Studies. ‘Cheap Weapons, Expensive Consequences: How Ukraine is rewriting the rules of warfare dominance’. Ohio State University. June 2026. </w:t>
-      </w:r>
-      <w:hyperlink r:id="rId38" w:history="1">
+        <w:t xml:space="preserve"> </w:t>
+      </w:r>
+      <w:ins w:id="440" w:author="Adam Beatty" w:date="2026-07-19T20:58:00Z">
+        <w:r>
+          <w:t xml:space="preserve">Crenshaw, Lou. “Military Power Begins with Industrial Strength.” </w:t>
+        </w:r>
+        <w:r>
+          <w:rPr>
+            <w:i/>
+            <w:iCs/>
+          </w:rPr>
+          <w:t>DefenseScoop</w:t>
+        </w:r>
+        <w:r>
+          <w:t xml:space="preserve">, 18 February 2026. Available at: </w:t>
+        </w:r>
+        <w:r>
+          <w:fldChar w:fldCharType="begin"/>
+        </w:r>
+        <w:r>
+          <w:instrText>HYPERLINK "https://defensescoop.com/2026/02/18/military-power-begins-with-industrial-strength/"</w:instrText>
+        </w:r>
+        <w:r>
+          <w:fldChar w:fldCharType="separate"/>
+        </w:r>
         <w:r>
           <w:rPr>
             <w:rStyle w:val="Hyperlink"/>
           </w:rPr>
-          <w:t>https://slaviccenter.osu.edu/news/cheap-weapons-expensive-consequences-how-ukraine-rewriting-rules-warfare-dominance</w:t>
-        </w:r>
-      </w:hyperlink>
-      <w:del w:id="265" w:author="Adam Beatty" w:date="2026-07-19T14:40:00Z" w16du:dateUtc="2026-07-19T13:40:00Z">
+          <w:t>https://defensescoop.com/2026/02/18/military-power-begins-with-industrial-strength/</w:t>
+        </w:r>
+      </w:ins>
+      <w:ins w:id="441" w:author="Adam Beatty" w:date="2026-07-19T20:58:00Z" w16du:dateUtc="2026-07-19T19:58:00Z">
+        <w:r>
+          <w:fldChar w:fldCharType="end"/>
+        </w:r>
+      </w:ins>
+      <w:ins w:id="442" w:author="Adam Beatty" w:date="2026-07-19T20:58:00Z">
+        <w:r>
+          <w:t xml:space="preserve"> (accessed 18 July 2026); Amoah, Macdonald, Morgan Bazilian, Jahara Matisek and Katrina Schweiker. “The Drone Supply Chain War: Identifying the Chokepoints to Making a Drone.” Center for Strategic and International Studies, 9 December 2025. Available at: </w:t>
+        </w:r>
+        <w:r>
+          <w:fldChar w:fldCharType="begin"/>
+        </w:r>
+        <w:r>
+          <w:instrText>HYPERLINK "https://www.csis.org/analysis/drone-supply-chain-war-identifying-chokepoints-making-drone"</w:instrText>
+        </w:r>
+        <w:r>
+          <w:fldChar w:fldCharType="separate"/>
+        </w:r>
+        <w:r>
+          <w:rPr>
+            <w:rStyle w:val="Hyperlink"/>
+          </w:rPr>
+          <w:t>https://www.csis.org/analysis/drone-supply-chain-war-identifying-chokepoints-making-drone</w:t>
+        </w:r>
+      </w:ins>
+      <w:ins w:id="443" w:author="Adam Beatty" w:date="2026-07-19T20:58:00Z" w16du:dateUtc="2026-07-19T19:58:00Z">
+        <w:r>
+          <w:fldChar w:fldCharType="end"/>
+        </w:r>
+      </w:ins>
+      <w:ins w:id="444" w:author="Adam Beatty" w:date="2026-07-19T20:58:00Z">
+        <w:r>
+          <w:t xml:space="preserve"> (accessed 19 July 2026).</w:t>
+        </w:r>
+      </w:ins>
+      <w:del w:id="445" w:author="Adam Beatty" w:date="2026-07-19T20:58:00Z" w16du:dateUtc="2026-07-19T19:58:00Z">
+        <w:r>
+          <w:delText xml:space="preserve">Vice Adm Lou Crenshaw (Ret.). ‘Military power begins with industrial stregth’. Defensescoop. February 2026. </w:delText>
+        </w:r>
+        <w:r>
+          <w:fldChar w:fldCharType="begin"/>
+        </w:r>
+        <w:r>
+          <w:delInstrText>HYPERLINK "https://defensescoop.com/2026/02/18/military-power-begins-with-industrial-strength/"</w:delInstrText>
+        </w:r>
+        <w:r>
+          <w:fldChar w:fldCharType="separate"/>
+        </w:r>
+        <w:r>
+          <w:rPr>
+            <w:rStyle w:val="Hyperlink"/>
+          </w:rPr>
+          <w:delText>https://defensescoop.com/2026/02/18/military-power-begins-with-industrial-strength/</w:delText>
+        </w:r>
+        <w:r>
+          <w:fldChar w:fldCharType="end"/>
+        </w:r>
+      </w:del>
+      <w:del w:id="446" w:author="Adam Beatty" w:date="2026-07-19T14:40:00Z" w16du:dateUtc="2026-07-19T13:40:00Z">
         <w:r>
           <w:delText xml:space="preserve">. Accessed </w:delText>
         </w:r>
       </w:del>
-      <w:ins w:id="266" w:author="Adam Beatty" w:date="2026-07-19T14:40:00Z" w16du:dateUtc="2026-07-19T13:40:00Z">
-        <w:r>
-          <w:t xml:space="preserve">, accessed </w:t>
-        </w:r>
-      </w:ins>
-      <w:r>
-        <w:t xml:space="preserve">on 18 July 2026. </w:t>
-      </w:r>
+      <w:del w:id="447" w:author="Adam Beatty" w:date="2026-07-19T20:58:00Z" w16du:dateUtc="2026-07-19T19:58:00Z">
+        <w:r>
+          <w:delText>on 18 July 2026.</w:delText>
+        </w:r>
+      </w:del>
     </w:p>
   </w:footnote>
   <w:footnote w:id="61">
@@ -9807,7 +10502,11 @@
       <w:pPr>
         <w:pStyle w:val="FootnoteText"/>
         <w:rPr>
-          <w:lang w:val="en-GB"/>
+          <w:rPrChange w:id="448" w:author="Adam Beatty" w:date="2026-07-19T20:43:00Z" w16du:dateUtc="2026-07-19T19:43:00Z">
+            <w:rPr>
+              <w:lang w:val="en-GB"/>
+            </w:rPr>
+          </w:rPrChange>
         </w:rPr>
       </w:pPr>
       <w:r>
@@ -9817,29 +10516,90 @@
         <w:footnoteRef/>
       </w:r>
       <w:r>
-        <w:t xml:space="preserve"> NATO. ‘Increasing defence Industry Production. NATO. July 2026. </w:t>
-      </w:r>
-      <w:hyperlink r:id="rId39" w:history="1">
+        <w:t xml:space="preserve"> </w:t>
+      </w:r>
+      <w:ins w:id="449" w:author="Adam Beatty" w:date="2026-07-19T20:47:00Z">
+        <w:r>
+          <w:t xml:space="preserve">Gallagher, Conor. “As Ireland Strengthens Its Military, One Country and Company Gain the Most.” </w:t>
+        </w:r>
+        <w:r>
+          <w:rPr>
+            <w:i/>
+            <w:iCs/>
+          </w:rPr>
+          <w:t>Irish Times</w:t>
+        </w:r>
+        <w:r>
+          <w:t xml:space="preserve">, 24 January 2026. Available at: </w:t>
+        </w:r>
+        <w:r>
+          <w:fldChar w:fldCharType="begin"/>
+        </w:r>
+        <w:r>
+          <w:instrText>HYPERLINK "https://www.irishtimes.com/ireland/2026/01/24/as-ireland-strengthens-its-military-one-country-and-company-gain-the-most/?utm_source=chatgpt.com" \t "_new"</w:instrText>
+        </w:r>
+        <w:r>
+          <w:fldChar w:fldCharType="separate"/>
+        </w:r>
         <w:r>
           <w:rPr>
             <w:rStyle w:val="Hyperlink"/>
           </w:rPr>
-          <w:t>https://www.nato.int/en/what-we-do/deterrence-and-defence/natos-role-in-defence-industry-production</w:t>
-        </w:r>
-      </w:hyperlink>
-      <w:del w:id="267" w:author="Adam Beatty" w:date="2026-07-19T14:40:00Z" w16du:dateUtc="2026-07-19T13:40:00Z">
+          <w:t>https://www.irishtimes.com/ireland/2026/01/24/as-ireland-strengthens-its-military-one-country-and-company-gain-the-most/</w:t>
+        </w:r>
+      </w:ins>
+      <w:ins w:id="450" w:author="Adam Beatty" w:date="2026-07-19T20:47:00Z" w16du:dateUtc="2026-07-19T19:47:00Z">
+        <w:r>
+          <w:fldChar w:fldCharType="end"/>
+        </w:r>
+      </w:ins>
+      <w:ins w:id="451" w:author="Adam Beatty" w:date="2026-07-19T20:47:00Z">
+        <w:r>
+          <w:t xml:space="preserve"> (accessed 19 July 2026).</w:t>
+        </w:r>
+        <w:r>
+          <w:t xml:space="preserve"> </w:t>
+        </w:r>
+      </w:ins>
+      <w:del w:id="452" w:author="Adam Beatty" w:date="2026-07-19T20:43:00Z" w16du:dateUtc="2026-07-19T19:43:00Z">
+        <w:r>
+          <w:delText>Marium Halstian. ‘A First Point View: Examining Ukraine’s Drone Industry’. Georgetown Security Studies Review 2026. 2026.</w:delText>
+        </w:r>
+        <w:r>
+          <w:delText xml:space="preserve"> </w:delText>
+        </w:r>
+        <w:r>
+          <w:fldChar w:fldCharType="begin"/>
+        </w:r>
+        <w:r>
+          <w:delInstrText>HYPERLINK "https://gssr.georgetown.edu/the-forum/regions/eurasia/a-first-point-view-examining-ukraines-drone-industry/"</w:delInstrText>
+        </w:r>
+        <w:r>
+          <w:fldChar w:fldCharType="separate"/>
+        </w:r>
+        <w:r>
+          <w:rPr>
+            <w:rStyle w:val="Hyperlink"/>
+          </w:rPr>
+          <w:delText>https://gssr.georgetown.edu/the-forum/regions/eurasia/a-first-point-view-examining-ukraines-drone-industry/</w:delText>
+        </w:r>
+        <w:r>
+          <w:fldChar w:fldCharType="end"/>
+        </w:r>
+      </w:del>
+      <w:del w:id="453" w:author="Adam Beatty" w:date="2026-07-19T14:40:00Z" w16du:dateUtc="2026-07-19T13:40:00Z">
         <w:r>
           <w:delText xml:space="preserve">. Accessed </w:delText>
         </w:r>
       </w:del>
-      <w:ins w:id="268" w:author="Adam Beatty" w:date="2026-07-19T14:40:00Z" w16du:dateUtc="2026-07-19T13:40:00Z">
-        <w:r>
-          <w:t xml:space="preserve">, accessed </w:t>
-        </w:r>
-      </w:ins>
-      <w:r>
-        <w:t xml:space="preserve">on 18 July 2026. </w:t>
-      </w:r>
+      <w:del w:id="454" w:author="Adam Beatty" w:date="2026-07-19T20:43:00Z" w16du:dateUtc="2026-07-19T19:43:00Z">
+        <w:r>
+          <w:delText>18 July 2026</w:delText>
+        </w:r>
+        <w:r>
+          <w:delText>.</w:delText>
+        </w:r>
+      </w:del>
     </w:p>
   </w:footnote>
   <w:footnote w:id="62">
@@ -9859,6 +10619,50 @@
       <w:r>
         <w:t xml:space="preserve"> </w:t>
       </w:r>
+      <w:ins w:id="455" w:author="Adam Beatty" w:date="2026-07-19T20:49:00Z">
+        <w:r>
+          <w:t xml:space="preserve">Rob Tollast, "Drones: Decoupling Supply Chains from China," RUSI Research Paper (London: Royal United Services Institute, November 2025), 1–24, </w:t>
+        </w:r>
+        <w:r>
+          <w:fldChar w:fldCharType="begin"/>
+        </w:r>
+        <w:r>
+          <w:instrText>HYPERLINK "https://static.rusi.org/rp-drone-supply-chains-china-nov-2025_0.pdf"</w:instrText>
+        </w:r>
+        <w:r>
+          <w:fldChar w:fldCharType="separate"/>
+        </w:r>
+        <w:r>
+          <w:rPr>
+            <w:rStyle w:val="Hyperlink"/>
+          </w:rPr>
+          <w:t>https://static.rusi.org/rp-drone-supply-chains-china-nov-2025_0.pdf</w:t>
+        </w:r>
+      </w:ins>
+      <w:ins w:id="456" w:author="Adam Beatty" w:date="2026-07-19T20:49:00Z" w16du:dateUtc="2026-07-19T19:49:00Z">
+        <w:r>
+          <w:fldChar w:fldCharType="end"/>
+        </w:r>
+      </w:ins>
+      <w:ins w:id="457" w:author="Adam Beatty" w:date="2026-07-19T20:49:00Z">
+        <w:r>
+          <w:t>, accessed 17 March 2026.</w:t>
+        </w:r>
+        <w:r>
+          <w:rPr>
+            <w:lang w:val="en-GB"/>
+          </w:rPr>
+          <w:t xml:space="preserve"> </w:t>
+        </w:r>
+      </w:ins>
+      <w:del w:id="458" w:author="Adam Beatty" w:date="2026-07-19T20:49:00Z" w16du:dateUtc="2026-07-19T19:49:00Z">
+        <w:r>
+          <w:rPr>
+            <w:lang w:val="en-GB"/>
+          </w:rPr>
+          <w:delText>Ibid.</w:delText>
+        </w:r>
+      </w:del>
     </w:p>
   </w:footnote>
   <w:footnote w:id="63">
@@ -9878,6 +10682,104 @@
       <w:r>
         <w:t xml:space="preserve"> </w:t>
       </w:r>
+      <w:ins w:id="459" w:author="Adam Beatty" w:date="2026-07-19T20:55:00Z">
+        <w:r>
+          <w:t xml:space="preserve">Rakowsky, Nina. “Cheap Weapons, Expensive Consequences: How Ukraine Is Rewriting the Rules of Warfare Dominance.” Center for Slavic, East European and Eurasian Studies, Ohio State University, 24 June 2026. Available at: </w:t>
+        </w:r>
+        <w:r>
+          <w:fldChar w:fldCharType="begin"/>
+        </w:r>
+        <w:r>
+          <w:instrText>HYPERLINK "https://slaviccenter.osu.edu/news/cheap-weapons-expensive-consequences-how-ukraine-rewriting-rules-warfare-dominance?utm_source=chatgpt.com" \t "_new"</w:instrText>
+        </w:r>
+        <w:r>
+          <w:fldChar w:fldCharType="separate"/>
+        </w:r>
+        <w:r>
+          <w:rPr>
+            <w:rStyle w:val="Hyperlink"/>
+          </w:rPr>
+          <w:t>https://slaviccenter.osu.edu/news/cheap-weapons-expensive-consequences-how-ukraine-rewriting-rules-warfare-dominance</w:t>
+        </w:r>
+      </w:ins>
+      <w:ins w:id="460" w:author="Adam Beatty" w:date="2026-07-19T20:55:00Z" w16du:dateUtc="2026-07-19T19:55:00Z">
+        <w:r>
+          <w:fldChar w:fldCharType="end"/>
+        </w:r>
+      </w:ins>
+      <w:ins w:id="461" w:author="Adam Beatty" w:date="2026-07-19T20:55:00Z">
+        <w:r>
+          <w:t xml:space="preserve"> (accessed 18 July 2026); Bronk, Justin and Jack Watling. </w:t>
+        </w:r>
+        <w:r>
+          <w:rPr>
+            <w:i/>
+            <w:iCs/>
+          </w:rPr>
+          <w:t>Mass Precision Strike: Designing UAV Complexes for Land Forces</w:t>
+        </w:r>
+        <w:r>
+          <w:t xml:space="preserve">. London: Royal United Services Institute for Defence and Security Studies, 2024. Available at: </w:t>
+        </w:r>
+        <w:r>
+          <w:fldChar w:fldCharType="begin"/>
+        </w:r>
+        <w:r>
+          <w:instrText>HYPERLINK "https://static.rusi.org/mass-precision-strike-final.pdf?utm_source=chatgpt.com" \t "_new"</w:instrText>
+        </w:r>
+        <w:r>
+          <w:fldChar w:fldCharType="separate"/>
+        </w:r>
+        <w:r>
+          <w:rPr>
+            <w:rStyle w:val="Hyperlink"/>
+          </w:rPr>
+          <w:t>https://static.rusi.org/mass-precision-strike-final.pdf</w:t>
+        </w:r>
+      </w:ins>
+      <w:ins w:id="462" w:author="Adam Beatty" w:date="2026-07-19T20:55:00Z" w16du:dateUtc="2026-07-19T19:55:00Z">
+        <w:r>
+          <w:fldChar w:fldCharType="end"/>
+        </w:r>
+      </w:ins>
+      <w:ins w:id="463" w:author="Adam Beatty" w:date="2026-07-19T20:55:00Z">
+        <w:r>
+          <w:t xml:space="preserve"> (accessed 16 December 2025).</w:t>
+        </w:r>
+      </w:ins>
+      <w:del w:id="464" w:author="Adam Beatty" w:date="2026-07-19T20:55:00Z" w16du:dateUtc="2026-07-19T19:55:00Z">
+        <w:r>
+          <w:delText xml:space="preserve">Center for Slavic, East European and Eurasian Studies. ‘Cheap Weapons, Expensive Consequences: How Ukraine is rewriting the rules of warfare dominance’. Ohio State University. June 2026. </w:delText>
+        </w:r>
+        <w:r>
+          <w:fldChar w:fldCharType="begin"/>
+        </w:r>
+        <w:r>
+          <w:delInstrText>HYPERLINK "https://slaviccenter.osu.edu/news/cheap-weapons-expensive-consequences-how-ukraine-rewriting-rules-warfare-dominance"</w:delInstrText>
+        </w:r>
+        <w:r>
+          <w:fldChar w:fldCharType="separate"/>
+        </w:r>
+        <w:r>
+          <w:rPr>
+            <w:rStyle w:val="Hyperlink"/>
+          </w:rPr>
+          <w:delText>https://slaviccenter.osu.edu/news/cheap-weapons-expensive-consequences-how-ukraine-rewriting-rules-warfare-dominance</w:delText>
+        </w:r>
+        <w:r>
+          <w:fldChar w:fldCharType="end"/>
+        </w:r>
+      </w:del>
+      <w:del w:id="465" w:author="Adam Beatty" w:date="2026-07-19T14:40:00Z" w16du:dateUtc="2026-07-19T13:40:00Z">
+        <w:r>
+          <w:delText xml:space="preserve">. Accessed </w:delText>
+        </w:r>
+      </w:del>
+      <w:del w:id="466" w:author="Adam Beatty" w:date="2026-07-19T20:55:00Z" w16du:dateUtc="2026-07-19T19:55:00Z">
+        <w:r>
+          <w:delText xml:space="preserve">on 18 July 2026. </w:delText>
+        </w:r>
+      </w:del>
     </w:p>
   </w:footnote>
   <w:footnote w:id="64">
@@ -9897,6 +10799,97 @@
       <w:r>
         <w:t xml:space="preserve"> </w:t>
       </w:r>
+      <w:ins w:id="467" w:author="Adam Beatty" w:date="2026-07-19T21:02:00Z">
+        <w:r>
+          <w:t xml:space="preserve">North Atlantic Treaty Organization. “Increasing Defence Industrial Production.” NATO, 8 July 2026. Available at: </w:t>
+        </w:r>
+        <w:r>
+          <w:fldChar w:fldCharType="begin"/>
+        </w:r>
+        <w:r>
+          <w:instrText>HYPERLINK "https://www.nato.int/en/what-we-do/deterrence-and-defence/natos-role-in-defence-industry-production?utm_source=chatgpt.com" \t "_new"</w:instrText>
+        </w:r>
+        <w:r>
+          <w:fldChar w:fldCharType="separate"/>
+        </w:r>
+        <w:r>
+          <w:rPr>
+            <w:rStyle w:val="Hyperlink"/>
+          </w:rPr>
+          <w:t>https://www.nato.int/en/what-we-do/deterrence-and-defence/natos-role-in-defence-industry-production</w:t>
+        </w:r>
+      </w:ins>
+      <w:ins w:id="468" w:author="Adam Beatty" w:date="2026-07-19T21:02:00Z" w16du:dateUtc="2026-07-19T20:02:00Z">
+        <w:r>
+          <w:fldChar w:fldCharType="end"/>
+        </w:r>
+      </w:ins>
+      <w:ins w:id="469" w:author="Adam Beatty" w:date="2026-07-19T21:02:00Z">
+        <w:r>
+          <w:t xml:space="preserve"> (accessed 18 July 2026); North Atlantic Treaty Organization. “NATO Industrial Capacity Expansion Pledge.” NATO Official Text, 10 July 2024. Available at: </w:t>
+        </w:r>
+        <w:r>
+          <w:fldChar w:fldCharType="begin"/>
+        </w:r>
+        <w:r>
+          <w:instrText>HYPERLINK "https://www.nato.int/en/about-us/official-texts-and-resources/official-texts/2024/07/10/nato-industrial-capacity-expansion-pledge?utm_source=chatgpt.com" \t "_new"</w:instrText>
+        </w:r>
+        <w:r>
+          <w:fldChar w:fldCharType="separate"/>
+        </w:r>
+        <w:r>
+          <w:rPr>
+            <w:rStyle w:val="Hyperlink"/>
+          </w:rPr>
+          <w:t>https://www.nato.int/en/about-us/official-texts-and-resources/official-texts/2024/07/10/nato-industrial-capacity-expansion-pledge</w:t>
+        </w:r>
+      </w:ins>
+      <w:ins w:id="470" w:author="Adam Beatty" w:date="2026-07-19T21:02:00Z" w16du:dateUtc="2026-07-19T20:02:00Z">
+        <w:r>
+          <w:fldChar w:fldCharType="end"/>
+        </w:r>
+      </w:ins>
+      <w:ins w:id="471" w:author="Adam Beatty" w:date="2026-07-19T21:02:00Z">
+        <w:r>
+          <w:t xml:space="preserve"> (accessed 19 July 2026)</w:t>
+        </w:r>
+      </w:ins>
+      <w:del w:id="472" w:author="Adam Beatty" w:date="2026-07-19T21:02:00Z" w16du:dateUtc="2026-07-19T20:02:00Z">
+        <w:r>
+          <w:delText xml:space="preserve">NATO. ‘Increasing defence Industry Production. NATO. July 2026. </w:delText>
+        </w:r>
+        <w:r>
+          <w:fldChar w:fldCharType="begin"/>
+        </w:r>
+        <w:r>
+          <w:delInstrText>HYPERLINK "https://www.nato.int/en/what-we-do/deterrence-and-defence/natos-role-in-defence-industry-production"</w:delInstrText>
+        </w:r>
+        <w:r>
+          <w:fldChar w:fldCharType="separate"/>
+        </w:r>
+        <w:r>
+          <w:rPr>
+            <w:rStyle w:val="Hyperlink"/>
+          </w:rPr>
+          <w:delText>https://www.nato.int/en/what-we-do/deterrence-and-defence/natos-role-in-defence-industry-production</w:delText>
+        </w:r>
+        <w:r>
+          <w:fldChar w:fldCharType="end"/>
+        </w:r>
+      </w:del>
+      <w:del w:id="473" w:author="Adam Beatty" w:date="2026-07-19T14:40:00Z" w16du:dateUtc="2026-07-19T13:40:00Z">
+        <w:r>
+          <w:delText xml:space="preserve">. Accessed </w:delText>
+        </w:r>
+      </w:del>
+      <w:del w:id="474" w:author="Adam Beatty" w:date="2026-07-19T21:02:00Z" w16du:dateUtc="2026-07-19T20:02:00Z">
+        <w:r>
+          <w:delText>on 18 July 2026</w:delText>
+        </w:r>
+      </w:del>
+      <w:r>
+        <w:t xml:space="preserve">. </w:t>
+      </w:r>
     </w:p>
   </w:footnote>
   <w:footnote w:id="65">
@@ -9904,18 +10897,21 @@
       <w:pPr>
         <w:pStyle w:val="FootnoteText"/>
         <w:rPr>
+          <w:del w:id="477" w:author="Adam Beatty" w:date="2026-07-19T21:45:00Z" w16du:dateUtc="2026-07-19T20:45:00Z"/>
           <w:lang w:val="en-GB"/>
         </w:rPr>
       </w:pPr>
-      <w:r>
-        <w:rPr>
-          <w:rStyle w:val="FootnoteReference"/>
-        </w:rPr>
-        <w:footnoteRef/>
-      </w:r>
-      <w:r>
-        <w:t xml:space="preserve"> </w:t>
-      </w:r>
+      <w:del w:id="478" w:author="Adam Beatty" w:date="2026-07-19T21:45:00Z" w16du:dateUtc="2026-07-19T20:45:00Z">
+        <w:r>
+          <w:rPr>
+            <w:rStyle w:val="FootnoteReference"/>
+          </w:rPr>
+          <w:footnoteRef/>
+        </w:r>
+        <w:r>
+          <w:delText xml:space="preserve"> </w:delText>
+        </w:r>
+      </w:del>
     </w:p>
   </w:footnote>
   <w:footnote w:id="66">
@@ -9923,56 +10919,117 @@
       <w:pPr>
         <w:pStyle w:val="FootnoteText"/>
         <w:rPr>
+          <w:del w:id="482" w:author="Adam Beatty" w:date="2026-07-19T21:45:00Z" w16du:dateUtc="2026-07-19T20:45:00Z"/>
           <w:lang w:val="en-GB"/>
         </w:rPr>
       </w:pPr>
-      <w:r>
-        <w:rPr>
-          <w:rStyle w:val="FootnoteReference"/>
-        </w:rPr>
-        <w:footnoteRef/>
-      </w:r>
-      <w:r>
-        <w:t xml:space="preserve"> </w:t>
-      </w:r>
+      <w:del w:id="483" w:author="Adam Beatty" w:date="2026-07-19T21:45:00Z" w16du:dateUtc="2026-07-19T20:45:00Z">
+        <w:r>
+          <w:rPr>
+            <w:rStyle w:val="FootnoteReference"/>
+          </w:rPr>
+          <w:footnoteRef/>
+        </w:r>
+        <w:r>
+          <w:delText xml:space="preserve"> </w:delText>
+        </w:r>
+      </w:del>
     </w:p>
   </w:footnote>
   <w:footnote w:id="67">
     <w:p>
       <w:pPr>
         <w:pStyle w:val="FootnoteText"/>
-        <w:rPr>
-          <w:lang w:val="en-GB"/>
-        </w:rPr>
-      </w:pPr>
-      <w:r>
-        <w:rPr>
-          <w:rStyle w:val="FootnoteReference"/>
-        </w:rPr>
-        <w:footnoteRef/>
-      </w:r>
-      <w:r>
-        <w:t xml:space="preserve"> </w:t>
-      </w:r>
+      </w:pPr>
+      <w:ins w:id="488" w:author="Adam Beatty" w:date="2026-07-19T21:46:00Z" w16du:dateUtc="2026-07-19T20:46:00Z">
+        <w:r>
+          <w:rPr>
+            <w:rStyle w:val="FootnoteReference"/>
+          </w:rPr>
+          <w:footnoteRef/>
+        </w:r>
+        <w:r>
+          <w:t xml:space="preserve"> </w:t>
+        </w:r>
+      </w:ins>
+      <w:ins w:id="489" w:author="Adam Beatty" w:date="2026-07-19T21:46:00Z">
+        <w:r>
+          <w:t xml:space="preserve">European Defence Agency, "Hub for European Defence Innovation (HEDI)," </w:t>
+        </w:r>
+        <w:r>
+          <w:fldChar w:fldCharType="begin"/>
+        </w:r>
+        <w:r>
+          <w:instrText>HYPERLINK "https://eda.europa.eu/what-we-do/research-technology/hedi"</w:instrText>
+        </w:r>
+        <w:r>
+          <w:fldChar w:fldCharType="separate"/>
+        </w:r>
+        <w:r>
+          <w:rPr>
+            <w:rStyle w:val="Hyperlink"/>
+          </w:rPr>
+          <w:t>https://eda.europa.eu/what-we-do/research-technology/hedi</w:t>
+        </w:r>
+      </w:ins>
+      <w:ins w:id="490" w:author="Adam Beatty" w:date="2026-07-19T21:46:00Z" w16du:dateUtc="2026-07-19T20:46:00Z">
+        <w:r>
+          <w:fldChar w:fldCharType="end"/>
+        </w:r>
+      </w:ins>
+      <w:ins w:id="491" w:author="Adam Beatty" w:date="2026-07-19T21:46:00Z">
+        <w:r>
+          <w:t>, accessed 19 July 2026.</w:t>
+        </w:r>
+      </w:ins>
     </w:p>
   </w:footnote>
   <w:footnote w:id="68">
     <w:p>
       <w:pPr>
         <w:pStyle w:val="FootnoteText"/>
-        <w:rPr>
-          <w:lang w:val="en-GB"/>
-        </w:rPr>
-      </w:pPr>
-      <w:r>
-        <w:rPr>
-          <w:rStyle w:val="FootnoteReference"/>
-        </w:rPr>
-        <w:footnoteRef/>
-      </w:r>
-      <w:r>
-        <w:t xml:space="preserve"> </w:t>
-      </w:r>
+      </w:pPr>
+      <w:ins w:id="494" w:author="Adam Beatty" w:date="2026-07-19T21:59:00Z" w16du:dateUtc="2026-07-19T20:59:00Z">
+        <w:r>
+          <w:rPr>
+            <w:rStyle w:val="FootnoteReference"/>
+          </w:rPr>
+          <w:footnoteRef/>
+        </w:r>
+        <w:r>
+          <w:t xml:space="preserve"> </w:t>
+        </w:r>
+      </w:ins>
+      <w:ins w:id="495" w:author="Adam Beatty" w:date="2026-07-19T21:59:00Z">
+        <w:r>
+          <w:t xml:space="preserve">Ireland, "Ireland National Submission: UNGA Resolution 78/241 on Lethal Autonomous Weapons Systems," submission to the UN Secretary-General, May 24, 2024, </w:t>
+        </w:r>
+        <w:r>
+          <w:fldChar w:fldCharType="begin"/>
+        </w:r>
+        <w:r>
+          <w:instrText>HYPERLINK "https://docs-library.unoda.org/General_Assembly_First_Committee_-Seventy-Ninth_session_(2024)/78-241-Ireland-EN.pdf"</w:instrText>
+        </w:r>
+        <w:r>
+          <w:fldChar w:fldCharType="separate"/>
+        </w:r>
+        <w:r>
+          <w:rPr>
+            <w:rStyle w:val="Hyperlink"/>
+          </w:rPr>
+          <w:t>https://docs-library.unoda.org/General_Assembly_First_Committee_-Seventy-Ninth_session_(2024)/78-241-Ireland-EN.pdf</w:t>
+        </w:r>
+      </w:ins>
+      <w:ins w:id="496" w:author="Adam Beatty" w:date="2026-07-19T21:59:00Z" w16du:dateUtc="2026-07-19T20:59:00Z">
+        <w:r>
+          <w:fldChar w:fldCharType="end"/>
+        </w:r>
+      </w:ins>
+      <w:ins w:id="497" w:author="Adam Beatty" w:date="2026-07-19T21:59:00Z">
+        <w:r>
+          <w:t>, accessed 19 July 2026.</w:t>
+        </w:r>
+      </w:ins>
     </w:p>
   </w:footnote>
   <w:footnote w:id="69">
@@ -9992,6 +11049,259 @@
       <w:r>
         <w:t xml:space="preserve"> </w:t>
       </w:r>
+      <w:ins w:id="499" w:author="Adam Beatty" w:date="2026-07-19T21:49:00Z">
+        <w:r>
+          <w:t>Connolly, "Contribution to Defence (Amendment) Bill 2024."</w:t>
+        </w:r>
+      </w:ins>
+    </w:p>
+  </w:footnote>
+  <w:footnote w:id="70">
+    <w:p>
+      <w:pPr>
+        <w:pStyle w:val="FootnoteText"/>
+        <w:rPr>
+          <w:lang w:val="en-GB"/>
+        </w:rPr>
+      </w:pPr>
+      <w:r>
+        <w:rPr>
+          <w:rStyle w:val="FootnoteReference"/>
+        </w:rPr>
+        <w:footnoteRef/>
+      </w:r>
+      <w:r>
+        <w:t xml:space="preserve"> </w:t>
+      </w:r>
+    </w:p>
+  </w:footnote>
+  <w:footnote w:id="71">
+    <w:p>
+      <w:pPr>
+        <w:pStyle w:val="FootnoteText"/>
+        <w:rPr>
+          <w:del w:id="501" w:author="Adam Beatty" w:date="2026-07-19T22:05:00Z" w16du:dateUtc="2026-07-19T21:05:00Z"/>
+          <w:lang w:val="en-GB"/>
+        </w:rPr>
+      </w:pPr>
+      <w:del w:id="502" w:author="Adam Beatty" w:date="2026-07-19T22:05:00Z" w16du:dateUtc="2026-07-19T21:05:00Z">
+        <w:r>
+          <w:rPr>
+            <w:rStyle w:val="FootnoteReference"/>
+          </w:rPr>
+          <w:footnoteRef/>
+        </w:r>
+        <w:r>
+          <w:delText xml:space="preserve"> </w:delText>
+        </w:r>
+      </w:del>
+    </w:p>
+  </w:footnote>
+  <w:footnote w:id="72">
+    <w:p>
+      <w:pPr>
+        <w:pStyle w:val="FootnoteText"/>
+        <w:rPr>
+          <w:ins w:id="505" w:author="Adam Beatty" w:date="2026-07-19T22:05:00Z" w16du:dateUtc="2026-07-19T21:05:00Z"/>
+        </w:rPr>
+      </w:pPr>
+      <w:ins w:id="506" w:author="Adam Beatty" w:date="2026-07-19T22:05:00Z" w16du:dateUtc="2026-07-19T21:05:00Z">
+        <w:r>
+          <w:rPr>
+            <w:rStyle w:val="FootnoteReference"/>
+          </w:rPr>
+          <w:footnoteRef/>
+        </w:r>
+        <w:r>
+          <w:t xml:space="preserve"> </w:t>
+        </w:r>
+        <w:r>
+          <w:t xml:space="preserve">Commission on the Defence Forces, </w:t>
+        </w:r>
+        <w:r>
+          <w:rPr>
+            <w:i/>
+            <w:iCs/>
+          </w:rPr>
+          <w:t>Report of the Commission on the Defence Forces</w:t>
+        </w:r>
+        <w:r>
+          <w:t>, pp. iv, 84–87.</w:t>
+        </w:r>
+      </w:ins>
+    </w:p>
+  </w:footnote>
+  <w:footnote w:id="73">
+    <w:p>
+      <w:pPr>
+        <w:pStyle w:val="FootnoteText"/>
+        <w:rPr>
+          <w:lang w:val="en-GB"/>
+        </w:rPr>
+      </w:pPr>
+      <w:r>
+        <w:rPr>
+          <w:rStyle w:val="FootnoteReference"/>
+        </w:rPr>
+        <w:footnoteRef/>
+      </w:r>
+      <w:r>
+        <w:t xml:space="preserve"> </w:t>
+      </w:r>
+      <w:ins w:id="507" w:author="Adam Beatty" w:date="2026-07-19T22:12:00Z">
+        <w:r>
+          <w:t xml:space="preserve">Commission on the Defence Forces, </w:t>
+        </w:r>
+        <w:r>
+          <w:rPr>
+            <w:i/>
+            <w:iCs/>
+          </w:rPr>
+          <w:t>Report of the Commission on the Defence Forces</w:t>
+        </w:r>
+        <w:r>
+          <w:t>, pp. 44, 114.</w:t>
+        </w:r>
+      </w:ins>
+    </w:p>
+  </w:footnote>
+  <w:footnote w:id="74">
+    <w:p>
+      <w:pPr>
+        <w:pStyle w:val="FootnoteText"/>
+        <w:rPr>
+          <w:lang w:val="en-GB"/>
+        </w:rPr>
+      </w:pPr>
+      <w:r>
+        <w:rPr>
+          <w:rStyle w:val="FootnoteReference"/>
+        </w:rPr>
+        <w:footnoteRef/>
+      </w:r>
+      <w:r>
+        <w:t xml:space="preserve"> </w:t>
+      </w:r>
+      <w:ins w:id="508" w:author="Adam Beatty" w:date="2026-07-19T22:17:00Z">
+        <w:r>
+          <w:t xml:space="preserve">International Committee of the Red Cross, </w:t>
+        </w:r>
+        <w:r>
+          <w:rPr>
+            <w:i/>
+            <w:iCs/>
+          </w:rPr>
+          <w:t>Ethics and Autonomous Weapon Systems: An Ethical Basis for Human Control?</w:t>
+        </w:r>
+        <w:r>
+          <w:t xml:space="preserve"> (Geneva: ICRC, 3 April 2018), pp. 4, 22, </w:t>
+        </w:r>
+        <w:r>
+          <w:fldChar w:fldCharType="begin"/>
+        </w:r>
+        <w:r>
+          <w:instrText>HYPERLINK "https://www.icrc.org/en/document/ethics-and-autonomous-weapon-systems-ethical-basis-human-control?utm_source=chatgpt.com" \t "_new"</w:instrText>
+        </w:r>
+        <w:r>
+          <w:fldChar w:fldCharType="separate"/>
+        </w:r>
+        <w:r>
+          <w:rPr>
+            <w:rStyle w:val="Hyperlink"/>
+          </w:rPr>
+          <w:t>https://www.icrc.org/en/document/ethics-and-autonomous-weapon-systems-ethical-basis-human-control</w:t>
+        </w:r>
+      </w:ins>
+      <w:ins w:id="509" w:author="Adam Beatty" w:date="2026-07-19T22:17:00Z" w16du:dateUtc="2026-07-19T21:17:00Z">
+        <w:r>
+          <w:fldChar w:fldCharType="end"/>
+        </w:r>
+      </w:ins>
+      <w:ins w:id="510" w:author="Adam Beatty" w:date="2026-07-19T22:17:00Z">
+        <w:r>
+          <w:t>, accessed 19 July 2026.</w:t>
+        </w:r>
+      </w:ins>
+    </w:p>
+  </w:footnote>
+  <w:footnote w:id="75">
+    <w:p>
+      <w:pPr>
+        <w:pStyle w:val="FootnoteText"/>
+        <w:rPr>
+          <w:del w:id="513" w:author="Adam Beatty" w:date="2026-07-19T22:23:00Z" w16du:dateUtc="2026-07-19T21:23:00Z"/>
+          <w:lang w:val="en-GB"/>
+        </w:rPr>
+      </w:pPr>
+      <w:del w:id="514" w:author="Adam Beatty" w:date="2026-07-19T22:23:00Z" w16du:dateUtc="2026-07-19T21:23:00Z">
+        <w:r>
+          <w:rPr>
+            <w:rStyle w:val="FootnoteReference"/>
+          </w:rPr>
+          <w:footnoteRef/>
+        </w:r>
+        <w:r>
+          <w:delText xml:space="preserve"> </w:delText>
+        </w:r>
+      </w:del>
+    </w:p>
+  </w:footnote>
+  <w:footnote w:id="76">
+    <w:p>
+      <w:pPr>
+        <w:pStyle w:val="FootnoteText"/>
+      </w:pPr>
+      <w:ins w:id="518" w:author="Adam Beatty" w:date="2026-07-19T22:23:00Z" w16du:dateUtc="2026-07-19T21:23:00Z">
+        <w:r>
+          <w:rPr>
+            <w:rStyle w:val="FootnoteReference"/>
+          </w:rPr>
+          <w:footnoteRef/>
+        </w:r>
+        <w:r>
+          <w:t xml:space="preserve"> </w:t>
+        </w:r>
+      </w:ins>
+      <w:ins w:id="519" w:author="Adam Beatty" w:date="2026-07-19T22:23:00Z">
+        <w:r>
+          <w:t xml:space="preserve">European Defence Agency, </w:t>
+        </w:r>
+        <w:r>
+          <w:rPr>
+            <w:i/>
+            <w:iCs/>
+          </w:rPr>
+          <w:t>Annual Report 2024</w:t>
+        </w:r>
+        <w:r>
+          <w:t xml:space="preserve"> (Brussels: EDA, 2025), p. 4, </w:t>
+        </w:r>
+        <w:r>
+          <w:fldChar w:fldCharType="begin"/>
+        </w:r>
+        <w:r>
+          <w:instrText>HYPERLINK "https://eda.europa.eu/docs/default-source/brochures/eda-annual-report-2024.pdf?utm_source=chatgpt.com" \t "_new"</w:instrText>
+        </w:r>
+        <w:r>
+          <w:fldChar w:fldCharType="separate"/>
+        </w:r>
+        <w:r>
+          <w:rPr>
+            <w:rStyle w:val="Hyperlink"/>
+          </w:rPr>
+          <w:t>https://eda.europa.eu/docs/default-source/brochures/eda-annual-report-2024.pdf</w:t>
+        </w:r>
+      </w:ins>
+      <w:ins w:id="520" w:author="Adam Beatty" w:date="2026-07-19T22:23:00Z" w16du:dateUtc="2026-07-19T21:23:00Z">
+        <w:r>
+          <w:fldChar w:fldCharType="end"/>
+        </w:r>
+      </w:ins>
+      <w:ins w:id="521" w:author="Adam Beatty" w:date="2026-07-19T22:23:00Z">
+        <w:r>
+          <w:t>, accessed 19 July 2026.</w:t>
+        </w:r>
+      </w:ins>
     </w:p>
   </w:footnote>
 </w:footnotes>

--- a/Essays/DF_Review_Article.docx
+++ b/Essays/DF_Review_Article.docx
@@ -1451,16 +1451,22 @@
       <w:r>
         <w:rPr>
           <w:rFonts w:ascii="Times New Roman" w:hAnsi="Times New Roman" w:cs="Times New Roman"/>
+        </w:rPr>
+        <w:instrText xml:space="preserve"> \* MERGEFORMAT </w:instrText>
+      </w:r>
+      <w:r>
+        <w:rPr>
+          <w:rFonts w:ascii="Times New Roman" w:hAnsi="Times New Roman" w:cs="Times New Roman"/>
+        </w:rPr>
+      </w:r>
+      <w:r>
+        <w:rPr>
+          <w:rFonts w:ascii="Times New Roman" w:hAnsi="Times New Roman" w:cs="Times New Roman"/>
           <w:rPrChange w:id="101" w:author="Adam Beatty" w:date="2026-07-19T21:17:00Z" w16du:dateUtc="2026-07-19T20:17:00Z">
             <w:rPr/>
           </w:rPrChange>
         </w:rPr>
-      </w:r>
-      <w:r>
-        <w:rPr>
-          <w:rFonts w:ascii="Times New Roman" w:hAnsi="Times New Roman" w:cs="Times New Roman"/>
-        </w:rPr>
-        <w:instrText xml:space="preserve"> \* MERGEFORMAT </w:instrText>
+        <w:fldChar w:fldCharType="separate"/>
       </w:r>
       <w:r>
         <w:rPr>
@@ -1469,22 +1475,13 @@
             <w:rPr/>
           </w:rPrChange>
         </w:rPr>
-        <w:fldChar w:fldCharType="separate"/>
-      </w:r>
-      <w:r>
-        <w:rPr>
-          <w:rFonts w:ascii="Times New Roman" w:hAnsi="Times New Roman" w:cs="Times New Roman"/>
+        <w:t xml:space="preserve">Table </w:t>
+      </w:r>
+      <w:r>
+        <w:rPr>
+          <w:rFonts w:ascii="Times New Roman" w:hAnsi="Times New Roman" w:cs="Times New Roman"/>
+          <w:noProof/>
           <w:rPrChange w:id="103" w:author="Adam Beatty" w:date="2026-07-19T21:17:00Z" w16du:dateUtc="2026-07-19T20:17:00Z">
-            <w:rPr/>
-          </w:rPrChange>
-        </w:rPr>
-        <w:t xml:space="preserve">Table </w:t>
-      </w:r>
-      <w:r>
-        <w:rPr>
-          <w:rFonts w:ascii="Times New Roman" w:hAnsi="Times New Roman" w:cs="Times New Roman"/>
-          <w:noProof/>
-          <w:rPrChange w:id="104" w:author="Adam Beatty" w:date="2026-07-19T21:17:00Z" w16du:dateUtc="2026-07-19T20:17:00Z">
             <w:rPr>
               <w:noProof/>
             </w:rPr>
@@ -1495,26 +1492,26 @@
       <w:r>
         <w:rPr>
           <w:rFonts w:ascii="Times New Roman" w:hAnsi="Times New Roman" w:cs="Times New Roman"/>
+          <w:rPrChange w:id="104" w:author="Adam Beatty" w:date="2026-07-19T21:17:00Z" w16du:dateUtc="2026-07-19T20:17:00Z">
+            <w:rPr/>
+          </w:rPrChange>
+        </w:rPr>
+        <w:fldChar w:fldCharType="end"/>
+      </w:r>
+      <w:r>
+        <w:rPr>
+          <w:rFonts w:ascii="Times New Roman" w:hAnsi="Times New Roman" w:cs="Times New Roman"/>
           <w:rPrChange w:id="105" w:author="Adam Beatty" w:date="2026-07-19T21:17:00Z" w16du:dateUtc="2026-07-19T20:17:00Z">
             <w:rPr/>
           </w:rPrChange>
         </w:rPr>
-        <w:fldChar w:fldCharType="end"/>
-      </w:r>
-      <w:r>
-        <w:rPr>
+        <w:t xml:space="preserve"> shows that FPV-OWADs cannot be dismissed as cheap substitutes for Javelin.</w:t>
+      </w:r>
+      <w:r>
+        <w:rPr>
+          <w:rStyle w:val="EndnoteReference"/>
           <w:rFonts w:ascii="Times New Roman" w:hAnsi="Times New Roman" w:cs="Times New Roman"/>
           <w:rPrChange w:id="106" w:author="Adam Beatty" w:date="2026-07-19T21:17:00Z" w16du:dateUtc="2026-07-19T20:17:00Z">
-            <w:rPr/>
-          </w:rPrChange>
-        </w:rPr>
-        <w:t xml:space="preserve"> shows that FPV-OWADs cannot be dismissed as cheap substitutes for Javelin.</w:t>
-      </w:r>
-      <w:r>
-        <w:rPr>
-          <w:rStyle w:val="EndnoteReference"/>
-          <w:rFonts w:ascii="Times New Roman" w:hAnsi="Times New Roman" w:cs="Times New Roman"/>
-          <w:rPrChange w:id="107" w:author="Adam Beatty" w:date="2026-07-19T21:17:00Z" w16du:dateUtc="2026-07-19T20:17:00Z">
             <w:rPr>
               <w:rStyle w:val="EndnoteReference"/>
             </w:rPr>
@@ -1525,39 +1522,39 @@
       <w:r>
         <w:rPr>
           <w:rFonts w:ascii="Times New Roman" w:hAnsi="Times New Roman" w:cs="Times New Roman"/>
+          <w:rPrChange w:id="108" w:author="Adam Beatty" w:date="2026-07-19T21:17:00Z" w16du:dateUtc="2026-07-19T20:17:00Z">
+            <w:rPr/>
+          </w:rPrChange>
+        </w:rPr>
+        <w:t xml:space="preserve"> Defeating an armoured company costs roughly €1.13 million in Javelins, compared with under €85,000 in FPV-OWADs — more than an order of magnitude less for the same task, on assumptions generous to Javelin. Ireland's recent Javelin-only procurement buys 44 missiles; </w:t>
+      </w:r>
+      <w:r>
+        <w:rPr>
+          <w:rFonts w:ascii="Times New Roman" w:hAnsi="Times New Roman" w:cs="Times New Roman"/>
           <w:rPrChange w:id="109" w:author="Adam Beatty" w:date="2026-07-19T21:17:00Z" w16du:dateUtc="2026-07-19T20:17:00Z">
             <w:rPr/>
           </w:rPrChange>
         </w:rPr>
-        <w:t xml:space="preserve"> Defeating an armoured company costs roughly €1.13 million in Javelins, compared with under €85,000 in FPV-OWADs — more than an order of magnitude less for the same task, on assumptions generous to Javelin. Ireland's recent Javelin-only procurement buys 44 missiles; </w:t>
-      </w:r>
-      <w:r>
+        <w:lastRenderedPageBreak/>
+        <w:t xml:space="preserve">the same budget fields thousands of FPV-OWADs. Javelin remains the higher-confidence kill mechanism, and FPV-OWADs may require several strikes to destroy armour, but they can immobilise it for follow-on fires and reach more than an order of magnitude further. The direction is unambiguous: FPV-OWADs change the defensive arithmetic and can no longer be ignored. </w:t>
+      </w:r>
+    </w:p>
+    <w:p>
+      <w:pPr>
+        <w:keepNext/>
+        <w:jc w:val="center"/>
         <w:rPr>
           <w:rFonts w:ascii="Times New Roman" w:hAnsi="Times New Roman" w:cs="Times New Roman"/>
           <w:rPrChange w:id="110" w:author="Adam Beatty" w:date="2026-07-19T21:17:00Z" w16du:dateUtc="2026-07-19T20:17:00Z">
             <w:rPr/>
           </w:rPrChange>
         </w:rPr>
-        <w:lastRenderedPageBreak/>
-        <w:t xml:space="preserve">the same budget fields thousands of FPV-OWADs. Javelin remains the higher-confidence kill mechanism, and FPV-OWADs may require several strikes to destroy armour, but they can immobilise it for follow-on fires and reach more than an order of magnitude further. The direction is unambiguous: FPV-OWADs change the defensive arithmetic and can no longer be ignored. </w:t>
-      </w:r>
-    </w:p>
-    <w:p>
-      <w:pPr>
-        <w:keepNext/>
-        <w:jc w:val="center"/>
-        <w:rPr>
-          <w:rFonts w:ascii="Times New Roman" w:hAnsi="Times New Roman" w:cs="Times New Roman"/>
+      </w:pPr>
+      <w:r>
+        <w:rPr>
+          <w:rFonts w:ascii="Times New Roman" w:hAnsi="Times New Roman" w:cs="Times New Roman"/>
+          <w:noProof/>
           <w:rPrChange w:id="111" w:author="Adam Beatty" w:date="2026-07-19T21:17:00Z" w16du:dateUtc="2026-07-19T20:17:00Z">
-            <w:rPr/>
-          </w:rPrChange>
-        </w:rPr>
-      </w:pPr>
-      <w:r>
-        <w:rPr>
-          <w:rFonts w:ascii="Times New Roman" w:hAnsi="Times New Roman" w:cs="Times New Roman"/>
-          <w:noProof/>
-          <w:rPrChange w:id="112" w:author="Adam Beatty" w:date="2026-07-19T21:17:00Z" w16du:dateUtc="2026-07-19T20:17:00Z">
             <w:rPr>
               <w:noProof/>
             </w:rPr>
@@ -1606,12 +1603,21 @@
         <w:jc w:val="center"/>
         <w:rPr>
           <w:rFonts w:ascii="Times New Roman" w:hAnsi="Times New Roman" w:cs="Times New Roman"/>
-          <w:rPrChange w:id="113" w:author="Adam Beatty" w:date="2026-07-19T21:17:00Z" w16du:dateUtc="2026-07-19T20:17:00Z">
+          <w:rPrChange w:id="112" w:author="Adam Beatty" w:date="2026-07-19T21:17:00Z" w16du:dateUtc="2026-07-19T20:17:00Z">
             <w:rPr/>
           </w:rPrChange>
         </w:rPr>
       </w:pPr>
-      <w:bookmarkStart w:id="114" w:name="_Ref233053446"/>
+      <w:bookmarkStart w:id="113" w:name="_Ref233053446"/>
+      <w:r>
+        <w:rPr>
+          <w:rFonts w:ascii="Times New Roman" w:hAnsi="Times New Roman" w:cs="Times New Roman"/>
+          <w:rPrChange w:id="114" w:author="Adam Beatty" w:date="2026-07-19T21:17:00Z" w16du:dateUtc="2026-07-19T20:17:00Z">
+            <w:rPr/>
+          </w:rPrChange>
+        </w:rPr>
+        <w:t xml:space="preserve">Table </w:t>
+      </w:r>
       <w:r>
         <w:rPr>
           <w:rFonts w:ascii="Times New Roman" w:hAnsi="Times New Roman" w:cs="Times New Roman"/>
@@ -1619,7 +1625,7 @@
             <w:rPr/>
           </w:rPrChange>
         </w:rPr>
-        <w:t xml:space="preserve">Table </w:t>
+        <w:fldChar w:fldCharType="begin"/>
       </w:r>
       <w:r>
         <w:rPr>
@@ -1628,25 +1634,30 @@
             <w:rPr/>
           </w:rPrChange>
         </w:rPr>
-        <w:fldChar w:fldCharType="begin"/>
+        <w:instrText xml:space="preserve"> SEQ Table \* ARABIC </w:instrText>
       </w:r>
       <w:r>
         <w:rPr>
           <w:rFonts w:ascii="Times New Roman" w:hAnsi="Times New Roman" w:cs="Times New Roman"/>
           <w:rPrChange w:id="117" w:author="Adam Beatty" w:date="2026-07-19T21:17:00Z" w16du:dateUtc="2026-07-19T20:17:00Z">
-            <w:rPr/>
-          </w:rPrChange>
-        </w:rPr>
-        <w:instrText xml:space="preserve"> SEQ Table \* ARABIC </w:instrText>
-      </w:r>
-      <w:r>
-        <w:rPr>
-          <w:rFonts w:ascii="Times New Roman" w:hAnsi="Times New Roman" w:cs="Times New Roman"/>
+            <w:rPr>
+              <w:noProof/>
+            </w:rPr>
+          </w:rPrChange>
+        </w:rPr>
+        <w:fldChar w:fldCharType="separate"/>
+      </w:r>
+      <w:r>
+        <w:rPr>
+          <w:rFonts w:ascii="Times New Roman" w:hAnsi="Times New Roman" w:cs="Times New Roman"/>
+          <w:noProof/>
           <w:rPrChange w:id="118" w:author="Adam Beatty" w:date="2026-07-19T21:17:00Z" w16du:dateUtc="2026-07-19T20:17:00Z">
-            <w:rPr/>
-          </w:rPrChange>
-        </w:rPr>
-        <w:fldChar w:fldCharType="separate"/>
+            <w:rPr>
+              <w:noProof/>
+            </w:rPr>
+          </w:rPrChange>
+        </w:rPr>
+        <w:t>1</w:t>
       </w:r>
       <w:r>
         <w:rPr>
@@ -1658,54 +1669,42 @@
             </w:rPr>
           </w:rPrChange>
         </w:rPr>
-        <w:t>1</w:t>
-      </w:r>
-      <w:r>
-        <w:rPr>
-          <w:rFonts w:ascii="Times New Roman" w:hAnsi="Times New Roman" w:cs="Times New Roman"/>
-          <w:noProof/>
+        <w:fldChar w:fldCharType="end"/>
+      </w:r>
+      <w:bookmarkEnd w:id="113"/>
+      <w:r>
+        <w:rPr>
+          <w:rFonts w:ascii="Times New Roman" w:hAnsi="Times New Roman" w:cs="Times New Roman"/>
           <w:rPrChange w:id="120" w:author="Adam Beatty" w:date="2026-07-19T21:17:00Z" w16du:dateUtc="2026-07-19T20:17:00Z">
-            <w:rPr>
-              <w:noProof/>
-            </w:rPr>
-          </w:rPrChange>
-        </w:rPr>
-        <w:fldChar w:fldCharType="end"/>
-      </w:r>
-      <w:bookmarkEnd w:id="114"/>
-      <w:r>
+            <w:rPr/>
+          </w:rPrChange>
+        </w:rPr>
+        <w:t>. Comparative Anti-Armour Cost-Imposition Model: ATGMs versus FPV-OWADs and Loitering-OWADs</w:t>
+      </w:r>
+    </w:p>
+    <w:p>
+      <w:pPr>
         <w:rPr>
           <w:rFonts w:ascii="Times New Roman" w:hAnsi="Times New Roman" w:cs="Times New Roman"/>
           <w:rPrChange w:id="121" w:author="Adam Beatty" w:date="2026-07-19T21:17:00Z" w16du:dateUtc="2026-07-19T20:17:00Z">
             <w:rPr/>
           </w:rPrChange>
         </w:rPr>
-        <w:t>. Comparative Anti-Armour Cost-Imposition Model: ATGMs versus FPV-OWADs and Loitering-OWADs</w:t>
-      </w:r>
-    </w:p>
-    <w:p>
-      <w:pPr>
+      </w:pPr>
+      <w:r>
         <w:rPr>
           <w:rFonts w:ascii="Times New Roman" w:hAnsi="Times New Roman" w:cs="Times New Roman"/>
           <w:rPrChange w:id="122" w:author="Adam Beatty" w:date="2026-07-19T21:17:00Z" w16du:dateUtc="2026-07-19T20:17:00Z">
             <w:rPr/>
           </w:rPrChange>
         </w:rPr>
-      </w:pPr>
-      <w:r>
-        <w:rPr>
+        <w:t>Ireland has long approached territorial defence through efficiency and restraint, not sustained increases in defence spending.</w:t>
+      </w:r>
+      <w:r>
+        <w:rPr>
+          <w:rStyle w:val="EndnoteReference"/>
           <w:rFonts w:ascii="Times New Roman" w:hAnsi="Times New Roman" w:cs="Times New Roman"/>
           <w:rPrChange w:id="123" w:author="Adam Beatty" w:date="2026-07-19T21:17:00Z" w16du:dateUtc="2026-07-19T20:17:00Z">
-            <w:rPr/>
-          </w:rPrChange>
-        </w:rPr>
-        <w:t>Ireland has long approached territorial defence through efficiency and restraint, not sustained increases in defence spending.</w:t>
-      </w:r>
-      <w:r>
-        <w:rPr>
-          <w:rStyle w:val="EndnoteReference"/>
-          <w:rFonts w:ascii="Times New Roman" w:hAnsi="Times New Roman" w:cs="Times New Roman"/>
-          <w:rPrChange w:id="124" w:author="Adam Beatty" w:date="2026-07-19T21:17:00Z" w16du:dateUtc="2026-07-19T20:17:00Z">
             <w:rPr>
               <w:rStyle w:val="EndnoteReference"/>
             </w:rPr>
@@ -1716,7 +1715,7 @@
       <w:r>
         <w:rPr>
           <w:rFonts w:ascii="Times New Roman" w:hAnsi="Times New Roman" w:cs="Times New Roman"/>
-          <w:rPrChange w:id="125" w:author="Adam Beatty" w:date="2026-07-19T21:17:00Z" w16du:dateUtc="2026-07-19T20:17:00Z">
+          <w:rPrChange w:id="130" w:author="Adam Beatty" w:date="2026-07-19T21:17:00Z" w16du:dateUtc="2026-07-19T20:17:00Z">
             <w:rPr/>
           </w:rPrChange>
         </w:rPr>
@@ -1725,7 +1724,7 @@
       <w:r>
         <w:rPr>
           <w:rFonts w:ascii="Times New Roman" w:hAnsi="Times New Roman" w:cs="Times New Roman"/>
-          <w:rPrChange w:id="126" w:author="Adam Beatty" w:date="2026-07-19T21:17:00Z" w16du:dateUtc="2026-07-19T20:17:00Z">
+          <w:rPrChange w:id="131" w:author="Adam Beatty" w:date="2026-07-19T21:17:00Z" w16du:dateUtc="2026-07-19T20:17:00Z">
             <w:rPr/>
           </w:rPrChange>
         </w:rPr>
@@ -1737,7 +1736,7 @@
       <w:pPr>
         <w:rPr>
           <w:rFonts w:ascii="Times New Roman" w:hAnsi="Times New Roman" w:cs="Times New Roman"/>
-          <w:rPrChange w:id="127" w:author="Adam Beatty" w:date="2026-07-19T21:17:00Z" w16du:dateUtc="2026-07-19T20:17:00Z">
+          <w:rPrChange w:id="132" w:author="Adam Beatty" w:date="2026-07-19T21:17:00Z" w16du:dateUtc="2026-07-19T20:17:00Z">
             <w:rPr/>
           </w:rPrChange>
         </w:rPr>
@@ -1745,7 +1744,7 @@
       <w:r>
         <w:rPr>
           <w:rFonts w:ascii="Times New Roman" w:hAnsi="Times New Roman" w:cs="Times New Roman"/>
-          <w:rPrChange w:id="128" w:author="Adam Beatty" w:date="2026-07-19T21:17:00Z" w16du:dateUtc="2026-07-19T20:17:00Z">
+          <w:rPrChange w:id="133" w:author="Adam Beatty" w:date="2026-07-19T21:17:00Z" w16du:dateUtc="2026-07-19T20:17:00Z">
             <w:rPr/>
           </w:rPrChange>
         </w:rPr>
@@ -1759,7 +1758,7 @@
           <w:color w:val="0F4761" w:themeColor="accent1" w:themeShade="BF"/>
           <w:sz w:val="32"/>
           <w:szCs w:val="32"/>
-          <w:rPrChange w:id="129" w:author="Adam Beatty" w:date="2026-07-19T21:17:00Z" w16du:dateUtc="2026-07-19T20:17:00Z">
+          <w:rPrChange w:id="134" w:author="Adam Beatty" w:date="2026-07-19T21:17:00Z" w16du:dateUtc="2026-07-19T20:17:00Z">
             <w:rPr>
               <w:rFonts w:asciiTheme="majorHAnsi" w:eastAsiaTheme="majorEastAsia" w:hAnsiTheme="majorHAnsi" w:cstheme="majorBidi"/>
               <w:color w:val="0F4761" w:themeColor="accent1" w:themeShade="BF"/>
@@ -1772,7 +1771,7 @@
       <w:r>
         <w:rPr>
           <w:rFonts w:ascii="Times New Roman" w:hAnsi="Times New Roman" w:cs="Times New Roman"/>
-          <w:rPrChange w:id="130" w:author="Adam Beatty" w:date="2026-07-19T21:17:00Z" w16du:dateUtc="2026-07-19T20:17:00Z">
+          <w:rPrChange w:id="135" w:author="Adam Beatty" w:date="2026-07-19T21:17:00Z" w16du:dateUtc="2026-07-19T20:17:00Z">
             <w:rPr/>
           </w:rPrChange>
         </w:rPr>
@@ -1784,7 +1783,7 @@
         <w:pStyle w:val="Heading2"/>
         <w:rPr>
           <w:rFonts w:ascii="Times New Roman" w:hAnsi="Times New Roman" w:cs="Times New Roman"/>
-          <w:rPrChange w:id="131" w:author="Adam Beatty" w:date="2026-07-19T21:17:00Z" w16du:dateUtc="2026-07-19T20:17:00Z">
+          <w:rPrChange w:id="136" w:author="Adam Beatty" w:date="2026-07-19T21:17:00Z" w16du:dateUtc="2026-07-19T20:17:00Z">
             <w:rPr/>
           </w:rPrChange>
         </w:rPr>
@@ -1792,7 +1791,7 @@
       <w:r>
         <w:rPr>
           <w:rFonts w:ascii="Times New Roman" w:hAnsi="Times New Roman" w:cs="Times New Roman"/>
-          <w:rPrChange w:id="132" w:author="Adam Beatty" w:date="2026-07-19T21:17:00Z" w16du:dateUtc="2026-07-19T20:17:00Z">
+          <w:rPrChange w:id="137" w:author="Adam Beatty" w:date="2026-07-19T21:17:00Z" w16du:dateUtc="2026-07-19T20:17:00Z">
             <w:rPr/>
           </w:rPrChange>
         </w:rPr>
@@ -1820,7 +1819,7 @@
         </w:rPr>
         <w:t>To become credible Irish defence policy, the argument for UxS integration must evolve from an attractive battlefield concept into an institutionalised capability embedded within national defence planning</w:t>
       </w:r>
-      <w:ins w:id="133" w:author="Adam Beatty" w:date="2026-07-19T11:07:00Z" w16du:dateUtc="2026-07-19T10:07:00Z">
+      <w:ins w:id="138" w:author="Adam Beatty" w:date="2026-07-19T11:07:00Z" w16du:dateUtc="2026-07-19T10:07:00Z">
         <w:r>
           <w:rPr>
             <w:rFonts w:ascii="Times New Roman" w:hAnsi="Times New Roman" w:cs="Times New Roman"/>
@@ -1831,7 +1830,7 @@
           <w:t>. It must be</w:t>
         </w:r>
       </w:ins>
-      <w:del w:id="134" w:author="Adam Beatty" w:date="2026-07-19T11:07:00Z" w16du:dateUtc="2026-07-19T10:07:00Z">
+      <w:del w:id="139" w:author="Adam Beatty" w:date="2026-07-19T11:07:00Z" w16du:dateUtc="2026-07-19T10:07:00Z">
         <w:r>
           <w:rPr>
             <w:rFonts w:ascii="Times New Roman" w:hAnsi="Times New Roman" w:cs="Times New Roman"/>
@@ -1886,7 +1885,7 @@
           <w14:ligatures w14:val="none"/>
         </w:rPr>
       </w:pPr>
-      <w:bookmarkStart w:id="135" w:name="_Hlk235287821"/>
+      <w:bookmarkStart w:id="140" w:name="_Hlk235287821"/>
       <w:r>
         <w:rPr>
           <w:rFonts w:ascii="Times New Roman" w:hAnsi="Times New Roman" w:cs="Times New Roman"/>
@@ -1919,7 +1918,7 @@
         </w:rPr>
         <w:t xml:space="preserve">The first requirement is recognition at </w:t>
       </w:r>
-      <w:del w:id="136" w:author="Adam Beatty" w:date="2026-07-19T11:49:00Z" w16du:dateUtc="2026-07-19T10:49:00Z">
+      <w:del w:id="141" w:author="Adam Beatty" w:date="2026-07-19T11:49:00Z" w16du:dateUtc="2026-07-19T10:49:00Z">
         <w:r>
           <w:rPr>
             <w:rFonts w:ascii="Times New Roman" w:hAnsi="Times New Roman" w:cs="Times New Roman"/>
@@ -1939,7 +1938,7 @@
         </w:rPr>
         <w:t xml:space="preserve">senior military and political levels that UxS </w:t>
       </w:r>
-      <w:ins w:id="137" w:author="Adam Beatty" w:date="2026-07-19T11:48:00Z" w16du:dateUtc="2026-07-19T10:48:00Z">
+      <w:ins w:id="142" w:author="Adam Beatty" w:date="2026-07-19T11:48:00Z" w16du:dateUtc="2026-07-19T10:48:00Z">
         <w:r>
           <w:rPr>
             <w:rFonts w:ascii="Times New Roman" w:hAnsi="Times New Roman" w:cs="Times New Roman"/>
@@ -1950,7 +1949,7 @@
           <w:t>are reshaping contemporary military operations rather than simply constituting another technological</w:t>
         </w:r>
       </w:ins>
-      <w:ins w:id="138" w:author="Adam Beatty" w:date="2026-07-19T11:53:00Z" w16du:dateUtc="2026-07-19T10:53:00Z">
+      <w:ins w:id="143" w:author="Adam Beatty" w:date="2026-07-19T11:53:00Z" w16du:dateUtc="2026-07-19T10:53:00Z">
         <w:r>
           <w:rPr>
             <w:rFonts w:ascii="Times New Roman" w:hAnsi="Times New Roman" w:cs="Times New Roman"/>
@@ -1961,7 +1960,7 @@
           <w:t xml:space="preserve"> enhancement</w:t>
         </w:r>
       </w:ins>
-      <w:ins w:id="139" w:author="Adam Beatty" w:date="2026-07-19T11:49:00Z" w16du:dateUtc="2026-07-19T10:49:00Z">
+      <w:ins w:id="144" w:author="Adam Beatty" w:date="2026-07-19T11:49:00Z" w16du:dateUtc="2026-07-19T10:49:00Z">
         <w:r>
           <w:rPr>
             <w:rFonts w:ascii="Times New Roman" w:hAnsi="Times New Roman" w:cs="Times New Roman"/>
@@ -1972,7 +1971,7 @@
           <w:t>.</w:t>
         </w:r>
       </w:ins>
-      <w:del w:id="140" w:author="Adam Beatty" w:date="2026-07-19T11:48:00Z" w16du:dateUtc="2026-07-19T10:48:00Z">
+      <w:del w:id="145" w:author="Adam Beatty" w:date="2026-07-19T11:48:00Z" w16du:dateUtc="2026-07-19T10:48:00Z">
         <w:r>
           <w:rPr>
             <w:rFonts w:ascii="Times New Roman" w:hAnsi="Times New Roman" w:cs="Times New Roman"/>
@@ -1993,7 +1992,7 @@
         </w:rPr>
         <w:footnoteReference w:id="24"/>
       </w:r>
-      <w:del w:id="150" w:author="Adam Beatty" w:date="2026-07-19T11:49:00Z" w16du:dateUtc="2026-07-19T10:49:00Z">
+      <w:del w:id="155" w:author="Adam Beatty" w:date="2026-07-19T11:49:00Z" w16du:dateUtc="2026-07-19T10:49:00Z">
         <w:r>
           <w:rPr>
             <w:rFonts w:ascii="Times New Roman" w:hAnsi="Times New Roman" w:cs="Times New Roman"/>
@@ -2022,7 +2021,7 @@
         </w:rPr>
         <w:t xml:space="preserve"> Historically, military organisations have often struggled to recognise discontinuous technological change, preferring to adapt existing structures rather than fundamentally reconsider them</w:t>
       </w:r>
-      <w:ins w:id="151" w:author="Adam Beatty" w:date="2026-07-19T12:07:00Z" w16du:dateUtc="2026-07-19T11:07:00Z">
+      <w:ins w:id="156" w:author="Adam Beatty" w:date="2026-07-19T12:07:00Z" w16du:dateUtc="2026-07-19T11:07:00Z">
         <w:r>
           <w:rPr>
             <w:rFonts w:ascii="Times New Roman" w:hAnsi="Times New Roman" w:cs="Times New Roman"/>
@@ -2043,7 +2042,7 @@
         </w:rPr>
         <w:footnoteReference w:id="25"/>
       </w:r>
-      <w:del w:id="161" w:author="Adam Beatty" w:date="2026-07-19T12:07:00Z" w16du:dateUtc="2026-07-19T11:07:00Z">
+      <w:del w:id="166" w:author="Adam Beatty" w:date="2026-07-19T12:07:00Z" w16du:dateUtc="2026-07-19T11:07:00Z">
         <w:r>
           <w:rPr>
             <w:rFonts w:ascii="Times New Roman" w:hAnsi="Times New Roman" w:cs="Times New Roman"/>
@@ -2085,7 +2084,7 @@
         </w:rPr>
         <w:t>For Ireland</w:t>
       </w:r>
-      <w:ins w:id="162" w:author="Adam Beatty" w:date="2026-07-19T12:07:00Z" w16du:dateUtc="2026-07-19T11:07:00Z">
+      <w:ins w:id="167" w:author="Adam Beatty" w:date="2026-07-19T12:07:00Z" w16du:dateUtc="2026-07-19T11:07:00Z">
         <w:r>
           <w:rPr>
             <w:rFonts w:ascii="Times New Roman" w:hAnsi="Times New Roman" w:cs="Times New Roman"/>
@@ -2096,7 +2095,7 @@
           <w:t xml:space="preserve">’s </w:t>
         </w:r>
       </w:ins>
-      <w:ins w:id="163" w:author="Adam Beatty" w:date="2026-07-19T12:08:00Z" w16du:dateUtc="2026-07-19T11:08:00Z">
+      <w:ins w:id="168" w:author="Adam Beatty" w:date="2026-07-19T12:08:00Z" w16du:dateUtc="2026-07-19T11:08:00Z">
         <w:r>
           <w:rPr>
             <w:rFonts w:ascii="Times New Roman" w:hAnsi="Times New Roman" w:cs="Times New Roman"/>
@@ -2107,7 +2106,7 @@
           <w:t>personnel</w:t>
         </w:r>
       </w:ins>
-      <w:ins w:id="164" w:author="Adam Beatty" w:date="2026-07-19T12:10:00Z" w16du:dateUtc="2026-07-19T11:10:00Z">
+      <w:ins w:id="169" w:author="Adam Beatty" w:date="2026-07-19T12:10:00Z" w16du:dateUtc="2026-07-19T11:10:00Z">
         <w:r>
           <w:rPr>
             <w:rFonts w:ascii="Times New Roman" w:hAnsi="Times New Roman" w:cs="Times New Roman"/>
@@ -2118,7 +2117,7 @@
           <w:t>-</w:t>
         </w:r>
       </w:ins>
-      <w:ins w:id="165" w:author="Adam Beatty" w:date="2026-07-19T12:08:00Z" w16du:dateUtc="2026-07-19T11:08:00Z">
+      <w:ins w:id="170" w:author="Adam Beatty" w:date="2026-07-19T12:08:00Z" w16du:dateUtc="2026-07-19T11:08:00Z">
         <w:r>
           <w:rPr>
             <w:rFonts w:ascii="Times New Roman" w:hAnsi="Times New Roman" w:cs="Times New Roman"/>
@@ -2129,7 +2128,7 @@
           <w:t xml:space="preserve"> and resource</w:t>
         </w:r>
       </w:ins>
-      <w:ins w:id="166" w:author="Adam Beatty" w:date="2026-07-19T12:10:00Z" w16du:dateUtc="2026-07-19T11:10:00Z">
+      <w:ins w:id="171" w:author="Adam Beatty" w:date="2026-07-19T12:10:00Z" w16du:dateUtc="2026-07-19T11:10:00Z">
         <w:r>
           <w:rPr>
             <w:rFonts w:ascii="Times New Roman" w:hAnsi="Times New Roman" w:cs="Times New Roman"/>
@@ -2140,7 +2139,7 @@
           <w:t>-</w:t>
         </w:r>
       </w:ins>
-      <w:ins w:id="167" w:author="Adam Beatty" w:date="2026-07-19T12:08:00Z" w16du:dateUtc="2026-07-19T11:08:00Z">
+      <w:ins w:id="172" w:author="Adam Beatty" w:date="2026-07-19T12:08:00Z" w16du:dateUtc="2026-07-19T11:08:00Z">
         <w:r>
           <w:rPr>
             <w:rFonts w:ascii="Times New Roman" w:hAnsi="Times New Roman" w:cs="Times New Roman"/>
@@ -2151,7 +2150,7 @@
           <w:t>constrained</w:t>
         </w:r>
       </w:ins>
-      <w:del w:id="168" w:author="Adam Beatty" w:date="2026-07-19T12:08:00Z" w16du:dateUtc="2026-07-19T11:08:00Z">
+      <w:del w:id="173" w:author="Adam Beatty" w:date="2026-07-19T12:08:00Z" w16du:dateUtc="2026-07-19T11:08:00Z">
         <w:r>
           <w:rPr>
             <w:rFonts w:ascii="Times New Roman" w:hAnsi="Times New Roman" w:cs="Times New Roman"/>
@@ -2171,7 +2170,7 @@
         </w:rPr>
         <w:t xml:space="preserve"> Defence Forces</w:t>
       </w:r>
-      <w:del w:id="169" w:author="Adam Beatty" w:date="2026-07-19T12:08:00Z" w16du:dateUtc="2026-07-19T11:08:00Z">
+      <w:del w:id="174" w:author="Adam Beatty" w:date="2026-07-19T12:08:00Z" w16du:dateUtc="2026-07-19T11:08:00Z">
         <w:r>
           <w:rPr>
             <w:rFonts w:ascii="Times New Roman" w:hAnsi="Times New Roman" w:cs="Times New Roman"/>
@@ -2201,7 +2200,7 @@
         </w:rPr>
         <w:t>, UxS provide an opportunity to multiply the effectiveness of limited manpower</w:t>
       </w:r>
-      <w:ins w:id="172" w:author="Adam Beatty" w:date="2026-07-19T12:13:00Z" w16du:dateUtc="2026-07-19T11:13:00Z">
+      <w:ins w:id="177" w:author="Adam Beatty" w:date="2026-07-19T12:13:00Z" w16du:dateUtc="2026-07-19T11:13:00Z">
         <w:r>
           <w:rPr>
             <w:rFonts w:ascii="Times New Roman" w:hAnsi="Times New Roman" w:cs="Times New Roman"/>
@@ -2222,7 +2221,7 @@
         </w:rPr>
         <w:footnoteReference w:id="27"/>
       </w:r>
-      <w:del w:id="177" w:author="Adam Beatty" w:date="2026-07-19T12:13:00Z" w16du:dateUtc="2026-07-19T11:13:00Z">
+      <w:del w:id="182" w:author="Adam Beatty" w:date="2026-07-19T12:13:00Z" w16du:dateUtc="2026-07-19T11:13:00Z">
         <w:r>
           <w:rPr>
             <w:rFonts w:ascii="Times New Roman" w:hAnsi="Times New Roman" w:cs="Times New Roman"/>
@@ -2261,7 +2260,7 @@
         </w:rPr>
         <w:t xml:space="preserve">. Credible implementation requires political acknowledgement that investment in </w:t>
       </w:r>
-      <w:ins w:id="183" w:author="Adam Beatty" w:date="2026-07-19T12:32:00Z" w16du:dateUtc="2026-07-19T11:32:00Z">
+      <w:ins w:id="188" w:author="Adam Beatty" w:date="2026-07-19T12:32:00Z" w16du:dateUtc="2026-07-19T11:32:00Z">
         <w:r>
           <w:rPr>
             <w:rFonts w:ascii="Times New Roman" w:hAnsi="Times New Roman" w:cs="Times New Roman"/>
@@ -2291,7 +2290,7 @@
         </w:rPr>
         <w:footnoteReference w:id="29"/>
       </w:r>
-      <w:ins w:id="188" w:author="Adam Beatty" w:date="2026-07-19T12:35:00Z" w16du:dateUtc="2026-07-19T11:35:00Z">
+      <w:ins w:id="193" w:author="Adam Beatty" w:date="2026-07-19T12:35:00Z" w16du:dateUtc="2026-07-19T11:35:00Z">
         <w:r>
           <w:rPr>
             <w:rFonts w:ascii="Times New Roman" w:hAnsi="Times New Roman" w:cs="Times New Roman"/>
@@ -2302,7 +2301,7 @@
           <w:t>. This aligns</w:t>
         </w:r>
       </w:ins>
-      <w:del w:id="189" w:author="Adam Beatty" w:date="2026-07-19T12:32:00Z" w16du:dateUtc="2026-07-19T11:32:00Z">
+      <w:del w:id="194" w:author="Adam Beatty" w:date="2026-07-19T12:32:00Z" w16du:dateUtc="2026-07-19T11:32:00Z">
         <w:r>
           <w:rPr>
             <w:rFonts w:ascii="Times New Roman" w:hAnsi="Times New Roman" w:cs="Times New Roman"/>
@@ -2313,7 +2312,7 @@
           <w:delText xml:space="preserve">. Such recognition would align </w:delText>
         </w:r>
       </w:del>
-      <w:ins w:id="190" w:author="Adam Beatty" w:date="2026-07-19T12:32:00Z" w16du:dateUtc="2026-07-19T11:32:00Z">
+      <w:ins w:id="195" w:author="Adam Beatty" w:date="2026-07-19T12:32:00Z" w16du:dateUtc="2026-07-19T11:32:00Z">
         <w:r>
           <w:rPr>
             <w:rFonts w:ascii="Times New Roman" w:hAnsi="Times New Roman" w:cs="Times New Roman"/>
@@ -2333,7 +2332,7 @@
         </w:rPr>
         <w:t xml:space="preserve">with the </w:t>
       </w:r>
-      <w:del w:id="191" w:author="Adam Beatty" w:date="2026-07-19T12:32:00Z" w16du:dateUtc="2026-07-19T11:32:00Z">
+      <w:del w:id="196" w:author="Adam Beatty" w:date="2026-07-19T12:32:00Z" w16du:dateUtc="2026-07-19T11:32:00Z">
         <w:r>
           <w:rPr>
             <w:rFonts w:ascii="Times New Roman" w:hAnsi="Times New Roman" w:cs="Times New Roman"/>
@@ -2354,7 +2353,7 @@
         </w:rPr>
         <w:t>Commission on the Defence Forces</w:t>
       </w:r>
-      <w:ins w:id="192" w:author="Adam Beatty" w:date="2026-07-19T12:32:00Z" w16du:dateUtc="2026-07-19T11:32:00Z">
+      <w:ins w:id="197" w:author="Adam Beatty" w:date="2026-07-19T12:32:00Z" w16du:dateUtc="2026-07-19T11:32:00Z">
         <w:r>
           <w:rPr>
             <w:rFonts w:ascii="Times New Roman" w:hAnsi="Times New Roman" w:cs="Times New Roman"/>
@@ -2385,7 +2384,7 @@
         <w:t xml:space="preserve">, which identified technological transformation, digitalisation and enhanced surveillance capabilities as essential components of future force development. </w:t>
       </w:r>
     </w:p>
-    <w:bookmarkEnd w:id="135"/>
+    <w:bookmarkEnd w:id="140"/>
     <w:p>
       <w:pPr>
         <w:spacing w:after="0" w:line="360" w:lineRule="auto"/>
@@ -2396,7 +2395,7 @@
           <w:kern w:val="0"/>
           <w:lang w:eastAsia="en-GB"/>
           <w14:ligatures w14:val="none"/>
-          <w:rPrChange w:id="195" w:author="Adam Beatty" w:date="2026-07-19T21:17:00Z" w16du:dateUtc="2026-07-19T20:17:00Z">
+          <w:rPrChange w:id="200" w:author="Adam Beatty" w:date="2026-07-19T21:17:00Z" w16du:dateUtc="2026-07-19T20:17:00Z">
             <w:rPr>
               <w:rFonts w:ascii="Times New Roman" w:hAnsi="Times New Roman" w:cs="Times New Roman"/>
               <w:kern w:val="0"/>
@@ -2413,7 +2412,7 @@
           <w:kern w:val="0"/>
           <w:lang w:eastAsia="en-GB"/>
           <w14:ligatures w14:val="none"/>
-          <w:rPrChange w:id="196" w:author="Adam Beatty" w:date="2026-07-19T21:17:00Z" w16du:dateUtc="2026-07-19T20:17:00Z">
+          <w:rPrChange w:id="201" w:author="Adam Beatty" w:date="2026-07-19T21:17:00Z" w16du:dateUtc="2026-07-19T20:17:00Z">
             <w:rPr>
               <w:rFonts w:ascii="Times New Roman" w:hAnsi="Times New Roman" w:cs="Times New Roman"/>
               <w:kern w:val="0"/>
@@ -2428,7 +2427,7 @@
         <w:rPr>
           <w:rFonts w:ascii="Times New Roman" w:hAnsi="Times New Roman" w:cs="Times New Roman"/>
           <w:strike/>
-          <w:rPrChange w:id="197" w:author="Adam Beatty" w:date="2026-07-19T21:17:00Z" w16du:dateUtc="2026-07-19T20:17:00Z">
+          <w:rPrChange w:id="202" w:author="Adam Beatty" w:date="2026-07-19T21:17:00Z" w16du:dateUtc="2026-07-19T20:17:00Z">
             <w:rPr/>
           </w:rPrChange>
         </w:rPr>
@@ -2469,7 +2468,7 @@
           <w14:ligatures w14:val="none"/>
         </w:rPr>
       </w:pPr>
-      <w:bookmarkStart w:id="198" w:name="_Hlk235294786"/>
+      <w:bookmarkStart w:id="203" w:name="_Hlk235294786"/>
       <w:r>
         <w:rPr>
           <w:rFonts w:ascii="Times New Roman" w:hAnsi="Times New Roman" w:cs="Times New Roman"/>
@@ -2502,7 +2501,7 @@
         </w:rPr>
         <w:t>Political recognition must</w:t>
       </w:r>
-      <w:del w:id="199" w:author="Adam Beatty" w:date="2026-07-19T14:15:00Z" w16du:dateUtc="2026-07-19T13:15:00Z">
+      <w:del w:id="204" w:author="Adam Beatty" w:date="2026-07-19T14:15:00Z" w16du:dateUtc="2026-07-19T13:15:00Z">
         <w:r>
           <w:rPr>
             <w:rFonts w:ascii="Times New Roman" w:hAnsi="Times New Roman" w:cs="Times New Roman"/>
@@ -2527,7 +2526,7 @@
           <w:rFonts w:ascii="Times New Roman" w:hAnsi="Times New Roman" w:cs="Times New Roman"/>
           <w:vertAlign w:val="superscript"/>
           <w:lang w:eastAsia="en-GB"/>
-          <w:rPrChange w:id="200" w:author="Adam Beatty" w:date="2026-07-19T21:17:00Z" w16du:dateUtc="2026-07-19T20:17:00Z">
+          <w:rPrChange w:id="205" w:author="Adam Beatty" w:date="2026-07-19T21:17:00Z" w16du:dateUtc="2026-07-19T20:17:00Z">
             <w:rPr>
               <w:vertAlign w:val="superscript"/>
               <w:lang w:eastAsia="en-GB"/>
@@ -2545,7 +2544,7 @@
         </w:rPr>
         <w:t xml:space="preserve">. Ireland therefore requires an operational concept that defines how UxS contribute to national defence objectives across all domains. </w:t>
       </w:r>
-      <w:del w:id="212" w:author="Adam Beatty" w:date="2026-07-19T14:26:00Z" w16du:dateUtc="2026-07-19T13:26:00Z">
+      <w:del w:id="217" w:author="Adam Beatty" w:date="2026-07-19T14:26:00Z" w16du:dateUtc="2026-07-19T13:26:00Z">
         <w:r>
           <w:rPr>
             <w:rFonts w:ascii="Times New Roman" w:hAnsi="Times New Roman" w:cs="Times New Roman"/>
@@ -2556,7 +2555,7 @@
           <w:delText>Such a concept</w:delText>
         </w:r>
       </w:del>
-      <w:ins w:id="213" w:author="Adam Beatty" w:date="2026-07-19T14:26:00Z" w16du:dateUtc="2026-07-19T13:26:00Z">
+      <w:ins w:id="218" w:author="Adam Beatty" w:date="2026-07-19T14:26:00Z" w16du:dateUtc="2026-07-19T13:26:00Z">
         <w:r>
           <w:rPr>
             <w:rFonts w:ascii="Times New Roman" w:hAnsi="Times New Roman" w:cs="Times New Roman"/>
@@ -2583,7 +2582,7 @@
           <w:kern w:val="0"/>
           <w:lang w:eastAsia="en-GB"/>
           <w14:ligatures w14:val="none"/>
-          <w:rPrChange w:id="214" w:author="Adam Beatty" w:date="2026-07-19T21:17:00Z" w16du:dateUtc="2026-07-19T20:17:00Z">
+          <w:rPrChange w:id="219" w:author="Adam Beatty" w:date="2026-07-19T21:17:00Z" w16du:dateUtc="2026-07-19T20:17:00Z">
             <w:rPr>
               <w:rFonts w:ascii="Times New Roman" w:hAnsi="Times New Roman" w:cs="Times New Roman"/>
               <w:kern w:val="0"/>
@@ -2613,7 +2612,7 @@
         </w:rPr>
         <w:t xml:space="preserve">. For light infantry, this means integrating </w:t>
       </w:r>
-      <w:ins w:id="217" w:author="Adam Beatty" w:date="2026-07-19T14:30:00Z" w16du:dateUtc="2026-07-19T13:30:00Z">
+      <w:ins w:id="222" w:author="Adam Beatty" w:date="2026-07-19T14:30:00Z" w16du:dateUtc="2026-07-19T13:30:00Z">
         <w:r>
           <w:rPr>
             <w:rFonts w:ascii="Times New Roman" w:hAnsi="Times New Roman" w:cs="Times New Roman"/>
@@ -2633,7 +2632,7 @@
         </w:rPr>
         <w:t xml:space="preserve">reconnaissance </w:t>
       </w:r>
-      <w:ins w:id="218" w:author="Adam Beatty" w:date="2026-07-19T14:28:00Z" w16du:dateUtc="2026-07-19T13:28:00Z">
+      <w:ins w:id="223" w:author="Adam Beatty" w:date="2026-07-19T14:28:00Z" w16du:dateUtc="2026-07-19T13:28:00Z">
         <w:r>
           <w:rPr>
             <w:rFonts w:ascii="Times New Roman" w:hAnsi="Times New Roman" w:cs="Times New Roman"/>
@@ -2653,7 +2652,7 @@
         </w:rPr>
         <w:t xml:space="preserve">drones, loitering munitions </w:t>
       </w:r>
-      <w:ins w:id="219" w:author="Adam Beatty" w:date="2026-07-19T14:31:00Z" w16du:dateUtc="2026-07-19T13:31:00Z">
+      <w:ins w:id="224" w:author="Adam Beatty" w:date="2026-07-19T14:31:00Z" w16du:dateUtc="2026-07-19T13:31:00Z">
         <w:r>
           <w:rPr>
             <w:rFonts w:ascii="Times New Roman" w:hAnsi="Times New Roman" w:cs="Times New Roman"/>
@@ -2683,7 +2682,7 @@
         </w:rPr>
         <w:footnoteReference w:id="33"/>
       </w:r>
-      <w:del w:id="222" w:author="Adam Beatty" w:date="2026-07-19T14:30:00Z" w16du:dateUtc="2026-07-19T13:30:00Z">
+      <w:del w:id="227" w:author="Adam Beatty" w:date="2026-07-19T14:30:00Z" w16du:dateUtc="2026-07-19T13:30:00Z">
         <w:r>
           <w:rPr>
             <w:rFonts w:ascii="Times New Roman" w:hAnsi="Times New Roman" w:cs="Times New Roman"/>
@@ -2703,7 +2702,7 @@
         </w:rPr>
         <w:t xml:space="preserve"> </w:t>
       </w:r>
-      <w:ins w:id="223" w:author="Adam Beatty" w:date="2026-07-19T14:31:00Z" w16du:dateUtc="2026-07-19T13:31:00Z">
+      <w:ins w:id="228" w:author="Adam Beatty" w:date="2026-07-19T14:31:00Z" w16du:dateUtc="2026-07-19T13:31:00Z">
         <w:r>
           <w:rPr>
             <w:rFonts w:ascii="Times New Roman" w:hAnsi="Times New Roman" w:cs="Times New Roman"/>
@@ -2744,7 +2743,7 @@
         </w:rPr>
         <w:t xml:space="preserve">This policy must them be incorporated into an operational capability through DOTMLPF-I integration, ensuring that UxS become </w:t>
       </w:r>
-      <w:del w:id="224" w:author="Adam Beatty" w:date="2026-07-19T14:32:00Z" w16du:dateUtc="2026-07-19T13:32:00Z">
+      <w:del w:id="229" w:author="Adam Beatty" w:date="2026-07-19T14:32:00Z" w16du:dateUtc="2026-07-19T13:32:00Z">
         <w:r>
           <w:rPr>
             <w:rFonts w:ascii="Times New Roman" w:hAnsi="Times New Roman" w:cs="Times New Roman"/>
@@ -2755,7 +2754,7 @@
           <w:delText>an integral part of</w:delText>
         </w:r>
       </w:del>
-      <w:ins w:id="225" w:author="Adam Beatty" w:date="2026-07-19T14:32:00Z" w16du:dateUtc="2026-07-19T13:32:00Z">
+      <w:ins w:id="230" w:author="Adam Beatty" w:date="2026-07-19T14:32:00Z" w16du:dateUtc="2026-07-19T13:32:00Z">
         <w:r>
           <w:rPr>
             <w:rFonts w:ascii="Times New Roman" w:hAnsi="Times New Roman" w:cs="Times New Roman"/>
@@ -2782,7 +2781,7 @@
           <w:kern w:val="0"/>
           <w:lang w:eastAsia="en-GB"/>
           <w14:ligatures w14:val="none"/>
-          <w:rPrChange w:id="226" w:author="Adam Beatty" w:date="2026-07-19T21:17:00Z" w16du:dateUtc="2026-07-19T20:17:00Z">
+          <w:rPrChange w:id="231" w:author="Adam Beatty" w:date="2026-07-19T21:17:00Z" w16du:dateUtc="2026-07-19T20:17:00Z">
             <w:rPr>
               <w:rFonts w:ascii="Times New Roman" w:hAnsi="Times New Roman" w:cs="Times New Roman"/>
               <w:kern w:val="0"/>
@@ -2813,7 +2812,7 @@
         <w:t>.</w:t>
       </w:r>
     </w:p>
-    <w:bookmarkEnd w:id="198"/>
+    <w:bookmarkEnd w:id="203"/>
     <w:p>
       <w:pPr>
         <w:spacing w:after="0" w:line="360" w:lineRule="auto"/>
@@ -2824,7 +2823,7 @@
           <w:kern w:val="0"/>
           <w:lang w:eastAsia="en-GB"/>
           <w14:ligatures w14:val="none"/>
-          <w:rPrChange w:id="229" w:author="Adam Beatty" w:date="2026-07-19T21:17:00Z" w16du:dateUtc="2026-07-19T20:17:00Z">
+          <w:rPrChange w:id="234" w:author="Adam Beatty" w:date="2026-07-19T21:17:00Z" w16du:dateUtc="2026-07-19T20:17:00Z">
             <w:rPr>
               <w:rFonts w:ascii="Times New Roman" w:hAnsi="Times New Roman" w:cs="Times New Roman"/>
               <w:kern w:val="0"/>
@@ -2841,7 +2840,7 @@
           <w:kern w:val="0"/>
           <w:lang w:eastAsia="en-GB"/>
           <w14:ligatures w14:val="none"/>
-          <w:rPrChange w:id="230" w:author="Adam Beatty" w:date="2026-07-19T21:17:00Z" w16du:dateUtc="2026-07-19T20:17:00Z">
+          <w:rPrChange w:id="235" w:author="Adam Beatty" w:date="2026-07-19T21:17:00Z" w16du:dateUtc="2026-07-19T20:17:00Z">
             <w:rPr>
               <w:rFonts w:ascii="Times New Roman" w:hAnsi="Times New Roman" w:cs="Times New Roman"/>
               <w:kern w:val="0"/>
@@ -2900,7 +2899,7 @@
           <w14:ligatures w14:val="none"/>
         </w:rPr>
       </w:pPr>
-      <w:bookmarkStart w:id="231" w:name="_Hlk235298037"/>
+      <w:bookmarkStart w:id="236" w:name="_Hlk235298037"/>
       <w:r>
         <w:rPr>
           <w:rFonts w:ascii="Times New Roman" w:hAnsi="Times New Roman" w:cs="Times New Roman"/>
@@ -2959,7 +2958,7 @@
           <w:kern w:val="0"/>
           <w:lang w:eastAsia="en-GB"/>
           <w14:ligatures w14:val="none"/>
-          <w:rPrChange w:id="240" w:author="Adam Beatty" w:date="2026-07-19T21:17:00Z" w16du:dateUtc="2026-07-19T20:17:00Z">
+          <w:rPrChange w:id="245" w:author="Adam Beatty" w:date="2026-07-19T21:17:00Z" w16du:dateUtc="2026-07-19T20:17:00Z">
             <w:rPr>
               <w:rFonts w:ascii="Times New Roman" w:hAnsi="Times New Roman" w:cs="Times New Roman"/>
               <w:kern w:val="0"/>
@@ -2986,7 +2985,7 @@
           <w:kern w:val="0"/>
           <w:lang w:eastAsia="en-GB"/>
           <w14:ligatures w14:val="none"/>
-          <w:rPrChange w:id="241" w:author="Adam Beatty" w:date="2026-07-19T21:17:00Z" w16du:dateUtc="2026-07-19T20:17:00Z">
+          <w:rPrChange w:id="246" w:author="Adam Beatty" w:date="2026-07-19T21:17:00Z" w16du:dateUtc="2026-07-19T20:17:00Z">
             <w:rPr>
               <w:rFonts w:ascii="Times New Roman" w:hAnsi="Times New Roman" w:cs="Times New Roman"/>
               <w:kern w:val="0"/>
@@ -3013,7 +3012,7 @@
           <w:kern w:val="0"/>
           <w:lang w:eastAsia="en-GB"/>
           <w14:ligatures w14:val="none"/>
-          <w:rPrChange w:id="242" w:author="Adam Beatty" w:date="2026-07-19T21:17:00Z" w16du:dateUtc="2026-07-19T20:17:00Z">
+          <w:rPrChange w:id="247" w:author="Adam Beatty" w:date="2026-07-19T21:17:00Z" w16du:dateUtc="2026-07-19T20:17:00Z">
             <w:rPr>
               <w:rFonts w:ascii="Times New Roman" w:hAnsi="Times New Roman" w:cs="Times New Roman"/>
               <w:kern w:val="0"/>
@@ -3033,7 +3032,7 @@
         </w:rPr>
         <w:t xml:space="preserve"> to support rapid technological iteration rather than the </w:t>
       </w:r>
-      <w:del w:id="243" w:author="Adam Beatty" w:date="2026-07-19T14:35:00Z" w16du:dateUtc="2026-07-19T13:35:00Z">
+      <w:del w:id="248" w:author="Adam Beatty" w:date="2026-07-19T14:35:00Z" w16du:dateUtc="2026-07-19T13:35:00Z">
         <w:r>
           <w:rPr>
             <w:rFonts w:ascii="Times New Roman" w:hAnsi="Times New Roman" w:cs="Times New Roman"/>
@@ -3044,7 +3043,7 @@
           <w:delText xml:space="preserve">traditionally </w:delText>
         </w:r>
       </w:del>
-      <w:ins w:id="244" w:author="Adam Beatty" w:date="2026-07-19T14:35:00Z" w16du:dateUtc="2026-07-19T13:35:00Z">
+      <w:ins w:id="249" w:author="Adam Beatty" w:date="2026-07-19T14:35:00Z" w16du:dateUtc="2026-07-19T13:35:00Z">
         <w:r>
           <w:rPr>
             <w:rFonts w:ascii="Times New Roman" w:hAnsi="Times New Roman" w:cs="Times New Roman"/>
@@ -3064,7 +3063,7 @@
         </w:rPr>
         <w:t>sl</w:t>
       </w:r>
-      <w:ins w:id="245" w:author="Adam Beatty" w:date="2026-07-19T14:36:00Z" w16du:dateUtc="2026-07-19T13:36:00Z">
+      <w:ins w:id="250" w:author="Adam Beatty" w:date="2026-07-19T14:36:00Z" w16du:dateUtc="2026-07-19T13:36:00Z">
         <w:r>
           <w:rPr>
             <w:rFonts w:ascii="Times New Roman" w:hAnsi="Times New Roman" w:cs="Times New Roman"/>
@@ -3075,7 +3074,7 @@
           <w:t>uggish</w:t>
         </w:r>
       </w:ins>
-      <w:del w:id="246" w:author="Adam Beatty" w:date="2026-07-19T14:36:00Z" w16du:dateUtc="2026-07-19T13:36:00Z">
+      <w:del w:id="251" w:author="Adam Beatty" w:date="2026-07-19T14:36:00Z" w16du:dateUtc="2026-07-19T13:36:00Z">
         <w:r>
           <w:rPr>
             <w:rFonts w:ascii="Times New Roman" w:hAnsi="Times New Roman" w:cs="Times New Roman"/>
@@ -3136,117 +3135,6 @@
         <w:t xml:space="preserve"> would also signal that these capabilities are enduring </w:t>
       </w:r>
       <w:r>
-        <w:rPr>
-          <w:rFonts w:ascii="Times New Roman" w:hAnsi="Times New Roman" w:cs="Times New Roman"/>
-          <w:strike/>
-          <w:kern w:val="0"/>
-          <w:lang w:eastAsia="en-GB"/>
-          <w14:ligatures w14:val="none"/>
-          <w:rPrChange w:id="249" w:author="Adam Beatty" w:date="2026-07-19T21:17:00Z" w16du:dateUtc="2026-07-19T20:17:00Z">
-            <w:rPr>
-              <w:rFonts w:ascii="Times New Roman" w:hAnsi="Times New Roman" w:cs="Times New Roman"/>
-              <w:kern w:val="0"/>
-              <w:lang w:eastAsia="en-GB"/>
-              <w14:ligatures w14:val="none"/>
-            </w:rPr>
-          </w:rPrChange>
-        </w:rPr>
-        <w:t>rather than experimental</w:t>
-      </w:r>
-      <w:r>
-        <w:rPr>
-          <w:rFonts w:ascii="Times New Roman" w:hAnsi="Times New Roman" w:cs="Times New Roman"/>
-          <w:kern w:val="0"/>
-          <w:lang w:eastAsia="en-GB"/>
-          <w14:ligatures w14:val="none"/>
-        </w:rPr>
-        <w:t xml:space="preserve">. This requires recruiting and retaining personnel with expertise in robotics, artificial intelligence, software engineering and electronic warfare while integrating these specialists with operational commanders rather than </w:t>
-      </w:r>
-      <w:r>
-        <w:rPr>
-          <w:rFonts w:ascii="Times New Roman" w:hAnsi="Times New Roman" w:cs="Times New Roman"/>
-          <w:i/>
-          <w:iCs/>
-          <w:kern w:val="0"/>
-          <w:lang w:eastAsia="en-GB"/>
-          <w14:ligatures w14:val="none"/>
-          <w:rPrChange w:id="250" w:author="Adam Beatty" w:date="2026-07-19T21:17:00Z" w16du:dateUtc="2026-07-19T20:17:00Z">
-            <w:rPr>
-              <w:rFonts w:ascii="Times New Roman" w:hAnsi="Times New Roman" w:cs="Times New Roman"/>
-              <w:kern w:val="0"/>
-              <w:lang w:eastAsia="en-GB"/>
-              <w14:ligatures w14:val="none"/>
-            </w:rPr>
-          </w:rPrChange>
-        </w:rPr>
-        <w:t>separating</w:t>
-      </w:r>
-      <w:r>
-        <w:rPr>
-          <w:rFonts w:ascii="Times New Roman" w:hAnsi="Times New Roman" w:cs="Times New Roman"/>
-          <w:kern w:val="0"/>
-          <w:lang w:eastAsia="en-GB"/>
-          <w14:ligatures w14:val="none"/>
-        </w:rPr>
-        <w:t xml:space="preserve"> technical and tactical functions</w:t>
-      </w:r>
-      <w:r>
-        <w:rPr>
-          <w:rStyle w:val="FootnoteReference"/>
-          <w:rFonts w:ascii="Times New Roman" w:hAnsi="Times New Roman" w:cs="Times New Roman"/>
-          <w:kern w:val="0"/>
-          <w:lang w:eastAsia="en-GB"/>
-          <w14:ligatures w14:val="none"/>
-        </w:rPr>
-        <w:footnoteReference w:id="37"/>
-      </w:r>
-      <w:r>
-        <w:rPr>
-          <w:rFonts w:ascii="Times New Roman" w:hAnsi="Times New Roman" w:cs="Times New Roman"/>
-          <w:kern w:val="0"/>
-          <w:lang w:eastAsia="en-GB"/>
-          <w14:ligatures w14:val="none"/>
-        </w:rPr>
-        <w:t>. Establishing multidisciplinary teams who work collaboratively.</w:t>
-      </w:r>
-    </w:p>
-    <w:p>
-      <w:pPr>
-        <w:spacing w:after="0" w:line="360" w:lineRule="auto"/>
-        <w:jc w:val="both"/>
-        <w:rPr>
-          <w:rFonts w:ascii="Times New Roman" w:hAnsi="Times New Roman" w:cs="Times New Roman"/>
-          <w:kern w:val="0"/>
-          <w:lang w:eastAsia="en-GB"/>
-          <w14:ligatures w14:val="none"/>
-        </w:rPr>
-      </w:pPr>
-      <w:r>
-        <w:rPr>
-          <w:rFonts w:ascii="Times New Roman" w:hAnsi="Times New Roman" w:cs="Times New Roman"/>
-          <w:kern w:val="0"/>
-          <w:lang w:eastAsia="en-GB"/>
-          <w14:ligatures w14:val="none"/>
-        </w:rPr>
-        <w:t>Professional military education must therefore incorporate autonomous systems, human-machine teaming and counter-UxS operations throughout career progression</w:t>
-      </w:r>
-      <w:ins w:id="253" w:author="Adam Beatty" w:date="2026-07-19T14:41:00Z" w16du:dateUtc="2026-07-19T13:41:00Z">
-        <w:r>
-          <w:rPr>
-            <w:rFonts w:ascii="Times New Roman" w:hAnsi="Times New Roman" w:cs="Times New Roman"/>
-            <w:kern w:val="0"/>
-            <w:lang w:eastAsia="en-GB"/>
-            <w14:ligatures w14:val="none"/>
-          </w:rPr>
-          <w:t>.</w:t>
-        </w:r>
-      </w:ins>
-    </w:p>
-    <w:bookmarkEnd w:id="231"/>
-    <w:p>
-      <w:pPr>
-        <w:spacing w:after="0" w:line="360" w:lineRule="auto"/>
-        <w:jc w:val="both"/>
         <w:rPr>
           <w:rFonts w:ascii="Times New Roman" w:hAnsi="Times New Roman" w:cs="Times New Roman"/>
           <w:strike/>
@@ -3262,15 +3150,126 @@
             </w:rPr>
           </w:rPrChange>
         </w:rPr>
-      </w:pPr>
-      <w:r>
+        <w:t>rather than experimental</w:t>
+      </w:r>
+      <w:r>
+        <w:rPr>
+          <w:rFonts w:ascii="Times New Roman" w:hAnsi="Times New Roman" w:cs="Times New Roman"/>
+          <w:kern w:val="0"/>
+          <w:lang w:eastAsia="en-GB"/>
+          <w14:ligatures w14:val="none"/>
+        </w:rPr>
+        <w:t xml:space="preserve">. This requires recruiting and retaining personnel with expertise in robotics, artificial intelligence, software engineering and electronic warfare while integrating these specialists with operational commanders rather than </w:t>
+      </w:r>
+      <w:r>
+        <w:rPr>
+          <w:rFonts w:ascii="Times New Roman" w:hAnsi="Times New Roman" w:cs="Times New Roman"/>
+          <w:i/>
+          <w:iCs/>
+          <w:kern w:val="0"/>
+          <w:lang w:eastAsia="en-GB"/>
+          <w14:ligatures w14:val="none"/>
+          <w:rPrChange w:id="255" w:author="Adam Beatty" w:date="2026-07-19T21:17:00Z" w16du:dateUtc="2026-07-19T20:17:00Z">
+            <w:rPr>
+              <w:rFonts w:ascii="Times New Roman" w:hAnsi="Times New Roman" w:cs="Times New Roman"/>
+              <w:kern w:val="0"/>
+              <w:lang w:eastAsia="en-GB"/>
+              <w14:ligatures w14:val="none"/>
+            </w:rPr>
+          </w:rPrChange>
+        </w:rPr>
+        <w:t>separating</w:t>
+      </w:r>
+      <w:r>
+        <w:rPr>
+          <w:rFonts w:ascii="Times New Roman" w:hAnsi="Times New Roman" w:cs="Times New Roman"/>
+          <w:kern w:val="0"/>
+          <w:lang w:eastAsia="en-GB"/>
+          <w14:ligatures w14:val="none"/>
+        </w:rPr>
+        <w:t xml:space="preserve"> technical and tactical functions</w:t>
+      </w:r>
+      <w:r>
+        <w:rPr>
+          <w:rStyle w:val="FootnoteReference"/>
+          <w:rFonts w:ascii="Times New Roman" w:hAnsi="Times New Roman" w:cs="Times New Roman"/>
+          <w:kern w:val="0"/>
+          <w:lang w:eastAsia="en-GB"/>
+          <w14:ligatures w14:val="none"/>
+        </w:rPr>
+        <w:footnoteReference w:id="37"/>
+      </w:r>
+      <w:r>
+        <w:rPr>
+          <w:rFonts w:ascii="Times New Roman" w:hAnsi="Times New Roman" w:cs="Times New Roman"/>
+          <w:kern w:val="0"/>
+          <w:lang w:eastAsia="en-GB"/>
+          <w14:ligatures w14:val="none"/>
+        </w:rPr>
+        <w:t>. Establishing multidisciplinary teams who work collaboratively.</w:t>
+      </w:r>
+    </w:p>
+    <w:p>
+      <w:pPr>
+        <w:spacing w:after="0" w:line="360" w:lineRule="auto"/>
+        <w:jc w:val="both"/>
+        <w:rPr>
+          <w:rFonts w:ascii="Times New Roman" w:hAnsi="Times New Roman" w:cs="Times New Roman"/>
+          <w:kern w:val="0"/>
+          <w:lang w:eastAsia="en-GB"/>
+          <w14:ligatures w14:val="none"/>
+        </w:rPr>
+      </w:pPr>
+      <w:r>
+        <w:rPr>
+          <w:rFonts w:ascii="Times New Roman" w:hAnsi="Times New Roman" w:cs="Times New Roman"/>
+          <w:kern w:val="0"/>
+          <w:lang w:eastAsia="en-GB"/>
+          <w14:ligatures w14:val="none"/>
+        </w:rPr>
+        <w:t>Professional military education must therefore incorporate autonomous systems, human-machine teaming and counter-UxS operations throughout career progression</w:t>
+      </w:r>
+      <w:ins w:id="258" w:author="Adam Beatty" w:date="2026-07-19T14:41:00Z" w16du:dateUtc="2026-07-19T13:41:00Z">
+        <w:r>
+          <w:rPr>
+            <w:rFonts w:ascii="Times New Roman" w:hAnsi="Times New Roman" w:cs="Times New Roman"/>
+            <w:kern w:val="0"/>
+            <w:lang w:eastAsia="en-GB"/>
+            <w14:ligatures w14:val="none"/>
+          </w:rPr>
+          <w:t>.</w:t>
+        </w:r>
+      </w:ins>
+    </w:p>
+    <w:bookmarkEnd w:id="236"/>
+    <w:p>
+      <w:pPr>
+        <w:spacing w:after="0" w:line="360" w:lineRule="auto"/>
+        <w:jc w:val="both"/>
         <w:rPr>
           <w:rFonts w:ascii="Times New Roman" w:hAnsi="Times New Roman" w:cs="Times New Roman"/>
           <w:strike/>
           <w:kern w:val="0"/>
           <w:lang w:eastAsia="en-GB"/>
           <w14:ligatures w14:val="none"/>
-          <w:rPrChange w:id="255" w:author="Adam Beatty" w:date="2026-07-19T21:17:00Z" w16du:dateUtc="2026-07-19T20:17:00Z">
+          <w:rPrChange w:id="259" w:author="Adam Beatty" w:date="2026-07-19T21:17:00Z" w16du:dateUtc="2026-07-19T20:17:00Z">
+            <w:rPr>
+              <w:rFonts w:ascii="Times New Roman" w:hAnsi="Times New Roman" w:cs="Times New Roman"/>
+              <w:kern w:val="0"/>
+              <w:lang w:eastAsia="en-GB"/>
+              <w14:ligatures w14:val="none"/>
+            </w:rPr>
+          </w:rPrChange>
+        </w:rPr>
+      </w:pPr>
+      <w:r>
+        <w:rPr>
+          <w:rFonts w:ascii="Times New Roman" w:hAnsi="Times New Roman" w:cs="Times New Roman"/>
+          <w:strike/>
+          <w:kern w:val="0"/>
+          <w:lang w:eastAsia="en-GB"/>
+          <w14:ligatures w14:val="none"/>
+          <w:rPrChange w:id="260" w:author="Adam Beatty" w:date="2026-07-19T21:17:00Z" w16du:dateUtc="2026-07-19T20:17:00Z">
             <w:rPr>
               <w:rFonts w:ascii="Times New Roman" w:hAnsi="Times New Roman" w:cs="Times New Roman"/>
               <w:kern w:val="0"/>
@@ -3315,7 +3314,7 @@
           <w14:ligatures w14:val="none"/>
         </w:rPr>
       </w:pPr>
-      <w:bookmarkStart w:id="256" w:name="_Hlk235300244"/>
+      <w:bookmarkStart w:id="261" w:name="_Hlk235300244"/>
       <w:r>
         <w:rPr>
           <w:rFonts w:ascii="Times New Roman" w:hAnsi="Times New Roman" w:cs="Times New Roman"/>
@@ -3368,7 +3367,7 @@
         </w:rPr>
         <w:t>, training, exercising and evaluation. Wargaming allows commanders to explore how UxS enabled light infantry denial operations</w:t>
       </w:r>
-      <w:del w:id="263" w:author="Adam Beatty" w:date="2026-07-19T15:06:00Z" w16du:dateUtc="2026-07-19T14:06:00Z">
+      <w:del w:id="268" w:author="Adam Beatty" w:date="2026-07-19T15:06:00Z" w16du:dateUtc="2026-07-19T14:06:00Z">
         <w:r>
           <w:rPr>
             <w:rStyle w:val="FootnoteReference"/>
@@ -3389,7 +3388,7 @@
         </w:rPr>
         <w:t xml:space="preserve"> could respond to </w:t>
       </w:r>
-      <w:del w:id="269" w:author="Adam Beatty" w:date="2026-07-19T15:06:00Z" w16du:dateUtc="2026-07-19T14:06:00Z">
+      <w:del w:id="274" w:author="Adam Beatty" w:date="2026-07-19T15:06:00Z" w16du:dateUtc="2026-07-19T14:06:00Z">
         <w:r>
           <w:rPr>
             <w:rFonts w:ascii="Times New Roman" w:hAnsi="Times New Roman" w:cs="Times New Roman"/>
@@ -3409,7 +3408,7 @@
         </w:rPr>
         <w:t>threats against Irish territory or critical infrastructure.</w:t>
       </w:r>
-      <w:ins w:id="270" w:author="Adam Beatty" w:date="2026-07-19T15:06:00Z" w16du:dateUtc="2026-07-19T14:06:00Z">
+      <w:ins w:id="275" w:author="Adam Beatty" w:date="2026-07-19T15:06:00Z" w16du:dateUtc="2026-07-19T14:06:00Z">
         <w:r>
           <w:rPr>
             <w:rStyle w:val="FootnoteReference"/>
@@ -3436,7 +3435,7 @@
           <w:kern w:val="0"/>
           <w:lang w:eastAsia="en-GB"/>
           <w14:ligatures w14:val="none"/>
-          <w:rPrChange w:id="277" w:author="Adam Beatty" w:date="2026-07-19T21:17:00Z" w16du:dateUtc="2026-07-19T20:17:00Z">
+          <w:rPrChange w:id="282" w:author="Adam Beatty" w:date="2026-07-19T21:17:00Z" w16du:dateUtc="2026-07-19T20:17:00Z">
             <w:rPr>
               <w:rFonts w:ascii="Times New Roman" w:hAnsi="Times New Roman" w:cs="Times New Roman"/>
               <w:b/>
@@ -3454,23 +3453,14 @@
         <w:spacing w:after="0" w:line="360" w:lineRule="auto"/>
         <w:jc w:val="both"/>
         <w:rPr>
-          <w:ins w:id="278" w:author="Adam Beatty" w:date="2026-07-19T16:15:00Z" w16du:dateUtc="2026-07-19T15:15:00Z"/>
-          <w:rFonts w:ascii="Times New Roman" w:hAnsi="Times New Roman" w:cs="Times New Roman"/>
-          <w:kern w:val="0"/>
-          <w:lang w:eastAsia="en-GB"/>
-          <w14:ligatures w14:val="none"/>
-          <w:rPrChange w:id="279" w:author="Adam Beatty" w:date="2026-07-19T21:17:00Z" w16du:dateUtc="2026-07-19T20:17:00Z">
-            <w:rPr>
-              <w:ins w:id="280" w:author="Adam Beatty" w:date="2026-07-19T16:15:00Z" w16du:dateUtc="2026-07-19T15:15:00Z"/>
-              <w:rFonts w:ascii="Times New Roman" w:hAnsi="Times New Roman" w:cs="Times New Roman"/>
-              <w:kern w:val="0"/>
-              <w:lang w:eastAsia="en-GB"/>
-              <w14:ligatures w14:val="none"/>
-            </w:rPr>
-          </w:rPrChange>
-        </w:rPr>
-      </w:pPr>
-      <w:commentRangeStart w:id="281"/>
+          <w:ins w:id="283" w:author="Adam Beatty" w:date="2026-07-19T16:15:00Z" w16du:dateUtc="2026-07-19T15:15:00Z"/>
+          <w:rFonts w:ascii="Times New Roman" w:hAnsi="Times New Roman" w:cs="Times New Roman"/>
+          <w:kern w:val="0"/>
+          <w:lang w:eastAsia="en-GB"/>
+          <w14:ligatures w14:val="none"/>
+        </w:rPr>
+      </w:pPr>
+      <w:commentRangeStart w:id="284"/>
       <w:r>
         <w:rPr>
           <w:rFonts w:ascii="Times New Roman" w:hAnsi="Times New Roman" w:cs="Times New Roman"/>
@@ -3478,7 +3468,7 @@
           <w:kern w:val="0"/>
           <w:lang w:eastAsia="en-GB"/>
           <w14:ligatures w14:val="none"/>
-          <w:rPrChange w:id="282" w:author="Adam Beatty" w:date="2026-07-19T21:17:00Z" w16du:dateUtc="2026-07-19T20:17:00Z">
+          <w:rPrChange w:id="285" w:author="Adam Beatty" w:date="2026-07-19T21:17:00Z" w16du:dateUtc="2026-07-19T20:17:00Z">
             <w:rPr>
               <w:rFonts w:ascii="Times New Roman" w:hAnsi="Times New Roman" w:cs="Times New Roman"/>
               <w:kern w:val="0"/>
@@ -3497,7 +3487,7 @@
           <w:kern w:val="0"/>
           <w:lang w:eastAsia="en-GB"/>
           <w14:ligatures w14:val="none"/>
-          <w:rPrChange w:id="283" w:author="Adam Beatty" w:date="2026-07-19T21:17:00Z" w16du:dateUtc="2026-07-19T20:17:00Z">
+          <w:rPrChange w:id="286" w:author="Adam Beatty" w:date="2026-07-19T21:17:00Z" w16du:dateUtc="2026-07-19T20:17:00Z">
             <w:rPr>
               <w:rStyle w:val="FootnoteReference"/>
               <w:rFonts w:ascii="Times New Roman" w:hAnsi="Times New Roman" w:cs="Times New Roman"/>
@@ -3516,7 +3506,7 @@
           <w:kern w:val="0"/>
           <w:lang w:eastAsia="en-GB"/>
           <w14:ligatures w14:val="none"/>
-          <w:rPrChange w:id="286" w:author="Adam Beatty" w:date="2026-07-19T21:17:00Z" w16du:dateUtc="2026-07-19T20:17:00Z">
+          <w:rPrChange w:id="289" w:author="Adam Beatty" w:date="2026-07-19T21:17:00Z" w16du:dateUtc="2026-07-19T20:17:00Z">
             <w:rPr>
               <w:rFonts w:ascii="Times New Roman" w:hAnsi="Times New Roman" w:cs="Times New Roman"/>
               <w:kern w:val="0"/>
@@ -3536,7 +3526,7 @@
         </w:rPr>
         <w:t xml:space="preserve"> </w:t>
       </w:r>
-      <w:commentRangeEnd w:id="281"/>
+      <w:commentRangeEnd w:id="284"/>
       <w:r>
         <w:rPr>
           <w:rStyle w:val="CommentReference"/>
@@ -3547,7 +3537,7 @@
           <w:szCs w:val="24"/>
           <w:lang w:eastAsia="en-GB"/>
           <w14:ligatures w14:val="none"/>
-          <w:rPrChange w:id="287" w:author="Adam Beatty" w:date="2026-07-19T21:17:00Z" w16du:dateUtc="2026-07-19T20:17:00Z">
+          <w:rPrChange w:id="290" w:author="Adam Beatty" w:date="2026-07-19T21:17:00Z" w16du:dateUtc="2026-07-19T20:17:00Z">
             <w:rPr>
               <w:rStyle w:val="CommentReference"/>
               <w:rFonts w:ascii="Times New Roman" w:hAnsi="Times New Roman" w:cs="Times New Roman"/>
@@ -3559,9 +3549,9 @@
             </w:rPr>
           </w:rPrChange>
         </w:rPr>
-        <w:commentReference w:id="281"/>
-      </w:r>
-      <w:commentRangeStart w:id="288"/>
+        <w:commentReference w:id="284"/>
+      </w:r>
+      <w:commentRangeStart w:id="291"/>
       <w:r>
         <w:rPr>
           <w:rFonts w:ascii="Times New Roman" w:hAnsi="Times New Roman" w:cs="Times New Roman"/>
@@ -3569,7 +3559,7 @@
           <w:kern w:val="0"/>
           <w:lang w:eastAsia="en-GB"/>
           <w14:ligatures w14:val="none"/>
-          <w:rPrChange w:id="289" w:author="Adam Beatty" w:date="2026-07-19T21:17:00Z" w16du:dateUtc="2026-07-19T20:17:00Z">
+          <w:rPrChange w:id="292" w:author="Adam Beatty" w:date="2026-07-19T21:17:00Z" w16du:dateUtc="2026-07-19T20:17:00Z">
             <w:rPr>
               <w:rFonts w:ascii="Times New Roman" w:hAnsi="Times New Roman" w:cs="Times New Roman"/>
               <w:kern w:val="0"/>
@@ -3588,7 +3578,7 @@
           <w:kern w:val="0"/>
           <w:lang w:eastAsia="en-GB"/>
           <w14:ligatures w14:val="none"/>
-          <w:rPrChange w:id="290" w:author="Adam Beatty" w:date="2026-07-19T21:17:00Z" w16du:dateUtc="2026-07-19T20:17:00Z">
+          <w:rPrChange w:id="293" w:author="Adam Beatty" w:date="2026-07-19T21:17:00Z" w16du:dateUtc="2026-07-19T20:17:00Z">
             <w:rPr>
               <w:rStyle w:val="FootnoteReference"/>
               <w:rFonts w:ascii="Times New Roman" w:hAnsi="Times New Roman" w:cs="Times New Roman"/>
@@ -3607,7 +3597,7 @@
           <w:kern w:val="0"/>
           <w:lang w:eastAsia="en-GB"/>
           <w14:ligatures w14:val="none"/>
-          <w:rPrChange w:id="293" w:author="Adam Beatty" w:date="2026-07-19T21:17:00Z" w16du:dateUtc="2026-07-19T20:17:00Z">
+          <w:rPrChange w:id="296" w:author="Adam Beatty" w:date="2026-07-19T21:17:00Z" w16du:dateUtc="2026-07-19T20:17:00Z">
             <w:rPr>
               <w:rFonts w:ascii="Times New Roman" w:hAnsi="Times New Roman" w:cs="Times New Roman"/>
               <w:kern w:val="0"/>
@@ -3627,7 +3617,7 @@
         </w:rPr>
         <w:t xml:space="preserve"> </w:t>
       </w:r>
-      <w:commentRangeEnd w:id="288"/>
+      <w:commentRangeEnd w:id="291"/>
       <w:r>
         <w:rPr>
           <w:rStyle w:val="CommentReference"/>
@@ -3637,19 +3627,8 @@
           <w:szCs w:val="24"/>
           <w:lang w:eastAsia="en-GB"/>
           <w14:ligatures w14:val="none"/>
-          <w:rPrChange w:id="294" w:author="Adam Beatty" w:date="2026-07-19T21:17:00Z" w16du:dateUtc="2026-07-19T20:17:00Z">
-            <w:rPr>
-              <w:rStyle w:val="CommentReference"/>
-              <w:rFonts w:ascii="Times New Roman" w:hAnsi="Times New Roman" w:cs="Times New Roman"/>
-              <w:kern w:val="0"/>
-              <w:sz w:val="24"/>
-              <w:szCs w:val="24"/>
-              <w:lang w:eastAsia="en-GB"/>
-              <w14:ligatures w14:val="none"/>
-            </w:rPr>
-          </w:rPrChange>
-        </w:rPr>
-        <w:commentReference w:id="288"/>
+        </w:rPr>
+        <w:commentReference w:id="291"/>
       </w:r>
     </w:p>
     <w:p>
@@ -3657,31 +3636,31 @@
         <w:spacing w:after="0" w:line="360" w:lineRule="auto"/>
         <w:jc w:val="both"/>
         <w:rPr>
-          <w:ins w:id="295" w:author="Adam Beatty" w:date="2026-07-19T16:15:00Z" w16du:dateUtc="2026-07-19T15:15:00Z"/>
-          <w:rFonts w:ascii="Times New Roman" w:hAnsi="Times New Roman" w:cs="Times New Roman"/>
-          <w:kern w:val="0"/>
-          <w:lang w:eastAsia="en-GB"/>
-          <w14:ligatures w14:val="none"/>
-        </w:rPr>
-      </w:pPr>
-    </w:p>
-    <w:p>
-      <w:pPr>
-        <w:rPr>
-          <w:ins w:id="296" w:author="Adam Beatty" w:date="2026-07-19T16:15:00Z" w16du:dateUtc="2026-07-19T15:15:00Z"/>
-          <w:rFonts w:ascii="Times New Roman" w:hAnsi="Times New Roman" w:cs="Times New Roman"/>
-          <w:kern w:val="0"/>
-          <w:lang w:eastAsia="en-GB"/>
-          <w14:ligatures w14:val="none"/>
-        </w:rPr>
-        <w:pPrChange w:id="297" w:author="Adam Beatty" w:date="2026-07-19T16:32:00Z" w16du:dateUtc="2026-07-19T15:32:00Z">
+          <w:ins w:id="297" w:author="Adam Beatty" w:date="2026-07-19T16:15:00Z" w16du:dateUtc="2026-07-19T15:15:00Z"/>
+          <w:rFonts w:ascii="Times New Roman" w:hAnsi="Times New Roman" w:cs="Times New Roman"/>
+          <w:kern w:val="0"/>
+          <w:lang w:eastAsia="en-GB"/>
+          <w14:ligatures w14:val="none"/>
+        </w:rPr>
+      </w:pPr>
+    </w:p>
+    <w:p>
+      <w:pPr>
+        <w:rPr>
+          <w:ins w:id="298" w:author="Adam Beatty" w:date="2026-07-19T16:15:00Z" w16du:dateUtc="2026-07-19T15:15:00Z"/>
+          <w:rFonts w:ascii="Times New Roman" w:hAnsi="Times New Roman" w:cs="Times New Roman"/>
+          <w:kern w:val="0"/>
+          <w:lang w:eastAsia="en-GB"/>
+          <w14:ligatures w14:val="none"/>
+        </w:rPr>
+        <w:pPrChange w:id="299" w:author="Adam Beatty" w:date="2026-07-19T16:32:00Z" w16du:dateUtc="2026-07-19T15:32:00Z">
           <w:pPr>
             <w:spacing w:after="0" w:line="360" w:lineRule="auto"/>
             <w:jc w:val="both"/>
           </w:pPr>
         </w:pPrChange>
       </w:pPr>
-      <w:ins w:id="298" w:author="Adam Beatty" w:date="2026-07-19T16:26:00Z" w16du:dateUtc="2026-07-19T15:26:00Z">
+      <w:ins w:id="300" w:author="Adam Beatty" w:date="2026-07-19T16:26:00Z" w16du:dateUtc="2026-07-19T15:26:00Z">
         <w:r>
           <w:rPr>
             <w:rFonts w:ascii="Times New Roman" w:hAnsi="Times New Roman" w:cs="Times New Roman"/>
@@ -3692,7 +3671,7 @@
           <w:t>S</w:t>
         </w:r>
       </w:ins>
-      <w:ins w:id="299" w:author="Adam Beatty" w:date="2026-07-19T16:21:00Z" w16du:dateUtc="2026-07-19T15:21:00Z">
+      <w:ins w:id="301" w:author="Adam Beatty" w:date="2026-07-19T16:21:00Z" w16du:dateUtc="2026-07-19T15:21:00Z">
         <w:r>
           <w:rPr>
             <w:rFonts w:ascii="Times New Roman" w:hAnsi="Times New Roman" w:cs="Times New Roman"/>
@@ -3703,7 +3682,7 @@
           <w:t xml:space="preserve">ince </w:t>
         </w:r>
       </w:ins>
-      <w:ins w:id="300" w:author="Adam Beatty" w:date="2026-07-19T16:16:00Z">
+      <w:ins w:id="302" w:author="Adam Beatty" w:date="2026-07-19T16:16:00Z">
         <w:r>
           <w:rPr>
             <w:rFonts w:ascii="Times New Roman" w:hAnsi="Times New Roman" w:cs="Times New Roman"/>
@@ -3714,7 +3693,7 @@
           <w:t>Ireland is not being forced to adapt under fire</w:t>
         </w:r>
       </w:ins>
-      <w:ins w:id="301" w:author="Adam Beatty" w:date="2026-07-19T16:21:00Z" w16du:dateUtc="2026-07-19T15:21:00Z">
+      <w:ins w:id="303" w:author="Adam Beatty" w:date="2026-07-19T16:21:00Z" w16du:dateUtc="2026-07-19T15:21:00Z">
         <w:r>
           <w:rPr>
             <w:rFonts w:ascii="Times New Roman" w:hAnsi="Times New Roman" w:cs="Times New Roman"/>
@@ -3725,7 +3704,7 @@
           <w:t>, it has</w:t>
         </w:r>
       </w:ins>
-      <w:ins w:id="302" w:author="Adam Beatty" w:date="2026-07-19T16:16:00Z">
+      <w:ins w:id="304" w:author="Adam Beatty" w:date="2026-07-19T16:16:00Z">
         <w:r>
           <w:rPr>
             <w:rFonts w:ascii="Times New Roman" w:hAnsi="Times New Roman" w:cs="Times New Roman"/>
@@ -3736,7 +3715,7 @@
           <w:t xml:space="preserve"> an opportunity to institutionalise UxS deliberately. Dubik argues that combat power depends not on technology alone but on the institutional systems that support its use</w:t>
         </w:r>
       </w:ins>
-      <w:ins w:id="303" w:author="Adam Beatty" w:date="2026-07-19T16:27:00Z" w16du:dateUtc="2026-07-19T15:27:00Z">
+      <w:ins w:id="305" w:author="Adam Beatty" w:date="2026-07-19T16:27:00Z" w16du:dateUtc="2026-07-19T15:27:00Z">
         <w:r>
           <w:rPr>
             <w:rFonts w:ascii="Times New Roman" w:hAnsi="Times New Roman" w:cs="Times New Roman"/>
@@ -3747,7 +3726,7 @@
           <w:t>.</w:t>
         </w:r>
       </w:ins>
-      <w:ins w:id="304" w:author="Adam Beatty" w:date="2026-07-19T16:16:00Z" w16du:dateUtc="2026-07-19T15:16:00Z">
+      <w:ins w:id="306" w:author="Adam Beatty" w:date="2026-07-19T16:16:00Z" w16du:dateUtc="2026-07-19T15:16:00Z">
         <w:r>
           <w:rPr>
             <w:rStyle w:val="FootnoteReference"/>
@@ -3759,7 +3738,7 @@
           <w:footnoteReference w:id="43"/>
         </w:r>
       </w:ins>
-      <w:ins w:id="307" w:author="Adam Beatty" w:date="2026-07-19T16:27:00Z" w16du:dateUtc="2026-07-19T15:27:00Z">
+      <w:ins w:id="309" w:author="Adam Beatty" w:date="2026-07-19T16:27:00Z" w16du:dateUtc="2026-07-19T15:27:00Z">
         <w:r>
           <w:rPr>
             <w:rFonts w:ascii="Times New Roman" w:hAnsi="Times New Roman" w:cs="Times New Roman"/>
@@ -3779,7 +3758,7 @@
           <w:t>T</w:t>
         </w:r>
       </w:ins>
-      <w:ins w:id="308" w:author="Adam Beatty" w:date="2026-07-19T16:27:00Z">
+      <w:ins w:id="310" w:author="Adam Beatty" w:date="2026-07-19T16:27:00Z">
         <w:r>
           <w:rPr>
             <w:rFonts w:ascii="Times New Roman" w:hAnsi="Times New Roman" w:cs="Times New Roman"/>
@@ -3790,7 +3769,7 @@
           <w:t xml:space="preserve">he test is whether DOTMLPF-I </w:t>
         </w:r>
       </w:ins>
-      <w:ins w:id="309" w:author="Adam Beatty" w:date="2026-07-19T16:31:00Z" w16du:dateUtc="2026-07-19T15:31:00Z">
+      <w:ins w:id="311" w:author="Adam Beatty" w:date="2026-07-19T16:31:00Z" w16du:dateUtc="2026-07-19T15:31:00Z">
         <w:r>
           <w:rPr>
             <w:rFonts w:ascii="Times New Roman" w:hAnsi="Times New Roman" w:cs="Times New Roman"/>
@@ -3801,7 +3780,7 @@
           <w:t xml:space="preserve">adaptation </w:t>
         </w:r>
       </w:ins>
-      <w:ins w:id="310" w:author="Adam Beatty" w:date="2026-07-19T16:27:00Z">
+      <w:ins w:id="312" w:author="Adam Beatty" w:date="2026-07-19T16:27:00Z">
         <w:r>
           <w:rPr>
             <w:rFonts w:ascii="Times New Roman" w:hAnsi="Times New Roman" w:cs="Times New Roman"/>
@@ -3812,7 +3791,7 @@
           <w:t>makes tactical innovation repeatable.</w:t>
         </w:r>
       </w:ins>
-      <w:ins w:id="311" w:author="Adam Beatty" w:date="2026-07-19T16:16:00Z">
+      <w:ins w:id="313" w:author="Adam Beatty" w:date="2026-07-19T16:16:00Z">
         <w:r>
           <w:rPr>
             <w:rFonts w:ascii="Times New Roman" w:hAnsi="Times New Roman" w:cs="Times New Roman"/>
@@ -3823,7 +3802,7 @@
           <w:t xml:space="preserve"> Practitioner testimony illustrates the cost when tactical adaptation outruns </w:t>
         </w:r>
       </w:ins>
-      <w:ins w:id="312" w:author="Adam Beatty" w:date="2026-07-19T16:24:00Z" w16du:dateUtc="2026-07-19T15:24:00Z">
+      <w:ins w:id="314" w:author="Adam Beatty" w:date="2026-07-19T16:24:00Z" w16du:dateUtc="2026-07-19T15:24:00Z">
         <w:r>
           <w:rPr>
             <w:rFonts w:ascii="Times New Roman" w:hAnsi="Times New Roman" w:cs="Times New Roman"/>
@@ -3834,7 +3813,7 @@
           <w:t>organisational change</w:t>
         </w:r>
       </w:ins>
-      <w:ins w:id="313" w:author="Adam Beatty" w:date="2026-07-19T16:16:00Z">
+      <w:ins w:id="315" w:author="Adam Beatty" w:date="2026-07-19T16:16:00Z">
         <w:r>
           <w:rPr>
             <w:rFonts w:ascii="Times New Roman" w:hAnsi="Times New Roman" w:cs="Times New Roman"/>
@@ -3845,7 +3824,7 @@
           <w:t>. One participant relayed an account of two Ukrainian drone teams jamming one another because they were not coordinated; neither could engage, and Ukrainian soldiers were killed.</w:t>
         </w:r>
       </w:ins>
-      <w:ins w:id="314" w:author="Adam Beatty" w:date="2026-07-19T16:17:00Z" w16du:dateUtc="2026-07-19T15:17:00Z">
+      <w:ins w:id="316" w:author="Adam Beatty" w:date="2026-07-19T16:17:00Z" w16du:dateUtc="2026-07-19T15:17:00Z">
         <w:r>
           <w:rPr>
             <w:rStyle w:val="FootnoteReference"/>
@@ -3857,7 +3836,7 @@
           <w:footnoteReference w:id="44"/>
         </w:r>
       </w:ins>
-      <w:ins w:id="317" w:author="Adam Beatty" w:date="2026-07-19T16:16:00Z">
+      <w:ins w:id="319" w:author="Adam Beatty" w:date="2026-07-19T16:16:00Z">
         <w:r>
           <w:rPr>
             <w:rFonts w:ascii="Times New Roman" w:hAnsi="Times New Roman" w:cs="Times New Roman"/>
@@ -3868,7 +3847,7 @@
           <w:t xml:space="preserve"> This is Krepinevich's point in contemporary form: technology becomes capability only when operational innovation and organisational adaptation keep pace.</w:t>
         </w:r>
       </w:ins>
-      <w:ins w:id="318" w:author="Adam Beatty" w:date="2026-07-19T16:18:00Z" w16du:dateUtc="2026-07-19T15:18:00Z">
+      <w:ins w:id="320" w:author="Adam Beatty" w:date="2026-07-19T16:18:00Z" w16du:dateUtc="2026-07-19T15:18:00Z">
         <w:r>
           <w:rPr>
             <w:rStyle w:val="FootnoteReference"/>
@@ -3880,7 +3859,7 @@
           <w:footnoteReference w:id="45"/>
         </w:r>
       </w:ins>
-      <w:ins w:id="321" w:author="Adam Beatty" w:date="2026-07-19T16:16:00Z">
+      <w:ins w:id="323" w:author="Adam Beatty" w:date="2026-07-19T16:16:00Z">
         <w:r>
           <w:rPr>
             <w:rFonts w:ascii="Times New Roman" w:hAnsi="Times New Roman" w:cs="Times New Roman"/>
@@ -3897,7 +3876,7 @@
         <w:spacing w:after="0" w:line="360" w:lineRule="auto"/>
         <w:jc w:val="both"/>
         <w:rPr>
-          <w:ins w:id="322" w:author="Adam Beatty" w:date="2026-07-19T16:15:00Z" w16du:dateUtc="2026-07-19T15:15:00Z"/>
+          <w:ins w:id="324" w:author="Adam Beatty" w:date="2026-07-19T16:15:00Z" w16du:dateUtc="2026-07-19T15:15:00Z"/>
           <w:rFonts w:ascii="Times New Roman" w:hAnsi="Times New Roman" w:cs="Times New Roman"/>
           <w:kern w:val="0"/>
           <w:lang w:eastAsia="en-GB"/>
@@ -3916,7 +3895,7 @@
           <w14:ligatures w14:val="none"/>
         </w:rPr>
       </w:pPr>
-      <w:commentRangeStart w:id="323"/>
+      <w:commentRangeStart w:id="325"/>
       <w:r>
         <w:rPr>
           <w:rFonts w:ascii="Times New Roman" w:hAnsi="Times New Roman" w:cs="Times New Roman"/>
@@ -3926,7 +3905,7 @@
         </w:rPr>
         <w:t xml:space="preserve">Importantly, this iterative process provides political leaders with demonstrable evidence that investment in </w:t>
       </w:r>
-      <w:ins w:id="324" w:author="Adam Beatty" w:date="2026-07-19T17:05:00Z" w16du:dateUtc="2026-07-19T16:05:00Z">
+      <w:ins w:id="326" w:author="Adam Beatty" w:date="2026-07-19T17:05:00Z" w16du:dateUtc="2026-07-19T16:05:00Z">
         <w:r>
           <w:rPr>
             <w:rFonts w:ascii="Times New Roman" w:hAnsi="Times New Roman" w:cs="Times New Roman"/>
@@ -3937,7 +3916,7 @@
           <w:t>robotics</w:t>
         </w:r>
       </w:ins>
-      <w:del w:id="325" w:author="Adam Beatty" w:date="2026-07-19T17:05:00Z" w16du:dateUtc="2026-07-19T16:05:00Z">
+      <w:del w:id="327" w:author="Adam Beatty" w:date="2026-07-19T17:05:00Z" w16du:dateUtc="2026-07-19T16:05:00Z">
         <w:r>
           <w:rPr>
             <w:rFonts w:ascii="Times New Roman" w:hAnsi="Times New Roman" w:cs="Times New Roman"/>
@@ -3948,7 +3927,7 @@
           <w:delText>autonomous syste</w:delText>
         </w:r>
       </w:del>
-      <w:del w:id="326" w:author="Adam Beatty" w:date="2026-07-19T17:08:00Z" w16du:dateUtc="2026-07-19T16:08:00Z">
+      <w:del w:id="328" w:author="Adam Beatty" w:date="2026-07-19T17:08:00Z" w16du:dateUtc="2026-07-19T16:08:00Z">
         <w:r>
           <w:rPr>
             <w:rFonts w:ascii="Times New Roman" w:hAnsi="Times New Roman" w:cs="Times New Roman"/>
@@ -3968,7 +3947,7 @@
         </w:rPr>
         <w:t xml:space="preserve"> generates measurable improvements in operational effectiveness</w:t>
       </w:r>
-      <w:commentRangeEnd w:id="323"/>
+      <w:commentRangeEnd w:id="325"/>
       <w:r>
         <w:rPr>
           <w:rStyle w:val="CommentReference"/>
@@ -3978,35 +3957,16 @@
           <w:szCs w:val="24"/>
           <w:lang w:eastAsia="en-GB"/>
           <w14:ligatures w14:val="none"/>
-          <w:rPrChange w:id="327" w:author="Adam Beatty" w:date="2026-07-19T21:17:00Z" w16du:dateUtc="2026-07-19T20:17:00Z">
-            <w:rPr>
-              <w:rStyle w:val="CommentReference"/>
-              <w:rFonts w:ascii="Times New Roman" w:hAnsi="Times New Roman" w:cs="Times New Roman"/>
-              <w:kern w:val="0"/>
-              <w:sz w:val="24"/>
-              <w:szCs w:val="24"/>
-              <w:lang w:eastAsia="en-GB"/>
-              <w14:ligatures w14:val="none"/>
-            </w:rPr>
-          </w:rPrChange>
-        </w:rPr>
-        <w:commentReference w:id="323"/>
-      </w:r>
-      <w:ins w:id="328" w:author="Adam Beatty" w:date="2026-07-19T16:59:00Z" w16du:dateUtc="2026-07-19T15:59:00Z">
-        <w:r>
-          <w:rPr>
-            <w:rFonts w:ascii="Times New Roman" w:hAnsi="Times New Roman" w:cs="Times New Roman"/>
-            <w:kern w:val="0"/>
-            <w:lang w:eastAsia="en-GB"/>
-            <w14:ligatures w14:val="none"/>
-            <w:rPrChange w:id="329" w:author="Adam Beatty" w:date="2026-07-19T21:17:00Z" w16du:dateUtc="2026-07-19T20:17:00Z">
-              <w:rPr>
-                <w:rFonts w:ascii="Times New Roman" w:hAnsi="Times New Roman" w:cs="Times New Roman"/>
-                <w:kern w:val="0"/>
-                <w:lang w:eastAsia="en-GB"/>
-                <w14:ligatures w14:val="none"/>
-              </w:rPr>
-            </w:rPrChange>
+        </w:rPr>
+        <w:commentReference w:id="325"/>
+      </w:r>
+      <w:ins w:id="329" w:author="Adam Beatty" w:date="2026-07-19T16:59:00Z" w16du:dateUtc="2026-07-19T15:59:00Z">
+        <w:r>
+          <w:rPr>
+            <w:rFonts w:ascii="Times New Roman" w:hAnsi="Times New Roman" w:cs="Times New Roman"/>
+            <w:kern w:val="0"/>
+            <w:lang w:eastAsia="en-GB"/>
+            <w14:ligatures w14:val="none"/>
           </w:rPr>
           <w:t>.</w:t>
         </w:r>
@@ -4136,22 +4096,10 @@
           <w:vertAlign w:val="superscript"/>
           <w:lang w:eastAsia="en-GB"/>
           <w14:ligatures w14:val="none"/>
-          <w:rPrChange w:id="347" w:author="Adam Beatty" w:date="2026-07-19T21:17:00Z" w16du:dateUtc="2026-07-19T20:17:00Z">
-            <w:rPr>
-              <w:rStyle w:val="CommentReference"/>
-              <w:rFonts w:ascii="Times New Roman" w:hAnsi="Times New Roman" w:cs="Times New Roman"/>
-              <w:kern w:val="0"/>
-              <w:sz w:val="24"/>
-              <w:szCs w:val="24"/>
-              <w:vertAlign w:val="superscript"/>
-              <w:lang w:eastAsia="en-GB"/>
-              <w14:ligatures w14:val="none"/>
-            </w:rPr>
-          </w:rPrChange>
         </w:rPr>
         <w:commentReference w:id="342"/>
       </w:r>
-      <w:ins w:id="348" w:author="Adam Beatty" w:date="2026-07-19T17:07:00Z" w16du:dateUtc="2026-07-19T16:07:00Z">
+      <w:ins w:id="347" w:author="Adam Beatty" w:date="2026-07-19T17:07:00Z" w16du:dateUtc="2026-07-19T16:07:00Z">
         <w:r>
           <w:rPr>
             <w:rStyle w:val="FootnoteReference"/>
@@ -4159,15 +4107,6 @@
             <w:kern w:val="0"/>
             <w:lang w:eastAsia="en-GB"/>
             <w14:ligatures w14:val="none"/>
-            <w:rPrChange w:id="349" w:author="Adam Beatty" w:date="2026-07-19T21:17:00Z" w16du:dateUtc="2026-07-19T20:17:00Z">
-              <w:rPr>
-                <w:rStyle w:val="FootnoteReference"/>
-                <w:rFonts w:ascii="Times New Roman" w:hAnsi="Times New Roman" w:cs="Times New Roman"/>
-                <w:kern w:val="0"/>
-                <w:lang w:eastAsia="en-GB"/>
-                <w14:ligatures w14:val="none"/>
-              </w:rPr>
-            </w:rPrChange>
           </w:rPr>
           <w:footnoteReference w:id="47"/>
         </w:r>
@@ -4184,8 +4123,8 @@
           <w14:ligatures w14:val="none"/>
         </w:rPr>
       </w:pPr>
-      <w:commentRangeStart w:id="352"/>
-      <w:del w:id="353" w:author="Adam Beatty" w:date="2026-07-19T17:15:00Z" w16du:dateUtc="2026-07-19T16:15:00Z">
+      <w:commentRangeStart w:id="350"/>
+      <w:del w:id="351" w:author="Adam Beatty" w:date="2026-07-19T17:15:00Z" w16du:dateUtc="2026-07-19T16:15:00Z">
         <w:r>
           <w:rPr>
             <w:rFonts w:ascii="Times New Roman" w:hAnsi="Times New Roman" w:cs="Times New Roman"/>
@@ -4196,7 +4135,7 @@
           <w:delText>Lessons identified during experimentation</w:delText>
         </w:r>
       </w:del>
-      <w:ins w:id="354" w:author="Adam Beatty" w:date="2026-07-19T17:15:00Z" w16du:dateUtc="2026-07-19T16:15:00Z">
+      <w:ins w:id="352" w:author="Adam Beatty" w:date="2026-07-19T17:15:00Z" w16du:dateUtc="2026-07-19T16:15:00Z">
         <w:r>
           <w:rPr>
             <w:rFonts w:ascii="Times New Roman" w:hAnsi="Times New Roman" w:cs="Times New Roman"/>
@@ -4207,7 +4146,7 @@
           <w:t xml:space="preserve">Experimental </w:t>
         </w:r>
       </w:ins>
-      <w:ins w:id="355" w:author="Adam Beatty" w:date="2026-07-19T17:18:00Z" w16du:dateUtc="2026-07-19T16:18:00Z">
+      <w:ins w:id="353" w:author="Adam Beatty" w:date="2026-07-19T17:18:00Z" w16du:dateUtc="2026-07-19T16:18:00Z">
         <w:r>
           <w:rPr>
             <w:rFonts w:ascii="Times New Roman" w:hAnsi="Times New Roman" w:cs="Times New Roman"/>
@@ -4249,13 +4188,13 @@
       <w:r>
         <w:rPr>
           <w:rFonts w:ascii="Times New Roman" w:hAnsi="Times New Roman" w:cs="Times New Roman"/>
-          <w:rPrChange w:id="362" w:author="Adam Beatty" w:date="2026-07-19T21:17:00Z" w16du:dateUtc="2026-07-19T20:17:00Z">
+          <w:rPrChange w:id="360" w:author="Adam Beatty" w:date="2026-07-19T21:17:00Z" w16du:dateUtc="2026-07-19T20:17:00Z">
             <w:rPr/>
           </w:rPrChange>
         </w:rPr>
         <w:t xml:space="preserve"> </w:t>
       </w:r>
-      <w:commentRangeEnd w:id="352"/>
+      <w:commentRangeEnd w:id="350"/>
       <w:r>
         <w:rPr>
           <w:rStyle w:val="CommentReference"/>
@@ -4265,27 +4204,93 @@
           <w:szCs w:val="24"/>
           <w:lang w:eastAsia="en-GB"/>
           <w14:ligatures w14:val="none"/>
-          <w:rPrChange w:id="363" w:author="Adam Beatty" w:date="2026-07-19T21:17:00Z" w16du:dateUtc="2026-07-19T20:17:00Z">
-            <w:rPr>
-              <w:rStyle w:val="CommentReference"/>
-              <w:rFonts w:ascii="Times New Roman" w:hAnsi="Times New Roman" w:cs="Times New Roman"/>
-              <w:kern w:val="0"/>
-              <w:sz w:val="24"/>
-              <w:szCs w:val="24"/>
-              <w:lang w:eastAsia="en-GB"/>
-              <w14:ligatures w14:val="none"/>
-            </w:rPr>
-          </w:rPrChange>
-        </w:rPr>
-        <w:commentReference w:id="352"/>
-      </w:r>
-      <w:r>
-        <w:rPr>
-          <w:rFonts w:ascii="Times New Roman" w:hAnsi="Times New Roman" w:cs="Times New Roman"/>
-          <w:kern w:val="0"/>
-          <w:lang w:eastAsia="en-GB"/>
-          <w14:ligatures w14:val="none"/>
-          <w:rPrChange w:id="364" w:author="Adam Beatty" w:date="2026-07-19T21:17:00Z" w16du:dateUtc="2026-07-19T20:17:00Z">
+        </w:rPr>
+        <w:commentReference w:id="350"/>
+      </w:r>
+      <w:r>
+        <w:rPr>
+          <w:rFonts w:ascii="Times New Roman" w:hAnsi="Times New Roman" w:cs="Times New Roman"/>
+          <w:kern w:val="0"/>
+          <w:lang w:eastAsia="en-GB"/>
+          <w14:ligatures w14:val="none"/>
+        </w:rPr>
+        <w:t xml:space="preserve">The insights provided from these processes </w:t>
+      </w:r>
+      <w:del w:id="361" w:author="Adam Beatty" w:date="2026-07-19T17:27:00Z" w16du:dateUtc="2026-07-19T16:27:00Z">
+        <w:r>
+          <w:rPr>
+            <w:rFonts w:ascii="Times New Roman" w:hAnsi="Times New Roman" w:cs="Times New Roman"/>
+            <w:kern w:val="0"/>
+            <w:lang w:eastAsia="en-GB"/>
+            <w14:ligatures w14:val="none"/>
+          </w:rPr>
+          <w:delText xml:space="preserve">should </w:delText>
+        </w:r>
+      </w:del>
+      <w:ins w:id="362" w:author="Adam Beatty" w:date="2026-07-19T17:27:00Z" w16du:dateUtc="2026-07-19T16:27:00Z">
+        <w:r>
+          <w:rPr>
+            <w:rFonts w:ascii="Times New Roman" w:hAnsi="Times New Roman" w:cs="Times New Roman"/>
+            <w:kern w:val="0"/>
+            <w:lang w:eastAsia="en-GB"/>
+            <w14:ligatures w14:val="none"/>
+          </w:rPr>
+          <w:t xml:space="preserve">must </w:t>
+        </w:r>
+      </w:ins>
+      <w:r>
+        <w:rPr>
+          <w:rFonts w:ascii="Times New Roman" w:hAnsi="Times New Roman" w:cs="Times New Roman"/>
+          <w:kern w:val="0"/>
+          <w:lang w:eastAsia="en-GB"/>
+          <w14:ligatures w14:val="none"/>
+        </w:rPr>
+        <w:t xml:space="preserve">inform progressively more demanding field exercises where </w:t>
+      </w:r>
+      <w:del w:id="363" w:author="Adam Beatty" w:date="2026-07-19T17:21:00Z" w16du:dateUtc="2026-07-19T16:21:00Z">
+        <w:r>
+          <w:rPr>
+            <w:rFonts w:ascii="Times New Roman" w:hAnsi="Times New Roman" w:cs="Times New Roman"/>
+            <w:kern w:val="0"/>
+            <w:lang w:eastAsia="en-GB"/>
+            <w14:ligatures w14:val="none"/>
+          </w:rPr>
+          <w:delText>unmanned systems</w:delText>
+        </w:r>
+      </w:del>
+      <w:ins w:id="364" w:author="Adam Beatty" w:date="2026-07-19T17:21:00Z" w16du:dateUtc="2026-07-19T16:21:00Z">
+        <w:r>
+          <w:rPr>
+            <w:rFonts w:ascii="Times New Roman" w:hAnsi="Times New Roman" w:cs="Times New Roman"/>
+            <w:kern w:val="0"/>
+            <w:lang w:eastAsia="en-GB"/>
+            <w14:ligatures w14:val="none"/>
+          </w:rPr>
+          <w:t>UxS</w:t>
+        </w:r>
+      </w:ins>
+      <w:r>
+        <w:rPr>
+          <w:rFonts w:ascii="Times New Roman" w:hAnsi="Times New Roman" w:cs="Times New Roman"/>
+          <w:kern w:val="0"/>
+          <w:lang w:eastAsia="en-GB"/>
+          <w14:ligatures w14:val="none"/>
+        </w:rPr>
+        <w:t xml:space="preserve"> operate alongside conventional forces under realistic conditions.</w:t>
+      </w:r>
+    </w:p>
+    <w:bookmarkEnd w:id="261"/>
+    <w:p>
+      <w:pPr>
+        <w:spacing w:after="0" w:line="360" w:lineRule="auto"/>
+        <w:jc w:val="both"/>
+        <w:rPr>
+          <w:rFonts w:ascii="Times New Roman" w:hAnsi="Times New Roman" w:cs="Times New Roman"/>
+          <w:strike/>
+          <w:kern w:val="0"/>
+          <w:lang w:eastAsia="en-GB"/>
+          <w14:ligatures w14:val="none"/>
+          <w:rPrChange w:id="365" w:author="Adam Beatty" w:date="2026-07-19T21:17:00Z" w16du:dateUtc="2026-07-19T20:17:00Z">
             <w:rPr>
               <w:rFonts w:ascii="Times New Roman" w:hAnsi="Times New Roman" w:cs="Times New Roman"/>
               <w:kern w:val="0"/>
@@ -4294,100 +4299,15 @@
             </w:rPr>
           </w:rPrChange>
         </w:rPr>
-        <w:t xml:space="preserve">The insights provided from these processes </w:t>
-      </w:r>
-      <w:del w:id="365" w:author="Adam Beatty" w:date="2026-07-19T17:27:00Z" w16du:dateUtc="2026-07-19T16:27:00Z">
-        <w:r>
-          <w:rPr>
-            <w:rFonts w:ascii="Times New Roman" w:hAnsi="Times New Roman" w:cs="Times New Roman"/>
-            <w:kern w:val="0"/>
-            <w:lang w:eastAsia="en-GB"/>
-            <w14:ligatures w14:val="none"/>
-          </w:rPr>
-          <w:delText xml:space="preserve">should </w:delText>
-        </w:r>
-      </w:del>
-      <w:ins w:id="366" w:author="Adam Beatty" w:date="2026-07-19T17:27:00Z" w16du:dateUtc="2026-07-19T16:27:00Z">
-        <w:r>
-          <w:rPr>
-            <w:rFonts w:ascii="Times New Roman" w:hAnsi="Times New Roman" w:cs="Times New Roman"/>
-            <w:kern w:val="0"/>
-            <w:lang w:eastAsia="en-GB"/>
-            <w14:ligatures w14:val="none"/>
-          </w:rPr>
-          <w:t xml:space="preserve">must </w:t>
-        </w:r>
-      </w:ins>
-      <w:r>
-        <w:rPr>
-          <w:rFonts w:ascii="Times New Roman" w:hAnsi="Times New Roman" w:cs="Times New Roman"/>
-          <w:kern w:val="0"/>
-          <w:lang w:eastAsia="en-GB"/>
-          <w14:ligatures w14:val="none"/>
-        </w:rPr>
-        <w:t xml:space="preserve">inform progressively more demanding field exercises where </w:t>
-      </w:r>
-      <w:del w:id="367" w:author="Adam Beatty" w:date="2026-07-19T17:21:00Z" w16du:dateUtc="2026-07-19T16:21:00Z">
-        <w:r>
-          <w:rPr>
-            <w:rFonts w:ascii="Times New Roman" w:hAnsi="Times New Roman" w:cs="Times New Roman"/>
-            <w:kern w:val="0"/>
-            <w:lang w:eastAsia="en-GB"/>
-            <w14:ligatures w14:val="none"/>
-          </w:rPr>
-          <w:delText>unmanned systems</w:delText>
-        </w:r>
-      </w:del>
-      <w:ins w:id="368" w:author="Adam Beatty" w:date="2026-07-19T17:21:00Z" w16du:dateUtc="2026-07-19T16:21:00Z">
-        <w:r>
-          <w:rPr>
-            <w:rFonts w:ascii="Times New Roman" w:hAnsi="Times New Roman" w:cs="Times New Roman"/>
-            <w:kern w:val="0"/>
-            <w:lang w:eastAsia="en-GB"/>
-            <w14:ligatures w14:val="none"/>
-          </w:rPr>
-          <w:t>UxS</w:t>
-        </w:r>
-      </w:ins>
-      <w:r>
-        <w:rPr>
-          <w:rFonts w:ascii="Times New Roman" w:hAnsi="Times New Roman" w:cs="Times New Roman"/>
-          <w:kern w:val="0"/>
-          <w:lang w:eastAsia="en-GB"/>
-          <w14:ligatures w14:val="none"/>
-        </w:rPr>
-        <w:t xml:space="preserve"> operate alongside conventional forces under realistic conditions.</w:t>
-      </w:r>
-    </w:p>
-    <w:bookmarkEnd w:id="256"/>
-    <w:p>
-      <w:pPr>
-        <w:spacing w:after="0" w:line="360" w:lineRule="auto"/>
-        <w:jc w:val="both"/>
+      </w:pPr>
+      <w:r>
         <w:rPr>
           <w:rFonts w:ascii="Times New Roman" w:hAnsi="Times New Roman" w:cs="Times New Roman"/>
           <w:strike/>
           <w:kern w:val="0"/>
           <w:lang w:eastAsia="en-GB"/>
           <w14:ligatures w14:val="none"/>
-          <w:rPrChange w:id="369" w:author="Adam Beatty" w:date="2026-07-19T21:17:00Z" w16du:dateUtc="2026-07-19T20:17:00Z">
-            <w:rPr>
-              <w:rFonts w:ascii="Times New Roman" w:hAnsi="Times New Roman" w:cs="Times New Roman"/>
-              <w:kern w:val="0"/>
-              <w:lang w:eastAsia="en-GB"/>
-              <w14:ligatures w14:val="none"/>
-            </w:rPr>
-          </w:rPrChange>
-        </w:rPr>
-      </w:pPr>
-      <w:r>
-        <w:rPr>
-          <w:rFonts w:ascii="Times New Roman" w:hAnsi="Times New Roman" w:cs="Times New Roman"/>
-          <w:strike/>
-          <w:kern w:val="0"/>
-          <w:lang w:eastAsia="en-GB"/>
-          <w14:ligatures w14:val="none"/>
-          <w:rPrChange w:id="370" w:author="Adam Beatty" w:date="2026-07-19T21:17:00Z" w16du:dateUtc="2026-07-19T20:17:00Z">
+          <w:rPrChange w:id="366" w:author="Adam Beatty" w:date="2026-07-19T21:17:00Z" w16du:dateUtc="2026-07-19T20:17:00Z">
             <w:rPr>
               <w:rFonts w:ascii="Times New Roman" w:hAnsi="Times New Roman" w:cs="Times New Roman"/>
               <w:kern w:val="0"/>
@@ -4433,7 +4353,7 @@
           <w14:ligatures w14:val="none"/>
         </w:rPr>
       </w:pPr>
-      <w:bookmarkStart w:id="371" w:name="_Hlk235301718"/>
+      <w:bookmarkStart w:id="367" w:name="_Hlk235301718"/>
       <w:r>
         <w:rPr>
           <w:rFonts w:ascii="Times New Roman" w:hAnsi="Times New Roman" w:cs="Times New Roman"/>
@@ -4451,13 +4371,36 @@
         <w:spacing w:after="0" w:line="360" w:lineRule="auto"/>
         <w:jc w:val="both"/>
         <w:rPr>
-          <w:ins w:id="372" w:author="Adam Beatty" w:date="2026-07-19T21:34:00Z" w16du:dateUtc="2026-07-19T20:34:00Z"/>
-          <w:rFonts w:ascii="Times New Roman" w:hAnsi="Times New Roman" w:cs="Times New Roman"/>
-          <w:kern w:val="0"/>
-          <w:lang w:eastAsia="en-GB"/>
-          <w14:ligatures w14:val="none"/>
-        </w:rPr>
-      </w:pPr>
+          <w:ins w:id="368" w:author="Adam Beatty" w:date="2026-07-19T21:34:00Z" w16du:dateUtc="2026-07-19T20:34:00Z"/>
+          <w:rFonts w:ascii="Times New Roman" w:hAnsi="Times New Roman" w:cs="Times New Roman"/>
+          <w:kern w:val="0"/>
+          <w:lang w:eastAsia="en-GB"/>
+          <w14:ligatures w14:val="none"/>
+        </w:rPr>
+      </w:pPr>
+      <w:ins w:id="369" w:author="Adam Beatty" w:date="2026-07-19T20:03:00Z">
+        <w:r>
+          <w:rPr>
+            <w:rFonts w:ascii="Times New Roman" w:hAnsi="Times New Roman" w:cs="Times New Roman"/>
+            <w:kern w:val="0"/>
+            <w:lang w:eastAsia="en-GB"/>
+            <w14:ligatures w14:val="none"/>
+          </w:rPr>
+          <w:t>Maintaining credibility</w:t>
+        </w:r>
+      </w:ins>
+      <w:ins w:id="370" w:author="Adam Beatty" w:date="2026-07-19T20:03:00Z" w16du:dateUtc="2026-07-19T19:03:00Z">
+        <w:r>
+          <w:rPr>
+            <w:rStyle w:val="FootnoteReference"/>
+            <w:rFonts w:ascii="Times New Roman" w:hAnsi="Times New Roman" w:cs="Times New Roman"/>
+            <w:kern w:val="0"/>
+            <w:lang w:eastAsia="en-GB"/>
+            <w14:ligatures w14:val="none"/>
+          </w:rPr>
+          <w:footnoteReference w:id="49"/>
+        </w:r>
+      </w:ins>
       <w:ins w:id="373" w:author="Adam Beatty" w:date="2026-07-19T20:03:00Z">
         <w:r>
           <w:rPr>
@@ -4466,10 +4409,10 @@
             <w:lang w:eastAsia="en-GB"/>
             <w14:ligatures w14:val="none"/>
           </w:rPr>
-          <w:t>Maintaining credibility</w:t>
-        </w:r>
-      </w:ins>
-      <w:ins w:id="374" w:author="Adam Beatty" w:date="2026-07-19T20:03:00Z" w16du:dateUtc="2026-07-19T19:03:00Z">
+          <w:t xml:space="preserve"> also requires continuous</w:t>
+        </w:r>
+      </w:ins>
+      <w:ins w:id="374" w:author="Adam Beatty" w:date="2026-07-19T20:04:00Z" w16du:dateUtc="2026-07-19T19:04:00Z">
         <w:r>
           <w:rPr>
             <w:rStyle w:val="FootnoteReference"/>
@@ -4478,21 +4421,43 @@
             <w:lang w:eastAsia="en-GB"/>
             <w14:ligatures w14:val="none"/>
           </w:rPr>
-          <w:footnoteReference w:id="49"/>
-        </w:r>
-      </w:ins>
-      <w:ins w:id="377" w:author="Adam Beatty" w:date="2026-07-19T20:03:00Z">
-        <w:r>
-          <w:rPr>
-            <w:rFonts w:ascii="Times New Roman" w:hAnsi="Times New Roman" w:cs="Times New Roman"/>
-            <w:kern w:val="0"/>
-            <w:lang w:eastAsia="en-GB"/>
-            <w14:ligatures w14:val="none"/>
-          </w:rPr>
-          <w:t xml:space="preserve"> also requires continuous</w:t>
-        </w:r>
-      </w:ins>
-      <w:ins w:id="378" w:author="Adam Beatty" w:date="2026-07-19T20:04:00Z" w16du:dateUtc="2026-07-19T19:04:00Z">
+          <w:footnoteReference w:id="50"/>
+        </w:r>
+      </w:ins>
+      <w:ins w:id="379" w:author="Adam Beatty" w:date="2026-07-19T20:03:00Z">
+        <w:r>
+          <w:rPr>
+            <w:rFonts w:ascii="Times New Roman" w:hAnsi="Times New Roman" w:cs="Times New Roman"/>
+            <w:kern w:val="0"/>
+            <w:lang w:eastAsia="en-GB"/>
+            <w14:ligatures w14:val="none"/>
+          </w:rPr>
+          <w:t xml:space="preserve"> </w:t>
+        </w:r>
+      </w:ins>
+      <w:ins w:id="380" w:author="Adam Beatty" w:date="2026-07-19T20:10:00Z" w16du:dateUtc="2026-07-19T19:10:00Z">
+        <w:r>
+          <w:rPr>
+            <w:rFonts w:ascii="Times New Roman" w:hAnsi="Times New Roman" w:cs="Times New Roman"/>
+            <w:kern w:val="0"/>
+            <w:lang w:eastAsia="en-GB"/>
+            <w14:ligatures w14:val="none"/>
+          </w:rPr>
+          <w:t>organisational</w:t>
+        </w:r>
+      </w:ins>
+      <w:ins w:id="381" w:author="Adam Beatty" w:date="2026-07-19T20:03:00Z">
+        <w:r>
+          <w:rPr>
+            <w:rFonts w:ascii="Times New Roman" w:hAnsi="Times New Roman" w:cs="Times New Roman"/>
+            <w:kern w:val="0"/>
+            <w:lang w:eastAsia="en-GB"/>
+            <w14:ligatures w14:val="none"/>
+          </w:rPr>
+          <w:t xml:space="preserve"> adaptation</w:t>
+        </w:r>
+      </w:ins>
+      <w:ins w:id="382" w:author="Adam Beatty" w:date="2026-07-19T20:04:00Z" w16du:dateUtc="2026-07-19T19:04:00Z">
         <w:r>
           <w:rPr>
             <w:rStyle w:val="FootnoteReference"/>
@@ -4501,55 +4466,10 @@
             <w:lang w:eastAsia="en-GB"/>
             <w14:ligatures w14:val="none"/>
           </w:rPr>
-          <w:footnoteReference w:id="50"/>
-        </w:r>
-      </w:ins>
-      <w:ins w:id="383" w:author="Adam Beatty" w:date="2026-07-19T20:03:00Z">
-        <w:r>
-          <w:rPr>
-            <w:rFonts w:ascii="Times New Roman" w:hAnsi="Times New Roman" w:cs="Times New Roman"/>
-            <w:kern w:val="0"/>
-            <w:lang w:eastAsia="en-GB"/>
-            <w14:ligatures w14:val="none"/>
-          </w:rPr>
-          <w:t xml:space="preserve"> </w:t>
-        </w:r>
-      </w:ins>
-      <w:ins w:id="384" w:author="Adam Beatty" w:date="2026-07-19T20:10:00Z" w16du:dateUtc="2026-07-19T19:10:00Z">
-        <w:r>
-          <w:rPr>
-            <w:rFonts w:ascii="Times New Roman" w:hAnsi="Times New Roman" w:cs="Times New Roman"/>
-            <w:kern w:val="0"/>
-            <w:lang w:eastAsia="en-GB"/>
-            <w14:ligatures w14:val="none"/>
-          </w:rPr>
-          <w:t>organisational</w:t>
-        </w:r>
-      </w:ins>
-      <w:ins w:id="385" w:author="Adam Beatty" w:date="2026-07-19T20:03:00Z">
-        <w:r>
-          <w:rPr>
-            <w:rFonts w:ascii="Times New Roman" w:hAnsi="Times New Roman" w:cs="Times New Roman"/>
-            <w:kern w:val="0"/>
-            <w:lang w:eastAsia="en-GB"/>
-            <w14:ligatures w14:val="none"/>
-          </w:rPr>
-          <w:t xml:space="preserve"> adaptation</w:t>
-        </w:r>
-      </w:ins>
-      <w:ins w:id="386" w:author="Adam Beatty" w:date="2026-07-19T20:04:00Z" w16du:dateUtc="2026-07-19T19:04:00Z">
-        <w:r>
-          <w:rPr>
-            <w:rStyle w:val="FootnoteReference"/>
-            <w:rFonts w:ascii="Times New Roman" w:hAnsi="Times New Roman" w:cs="Times New Roman"/>
-            <w:kern w:val="0"/>
-            <w:lang w:eastAsia="en-GB"/>
-            <w14:ligatures w14:val="none"/>
-          </w:rPr>
           <w:footnoteReference w:id="51"/>
         </w:r>
       </w:ins>
-      <w:ins w:id="393" w:author="Adam Beatty" w:date="2026-07-19T20:03:00Z">
+      <w:ins w:id="389" w:author="Adam Beatty" w:date="2026-07-19T20:03:00Z">
         <w:r>
           <w:rPr>
             <w:rFonts w:ascii="Times New Roman" w:hAnsi="Times New Roman" w:cs="Times New Roman"/>
@@ -4560,7 +4480,7 @@
           <w:t xml:space="preserve">. </w:t>
         </w:r>
       </w:ins>
-      <w:del w:id="394" w:author="Adam Beatty" w:date="2026-07-19T20:10:00Z" w16du:dateUtc="2026-07-19T19:10:00Z">
+      <w:del w:id="390" w:author="Adam Beatty" w:date="2026-07-19T20:10:00Z" w16du:dateUtc="2026-07-19T19:10:00Z">
         <w:r>
           <w:rPr>
             <w:rFonts w:ascii="Times New Roman" w:hAnsi="Times New Roman" w:cs="Times New Roman"/>
@@ -4662,7 +4582,7 @@
         <w:spacing w:after="0" w:line="360" w:lineRule="auto"/>
         <w:jc w:val="both"/>
         <w:rPr>
-          <w:ins w:id="404" w:author="Adam Beatty" w:date="2026-07-19T21:34:00Z" w16du:dateUtc="2026-07-19T20:34:00Z"/>
+          <w:ins w:id="400" w:author="Adam Beatty" w:date="2026-07-19T21:34:00Z" w16du:dateUtc="2026-07-19T20:34:00Z"/>
           <w:rFonts w:ascii="Times New Roman" w:hAnsi="Times New Roman" w:cs="Times New Roman"/>
           <w:kern w:val="0"/>
           <w:lang w:eastAsia="en-GB"/>
@@ -4675,7 +4595,7 @@
         <w:spacing w:after="0" w:line="360" w:lineRule="auto"/>
         <w:jc w:val="both"/>
         <w:rPr>
-          <w:ins w:id="405" w:author="Adam Beatty" w:date="2026-07-19T21:34:00Z" w16du:dateUtc="2026-07-19T20:34:00Z"/>
+          <w:ins w:id="401" w:author="Adam Beatty" w:date="2026-07-19T21:34:00Z" w16du:dateUtc="2026-07-19T20:34:00Z"/>
           <w:rFonts w:ascii="Times New Roman" w:hAnsi="Times New Roman" w:cs="Times New Roman"/>
           <w:kern w:val="0"/>
           <w:lang w:eastAsia="en-GB"/>
@@ -4688,7 +4608,7 @@
         <w:spacing w:after="0" w:line="360" w:lineRule="auto"/>
         <w:jc w:val="both"/>
         <w:rPr>
-          <w:ins w:id="406" w:author="Adam Beatty" w:date="2026-07-19T21:34:00Z" w16du:dateUtc="2026-07-19T20:34:00Z"/>
+          <w:ins w:id="402" w:author="Adam Beatty" w:date="2026-07-19T21:34:00Z" w16du:dateUtc="2026-07-19T20:34:00Z"/>
           <w:rFonts w:ascii="Times New Roman" w:hAnsi="Times New Roman" w:cs="Times New Roman"/>
           <w:kern w:val="0"/>
           <w:lang w:eastAsia="en-GB"/>
@@ -4701,7 +4621,7 @@
         <w:spacing w:after="0" w:line="360" w:lineRule="auto"/>
         <w:jc w:val="both"/>
         <w:rPr>
-          <w:ins w:id="407" w:author="Adam Beatty" w:date="2026-07-19T21:34:00Z" w16du:dateUtc="2026-07-19T20:34:00Z"/>
+          <w:ins w:id="403" w:author="Adam Beatty" w:date="2026-07-19T21:34:00Z" w16du:dateUtc="2026-07-19T20:34:00Z"/>
           <w:rFonts w:ascii="Times New Roman" w:hAnsi="Times New Roman" w:cs="Times New Roman"/>
           <w:kern w:val="0"/>
           <w:lang w:eastAsia="en-GB"/>
@@ -4714,20 +4634,14 @@
         <w:spacing w:after="0" w:line="360" w:lineRule="auto"/>
         <w:jc w:val="both"/>
         <w:rPr>
-          <w:del w:id="408" w:author="Adam Beatty" w:date="2026-07-19T21:37:00Z" w16du:dateUtc="2026-07-19T20:37:00Z"/>
-          <w:rFonts w:ascii="Times New Roman" w:hAnsi="Times New Roman" w:cs="Times New Roman"/>
-          <w:kern w:val="0"/>
-          <w:lang w:eastAsia="en-GB"/>
-          <w14:ligatures w14:val="none"/>
-        </w:rPr>
-        <w:pPrChange w:id="409" w:author="Adam Beatty" w:date="2026-07-19T21:37:00Z" w16du:dateUtc="2026-07-19T20:37:00Z">
-          <w:pPr>
-            <w:spacing w:after="0" w:line="360" w:lineRule="auto"/>
-            <w:jc w:val="both"/>
-          </w:pPr>
-        </w:pPrChange>
-      </w:pPr>
-      <w:ins w:id="410" w:author="Adam Beatty" w:date="2026-07-19T21:34:00Z">
+          <w:del w:id="404" w:author="Adam Beatty" w:date="2026-07-19T21:37:00Z" w16du:dateUtc="2026-07-19T20:37:00Z"/>
+          <w:rFonts w:ascii="Times New Roman" w:hAnsi="Times New Roman" w:cs="Times New Roman"/>
+          <w:kern w:val="0"/>
+          <w:lang w:eastAsia="en-GB"/>
+          <w14:ligatures w14:val="none"/>
+        </w:rPr>
+      </w:pPr>
+      <w:ins w:id="405" w:author="Adam Beatty" w:date="2026-07-19T21:34:00Z">
         <w:r>
           <w:rPr>
             <w:rFonts w:ascii="Times New Roman" w:hAnsi="Times New Roman" w:cs="Times New Roman"/>
@@ -4739,7 +4653,7 @@
           <w:t>Military drone systems and countermeasures now evolve at a pace measured in weeks rather than decades.</w:t>
         </w:r>
       </w:ins>
-      <w:ins w:id="411" w:author="Adam Beatty" w:date="2026-07-19T21:34:00Z" w16du:dateUtc="2026-07-19T20:34:00Z">
+      <w:ins w:id="406" w:author="Adam Beatty" w:date="2026-07-19T21:34:00Z" w16du:dateUtc="2026-07-19T20:34:00Z">
         <w:r>
           <w:rPr>
             <w:rStyle w:val="FootnoteReference"/>
@@ -4776,7 +4690,7 @@
           <w:t xml:space="preserve">Interview </w:t>
         </w:r>
       </w:ins>
-      <w:ins w:id="414" w:author="Adam Beatty" w:date="2026-07-19T21:34:00Z">
+      <w:ins w:id="409" w:author="Adam Beatty" w:date="2026-07-19T21:34:00Z">
         <w:r>
           <w:rPr>
             <w:rFonts w:ascii="Times New Roman" w:hAnsi="Times New Roman" w:cs="Times New Roman"/>
@@ -4787,7 +4701,7 @@
           <w:t>Participant 02 observed that countermeasures can emerge “within a few weeks” and that manufacturers may return fixes to the front “within like a day or two”. Curtatone and Nagl place this compressed cycle within Ukraine’s broader pattern of rapid innovation and argue that armed forces must incorporate drones quickly.</w:t>
         </w:r>
       </w:ins>
-      <w:ins w:id="415" w:author="Adam Beatty" w:date="2026-07-19T21:35:00Z" w16du:dateUtc="2026-07-19T20:35:00Z">
+      <w:ins w:id="410" w:author="Adam Beatty" w:date="2026-07-19T21:35:00Z" w16du:dateUtc="2026-07-19T20:35:00Z">
         <w:r>
           <w:rPr>
             <w:rStyle w:val="FootnoteReference"/>
@@ -4799,7 +4713,7 @@
           <w:footnoteReference w:id="57"/>
         </w:r>
       </w:ins>
-      <w:ins w:id="418" w:author="Adam Beatty" w:date="2026-07-19T21:34:00Z">
+      <w:ins w:id="413" w:author="Adam Beatty" w:date="2026-07-19T21:34:00Z">
         <w:r>
           <w:rPr>
             <w:rFonts w:ascii="Times New Roman" w:hAnsi="Times New Roman" w:cs="Times New Roman"/>
@@ -4810,7 +4724,7 @@
           <w:t xml:space="preserve"> </w:t>
         </w:r>
       </w:ins>
-      <w:ins w:id="419" w:author="Adam Beatty" w:date="2026-07-19T21:34:00Z" w16du:dateUtc="2026-07-19T20:34:00Z">
+      <w:ins w:id="414" w:author="Adam Beatty" w:date="2026-07-19T21:34:00Z" w16du:dateUtc="2026-07-19T20:34:00Z">
         <w:r>
           <w:rPr>
             <w:rFonts w:ascii="Times New Roman" w:hAnsi="Times New Roman" w:cs="Times New Roman"/>
@@ -4821,7 +4735,7 @@
           <w:t xml:space="preserve">Interview </w:t>
         </w:r>
       </w:ins>
-      <w:ins w:id="420" w:author="Adam Beatty" w:date="2026-07-19T21:34:00Z">
+      <w:ins w:id="415" w:author="Adam Beatty" w:date="2026-07-19T21:34:00Z">
         <w:r>
           <w:rPr>
             <w:rFonts w:ascii="Times New Roman" w:hAnsi="Times New Roman" w:cs="Times New Roman"/>
@@ -4832,7 +4746,7 @@
           <w:t xml:space="preserve">Participant 04’s experience </w:t>
         </w:r>
       </w:ins>
-      <w:ins w:id="421" w:author="Adam Beatty" w:date="2026-07-19T21:36:00Z" w16du:dateUtc="2026-07-19T20:36:00Z">
+      <w:ins w:id="416" w:author="Adam Beatty" w:date="2026-07-19T21:36:00Z" w16du:dateUtc="2026-07-19T20:36:00Z">
         <w:r>
           <w:rPr>
             <w:rFonts w:ascii="Times New Roman" w:hAnsi="Times New Roman" w:cs="Times New Roman"/>
@@ -4843,7 +4757,7 @@
           <w:t>illustrates</w:t>
         </w:r>
       </w:ins>
-      <w:ins w:id="422" w:author="Adam Beatty" w:date="2026-07-19T21:34:00Z">
+      <w:ins w:id="417" w:author="Adam Beatty" w:date="2026-07-19T21:34:00Z">
         <w:r>
           <w:rPr>
             <w:rFonts w:ascii="Times New Roman" w:hAnsi="Times New Roman" w:cs="Times New Roman"/>
@@ -4854,7 +4768,7 @@
           <w:t xml:space="preserve"> the corresponding tactical transformation between 2022 and 2023, from massed movement to dispersed two- and three-person teams.</w:t>
         </w:r>
       </w:ins>
-      <w:ins w:id="423" w:author="Adam Beatty" w:date="2026-07-19T21:34:00Z" w16du:dateUtc="2026-07-19T20:34:00Z">
+      <w:ins w:id="418" w:author="Adam Beatty" w:date="2026-07-19T21:34:00Z" w16du:dateUtc="2026-07-19T20:34:00Z">
         <w:r>
           <w:rPr>
             <w:rStyle w:val="FootnoteReference"/>
@@ -4863,7 +4777,7 @@
           <w:footnoteReference w:id="58"/>
         </w:r>
       </w:ins>
-      <w:ins w:id="426" w:author="Adam Beatty" w:date="2026-07-19T21:37:00Z" w16du:dateUtc="2026-07-19T20:37:00Z">
+      <w:ins w:id="421" w:author="Adam Beatty" w:date="2026-07-19T21:37:00Z" w16du:dateUtc="2026-07-19T20:37:00Z">
         <w:r>
           <w:rPr>
             <w:rFonts w:ascii="Times New Roman" w:hAnsi="Times New Roman" w:cs="Times New Roman"/>
@@ -4886,7 +4800,7 @@
           <w14:ligatures w14:val="none"/>
         </w:rPr>
       </w:pPr>
-      <w:del w:id="427" w:author="Adam Beatty" w:date="2026-07-19T21:37:00Z" w16du:dateUtc="2026-07-19T20:37:00Z">
+      <w:del w:id="422" w:author="Adam Beatty" w:date="2026-07-19T21:37:00Z" w16du:dateUtc="2026-07-19T20:37:00Z">
         <w:r>
           <w:rPr>
             <w:rFonts w:ascii="Times New Roman" w:hAnsi="Times New Roman" w:cs="Times New Roman"/>
@@ -4918,7 +4832,7 @@
         <w:r>
           <w:rPr>
             <w:rFonts w:ascii="Times New Roman" w:hAnsi="Times New Roman" w:cs="Times New Roman"/>
-            <w:rPrChange w:id="437" w:author="Adam Beatty" w:date="2026-07-19T21:17:00Z" w16du:dateUtc="2026-07-19T20:17:00Z">
+            <w:rPrChange w:id="432" w:author="Adam Beatty" w:date="2026-07-19T21:17:00Z" w16du:dateUtc="2026-07-19T20:17:00Z">
               <w:rPr/>
             </w:rPrChange>
           </w:rPr>
@@ -4935,7 +4849,7 @@
         <w:t>Such an approach better reflects the innovation cycles of civilian technology industries and ensures that Defence Forces capabilities remain operationally relevant despite constrained budgets.</w:t>
       </w:r>
     </w:p>
-    <w:bookmarkEnd w:id="371"/>
+    <w:bookmarkEnd w:id="367"/>
     <w:p>
       <w:pPr>
         <w:spacing w:after="0" w:line="360" w:lineRule="auto"/>
@@ -4987,7 +4901,7 @@
           <w14:ligatures w14:val="none"/>
         </w:rPr>
       </w:pPr>
-      <w:bookmarkStart w:id="438" w:name="_Hlk235306840"/>
+      <w:bookmarkStart w:id="433" w:name="_Hlk235306840"/>
       <w:r>
         <w:rPr>
           <w:rFonts w:ascii="Times New Roman" w:hAnsi="Times New Roman" w:cs="Times New Roman"/>
@@ -5037,7 +4951,119 @@
           <w:lang w:eastAsia="en-GB"/>
           <w14:ligatures w14:val="none"/>
         </w:rPr>
-        <w:t>. Ireland should therefore strengthen partnerships between the Defence Forces, indigenous defence and technology companies, universities and research institutions to establish sustainable domestic capability in UxS</w:t>
+        <w:t>. Ireland should therefore strengthen partnerships between the Defence Forces, indigenous defence and technology companies</w:t>
+      </w:r>
+      <w:ins w:id="443" w:author="Adam Beatty" w:date="2026-07-19T22:34:00Z" w16du:dateUtc="2026-07-19T21:34:00Z">
+        <w:r>
+          <w:rPr>
+            <w:rStyle w:val="FootnoteReference"/>
+            <w:rFonts w:ascii="Times New Roman" w:hAnsi="Times New Roman" w:cs="Times New Roman"/>
+            <w:kern w:val="0"/>
+            <w:lang w:eastAsia="en-GB"/>
+            <w14:ligatures w14:val="none"/>
+          </w:rPr>
+          <w:footnoteReference w:id="61"/>
+        </w:r>
+      </w:ins>
+      <w:r>
+        <w:rPr>
+          <w:rFonts w:ascii="Times New Roman" w:hAnsi="Times New Roman" w:cs="Times New Roman"/>
+          <w:kern w:val="0"/>
+          <w:lang w:eastAsia="en-GB"/>
+          <w14:ligatures w14:val="none"/>
+        </w:rPr>
+        <w:t xml:space="preserve">, universities </w:t>
+      </w:r>
+      <w:ins w:id="446" w:author="Adam Beatty" w:date="2026-07-19T22:34:00Z" w16du:dateUtc="2026-07-19T21:34:00Z">
+        <w:r>
+          <w:rPr>
+            <w:rFonts w:ascii="Times New Roman" w:hAnsi="Times New Roman" w:cs="Times New Roman"/>
+            <w:kern w:val="0"/>
+            <w:lang w:eastAsia="en-GB"/>
+            <w14:ligatures w14:val="none"/>
+          </w:rPr>
+          <w:t xml:space="preserve">— </w:t>
+        </w:r>
+        <w:r>
+          <w:rPr>
+            <w:rFonts w:ascii="Times New Roman" w:hAnsi="Times New Roman" w:cs="Times New Roman"/>
+            <w:kern w:val="0"/>
+            <w:lang w:eastAsia="en-GB"/>
+            <w14:ligatures w14:val="none"/>
+          </w:rPr>
+          <w:t>extant for decades —</w:t>
+        </w:r>
+      </w:ins>
+      <w:ins w:id="447" w:author="Adam Beatty" w:date="2026-07-19T22:35:00Z" w16du:dateUtc="2026-07-19T21:35:00Z">
+        <w:r>
+          <w:rPr>
+            <w:rFonts w:ascii="Times New Roman" w:hAnsi="Times New Roman" w:cs="Times New Roman"/>
+            <w:kern w:val="0"/>
+            <w:lang w:eastAsia="en-GB"/>
+            <w14:ligatures w14:val="none"/>
+          </w:rPr>
+          <w:t xml:space="preserve"> </w:t>
+        </w:r>
+      </w:ins>
+      <w:r>
+        <w:rPr>
+          <w:rFonts w:ascii="Times New Roman" w:hAnsi="Times New Roman" w:cs="Times New Roman"/>
+          <w:kern w:val="0"/>
+          <w:lang w:eastAsia="en-GB"/>
+          <w14:ligatures w14:val="none"/>
+        </w:rPr>
+        <w:t>and research institutions to establish sustainable domestic capability in UxS</w:t>
+      </w:r>
+      <w:ins w:id="448" w:author="Adam Beatty" w:date="2026-07-19T22:35:00Z" w16du:dateUtc="2026-07-19T21:35:00Z">
+        <w:r>
+          <w:rPr>
+            <w:rFonts w:ascii="Times New Roman" w:hAnsi="Times New Roman" w:cs="Times New Roman"/>
+            <w:kern w:val="0"/>
+            <w:lang w:eastAsia="en-GB"/>
+            <w14:ligatures w14:val="none"/>
+          </w:rPr>
+          <w:t>.</w:t>
+        </w:r>
+      </w:ins>
+      <w:del w:id="449" w:author="Adam Beatty" w:date="2026-07-19T22:34:00Z" w16du:dateUtc="2026-07-19T21:34:00Z">
+        <w:r>
+          <w:rPr>
+            <w:rStyle w:val="FootnoteReference"/>
+            <w:rFonts w:ascii="Times New Roman" w:hAnsi="Times New Roman" w:cs="Times New Roman"/>
+            <w:kern w:val="0"/>
+            <w:lang w:eastAsia="en-GB"/>
+            <w14:ligatures w14:val="none"/>
+          </w:rPr>
+          <w:footnoteReference w:id="62"/>
+        </w:r>
+        <w:r>
+          <w:rPr>
+            <w:rFonts w:ascii="Times New Roman" w:hAnsi="Times New Roman" w:cs="Times New Roman"/>
+            <w:kern w:val="0"/>
+            <w:lang w:eastAsia="en-GB"/>
+            <w14:ligatures w14:val="none"/>
+          </w:rPr>
+          <w:delText>.</w:delText>
+        </w:r>
+      </w:del>
+      <w:r>
+        <w:rPr>
+          <w:rFonts w:ascii="Times New Roman" w:hAnsi="Times New Roman" w:cs="Times New Roman"/>
+          <w:kern w:val="0"/>
+          <w:lang w:eastAsia="en-GB"/>
+          <w14:ligatures w14:val="none"/>
+        </w:rPr>
+        <w:t xml:space="preserve"> Indigenous production enhances strategic resilience, reduces dependence on </w:t>
+      </w:r>
+      <w:r>
+        <w:rPr>
+          <w:rFonts w:ascii="Times New Roman" w:hAnsi="Times New Roman" w:cs="Times New Roman"/>
+          <w:kern w:val="0"/>
+          <w:lang w:eastAsia="en-GB"/>
+          <w14:ligatures w14:val="none"/>
+        </w:rPr>
+        <w:lastRenderedPageBreak/>
+        <w:t>overseas suppliers</w:t>
       </w:r>
       <w:r>
         <w:rPr>
@@ -5047,36 +5073,7 @@
           <w:lang w:eastAsia="en-GB"/>
           <w14:ligatures w14:val="none"/>
         </w:rPr>
-        <w:footnoteReference w:id="61"/>
-      </w:r>
-      <w:r>
-        <w:rPr>
-          <w:rFonts w:ascii="Times New Roman" w:hAnsi="Times New Roman" w:cs="Times New Roman"/>
-          <w:kern w:val="0"/>
-          <w:lang w:eastAsia="en-GB"/>
-          <w14:ligatures w14:val="none"/>
-        </w:rPr>
-        <w:t xml:space="preserve">. Indigenous production enhances strategic resilience, reduces dependence on overseas </w:t>
-      </w:r>
-      <w:r>
-        <w:rPr>
-          <w:rFonts w:ascii="Times New Roman" w:hAnsi="Times New Roman" w:cs="Times New Roman"/>
-          <w:kern w:val="0"/>
-          <w:lang w:eastAsia="en-GB"/>
-          <w14:ligatures w14:val="none"/>
-        </w:rPr>
-        <w:lastRenderedPageBreak/>
-        <w:t>suppliers</w:t>
-      </w:r>
-      <w:r>
-        <w:rPr>
-          <w:rStyle w:val="FootnoteReference"/>
-          <w:rFonts w:ascii="Times New Roman" w:hAnsi="Times New Roman" w:cs="Times New Roman"/>
-          <w:kern w:val="0"/>
-          <w:lang w:eastAsia="en-GB"/>
-          <w14:ligatures w14:val="none"/>
-        </w:rPr>
-        <w:footnoteReference w:id="62"/>
+        <w:footnoteReference w:id="63"/>
       </w:r>
       <w:r>
         <w:rPr>
@@ -5116,7 +5113,7 @@
           <w:lang w:eastAsia="en-GB"/>
           <w14:ligatures w14:val="none"/>
         </w:rPr>
-        <w:footnoteReference w:id="63"/>
+        <w:footnoteReference w:id="64"/>
       </w:r>
       <w:r>
         <w:rPr>
@@ -5170,7 +5167,7 @@
           <w:lang w:eastAsia="en-GB"/>
           <w14:ligatures w14:val="none"/>
         </w:rPr>
-        <w:footnoteReference w:id="64"/>
+        <w:footnoteReference w:id="65"/>
       </w:r>
       <w:r>
         <w:rPr>
@@ -5182,7 +5179,7 @@
         <w:t>.</w:t>
       </w:r>
     </w:p>
-    <w:bookmarkEnd w:id="438"/>
+    <w:bookmarkEnd w:id="433"/>
     <w:p>
       <w:pPr>
         <w:pStyle w:val="ListParagraph"/>
@@ -5285,7 +5282,7 @@
         <w:ind w:left="1440"/>
         <w:jc w:val="both"/>
         <w:rPr>
-          <w:del w:id="475" w:author="Adam Beatty" w:date="2026-07-19T21:45:00Z" w16du:dateUtc="2026-07-19T20:45:00Z"/>
+          <w:del w:id="481" w:author="Adam Beatty" w:date="2026-07-19T21:45:00Z" w16du:dateUtc="2026-07-19T20:45:00Z"/>
           <w:rFonts w:ascii="Times New Roman" w:hAnsi="Times New Roman" w:cs="Times New Roman"/>
           <w:kern w:val="0"/>
           <w:lang w:eastAsia="en-GB"/>
@@ -5301,7 +5298,7 @@
         </w:rPr>
         <w:t>Defence transformation cannot occur solely within military institutions. The successful integration of new ideas and technology requires a genuinely multi-stakeholder approach</w:t>
       </w:r>
-      <w:del w:id="476" w:author="Adam Beatty" w:date="2026-07-19T21:45:00Z" w16du:dateUtc="2026-07-19T20:45:00Z">
+      <w:del w:id="482" w:author="Adam Beatty" w:date="2026-07-19T21:45:00Z" w16du:dateUtc="2026-07-19T20:45:00Z">
         <w:r>
           <w:rPr>
             <w:rStyle w:val="FootnoteReference"/>
@@ -5310,7 +5307,7 @@
             <w:lang w:eastAsia="en-GB"/>
             <w14:ligatures w14:val="none"/>
           </w:rPr>
-          <w:footnoteReference w:id="65"/>
+          <w:footnoteReference w:id="66"/>
         </w:r>
       </w:del>
       <w:r>
@@ -5330,7 +5327,7 @@
         <w:ind w:left="1440"/>
         <w:jc w:val="both"/>
         <w:rPr>
-          <w:del w:id="479" w:author="Adam Beatty" w:date="2026-07-19T21:45:00Z" w16du:dateUtc="2026-07-19T20:45:00Z"/>
+          <w:del w:id="485" w:author="Adam Beatty" w:date="2026-07-19T21:45:00Z" w16du:dateUtc="2026-07-19T20:45:00Z"/>
           <w:rFonts w:ascii="Times New Roman" w:hAnsi="Times New Roman" w:cs="Times New Roman"/>
           <w:kern w:val="0"/>
           <w:lang w:eastAsia="en-GB"/>
@@ -5351,7 +5348,7 @@
           <w14:ligatures w14:val="none"/>
         </w:rPr>
       </w:pPr>
-      <w:ins w:id="480" w:author="Adam Beatty" w:date="2026-07-19T21:45:00Z" w16du:dateUtc="2026-07-19T20:45:00Z">
+      <w:ins w:id="486" w:author="Adam Beatty" w:date="2026-07-19T21:45:00Z" w16du:dateUtc="2026-07-19T20:45:00Z">
         <w:r>
           <w:rPr>
             <w:rFonts w:ascii="Times New Roman" w:hAnsi="Times New Roman" w:cs="Times New Roman"/>
@@ -5371,7 +5368,7 @@
         </w:rPr>
         <w:t>Political leadership, government departments, academia, industry and regulatory authorities must all contribute to capability development</w:t>
       </w:r>
-      <w:del w:id="481" w:author="Adam Beatty" w:date="2026-07-19T21:45:00Z" w16du:dateUtc="2026-07-19T20:45:00Z">
+      <w:del w:id="487" w:author="Adam Beatty" w:date="2026-07-19T21:45:00Z" w16du:dateUtc="2026-07-19T20:45:00Z">
         <w:r>
           <w:rPr>
             <w:rStyle w:val="FootnoteReference"/>
@@ -5380,10 +5377,10 @@
             <w:lang w:eastAsia="en-GB"/>
             <w14:ligatures w14:val="none"/>
           </w:rPr>
-          <w:footnoteReference w:id="66"/>
+          <w:footnoteReference w:id="67"/>
         </w:r>
       </w:del>
-      <w:ins w:id="484" w:author="Adam Beatty" w:date="2026-07-19T21:45:00Z" w16du:dateUtc="2026-07-19T20:45:00Z">
+      <w:ins w:id="490" w:author="Adam Beatty" w:date="2026-07-19T21:45:00Z" w16du:dateUtc="2026-07-19T20:45:00Z">
         <w:r>
           <w:rPr>
             <w:rFonts w:ascii="Times New Roman" w:hAnsi="Times New Roman" w:cs="Times New Roman"/>
@@ -5394,7 +5391,7 @@
           <w:t>.</w:t>
         </w:r>
       </w:ins>
-      <w:del w:id="485" w:author="Adam Beatty" w:date="2026-07-19T21:46:00Z" w16du:dateUtc="2026-07-19T20:46:00Z">
+      <w:del w:id="491" w:author="Adam Beatty" w:date="2026-07-19T21:46:00Z" w16du:dateUtc="2026-07-19T20:46:00Z">
         <w:r>
           <w:rPr>
             <w:rFonts w:ascii="Times New Roman" w:hAnsi="Times New Roman" w:cs="Times New Roman"/>
@@ -5414,7 +5411,7 @@
         </w:rPr>
         <w:t xml:space="preserve"> </w:t>
       </w:r>
-      <w:ins w:id="486" w:author="Adam Beatty" w:date="2026-07-19T21:45:00Z" w16du:dateUtc="2026-07-19T20:45:00Z">
+      <w:ins w:id="492" w:author="Adam Beatty" w:date="2026-07-19T21:45:00Z" w16du:dateUtc="2026-07-19T20:45:00Z">
         <w:r>
           <w:rPr>
             <w:rFonts w:ascii="Times New Roman" w:hAnsi="Times New Roman" w:cs="Times New Roman"/>
@@ -5435,7 +5432,7 @@
           <w:t>academia around shared innovation goals.</w:t>
         </w:r>
       </w:ins>
-      <w:ins w:id="487" w:author="Adam Beatty" w:date="2026-07-19T21:46:00Z" w16du:dateUtc="2026-07-19T20:46:00Z">
+      <w:ins w:id="493" w:author="Adam Beatty" w:date="2026-07-19T21:46:00Z" w16du:dateUtc="2026-07-19T20:46:00Z">
         <w:r>
           <w:rPr>
             <w:rStyle w:val="FootnoteReference"/>
@@ -5444,10 +5441,10 @@
             <w:lang w:eastAsia="en-GB"/>
             <w14:ligatures w14:val="none"/>
           </w:rPr>
-          <w:footnoteReference w:id="67"/>
-        </w:r>
-      </w:ins>
-      <w:ins w:id="492" w:author="Adam Beatty" w:date="2026-07-19T21:45:00Z" w16du:dateUtc="2026-07-19T20:45:00Z">
+          <w:footnoteReference w:id="68"/>
+        </w:r>
+      </w:ins>
+      <w:ins w:id="498" w:author="Adam Beatty" w:date="2026-07-19T21:45:00Z" w16du:dateUtc="2026-07-19T20:45:00Z">
         <w:r>
           <w:rPr>
             <w:rFonts w:ascii="Times New Roman" w:hAnsi="Times New Roman" w:cs="Times New Roman"/>
@@ -5536,7 +5533,7 @@
         </w:rPr>
         <w:t>Civilian oversight is particularly important given the political sensitivities surroundin</w:t>
       </w:r>
-      <w:ins w:id="493" w:author="Adam Beatty" w:date="2026-07-19T21:59:00Z" w16du:dateUtc="2026-07-19T20:59:00Z">
+      <w:ins w:id="499" w:author="Adam Beatty" w:date="2026-07-19T21:59:00Z" w16du:dateUtc="2026-07-19T20:59:00Z">
         <w:r>
           <w:rPr>
             <w:rFonts w:ascii="Times New Roman" w:hAnsi="Times New Roman" w:cs="Times New Roman"/>
@@ -5563,10 +5560,10 @@
             <w:lang w:eastAsia="en-GB"/>
             <w14:ligatures w14:val="none"/>
           </w:rPr>
-          <w:footnoteReference w:id="68"/>
-        </w:r>
-      </w:ins>
-      <w:del w:id="498" w:author="Adam Beatty" w:date="2026-07-19T21:59:00Z" w16du:dateUtc="2026-07-19T20:59:00Z">
+          <w:footnoteReference w:id="69"/>
+        </w:r>
+      </w:ins>
+      <w:del w:id="504" w:author="Adam Beatty" w:date="2026-07-19T21:59:00Z" w16du:dateUtc="2026-07-19T20:59:00Z">
         <w:r>
           <w:rPr>
             <w:rFonts w:ascii="Times New Roman" w:hAnsi="Times New Roman" w:cs="Times New Roman"/>
@@ -5594,7 +5591,7 @@
           <w:lang w:eastAsia="en-GB"/>
           <w14:ligatures w14:val="none"/>
         </w:rPr>
-        <w:footnoteReference w:id="69"/>
+        <w:footnoteReference w:id="70"/>
       </w:r>
       <w:r>
         <w:rPr>
@@ -5640,7 +5637,69 @@
           <w:lang w:eastAsia="en-GB"/>
           <w14:ligatures w14:val="none"/>
         </w:rPr>
-        <w:t>Transparent governance strengthens public confidence that autonomous systems</w:t>
+        <w:t xml:space="preserve">Transparent governance strengthens public confidence </w:t>
+      </w:r>
+      <w:ins w:id="506" w:author="Adam Beatty" w:date="2026-07-19T23:01:00Z" w16du:dateUtc="2026-07-19T22:01:00Z">
+        <w:r>
+          <w:rPr>
+            <w:rFonts w:ascii="Times New Roman" w:hAnsi="Times New Roman" w:cs="Times New Roman"/>
+            <w:kern w:val="0"/>
+            <w:lang w:eastAsia="en-GB"/>
+            <w14:ligatures w14:val="none"/>
+          </w:rPr>
+          <w:t>in</w:t>
+        </w:r>
+      </w:ins>
+      <w:del w:id="507" w:author="Adam Beatty" w:date="2026-07-19T23:01:00Z" w16du:dateUtc="2026-07-19T22:01:00Z">
+        <w:r>
+          <w:rPr>
+            <w:rFonts w:ascii="Times New Roman" w:hAnsi="Times New Roman" w:cs="Times New Roman"/>
+            <w:kern w:val="0"/>
+            <w:lang w:eastAsia="en-GB"/>
+            <w14:ligatures w14:val="none"/>
+          </w:rPr>
+          <w:delText>that</w:delText>
+        </w:r>
+      </w:del>
+      <w:r>
+        <w:rPr>
+          <w:rFonts w:ascii="Times New Roman" w:hAnsi="Times New Roman" w:cs="Times New Roman"/>
+          <w:kern w:val="0"/>
+          <w:lang w:eastAsia="en-GB"/>
+          <w14:ligatures w14:val="none"/>
+        </w:rPr>
+        <w:t xml:space="preserve"> </w:t>
+      </w:r>
+      <w:del w:id="508" w:author="Adam Beatty" w:date="2026-07-19T23:00:00Z" w16du:dateUtc="2026-07-19T22:00:00Z">
+        <w:r>
+          <w:rPr>
+            <w:rFonts w:ascii="Times New Roman" w:hAnsi="Times New Roman" w:cs="Times New Roman"/>
+            <w:kern w:val="0"/>
+            <w:lang w:eastAsia="en-GB"/>
+            <w14:ligatures w14:val="none"/>
+          </w:rPr>
+          <w:delText xml:space="preserve">autonomous </w:delText>
+        </w:r>
+      </w:del>
+      <w:ins w:id="509" w:author="Adam Beatty" w:date="2026-07-19T23:00:00Z" w16du:dateUtc="2026-07-19T22:00:00Z">
+        <w:r>
+          <w:rPr>
+            <w:rFonts w:ascii="Times New Roman" w:hAnsi="Times New Roman" w:cs="Times New Roman"/>
+            <w:kern w:val="0"/>
+            <w:lang w:eastAsia="en-GB"/>
+            <w14:ligatures w14:val="none"/>
+          </w:rPr>
+          <w:t xml:space="preserve">AI-enabled </w:t>
+        </w:r>
+      </w:ins>
+      <w:r>
+        <w:rPr>
+          <w:rFonts w:ascii="Times New Roman" w:hAnsi="Times New Roman" w:cs="Times New Roman"/>
+          <w:kern w:val="0"/>
+          <w:lang w:eastAsia="en-GB"/>
+          <w14:ligatures w14:val="none"/>
+        </w:rPr>
+        <w:t>systems</w:t>
       </w:r>
       <w:r>
         <w:rPr>
@@ -5650,17 +5709,51 @@
           <w:lang w:eastAsia="en-GB"/>
           <w14:ligatures w14:val="none"/>
         </w:rPr>
-        <w:footnoteReference w:id="70"/>
-      </w:r>
-      <w:r>
-        <w:rPr>
-          <w:rFonts w:ascii="Times New Roman" w:hAnsi="Times New Roman" w:cs="Times New Roman"/>
-          <w:kern w:val="0"/>
-          <w:lang w:eastAsia="en-GB"/>
-          <w14:ligatures w14:val="none"/>
-        </w:rPr>
-        <w:t xml:space="preserve"> are enhancing national resilience rather than fundamentally altering Ireland's defence posture.</w:t>
-      </w:r>
+        <w:footnoteReference w:id="71"/>
+      </w:r>
+      <w:r>
+        <w:rPr>
+          <w:rFonts w:ascii="Times New Roman" w:hAnsi="Times New Roman" w:cs="Times New Roman"/>
+          <w:kern w:val="0"/>
+          <w:lang w:eastAsia="en-GB"/>
+          <w14:ligatures w14:val="none"/>
+        </w:rPr>
+        <w:t xml:space="preserve"> </w:t>
+      </w:r>
+      <w:ins w:id="513" w:author="Adam Beatty" w:date="2026-07-19T23:01:00Z">
+        <w:r>
+          <w:rPr>
+            <w:rFonts w:ascii="Times New Roman" w:hAnsi="Times New Roman" w:cs="Times New Roman"/>
+            <w:kern w:val="0"/>
+            <w:lang w:eastAsia="en-GB"/>
+            <w14:ligatures w14:val="none"/>
+          </w:rPr>
+          <w:t>In the Irish defence context, this should also demonstrate that autonomous systems support national resilience within, rather than replace, the State's existing defence posture, in which military neutrality remains central.</w:t>
+        </w:r>
+      </w:ins>
+      <w:ins w:id="514" w:author="Adam Beatty" w:date="2026-07-19T23:01:00Z" w16du:dateUtc="2026-07-19T22:01:00Z">
+        <w:r>
+          <w:rPr>
+            <w:rStyle w:val="FootnoteReference"/>
+            <w:rFonts w:ascii="Times New Roman" w:hAnsi="Times New Roman" w:cs="Times New Roman"/>
+            <w:kern w:val="0"/>
+            <w:lang w:eastAsia="en-GB"/>
+            <w14:ligatures w14:val="none"/>
+          </w:rPr>
+          <w:footnoteReference w:id="72"/>
+        </w:r>
+      </w:ins>
+      <w:del w:id="518" w:author="Adam Beatty" w:date="2026-07-19T23:01:00Z" w16du:dateUtc="2026-07-19T22:01:00Z">
+        <w:r>
+          <w:rPr>
+            <w:rFonts w:ascii="Times New Roman" w:hAnsi="Times New Roman" w:cs="Times New Roman"/>
+            <w:kern w:val="0"/>
+            <w:lang w:eastAsia="en-GB"/>
+            <w14:ligatures w14:val="none"/>
+          </w:rPr>
+          <w:delText>are enhancing national resilience rather than fundamentally altering Ireland's defence posture.</w:delText>
+        </w:r>
+      </w:del>
     </w:p>
     <w:p>
       <w:pPr>
@@ -5845,7 +5938,7 @@
         </w:rPr>
         <w:t>Chronic recruitment and retention difficulties continue to challenge Defence Forces modernisatio</w:t>
       </w:r>
-      <w:del w:id="500" w:author="Adam Beatty" w:date="2026-07-19T22:05:00Z" w16du:dateUtc="2026-07-19T21:05:00Z">
+      <w:del w:id="519" w:author="Adam Beatty" w:date="2026-07-19T22:05:00Z" w16du:dateUtc="2026-07-19T21:05:00Z">
         <w:r>
           <w:rPr>
             <w:rFonts w:ascii="Times New Roman" w:hAnsi="Times New Roman" w:cs="Times New Roman"/>
@@ -5863,10 +5956,10 @@
             <w:lang w:eastAsia="en-GB"/>
             <w14:ligatures w14:val="none"/>
           </w:rPr>
-          <w:footnoteReference w:id="71"/>
+          <w:footnoteReference w:id="73"/>
         </w:r>
       </w:del>
-      <w:ins w:id="503" w:author="Adam Beatty" w:date="2026-07-19T22:05:00Z" w16du:dateUtc="2026-07-19T21:05:00Z">
+      <w:ins w:id="522" w:author="Adam Beatty" w:date="2026-07-19T22:05:00Z" w16du:dateUtc="2026-07-19T21:05:00Z">
         <w:r>
           <w:rPr>
             <w:rFonts w:ascii="Times New Roman" w:hAnsi="Times New Roman" w:cs="Times New Roman"/>
@@ -5886,7 +5979,7 @@
         </w:rPr>
         <w:t>.</w:t>
       </w:r>
-      <w:ins w:id="504" w:author="Adam Beatty" w:date="2026-07-19T22:05:00Z" w16du:dateUtc="2026-07-19T21:05:00Z">
+      <w:ins w:id="523" w:author="Adam Beatty" w:date="2026-07-19T22:05:00Z" w16du:dateUtc="2026-07-19T21:05:00Z">
         <w:r>
           <w:rPr>
             <w:rStyle w:val="FootnoteReference"/>
@@ -5905,7 +5998,7 @@
             <w:lang w:eastAsia="en-GB"/>
             <w14:ligatures w14:val="none"/>
           </w:rPr>
-          <w:footnoteReference w:id="72"/>
+          <w:footnoteReference w:id="74"/>
         </w:r>
       </w:ins>
       <w:r>
@@ -5966,18 +6059,74 @@
           <w:lang w:eastAsia="en-GB"/>
           <w14:ligatures w14:val="none"/>
         </w:rPr>
-        <w:t>Procurement processes are often slow and risk-averse, while sustained political commitment to increased defence expenditure cannot be assumed</w:t>
-      </w:r>
-      <w:r>
-        <w:rPr>
-          <w:rFonts w:ascii="Times New Roman" w:hAnsi="Times New Roman" w:cs="Times New Roman"/>
-          <w:kern w:val="0"/>
-          <w:vertAlign w:val="superscript"/>
-          <w:lang w:eastAsia="en-GB"/>
-          <w14:ligatures w14:val="none"/>
-        </w:rPr>
-        <w:footnoteReference w:id="73"/>
-      </w:r>
+        <w:lastRenderedPageBreak/>
+        <w:t>Procurement processes are often slow</w:t>
+      </w:r>
+      <w:ins w:id="526" w:author="Adam Beatty" w:date="2026-07-19T22:48:00Z" w16du:dateUtc="2026-07-19T21:48:00Z">
+        <w:r>
+          <w:rPr>
+            <w:rFonts w:ascii="Times New Roman" w:hAnsi="Times New Roman" w:cs="Times New Roman"/>
+            <w:kern w:val="0"/>
+            <w:vertAlign w:val="superscript"/>
+            <w:lang w:eastAsia="en-GB"/>
+            <w14:ligatures w14:val="none"/>
+          </w:rPr>
+          <w:footnoteReference w:id="75"/>
+        </w:r>
+      </w:ins>
+      <w:r>
+        <w:rPr>
+          <w:rFonts w:ascii="Times New Roman" w:hAnsi="Times New Roman" w:cs="Times New Roman"/>
+          <w:kern w:val="0"/>
+          <w:lang w:eastAsia="en-GB"/>
+          <w14:ligatures w14:val="none"/>
+        </w:rPr>
+        <w:t xml:space="preserve"> </w:t>
+      </w:r>
+      <w:del w:id="530" w:author="Adam Beatty" w:date="2026-07-19T22:38:00Z" w16du:dateUtc="2026-07-19T21:38:00Z">
+        <w:r>
+          <w:rPr>
+            <w:rFonts w:ascii="Times New Roman" w:hAnsi="Times New Roman" w:cs="Times New Roman"/>
+            <w:kern w:val="0"/>
+            <w:lang w:eastAsia="en-GB"/>
+            <w14:ligatures w14:val="none"/>
+          </w:rPr>
+          <w:delText xml:space="preserve">and risk-averse, </w:delText>
+        </w:r>
+      </w:del>
+      <w:r>
+        <w:rPr>
+          <w:rFonts w:ascii="Times New Roman" w:hAnsi="Times New Roman" w:cs="Times New Roman"/>
+          <w:kern w:val="0"/>
+          <w:lang w:eastAsia="en-GB"/>
+          <w14:ligatures w14:val="none"/>
+        </w:rPr>
+        <w:t>while sustained political commitment to increased defence expenditure cannot be assumed</w:t>
+      </w:r>
+      <w:ins w:id="531" w:author="Adam Beatty" w:date="2026-07-19T22:49:00Z" w16du:dateUtc="2026-07-19T21:49:00Z">
+        <w:r>
+          <w:rPr>
+            <w:rStyle w:val="FootnoteReference"/>
+            <w:rFonts w:ascii="Times New Roman" w:hAnsi="Times New Roman" w:cs="Times New Roman"/>
+            <w:kern w:val="0"/>
+            <w:lang w:eastAsia="en-GB"/>
+            <w14:ligatures w14:val="none"/>
+          </w:rPr>
+          <w:footnoteReference w:id="76"/>
+        </w:r>
+      </w:ins>
+      <w:del w:id="534" w:author="Adam Beatty" w:date="2026-07-19T22:48:00Z" w16du:dateUtc="2026-07-19T21:48:00Z">
+        <w:r>
+          <w:rPr>
+            <w:rFonts w:ascii="Times New Roman" w:hAnsi="Times New Roman" w:cs="Times New Roman"/>
+            <w:kern w:val="0"/>
+            <w:vertAlign w:val="superscript"/>
+            <w:lang w:eastAsia="en-GB"/>
+            <w14:ligatures w14:val="none"/>
+          </w:rPr>
+          <w:footnoteReference w:id="77"/>
+        </w:r>
+      </w:del>
       <w:r>
         <w:rPr>
           <w:rFonts w:ascii="Times New Roman" w:hAnsi="Times New Roman" w:cs="Times New Roman"/>
@@ -6036,7 +6185,6 @@
           <w:lang w:eastAsia="en-GB"/>
           <w14:ligatures w14:val="none"/>
         </w:rPr>
-        <w:lastRenderedPageBreak/>
         <w:t>Ethical concerns surrounding autonomous systems require careful policy development, particularly where lethal capabilities are considered</w:t>
       </w:r>
       <w:r>
@@ -6047,7 +6195,7 @@
           <w:lang w:eastAsia="en-GB"/>
           <w14:ligatures w14:val="none"/>
         </w:rPr>
-        <w:footnoteReference w:id="74"/>
+        <w:footnoteReference w:id="78"/>
       </w:r>
       <w:r>
         <w:rPr>
@@ -6099,12 +6247,6 @@
           <w:lang w:eastAsia="en-GB"/>
           <w14:ligatures w14:val="none"/>
         </w:rPr>
-        <w:pPrChange w:id="511" w:author="Adam Beatty" w:date="2026-07-19T22:23:00Z" w16du:dateUtc="2026-07-19T21:23:00Z">
-          <w:pPr>
-            <w:spacing w:after="0" w:line="360" w:lineRule="auto"/>
-            <w:jc w:val="both"/>
-          </w:pPr>
-        </w:pPrChange>
       </w:pPr>
       <w:r>
         <w:rPr>
@@ -6115,7 +6257,7 @@
         </w:rPr>
         <w:t>Ireland's relatively small industrial base may also limit domestic production without substantial collaboration with European partners</w:t>
       </w:r>
-      <w:del w:id="512" w:author="Adam Beatty" w:date="2026-07-19T22:23:00Z" w16du:dateUtc="2026-07-19T21:23:00Z">
+      <w:del w:id="542" w:author="Adam Beatty" w:date="2026-07-19T22:23:00Z" w16du:dateUtc="2026-07-19T21:23:00Z">
         <w:r>
           <w:rPr>
             <w:rFonts w:ascii="Times New Roman" w:hAnsi="Times New Roman" w:cs="Times New Roman"/>
@@ -6124,7 +6266,7 @@
             <w:lang w:eastAsia="en-GB"/>
             <w14:ligatures w14:val="none"/>
           </w:rPr>
-          <w:footnoteReference w:id="75"/>
+          <w:footnoteReference w:id="79"/>
         </w:r>
       </w:del>
       <w:r>
@@ -6136,7 +6278,7 @@
         </w:rPr>
         <w:t xml:space="preserve">. </w:t>
       </w:r>
-      <w:ins w:id="515" w:author="Adam Beatty" w:date="2026-07-19T22:23:00Z" w16du:dateUtc="2026-07-19T21:23:00Z">
+      <w:ins w:id="545" w:author="Adam Beatty" w:date="2026-07-19T22:23:00Z" w16du:dateUtc="2026-07-19T21:23:00Z">
         <w:r>
           <w:rPr>
             <w:rFonts w:ascii="Times New Roman" w:hAnsi="Times New Roman" w:cs="Times New Roman"/>
@@ -6147,7 +6289,7 @@
           <w:t>For example,</w:t>
         </w:r>
       </w:ins>
-      <w:ins w:id="516" w:author="Adam Beatty" w:date="2026-07-19T22:20:00Z">
+      <w:ins w:id="546" w:author="Adam Beatty" w:date="2026-07-19T22:20:00Z">
         <w:r>
           <w:rPr>
             <w:rFonts w:ascii="Times New Roman" w:hAnsi="Times New Roman" w:cs="Times New Roman"/>
@@ -6158,7 +6300,7 @@
           <w:t xml:space="preserve"> EDA collaborative programmes provide an established mechanism through which such national constraints can be offset by European-level capability, research and industrial partnerships</w:t>
         </w:r>
       </w:ins>
-      <w:ins w:id="517" w:author="Adam Beatty" w:date="2026-07-19T22:23:00Z" w16du:dateUtc="2026-07-19T21:23:00Z">
+      <w:ins w:id="547" w:author="Adam Beatty" w:date="2026-07-19T22:23:00Z" w16du:dateUtc="2026-07-19T21:23:00Z">
         <w:r>
           <w:rPr>
             <w:rFonts w:ascii="Times New Roman" w:hAnsi="Times New Roman" w:cs="Times New Roman"/>
@@ -6176,7 +6318,7 @@
             <w:lang w:eastAsia="en-GB"/>
             <w14:ligatures w14:val="none"/>
           </w:rPr>
-          <w:footnoteReference w:id="76"/>
+          <w:footnoteReference w:id="80"/>
         </w:r>
       </w:ins>
     </w:p>
@@ -6310,7 +6452,7 @@
       <w:pPr>
         <w:rPr>
           <w:rFonts w:ascii="Times New Roman" w:hAnsi="Times New Roman" w:cs="Times New Roman"/>
-          <w:rPrChange w:id="522" w:author="Adam Beatty" w:date="2026-07-19T21:17:00Z" w16du:dateUtc="2026-07-19T20:17:00Z">
+          <w:rPrChange w:id="552" w:author="Adam Beatty" w:date="2026-07-19T21:17:00Z" w16du:dateUtc="2026-07-19T20:17:00Z">
             <w:rPr/>
           </w:rPrChange>
         </w:rPr>
@@ -6320,7 +6462,7 @@
       <w:pPr>
         <w:rPr>
           <w:rFonts w:ascii="Times New Roman" w:hAnsi="Times New Roman" w:cs="Times New Roman"/>
-          <w:rPrChange w:id="523" w:author="Adam Beatty" w:date="2026-07-19T21:17:00Z" w16du:dateUtc="2026-07-19T20:17:00Z">
+          <w:rPrChange w:id="553" w:author="Adam Beatty" w:date="2026-07-19T21:17:00Z" w16du:dateUtc="2026-07-19T20:17:00Z">
             <w:rPr/>
           </w:rPrChange>
         </w:rPr>
@@ -6337,7 +6479,7 @@
           <w:color w:val="0F4761" w:themeColor="accent1" w:themeShade="BF"/>
           <w:sz w:val="32"/>
           <w:szCs w:val="32"/>
-          <w:rPrChange w:id="524" w:author="Adam Beatty" w:date="2026-07-19T21:17:00Z" w16du:dateUtc="2026-07-19T20:17:00Z">
+          <w:rPrChange w:id="554" w:author="Adam Beatty" w:date="2026-07-19T21:17:00Z" w16du:dateUtc="2026-07-19T20:17:00Z">
             <w:rPr>
               <w:rFonts w:asciiTheme="majorHAnsi" w:eastAsiaTheme="majorEastAsia" w:hAnsiTheme="majorHAnsi" w:cstheme="majorBidi"/>
               <w:color w:val="0F4761" w:themeColor="accent1" w:themeShade="BF"/>
@@ -6353,7 +6495,7 @@
           <w:color w:val="0F4761" w:themeColor="accent1" w:themeShade="BF"/>
           <w:sz w:val="32"/>
           <w:szCs w:val="32"/>
-          <w:rPrChange w:id="525" w:author="Adam Beatty" w:date="2026-07-19T21:17:00Z" w16du:dateUtc="2026-07-19T20:17:00Z">
+          <w:rPrChange w:id="555" w:author="Adam Beatty" w:date="2026-07-19T21:17:00Z" w16du:dateUtc="2026-07-19T20:17:00Z">
             <w:rPr>
               <w:rFonts w:asciiTheme="majorHAnsi" w:eastAsiaTheme="majorEastAsia" w:hAnsiTheme="majorHAnsi" w:cstheme="majorBidi"/>
               <w:color w:val="0F4761" w:themeColor="accent1" w:themeShade="BF"/>
@@ -6362,55 +6504,6 @@
             </w:rPr>
           </w:rPrChange>
         </w:rPr>
-        <w:t>Conclusion</w:t>
-      </w:r>
-    </w:p>
-    <w:p>
-      <w:pPr>
-        <w:rPr>
-          <w:rFonts w:ascii="Times New Roman" w:hAnsi="Times New Roman" w:cs="Times New Roman"/>
-          <w:rPrChange w:id="526" w:author="Adam Beatty" w:date="2026-07-19T21:17:00Z" w16du:dateUtc="2026-07-19T20:17:00Z">
-            <w:rPr/>
-          </w:rPrChange>
-        </w:rPr>
-      </w:pPr>
-      <w:r>
-        <w:rPr>
-          <w:rFonts w:ascii="Times New Roman" w:hAnsi="Times New Roman" w:cs="Times New Roman"/>
-          <w:rPrChange w:id="527" w:author="Adam Beatty" w:date="2026-07-19T21:17:00Z" w16du:dateUtc="2026-07-19T20:17:00Z">
-            <w:rPr/>
-          </w:rPrChange>
-        </w:rPr>
-        <w:t>[]</w:t>
-      </w:r>
-    </w:p>
-    <w:p>
-      <w:pPr>
-        <w:rPr>
-          <w:rFonts w:ascii="Times New Roman" w:hAnsi="Times New Roman" w:cs="Times New Roman"/>
-          <w:rPrChange w:id="528" w:author="Adam Beatty" w:date="2026-07-19T21:17:00Z" w16du:dateUtc="2026-07-19T20:17:00Z">
-            <w:rPr/>
-          </w:rPrChange>
-        </w:rPr>
-      </w:pPr>
-    </w:p>
-    <w:p>
-      <w:pPr>
-        <w:pStyle w:val="Heading2"/>
-        <w:rPr>
-          <w:rFonts w:ascii="Times New Roman" w:hAnsi="Times New Roman" w:cs="Times New Roman"/>
-          <w:rPrChange w:id="529" w:author="Adam Beatty" w:date="2026-07-19T21:17:00Z" w16du:dateUtc="2026-07-19T20:17:00Z">
-            <w:rPr/>
-          </w:rPrChange>
-        </w:rPr>
-      </w:pPr>
-      <w:r>
-        <w:rPr>
-          <w:rFonts w:ascii="Times New Roman" w:hAnsi="Times New Roman" w:cs="Times New Roman"/>
-          <w:rPrChange w:id="530" w:author="Adam Beatty" w:date="2026-07-19T21:17:00Z" w16du:dateUtc="2026-07-19T20:17:00Z">
-            <w:rPr/>
-          </w:rPrChange>
-        </w:rPr>
         <w:lastRenderedPageBreak/>
         <w:t>Conclusion</w:t>
       </w:r>
@@ -6419,7 +6512,7 @@
       <w:pPr>
         <w:rPr>
           <w:rFonts w:ascii="Times New Roman" w:hAnsi="Times New Roman" w:cs="Times New Roman"/>
-          <w:rPrChange w:id="531" w:author="Adam Beatty" w:date="2026-07-19T21:17:00Z" w16du:dateUtc="2026-07-19T20:17:00Z">
+          <w:rPrChange w:id="556" w:author="Adam Beatty" w:date="2026-07-19T21:17:00Z" w16du:dateUtc="2026-07-19T20:17:00Z">
             <w:rPr/>
           </w:rPrChange>
         </w:rPr>
@@ -6427,7 +6520,7 @@
       <w:r>
         <w:rPr>
           <w:rFonts w:ascii="Times New Roman" w:hAnsi="Times New Roman" w:cs="Times New Roman"/>
-          <w:rPrChange w:id="532" w:author="Adam Beatty" w:date="2026-07-19T21:17:00Z" w16du:dateUtc="2026-07-19T20:17:00Z">
+          <w:rPrChange w:id="557" w:author="Adam Beatty" w:date="2026-07-19T21:17:00Z" w16du:dateUtc="2026-07-19T20:17:00Z">
             <w:rPr/>
           </w:rPrChange>
         </w:rPr>
@@ -6438,18 +6531,67 @@
       <w:pPr>
         <w:rPr>
           <w:rFonts w:ascii="Times New Roman" w:hAnsi="Times New Roman" w:cs="Times New Roman"/>
-          <w:rPrChange w:id="533" w:author="Adam Beatty" w:date="2026-07-19T21:17:00Z" w16du:dateUtc="2026-07-19T20:17:00Z">
+          <w:rPrChange w:id="558" w:author="Adam Beatty" w:date="2026-07-19T21:17:00Z" w16du:dateUtc="2026-07-19T20:17:00Z">
             <w:rPr/>
           </w:rPrChange>
         </w:rPr>
       </w:pPr>
-      <w:r>
-        <w:rPr>
-          <w:rFonts w:ascii="Times New Roman" w:hAnsi="Times New Roman" w:cs="Times New Roman"/>
-          <w:rPrChange w:id="534" w:author="Adam Beatty" w:date="2026-07-19T21:17:00Z" w16du:dateUtc="2026-07-19T20:17:00Z">
+    </w:p>
+    <w:p>
+      <w:pPr>
+        <w:pStyle w:val="Heading2"/>
+        <w:rPr>
+          <w:rFonts w:ascii="Times New Roman" w:hAnsi="Times New Roman" w:cs="Times New Roman"/>
+          <w:rPrChange w:id="559" w:author="Adam Beatty" w:date="2026-07-19T21:17:00Z" w16du:dateUtc="2026-07-19T20:17:00Z">
             <w:rPr/>
           </w:rPrChange>
         </w:rPr>
+      </w:pPr>
+      <w:r>
+        <w:rPr>
+          <w:rFonts w:ascii="Times New Roman" w:hAnsi="Times New Roman" w:cs="Times New Roman"/>
+          <w:rPrChange w:id="560" w:author="Adam Beatty" w:date="2026-07-19T21:17:00Z" w16du:dateUtc="2026-07-19T20:17:00Z">
+            <w:rPr/>
+          </w:rPrChange>
+        </w:rPr>
+        <w:t>Conclusion</w:t>
+      </w:r>
+    </w:p>
+    <w:p>
+      <w:pPr>
+        <w:rPr>
+          <w:rFonts w:ascii="Times New Roman" w:hAnsi="Times New Roman" w:cs="Times New Roman"/>
+          <w:rPrChange w:id="561" w:author="Adam Beatty" w:date="2026-07-19T21:17:00Z" w16du:dateUtc="2026-07-19T20:17:00Z">
+            <w:rPr/>
+          </w:rPrChange>
+        </w:rPr>
+      </w:pPr>
+      <w:r>
+        <w:rPr>
+          <w:rFonts w:ascii="Times New Roman" w:hAnsi="Times New Roman" w:cs="Times New Roman"/>
+          <w:rPrChange w:id="562" w:author="Adam Beatty" w:date="2026-07-19T21:17:00Z" w16du:dateUtc="2026-07-19T20:17:00Z">
+            <w:rPr/>
+          </w:rPrChange>
+        </w:rPr>
+        <w:t>[]</w:t>
+      </w:r>
+    </w:p>
+    <w:p>
+      <w:pPr>
+        <w:rPr>
+          <w:rFonts w:ascii="Times New Roman" w:hAnsi="Times New Roman" w:cs="Times New Roman"/>
+          <w:rPrChange w:id="563" w:author="Adam Beatty" w:date="2026-07-19T21:17:00Z" w16du:dateUtc="2026-07-19T20:17:00Z">
+            <w:rPr/>
+          </w:rPrChange>
+        </w:rPr>
+      </w:pPr>
+      <w:r>
+        <w:rPr>
+          <w:rFonts w:ascii="Times New Roman" w:hAnsi="Times New Roman" w:cs="Times New Roman"/>
+          <w:rPrChange w:id="564" w:author="Adam Beatty" w:date="2026-07-19T21:17:00Z" w16du:dateUtc="2026-07-19T20:17:00Z">
+            <w:rPr/>
+          </w:rPrChange>
+        </w:rPr>
         <w:br w:type="page"/>
       </w:r>
     </w:p>
@@ -6457,7 +6599,7 @@
       <w:pPr>
         <w:rPr>
           <w:rFonts w:ascii="Times New Roman" w:hAnsi="Times New Roman" w:cs="Times New Roman"/>
-          <w:rPrChange w:id="535" w:author="Adam Beatty" w:date="2026-07-19T21:17:00Z" w16du:dateUtc="2026-07-19T20:17:00Z">
+          <w:rPrChange w:id="565" w:author="Adam Beatty" w:date="2026-07-19T21:17:00Z" w16du:dateUtc="2026-07-19T20:17:00Z">
             <w:rPr/>
           </w:rPrChange>
         </w:rPr>
@@ -6475,7 +6617,7 @@
 
 <file path=word/comments.xml><?xml version="1.0" encoding="utf-8"?>
 <w:comments xmlns:wpc="http://schemas.microsoft.com/office/word/2010/wordprocessingCanvas" xmlns:cx="http://schemas.microsoft.com/office/drawing/2014/chartex" xmlns:cx1="http://schemas.microsoft.com/office/drawing/2015/9/8/chartex" xmlns:cx2="http://schemas.microsoft.com/office/drawing/2015/10/21/chartex" xmlns:cx3="http://schemas.microsoft.com/office/drawing/2016/5/9/chartex" xmlns:cx4="http://schemas.microsoft.com/office/drawing/2016/5/10/chartex" xmlns:cx5="http://schemas.microsoft.com/office/drawing/2016/5/11/chartex" xmlns:cx6="http://schemas.microsoft.com/office/drawing/2016/5/12/chartex" xmlns:cx7="http://schemas.microsoft.com/office/drawing/2016/5/13/chartex" xmlns:cx8="http://schemas.microsoft.com/office/drawing/2016/5/14/chartex" xmlns:mc="http://schemas.openxmlformats.org/markup-compatibility/2006" xmlns:aink="http://schemas.microsoft.com/office/drawing/2016/ink" xmlns:am3d="http://schemas.microsoft.com/office/drawing/2017/model3d" xmlns:o="urn:schemas-microsoft-com:office:office" xmlns:oel="http://schemas.microsoft.com/office/2019/extlst" xmlns:r="http://schemas.openxmlformats.org/officeDocument/2006/relationships" xmlns:m="http://schemas.openxmlformats.org/officeDocument/2006/math" xmlns:v="urn:schemas-microsoft-com:vml" xmlns:wp14="http://schemas.microsoft.com/office/word/2010/wordprocessingDrawing" xmlns:wp="http://schemas.openxmlformats.org/drawingml/2006/wordprocessingDrawing" xmlns:w10="urn:schemas-microsoft-com:office:word" xmlns:w="http://schemas.openxmlformats.org/wordprocessingml/2006/main" xmlns:w14="http://schemas.microsoft.com/office/word/2010/wordml" xmlns:w15="http://schemas.microsoft.com/office/word/2012/wordml" xmlns:w16cex="http://schemas.microsoft.com/office/word/2018/wordml/cex" xmlns:w16cid="http://schemas.microsoft.com/office/word/2016/wordml/cid" xmlns:w16="http://schemas.microsoft.com/office/word/2018/wordml" xmlns:w16du="http://schemas.microsoft.com/office/word/2023/wordml/word16du" xmlns:w16sdtdh="http://schemas.microsoft.com/office/word/2020/wordml/sdtdatahash" xmlns:w16sdtfl="http://schemas.microsoft.com/office/word/2024/wordml/sdtformatlock" xmlns:w16se="http://schemas.microsoft.com/office/word/2015/wordml/symex" xmlns:wpg="http://schemas.microsoft.com/office/word/2010/wordprocessingGroup" xmlns:wpi="http://schemas.microsoft.com/office/word/2010/wordprocessingInk" xmlns:wne="http://schemas.microsoft.com/office/word/2006/wordml" xmlns:wps="http://schemas.microsoft.com/office/word/2010/wordprocessingShape" mc:Ignorable="w14 w15 w16se w16cid w16 w16cex w16sdtdh w16sdtfl w16du wp14">
-  <w:comment w:id="281" w:author="Adam Beatty" w:date="2026-07-19T15:13:00Z" w:initials="AB">
+  <w:comment w:id="284" w:author="Adam Beatty" w:date="2026-07-19T15:13:00Z" w:initials="AB">
     <w:p>
       <w:pPr>
         <w:pStyle w:val="CommentText"/>
@@ -6494,7 +6636,7 @@
       </w:r>
     </w:p>
   </w:comment>
-  <w:comment w:id="288" w:author="Adam Beatty" w:date="2026-07-19T16:47:00Z" w:initials="AB">
+  <w:comment w:id="291" w:author="Adam Beatty" w:date="2026-07-19T16:47:00Z" w:initials="AB">
     <w:p>
       <w:pPr>
         <w:pStyle w:val="CommentText"/>
@@ -6513,7 +6655,7 @@
       </w:r>
     </w:p>
   </w:comment>
-  <w:comment w:id="323" w:author="Adam Beatty" w:date="2026-07-19T16:59:00Z" w:initials="AB">
+  <w:comment w:id="325" w:author="Adam Beatty" w:date="2026-07-19T16:59:00Z" w:initials="AB">
     <w:p>
       <w:pPr>
         <w:pStyle w:val="CommentText"/>
@@ -6551,7 +6693,7 @@
       </w:r>
     </w:p>
   </w:comment>
-  <w:comment w:id="352" w:author="Adam Beatty" w:date="2026-07-19T17:14:00Z" w:initials="AB">
+  <w:comment w:id="350" w:author="Adam Beatty" w:date="2026-07-19T17:14:00Z" w:initials="AB">
     <w:p>
       <w:pPr>
         <w:pStyle w:val="CommentText"/>
@@ -7683,7 +7825,7 @@
       <w:r>
         <w:t>Beatty, A</w:t>
       </w:r>
-      <w:ins w:id="108" w:author="Adam Beatty" w:date="2026-07-19T12:09:00Z" w16du:dateUtc="2026-07-19T11:09:00Z">
+      <w:ins w:id="107" w:author="Adam Beatty" w:date="2026-07-19T12:09:00Z" w16du:dateUtc="2026-07-19T11:09:00Z">
         <w:r>
           <w:t>dam</w:t>
         </w:r>
@@ -7771,9 +7913,55 @@
       <w:r>
         <w:t xml:space="preserve"> </w:t>
       </w:r>
-      <w:r>
-        <w:t>O'Dea, W. (Minister for Defence). Contribution to Written Answers. Dáil Éireann Debates, Vol. 606, No. 2, 29 September 2005. Dublin: Houses of the Oireachtas, 2005. Available at: https://www.oireachtas.ie/en/debates/debate/dail/2005-09-29/37/ (accessed 24 June 2026).</w:t>
-      </w:r>
+      <w:del w:id="124" w:author="Adam Beatty" w:date="2026-07-19T22:41:00Z" w16du:dateUtc="2026-07-19T21:41:00Z">
+        <w:r>
+          <w:delText>O'Dea, W.</w:delText>
+        </w:r>
+      </w:del>
+      <w:ins w:id="125" w:author="Adam Beatty" w:date="2026-07-19T22:45:00Z" w16du:dateUtc="2026-07-19T21:45:00Z">
+        <w:r>
+          <w:rPr>
+            <w:sz w:val="24"/>
+            <w:szCs w:val="24"/>
+          </w:rPr>
+          <w:t xml:space="preserve"> </w:t>
+        </w:r>
+      </w:ins>
+      <w:ins w:id="126" w:author="Adam Beatty" w:date="2026-07-19T22:45:00Z">
+        <w:r>
+          <w:t xml:space="preserve">Willie O'Dea, "Contribution to Written Answers," Dáil Éireann Debates, vol. 606, no. 2, September 29, 2005, </w:t>
+        </w:r>
+        <w:r>
+          <w:fldChar w:fldCharType="begin"/>
+        </w:r>
+        <w:r>
+          <w:instrText>HYPERLINK "https://www.oireachtas.ie/en/debates/debate/dail/2005-09-29/37/"</w:instrText>
+        </w:r>
+        <w:r>
+          <w:fldChar w:fldCharType="separate"/>
+        </w:r>
+        <w:r>
+          <w:rPr>
+            <w:rStyle w:val="Hyperlink"/>
+          </w:rPr>
+          <w:t>https://www.oireachtas.ie/en/debates/debate/dail/2005-09-29/37/</w:t>
+        </w:r>
+      </w:ins>
+      <w:ins w:id="127" w:author="Adam Beatty" w:date="2026-07-19T22:45:00Z" w16du:dateUtc="2026-07-19T21:45:00Z">
+        <w:r>
+          <w:fldChar w:fldCharType="end"/>
+        </w:r>
+      </w:ins>
+      <w:ins w:id="128" w:author="Adam Beatty" w:date="2026-07-19T22:45:00Z">
+        <w:r>
+          <w:t>, accessed June 24, 2026.</w:t>
+        </w:r>
+      </w:ins>
+      <w:del w:id="129" w:author="Adam Beatty" w:date="2026-07-19T22:45:00Z" w16du:dateUtc="2026-07-19T21:45:00Z">
+        <w:r>
+          <w:delText xml:space="preserve"> (Minister for Defence). Contribution to Written Answers. Dáil Éireann Debates, Vol. 606, No. 2, 29 September 2005. Dublin: Houses of the Oireachtas, 2005. Available at: https://www.oireachtas.ie/en/debates/debate/dail/2005-09-29/37/ (accessed 24 June 2026).</w:delText>
+        </w:r>
+      </w:del>
     </w:p>
     <w:p>
       <w:pPr>
@@ -7866,7 +8054,7 @@
       <w:r>
         <w:t xml:space="preserve"> </w:t>
       </w:r>
-      <w:ins w:id="141" w:author="Adam Beatty" w:date="2026-07-19T12:03:00Z">
+      <w:ins w:id="146" w:author="Adam Beatty" w:date="2026-07-19T12:03:00Z">
         <w:r>
           <w:t xml:space="preserve">Commission on the Defence Forces, </w:t>
         </w:r>
@@ -7896,12 +8084,12 @@
           <w:t>https://assets.gov.ie/static/documents/report-of-the-commission-on-the-defence-forces.pdf</w:t>
         </w:r>
       </w:ins>
-      <w:ins w:id="142" w:author="Adam Beatty" w:date="2026-07-19T12:03:00Z" w16du:dateUtc="2026-07-19T11:03:00Z">
+      <w:ins w:id="147" w:author="Adam Beatty" w:date="2026-07-19T12:03:00Z" w16du:dateUtc="2026-07-19T11:03:00Z">
         <w:r>
           <w:fldChar w:fldCharType="end"/>
         </w:r>
       </w:ins>
-      <w:ins w:id="143" w:author="Adam Beatty" w:date="2026-07-19T12:03:00Z">
+      <w:ins w:id="148" w:author="Adam Beatty" w:date="2026-07-19T12:03:00Z">
         <w:r>
           <w:t xml:space="preserve">, accessed 10 January 2026; Mick Ryan and Clint Hinote, "Uncrewed Systems and the Transformation of the U.S. Warfighting Capacity," </w:t>
         </w:r>
@@ -7931,12 +8119,12 @@
           <w:t>https://warontherocks.com/uncrewed-systems-and-the-transformation-of-u-s-warfighting-capacity/</w:t>
         </w:r>
       </w:ins>
-      <w:ins w:id="144" w:author="Adam Beatty" w:date="2026-07-19T12:03:00Z" w16du:dateUtc="2026-07-19T11:03:00Z">
+      <w:ins w:id="149" w:author="Adam Beatty" w:date="2026-07-19T12:03:00Z" w16du:dateUtc="2026-07-19T11:03:00Z">
         <w:r>
           <w:fldChar w:fldCharType="end"/>
         </w:r>
       </w:ins>
-      <w:ins w:id="145" w:author="Adam Beatty" w:date="2026-07-19T12:03:00Z">
+      <w:ins w:id="150" w:author="Adam Beatty" w:date="2026-07-19T12:03:00Z">
         <w:r>
           <w:t xml:space="preserve">, accessed 6 July 2026; Dominika Kunertova, </w:t>
         </w:r>
@@ -7966,17 +8154,17 @@
           <w:t>https://css.ethz.ch/content/dam/ethz/special-interest/gess/cis/center-for-securities-studies/pdfs/CSS_Study_2024_Learning_from%20the_Ukrainian_Battlefield.pdf</w:t>
         </w:r>
       </w:ins>
-      <w:ins w:id="146" w:author="Adam Beatty" w:date="2026-07-19T12:03:00Z" w16du:dateUtc="2026-07-19T11:03:00Z">
+      <w:ins w:id="151" w:author="Adam Beatty" w:date="2026-07-19T12:03:00Z" w16du:dateUtc="2026-07-19T11:03:00Z">
         <w:r>
           <w:fldChar w:fldCharType="end"/>
         </w:r>
       </w:ins>
-      <w:ins w:id="147" w:author="Adam Beatty" w:date="2026-07-19T12:03:00Z">
+      <w:ins w:id="152" w:author="Adam Beatty" w:date="2026-07-19T12:03:00Z">
         <w:r>
           <w:t>, accessed 17 March 2026.</w:t>
         </w:r>
       </w:ins>
-      <w:del w:id="148" w:author="Adam Beatty" w:date="2026-07-19T11:46:00Z" w16du:dateUtc="2026-07-19T10:46:00Z">
+      <w:del w:id="153" w:author="Adam Beatty" w:date="2026-07-19T11:46:00Z" w16du:dateUtc="2026-07-19T10:46:00Z">
         <w:r>
           <w:delText xml:space="preserve">Mick Ryan and Clint Hinote. ‘Uncrewed Systems and the Transformation of the U.S. Warfighting Capacity’. War on the Rocks. February 2024. </w:delText>
         </w:r>
@@ -8002,7 +8190,7 @@
           <w:delText>. Accessed 06 July 2026</w:delText>
         </w:r>
       </w:del>
-      <w:del w:id="149" w:author="Adam Beatty" w:date="2026-07-19T12:03:00Z" w16du:dateUtc="2026-07-19T11:03:00Z">
+      <w:del w:id="154" w:author="Adam Beatty" w:date="2026-07-19T12:03:00Z" w16du:dateUtc="2026-07-19T11:03:00Z">
         <w:r>
           <w:delText>.</w:delText>
         </w:r>
@@ -8030,7 +8218,7 @@
       <w:r>
         <w:t xml:space="preserve"> </w:t>
       </w:r>
-      <w:ins w:id="152" w:author="Adam Beatty" w:date="2026-07-19T12:05:00Z">
+      <w:ins w:id="157" w:author="Adam Beatty" w:date="2026-07-19T12:05:00Z">
         <w:r>
           <w:t xml:space="preserve">Barry R. Posen, </w:t>
         </w:r>
@@ -8060,12 +8248,12 @@
           <w:t>https://www.jstor.org/stable/10.7591/j.ctt1287fp3</w:t>
         </w:r>
       </w:ins>
-      <w:ins w:id="153" w:author="Adam Beatty" w:date="2026-07-19T12:05:00Z" w16du:dateUtc="2026-07-19T11:05:00Z">
+      <w:ins w:id="158" w:author="Adam Beatty" w:date="2026-07-19T12:05:00Z" w16du:dateUtc="2026-07-19T11:05:00Z">
         <w:r>
           <w:fldChar w:fldCharType="end"/>
         </w:r>
       </w:ins>
-      <w:ins w:id="154" w:author="Adam Beatty" w:date="2026-07-19T12:05:00Z">
+      <w:ins w:id="159" w:author="Adam Beatty" w:date="2026-07-19T12:05:00Z">
         <w:r>
           <w:t xml:space="preserve">, accessed 18 July 2026; Andrew F. Krepinevich, "Cavalry to Computer: The Pattern of Military Revolutions," </w:t>
         </w:r>
@@ -8095,12 +8283,12 @@
           <w:t>http://www.jstor.org/stable/42896863</w:t>
         </w:r>
       </w:ins>
-      <w:ins w:id="155" w:author="Adam Beatty" w:date="2026-07-19T12:05:00Z" w16du:dateUtc="2026-07-19T11:05:00Z">
+      <w:ins w:id="160" w:author="Adam Beatty" w:date="2026-07-19T12:05:00Z" w16du:dateUtc="2026-07-19T11:05:00Z">
         <w:r>
           <w:fldChar w:fldCharType="end"/>
         </w:r>
       </w:ins>
-      <w:ins w:id="156" w:author="Adam Beatty" w:date="2026-07-19T12:05:00Z">
+      <w:ins w:id="161" w:author="Adam Beatty" w:date="2026-07-19T12:05:00Z">
         <w:r>
           <w:t xml:space="preserve">, accessed 2 September 2025; Richard Betts, "The Downside of the Cutting Edge," </w:t>
         </w:r>
@@ -8130,17 +8318,17 @@
           <w:t>https://link.gale.com/apps/doc/A18827115/AONE</w:t>
         </w:r>
       </w:ins>
-      <w:ins w:id="157" w:author="Adam Beatty" w:date="2026-07-19T12:05:00Z" w16du:dateUtc="2026-07-19T11:05:00Z">
+      <w:ins w:id="162" w:author="Adam Beatty" w:date="2026-07-19T12:05:00Z" w16du:dateUtc="2026-07-19T11:05:00Z">
         <w:r>
           <w:fldChar w:fldCharType="end"/>
         </w:r>
       </w:ins>
-      <w:ins w:id="158" w:author="Adam Beatty" w:date="2026-07-19T12:05:00Z">
+      <w:ins w:id="163" w:author="Adam Beatty" w:date="2026-07-19T12:05:00Z">
         <w:r>
           <w:t>, accessed 12 June 2025.</w:t>
         </w:r>
       </w:ins>
-      <w:del w:id="159" w:author="Adam Beatty" w:date="2026-07-19T11:24:00Z" w16du:dateUtc="2026-07-19T10:24:00Z">
+      <w:del w:id="164" w:author="Adam Beatty" w:date="2026-07-19T11:24:00Z" w16du:dateUtc="2026-07-19T10:24:00Z">
         <w:r>
           <w:delText>Barry Posen. ‘The Sources of Military Doctrine’. Cornell University Press. 1984.</w:delText>
         </w:r>
@@ -8166,7 +8354,7 @@
           <w:delText>. Accessed on 18 July 2026</w:delText>
         </w:r>
       </w:del>
-      <w:del w:id="160" w:author="Adam Beatty" w:date="2026-07-19T12:05:00Z" w16du:dateUtc="2026-07-19T11:05:00Z">
+      <w:del w:id="165" w:author="Adam Beatty" w:date="2026-07-19T12:05:00Z" w16du:dateUtc="2026-07-19T11:05:00Z">
         <w:r>
           <w:delText>.</w:delText>
         </w:r>
@@ -8198,12 +8386,12 @@
           <w:t>https://www.rusi.org/explore-our-research/publications/commentary/irelands-defence-deficit</w:t>
         </w:r>
       </w:hyperlink>
-      <w:del w:id="170" w:author="Adam Beatty" w:date="2026-07-19T14:40:00Z" w16du:dateUtc="2026-07-19T13:40:00Z">
+      <w:del w:id="175" w:author="Adam Beatty" w:date="2026-07-19T14:40:00Z" w16du:dateUtc="2026-07-19T13:40:00Z">
         <w:r>
           <w:delText xml:space="preserve">. Accessed </w:delText>
         </w:r>
       </w:del>
-      <w:ins w:id="171" w:author="Adam Beatty" w:date="2026-07-19T14:40:00Z" w16du:dateUtc="2026-07-19T13:40:00Z">
+      <w:ins w:id="176" w:author="Adam Beatty" w:date="2026-07-19T14:40:00Z" w16du:dateUtc="2026-07-19T13:40:00Z">
         <w:r>
           <w:t xml:space="preserve">, accessed </w:t>
         </w:r>
@@ -8227,7 +8415,7 @@
       <w:r>
         <w:t xml:space="preserve"> </w:t>
       </w:r>
-      <w:ins w:id="173" w:author="Adam Beatty" w:date="2026-07-19T12:13:00Z">
+      <w:ins w:id="178" w:author="Adam Beatty" w:date="2026-07-19T12:13:00Z">
         <w:r>
           <w:t xml:space="preserve">David Kirichenko, "How Ukrainian Soldiers Are Building Their Own Battle Robots," </w:t>
         </w:r>
@@ -8257,17 +8445,17 @@
           <w:t>https://www.forbes.com/sites/davidkirichenko/2025/09/04/how-ukrainian-soldiers-are-building-their-own-battle-robots/</w:t>
         </w:r>
       </w:ins>
-      <w:ins w:id="174" w:author="Adam Beatty" w:date="2026-07-19T12:13:00Z" w16du:dateUtc="2026-07-19T11:13:00Z">
+      <w:ins w:id="179" w:author="Adam Beatty" w:date="2026-07-19T12:13:00Z" w16du:dateUtc="2026-07-19T11:13:00Z">
         <w:r>
           <w:fldChar w:fldCharType="end"/>
         </w:r>
       </w:ins>
-      <w:ins w:id="175" w:author="Adam Beatty" w:date="2026-07-19T12:13:00Z">
+      <w:ins w:id="180" w:author="Adam Beatty" w:date="2026-07-19T12:13:00Z">
         <w:r>
           <w:t>, accessed 1 April 2026.</w:t>
         </w:r>
       </w:ins>
-      <w:del w:id="176" w:author="Adam Beatty" w:date="2026-07-19T12:13:00Z" w16du:dateUtc="2026-07-19T11:13:00Z">
+      <w:del w:id="181" w:author="Adam Beatty" w:date="2026-07-19T12:13:00Z" w16du:dateUtc="2026-07-19T11:13:00Z">
         <w:r>
           <w:delText>David Kirichenko. ‘Ukraine’s robot army will be crucial in 2026 but drones can’t replace infantry’. January 2026.</w:delText>
         </w:r>
@@ -8315,12 +8503,12 @@
       <w:r>
         <w:t xml:space="preserve"> </w:t>
       </w:r>
-      <w:ins w:id="178" w:author="Adam Beatty" w:date="2026-07-19T12:20:00Z" w16du:dateUtc="2026-07-19T11:20:00Z">
+      <w:ins w:id="183" w:author="Adam Beatty" w:date="2026-07-19T12:20:00Z" w16du:dateUtc="2026-07-19T11:20:00Z">
         <w:r>
           <w:t>Adam</w:t>
         </w:r>
       </w:ins>
-      <w:ins w:id="179" w:author="Adam Beatty" w:date="2026-07-19T12:20:00Z">
+      <w:ins w:id="184" w:author="Adam Beatty" w:date="2026-07-19T12:20:00Z">
         <w:r>
           <w:t xml:space="preserve"> Beatty, </w:t>
         </w:r>
@@ -8360,17 +8548,17 @@
           <w:t>https://moderndiplomacy.eu/2026/07/16/tech-blitzkrieg-drone-warfare-and-the-transformation-of-maneuver/</w:t>
         </w:r>
       </w:ins>
-      <w:ins w:id="180" w:author="Adam Beatty" w:date="2026-07-19T12:20:00Z" w16du:dateUtc="2026-07-19T11:20:00Z">
+      <w:ins w:id="185" w:author="Adam Beatty" w:date="2026-07-19T12:20:00Z" w16du:dateUtc="2026-07-19T11:20:00Z">
         <w:r>
           <w:fldChar w:fldCharType="end"/>
         </w:r>
       </w:ins>
-      <w:ins w:id="181" w:author="Adam Beatty" w:date="2026-07-19T12:20:00Z">
+      <w:ins w:id="186" w:author="Adam Beatty" w:date="2026-07-19T12:20:00Z">
         <w:r>
           <w:t>, accessed 18 July 2026.</w:t>
         </w:r>
       </w:ins>
-      <w:del w:id="182" w:author="Adam Beatty" w:date="2026-07-19T12:20:00Z" w16du:dateUtc="2026-07-19T11:20:00Z">
+      <w:del w:id="187" w:author="Adam Beatty" w:date="2026-07-19T12:20:00Z" w16du:dateUtc="2026-07-19T11:20:00Z">
         <w:r>
           <w:delText xml:space="preserve">Kyaw Jaw Sine Marmw. </w:delText>
         </w:r>
@@ -8428,7 +8616,7 @@
       <w:r>
         <w:t xml:space="preserve"> Paul Franklin. ‘Defence Tech is no longer niche </w:t>
       </w:r>
-      <w:ins w:id="184" w:author="Adam Beatty" w:date="2026-07-19T14:31:00Z" w16du:dateUtc="2026-07-19T13:31:00Z">
+      <w:ins w:id="189" w:author="Adam Beatty" w:date="2026-07-19T14:31:00Z" w16du:dateUtc="2026-07-19T13:31:00Z">
         <w:r>
           <w:rPr>
             <w:rFonts w:ascii="Times New Roman" w:hAnsi="Times New Roman" w:cs="Times New Roman"/>
@@ -8439,7 +8627,7 @@
           <w:t>—</w:t>
         </w:r>
       </w:ins>
-      <w:del w:id="185" w:author="Adam Beatty" w:date="2026-07-19T14:31:00Z" w16du:dateUtc="2026-07-19T13:31:00Z">
+      <w:del w:id="190" w:author="Adam Beatty" w:date="2026-07-19T14:31:00Z" w16du:dateUtc="2026-07-19T13:31:00Z">
         <w:r>
           <w:delText>–</w:delText>
         </w:r>
@@ -8463,12 +8651,12 @@
           <w:t>https://www.primarymarkets.com/defence-tech-is-no-longer-niche-its-institutional/</w:t>
         </w:r>
       </w:hyperlink>
-      <w:del w:id="186" w:author="Adam Beatty" w:date="2026-07-19T14:40:00Z" w16du:dateUtc="2026-07-19T13:40:00Z">
+      <w:del w:id="191" w:author="Adam Beatty" w:date="2026-07-19T14:40:00Z" w16du:dateUtc="2026-07-19T13:40:00Z">
         <w:r>
           <w:delText xml:space="preserve">. Accessed </w:delText>
         </w:r>
       </w:del>
-      <w:ins w:id="187" w:author="Adam Beatty" w:date="2026-07-19T14:40:00Z" w16du:dateUtc="2026-07-19T13:40:00Z">
+      <w:ins w:id="192" w:author="Adam Beatty" w:date="2026-07-19T14:40:00Z" w16du:dateUtc="2026-07-19T13:40:00Z">
         <w:r>
           <w:t xml:space="preserve">, accessed </w:t>
         </w:r>
@@ -8495,7 +8683,7 @@
       <w:r>
         <w:t xml:space="preserve"> </w:t>
       </w:r>
-      <w:ins w:id="193" w:author="Adam Beatty" w:date="2026-07-19T12:31:00Z">
+      <w:ins w:id="198" w:author="Adam Beatty" w:date="2026-07-19T12:31:00Z">
         <w:r>
           <w:t xml:space="preserve">Commission on the Defence Forces, </w:t>
         </w:r>
@@ -8510,7 +8698,7 @@
           <w:t>, 30–33, 44–45.</w:t>
         </w:r>
       </w:ins>
-      <w:del w:id="194" w:author="Adam Beatty" w:date="2026-07-19T12:31:00Z" w16du:dateUtc="2026-07-19T11:31:00Z">
+      <w:del w:id="199" w:author="Adam Beatty" w:date="2026-07-19T12:31:00Z" w16du:dateUtc="2026-07-19T11:31:00Z">
         <w:r>
           <w:delText xml:space="preserve">Commission on the Defence Forces. ‘Report of the Commission on the Defence Forces’. February 2022. </w:delText>
         </w:r>
@@ -8556,7 +8744,7 @@
         </w:rPr>
         <w:t xml:space="preserve">NATO. “Innovation and technology adoption”. July 2026. </w:t>
       </w:r>
-      <w:ins w:id="201" w:author="Adam Beatty" w:date="2026-07-19T14:29:00Z" w16du:dateUtc="2026-07-19T13:29:00Z">
+      <w:ins w:id="206" w:author="Adam Beatty" w:date="2026-07-19T14:29:00Z" w16du:dateUtc="2026-07-19T13:29:00Z">
         <w:r>
           <w:rPr>
             <w:sz w:val="20"/>
@@ -8574,7 +8762,7 @@
       </w:ins>
       <w:r>
         <w:rPr>
-          <w:rPrChange w:id="202" w:author="Adam Beatty" w:date="2026-07-19T14:29:00Z" w16du:dateUtc="2026-07-19T13:29:00Z">
+          <w:rPrChange w:id="207" w:author="Adam Beatty" w:date="2026-07-19T14:29:00Z" w16du:dateUtc="2026-07-19T13:29:00Z">
             <w:rPr>
               <w:rStyle w:val="Hyperlink"/>
               <w:sz w:val="20"/>
@@ -8591,7 +8779,7 @@
         </w:rPr>
         <w:instrText>. Accessed 14 July 2026</w:instrText>
       </w:r>
-      <w:ins w:id="203" w:author="Adam Beatty" w:date="2026-07-19T14:29:00Z" w16du:dateUtc="2026-07-19T13:29:00Z">
+      <w:ins w:id="208" w:author="Adam Beatty" w:date="2026-07-19T14:29:00Z" w16du:dateUtc="2026-07-19T13:29:00Z">
         <w:r>
           <w:rPr>
             <w:sz w:val="20"/>
@@ -8621,7 +8809,7 @@
         </w:rPr>
         <w:t>https://www.nato.int/en/what-we-do/deterrence-and-defence/emerging-and-disruptive-technologies</w:t>
       </w:r>
-      <w:del w:id="204" w:author="Adam Beatty" w:date="2026-07-19T14:40:00Z" w16du:dateUtc="2026-07-19T13:40:00Z">
+      <w:del w:id="209" w:author="Adam Beatty" w:date="2026-07-19T14:40:00Z" w16du:dateUtc="2026-07-19T13:40:00Z">
         <w:r>
           <w:rPr>
             <w:rStyle w:val="Hyperlink"/>
@@ -8631,7 +8819,7 @@
           <w:delText xml:space="preserve">. Accessed </w:delText>
         </w:r>
       </w:del>
-      <w:ins w:id="205" w:author="Adam Beatty" w:date="2026-07-19T14:40:00Z" w16du:dateUtc="2026-07-19T13:40:00Z">
+      <w:ins w:id="210" w:author="Adam Beatty" w:date="2026-07-19T14:40:00Z" w16du:dateUtc="2026-07-19T13:40:00Z">
         <w:r>
           <w:rPr>
             <w:rStyle w:val="Hyperlink"/>
@@ -8649,7 +8837,7 @@
         </w:rPr>
         <w:t>14 July 2026</w:t>
       </w:r>
-      <w:ins w:id="206" w:author="Adam Beatty" w:date="2026-07-19T14:29:00Z" w16du:dateUtc="2026-07-19T13:29:00Z">
+      <w:ins w:id="211" w:author="Adam Beatty" w:date="2026-07-19T14:29:00Z" w16du:dateUtc="2026-07-19T13:29:00Z">
         <w:r>
           <w:rPr>
             <w:sz w:val="20"/>
@@ -8665,7 +8853,7 @@
           <w:t xml:space="preserve">; </w:t>
         </w:r>
       </w:ins>
-      <w:ins w:id="207" w:author="Adam Beatty" w:date="2026-07-19T14:29:00Z">
+      <w:ins w:id="212" w:author="Adam Beatty" w:date="2026-07-19T14:29:00Z">
         <w:r>
           <w:rPr>
             <w:sz w:val="20"/>
@@ -8674,7 +8862,7 @@
           <w:t>S</w:t>
         </w:r>
       </w:ins>
-      <w:ins w:id="208" w:author="Adam Beatty" w:date="2026-07-19T14:30:00Z" w16du:dateUtc="2026-07-19T13:30:00Z">
+      <w:ins w:id="213" w:author="Adam Beatty" w:date="2026-07-19T14:30:00Z" w16du:dateUtc="2026-07-19T13:30:00Z">
         <w:r>
           <w:rPr>
             <w:sz w:val="20"/>
@@ -8683,7 +8871,7 @@
           <w:t>tephen</w:t>
         </w:r>
       </w:ins>
-      <w:ins w:id="209" w:author="Adam Beatty" w:date="2026-07-19T14:29:00Z">
+      <w:ins w:id="214" w:author="Adam Beatty" w:date="2026-07-19T14:29:00Z">
         <w:r>
           <w:rPr>
             <w:sz w:val="20"/>
@@ -8692,7 +8880,7 @@
           <w:t xml:space="preserve"> P</w:t>
         </w:r>
       </w:ins>
-      <w:ins w:id="210" w:author="Adam Beatty" w:date="2026-07-19T14:30:00Z" w16du:dateUtc="2026-07-19T13:30:00Z">
+      <w:ins w:id="215" w:author="Adam Beatty" w:date="2026-07-19T14:30:00Z" w16du:dateUtc="2026-07-19T13:30:00Z">
         <w:r>
           <w:rPr>
             <w:sz w:val="20"/>
@@ -8701,7 +8889,7 @@
           <w:t>eter</w:t>
         </w:r>
       </w:ins>
-      <w:ins w:id="211" w:author="Adam Beatty" w:date="2026-07-19T14:29:00Z">
+      <w:ins w:id="216" w:author="Adam Beatty" w:date="2026-07-19T14:29:00Z">
         <w:r>
           <w:rPr>
             <w:sz w:val="20"/>
@@ -8760,12 +8948,12 @@
           <w:t>https://www.appliedaeronautics.com/post/how-small-affordable-drones-are-revolutionizing-defense-technology</w:t>
         </w:r>
       </w:hyperlink>
-      <w:del w:id="215" w:author="Adam Beatty" w:date="2026-07-19T14:40:00Z" w16du:dateUtc="2026-07-19T13:40:00Z">
+      <w:del w:id="220" w:author="Adam Beatty" w:date="2026-07-19T14:40:00Z" w16du:dateUtc="2026-07-19T13:40:00Z">
         <w:r>
           <w:delText xml:space="preserve">. Accessed </w:delText>
         </w:r>
       </w:del>
-      <w:ins w:id="216" w:author="Adam Beatty" w:date="2026-07-19T14:40:00Z" w16du:dateUtc="2026-07-19T13:40:00Z">
+      <w:ins w:id="221" w:author="Adam Beatty" w:date="2026-07-19T14:40:00Z" w16du:dateUtc="2026-07-19T13:40:00Z">
         <w:r>
           <w:t xml:space="preserve">, accessed </w:t>
         </w:r>
@@ -8809,7 +8997,7 @@
           <w:t>https://www.ugent.be/ps/politiekewetenschappen/gies/en/research/publications/honours_paper/academic-year-2024-2025/the-politics-of-drone-armament</w:t>
         </w:r>
       </w:hyperlink>
-      <w:del w:id="220" w:author="Adam Beatty" w:date="2026-07-19T14:40:00Z" w16du:dateUtc="2026-07-19T13:40:00Z">
+      <w:del w:id="225" w:author="Adam Beatty" w:date="2026-07-19T14:40:00Z" w16du:dateUtc="2026-07-19T13:40:00Z">
         <w:r>
           <w:rPr>
             <w:sz w:val="20"/>
@@ -8818,7 +9006,7 @@
           <w:delText xml:space="preserve">. Accessed </w:delText>
         </w:r>
       </w:del>
-      <w:ins w:id="221" w:author="Adam Beatty" w:date="2026-07-19T14:40:00Z" w16du:dateUtc="2026-07-19T13:40:00Z">
+      <w:ins w:id="226" w:author="Adam Beatty" w:date="2026-07-19T14:40:00Z" w16du:dateUtc="2026-07-19T13:40:00Z">
         <w:r>
           <w:rPr>
             <w:sz w:val="20"/>
@@ -8868,7 +9056,7 @@
           <w:t>https://www.acq.osd.mil/asda/jrac/docs/2018-jcids.pdf</w:t>
         </w:r>
       </w:hyperlink>
-      <w:del w:id="227" w:author="Adam Beatty" w:date="2026-07-19T14:40:00Z" w16du:dateUtc="2026-07-19T13:40:00Z">
+      <w:del w:id="232" w:author="Adam Beatty" w:date="2026-07-19T14:40:00Z" w16du:dateUtc="2026-07-19T13:40:00Z">
         <w:r>
           <w:rPr>
             <w:lang w:val="en-GB"/>
@@ -8876,7 +9064,7 @@
           <w:delText xml:space="preserve">. Accessed </w:delText>
         </w:r>
       </w:del>
-      <w:ins w:id="228" w:author="Adam Beatty" w:date="2026-07-19T14:40:00Z" w16du:dateUtc="2026-07-19T13:40:00Z">
+      <w:ins w:id="233" w:author="Adam Beatty" w:date="2026-07-19T14:40:00Z" w16du:dateUtc="2026-07-19T13:40:00Z">
         <w:r>
           <w:rPr>
             <w:lang w:val="en-GB"/>
@@ -8945,7 +9133,7 @@
           <w:t>https://muse.jhu.edu/pub/419/article/797091</w:t>
         </w:r>
       </w:hyperlink>
-      <w:del w:id="232" w:author="Adam Beatty" w:date="2026-07-19T14:39:00Z" w16du:dateUtc="2026-07-19T13:39:00Z">
+      <w:del w:id="237" w:author="Adam Beatty" w:date="2026-07-19T14:39:00Z" w16du:dateUtc="2026-07-19T13:39:00Z">
         <w:r>
           <w:rPr>
             <w:lang w:val="en-GB"/>
@@ -8953,7 +9141,7 @@
           <w:delText>.</w:delText>
         </w:r>
       </w:del>
-      <w:ins w:id="233" w:author="Adam Beatty" w:date="2026-07-19T14:39:00Z" w16du:dateUtc="2026-07-19T13:39:00Z">
+      <w:ins w:id="238" w:author="Adam Beatty" w:date="2026-07-19T14:39:00Z" w16du:dateUtc="2026-07-19T13:39:00Z">
         <w:r>
           <w:rPr>
             <w:lang w:val="en-GB"/>
@@ -8967,7 +9155,7 @@
         </w:rPr>
         <w:t xml:space="preserve"> </w:t>
       </w:r>
-      <w:del w:id="234" w:author="Adam Beatty" w:date="2026-07-19T14:40:00Z" w16du:dateUtc="2026-07-19T13:40:00Z">
+      <w:del w:id="239" w:author="Adam Beatty" w:date="2026-07-19T14:40:00Z" w16du:dateUtc="2026-07-19T13:40:00Z">
         <w:r>
           <w:rPr>
             <w:lang w:val="en-GB"/>
@@ -8975,7 +9163,7 @@
           <w:delText xml:space="preserve">Accessed </w:delText>
         </w:r>
       </w:del>
-      <w:ins w:id="235" w:author="Adam Beatty" w:date="2026-07-19T14:40:00Z" w16du:dateUtc="2026-07-19T13:40:00Z">
+      <w:ins w:id="240" w:author="Adam Beatty" w:date="2026-07-19T14:40:00Z" w16du:dateUtc="2026-07-19T13:40:00Z">
         <w:r>
           <w:rPr>
             <w:lang w:val="en-GB"/>
@@ -8989,7 +9177,7 @@
         </w:rPr>
         <w:t>18 July 2026</w:t>
       </w:r>
-      <w:ins w:id="236" w:author="Adam Beatty" w:date="2026-07-19T14:37:00Z" w16du:dateUtc="2026-07-19T13:37:00Z">
+      <w:ins w:id="241" w:author="Adam Beatty" w:date="2026-07-19T14:37:00Z" w16du:dateUtc="2026-07-19T13:37:00Z">
         <w:r>
           <w:rPr>
             <w:lang w:val="en-GB"/>
@@ -8997,7 +9185,7 @@
           <w:t xml:space="preserve">; </w:t>
         </w:r>
       </w:ins>
-      <w:ins w:id="237" w:author="Adam Beatty" w:date="2026-07-19T14:37:00Z">
+      <w:ins w:id="242" w:author="Adam Beatty" w:date="2026-07-19T14:37:00Z">
         <w:r>
           <w:t xml:space="preserve">Stimson Center, </w:t>
         </w:r>
@@ -9027,7 +9215,7 @@
           <w:t>http://www.jstor.org/stable/resrep10852</w:t>
         </w:r>
       </w:ins>
-      <w:ins w:id="238" w:author="Adam Beatty" w:date="2026-07-19T14:37:00Z" w16du:dateUtc="2026-07-19T13:37:00Z">
+      <w:ins w:id="243" w:author="Adam Beatty" w:date="2026-07-19T14:37:00Z" w16du:dateUtc="2026-07-19T13:37:00Z">
         <w:r>
           <w:rPr>
             <w:lang w:val="en-GB"/>
@@ -9035,7 +9223,7 @@
           <w:fldChar w:fldCharType="end"/>
         </w:r>
       </w:ins>
-      <w:ins w:id="239" w:author="Adam Beatty" w:date="2026-07-19T14:37:00Z">
+      <w:ins w:id="244" w:author="Adam Beatty" w:date="2026-07-19T14:37:00Z">
         <w:r>
           <w:t>, accessed 11 June 2025</w:t>
         </w:r>
@@ -9089,7 +9277,7 @@
           <w:t>https://smallwarsjournal.com/2026/04/14/transforming-in-contact-the-army-needs-an-unmanned-systems-command-now/</w:t>
         </w:r>
       </w:hyperlink>
-      <w:ins w:id="247" w:author="Adam Beatty" w:date="2026-07-19T14:39:00Z" w16du:dateUtc="2026-07-19T13:39:00Z">
+      <w:ins w:id="252" w:author="Adam Beatty" w:date="2026-07-19T14:39:00Z" w16du:dateUtc="2026-07-19T13:39:00Z">
         <w:r>
           <w:rPr>
             <w:sz w:val="20"/>
@@ -9098,7 +9286,7 @@
           <w:t>, a</w:t>
         </w:r>
       </w:ins>
-      <w:del w:id="248" w:author="Adam Beatty" w:date="2026-07-19T14:39:00Z" w16du:dateUtc="2026-07-19T13:39:00Z">
+      <w:del w:id="253" w:author="Adam Beatty" w:date="2026-07-19T14:39:00Z" w16du:dateUtc="2026-07-19T13:39:00Z">
         <w:r>
           <w:rPr>
             <w:sz w:val="20"/>
@@ -9141,12 +9329,12 @@
           <w:t>https://www.lineofdeparture.army.mil/Journals/Infantry/Infantry-Fall-2024/Integrating-drones/</w:t>
         </w:r>
       </w:hyperlink>
-      <w:del w:id="251" w:author="Adam Beatty" w:date="2026-07-19T14:40:00Z" w16du:dateUtc="2026-07-19T13:40:00Z">
+      <w:del w:id="256" w:author="Adam Beatty" w:date="2026-07-19T14:40:00Z" w16du:dateUtc="2026-07-19T13:40:00Z">
         <w:r>
           <w:delText xml:space="preserve">. Accessed </w:delText>
         </w:r>
       </w:del>
-      <w:ins w:id="252" w:author="Adam Beatty" w:date="2026-07-19T14:40:00Z" w16du:dateUtc="2026-07-19T13:40:00Z">
+      <w:ins w:id="257" w:author="Adam Beatty" w:date="2026-07-19T14:40:00Z" w16du:dateUtc="2026-07-19T13:40:00Z">
         <w:r>
           <w:t xml:space="preserve">, accessed </w:t>
         </w:r>
@@ -9173,7 +9361,7 @@
       <w:r>
         <w:t xml:space="preserve"> </w:t>
       </w:r>
-      <w:ins w:id="257" w:author="Adam Beatty" w:date="2026-07-19T14:53:00Z">
+      <w:ins w:id="262" w:author="Adam Beatty" w:date="2026-07-19T14:53:00Z">
         <w:r>
           <w:t xml:space="preserve">Brian Cahill, "Simulating Complexity: Urban Operations, Cognitive Load &amp; Wargaming in the Contemporary Operating Environment," </w:t>
         </w:r>
@@ -9203,17 +9391,17 @@
           <w:t>https://www.military.ie/media/muvair04/df-review-2025-digital-edition.pdf</w:t>
         </w:r>
       </w:ins>
-      <w:ins w:id="258" w:author="Adam Beatty" w:date="2026-07-19T14:53:00Z" w16du:dateUtc="2026-07-19T13:53:00Z">
+      <w:ins w:id="263" w:author="Adam Beatty" w:date="2026-07-19T14:53:00Z" w16du:dateUtc="2026-07-19T13:53:00Z">
         <w:r>
           <w:fldChar w:fldCharType="end"/>
         </w:r>
       </w:ins>
-      <w:ins w:id="259" w:author="Adam Beatty" w:date="2026-07-19T14:53:00Z">
+      <w:ins w:id="264" w:author="Adam Beatty" w:date="2026-07-19T14:53:00Z">
         <w:r>
           <w:t>, accessed 19 July 2026</w:t>
         </w:r>
       </w:ins>
-      <w:del w:id="260" w:author="Adam Beatty" w:date="2026-07-19T15:08:00Z" w16du:dateUtc="2026-07-19T14:08:00Z">
+      <w:del w:id="265" w:author="Adam Beatty" w:date="2026-07-19T15:08:00Z" w16du:dateUtc="2026-07-19T14:08:00Z">
         <w:r>
           <w:delText xml:space="preserve">UK Strategic Command. ‘The Crucial Role of Wargaming in Defence’. November 2023. </w:delText>
         </w:r>
@@ -9236,12 +9424,12 @@
           <w:fldChar w:fldCharType="end"/>
         </w:r>
       </w:del>
-      <w:del w:id="261" w:author="Adam Beatty" w:date="2026-07-19T14:40:00Z" w16du:dateUtc="2026-07-19T13:40:00Z">
+      <w:del w:id="266" w:author="Adam Beatty" w:date="2026-07-19T14:40:00Z" w16du:dateUtc="2026-07-19T13:40:00Z">
         <w:r>
           <w:delText xml:space="preserve">. Accessed </w:delText>
         </w:r>
       </w:del>
-      <w:del w:id="262" w:author="Adam Beatty" w:date="2026-07-19T15:08:00Z" w16du:dateUtc="2026-07-19T14:08:00Z">
+      <w:del w:id="267" w:author="Adam Beatty" w:date="2026-07-19T15:08:00Z" w16du:dateUtc="2026-07-19T14:08:00Z">
         <w:r>
           <w:delText>on 18 July 2026</w:delText>
         </w:r>
@@ -9256,11 +9444,11 @@
       <w:pPr>
         <w:pStyle w:val="FootnoteText"/>
         <w:rPr>
-          <w:del w:id="264" w:author="Adam Beatty" w:date="2026-07-19T15:06:00Z" w16du:dateUtc="2026-07-19T14:06:00Z"/>
+          <w:del w:id="269" w:author="Adam Beatty" w:date="2026-07-19T15:06:00Z" w16du:dateUtc="2026-07-19T14:06:00Z"/>
           <w:lang w:val="en-GB"/>
         </w:rPr>
       </w:pPr>
-      <w:del w:id="265" w:author="Adam Beatty" w:date="2026-07-19T15:06:00Z" w16du:dateUtc="2026-07-19T14:06:00Z">
+      <w:del w:id="270" w:author="Adam Beatty" w:date="2026-07-19T15:06:00Z" w16du:dateUtc="2026-07-19T14:06:00Z">
         <w:r>
           <w:rPr>
             <w:rStyle w:val="FootnoteReference"/>
@@ -9311,8 +9499,8 @@
           <w:delText xml:space="preserve">. Accessed </w:delText>
         </w:r>
       </w:del>
-      <w:ins w:id="266" w:author="Adam Beatty" w:date="2026-07-19T14:40:00Z" w16du:dateUtc="2026-07-19T13:40:00Z">
-        <w:del w:id="267" w:author="Adam Beatty" w:date="2026-07-19T15:06:00Z" w16du:dateUtc="2026-07-19T14:06:00Z">
+      <w:ins w:id="271" w:author="Adam Beatty" w:date="2026-07-19T14:40:00Z" w16du:dateUtc="2026-07-19T13:40:00Z">
+        <w:del w:id="272" w:author="Adam Beatty" w:date="2026-07-19T15:06:00Z" w16du:dateUtc="2026-07-19T14:06:00Z">
           <w:r>
             <w:rPr>
               <w:lang w:val="en-GB"/>
@@ -9321,7 +9509,7 @@
           </w:r>
         </w:del>
       </w:ins>
-      <w:del w:id="268" w:author="Adam Beatty" w:date="2026-07-19T15:06:00Z" w16du:dateUtc="2026-07-19T14:06:00Z">
+      <w:del w:id="273" w:author="Adam Beatty" w:date="2026-07-19T15:06:00Z" w16du:dateUtc="2026-07-19T14:06:00Z">
         <w:r>
           <w:rPr>
             <w:lang w:val="en-GB"/>
@@ -9336,11 +9524,11 @@
       <w:pPr>
         <w:pStyle w:val="FootnoteText"/>
         <w:rPr>
-          <w:ins w:id="271" w:author="Adam Beatty" w:date="2026-07-19T15:06:00Z" w16du:dateUtc="2026-07-19T14:06:00Z"/>
+          <w:ins w:id="276" w:author="Adam Beatty" w:date="2026-07-19T15:06:00Z" w16du:dateUtc="2026-07-19T14:06:00Z"/>
           <w:lang w:val="en-GB"/>
         </w:rPr>
       </w:pPr>
-      <w:ins w:id="272" w:author="Adam Beatty" w:date="2026-07-19T15:06:00Z" w16du:dateUtc="2026-07-19T14:06:00Z">
+      <w:ins w:id="277" w:author="Adam Beatty" w:date="2026-07-19T15:06:00Z" w16du:dateUtc="2026-07-19T14:06:00Z">
         <w:r>
           <w:rPr>
             <w:rStyle w:val="FootnoteReference"/>
@@ -9354,7 +9542,7 @@
           <w:t xml:space="preserve"> </w:t>
         </w:r>
       </w:ins>
-      <w:ins w:id="273" w:author="Adam Beatty" w:date="2026-07-19T15:09:00Z">
+      <w:ins w:id="278" w:author="Adam Beatty" w:date="2026-07-19T15:09:00Z">
         <w:r>
           <w:t xml:space="preserve">Paul Lushenko, Russell McGuire, Christopher G. Pernin, and Sean M. Zeigler, "Defending U.S. Military Bases Against Drones? A Recent Tabletop Exercise Explores How," RAND, June 2, 2025, </w:t>
         </w:r>
@@ -9374,7 +9562,7 @@
           <w:t>https://www.rand.org/pubs/commentary/2025/06/defending-us-military-bases-against-drones-a-recent.html</w:t>
         </w:r>
       </w:ins>
-      <w:ins w:id="274" w:author="Adam Beatty" w:date="2026-07-19T15:09:00Z" w16du:dateUtc="2026-07-19T14:09:00Z">
+      <w:ins w:id="279" w:author="Adam Beatty" w:date="2026-07-19T15:09:00Z" w16du:dateUtc="2026-07-19T14:09:00Z">
         <w:r>
           <w:rPr>
             <w:lang w:val="de-DE"/>
@@ -9382,12 +9570,12 @@
           <w:fldChar w:fldCharType="end"/>
         </w:r>
       </w:ins>
-      <w:ins w:id="275" w:author="Adam Beatty" w:date="2026-07-19T15:09:00Z">
+      <w:ins w:id="280" w:author="Adam Beatty" w:date="2026-07-19T15:09:00Z">
         <w:r>
           <w:t>, accessed 18 July 2026</w:t>
         </w:r>
       </w:ins>
-      <w:ins w:id="276" w:author="Adam Beatty" w:date="2026-07-19T15:06:00Z" w16du:dateUtc="2026-07-19T14:06:00Z">
+      <w:ins w:id="281" w:author="Adam Beatty" w:date="2026-07-19T15:06:00Z" w16du:dateUtc="2026-07-19T14:06:00Z">
         <w:r>
           <w:rPr>
             <w:lang w:val="en-GB"/>
@@ -9422,12 +9610,12 @@
           <w:t>https://www.nationalacademies.org/read/26150/chapter/1#12</w:t>
         </w:r>
       </w:hyperlink>
-      <w:del w:id="284" w:author="Adam Beatty" w:date="2026-07-19T14:40:00Z" w16du:dateUtc="2026-07-19T13:40:00Z">
+      <w:del w:id="287" w:author="Adam Beatty" w:date="2026-07-19T14:40:00Z" w16du:dateUtc="2026-07-19T13:40:00Z">
         <w:r>
           <w:delText xml:space="preserve">. Accessed </w:delText>
         </w:r>
       </w:del>
-      <w:ins w:id="285" w:author="Adam Beatty" w:date="2026-07-19T14:40:00Z" w16du:dateUtc="2026-07-19T13:40:00Z">
+      <w:ins w:id="288" w:author="Adam Beatty" w:date="2026-07-19T14:40:00Z" w16du:dateUtc="2026-07-19T13:40:00Z">
         <w:r>
           <w:t xml:space="preserve">, accessed </w:t>
         </w:r>
@@ -9491,7 +9679,7 @@
           <w:t>https://ausa.org/articles/confidence-and-combat-power#</w:t>
         </w:r>
       </w:hyperlink>
-      <w:del w:id="291" w:author="Adam Beatty" w:date="2026-07-19T14:40:00Z" w16du:dateUtc="2026-07-19T13:40:00Z">
+      <w:del w:id="294" w:author="Adam Beatty" w:date="2026-07-19T14:40:00Z" w16du:dateUtc="2026-07-19T13:40:00Z">
         <w:r>
           <w:rPr>
             <w:lang w:val="en-GB"/>
@@ -9499,7 +9687,7 @@
           <w:delText xml:space="preserve">. Accessed </w:delText>
         </w:r>
       </w:del>
-      <w:ins w:id="292" w:author="Adam Beatty" w:date="2026-07-19T14:40:00Z" w16du:dateUtc="2026-07-19T13:40:00Z">
+      <w:ins w:id="295" w:author="Adam Beatty" w:date="2026-07-19T14:40:00Z" w16du:dateUtc="2026-07-19T13:40:00Z">
         <w:r>
           <w:rPr>
             <w:lang w:val="en-GB"/>
@@ -9520,11 +9708,11 @@
       <w:pPr>
         <w:pStyle w:val="FootnoteText"/>
         <w:rPr>
-          <w:ins w:id="305" w:author="Adam Beatty" w:date="2026-07-19T16:16:00Z" w16du:dateUtc="2026-07-19T15:16:00Z"/>
+          <w:ins w:id="307" w:author="Adam Beatty" w:date="2026-07-19T16:16:00Z" w16du:dateUtc="2026-07-19T15:16:00Z"/>
           <w:lang w:val="en-GB"/>
         </w:rPr>
       </w:pPr>
-      <w:ins w:id="306" w:author="Adam Beatty" w:date="2026-07-19T16:16:00Z" w16du:dateUtc="2026-07-19T15:16:00Z">
+      <w:ins w:id="308" w:author="Adam Beatty" w:date="2026-07-19T16:16:00Z" w16du:dateUtc="2026-07-19T15:16:00Z">
         <w:r>
           <w:rPr>
             <w:rStyle w:val="FootnoteReference"/>
@@ -9595,7 +9783,7 @@
       <w:pPr>
         <w:pStyle w:val="FootnoteText"/>
       </w:pPr>
-      <w:ins w:id="315" w:author="Adam Beatty" w:date="2026-07-19T16:17:00Z" w16du:dateUtc="2026-07-19T15:17:00Z">
+      <w:ins w:id="317" w:author="Adam Beatty" w:date="2026-07-19T16:17:00Z" w16du:dateUtc="2026-07-19T15:17:00Z">
         <w:r>
           <w:rPr>
             <w:rStyle w:val="FootnoteReference"/>
@@ -9606,7 +9794,7 @@
           <w:t xml:space="preserve"> </w:t>
         </w:r>
       </w:ins>
-      <w:ins w:id="316" w:author="Adam Beatty" w:date="2026-07-19T16:17:00Z">
+      <w:ins w:id="318" w:author="Adam Beatty" w:date="2026-07-19T16:17:00Z">
         <w:r>
           <w:t>Interview Participant 01, interview by Adam Beatty, 23 January 2026, transcript, conducted under Chatham House Rules.</w:t>
         </w:r>
@@ -9618,7 +9806,7 @@
       <w:pPr>
         <w:pStyle w:val="FootnoteText"/>
       </w:pPr>
-      <w:ins w:id="319" w:author="Adam Beatty" w:date="2026-07-19T16:18:00Z" w16du:dateUtc="2026-07-19T15:18:00Z">
+      <w:ins w:id="321" w:author="Adam Beatty" w:date="2026-07-19T16:18:00Z" w16du:dateUtc="2026-07-19T15:18:00Z">
         <w:r>
           <w:rPr>
             <w:rStyle w:val="FootnoteReference"/>
@@ -9629,7 +9817,7 @@
           <w:t xml:space="preserve"> </w:t>
         </w:r>
       </w:ins>
-      <w:ins w:id="320" w:author="Adam Beatty" w:date="2026-07-19T16:18:00Z">
+      <w:ins w:id="322" w:author="Adam Beatty" w:date="2026-07-19T16:18:00Z">
         <w:r>
           <w:t>Krepinevich, "Cavalry to Computer," 30.</w:t>
         </w:r>
@@ -9723,7 +9911,7 @@
       <w:pPr>
         <w:pStyle w:val="FootnoteText"/>
       </w:pPr>
-      <w:ins w:id="350" w:author="Adam Beatty" w:date="2026-07-19T17:07:00Z" w16du:dateUtc="2026-07-19T16:07:00Z">
+      <w:ins w:id="348" w:author="Adam Beatty" w:date="2026-07-19T17:07:00Z" w16du:dateUtc="2026-07-19T16:07:00Z">
         <w:r>
           <w:rPr>
             <w:rStyle w:val="FootnoteReference"/>
@@ -9734,7 +9922,7 @@
           <w:t xml:space="preserve"> </w:t>
         </w:r>
       </w:ins>
-      <w:ins w:id="351" w:author="Adam Beatty" w:date="2026-07-19T17:08:00Z" w16du:dateUtc="2026-07-19T16:08:00Z">
+      <w:ins w:id="349" w:author="Adam Beatty" w:date="2026-07-19T17:08:00Z" w16du:dateUtc="2026-07-19T16:08:00Z">
         <w:r>
           <w:t xml:space="preserve">UK Ministry of Defence, Development, Concepts and Doctrine Centre, </w:t>
         </w:r>
@@ -9792,7 +9980,7 @@
       <w:r>
         <w:t xml:space="preserve"> </w:t>
       </w:r>
-      <w:ins w:id="356" w:author="Adam Beatty" w:date="2026-07-19T17:20:00Z">
+      <w:ins w:id="354" w:author="Adam Beatty" w:date="2026-07-19T17:20:00Z">
         <w:r>
           <w:t xml:space="preserve">UK Ministry of Defence, </w:t>
         </w:r>
@@ -9807,45 +9995,45 @@
           <w:t>, 9–11</w:t>
         </w:r>
       </w:ins>
-      <w:ins w:id="357" w:author="Adam Beatty" w:date="2026-07-19T17:27:00Z" w16du:dateUtc="2026-07-19T16:27:00Z">
+      <w:ins w:id="355" w:author="Adam Beatty" w:date="2026-07-19T17:27:00Z" w16du:dateUtc="2026-07-19T16:27:00Z">
         <w:r>
           <w:t>, 13</w:t>
         </w:r>
       </w:ins>
-      <w:ins w:id="358" w:author="Adam Beatty" w:date="2026-07-19T17:20:00Z">
+      <w:ins w:id="356" w:author="Adam Beatty" w:date="2026-07-19T17:20:00Z">
         <w:r>
           <w:t>.</w:t>
         </w:r>
       </w:ins>
+      <w:del w:id="357" w:author="Adam Beatty" w:date="2026-07-19T17:20:00Z" w16du:dateUtc="2026-07-19T16:20:00Z">
+        <w:r>
+          <w:delText xml:space="preserve">UK MOD. ‘Defence Experimentation for Force Development Handbook. January 2021. </w:delText>
+        </w:r>
+        <w:r>
+          <w:fldChar w:fldCharType="begin"/>
+        </w:r>
+        <w:r>
+          <w:delInstrText>HYPERLINK "https://assets.publishing.service.gov.uk/media/6014030be90e07626914df3c/20210121-DEFD_Handbook_Version_2-O.pdf"</w:delInstrText>
+        </w:r>
+        <w:r>
+          <w:fldChar w:fldCharType="separate"/>
+        </w:r>
+        <w:r>
+          <w:rPr>
+            <w:rStyle w:val="Hyperlink"/>
+          </w:rPr>
+          <w:delText>https://assets.publishing.service.gov.uk/media/6014030be90e07626914df3c/20210121-DEFD_Handbook_Version_2-O.pdf</w:delText>
+        </w:r>
+        <w:r>
+          <w:fldChar w:fldCharType="end"/>
+        </w:r>
+      </w:del>
+      <w:del w:id="358" w:author="Adam Beatty" w:date="2026-07-19T14:40:00Z" w16du:dateUtc="2026-07-19T13:40:00Z">
+        <w:r>
+          <w:delText xml:space="preserve">. Accessed </w:delText>
+        </w:r>
+      </w:del>
       <w:del w:id="359" w:author="Adam Beatty" w:date="2026-07-19T17:20:00Z" w16du:dateUtc="2026-07-19T16:20:00Z">
-        <w:r>
-          <w:delText xml:space="preserve">UK MOD. ‘Defence Experimentation for Force Development Handbook. January 2021. </w:delText>
-        </w:r>
-        <w:r>
-          <w:fldChar w:fldCharType="begin"/>
-        </w:r>
-        <w:r>
-          <w:delInstrText>HYPERLINK "https://assets.publishing.service.gov.uk/media/6014030be90e07626914df3c/20210121-DEFD_Handbook_Version_2-O.pdf"</w:delInstrText>
-        </w:r>
-        <w:r>
-          <w:fldChar w:fldCharType="separate"/>
-        </w:r>
-        <w:r>
-          <w:rPr>
-            <w:rStyle w:val="Hyperlink"/>
-          </w:rPr>
-          <w:delText>https://assets.publishing.service.gov.uk/media/6014030be90e07626914df3c/20210121-DEFD_Handbook_Version_2-O.pdf</w:delText>
-        </w:r>
-        <w:r>
-          <w:fldChar w:fldCharType="end"/>
-        </w:r>
-      </w:del>
-      <w:del w:id="360" w:author="Adam Beatty" w:date="2026-07-19T14:40:00Z" w16du:dateUtc="2026-07-19T13:40:00Z">
-        <w:r>
-          <w:delText xml:space="preserve">. Accessed </w:delText>
-        </w:r>
-      </w:del>
-      <w:del w:id="361" w:author="Adam Beatty" w:date="2026-07-19T17:20:00Z" w16du:dateUtc="2026-07-19T16:20:00Z">
         <w:r>
           <w:delText>on 16 July 2026.</w:delText>
         </w:r>
@@ -9857,7 +10045,7 @@
       <w:pPr>
         <w:pStyle w:val="FootnoteText"/>
       </w:pPr>
-      <w:ins w:id="375" w:author="Adam Beatty" w:date="2026-07-19T20:03:00Z" w16du:dateUtc="2026-07-19T19:03:00Z">
+      <w:ins w:id="371" w:author="Adam Beatty" w:date="2026-07-19T20:03:00Z" w16du:dateUtc="2026-07-19T19:03:00Z">
         <w:r>
           <w:rPr>
             <w:rStyle w:val="FootnoteReference"/>
@@ -9868,7 +10056,7 @@
           <w:t xml:space="preserve"> </w:t>
         </w:r>
       </w:ins>
-      <w:ins w:id="376" w:author="Adam Beatty" w:date="2026-07-19T20:03:00Z">
+      <w:ins w:id="372" w:author="Adam Beatty" w:date="2026-07-19T20:03:00Z">
         <w:r>
           <w:t>NATO, "Innovation and Technology Adoption," accessed 14 July 2026.</w:t>
         </w:r>
@@ -9880,7 +10068,7 @@
       <w:pPr>
         <w:pStyle w:val="FootnoteText"/>
       </w:pPr>
-      <w:ins w:id="379" w:author="Adam Beatty" w:date="2026-07-19T20:04:00Z" w16du:dateUtc="2026-07-19T19:04:00Z">
+      <w:ins w:id="375" w:author="Adam Beatty" w:date="2026-07-19T20:04:00Z" w16du:dateUtc="2026-07-19T19:04:00Z">
         <w:r>
           <w:rPr>
             <w:rStyle w:val="FootnoteReference"/>
@@ -9891,7 +10079,7 @@
           <w:t xml:space="preserve"> </w:t>
         </w:r>
       </w:ins>
-      <w:ins w:id="380" w:author="Adam Beatty" w:date="2026-07-19T20:04:00Z">
+      <w:ins w:id="376" w:author="Adam Beatty" w:date="2026-07-19T20:04:00Z">
         <w:r>
           <w:t xml:space="preserve">Christian Brose, "The New Revolution in Military Affairs: War's Sci-Fi Future," </w:t>
         </w:r>
@@ -9921,12 +10109,12 @@
           <w:t>https://link.gale.com/apps/doc/A585763277/AONE</w:t>
         </w:r>
       </w:ins>
-      <w:ins w:id="381" w:author="Adam Beatty" w:date="2026-07-19T20:04:00Z" w16du:dateUtc="2026-07-19T19:04:00Z">
+      <w:ins w:id="377" w:author="Adam Beatty" w:date="2026-07-19T20:04:00Z" w16du:dateUtc="2026-07-19T19:04:00Z">
         <w:r>
           <w:fldChar w:fldCharType="end"/>
         </w:r>
       </w:ins>
-      <w:ins w:id="382" w:author="Adam Beatty" w:date="2026-07-19T20:04:00Z">
+      <w:ins w:id="378" w:author="Adam Beatty" w:date="2026-07-19T20:04:00Z">
         <w:r>
           <w:t>, accessed 12 June 2025.</w:t>
         </w:r>
@@ -9938,7 +10126,7 @@
       <w:pPr>
         <w:pStyle w:val="FootnoteText"/>
       </w:pPr>
-      <w:ins w:id="387" w:author="Adam Beatty" w:date="2026-07-19T20:04:00Z" w16du:dateUtc="2026-07-19T19:04:00Z">
+      <w:ins w:id="383" w:author="Adam Beatty" w:date="2026-07-19T20:04:00Z" w16du:dateUtc="2026-07-19T19:04:00Z">
         <w:r>
           <w:rPr>
             <w:rStyle w:val="FootnoteReference"/>
@@ -9949,42 +10137,42 @@
           <w:t xml:space="preserve"> </w:t>
         </w:r>
       </w:ins>
+      <w:ins w:id="384" w:author="Adam Beatty" w:date="2026-07-19T20:15:00Z">
+        <w:r>
+          <w:t>Michael Horowitz, “The Diffusion of Military Power: Causes and Consequences for International Politics” (PhD diss., Harvard University, 200</w:t>
+        </w:r>
+      </w:ins>
+      <w:ins w:id="385" w:author="Adam Beatty" w:date="2026-07-19T20:25:00Z" w16du:dateUtc="2026-07-19T19:25:00Z">
+        <w:r>
+          <w:t>6</w:t>
+        </w:r>
+      </w:ins>
+      <w:ins w:id="386" w:author="Adam Beatty" w:date="2026-07-19T20:15:00Z">
+        <w:r>
+          <w:t xml:space="preserve">), 14–15, ProQuest Dissertations &amp; Theses Global, publication no. 3265175, </w:t>
+        </w:r>
+        <w:r>
+          <w:fldChar w:fldCharType="begin"/>
+        </w:r>
+        <w:r>
+          <w:instrText>HYPERLINK "https://www.proquest.com/docview/304850925" \t "_new"</w:instrText>
+        </w:r>
+        <w:r>
+          <w:fldChar w:fldCharType="separate"/>
+        </w:r>
+        <w:r>
+          <w:rPr>
+            <w:rStyle w:val="Hyperlink"/>
+          </w:rPr>
+          <w:t>https://www.proquest.com/docview/304850925</w:t>
+        </w:r>
+      </w:ins>
+      <w:ins w:id="387" w:author="Adam Beatty" w:date="2026-07-19T20:15:00Z" w16du:dateUtc="2026-07-19T19:15:00Z">
+        <w:r>
+          <w:fldChar w:fldCharType="end"/>
+        </w:r>
+      </w:ins>
       <w:ins w:id="388" w:author="Adam Beatty" w:date="2026-07-19T20:15:00Z">
-        <w:r>
-          <w:t>Michael Horowitz, “The Diffusion of Military Power: Causes and Consequences for International Politics” (PhD diss., Harvard University, 200</w:t>
-        </w:r>
-      </w:ins>
-      <w:ins w:id="389" w:author="Adam Beatty" w:date="2026-07-19T20:25:00Z" w16du:dateUtc="2026-07-19T19:25:00Z">
-        <w:r>
-          <w:t>6</w:t>
-        </w:r>
-      </w:ins>
-      <w:ins w:id="390" w:author="Adam Beatty" w:date="2026-07-19T20:15:00Z">
-        <w:r>
-          <w:t xml:space="preserve">), 14–15, ProQuest Dissertations &amp; Theses Global, publication no. 3265175, </w:t>
-        </w:r>
-        <w:r>
-          <w:fldChar w:fldCharType="begin"/>
-        </w:r>
-        <w:r>
-          <w:instrText>HYPERLINK "https://www.proquest.com/docview/304850925" \t "_new"</w:instrText>
-        </w:r>
-        <w:r>
-          <w:fldChar w:fldCharType="separate"/>
-        </w:r>
-        <w:r>
-          <w:rPr>
-            <w:rStyle w:val="Hyperlink"/>
-          </w:rPr>
-          <w:t>https://www.proquest.com/docview/304850925</w:t>
-        </w:r>
-      </w:ins>
-      <w:ins w:id="391" w:author="Adam Beatty" w:date="2026-07-19T20:15:00Z" w16du:dateUtc="2026-07-19T19:15:00Z">
-        <w:r>
-          <w:fldChar w:fldCharType="end"/>
-        </w:r>
-      </w:ins>
-      <w:ins w:id="392" w:author="Adam Beatty" w:date="2026-07-19T20:15:00Z">
         <w:r>
           <w:t>, accessed 19 July 2026.</w:t>
         </w:r>
@@ -9996,11 +10184,11 @@
       <w:pPr>
         <w:pStyle w:val="FootnoteText"/>
         <w:rPr>
-          <w:del w:id="395" w:author="Adam Beatty" w:date="2026-07-19T20:10:00Z" w16du:dateUtc="2026-07-19T19:10:00Z"/>
+          <w:del w:id="391" w:author="Adam Beatty" w:date="2026-07-19T20:10:00Z" w16du:dateUtc="2026-07-19T19:10:00Z"/>
           <w:lang w:val="en-GB"/>
         </w:rPr>
       </w:pPr>
-      <w:del w:id="396" w:author="Adam Beatty" w:date="2026-07-19T20:10:00Z" w16du:dateUtc="2026-07-19T19:10:00Z">
+      <w:del w:id="392" w:author="Adam Beatty" w:date="2026-07-19T20:10:00Z" w16du:dateUtc="2026-07-19T19:10:00Z">
         <w:r>
           <w:rPr>
             <w:rStyle w:val="FootnoteReference"/>
@@ -10059,14 +10247,14 @@
           <w:delText xml:space="preserve">Accessed </w:delText>
         </w:r>
       </w:del>
-      <w:ins w:id="397" w:author="Adam Beatty" w:date="2026-07-19T14:40:00Z" w16du:dateUtc="2026-07-19T13:40:00Z">
-        <w:del w:id="398" w:author="Adam Beatty" w:date="2026-07-19T20:10:00Z" w16du:dateUtc="2026-07-19T19:10:00Z">
+      <w:ins w:id="393" w:author="Adam Beatty" w:date="2026-07-19T14:40:00Z" w16du:dateUtc="2026-07-19T13:40:00Z">
+        <w:del w:id="394" w:author="Adam Beatty" w:date="2026-07-19T20:10:00Z" w16du:dateUtc="2026-07-19T19:10:00Z">
           <w:r>
             <w:delText xml:space="preserve">, accessed </w:delText>
           </w:r>
         </w:del>
       </w:ins>
-      <w:del w:id="399" w:author="Adam Beatty" w:date="2026-07-19T20:10:00Z" w16du:dateUtc="2026-07-19T19:10:00Z">
+      <w:del w:id="395" w:author="Adam Beatty" w:date="2026-07-19T20:10:00Z" w16du:dateUtc="2026-07-19T19:10:00Z">
         <w:r>
           <w:delText>14 July 2026.</w:delText>
         </w:r>
@@ -10098,12 +10286,12 @@
           <w:t>https://mwi.westpoint.edu/battlefield-drones-and-the-accelerating-autonomous-arms-race-in-ukraine/</w:t>
         </w:r>
       </w:hyperlink>
-      <w:del w:id="400" w:author="Adam Beatty" w:date="2026-07-19T14:40:00Z" w16du:dateUtc="2026-07-19T13:40:00Z">
+      <w:del w:id="396" w:author="Adam Beatty" w:date="2026-07-19T14:40:00Z" w16du:dateUtc="2026-07-19T13:40:00Z">
         <w:r>
           <w:delText xml:space="preserve">. Accessed </w:delText>
         </w:r>
       </w:del>
-      <w:ins w:id="401" w:author="Adam Beatty" w:date="2026-07-19T14:40:00Z" w16du:dateUtc="2026-07-19T13:40:00Z">
+      <w:ins w:id="397" w:author="Adam Beatty" w:date="2026-07-19T14:40:00Z" w16du:dateUtc="2026-07-19T13:40:00Z">
         <w:r>
           <w:t xml:space="preserve">, accessed </w:t>
         </w:r>
@@ -10141,12 +10329,12 @@
           <w:t>https://www.waru.edu/sites/default/files/2026-01/ARJ110%20Content%20111025%20REBRAND_PK_508_Article1.pdf</w:t>
         </w:r>
       </w:hyperlink>
-      <w:del w:id="402" w:author="Adam Beatty" w:date="2026-07-19T14:40:00Z" w16du:dateUtc="2026-07-19T13:40:00Z">
+      <w:del w:id="398" w:author="Adam Beatty" w:date="2026-07-19T14:40:00Z" w16du:dateUtc="2026-07-19T13:40:00Z">
         <w:r>
           <w:delText xml:space="preserve">. Accessed </w:delText>
         </w:r>
       </w:del>
-      <w:ins w:id="403" w:author="Adam Beatty" w:date="2026-07-19T14:40:00Z" w16du:dateUtc="2026-07-19T13:40:00Z">
+      <w:ins w:id="399" w:author="Adam Beatty" w:date="2026-07-19T14:40:00Z" w16du:dateUtc="2026-07-19T13:40:00Z">
         <w:r>
           <w:t xml:space="preserve">, accessed </w:t>
         </w:r>
@@ -10183,10 +10371,10 @@
       <w:pPr>
         <w:pStyle w:val="FootnoteText"/>
         <w:rPr>
-          <w:ins w:id="412" w:author="Adam Beatty" w:date="2026-07-19T21:34:00Z" w16du:dateUtc="2026-07-19T20:34:00Z"/>
-        </w:rPr>
-      </w:pPr>
-      <w:ins w:id="413" w:author="Adam Beatty" w:date="2026-07-19T21:34:00Z" w16du:dateUtc="2026-07-19T20:34:00Z">
+          <w:ins w:id="407" w:author="Adam Beatty" w:date="2026-07-19T21:34:00Z" w16du:dateUtc="2026-07-19T20:34:00Z"/>
+        </w:rPr>
+      </w:pPr>
+      <w:ins w:id="408" w:author="Adam Beatty" w:date="2026-07-19T21:34:00Z" w16du:dateUtc="2026-07-19T20:34:00Z">
         <w:r>
           <w:rPr>
             <w:rStyle w:val="FootnoteReference"/>
@@ -10207,11 +10395,11 @@
       <w:pPr>
         <w:pStyle w:val="FootnoteText"/>
         <w:rPr>
-          <w:ins w:id="416" w:author="Adam Beatty" w:date="2026-07-19T21:35:00Z" w16du:dateUtc="2026-07-19T20:35:00Z"/>
+          <w:ins w:id="411" w:author="Adam Beatty" w:date="2026-07-19T21:35:00Z" w16du:dateUtc="2026-07-19T20:35:00Z"/>
           <w:lang w:val="en-GB"/>
         </w:rPr>
       </w:pPr>
-      <w:ins w:id="417" w:author="Adam Beatty" w:date="2026-07-19T21:35:00Z" w16du:dateUtc="2026-07-19T20:35:00Z">
+      <w:ins w:id="412" w:author="Adam Beatty" w:date="2026-07-19T21:35:00Z" w16du:dateUtc="2026-07-19T20:35:00Z">
         <w:r>
           <w:rPr>
             <w:rStyle w:val="FootnoteReference"/>
@@ -10263,10 +10451,10 @@
       <w:pPr>
         <w:pStyle w:val="FootnoteText"/>
         <w:rPr>
-          <w:ins w:id="424" w:author="Adam Beatty" w:date="2026-07-19T21:34:00Z" w16du:dateUtc="2026-07-19T20:34:00Z"/>
-        </w:rPr>
-      </w:pPr>
-      <w:ins w:id="425" w:author="Adam Beatty" w:date="2026-07-19T21:34:00Z" w16du:dateUtc="2026-07-19T20:34:00Z">
+          <w:ins w:id="419" w:author="Adam Beatty" w:date="2026-07-19T21:34:00Z" w16du:dateUtc="2026-07-19T20:34:00Z"/>
+        </w:rPr>
+      </w:pPr>
+      <w:ins w:id="420" w:author="Adam Beatty" w:date="2026-07-19T21:34:00Z" w16du:dateUtc="2026-07-19T20:34:00Z">
         <w:r>
           <w:rPr>
             <w:rStyle w:val="FootnoteReference"/>
@@ -10287,11 +10475,11 @@
       <w:pPr>
         <w:pStyle w:val="FootnoteText"/>
         <w:rPr>
-          <w:del w:id="428" w:author="Adam Beatty" w:date="2026-07-19T21:37:00Z" w16du:dateUtc="2026-07-19T20:37:00Z"/>
+          <w:del w:id="423" w:author="Adam Beatty" w:date="2026-07-19T21:37:00Z" w16du:dateUtc="2026-07-19T20:37:00Z"/>
           <w:lang w:val="en-GB"/>
         </w:rPr>
       </w:pPr>
-      <w:del w:id="429" w:author="Adam Beatty" w:date="2026-07-19T21:37:00Z" w16du:dateUtc="2026-07-19T20:37:00Z">
+      <w:del w:id="424" w:author="Adam Beatty" w:date="2026-07-19T21:37:00Z" w16du:dateUtc="2026-07-19T20:37:00Z">
         <w:r>
           <w:rPr>
             <w:rStyle w:val="FootnoteReference"/>
@@ -10302,8 +10490,8 @@
           <w:delText xml:space="preserve"> </w:delText>
         </w:r>
       </w:del>
-      <w:ins w:id="430" w:author="Adam Beatty" w:date="2026-07-19T21:27:00Z">
-        <w:del w:id="431" w:author="Adam Beatty" w:date="2026-07-19T21:37:00Z" w16du:dateUtc="2026-07-19T20:37:00Z">
+      <w:ins w:id="425" w:author="Adam Beatty" w:date="2026-07-19T21:27:00Z">
+        <w:del w:id="426" w:author="Adam Beatty" w:date="2026-07-19T21:37:00Z" w16du:dateUtc="2026-07-19T20:37:00Z">
           <w:r>
             <w:delText xml:space="preserve">Cosmo Curtatone and John Nagl, "How the United States Is Learning from Drone Warfare in Ukraine," </w:delText>
           </w:r>
@@ -10334,21 +10522,21 @@
           </w:r>
         </w:del>
       </w:ins>
-      <w:ins w:id="432" w:author="Adam Beatty" w:date="2026-07-19T21:27:00Z" w16du:dateUtc="2026-07-19T20:27:00Z">
-        <w:del w:id="433" w:author="Adam Beatty" w:date="2026-07-19T21:37:00Z" w16du:dateUtc="2026-07-19T20:37:00Z">
+      <w:ins w:id="427" w:author="Adam Beatty" w:date="2026-07-19T21:27:00Z" w16du:dateUtc="2026-07-19T20:27:00Z">
+        <w:del w:id="428" w:author="Adam Beatty" w:date="2026-07-19T21:37:00Z" w16du:dateUtc="2026-07-19T20:37:00Z">
           <w:r>
             <w:fldChar w:fldCharType="end"/>
           </w:r>
         </w:del>
       </w:ins>
-      <w:ins w:id="434" w:author="Adam Beatty" w:date="2026-07-19T21:27:00Z">
-        <w:del w:id="435" w:author="Adam Beatty" w:date="2026-07-19T21:37:00Z" w16du:dateUtc="2026-07-19T20:37:00Z">
+      <w:ins w:id="429" w:author="Adam Beatty" w:date="2026-07-19T21:27:00Z">
+        <w:del w:id="430" w:author="Adam Beatty" w:date="2026-07-19T21:37:00Z" w16du:dateUtc="2026-07-19T20:37:00Z">
           <w:r>
             <w:delText>, accessed 17 July 2026.</w:delText>
           </w:r>
         </w:del>
       </w:ins>
-      <w:del w:id="436" w:author="Adam Beatty" w:date="2026-07-19T21:37:00Z" w16du:dateUtc="2026-07-19T20:37:00Z">
+      <w:del w:id="431" w:author="Adam Beatty" w:date="2026-07-19T21:37:00Z" w16du:dateUtc="2026-07-19T20:37:00Z">
         <w:r>
           <w:delText xml:space="preserve">Cosmo Curtane and John Nagl. ‘How the United States is Learning from Drone Warfare in Ukraine’. Small Wars Journal. June 2026. </w:delText>
         </w:r>
@@ -10381,7 +10569,7 @@
       <w:pPr>
         <w:pStyle w:val="FootnoteText"/>
         <w:rPr>
-          <w:rPrChange w:id="439" w:author="Adam Beatty" w:date="2026-07-19T20:58:00Z" w16du:dateUtc="2026-07-19T19:58:00Z">
+          <w:rPrChange w:id="434" w:author="Adam Beatty" w:date="2026-07-19T20:58:00Z" w16du:dateUtc="2026-07-19T19:58:00Z">
             <w:rPr>
               <w:lang w:val="en-GB"/>
             </w:rPr>
@@ -10397,7 +10585,7 @@
       <w:r>
         <w:t xml:space="preserve"> </w:t>
       </w:r>
-      <w:ins w:id="440" w:author="Adam Beatty" w:date="2026-07-19T20:58:00Z">
+      <w:ins w:id="435" w:author="Adam Beatty" w:date="2026-07-19T20:58:00Z">
         <w:r>
           <w:t xml:space="preserve">Crenshaw, Lou. “Military Power Begins with Industrial Strength.” </w:t>
         </w:r>
@@ -10427,12 +10615,12 @@
           <w:t>https://defensescoop.com/2026/02/18/military-power-begins-with-industrial-strength/</w:t>
         </w:r>
       </w:ins>
-      <w:ins w:id="441" w:author="Adam Beatty" w:date="2026-07-19T20:58:00Z" w16du:dateUtc="2026-07-19T19:58:00Z">
+      <w:ins w:id="436" w:author="Adam Beatty" w:date="2026-07-19T20:58:00Z" w16du:dateUtc="2026-07-19T19:58:00Z">
         <w:r>
           <w:fldChar w:fldCharType="end"/>
         </w:r>
       </w:ins>
-      <w:ins w:id="442" w:author="Adam Beatty" w:date="2026-07-19T20:58:00Z">
+      <w:ins w:id="437" w:author="Adam Beatty" w:date="2026-07-19T20:58:00Z">
         <w:r>
           <w:t xml:space="preserve"> (accessed 18 July 2026); Amoah, Macdonald, Morgan Bazilian, Jahara Matisek and Katrina Schweiker. “The Drone Supply Chain War: Identifying the Chokepoints to Making a Drone.” Center for Strategic and International Studies, 9 December 2025. Available at: </w:t>
         </w:r>
@@ -10452,17 +10640,17 @@
           <w:t>https://www.csis.org/analysis/drone-supply-chain-war-identifying-chokepoints-making-drone</w:t>
         </w:r>
       </w:ins>
-      <w:ins w:id="443" w:author="Adam Beatty" w:date="2026-07-19T20:58:00Z" w16du:dateUtc="2026-07-19T19:58:00Z">
+      <w:ins w:id="438" w:author="Adam Beatty" w:date="2026-07-19T20:58:00Z" w16du:dateUtc="2026-07-19T19:58:00Z">
         <w:r>
           <w:fldChar w:fldCharType="end"/>
         </w:r>
       </w:ins>
-      <w:ins w:id="444" w:author="Adam Beatty" w:date="2026-07-19T20:58:00Z">
+      <w:ins w:id="439" w:author="Adam Beatty" w:date="2026-07-19T20:58:00Z">
         <w:r>
           <w:t xml:space="preserve"> (accessed 19 July 2026).</w:t>
         </w:r>
       </w:ins>
-      <w:del w:id="445" w:author="Adam Beatty" w:date="2026-07-19T20:58:00Z" w16du:dateUtc="2026-07-19T19:58:00Z">
+      <w:del w:id="440" w:author="Adam Beatty" w:date="2026-07-19T20:58:00Z" w16du:dateUtc="2026-07-19T19:58:00Z">
         <w:r>
           <w:delText xml:space="preserve">Vice Adm Lou Crenshaw (Ret.). ‘Military power begins with industrial stregth’. Defensescoop. February 2026. </w:delText>
         </w:r>
@@ -10485,12 +10673,12 @@
           <w:fldChar w:fldCharType="end"/>
         </w:r>
       </w:del>
-      <w:del w:id="446" w:author="Adam Beatty" w:date="2026-07-19T14:40:00Z" w16du:dateUtc="2026-07-19T13:40:00Z">
+      <w:del w:id="441" w:author="Adam Beatty" w:date="2026-07-19T14:40:00Z" w16du:dateUtc="2026-07-19T13:40:00Z">
         <w:r>
           <w:delText xml:space="preserve">. Accessed </w:delText>
         </w:r>
       </w:del>
-      <w:del w:id="447" w:author="Adam Beatty" w:date="2026-07-19T20:58:00Z" w16du:dateUtc="2026-07-19T19:58:00Z">
+      <w:del w:id="442" w:author="Adam Beatty" w:date="2026-07-19T20:58:00Z" w16du:dateUtc="2026-07-19T19:58:00Z">
         <w:r>
           <w:delText>on 18 July 2026.</w:delText>
         </w:r>
@@ -10502,13 +10690,169 @@
       <w:pPr>
         <w:pStyle w:val="FootnoteText"/>
         <w:rPr>
-          <w:rPrChange w:id="448" w:author="Adam Beatty" w:date="2026-07-19T20:43:00Z" w16du:dateUtc="2026-07-19T19:43:00Z">
+          <w:ins w:id="444" w:author="Adam Beatty" w:date="2026-07-19T22:34:00Z" w16du:dateUtc="2026-07-19T21:34:00Z"/>
+        </w:rPr>
+      </w:pPr>
+      <w:ins w:id="445" w:author="Adam Beatty" w:date="2026-07-19T22:34:00Z" w16du:dateUtc="2026-07-19T21:34:00Z">
+        <w:r>
+          <w:rPr>
+            <w:rStyle w:val="FootnoteReference"/>
+          </w:rPr>
+          <w:footnoteRef/>
+        </w:r>
+        <w:r>
+          <w:t xml:space="preserve"> </w:t>
+        </w:r>
+        <w:r>
+          <w:t xml:space="preserve">Gallagher, Conor. “As Ireland Strengthens Its Military, One Country and Company Gain the Most.” </w:t>
+        </w:r>
+        <w:r>
+          <w:rPr>
+            <w:i/>
+            <w:iCs/>
+          </w:rPr>
+          <w:t>Irish Times</w:t>
+        </w:r>
+        <w:r>
+          <w:t xml:space="preserve">, 24 January 2026. Available at: </w:t>
+        </w:r>
+        <w:r>
+          <w:fldChar w:fldCharType="begin"/>
+        </w:r>
+        <w:r>
+          <w:instrText>HYPERLINK "https://www.irishtimes.com/ireland/2026/01/24/as-ireland-strengthens-its-military-one-country-and-company-gain-the-most/?utm_source=chatgpt.com" \t "_new"</w:instrText>
+        </w:r>
+        <w:r>
+          <w:fldChar w:fldCharType="separate"/>
+        </w:r>
+        <w:r>
+          <w:rPr>
+            <w:rStyle w:val="Hyperlink"/>
+          </w:rPr>
+          <w:t>https://www.irishtimes.com/ireland/2026/01/24/as-ireland-strengthens-its-military-one-country-and-company-gain-the-most/</w:t>
+        </w:r>
+        <w:r>
+          <w:fldChar w:fldCharType="end"/>
+        </w:r>
+        <w:r>
+          <w:t xml:space="preserve"> (accessed 19 July 2026).</w:t>
+        </w:r>
+        <w:r>
+          <w:t xml:space="preserve"> </w:t>
+        </w:r>
+      </w:ins>
+    </w:p>
+  </w:footnote>
+  <w:footnote w:id="62">
+    <w:p>
+      <w:pPr>
+        <w:pStyle w:val="FootnoteText"/>
+        <w:rPr>
+          <w:del w:id="450" w:author="Adam Beatty" w:date="2026-07-19T22:34:00Z" w16du:dateUtc="2026-07-19T21:34:00Z"/>
+          <w:rPrChange w:id="451" w:author="Adam Beatty" w:date="2026-07-19T20:43:00Z" w16du:dateUtc="2026-07-19T19:43:00Z">
             <w:rPr>
+              <w:del w:id="452" w:author="Adam Beatty" w:date="2026-07-19T22:34:00Z" w16du:dateUtc="2026-07-19T21:34:00Z"/>
               <w:lang w:val="en-GB"/>
             </w:rPr>
           </w:rPrChange>
         </w:rPr>
       </w:pPr>
+      <w:del w:id="453" w:author="Adam Beatty" w:date="2026-07-19T22:34:00Z" w16du:dateUtc="2026-07-19T21:34:00Z">
+        <w:r>
+          <w:rPr>
+            <w:rStyle w:val="FootnoteReference"/>
+          </w:rPr>
+          <w:footnoteRef/>
+        </w:r>
+        <w:r>
+          <w:delText xml:space="preserve"> </w:delText>
+        </w:r>
+      </w:del>
+      <w:ins w:id="454" w:author="Adam Beatty" w:date="2026-07-19T20:47:00Z">
+        <w:del w:id="455" w:author="Adam Beatty" w:date="2026-07-19T22:34:00Z" w16du:dateUtc="2026-07-19T21:34:00Z">
+          <w:r>
+            <w:delText xml:space="preserve">Gallagher, Conor. “As Ireland Strengthens Its Military, One Country and Company Gain the Most.” </w:delText>
+          </w:r>
+          <w:r>
+            <w:rPr>
+              <w:i/>
+              <w:iCs/>
+            </w:rPr>
+            <w:delText>Irish Times</w:delText>
+          </w:r>
+          <w:r>
+            <w:delText xml:space="preserve">, 24 January 2026. Available at: </w:delText>
+          </w:r>
+          <w:r>
+            <w:fldChar w:fldCharType="begin"/>
+          </w:r>
+          <w:r>
+            <w:delInstrText>HYPERLINK "https://www.irishtimes.com/ireland/2026/01/24/as-ireland-strengthens-its-military-one-country-and-company-gain-the-most/?utm_source=chatgpt.com" \t "_new"</w:delInstrText>
+          </w:r>
+          <w:r>
+            <w:fldChar w:fldCharType="separate"/>
+          </w:r>
+          <w:r>
+            <w:rPr>
+              <w:rStyle w:val="Hyperlink"/>
+            </w:rPr>
+            <w:delText>https://www.irishtimes.com/ireland/2026/01/24/as-ireland-strengthens-its-military-one-country-and-company-gain-the-most/</w:delText>
+          </w:r>
+        </w:del>
+      </w:ins>
+      <w:ins w:id="456" w:author="Adam Beatty" w:date="2026-07-19T20:47:00Z" w16du:dateUtc="2026-07-19T19:47:00Z">
+        <w:del w:id="457" w:author="Adam Beatty" w:date="2026-07-19T22:34:00Z" w16du:dateUtc="2026-07-19T21:34:00Z">
+          <w:r>
+            <w:fldChar w:fldCharType="end"/>
+          </w:r>
+        </w:del>
+      </w:ins>
+      <w:ins w:id="458" w:author="Adam Beatty" w:date="2026-07-19T20:47:00Z">
+        <w:del w:id="459" w:author="Adam Beatty" w:date="2026-07-19T22:34:00Z" w16du:dateUtc="2026-07-19T21:34:00Z">
+          <w:r>
+            <w:delText xml:space="preserve"> (accessed 19 July 2026). </w:delText>
+          </w:r>
+        </w:del>
+      </w:ins>
+      <w:del w:id="460" w:author="Adam Beatty" w:date="2026-07-19T22:34:00Z" w16du:dateUtc="2026-07-19T21:34:00Z">
+        <w:r>
+          <w:delText>Marium Halstian. ‘A First Point View: Examining Ukraine’s Drone Industry’. Georgetown Security Studies Review 2026. 2026.</w:delText>
+        </w:r>
+        <w:r>
+          <w:delText xml:space="preserve"> </w:delText>
+        </w:r>
+        <w:r>
+          <w:fldChar w:fldCharType="begin"/>
+        </w:r>
+        <w:r>
+          <w:delInstrText>HYPERLINK "https://gssr.georgetown.edu/the-forum/regions/eurasia/a-first-point-view-examining-ukraines-drone-industry/"</w:delInstrText>
+        </w:r>
+        <w:r>
+          <w:fldChar w:fldCharType="separate"/>
+        </w:r>
+        <w:r>
+          <w:rPr>
+            <w:rStyle w:val="Hyperlink"/>
+          </w:rPr>
+          <w:delText>https://gssr.georgetown.edu/the-forum/regions/eurasia/a-first-point-view-examining-ukraines-drone-industry/</w:delText>
+        </w:r>
+        <w:r>
+          <w:fldChar w:fldCharType="end"/>
+        </w:r>
+        <w:r>
+          <w:delText>. Accessed 18 July 2026.</w:delText>
+        </w:r>
+      </w:del>
+    </w:p>
+  </w:footnote>
+  <w:footnote w:id="63">
+    <w:p>
+      <w:pPr>
+        <w:pStyle w:val="FootnoteText"/>
+        <w:rPr>
+          <w:lang w:val="en-GB"/>
+        </w:rPr>
+      </w:pPr>
       <w:r>
         <w:rPr>
           <w:rStyle w:val="FootnoteReference"/>
@@ -10518,25 +10862,113 @@
       <w:r>
         <w:t xml:space="preserve"> </w:t>
       </w:r>
-      <w:ins w:id="449" w:author="Adam Beatty" w:date="2026-07-19T20:47:00Z">
-        <w:r>
-          <w:t xml:space="preserve">Gallagher, Conor. “As Ireland Strengthens Its Military, One Country and Company Gain the Most.” </w:t>
+      <w:ins w:id="461" w:author="Adam Beatty" w:date="2026-07-19T20:49:00Z">
+        <w:r>
+          <w:t xml:space="preserve">Rob Tollast, "Drones: Decoupling Supply Chains from China," RUSI Research Paper (London: Royal United Services Institute, November 2025), 1–24, </w:t>
+        </w:r>
+        <w:r>
+          <w:fldChar w:fldCharType="begin"/>
+        </w:r>
+        <w:r>
+          <w:instrText>HYPERLINK "https://static.rusi.org/rp-drone-supply-chains-china-nov-2025_0.pdf"</w:instrText>
+        </w:r>
+        <w:r>
+          <w:fldChar w:fldCharType="separate"/>
+        </w:r>
+        <w:r>
+          <w:rPr>
+            <w:rStyle w:val="Hyperlink"/>
+          </w:rPr>
+          <w:t>https://static.rusi.org/rp-drone-supply-chains-china-nov-2025_0.pdf</w:t>
+        </w:r>
+      </w:ins>
+      <w:ins w:id="462" w:author="Adam Beatty" w:date="2026-07-19T20:49:00Z" w16du:dateUtc="2026-07-19T19:49:00Z">
+        <w:r>
+          <w:fldChar w:fldCharType="end"/>
+        </w:r>
+      </w:ins>
+      <w:ins w:id="463" w:author="Adam Beatty" w:date="2026-07-19T20:49:00Z">
+        <w:r>
+          <w:t>, accessed 17 March 2026.</w:t>
+        </w:r>
+        <w:r>
+          <w:rPr>
+            <w:lang w:val="en-GB"/>
+          </w:rPr>
+          <w:t xml:space="preserve"> </w:t>
+        </w:r>
+      </w:ins>
+      <w:del w:id="464" w:author="Adam Beatty" w:date="2026-07-19T20:49:00Z" w16du:dateUtc="2026-07-19T19:49:00Z">
+        <w:r>
+          <w:rPr>
+            <w:lang w:val="en-GB"/>
+          </w:rPr>
+          <w:delText>Ibid.</w:delText>
+        </w:r>
+      </w:del>
+    </w:p>
+  </w:footnote>
+  <w:footnote w:id="64">
+    <w:p>
+      <w:pPr>
+        <w:pStyle w:val="FootnoteText"/>
+        <w:rPr>
+          <w:lang w:val="en-GB"/>
+        </w:rPr>
+      </w:pPr>
+      <w:r>
+        <w:rPr>
+          <w:rStyle w:val="FootnoteReference"/>
+        </w:rPr>
+        <w:footnoteRef/>
+      </w:r>
+      <w:r>
+        <w:t xml:space="preserve"> </w:t>
+      </w:r>
+      <w:ins w:id="465" w:author="Adam Beatty" w:date="2026-07-19T20:55:00Z">
+        <w:r>
+          <w:t xml:space="preserve">Rakowsky, Nina. “Cheap Weapons, Expensive Consequences: How Ukraine Is Rewriting the Rules of Warfare Dominance.” Center for Slavic, East European and Eurasian Studies, Ohio State University, 24 June 2026. Available at: </w:t>
+        </w:r>
+        <w:r>
+          <w:fldChar w:fldCharType="begin"/>
+        </w:r>
+        <w:r>
+          <w:instrText>HYPERLINK "https://slaviccenter.osu.edu/news/cheap-weapons-expensive-consequences-how-ukraine-rewriting-rules-warfare-dominance?utm_source=chatgpt.com" \t "_new"</w:instrText>
+        </w:r>
+        <w:r>
+          <w:fldChar w:fldCharType="separate"/>
+        </w:r>
+        <w:r>
+          <w:rPr>
+            <w:rStyle w:val="Hyperlink"/>
+          </w:rPr>
+          <w:t>https://slaviccenter.osu.edu/news/cheap-weapons-expensive-consequences-how-ukraine-rewriting-rules-warfare-dominance</w:t>
+        </w:r>
+      </w:ins>
+      <w:ins w:id="466" w:author="Adam Beatty" w:date="2026-07-19T20:55:00Z" w16du:dateUtc="2026-07-19T19:55:00Z">
+        <w:r>
+          <w:fldChar w:fldCharType="end"/>
+        </w:r>
+      </w:ins>
+      <w:ins w:id="467" w:author="Adam Beatty" w:date="2026-07-19T20:55:00Z">
+        <w:r>
+          <w:t xml:space="preserve"> (accessed 18 July 2026); Bronk, Justin and Jack Watling. </w:t>
         </w:r>
         <w:r>
           <w:rPr>
             <w:i/>
             <w:iCs/>
           </w:rPr>
-          <w:t>Irish Times</w:t>
-        </w:r>
-        <w:r>
-          <w:t xml:space="preserve">, 24 January 2026. Available at: </w:t>
+          <w:t>Mass Precision Strike: Designing UAV Complexes for Land Forces</w:t>
+        </w:r>
+        <w:r>
+          <w:t xml:space="preserve">. London: Royal United Services Institute for Defence and Security Studies, 2024. Available at: </w:t>
         </w:r>
         <w:r>
           <w:fldChar w:fldCharType="begin"/>
         </w:r>
         <w:r>
-          <w:instrText>HYPERLINK "https://www.irishtimes.com/ireland/2026/01/24/as-ireland-strengthens-its-military-one-country-and-company-gain-the-most/?utm_source=chatgpt.com" \t "_new"</w:instrText>
+          <w:instrText>HYPERLINK "https://static.rusi.org/mass-precision-strike-final.pdf?utm_source=chatgpt.com" \t "_new"</w:instrText>
         </w:r>
         <w:r>
           <w:fldChar w:fldCharType="separate"/>
@@ -10545,34 +10977,233 @@
           <w:rPr>
             <w:rStyle w:val="Hyperlink"/>
           </w:rPr>
-          <w:t>https://www.irishtimes.com/ireland/2026/01/24/as-ireland-strengthens-its-military-one-country-and-company-gain-the-most/</w:t>
-        </w:r>
-      </w:ins>
-      <w:ins w:id="450" w:author="Adam Beatty" w:date="2026-07-19T20:47:00Z" w16du:dateUtc="2026-07-19T19:47:00Z">
+          <w:t>https://static.rusi.org/mass-precision-strike-final.pdf</w:t>
+        </w:r>
+      </w:ins>
+      <w:ins w:id="468" w:author="Adam Beatty" w:date="2026-07-19T20:55:00Z" w16du:dateUtc="2026-07-19T19:55:00Z">
         <w:r>
           <w:fldChar w:fldCharType="end"/>
         </w:r>
       </w:ins>
-      <w:ins w:id="451" w:author="Adam Beatty" w:date="2026-07-19T20:47:00Z">
-        <w:r>
-          <w:t xml:space="preserve"> (accessed 19 July 2026).</w:t>
+      <w:ins w:id="469" w:author="Adam Beatty" w:date="2026-07-19T20:55:00Z">
+        <w:r>
+          <w:t xml:space="preserve"> (accessed 16 December 2025).</w:t>
+        </w:r>
+      </w:ins>
+      <w:del w:id="470" w:author="Adam Beatty" w:date="2026-07-19T20:55:00Z" w16du:dateUtc="2026-07-19T19:55:00Z">
+        <w:r>
+          <w:delText xml:space="preserve">Center for Slavic, East European and Eurasian Studies. ‘Cheap Weapons, Expensive Consequences: How Ukraine is rewriting the rules of warfare dominance’. Ohio State University. June 2026. </w:delText>
+        </w:r>
+        <w:r>
+          <w:fldChar w:fldCharType="begin"/>
+        </w:r>
+        <w:r>
+          <w:delInstrText>HYPERLINK "https://slaviccenter.osu.edu/news/cheap-weapons-expensive-consequences-how-ukraine-rewriting-rules-warfare-dominance"</w:delInstrText>
+        </w:r>
+        <w:r>
+          <w:fldChar w:fldCharType="separate"/>
+        </w:r>
+        <w:r>
+          <w:rPr>
+            <w:rStyle w:val="Hyperlink"/>
+          </w:rPr>
+          <w:delText>https://slaviccenter.osu.edu/news/cheap-weapons-expensive-consequences-how-ukraine-rewriting-rules-warfare-dominance</w:delText>
+        </w:r>
+        <w:r>
+          <w:fldChar w:fldCharType="end"/>
+        </w:r>
+      </w:del>
+      <w:del w:id="471" w:author="Adam Beatty" w:date="2026-07-19T14:40:00Z" w16du:dateUtc="2026-07-19T13:40:00Z">
+        <w:r>
+          <w:delText xml:space="preserve">. Accessed </w:delText>
+        </w:r>
+      </w:del>
+      <w:del w:id="472" w:author="Adam Beatty" w:date="2026-07-19T20:55:00Z" w16du:dateUtc="2026-07-19T19:55:00Z">
+        <w:r>
+          <w:delText xml:space="preserve">on 18 July 2026. </w:delText>
+        </w:r>
+      </w:del>
+    </w:p>
+  </w:footnote>
+  <w:footnote w:id="65">
+    <w:p>
+      <w:pPr>
+        <w:pStyle w:val="FootnoteText"/>
+        <w:rPr>
+          <w:lang w:val="en-GB"/>
+        </w:rPr>
+      </w:pPr>
+      <w:r>
+        <w:rPr>
+          <w:rStyle w:val="FootnoteReference"/>
+        </w:rPr>
+        <w:footnoteRef/>
+      </w:r>
+      <w:r>
+        <w:t xml:space="preserve"> </w:t>
+      </w:r>
+      <w:ins w:id="473" w:author="Adam Beatty" w:date="2026-07-19T21:02:00Z">
+        <w:r>
+          <w:t xml:space="preserve">North Atlantic Treaty Organization. “Increasing Defence Industrial Production.” NATO, 8 July 2026. Available at: </w:t>
+        </w:r>
+        <w:r>
+          <w:fldChar w:fldCharType="begin"/>
+        </w:r>
+        <w:r>
+          <w:instrText>HYPERLINK "https://www.nato.int/en/what-we-do/deterrence-and-defence/natos-role-in-defence-industry-production?utm_source=chatgpt.com" \t "_new"</w:instrText>
+        </w:r>
+        <w:r>
+          <w:fldChar w:fldCharType="separate"/>
+        </w:r>
+        <w:r>
+          <w:rPr>
+            <w:rStyle w:val="Hyperlink"/>
+          </w:rPr>
+          <w:t>https://www.nato.int/en/what-we-do/deterrence-and-defence/natos-role-in-defence-industry-production</w:t>
+        </w:r>
+      </w:ins>
+      <w:ins w:id="474" w:author="Adam Beatty" w:date="2026-07-19T21:02:00Z" w16du:dateUtc="2026-07-19T20:02:00Z">
+        <w:r>
+          <w:fldChar w:fldCharType="end"/>
+        </w:r>
+      </w:ins>
+      <w:ins w:id="475" w:author="Adam Beatty" w:date="2026-07-19T21:02:00Z">
+        <w:r>
+          <w:t xml:space="preserve"> (accessed 18 July 2026); North Atlantic Treaty Organization. “NATO Industrial Capacity Expansion Pledge.” NATO Official Text, 10 July 2024. Available at: </w:t>
+        </w:r>
+        <w:r>
+          <w:fldChar w:fldCharType="begin"/>
+        </w:r>
+        <w:r>
+          <w:instrText>HYPERLINK "https://www.nato.int/en/about-us/official-texts-and-resources/official-texts/2024/07/10/nato-industrial-capacity-expansion-pledge?utm_source=chatgpt.com" \t "_new"</w:instrText>
+        </w:r>
+        <w:r>
+          <w:fldChar w:fldCharType="separate"/>
+        </w:r>
+        <w:r>
+          <w:rPr>
+            <w:rStyle w:val="Hyperlink"/>
+          </w:rPr>
+          <w:t>https://www.nato.int/en/about-us/official-texts-and-resources/official-texts/2024/07/10/nato-industrial-capacity-expansion-pledge</w:t>
+        </w:r>
+      </w:ins>
+      <w:ins w:id="476" w:author="Adam Beatty" w:date="2026-07-19T21:02:00Z" w16du:dateUtc="2026-07-19T20:02:00Z">
+        <w:r>
+          <w:fldChar w:fldCharType="end"/>
+        </w:r>
+      </w:ins>
+      <w:ins w:id="477" w:author="Adam Beatty" w:date="2026-07-19T21:02:00Z">
+        <w:r>
+          <w:t xml:space="preserve"> (accessed 19 July 2026)</w:t>
+        </w:r>
+      </w:ins>
+      <w:del w:id="478" w:author="Adam Beatty" w:date="2026-07-19T21:02:00Z" w16du:dateUtc="2026-07-19T20:02:00Z">
+        <w:r>
+          <w:delText xml:space="preserve">NATO. ‘Increasing defence Industry Production. NATO. July 2026. </w:delText>
+        </w:r>
+        <w:r>
+          <w:fldChar w:fldCharType="begin"/>
+        </w:r>
+        <w:r>
+          <w:delInstrText>HYPERLINK "https://www.nato.int/en/what-we-do/deterrence-and-defence/natos-role-in-defence-industry-production"</w:delInstrText>
+        </w:r>
+        <w:r>
+          <w:fldChar w:fldCharType="separate"/>
+        </w:r>
+        <w:r>
+          <w:rPr>
+            <w:rStyle w:val="Hyperlink"/>
+          </w:rPr>
+          <w:delText>https://www.nato.int/en/what-we-do/deterrence-and-defence/natos-role-in-defence-industry-production</w:delText>
+        </w:r>
+        <w:r>
+          <w:fldChar w:fldCharType="end"/>
+        </w:r>
+      </w:del>
+      <w:del w:id="479" w:author="Adam Beatty" w:date="2026-07-19T14:40:00Z" w16du:dateUtc="2026-07-19T13:40:00Z">
+        <w:r>
+          <w:delText xml:space="preserve">. Accessed </w:delText>
+        </w:r>
+      </w:del>
+      <w:del w:id="480" w:author="Adam Beatty" w:date="2026-07-19T21:02:00Z" w16du:dateUtc="2026-07-19T20:02:00Z">
+        <w:r>
+          <w:delText>on 18 July 2026</w:delText>
+        </w:r>
+      </w:del>
+      <w:r>
+        <w:t xml:space="preserve">. </w:t>
+      </w:r>
+    </w:p>
+  </w:footnote>
+  <w:footnote w:id="66">
+    <w:p>
+      <w:pPr>
+        <w:pStyle w:val="FootnoteText"/>
+        <w:rPr>
+          <w:del w:id="483" w:author="Adam Beatty" w:date="2026-07-19T21:45:00Z" w16du:dateUtc="2026-07-19T20:45:00Z"/>
+          <w:lang w:val="en-GB"/>
+        </w:rPr>
+      </w:pPr>
+      <w:del w:id="484" w:author="Adam Beatty" w:date="2026-07-19T21:45:00Z" w16du:dateUtc="2026-07-19T20:45:00Z">
+        <w:r>
+          <w:rPr>
+            <w:rStyle w:val="FootnoteReference"/>
+          </w:rPr>
+          <w:footnoteRef/>
+        </w:r>
+        <w:r>
+          <w:delText xml:space="preserve"> </w:delText>
+        </w:r>
+      </w:del>
+    </w:p>
+  </w:footnote>
+  <w:footnote w:id="67">
+    <w:p>
+      <w:pPr>
+        <w:pStyle w:val="FootnoteText"/>
+        <w:rPr>
+          <w:del w:id="488" w:author="Adam Beatty" w:date="2026-07-19T21:45:00Z" w16du:dateUtc="2026-07-19T20:45:00Z"/>
+          <w:lang w:val="en-GB"/>
+        </w:rPr>
+      </w:pPr>
+      <w:del w:id="489" w:author="Adam Beatty" w:date="2026-07-19T21:45:00Z" w16du:dateUtc="2026-07-19T20:45:00Z">
+        <w:r>
+          <w:rPr>
+            <w:rStyle w:val="FootnoteReference"/>
+          </w:rPr>
+          <w:footnoteRef/>
+        </w:r>
+        <w:r>
+          <w:delText xml:space="preserve"> </w:delText>
+        </w:r>
+      </w:del>
+    </w:p>
+  </w:footnote>
+  <w:footnote w:id="68">
+    <w:p>
+      <w:pPr>
+        <w:pStyle w:val="FootnoteText"/>
+      </w:pPr>
+      <w:ins w:id="494" w:author="Adam Beatty" w:date="2026-07-19T21:46:00Z" w16du:dateUtc="2026-07-19T20:46:00Z">
+        <w:r>
+          <w:rPr>
+            <w:rStyle w:val="FootnoteReference"/>
+          </w:rPr>
+          <w:footnoteRef/>
         </w:r>
         <w:r>
           <w:t xml:space="preserve"> </w:t>
         </w:r>
       </w:ins>
-      <w:del w:id="452" w:author="Adam Beatty" w:date="2026-07-19T20:43:00Z" w16du:dateUtc="2026-07-19T19:43:00Z">
-        <w:r>
-          <w:delText>Marium Halstian. ‘A First Point View: Examining Ukraine’s Drone Industry’. Georgetown Security Studies Review 2026. 2026.</w:delText>
-        </w:r>
-        <w:r>
-          <w:delText xml:space="preserve"> </w:delText>
+      <w:ins w:id="495" w:author="Adam Beatty" w:date="2026-07-19T21:46:00Z">
+        <w:r>
+          <w:t xml:space="preserve">European Defence Agency, "Hub for European Defence Innovation (HEDI)," </w:t>
         </w:r>
         <w:r>
           <w:fldChar w:fldCharType="begin"/>
         </w:r>
         <w:r>
-          <w:delInstrText>HYPERLINK "https://gssr.georgetown.edu/the-forum/regions/eurasia/a-first-point-view-examining-ukraines-drone-industry/"</w:delInstrText>
+          <w:instrText>HYPERLINK "https://eda.europa.eu/what-we-do/research-technology/hedi"</w:instrText>
         </w:r>
         <w:r>
           <w:fldChar w:fldCharType="separate"/>
@@ -10581,31 +11212,73 @@
           <w:rPr>
             <w:rStyle w:val="Hyperlink"/>
           </w:rPr>
-          <w:delText>https://gssr.georgetown.edu/the-forum/regions/eurasia/a-first-point-view-examining-ukraines-drone-industry/</w:delText>
-        </w:r>
+          <w:t>https://eda.europa.eu/what-we-do/research-technology/hedi</w:t>
+        </w:r>
+      </w:ins>
+      <w:ins w:id="496" w:author="Adam Beatty" w:date="2026-07-19T21:46:00Z" w16du:dateUtc="2026-07-19T20:46:00Z">
         <w:r>
           <w:fldChar w:fldCharType="end"/>
         </w:r>
-      </w:del>
-      <w:del w:id="453" w:author="Adam Beatty" w:date="2026-07-19T14:40:00Z" w16du:dateUtc="2026-07-19T13:40:00Z">
-        <w:r>
-          <w:delText xml:space="preserve">. Accessed </w:delText>
-        </w:r>
-      </w:del>
-      <w:del w:id="454" w:author="Adam Beatty" w:date="2026-07-19T20:43:00Z" w16du:dateUtc="2026-07-19T19:43:00Z">
-        <w:r>
-          <w:delText>18 July 2026</w:delText>
-        </w:r>
-        <w:r>
-          <w:delText>.</w:delText>
-        </w:r>
-      </w:del>
+      </w:ins>
+      <w:ins w:id="497" w:author="Adam Beatty" w:date="2026-07-19T21:46:00Z">
+        <w:r>
+          <w:t>, accessed 19 July 2026.</w:t>
+        </w:r>
+      </w:ins>
     </w:p>
   </w:footnote>
-  <w:footnote w:id="62">
+  <w:footnote w:id="69">
     <w:p>
       <w:pPr>
         <w:pStyle w:val="FootnoteText"/>
+      </w:pPr>
+      <w:ins w:id="500" w:author="Adam Beatty" w:date="2026-07-19T21:59:00Z" w16du:dateUtc="2026-07-19T20:59:00Z">
+        <w:r>
+          <w:rPr>
+            <w:rStyle w:val="FootnoteReference"/>
+          </w:rPr>
+          <w:footnoteRef/>
+        </w:r>
+        <w:r>
+          <w:t xml:space="preserve"> </w:t>
+        </w:r>
+      </w:ins>
+      <w:ins w:id="501" w:author="Adam Beatty" w:date="2026-07-19T21:59:00Z">
+        <w:r>
+          <w:t xml:space="preserve">Ireland, "Ireland National Submission: UNGA Resolution 78/241 on Lethal Autonomous Weapons Systems," submission to the UN Secretary-General, May 24, 2024, </w:t>
+        </w:r>
+        <w:r>
+          <w:fldChar w:fldCharType="begin"/>
+        </w:r>
+        <w:r>
+          <w:instrText>HYPERLINK "https://docs-library.unoda.org/General_Assembly_First_Committee_-Seventy-Ninth_session_(2024)/78-241-Ireland-EN.pdf"</w:instrText>
+        </w:r>
+        <w:r>
+          <w:fldChar w:fldCharType="separate"/>
+        </w:r>
+        <w:r>
+          <w:rPr>
+            <w:rStyle w:val="Hyperlink"/>
+          </w:rPr>
+          <w:t>https://docs-library.unoda.org/General_Assembly_First_Committee_-Seventy-Ninth_session_(2024)/78-241-Ireland-EN.pdf</w:t>
+        </w:r>
+      </w:ins>
+      <w:ins w:id="502" w:author="Adam Beatty" w:date="2026-07-19T21:59:00Z" w16du:dateUtc="2026-07-19T20:59:00Z">
+        <w:r>
+          <w:fldChar w:fldCharType="end"/>
+        </w:r>
+      </w:ins>
+      <w:ins w:id="503" w:author="Adam Beatty" w:date="2026-07-19T21:59:00Z">
+        <w:r>
+          <w:t>, accessed 19 July 2026.</w:t>
+        </w:r>
+      </w:ins>
+    </w:p>
+  </w:footnote>
+  <w:footnote w:id="70">
+    <w:p>
+      <w:pPr>
+        <w:pStyle w:val="FootnoteText"/>
         <w:rPr>
           <w:lang w:val="en-GB"/>
         </w:rPr>
@@ -10619,53 +11292,14 @@
       <w:r>
         <w:t xml:space="preserve"> </w:t>
       </w:r>
-      <w:ins w:id="455" w:author="Adam Beatty" w:date="2026-07-19T20:49:00Z">
-        <w:r>
-          <w:t xml:space="preserve">Rob Tollast, "Drones: Decoupling Supply Chains from China," RUSI Research Paper (London: Royal United Services Institute, November 2025), 1–24, </w:t>
-        </w:r>
-        <w:r>
-          <w:fldChar w:fldCharType="begin"/>
-        </w:r>
-        <w:r>
-          <w:instrText>HYPERLINK "https://static.rusi.org/rp-drone-supply-chains-china-nov-2025_0.pdf"</w:instrText>
-        </w:r>
-        <w:r>
-          <w:fldChar w:fldCharType="separate"/>
-        </w:r>
-        <w:r>
-          <w:rPr>
-            <w:rStyle w:val="Hyperlink"/>
-          </w:rPr>
-          <w:t>https://static.rusi.org/rp-drone-supply-chains-china-nov-2025_0.pdf</w:t>
-        </w:r>
-      </w:ins>
-      <w:ins w:id="456" w:author="Adam Beatty" w:date="2026-07-19T20:49:00Z" w16du:dateUtc="2026-07-19T19:49:00Z">
-        <w:r>
-          <w:fldChar w:fldCharType="end"/>
-        </w:r>
-      </w:ins>
-      <w:ins w:id="457" w:author="Adam Beatty" w:date="2026-07-19T20:49:00Z">
-        <w:r>
-          <w:t>, accessed 17 March 2026.</w:t>
-        </w:r>
-        <w:r>
-          <w:rPr>
-            <w:lang w:val="en-GB"/>
-          </w:rPr>
-          <w:t xml:space="preserve"> </w:t>
-        </w:r>
-      </w:ins>
-      <w:del w:id="458" w:author="Adam Beatty" w:date="2026-07-19T20:49:00Z" w16du:dateUtc="2026-07-19T19:49:00Z">
-        <w:r>
-          <w:rPr>
-            <w:lang w:val="en-GB"/>
-          </w:rPr>
-          <w:delText>Ibid.</w:delText>
-        </w:r>
-      </w:del>
+      <w:ins w:id="505" w:author="Adam Beatty" w:date="2026-07-19T21:49:00Z">
+        <w:r>
+          <w:t>Connolly, "Contribution to Defence (Amendment) Bill 2024."</w:t>
+        </w:r>
+      </w:ins>
     </w:p>
   </w:footnote>
-  <w:footnote w:id="63">
+  <w:footnote w:id="71">
     <w:p>
       <w:pPr>
         <w:pStyle w:val="FootnoteText"/>
@@ -10682,50 +11316,25 @@
       <w:r>
         <w:t xml:space="preserve"> </w:t>
       </w:r>
-      <w:ins w:id="459" w:author="Adam Beatty" w:date="2026-07-19T20:55:00Z">
-        <w:r>
-          <w:t xml:space="preserve">Rakowsky, Nina. “Cheap Weapons, Expensive Consequences: How Ukraine Is Rewriting the Rules of Warfare Dominance.” Center for Slavic, East European and Eurasian Studies, Ohio State University, 24 June 2026. Available at: </w:t>
-        </w:r>
-        <w:r>
-          <w:fldChar w:fldCharType="begin"/>
-        </w:r>
-        <w:r>
-          <w:instrText>HYPERLINK "https://slaviccenter.osu.edu/news/cheap-weapons-expensive-consequences-how-ukraine-rewriting-rules-warfare-dominance?utm_source=chatgpt.com" \t "_new"</w:instrText>
-        </w:r>
-        <w:r>
-          <w:fldChar w:fldCharType="separate"/>
-        </w:r>
-        <w:r>
-          <w:rPr>
-            <w:rStyle w:val="Hyperlink"/>
-          </w:rPr>
-          <w:t>https://slaviccenter.osu.edu/news/cheap-weapons-expensive-consequences-how-ukraine-rewriting-rules-warfare-dominance</w:t>
-        </w:r>
-      </w:ins>
-      <w:ins w:id="460" w:author="Adam Beatty" w:date="2026-07-19T20:55:00Z" w16du:dateUtc="2026-07-19T19:55:00Z">
-        <w:r>
-          <w:fldChar w:fldCharType="end"/>
-        </w:r>
-      </w:ins>
-      <w:ins w:id="461" w:author="Adam Beatty" w:date="2026-07-19T20:55:00Z">
-        <w:r>
-          <w:t xml:space="preserve"> (accessed 18 July 2026); Bronk, Justin and Jack Watling. </w:t>
+      <w:ins w:id="510" w:author="Adam Beatty" w:date="2026-07-19T23:00:00Z">
+        <w:r>
+          <w:t xml:space="preserve">Government of Ireland, </w:t>
         </w:r>
         <w:r>
           <w:rPr>
             <w:i/>
             <w:iCs/>
           </w:rPr>
-          <w:t>Mass Precision Strike: Designing UAV Complexes for Land Forces</w:t>
-        </w:r>
-        <w:r>
-          <w:t xml:space="preserve">. London: Royal United Services Institute for Defence and Security Studies, 2024. Available at: </w:t>
+          <w:t>AI – Here for Good: A National Artificial Intelligence Strategy for Ireland</w:t>
+        </w:r>
+        <w:r>
+          <w:t xml:space="preserve"> (Dublin: Department of Enterprise, Trade and Employment, July 2021), 22, </w:t>
         </w:r>
         <w:r>
           <w:fldChar w:fldCharType="begin"/>
         </w:r>
         <w:r>
-          <w:instrText>HYPERLINK "https://static.rusi.org/mass-precision-strike-final.pdf?utm_source=chatgpt.com" \t "_new"</w:instrText>
+          <w:instrText>HYPERLINK "https://enterprise.gov.ie/en/publications/publication-files/national-ai-strategy.pdf"</w:instrText>
         </w:r>
         <w:r>
           <w:fldChar w:fldCharType="separate"/>
@@ -10734,378 +11343,27 @@
           <w:rPr>
             <w:rStyle w:val="Hyperlink"/>
           </w:rPr>
-          <w:t>https://static.rusi.org/mass-precision-strike-final.pdf</w:t>
-        </w:r>
-      </w:ins>
-      <w:ins w:id="462" w:author="Adam Beatty" w:date="2026-07-19T20:55:00Z" w16du:dateUtc="2026-07-19T19:55:00Z">
+          <w:t>https://enterprise.gov.ie/en/publications/publication-files/national-ai-strategy.pdf</w:t>
+        </w:r>
+      </w:ins>
+      <w:ins w:id="511" w:author="Adam Beatty" w:date="2026-07-19T23:00:00Z" w16du:dateUtc="2026-07-19T22:00:00Z">
         <w:r>
           <w:fldChar w:fldCharType="end"/>
         </w:r>
       </w:ins>
-      <w:ins w:id="463" w:author="Adam Beatty" w:date="2026-07-19T20:55:00Z">
-        <w:r>
-          <w:t xml:space="preserve"> (accessed 16 December 2025).</w:t>
-        </w:r>
-      </w:ins>
-      <w:del w:id="464" w:author="Adam Beatty" w:date="2026-07-19T20:55:00Z" w16du:dateUtc="2026-07-19T19:55:00Z">
-        <w:r>
-          <w:delText xml:space="preserve">Center for Slavic, East European and Eurasian Studies. ‘Cheap Weapons, Expensive Consequences: How Ukraine is rewriting the rules of warfare dominance’. Ohio State University. June 2026. </w:delText>
-        </w:r>
-        <w:r>
-          <w:fldChar w:fldCharType="begin"/>
-        </w:r>
-        <w:r>
-          <w:delInstrText>HYPERLINK "https://slaviccenter.osu.edu/news/cheap-weapons-expensive-consequences-how-ukraine-rewriting-rules-warfare-dominance"</w:delInstrText>
-        </w:r>
-        <w:r>
-          <w:fldChar w:fldCharType="separate"/>
-        </w:r>
-        <w:r>
-          <w:rPr>
-            <w:rStyle w:val="Hyperlink"/>
-          </w:rPr>
-          <w:delText>https://slaviccenter.osu.edu/news/cheap-weapons-expensive-consequences-how-ukraine-rewriting-rules-warfare-dominance</w:delText>
-        </w:r>
-        <w:r>
-          <w:fldChar w:fldCharType="end"/>
-        </w:r>
-      </w:del>
-      <w:del w:id="465" w:author="Adam Beatty" w:date="2026-07-19T14:40:00Z" w16du:dateUtc="2026-07-19T13:40:00Z">
-        <w:r>
-          <w:delText xml:space="preserve">. Accessed </w:delText>
-        </w:r>
-      </w:del>
-      <w:del w:id="466" w:author="Adam Beatty" w:date="2026-07-19T20:55:00Z" w16du:dateUtc="2026-07-19T19:55:00Z">
-        <w:r>
-          <w:delText xml:space="preserve">on 18 July 2026. </w:delText>
-        </w:r>
-      </w:del>
-    </w:p>
-  </w:footnote>
-  <w:footnote w:id="64">
-    <w:p>
-      <w:pPr>
-        <w:pStyle w:val="FootnoteText"/>
-        <w:rPr>
-          <w:lang w:val="en-GB"/>
-        </w:rPr>
-      </w:pPr>
-      <w:r>
-        <w:rPr>
-          <w:rStyle w:val="FootnoteReference"/>
-        </w:rPr>
-        <w:footnoteRef/>
-      </w:r>
-      <w:r>
-        <w:t xml:space="preserve"> </w:t>
-      </w:r>
-      <w:ins w:id="467" w:author="Adam Beatty" w:date="2026-07-19T21:02:00Z">
-        <w:r>
-          <w:t xml:space="preserve">North Atlantic Treaty Organization. “Increasing Defence Industrial Production.” NATO, 8 July 2026. Available at: </w:t>
-        </w:r>
-        <w:r>
-          <w:fldChar w:fldCharType="begin"/>
-        </w:r>
-        <w:r>
-          <w:instrText>HYPERLINK "https://www.nato.int/en/what-we-do/deterrence-and-defence/natos-role-in-defence-industry-production?utm_source=chatgpt.com" \t "_new"</w:instrText>
-        </w:r>
-        <w:r>
-          <w:fldChar w:fldCharType="separate"/>
-        </w:r>
-        <w:r>
-          <w:rPr>
-            <w:rStyle w:val="Hyperlink"/>
-          </w:rPr>
-          <w:t>https://www.nato.int/en/what-we-do/deterrence-and-defence/natos-role-in-defence-industry-production</w:t>
-        </w:r>
-      </w:ins>
-      <w:ins w:id="468" w:author="Adam Beatty" w:date="2026-07-19T21:02:00Z" w16du:dateUtc="2026-07-19T20:02:00Z">
-        <w:r>
-          <w:fldChar w:fldCharType="end"/>
-        </w:r>
-      </w:ins>
-      <w:ins w:id="469" w:author="Adam Beatty" w:date="2026-07-19T21:02:00Z">
-        <w:r>
-          <w:t xml:space="preserve"> (accessed 18 July 2026); North Atlantic Treaty Organization. “NATO Industrial Capacity Expansion Pledge.” NATO Official Text, 10 July 2024. Available at: </w:t>
-        </w:r>
-        <w:r>
-          <w:fldChar w:fldCharType="begin"/>
-        </w:r>
-        <w:r>
-          <w:instrText>HYPERLINK "https://www.nato.int/en/about-us/official-texts-and-resources/official-texts/2024/07/10/nato-industrial-capacity-expansion-pledge?utm_source=chatgpt.com" \t "_new"</w:instrText>
-        </w:r>
-        <w:r>
-          <w:fldChar w:fldCharType="separate"/>
-        </w:r>
-        <w:r>
-          <w:rPr>
-            <w:rStyle w:val="Hyperlink"/>
-          </w:rPr>
-          <w:t>https://www.nato.int/en/about-us/official-texts-and-resources/official-texts/2024/07/10/nato-industrial-capacity-expansion-pledge</w:t>
-        </w:r>
-      </w:ins>
-      <w:ins w:id="470" w:author="Adam Beatty" w:date="2026-07-19T21:02:00Z" w16du:dateUtc="2026-07-19T20:02:00Z">
-        <w:r>
-          <w:fldChar w:fldCharType="end"/>
-        </w:r>
-      </w:ins>
-      <w:ins w:id="471" w:author="Adam Beatty" w:date="2026-07-19T21:02:00Z">
-        <w:r>
-          <w:t xml:space="preserve"> (accessed 19 July 2026)</w:t>
-        </w:r>
-      </w:ins>
-      <w:del w:id="472" w:author="Adam Beatty" w:date="2026-07-19T21:02:00Z" w16du:dateUtc="2026-07-19T20:02:00Z">
-        <w:r>
-          <w:delText xml:space="preserve">NATO. ‘Increasing defence Industry Production. NATO. July 2026. </w:delText>
-        </w:r>
-        <w:r>
-          <w:fldChar w:fldCharType="begin"/>
-        </w:r>
-        <w:r>
-          <w:delInstrText>HYPERLINK "https://www.nato.int/en/what-we-do/deterrence-and-defence/natos-role-in-defence-industry-production"</w:delInstrText>
-        </w:r>
-        <w:r>
-          <w:fldChar w:fldCharType="separate"/>
-        </w:r>
-        <w:r>
-          <w:rPr>
-            <w:rStyle w:val="Hyperlink"/>
-          </w:rPr>
-          <w:delText>https://www.nato.int/en/what-we-do/deterrence-and-defence/natos-role-in-defence-industry-production</w:delText>
-        </w:r>
-        <w:r>
-          <w:fldChar w:fldCharType="end"/>
-        </w:r>
-      </w:del>
-      <w:del w:id="473" w:author="Adam Beatty" w:date="2026-07-19T14:40:00Z" w16du:dateUtc="2026-07-19T13:40:00Z">
-        <w:r>
-          <w:delText xml:space="preserve">. Accessed </w:delText>
-        </w:r>
-      </w:del>
-      <w:del w:id="474" w:author="Adam Beatty" w:date="2026-07-19T21:02:00Z" w16du:dateUtc="2026-07-19T20:02:00Z">
-        <w:r>
-          <w:delText>on 18 July 2026</w:delText>
-        </w:r>
-      </w:del>
-      <w:r>
-        <w:t xml:space="preserve">. </w:t>
-      </w:r>
-    </w:p>
-  </w:footnote>
-  <w:footnote w:id="65">
-    <w:p>
-      <w:pPr>
-        <w:pStyle w:val="FootnoteText"/>
-        <w:rPr>
-          <w:del w:id="477" w:author="Adam Beatty" w:date="2026-07-19T21:45:00Z" w16du:dateUtc="2026-07-19T20:45:00Z"/>
-          <w:lang w:val="en-GB"/>
-        </w:rPr>
-      </w:pPr>
-      <w:del w:id="478" w:author="Adam Beatty" w:date="2026-07-19T21:45:00Z" w16du:dateUtc="2026-07-19T20:45:00Z">
-        <w:r>
-          <w:rPr>
-            <w:rStyle w:val="FootnoteReference"/>
-          </w:rPr>
-          <w:footnoteRef/>
-        </w:r>
-        <w:r>
-          <w:delText xml:space="preserve"> </w:delText>
-        </w:r>
-      </w:del>
-    </w:p>
-  </w:footnote>
-  <w:footnote w:id="66">
-    <w:p>
-      <w:pPr>
-        <w:pStyle w:val="FootnoteText"/>
-        <w:rPr>
-          <w:del w:id="482" w:author="Adam Beatty" w:date="2026-07-19T21:45:00Z" w16du:dateUtc="2026-07-19T20:45:00Z"/>
-          <w:lang w:val="en-GB"/>
-        </w:rPr>
-      </w:pPr>
-      <w:del w:id="483" w:author="Adam Beatty" w:date="2026-07-19T21:45:00Z" w16du:dateUtc="2026-07-19T20:45:00Z">
-        <w:r>
-          <w:rPr>
-            <w:rStyle w:val="FootnoteReference"/>
-          </w:rPr>
-          <w:footnoteRef/>
-        </w:r>
-        <w:r>
-          <w:delText xml:space="preserve"> </w:delText>
-        </w:r>
-      </w:del>
-    </w:p>
-  </w:footnote>
-  <w:footnote w:id="67">
-    <w:p>
-      <w:pPr>
-        <w:pStyle w:val="FootnoteText"/>
-      </w:pPr>
-      <w:ins w:id="488" w:author="Adam Beatty" w:date="2026-07-19T21:46:00Z" w16du:dateUtc="2026-07-19T20:46:00Z">
-        <w:r>
-          <w:rPr>
-            <w:rStyle w:val="FootnoteReference"/>
-          </w:rPr>
-          <w:footnoteRef/>
-        </w:r>
-        <w:r>
-          <w:t xml:space="preserve"> </w:t>
-        </w:r>
-      </w:ins>
-      <w:ins w:id="489" w:author="Adam Beatty" w:date="2026-07-19T21:46:00Z">
-        <w:r>
-          <w:t xml:space="preserve">European Defence Agency, "Hub for European Defence Innovation (HEDI)," </w:t>
-        </w:r>
-        <w:r>
-          <w:fldChar w:fldCharType="begin"/>
-        </w:r>
-        <w:r>
-          <w:instrText>HYPERLINK "https://eda.europa.eu/what-we-do/research-technology/hedi"</w:instrText>
-        </w:r>
-        <w:r>
-          <w:fldChar w:fldCharType="separate"/>
-        </w:r>
-        <w:r>
-          <w:rPr>
-            <w:rStyle w:val="Hyperlink"/>
-          </w:rPr>
-          <w:t>https://eda.europa.eu/what-we-do/research-technology/hedi</w:t>
-        </w:r>
-      </w:ins>
-      <w:ins w:id="490" w:author="Adam Beatty" w:date="2026-07-19T21:46:00Z" w16du:dateUtc="2026-07-19T20:46:00Z">
-        <w:r>
-          <w:fldChar w:fldCharType="end"/>
-        </w:r>
-      </w:ins>
-      <w:ins w:id="491" w:author="Adam Beatty" w:date="2026-07-19T21:46:00Z">
-        <w:r>
-          <w:t>, accessed 19 July 2026.</w:t>
-        </w:r>
-      </w:ins>
-    </w:p>
-  </w:footnote>
-  <w:footnote w:id="68">
-    <w:p>
-      <w:pPr>
-        <w:pStyle w:val="FootnoteText"/>
-      </w:pPr>
-      <w:ins w:id="494" w:author="Adam Beatty" w:date="2026-07-19T21:59:00Z" w16du:dateUtc="2026-07-19T20:59:00Z">
-        <w:r>
-          <w:rPr>
-            <w:rStyle w:val="FootnoteReference"/>
-          </w:rPr>
-          <w:footnoteRef/>
-        </w:r>
-        <w:r>
-          <w:t xml:space="preserve"> </w:t>
-        </w:r>
-      </w:ins>
-      <w:ins w:id="495" w:author="Adam Beatty" w:date="2026-07-19T21:59:00Z">
-        <w:r>
-          <w:t xml:space="preserve">Ireland, "Ireland National Submission: UNGA Resolution 78/241 on Lethal Autonomous Weapons Systems," submission to the UN Secretary-General, May 24, 2024, </w:t>
-        </w:r>
-        <w:r>
-          <w:fldChar w:fldCharType="begin"/>
-        </w:r>
-        <w:r>
-          <w:instrText>HYPERLINK "https://docs-library.unoda.org/General_Assembly_First_Committee_-Seventy-Ninth_session_(2024)/78-241-Ireland-EN.pdf"</w:instrText>
-        </w:r>
-        <w:r>
-          <w:fldChar w:fldCharType="separate"/>
-        </w:r>
-        <w:r>
-          <w:rPr>
-            <w:rStyle w:val="Hyperlink"/>
-          </w:rPr>
-          <w:t>https://docs-library.unoda.org/General_Assembly_First_Committee_-Seventy-Ninth_session_(2024)/78-241-Ireland-EN.pdf</w:t>
-        </w:r>
-      </w:ins>
-      <w:ins w:id="496" w:author="Adam Beatty" w:date="2026-07-19T21:59:00Z" w16du:dateUtc="2026-07-19T20:59:00Z">
-        <w:r>
-          <w:fldChar w:fldCharType="end"/>
-        </w:r>
-      </w:ins>
-      <w:ins w:id="497" w:author="Adam Beatty" w:date="2026-07-19T21:59:00Z">
-        <w:r>
-          <w:t>, accessed 19 July 2026.</w:t>
-        </w:r>
-      </w:ins>
-    </w:p>
-  </w:footnote>
-  <w:footnote w:id="69">
-    <w:p>
-      <w:pPr>
-        <w:pStyle w:val="FootnoteText"/>
-        <w:rPr>
-          <w:lang w:val="en-GB"/>
-        </w:rPr>
-      </w:pPr>
-      <w:r>
-        <w:rPr>
-          <w:rStyle w:val="FootnoteReference"/>
-        </w:rPr>
-        <w:footnoteRef/>
-      </w:r>
-      <w:r>
-        <w:t xml:space="preserve"> </w:t>
-      </w:r>
-      <w:ins w:id="499" w:author="Adam Beatty" w:date="2026-07-19T21:49:00Z">
-        <w:r>
-          <w:t>Connolly, "Contribution to Defence (Amendment) Bill 2024."</w:t>
-        </w:r>
-      </w:ins>
-    </w:p>
-  </w:footnote>
-  <w:footnote w:id="70">
-    <w:p>
-      <w:pPr>
-        <w:pStyle w:val="FootnoteText"/>
-        <w:rPr>
-          <w:lang w:val="en-GB"/>
-        </w:rPr>
-      </w:pPr>
-      <w:r>
-        <w:rPr>
-          <w:rStyle w:val="FootnoteReference"/>
-        </w:rPr>
-        <w:footnoteRef/>
-      </w:r>
-      <w:r>
-        <w:t xml:space="preserve"> </w:t>
-      </w:r>
-    </w:p>
-  </w:footnote>
-  <w:footnote w:id="71">
-    <w:p>
-      <w:pPr>
-        <w:pStyle w:val="FootnoteText"/>
-        <w:rPr>
-          <w:del w:id="501" w:author="Adam Beatty" w:date="2026-07-19T22:05:00Z" w16du:dateUtc="2026-07-19T21:05:00Z"/>
-          <w:lang w:val="en-GB"/>
-        </w:rPr>
-      </w:pPr>
-      <w:del w:id="502" w:author="Adam Beatty" w:date="2026-07-19T22:05:00Z" w16du:dateUtc="2026-07-19T21:05:00Z">
-        <w:r>
-          <w:rPr>
-            <w:rStyle w:val="FootnoteReference"/>
-          </w:rPr>
-          <w:footnoteRef/>
-        </w:r>
-        <w:r>
-          <w:delText xml:space="preserve"> </w:delText>
-        </w:r>
-      </w:del>
+      <w:ins w:id="512" w:author="Adam Beatty" w:date="2026-07-19T23:00:00Z">
+        <w:r>
+          <w:t>, accessed July 19, 2026.</w:t>
+        </w:r>
+      </w:ins>
     </w:p>
   </w:footnote>
   <w:footnote w:id="72">
     <w:p>
       <w:pPr>
         <w:pStyle w:val="FootnoteText"/>
-        <w:rPr>
-          <w:ins w:id="505" w:author="Adam Beatty" w:date="2026-07-19T22:05:00Z" w16du:dateUtc="2026-07-19T21:05:00Z"/>
-        </w:rPr>
-      </w:pPr>
-      <w:ins w:id="506" w:author="Adam Beatty" w:date="2026-07-19T22:05:00Z" w16du:dateUtc="2026-07-19T21:05:00Z">
+      </w:pPr>
+      <w:ins w:id="515" w:author="Adam Beatty" w:date="2026-07-19T23:01:00Z" w16du:dateUtc="2026-07-19T22:01:00Z">
         <w:r>
           <w:rPr>
             <w:rStyle w:val="FootnoteReference"/>
@@ -11115,18 +11373,26 @@
         <w:r>
           <w:t xml:space="preserve"> </w:t>
         </w:r>
-        <w:r>
-          <w:t xml:space="preserve">Commission on the Defence Forces, </w:t>
+      </w:ins>
+      <w:ins w:id="516" w:author="Adam Beatty" w:date="2026-07-19T23:01:00Z">
+        <w:r>
+          <w:t xml:space="preserve">Government of Ireland, </w:t>
         </w:r>
         <w:r>
           <w:rPr>
             <w:i/>
             <w:iCs/>
           </w:rPr>
-          <w:t>Report of the Commission on the Defence Forces</w:t>
-        </w:r>
-        <w:r>
-          <w:t>, pp. iv, 84–87.</w:t>
+          <w:t>Defence Policy Review 2024</w:t>
+        </w:r>
+      </w:ins>
+      <w:ins w:id="517" w:author="Adam Beatty" w:date="2026-07-19T23:01:00Z" w16du:dateUtc="2026-07-19T22:01:00Z">
+        <w:r>
+          <w:rPr>
+            <w:i/>
+            <w:iCs/>
+          </w:rPr>
+          <w:t>, 3.</w:t>
         </w:r>
       </w:ins>
     </w:p>
@@ -11136,19 +11402,41 @@
       <w:pPr>
         <w:pStyle w:val="FootnoteText"/>
         <w:rPr>
+          <w:del w:id="520" w:author="Adam Beatty" w:date="2026-07-19T22:05:00Z" w16du:dateUtc="2026-07-19T21:05:00Z"/>
           <w:lang w:val="en-GB"/>
         </w:rPr>
       </w:pPr>
-      <w:r>
-        <w:rPr>
-          <w:rStyle w:val="FootnoteReference"/>
-        </w:rPr>
-        <w:footnoteRef/>
-      </w:r>
-      <w:r>
-        <w:t xml:space="preserve"> </w:t>
-      </w:r>
-      <w:ins w:id="507" w:author="Adam Beatty" w:date="2026-07-19T22:12:00Z">
+      <w:del w:id="521" w:author="Adam Beatty" w:date="2026-07-19T22:05:00Z" w16du:dateUtc="2026-07-19T21:05:00Z">
+        <w:r>
+          <w:rPr>
+            <w:rStyle w:val="FootnoteReference"/>
+          </w:rPr>
+          <w:footnoteRef/>
+        </w:r>
+        <w:r>
+          <w:delText xml:space="preserve"> </w:delText>
+        </w:r>
+      </w:del>
+    </w:p>
+  </w:footnote>
+  <w:footnote w:id="74">
+    <w:p>
+      <w:pPr>
+        <w:pStyle w:val="FootnoteText"/>
+        <w:rPr>
+          <w:ins w:id="524" w:author="Adam Beatty" w:date="2026-07-19T22:05:00Z" w16du:dateUtc="2026-07-19T21:05:00Z"/>
+        </w:rPr>
+      </w:pPr>
+      <w:ins w:id="525" w:author="Adam Beatty" w:date="2026-07-19T22:05:00Z" w16du:dateUtc="2026-07-19T21:05:00Z">
+        <w:r>
+          <w:rPr>
+            <w:rStyle w:val="FootnoteReference"/>
+          </w:rPr>
+          <w:footnoteRef/>
+        </w:r>
+        <w:r>
+          <w:t xml:space="preserve"> </w:t>
+        </w:r>
         <w:r>
           <w:t xml:space="preserve">Commission on the Defence Forces, </w:t>
         </w:r>
@@ -11160,90 +11448,46 @@
           <w:t>Report of the Commission on the Defence Forces</w:t>
         </w:r>
         <w:r>
-          <w:t>, pp. 44, 114.</w:t>
+          <w:t>, iv, 84–87.</w:t>
         </w:r>
       </w:ins>
     </w:p>
   </w:footnote>
-  <w:footnote w:id="74">
+  <w:footnote w:id="75">
     <w:p>
       <w:pPr>
         <w:pStyle w:val="FootnoteText"/>
         <w:rPr>
+          <w:ins w:id="527" w:author="Adam Beatty" w:date="2026-07-19T22:48:00Z" w16du:dateUtc="2026-07-19T21:48:00Z"/>
           <w:lang w:val="en-GB"/>
         </w:rPr>
       </w:pPr>
-      <w:r>
-        <w:rPr>
-          <w:rStyle w:val="FootnoteReference"/>
-        </w:rPr>
-        <w:footnoteRef/>
-      </w:r>
-      <w:r>
-        <w:t xml:space="preserve"> </w:t>
-      </w:r>
-      <w:ins w:id="508" w:author="Adam Beatty" w:date="2026-07-19T22:17:00Z">
-        <w:r>
-          <w:t xml:space="preserve">International Committee of the Red Cross, </w:t>
+      <w:ins w:id="528" w:author="Adam Beatty" w:date="2026-07-19T22:48:00Z" w16du:dateUtc="2026-07-19T21:48:00Z">
+        <w:r>
+          <w:rPr>
+            <w:rStyle w:val="FootnoteReference"/>
+          </w:rPr>
+          <w:footnoteRef/>
+        </w:r>
+        <w:r>
+          <w:t xml:space="preserve"> </w:t>
+        </w:r>
+      </w:ins>
+      <w:ins w:id="529" w:author="Adam Beatty" w:date="2026-07-19T22:50:00Z">
+        <w:r>
+          <w:t xml:space="preserve">Commission on the Defence Forces, </w:t>
         </w:r>
         <w:r>
           <w:rPr>
             <w:i/>
             <w:iCs/>
           </w:rPr>
-          <w:t>Ethics and Autonomous Weapon Systems: An Ethical Basis for Human Control?</w:t>
-        </w:r>
-        <w:r>
-          <w:t xml:space="preserve"> (Geneva: ICRC, 3 April 2018), pp. 4, 22, </w:t>
-        </w:r>
-        <w:r>
-          <w:fldChar w:fldCharType="begin"/>
-        </w:r>
-        <w:r>
-          <w:instrText>HYPERLINK "https://www.icrc.org/en/document/ethics-and-autonomous-weapon-systems-ethical-basis-human-control?utm_source=chatgpt.com" \t "_new"</w:instrText>
-        </w:r>
-        <w:r>
-          <w:fldChar w:fldCharType="separate"/>
-        </w:r>
-        <w:r>
-          <w:rPr>
-            <w:rStyle w:val="Hyperlink"/>
-          </w:rPr>
-          <w:t>https://www.icrc.org/en/document/ethics-and-autonomous-weapon-systems-ethical-basis-human-control</w:t>
-        </w:r>
-      </w:ins>
-      <w:ins w:id="509" w:author="Adam Beatty" w:date="2026-07-19T22:17:00Z" w16du:dateUtc="2026-07-19T21:17:00Z">
-        <w:r>
-          <w:fldChar w:fldCharType="end"/>
-        </w:r>
-      </w:ins>
-      <w:ins w:id="510" w:author="Adam Beatty" w:date="2026-07-19T22:17:00Z">
-        <w:r>
-          <w:t>, accessed 19 July 2026.</w:t>
-        </w:r>
-      </w:ins>
-    </w:p>
-  </w:footnote>
-  <w:footnote w:id="75">
-    <w:p>
-      <w:pPr>
-        <w:pStyle w:val="FootnoteText"/>
-        <w:rPr>
-          <w:del w:id="513" w:author="Adam Beatty" w:date="2026-07-19T22:23:00Z" w16du:dateUtc="2026-07-19T21:23:00Z"/>
-          <w:lang w:val="en-GB"/>
-        </w:rPr>
-      </w:pPr>
-      <w:del w:id="514" w:author="Adam Beatty" w:date="2026-07-19T22:23:00Z" w16du:dateUtc="2026-07-19T21:23:00Z">
-        <w:r>
-          <w:rPr>
-            <w:rStyle w:val="FootnoteReference"/>
-          </w:rPr>
-          <w:footnoteRef/>
-        </w:r>
-        <w:r>
-          <w:delText xml:space="preserve"> </w:delText>
-        </w:r>
-      </w:del>
+          <w:t>Report of the Commission on the Defence Forces</w:t>
+        </w:r>
+        <w:r>
+          <w:t>, 44, 114.</w:t>
+        </w:r>
+      </w:ins>
     </w:p>
   </w:footnote>
   <w:footnote w:id="76">
@@ -11251,7 +11495,7 @@
       <w:pPr>
         <w:pStyle w:val="FootnoteText"/>
       </w:pPr>
-      <w:ins w:id="518" w:author="Adam Beatty" w:date="2026-07-19T22:23:00Z" w16du:dateUtc="2026-07-19T21:23:00Z">
+      <w:ins w:id="532" w:author="Adam Beatty" w:date="2026-07-19T22:49:00Z" w16du:dateUtc="2026-07-19T21:49:00Z">
         <w:r>
           <w:rPr>
             <w:rStyle w:val="FootnoteReference"/>
@@ -11262,15 +11506,158 @@
           <w:t xml:space="preserve"> </w:t>
         </w:r>
       </w:ins>
-      <w:ins w:id="519" w:author="Adam Beatty" w:date="2026-07-19T22:23:00Z">
-        <w:r>
-          <w:t xml:space="preserve">European Defence Agency, </w:t>
+      <w:ins w:id="533" w:author="Adam Beatty" w:date="2026-07-19T22:49:00Z">
+        <w:r>
+          <w:t>O'Dea, "Contribution to Written Answers."</w:t>
+        </w:r>
+      </w:ins>
+    </w:p>
+  </w:footnote>
+  <w:footnote w:id="77">
+    <w:p>
+      <w:pPr>
+        <w:pStyle w:val="FootnoteText"/>
+        <w:rPr>
+          <w:del w:id="535" w:author="Adam Beatty" w:date="2026-07-19T22:48:00Z" w16du:dateUtc="2026-07-19T21:48:00Z"/>
+          <w:lang w:val="en-GB"/>
+        </w:rPr>
+      </w:pPr>
+      <w:del w:id="536" w:author="Adam Beatty" w:date="2026-07-19T22:48:00Z" w16du:dateUtc="2026-07-19T21:48:00Z">
+        <w:r>
+          <w:rPr>
+            <w:rStyle w:val="FootnoteReference"/>
+          </w:rPr>
+          <w:footnoteRef/>
+        </w:r>
+        <w:r>
+          <w:delText xml:space="preserve"> </w:delText>
+        </w:r>
+      </w:del>
+      <w:ins w:id="537" w:author="Adam Beatty" w:date="2026-07-19T22:12:00Z">
+        <w:del w:id="538" w:author="Adam Beatty" w:date="2026-07-19T22:48:00Z" w16du:dateUtc="2026-07-19T21:48:00Z">
+          <w:r>
+            <w:delText xml:space="preserve">Commission on the Defence Forces, </w:delText>
+          </w:r>
+          <w:r>
+            <w:rPr>
+              <w:i/>
+              <w:iCs/>
+            </w:rPr>
+            <w:delText>Report of the Commission on the Defence Forces</w:delText>
+          </w:r>
+          <w:r>
+            <w:delText>, pp. 44, 114.</w:delText>
+          </w:r>
+        </w:del>
+      </w:ins>
+    </w:p>
+  </w:footnote>
+  <w:footnote w:id="78">
+    <w:p>
+      <w:pPr>
+        <w:pStyle w:val="FootnoteText"/>
+        <w:rPr>
+          <w:lang w:val="en-GB"/>
+        </w:rPr>
+      </w:pPr>
+      <w:r>
+        <w:rPr>
+          <w:rStyle w:val="FootnoteReference"/>
+        </w:rPr>
+        <w:footnoteRef/>
+      </w:r>
+      <w:r>
+        <w:t xml:space="preserve"> </w:t>
+      </w:r>
+      <w:ins w:id="539" w:author="Adam Beatty" w:date="2026-07-19T22:17:00Z">
+        <w:r>
+          <w:t xml:space="preserve">International Committee of the Red Cross, </w:t>
         </w:r>
         <w:r>
           <w:rPr>
             <w:i/>
             <w:iCs/>
           </w:rPr>
+          <w:t>Ethics and Autonomous Weapon Systems: An Ethical Basis for Human Control?</w:t>
+        </w:r>
+        <w:r>
+          <w:t xml:space="preserve"> (Geneva: ICRC, 3 April 2018), pp. 4, 22, </w:t>
+        </w:r>
+        <w:r>
+          <w:fldChar w:fldCharType="begin"/>
+        </w:r>
+        <w:r>
+          <w:instrText>HYPERLINK "https://www.icrc.org/en/document/ethics-and-autonomous-weapon-systems-ethical-basis-human-control?utm_source=chatgpt.com" \t "_new"</w:instrText>
+        </w:r>
+        <w:r>
+          <w:fldChar w:fldCharType="separate"/>
+        </w:r>
+        <w:r>
+          <w:rPr>
+            <w:rStyle w:val="Hyperlink"/>
+          </w:rPr>
+          <w:t>https://www.icrc.org/en/document/ethics-and-autonomous-weapon-systems-ethical-basis-human-control</w:t>
+        </w:r>
+      </w:ins>
+      <w:ins w:id="540" w:author="Adam Beatty" w:date="2026-07-19T22:17:00Z" w16du:dateUtc="2026-07-19T21:17:00Z">
+        <w:r>
+          <w:fldChar w:fldCharType="end"/>
+        </w:r>
+      </w:ins>
+      <w:ins w:id="541" w:author="Adam Beatty" w:date="2026-07-19T22:17:00Z">
+        <w:r>
+          <w:t>, accessed 19 July 2026.</w:t>
+        </w:r>
+      </w:ins>
+    </w:p>
+  </w:footnote>
+  <w:footnote w:id="79">
+    <w:p>
+      <w:pPr>
+        <w:pStyle w:val="FootnoteText"/>
+        <w:rPr>
+          <w:del w:id="543" w:author="Adam Beatty" w:date="2026-07-19T22:23:00Z" w16du:dateUtc="2026-07-19T21:23:00Z"/>
+          <w:lang w:val="en-GB"/>
+        </w:rPr>
+      </w:pPr>
+      <w:del w:id="544" w:author="Adam Beatty" w:date="2026-07-19T22:23:00Z" w16du:dateUtc="2026-07-19T21:23:00Z">
+        <w:r>
+          <w:rPr>
+            <w:rStyle w:val="FootnoteReference"/>
+          </w:rPr>
+          <w:footnoteRef/>
+        </w:r>
+        <w:r>
+          <w:delText xml:space="preserve"> </w:delText>
+        </w:r>
+      </w:del>
+    </w:p>
+  </w:footnote>
+  <w:footnote w:id="80">
+    <w:p>
+      <w:pPr>
+        <w:pStyle w:val="FootnoteText"/>
+      </w:pPr>
+      <w:ins w:id="548" w:author="Adam Beatty" w:date="2026-07-19T22:23:00Z" w16du:dateUtc="2026-07-19T21:23:00Z">
+        <w:r>
+          <w:rPr>
+            <w:rStyle w:val="FootnoteReference"/>
+          </w:rPr>
+          <w:footnoteRef/>
+        </w:r>
+        <w:r>
+          <w:t xml:space="preserve"> </w:t>
+        </w:r>
+      </w:ins>
+      <w:ins w:id="549" w:author="Adam Beatty" w:date="2026-07-19T22:23:00Z">
+        <w:r>
+          <w:t xml:space="preserve">European Defence Agency, </w:t>
+        </w:r>
+        <w:r>
+          <w:rPr>
+            <w:i/>
+            <w:iCs/>
+          </w:rPr>
           <w:t>Annual Report 2024</w:t>
         </w:r>
         <w:r>
@@ -11292,12 +11679,12 @@
           <w:t>https://eda.europa.eu/docs/default-source/brochures/eda-annual-report-2024.pdf</w:t>
         </w:r>
       </w:ins>
-      <w:ins w:id="520" w:author="Adam Beatty" w:date="2026-07-19T22:23:00Z" w16du:dateUtc="2026-07-19T21:23:00Z">
+      <w:ins w:id="550" w:author="Adam Beatty" w:date="2026-07-19T22:23:00Z" w16du:dateUtc="2026-07-19T21:23:00Z">
         <w:r>
           <w:fldChar w:fldCharType="end"/>
         </w:r>
       </w:ins>
-      <w:ins w:id="521" w:author="Adam Beatty" w:date="2026-07-19T22:23:00Z">
+      <w:ins w:id="551" w:author="Adam Beatty" w:date="2026-07-19T22:23:00Z">
         <w:r>
           <w:t>, accessed 19 July 2026.</w:t>
         </w:r>

--- a/Essays/DF_Review_Article.docx
+++ b/Essays/DF_Review_Article.docx
@@ -7,7 +7,7 @@
         <w:pStyle w:val="Heading2"/>
         <w:rPr>
           <w:rFonts w:ascii="Times New Roman" w:hAnsi="Times New Roman" w:cs="Times New Roman"/>
-          <w:rPrChange w:id="0" w:author="Adam Beatty" w:date="2026-07-19T21:17:00Z" w16du:dateUtc="2026-07-19T20:17:00Z">
+          <w:rPrChange w:id="0" w:author="Adam Beatty" w:date="2026-07-20T11:40:00Z" w16du:dateUtc="2026-07-20T10:40:00Z">
             <w:rPr/>
           </w:rPrChange>
         </w:rPr>
@@ -15,7 +15,7 @@
       <w:r>
         <w:rPr>
           <w:rFonts w:ascii="Times New Roman" w:hAnsi="Times New Roman" w:cs="Times New Roman"/>
-          <w:rPrChange w:id="1" w:author="Adam Beatty" w:date="2026-07-19T21:17:00Z" w16du:dateUtc="2026-07-19T20:17:00Z">
+          <w:rPrChange w:id="1" w:author="Adam Beatty" w:date="2026-07-20T11:40:00Z" w16du:dateUtc="2026-07-20T10:40:00Z">
             <w:rPr/>
           </w:rPrChange>
         </w:rPr>
@@ -24,7 +24,7 @@
       <w:r>
         <w:rPr>
           <w:rFonts w:ascii="Times New Roman" w:hAnsi="Times New Roman" w:cs="Times New Roman"/>
-          <w:rPrChange w:id="2" w:author="Adam Beatty" w:date="2026-07-19T21:17:00Z" w16du:dateUtc="2026-07-19T20:17:00Z">
+          <w:rPrChange w:id="2" w:author="Adam Beatty" w:date="2026-07-20T11:40:00Z" w16du:dateUtc="2026-07-20T10:40:00Z">
             <w:rPr/>
           </w:rPrChange>
         </w:rPr>
@@ -39,7 +39,7 @@
           <w:color w:val="auto"/>
           <w:sz w:val="24"/>
           <w:szCs w:val="24"/>
-          <w:rPrChange w:id="3" w:author="Adam Beatty" w:date="2026-07-19T21:17:00Z" w16du:dateUtc="2026-07-19T20:17:00Z">
+          <w:rPrChange w:id="3" w:author="Adam Beatty" w:date="2026-07-20T11:40:00Z" w16du:dateUtc="2026-07-20T10:40:00Z">
             <w:rPr>
               <w:rFonts w:asciiTheme="minorHAnsi" w:eastAsiaTheme="minorHAnsi" w:hAnsiTheme="minorHAnsi" w:cstheme="minorBidi"/>
               <w:color w:val="auto"/>
@@ -55,7 +55,7 @@
           <w:color w:val="auto"/>
           <w:sz w:val="24"/>
           <w:szCs w:val="24"/>
-          <w:rPrChange w:id="4" w:author="Adam Beatty" w:date="2026-07-19T21:17:00Z" w16du:dateUtc="2026-07-19T20:17:00Z">
+          <w:rPrChange w:id="4" w:author="Adam Beatty" w:date="2026-07-20T11:40:00Z" w16du:dateUtc="2026-07-20T10:40:00Z">
             <w:rPr>
               <w:rFonts w:asciiTheme="minorHAnsi" w:eastAsiaTheme="minorHAnsi" w:hAnsiTheme="minorHAnsi" w:cstheme="minorBidi"/>
               <w:color w:val="auto"/>
@@ -72,7 +72,7 @@
           <w:color w:val="auto"/>
           <w:sz w:val="24"/>
           <w:szCs w:val="24"/>
-          <w:rPrChange w:id="5" w:author="Adam Beatty" w:date="2026-07-19T21:17:00Z" w16du:dateUtc="2026-07-19T20:17:00Z">
+          <w:rPrChange w:id="5" w:author="Adam Beatty" w:date="2026-07-20T11:40:00Z" w16du:dateUtc="2026-07-20T10:40:00Z">
             <w:rPr>
               <w:rFonts w:asciiTheme="minorHAnsi" w:eastAsiaTheme="minorHAnsi" w:hAnsiTheme="minorHAnsi" w:cstheme="minorBidi"/>
               <w:color w:val="auto"/>
@@ -89,7 +89,7 @@
           <w:color w:val="auto"/>
           <w:sz w:val="24"/>
           <w:szCs w:val="24"/>
-          <w:rPrChange w:id="6" w:author="Adam Beatty" w:date="2026-07-19T21:17:00Z" w16du:dateUtc="2026-07-19T20:17:00Z">
+          <w:rPrChange w:id="6" w:author="Adam Beatty" w:date="2026-07-20T11:40:00Z" w16du:dateUtc="2026-07-20T10:40:00Z">
             <w:rPr>
               <w:rFonts w:asciiTheme="minorHAnsi" w:eastAsiaTheme="minorHAnsi" w:hAnsiTheme="minorHAnsi" w:cstheme="minorBidi"/>
               <w:color w:val="auto"/>
@@ -106,7 +106,7 @@
           <w:color w:val="auto"/>
           <w:sz w:val="24"/>
           <w:szCs w:val="24"/>
-          <w:rPrChange w:id="7" w:author="Adam Beatty" w:date="2026-07-19T21:17:00Z" w16du:dateUtc="2026-07-19T20:17:00Z">
+          <w:rPrChange w:id="7" w:author="Adam Beatty" w:date="2026-07-20T11:40:00Z" w16du:dateUtc="2026-07-20T10:40:00Z">
             <w:rPr>
               <w:rFonts w:asciiTheme="minorHAnsi" w:eastAsiaTheme="minorHAnsi" w:hAnsiTheme="minorHAnsi" w:cstheme="minorBidi"/>
               <w:color w:val="auto"/>
@@ -123,7 +123,7 @@
           <w:color w:val="auto"/>
           <w:sz w:val="24"/>
           <w:szCs w:val="24"/>
-          <w:rPrChange w:id="8" w:author="Adam Beatty" w:date="2026-07-19T21:17:00Z" w16du:dateUtc="2026-07-19T20:17:00Z">
+          <w:rPrChange w:id="8" w:author="Adam Beatty" w:date="2026-07-20T11:40:00Z" w16du:dateUtc="2026-07-20T10:40:00Z">
             <w:rPr>
               <w:rFonts w:asciiTheme="minorHAnsi" w:eastAsiaTheme="minorHAnsi" w:hAnsiTheme="minorHAnsi" w:cstheme="minorBidi"/>
               <w:color w:val="auto"/>
@@ -143,7 +143,7 @@
           <w:color w:val="auto"/>
           <w:sz w:val="24"/>
           <w:szCs w:val="24"/>
-          <w:rPrChange w:id="9" w:author="Adam Beatty" w:date="2026-07-19T21:17:00Z" w16du:dateUtc="2026-07-19T20:17:00Z">
+          <w:rPrChange w:id="9" w:author="Adam Beatty" w:date="2026-07-20T11:40:00Z" w16du:dateUtc="2026-07-20T10:40:00Z">
             <w:rPr>
               <w:rFonts w:asciiTheme="minorHAnsi" w:eastAsiaTheme="minorHAnsi" w:hAnsiTheme="minorHAnsi" w:cstheme="minorBidi"/>
               <w:color w:val="auto"/>
@@ -159,7 +159,7 @@
           <w:color w:val="auto"/>
           <w:sz w:val="24"/>
           <w:szCs w:val="24"/>
-          <w:rPrChange w:id="10" w:author="Adam Beatty" w:date="2026-07-19T21:17:00Z" w16du:dateUtc="2026-07-19T20:17:00Z">
+          <w:rPrChange w:id="10" w:author="Adam Beatty" w:date="2026-07-20T11:40:00Z" w16du:dateUtc="2026-07-20T10:40:00Z">
             <w:rPr>
               <w:rFonts w:asciiTheme="minorHAnsi" w:eastAsiaTheme="minorHAnsi" w:hAnsiTheme="minorHAnsi" w:cstheme="minorBidi"/>
               <w:color w:val="auto"/>
@@ -176,7 +176,7 @@
           <w:color w:val="auto"/>
           <w:sz w:val="24"/>
           <w:szCs w:val="24"/>
-          <w:rPrChange w:id="11" w:author="Adam Beatty" w:date="2026-07-19T21:17:00Z" w16du:dateUtc="2026-07-19T20:17:00Z">
+          <w:rPrChange w:id="11" w:author="Adam Beatty" w:date="2026-07-20T11:40:00Z" w16du:dateUtc="2026-07-20T10:40:00Z">
             <w:rPr>
               <w:rFonts w:asciiTheme="minorHAnsi" w:eastAsiaTheme="minorHAnsi" w:hAnsiTheme="minorHAnsi" w:cstheme="minorBidi"/>
               <w:color w:val="auto"/>
@@ -193,7 +193,7 @@
           <w:color w:val="auto"/>
           <w:sz w:val="24"/>
           <w:szCs w:val="24"/>
-          <w:rPrChange w:id="12" w:author="Adam Beatty" w:date="2026-07-19T21:17:00Z" w16du:dateUtc="2026-07-19T20:17:00Z">
+          <w:rPrChange w:id="12" w:author="Adam Beatty" w:date="2026-07-20T11:40:00Z" w16du:dateUtc="2026-07-20T10:40:00Z">
             <w:rPr>
               <w:rFonts w:asciiTheme="minorHAnsi" w:eastAsiaTheme="minorHAnsi" w:hAnsiTheme="minorHAnsi" w:cstheme="minorBidi"/>
               <w:color w:val="auto"/>
@@ -210,7 +210,7 @@
           <w:color w:val="auto"/>
           <w:sz w:val="24"/>
           <w:szCs w:val="24"/>
-          <w:rPrChange w:id="13" w:author="Adam Beatty" w:date="2026-07-19T21:17:00Z" w16du:dateUtc="2026-07-19T20:17:00Z">
+          <w:rPrChange w:id="13" w:author="Adam Beatty" w:date="2026-07-20T11:40:00Z" w16du:dateUtc="2026-07-20T10:40:00Z">
             <w:rPr>
               <w:rFonts w:asciiTheme="minorHAnsi" w:eastAsiaTheme="minorHAnsi" w:hAnsiTheme="minorHAnsi" w:cstheme="minorBidi"/>
               <w:color w:val="auto"/>
@@ -227,7 +227,7 @@
           <w:color w:val="auto"/>
           <w:sz w:val="24"/>
           <w:szCs w:val="24"/>
-          <w:rPrChange w:id="14" w:author="Adam Beatty" w:date="2026-07-19T21:17:00Z" w16du:dateUtc="2026-07-19T20:17:00Z">
+          <w:rPrChange w:id="14" w:author="Adam Beatty" w:date="2026-07-20T11:40:00Z" w16du:dateUtc="2026-07-20T10:40:00Z">
             <w:rPr>
               <w:rFonts w:asciiTheme="minorHAnsi" w:eastAsiaTheme="minorHAnsi" w:hAnsiTheme="minorHAnsi" w:cstheme="minorBidi"/>
               <w:color w:val="auto"/>
@@ -247,7 +247,7 @@
           <w:color w:val="auto"/>
           <w:sz w:val="24"/>
           <w:szCs w:val="24"/>
-          <w:rPrChange w:id="15" w:author="Adam Beatty" w:date="2026-07-19T21:17:00Z" w16du:dateUtc="2026-07-19T20:17:00Z">
+          <w:rPrChange w:id="15" w:author="Adam Beatty" w:date="2026-07-20T11:40:00Z" w16du:dateUtc="2026-07-20T10:40:00Z">
             <w:rPr>
               <w:rFonts w:asciiTheme="minorHAnsi" w:eastAsiaTheme="minorHAnsi" w:hAnsiTheme="minorHAnsi" w:cstheme="minorBidi"/>
               <w:color w:val="auto"/>
@@ -263,7 +263,7 @@
           <w:color w:val="auto"/>
           <w:sz w:val="24"/>
           <w:szCs w:val="24"/>
-          <w:rPrChange w:id="16" w:author="Adam Beatty" w:date="2026-07-19T21:17:00Z" w16du:dateUtc="2026-07-19T20:17:00Z">
+          <w:rPrChange w:id="16" w:author="Adam Beatty" w:date="2026-07-20T11:40:00Z" w16du:dateUtc="2026-07-20T10:40:00Z">
             <w:rPr>
               <w:rFonts w:asciiTheme="minorHAnsi" w:eastAsiaTheme="minorHAnsi" w:hAnsiTheme="minorHAnsi" w:cstheme="minorBidi"/>
               <w:color w:val="auto"/>
@@ -280,7 +280,7 @@
           <w:color w:val="auto"/>
           <w:sz w:val="24"/>
           <w:szCs w:val="24"/>
-          <w:rPrChange w:id="17" w:author="Adam Beatty" w:date="2026-07-19T21:17:00Z" w16du:dateUtc="2026-07-19T20:17:00Z">
+          <w:rPrChange w:id="17" w:author="Adam Beatty" w:date="2026-07-20T11:40:00Z" w16du:dateUtc="2026-07-20T10:40:00Z">
             <w:rPr>
               <w:rFonts w:asciiTheme="minorHAnsi" w:eastAsiaTheme="minorHAnsi" w:hAnsiTheme="minorHAnsi" w:cstheme="minorBidi"/>
               <w:color w:val="auto"/>
@@ -297,7 +297,7 @@
           <w:color w:val="auto"/>
           <w:sz w:val="24"/>
           <w:szCs w:val="24"/>
-          <w:rPrChange w:id="18" w:author="Adam Beatty" w:date="2026-07-19T21:17:00Z" w16du:dateUtc="2026-07-19T20:17:00Z">
+          <w:rPrChange w:id="18" w:author="Adam Beatty" w:date="2026-07-20T11:40:00Z" w16du:dateUtc="2026-07-20T10:40:00Z">
             <w:rPr>
               <w:rFonts w:asciiTheme="minorHAnsi" w:eastAsiaTheme="minorHAnsi" w:hAnsiTheme="minorHAnsi" w:cstheme="minorBidi"/>
               <w:color w:val="auto"/>
@@ -314,7 +314,7 @@
           <w:color w:val="auto"/>
           <w:sz w:val="24"/>
           <w:szCs w:val="24"/>
-          <w:rPrChange w:id="19" w:author="Adam Beatty" w:date="2026-07-19T21:17:00Z" w16du:dateUtc="2026-07-19T20:17:00Z">
+          <w:rPrChange w:id="19" w:author="Adam Beatty" w:date="2026-07-20T11:40:00Z" w16du:dateUtc="2026-07-20T10:40:00Z">
             <w:rPr>
               <w:rFonts w:asciiTheme="minorHAnsi" w:eastAsiaTheme="minorHAnsi" w:hAnsiTheme="minorHAnsi" w:cstheme="minorBidi"/>
               <w:color w:val="auto"/>
@@ -331,7 +331,7 @@
           <w:color w:val="auto"/>
           <w:sz w:val="24"/>
           <w:szCs w:val="24"/>
-          <w:rPrChange w:id="20" w:author="Adam Beatty" w:date="2026-07-19T21:17:00Z" w16du:dateUtc="2026-07-19T20:17:00Z">
+          <w:rPrChange w:id="20" w:author="Adam Beatty" w:date="2026-07-20T11:40:00Z" w16du:dateUtc="2026-07-20T10:40:00Z">
             <w:rPr>
               <w:rFonts w:asciiTheme="minorHAnsi" w:eastAsiaTheme="minorHAnsi" w:hAnsiTheme="minorHAnsi" w:cstheme="minorBidi"/>
               <w:color w:val="auto"/>
@@ -348,7 +348,7 @@
           <w:color w:val="auto"/>
           <w:sz w:val="24"/>
           <w:szCs w:val="24"/>
-          <w:rPrChange w:id="21" w:author="Adam Beatty" w:date="2026-07-19T21:17:00Z" w16du:dateUtc="2026-07-19T20:17:00Z">
+          <w:rPrChange w:id="21" w:author="Adam Beatty" w:date="2026-07-20T11:40:00Z" w16du:dateUtc="2026-07-20T10:40:00Z">
             <w:rPr>
               <w:rFonts w:asciiTheme="minorHAnsi" w:eastAsiaTheme="minorHAnsi" w:hAnsiTheme="minorHAnsi" w:cstheme="minorBidi"/>
               <w:color w:val="auto"/>
@@ -365,7 +365,7 @@
           <w:color w:val="auto"/>
           <w:sz w:val="24"/>
           <w:szCs w:val="24"/>
-          <w:rPrChange w:id="22" w:author="Adam Beatty" w:date="2026-07-19T21:17:00Z" w16du:dateUtc="2026-07-19T20:17:00Z">
+          <w:rPrChange w:id="22" w:author="Adam Beatty" w:date="2026-07-20T11:40:00Z" w16du:dateUtc="2026-07-20T10:40:00Z">
             <w:rPr>
               <w:rFonts w:asciiTheme="minorHAnsi" w:eastAsiaTheme="minorHAnsi" w:hAnsiTheme="minorHAnsi" w:cstheme="minorBidi"/>
               <w:color w:val="auto"/>
@@ -381,7 +381,7 @@
       <w:pPr>
         <w:rPr>
           <w:rFonts w:ascii="Times New Roman" w:hAnsi="Times New Roman" w:cs="Times New Roman"/>
-          <w:rPrChange w:id="23" w:author="Adam Beatty" w:date="2026-07-19T21:17:00Z" w16du:dateUtc="2026-07-19T20:17:00Z">
+          <w:rPrChange w:id="23" w:author="Adam Beatty" w:date="2026-07-20T11:40:00Z" w16du:dateUtc="2026-07-20T10:40:00Z">
             <w:rPr/>
           </w:rPrChange>
         </w:rPr>
@@ -390,7 +390,7 @@
         <w:rPr>
           <w:rFonts w:ascii="Times New Roman" w:hAnsi="Times New Roman" w:cs="Times New Roman"/>
           <w:highlight w:val="yellow"/>
-          <w:rPrChange w:id="24" w:author="Adam Beatty" w:date="2026-07-19T21:17:00Z" w16du:dateUtc="2026-07-19T20:17:00Z">
+          <w:rPrChange w:id="24" w:author="Adam Beatty" w:date="2026-07-20T11:40:00Z" w16du:dateUtc="2026-07-20T10:40:00Z">
             <w:rPr>
               <w:highlight w:val="yellow"/>
             </w:rPr>
@@ -406,7 +406,7 @@
           <w:color w:val="0F4761" w:themeColor="accent1" w:themeShade="BF"/>
           <w:sz w:val="32"/>
           <w:szCs w:val="32"/>
-          <w:rPrChange w:id="25" w:author="Adam Beatty" w:date="2026-07-19T21:17:00Z" w16du:dateUtc="2026-07-19T20:17:00Z">
+          <w:rPrChange w:id="25" w:author="Adam Beatty" w:date="2026-07-20T11:40:00Z" w16du:dateUtc="2026-07-20T10:40:00Z">
             <w:rPr>
               <w:rFonts w:asciiTheme="majorHAnsi" w:eastAsiaTheme="majorEastAsia" w:hAnsiTheme="majorHAnsi" w:cstheme="majorBidi"/>
               <w:color w:val="0F4761" w:themeColor="accent1" w:themeShade="BF"/>
@@ -419,7 +419,7 @@
       <w:r>
         <w:rPr>
           <w:rFonts w:ascii="Times New Roman" w:hAnsi="Times New Roman" w:cs="Times New Roman"/>
-          <w:rPrChange w:id="26" w:author="Adam Beatty" w:date="2026-07-19T21:17:00Z" w16du:dateUtc="2026-07-19T20:17:00Z">
+          <w:rPrChange w:id="26" w:author="Adam Beatty" w:date="2026-07-20T11:40:00Z" w16du:dateUtc="2026-07-20T10:40:00Z">
             <w:rPr/>
           </w:rPrChange>
         </w:rPr>
@@ -431,7 +431,7 @@
         <w:pStyle w:val="Heading2"/>
         <w:rPr>
           <w:rFonts w:ascii="Times New Roman" w:hAnsi="Times New Roman" w:cs="Times New Roman"/>
-          <w:rPrChange w:id="27" w:author="Adam Beatty" w:date="2026-07-19T21:17:00Z" w16du:dateUtc="2026-07-19T20:17:00Z">
+          <w:rPrChange w:id="27" w:author="Adam Beatty" w:date="2026-07-20T11:40:00Z" w16du:dateUtc="2026-07-20T10:40:00Z">
             <w:rPr/>
           </w:rPrChange>
         </w:rPr>
@@ -439,7 +439,7 @@
       <w:r>
         <w:rPr>
           <w:rFonts w:ascii="Times New Roman" w:hAnsi="Times New Roman" w:cs="Times New Roman"/>
-          <w:rPrChange w:id="28" w:author="Adam Beatty" w:date="2026-07-19T21:17:00Z" w16du:dateUtc="2026-07-19T20:17:00Z">
+          <w:rPrChange w:id="28" w:author="Adam Beatty" w:date="2026-07-20T11:40:00Z" w16du:dateUtc="2026-07-20T10:40:00Z">
             <w:rPr/>
           </w:rPrChange>
         </w:rPr>
@@ -455,7 +455,7 @@
           <w:color w:val="auto"/>
           <w:sz w:val="24"/>
           <w:szCs w:val="24"/>
-          <w:rPrChange w:id="29" w:author="Adam Beatty" w:date="2026-07-19T21:17:00Z" w16du:dateUtc="2026-07-19T20:17:00Z">
+          <w:rPrChange w:id="29" w:author="Adam Beatty" w:date="2026-07-20T11:40:00Z" w16du:dateUtc="2026-07-20T10:40:00Z">
             <w:rPr>
               <w:rFonts w:asciiTheme="minorHAnsi" w:eastAsiaTheme="minorHAnsi" w:hAnsiTheme="minorHAnsi" w:cstheme="minorBidi"/>
               <w:color w:val="auto"/>
@@ -471,7 +471,7 @@
           <w:color w:val="auto"/>
           <w:sz w:val="24"/>
           <w:szCs w:val="24"/>
-          <w:rPrChange w:id="30" w:author="Adam Beatty" w:date="2026-07-19T21:17:00Z" w16du:dateUtc="2026-07-19T20:17:00Z">
+          <w:rPrChange w:id="30" w:author="Adam Beatty" w:date="2026-07-20T11:40:00Z" w16du:dateUtc="2026-07-20T10:40:00Z">
             <w:rPr>
               <w:rFonts w:asciiTheme="minorHAnsi" w:eastAsiaTheme="minorHAnsi" w:hAnsiTheme="minorHAnsi" w:cstheme="minorBidi"/>
               <w:color w:val="auto"/>
@@ -489,7 +489,7 @@
           <w:color w:val="auto"/>
           <w:sz w:val="24"/>
           <w:szCs w:val="24"/>
-          <w:rPrChange w:id="31" w:author="Adam Beatty" w:date="2026-07-19T21:17:00Z" w16du:dateUtc="2026-07-19T20:17:00Z">
+          <w:rPrChange w:id="31" w:author="Adam Beatty" w:date="2026-07-20T11:40:00Z" w16du:dateUtc="2026-07-20T10:40:00Z">
             <w:rPr>
               <w:rStyle w:val="EndnoteReference"/>
               <w:rFonts w:asciiTheme="minorHAnsi" w:eastAsiaTheme="minorHAnsi" w:hAnsiTheme="minorHAnsi" w:cstheme="minorBidi"/>
@@ -507,7 +507,7 @@
           <w:color w:val="auto"/>
           <w:sz w:val="24"/>
           <w:szCs w:val="24"/>
-          <w:rPrChange w:id="32" w:author="Adam Beatty" w:date="2026-07-19T21:17:00Z" w16du:dateUtc="2026-07-19T20:17:00Z">
+          <w:rPrChange w:id="32" w:author="Adam Beatty" w:date="2026-07-20T11:40:00Z" w16du:dateUtc="2026-07-20T10:40:00Z">
             <w:rPr>
               <w:rFonts w:asciiTheme="minorHAnsi" w:eastAsiaTheme="minorHAnsi" w:hAnsiTheme="minorHAnsi" w:cstheme="minorBidi"/>
               <w:color w:val="auto"/>
@@ -525,7 +525,7 @@
           <w:color w:val="auto"/>
           <w:sz w:val="24"/>
           <w:szCs w:val="24"/>
-          <w:rPrChange w:id="33" w:author="Adam Beatty" w:date="2026-07-19T21:17:00Z" w16du:dateUtc="2026-07-19T20:17:00Z">
+          <w:rPrChange w:id="33" w:author="Adam Beatty" w:date="2026-07-20T11:40:00Z" w16du:dateUtc="2026-07-20T10:40:00Z">
             <w:rPr>
               <w:rStyle w:val="EndnoteReference"/>
               <w:rFonts w:asciiTheme="minorHAnsi" w:eastAsiaTheme="minorHAnsi" w:hAnsiTheme="minorHAnsi" w:cstheme="minorBidi"/>
@@ -543,7 +543,7 @@
           <w:color w:val="auto"/>
           <w:sz w:val="24"/>
           <w:szCs w:val="24"/>
-          <w:rPrChange w:id="34" w:author="Adam Beatty" w:date="2026-07-19T21:17:00Z" w16du:dateUtc="2026-07-19T20:17:00Z">
+          <w:rPrChange w:id="34" w:author="Adam Beatty" w:date="2026-07-20T11:40:00Z" w16du:dateUtc="2026-07-20T10:40:00Z">
             <w:rPr>
               <w:rFonts w:asciiTheme="minorHAnsi" w:eastAsiaTheme="minorHAnsi" w:hAnsiTheme="minorHAnsi" w:cstheme="minorBidi"/>
               <w:color w:val="auto"/>
@@ -561,7 +561,7 @@
           <w:color w:val="auto"/>
           <w:sz w:val="24"/>
           <w:szCs w:val="24"/>
-          <w:rPrChange w:id="35" w:author="Adam Beatty" w:date="2026-07-19T21:17:00Z" w16du:dateUtc="2026-07-19T20:17:00Z">
+          <w:rPrChange w:id="35" w:author="Adam Beatty" w:date="2026-07-20T11:40:00Z" w16du:dateUtc="2026-07-20T10:40:00Z">
             <w:rPr>
               <w:rStyle w:val="EndnoteReference"/>
               <w:rFonts w:asciiTheme="minorHAnsi" w:eastAsiaTheme="minorHAnsi" w:hAnsiTheme="minorHAnsi" w:cstheme="minorBidi"/>
@@ -579,7 +579,7 @@
           <w:color w:val="auto"/>
           <w:sz w:val="24"/>
           <w:szCs w:val="24"/>
-          <w:rPrChange w:id="36" w:author="Adam Beatty" w:date="2026-07-19T21:17:00Z" w16du:dateUtc="2026-07-19T20:17:00Z">
+          <w:rPrChange w:id="36" w:author="Adam Beatty" w:date="2026-07-20T11:40:00Z" w16du:dateUtc="2026-07-20T10:40:00Z">
             <w:rPr>
               <w:rFonts w:asciiTheme="minorHAnsi" w:eastAsiaTheme="minorHAnsi" w:hAnsiTheme="minorHAnsi" w:cstheme="minorBidi"/>
               <w:color w:val="auto"/>
@@ -597,7 +597,7 @@
           <w:color w:val="auto"/>
           <w:sz w:val="24"/>
           <w:szCs w:val="24"/>
-          <w:rPrChange w:id="37" w:author="Adam Beatty" w:date="2026-07-19T21:17:00Z" w16du:dateUtc="2026-07-19T20:17:00Z">
+          <w:rPrChange w:id="37" w:author="Adam Beatty" w:date="2026-07-20T11:40:00Z" w16du:dateUtc="2026-07-20T10:40:00Z">
             <w:rPr>
               <w:rStyle w:val="EndnoteReference"/>
               <w:rFonts w:asciiTheme="minorHAnsi" w:eastAsiaTheme="minorHAnsi" w:hAnsiTheme="minorHAnsi" w:cstheme="minorBidi"/>
@@ -615,7 +615,7 @@
           <w:color w:val="auto"/>
           <w:sz w:val="24"/>
           <w:szCs w:val="24"/>
-          <w:rPrChange w:id="38" w:author="Adam Beatty" w:date="2026-07-19T21:17:00Z" w16du:dateUtc="2026-07-19T20:17:00Z">
+          <w:rPrChange w:id="38" w:author="Adam Beatty" w:date="2026-07-20T11:40:00Z" w16du:dateUtc="2026-07-20T10:40:00Z">
             <w:rPr>
               <w:rFonts w:asciiTheme="minorHAnsi" w:eastAsiaTheme="minorHAnsi" w:hAnsiTheme="minorHAnsi" w:cstheme="minorBidi"/>
               <w:color w:val="auto"/>
@@ -635,7 +635,7 @@
           <w:color w:val="auto"/>
           <w:sz w:val="24"/>
           <w:szCs w:val="24"/>
-          <w:rPrChange w:id="39" w:author="Adam Beatty" w:date="2026-07-19T21:17:00Z" w16du:dateUtc="2026-07-19T20:17:00Z">
+          <w:rPrChange w:id="39" w:author="Adam Beatty" w:date="2026-07-20T11:40:00Z" w16du:dateUtc="2026-07-20T10:40:00Z">
             <w:rPr>
               <w:rFonts w:asciiTheme="minorHAnsi" w:eastAsiaTheme="minorHAnsi" w:hAnsiTheme="minorHAnsi" w:cstheme="minorBidi"/>
               <w:color w:val="auto"/>
@@ -651,7 +651,7 @@
           <w:color w:val="auto"/>
           <w:sz w:val="24"/>
           <w:szCs w:val="24"/>
-          <w:rPrChange w:id="40" w:author="Adam Beatty" w:date="2026-07-19T21:17:00Z" w16du:dateUtc="2026-07-19T20:17:00Z">
+          <w:rPrChange w:id="40" w:author="Adam Beatty" w:date="2026-07-20T11:40:00Z" w16du:dateUtc="2026-07-20T10:40:00Z">
             <w:rPr>
               <w:rFonts w:asciiTheme="minorHAnsi" w:eastAsiaTheme="minorHAnsi" w:hAnsiTheme="minorHAnsi" w:cstheme="minorBidi"/>
               <w:color w:val="auto"/>
@@ -669,7 +669,7 @@
           <w:color w:val="auto"/>
           <w:sz w:val="24"/>
           <w:szCs w:val="24"/>
-          <w:rPrChange w:id="41" w:author="Adam Beatty" w:date="2026-07-19T21:17:00Z" w16du:dateUtc="2026-07-19T20:17:00Z">
+          <w:rPrChange w:id="41" w:author="Adam Beatty" w:date="2026-07-20T11:40:00Z" w16du:dateUtc="2026-07-20T10:40:00Z">
             <w:rPr>
               <w:rStyle w:val="EndnoteReference"/>
               <w:rFonts w:asciiTheme="minorHAnsi" w:eastAsiaTheme="minorHAnsi" w:hAnsiTheme="minorHAnsi" w:cstheme="minorBidi"/>
@@ -687,7 +687,7 @@
           <w:color w:val="auto"/>
           <w:sz w:val="24"/>
           <w:szCs w:val="24"/>
-          <w:rPrChange w:id="42" w:author="Adam Beatty" w:date="2026-07-19T21:17:00Z" w16du:dateUtc="2026-07-19T20:17:00Z">
+          <w:rPrChange w:id="42" w:author="Adam Beatty" w:date="2026-07-20T11:40:00Z" w16du:dateUtc="2026-07-20T10:40:00Z">
             <w:rPr>
               <w:rFonts w:asciiTheme="minorHAnsi" w:eastAsiaTheme="minorHAnsi" w:hAnsiTheme="minorHAnsi" w:cstheme="minorBidi"/>
               <w:color w:val="auto"/>
@@ -705,7 +705,7 @@
           <w:color w:val="auto"/>
           <w:sz w:val="24"/>
           <w:szCs w:val="24"/>
-          <w:rPrChange w:id="43" w:author="Adam Beatty" w:date="2026-07-19T21:17:00Z" w16du:dateUtc="2026-07-19T20:17:00Z">
+          <w:rPrChange w:id="43" w:author="Adam Beatty" w:date="2026-07-20T11:40:00Z" w16du:dateUtc="2026-07-20T10:40:00Z">
             <w:rPr>
               <w:rStyle w:val="EndnoteReference"/>
               <w:rFonts w:asciiTheme="minorHAnsi" w:eastAsiaTheme="minorHAnsi" w:hAnsiTheme="minorHAnsi" w:cstheme="minorBidi"/>
@@ -723,7 +723,7 @@
           <w:color w:val="auto"/>
           <w:sz w:val="24"/>
           <w:szCs w:val="24"/>
-          <w:rPrChange w:id="44" w:author="Adam Beatty" w:date="2026-07-19T21:17:00Z" w16du:dateUtc="2026-07-19T20:17:00Z">
+          <w:rPrChange w:id="44" w:author="Adam Beatty" w:date="2026-07-20T11:40:00Z" w16du:dateUtc="2026-07-20T10:40:00Z">
             <w:rPr>
               <w:rFonts w:asciiTheme="minorHAnsi" w:eastAsiaTheme="minorHAnsi" w:hAnsiTheme="minorHAnsi" w:cstheme="minorBidi"/>
               <w:color w:val="auto"/>
@@ -740,7 +740,7 @@
         <w:pStyle w:val="Heading2"/>
         <w:rPr>
           <w:rFonts w:ascii="Times New Roman" w:hAnsi="Times New Roman" w:cs="Times New Roman"/>
-          <w:rPrChange w:id="45" w:author="Adam Beatty" w:date="2026-07-19T21:17:00Z" w16du:dateUtc="2026-07-19T20:17:00Z">
+          <w:rPrChange w:id="45" w:author="Adam Beatty" w:date="2026-07-20T11:40:00Z" w16du:dateUtc="2026-07-20T10:40:00Z">
             <w:rPr/>
           </w:rPrChange>
         </w:rPr>
@@ -751,7 +751,7 @@
           <w:color w:val="auto"/>
           <w:sz w:val="24"/>
           <w:szCs w:val="24"/>
-          <w:rPrChange w:id="46" w:author="Adam Beatty" w:date="2026-07-19T21:17:00Z" w16du:dateUtc="2026-07-19T20:17:00Z">
+          <w:rPrChange w:id="46" w:author="Adam Beatty" w:date="2026-07-20T11:40:00Z" w16du:dateUtc="2026-07-20T10:40:00Z">
             <w:rPr>
               <w:rFonts w:asciiTheme="minorHAnsi" w:eastAsiaTheme="minorHAnsi" w:hAnsiTheme="minorHAnsi" w:cstheme="minorBidi"/>
               <w:color w:val="auto"/>
@@ -769,7 +769,7 @@
           <w:color w:val="auto"/>
           <w:sz w:val="24"/>
           <w:szCs w:val="24"/>
-          <w:rPrChange w:id="47" w:author="Adam Beatty" w:date="2026-07-19T21:17:00Z" w16du:dateUtc="2026-07-19T20:17:00Z">
+          <w:rPrChange w:id="47" w:author="Adam Beatty" w:date="2026-07-20T11:40:00Z" w16du:dateUtc="2026-07-20T10:40:00Z">
             <w:rPr>
               <w:rStyle w:val="FootnoteReference"/>
               <w:rFonts w:asciiTheme="minorHAnsi" w:eastAsiaTheme="minorHAnsi" w:hAnsiTheme="minorHAnsi" w:cstheme="minorBidi"/>
@@ -787,7 +787,7 @@
           <w:color w:val="auto"/>
           <w:sz w:val="24"/>
           <w:szCs w:val="24"/>
-          <w:rPrChange w:id="48" w:author="Adam Beatty" w:date="2026-07-19T21:17:00Z" w16du:dateUtc="2026-07-19T20:17:00Z">
+          <w:rPrChange w:id="48" w:author="Adam Beatty" w:date="2026-07-20T11:40:00Z" w16du:dateUtc="2026-07-20T10:40:00Z">
             <w:rPr>
               <w:rFonts w:asciiTheme="minorHAnsi" w:eastAsiaTheme="minorHAnsi" w:hAnsiTheme="minorHAnsi" w:cstheme="minorBidi"/>
               <w:color w:val="auto"/>
@@ -805,7 +805,7 @@
           <w:color w:val="auto"/>
           <w:sz w:val="24"/>
           <w:szCs w:val="24"/>
-          <w:rPrChange w:id="49" w:author="Adam Beatty" w:date="2026-07-19T21:17:00Z" w16du:dateUtc="2026-07-19T20:17:00Z">
+          <w:rPrChange w:id="49" w:author="Adam Beatty" w:date="2026-07-20T11:40:00Z" w16du:dateUtc="2026-07-20T10:40:00Z">
             <w:rPr>
               <w:rStyle w:val="EndnoteReference"/>
               <w:rFonts w:asciiTheme="minorHAnsi" w:eastAsiaTheme="minorHAnsi" w:hAnsiTheme="minorHAnsi" w:cstheme="minorBidi"/>
@@ -823,7 +823,7 @@
           <w:color w:val="auto"/>
           <w:sz w:val="24"/>
           <w:szCs w:val="24"/>
-          <w:rPrChange w:id="50" w:author="Adam Beatty" w:date="2026-07-19T21:17:00Z" w16du:dateUtc="2026-07-19T20:17:00Z">
+          <w:rPrChange w:id="50" w:author="Adam Beatty" w:date="2026-07-20T11:40:00Z" w16du:dateUtc="2026-07-20T10:40:00Z">
             <w:rPr>
               <w:rFonts w:asciiTheme="minorHAnsi" w:eastAsiaTheme="minorHAnsi" w:hAnsiTheme="minorHAnsi" w:cstheme="minorBidi"/>
               <w:color w:val="auto"/>
@@ -841,7 +841,7 @@
           <w:color w:val="auto"/>
           <w:sz w:val="24"/>
           <w:szCs w:val="24"/>
-          <w:rPrChange w:id="51" w:author="Adam Beatty" w:date="2026-07-19T21:17:00Z" w16du:dateUtc="2026-07-19T20:17:00Z">
+          <w:rPrChange w:id="51" w:author="Adam Beatty" w:date="2026-07-20T11:40:00Z" w16du:dateUtc="2026-07-20T10:40:00Z">
             <w:rPr>
               <w:rStyle w:val="EndnoteReference"/>
               <w:rFonts w:asciiTheme="minorHAnsi" w:eastAsiaTheme="minorHAnsi" w:hAnsiTheme="minorHAnsi" w:cstheme="minorBidi"/>
@@ -859,7 +859,7 @@
           <w:color w:val="auto"/>
           <w:sz w:val="24"/>
           <w:szCs w:val="24"/>
-          <w:rPrChange w:id="52" w:author="Adam Beatty" w:date="2026-07-19T21:17:00Z" w16du:dateUtc="2026-07-19T20:17:00Z">
+          <w:rPrChange w:id="52" w:author="Adam Beatty" w:date="2026-07-20T11:40:00Z" w16du:dateUtc="2026-07-20T10:40:00Z">
             <w:rPr>
               <w:rFonts w:asciiTheme="minorHAnsi" w:eastAsiaTheme="minorHAnsi" w:hAnsiTheme="minorHAnsi" w:cstheme="minorBidi"/>
               <w:color w:val="auto"/>
@@ -877,7 +877,7 @@
           <w:color w:val="auto"/>
           <w:sz w:val="24"/>
           <w:szCs w:val="24"/>
-          <w:rPrChange w:id="53" w:author="Adam Beatty" w:date="2026-07-19T21:17:00Z" w16du:dateUtc="2026-07-19T20:17:00Z">
+          <w:rPrChange w:id="53" w:author="Adam Beatty" w:date="2026-07-20T11:40:00Z" w16du:dateUtc="2026-07-20T10:40:00Z">
             <w:rPr>
               <w:rStyle w:val="EndnoteReference"/>
               <w:rFonts w:asciiTheme="minorHAnsi" w:eastAsiaTheme="minorHAnsi" w:hAnsiTheme="minorHAnsi" w:cstheme="minorBidi"/>
@@ -895,7 +895,7 @@
           <w:color w:val="auto"/>
           <w:sz w:val="24"/>
           <w:szCs w:val="24"/>
-          <w:rPrChange w:id="54" w:author="Adam Beatty" w:date="2026-07-19T21:17:00Z" w16du:dateUtc="2026-07-19T20:17:00Z">
+          <w:rPrChange w:id="54" w:author="Adam Beatty" w:date="2026-07-20T11:40:00Z" w16du:dateUtc="2026-07-20T10:40:00Z">
             <w:rPr>
               <w:rFonts w:asciiTheme="minorHAnsi" w:eastAsiaTheme="minorHAnsi" w:hAnsiTheme="minorHAnsi" w:cstheme="minorBidi"/>
               <w:color w:val="auto"/>
@@ -909,7 +909,7 @@
       <w:r>
         <w:rPr>
           <w:rFonts w:ascii="Times New Roman" w:hAnsi="Times New Roman" w:cs="Times New Roman"/>
-          <w:rPrChange w:id="55" w:author="Adam Beatty" w:date="2026-07-19T21:17:00Z" w16du:dateUtc="2026-07-19T20:17:00Z">
+          <w:rPrChange w:id="55" w:author="Adam Beatty" w:date="2026-07-20T11:40:00Z" w16du:dateUtc="2026-07-20T10:40:00Z">
             <w:rPr/>
           </w:rPrChange>
         </w:rPr>
@@ -921,7 +921,7 @@
           <w:color w:val="auto"/>
           <w:sz w:val="24"/>
           <w:szCs w:val="24"/>
-          <w:rPrChange w:id="56" w:author="Adam Beatty" w:date="2026-07-19T21:17:00Z" w16du:dateUtc="2026-07-19T20:17:00Z">
+          <w:rPrChange w:id="56" w:author="Adam Beatty" w:date="2026-07-20T11:40:00Z" w16du:dateUtc="2026-07-20T10:40:00Z">
             <w:rPr>
               <w:rFonts w:asciiTheme="minorHAnsi" w:eastAsiaTheme="minorHAnsi" w:hAnsiTheme="minorHAnsi" w:cstheme="minorBidi"/>
               <w:color w:val="auto"/>
@@ -937,7 +937,7 @@
       <w:pPr>
         <w:rPr>
           <w:rFonts w:ascii="Times New Roman" w:hAnsi="Times New Roman" w:cs="Times New Roman"/>
-          <w:rPrChange w:id="57" w:author="Adam Beatty" w:date="2026-07-19T21:17:00Z" w16du:dateUtc="2026-07-19T20:17:00Z">
+          <w:rPrChange w:id="57" w:author="Adam Beatty" w:date="2026-07-20T11:40:00Z" w16du:dateUtc="2026-07-20T10:40:00Z">
             <w:rPr/>
           </w:rPrChange>
         </w:rPr>
@@ -945,7 +945,7 @@
       <w:r>
         <w:rPr>
           <w:rFonts w:ascii="Times New Roman" w:hAnsi="Times New Roman" w:cs="Times New Roman"/>
-          <w:rPrChange w:id="58" w:author="Adam Beatty" w:date="2026-07-19T21:17:00Z" w16du:dateUtc="2026-07-19T20:17:00Z">
+          <w:rPrChange w:id="58" w:author="Adam Beatty" w:date="2026-07-20T11:40:00Z" w16du:dateUtc="2026-07-20T10:40:00Z">
             <w:rPr/>
           </w:rPrChange>
         </w:rPr>
@@ -954,7 +954,7 @@
       <w:r>
         <w:rPr>
           <w:rFonts w:ascii="Times New Roman" w:hAnsi="Times New Roman" w:cs="Times New Roman"/>
-          <w:rPrChange w:id="59" w:author="Adam Beatty" w:date="2026-07-19T21:17:00Z" w16du:dateUtc="2026-07-19T20:17:00Z">
+          <w:rPrChange w:id="59" w:author="Adam Beatty" w:date="2026-07-20T11:40:00Z" w16du:dateUtc="2026-07-20T10:40:00Z">
             <w:rPr/>
           </w:rPrChange>
         </w:rPr>
@@ -965,7 +965,7 @@
         <w:rPr>
           <w:rStyle w:val="EndnoteReference"/>
           <w:rFonts w:ascii="Times New Roman" w:hAnsi="Times New Roman" w:cs="Times New Roman"/>
-          <w:rPrChange w:id="60" w:author="Adam Beatty" w:date="2026-07-19T21:17:00Z" w16du:dateUtc="2026-07-19T20:17:00Z">
+          <w:rPrChange w:id="60" w:author="Adam Beatty" w:date="2026-07-20T11:40:00Z" w16du:dateUtc="2026-07-20T10:40:00Z">
             <w:rPr>
               <w:rStyle w:val="EndnoteReference"/>
             </w:rPr>
@@ -976,7 +976,7 @@
       <w:r>
         <w:rPr>
           <w:rFonts w:ascii="Times New Roman" w:hAnsi="Times New Roman" w:cs="Times New Roman"/>
-          <w:rPrChange w:id="61" w:author="Adam Beatty" w:date="2026-07-19T21:17:00Z" w16du:dateUtc="2026-07-19T20:17:00Z">
+          <w:rPrChange w:id="61" w:author="Adam Beatty" w:date="2026-07-20T11:40:00Z" w16du:dateUtc="2026-07-20T10:40:00Z">
             <w:rPr/>
           </w:rPrChange>
         </w:rPr>
@@ -986,7 +986,7 @@
         <w:rPr>
           <w:rStyle w:val="EndnoteReference"/>
           <w:rFonts w:ascii="Times New Roman" w:hAnsi="Times New Roman" w:cs="Times New Roman"/>
-          <w:rPrChange w:id="62" w:author="Adam Beatty" w:date="2026-07-19T21:17:00Z" w16du:dateUtc="2026-07-19T20:17:00Z">
+          <w:rPrChange w:id="62" w:author="Adam Beatty" w:date="2026-07-20T11:40:00Z" w16du:dateUtc="2026-07-20T10:40:00Z">
             <w:rPr>
               <w:rStyle w:val="EndnoteReference"/>
             </w:rPr>
@@ -998,7 +998,7 @@
         <w:rPr>
           <w:rStyle w:val="EndnoteReference"/>
           <w:rFonts w:ascii="Times New Roman" w:hAnsi="Times New Roman" w:cs="Times New Roman"/>
-          <w:rPrChange w:id="63" w:author="Adam Beatty" w:date="2026-07-19T21:17:00Z" w16du:dateUtc="2026-07-19T20:17:00Z">
+          <w:rPrChange w:id="63" w:author="Adam Beatty" w:date="2026-07-20T11:40:00Z" w16du:dateUtc="2026-07-20T10:40:00Z">
             <w:rPr>
               <w:rStyle w:val="EndnoteReference"/>
             </w:rPr>
@@ -1009,7 +1009,7 @@
       <w:r>
         <w:rPr>
           <w:rFonts w:ascii="Times New Roman" w:hAnsi="Times New Roman" w:cs="Times New Roman"/>
-          <w:rPrChange w:id="64" w:author="Adam Beatty" w:date="2026-07-19T21:17:00Z" w16du:dateUtc="2026-07-19T20:17:00Z">
+          <w:rPrChange w:id="64" w:author="Adam Beatty" w:date="2026-07-20T11:40:00Z" w16du:dateUtc="2026-07-20T10:40:00Z">
             <w:rPr/>
           </w:rPrChange>
         </w:rPr>
@@ -1019,7 +1019,7 @@
         <w:rPr>
           <w:rStyle w:val="EndnoteReference"/>
           <w:rFonts w:ascii="Times New Roman" w:hAnsi="Times New Roman" w:cs="Times New Roman"/>
-          <w:rPrChange w:id="65" w:author="Adam Beatty" w:date="2026-07-19T21:17:00Z" w16du:dateUtc="2026-07-19T20:17:00Z">
+          <w:rPrChange w:id="65" w:author="Adam Beatty" w:date="2026-07-20T11:40:00Z" w16du:dateUtc="2026-07-20T10:40:00Z">
             <w:rPr>
               <w:rStyle w:val="EndnoteReference"/>
             </w:rPr>
@@ -1031,7 +1031,7 @@
         <w:rPr>
           <w:rStyle w:val="FootnoteReference"/>
           <w:rFonts w:ascii="Times New Roman" w:hAnsi="Times New Roman" w:cs="Times New Roman"/>
-          <w:rPrChange w:id="66" w:author="Adam Beatty" w:date="2026-07-19T21:17:00Z" w16du:dateUtc="2026-07-19T20:17:00Z">
+          <w:rPrChange w:id="66" w:author="Adam Beatty" w:date="2026-07-20T11:40:00Z" w16du:dateUtc="2026-07-20T10:40:00Z">
             <w:rPr>
               <w:rStyle w:val="FootnoteReference"/>
             </w:rPr>
@@ -1042,7 +1042,7 @@
       <w:r>
         <w:rPr>
           <w:rFonts w:ascii="Times New Roman" w:hAnsi="Times New Roman" w:cs="Times New Roman"/>
-          <w:rPrChange w:id="67" w:author="Adam Beatty" w:date="2026-07-19T21:17:00Z" w16du:dateUtc="2026-07-19T20:17:00Z">
+          <w:rPrChange w:id="67" w:author="Adam Beatty" w:date="2026-07-20T11:40:00Z" w16du:dateUtc="2026-07-20T10:40:00Z">
             <w:rPr/>
           </w:rPrChange>
         </w:rPr>
@@ -1052,7 +1052,7 @@
         <w:rPr>
           <w:rStyle w:val="EndnoteReference"/>
           <w:rFonts w:ascii="Times New Roman" w:hAnsi="Times New Roman" w:cs="Times New Roman"/>
-          <w:rPrChange w:id="68" w:author="Adam Beatty" w:date="2026-07-19T21:17:00Z" w16du:dateUtc="2026-07-19T20:17:00Z">
+          <w:rPrChange w:id="68" w:author="Adam Beatty" w:date="2026-07-20T11:40:00Z" w16du:dateUtc="2026-07-20T10:40:00Z">
             <w:rPr>
               <w:rStyle w:val="EndnoteReference"/>
             </w:rPr>
@@ -1064,7 +1064,7 @@
         <w:rPr>
           <w:rStyle w:val="FootnoteReference"/>
           <w:rFonts w:ascii="Times New Roman" w:hAnsi="Times New Roman" w:cs="Times New Roman"/>
-          <w:rPrChange w:id="69" w:author="Adam Beatty" w:date="2026-07-19T21:17:00Z" w16du:dateUtc="2026-07-19T20:17:00Z">
+          <w:rPrChange w:id="69" w:author="Adam Beatty" w:date="2026-07-20T11:40:00Z" w16du:dateUtc="2026-07-20T10:40:00Z">
             <w:rPr>
               <w:rStyle w:val="FootnoteReference"/>
             </w:rPr>
@@ -1075,7 +1075,7 @@
       <w:r>
         <w:rPr>
           <w:rFonts w:ascii="Times New Roman" w:hAnsi="Times New Roman" w:cs="Times New Roman"/>
-          <w:rPrChange w:id="70" w:author="Adam Beatty" w:date="2026-07-19T21:17:00Z" w16du:dateUtc="2026-07-19T20:17:00Z">
+          <w:rPrChange w:id="70" w:author="Adam Beatty" w:date="2026-07-20T11:40:00Z" w16du:dateUtc="2026-07-20T10:40:00Z">
             <w:rPr/>
           </w:rPrChange>
         </w:rPr>
@@ -1085,7 +1085,7 @@
         <w:rPr>
           <w:rFonts w:ascii="Times New Roman" w:hAnsi="Times New Roman" w:cs="Times New Roman"/>
           <w:vertAlign w:val="superscript"/>
-          <w:rPrChange w:id="71" w:author="Adam Beatty" w:date="2026-07-19T21:17:00Z" w16du:dateUtc="2026-07-19T20:17:00Z">
+          <w:rPrChange w:id="71" w:author="Adam Beatty" w:date="2026-07-20T11:40:00Z" w16du:dateUtc="2026-07-20T10:40:00Z">
             <w:rPr>
               <w:vertAlign w:val="superscript"/>
             </w:rPr>
@@ -1096,7 +1096,7 @@
       <w:r>
         <w:rPr>
           <w:rFonts w:ascii="Times New Roman" w:hAnsi="Times New Roman" w:cs="Times New Roman"/>
-          <w:rPrChange w:id="72" w:author="Adam Beatty" w:date="2026-07-19T21:17:00Z" w16du:dateUtc="2026-07-19T20:17:00Z">
+          <w:rPrChange w:id="72" w:author="Adam Beatty" w:date="2026-07-20T11:40:00Z" w16du:dateUtc="2026-07-20T10:40:00Z">
             <w:rPr/>
           </w:rPrChange>
         </w:rPr>
@@ -1106,7 +1106,7 @@
         <w:rPr>
           <w:rStyle w:val="EndnoteReference"/>
           <w:rFonts w:ascii="Times New Roman" w:hAnsi="Times New Roman" w:cs="Times New Roman"/>
-          <w:rPrChange w:id="73" w:author="Adam Beatty" w:date="2026-07-19T21:17:00Z" w16du:dateUtc="2026-07-19T20:17:00Z">
+          <w:rPrChange w:id="73" w:author="Adam Beatty" w:date="2026-07-20T11:40:00Z" w16du:dateUtc="2026-07-20T10:40:00Z">
             <w:rPr>
               <w:rStyle w:val="EndnoteReference"/>
             </w:rPr>
@@ -1118,7 +1118,7 @@
         <w:rPr>
           <w:rStyle w:val="EndnoteReference"/>
           <w:rFonts w:ascii="Times New Roman" w:hAnsi="Times New Roman" w:cs="Times New Roman"/>
-          <w:rPrChange w:id="74" w:author="Adam Beatty" w:date="2026-07-19T21:17:00Z" w16du:dateUtc="2026-07-19T20:17:00Z">
+          <w:rPrChange w:id="74" w:author="Adam Beatty" w:date="2026-07-20T11:40:00Z" w16du:dateUtc="2026-07-20T10:40:00Z">
             <w:rPr>
               <w:rStyle w:val="EndnoteReference"/>
             </w:rPr>
@@ -1129,7 +1129,7 @@
       <w:r>
         <w:rPr>
           <w:rFonts w:ascii="Times New Roman" w:hAnsi="Times New Roman" w:cs="Times New Roman"/>
-          <w:rPrChange w:id="75" w:author="Adam Beatty" w:date="2026-07-19T21:17:00Z" w16du:dateUtc="2026-07-19T20:17:00Z">
+          <w:rPrChange w:id="75" w:author="Adam Beatty" w:date="2026-07-20T11:40:00Z" w16du:dateUtc="2026-07-20T10:40:00Z">
             <w:rPr/>
           </w:rPrChange>
         </w:rPr>
@@ -1140,7 +1140,7 @@
       <w:pPr>
         <w:rPr>
           <w:rFonts w:ascii="Times New Roman" w:hAnsi="Times New Roman" w:cs="Times New Roman"/>
-          <w:rPrChange w:id="76" w:author="Adam Beatty" w:date="2026-07-19T21:17:00Z" w16du:dateUtc="2026-07-19T20:17:00Z">
+          <w:rPrChange w:id="76" w:author="Adam Beatty" w:date="2026-07-20T11:40:00Z" w16du:dateUtc="2026-07-20T10:40:00Z">
             <w:rPr/>
           </w:rPrChange>
         </w:rPr>
@@ -1148,7 +1148,7 @@
       <w:r>
         <w:rPr>
           <w:rFonts w:ascii="Times New Roman" w:hAnsi="Times New Roman" w:cs="Times New Roman"/>
-          <w:rPrChange w:id="77" w:author="Adam Beatty" w:date="2026-07-19T21:17:00Z" w16du:dateUtc="2026-07-19T20:17:00Z">
+          <w:rPrChange w:id="77" w:author="Adam Beatty" w:date="2026-07-20T11:40:00Z" w16du:dateUtc="2026-07-20T10:40:00Z">
             <w:rPr/>
           </w:rPrChange>
         </w:rPr>
@@ -1158,7 +1158,7 @@
         <w:rPr>
           <w:rStyle w:val="EndnoteReference"/>
           <w:rFonts w:ascii="Times New Roman" w:hAnsi="Times New Roman" w:cs="Times New Roman"/>
-          <w:rPrChange w:id="78" w:author="Adam Beatty" w:date="2026-07-19T21:17:00Z" w16du:dateUtc="2026-07-19T20:17:00Z">
+          <w:rPrChange w:id="78" w:author="Adam Beatty" w:date="2026-07-20T11:40:00Z" w16du:dateUtc="2026-07-20T10:40:00Z">
             <w:rPr>
               <w:rStyle w:val="EndnoteReference"/>
             </w:rPr>
@@ -1169,7 +1169,7 @@
       <w:r>
         <w:rPr>
           <w:rFonts w:ascii="Times New Roman" w:hAnsi="Times New Roman" w:cs="Times New Roman"/>
-          <w:rPrChange w:id="79" w:author="Adam Beatty" w:date="2026-07-19T21:17:00Z" w16du:dateUtc="2026-07-19T20:17:00Z">
+          <w:rPrChange w:id="79" w:author="Adam Beatty" w:date="2026-07-20T11:40:00Z" w16du:dateUtc="2026-07-20T10:40:00Z">
             <w:rPr/>
           </w:rPrChange>
         </w:rPr>
@@ -1178,7 +1178,7 @@
       <w:r>
         <w:rPr>
           <w:rFonts w:ascii="Times New Roman" w:hAnsi="Times New Roman" w:cs="Times New Roman"/>
-          <w:rPrChange w:id="80" w:author="Adam Beatty" w:date="2026-07-19T21:17:00Z" w16du:dateUtc="2026-07-19T20:17:00Z">
+          <w:rPrChange w:id="80" w:author="Adam Beatty" w:date="2026-07-20T11:40:00Z" w16du:dateUtc="2026-07-20T10:40:00Z">
             <w:rPr/>
           </w:rPrChange>
         </w:rPr>
@@ -1190,7 +1190,7 @@
           <w:rFonts w:ascii="Times New Roman" w:hAnsi="Times New Roman" w:cs="Times New Roman"/>
           <w:i/>
           <w:iCs/>
-          <w:rPrChange w:id="81" w:author="Adam Beatty" w:date="2026-07-19T21:17:00Z" w16du:dateUtc="2026-07-19T20:17:00Z">
+          <w:rPrChange w:id="81" w:author="Adam Beatty" w:date="2026-07-20T11:40:00Z" w16du:dateUtc="2026-07-20T10:40:00Z">
             <w:rPr>
               <w:i/>
               <w:iCs/>
@@ -1202,7 +1202,7 @@
       <w:r>
         <w:rPr>
           <w:rFonts w:ascii="Times New Roman" w:hAnsi="Times New Roman" w:cs="Times New Roman"/>
-          <w:rPrChange w:id="82" w:author="Adam Beatty" w:date="2026-07-19T21:17:00Z" w16du:dateUtc="2026-07-19T20:17:00Z">
+          <w:rPrChange w:id="82" w:author="Adam Beatty" w:date="2026-07-20T11:40:00Z" w16du:dateUtc="2026-07-20T10:40:00Z">
             <w:rPr/>
           </w:rPrChange>
         </w:rPr>
@@ -1212,7 +1212,7 @@
         <w:rPr>
           <w:rStyle w:val="EndnoteReference"/>
           <w:rFonts w:ascii="Times New Roman" w:hAnsi="Times New Roman" w:cs="Times New Roman"/>
-          <w:rPrChange w:id="83" w:author="Adam Beatty" w:date="2026-07-19T21:17:00Z" w16du:dateUtc="2026-07-19T20:17:00Z">
+          <w:rPrChange w:id="83" w:author="Adam Beatty" w:date="2026-07-20T11:40:00Z" w16du:dateUtc="2026-07-20T10:40:00Z">
             <w:rPr>
               <w:rStyle w:val="EndnoteReference"/>
             </w:rPr>
@@ -1223,7 +1223,7 @@
       <w:r>
         <w:rPr>
           <w:rFonts w:ascii="Times New Roman" w:hAnsi="Times New Roman" w:cs="Times New Roman"/>
-          <w:rPrChange w:id="84" w:author="Adam Beatty" w:date="2026-07-19T21:17:00Z" w16du:dateUtc="2026-07-19T20:17:00Z">
+          <w:rPrChange w:id="84" w:author="Adam Beatty" w:date="2026-07-20T11:40:00Z" w16du:dateUtc="2026-07-20T10:40:00Z">
             <w:rPr/>
           </w:rPrChange>
         </w:rPr>
@@ -1234,7 +1234,7 @@
           <w:rFonts w:ascii="Times New Roman" w:hAnsi="Times New Roman" w:cs="Times New Roman"/>
           <w:i/>
           <w:iCs/>
-          <w:rPrChange w:id="85" w:author="Adam Beatty" w:date="2026-07-19T21:17:00Z" w16du:dateUtc="2026-07-19T20:17:00Z">
+          <w:rPrChange w:id="85" w:author="Adam Beatty" w:date="2026-07-20T11:40:00Z" w16du:dateUtc="2026-07-20T10:40:00Z">
             <w:rPr>
               <w:i/>
               <w:iCs/>
@@ -1246,7 +1246,7 @@
       <w:r>
         <w:rPr>
           <w:rFonts w:ascii="Times New Roman" w:hAnsi="Times New Roman" w:cs="Times New Roman"/>
-          <w:rPrChange w:id="86" w:author="Adam Beatty" w:date="2026-07-19T21:17:00Z" w16du:dateUtc="2026-07-19T20:17:00Z">
+          <w:rPrChange w:id="86" w:author="Adam Beatty" w:date="2026-07-20T11:40:00Z" w16du:dateUtc="2026-07-20T10:40:00Z">
             <w:rPr/>
           </w:rPrChange>
         </w:rPr>
@@ -1257,7 +1257,7 @@
           <w:rFonts w:ascii="Times New Roman" w:hAnsi="Times New Roman" w:cs="Times New Roman"/>
           <w:i/>
           <w:iCs/>
-          <w:rPrChange w:id="87" w:author="Adam Beatty" w:date="2026-07-19T21:17:00Z" w16du:dateUtc="2026-07-19T20:17:00Z">
+          <w:rPrChange w:id="87" w:author="Adam Beatty" w:date="2026-07-20T11:40:00Z" w16du:dateUtc="2026-07-20T10:40:00Z">
             <w:rPr>
               <w:i/>
               <w:iCs/>
@@ -1272,7 +1272,7 @@
           <w:rFonts w:ascii="Times New Roman" w:hAnsi="Times New Roman" w:cs="Times New Roman"/>
           <w:i/>
           <w:iCs/>
-          <w:rPrChange w:id="88" w:author="Adam Beatty" w:date="2026-07-19T21:17:00Z" w16du:dateUtc="2026-07-19T20:17:00Z">
+          <w:rPrChange w:id="88" w:author="Adam Beatty" w:date="2026-07-20T11:40:00Z" w16du:dateUtc="2026-07-20T10:40:00Z">
             <w:rPr>
               <w:rStyle w:val="EndnoteReference"/>
               <w:i/>
@@ -1285,7 +1285,7 @@
       <w:r>
         <w:rPr>
           <w:rFonts w:ascii="Times New Roman" w:hAnsi="Times New Roman" w:cs="Times New Roman"/>
-          <w:rPrChange w:id="89" w:author="Adam Beatty" w:date="2026-07-19T21:17:00Z" w16du:dateUtc="2026-07-19T20:17:00Z">
+          <w:rPrChange w:id="89" w:author="Adam Beatty" w:date="2026-07-20T11:40:00Z" w16du:dateUtc="2026-07-20T10:40:00Z">
             <w:rPr/>
           </w:rPrChange>
         </w:rPr>
@@ -1295,7 +1295,7 @@
         <w:rPr>
           <w:rStyle w:val="EndnoteReference"/>
           <w:rFonts w:ascii="Times New Roman" w:hAnsi="Times New Roman" w:cs="Times New Roman"/>
-          <w:rPrChange w:id="90" w:author="Adam Beatty" w:date="2026-07-19T21:17:00Z" w16du:dateUtc="2026-07-19T20:17:00Z">
+          <w:rPrChange w:id="90" w:author="Adam Beatty" w:date="2026-07-20T11:40:00Z" w16du:dateUtc="2026-07-20T10:40:00Z">
             <w:rPr>
               <w:rStyle w:val="EndnoteReference"/>
             </w:rPr>
@@ -1306,7 +1306,7 @@
       <w:r>
         <w:rPr>
           <w:rFonts w:ascii="Times New Roman" w:hAnsi="Times New Roman" w:cs="Times New Roman"/>
-          <w:rPrChange w:id="91" w:author="Adam Beatty" w:date="2026-07-19T21:17:00Z" w16du:dateUtc="2026-07-19T20:17:00Z">
+          <w:rPrChange w:id="91" w:author="Adam Beatty" w:date="2026-07-20T11:40:00Z" w16du:dateUtc="2026-07-20T10:40:00Z">
             <w:rPr/>
           </w:rPrChange>
         </w:rPr>
@@ -1321,7 +1321,7 @@
           <w:color w:val="auto"/>
           <w:sz w:val="24"/>
           <w:szCs w:val="24"/>
-          <w:rPrChange w:id="92" w:author="Adam Beatty" w:date="2026-07-19T21:17:00Z" w16du:dateUtc="2026-07-19T20:17:00Z">
+          <w:rPrChange w:id="92" w:author="Adam Beatty" w:date="2026-07-20T11:40:00Z" w16du:dateUtc="2026-07-20T10:40:00Z">
             <w:rPr>
               <w:rFonts w:asciiTheme="minorHAnsi" w:eastAsiaTheme="minorHAnsi" w:hAnsiTheme="minorHAnsi" w:cstheme="minorBidi"/>
               <w:color w:val="auto"/>
@@ -1337,7 +1337,7 @@
           <w:color w:val="auto"/>
           <w:sz w:val="24"/>
           <w:szCs w:val="24"/>
-          <w:rPrChange w:id="93" w:author="Adam Beatty" w:date="2026-07-19T21:17:00Z" w16du:dateUtc="2026-07-19T20:17:00Z">
+          <w:rPrChange w:id="93" w:author="Adam Beatty" w:date="2026-07-20T11:40:00Z" w16du:dateUtc="2026-07-20T10:40:00Z">
             <w:rPr>
               <w:rFonts w:asciiTheme="minorHAnsi" w:eastAsiaTheme="minorHAnsi" w:hAnsiTheme="minorHAnsi" w:cstheme="minorBidi"/>
               <w:color w:val="auto"/>
@@ -1355,7 +1355,7 @@
           <w:color w:val="auto"/>
           <w:sz w:val="24"/>
           <w:szCs w:val="24"/>
-          <w:rPrChange w:id="94" w:author="Adam Beatty" w:date="2026-07-19T21:17:00Z" w16du:dateUtc="2026-07-19T20:17:00Z">
+          <w:rPrChange w:id="94" w:author="Adam Beatty" w:date="2026-07-20T11:40:00Z" w16du:dateUtc="2026-07-20T10:40:00Z">
             <w:rPr>
               <w:rStyle w:val="EndnoteReference"/>
               <w:rFonts w:asciiTheme="minorHAnsi" w:eastAsiaTheme="minorHAnsi" w:hAnsiTheme="minorHAnsi" w:cstheme="minorBidi"/>
@@ -1373,7 +1373,7 @@
           <w:color w:val="auto"/>
           <w:sz w:val="24"/>
           <w:szCs w:val="24"/>
-          <w:rPrChange w:id="95" w:author="Adam Beatty" w:date="2026-07-19T21:17:00Z" w16du:dateUtc="2026-07-19T20:17:00Z">
+          <w:rPrChange w:id="95" w:author="Adam Beatty" w:date="2026-07-20T11:40:00Z" w16du:dateUtc="2026-07-20T10:40:00Z">
             <w:rPr>
               <w:rFonts w:asciiTheme="minorHAnsi" w:eastAsiaTheme="minorHAnsi" w:hAnsiTheme="minorHAnsi" w:cstheme="minorBidi"/>
               <w:color w:val="auto"/>
@@ -1391,7 +1391,7 @@
           <w:color w:val="auto"/>
           <w:sz w:val="24"/>
           <w:szCs w:val="24"/>
-          <w:rPrChange w:id="96" w:author="Adam Beatty" w:date="2026-07-19T21:17:00Z" w16du:dateUtc="2026-07-19T20:17:00Z">
+          <w:rPrChange w:id="96" w:author="Adam Beatty" w:date="2026-07-20T11:40:00Z" w16du:dateUtc="2026-07-20T10:40:00Z">
             <w:rPr>
               <w:rStyle w:val="EndnoteReference"/>
               <w:rFonts w:asciiTheme="minorHAnsi" w:eastAsiaTheme="minorHAnsi" w:hAnsiTheme="minorHAnsi" w:cstheme="minorBidi"/>
@@ -1409,7 +1409,7 @@
           <w:color w:val="auto"/>
           <w:sz w:val="24"/>
           <w:szCs w:val="24"/>
-          <w:rPrChange w:id="97" w:author="Adam Beatty" w:date="2026-07-19T21:17:00Z" w16du:dateUtc="2026-07-19T20:17:00Z">
+          <w:rPrChange w:id="97" w:author="Adam Beatty" w:date="2026-07-20T11:40:00Z" w16du:dateUtc="2026-07-20T10:40:00Z">
             <w:rPr>
               <w:rFonts w:asciiTheme="minorHAnsi" w:eastAsiaTheme="minorHAnsi" w:hAnsiTheme="minorHAnsi" w:cstheme="minorBidi"/>
               <w:color w:val="auto"/>
@@ -1425,7 +1425,7 @@
       <w:pPr>
         <w:rPr>
           <w:rFonts w:ascii="Times New Roman" w:hAnsi="Times New Roman" w:cs="Times New Roman"/>
-          <w:rPrChange w:id="98" w:author="Adam Beatty" w:date="2026-07-19T21:17:00Z" w16du:dateUtc="2026-07-19T20:17:00Z">
+          <w:rPrChange w:id="98" w:author="Adam Beatty" w:date="2026-07-20T11:40:00Z" w16du:dateUtc="2026-07-20T10:40:00Z">
             <w:rPr/>
           </w:rPrChange>
         </w:rPr>
@@ -1433,7 +1433,7 @@
       <w:r>
         <w:rPr>
           <w:rFonts w:ascii="Times New Roman" w:hAnsi="Times New Roman" w:cs="Times New Roman"/>
-          <w:rPrChange w:id="99" w:author="Adam Beatty" w:date="2026-07-19T21:17:00Z" w16du:dateUtc="2026-07-19T20:17:00Z">
+          <w:rPrChange w:id="99" w:author="Adam Beatty" w:date="2026-07-20T11:40:00Z" w16du:dateUtc="2026-07-20T10:40:00Z">
             <w:rPr/>
           </w:rPrChange>
         </w:rPr>
@@ -1442,7 +1442,7 @@
       <w:r>
         <w:rPr>
           <w:rFonts w:ascii="Times New Roman" w:hAnsi="Times New Roman" w:cs="Times New Roman"/>
-          <w:rPrChange w:id="100" w:author="Adam Beatty" w:date="2026-07-19T21:17:00Z" w16du:dateUtc="2026-07-19T20:17:00Z">
+          <w:rPrChange w:id="100" w:author="Adam Beatty" w:date="2026-07-20T11:40:00Z" w16du:dateUtc="2026-07-20T10:40:00Z">
             <w:rPr/>
           </w:rPrChange>
         </w:rPr>
@@ -1462,7 +1462,7 @@
       <w:r>
         <w:rPr>
           <w:rFonts w:ascii="Times New Roman" w:hAnsi="Times New Roman" w:cs="Times New Roman"/>
-          <w:rPrChange w:id="101" w:author="Adam Beatty" w:date="2026-07-19T21:17:00Z" w16du:dateUtc="2026-07-19T20:17:00Z">
+          <w:rPrChange w:id="101" w:author="Adam Beatty" w:date="2026-07-20T11:40:00Z" w16du:dateUtc="2026-07-20T10:40:00Z">
             <w:rPr/>
           </w:rPrChange>
         </w:rPr>
@@ -1471,7 +1471,7 @@
       <w:r>
         <w:rPr>
           <w:rFonts w:ascii="Times New Roman" w:hAnsi="Times New Roman" w:cs="Times New Roman"/>
-          <w:rPrChange w:id="102" w:author="Adam Beatty" w:date="2026-07-19T21:17:00Z" w16du:dateUtc="2026-07-19T20:17:00Z">
+          <w:rPrChange w:id="102" w:author="Adam Beatty" w:date="2026-07-20T11:40:00Z" w16du:dateUtc="2026-07-20T10:40:00Z">
             <w:rPr/>
           </w:rPrChange>
         </w:rPr>
@@ -1481,7 +1481,7 @@
         <w:rPr>
           <w:rFonts w:ascii="Times New Roman" w:hAnsi="Times New Roman" w:cs="Times New Roman"/>
           <w:noProof/>
-          <w:rPrChange w:id="103" w:author="Adam Beatty" w:date="2026-07-19T21:17:00Z" w16du:dateUtc="2026-07-19T20:17:00Z">
+          <w:rPrChange w:id="103" w:author="Adam Beatty" w:date="2026-07-20T11:40:00Z" w16du:dateUtc="2026-07-20T10:40:00Z">
             <w:rPr>
               <w:noProof/>
             </w:rPr>
@@ -1492,7 +1492,7 @@
       <w:r>
         <w:rPr>
           <w:rFonts w:ascii="Times New Roman" w:hAnsi="Times New Roman" w:cs="Times New Roman"/>
-          <w:rPrChange w:id="104" w:author="Adam Beatty" w:date="2026-07-19T21:17:00Z" w16du:dateUtc="2026-07-19T20:17:00Z">
+          <w:rPrChange w:id="104" w:author="Adam Beatty" w:date="2026-07-20T11:40:00Z" w16du:dateUtc="2026-07-20T10:40:00Z">
             <w:rPr/>
           </w:rPrChange>
         </w:rPr>
@@ -1501,7 +1501,7 @@
       <w:r>
         <w:rPr>
           <w:rFonts w:ascii="Times New Roman" w:hAnsi="Times New Roman" w:cs="Times New Roman"/>
-          <w:rPrChange w:id="105" w:author="Adam Beatty" w:date="2026-07-19T21:17:00Z" w16du:dateUtc="2026-07-19T20:17:00Z">
+          <w:rPrChange w:id="105" w:author="Adam Beatty" w:date="2026-07-20T11:40:00Z" w16du:dateUtc="2026-07-20T10:40:00Z">
             <w:rPr/>
           </w:rPrChange>
         </w:rPr>
@@ -1511,7 +1511,7 @@
         <w:rPr>
           <w:rStyle w:val="EndnoteReference"/>
           <w:rFonts w:ascii="Times New Roman" w:hAnsi="Times New Roman" w:cs="Times New Roman"/>
-          <w:rPrChange w:id="106" w:author="Adam Beatty" w:date="2026-07-19T21:17:00Z" w16du:dateUtc="2026-07-19T20:17:00Z">
+          <w:rPrChange w:id="106" w:author="Adam Beatty" w:date="2026-07-20T11:40:00Z" w16du:dateUtc="2026-07-20T10:40:00Z">
             <w:rPr>
               <w:rStyle w:val="EndnoteReference"/>
             </w:rPr>
@@ -1522,7 +1522,7 @@
       <w:r>
         <w:rPr>
           <w:rFonts w:ascii="Times New Roman" w:hAnsi="Times New Roman" w:cs="Times New Roman"/>
-          <w:rPrChange w:id="108" w:author="Adam Beatty" w:date="2026-07-19T21:17:00Z" w16du:dateUtc="2026-07-19T20:17:00Z">
+          <w:rPrChange w:id="108" w:author="Adam Beatty" w:date="2026-07-20T11:40:00Z" w16du:dateUtc="2026-07-20T10:40:00Z">
             <w:rPr/>
           </w:rPrChange>
         </w:rPr>
@@ -1531,7 +1531,7 @@
       <w:r>
         <w:rPr>
           <w:rFonts w:ascii="Times New Roman" w:hAnsi="Times New Roman" w:cs="Times New Roman"/>
-          <w:rPrChange w:id="109" w:author="Adam Beatty" w:date="2026-07-19T21:17:00Z" w16du:dateUtc="2026-07-19T20:17:00Z">
+          <w:rPrChange w:id="109" w:author="Adam Beatty" w:date="2026-07-20T11:40:00Z" w16du:dateUtc="2026-07-20T10:40:00Z">
             <w:rPr/>
           </w:rPrChange>
         </w:rPr>
@@ -1545,7 +1545,7 @@
         <w:jc w:val="center"/>
         <w:rPr>
           <w:rFonts w:ascii="Times New Roman" w:hAnsi="Times New Roman" w:cs="Times New Roman"/>
-          <w:rPrChange w:id="110" w:author="Adam Beatty" w:date="2026-07-19T21:17:00Z" w16du:dateUtc="2026-07-19T20:17:00Z">
+          <w:rPrChange w:id="110" w:author="Adam Beatty" w:date="2026-07-20T11:40:00Z" w16du:dateUtc="2026-07-20T10:40:00Z">
             <w:rPr/>
           </w:rPrChange>
         </w:rPr>
@@ -1554,7 +1554,7 @@
         <w:rPr>
           <w:rFonts w:ascii="Times New Roman" w:hAnsi="Times New Roman" w:cs="Times New Roman"/>
           <w:noProof/>
-          <w:rPrChange w:id="111" w:author="Adam Beatty" w:date="2026-07-19T21:17:00Z" w16du:dateUtc="2026-07-19T20:17:00Z">
+          <w:rPrChange w:id="111" w:author="Adam Beatty" w:date="2026-07-20T11:40:00Z" w16du:dateUtc="2026-07-20T10:40:00Z">
             <w:rPr>
               <w:noProof/>
             </w:rPr>
@@ -1603,7 +1603,7 @@
         <w:jc w:val="center"/>
         <w:rPr>
           <w:rFonts w:ascii="Times New Roman" w:hAnsi="Times New Roman" w:cs="Times New Roman"/>
-          <w:rPrChange w:id="112" w:author="Adam Beatty" w:date="2026-07-19T21:17:00Z" w16du:dateUtc="2026-07-19T20:17:00Z">
+          <w:rPrChange w:id="112" w:author="Adam Beatty" w:date="2026-07-20T11:40:00Z" w16du:dateUtc="2026-07-20T10:40:00Z">
             <w:rPr/>
           </w:rPrChange>
         </w:rPr>
@@ -1612,7 +1612,7 @@
       <w:r>
         <w:rPr>
           <w:rFonts w:ascii="Times New Roman" w:hAnsi="Times New Roman" w:cs="Times New Roman"/>
-          <w:rPrChange w:id="114" w:author="Adam Beatty" w:date="2026-07-19T21:17:00Z" w16du:dateUtc="2026-07-19T20:17:00Z">
+          <w:rPrChange w:id="114" w:author="Adam Beatty" w:date="2026-07-20T11:40:00Z" w16du:dateUtc="2026-07-20T10:40:00Z">
             <w:rPr/>
           </w:rPrChange>
         </w:rPr>
@@ -1621,7 +1621,7 @@
       <w:r>
         <w:rPr>
           <w:rFonts w:ascii="Times New Roman" w:hAnsi="Times New Roman" w:cs="Times New Roman"/>
-          <w:rPrChange w:id="115" w:author="Adam Beatty" w:date="2026-07-19T21:17:00Z" w16du:dateUtc="2026-07-19T20:17:00Z">
+          <w:rPrChange w:id="115" w:author="Adam Beatty" w:date="2026-07-20T11:40:00Z" w16du:dateUtc="2026-07-20T10:40:00Z">
             <w:rPr/>
           </w:rPrChange>
         </w:rPr>
@@ -1630,7 +1630,7 @@
       <w:r>
         <w:rPr>
           <w:rFonts w:ascii="Times New Roman" w:hAnsi="Times New Roman" w:cs="Times New Roman"/>
-          <w:rPrChange w:id="116" w:author="Adam Beatty" w:date="2026-07-19T21:17:00Z" w16du:dateUtc="2026-07-19T20:17:00Z">
+          <w:rPrChange w:id="116" w:author="Adam Beatty" w:date="2026-07-20T11:40:00Z" w16du:dateUtc="2026-07-20T10:40:00Z">
             <w:rPr/>
           </w:rPrChange>
         </w:rPr>
@@ -1639,7 +1639,7 @@
       <w:r>
         <w:rPr>
           <w:rFonts w:ascii="Times New Roman" w:hAnsi="Times New Roman" w:cs="Times New Roman"/>
-          <w:rPrChange w:id="117" w:author="Adam Beatty" w:date="2026-07-19T21:17:00Z" w16du:dateUtc="2026-07-19T20:17:00Z">
+          <w:rPrChange w:id="117" w:author="Adam Beatty" w:date="2026-07-20T11:40:00Z" w16du:dateUtc="2026-07-20T10:40:00Z">
             <w:rPr>
               <w:noProof/>
             </w:rPr>
@@ -1651,7 +1651,7 @@
         <w:rPr>
           <w:rFonts w:ascii="Times New Roman" w:hAnsi="Times New Roman" w:cs="Times New Roman"/>
           <w:noProof/>
-          <w:rPrChange w:id="118" w:author="Adam Beatty" w:date="2026-07-19T21:17:00Z" w16du:dateUtc="2026-07-19T20:17:00Z">
+          <w:rPrChange w:id="118" w:author="Adam Beatty" w:date="2026-07-20T11:40:00Z" w16du:dateUtc="2026-07-20T10:40:00Z">
             <w:rPr>
               <w:noProof/>
             </w:rPr>
@@ -1663,7 +1663,7 @@
         <w:rPr>
           <w:rFonts w:ascii="Times New Roman" w:hAnsi="Times New Roman" w:cs="Times New Roman"/>
           <w:noProof/>
-          <w:rPrChange w:id="119" w:author="Adam Beatty" w:date="2026-07-19T21:17:00Z" w16du:dateUtc="2026-07-19T20:17:00Z">
+          <w:rPrChange w:id="119" w:author="Adam Beatty" w:date="2026-07-20T11:40:00Z" w16du:dateUtc="2026-07-20T10:40:00Z">
             <w:rPr>
               <w:noProof/>
             </w:rPr>
@@ -1675,7 +1675,7 @@
       <w:r>
         <w:rPr>
           <w:rFonts w:ascii="Times New Roman" w:hAnsi="Times New Roman" w:cs="Times New Roman"/>
-          <w:rPrChange w:id="120" w:author="Adam Beatty" w:date="2026-07-19T21:17:00Z" w16du:dateUtc="2026-07-19T20:17:00Z">
+          <w:rPrChange w:id="120" w:author="Adam Beatty" w:date="2026-07-20T11:40:00Z" w16du:dateUtc="2026-07-20T10:40:00Z">
             <w:rPr/>
           </w:rPrChange>
         </w:rPr>
@@ -1686,7 +1686,7 @@
       <w:pPr>
         <w:rPr>
           <w:rFonts w:ascii="Times New Roman" w:hAnsi="Times New Roman" w:cs="Times New Roman"/>
-          <w:rPrChange w:id="121" w:author="Adam Beatty" w:date="2026-07-19T21:17:00Z" w16du:dateUtc="2026-07-19T20:17:00Z">
+          <w:rPrChange w:id="121" w:author="Adam Beatty" w:date="2026-07-20T11:40:00Z" w16du:dateUtc="2026-07-20T10:40:00Z">
             <w:rPr/>
           </w:rPrChange>
         </w:rPr>
@@ -1694,7 +1694,7 @@
       <w:r>
         <w:rPr>
           <w:rFonts w:ascii="Times New Roman" w:hAnsi="Times New Roman" w:cs="Times New Roman"/>
-          <w:rPrChange w:id="122" w:author="Adam Beatty" w:date="2026-07-19T21:17:00Z" w16du:dateUtc="2026-07-19T20:17:00Z">
+          <w:rPrChange w:id="122" w:author="Adam Beatty" w:date="2026-07-20T11:40:00Z" w16du:dateUtc="2026-07-20T10:40:00Z">
             <w:rPr/>
           </w:rPrChange>
         </w:rPr>
@@ -1704,7 +1704,7 @@
         <w:rPr>
           <w:rStyle w:val="EndnoteReference"/>
           <w:rFonts w:ascii="Times New Roman" w:hAnsi="Times New Roman" w:cs="Times New Roman"/>
-          <w:rPrChange w:id="123" w:author="Adam Beatty" w:date="2026-07-19T21:17:00Z" w16du:dateUtc="2026-07-19T20:17:00Z">
+          <w:rPrChange w:id="123" w:author="Adam Beatty" w:date="2026-07-20T11:40:00Z" w16du:dateUtc="2026-07-20T10:40:00Z">
             <w:rPr>
               <w:rStyle w:val="EndnoteReference"/>
             </w:rPr>
@@ -1715,7 +1715,7 @@
       <w:r>
         <w:rPr>
           <w:rFonts w:ascii="Times New Roman" w:hAnsi="Times New Roman" w:cs="Times New Roman"/>
-          <w:rPrChange w:id="130" w:author="Adam Beatty" w:date="2026-07-19T21:17:00Z" w16du:dateUtc="2026-07-19T20:17:00Z">
+          <w:rPrChange w:id="130" w:author="Adam Beatty" w:date="2026-07-20T11:40:00Z" w16du:dateUtc="2026-07-20T10:40:00Z">
             <w:rPr/>
           </w:rPrChange>
         </w:rPr>
@@ -1724,7 +1724,7 @@
       <w:r>
         <w:rPr>
           <w:rFonts w:ascii="Times New Roman" w:hAnsi="Times New Roman" w:cs="Times New Roman"/>
-          <w:rPrChange w:id="131" w:author="Adam Beatty" w:date="2026-07-19T21:17:00Z" w16du:dateUtc="2026-07-19T20:17:00Z">
+          <w:rPrChange w:id="131" w:author="Adam Beatty" w:date="2026-07-20T11:40:00Z" w16du:dateUtc="2026-07-20T10:40:00Z">
             <w:rPr/>
           </w:rPrChange>
         </w:rPr>
@@ -1742,7 +1742,7 @@
       <w:r>
         <w:rPr>
           <w:rFonts w:ascii="Times New Roman" w:hAnsi="Times New Roman" w:cs="Times New Roman"/>
-          <w:rPrChange w:id="133" w:author="Adam Beatty" w:date="2026-07-19T21:17:00Z" w16du:dateUtc="2026-07-19T20:17:00Z">
+          <w:rPrChange w:id="133" w:author="Adam Beatty" w:date="2026-07-20T11:40:00Z" w16du:dateUtc="2026-07-20T10:40:00Z">
             <w:rPr/>
           </w:rPrChange>
         </w:rPr>
@@ -1754,16 +1754,29 @@
         <w:pStyle w:val="Heading1"/>
         <w:rPr>
           <w:ins w:id="134" w:author="Adam Beatty" w:date="2026-07-20T11:00:00Z" w16du:dateUtc="2026-07-20T10:00:00Z"/>
+          <w:rFonts w:ascii="Times New Roman" w:hAnsi="Times New Roman" w:cs="Times New Roman"/>
           <w:lang w:val="en-US"/>
-        </w:rPr>
-        <w:pPrChange w:id="135" w:author="Adam Beatty" w:date="2026-07-20T11:00:00Z" w16du:dateUtc="2026-07-20T10:00:00Z">
+          <w:rPrChange w:id="135" w:author="Adam Beatty" w:date="2026-07-20T11:40:00Z" w16du:dateUtc="2026-07-20T10:40:00Z">
+            <w:rPr>
+              <w:ins w:id="136" w:author="Adam Beatty" w:date="2026-07-20T11:00:00Z" w16du:dateUtc="2026-07-20T10:00:00Z"/>
+              <w:lang w:val="en-US"/>
+            </w:rPr>
+          </w:rPrChange>
+        </w:rPr>
+        <w:pPrChange w:id="137" w:author="Adam Beatty" w:date="2026-07-20T11:00:00Z" w16du:dateUtc="2026-07-20T10:00:00Z">
           <w:pPr/>
         </w:pPrChange>
       </w:pPr>
-      <w:ins w:id="136" w:author="Adam Beatty" w:date="2026-07-20T11:00:00Z" w16du:dateUtc="2026-07-20T10:00:00Z">
-        <w:r>
-          <w:rPr>
+      <w:ins w:id="138" w:author="Adam Beatty" w:date="2026-07-20T11:00:00Z" w16du:dateUtc="2026-07-20T10:00:00Z">
+        <w:r>
+          <w:rPr>
+            <w:rFonts w:ascii="Times New Roman" w:hAnsi="Times New Roman" w:cs="Times New Roman"/>
             <w:lang w:val="en-US"/>
+            <w:rPrChange w:id="139" w:author="Adam Beatty" w:date="2026-07-20T11:40:00Z" w16du:dateUtc="2026-07-20T10:40:00Z">
+              <w:rPr>
+                <w:lang w:val="en-US"/>
+              </w:rPr>
+            </w:rPrChange>
           </w:rPr>
           <w:t>OB</w:t>
         </w:r>
@@ -1772,12 +1785,12 @@
     <w:p>
       <w:pPr>
         <w:rPr>
-          <w:ins w:id="137" w:author="Adam Beatty" w:date="2026-07-20T11:00:00Z"/>
+          <w:ins w:id="140" w:author="Adam Beatty" w:date="2026-07-20T11:00:00Z"/>
           <w:rFonts w:ascii="Times New Roman" w:hAnsi="Times New Roman" w:cs="Times New Roman"/>
           <w:lang w:val="en-US"/>
         </w:rPr>
       </w:pPr>
-      <w:ins w:id="138" w:author="Adam Beatty" w:date="2026-07-20T11:00:00Z">
+      <w:ins w:id="141" w:author="Adam Beatty" w:date="2026-07-20T11:00:00Z">
         <w:r>
           <w:rPr>
             <w:rFonts w:ascii="Times New Roman" w:hAnsi="Times New Roman" w:cs="Times New Roman"/>
@@ -1853,12 +1866,12 @@
     <w:p>
       <w:pPr>
         <w:rPr>
-          <w:ins w:id="149" w:author="Adam Beatty" w:date="2026-07-20T11:00:00Z"/>
+          <w:ins w:id="152" w:author="Adam Beatty" w:date="2026-07-20T11:00:00Z"/>
           <w:rFonts w:ascii="Times New Roman" w:hAnsi="Times New Roman" w:cs="Times New Roman"/>
           <w:lang w:val="en-US"/>
         </w:rPr>
       </w:pPr>
-      <w:ins w:id="150" w:author="Adam Beatty" w:date="2026-07-20T11:00:00Z">
+      <w:ins w:id="153" w:author="Adam Beatty" w:date="2026-07-20T11:00:00Z">
         <w:r>
           <w:rPr>
             <w:rFonts w:ascii="Times New Roman" w:hAnsi="Times New Roman" w:cs="Times New Roman"/>
@@ -1914,12 +1927,12 @@
     <w:p>
       <w:pPr>
         <w:rPr>
-          <w:ins w:id="157" w:author="Adam Beatty" w:date="2026-07-20T11:00:00Z"/>
+          <w:ins w:id="160" w:author="Adam Beatty" w:date="2026-07-20T11:00:00Z"/>
           <w:rFonts w:ascii="Times New Roman" w:hAnsi="Times New Roman" w:cs="Times New Roman"/>
           <w:lang w:val="en-US"/>
         </w:rPr>
       </w:pPr>
-      <w:ins w:id="158" w:author="Adam Beatty" w:date="2026-07-20T11:00:00Z">
+      <w:ins w:id="161" w:author="Adam Beatty" w:date="2026-07-20T11:00:00Z">
         <w:r>
           <w:rPr>
             <w:rFonts w:ascii="Times New Roman" w:hAnsi="Times New Roman" w:cs="Times New Roman"/>
@@ -1988,12 +2001,12 @@
     <w:p>
       <w:pPr>
         <w:rPr>
-          <w:ins w:id="167" w:author="Adam Beatty" w:date="2026-07-20T11:00:00Z"/>
+          <w:ins w:id="170" w:author="Adam Beatty" w:date="2026-07-20T11:00:00Z"/>
           <w:rFonts w:ascii="Times New Roman" w:hAnsi="Times New Roman" w:cs="Times New Roman"/>
           <w:lang w:val="en-US"/>
         </w:rPr>
       </w:pPr>
-      <w:ins w:id="168" w:author="Adam Beatty" w:date="2026-07-20T11:00:00Z">
+      <w:ins w:id="171" w:author="Adam Beatty" w:date="2026-07-20T11:00:00Z">
         <w:r>
           <w:rPr>
             <w:rFonts w:ascii="Times New Roman" w:hAnsi="Times New Roman" w:cs="Times New Roman"/>
@@ -2055,12 +2068,12 @@
     <w:p>
       <w:pPr>
         <w:rPr>
-          <w:ins w:id="177" w:author="Adam Beatty" w:date="2026-07-20T11:00:00Z"/>
+          <w:ins w:id="180" w:author="Adam Beatty" w:date="2026-07-20T11:00:00Z"/>
           <w:rFonts w:ascii="Times New Roman" w:hAnsi="Times New Roman" w:cs="Times New Roman"/>
           <w:lang w:val="en-US"/>
         </w:rPr>
       </w:pPr>
-      <w:ins w:id="178" w:author="Adam Beatty" w:date="2026-07-20T11:00:00Z">
+      <w:ins w:id="181" w:author="Adam Beatty" w:date="2026-07-20T11:00:00Z">
         <w:r>
           <w:rPr>
             <w:rFonts w:ascii="Times New Roman" w:hAnsi="Times New Roman" w:cs="Times New Roman"/>
@@ -2080,12 +2093,12 @@
     <w:p>
       <w:pPr>
         <w:rPr>
-          <w:ins w:id="181" w:author="Adam Beatty" w:date="2026-07-20T11:00:00Z"/>
+          <w:ins w:id="184" w:author="Adam Beatty" w:date="2026-07-20T11:00:00Z"/>
           <w:rFonts w:ascii="Times New Roman" w:hAnsi="Times New Roman" w:cs="Times New Roman"/>
           <w:lang w:val="en-US"/>
         </w:rPr>
       </w:pPr>
-      <w:ins w:id="182" w:author="Adam Beatty" w:date="2026-07-20T11:00:00Z">
+      <w:ins w:id="185" w:author="Adam Beatty" w:date="2026-07-20T11:00:00Z">
         <w:r>
           <w:rPr>
             <w:rFonts w:ascii="Times New Roman" w:hAnsi="Times New Roman" w:cs="Times New Roman"/>
@@ -2155,12 +2168,12 @@
     <w:p>
       <w:pPr>
         <w:rPr>
-          <w:ins w:id="191" w:author="Adam Beatty" w:date="2026-07-20T11:00:00Z"/>
+          <w:ins w:id="194" w:author="Adam Beatty" w:date="2026-07-20T11:00:00Z"/>
           <w:rFonts w:ascii="Times New Roman" w:hAnsi="Times New Roman" w:cs="Times New Roman"/>
           <w:lang w:val="en-US"/>
         </w:rPr>
       </w:pPr>
-      <w:ins w:id="192" w:author="Adam Beatty" w:date="2026-07-20T11:00:00Z">
+      <w:ins w:id="195" w:author="Adam Beatty" w:date="2026-07-20T11:00:00Z">
         <w:r>
           <w:rPr>
             <w:rFonts w:ascii="Times New Roman" w:hAnsi="Times New Roman" w:cs="Times New Roman"/>
@@ -2236,12 +2249,12 @@
     <w:p>
       <w:pPr>
         <w:rPr>
-          <w:ins w:id="203" w:author="Adam Beatty" w:date="2026-07-20T11:00:00Z"/>
+          <w:ins w:id="206" w:author="Adam Beatty" w:date="2026-07-20T11:00:00Z"/>
           <w:rFonts w:ascii="Times New Roman" w:hAnsi="Times New Roman" w:cs="Times New Roman"/>
           <w:lang w:val="en-US"/>
         </w:rPr>
       </w:pPr>
-      <w:ins w:id="204" w:author="Adam Beatty" w:date="2026-07-20T11:00:00Z">
+      <w:ins w:id="207" w:author="Adam Beatty" w:date="2026-07-20T11:00:00Z">
         <w:r>
           <w:rPr>
             <w:rFonts w:ascii="Times New Roman" w:hAnsi="Times New Roman" w:cs="Times New Roman"/>
@@ -2282,12 +2295,12 @@
     <w:p>
       <w:pPr>
         <w:rPr>
-          <w:ins w:id="209" w:author="Adam Beatty" w:date="2026-07-20T11:00:00Z"/>
+          <w:ins w:id="212" w:author="Adam Beatty" w:date="2026-07-20T11:00:00Z"/>
           <w:rFonts w:ascii="Times New Roman" w:hAnsi="Times New Roman" w:cs="Times New Roman"/>
           <w:lang w:val="en-US"/>
         </w:rPr>
       </w:pPr>
-      <w:ins w:id="210" w:author="Adam Beatty" w:date="2026-07-20T11:00:00Z">
+      <w:ins w:id="213" w:author="Adam Beatty" w:date="2026-07-20T11:00:00Z">
         <w:r>
           <w:rPr>
             <w:rFonts w:ascii="Times New Roman" w:hAnsi="Times New Roman" w:cs="Times New Roman"/>
@@ -2302,7 +2315,7 @@
       <w:pPr>
         <w:rPr>
           <w:rFonts w:ascii="Times New Roman" w:hAnsi="Times New Roman" w:cs="Times New Roman"/>
-          <w:rPrChange w:id="211" w:author="Adam Beatty" w:date="2026-07-19T21:17:00Z" w16du:dateUtc="2026-07-19T20:17:00Z">
+          <w:rPrChange w:id="214" w:author="Adam Beatty" w:date="2026-07-20T11:40:00Z" w16du:dateUtc="2026-07-20T10:40:00Z">
             <w:rPr/>
           </w:rPrChange>
         </w:rPr>
@@ -2315,7 +2328,7 @@
           <w:color w:val="0F4761" w:themeColor="accent1" w:themeShade="BF"/>
           <w:sz w:val="32"/>
           <w:szCs w:val="32"/>
-          <w:rPrChange w:id="212" w:author="Adam Beatty" w:date="2026-07-19T21:17:00Z" w16du:dateUtc="2026-07-19T20:17:00Z">
+          <w:rPrChange w:id="215" w:author="Adam Beatty" w:date="2026-07-20T11:40:00Z" w16du:dateUtc="2026-07-20T10:40:00Z">
             <w:rPr>
               <w:rFonts w:asciiTheme="majorHAnsi" w:eastAsiaTheme="majorEastAsia" w:hAnsiTheme="majorHAnsi" w:cstheme="majorBidi"/>
               <w:color w:val="0F4761" w:themeColor="accent1" w:themeShade="BF"/>
@@ -2328,7 +2341,7 @@
       <w:r>
         <w:rPr>
           <w:rFonts w:ascii="Times New Roman" w:hAnsi="Times New Roman" w:cs="Times New Roman"/>
-          <w:rPrChange w:id="213" w:author="Adam Beatty" w:date="2026-07-19T21:17:00Z" w16du:dateUtc="2026-07-19T20:17:00Z">
+          <w:rPrChange w:id="216" w:author="Adam Beatty" w:date="2026-07-20T11:40:00Z" w16du:dateUtc="2026-07-20T10:40:00Z">
             <w:rPr/>
           </w:rPrChange>
         </w:rPr>
@@ -2339,20 +2352,20 @@
       <w:pPr>
         <w:pStyle w:val="Heading2"/>
         <w:rPr>
-          <w:del w:id="214" w:author="Adam Beatty" w:date="2026-07-20T11:01:00Z" w16du:dateUtc="2026-07-20T10:01:00Z"/>
-          <w:rFonts w:ascii="Times New Roman" w:hAnsi="Times New Roman" w:cs="Times New Roman"/>
-          <w:rPrChange w:id="215" w:author="Adam Beatty" w:date="2026-07-19T21:17:00Z" w16du:dateUtc="2026-07-19T20:17:00Z">
-            <w:rPr>
-              <w:del w:id="216" w:author="Adam Beatty" w:date="2026-07-20T11:01:00Z" w16du:dateUtc="2026-07-20T10:01:00Z"/>
-            </w:rPr>
-          </w:rPrChange>
-        </w:rPr>
-      </w:pPr>
-      <w:del w:id="217" w:author="Adam Beatty" w:date="2026-07-20T11:01:00Z" w16du:dateUtc="2026-07-20T10:01:00Z">
-        <w:r>
-          <w:rPr>
-            <w:rFonts w:ascii="Times New Roman" w:hAnsi="Times New Roman" w:cs="Times New Roman"/>
-            <w:rPrChange w:id="218" w:author="Adam Beatty" w:date="2026-07-19T21:17:00Z" w16du:dateUtc="2026-07-19T20:17:00Z">
+          <w:del w:id="217" w:author="Adam Beatty" w:date="2026-07-20T11:01:00Z" w16du:dateUtc="2026-07-20T10:01:00Z"/>
+          <w:rFonts w:ascii="Times New Roman" w:hAnsi="Times New Roman" w:cs="Times New Roman"/>
+          <w:rPrChange w:id="218" w:author="Adam Beatty" w:date="2026-07-20T11:40:00Z" w16du:dateUtc="2026-07-20T10:40:00Z">
+            <w:rPr>
+              <w:del w:id="219" w:author="Adam Beatty" w:date="2026-07-20T11:01:00Z" w16du:dateUtc="2026-07-20T10:01:00Z"/>
+            </w:rPr>
+          </w:rPrChange>
+        </w:rPr>
+      </w:pPr>
+      <w:del w:id="220" w:author="Adam Beatty" w:date="2026-07-20T11:01:00Z" w16du:dateUtc="2026-07-20T10:01:00Z">
+        <w:r>
+          <w:rPr>
+            <w:rFonts w:ascii="Times New Roman" w:hAnsi="Times New Roman" w:cs="Times New Roman"/>
+            <w:rPrChange w:id="221" w:author="Adam Beatty" w:date="2026-07-20T11:40:00Z" w16du:dateUtc="2026-07-20T10:40:00Z">
               <w:rPr/>
             </w:rPrChange>
           </w:rPr>
@@ -2366,14 +2379,14 @@
         <w:spacing w:after="0" w:line="360" w:lineRule="auto"/>
         <w:jc w:val="both"/>
         <w:rPr>
-          <w:del w:id="219" w:author="Adam Beatty" w:date="2026-07-20T11:01:00Z" w16du:dateUtc="2026-07-20T10:01:00Z"/>
+          <w:del w:id="222" w:author="Adam Beatty" w:date="2026-07-20T11:01:00Z" w16du:dateUtc="2026-07-20T10:01:00Z"/>
           <w:rFonts w:ascii="Times New Roman" w:hAnsi="Times New Roman" w:cs="Times New Roman"/>
           <w:kern w:val="0"/>
           <w:lang w:eastAsia="en-GB"/>
           <w14:ligatures w14:val="none"/>
         </w:rPr>
       </w:pPr>
-      <w:del w:id="220" w:author="Adam Beatty" w:date="2026-07-20T11:01:00Z" w16du:dateUtc="2026-07-20T10:01:00Z">
+      <w:del w:id="223" w:author="Adam Beatty" w:date="2026-07-20T11:01:00Z" w16du:dateUtc="2026-07-20T10:01:00Z">
         <w:r>
           <w:rPr>
             <w:rFonts w:ascii="Times New Roman" w:hAnsi="Times New Roman" w:cs="Times New Roman"/>
@@ -2384,7 +2397,7 @@
           <w:delText>To become credible Irish defence policy, the argument for UxS integration must evolve from an attractive battlefield concept into an institutionalised capability embedded within national defence planning</w:delText>
         </w:r>
       </w:del>
-      <w:del w:id="221" w:author="Adam Beatty" w:date="2026-07-19T11:07:00Z" w16du:dateUtc="2026-07-19T10:07:00Z">
+      <w:del w:id="224" w:author="Adam Beatty" w:date="2026-07-19T11:07:00Z" w16du:dateUtc="2026-07-19T10:07:00Z">
         <w:r>
           <w:rPr>
             <w:rFonts w:ascii="Times New Roman" w:hAnsi="Times New Roman" w:cs="Times New Roman"/>
@@ -2395,7 +2408,7 @@
           <w:delText>,</w:delText>
         </w:r>
       </w:del>
-      <w:del w:id="222" w:author="Adam Beatty" w:date="2026-07-20T11:01:00Z" w16du:dateUtc="2026-07-20T10:01:00Z">
+      <w:del w:id="225" w:author="Adam Beatty" w:date="2026-07-20T11:01:00Z" w16du:dateUtc="2026-07-20T10:01:00Z">
         <w:r>
           <w:rPr>
             <w:rFonts w:ascii="Times New Roman" w:hAnsi="Times New Roman" w:cs="Times New Roman"/>
@@ -2412,7 +2425,7 @@
         <w:spacing w:after="0" w:line="360" w:lineRule="auto"/>
         <w:jc w:val="both"/>
         <w:rPr>
-          <w:del w:id="223" w:author="Adam Beatty" w:date="2026-07-20T11:01:00Z" w16du:dateUtc="2026-07-20T10:01:00Z"/>
+          <w:del w:id="226" w:author="Adam Beatty" w:date="2026-07-20T11:01:00Z" w16du:dateUtc="2026-07-20T10:01:00Z"/>
           <w:rFonts w:ascii="Times New Roman" w:hAnsi="Times New Roman" w:cs="Times New Roman"/>
           <w:kern w:val="0"/>
           <w:lang w:eastAsia="en-GB"/>
@@ -2434,7 +2447,7 @@
         <w:ind w:left="0" w:firstLine="0"/>
         <w:jc w:val="both"/>
         <w:rPr>
-          <w:del w:id="224" w:author="Adam Beatty" w:date="2026-07-20T11:01:00Z" w16du:dateUtc="2026-07-20T10:01:00Z"/>
+          <w:del w:id="227" w:author="Adam Beatty" w:date="2026-07-20T11:01:00Z" w16du:dateUtc="2026-07-20T10:01:00Z"/>
           <w:rFonts w:ascii="Times New Roman" w:hAnsi="Times New Roman" w:cs="Times New Roman"/>
           <w:b/>
           <w:bCs/>
@@ -2443,8 +2456,8 @@
           <w14:ligatures w14:val="none"/>
         </w:rPr>
       </w:pPr>
-      <w:bookmarkStart w:id="225" w:name="_Hlk235287821"/>
-      <w:del w:id="226" w:author="Adam Beatty" w:date="2026-07-20T11:01:00Z" w16du:dateUtc="2026-07-20T10:01:00Z">
+      <w:bookmarkStart w:id="228" w:name="_Hlk235287821"/>
+      <w:del w:id="229" w:author="Adam Beatty" w:date="2026-07-20T11:01:00Z" w16du:dateUtc="2026-07-20T10:01:00Z">
         <w:r>
           <w:rPr>
             <w:rFonts w:ascii="Times New Roman" w:hAnsi="Times New Roman" w:cs="Times New Roman"/>
@@ -2463,14 +2476,14 @@
         <w:spacing w:after="0" w:line="360" w:lineRule="auto"/>
         <w:jc w:val="both"/>
         <w:rPr>
-          <w:del w:id="227" w:author="Adam Beatty" w:date="2026-07-20T11:01:00Z" w16du:dateUtc="2026-07-20T10:01:00Z"/>
+          <w:del w:id="230" w:author="Adam Beatty" w:date="2026-07-20T11:01:00Z" w16du:dateUtc="2026-07-20T10:01:00Z"/>
           <w:rFonts w:ascii="Times New Roman" w:hAnsi="Times New Roman" w:cs="Times New Roman"/>
           <w:kern w:val="0"/>
           <w:lang w:eastAsia="en-GB"/>
           <w14:ligatures w14:val="none"/>
         </w:rPr>
       </w:pPr>
-      <w:del w:id="228" w:author="Adam Beatty" w:date="2026-07-20T11:01:00Z" w16du:dateUtc="2026-07-20T10:01:00Z">
+      <w:del w:id="231" w:author="Adam Beatty" w:date="2026-07-20T11:01:00Z" w16du:dateUtc="2026-07-20T10:01:00Z">
         <w:r>
           <w:rPr>
             <w:rFonts w:ascii="Times New Roman" w:hAnsi="Times New Roman" w:cs="Times New Roman"/>
@@ -2481,7 +2494,7 @@
           <w:delText xml:space="preserve">The first requirement is recognition at </w:delText>
         </w:r>
       </w:del>
-      <w:del w:id="229" w:author="Adam Beatty" w:date="2026-07-19T11:49:00Z" w16du:dateUtc="2026-07-19T10:49:00Z">
+      <w:del w:id="232" w:author="Adam Beatty" w:date="2026-07-19T11:49:00Z" w16du:dateUtc="2026-07-19T10:49:00Z">
         <w:r>
           <w:rPr>
             <w:rFonts w:ascii="Times New Roman" w:hAnsi="Times New Roman" w:cs="Times New Roman"/>
@@ -2492,7 +2505,7 @@
           <w:delText xml:space="preserve">both the </w:delText>
         </w:r>
       </w:del>
-      <w:del w:id="230" w:author="Adam Beatty" w:date="2026-07-20T11:01:00Z" w16du:dateUtc="2026-07-20T10:01:00Z">
+      <w:del w:id="233" w:author="Adam Beatty" w:date="2026-07-20T11:01:00Z" w16du:dateUtc="2026-07-20T10:01:00Z">
         <w:r>
           <w:rPr>
             <w:rFonts w:ascii="Times New Roman" w:hAnsi="Times New Roman" w:cs="Times New Roman"/>
@@ -2503,7 +2516,7 @@
           <w:delText xml:space="preserve">senior military and political levels that UxS </w:delText>
         </w:r>
       </w:del>
-      <w:del w:id="231" w:author="Adam Beatty" w:date="2026-07-19T11:48:00Z" w16du:dateUtc="2026-07-19T10:48:00Z">
+      <w:del w:id="234" w:author="Adam Beatty" w:date="2026-07-19T11:48:00Z" w16du:dateUtc="2026-07-19T10:48:00Z">
         <w:r>
           <w:rPr>
             <w:rFonts w:ascii="Times New Roman" w:hAnsi="Times New Roman" w:cs="Times New Roman"/>
@@ -2514,7 +2527,7 @@
           <w:delText>represent a disruptive shift in military affairs</w:delText>
         </w:r>
       </w:del>
-      <w:del w:id="232" w:author="Adam Beatty" w:date="2026-07-20T11:01:00Z" w16du:dateUtc="2026-07-20T10:01:00Z">
+      <w:del w:id="235" w:author="Adam Beatty" w:date="2026-07-20T11:01:00Z" w16du:dateUtc="2026-07-20T10:01:00Z">
         <w:r>
           <w:rPr>
             <w:rFonts w:ascii="Times New Roman" w:hAnsi="Times New Roman" w:cs="Times New Roman"/>
@@ -2526,7 +2539,7 @@
           <w:footnoteReference w:id="52"/>
         </w:r>
       </w:del>
-      <w:del w:id="250" w:author="Adam Beatty" w:date="2026-07-19T11:49:00Z" w16du:dateUtc="2026-07-19T10:49:00Z">
+      <w:del w:id="253" w:author="Adam Beatty" w:date="2026-07-19T11:49:00Z" w16du:dateUtc="2026-07-19T10:49:00Z">
         <w:r>
           <w:rPr>
             <w:rFonts w:ascii="Times New Roman" w:hAnsi="Times New Roman" w:cs="Times New Roman"/>
@@ -2546,7 +2559,7 @@
           <w:delText>.</w:delText>
         </w:r>
       </w:del>
-      <w:del w:id="251" w:author="Adam Beatty" w:date="2026-07-20T11:01:00Z" w16du:dateUtc="2026-07-20T10:01:00Z">
+      <w:del w:id="254" w:author="Adam Beatty" w:date="2026-07-20T11:01:00Z" w16du:dateUtc="2026-07-20T10:01:00Z">
         <w:r>
           <w:rPr>
             <w:rFonts w:ascii="Times New Roman" w:hAnsi="Times New Roman" w:cs="Times New Roman"/>
@@ -2567,7 +2580,7 @@
           <w:footnoteReference w:id="53"/>
         </w:r>
       </w:del>
-      <w:del w:id="269" w:author="Adam Beatty" w:date="2026-07-19T12:07:00Z" w16du:dateUtc="2026-07-19T11:07:00Z">
+      <w:del w:id="272" w:author="Adam Beatty" w:date="2026-07-19T12:07:00Z" w16du:dateUtc="2026-07-19T11:07:00Z">
         <w:r>
           <w:rPr>
             <w:rFonts w:ascii="Times New Roman" w:hAnsi="Times New Roman" w:cs="Times New Roman"/>
@@ -2578,7 +2591,7 @@
           <w:delText>.</w:delText>
         </w:r>
       </w:del>
-      <w:del w:id="270" w:author="Adam Beatty" w:date="2026-07-20T11:01:00Z" w16du:dateUtc="2026-07-20T10:01:00Z">
+      <w:del w:id="273" w:author="Adam Beatty" w:date="2026-07-20T11:01:00Z" w16du:dateUtc="2026-07-20T10:01:00Z">
         <w:r>
           <w:rPr>
             <w:rFonts w:ascii="Times New Roman" w:hAnsi="Times New Roman" w:cs="Times New Roman"/>
@@ -2595,7 +2608,7 @@
         <w:spacing w:after="0" w:line="360" w:lineRule="auto"/>
         <w:jc w:val="both"/>
         <w:rPr>
-          <w:del w:id="271" w:author="Adam Beatty" w:date="2026-07-20T11:01:00Z" w16du:dateUtc="2026-07-20T10:01:00Z"/>
+          <w:del w:id="274" w:author="Adam Beatty" w:date="2026-07-20T11:01:00Z" w16du:dateUtc="2026-07-20T10:01:00Z"/>
           <w:rFonts w:ascii="Times New Roman" w:hAnsi="Times New Roman" w:cs="Times New Roman"/>
           <w:color w:val="FF0000"/>
           <w:kern w:val="0"/>
@@ -2603,7 +2616,7 @@
           <w14:ligatures w14:val="none"/>
         </w:rPr>
       </w:pPr>
-      <w:del w:id="272" w:author="Adam Beatty" w:date="2026-07-20T11:01:00Z" w16du:dateUtc="2026-07-20T10:01:00Z">
+      <w:del w:id="275" w:author="Adam Beatty" w:date="2026-07-20T11:01:00Z" w16du:dateUtc="2026-07-20T10:01:00Z">
         <w:r>
           <w:rPr>
             <w:rFonts w:ascii="Times New Roman" w:hAnsi="Times New Roman" w:cs="Times New Roman"/>
@@ -2614,7 +2627,7 @@
           <w:delText>For Ireland</w:delText>
         </w:r>
       </w:del>
-      <w:del w:id="273" w:author="Adam Beatty" w:date="2026-07-19T12:08:00Z" w16du:dateUtc="2026-07-19T11:08:00Z">
+      <w:del w:id="276" w:author="Adam Beatty" w:date="2026-07-19T12:08:00Z" w16du:dateUtc="2026-07-19T11:08:00Z">
         <w:r>
           <w:rPr>
             <w:rFonts w:ascii="Times New Roman" w:hAnsi="Times New Roman" w:cs="Times New Roman"/>
@@ -2625,7 +2638,7 @@
           <w:delText>, whose</w:delText>
         </w:r>
       </w:del>
-      <w:del w:id="274" w:author="Adam Beatty" w:date="2026-07-20T11:01:00Z" w16du:dateUtc="2026-07-20T10:01:00Z">
+      <w:del w:id="277" w:author="Adam Beatty" w:date="2026-07-20T11:01:00Z" w16du:dateUtc="2026-07-20T10:01:00Z">
         <w:r>
           <w:rPr>
             <w:rFonts w:ascii="Times New Roman" w:hAnsi="Times New Roman" w:cs="Times New Roman"/>
@@ -2636,7 +2649,7 @@
           <w:delText xml:space="preserve"> Defence Forces</w:delText>
         </w:r>
       </w:del>
-      <w:del w:id="275" w:author="Adam Beatty" w:date="2026-07-19T12:08:00Z" w16du:dateUtc="2026-07-19T11:08:00Z">
+      <w:del w:id="278" w:author="Adam Beatty" w:date="2026-07-19T12:08:00Z" w16du:dateUtc="2026-07-19T11:08:00Z">
         <w:r>
           <w:rPr>
             <w:rFonts w:ascii="Times New Roman" w:hAnsi="Times New Roman" w:cs="Times New Roman"/>
@@ -2647,7 +2660,7 @@
           <w:delText xml:space="preserve"> face significant personnel shortages and resource constraints</w:delText>
         </w:r>
       </w:del>
-      <w:del w:id="276" w:author="Adam Beatty" w:date="2026-07-20T11:01:00Z" w16du:dateUtc="2026-07-20T10:01:00Z">
+      <w:del w:id="279" w:author="Adam Beatty" w:date="2026-07-20T11:01:00Z" w16du:dateUtc="2026-07-20T10:01:00Z">
         <w:r>
           <w:rPr>
             <w:rStyle w:val="FootnoteReference"/>
@@ -2678,7 +2691,7 @@
           <w:footnoteReference w:id="55"/>
         </w:r>
       </w:del>
-      <w:del w:id="291" w:author="Adam Beatty" w:date="2026-07-19T12:13:00Z" w16du:dateUtc="2026-07-19T11:13:00Z">
+      <w:del w:id="294" w:author="Adam Beatty" w:date="2026-07-19T12:13:00Z" w16du:dateUtc="2026-07-19T11:13:00Z">
         <w:r>
           <w:rPr>
             <w:rFonts w:ascii="Times New Roman" w:hAnsi="Times New Roman" w:cs="Times New Roman"/>
@@ -2689,7 +2702,7 @@
           <w:delText>.</w:delText>
         </w:r>
       </w:del>
-      <w:del w:id="292" w:author="Adam Beatty" w:date="2026-07-20T11:01:00Z" w16du:dateUtc="2026-07-20T10:01:00Z">
+      <w:del w:id="295" w:author="Adam Beatty" w:date="2026-07-20T11:01:00Z" w16du:dateUtc="2026-07-20T10:01:00Z">
         <w:r>
           <w:rPr>
             <w:rFonts w:ascii="Times New Roman" w:hAnsi="Times New Roman" w:cs="Times New Roman"/>
@@ -2729,7 +2742,7 @@
           <w:footnoteReference w:id="57"/>
         </w:r>
       </w:del>
-      <w:del w:id="314" w:author="Adam Beatty" w:date="2026-07-19T12:32:00Z" w16du:dateUtc="2026-07-19T11:32:00Z">
+      <w:del w:id="317" w:author="Adam Beatty" w:date="2026-07-19T12:32:00Z" w16du:dateUtc="2026-07-19T11:32:00Z">
         <w:r>
           <w:rPr>
             <w:rFonts w:ascii="Times New Roman" w:hAnsi="Times New Roman" w:cs="Times New Roman"/>
@@ -2740,7 +2753,7 @@
           <w:delText xml:space="preserve">. Such recognition would align </w:delText>
         </w:r>
       </w:del>
-      <w:del w:id="315" w:author="Adam Beatty" w:date="2026-07-20T11:01:00Z" w16du:dateUtc="2026-07-20T10:01:00Z">
+      <w:del w:id="318" w:author="Adam Beatty" w:date="2026-07-20T11:01:00Z" w16du:dateUtc="2026-07-20T10:01:00Z">
         <w:r>
           <w:rPr>
             <w:rFonts w:ascii="Times New Roman" w:hAnsi="Times New Roman" w:cs="Times New Roman"/>
@@ -2751,7 +2764,7 @@
           <w:delText xml:space="preserve">with the </w:delText>
         </w:r>
       </w:del>
-      <w:del w:id="316" w:author="Adam Beatty" w:date="2026-07-19T12:32:00Z" w16du:dateUtc="2026-07-19T11:32:00Z">
+      <w:del w:id="319" w:author="Adam Beatty" w:date="2026-07-19T12:32:00Z" w16du:dateUtc="2026-07-19T11:32:00Z">
         <w:r>
           <w:rPr>
             <w:rFonts w:ascii="Times New Roman" w:hAnsi="Times New Roman" w:cs="Times New Roman"/>
@@ -2762,7 +2775,7 @@
           <w:delText xml:space="preserve">recommendations of the </w:delText>
         </w:r>
       </w:del>
-      <w:del w:id="317" w:author="Adam Beatty" w:date="2026-07-20T11:01:00Z" w16du:dateUtc="2026-07-20T10:01:00Z">
+      <w:del w:id="320" w:author="Adam Beatty" w:date="2026-07-20T11:01:00Z" w16du:dateUtc="2026-07-20T10:01:00Z">
         <w:r>
           <w:rPr>
             <w:rFonts w:ascii="Times New Roman" w:hAnsi="Times New Roman" w:cs="Times New Roman"/>
@@ -2793,21 +2806,21 @@
         </w:r>
       </w:del>
     </w:p>
-    <w:bookmarkEnd w:id="225"/>
+    <w:bookmarkEnd w:id="228"/>
     <w:p>
       <w:pPr>
         <w:spacing w:after="0" w:line="360" w:lineRule="auto"/>
         <w:jc w:val="both"/>
         <w:rPr>
-          <w:del w:id="323" w:author="Adam Beatty" w:date="2026-07-20T11:01:00Z" w16du:dateUtc="2026-07-20T10:01:00Z"/>
+          <w:del w:id="326" w:author="Adam Beatty" w:date="2026-07-20T11:01:00Z" w16du:dateUtc="2026-07-20T10:01:00Z"/>
           <w:rFonts w:ascii="Times New Roman" w:hAnsi="Times New Roman" w:cs="Times New Roman"/>
           <w:strike/>
           <w:kern w:val="0"/>
           <w:lang w:eastAsia="en-GB"/>
           <w14:ligatures w14:val="none"/>
-          <w:rPrChange w:id="324" w:author="Adam Beatty" w:date="2026-07-19T21:17:00Z" w16du:dateUtc="2026-07-19T20:17:00Z">
-            <w:rPr>
-              <w:del w:id="325" w:author="Adam Beatty" w:date="2026-07-20T11:01:00Z" w16du:dateUtc="2026-07-20T10:01:00Z"/>
+          <w:rPrChange w:id="327" w:author="Adam Beatty" w:date="2026-07-20T11:40:00Z" w16du:dateUtc="2026-07-20T10:40:00Z">
+            <w:rPr>
+              <w:del w:id="328" w:author="Adam Beatty" w:date="2026-07-20T11:01:00Z" w16du:dateUtc="2026-07-20T10:01:00Z"/>
               <w:rFonts w:ascii="Times New Roman" w:hAnsi="Times New Roman" w:cs="Times New Roman"/>
               <w:kern w:val="0"/>
               <w:lang w:eastAsia="en-GB"/>
@@ -2816,7 +2829,7 @@
           </w:rPrChange>
         </w:rPr>
       </w:pPr>
-      <w:del w:id="326" w:author="Adam Beatty" w:date="2026-07-20T11:01:00Z" w16du:dateUtc="2026-07-20T10:01:00Z">
+      <w:del w:id="329" w:author="Adam Beatty" w:date="2026-07-20T11:01:00Z" w16du:dateUtc="2026-07-20T10:01:00Z">
         <w:r>
           <w:rPr>
             <w:rFonts w:ascii="Times New Roman" w:hAnsi="Times New Roman" w:cs="Times New Roman"/>
@@ -2824,7 +2837,7 @@
             <w:kern w:val="0"/>
             <w:lang w:eastAsia="en-GB"/>
             <w14:ligatures w14:val="none"/>
-            <w:rPrChange w:id="327" w:author="Adam Beatty" w:date="2026-07-19T21:17:00Z" w16du:dateUtc="2026-07-19T20:17:00Z">
+            <w:rPrChange w:id="330" w:author="Adam Beatty" w:date="2026-07-20T11:40:00Z" w16du:dateUtc="2026-07-20T10:40:00Z">
               <w:rPr>
                 <w:rFonts w:ascii="Times New Roman" w:hAnsi="Times New Roman" w:cs="Times New Roman"/>
                 <w:kern w:val="0"/>
@@ -2839,7 +2852,7 @@
           <w:rPr>
             <w:rFonts w:ascii="Times New Roman" w:hAnsi="Times New Roman" w:cs="Times New Roman"/>
             <w:strike/>
-            <w:rPrChange w:id="328" w:author="Adam Beatty" w:date="2026-07-19T21:17:00Z" w16du:dateUtc="2026-07-19T20:17:00Z">
+            <w:rPrChange w:id="331" w:author="Adam Beatty" w:date="2026-07-20T11:40:00Z" w16du:dateUtc="2026-07-20T10:40:00Z">
               <w:rPr/>
             </w:rPrChange>
           </w:rPr>
@@ -2852,7 +2865,7 @@
         <w:spacing w:after="0" w:line="360" w:lineRule="auto"/>
         <w:jc w:val="both"/>
         <w:rPr>
-          <w:del w:id="329" w:author="Adam Beatty" w:date="2026-07-20T11:01:00Z" w16du:dateUtc="2026-07-20T10:01:00Z"/>
+          <w:del w:id="332" w:author="Adam Beatty" w:date="2026-07-20T11:01:00Z" w16du:dateUtc="2026-07-20T10:01:00Z"/>
           <w:rFonts w:ascii="Times New Roman" w:hAnsi="Times New Roman" w:cs="Times New Roman"/>
           <w:kern w:val="0"/>
           <w:lang w:eastAsia="en-GB"/>
@@ -2874,7 +2887,7 @@
         <w:ind w:left="0" w:firstLine="0"/>
         <w:jc w:val="both"/>
         <w:rPr>
-          <w:del w:id="330" w:author="Adam Beatty" w:date="2026-07-20T11:01:00Z" w16du:dateUtc="2026-07-20T10:01:00Z"/>
+          <w:del w:id="333" w:author="Adam Beatty" w:date="2026-07-20T11:01:00Z" w16du:dateUtc="2026-07-20T10:01:00Z"/>
           <w:rFonts w:ascii="Times New Roman" w:hAnsi="Times New Roman" w:cs="Times New Roman"/>
           <w:b/>
           <w:bCs/>
@@ -2883,8 +2896,8 @@
           <w14:ligatures w14:val="none"/>
         </w:rPr>
       </w:pPr>
-      <w:bookmarkStart w:id="331" w:name="_Hlk235294786"/>
-      <w:del w:id="332" w:author="Adam Beatty" w:date="2026-07-20T11:01:00Z" w16du:dateUtc="2026-07-20T10:01:00Z">
+      <w:bookmarkStart w:id="334" w:name="_Hlk235294786"/>
+      <w:del w:id="335" w:author="Adam Beatty" w:date="2026-07-20T11:01:00Z" w16du:dateUtc="2026-07-20T10:01:00Z">
         <w:r>
           <w:rPr>
             <w:rFonts w:ascii="Times New Roman" w:hAnsi="Times New Roman" w:cs="Times New Roman"/>
@@ -2903,14 +2916,14 @@
         <w:spacing w:after="0" w:line="360" w:lineRule="auto"/>
         <w:jc w:val="both"/>
         <w:rPr>
-          <w:del w:id="333" w:author="Adam Beatty" w:date="2026-07-20T11:01:00Z" w16du:dateUtc="2026-07-20T10:01:00Z"/>
+          <w:del w:id="336" w:author="Adam Beatty" w:date="2026-07-20T11:01:00Z" w16du:dateUtc="2026-07-20T10:01:00Z"/>
           <w:rFonts w:ascii="Times New Roman" w:hAnsi="Times New Roman" w:cs="Times New Roman"/>
           <w:kern w:val="0"/>
           <w:lang w:eastAsia="en-GB"/>
           <w14:ligatures w14:val="none"/>
         </w:rPr>
       </w:pPr>
-      <w:del w:id="334" w:author="Adam Beatty" w:date="2026-07-20T11:01:00Z" w16du:dateUtc="2026-07-20T10:01:00Z">
+      <w:del w:id="337" w:author="Adam Beatty" w:date="2026-07-20T11:01:00Z" w16du:dateUtc="2026-07-20T10:01:00Z">
         <w:r>
           <w:rPr>
             <w:rFonts w:ascii="Times New Roman" w:hAnsi="Times New Roman" w:cs="Times New Roman"/>
@@ -2921,7 +2934,7 @@
           <w:delText>Political recognition must</w:delText>
         </w:r>
       </w:del>
-      <w:del w:id="335" w:author="Adam Beatty" w:date="2026-07-19T14:15:00Z" w16du:dateUtc="2026-07-19T13:15:00Z">
+      <w:del w:id="338" w:author="Adam Beatty" w:date="2026-07-19T14:15:00Z" w16du:dateUtc="2026-07-19T13:15:00Z">
         <w:r>
           <w:rPr>
             <w:rFonts w:ascii="Times New Roman" w:hAnsi="Times New Roman" w:cs="Times New Roman"/>
@@ -2932,7 +2945,7 @@
           <w:delText xml:space="preserve"> then</w:delText>
         </w:r>
       </w:del>
-      <w:del w:id="336" w:author="Adam Beatty" w:date="2026-07-20T11:01:00Z" w16du:dateUtc="2026-07-20T10:01:00Z">
+      <w:del w:id="339" w:author="Adam Beatty" w:date="2026-07-20T11:01:00Z" w16du:dateUtc="2026-07-20T10:01:00Z">
         <w:r>
           <w:rPr>
             <w:rFonts w:ascii="Times New Roman" w:hAnsi="Times New Roman" w:cs="Times New Roman"/>
@@ -2947,7 +2960,7 @@
             <w:rFonts w:ascii="Times New Roman" w:hAnsi="Times New Roman" w:cs="Times New Roman"/>
             <w:vertAlign w:val="superscript"/>
             <w:lang w:eastAsia="en-GB"/>
-            <w:rPrChange w:id="337" w:author="Adam Beatty" w:date="2026-07-19T21:17:00Z" w16du:dateUtc="2026-07-19T20:17:00Z">
+            <w:rPrChange w:id="340" w:author="Adam Beatty" w:date="2026-07-20T11:40:00Z" w16du:dateUtc="2026-07-20T10:40:00Z">
               <w:rPr>
                 <w:vertAlign w:val="superscript"/>
                 <w:lang w:eastAsia="en-GB"/>
@@ -2966,7 +2979,7 @@
           <w:delText xml:space="preserve">. Ireland therefore requires an operational concept that defines how UxS contribute to national defence objectives across all domains. </w:delText>
         </w:r>
       </w:del>
-      <w:del w:id="363" w:author="Adam Beatty" w:date="2026-07-19T14:26:00Z" w16du:dateUtc="2026-07-19T13:26:00Z">
+      <w:del w:id="366" w:author="Adam Beatty" w:date="2026-07-19T14:26:00Z" w16du:dateUtc="2026-07-19T13:26:00Z">
         <w:r>
           <w:rPr>
             <w:rFonts w:ascii="Times New Roman" w:hAnsi="Times New Roman" w:cs="Times New Roman"/>
@@ -2977,7 +2990,7 @@
           <w:delText>Such a concept</w:delText>
         </w:r>
       </w:del>
-      <w:del w:id="364" w:author="Adam Beatty" w:date="2026-07-20T11:01:00Z" w16du:dateUtc="2026-07-20T10:01:00Z">
+      <w:del w:id="367" w:author="Adam Beatty" w:date="2026-07-20T11:01:00Z" w16du:dateUtc="2026-07-20T10:01:00Z">
         <w:r>
           <w:rPr>
             <w:rFonts w:ascii="Times New Roman" w:hAnsi="Times New Roman" w:cs="Times New Roman"/>
@@ -2994,7 +3007,7 @@
             <w:kern w:val="0"/>
             <w:lang w:eastAsia="en-GB"/>
             <w14:ligatures w14:val="none"/>
-            <w:rPrChange w:id="365" w:author="Adam Beatty" w:date="2026-07-19T21:17:00Z" w16du:dateUtc="2026-07-19T20:17:00Z">
+            <w:rPrChange w:id="368" w:author="Adam Beatty" w:date="2026-07-20T11:40:00Z" w16du:dateUtc="2026-07-20T10:40:00Z">
               <w:rPr>
                 <w:rFonts w:ascii="Times New Roman" w:hAnsi="Times New Roman" w:cs="Times New Roman"/>
                 <w:kern w:val="0"/>
@@ -3035,7 +3048,7 @@
           <w:footnoteReference w:id="61"/>
         </w:r>
       </w:del>
-      <w:del w:id="376" w:author="Adam Beatty" w:date="2026-07-19T14:30:00Z" w16du:dateUtc="2026-07-19T13:30:00Z">
+      <w:del w:id="379" w:author="Adam Beatty" w:date="2026-07-19T14:30:00Z" w16du:dateUtc="2026-07-19T13:30:00Z">
         <w:r>
           <w:rPr>
             <w:rFonts w:ascii="Times New Roman" w:hAnsi="Times New Roman" w:cs="Times New Roman"/>
@@ -3046,7 +3059,7 @@
           <w:delText>, autonomous logistics platforms</w:delText>
         </w:r>
       </w:del>
-      <w:del w:id="377" w:author="Adam Beatty" w:date="2026-07-20T11:01:00Z" w16du:dateUtc="2026-07-20T10:01:00Z">
+      <w:del w:id="380" w:author="Adam Beatty" w:date="2026-07-20T11:01:00Z" w16du:dateUtc="2026-07-20T10:01:00Z">
         <w:r>
           <w:rPr>
             <w:rFonts w:ascii="Times New Roman" w:hAnsi="Times New Roman" w:cs="Times New Roman"/>
@@ -3063,14 +3076,14 @@
         <w:spacing w:after="0" w:line="360" w:lineRule="auto"/>
         <w:jc w:val="both"/>
         <w:rPr>
-          <w:del w:id="378" w:author="Adam Beatty" w:date="2026-07-20T11:01:00Z" w16du:dateUtc="2026-07-20T10:01:00Z"/>
+          <w:del w:id="381" w:author="Adam Beatty" w:date="2026-07-20T11:01:00Z" w16du:dateUtc="2026-07-20T10:01:00Z"/>
           <w:rFonts w:ascii="Times New Roman" w:hAnsi="Times New Roman" w:cs="Times New Roman"/>
           <w:kern w:val="0"/>
           <w:lang w:eastAsia="en-GB"/>
           <w14:ligatures w14:val="none"/>
         </w:rPr>
       </w:pPr>
-      <w:del w:id="379" w:author="Adam Beatty" w:date="2026-07-20T11:01:00Z" w16du:dateUtc="2026-07-20T10:01:00Z">
+      <w:del w:id="382" w:author="Adam Beatty" w:date="2026-07-20T11:01:00Z" w16du:dateUtc="2026-07-20T10:01:00Z">
         <w:r>
           <w:rPr>
             <w:rFonts w:ascii="Times New Roman" w:hAnsi="Times New Roman" w:cs="Times New Roman"/>
@@ -3081,7 +3094,7 @@
           <w:delText xml:space="preserve">This policy must them be incorporated into an operational capability through DOTMLPF-I integration, ensuring that UxS become </w:delText>
         </w:r>
       </w:del>
-      <w:del w:id="380" w:author="Adam Beatty" w:date="2026-07-19T14:32:00Z" w16du:dateUtc="2026-07-19T13:32:00Z">
+      <w:del w:id="383" w:author="Adam Beatty" w:date="2026-07-19T14:32:00Z" w16du:dateUtc="2026-07-19T13:32:00Z">
         <w:r>
           <w:rPr>
             <w:rFonts w:ascii="Times New Roman" w:hAnsi="Times New Roman" w:cs="Times New Roman"/>
@@ -3092,7 +3105,7 @@
           <w:delText>an integral part of</w:delText>
         </w:r>
       </w:del>
-      <w:del w:id="381" w:author="Adam Beatty" w:date="2026-07-20T11:01:00Z" w16du:dateUtc="2026-07-20T10:01:00Z">
+      <w:del w:id="384" w:author="Adam Beatty" w:date="2026-07-20T11:01:00Z" w16du:dateUtc="2026-07-20T10:01:00Z">
         <w:r>
           <w:rPr>
             <w:rFonts w:ascii="Times New Roman" w:hAnsi="Times New Roman" w:cs="Times New Roman"/>
@@ -3109,7 +3122,7 @@
             <w:kern w:val="0"/>
             <w:lang w:eastAsia="en-GB"/>
             <w14:ligatures w14:val="none"/>
-            <w:rPrChange w:id="382" w:author="Adam Beatty" w:date="2026-07-19T21:17:00Z" w16du:dateUtc="2026-07-19T20:17:00Z">
+            <w:rPrChange w:id="385" w:author="Adam Beatty" w:date="2026-07-20T11:40:00Z" w16du:dateUtc="2026-07-20T10:40:00Z">
               <w:rPr>
                 <w:rFonts w:ascii="Times New Roman" w:hAnsi="Times New Roman" w:cs="Times New Roman"/>
                 <w:kern w:val="0"/>
@@ -3141,21 +3154,21 @@
         </w:r>
       </w:del>
     </w:p>
-    <w:bookmarkEnd w:id="331"/>
+    <w:bookmarkEnd w:id="334"/>
     <w:p>
       <w:pPr>
         <w:spacing w:after="0" w:line="360" w:lineRule="auto"/>
         <w:jc w:val="both"/>
         <w:rPr>
-          <w:del w:id="388" w:author="Adam Beatty" w:date="2026-07-20T11:01:00Z" w16du:dateUtc="2026-07-20T10:01:00Z"/>
+          <w:del w:id="391" w:author="Adam Beatty" w:date="2026-07-20T11:01:00Z" w16du:dateUtc="2026-07-20T10:01:00Z"/>
           <w:rFonts w:ascii="Times New Roman" w:hAnsi="Times New Roman" w:cs="Times New Roman"/>
           <w:strike/>
           <w:kern w:val="0"/>
           <w:lang w:eastAsia="en-GB"/>
           <w14:ligatures w14:val="none"/>
-          <w:rPrChange w:id="389" w:author="Adam Beatty" w:date="2026-07-19T21:17:00Z" w16du:dateUtc="2026-07-19T20:17:00Z">
-            <w:rPr>
-              <w:del w:id="390" w:author="Adam Beatty" w:date="2026-07-20T11:01:00Z" w16du:dateUtc="2026-07-20T10:01:00Z"/>
+          <w:rPrChange w:id="392" w:author="Adam Beatty" w:date="2026-07-20T11:40:00Z" w16du:dateUtc="2026-07-20T10:40:00Z">
+            <w:rPr>
+              <w:del w:id="393" w:author="Adam Beatty" w:date="2026-07-20T11:01:00Z" w16du:dateUtc="2026-07-20T10:01:00Z"/>
               <w:rFonts w:ascii="Times New Roman" w:hAnsi="Times New Roman" w:cs="Times New Roman"/>
               <w:kern w:val="0"/>
               <w:lang w:eastAsia="en-GB"/>
@@ -3164,7 +3177,7 @@
           </w:rPrChange>
         </w:rPr>
       </w:pPr>
-      <w:del w:id="391" w:author="Adam Beatty" w:date="2026-07-20T11:01:00Z" w16du:dateUtc="2026-07-20T10:01:00Z">
+      <w:del w:id="394" w:author="Adam Beatty" w:date="2026-07-20T11:01:00Z" w16du:dateUtc="2026-07-20T10:01:00Z">
         <w:r>
           <w:rPr>
             <w:rFonts w:ascii="Times New Roman" w:hAnsi="Times New Roman" w:cs="Times New Roman"/>
@@ -3172,7 +3185,7 @@
             <w:kern w:val="0"/>
             <w:lang w:eastAsia="en-GB"/>
             <w14:ligatures w14:val="none"/>
-            <w:rPrChange w:id="392" w:author="Adam Beatty" w:date="2026-07-19T21:17:00Z" w16du:dateUtc="2026-07-19T20:17:00Z">
+            <w:rPrChange w:id="395" w:author="Adam Beatty" w:date="2026-07-20T11:40:00Z" w16du:dateUtc="2026-07-20T10:40:00Z">
               <w:rPr>
                 <w:rFonts w:ascii="Times New Roman" w:hAnsi="Times New Roman" w:cs="Times New Roman"/>
                 <w:kern w:val="0"/>
@@ -3190,7 +3203,7 @@
         <w:spacing w:after="0" w:line="360" w:lineRule="auto"/>
         <w:jc w:val="both"/>
         <w:rPr>
-          <w:del w:id="393" w:author="Adam Beatty" w:date="2026-07-20T11:01:00Z" w16du:dateUtc="2026-07-20T10:01:00Z"/>
+          <w:del w:id="396" w:author="Adam Beatty" w:date="2026-07-20T11:01:00Z" w16du:dateUtc="2026-07-20T10:01:00Z"/>
           <w:rFonts w:ascii="Times New Roman" w:hAnsi="Times New Roman" w:cs="Times New Roman"/>
           <w:kern w:val="0"/>
           <w:lang w:eastAsia="en-GB"/>
@@ -3203,7 +3216,7 @@
         <w:spacing w:after="0" w:line="360" w:lineRule="auto"/>
         <w:jc w:val="both"/>
         <w:rPr>
-          <w:del w:id="394" w:author="Adam Beatty" w:date="2026-07-20T11:01:00Z" w16du:dateUtc="2026-07-20T10:01:00Z"/>
+          <w:del w:id="397" w:author="Adam Beatty" w:date="2026-07-20T11:01:00Z" w16du:dateUtc="2026-07-20T10:01:00Z"/>
           <w:rFonts w:ascii="Times New Roman" w:hAnsi="Times New Roman" w:cs="Times New Roman"/>
           <w:kern w:val="0"/>
           <w:lang w:eastAsia="en-GB"/>
@@ -3225,7 +3238,7 @@
         <w:ind w:left="0" w:firstLine="0"/>
         <w:jc w:val="both"/>
         <w:rPr>
-          <w:del w:id="395" w:author="Adam Beatty" w:date="2026-07-20T11:01:00Z" w16du:dateUtc="2026-07-20T10:01:00Z"/>
+          <w:del w:id="398" w:author="Adam Beatty" w:date="2026-07-20T11:01:00Z" w16du:dateUtc="2026-07-20T10:01:00Z"/>
           <w:rFonts w:ascii="Times New Roman" w:hAnsi="Times New Roman" w:cs="Times New Roman"/>
           <w:b/>
           <w:bCs/>
@@ -3234,8 +3247,8 @@
           <w14:ligatures w14:val="none"/>
         </w:rPr>
       </w:pPr>
-      <w:bookmarkStart w:id="396" w:name="_Hlk235298037"/>
-      <w:del w:id="397" w:author="Adam Beatty" w:date="2026-07-20T11:01:00Z" w16du:dateUtc="2026-07-20T10:01:00Z">
+      <w:bookmarkStart w:id="399" w:name="_Hlk235298037"/>
+      <w:del w:id="400" w:author="Adam Beatty" w:date="2026-07-20T11:01:00Z" w16du:dateUtc="2026-07-20T10:01:00Z">
         <w:r>
           <w:rPr>
             <w:rFonts w:ascii="Times New Roman" w:hAnsi="Times New Roman" w:cs="Times New Roman"/>
@@ -3254,14 +3267,14 @@
         <w:spacing w:after="0" w:line="360" w:lineRule="auto"/>
         <w:jc w:val="both"/>
         <w:rPr>
-          <w:del w:id="398" w:author="Adam Beatty" w:date="2026-07-20T11:01:00Z" w16du:dateUtc="2026-07-20T10:01:00Z"/>
+          <w:del w:id="401" w:author="Adam Beatty" w:date="2026-07-20T11:01:00Z" w16du:dateUtc="2026-07-20T10:01:00Z"/>
           <w:rFonts w:ascii="Times New Roman" w:hAnsi="Times New Roman" w:cs="Times New Roman"/>
           <w:kern w:val="0"/>
           <w:lang w:eastAsia="en-GB"/>
           <w14:ligatures w14:val="none"/>
         </w:rPr>
       </w:pPr>
-      <w:del w:id="399" w:author="Adam Beatty" w:date="2026-07-20T11:01:00Z" w16du:dateUtc="2026-07-20T10:01:00Z">
+      <w:del w:id="402" w:author="Adam Beatty" w:date="2026-07-20T11:01:00Z" w16du:dateUtc="2026-07-20T10:01:00Z">
         <w:r>
           <w:rPr>
             <w:rFonts w:ascii="Times New Roman" w:hAnsi="Times New Roman" w:cs="Times New Roman"/>
@@ -3297,7 +3310,7 @@
             <w:kern w:val="0"/>
             <w:lang w:eastAsia="en-GB"/>
             <w14:ligatures w14:val="none"/>
-            <w:rPrChange w:id="417" w:author="Adam Beatty" w:date="2026-07-19T21:17:00Z" w16du:dateUtc="2026-07-19T20:17:00Z">
+            <w:rPrChange w:id="420" w:author="Adam Beatty" w:date="2026-07-20T11:40:00Z" w16du:dateUtc="2026-07-20T10:40:00Z">
               <w:rPr>
                 <w:rFonts w:ascii="Times New Roman" w:hAnsi="Times New Roman" w:cs="Times New Roman"/>
                 <w:kern w:val="0"/>
@@ -3324,7 +3337,7 @@
             <w:kern w:val="0"/>
             <w:lang w:eastAsia="en-GB"/>
             <w14:ligatures w14:val="none"/>
-            <w:rPrChange w:id="418" w:author="Adam Beatty" w:date="2026-07-19T21:17:00Z" w16du:dateUtc="2026-07-19T20:17:00Z">
+            <w:rPrChange w:id="421" w:author="Adam Beatty" w:date="2026-07-20T11:40:00Z" w16du:dateUtc="2026-07-20T10:40:00Z">
               <w:rPr>
                 <w:rFonts w:ascii="Times New Roman" w:hAnsi="Times New Roman" w:cs="Times New Roman"/>
                 <w:kern w:val="0"/>
@@ -3351,7 +3364,7 @@
             <w:kern w:val="0"/>
             <w:lang w:eastAsia="en-GB"/>
             <w14:ligatures w14:val="none"/>
-            <w:rPrChange w:id="419" w:author="Adam Beatty" w:date="2026-07-19T21:17:00Z" w16du:dateUtc="2026-07-19T20:17:00Z">
+            <w:rPrChange w:id="422" w:author="Adam Beatty" w:date="2026-07-20T11:40:00Z" w16du:dateUtc="2026-07-20T10:40:00Z">
               <w:rPr>
                 <w:rFonts w:ascii="Times New Roman" w:hAnsi="Times New Roman" w:cs="Times New Roman"/>
                 <w:kern w:val="0"/>
@@ -3372,7 +3385,7 @@
           <w:delText xml:space="preserve"> to support rapid technological iteration rather than the </w:delText>
         </w:r>
       </w:del>
-      <w:del w:id="420" w:author="Adam Beatty" w:date="2026-07-19T14:35:00Z" w16du:dateUtc="2026-07-19T13:35:00Z">
+      <w:del w:id="423" w:author="Adam Beatty" w:date="2026-07-19T14:35:00Z" w16du:dateUtc="2026-07-19T13:35:00Z">
         <w:r>
           <w:rPr>
             <w:rFonts w:ascii="Times New Roman" w:hAnsi="Times New Roman" w:cs="Times New Roman"/>
@@ -3383,7 +3396,7 @@
           <w:delText xml:space="preserve">traditionally </w:delText>
         </w:r>
       </w:del>
-      <w:del w:id="421" w:author="Adam Beatty" w:date="2026-07-20T11:01:00Z" w16du:dateUtc="2026-07-20T10:01:00Z">
+      <w:del w:id="424" w:author="Adam Beatty" w:date="2026-07-20T11:01:00Z" w16du:dateUtc="2026-07-20T10:01:00Z">
         <w:r>
           <w:rPr>
             <w:rFonts w:ascii="Times New Roman" w:hAnsi="Times New Roman" w:cs="Times New Roman"/>
@@ -3394,7 +3407,7 @@
           <w:delText>sl</w:delText>
         </w:r>
       </w:del>
-      <w:del w:id="422" w:author="Adam Beatty" w:date="2026-07-19T14:36:00Z" w16du:dateUtc="2026-07-19T13:36:00Z">
+      <w:del w:id="425" w:author="Adam Beatty" w:date="2026-07-19T14:36:00Z" w16du:dateUtc="2026-07-19T13:36:00Z">
         <w:r>
           <w:rPr>
             <w:rFonts w:ascii="Times New Roman" w:hAnsi="Times New Roman" w:cs="Times New Roman"/>
@@ -3405,7 +3418,7 @@
           <w:delText>ow</w:delText>
         </w:r>
       </w:del>
-      <w:del w:id="423" w:author="Adam Beatty" w:date="2026-07-20T11:01:00Z" w16du:dateUtc="2026-07-20T10:01:00Z">
+      <w:del w:id="426" w:author="Adam Beatty" w:date="2026-07-20T11:01:00Z" w16du:dateUtc="2026-07-20T10:01:00Z">
         <w:r>
           <w:rPr>
             <w:rFonts w:ascii="Times New Roman" w:hAnsi="Times New Roman" w:cs="Times New Roman"/>
@@ -3422,14 +3435,14 @@
         <w:spacing w:after="0" w:line="360" w:lineRule="auto"/>
         <w:jc w:val="both"/>
         <w:rPr>
-          <w:del w:id="424" w:author="Adam Beatty" w:date="2026-07-20T11:01:00Z" w16du:dateUtc="2026-07-20T10:01:00Z"/>
+          <w:del w:id="427" w:author="Adam Beatty" w:date="2026-07-20T11:01:00Z" w16du:dateUtc="2026-07-20T10:01:00Z"/>
           <w:rFonts w:ascii="Times New Roman" w:hAnsi="Times New Roman" w:cs="Times New Roman"/>
           <w:kern w:val="0"/>
           <w:lang w:eastAsia="en-GB"/>
           <w14:ligatures w14:val="none"/>
         </w:rPr>
       </w:pPr>
-      <w:del w:id="425" w:author="Adam Beatty" w:date="2026-07-20T11:01:00Z" w16du:dateUtc="2026-07-20T10:01:00Z">
+      <w:del w:id="428" w:author="Adam Beatty" w:date="2026-07-20T11:01:00Z" w16du:dateUtc="2026-07-20T10:01:00Z">
         <w:r>
           <w:rPr>
             <w:rFonts w:ascii="Times New Roman" w:hAnsi="Times New Roman" w:cs="Times New Roman"/>
@@ -3465,7 +3478,7 @@
             <w:kern w:val="0"/>
             <w:lang w:eastAsia="en-GB"/>
             <w14:ligatures w14:val="none"/>
-            <w:rPrChange w:id="431" w:author="Adam Beatty" w:date="2026-07-19T21:17:00Z" w16du:dateUtc="2026-07-19T20:17:00Z">
+            <w:rPrChange w:id="434" w:author="Adam Beatty" w:date="2026-07-20T11:40:00Z" w16du:dateUtc="2026-07-20T10:40:00Z">
               <w:rPr>
                 <w:rFonts w:ascii="Times New Roman" w:hAnsi="Times New Roman" w:cs="Times New Roman"/>
                 <w:kern w:val="0"/>
@@ -3493,7 +3506,7 @@
             <w:kern w:val="0"/>
             <w:lang w:eastAsia="en-GB"/>
             <w14:ligatures w14:val="none"/>
-            <w:rPrChange w:id="432" w:author="Adam Beatty" w:date="2026-07-19T21:17:00Z" w16du:dateUtc="2026-07-19T20:17:00Z">
+            <w:rPrChange w:id="435" w:author="Adam Beatty" w:date="2026-07-20T11:40:00Z" w16du:dateUtc="2026-07-20T10:40:00Z">
               <w:rPr>
                 <w:rFonts w:ascii="Times New Roman" w:hAnsi="Times New Roman" w:cs="Times New Roman"/>
                 <w:kern w:val="0"/>
@@ -3539,14 +3552,14 @@
         <w:spacing w:after="0" w:line="360" w:lineRule="auto"/>
         <w:jc w:val="both"/>
         <w:rPr>
-          <w:del w:id="438" w:author="Adam Beatty" w:date="2026-07-20T11:01:00Z" w16du:dateUtc="2026-07-20T10:01:00Z"/>
+          <w:del w:id="441" w:author="Adam Beatty" w:date="2026-07-20T11:01:00Z" w16du:dateUtc="2026-07-20T10:01:00Z"/>
           <w:rFonts w:ascii="Times New Roman" w:hAnsi="Times New Roman" w:cs="Times New Roman"/>
           <w:kern w:val="0"/>
           <w:lang w:eastAsia="en-GB"/>
           <w14:ligatures w14:val="none"/>
         </w:rPr>
       </w:pPr>
-      <w:del w:id="439" w:author="Adam Beatty" w:date="2026-07-20T11:01:00Z" w16du:dateUtc="2026-07-20T10:01:00Z">
+      <w:del w:id="442" w:author="Adam Beatty" w:date="2026-07-20T11:01:00Z" w16du:dateUtc="2026-07-20T10:01:00Z">
         <w:r>
           <w:rPr>
             <w:rFonts w:ascii="Times New Roman" w:hAnsi="Times New Roman" w:cs="Times New Roman"/>
@@ -3558,21 +3571,21 @@
         </w:r>
       </w:del>
     </w:p>
-    <w:bookmarkEnd w:id="396"/>
+    <w:bookmarkEnd w:id="399"/>
     <w:p>
       <w:pPr>
         <w:spacing w:after="0" w:line="360" w:lineRule="auto"/>
         <w:jc w:val="both"/>
         <w:rPr>
-          <w:del w:id="440" w:author="Adam Beatty" w:date="2026-07-20T11:01:00Z" w16du:dateUtc="2026-07-20T10:01:00Z"/>
+          <w:del w:id="443" w:author="Adam Beatty" w:date="2026-07-20T11:01:00Z" w16du:dateUtc="2026-07-20T10:01:00Z"/>
           <w:rFonts w:ascii="Times New Roman" w:hAnsi="Times New Roman" w:cs="Times New Roman"/>
           <w:strike/>
           <w:kern w:val="0"/>
           <w:lang w:eastAsia="en-GB"/>
           <w14:ligatures w14:val="none"/>
-          <w:rPrChange w:id="441" w:author="Adam Beatty" w:date="2026-07-19T21:17:00Z" w16du:dateUtc="2026-07-19T20:17:00Z">
-            <w:rPr>
-              <w:del w:id="442" w:author="Adam Beatty" w:date="2026-07-20T11:01:00Z" w16du:dateUtc="2026-07-20T10:01:00Z"/>
+          <w:rPrChange w:id="444" w:author="Adam Beatty" w:date="2026-07-20T11:40:00Z" w16du:dateUtc="2026-07-20T10:40:00Z">
+            <w:rPr>
+              <w:del w:id="445" w:author="Adam Beatty" w:date="2026-07-20T11:01:00Z" w16du:dateUtc="2026-07-20T10:01:00Z"/>
               <w:rFonts w:ascii="Times New Roman" w:hAnsi="Times New Roman" w:cs="Times New Roman"/>
               <w:kern w:val="0"/>
               <w:lang w:eastAsia="en-GB"/>
@@ -3581,7 +3594,7 @@
           </w:rPrChange>
         </w:rPr>
       </w:pPr>
-      <w:del w:id="443" w:author="Adam Beatty" w:date="2026-07-20T11:01:00Z" w16du:dateUtc="2026-07-20T10:01:00Z">
+      <w:del w:id="446" w:author="Adam Beatty" w:date="2026-07-20T11:01:00Z" w16du:dateUtc="2026-07-20T10:01:00Z">
         <w:r>
           <w:rPr>
             <w:rFonts w:ascii="Times New Roman" w:hAnsi="Times New Roman" w:cs="Times New Roman"/>
@@ -3589,7 +3602,7 @@
             <w:kern w:val="0"/>
             <w:lang w:eastAsia="en-GB"/>
             <w14:ligatures w14:val="none"/>
-            <w:rPrChange w:id="444" w:author="Adam Beatty" w:date="2026-07-19T21:17:00Z" w16du:dateUtc="2026-07-19T20:17:00Z">
+            <w:rPrChange w:id="447" w:author="Adam Beatty" w:date="2026-07-20T11:40:00Z" w16du:dateUtc="2026-07-20T10:40:00Z">
               <w:rPr>
                 <w:rFonts w:ascii="Times New Roman" w:hAnsi="Times New Roman" w:cs="Times New Roman"/>
                 <w:kern w:val="0"/>
@@ -3607,7 +3620,7 @@
         <w:spacing w:after="0" w:line="360" w:lineRule="auto"/>
         <w:jc w:val="both"/>
         <w:rPr>
-          <w:del w:id="445" w:author="Adam Beatty" w:date="2026-07-20T11:01:00Z" w16du:dateUtc="2026-07-20T10:01:00Z"/>
+          <w:del w:id="448" w:author="Adam Beatty" w:date="2026-07-20T11:01:00Z" w16du:dateUtc="2026-07-20T10:01:00Z"/>
           <w:rFonts w:ascii="Times New Roman" w:hAnsi="Times New Roman" w:cs="Times New Roman"/>
           <w:b/>
           <w:bCs/>
@@ -3628,7 +3641,7 @@
         <w:ind w:left="0" w:firstLine="0"/>
         <w:jc w:val="both"/>
         <w:rPr>
-          <w:del w:id="446" w:author="Adam Beatty" w:date="2026-07-20T11:01:00Z" w16du:dateUtc="2026-07-20T10:01:00Z"/>
+          <w:del w:id="449" w:author="Adam Beatty" w:date="2026-07-20T11:01:00Z" w16du:dateUtc="2026-07-20T10:01:00Z"/>
           <w:rFonts w:ascii="Times New Roman" w:hAnsi="Times New Roman" w:cs="Times New Roman"/>
           <w:b/>
           <w:bCs/>
@@ -3637,8 +3650,8 @@
           <w14:ligatures w14:val="none"/>
         </w:rPr>
       </w:pPr>
-      <w:bookmarkStart w:id="447" w:name="_Hlk235300244"/>
-      <w:del w:id="448" w:author="Adam Beatty" w:date="2026-07-20T11:01:00Z" w16du:dateUtc="2026-07-20T10:01:00Z">
+      <w:bookmarkStart w:id="450" w:name="_Hlk235300244"/>
+      <w:del w:id="451" w:author="Adam Beatty" w:date="2026-07-20T11:01:00Z" w16du:dateUtc="2026-07-20T10:01:00Z">
         <w:r>
           <w:rPr>
             <w:rFonts w:ascii="Times New Roman" w:hAnsi="Times New Roman" w:cs="Times New Roman"/>
@@ -3657,14 +3670,14 @@
         <w:spacing w:after="0" w:line="360" w:lineRule="auto"/>
         <w:jc w:val="both"/>
         <w:rPr>
-          <w:del w:id="449" w:author="Adam Beatty" w:date="2026-07-20T11:01:00Z" w16du:dateUtc="2026-07-20T10:01:00Z"/>
+          <w:del w:id="452" w:author="Adam Beatty" w:date="2026-07-20T11:01:00Z" w16du:dateUtc="2026-07-20T10:01:00Z"/>
           <w:rFonts w:ascii="Times New Roman" w:hAnsi="Times New Roman" w:cs="Times New Roman"/>
           <w:kern w:val="0"/>
           <w:lang w:eastAsia="en-GB"/>
           <w14:ligatures w14:val="none"/>
         </w:rPr>
       </w:pPr>
-      <w:del w:id="450" w:author="Adam Beatty" w:date="2026-07-20T11:01:00Z" w16du:dateUtc="2026-07-20T10:01:00Z">
+      <w:del w:id="453" w:author="Adam Beatty" w:date="2026-07-20T11:01:00Z" w16du:dateUtc="2026-07-20T10:01:00Z">
         <w:r>
           <w:rPr>
             <w:rFonts w:ascii="Times New Roman" w:hAnsi="Times New Roman" w:cs="Times New Roman"/>
@@ -3694,7 +3707,7 @@
           <w:delText>, training, exercising and evaluation. Wargaming allows commanders to explore how UxS enabled light infantry denial operations</w:delText>
         </w:r>
       </w:del>
-      <w:del w:id="460" w:author="Adam Beatty" w:date="2026-07-19T15:06:00Z" w16du:dateUtc="2026-07-19T14:06:00Z">
+      <w:del w:id="463" w:author="Adam Beatty" w:date="2026-07-19T15:06:00Z" w16du:dateUtc="2026-07-19T14:06:00Z">
         <w:r>
           <w:rPr>
             <w:rStyle w:val="FootnoteReference"/>
@@ -3706,7 +3719,7 @@
           <w:footnoteReference w:id="67"/>
         </w:r>
       </w:del>
-      <w:del w:id="466" w:author="Adam Beatty" w:date="2026-07-20T11:01:00Z" w16du:dateUtc="2026-07-20T10:01:00Z">
+      <w:del w:id="469" w:author="Adam Beatty" w:date="2026-07-20T11:01:00Z" w16du:dateUtc="2026-07-20T10:01:00Z">
         <w:r>
           <w:rPr>
             <w:rFonts w:ascii="Times New Roman" w:hAnsi="Times New Roman" w:cs="Times New Roman"/>
@@ -3717,7 +3730,7 @@
           <w:delText xml:space="preserve"> could respond to </w:delText>
         </w:r>
       </w:del>
-      <w:del w:id="467" w:author="Adam Beatty" w:date="2026-07-19T15:06:00Z" w16du:dateUtc="2026-07-19T14:06:00Z">
+      <w:del w:id="470" w:author="Adam Beatty" w:date="2026-07-19T15:06:00Z" w16du:dateUtc="2026-07-19T14:06:00Z">
         <w:r>
           <w:rPr>
             <w:rFonts w:ascii="Times New Roman" w:hAnsi="Times New Roman" w:cs="Times New Roman"/>
@@ -3728,7 +3741,7 @@
           <w:delText xml:space="preserve">likely </w:delText>
         </w:r>
       </w:del>
-      <w:del w:id="468" w:author="Adam Beatty" w:date="2026-07-20T11:01:00Z" w16du:dateUtc="2026-07-20T10:01:00Z">
+      <w:del w:id="471" w:author="Adam Beatty" w:date="2026-07-20T11:01:00Z" w16du:dateUtc="2026-07-20T10:01:00Z">
         <w:r>
           <w:rPr>
             <w:rFonts w:ascii="Times New Roman" w:hAnsi="Times New Roman" w:cs="Times New Roman"/>
@@ -3747,7 +3760,7 @@
         <w:ind w:left="1440"/>
         <w:jc w:val="both"/>
         <w:rPr>
-          <w:del w:id="469" w:author="Adam Beatty" w:date="2026-07-20T11:01:00Z" w16du:dateUtc="2026-07-20T10:01:00Z"/>
+          <w:del w:id="472" w:author="Adam Beatty" w:date="2026-07-20T11:01:00Z" w16du:dateUtc="2026-07-20T10:01:00Z"/>
           <w:rFonts w:ascii="Times New Roman" w:hAnsi="Times New Roman" w:cs="Times New Roman"/>
           <w:b/>
           <w:bCs/>
@@ -3755,9 +3768,9 @@
           <w:kern w:val="0"/>
           <w:lang w:eastAsia="en-GB"/>
           <w14:ligatures w14:val="none"/>
-          <w:rPrChange w:id="470" w:author="Adam Beatty" w:date="2026-07-19T21:17:00Z" w16du:dateUtc="2026-07-19T20:17:00Z">
-            <w:rPr>
-              <w:del w:id="471" w:author="Adam Beatty" w:date="2026-07-20T11:01:00Z" w16du:dateUtc="2026-07-20T10:01:00Z"/>
+          <w:rPrChange w:id="473" w:author="Adam Beatty" w:date="2026-07-20T11:40:00Z" w16du:dateUtc="2026-07-20T10:40:00Z">
+            <w:rPr>
+              <w:del w:id="474" w:author="Adam Beatty" w:date="2026-07-20T11:01:00Z" w16du:dateUtc="2026-07-20T10:01:00Z"/>
               <w:rFonts w:ascii="Times New Roman" w:hAnsi="Times New Roman" w:cs="Times New Roman"/>
               <w:b/>
               <w:bCs/>
@@ -3774,15 +3787,24 @@
         <w:spacing w:after="0" w:line="360" w:lineRule="auto"/>
         <w:jc w:val="both"/>
         <w:rPr>
-          <w:del w:id="472" w:author="Adam Beatty" w:date="2026-07-20T11:01:00Z" w16du:dateUtc="2026-07-20T10:01:00Z"/>
+          <w:del w:id="475" w:author="Adam Beatty" w:date="2026-07-20T11:01:00Z" w16du:dateUtc="2026-07-20T10:01:00Z"/>
           <w:rFonts w:ascii="Times New Roman" w:hAnsi="Times New Roman" w:cs="Times New Roman"/>
           <w:kern w:val="0"/>
           <w:lang w:eastAsia="en-GB"/>
           <w14:ligatures w14:val="none"/>
-        </w:rPr>
-      </w:pPr>
-      <w:commentRangeStart w:id="473"/>
-      <w:del w:id="474" w:author="Adam Beatty" w:date="2026-07-20T11:01:00Z" w16du:dateUtc="2026-07-20T10:01:00Z">
+          <w:rPrChange w:id="476" w:author="Adam Beatty" w:date="2026-07-20T11:40:00Z" w16du:dateUtc="2026-07-20T10:40:00Z">
+            <w:rPr>
+              <w:del w:id="477" w:author="Adam Beatty" w:date="2026-07-20T11:01:00Z" w16du:dateUtc="2026-07-20T10:01:00Z"/>
+              <w:rFonts w:ascii="Times New Roman" w:hAnsi="Times New Roman" w:cs="Times New Roman"/>
+              <w:kern w:val="0"/>
+              <w:lang w:eastAsia="en-GB"/>
+              <w14:ligatures w14:val="none"/>
+            </w:rPr>
+          </w:rPrChange>
+        </w:rPr>
+      </w:pPr>
+      <w:commentRangeStart w:id="478"/>
+      <w:del w:id="479" w:author="Adam Beatty" w:date="2026-07-20T11:01:00Z" w16du:dateUtc="2026-07-20T10:01:00Z">
         <w:r>
           <w:rPr>
             <w:rFonts w:ascii="Times New Roman" w:hAnsi="Times New Roman" w:cs="Times New Roman"/>
@@ -3790,7 +3812,7 @@
             <w:kern w:val="0"/>
             <w:lang w:eastAsia="en-GB"/>
             <w14:ligatures w14:val="none"/>
-            <w:rPrChange w:id="475" w:author="Adam Beatty" w:date="2026-07-19T21:17:00Z" w16du:dateUtc="2026-07-19T20:17:00Z">
+            <w:rPrChange w:id="480" w:author="Adam Beatty" w:date="2026-07-20T11:40:00Z" w16du:dateUtc="2026-07-20T10:40:00Z">
               <w:rPr>
                 <w:rFonts w:ascii="Times New Roman" w:hAnsi="Times New Roman" w:cs="Times New Roman"/>
                 <w:kern w:val="0"/>
@@ -3809,7 +3831,7 @@
             <w:kern w:val="0"/>
             <w:lang w:eastAsia="en-GB"/>
             <w14:ligatures w14:val="none"/>
-            <w:rPrChange w:id="476" w:author="Adam Beatty" w:date="2026-07-19T21:17:00Z" w16du:dateUtc="2026-07-19T20:17:00Z">
+            <w:rPrChange w:id="481" w:author="Adam Beatty" w:date="2026-07-20T11:40:00Z" w16du:dateUtc="2026-07-20T10:40:00Z">
               <w:rPr>
                 <w:rStyle w:val="FootnoteReference"/>
                 <w:rFonts w:ascii="Times New Roman" w:hAnsi="Times New Roman" w:cs="Times New Roman"/>
@@ -3828,7 +3850,7 @@
             <w:kern w:val="0"/>
             <w:lang w:eastAsia="en-GB"/>
             <w14:ligatures w14:val="none"/>
-            <w:rPrChange w:id="482" w:author="Adam Beatty" w:date="2026-07-19T21:17:00Z" w16du:dateUtc="2026-07-19T20:17:00Z">
+            <w:rPrChange w:id="487" w:author="Adam Beatty" w:date="2026-07-20T11:40:00Z" w16du:dateUtc="2026-07-20T10:40:00Z">
               <w:rPr>
                 <w:rFonts w:ascii="Times New Roman" w:hAnsi="Times New Roman" w:cs="Times New Roman"/>
                 <w:kern w:val="0"/>
@@ -3848,7 +3870,7 @@
           </w:rPr>
           <w:delText xml:space="preserve"> </w:delText>
         </w:r>
-        <w:commentRangeEnd w:id="473"/>
+        <w:commentRangeEnd w:id="478"/>
         <w:r>
           <w:rPr>
             <w:rStyle w:val="CommentReference"/>
@@ -3859,7 +3881,7 @@
             <w:szCs w:val="24"/>
             <w:lang w:eastAsia="en-GB"/>
             <w14:ligatures w14:val="none"/>
-            <w:rPrChange w:id="483" w:author="Adam Beatty" w:date="2026-07-19T21:17:00Z" w16du:dateUtc="2026-07-19T20:17:00Z">
+            <w:rPrChange w:id="488" w:author="Adam Beatty" w:date="2026-07-20T11:40:00Z" w16du:dateUtc="2026-07-20T10:40:00Z">
               <w:rPr>
                 <w:rStyle w:val="CommentReference"/>
                 <w:rFonts w:ascii="Times New Roman" w:hAnsi="Times New Roman" w:cs="Times New Roman"/>
@@ -3871,9 +3893,9 @@
               </w:rPr>
             </w:rPrChange>
           </w:rPr>
-          <w:commentReference w:id="473"/>
-        </w:r>
-        <w:commentRangeStart w:id="484"/>
+          <w:commentReference w:id="478"/>
+        </w:r>
+        <w:commentRangeStart w:id="489"/>
         <w:r>
           <w:rPr>
             <w:rFonts w:ascii="Times New Roman" w:hAnsi="Times New Roman" w:cs="Times New Roman"/>
@@ -3881,7 +3903,7 @@
             <w:kern w:val="0"/>
             <w:lang w:eastAsia="en-GB"/>
             <w14:ligatures w14:val="none"/>
-            <w:rPrChange w:id="485" w:author="Adam Beatty" w:date="2026-07-19T21:17:00Z" w16du:dateUtc="2026-07-19T20:17:00Z">
+            <w:rPrChange w:id="490" w:author="Adam Beatty" w:date="2026-07-20T11:40:00Z" w16du:dateUtc="2026-07-20T10:40:00Z">
               <w:rPr>
                 <w:rFonts w:ascii="Times New Roman" w:hAnsi="Times New Roman" w:cs="Times New Roman"/>
                 <w:kern w:val="0"/>
@@ -3900,7 +3922,7 @@
             <w:kern w:val="0"/>
             <w:lang w:eastAsia="en-GB"/>
             <w14:ligatures w14:val="none"/>
-            <w:rPrChange w:id="486" w:author="Adam Beatty" w:date="2026-07-19T21:17:00Z" w16du:dateUtc="2026-07-19T20:17:00Z">
+            <w:rPrChange w:id="491" w:author="Adam Beatty" w:date="2026-07-20T11:40:00Z" w16du:dateUtc="2026-07-20T10:40:00Z">
               <w:rPr>
                 <w:rStyle w:val="FootnoteReference"/>
                 <w:rFonts w:ascii="Times New Roman" w:hAnsi="Times New Roman" w:cs="Times New Roman"/>
@@ -3919,7 +3941,7 @@
             <w:kern w:val="0"/>
             <w:lang w:eastAsia="en-GB"/>
             <w14:ligatures w14:val="none"/>
-            <w:rPrChange w:id="492" w:author="Adam Beatty" w:date="2026-07-19T21:17:00Z" w16du:dateUtc="2026-07-19T20:17:00Z">
+            <w:rPrChange w:id="497" w:author="Adam Beatty" w:date="2026-07-20T11:40:00Z" w16du:dateUtc="2026-07-20T10:40:00Z">
               <w:rPr>
                 <w:rFonts w:ascii="Times New Roman" w:hAnsi="Times New Roman" w:cs="Times New Roman"/>
                 <w:kern w:val="0"/>
@@ -3939,7 +3961,7 @@
           </w:rPr>
           <w:delText xml:space="preserve"> </w:delText>
         </w:r>
-        <w:commentRangeEnd w:id="484"/>
+        <w:commentRangeEnd w:id="489"/>
         <w:r>
           <w:rPr>
             <w:rStyle w:val="CommentReference"/>
@@ -3949,331 +3971,28 @@
             <w:szCs w:val="24"/>
             <w:lang w:eastAsia="en-GB"/>
             <w14:ligatures w14:val="none"/>
-          </w:rPr>
-          <w:commentReference w:id="484"/>
-        </w:r>
-        <w:commentRangeStart w:id="493"/>
-        <w:r>
-          <w:rPr>
-            <w:rFonts w:ascii="Times New Roman" w:hAnsi="Times New Roman" w:cs="Times New Roman"/>
-            <w:kern w:val="0"/>
-            <w:lang w:eastAsia="en-GB"/>
-            <w14:ligatures w14:val="none"/>
-          </w:rPr>
-          <w:delText xml:space="preserve">Importantly, this iterative process provides political leaders with demonstrable evidence that investment in </w:delText>
-        </w:r>
-      </w:del>
-      <w:del w:id="494" w:author="Adam Beatty" w:date="2026-07-19T17:05:00Z" w16du:dateUtc="2026-07-19T16:05:00Z">
-        <w:r>
-          <w:rPr>
-            <w:rFonts w:ascii="Times New Roman" w:hAnsi="Times New Roman" w:cs="Times New Roman"/>
-            <w:kern w:val="0"/>
-            <w:lang w:eastAsia="en-GB"/>
-            <w14:ligatures w14:val="none"/>
-          </w:rPr>
-          <w:delText>autonomous syste</w:delText>
-        </w:r>
-      </w:del>
-      <w:del w:id="495" w:author="Adam Beatty" w:date="2026-07-19T17:08:00Z" w16du:dateUtc="2026-07-19T16:08:00Z">
-        <w:r>
-          <w:rPr>
-            <w:rFonts w:ascii="Times New Roman" w:hAnsi="Times New Roman" w:cs="Times New Roman"/>
-            <w:kern w:val="0"/>
-            <w:lang w:eastAsia="en-GB"/>
-            <w14:ligatures w14:val="none"/>
-          </w:rPr>
-          <w:delText>ms</w:delText>
-        </w:r>
-      </w:del>
-      <w:del w:id="496" w:author="Adam Beatty" w:date="2026-07-20T11:01:00Z" w16du:dateUtc="2026-07-20T10:01:00Z">
-        <w:r>
-          <w:rPr>
-            <w:rFonts w:ascii="Times New Roman" w:hAnsi="Times New Roman" w:cs="Times New Roman"/>
-            <w:kern w:val="0"/>
-            <w:lang w:eastAsia="en-GB"/>
-            <w14:ligatures w14:val="none"/>
-          </w:rPr>
-          <w:delText xml:space="preserve"> generates measurable improvements in operational effectiveness</w:delText>
-        </w:r>
-        <w:commentRangeEnd w:id="493"/>
-        <w:r>
-          <w:rPr>
-            <w:rStyle w:val="CommentReference"/>
-            <w:rFonts w:ascii="Times New Roman" w:hAnsi="Times New Roman" w:cs="Times New Roman"/>
-            <w:kern w:val="0"/>
-            <w:sz w:val="24"/>
-            <w:szCs w:val="24"/>
-            <w:vertAlign w:val="superscript"/>
-            <w:lang w:eastAsia="en-GB"/>
-            <w14:ligatures w14:val="none"/>
-          </w:rPr>
-          <w:commentReference w:id="493"/>
-        </w:r>
-      </w:del>
-      <w:del w:id="497" w:author="Adam Beatty" w:date="2026-07-19T17:08:00Z" w16du:dateUtc="2026-07-19T16:08:00Z">
-        <w:r>
-          <w:rPr>
-            <w:rStyle w:val="FootnoteReference"/>
-            <w:rFonts w:ascii="Times New Roman" w:hAnsi="Times New Roman" w:cs="Times New Roman"/>
-            <w:kern w:val="0"/>
-            <w:lang w:eastAsia="en-GB"/>
-            <w14:ligatures w14:val="none"/>
-          </w:rPr>
-          <w:footnoteReference w:id="70"/>
-        </w:r>
-      </w:del>
-      <w:del w:id="507" w:author="Adam Beatty" w:date="2026-07-19T16:59:00Z" w16du:dateUtc="2026-07-19T15:59:00Z">
-        <w:r>
-          <w:rPr>
-            <w:rFonts w:ascii="Times New Roman" w:hAnsi="Times New Roman" w:cs="Times New Roman"/>
-            <w:kern w:val="0"/>
-            <w:lang w:eastAsia="en-GB"/>
-            <w14:ligatures w14:val="none"/>
-          </w:rPr>
-          <w:delText>.</w:delText>
-        </w:r>
-      </w:del>
-      <w:del w:id="508" w:author="Adam Beatty" w:date="2026-07-20T11:01:00Z" w16du:dateUtc="2026-07-20T10:01:00Z">
-        <w:r>
-          <w:rPr>
-            <w:rFonts w:ascii="Times New Roman" w:hAnsi="Times New Roman" w:cs="Times New Roman"/>
-            <w:rPrChange w:id="509" w:author="Adam Beatty" w:date="2026-07-19T21:17:00Z" w16du:dateUtc="2026-07-19T20:17:00Z">
-              <w:rPr/>
+            <w:rPrChange w:id="498" w:author="Adam Beatty" w:date="2026-07-20T11:40:00Z" w16du:dateUtc="2026-07-20T10:40:00Z">
+              <w:rPr>
+                <w:rStyle w:val="CommentReference"/>
+                <w:rFonts w:ascii="Times New Roman" w:hAnsi="Times New Roman" w:cs="Times New Roman"/>
+                <w:kern w:val="0"/>
+                <w:sz w:val="24"/>
+                <w:szCs w:val="24"/>
+                <w:lang w:eastAsia="en-GB"/>
+                <w14:ligatures w14:val="none"/>
+              </w:rPr>
             </w:rPrChange>
           </w:rPr>
-          <w:delText xml:space="preserve"> </w:delText>
-        </w:r>
-        <w:commentRangeStart w:id="510"/>
-        <w:r>
-          <w:rPr>
-            <w:rFonts w:ascii="Times New Roman" w:hAnsi="Times New Roman" w:cs="Times New Roman"/>
-            <w:kern w:val="0"/>
-            <w:lang w:eastAsia="en-GB"/>
-            <w14:ligatures w14:val="none"/>
-          </w:rPr>
-          <w:delText xml:space="preserve">Rather than relying upon </w:delText>
-        </w:r>
-      </w:del>
-      <w:del w:id="511" w:author="Adam Beatty" w:date="2026-07-19T17:01:00Z" w16du:dateUtc="2026-07-19T16:01:00Z">
-        <w:r>
-          <w:rPr>
-            <w:rFonts w:ascii="Times New Roman" w:hAnsi="Times New Roman" w:cs="Times New Roman"/>
-            <w:kern w:val="0"/>
-            <w:lang w:eastAsia="en-GB"/>
-            <w14:ligatures w14:val="none"/>
-          </w:rPr>
-          <w:delText>theoretical arguments</w:delText>
-        </w:r>
-      </w:del>
-      <w:del w:id="512" w:author="Adam Beatty" w:date="2026-07-20T11:01:00Z" w16du:dateUtc="2026-07-20T10:01:00Z">
-        <w:r>
-          <w:rPr>
-            <w:rFonts w:ascii="Times New Roman" w:hAnsi="Times New Roman" w:cs="Times New Roman"/>
-            <w:kern w:val="0"/>
-            <w:lang w:eastAsia="en-GB"/>
-            <w14:ligatures w14:val="none"/>
-          </w:rPr>
-          <w:delText xml:space="preserve">, Defence can point to validated concepts, tested doctrine and exercised capability </w:delText>
-        </w:r>
-      </w:del>
-      <w:del w:id="513" w:author="Adam Beatty" w:date="2026-07-19T17:09:00Z" w16du:dateUtc="2026-07-19T16:09:00Z">
-        <w:r>
-          <w:rPr>
-            <w:rFonts w:ascii="Times New Roman" w:hAnsi="Times New Roman" w:cs="Times New Roman"/>
-            <w:kern w:val="0"/>
-            <w:lang w:eastAsia="en-GB"/>
-            <w14:ligatures w14:val="none"/>
-          </w:rPr>
-          <w:delText>as justification for</w:delText>
-        </w:r>
-      </w:del>
-      <w:del w:id="514" w:author="Adam Beatty" w:date="2026-07-20T11:01:00Z" w16du:dateUtc="2026-07-20T10:01:00Z">
-        <w:r>
-          <w:rPr>
-            <w:rFonts w:ascii="Times New Roman" w:hAnsi="Times New Roman" w:cs="Times New Roman"/>
-            <w:kern w:val="0"/>
-            <w:lang w:eastAsia="en-GB"/>
-            <w14:ligatures w14:val="none"/>
-          </w:rPr>
-          <w:delText xml:space="preserve"> continued investment.</w:delText>
-        </w:r>
-        <w:commentRangeEnd w:id="510"/>
-        <w:r>
-          <w:rPr>
-            <w:rStyle w:val="CommentReference"/>
-            <w:rFonts w:ascii="Times New Roman" w:hAnsi="Times New Roman" w:cs="Times New Roman"/>
-            <w:kern w:val="0"/>
-            <w:sz w:val="24"/>
-            <w:szCs w:val="24"/>
-            <w:lang w:eastAsia="en-GB"/>
-            <w14:ligatures w14:val="none"/>
-          </w:rPr>
-          <w:commentReference w:id="510"/>
-        </w:r>
-      </w:del>
-    </w:p>
-    <w:p>
-      <w:pPr>
-        <w:spacing w:after="0" w:line="360" w:lineRule="auto"/>
-        <w:jc w:val="both"/>
-        <w:rPr>
-          <w:del w:id="515" w:author="Adam Beatty" w:date="2026-07-20T11:01:00Z" w16du:dateUtc="2026-07-20T10:01:00Z"/>
-          <w:rFonts w:ascii="Times New Roman" w:hAnsi="Times New Roman" w:cs="Times New Roman"/>
-          <w:kern w:val="0"/>
-          <w:lang w:eastAsia="en-GB"/>
-          <w14:ligatures w14:val="none"/>
-        </w:rPr>
-      </w:pPr>
-      <w:commentRangeStart w:id="516"/>
-      <w:del w:id="517" w:author="Adam Beatty" w:date="2026-07-19T17:15:00Z" w16du:dateUtc="2026-07-19T16:15:00Z">
-        <w:r>
-          <w:rPr>
-            <w:rFonts w:ascii="Times New Roman" w:hAnsi="Times New Roman" w:cs="Times New Roman"/>
-            <w:kern w:val="0"/>
-            <w:lang w:eastAsia="en-GB"/>
-            <w14:ligatures w14:val="none"/>
-          </w:rPr>
-          <w:delText>Lessons identified during experimentation</w:delText>
-        </w:r>
-      </w:del>
-      <w:del w:id="518" w:author="Adam Beatty" w:date="2026-07-20T11:01:00Z" w16du:dateUtc="2026-07-20T10:01:00Z">
-        <w:r>
-          <w:rPr>
-            <w:rFonts w:ascii="Times New Roman" w:hAnsi="Times New Roman" w:cs="Times New Roman"/>
-            <w:kern w:val="0"/>
-            <w:lang w:eastAsia="en-GB"/>
-            <w14:ligatures w14:val="none"/>
-          </w:rPr>
-          <w:delText xml:space="preserve"> must directly inform doctrinal refinement, force structure and procurement decisions</w:delText>
-        </w:r>
-        <w:r>
-          <w:rPr>
-            <w:rStyle w:val="FootnoteReference"/>
-            <w:rFonts w:ascii="Times New Roman" w:hAnsi="Times New Roman" w:cs="Times New Roman"/>
-            <w:kern w:val="0"/>
-            <w:lang w:eastAsia="en-GB"/>
-            <w14:ligatures w14:val="none"/>
-          </w:rPr>
-          <w:footnoteReference w:id="71"/>
-        </w:r>
-        <w:r>
-          <w:rPr>
-            <w:rFonts w:ascii="Times New Roman" w:hAnsi="Times New Roman" w:cs="Times New Roman"/>
-            <w:kern w:val="0"/>
-            <w:lang w:eastAsia="en-GB"/>
-            <w14:ligatures w14:val="none"/>
-          </w:rPr>
-          <w:delText>.</w:delText>
-        </w:r>
-        <w:r>
-          <w:rPr>
-            <w:rFonts w:ascii="Times New Roman" w:hAnsi="Times New Roman" w:cs="Times New Roman"/>
-            <w:rPrChange w:id="528" w:author="Adam Beatty" w:date="2026-07-19T21:17:00Z" w16du:dateUtc="2026-07-19T20:17:00Z">
-              <w:rPr/>
-            </w:rPrChange>
-          </w:rPr>
-          <w:delText xml:space="preserve"> </w:delText>
-        </w:r>
-        <w:commentRangeEnd w:id="516"/>
-        <w:r>
-          <w:rPr>
-            <w:rStyle w:val="CommentReference"/>
-            <w:rFonts w:ascii="Times New Roman" w:hAnsi="Times New Roman" w:cs="Times New Roman"/>
-            <w:kern w:val="0"/>
-            <w:sz w:val="24"/>
-            <w:szCs w:val="24"/>
-            <w:lang w:eastAsia="en-GB"/>
-            <w14:ligatures w14:val="none"/>
-          </w:rPr>
-          <w:commentReference w:id="516"/>
-        </w:r>
-        <w:r>
-          <w:rPr>
-            <w:rFonts w:ascii="Times New Roman" w:hAnsi="Times New Roman" w:cs="Times New Roman"/>
-            <w:kern w:val="0"/>
-            <w:lang w:eastAsia="en-GB"/>
-            <w14:ligatures w14:val="none"/>
-          </w:rPr>
-          <w:delText xml:space="preserve">The insights provided from these processes </w:delText>
-        </w:r>
-      </w:del>
-      <w:del w:id="529" w:author="Adam Beatty" w:date="2026-07-19T17:27:00Z" w16du:dateUtc="2026-07-19T16:27:00Z">
-        <w:r>
-          <w:rPr>
-            <w:rFonts w:ascii="Times New Roman" w:hAnsi="Times New Roman" w:cs="Times New Roman"/>
-            <w:kern w:val="0"/>
-            <w:lang w:eastAsia="en-GB"/>
-            <w14:ligatures w14:val="none"/>
-          </w:rPr>
-          <w:delText xml:space="preserve">should </w:delText>
-        </w:r>
-      </w:del>
-      <w:del w:id="530" w:author="Adam Beatty" w:date="2026-07-20T11:01:00Z" w16du:dateUtc="2026-07-20T10:01:00Z">
-        <w:r>
-          <w:rPr>
-            <w:rFonts w:ascii="Times New Roman" w:hAnsi="Times New Roman" w:cs="Times New Roman"/>
-            <w:kern w:val="0"/>
-            <w:lang w:eastAsia="en-GB"/>
-            <w14:ligatures w14:val="none"/>
-          </w:rPr>
-          <w:delText xml:space="preserve">inform progressively more demanding field exercises where </w:delText>
-        </w:r>
-      </w:del>
-      <w:del w:id="531" w:author="Adam Beatty" w:date="2026-07-19T17:21:00Z" w16du:dateUtc="2026-07-19T16:21:00Z">
-        <w:r>
-          <w:rPr>
-            <w:rFonts w:ascii="Times New Roman" w:hAnsi="Times New Roman" w:cs="Times New Roman"/>
-            <w:kern w:val="0"/>
-            <w:lang w:eastAsia="en-GB"/>
-            <w14:ligatures w14:val="none"/>
-          </w:rPr>
-          <w:delText>unmanned systems</w:delText>
-        </w:r>
-      </w:del>
-      <w:del w:id="532" w:author="Adam Beatty" w:date="2026-07-20T11:01:00Z" w16du:dateUtc="2026-07-20T10:01:00Z">
-        <w:r>
-          <w:rPr>
-            <w:rFonts w:ascii="Times New Roman" w:hAnsi="Times New Roman" w:cs="Times New Roman"/>
-            <w:kern w:val="0"/>
-            <w:lang w:eastAsia="en-GB"/>
-            <w14:ligatures w14:val="none"/>
-          </w:rPr>
-          <w:delText xml:space="preserve"> operate alongside conventional forces under realistic conditions.</w:delText>
-        </w:r>
-      </w:del>
-    </w:p>
-    <w:bookmarkEnd w:id="447"/>
-    <w:p>
-      <w:pPr>
-        <w:spacing w:after="0" w:line="360" w:lineRule="auto"/>
-        <w:jc w:val="both"/>
-        <w:rPr>
-          <w:del w:id="533" w:author="Adam Beatty" w:date="2026-07-20T11:01:00Z" w16du:dateUtc="2026-07-20T10:01:00Z"/>
-          <w:rFonts w:ascii="Times New Roman" w:hAnsi="Times New Roman" w:cs="Times New Roman"/>
-          <w:strike/>
-          <w:kern w:val="0"/>
-          <w:lang w:eastAsia="en-GB"/>
-          <w14:ligatures w14:val="none"/>
-          <w:rPrChange w:id="534" w:author="Adam Beatty" w:date="2026-07-19T21:17:00Z" w16du:dateUtc="2026-07-19T20:17:00Z">
-            <w:rPr>
-              <w:del w:id="535" w:author="Adam Beatty" w:date="2026-07-20T11:01:00Z" w16du:dateUtc="2026-07-20T10:01:00Z"/>
-              <w:rFonts w:ascii="Times New Roman" w:hAnsi="Times New Roman" w:cs="Times New Roman"/>
-              <w:kern w:val="0"/>
-              <w:lang w:eastAsia="en-GB"/>
-              <w14:ligatures w14:val="none"/>
-            </w:rPr>
-          </w:rPrChange>
-        </w:rPr>
-      </w:pPr>
-      <w:del w:id="536" w:author="Adam Beatty" w:date="2026-07-20T11:01:00Z" w16du:dateUtc="2026-07-20T10:01:00Z">
-        <w:r>
-          <w:rPr>
-            <w:rFonts w:ascii="Times New Roman" w:hAnsi="Times New Roman" w:cs="Times New Roman"/>
-            <w:strike/>
-            <w:kern w:val="0"/>
-            <w:lang w:eastAsia="en-GB"/>
-            <w14:ligatures w14:val="none"/>
-            <w:rPrChange w:id="537" w:author="Adam Beatty" w:date="2026-07-19T21:17:00Z" w16du:dateUtc="2026-07-19T20:17:00Z">
+          <w:commentReference w:id="489"/>
+        </w:r>
+        <w:commentRangeStart w:id="499"/>
+        <w:r>
+          <w:rPr>
+            <w:rFonts w:ascii="Times New Roman" w:hAnsi="Times New Roman" w:cs="Times New Roman"/>
+            <w:kern w:val="0"/>
+            <w:lang w:eastAsia="en-GB"/>
+            <w14:ligatures w14:val="none"/>
+            <w:rPrChange w:id="500" w:author="Adam Beatty" w:date="2026-07-20T11:40:00Z" w16du:dateUtc="2026-07-20T10:40:00Z">
               <w:rPr>
                 <w:rFonts w:ascii="Times New Roman" w:hAnsi="Times New Roman" w:cs="Times New Roman"/>
                 <w:kern w:val="0"/>
@@ -4282,7 +4001,187 @@
               </w:rPr>
             </w:rPrChange>
           </w:rPr>
-          <w:delText>Wargaming, training and experimentation are essential to test, validate and refine the operational use of UxS. The lessons identified should inform doctrine, force structure and procurement, while providing evidence to support continued investment.</w:delText>
+          <w:delText xml:space="preserve">Importantly, this iterative process provides political leaders with demonstrable evidence that investment in </w:delText>
+        </w:r>
+      </w:del>
+      <w:del w:id="501" w:author="Adam Beatty" w:date="2026-07-19T17:05:00Z" w16du:dateUtc="2026-07-19T16:05:00Z">
+        <w:r>
+          <w:rPr>
+            <w:rFonts w:ascii="Times New Roman" w:hAnsi="Times New Roman" w:cs="Times New Roman"/>
+            <w:kern w:val="0"/>
+            <w:lang w:eastAsia="en-GB"/>
+            <w14:ligatures w14:val="none"/>
+          </w:rPr>
+          <w:delText>autonomous syste</w:delText>
+        </w:r>
+      </w:del>
+      <w:del w:id="502" w:author="Adam Beatty" w:date="2026-07-19T17:08:00Z" w16du:dateUtc="2026-07-19T16:08:00Z">
+        <w:r>
+          <w:rPr>
+            <w:rFonts w:ascii="Times New Roman" w:hAnsi="Times New Roman" w:cs="Times New Roman"/>
+            <w:kern w:val="0"/>
+            <w:lang w:eastAsia="en-GB"/>
+            <w14:ligatures w14:val="none"/>
+          </w:rPr>
+          <w:delText>ms</w:delText>
+        </w:r>
+      </w:del>
+      <w:del w:id="503" w:author="Adam Beatty" w:date="2026-07-20T11:01:00Z" w16du:dateUtc="2026-07-20T10:01:00Z">
+        <w:r>
+          <w:rPr>
+            <w:rFonts w:ascii="Times New Roman" w:hAnsi="Times New Roman" w:cs="Times New Roman"/>
+            <w:kern w:val="0"/>
+            <w:lang w:eastAsia="en-GB"/>
+            <w14:ligatures w14:val="none"/>
+          </w:rPr>
+          <w:delText xml:space="preserve"> generates measurable improvements in operational effectiveness</w:delText>
+        </w:r>
+        <w:commentRangeEnd w:id="499"/>
+        <w:r>
+          <w:rPr>
+            <w:rStyle w:val="CommentReference"/>
+            <w:rFonts w:ascii="Times New Roman" w:hAnsi="Times New Roman" w:cs="Times New Roman"/>
+            <w:kern w:val="0"/>
+            <w:sz w:val="24"/>
+            <w:szCs w:val="24"/>
+            <w:vertAlign w:val="superscript"/>
+            <w:lang w:eastAsia="en-GB"/>
+            <w14:ligatures w14:val="none"/>
+            <w:rPrChange w:id="504" w:author="Adam Beatty" w:date="2026-07-20T11:40:00Z" w16du:dateUtc="2026-07-20T10:40:00Z">
+              <w:rPr>
+                <w:rStyle w:val="CommentReference"/>
+                <w:rFonts w:ascii="Times New Roman" w:hAnsi="Times New Roman" w:cs="Times New Roman"/>
+                <w:kern w:val="0"/>
+                <w:sz w:val="24"/>
+                <w:szCs w:val="24"/>
+                <w:vertAlign w:val="superscript"/>
+                <w:lang w:eastAsia="en-GB"/>
+                <w14:ligatures w14:val="none"/>
+              </w:rPr>
+            </w:rPrChange>
+          </w:rPr>
+          <w:commentReference w:id="499"/>
+        </w:r>
+      </w:del>
+      <w:del w:id="505" w:author="Adam Beatty" w:date="2026-07-19T17:08:00Z" w16du:dateUtc="2026-07-19T16:08:00Z">
+        <w:r>
+          <w:rPr>
+            <w:rStyle w:val="FootnoteReference"/>
+            <w:rFonts w:ascii="Times New Roman" w:hAnsi="Times New Roman" w:cs="Times New Roman"/>
+            <w:kern w:val="0"/>
+            <w:lang w:eastAsia="en-GB"/>
+            <w14:ligatures w14:val="none"/>
+            <w:rPrChange w:id="506" w:author="Adam Beatty" w:date="2026-07-20T11:40:00Z" w16du:dateUtc="2026-07-20T10:40:00Z">
+              <w:rPr>
+                <w:rStyle w:val="FootnoteReference"/>
+                <w:rFonts w:ascii="Times New Roman" w:hAnsi="Times New Roman" w:cs="Times New Roman"/>
+                <w:kern w:val="0"/>
+                <w:lang w:eastAsia="en-GB"/>
+                <w14:ligatures w14:val="none"/>
+              </w:rPr>
+            </w:rPrChange>
+          </w:rPr>
+          <w:footnoteReference w:id="70"/>
+        </w:r>
+      </w:del>
+      <w:del w:id="516" w:author="Adam Beatty" w:date="2026-07-19T16:59:00Z" w16du:dateUtc="2026-07-19T15:59:00Z">
+        <w:r>
+          <w:rPr>
+            <w:rFonts w:ascii="Times New Roman" w:hAnsi="Times New Roman" w:cs="Times New Roman"/>
+            <w:kern w:val="0"/>
+            <w:lang w:eastAsia="en-GB"/>
+            <w14:ligatures w14:val="none"/>
+          </w:rPr>
+          <w:delText>.</w:delText>
+        </w:r>
+      </w:del>
+      <w:del w:id="517" w:author="Adam Beatty" w:date="2026-07-20T11:01:00Z" w16du:dateUtc="2026-07-20T10:01:00Z">
+        <w:r>
+          <w:rPr>
+            <w:rFonts w:ascii="Times New Roman" w:hAnsi="Times New Roman" w:cs="Times New Roman"/>
+            <w:rPrChange w:id="518" w:author="Adam Beatty" w:date="2026-07-20T11:40:00Z" w16du:dateUtc="2026-07-20T10:40:00Z">
+              <w:rPr/>
+            </w:rPrChange>
+          </w:rPr>
+          <w:delText xml:space="preserve"> </w:delText>
+        </w:r>
+        <w:commentRangeStart w:id="519"/>
+        <w:r>
+          <w:rPr>
+            <w:rFonts w:ascii="Times New Roman" w:hAnsi="Times New Roman" w:cs="Times New Roman"/>
+            <w:kern w:val="0"/>
+            <w:lang w:eastAsia="en-GB"/>
+            <w14:ligatures w14:val="none"/>
+          </w:rPr>
+          <w:delText xml:space="preserve">Rather than relying upon </w:delText>
+        </w:r>
+      </w:del>
+      <w:del w:id="520" w:author="Adam Beatty" w:date="2026-07-19T17:01:00Z" w16du:dateUtc="2026-07-19T16:01:00Z">
+        <w:r>
+          <w:rPr>
+            <w:rFonts w:ascii="Times New Roman" w:hAnsi="Times New Roman" w:cs="Times New Roman"/>
+            <w:kern w:val="0"/>
+            <w:lang w:eastAsia="en-GB"/>
+            <w14:ligatures w14:val="none"/>
+          </w:rPr>
+          <w:delText>theoretical arguments</w:delText>
+        </w:r>
+      </w:del>
+      <w:del w:id="521" w:author="Adam Beatty" w:date="2026-07-20T11:01:00Z" w16du:dateUtc="2026-07-20T10:01:00Z">
+        <w:r>
+          <w:rPr>
+            <w:rFonts w:ascii="Times New Roman" w:hAnsi="Times New Roman" w:cs="Times New Roman"/>
+            <w:kern w:val="0"/>
+            <w:lang w:eastAsia="en-GB"/>
+            <w14:ligatures w14:val="none"/>
+          </w:rPr>
+          <w:delText xml:space="preserve">, Defence can point to validated concepts, tested doctrine and exercised capability </w:delText>
+        </w:r>
+      </w:del>
+      <w:del w:id="522" w:author="Adam Beatty" w:date="2026-07-19T17:09:00Z" w16du:dateUtc="2026-07-19T16:09:00Z">
+        <w:r>
+          <w:rPr>
+            <w:rFonts w:ascii="Times New Roman" w:hAnsi="Times New Roman" w:cs="Times New Roman"/>
+            <w:kern w:val="0"/>
+            <w:lang w:eastAsia="en-GB"/>
+            <w14:ligatures w14:val="none"/>
+          </w:rPr>
+          <w:delText>as justification for</w:delText>
+        </w:r>
+      </w:del>
+      <w:del w:id="523" w:author="Adam Beatty" w:date="2026-07-20T11:01:00Z" w16du:dateUtc="2026-07-20T10:01:00Z">
+        <w:r>
+          <w:rPr>
+            <w:rFonts w:ascii="Times New Roman" w:hAnsi="Times New Roman" w:cs="Times New Roman"/>
+            <w:kern w:val="0"/>
+            <w:lang w:eastAsia="en-GB"/>
+            <w14:ligatures w14:val="none"/>
+          </w:rPr>
+          <w:delText xml:space="preserve"> continued investment.</w:delText>
+        </w:r>
+        <w:commentRangeEnd w:id="519"/>
+        <w:r>
+          <w:rPr>
+            <w:rStyle w:val="CommentReference"/>
+            <w:rFonts w:ascii="Times New Roman" w:hAnsi="Times New Roman" w:cs="Times New Roman"/>
+            <w:kern w:val="0"/>
+            <w:sz w:val="24"/>
+            <w:szCs w:val="24"/>
+            <w:lang w:eastAsia="en-GB"/>
+            <w14:ligatures w14:val="none"/>
+            <w:rPrChange w:id="524" w:author="Adam Beatty" w:date="2026-07-20T11:40:00Z" w16du:dateUtc="2026-07-20T10:40:00Z">
+              <w:rPr>
+                <w:rStyle w:val="CommentReference"/>
+                <w:rFonts w:ascii="Times New Roman" w:hAnsi="Times New Roman" w:cs="Times New Roman"/>
+                <w:kern w:val="0"/>
+                <w:sz w:val="24"/>
+                <w:szCs w:val="24"/>
+                <w:lang w:eastAsia="en-GB"/>
+                <w14:ligatures w14:val="none"/>
+              </w:rPr>
+            </w:rPrChange>
+          </w:rPr>
+          <w:commentReference w:id="519"/>
         </w:r>
       </w:del>
     </w:p>
@@ -4291,7 +4190,200 @@
         <w:spacing w:after="0" w:line="360" w:lineRule="auto"/>
         <w:jc w:val="both"/>
         <w:rPr>
-          <w:del w:id="538" w:author="Adam Beatty" w:date="2026-07-20T11:01:00Z" w16du:dateUtc="2026-07-20T10:01:00Z"/>
+          <w:del w:id="525" w:author="Adam Beatty" w:date="2026-07-20T11:01:00Z" w16du:dateUtc="2026-07-20T10:01:00Z"/>
+          <w:rFonts w:ascii="Times New Roman" w:hAnsi="Times New Roman" w:cs="Times New Roman"/>
+          <w:kern w:val="0"/>
+          <w:lang w:eastAsia="en-GB"/>
+          <w14:ligatures w14:val="none"/>
+        </w:rPr>
+      </w:pPr>
+      <w:commentRangeStart w:id="526"/>
+      <w:del w:id="527" w:author="Adam Beatty" w:date="2026-07-19T17:15:00Z" w16du:dateUtc="2026-07-19T16:15:00Z">
+        <w:r>
+          <w:rPr>
+            <w:rFonts w:ascii="Times New Roman" w:hAnsi="Times New Roman" w:cs="Times New Roman"/>
+            <w:kern w:val="0"/>
+            <w:lang w:eastAsia="en-GB"/>
+            <w14:ligatures w14:val="none"/>
+          </w:rPr>
+          <w:delText>Lessons identified during experimentation</w:delText>
+        </w:r>
+      </w:del>
+      <w:del w:id="528" w:author="Adam Beatty" w:date="2026-07-20T11:01:00Z" w16du:dateUtc="2026-07-20T10:01:00Z">
+        <w:r>
+          <w:rPr>
+            <w:rFonts w:ascii="Times New Roman" w:hAnsi="Times New Roman" w:cs="Times New Roman"/>
+            <w:kern w:val="0"/>
+            <w:lang w:eastAsia="en-GB"/>
+            <w14:ligatures w14:val="none"/>
+          </w:rPr>
+          <w:delText xml:space="preserve"> must directly inform doctrinal refinement, force structure and procurement decisions</w:delText>
+        </w:r>
+        <w:r>
+          <w:rPr>
+            <w:rStyle w:val="FootnoteReference"/>
+            <w:rFonts w:ascii="Times New Roman" w:hAnsi="Times New Roman" w:cs="Times New Roman"/>
+            <w:kern w:val="0"/>
+            <w:lang w:eastAsia="en-GB"/>
+            <w14:ligatures w14:val="none"/>
+          </w:rPr>
+          <w:footnoteReference w:id="71"/>
+        </w:r>
+        <w:r>
+          <w:rPr>
+            <w:rFonts w:ascii="Times New Roman" w:hAnsi="Times New Roman" w:cs="Times New Roman"/>
+            <w:kern w:val="0"/>
+            <w:lang w:eastAsia="en-GB"/>
+            <w14:ligatures w14:val="none"/>
+          </w:rPr>
+          <w:delText>.</w:delText>
+        </w:r>
+        <w:r>
+          <w:rPr>
+            <w:rFonts w:ascii="Times New Roman" w:hAnsi="Times New Roman" w:cs="Times New Roman"/>
+            <w:rPrChange w:id="538" w:author="Adam Beatty" w:date="2026-07-20T11:40:00Z" w16du:dateUtc="2026-07-20T10:40:00Z">
+              <w:rPr/>
+            </w:rPrChange>
+          </w:rPr>
+          <w:delText xml:space="preserve"> </w:delText>
+        </w:r>
+        <w:commentRangeEnd w:id="526"/>
+        <w:r>
+          <w:rPr>
+            <w:rStyle w:val="CommentReference"/>
+            <w:rFonts w:ascii="Times New Roman" w:hAnsi="Times New Roman" w:cs="Times New Roman"/>
+            <w:kern w:val="0"/>
+            <w:sz w:val="24"/>
+            <w:szCs w:val="24"/>
+            <w:lang w:eastAsia="en-GB"/>
+            <w14:ligatures w14:val="none"/>
+            <w:rPrChange w:id="539" w:author="Adam Beatty" w:date="2026-07-20T11:40:00Z" w16du:dateUtc="2026-07-20T10:40:00Z">
+              <w:rPr>
+                <w:rStyle w:val="CommentReference"/>
+                <w:rFonts w:ascii="Times New Roman" w:hAnsi="Times New Roman" w:cs="Times New Roman"/>
+                <w:kern w:val="0"/>
+                <w:sz w:val="24"/>
+                <w:szCs w:val="24"/>
+                <w:lang w:eastAsia="en-GB"/>
+                <w14:ligatures w14:val="none"/>
+              </w:rPr>
+            </w:rPrChange>
+          </w:rPr>
+          <w:commentReference w:id="526"/>
+        </w:r>
+        <w:r>
+          <w:rPr>
+            <w:rFonts w:ascii="Times New Roman" w:hAnsi="Times New Roman" w:cs="Times New Roman"/>
+            <w:kern w:val="0"/>
+            <w:lang w:eastAsia="en-GB"/>
+            <w14:ligatures w14:val="none"/>
+            <w:rPrChange w:id="540" w:author="Adam Beatty" w:date="2026-07-20T11:40:00Z" w16du:dateUtc="2026-07-20T10:40:00Z">
+              <w:rPr>
+                <w:rFonts w:ascii="Times New Roman" w:hAnsi="Times New Roman" w:cs="Times New Roman"/>
+                <w:kern w:val="0"/>
+                <w:lang w:eastAsia="en-GB"/>
+                <w14:ligatures w14:val="none"/>
+              </w:rPr>
+            </w:rPrChange>
+          </w:rPr>
+          <w:delText xml:space="preserve">The insights provided from these processes </w:delText>
+        </w:r>
+      </w:del>
+      <w:del w:id="541" w:author="Adam Beatty" w:date="2026-07-19T17:27:00Z" w16du:dateUtc="2026-07-19T16:27:00Z">
+        <w:r>
+          <w:rPr>
+            <w:rFonts w:ascii="Times New Roman" w:hAnsi="Times New Roman" w:cs="Times New Roman"/>
+            <w:kern w:val="0"/>
+            <w:lang w:eastAsia="en-GB"/>
+            <w14:ligatures w14:val="none"/>
+          </w:rPr>
+          <w:delText xml:space="preserve">should </w:delText>
+        </w:r>
+      </w:del>
+      <w:del w:id="542" w:author="Adam Beatty" w:date="2026-07-20T11:01:00Z" w16du:dateUtc="2026-07-20T10:01:00Z">
+        <w:r>
+          <w:rPr>
+            <w:rFonts w:ascii="Times New Roman" w:hAnsi="Times New Roman" w:cs="Times New Roman"/>
+            <w:kern w:val="0"/>
+            <w:lang w:eastAsia="en-GB"/>
+            <w14:ligatures w14:val="none"/>
+          </w:rPr>
+          <w:delText xml:space="preserve">inform progressively more demanding field exercises where </w:delText>
+        </w:r>
+      </w:del>
+      <w:del w:id="543" w:author="Adam Beatty" w:date="2026-07-19T17:21:00Z" w16du:dateUtc="2026-07-19T16:21:00Z">
+        <w:r>
+          <w:rPr>
+            <w:rFonts w:ascii="Times New Roman" w:hAnsi="Times New Roman" w:cs="Times New Roman"/>
+            <w:kern w:val="0"/>
+            <w:lang w:eastAsia="en-GB"/>
+            <w14:ligatures w14:val="none"/>
+          </w:rPr>
+          <w:delText>unmanned systems</w:delText>
+        </w:r>
+      </w:del>
+      <w:del w:id="544" w:author="Adam Beatty" w:date="2026-07-20T11:01:00Z" w16du:dateUtc="2026-07-20T10:01:00Z">
+        <w:r>
+          <w:rPr>
+            <w:rFonts w:ascii="Times New Roman" w:hAnsi="Times New Roman" w:cs="Times New Roman"/>
+            <w:kern w:val="0"/>
+            <w:lang w:eastAsia="en-GB"/>
+            <w14:ligatures w14:val="none"/>
+          </w:rPr>
+          <w:delText xml:space="preserve"> operate alongside conventional forces under realistic conditions.</w:delText>
+        </w:r>
+      </w:del>
+    </w:p>
+    <w:bookmarkEnd w:id="450"/>
+    <w:p>
+      <w:pPr>
+        <w:spacing w:after="0" w:line="360" w:lineRule="auto"/>
+        <w:jc w:val="both"/>
+        <w:rPr>
+          <w:del w:id="545" w:author="Adam Beatty" w:date="2026-07-20T11:01:00Z" w16du:dateUtc="2026-07-20T10:01:00Z"/>
+          <w:rFonts w:ascii="Times New Roman" w:hAnsi="Times New Roman" w:cs="Times New Roman"/>
+          <w:strike/>
+          <w:kern w:val="0"/>
+          <w:lang w:eastAsia="en-GB"/>
+          <w14:ligatures w14:val="none"/>
+          <w:rPrChange w:id="546" w:author="Adam Beatty" w:date="2026-07-20T11:40:00Z" w16du:dateUtc="2026-07-20T10:40:00Z">
+            <w:rPr>
+              <w:del w:id="547" w:author="Adam Beatty" w:date="2026-07-20T11:01:00Z" w16du:dateUtc="2026-07-20T10:01:00Z"/>
+              <w:rFonts w:ascii="Times New Roman" w:hAnsi="Times New Roman" w:cs="Times New Roman"/>
+              <w:kern w:val="0"/>
+              <w:lang w:eastAsia="en-GB"/>
+              <w14:ligatures w14:val="none"/>
+            </w:rPr>
+          </w:rPrChange>
+        </w:rPr>
+      </w:pPr>
+      <w:del w:id="548" w:author="Adam Beatty" w:date="2026-07-20T11:01:00Z" w16du:dateUtc="2026-07-20T10:01:00Z">
+        <w:r>
+          <w:rPr>
+            <w:rFonts w:ascii="Times New Roman" w:hAnsi="Times New Roman" w:cs="Times New Roman"/>
+            <w:strike/>
+            <w:kern w:val="0"/>
+            <w:lang w:eastAsia="en-GB"/>
+            <w14:ligatures w14:val="none"/>
+            <w:rPrChange w:id="549" w:author="Adam Beatty" w:date="2026-07-20T11:40:00Z" w16du:dateUtc="2026-07-20T10:40:00Z">
+              <w:rPr>
+                <w:rFonts w:ascii="Times New Roman" w:hAnsi="Times New Roman" w:cs="Times New Roman"/>
+                <w:kern w:val="0"/>
+                <w:lang w:eastAsia="en-GB"/>
+                <w14:ligatures w14:val="none"/>
+              </w:rPr>
+            </w:rPrChange>
+          </w:rPr>
+          <w:delText>Wargaming, training and experimentation are essential to test, validate and refine the operational use of UxS. The lessons identified should inform doctrine, force structure and procurement, while providing evidence to support continued investment.</w:delText>
+        </w:r>
+      </w:del>
+    </w:p>
+    <w:p>
+      <w:pPr>
+        <w:spacing w:after="0" w:line="360" w:lineRule="auto"/>
+        <w:jc w:val="both"/>
+        <w:rPr>
+          <w:del w:id="550" w:author="Adam Beatty" w:date="2026-07-20T11:01:00Z" w16du:dateUtc="2026-07-20T10:01:00Z"/>
           <w:rFonts w:ascii="Times New Roman" w:hAnsi="Times New Roman" w:cs="Times New Roman"/>
           <w:kern w:val="0"/>
           <w:lang w:eastAsia="en-GB"/>
@@ -4313,7 +4405,7 @@
         <w:ind w:left="0" w:firstLine="0"/>
         <w:jc w:val="both"/>
         <w:rPr>
-          <w:del w:id="539" w:author="Adam Beatty" w:date="2026-07-20T11:01:00Z" w16du:dateUtc="2026-07-20T10:01:00Z"/>
+          <w:del w:id="551" w:author="Adam Beatty" w:date="2026-07-20T11:01:00Z" w16du:dateUtc="2026-07-20T10:01:00Z"/>
           <w:rFonts w:ascii="Times New Roman" w:hAnsi="Times New Roman" w:cs="Times New Roman"/>
           <w:b/>
           <w:bCs/>
@@ -4322,8 +4414,8 @@
           <w14:ligatures w14:val="none"/>
         </w:rPr>
       </w:pPr>
-      <w:bookmarkStart w:id="540" w:name="_Hlk235301718"/>
-      <w:del w:id="541" w:author="Adam Beatty" w:date="2026-07-20T11:01:00Z" w16du:dateUtc="2026-07-20T10:01:00Z">
+      <w:bookmarkStart w:id="552" w:name="_Hlk235301718"/>
+      <w:del w:id="553" w:author="Adam Beatty" w:date="2026-07-20T11:01:00Z" w16du:dateUtc="2026-07-20T10:01:00Z">
         <w:r>
           <w:rPr>
             <w:rFonts w:ascii="Times New Roman" w:hAnsi="Times New Roman" w:cs="Times New Roman"/>
@@ -4342,14 +4434,14 @@
         <w:spacing w:after="0" w:line="360" w:lineRule="auto"/>
         <w:jc w:val="both"/>
         <w:rPr>
-          <w:del w:id="542" w:author="Adam Beatty" w:date="2026-07-19T21:37:00Z" w16du:dateUtc="2026-07-19T20:37:00Z"/>
+          <w:del w:id="554" w:author="Adam Beatty" w:date="2026-07-19T21:37:00Z" w16du:dateUtc="2026-07-19T20:37:00Z"/>
           <w:rFonts w:ascii="Times New Roman" w:hAnsi="Times New Roman" w:cs="Times New Roman"/>
           <w:kern w:val="0"/>
           <w:lang w:eastAsia="en-GB"/>
           <w14:ligatures w14:val="none"/>
         </w:rPr>
       </w:pPr>
-      <w:del w:id="543" w:author="Adam Beatty" w:date="2026-07-19T20:10:00Z" w16du:dateUtc="2026-07-19T19:10:00Z">
+      <w:del w:id="555" w:author="Adam Beatty" w:date="2026-07-19T20:10:00Z" w16du:dateUtc="2026-07-19T19:10:00Z">
         <w:r>
           <w:rPr>
             <w:rFonts w:ascii="Times New Roman" w:hAnsi="Times New Roman" w:cs="Times New Roman"/>
@@ -4379,7 +4471,7 @@
           <w:delText xml:space="preserve">. </w:delText>
         </w:r>
       </w:del>
-      <w:del w:id="549" w:author="Adam Beatty" w:date="2026-07-20T11:01:00Z" w16du:dateUtc="2026-07-20T10:01:00Z">
+      <w:del w:id="561" w:author="Adam Beatty" w:date="2026-07-20T11:01:00Z" w16du:dateUtc="2026-07-20T10:01:00Z">
         <w:r>
           <w:rPr>
             <w:rFonts w:ascii="Times New Roman" w:hAnsi="Times New Roman" w:cs="Times New Roman"/>
@@ -4453,14 +4545,14 @@
         <w:spacing w:after="0" w:line="360" w:lineRule="auto"/>
         <w:jc w:val="both"/>
         <w:rPr>
-          <w:del w:id="562" w:author="Adam Beatty" w:date="2026-07-20T11:01:00Z" w16du:dateUtc="2026-07-20T10:01:00Z"/>
+          <w:del w:id="574" w:author="Adam Beatty" w:date="2026-07-20T11:01:00Z" w16du:dateUtc="2026-07-20T10:01:00Z"/>
           <w:rFonts w:ascii="Times New Roman" w:hAnsi="Times New Roman" w:cs="Times New Roman"/>
           <w:kern w:val="0"/>
           <w:lang w:eastAsia="en-GB"/>
           <w14:ligatures w14:val="none"/>
         </w:rPr>
       </w:pPr>
-      <w:del w:id="563" w:author="Adam Beatty" w:date="2026-07-19T21:37:00Z" w16du:dateUtc="2026-07-19T20:37:00Z">
+      <w:del w:id="575" w:author="Adam Beatty" w:date="2026-07-19T21:37:00Z" w16du:dateUtc="2026-07-19T20:37:00Z">
         <w:r>
           <w:rPr>
             <w:rFonts w:ascii="Times New Roman" w:hAnsi="Times New Roman" w:cs="Times New Roman"/>
@@ -4492,14 +4584,14 @@
         <w:r>
           <w:rPr>
             <w:rFonts w:ascii="Times New Roman" w:hAnsi="Times New Roman" w:cs="Times New Roman"/>
-            <w:rPrChange w:id="573" w:author="Adam Beatty" w:date="2026-07-19T21:17:00Z" w16du:dateUtc="2026-07-19T20:17:00Z">
+            <w:rPrChange w:id="585" w:author="Adam Beatty" w:date="2026-07-20T11:40:00Z" w16du:dateUtc="2026-07-20T10:40:00Z">
               <w:rPr/>
             </w:rPrChange>
           </w:rPr>
           <w:delText xml:space="preserve"> </w:delText>
         </w:r>
       </w:del>
-      <w:del w:id="574" w:author="Adam Beatty" w:date="2026-07-20T11:01:00Z" w16du:dateUtc="2026-07-20T10:01:00Z">
+      <w:del w:id="586" w:author="Adam Beatty" w:date="2026-07-20T11:01:00Z" w16du:dateUtc="2026-07-20T10:01:00Z">
         <w:r>
           <w:rPr>
             <w:rFonts w:ascii="Times New Roman" w:hAnsi="Times New Roman" w:cs="Times New Roman"/>
@@ -4511,20 +4603,20 @@
         </w:r>
       </w:del>
     </w:p>
-    <w:bookmarkEnd w:id="540"/>
+    <w:bookmarkEnd w:id="552"/>
     <w:p>
       <w:pPr>
         <w:spacing w:after="0" w:line="360" w:lineRule="auto"/>
         <w:jc w:val="both"/>
         <w:rPr>
-          <w:del w:id="575" w:author="Adam Beatty" w:date="2026-07-20T11:01:00Z" w16du:dateUtc="2026-07-20T10:01:00Z"/>
+          <w:del w:id="587" w:author="Adam Beatty" w:date="2026-07-20T11:01:00Z" w16du:dateUtc="2026-07-20T10:01:00Z"/>
           <w:rFonts w:ascii="Times New Roman" w:hAnsi="Times New Roman" w:cs="Times New Roman"/>
           <w:kern w:val="0"/>
           <w:lang w:eastAsia="en-GB"/>
           <w14:ligatures w14:val="none"/>
         </w:rPr>
       </w:pPr>
-      <w:del w:id="576" w:author="Adam Beatty" w:date="2026-07-20T11:01:00Z" w16du:dateUtc="2026-07-20T10:01:00Z">
+      <w:del w:id="588" w:author="Adam Beatty" w:date="2026-07-20T11:01:00Z" w16du:dateUtc="2026-07-20T10:01:00Z">
         <w:r>
           <w:rPr>
             <w:rFonts w:ascii="Times New Roman" w:hAnsi="Times New Roman" w:cs="Times New Roman"/>
@@ -4541,7 +4633,7 @@
         <w:spacing w:after="0" w:line="360" w:lineRule="auto"/>
         <w:jc w:val="both"/>
         <w:rPr>
-          <w:del w:id="577" w:author="Adam Beatty" w:date="2026-07-20T11:01:00Z" w16du:dateUtc="2026-07-20T10:01:00Z"/>
+          <w:del w:id="589" w:author="Adam Beatty" w:date="2026-07-20T11:01:00Z" w16du:dateUtc="2026-07-20T10:01:00Z"/>
           <w:rFonts w:ascii="Times New Roman" w:hAnsi="Times New Roman" w:cs="Times New Roman"/>
           <w:kern w:val="0"/>
           <w:lang w:eastAsia="en-GB"/>
@@ -4559,7 +4651,7 @@
         <w:spacing w:after="0" w:line="360" w:lineRule="auto"/>
         <w:jc w:val="both"/>
         <w:rPr>
-          <w:del w:id="578" w:author="Adam Beatty" w:date="2026-07-20T11:01:00Z" w16du:dateUtc="2026-07-20T10:01:00Z"/>
+          <w:del w:id="590" w:author="Adam Beatty" w:date="2026-07-20T11:01:00Z" w16du:dateUtc="2026-07-20T10:01:00Z"/>
           <w:rFonts w:ascii="Times New Roman" w:hAnsi="Times New Roman" w:cs="Times New Roman"/>
           <w:b/>
           <w:bCs/>
@@ -4568,8 +4660,8 @@
           <w14:ligatures w14:val="none"/>
         </w:rPr>
       </w:pPr>
-      <w:bookmarkStart w:id="579" w:name="_Hlk235306840"/>
-      <w:del w:id="580" w:author="Adam Beatty" w:date="2026-07-20T11:01:00Z" w16du:dateUtc="2026-07-20T10:01:00Z">
+      <w:bookmarkStart w:id="591" w:name="_Hlk235306840"/>
+      <w:del w:id="592" w:author="Adam Beatty" w:date="2026-07-20T11:01:00Z" w16du:dateUtc="2026-07-20T10:01:00Z">
         <w:r>
           <w:rPr>
             <w:rFonts w:ascii="Times New Roman" w:hAnsi="Times New Roman" w:cs="Times New Roman"/>
@@ -4588,14 +4680,14 @@
         <w:spacing w:after="0" w:line="360" w:lineRule="auto"/>
         <w:jc w:val="both"/>
         <w:rPr>
-          <w:del w:id="581" w:author="Adam Beatty" w:date="2026-07-20T11:01:00Z" w16du:dateUtc="2026-07-20T10:01:00Z"/>
+          <w:del w:id="593" w:author="Adam Beatty" w:date="2026-07-20T11:01:00Z" w16du:dateUtc="2026-07-20T10:01:00Z"/>
           <w:rFonts w:ascii="Times New Roman" w:hAnsi="Times New Roman" w:cs="Times New Roman"/>
           <w:kern w:val="0"/>
           <w:lang w:eastAsia="en-GB"/>
           <w14:ligatures w14:val="none"/>
         </w:rPr>
       </w:pPr>
-      <w:del w:id="582" w:author="Adam Beatty" w:date="2026-07-20T11:01:00Z" w16du:dateUtc="2026-07-20T10:01:00Z">
+      <w:del w:id="594" w:author="Adam Beatty" w:date="2026-07-20T11:01:00Z" w16du:dateUtc="2026-07-20T10:01:00Z">
         <w:r>
           <w:rPr>
             <w:rFonts w:ascii="Times New Roman" w:hAnsi="Times New Roman" w:cs="Times New Roman"/>
@@ -4625,7 +4717,7 @@
           <w:delText>. Ireland should therefore strengthen partnerships between the Defence Forces, indigenous defence and technology companies, universities and research institutions to establish sustainable domestic capability in UxS</w:delText>
         </w:r>
       </w:del>
-      <w:del w:id="598" w:author="Adam Beatty" w:date="2026-07-19T22:34:00Z" w16du:dateUtc="2026-07-19T21:34:00Z">
+      <w:del w:id="610" w:author="Adam Beatty" w:date="2026-07-19T22:34:00Z" w16du:dateUtc="2026-07-19T21:34:00Z">
         <w:r>
           <w:rPr>
             <w:rStyle w:val="FootnoteReference"/>
@@ -4646,7 +4738,7 @@
           <w:delText>.</w:delText>
         </w:r>
       </w:del>
-      <w:del w:id="610" w:author="Adam Beatty" w:date="2026-07-20T11:01:00Z" w16du:dateUtc="2026-07-20T10:01:00Z">
+      <w:del w:id="622" w:author="Adam Beatty" w:date="2026-07-20T11:01:00Z" w16du:dateUtc="2026-07-20T10:01:00Z">
         <w:r>
           <w:rPr>
             <w:rFonts w:ascii="Times New Roman" w:hAnsi="Times New Roman" w:cs="Times New Roman"/>
@@ -4682,14 +4774,14 @@
         <w:spacing w:after="0" w:line="360" w:lineRule="auto"/>
         <w:jc w:val="both"/>
         <w:rPr>
-          <w:del w:id="620" w:author="Adam Beatty" w:date="2026-07-20T11:01:00Z" w16du:dateUtc="2026-07-20T10:01:00Z"/>
+          <w:del w:id="632" w:author="Adam Beatty" w:date="2026-07-20T11:01:00Z" w16du:dateUtc="2026-07-20T10:01:00Z"/>
           <w:rFonts w:ascii="Times New Roman" w:hAnsi="Times New Roman" w:cs="Times New Roman"/>
           <w:kern w:val="0"/>
           <w:lang w:eastAsia="en-GB"/>
           <w14:ligatures w14:val="none"/>
         </w:rPr>
       </w:pPr>
-      <w:del w:id="621" w:author="Adam Beatty" w:date="2026-07-20T11:01:00Z" w16du:dateUtc="2026-07-20T10:01:00Z">
+      <w:del w:id="633" w:author="Adam Beatty" w:date="2026-07-20T11:01:00Z" w16du:dateUtc="2026-07-20T10:01:00Z">
         <w:r>
           <w:rPr>
             <w:rFonts w:ascii="Times New Roman" w:hAnsi="Times New Roman" w:cs="Times New Roman"/>
@@ -4725,7 +4817,7 @@
         <w:spacing w:after="0" w:line="360" w:lineRule="auto"/>
         <w:jc w:val="both"/>
         <w:rPr>
-          <w:del w:id="635" w:author="Adam Beatty" w:date="2026-07-20T11:01:00Z" w16du:dateUtc="2026-07-20T10:01:00Z"/>
+          <w:del w:id="647" w:author="Adam Beatty" w:date="2026-07-20T11:01:00Z" w16du:dateUtc="2026-07-20T10:01:00Z"/>
           <w:rFonts w:ascii="Times New Roman" w:hAnsi="Times New Roman" w:cs="Times New Roman"/>
           <w:b/>
           <w:bCs/>
@@ -4740,14 +4832,14 @@
         <w:spacing w:after="0" w:line="360" w:lineRule="auto"/>
         <w:jc w:val="both"/>
         <w:rPr>
-          <w:del w:id="636" w:author="Adam Beatty" w:date="2026-07-20T11:01:00Z" w16du:dateUtc="2026-07-20T10:01:00Z"/>
+          <w:del w:id="648" w:author="Adam Beatty" w:date="2026-07-20T11:01:00Z" w16du:dateUtc="2026-07-20T10:01:00Z"/>
           <w:rFonts w:ascii="Times New Roman" w:hAnsi="Times New Roman" w:cs="Times New Roman"/>
           <w:kern w:val="0"/>
           <w:lang w:eastAsia="en-GB"/>
           <w14:ligatures w14:val="none"/>
         </w:rPr>
       </w:pPr>
-      <w:del w:id="637" w:author="Adam Beatty" w:date="2026-07-20T11:01:00Z" w16du:dateUtc="2026-07-20T10:01:00Z">
+      <w:del w:id="649" w:author="Adam Beatty" w:date="2026-07-20T11:01:00Z" w16du:dateUtc="2026-07-20T10:01:00Z">
         <w:r>
           <w:rPr>
             <w:rFonts w:ascii="Times New Roman" w:hAnsi="Times New Roman" w:cs="Times New Roman"/>
@@ -4778,7 +4870,7 @@
         </w:r>
       </w:del>
     </w:p>
-    <w:bookmarkEnd w:id="579"/>
+    <w:bookmarkEnd w:id="591"/>
     <w:p>
       <w:pPr>
         <w:pStyle w:val="ListParagraph"/>
@@ -4786,14 +4878,14 @@
         <w:ind w:left="0"/>
         <w:jc w:val="both"/>
         <w:rPr>
-          <w:del w:id="651" w:author="Adam Beatty" w:date="2026-07-20T11:01:00Z" w16du:dateUtc="2026-07-20T10:01:00Z"/>
+          <w:del w:id="663" w:author="Adam Beatty" w:date="2026-07-20T11:01:00Z" w16du:dateUtc="2026-07-20T10:01:00Z"/>
           <w:rFonts w:ascii="Times New Roman" w:hAnsi="Times New Roman" w:cs="Times New Roman"/>
           <w:kern w:val="0"/>
           <w:lang w:eastAsia="en-GB"/>
           <w14:ligatures w14:val="none"/>
         </w:rPr>
       </w:pPr>
-      <w:del w:id="652" w:author="Adam Beatty" w:date="2026-07-20T11:01:00Z" w16du:dateUtc="2026-07-20T10:01:00Z">
+      <w:del w:id="664" w:author="Adam Beatty" w:date="2026-07-20T11:01:00Z" w16du:dateUtc="2026-07-20T10:01:00Z">
         <w:r>
           <w:rPr>
             <w:rFonts w:ascii="Times New Roman" w:hAnsi="Times New Roman" w:cs="Times New Roman"/>
@@ -4810,7 +4902,7 @@
         <w:spacing w:after="0" w:line="360" w:lineRule="auto"/>
         <w:jc w:val="both"/>
         <w:rPr>
-          <w:del w:id="653" w:author="Adam Beatty" w:date="2026-07-20T11:01:00Z" w16du:dateUtc="2026-07-20T10:01:00Z"/>
+          <w:del w:id="665" w:author="Adam Beatty" w:date="2026-07-20T11:01:00Z" w16du:dateUtc="2026-07-20T10:01:00Z"/>
           <w:rFonts w:ascii="Times New Roman" w:hAnsi="Times New Roman" w:cs="Times New Roman"/>
           <w:kern w:val="0"/>
           <w:lang w:eastAsia="en-GB"/>
@@ -4828,7 +4920,7 @@
         <w:spacing w:after="0" w:line="360" w:lineRule="auto"/>
         <w:jc w:val="both"/>
         <w:rPr>
-          <w:del w:id="654" w:author="Adam Beatty" w:date="2026-07-20T11:01:00Z" w16du:dateUtc="2026-07-20T10:01:00Z"/>
+          <w:del w:id="666" w:author="Adam Beatty" w:date="2026-07-20T11:01:00Z" w16du:dateUtc="2026-07-20T10:01:00Z"/>
           <w:rFonts w:ascii="Times New Roman" w:hAnsi="Times New Roman" w:cs="Times New Roman"/>
           <w:b/>
           <w:bCs/>
@@ -4837,7 +4929,7 @@
           <w14:ligatures w14:val="none"/>
         </w:rPr>
       </w:pPr>
-      <w:del w:id="655" w:author="Adam Beatty" w:date="2026-07-20T11:01:00Z" w16du:dateUtc="2026-07-20T10:01:00Z">
+      <w:del w:id="667" w:author="Adam Beatty" w:date="2026-07-20T11:01:00Z" w16du:dateUtc="2026-07-20T10:01:00Z">
         <w:r>
           <w:rPr>
             <w:rFonts w:ascii="Times New Roman" w:hAnsi="Times New Roman" w:cs="Times New Roman"/>
@@ -4861,7 +4953,7 @@
         <w:spacing w:after="0" w:line="360" w:lineRule="auto"/>
         <w:jc w:val="both"/>
         <w:rPr>
-          <w:del w:id="656" w:author="Adam Beatty" w:date="2026-07-20T11:01:00Z" w16du:dateUtc="2026-07-20T10:01:00Z"/>
+          <w:del w:id="668" w:author="Adam Beatty" w:date="2026-07-20T11:01:00Z" w16du:dateUtc="2026-07-20T10:01:00Z"/>
           <w:rFonts w:ascii="Times New Roman" w:hAnsi="Times New Roman" w:cs="Times New Roman"/>
           <w:b/>
           <w:bCs/>
@@ -4870,7 +4962,7 @@
           <w14:ligatures w14:val="none"/>
         </w:rPr>
       </w:pPr>
-      <w:del w:id="657" w:author="Adam Beatty" w:date="2026-07-20T11:01:00Z" w16du:dateUtc="2026-07-20T10:01:00Z">
+      <w:del w:id="669" w:author="Adam Beatty" w:date="2026-07-20T11:01:00Z" w16du:dateUtc="2026-07-20T10:01:00Z">
         <w:r>
           <w:rPr>
             <w:rFonts w:ascii="Times New Roman" w:hAnsi="Times New Roman" w:cs="Times New Roman"/>
@@ -4891,14 +4983,14 @@
         <w:ind w:left="1440"/>
         <w:jc w:val="both"/>
         <w:rPr>
-          <w:del w:id="658" w:author="Adam Beatty" w:date="2026-07-19T21:45:00Z" w16du:dateUtc="2026-07-19T20:45:00Z"/>
+          <w:del w:id="670" w:author="Adam Beatty" w:date="2026-07-19T21:45:00Z" w16du:dateUtc="2026-07-19T20:45:00Z"/>
           <w:rFonts w:ascii="Times New Roman" w:hAnsi="Times New Roman" w:cs="Times New Roman"/>
           <w:kern w:val="0"/>
           <w:lang w:eastAsia="en-GB"/>
           <w14:ligatures w14:val="none"/>
         </w:rPr>
       </w:pPr>
-      <w:del w:id="659" w:author="Adam Beatty" w:date="2026-07-20T11:01:00Z" w16du:dateUtc="2026-07-20T10:01:00Z">
+      <w:del w:id="671" w:author="Adam Beatty" w:date="2026-07-20T11:01:00Z" w16du:dateUtc="2026-07-20T10:01:00Z">
         <w:r>
           <w:rPr>
             <w:rFonts w:ascii="Times New Roman" w:hAnsi="Times New Roman" w:cs="Times New Roman"/>
@@ -4909,7 +5001,7 @@
           <w:delText>Defence transformation cannot occur solely within military institutions. The successful integration of new ideas and technology requires a genuinely multi-stakeholder approach</w:delText>
         </w:r>
       </w:del>
-      <w:del w:id="660" w:author="Adam Beatty" w:date="2026-07-19T21:45:00Z" w16du:dateUtc="2026-07-19T20:45:00Z">
+      <w:del w:id="672" w:author="Adam Beatty" w:date="2026-07-19T21:45:00Z" w16du:dateUtc="2026-07-19T20:45:00Z">
         <w:r>
           <w:rPr>
             <w:rStyle w:val="FootnoteReference"/>
@@ -4921,7 +5013,7 @@
           <w:footnoteReference w:id="82"/>
         </w:r>
       </w:del>
-      <w:del w:id="663" w:author="Adam Beatty" w:date="2026-07-20T11:01:00Z" w16du:dateUtc="2026-07-20T10:01:00Z">
+      <w:del w:id="675" w:author="Adam Beatty" w:date="2026-07-20T11:01:00Z" w16du:dateUtc="2026-07-20T10:01:00Z">
         <w:r>
           <w:rPr>
             <w:rFonts w:ascii="Times New Roman" w:hAnsi="Times New Roman" w:cs="Times New Roman"/>
@@ -4940,7 +5032,7 @@
         <w:ind w:left="1440"/>
         <w:jc w:val="both"/>
         <w:rPr>
-          <w:del w:id="664" w:author="Adam Beatty" w:date="2026-07-19T21:45:00Z" w16du:dateUtc="2026-07-19T20:45:00Z"/>
+          <w:del w:id="676" w:author="Adam Beatty" w:date="2026-07-19T21:45:00Z" w16du:dateUtc="2026-07-19T20:45:00Z"/>
           <w:rFonts w:ascii="Times New Roman" w:hAnsi="Times New Roman" w:cs="Times New Roman"/>
           <w:kern w:val="0"/>
           <w:lang w:eastAsia="en-GB"/>
@@ -4955,14 +5047,14 @@
         <w:ind w:left="1440"/>
         <w:jc w:val="both"/>
         <w:rPr>
-          <w:del w:id="665" w:author="Adam Beatty" w:date="2026-07-20T11:01:00Z" w16du:dateUtc="2026-07-20T10:01:00Z"/>
+          <w:del w:id="677" w:author="Adam Beatty" w:date="2026-07-20T11:01:00Z" w16du:dateUtc="2026-07-20T10:01:00Z"/>
           <w:rFonts w:ascii="Times New Roman" w:hAnsi="Times New Roman" w:cs="Times New Roman"/>
           <w:kern w:val="0"/>
           <w:lang w:eastAsia="en-GB"/>
           <w14:ligatures w14:val="none"/>
         </w:rPr>
       </w:pPr>
-      <w:del w:id="666" w:author="Adam Beatty" w:date="2026-07-20T11:01:00Z" w16du:dateUtc="2026-07-20T10:01:00Z">
+      <w:del w:id="678" w:author="Adam Beatty" w:date="2026-07-20T11:01:00Z" w16du:dateUtc="2026-07-20T10:01:00Z">
         <w:r>
           <w:rPr>
             <w:rFonts w:ascii="Times New Roman" w:hAnsi="Times New Roman" w:cs="Times New Roman"/>
@@ -4973,7 +5065,7 @@
           <w:delText>Political leadership, government departments, academia, industry and regulatory authorities must all contribute to capability development</w:delText>
         </w:r>
       </w:del>
-      <w:del w:id="667" w:author="Adam Beatty" w:date="2026-07-19T21:45:00Z" w16du:dateUtc="2026-07-19T20:45:00Z">
+      <w:del w:id="679" w:author="Adam Beatty" w:date="2026-07-19T21:45:00Z" w16du:dateUtc="2026-07-19T20:45:00Z">
         <w:r>
           <w:rPr>
             <w:rStyle w:val="FootnoteReference"/>
@@ -4985,7 +5077,7 @@
           <w:footnoteReference w:id="83"/>
         </w:r>
       </w:del>
-      <w:del w:id="670" w:author="Adam Beatty" w:date="2026-07-19T21:46:00Z" w16du:dateUtc="2026-07-19T20:46:00Z">
+      <w:del w:id="682" w:author="Adam Beatty" w:date="2026-07-19T21:46:00Z" w16du:dateUtc="2026-07-19T20:46:00Z">
         <w:r>
           <w:rPr>
             <w:rFonts w:ascii="Times New Roman" w:hAnsi="Times New Roman" w:cs="Times New Roman"/>
@@ -4996,7 +5088,7 @@
           <w:delText>.</w:delText>
         </w:r>
       </w:del>
-      <w:del w:id="671" w:author="Adam Beatty" w:date="2026-07-20T11:01:00Z" w16du:dateUtc="2026-07-20T10:01:00Z">
+      <w:del w:id="683" w:author="Adam Beatty" w:date="2026-07-20T11:01:00Z" w16du:dateUtc="2026-07-20T10:01:00Z">
         <w:r>
           <w:rPr>
             <w:rFonts w:ascii="Times New Roman" w:hAnsi="Times New Roman" w:cs="Times New Roman"/>
@@ -5015,7 +5107,7 @@
         <w:ind w:left="1440"/>
         <w:jc w:val="both"/>
         <w:rPr>
-          <w:del w:id="672" w:author="Adam Beatty" w:date="2026-07-20T11:01:00Z" w16du:dateUtc="2026-07-20T10:01:00Z"/>
+          <w:del w:id="684" w:author="Adam Beatty" w:date="2026-07-20T11:01:00Z" w16du:dateUtc="2026-07-20T10:01:00Z"/>
           <w:rFonts w:ascii="Times New Roman" w:hAnsi="Times New Roman" w:cs="Times New Roman"/>
           <w:b/>
           <w:bCs/>
@@ -5035,7 +5127,7 @@
         <w:spacing w:after="0" w:line="360" w:lineRule="auto"/>
         <w:jc w:val="both"/>
         <w:rPr>
-          <w:del w:id="673" w:author="Adam Beatty" w:date="2026-07-20T11:01:00Z" w16du:dateUtc="2026-07-20T10:01:00Z"/>
+          <w:del w:id="685" w:author="Adam Beatty" w:date="2026-07-20T11:01:00Z" w16du:dateUtc="2026-07-20T10:01:00Z"/>
           <w:rFonts w:ascii="Times New Roman" w:hAnsi="Times New Roman" w:cs="Times New Roman"/>
           <w:b/>
           <w:bCs/>
@@ -5044,7 +5136,7 @@
           <w14:ligatures w14:val="none"/>
         </w:rPr>
       </w:pPr>
-      <w:del w:id="674" w:author="Adam Beatty" w:date="2026-07-20T11:01:00Z" w16du:dateUtc="2026-07-20T10:01:00Z">
+      <w:del w:id="686" w:author="Adam Beatty" w:date="2026-07-20T11:01:00Z" w16du:dateUtc="2026-07-20T10:01:00Z">
         <w:r>
           <w:rPr>
             <w:rFonts w:ascii="Times New Roman" w:hAnsi="Times New Roman" w:cs="Times New Roman"/>
@@ -5065,14 +5157,14 @@
         <w:ind w:left="1440"/>
         <w:jc w:val="both"/>
         <w:rPr>
-          <w:del w:id="675" w:author="Adam Beatty" w:date="2026-07-20T11:01:00Z" w16du:dateUtc="2026-07-20T10:01:00Z"/>
+          <w:del w:id="687" w:author="Adam Beatty" w:date="2026-07-20T11:01:00Z" w16du:dateUtc="2026-07-20T10:01:00Z"/>
           <w:rFonts w:ascii="Times New Roman" w:hAnsi="Times New Roman" w:cs="Times New Roman"/>
           <w:kern w:val="0"/>
           <w:lang w:eastAsia="en-GB"/>
           <w14:ligatures w14:val="none"/>
         </w:rPr>
       </w:pPr>
-      <w:del w:id="676" w:author="Adam Beatty" w:date="2026-07-20T11:01:00Z" w16du:dateUtc="2026-07-20T10:01:00Z">
+      <w:del w:id="688" w:author="Adam Beatty" w:date="2026-07-20T11:01:00Z" w16du:dateUtc="2026-07-20T10:01:00Z">
         <w:r>
           <w:rPr>
             <w:rFonts w:ascii="Times New Roman" w:hAnsi="Times New Roman" w:cs="Times New Roman"/>
@@ -5083,7 +5175